--- a/study_protocol_full.docx
+++ b/study_protocol_full.docx
@@ -26,7 +26,7 @@
         <w:t xml:space="preserve">Early-career Researchers Taskforce of the Egyptian Medical Research Challenge</w:t>
       </w:r>
     </w:p>
-    <w:bookmarkStart w:id="9" w:name="protocol-summary"/>
+    <w:bookmarkStart w:id="20" w:name="protocol-summary"/>
     <w:p>
       <w:pPr>
         <w:pStyle w:val="Heading1"/>
@@ -134,8 +134,8 @@
         <w:t xml:space="preserve">Protocol amendments: All amendments will be submitted to the IRB for approval before implementation. All amendments will be documented in a protocol amendment log containing date, description, reason, and IRB approval status.</w:t>
       </w:r>
     </w:p>
-    <w:bookmarkEnd w:id="9"/>
-    <w:bookmarkStart w:id="10" w:name="background-and-rationale"/>
+    <w:bookmarkEnd w:id="20"/>
+    <w:bookmarkStart w:id="21" w:name="background-and-rationale"/>
     <w:p>
       <w:pPr>
         <w:pStyle w:val="Heading1"/>
@@ -220,8 +220,8 @@
         <w:t xml:space="preserve">The study is designed to identify perceived and prioritized barriers and potential interventions. It will not estimate the prevalence of individual barriers, establish causal relationships between barriers and research outcomes, or measure the absolute amount of research waste in Egypt.</w:t>
       </w:r>
     </w:p>
-    <w:bookmarkEnd w:id="10"/>
-    <w:bookmarkStart w:id="11" w:name="research-question"/>
+    <w:bookmarkEnd w:id="21"/>
+    <w:bookmarkStart w:id="22" w:name="research-question"/>
     <w:p>
       <w:pPr>
         <w:pStyle w:val="Heading1"/>
@@ -238,8 +238,8 @@
         <w:t xml:space="preserve">Among stakeholders involved in medical research in Egypt, which barriers are perceived as most important in limiting the ability of early-career medical researchers to produce valid, relevant, and non-wasteful research; which barriers are considered most modifiable; and which interventions are considered sufficiently important and feasible to prioritize?</w:t>
       </w:r>
     </w:p>
-    <w:bookmarkEnd w:id="11"/>
-    <w:bookmarkStart w:id="14" w:name="objectives"/>
+    <w:bookmarkEnd w:id="22"/>
+    <w:bookmarkStart w:id="25" w:name="objectives"/>
     <w:p>
       <w:pPr>
         <w:pStyle w:val="Heading1"/>
@@ -248,7 +248,7 @@
         <w:t xml:space="preserve">Objectives</w:t>
       </w:r>
     </w:p>
-    <w:bookmarkStart w:id="12" w:name="primary-objective"/>
+    <w:bookmarkStart w:id="23" w:name="primary-objective"/>
     <w:p>
       <w:pPr>
         <w:pStyle w:val="Heading2"/>
@@ -265,8 +265,8 @@
         <w:t xml:space="preserve">To achieve consensus on the principal barriers perceived to limit early-career medical researchers’ ability to conduct valid, relevant, and high-value research in Egypt.</w:t>
       </w:r>
     </w:p>
-    <w:bookmarkEnd w:id="12"/>
-    <w:bookmarkStart w:id="13" w:name="secondary-objectives"/>
+    <w:bookmarkEnd w:id="23"/>
+    <w:bookmarkStart w:id="24" w:name="secondary-objectives"/>
     <w:p>
       <w:pPr>
         <w:pStyle w:val="Heading2"/>
@@ -335,9 +335,9 @@
         <w:t xml:space="preserve">To develop a practical, multilevel action framework for organizations responsible for medical research education, supervision, infrastructure, funding, governance, and policy in Egypt.</w:t>
       </w:r>
     </w:p>
-    <w:bookmarkEnd w:id="13"/>
-    <w:bookmarkEnd w:id="14"/>
-    <w:bookmarkStart w:id="15" w:name="conceptual-framework"/>
+    <w:bookmarkEnd w:id="24"/>
+    <w:bookmarkEnd w:id="25"/>
+    <w:bookmarkStart w:id="26" w:name="conceptual-framework"/>
     <w:p>
       <w:pPr>
         <w:pStyle w:val="Heading1"/>
@@ -762,8 +762,8 @@
         <w:t xml:space="preserve">The study will also map barriers against stages of the research lifecycle: question selection → evidence synthesis and justification → design and methods → ethics and approvals → recruitment/data collection → analysis → reporting → dissemination and implementation.</w:t>
       </w:r>
     </w:p>
-    <w:bookmarkEnd w:id="15"/>
-    <w:bookmarkStart w:id="16" w:name="key-definitions"/>
+    <w:bookmarkEnd w:id="26"/>
+    <w:bookmarkStart w:id="27" w:name="key-definitions"/>
     <w:p>
       <w:pPr>
         <w:pStyle w:val="Heading1"/>
@@ -845,8 +845,8 @@
         <w:t xml:space="preserve">Expertise: Expertise for this Delphi study is defined as demonstrable experience in conducting, supervising, supporting, funding, governing, implementing, or evaluating medical research within the Egyptian research environment.</w:t>
       </w:r>
     </w:p>
-    <w:bookmarkEnd w:id="16"/>
-    <w:bookmarkStart w:id="17" w:name="study-design"/>
+    <w:bookmarkEnd w:id="27"/>
+    <w:bookmarkStart w:id="28" w:name="study-design"/>
     <w:p>
       <w:pPr>
         <w:pStyle w:val="Heading1"/>
@@ -973,8 +973,8 @@
         <w:t xml:space="preserve">No individual participant will be shown another participant’s identity or individual responses.</w:t>
       </w:r>
     </w:p>
-    <w:bookmarkEnd w:id="17"/>
-    <w:bookmarkStart w:id="18" w:name="study-setting"/>
+    <w:bookmarkEnd w:id="28"/>
+    <w:bookmarkStart w:id="29" w:name="study-setting"/>
     <w:p>
       <w:pPr>
         <w:pStyle w:val="Heading1"/>
@@ -999,8 +999,8 @@
         <w:t xml:space="preserve">The study is not intended to produce statistically representative estimates for the Egyptian medical research workforce. Its purpose is to obtain a diverse range of informed perspectives relevant to consensus formation.</w:t>
       </w:r>
     </w:p>
-    <w:bookmarkEnd w:id="18"/>
-    <w:bookmarkStart w:id="27" w:name="participants-and-eligibility"/>
+    <w:bookmarkEnd w:id="29"/>
+    <w:bookmarkStart w:id="38" w:name="participants-and-eligibility"/>
     <w:p>
       <w:pPr>
         <w:pStyle w:val="Heading1"/>
@@ -1009,7 +1009,7 @@
         <w:t xml:space="preserve">Participants and Eligibility</w:t>
       </w:r>
     </w:p>
-    <w:bookmarkStart w:id="25" w:name="delphi-panel-eligibility"/>
+    <w:bookmarkStart w:id="36" w:name="delphi-panel-eligibility"/>
     <w:p>
       <w:pPr>
         <w:pStyle w:val="Heading2"/>
@@ -1026,7 +1026,7 @@
         <w:t xml:space="preserve">Participants must meet at least one of the following criteria:</w:t>
       </w:r>
     </w:p>
-    <w:bookmarkStart w:id="19" w:name="early-career-researchers"/>
+    <w:bookmarkStart w:id="30" w:name="early-career-researchers"/>
     <w:p>
       <w:pPr>
         <w:pStyle w:val="Heading3"/>
@@ -1059,8 +1059,8 @@
         <w:t xml:space="preserve">have participated in, planned, conducted, analyzed, written at least one research project.</w:t>
       </w:r>
     </w:p>
-    <w:bookmarkEnd w:id="19"/>
-    <w:bookmarkStart w:id="20" w:name="research-supervisors"/>
+    <w:bookmarkEnd w:id="30"/>
+    <w:bookmarkStart w:id="31" w:name="research-supervisors"/>
     <w:p>
       <w:pPr>
         <w:pStyle w:val="Heading3"/>
@@ -1093,8 +1093,8 @@
         <w:t xml:space="preserve">have current or recent experience in research supervision.</w:t>
       </w:r>
     </w:p>
-    <w:bookmarkEnd w:id="20"/>
-    <w:bookmarkStart w:id="21" w:name="research-methodologistsbiostatisticians"/>
+    <w:bookmarkEnd w:id="31"/>
+    <w:bookmarkStart w:id="32" w:name="research-methodologistsbiostatisticians"/>
     <w:p>
       <w:pPr>
         <w:pStyle w:val="Heading3"/>
@@ -1127,8 +1127,8 @@
         <w:t xml:space="preserve">have experience supporting or conducting health research.</w:t>
       </w:r>
     </w:p>
-    <w:bookmarkEnd w:id="21"/>
-    <w:bookmarkStart w:id="22" w:name="ethicsresearch-governance-participants"/>
+    <w:bookmarkEnd w:id="32"/>
+    <w:bookmarkStart w:id="33" w:name="ethicsresearch-governance-participants"/>
     <w:p>
       <w:pPr>
         <w:pStyle w:val="Heading3"/>
@@ -1149,8 +1149,8 @@
         <w:t xml:space="preserve">Be a member or former member of a research ethics committee, research office, research governance body, or comparable institutional structure.</w:t>
       </w:r>
     </w:p>
-    <w:bookmarkEnd w:id="22"/>
-    <w:bookmarkStart w:id="23" w:name="X756336328c3408203c750c6b7b015218c237dc3"/>
+    <w:bookmarkEnd w:id="33"/>
+    <w:bookmarkStart w:id="34" w:name="X756336328c3408203c750c6b7b015218c237dc3"/>
     <w:p>
       <w:pPr>
         <w:pStyle w:val="Heading3"/>
@@ -1171,8 +1171,8 @@
         <w:t xml:space="preserve">Have professional responsibility or substantial experience in medical research funding, administration, policy, capacity building, or research governance.</w:t>
       </w:r>
     </w:p>
-    <w:bookmarkEnd w:id="23"/>
-    <w:bookmarkStart w:id="24" w:name="health-system-representatives"/>
+    <w:bookmarkEnd w:id="34"/>
+    <w:bookmarkStart w:id="35" w:name="health-system-representatives"/>
     <w:p>
       <w:pPr>
         <w:pStyle w:val="Heading3"/>
@@ -1201,9 +1201,9 @@
         <w:t xml:space="preserve">Participants should have sufficient familiarity with the Egyptian research environment to provide informed judgments.</w:t>
       </w:r>
     </w:p>
-    <w:bookmarkEnd w:id="24"/>
-    <w:bookmarkEnd w:id="25"/>
-    <w:bookmarkStart w:id="26" w:name="exclusion-criteria"/>
+    <w:bookmarkEnd w:id="35"/>
+    <w:bookmarkEnd w:id="36"/>
+    <w:bookmarkStart w:id="37" w:name="exclusion-criteria"/>
     <w:p>
       <w:pPr>
         <w:pStyle w:val="Heading2"/>
@@ -1280,9 +1280,9 @@
         <w:t xml:space="preserve">have a direct conflict of interest that the steering group determines would prevent independent participation.</w:t>
       </w:r>
     </w:p>
-    <w:bookmarkEnd w:id="26"/>
-    <w:bookmarkEnd w:id="27"/>
-    <w:bookmarkStart w:id="29" w:name="panel-composition-and-sampling"/>
+    <w:bookmarkEnd w:id="37"/>
+    <w:bookmarkEnd w:id="38"/>
+    <w:bookmarkStart w:id="40" w:name="panel-composition-and-sampling"/>
     <w:p>
       <w:pPr>
         <w:pStyle w:val="Heading1"/>
@@ -1503,7 +1503,7 @@
         <w:t xml:space="preserve">The study will not use statistical weighting to make one stakeholder group numerically representative of the Egyptian research workforce. Instead, stakeholder composition and response rates will be reported transparently, and subgroup differences will be treated as exploratory unless sufficient numbers permit more formal comparison.</w:t>
       </w:r>
     </w:p>
-    <w:bookmarkStart w:id="28" w:name="recruitment-procedures"/>
+    <w:bookmarkStart w:id="39" w:name="recruitment-procedures"/>
     <w:p>
       <w:pPr>
         <w:pStyle w:val="Heading2"/>
@@ -1520,9 +1520,9 @@
         <w:t xml:space="preserve">The study team will approach participants directly by an individualized invitation. No snowball recruitment will be used. The invitation will include a brief study description, an information sheet, and a link to the electronic consent form and Round-1 questionnaire.</w:t>
       </w:r>
     </w:p>
-    <w:bookmarkEnd w:id="28"/>
-    <w:bookmarkEnd w:id="29"/>
-    <w:bookmarkStart w:id="32" w:name="item-generation"/>
+    <w:bookmarkEnd w:id="39"/>
+    <w:bookmarkEnd w:id="40"/>
+    <w:bookmarkStart w:id="43" w:name="item-generation"/>
     <w:p>
       <w:pPr>
         <w:pStyle w:val="Heading1"/>
@@ -1531,7 +1531,7 @@
         <w:t xml:space="preserve">Item Generation</w:t>
       </w:r>
     </w:p>
-    <w:bookmarkStart w:id="30" w:name="evidence-review"/>
+    <w:bookmarkStart w:id="41" w:name="evidence-review"/>
     <w:p>
       <w:pPr>
         <w:pStyle w:val="Heading2"/>
@@ -1548,8 +1548,8 @@
         <w:t xml:space="preserve">A structured narrative review of existing literature will focus on domains related to reducing research waste and increasing value with particular attention to early-career researchers and low- and middle-income settings. The review will be used to generate candidate domains and statements.</w:t>
       </w:r>
     </w:p>
-    <w:bookmarkEnd w:id="30"/>
-    <w:bookmarkStart w:id="31" w:name="development-of-the-initial-item-pool"/>
+    <w:bookmarkEnd w:id="41"/>
+    <w:bookmarkStart w:id="42" w:name="development-of-the-initial-item-pool"/>
     <w:p>
       <w:pPr>
         <w:pStyle w:val="Heading2"/>
@@ -1642,9 +1642,9 @@
         <w:t xml:space="preserve">The steering group will review the initial item pool for conceptual overlap, redundancy, ambiguity, and comprehensiveness. A record of major item additions, deletions, mergers, and wording changes will be maintained.</w:t>
       </w:r>
     </w:p>
-    <w:bookmarkEnd w:id="31"/>
-    <w:bookmarkEnd w:id="32"/>
-    <w:bookmarkStart w:id="34" w:name="delphi-questionnaire"/>
+    <w:bookmarkEnd w:id="42"/>
+    <w:bookmarkEnd w:id="43"/>
+    <w:bookmarkStart w:id="45" w:name="delphi-questionnaire"/>
     <w:p>
       <w:pPr>
         <w:pStyle w:val="Heading1"/>
@@ -1661,7 +1661,7 @@
         <w:t xml:space="preserve">The questionnaire will be designed as an electronic survey.</w:t>
       </w:r>
     </w:p>
-    <w:bookmarkStart w:id="33" w:name="barrier-ratings"/>
+    <w:bookmarkStart w:id="44" w:name="barrier-ratings"/>
     <w:p>
       <w:pPr>
         <w:pStyle w:val="Heading2"/>
@@ -1734,9 +1734,9 @@
         <w:t xml:space="preserve">response where appropriate. Such responses will not be included in the denominator for consensus calculations.</w:t>
       </w:r>
     </w:p>
-    <w:bookmarkEnd w:id="33"/>
-    <w:bookmarkEnd w:id="34"/>
-    <w:bookmarkStart w:id="35" w:name="delphi-round-1"/>
+    <w:bookmarkEnd w:id="44"/>
+    <w:bookmarkEnd w:id="45"/>
+    <w:bookmarkStart w:id="46" w:name="delphi-round-1"/>
     <w:p>
       <w:pPr>
         <w:pStyle w:val="Heading1"/>
@@ -1829,8 +1829,8 @@
         <w:t xml:space="preserve">Round 1 will remain open for approximately 2–3 weeks, with one or two reminders.</w:t>
       </w:r>
     </w:p>
-    <w:bookmarkEnd w:id="35"/>
-    <w:bookmarkStart w:id="39" w:name="round-1-item-handling"/>
+    <w:bookmarkEnd w:id="46"/>
+    <w:bookmarkStart w:id="50" w:name="round-1-item-handling"/>
     <w:p>
       <w:pPr>
         <w:pStyle w:val="Heading1"/>
@@ -1847,7 +1847,7 @@
         <w:t xml:space="preserve">The following rules will be applied before Round 2:</w:t>
       </w:r>
     </w:p>
-    <w:bookmarkStart w:id="36" w:name="retain"/>
+    <w:bookmarkStart w:id="47" w:name="retain"/>
     <w:p>
       <w:pPr>
         <w:pStyle w:val="Heading3"/>
@@ -1864,8 +1864,8 @@
         <w:t xml:space="preserve">Items meeting the predefined importance-consensus criterion will be retained.</w:t>
       </w:r>
     </w:p>
-    <w:bookmarkEnd w:id="36"/>
-    <w:bookmarkStart w:id="37" w:name="revise"/>
+    <w:bookmarkEnd w:id="47"/>
+    <w:bookmarkStart w:id="48" w:name="revise"/>
     <w:p>
       <w:pPr>
         <w:pStyle w:val="Heading3"/>
@@ -1882,8 +1882,8 @@
         <w:t xml:space="preserve">Items that do not reach consensus but are potentially important, ambiguous, or substantially modified following panel comments may be revised and presented in Round 2. Material wording changes will be documented.</w:t>
       </w:r>
     </w:p>
-    <w:bookmarkEnd w:id="37"/>
-    <w:bookmarkStart w:id="38" w:name="remove"/>
+    <w:bookmarkEnd w:id="48"/>
+    <w:bookmarkStart w:id="49" w:name="remove"/>
     <w:p>
       <w:pPr>
         <w:pStyle w:val="Heading3"/>
@@ -1908,9 +1908,9 @@
         <w:t xml:space="preserve">The steering group will not create or remove items after seeing Round-2 results.</w:t>
       </w:r>
     </w:p>
-    <w:bookmarkEnd w:id="38"/>
-    <w:bookmarkEnd w:id="39"/>
-    <w:bookmarkStart w:id="40" w:name="delphi-round-2"/>
+    <w:bookmarkEnd w:id="49"/>
+    <w:bookmarkEnd w:id="50"/>
+    <w:bookmarkStart w:id="51" w:name="delphi-round-2"/>
     <w:p>
       <w:pPr>
         <w:pStyle w:val="Heading1"/>
@@ -2059,8 +2059,8 @@
         <w:t xml:space="preserve">The Round-2 questionnaire will remain open for approximately 2–3 weeks, with one or two reminders.</w:t>
       </w:r>
     </w:p>
-    <w:bookmarkEnd w:id="40"/>
-    <w:bookmarkStart w:id="45" w:name="consensus-definitions"/>
+    <w:bookmarkEnd w:id="51"/>
+    <w:bookmarkStart w:id="56" w:name="consensus-definitions"/>
     <w:p>
       <w:pPr>
         <w:pStyle w:val="Heading1"/>
@@ -2077,7 +2077,7 @@
         <w:t xml:space="preserve">Consensus criteria will be specified before Round 1 and will not be changed in response to the observed results.</w:t>
       </w:r>
     </w:p>
-    <w:bookmarkStart w:id="41" w:name="important-barrier"/>
+    <w:bookmarkStart w:id="52" w:name="important-barrier"/>
     <w:p>
       <w:pPr>
         <w:pStyle w:val="Heading2"/>
@@ -2154,8 +2154,8 @@
         <w:t xml:space="preserve">Consensus that a barrier is not important will be defined as median ≤3 and ≥75% of ratings between 1 and 3.</w:t>
       </w:r>
     </w:p>
-    <w:bookmarkEnd w:id="41"/>
-    <w:bookmarkStart w:id="42" w:name="highly-modifiable-barrier"/>
+    <w:bookmarkEnd w:id="52"/>
+    <w:bookmarkStart w:id="53" w:name="highly-modifiable-barrier"/>
     <w:p>
       <w:pPr>
         <w:pStyle w:val="Heading2"/>
@@ -2224,8 +2224,8 @@
         <w:t xml:space="preserve">≥75% of valid ratings are 7–9.</w:t>
       </w:r>
     </w:p>
-    <w:bookmarkEnd w:id="42"/>
-    <w:bookmarkStart w:id="43" w:name="high-priority-intervention"/>
+    <w:bookmarkEnd w:id="53"/>
+    <w:bookmarkStart w:id="54" w:name="high-priority-intervention"/>
     <w:p>
       <w:pPr>
         <w:pStyle w:val="Heading2"/>
@@ -2314,8 +2314,8 @@
         <w:t xml:space="preserve">The slightly lower feasibility threshold is intentional because interventions can be highly desirable while not being uniformly perceived as feasible.</w:t>
       </w:r>
     </w:p>
-    <w:bookmarkEnd w:id="43"/>
-    <w:bookmarkStart w:id="44" w:name="persistent-disagreement"/>
+    <w:bookmarkEnd w:id="54"/>
+    <w:bookmarkStart w:id="55" w:name="persistent-disagreement"/>
     <w:p>
       <w:pPr>
         <w:pStyle w:val="Heading2"/>
@@ -2348,9 +2348,9 @@
         <w:t xml:space="preserve">rather than being forced into a priority category. Where the distribution suggests meaningful polarization between stakeholder groups, this will be reported as stakeholder disagreement rather than treated as study failure.</w:t>
       </w:r>
     </w:p>
-    <w:bookmarkEnd w:id="44"/>
-    <w:bookmarkEnd w:id="45"/>
-    <w:bookmarkStart w:id="46" w:name="feedback-and-anonymity"/>
+    <w:bookmarkEnd w:id="55"/>
+    <w:bookmarkEnd w:id="56"/>
+    <w:bookmarkStart w:id="57" w:name="feedback-and-anonymity"/>
     <w:p>
       <w:pPr>
         <w:pStyle w:val="Heading1"/>
@@ -2375,8 +2375,8 @@
         <w:t xml:space="preserve">Participants will not be anonymous to the designated members of the research team responsible for consent, round linkage, and data management. These members will have access to the contact file and the linkage identifier for the purpose of managing the study. The research team will maintain a separate contact file for round linkage. The linkage identifier will not be included in analytic datasets used for reporting.</w:t>
       </w:r>
     </w:p>
-    <w:bookmarkEnd w:id="46"/>
-    <w:bookmarkStart w:id="47" w:name="panel-attrition-and-response-monitoring"/>
+    <w:bookmarkEnd w:id="57"/>
+    <w:bookmarkStart w:id="58" w:name="panel-attrition-and-response-monitoring"/>
     <w:p>
       <w:pPr>
         <w:pStyle w:val="Heading1"/>
@@ -2445,8 +2445,8 @@
         <w:t xml:space="preserve">Participants who do not complete Round 1 will not be included in Round 2. Participants who complete Round 1 but do not complete Round 2 will contribute their Round-1 data to Round-1 analyses but will not contribute to Round-2 consensus calculations.</w:t>
       </w:r>
     </w:p>
-    <w:bookmarkEnd w:id="47"/>
-    <w:bookmarkStart w:id="48" w:name="data-management"/>
+    <w:bookmarkEnd w:id="58"/>
+    <w:bookmarkStart w:id="59" w:name="data-management"/>
     <w:p>
       <w:pPr>
         <w:pStyle w:val="Heading1"/>
@@ -2547,8 +2547,8 @@
         <w:t xml:space="preserve">Data will be retained for seven years after study completion in accordance with applicable institutional policy, after which identifiable linkage files will be securely destroyed and research data retained or destroyed according to institutional requirements.</w:t>
       </w:r>
     </w:p>
-    <w:bookmarkEnd w:id="48"/>
-    <w:bookmarkStart w:id="52" w:name="statistical-analysis"/>
+    <w:bookmarkEnd w:id="59"/>
+    <w:bookmarkStart w:id="63" w:name="statistical-analysis"/>
     <w:p>
       <w:pPr>
         <w:pStyle w:val="Heading1"/>
@@ -2695,7 +2695,7 @@
         <w:t xml:space="preserve">). The exact versions used will be recorded in the analysis log.</w:t>
       </w:r>
     </w:p>
-    <w:bookmarkStart w:id="49" w:name="change-between-rounds"/>
+    <w:bookmarkStart w:id="60" w:name="change-between-rounds"/>
     <w:p>
       <w:pPr>
         <w:pStyle w:val="Heading2"/>
@@ -2712,8 +2712,8 @@
         <w:t xml:space="preserve">For retained items, Round-1 and Round-2 distributions will be compared descriptively using changes in median, IQR, and percentage agreement. The analysis will emphasize movement toward or away from consensus rather than statistical significance testing.</w:t>
       </w:r>
     </w:p>
-    <w:bookmarkEnd w:id="49"/>
-    <w:bookmarkStart w:id="50" w:name="subgroup-analysis"/>
+    <w:bookmarkEnd w:id="60"/>
+    <w:bookmarkStart w:id="61" w:name="subgroup-analysis"/>
     <w:p>
       <w:pPr>
         <w:pStyle w:val="Heading2"/>
@@ -2794,8 +2794,8 @@
         <w:t xml:space="preserve">Stakeholder-group analyses will be reported only when at least five participants from that stakeholder category provide valid ratings. A valid rating is a response within the prespecified 1–9 scale, excluding blank responses and “cannot judge/insufficient experience” responses where applicable.</w:t>
       </w:r>
     </w:p>
-    <w:bookmarkEnd w:id="50"/>
-    <w:bookmarkStart w:id="51" w:name="sensitivity-analyses"/>
+    <w:bookmarkEnd w:id="61"/>
+    <w:bookmarkStart w:id="62" w:name="sensitivity-analyses"/>
     <w:p>
       <w:pPr>
         <w:pStyle w:val="Heading2"/>
@@ -2856,9 +2856,9 @@
         <w:t xml:space="preserve">These analyses will be prespecified before the final analysis where feasible.</w:t>
       </w:r>
     </w:p>
-    <w:bookmarkEnd w:id="51"/>
-    <w:bookmarkEnd w:id="52"/>
-    <w:bookmarkStart w:id="59" w:name="bias-and-methodological-considerations"/>
+    <w:bookmarkEnd w:id="62"/>
+    <w:bookmarkEnd w:id="63"/>
+    <w:bookmarkStart w:id="70" w:name="bias-and-methodological-considerations"/>
     <w:p>
       <w:pPr>
         <w:pStyle w:val="Heading1"/>
@@ -2867,7 +2867,7 @@
         <w:t xml:space="preserve">Bias and Methodological Considerations</w:t>
       </w:r>
     </w:p>
-    <w:bookmarkStart w:id="53" w:name="selection-bias"/>
+    <w:bookmarkStart w:id="64" w:name="selection-bias"/>
     <w:p>
       <w:pPr>
         <w:pStyle w:val="Heading2"/>
@@ -2892,8 +2892,8 @@
         <w:t xml:space="preserve">Response rates will be reported by stakeholder group where possible.</w:t>
       </w:r>
     </w:p>
-    <w:bookmarkEnd w:id="53"/>
-    <w:bookmarkStart w:id="54" w:name="Xe9d5539a731f267fca08449f3f1f8a78fbacf58"/>
+    <w:bookmarkEnd w:id="64"/>
+    <w:bookmarkStart w:id="65" w:name="Xe9d5539a731f267fca08449f3f1f8a78fbacf58"/>
     <w:p>
       <w:pPr>
         <w:pStyle w:val="Heading2"/>
@@ -2910,8 +2910,8 @@
         <w:t xml:space="preserve">Because junior researchers may be supervised by senior panelists, perceived hierarchy could affect participation or responses. Invitations and surveys will emphasize independence, anonymity, and the absence of academic consequences from participation or non-participation.</w:t>
       </w:r>
     </w:p>
-    <w:bookmarkEnd w:id="54"/>
-    <w:bookmarkStart w:id="55" w:name="dominance-bias"/>
+    <w:bookmarkEnd w:id="65"/>
+    <w:bookmarkStart w:id="66" w:name="dominance-bias"/>
     <w:p>
       <w:pPr>
         <w:pStyle w:val="Heading2"/>
@@ -2928,8 +2928,8 @@
         <w:t xml:space="preserve">The anonymous electronic Delphi format will reduce the opportunity for senior or highly prominent participants to dominate the views of others.</w:t>
       </w:r>
     </w:p>
-    <w:bookmarkEnd w:id="55"/>
-    <w:bookmarkStart w:id="56" w:name="attrition-bias"/>
+    <w:bookmarkEnd w:id="66"/>
+    <w:bookmarkStart w:id="67" w:name="attrition-bias"/>
     <w:p>
       <w:pPr>
         <w:pStyle w:val="Heading2"/>
@@ -2946,8 +2946,8 @@
         <w:t xml:space="preserve">Loss of participants between rounds may alter the final consensus. Attrition will therefore be reported by stakeholder group and considered when interpreting the findings.</w:t>
       </w:r>
     </w:p>
-    <w:bookmarkEnd w:id="56"/>
-    <w:bookmarkStart w:id="57" w:name="framing-bias"/>
+    <w:bookmarkEnd w:id="67"/>
+    <w:bookmarkStart w:id="68" w:name="framing-bias"/>
     <w:p>
       <w:pPr>
         <w:pStyle w:val="Heading2"/>
@@ -2964,8 +2964,8 @@
         <w:t xml:space="preserve">Because the initial item pool is informed by prior evidence and the investigators’ conceptual framework, some relevant barriers may be underrepresented.</w:t>
       </w:r>
     </w:p>
-    <w:bookmarkEnd w:id="57"/>
-    <w:bookmarkStart w:id="58" w:name="steering-group-influence"/>
+    <w:bookmarkEnd w:id="68"/>
+    <w:bookmarkStart w:id="69" w:name="steering-group-influence"/>
     <w:p>
       <w:pPr>
         <w:pStyle w:val="Heading2"/>
@@ -2982,9 +2982,9 @@
         <w:t xml:space="preserve">All item additions, revisions, and removals will be documented. Predefined rules will be used to minimize post hoc manipulation of item status.</w:t>
       </w:r>
     </w:p>
-    <w:bookmarkEnd w:id="58"/>
-    <w:bookmarkEnd w:id="59"/>
-    <w:bookmarkStart w:id="65" w:name="ethical-considerations-and-governance"/>
+    <w:bookmarkEnd w:id="69"/>
+    <w:bookmarkEnd w:id="70"/>
+    <w:bookmarkStart w:id="76" w:name="ethical-considerations-and-governance"/>
     <w:p>
       <w:pPr>
         <w:pStyle w:val="Heading1"/>
@@ -3001,7 +3001,7 @@
         <w:t xml:space="preserve">Ethical approval will be sought from the Institutional Review Board (IRB) of the Faculty of Medicine, MTI University.</w:t>
       </w:r>
     </w:p>
-    <w:bookmarkStart w:id="60" w:name="informed-consent"/>
+    <w:bookmarkStart w:id="71" w:name="informed-consent"/>
     <w:p>
       <w:pPr>
         <w:pStyle w:val="Heading2"/>
@@ -3162,8 +3162,8 @@
         <w:t xml:space="preserve">Participants may withdraw at any time before submission. After submission, participants may request removal of their data until the dataset has been de-identified, locked, or incorporated into aggregate analyses, after which individual responses may no longer be identifiable or removable. The information sheet will state the applicable withdrawal deadline and procedure.</w:t>
       </w:r>
     </w:p>
-    <w:bookmarkEnd w:id="60"/>
-    <w:bookmarkStart w:id="61" w:name="confidentiality"/>
+    <w:bookmarkEnd w:id="71"/>
+    <w:bookmarkStart w:id="72" w:name="confidentiality"/>
     <w:p>
       <w:pPr>
         <w:pStyle w:val="Heading2"/>
@@ -3188,8 +3188,8 @@
         <w:t xml:space="preserve">Findings will be reported in aggregate form. No individual participant, supervisor, department, or institution will be identifiable in the published results unless explicit permission is obtained and the information is clearly non-sensitive.</w:t>
       </w:r>
     </w:p>
-    <w:bookmarkEnd w:id="61"/>
-    <w:bookmarkStart w:id="62" w:name="protection-of-junior-participants"/>
+    <w:bookmarkEnd w:id="72"/>
+    <w:bookmarkStart w:id="73" w:name="protection-of-junior-participants"/>
     <w:p>
       <w:pPr>
         <w:pStyle w:val="Heading2"/>
@@ -3266,8 +3266,8 @@
         <w:t xml:space="preserve">participants will not be asked to discuss identifiable supervisory conflicts.</w:t>
       </w:r>
     </w:p>
-    <w:bookmarkEnd w:id="62"/>
-    <w:bookmarkStart w:id="63" w:name="risks-and-benefits"/>
+    <w:bookmarkEnd w:id="73"/>
+    <w:bookmarkStart w:id="74" w:name="risks-and-benefits"/>
     <w:p>
       <w:pPr>
         <w:pStyle w:val="Heading2"/>
@@ -3300,8 +3300,8 @@
         <w:t xml:space="preserve">There may be no direct personal benefit to participants. The anticipated societal and professional benefit is improved understanding of barriers to valid, relevant, and high-value medical research and development of practical interventions to address them.</w:t>
       </w:r>
     </w:p>
-    <w:bookmarkEnd w:id="63"/>
-    <w:bookmarkStart w:id="64" w:name="compensation-and-reimbursement"/>
+    <w:bookmarkEnd w:id="74"/>
+    <w:bookmarkStart w:id="75" w:name="compensation-and-reimbursement"/>
     <w:p>
       <w:pPr>
         <w:pStyle w:val="Heading2"/>
@@ -3318,9 +3318,9 @@
         <w:t xml:space="preserve">Participants will not receive financial compensation. No reimbursement is anticipated because participation is remote.</w:t>
       </w:r>
     </w:p>
-    <w:bookmarkEnd w:id="64"/>
-    <w:bookmarkEnd w:id="65"/>
-    <w:bookmarkStart w:id="66" w:name="conflicts-of-interest"/>
+    <w:bookmarkEnd w:id="75"/>
+    <w:bookmarkEnd w:id="76"/>
+    <w:bookmarkStart w:id="77" w:name="conflicts-of-interest"/>
     <w:p>
       <w:pPr>
         <w:pStyle w:val="Heading1"/>
@@ -3353,8 +3353,8 @@
         <w:t xml:space="preserve">Participants will be asked to declare relevant conflicts where appropriate.</w:t>
       </w:r>
     </w:p>
-    <w:bookmarkEnd w:id="66"/>
-    <w:bookmarkStart w:id="67" w:name="protocol-registration-and-amendments"/>
+    <w:bookmarkEnd w:id="77"/>
+    <w:bookmarkStart w:id="78" w:name="protocol-registration-and-amendments"/>
     <w:p>
       <w:pPr>
         <w:pStyle w:val="Heading1"/>
@@ -3387,8 +3387,8 @@
         <w:t xml:space="preserve">Any substantive amendment affecting participant eligibility, item-generation procedures, consensus definitions, number of rounds, or primary outcomes will be documented with the date, rationale, and potential effect on interpretation. Ethical approval will be obtained for amendments where required.</w:t>
       </w:r>
     </w:p>
-    <w:bookmarkEnd w:id="67"/>
-    <w:bookmarkStart w:id="68" w:name="quality-assurance"/>
+    <w:bookmarkEnd w:id="78"/>
+    <w:bookmarkStart w:id="79" w:name="quality-assurance"/>
     <w:p>
       <w:pPr>
         <w:pStyle w:val="Heading1"/>
@@ -3557,8 +3557,8 @@
         <w:t xml:space="preserve">and final item disposition.</w:t>
       </w:r>
     </w:p>
-    <w:bookmarkEnd w:id="68"/>
-    <w:bookmarkStart w:id="69" w:name="expected-outputs"/>
+    <w:bookmarkEnd w:id="79"/>
+    <w:bookmarkStart w:id="80" w:name="expected-outputs"/>
     <w:p>
       <w:pPr>
         <w:pStyle w:val="Heading1"/>
@@ -3835,8 +3835,8 @@
         <w:t xml:space="preserve">, not empirically proven causal interventions. Implementation and effectiveness of individual interventions will require subsequent evaluation.</w:t>
       </w:r>
     </w:p>
-    <w:bookmarkEnd w:id="69"/>
-    <w:bookmarkStart w:id="70" w:name="funding-and-sponsorship"/>
+    <w:bookmarkEnd w:id="80"/>
+    <w:bookmarkStart w:id="81" w:name="funding-and-sponsorship"/>
     <w:p>
       <w:pPr>
         <w:pStyle w:val="Heading1"/>
@@ -3853,8 +3853,8 @@
         <w:t xml:space="preserve">The study is investigator-initiated and unfunded.</w:t>
       </w:r>
     </w:p>
-    <w:bookmarkEnd w:id="70"/>
-    <w:bookmarkStart w:id="71" w:name="data-availability-and-open-science"/>
+    <w:bookmarkEnd w:id="81"/>
+    <w:bookmarkStart w:id="82" w:name="data-availability-and-open-science"/>
     <w:p>
       <w:pPr>
         <w:pStyle w:val="Heading1"/>
@@ -3879,8 +3879,8 @@
         <w:t xml:space="preserve">De-identified aggregate Delphi data, the final questionnaire, item-development documentation, and analytic code will be shared in OSF, subject to ethics approval, participant consent, institutional policy, and protection against deductive identification of participants or institutions.</w:t>
       </w:r>
     </w:p>
-    <w:bookmarkEnd w:id="71"/>
-    <w:bookmarkStart w:id="72" w:name="stakeholder-validation"/>
+    <w:bookmarkEnd w:id="82"/>
+    <w:bookmarkStart w:id="83" w:name="stakeholder-validation"/>
     <w:p>
       <w:pPr>
         <w:pStyle w:val="Heading1"/>
@@ -3973,8 +3973,8 @@
         <w:t xml:space="preserve">Any changes arising from the validation workshop will be clearly distinguished from the formal Delphi consensus results.</w:t>
       </w:r>
     </w:p>
-    <w:bookmarkEnd w:id="72"/>
-    <w:bookmarkStart w:id="73" w:name="timeline"/>
+    <w:bookmarkEnd w:id="83"/>
+    <w:bookmarkStart w:id="84" w:name="timeline"/>
     <w:p>
       <w:pPr>
         <w:pStyle w:val="Heading1"/>
@@ -4238,8 +4238,8 @@
         </w:tc>
       </w:tr>
     </w:tbl>
-    <w:bookmarkEnd w:id="73"/>
-    <w:bookmarkStart w:id="74" w:name="dissemination"/>
+    <w:bookmarkEnd w:id="84"/>
+    <w:bookmarkStart w:id="85" w:name="dissemination"/>
     <w:p>
       <w:pPr>
         <w:pStyle w:val="Heading1"/>
@@ -4348,8 +4348,8 @@
         <w:t xml:space="preserve">recommendations that require subsequent empirical evaluation.</w:t>
       </w:r>
     </w:p>
-    <w:bookmarkEnd w:id="74"/>
-    <w:bookmarkStart w:id="75" w:name="limitations"/>
+    <w:bookmarkEnd w:id="85"/>
+    <w:bookmarkStart w:id="86" w:name="limitations"/>
     <w:p>
       <w:pPr>
         <w:pStyle w:val="Heading1"/>
@@ -4414,8 +4414,8 @@
         <w:t xml:space="preserve">Finally, the intervention framework generated by this study will require subsequent implementation research and evaluation to determine whether prioritized interventions actually improve research validity, value, efficiency, or dissemination.</w:t>
       </w:r>
     </w:p>
-    <w:bookmarkEnd w:id="75"/>
-    <w:bookmarkStart w:id="76" w:name="analysis-and-interpretation-framework"/>
+    <w:bookmarkEnd w:id="86"/>
+    <w:bookmarkStart w:id="87" w:name="analysis-and-interpretation-framework"/>
     <w:p>
       <w:pPr>
         <w:pStyle w:val="Heading1"/>
@@ -4440,8 +4440,8 @@
         <w:t xml:space="preserve">Consensus results will only be interpreted if at least three stakeholder categories are represented and no single stakeholder group contributes more than 60% of all valid responses. If this condition is not met, overall consensus results will be reported descriptively but will be labeled as limited in representativeness and will not be used to support the full multilevel action framework.</w:t>
       </w:r>
     </w:p>
-    <w:bookmarkEnd w:id="76"/>
-    <w:bookmarkStart w:id="81" w:name="appendices"/>
+    <w:bookmarkEnd w:id="87"/>
+    <w:bookmarkStart w:id="92" w:name="appendices"/>
     <w:p>
       <w:pPr>
         <w:pStyle w:val="Heading1"/>
@@ -4450,7 +4450,7 @@
         <w:t xml:space="preserve">Appendices</w:t>
       </w:r>
     </w:p>
-    <w:bookmarkStart w:id="77" w:name="investigators-and-roles"/>
+    <w:bookmarkStart w:id="88" w:name="investigators-and-roles"/>
     <w:p>
       <w:pPr>
         <w:pStyle w:val="Heading2"/>
@@ -4547,8 +4547,8 @@
         <w:t xml:space="preserve">Prof. Mohey El-Banna (Dean, Faculty of Medicine, MTI University) will lead a multidisciplinary steering group representing early-career researchers, research supervisors, research-methodology experts, and institutional research leadership. The group will oversee protocol development, item generation, panel recruitment, questionnaire piloting, interpretation of Delphi findings, and preparation of the final priority framework. To protect participant confidentiality, steering-group members will not have access to identifiable individual responses or to response status linked to named individuals during the consensus process. Recruitment and reminders will be managed by designated research staff who have no supervisory relationship with potential participants.</w:t>
       </w:r>
     </w:p>
-    <w:bookmarkEnd w:id="77"/>
-    <w:bookmarkStart w:id="78" w:name="appendix-1.-proposed-barrier-domains"/>
+    <w:bookmarkEnd w:id="88"/>
+    <w:bookmarkStart w:id="89" w:name="appendix-1.-proposed-barrier-domains"/>
     <w:p>
       <w:pPr>
         <w:pStyle w:val="Heading2"/>
@@ -4761,8 +4761,8 @@
         <w:t xml:space="preserve">National research policy and infrastructure</w:t>
       </w:r>
     </w:p>
-    <w:bookmarkEnd w:id="78"/>
-    <w:bookmarkStart w:id="79" w:name="Xe0a1a1cef9d9b27590d18caae8a9de54c832d0a"/>
+    <w:bookmarkEnd w:id="89"/>
+    <w:bookmarkStart w:id="90" w:name="Xe0a1a1cef9d9b27590d18caae8a9de54c832d0a"/>
     <w:p>
       <w:pPr>
         <w:pStyle w:val="Heading2"/>
@@ -4951,8 +4951,8 @@
         <w:t xml:space="preserve">Mechanisms for dissemination and uptake of research findings</w:t>
       </w:r>
     </w:p>
-    <w:bookmarkEnd w:id="79"/>
-    <w:bookmarkStart w:id="80" w:name="X4c722202d6367c528c2bccc24c524140be283eb"/>
+    <w:bookmarkEnd w:id="90"/>
+    <w:bookmarkStart w:id="91" w:name="X4c722202d6367c528c2bccc24c524140be283eb"/>
     <w:p>
       <w:pPr>
         <w:pStyle w:val="Heading2"/>
@@ -5137,9 +5137,9 @@
         <w:t xml:space="preserve">and documented protocol deviations.</w:t>
       </w:r>
     </w:p>
-    <w:bookmarkEnd w:id="80"/>
-    <w:bookmarkEnd w:id="81"/>
-    <w:bookmarkStart w:id="82" w:name="reporting-standards"/>
+    <w:bookmarkEnd w:id="91"/>
+    <w:bookmarkEnd w:id="92"/>
+    <w:bookmarkStart w:id="93" w:name="reporting-standards"/>
     <w:p>
       <w:pPr>
         <w:pStyle w:val="Heading1"/>
@@ -5170,8 +5170,8 @@
         <w:t xml:space="preserve">[10]</w:t>
       </w:r>
     </w:p>
-    <w:bookmarkEnd w:id="82"/>
-    <w:bookmarkStart w:id="104" w:name="references"/>
+    <w:bookmarkEnd w:id="93"/>
+    <w:bookmarkStart w:id="115" w:name="references"/>
     <w:p>
       <w:pPr>
         <w:pStyle w:val="Heading1"/>
@@ -5180,8 +5180,8 @@
         <w:t xml:space="preserve">References</w:t>
       </w:r>
     </w:p>
-    <w:bookmarkStart w:id="103" w:name="refs"/>
-    <w:bookmarkStart w:id="84" w:name="ref-chalmers2009"/>
+    <w:bookmarkStart w:id="114" w:name="refs"/>
+    <w:bookmarkStart w:id="95" w:name="ref-chalmers2009"/>
     <w:p>
       <w:pPr>
         <w:pStyle w:val="Bibliography"/>
@@ -5192,7 +5192,7 @@
       <w:r>
         <w:t xml:space="preserve"> </w:t>
       </w:r>
-      <w:hyperlink r:id="rId83">
+      <w:hyperlink r:id="rId94">
         <w:r>
           <w:rPr>
             <w:rStyle w:val="Hyperlink"/>
@@ -5204,8 +5204,8 @@
         <w:t xml:space="preserve">. The Lancet. 2009;374:86–9.</w:t>
       </w:r>
     </w:p>
-    <w:bookmarkEnd w:id="84"/>
-    <w:bookmarkStart w:id="86" w:name="ref-glaziou2018"/>
+    <w:bookmarkEnd w:id="95"/>
+    <w:bookmarkStart w:id="97" w:name="ref-glaziou2018"/>
     <w:p>
       <w:pPr>
         <w:pStyle w:val="Bibliography"/>
@@ -5216,7 +5216,7 @@
       <w:r>
         <w:t xml:space="preserve"> </w:t>
       </w:r>
-      <w:hyperlink r:id="rId85">
+      <w:hyperlink r:id="rId96">
         <w:r>
           <w:rPr>
             <w:rStyle w:val="Hyperlink"/>
@@ -5228,8 +5228,8 @@
         <w:t xml:space="preserve">. BMJ. 2018;363:k4645.</w:t>
       </w:r>
     </w:p>
-    <w:bookmarkEnd w:id="86"/>
-    <w:bookmarkStart w:id="88" w:name="ref-moher2016"/>
+    <w:bookmarkEnd w:id="97"/>
+    <w:bookmarkStart w:id="99" w:name="ref-moher2016"/>
     <w:p>
       <w:pPr>
         <w:pStyle w:val="Bibliography"/>
@@ -5240,7 +5240,7 @@
       <w:r>
         <w:t xml:space="preserve"> </w:t>
       </w:r>
-      <w:hyperlink r:id="rId87">
+      <w:hyperlink r:id="rId98">
         <w:r>
           <w:rPr>
             <w:rStyle w:val="Hyperlink"/>
@@ -5252,8 +5252,8 @@
         <w:t xml:space="preserve"> The Lancet. 2016;387:1573–86.</w:t>
       </w:r>
     </w:p>
-    <w:bookmarkEnd w:id="88"/>
-    <w:bookmarkStart w:id="90" w:name="ref-chalmers2014"/>
+    <w:bookmarkEnd w:id="99"/>
+    <w:bookmarkStart w:id="101" w:name="ref-chalmers2014"/>
     <w:p>
       <w:pPr>
         <w:pStyle w:val="Bibliography"/>
@@ -5264,7 +5264,7 @@
       <w:r>
         <w:t xml:space="preserve"> </w:t>
       </w:r>
-      <w:hyperlink r:id="rId89">
+      <w:hyperlink r:id="rId100">
         <w:r>
           <w:rPr>
             <w:rStyle w:val="Hyperlink"/>
@@ -5273,8 +5273,8 @@
         </w:r>
       </w:hyperlink>
     </w:p>
-    <w:bookmarkEnd w:id="90"/>
-    <w:bookmarkStart w:id="92" w:name="ref-ioannidis2014"/>
+    <w:bookmarkEnd w:id="101"/>
+    <w:bookmarkStart w:id="103" w:name="ref-ioannidis2014"/>
     <w:p>
       <w:pPr>
         <w:pStyle w:val="Bibliography"/>
@@ -5285,7 +5285,7 @@
       <w:r>
         <w:t xml:space="preserve"> </w:t>
       </w:r>
-      <w:hyperlink r:id="rId91">
+      <w:hyperlink r:id="rId102">
         <w:r>
           <w:rPr>
             <w:rStyle w:val="Hyperlink"/>
@@ -5294,8 +5294,8 @@
         </w:r>
       </w:hyperlink>
     </w:p>
-    <w:bookmarkEnd w:id="92"/>
-    <w:bookmarkStart w:id="94" w:name="ref-salman2014"/>
+    <w:bookmarkEnd w:id="103"/>
+    <w:bookmarkStart w:id="105" w:name="ref-salman2014"/>
     <w:p>
       <w:pPr>
         <w:pStyle w:val="Bibliography"/>
@@ -5306,7 +5306,7 @@
       <w:r>
         <w:t xml:space="preserve"> </w:t>
       </w:r>
-      <w:hyperlink r:id="rId93">
+      <w:hyperlink r:id="rId104">
         <w:r>
           <w:rPr>
             <w:rStyle w:val="Hyperlink"/>
@@ -5315,8 +5315,8 @@
         </w:r>
       </w:hyperlink>
     </w:p>
-    <w:bookmarkEnd w:id="94"/>
-    <w:bookmarkStart w:id="96" w:name="ref-jorm2025"/>
+    <w:bookmarkEnd w:id="105"/>
+    <w:bookmarkStart w:id="107" w:name="ref-jorm2025"/>
     <w:p>
       <w:pPr>
         <w:pStyle w:val="Bibliography"/>
@@ -5327,7 +5327,7 @@
       <w:r>
         <w:t xml:space="preserve"> </w:t>
       </w:r>
-      <w:hyperlink r:id="rId95">
+      <w:hyperlink r:id="rId106">
         <w:r>
           <w:rPr>
             <w:rStyle w:val="Hyperlink"/>
@@ -5336,8 +5336,8 @@
         </w:r>
       </w:hyperlink>
     </w:p>
-    <w:bookmarkEnd w:id="96"/>
-    <w:bookmarkStart w:id="98" w:name="ref-RStudio2026"/>
+    <w:bookmarkEnd w:id="107"/>
+    <w:bookmarkStart w:id="109" w:name="ref-RStudio2026"/>
     <w:p>
       <w:pPr>
         <w:pStyle w:val="Bibliography"/>
@@ -5348,7 +5348,7 @@
       <w:r>
         <w:t xml:space="preserve"> </w:t>
       </w:r>
-      <w:hyperlink r:id="rId97">
+      <w:hyperlink r:id="rId108">
         <w:r>
           <w:rPr>
             <w:rStyle w:val="Hyperlink"/>
@@ -5357,8 +5357,8 @@
         </w:r>
       </w:hyperlink>
     </w:p>
-    <w:bookmarkEnd w:id="98"/>
-    <w:bookmarkStart w:id="100" w:name="ref-RCoreTeam2026"/>
+    <w:bookmarkEnd w:id="109"/>
+    <w:bookmarkStart w:id="111" w:name="ref-RCoreTeam2026"/>
     <w:p>
       <w:pPr>
         <w:pStyle w:val="Bibliography"/>
@@ -5369,7 +5369,7 @@
       <w:r>
         <w:t xml:space="preserve"> </w:t>
       </w:r>
-      <w:hyperlink r:id="rId99">
+      <w:hyperlink r:id="rId110">
         <w:r>
           <w:rPr>
             <w:rStyle w:val="Hyperlink"/>
@@ -5378,8 +5378,8 @@
         </w:r>
       </w:hyperlink>
     </w:p>
-    <w:bookmarkEnd w:id="100"/>
-    <w:bookmarkStart w:id="102" w:name="ref-gattrell2024"/>
+    <w:bookmarkEnd w:id="111"/>
+    <w:bookmarkStart w:id="113" w:name="ref-gattrell2024"/>
     <w:p>
       <w:pPr>
         <w:pStyle w:val="Bibliography"/>
@@ -5390,7 +5390,7 @@
       <w:r>
         <w:t xml:space="preserve"> </w:t>
       </w:r>
-      <w:hyperlink r:id="rId101">
+      <w:hyperlink r:id="rId112">
         <w:r>
           <w:rPr>
             <w:rStyle w:val="Hyperlink"/>
@@ -5402,13 +5402,20 @@
         <w:t xml:space="preserve">. PLOS Medicine. 2024;21:e1004326.</w:t>
       </w:r>
     </w:p>
-    <w:bookmarkEnd w:id="102"/>
-    <w:bookmarkEnd w:id="103"/>
-    <w:bookmarkEnd w:id="104"/>
+    <w:bookmarkEnd w:id="113"/>
+    <w:bookmarkEnd w:id="114"/>
+    <w:bookmarkEnd w:id="115"/>
     <w:sectPr>
-      <w:footnotePr>
-        <w:numRestart w:val="eachSect"/>
-      </w:footnotePr>
+      <w:headerReference r:id="rId6" w:type="even"/>
+      <w:headerReference r:id="rId7" w:type="default"/>
+      <w:footerReference r:id="rId8" w:type="even"/>
+      <w:footerReference r:id="rId9" w:type="default"/>
+      <w:headerReference r:id="rId10" w:type="first"/>
+      <w:footerReference r:id="rId11" w:type="first"/>
+      <w:pgSz w:h="16840" w:w="11900"/>
+      <w:pgMar w:bottom="1440" w:footer="432" w:gutter="0" w:header="432" w:left="1080" w:right="1080" w:top="1440"/>
+      <w:cols w:space="708"/>
+      <w:docGrid w:linePitch="360"/>
     </w:sectPr>
   </w:body>
 </w:document>
@@ -5418,6 +5425,119 @@
 <w:comments xmlns:w="http://schemas.openxmlformats.org/wordprocessingml/2006/main" xmlns:m="http://schemas.openxmlformats.org/officeDocument/2006/math" xmlns:r="http://schemas.openxmlformats.org/officeDocument/2006/relationships" xmlns:o="urn:schemas-microsoft-com:office:office" xmlns:v="urn:schemas-microsoft-com:vml" xmlns:w10="urn:schemas-microsoft-com:office:word" xmlns:a="http://schemas.openxmlformats.org/drawingml/2006/main" xmlns:pic="http://schemas.openxmlformats.org/drawingml/2006/picture" xmlns:wp="http://schemas.openxmlformats.org/drawingml/2006/wordprocessingDrawing"/>
 </file>
 
+<file path=word/footer1.xml><?xml version="1.0" encoding="utf-8"?>
+<w:ftr xmlns:wpc="http://schemas.microsoft.com/office/word/2010/wordprocessingCanvas" xmlns:cx="http://schemas.microsoft.com/office/drawing/2014/chartex" xmlns:cx1="http://schemas.microsoft.com/office/drawing/2015/9/8/chartex" xmlns:cx2="http://schemas.microsoft.com/office/drawing/2015/10/21/chartex" xmlns:cx3="http://schemas.microsoft.com/office/drawing/2016/5/9/chartex" xmlns:cx4="http://schemas.microsoft.com/office/drawing/2016/5/10/chartex" xmlns:cx5="http://schemas.microsoft.com/office/drawing/2016/5/11/chartex" xmlns:cx6="http://schemas.microsoft.com/office/drawing/2016/5/12/chartex" xmlns:cx7="http://schemas.microsoft.com/office/drawing/2016/5/13/chartex" xmlns:cx8="http://schemas.microsoft.com/office/drawing/2016/5/14/chartex" xmlns:mc="http://schemas.openxmlformats.org/markup-compatibility/2006" xmlns:m="http://schemas.openxmlformats.org/officeDocument/2006/math" xmlns:aink="http://schemas.microsoft.com/office/drawing/2016/ink" xmlns:am3d="http://schemas.microsoft.com/office/drawing/2017/model3d" xmlns:oel="http://schemas.microsoft.com/office/2019/extlst" xmlns:r="http://schemas.openxmlformats.org/officeDocument/2006/relationships" xmlns:wp14="http://schemas.microsoft.com/office/word/2010/wordprocessingDrawing" xmlns:wp="http://schemas.openxmlformats.org/drawingml/2006/wordprocessingDrawing" xmlns:wpg="http://schemas.microsoft.com/office/word/2010/wordprocessingGroup" xmlns:wpi="http://schemas.microsoft.com/office/word/2010/wordprocessingInk" xmlns:wps="http://schemas.microsoft.com/office/word/2010/wordprocessingShape" xmlns:o="urn:schemas-microsoft-com:office:office" xmlns:v="urn:schemas-microsoft-com:vml" xmlns:w10="urn:schemas-microsoft-com:office:word" xmlns:w="http://schemas.openxmlformats.org/wordprocessingml/2006/main" xmlns:w14="http://schemas.microsoft.com/office/word/2010/wordml" xmlns:w15="http://schemas.microsoft.com/office/word/2012/wordml" xmlns:w16cex="http://schemas.microsoft.com/office/word/2018/wordml/cex" xmlns:w16cid="http://schemas.microsoft.com/office/word/2016/wordml/cid" xmlns:w16="http://schemas.microsoft.com/office/word/2018/wordml" xmlns:w16sdtdh="http://schemas.microsoft.com/office/word/2020/wordml/sdtdatahash" xmlns:w16sdtfl="http://schemas.microsoft.com/office/word/2024/wordml/sdtformatlock" xmlns:w16se="http://schemas.microsoft.com/office/word/2015/wordml/symex" xmlns:w16du="http://schemas.microsoft.com/office/word/2023/wordml/word16du" xmlns:wne="http://schemas.microsoft.com/office/word/2006/wordml" mc:Ignorable="w14 w15 w16se w16cid w16 w16cex w16sdtdh w16sdtfl w16du wp14">
+  <w:p>
+    <w:pPr>
+      <w:pStyle w:val="Footer"/>
+    </w:pPr>
+  </w:p>
+</w:ftr>
+</file>
+
+<file path=word/footer2.xml><?xml version="1.0" encoding="utf-8"?>
+<w:ftr xmlns:wpc="http://schemas.microsoft.com/office/word/2010/wordprocessingCanvas" xmlns:cx="http://schemas.microsoft.com/office/drawing/2014/chartex" xmlns:cx1="http://schemas.microsoft.com/office/drawing/2015/9/8/chartex" xmlns:cx2="http://schemas.microsoft.com/office/drawing/2015/10/21/chartex" xmlns:cx3="http://schemas.microsoft.com/office/drawing/2016/5/9/chartex" xmlns:cx4="http://schemas.microsoft.com/office/drawing/2016/5/10/chartex" xmlns:cx5="http://schemas.microsoft.com/office/drawing/2016/5/11/chartex" xmlns:cx6="http://schemas.microsoft.com/office/drawing/2016/5/12/chartex" xmlns:cx7="http://schemas.microsoft.com/office/drawing/2016/5/13/chartex" xmlns:cx8="http://schemas.microsoft.com/office/drawing/2016/5/14/chartex" xmlns:mc="http://schemas.openxmlformats.org/markup-compatibility/2006" xmlns:m="http://schemas.openxmlformats.org/officeDocument/2006/math" xmlns:aink="http://schemas.microsoft.com/office/drawing/2016/ink" xmlns:am3d="http://schemas.microsoft.com/office/drawing/2017/model3d" xmlns:oel="http://schemas.microsoft.com/office/2019/extlst" xmlns:r="http://schemas.openxmlformats.org/officeDocument/2006/relationships" xmlns:wp14="http://schemas.microsoft.com/office/word/2010/wordprocessingDrawing" xmlns:wp="http://schemas.openxmlformats.org/drawingml/2006/wordprocessingDrawing" xmlns:wpg="http://schemas.microsoft.com/office/word/2010/wordprocessingGroup" xmlns:wpi="http://schemas.microsoft.com/office/word/2010/wordprocessingInk" xmlns:wps="http://schemas.microsoft.com/office/word/2010/wordprocessingShape" xmlns:o="urn:schemas-microsoft-com:office:office" xmlns:v="urn:schemas-microsoft-com:vml" xmlns:w10="urn:schemas-microsoft-com:office:word" xmlns:w="http://schemas.openxmlformats.org/wordprocessingml/2006/main" xmlns:w14="http://schemas.microsoft.com/office/word/2010/wordml" xmlns:w15="http://schemas.microsoft.com/office/word/2012/wordml" xmlns:w16cex="http://schemas.microsoft.com/office/word/2018/wordml/cex" xmlns:w16cid="http://schemas.microsoft.com/office/word/2016/wordml/cid" xmlns:w16="http://schemas.microsoft.com/office/word/2018/wordml" xmlns:w16sdtdh="http://schemas.microsoft.com/office/word/2020/wordml/sdtdatahash" xmlns:w16sdtfl="http://schemas.microsoft.com/office/word/2024/wordml/sdtformatlock" xmlns:w16se="http://schemas.microsoft.com/office/word/2015/wordml/symex" xmlns:w16du="http://schemas.microsoft.com/office/word/2023/wordml/word16du" xmlns:wne="http://schemas.microsoft.com/office/word/2006/wordml" mc:Ignorable="w14 w15 w16se w16cid w16 w16cex w16sdtdh w16sdtfl w16du wp14">
+  <w:p>
+    <w:pPr>
+      <w:pStyle w:val="Footer"/>
+      <w:jc w:val="center"/>
+      <w:rPr>
+        <w:color w:val="000000" w:themeColor="text1"/>
+      </w:rPr>
+    </w:pPr>
+    <w:r>
+      <w:rPr>
+        <w:color w:val="000000" w:themeColor="text1"/>
+      </w:rPr>
+      <w:t xml:space="preserve">Page </w:t>
+    </w:r>
+    <w:r>
+      <w:rPr>
+        <w:color w:val="000000" w:themeColor="text1"/>
+      </w:rPr>
+      <w:fldChar w:fldCharType="begin"/>
+    </w:r>
+    <w:r>
+      <w:rPr>
+        <w:color w:val="000000" w:themeColor="text1"/>
+      </w:rPr>
+      <w:instrText xml:space="preserve"> PAGE  \* Arabic  \* MERGEFORMAT </w:instrText>
+    </w:r>
+    <w:r>
+      <w:rPr>
+        <w:color w:val="000000" w:themeColor="text1"/>
+      </w:rPr>
+      <w:fldChar w:fldCharType="separate"/>
+    </w:r>
+    <w:r>
+      <w:rPr>
+        <w:noProof/>
+        <w:color w:val="000000" w:themeColor="text1"/>
+      </w:rPr>
+      <w:t>2</w:t>
+    </w:r>
+    <w:r>
+      <w:rPr>
+        <w:color w:val="000000" w:themeColor="text1"/>
+      </w:rPr>
+      <w:fldChar w:fldCharType="end"/>
+    </w:r>
+    <w:r>
+      <w:rPr>
+        <w:color w:val="000000" w:themeColor="text1"/>
+      </w:rPr>
+      <w:t xml:space="preserve"> of </w:t>
+    </w:r>
+    <w:r>
+      <w:rPr>
+        <w:color w:val="000000" w:themeColor="text1"/>
+      </w:rPr>
+      <w:fldChar w:fldCharType="begin"/>
+    </w:r>
+    <w:r>
+      <w:rPr>
+        <w:color w:val="000000" w:themeColor="text1"/>
+      </w:rPr>
+      <w:instrText xml:space="preserve"> NUMPAGES  \* Arabic  \* MERGEFORMAT </w:instrText>
+    </w:r>
+    <w:r>
+      <w:rPr>
+        <w:color w:val="000000" w:themeColor="text1"/>
+      </w:rPr>
+      <w:fldChar w:fldCharType="separate"/>
+    </w:r>
+    <w:r>
+      <w:rPr>
+        <w:noProof/>
+        <w:color w:val="000000" w:themeColor="text1"/>
+      </w:rPr>
+      <w:t>2</w:t>
+    </w:r>
+    <w:r>
+      <w:rPr>
+        <w:color w:val="000000" w:themeColor="text1"/>
+      </w:rPr>
+      <w:fldChar w:fldCharType="end"/>
+    </w:r>
+  </w:p>
+  <w:p>
+    <w:pPr>
+      <w:pStyle w:val="Footer"/>
+    </w:pPr>
+  </w:p>
+</w:ftr>
+</file>
+
+<file path=word/footer3.xml><?xml version="1.0" encoding="utf-8"?>
+<w:ftr xmlns:wpc="http://schemas.microsoft.com/office/word/2010/wordprocessingCanvas" xmlns:cx="http://schemas.microsoft.com/office/drawing/2014/chartex" xmlns:cx1="http://schemas.microsoft.com/office/drawing/2015/9/8/chartex" xmlns:cx2="http://schemas.microsoft.com/office/drawing/2015/10/21/chartex" xmlns:cx3="http://schemas.microsoft.com/office/drawing/2016/5/9/chartex" xmlns:cx4="http://schemas.microsoft.com/office/drawing/2016/5/10/chartex" xmlns:cx5="http://schemas.microsoft.com/office/drawing/2016/5/11/chartex" xmlns:cx6="http://schemas.microsoft.com/office/drawing/2016/5/12/chartex" xmlns:cx7="http://schemas.microsoft.com/office/drawing/2016/5/13/chartex" xmlns:cx8="http://schemas.microsoft.com/office/drawing/2016/5/14/chartex" xmlns:mc="http://schemas.openxmlformats.org/markup-compatibility/2006" xmlns:m="http://schemas.openxmlformats.org/officeDocument/2006/math" xmlns:aink="http://schemas.microsoft.com/office/drawing/2016/ink" xmlns:am3d="http://schemas.microsoft.com/office/drawing/2017/model3d" xmlns:oel="http://schemas.microsoft.com/office/2019/extlst" xmlns:r="http://schemas.openxmlformats.org/officeDocument/2006/relationships" xmlns:wp14="http://schemas.microsoft.com/office/word/2010/wordprocessingDrawing" xmlns:wp="http://schemas.openxmlformats.org/drawingml/2006/wordprocessingDrawing" xmlns:wpg="http://schemas.microsoft.com/office/word/2010/wordprocessingGroup" xmlns:wpi="http://schemas.microsoft.com/office/word/2010/wordprocessingInk" xmlns:wps="http://schemas.microsoft.com/office/word/2010/wordprocessingShape" xmlns:o="urn:schemas-microsoft-com:office:office" xmlns:v="urn:schemas-microsoft-com:vml" xmlns:w10="urn:schemas-microsoft-com:office:word" xmlns:w="http://schemas.openxmlformats.org/wordprocessingml/2006/main" xmlns:w14="http://schemas.microsoft.com/office/word/2010/wordml" xmlns:w15="http://schemas.microsoft.com/office/word/2012/wordml" xmlns:w16cex="http://schemas.microsoft.com/office/word/2018/wordml/cex" xmlns:w16cid="http://schemas.microsoft.com/office/word/2016/wordml/cid" xmlns:w16="http://schemas.microsoft.com/office/word/2018/wordml" xmlns:w16sdtdh="http://schemas.microsoft.com/office/word/2020/wordml/sdtdatahash" xmlns:w16sdtfl="http://schemas.microsoft.com/office/word/2024/wordml/sdtformatlock" xmlns:w16se="http://schemas.microsoft.com/office/word/2015/wordml/symex" xmlns:w16du="http://schemas.microsoft.com/office/word/2023/wordml/word16du" xmlns:wne="http://schemas.microsoft.com/office/word/2006/wordml" mc:Ignorable="w14 w15 w16se w16cid w16 w16cex w16sdtdh w16sdtfl w16du wp14">
+  <w:p>
+    <w:pPr>
+      <w:pStyle w:val="Footer"/>
+    </w:pPr>
+  </w:p>
+</w:ftr>
+</file>
+
 <file path=word/footnotes.xml><?xml version="1.0" encoding="utf-8"?>
 <w:footnotes xmlns:w="http://schemas.openxmlformats.org/wordprocessingml/2006/main" xmlns:m="http://schemas.openxmlformats.org/officeDocument/2006/math" xmlns:r="http://schemas.openxmlformats.org/officeDocument/2006/relationships" xmlns:o="urn:schemas-microsoft-com:office:office" xmlns:v="urn:schemas-microsoft-com:vml" xmlns:w10="urn:schemas-microsoft-com:office:word" xmlns:a="http://schemas.openxmlformats.org/drawingml/2006/main" xmlns:pic="http://schemas.openxmlformats.org/drawingml/2006/picture" xmlns:wp="http://schemas.openxmlformats.org/drawingml/2006/wordprocessingDrawing">
   <w:footnote w:type="continuationSeparator" w:id="0">
@@ -5435,6 +5555,51 @@
     </w:p>
   </w:footnote>
 </w:footnotes>
+</file>
+
+<file path=word/header1.xml><?xml version="1.0" encoding="utf-8"?>
+<w:hdr xmlns:wpc="http://schemas.microsoft.com/office/word/2010/wordprocessingCanvas" xmlns:cx="http://schemas.microsoft.com/office/drawing/2014/chartex" xmlns:cx1="http://schemas.microsoft.com/office/drawing/2015/9/8/chartex" xmlns:cx2="http://schemas.microsoft.com/office/drawing/2015/10/21/chartex" xmlns:cx3="http://schemas.microsoft.com/office/drawing/2016/5/9/chartex" xmlns:cx4="http://schemas.microsoft.com/office/drawing/2016/5/10/chartex" xmlns:cx5="http://schemas.microsoft.com/office/drawing/2016/5/11/chartex" xmlns:cx6="http://schemas.microsoft.com/office/drawing/2016/5/12/chartex" xmlns:cx7="http://schemas.microsoft.com/office/drawing/2016/5/13/chartex" xmlns:cx8="http://schemas.microsoft.com/office/drawing/2016/5/14/chartex" xmlns:mc="http://schemas.openxmlformats.org/markup-compatibility/2006" xmlns:m="http://schemas.openxmlformats.org/officeDocument/2006/math" xmlns:aink="http://schemas.microsoft.com/office/drawing/2016/ink" xmlns:am3d="http://schemas.microsoft.com/office/drawing/2017/model3d" xmlns:oel="http://schemas.microsoft.com/office/2019/extlst" xmlns:r="http://schemas.openxmlformats.org/officeDocument/2006/relationships" xmlns:wp14="http://schemas.microsoft.com/office/word/2010/wordprocessingDrawing" xmlns:wp="http://schemas.openxmlformats.org/drawingml/2006/wordprocessingDrawing" xmlns:wpg="http://schemas.microsoft.com/office/word/2010/wordprocessingGroup" xmlns:wpi="http://schemas.microsoft.com/office/word/2010/wordprocessingInk" xmlns:wps="http://schemas.microsoft.com/office/word/2010/wordprocessingShape" xmlns:o="urn:schemas-microsoft-com:office:office" xmlns:v="urn:schemas-microsoft-com:vml" xmlns:w10="urn:schemas-microsoft-com:office:word" xmlns:w="http://schemas.openxmlformats.org/wordprocessingml/2006/main" xmlns:w14="http://schemas.microsoft.com/office/word/2010/wordml" xmlns:w15="http://schemas.microsoft.com/office/word/2012/wordml" xmlns:w16cex="http://schemas.microsoft.com/office/word/2018/wordml/cex" xmlns:w16cid="http://schemas.microsoft.com/office/word/2016/wordml/cid" xmlns:w16="http://schemas.microsoft.com/office/word/2018/wordml" xmlns:w16sdtdh="http://schemas.microsoft.com/office/word/2020/wordml/sdtdatahash" xmlns:w16sdtfl="http://schemas.microsoft.com/office/word/2024/wordml/sdtformatlock" xmlns:w16se="http://schemas.microsoft.com/office/word/2015/wordml/symex" xmlns:w16du="http://schemas.microsoft.com/office/word/2023/wordml/word16du" xmlns:wne="http://schemas.microsoft.com/office/word/2006/wordml" mc:Ignorable="w14 w15 w16se w16cid w16 w16cex w16sdtdh w16sdtfl w16du wp14">
+  <w:p>
+    <w:pPr>
+      <w:pStyle w:val="Header"/>
+    </w:pPr>
+  </w:p>
+</w:hdr>
+</file>
+
+<file path=word/header2.xml><?xml version="1.0" encoding="utf-8"?>
+<w:hdr xmlns:wpc="http://schemas.microsoft.com/office/word/2010/wordprocessingCanvas" xmlns:cx="http://schemas.microsoft.com/office/drawing/2014/chartex" xmlns:cx1="http://schemas.microsoft.com/office/drawing/2015/9/8/chartex" xmlns:cx2="http://schemas.microsoft.com/office/drawing/2015/10/21/chartex" xmlns:cx3="http://schemas.microsoft.com/office/drawing/2016/5/9/chartex" xmlns:cx4="http://schemas.microsoft.com/office/drawing/2016/5/10/chartex" xmlns:cx5="http://schemas.microsoft.com/office/drawing/2016/5/11/chartex" xmlns:cx6="http://schemas.microsoft.com/office/drawing/2016/5/12/chartex" xmlns:cx7="http://schemas.microsoft.com/office/drawing/2016/5/13/chartex" xmlns:cx8="http://schemas.microsoft.com/office/drawing/2016/5/14/chartex" xmlns:mc="http://schemas.openxmlformats.org/markup-compatibility/2006" xmlns:m="http://schemas.openxmlformats.org/officeDocument/2006/math" xmlns:aink="http://schemas.microsoft.com/office/drawing/2016/ink" xmlns:am3d="http://schemas.microsoft.com/office/drawing/2017/model3d" xmlns:oel="http://schemas.microsoft.com/office/2019/extlst" xmlns:r="http://schemas.openxmlformats.org/officeDocument/2006/relationships" xmlns:wp14="http://schemas.microsoft.com/office/word/2010/wordprocessingDrawing" xmlns:wp="http://schemas.openxmlformats.org/drawingml/2006/wordprocessingDrawing" xmlns:wpg="http://schemas.microsoft.com/office/word/2010/wordprocessingGroup" xmlns:wpi="http://schemas.microsoft.com/office/word/2010/wordprocessingInk" xmlns:wps="http://schemas.microsoft.com/office/word/2010/wordprocessingShape" xmlns:o="urn:schemas-microsoft-com:office:office" xmlns:v="urn:schemas-microsoft-com:vml" xmlns:w10="urn:schemas-microsoft-com:office:word" xmlns:w="http://schemas.openxmlformats.org/wordprocessingml/2006/main" xmlns:w14="http://schemas.microsoft.com/office/word/2010/wordml" xmlns:w15="http://schemas.microsoft.com/office/word/2012/wordml" xmlns:w16cex="http://schemas.microsoft.com/office/word/2018/wordml/cex" xmlns:w16cid="http://schemas.microsoft.com/office/word/2016/wordml/cid" xmlns:w16="http://schemas.microsoft.com/office/word/2018/wordml" xmlns:w16sdtdh="http://schemas.microsoft.com/office/word/2020/wordml/sdtdatahash" xmlns:w16sdtfl="http://schemas.microsoft.com/office/word/2024/wordml/sdtformatlock" xmlns:w16se="http://schemas.microsoft.com/office/word/2015/wordml/symex" xmlns:w16du="http://schemas.microsoft.com/office/word/2023/wordml/word16du" xmlns:wne="http://schemas.microsoft.com/office/word/2006/wordml" mc:Ignorable="w14 w15 w16se w16cid w16 w16cex w16sdtdh w16sdtfl w16du wp14">
+  <w:p>
+    <w:pPr>
+      <w:pStyle w:val="Header"/>
+    </w:pPr>
+    <w:r>
+      <w:fldChar w:fldCharType="begin"/>
+    </w:r>
+    <w:r>
+      <w:instrText xml:space="preserve"> SUBJECT  \* MERGEFORMAT </w:instrText>
+    </w:r>
+    <w:r>
+      <w:fldChar w:fldCharType="separate"/>
+    </w:r>
+    <w:r>
+      <w:t>Study Protocol</w:t>
+    </w:r>
+    <w:r>
+      <w:fldChar w:fldCharType="end"/>
+    </w:r>
+  </w:p>
+</w:hdr>
+</file>
+
+<file path=word/header3.xml><?xml version="1.0" encoding="utf-8"?>
+<w:hdr xmlns:wpc="http://schemas.microsoft.com/office/word/2010/wordprocessingCanvas" xmlns:cx="http://schemas.microsoft.com/office/drawing/2014/chartex" xmlns:cx1="http://schemas.microsoft.com/office/drawing/2015/9/8/chartex" xmlns:cx2="http://schemas.microsoft.com/office/drawing/2015/10/21/chartex" xmlns:cx3="http://schemas.microsoft.com/office/drawing/2016/5/9/chartex" xmlns:cx4="http://schemas.microsoft.com/office/drawing/2016/5/10/chartex" xmlns:cx5="http://schemas.microsoft.com/office/drawing/2016/5/11/chartex" xmlns:cx6="http://schemas.microsoft.com/office/drawing/2016/5/12/chartex" xmlns:cx7="http://schemas.microsoft.com/office/drawing/2016/5/13/chartex" xmlns:cx8="http://schemas.microsoft.com/office/drawing/2016/5/14/chartex" xmlns:mc="http://schemas.openxmlformats.org/markup-compatibility/2006" xmlns:m="http://schemas.openxmlformats.org/officeDocument/2006/math" xmlns:aink="http://schemas.microsoft.com/office/drawing/2016/ink" xmlns:am3d="http://schemas.microsoft.com/office/drawing/2017/model3d" xmlns:oel="http://schemas.microsoft.com/office/2019/extlst" xmlns:r="http://schemas.openxmlformats.org/officeDocument/2006/relationships" xmlns:wp14="http://schemas.microsoft.com/office/word/2010/wordprocessingDrawing" xmlns:wp="http://schemas.openxmlformats.org/drawingml/2006/wordprocessingDrawing" xmlns:wpg="http://schemas.microsoft.com/office/word/2010/wordprocessingGroup" xmlns:wpi="http://schemas.microsoft.com/office/word/2010/wordprocessingInk" xmlns:wps="http://schemas.microsoft.com/office/word/2010/wordprocessingShape" xmlns:o="urn:schemas-microsoft-com:office:office" xmlns:v="urn:schemas-microsoft-com:vml" xmlns:w10="urn:schemas-microsoft-com:office:word" xmlns:w="http://schemas.openxmlformats.org/wordprocessingml/2006/main" xmlns:w14="http://schemas.microsoft.com/office/word/2010/wordml" xmlns:w15="http://schemas.microsoft.com/office/word/2012/wordml" xmlns:w16cex="http://schemas.microsoft.com/office/word/2018/wordml/cex" xmlns:w16cid="http://schemas.microsoft.com/office/word/2016/wordml/cid" xmlns:w16="http://schemas.microsoft.com/office/word/2018/wordml" xmlns:w16sdtdh="http://schemas.microsoft.com/office/word/2020/wordml/sdtdatahash" xmlns:w16sdtfl="http://schemas.microsoft.com/office/word/2024/wordml/sdtformatlock" xmlns:w16se="http://schemas.microsoft.com/office/word/2015/wordml/symex" xmlns:w16du="http://schemas.microsoft.com/office/word/2023/wordml/word16du" xmlns:wne="http://schemas.microsoft.com/office/word/2006/wordml" mc:Ignorable="w14 w15 w16se w16cid w16 w16cex w16sdtdh w16sdtfl w16du wp14">
+  <w:p>
+    <w:pPr>
+      <w:pStyle w:val="Header"/>
+    </w:pPr>
+  </w:p>
+</w:hdr>
 </file>
 
 <file path=word/numbering.xml><?xml version="1.0" encoding="utf-8"?>
@@ -6049,544 +6214,613 @@
 </file>
 
 <file path=word/styles.xml><?xml version="1.0" encoding="utf-8"?>
-<w:styles xmlns:r="http://schemas.openxmlformats.org/officeDocument/2006/relationships" xmlns:w="http://schemas.openxmlformats.org/wordprocessingml/2006/main">
+<w:styles xmlns:mc="http://schemas.openxmlformats.org/markup-compatibility/2006" xmlns:r="http://schemas.openxmlformats.org/officeDocument/2006/relationships" xmlns:w="http://schemas.openxmlformats.org/wordprocessingml/2006/main" xmlns:w14="http://schemas.microsoft.com/office/word/2010/wordml" xmlns:w15="http://schemas.microsoft.com/office/word/2012/wordml" xmlns:w16="http://schemas.microsoft.com/office/word/2018/wordml" xmlns:w16cex="http://schemas.microsoft.com/office/word/2018/wordml/cex" xmlns:w16cid="http://schemas.microsoft.com/office/word/2016/wordml/cid" xmlns:w16du="http://schemas.microsoft.com/office/word/2023/wordml/word16du" xmlns:w16sdtdh="http://schemas.microsoft.com/office/word/2020/wordml/sdtdatahash" xmlns:w16sdtfl="http://schemas.microsoft.com/office/word/2024/wordml/sdtformatlock" xmlns:w16se="http://schemas.microsoft.com/office/word/2015/wordml/symex" mc:Ignorable="w14 w15 w16se w16cid w16 w16cex w16sdtdh w16sdtfl w16du">
   <w:docDefaults>
     <w:rPrDefault>
       <w:rPr>
-        <w:rFonts w:asciiTheme="minorHAnsi" w:cstheme="minorBidi" w:eastAsiaTheme="minorEastAsia" w:hAnsiTheme="minorHAnsi"/>
-        <w:sz w:val="24"/>
-        <w:szCs w:val="24"/>
-        <w:lang w:bidi="ar-SA" w:eastAsia="zh-CN" w:val="en-US"/>
+        <w:rFonts w:asciiTheme="majorHAnsi" w:cstheme="majorBidi" w:eastAsiaTheme="majorEastAsia" w:hAnsiTheme="majorHAnsi"/>
+        <w:sz w:val="22"/>
+        <w:szCs w:val="22"/>
+        <w:lang w:bidi="ar-SA" w:eastAsia="en-US" w:val="en-EG"/>
       </w:rPr>
     </w:rPrDefault>
     <w:pPrDefault>
       <w:pPr>
-        <w:spacing w:after="200"/>
+        <w:spacing w:after="200" w:line="276" w:lineRule="auto"/>
       </w:pPr>
     </w:pPrDefault>
   </w:docDefaults>
-  <w:latentStyles w:count="276" w:defLockedState="0" w:defQFormat="0" w:defSemiHidden="0" w:defUIPriority="0" w:defUnhideWhenUsed="0"/>
+  <w:latentStyles w:count="376" w:defLockedState="0" w:defQFormat="0" w:defSemiHidden="0" w:defUIPriority="99" w:defUnhideWhenUsed="0">
+    <w:lsdException w:name="Normal" w:qFormat="1" w:uiPriority="0"/>
+    <w:lsdException w:name="heading 1" w:qFormat="1" w:uiPriority="9"/>
+    <w:lsdException w:name="heading 2" w:qFormat="1" w:semiHidden="1" w:uiPriority="9" w:unhideWhenUsed="1"/>
+    <w:lsdException w:name="heading 3" w:qFormat="1" w:semiHidden="1" w:uiPriority="9" w:unhideWhenUsed="1"/>
+    <w:lsdException w:name="heading 4" w:qFormat="1" w:semiHidden="1" w:uiPriority="9" w:unhideWhenUsed="1"/>
+    <w:lsdException w:name="heading 5" w:qFormat="1" w:semiHidden="1" w:uiPriority="9" w:unhideWhenUsed="1"/>
+    <w:lsdException w:name="heading 6" w:qFormat="1" w:semiHidden="1" w:uiPriority="9" w:unhideWhenUsed="1"/>
+    <w:lsdException w:name="heading 7" w:qFormat="1" w:semiHidden="1" w:uiPriority="9" w:unhideWhenUsed="1"/>
+    <w:lsdException w:name="heading 8" w:qFormat="1" w:semiHidden="1" w:uiPriority="9" w:unhideWhenUsed="1"/>
+    <w:lsdException w:name="heading 9" w:qFormat="1" w:semiHidden="1" w:uiPriority="9" w:unhideWhenUsed="1"/>
+    <w:lsdException w:name="index 1" w:semiHidden="1" w:unhideWhenUsed="1"/>
+    <w:lsdException w:name="index 2" w:semiHidden="1" w:unhideWhenUsed="1"/>
+    <w:lsdException w:name="index 3" w:semiHidden="1" w:unhideWhenUsed="1"/>
+    <w:lsdException w:name="index 4" w:semiHidden="1" w:unhideWhenUsed="1"/>
+    <w:lsdException w:name="index 5" w:semiHidden="1" w:unhideWhenUsed="1"/>
+    <w:lsdException w:name="index 6" w:semiHidden="1" w:unhideWhenUsed="1"/>
+    <w:lsdException w:name="index 7" w:semiHidden="1" w:unhideWhenUsed="1"/>
+    <w:lsdException w:name="index 8" w:semiHidden="1" w:unhideWhenUsed="1"/>
+    <w:lsdException w:name="index 9" w:semiHidden="1" w:unhideWhenUsed="1"/>
+    <w:lsdException w:name="toc 1" w:semiHidden="1" w:uiPriority="39" w:unhideWhenUsed="1"/>
+    <w:lsdException w:name="toc 2" w:semiHidden="1" w:uiPriority="39" w:unhideWhenUsed="1"/>
+    <w:lsdException w:name="toc 3" w:semiHidden="1" w:uiPriority="39" w:unhideWhenUsed="1"/>
+    <w:lsdException w:name="toc 4" w:semiHidden="1" w:uiPriority="39" w:unhideWhenUsed="1"/>
+    <w:lsdException w:name="toc 5" w:semiHidden="1" w:uiPriority="39" w:unhideWhenUsed="1"/>
+    <w:lsdException w:name="toc 6" w:semiHidden="1" w:uiPriority="39" w:unhideWhenUsed="1"/>
+    <w:lsdException w:name="toc 7" w:semiHidden="1" w:uiPriority="39" w:unhideWhenUsed="1"/>
+    <w:lsdException w:name="toc 8" w:semiHidden="1" w:uiPriority="39" w:unhideWhenUsed="1"/>
+    <w:lsdException w:name="toc 9" w:semiHidden="1" w:uiPriority="39" w:unhideWhenUsed="1"/>
+    <w:lsdException w:name="Normal Indent" w:semiHidden="1" w:unhideWhenUsed="1"/>
+    <w:lsdException w:name="footnote text" w:semiHidden="1" w:unhideWhenUsed="1"/>
+    <w:lsdException w:name="annotation text" w:semiHidden="1" w:unhideWhenUsed="1"/>
+    <w:lsdException w:name="header" w:semiHidden="1" w:unhideWhenUsed="1"/>
+    <w:lsdException w:name="footer" w:semiHidden="1" w:unhideWhenUsed="1"/>
+    <w:lsdException w:name="index heading" w:semiHidden="1" w:unhideWhenUsed="1"/>
+    <w:lsdException w:name="caption" w:semiHidden="1" w:uiPriority="35" w:unhideWhenUsed="1"/>
+    <w:lsdException w:name="table of figures" w:semiHidden="1" w:unhideWhenUsed="1"/>
+    <w:lsdException w:name="envelope address" w:semiHidden="1" w:unhideWhenUsed="1"/>
+    <w:lsdException w:name="envelope return" w:semiHidden="1" w:unhideWhenUsed="1"/>
+    <w:lsdException w:name="footnote reference" w:semiHidden="1" w:unhideWhenUsed="1"/>
+    <w:lsdException w:name="annotation reference" w:semiHidden="1" w:unhideWhenUsed="1"/>
+    <w:lsdException w:name="line number" w:semiHidden="1" w:unhideWhenUsed="1"/>
+    <w:lsdException w:name="page number" w:semiHidden="1" w:unhideWhenUsed="1"/>
+    <w:lsdException w:name="endnote reference" w:semiHidden="1" w:unhideWhenUsed="1"/>
+    <w:lsdException w:name="endnote text" w:semiHidden="1" w:unhideWhenUsed="1"/>
+    <w:lsdException w:name="table of authorities" w:semiHidden="1" w:unhideWhenUsed="1"/>
+    <w:lsdException w:name="macro" w:semiHidden="1" w:unhideWhenUsed="1"/>
+    <w:lsdException w:name="toa heading" w:semiHidden="1" w:unhideWhenUsed="1"/>
+    <w:lsdException w:name="List" w:semiHidden="1" w:unhideWhenUsed="1"/>
+    <w:lsdException w:name="List Bullet" w:semiHidden="1" w:unhideWhenUsed="1"/>
+    <w:lsdException w:name="List Number" w:semiHidden="1" w:unhideWhenUsed="1"/>
+    <w:lsdException w:name="List 2" w:semiHidden="1" w:unhideWhenUsed="1"/>
+    <w:lsdException w:name="List 3" w:semiHidden="1" w:unhideWhenUsed="1"/>
+    <w:lsdException w:name="List 4" w:semiHidden="1" w:unhideWhenUsed="1"/>
+    <w:lsdException w:name="List 5" w:semiHidden="1" w:unhideWhenUsed="1"/>
+    <w:lsdException w:name="List Bullet 2" w:semiHidden="1" w:unhideWhenUsed="1"/>
+    <w:lsdException w:name="List Bullet 3" w:semiHidden="1" w:unhideWhenUsed="1"/>
+    <w:lsdException w:name="List Bullet 4" w:semiHidden="1" w:unhideWhenUsed="1"/>
+    <w:lsdException w:name="List Bullet 5" w:semiHidden="1" w:unhideWhenUsed="1"/>
+    <w:lsdException w:name="List Number 2" w:semiHidden="1" w:unhideWhenUsed="1"/>
+    <w:lsdException w:name="List Number 3" w:semiHidden="1" w:unhideWhenUsed="1"/>
+    <w:lsdException w:name="List Number 4" w:semiHidden="1" w:unhideWhenUsed="1"/>
+    <w:lsdException w:name="List Number 5" w:semiHidden="1" w:unhideWhenUsed="1"/>
+    <w:lsdException w:name="Title" w:qFormat="1" w:uiPriority="10"/>
+    <w:lsdException w:name="Closing" w:semiHidden="1" w:unhideWhenUsed="1"/>
+    <w:lsdException w:name="Signature" w:semiHidden="1" w:unhideWhenUsed="1"/>
+    <w:lsdException w:name="Default Paragraph Font" w:semiHidden="1" w:uiPriority="1" w:unhideWhenUsed="1"/>
+    <w:lsdException w:name="Body Text" w:semiHidden="1" w:unhideWhenUsed="1"/>
+    <w:lsdException w:name="Body Text Indent" w:semiHidden="1" w:unhideWhenUsed="1"/>
+    <w:lsdException w:name="List Continue" w:semiHidden="1" w:unhideWhenUsed="1"/>
+    <w:lsdException w:name="List Continue 2" w:semiHidden="1" w:unhideWhenUsed="1"/>
+    <w:lsdException w:name="List Continue 3" w:semiHidden="1" w:unhideWhenUsed="1"/>
+    <w:lsdException w:name="List Continue 4" w:semiHidden="1" w:unhideWhenUsed="1"/>
+    <w:lsdException w:name="List Continue 5" w:semiHidden="1" w:unhideWhenUsed="1"/>
+    <w:lsdException w:name="Message Header" w:semiHidden="1" w:unhideWhenUsed="1"/>
+    <w:lsdException w:name="Subtitle" w:qFormat="1" w:uiPriority="11"/>
+    <w:lsdException w:name="Salutation" w:semiHidden="1" w:unhideWhenUsed="1"/>
+    <w:lsdException w:name="Date" w:semiHidden="1" w:unhideWhenUsed="1"/>
+    <w:lsdException w:name="Body Text First Indent" w:semiHidden="1" w:unhideWhenUsed="1"/>
+    <w:lsdException w:name="Body Text First Indent 2" w:semiHidden="1" w:unhideWhenUsed="1"/>
+    <w:lsdException w:name="Note Heading" w:semiHidden="1" w:unhideWhenUsed="1"/>
+    <w:lsdException w:name="Body Text 2" w:semiHidden="1" w:unhideWhenUsed="1"/>
+    <w:lsdException w:name="Body Text 3" w:semiHidden="1" w:unhideWhenUsed="1"/>
+    <w:lsdException w:name="Body Text Indent 2" w:semiHidden="1" w:unhideWhenUsed="1"/>
+    <w:lsdException w:name="Body Text Indent 3" w:semiHidden="1" w:unhideWhenUsed="1"/>
+    <w:lsdException w:name="Block Text" w:semiHidden="1" w:unhideWhenUsed="1"/>
+    <w:lsdException w:name="Hyperlink" w:semiHidden="1" w:unhideWhenUsed="1"/>
+    <w:lsdException w:name="FollowedHyperlink" w:semiHidden="1" w:unhideWhenUsed="1"/>
+    <w:lsdException w:name="Strong" w:qFormat="1" w:uiPriority="22"/>
+    <w:lsdException w:name="Emphasis" w:qFormat="1" w:uiPriority="20"/>
+    <w:lsdException w:name="Document Map" w:semiHidden="1" w:unhideWhenUsed="1"/>
+    <w:lsdException w:name="Plain Text" w:semiHidden="1" w:unhideWhenUsed="1"/>
+    <w:lsdException w:name="E-mail Signature" w:semiHidden="1" w:unhideWhenUsed="1"/>
+    <w:lsdException w:name="HTML Top of Form" w:semiHidden="1" w:unhideWhenUsed="1"/>
+    <w:lsdException w:name="HTML Bottom of Form" w:semiHidden="1" w:unhideWhenUsed="1"/>
+    <w:lsdException w:name="Normal (Web)" w:semiHidden="1" w:unhideWhenUsed="1"/>
+    <w:lsdException w:name="HTML Acronym" w:semiHidden="1" w:unhideWhenUsed="1"/>
+    <w:lsdException w:name="HTML Address" w:semiHidden="1" w:unhideWhenUsed="1"/>
+    <w:lsdException w:name="HTML Cite" w:semiHidden="1" w:unhideWhenUsed="1"/>
+    <w:lsdException w:name="HTML Code" w:semiHidden="1" w:unhideWhenUsed="1"/>
+    <w:lsdException w:name="HTML Definition" w:semiHidden="1" w:unhideWhenUsed="1"/>
+    <w:lsdException w:name="HTML Keyboard" w:semiHidden="1" w:unhideWhenUsed="1"/>
+    <w:lsdException w:name="HTML Preformatted" w:semiHidden="1" w:unhideWhenUsed="1"/>
+    <w:lsdException w:name="HTML Sample" w:semiHidden="1" w:unhideWhenUsed="1"/>
+    <w:lsdException w:name="HTML Typewriter" w:semiHidden="1" w:unhideWhenUsed="1"/>
+    <w:lsdException w:name="HTML Variable" w:semiHidden="1" w:unhideWhenUsed="1"/>
+    <w:lsdException w:name="Normal Table" w:semiHidden="1" w:unhideWhenUsed="1"/>
+    <w:lsdException w:name="annotation subject" w:semiHidden="1" w:unhideWhenUsed="1"/>
+    <w:lsdException w:name="No List" w:semiHidden="1" w:unhideWhenUsed="1"/>
+    <w:lsdException w:name="Outline List 1" w:semiHidden="1" w:unhideWhenUsed="1"/>
+    <w:lsdException w:name="Outline List 2" w:semiHidden="1" w:unhideWhenUsed="1"/>
+    <w:lsdException w:name="Outline List 3" w:semiHidden="1" w:unhideWhenUsed="1"/>
+    <w:lsdException w:name="Table Simple 1" w:semiHidden="1" w:unhideWhenUsed="1"/>
+    <w:lsdException w:name="Table Simple 2" w:semiHidden="1" w:unhideWhenUsed="1"/>
+    <w:lsdException w:name="Table Simple 3" w:semiHidden="1" w:unhideWhenUsed="1"/>
+    <w:lsdException w:name="Table Classic 1" w:semiHidden="1" w:unhideWhenUsed="1"/>
+    <w:lsdException w:name="Table Classic 2" w:semiHidden="1" w:unhideWhenUsed="1"/>
+    <w:lsdException w:name="Table Classic 3" w:semiHidden="1" w:unhideWhenUsed="1"/>
+    <w:lsdException w:name="Table Classic 4" w:semiHidden="1" w:unhideWhenUsed="1"/>
+    <w:lsdException w:name="Table Colorful 1" w:semiHidden="1" w:unhideWhenUsed="1"/>
+    <w:lsdException w:name="Table Colorful 2" w:semiHidden="1" w:unhideWhenUsed="1"/>
+    <w:lsdException w:name="Table Colorful 3" w:semiHidden="1" w:unhideWhenUsed="1"/>
+    <w:lsdException w:name="Table Columns 1" w:semiHidden="1" w:unhideWhenUsed="1"/>
+    <w:lsdException w:name="Table Columns 2" w:semiHidden="1" w:unhideWhenUsed="1"/>
+    <w:lsdException w:name="Table Columns 3" w:semiHidden="1" w:unhideWhenUsed="1"/>
+    <w:lsdException w:name="Table Columns 4" w:semiHidden="1" w:unhideWhenUsed="1"/>
+    <w:lsdException w:name="Table Columns 5" w:semiHidden="1" w:unhideWhenUsed="1"/>
+    <w:lsdException w:name="Table Grid 1" w:semiHidden="1" w:unhideWhenUsed="1"/>
+    <w:lsdException w:name="Table Grid 2" w:semiHidden="1" w:unhideWhenUsed="1"/>
+    <w:lsdException w:name="Table Grid 3" w:semiHidden="1" w:unhideWhenUsed="1"/>
+    <w:lsdException w:name="Table Grid 4" w:semiHidden="1" w:unhideWhenUsed="1"/>
+    <w:lsdException w:name="Table Grid 5" w:semiHidden="1" w:unhideWhenUsed="1"/>
+    <w:lsdException w:name="Table Grid 6" w:semiHidden="1" w:unhideWhenUsed="1"/>
+    <w:lsdException w:name="Table Grid 7" w:semiHidden="1" w:unhideWhenUsed="1"/>
+    <w:lsdException w:name="Table Grid 8" w:semiHidden="1" w:unhideWhenUsed="1"/>
+    <w:lsdException w:name="Table List 1" w:semiHidden="1" w:unhideWhenUsed="1"/>
+    <w:lsdException w:name="Table List 2" w:semiHidden="1" w:unhideWhenUsed="1"/>
+    <w:lsdException w:name="Table List 3" w:semiHidden="1" w:unhideWhenUsed="1"/>
+    <w:lsdException w:name="Table List 4" w:semiHidden="1" w:unhideWhenUsed="1"/>
+    <w:lsdException w:name="Table List 5" w:semiHidden="1" w:unhideWhenUsed="1"/>
+    <w:lsdException w:name="Table List 6" w:semiHidden="1" w:unhideWhenUsed="1"/>
+    <w:lsdException w:name="Table List 7" w:semiHidden="1" w:unhideWhenUsed="1"/>
+    <w:lsdException w:name="Table List 8" w:semiHidden="1" w:unhideWhenUsed="1"/>
+    <w:lsdException w:name="Table 3D effects 1" w:semiHidden="1" w:unhideWhenUsed="1"/>
+    <w:lsdException w:name="Table 3D effects 2" w:semiHidden="1" w:unhideWhenUsed="1"/>
+    <w:lsdException w:name="Table 3D effects 3" w:semiHidden="1" w:unhideWhenUsed="1"/>
+    <w:lsdException w:name="Table Contemporary" w:semiHidden="1" w:unhideWhenUsed="1"/>
+    <w:lsdException w:name="Table Elegant" w:semiHidden="1" w:unhideWhenUsed="1"/>
+    <w:lsdException w:name="Table Professional" w:semiHidden="1" w:unhideWhenUsed="1"/>
+    <w:lsdException w:name="Table Subtle 1" w:semiHidden="1" w:unhideWhenUsed="1"/>
+    <w:lsdException w:name="Table Subtle 2" w:semiHidden="1" w:unhideWhenUsed="1"/>
+    <w:lsdException w:name="Table Web 1" w:semiHidden="1" w:unhideWhenUsed="1"/>
+    <w:lsdException w:name="Table Web 2" w:semiHidden="1" w:unhideWhenUsed="1"/>
+    <w:lsdException w:name="Table Web 3" w:semiHidden="1" w:unhideWhenUsed="1"/>
+    <w:lsdException w:name="Balloon Text" w:semiHidden="1" w:unhideWhenUsed="1"/>
+    <w:lsdException w:name="Table Grid" w:uiPriority="39"/>
+    <w:lsdException w:name="Table Theme" w:semiHidden="1" w:unhideWhenUsed="1"/>
+    <w:lsdException w:name="Placeholder Text" w:semiHidden="1"/>
+    <w:lsdException w:name="No Spacing" w:qFormat="1" w:uiPriority="1"/>
+    <w:lsdException w:name="Light Shading" w:uiPriority="60"/>
+    <w:lsdException w:name="Light List" w:uiPriority="61"/>
+    <w:lsdException w:name="Light Grid" w:uiPriority="62"/>
+    <w:lsdException w:name="Medium Shading 1" w:uiPriority="63"/>
+    <w:lsdException w:name="Medium Shading 2" w:uiPriority="64"/>
+    <w:lsdException w:name="Medium List 1" w:uiPriority="65"/>
+    <w:lsdException w:name="Medium List 2" w:uiPriority="66"/>
+    <w:lsdException w:name="Medium Grid 1" w:uiPriority="67"/>
+    <w:lsdException w:name="Medium Grid 2" w:uiPriority="68"/>
+    <w:lsdException w:name="Medium Grid 3" w:uiPriority="69"/>
+    <w:lsdException w:name="Dark List" w:uiPriority="70"/>
+    <w:lsdException w:name="Colorful Shading" w:uiPriority="71"/>
+    <w:lsdException w:name="Colorful List" w:uiPriority="72"/>
+    <w:lsdException w:name="Colorful Grid" w:uiPriority="73"/>
+    <w:lsdException w:name="Light Shading Accent 1" w:uiPriority="60"/>
+    <w:lsdException w:name="Light List Accent 1" w:uiPriority="61"/>
+    <w:lsdException w:name="Light Grid Accent 1" w:uiPriority="62"/>
+    <w:lsdException w:name="Medium Shading 1 Accent 1" w:uiPriority="63"/>
+    <w:lsdException w:name="Medium Shading 2 Accent 1" w:uiPriority="64"/>
+    <w:lsdException w:name="Medium List 1 Accent 1" w:uiPriority="65"/>
+    <w:lsdException w:name="Revision" w:semiHidden="1"/>
+    <w:lsdException w:name="List Paragraph" w:qFormat="1" w:uiPriority="34"/>
+    <w:lsdException w:name="Quote" w:qFormat="1" w:uiPriority="29"/>
+    <w:lsdException w:name="Intense Quote" w:qFormat="1" w:uiPriority="30"/>
+    <w:lsdException w:name="Medium List 2 Accent 1" w:uiPriority="66"/>
+    <w:lsdException w:name="Medium Grid 1 Accent 1" w:uiPriority="67"/>
+    <w:lsdException w:name="Medium Grid 2 Accent 1" w:uiPriority="68"/>
+    <w:lsdException w:name="Medium Grid 3 Accent 1" w:uiPriority="69"/>
+    <w:lsdException w:name="Dark List Accent 1" w:uiPriority="70"/>
+    <w:lsdException w:name="Colorful Shading Accent 1" w:uiPriority="71"/>
+    <w:lsdException w:name="Colorful List Accent 1" w:uiPriority="72"/>
+    <w:lsdException w:name="Colorful Grid Accent 1" w:uiPriority="73"/>
+    <w:lsdException w:name="Light Shading Accent 2" w:uiPriority="60"/>
+    <w:lsdException w:name="Light List Accent 2" w:uiPriority="61"/>
+    <w:lsdException w:name="Light Grid Accent 2" w:uiPriority="62"/>
+    <w:lsdException w:name="Medium Shading 1 Accent 2" w:uiPriority="63"/>
+    <w:lsdException w:name="Medium Shading 2 Accent 2" w:uiPriority="64"/>
+    <w:lsdException w:name="Medium List 1 Accent 2" w:uiPriority="65"/>
+    <w:lsdException w:name="Medium List 2 Accent 2" w:uiPriority="66"/>
+    <w:lsdException w:name="Medium Grid 1 Accent 2" w:uiPriority="67"/>
+    <w:lsdException w:name="Medium Grid 2 Accent 2" w:uiPriority="68"/>
+    <w:lsdException w:name="Medium Grid 3 Accent 2" w:uiPriority="69"/>
+    <w:lsdException w:name="Dark List Accent 2" w:uiPriority="70"/>
+    <w:lsdException w:name="Colorful Shading Accent 2" w:uiPriority="71"/>
+    <w:lsdException w:name="Colorful List Accent 2" w:uiPriority="72"/>
+    <w:lsdException w:name="Colorful Grid Accent 2" w:uiPriority="73"/>
+    <w:lsdException w:name="Light Shading Accent 3" w:uiPriority="60"/>
+    <w:lsdException w:name="Light List Accent 3" w:uiPriority="61"/>
+    <w:lsdException w:name="Light Grid Accent 3" w:uiPriority="62"/>
+    <w:lsdException w:name="Medium Shading 1 Accent 3" w:uiPriority="63"/>
+    <w:lsdException w:name="Medium Shading 2 Accent 3" w:uiPriority="64"/>
+    <w:lsdException w:name="Medium List 1 Accent 3" w:uiPriority="65"/>
+    <w:lsdException w:name="Medium List 2 Accent 3" w:uiPriority="66"/>
+    <w:lsdException w:name="Medium Grid 1 Accent 3" w:uiPriority="67"/>
+    <w:lsdException w:name="Medium Grid 2 Accent 3" w:uiPriority="68"/>
+    <w:lsdException w:name="Medium Grid 3 Accent 3" w:uiPriority="69"/>
+    <w:lsdException w:name="Dark List Accent 3" w:uiPriority="70"/>
+    <w:lsdException w:name="Colorful Shading Accent 3" w:uiPriority="71"/>
+    <w:lsdException w:name="Colorful List Accent 3" w:uiPriority="72"/>
+    <w:lsdException w:name="Colorful Grid Accent 3" w:uiPriority="73"/>
+    <w:lsdException w:name="Light Shading Accent 4" w:uiPriority="60"/>
+    <w:lsdException w:name="Light List Accent 4" w:uiPriority="61"/>
+    <w:lsdException w:name="Light Grid Accent 4" w:uiPriority="62"/>
+    <w:lsdException w:name="Medium Shading 1 Accent 4" w:uiPriority="63"/>
+    <w:lsdException w:name="Medium Shading 2 Accent 4" w:uiPriority="64"/>
+    <w:lsdException w:name="Medium List 1 Accent 4" w:uiPriority="65"/>
+    <w:lsdException w:name="Medium List 2 Accent 4" w:uiPriority="66"/>
+    <w:lsdException w:name="Medium Grid 1 Accent 4" w:uiPriority="67"/>
+    <w:lsdException w:name="Medium Grid 2 Accent 4" w:uiPriority="68"/>
+    <w:lsdException w:name="Medium Grid 3 Accent 4" w:uiPriority="69"/>
+    <w:lsdException w:name="Dark List Accent 4" w:uiPriority="70"/>
+    <w:lsdException w:name="Colorful Shading Accent 4" w:uiPriority="71"/>
+    <w:lsdException w:name="Colorful List Accent 4" w:uiPriority="72"/>
+    <w:lsdException w:name="Colorful Grid Accent 4" w:uiPriority="73"/>
+    <w:lsdException w:name="Light Shading Accent 5" w:uiPriority="60"/>
+    <w:lsdException w:name="Light List Accent 5" w:uiPriority="61"/>
+    <w:lsdException w:name="Light Grid Accent 5" w:uiPriority="62"/>
+    <w:lsdException w:name="Medium Shading 1 Accent 5" w:uiPriority="63"/>
+    <w:lsdException w:name="Medium Shading 2 Accent 5" w:uiPriority="64"/>
+    <w:lsdException w:name="Medium List 1 Accent 5" w:uiPriority="65"/>
+    <w:lsdException w:name="Medium List 2 Accent 5" w:uiPriority="66"/>
+    <w:lsdException w:name="Medium Grid 1 Accent 5" w:uiPriority="67"/>
+    <w:lsdException w:name="Medium Grid 2 Accent 5" w:uiPriority="68"/>
+    <w:lsdException w:name="Medium Grid 3 Accent 5" w:uiPriority="69"/>
+    <w:lsdException w:name="Dark List Accent 5" w:uiPriority="70"/>
+    <w:lsdException w:name="Colorful Shading Accent 5" w:uiPriority="71"/>
+    <w:lsdException w:name="Colorful List Accent 5" w:uiPriority="72"/>
+    <w:lsdException w:name="Colorful Grid Accent 5" w:uiPriority="73"/>
+    <w:lsdException w:name="Light Shading Accent 6" w:uiPriority="60"/>
+    <w:lsdException w:name="Light List Accent 6" w:uiPriority="61"/>
+    <w:lsdException w:name="Light Grid Accent 6" w:uiPriority="62"/>
+    <w:lsdException w:name="Medium Shading 1 Accent 6" w:uiPriority="63"/>
+    <w:lsdException w:name="Medium Shading 2 Accent 6" w:uiPriority="64"/>
+    <w:lsdException w:name="Medium List 1 Accent 6" w:uiPriority="65"/>
+    <w:lsdException w:name="Medium List 2 Accent 6" w:uiPriority="66"/>
+    <w:lsdException w:name="Medium Grid 1 Accent 6" w:uiPriority="67"/>
+    <w:lsdException w:name="Medium Grid 2 Accent 6" w:uiPriority="68"/>
+    <w:lsdException w:name="Medium Grid 3 Accent 6" w:uiPriority="69"/>
+    <w:lsdException w:name="Dark List Accent 6" w:uiPriority="70"/>
+    <w:lsdException w:name="Colorful Shading Accent 6" w:uiPriority="71"/>
+    <w:lsdException w:name="Colorful List Accent 6" w:uiPriority="72"/>
+    <w:lsdException w:name="Colorful Grid Accent 6" w:uiPriority="73"/>
+    <w:lsdException w:name="Subtle Emphasis" w:qFormat="1" w:uiPriority="19"/>
+    <w:lsdException w:name="Intense Emphasis" w:qFormat="1" w:uiPriority="21"/>
+    <w:lsdException w:name="Subtle Reference" w:qFormat="1" w:uiPriority="31"/>
+    <w:lsdException w:name="Intense Reference" w:qFormat="1" w:uiPriority="32"/>
+    <w:lsdException w:name="Book Title" w:qFormat="1" w:uiPriority="33"/>
+    <w:lsdException w:name="Bibliography" w:semiHidden="1" w:uiPriority="37" w:unhideWhenUsed="1"/>
+    <w:lsdException w:name="TOC Heading" w:qFormat="1" w:semiHidden="1" w:uiPriority="39" w:unhideWhenUsed="1"/>
+    <w:lsdException w:name="Plain Table 1" w:uiPriority="41"/>
+    <w:lsdException w:name="Plain Table 2" w:uiPriority="42"/>
+    <w:lsdException w:name="Plain Table 3" w:uiPriority="43"/>
+    <w:lsdException w:name="Plain Table 4" w:uiPriority="44"/>
+    <w:lsdException w:name="Plain Table 5" w:uiPriority="45"/>
+    <w:lsdException w:name="Grid Table Light" w:uiPriority="40"/>
+    <w:lsdException w:name="Grid Table 1 Light" w:uiPriority="46"/>
+    <w:lsdException w:name="Grid Table 2" w:uiPriority="47"/>
+    <w:lsdException w:name="Grid Table 3" w:uiPriority="48"/>
+    <w:lsdException w:name="Grid Table 4" w:uiPriority="49"/>
+    <w:lsdException w:name="Grid Table 5 Dark" w:uiPriority="50"/>
+    <w:lsdException w:name="Grid Table 6 Colorful" w:uiPriority="51"/>
+    <w:lsdException w:name="Grid Table 7 Colorful" w:uiPriority="52"/>
+    <w:lsdException w:name="Grid Table 1 Light Accent 1" w:uiPriority="46"/>
+    <w:lsdException w:name="Grid Table 2 Accent 1" w:uiPriority="47"/>
+    <w:lsdException w:name="Grid Table 3 Accent 1" w:uiPriority="48"/>
+    <w:lsdException w:name="Grid Table 4 Accent 1" w:uiPriority="49"/>
+    <w:lsdException w:name="Grid Table 5 Dark Accent 1" w:uiPriority="50"/>
+    <w:lsdException w:name="Grid Table 6 Colorful Accent 1" w:uiPriority="51"/>
+    <w:lsdException w:name="Grid Table 7 Colorful Accent 1" w:uiPriority="52"/>
+    <w:lsdException w:name="Grid Table 1 Light Accent 2" w:uiPriority="46"/>
+    <w:lsdException w:name="Grid Table 2 Accent 2" w:uiPriority="47"/>
+    <w:lsdException w:name="Grid Table 3 Accent 2" w:uiPriority="48"/>
+    <w:lsdException w:name="Grid Table 4 Accent 2" w:uiPriority="49"/>
+    <w:lsdException w:name="Grid Table 5 Dark Accent 2" w:uiPriority="50"/>
+    <w:lsdException w:name="Grid Table 6 Colorful Accent 2" w:uiPriority="51"/>
+    <w:lsdException w:name="Grid Table 7 Colorful Accent 2" w:uiPriority="52"/>
+    <w:lsdException w:name="Grid Table 1 Light Accent 3" w:uiPriority="46"/>
+    <w:lsdException w:name="Grid Table 2 Accent 3" w:uiPriority="47"/>
+    <w:lsdException w:name="Grid Table 3 Accent 3" w:uiPriority="48"/>
+    <w:lsdException w:name="Grid Table 4 Accent 3" w:uiPriority="49"/>
+    <w:lsdException w:name="Grid Table 5 Dark Accent 3" w:uiPriority="50"/>
+    <w:lsdException w:name="Grid Table 6 Colorful Accent 3" w:uiPriority="51"/>
+    <w:lsdException w:name="Grid Table 7 Colorful Accent 3" w:uiPriority="52"/>
+    <w:lsdException w:name="Grid Table 1 Light Accent 4" w:uiPriority="46"/>
+    <w:lsdException w:name="Grid Table 2 Accent 4" w:uiPriority="47"/>
+    <w:lsdException w:name="Grid Table 3 Accent 4" w:uiPriority="48"/>
+    <w:lsdException w:name="Grid Table 4 Accent 4" w:uiPriority="49"/>
+    <w:lsdException w:name="Grid Table 5 Dark Accent 4" w:uiPriority="50"/>
+    <w:lsdException w:name="Grid Table 6 Colorful Accent 4" w:uiPriority="51"/>
+    <w:lsdException w:name="Grid Table 7 Colorful Accent 4" w:uiPriority="52"/>
+    <w:lsdException w:name="Grid Table 1 Light Accent 5" w:uiPriority="46"/>
+    <w:lsdException w:name="Grid Table 2 Accent 5" w:uiPriority="47"/>
+    <w:lsdException w:name="Grid Table 3 Accent 5" w:uiPriority="48"/>
+    <w:lsdException w:name="Grid Table 4 Accent 5" w:uiPriority="49"/>
+    <w:lsdException w:name="Grid Table 5 Dark Accent 5" w:uiPriority="50"/>
+    <w:lsdException w:name="Grid Table 6 Colorful Accent 5" w:uiPriority="51"/>
+    <w:lsdException w:name="Grid Table 7 Colorful Accent 5" w:uiPriority="52"/>
+    <w:lsdException w:name="Grid Table 1 Light Accent 6" w:uiPriority="46"/>
+    <w:lsdException w:name="Grid Table 2 Accent 6" w:uiPriority="47"/>
+    <w:lsdException w:name="Grid Table 3 Accent 6" w:uiPriority="48"/>
+    <w:lsdException w:name="Grid Table 4 Accent 6" w:uiPriority="49"/>
+    <w:lsdException w:name="Grid Table 5 Dark Accent 6" w:uiPriority="50"/>
+    <w:lsdException w:name="Grid Table 6 Colorful Accent 6" w:uiPriority="51"/>
+    <w:lsdException w:name="Grid Table 7 Colorful Accent 6" w:uiPriority="52"/>
+    <w:lsdException w:name="List Table 1 Light" w:uiPriority="46"/>
+    <w:lsdException w:name="List Table 2" w:uiPriority="47"/>
+    <w:lsdException w:name="List Table 3" w:uiPriority="48"/>
+    <w:lsdException w:name="List Table 4" w:uiPriority="49"/>
+    <w:lsdException w:name="List Table 5 Dark" w:uiPriority="50"/>
+    <w:lsdException w:name="List Table 6 Colorful" w:uiPriority="51"/>
+    <w:lsdException w:name="List Table 7 Colorful" w:uiPriority="52"/>
+    <w:lsdException w:name="List Table 1 Light Accent 1" w:uiPriority="46"/>
+    <w:lsdException w:name="List Table 2 Accent 1" w:uiPriority="47"/>
+    <w:lsdException w:name="List Table 3 Accent 1" w:uiPriority="48"/>
+    <w:lsdException w:name="List Table 4 Accent 1" w:uiPriority="49"/>
+    <w:lsdException w:name="List Table 5 Dark Accent 1" w:uiPriority="50"/>
+    <w:lsdException w:name="List Table 6 Colorful Accent 1" w:uiPriority="51"/>
+    <w:lsdException w:name="List Table 7 Colorful Accent 1" w:uiPriority="52"/>
+    <w:lsdException w:name="List Table 1 Light Accent 2" w:uiPriority="46"/>
+    <w:lsdException w:name="List Table 2 Accent 2" w:uiPriority="47"/>
+    <w:lsdException w:name="List Table 3 Accent 2" w:uiPriority="48"/>
+    <w:lsdException w:name="List Table 4 Accent 2" w:uiPriority="49"/>
+    <w:lsdException w:name="List Table 5 Dark Accent 2" w:uiPriority="50"/>
+    <w:lsdException w:name="List Table 6 Colorful Accent 2" w:uiPriority="51"/>
+    <w:lsdException w:name="List Table 7 Colorful Accent 2" w:uiPriority="52"/>
+    <w:lsdException w:name="List Table 1 Light Accent 3" w:uiPriority="46"/>
+    <w:lsdException w:name="List Table 2 Accent 3" w:uiPriority="47"/>
+    <w:lsdException w:name="List Table 3 Accent 3" w:uiPriority="48"/>
+    <w:lsdException w:name="List Table 4 Accent 3" w:uiPriority="49"/>
+    <w:lsdException w:name="List Table 5 Dark Accent 3" w:uiPriority="50"/>
+    <w:lsdException w:name="List Table 6 Colorful Accent 3" w:uiPriority="51"/>
+    <w:lsdException w:name="List Table 7 Colorful Accent 3" w:uiPriority="52"/>
+    <w:lsdException w:name="List Table 1 Light Accent 4" w:uiPriority="46"/>
+    <w:lsdException w:name="List Table 2 Accent 4" w:uiPriority="47"/>
+    <w:lsdException w:name="List Table 3 Accent 4" w:uiPriority="48"/>
+    <w:lsdException w:name="List Table 4 Accent 4" w:uiPriority="49"/>
+    <w:lsdException w:name="List Table 5 Dark Accent 4" w:uiPriority="50"/>
+    <w:lsdException w:name="List Table 6 Colorful Accent 4" w:uiPriority="51"/>
+    <w:lsdException w:name="List Table 7 Colorful Accent 4" w:uiPriority="52"/>
+    <w:lsdException w:name="List Table 1 Light Accent 5" w:uiPriority="46"/>
+    <w:lsdException w:name="List Table 2 Accent 5" w:uiPriority="47"/>
+    <w:lsdException w:name="List Table 3 Accent 5" w:uiPriority="48"/>
+    <w:lsdException w:name="List Table 4 Accent 5" w:uiPriority="49"/>
+    <w:lsdException w:name="List Table 5 Dark Accent 5" w:uiPriority="50"/>
+    <w:lsdException w:name="List Table 6 Colorful Accent 5" w:uiPriority="51"/>
+    <w:lsdException w:name="List Table 7 Colorful Accent 5" w:uiPriority="52"/>
+    <w:lsdException w:name="List Table 1 Light Accent 6" w:uiPriority="46"/>
+    <w:lsdException w:name="List Table 2 Accent 6" w:uiPriority="47"/>
+    <w:lsdException w:name="List Table 3 Accent 6" w:uiPriority="48"/>
+    <w:lsdException w:name="List Table 4 Accent 6" w:uiPriority="49"/>
+    <w:lsdException w:name="List Table 5 Dark Accent 6" w:uiPriority="50"/>
+    <w:lsdException w:name="List Table 6 Colorful Accent 6" w:uiPriority="51"/>
+    <w:lsdException w:name="List Table 7 Colorful Accent 6" w:uiPriority="52"/>
+    <w:lsdException w:name="Mention" w:semiHidden="1" w:unhideWhenUsed="1"/>
+    <w:lsdException w:name="Smart Hyperlink" w:semiHidden="1" w:unhideWhenUsed="1"/>
+    <w:lsdException w:name="Hashtag" w:semiHidden="1" w:unhideWhenUsed="1"/>
+    <w:lsdException w:name="Unresolved Mention" w:semiHidden="1" w:unhideWhenUsed="1"/>
+    <w:lsdException w:name="Smart Link" w:semiHidden="1" w:unhideWhenUsed="1"/>
+  </w:latentStyles>
   <w:style w:default="1" w:styleId="Normal" w:type="paragraph">
     <w:name w:val="Normal"/>
     <w:qFormat/>
-  </w:style>
-  <w:style w:styleId="BodyText" w:type="paragraph">
-    <w:name w:val="Body Text"/>
-    <w:basedOn w:val="Normal"/>
-    <w:link w:val="BodyTextChar"/>
-    <w:qFormat/>
+    <w:rsid w:val="00717495"/>
     <w:pPr>
-      <w:spacing w:after="180" w:before="180"/>
+      <w:spacing w:after="120"/>
     </w:pPr>
-  </w:style>
-  <w:style w:customStyle="1" w:styleId="FirstParagraph" w:type="paragraph">
-    <w:name w:val="First Paragraph"/>
-    <w:basedOn w:val="BodyText"/>
-    <w:next w:val="BodyText"/>
-    <w:qFormat/>
-  </w:style>
-  <w:style w:customStyle="1" w:styleId="Compact" w:type="paragraph">
-    <w:name w:val="Compact"/>
-    <w:basedOn w:val="BodyText"/>
-    <w:qFormat/>
-    <w:pPr>
-      <w:spacing w:after="36" w:before="36"/>
-    </w:pPr>
-  </w:style>
-  <w:style w:styleId="Title" w:type="paragraph">
-    <w:name w:val="Title"/>
-    <w:basedOn w:val="Normal"/>
-    <w:next w:val="BodyText"/>
-    <w:link w:val="TitleChar"/>
-    <w:uiPriority w:val="10"/>
-    <w:qFormat/>
-    <w:rsid w:val="00A10FD9"/>
-    <w:pPr>
-      <w:spacing w:after="80" w:line="240" w:lineRule="auto"/>
-      <w:contextualSpacing/>
-      <w:jc w:val="center"/>
-    </w:pPr>
-    <w:rPr>
-      <w:rFonts w:asciiTheme="majorHAnsi" w:cstheme="majorBidi" w:eastAsiaTheme="majorEastAsia" w:hAnsiTheme="majorHAnsi"/>
-      <w:sz w:val="56"/>
-      <w:szCs w:val="56"/>
-    </w:rPr>
-  </w:style>
-  <w:style w:customStyle="1" w:styleId="TitleChar" w:type="character">
-    <w:name w:val="Title Char"/>
-    <w:basedOn w:val="DefaultParagraphFont"/>
-    <w:link w:val="Title"/>
-    <w:uiPriority w:val="10"/>
-    <w:rsid w:val="00A10FD9"/>
-    <w:rPr>
-      <w:rFonts w:asciiTheme="majorHAnsi" w:cstheme="majorBidi" w:eastAsiaTheme="majorEastAsia" w:hAnsiTheme="majorHAnsi"/>
-      <w:sz w:val="56"/>
-      <w:szCs w:val="56"/>
-    </w:rPr>
-  </w:style>
-  <w:style w:styleId="Subtitle" w:type="paragraph">
-    <w:name w:val="Subtitle"/>
-    <w:basedOn w:val="Title"/>
-    <w:next w:val="BodyText"/>
-    <w:link w:val="SubtitleChar"/>
-    <w:uiPriority w:val="11"/>
-    <w:qFormat/>
-    <w:rsid w:val="00A10FD9"/>
-    <w:pPr>
-      <w:numPr>
-        <w:ilvl w:val="1"/>
-      </w:numPr>
-    </w:pPr>
-    <w:rPr>
-      <w:rFonts w:cstheme="majorBidi" w:eastAsiaTheme="majorEastAsia"/>
-      <w:spacing w:val="15"/>
-      <w:sz w:val="28"/>
-      <w:szCs w:val="28"/>
-    </w:rPr>
-  </w:style>
-  <w:style w:customStyle="1" w:styleId="SubtitleChar" w:type="character">
-    <w:name w:val="Subtitle Char"/>
-    <w:basedOn w:val="DefaultParagraphFont"/>
-    <w:link w:val="Subtitle"/>
-    <w:uiPriority w:val="11"/>
-    <w:rsid w:val="00A10FD9"/>
-    <w:rPr>
-      <w:rFonts w:cstheme="majorBidi" w:eastAsiaTheme="majorEastAsia"/>
-      <w:color w:themeColor="text1" w:themeTint="A6" w:val="595959"/>
-      <w:spacing w:val="15"/>
-      <w:sz w:val="28"/>
-      <w:szCs w:val="28"/>
-    </w:rPr>
-  </w:style>
-  <w:style w:customStyle="1" w:styleId="Author" w:type="paragraph">
-    <w:name w:val="Author"/>
-    <w:basedOn w:val="Title"/>
-    <w:next w:val="BodyText"/>
-    <w:qFormat/>
-    <w:pPr>
-      <w:keepNext/>
-      <w:keepLines/>
-    </w:pPr>
-    <w:rPr>
-      <w:sz w:val="24"/>
-      <w:szCs w:val="24"/>
-    </w:rPr>
-  </w:style>
-  <w:style w:styleId="Date" w:type="paragraph">
-    <w:name w:val="Date"/>
-    <w:basedOn w:val="Title"/>
-    <w:next w:val="BodyText"/>
-    <w:qFormat/>
-    <w:pPr>
-      <w:keepNext/>
-      <w:keepLines/>
-    </w:pPr>
-    <w:rPr>
-      <w:sz w:val="24"/>
-      <w:szCs w:val="24"/>
-    </w:rPr>
-  </w:style>
-  <w:style w:customStyle="1" w:styleId="AbstractTitle" w:type="paragraph">
-    <w:name w:val="Abstract Title"/>
-    <w:basedOn w:val="Normal"/>
-    <w:next w:val="Abstract"/>
-    <w:qFormat/>
-    <w:pPr>
-      <w:keepNext/>
-      <w:keepLines/>
-      <w:spacing w:after="0" w:before="300"/>
-      <w:jc w:val="center"/>
-    </w:pPr>
-    <w:rPr>
-      <w:b/>
-      <w:sz w:val="20"/>
-      <w:szCs w:val="20"/>
-    </w:rPr>
-  </w:style>
-  <w:style w:customStyle="1" w:styleId="Abstract" w:type="paragraph">
-    <w:name w:val="Abstract"/>
-    <w:basedOn w:val="Normal"/>
-    <w:next w:val="BodyText"/>
-    <w:qFormat/>
-    <w:pPr>
-      <w:keepNext/>
-      <w:keepLines/>
-      <w:spacing w:after="300" w:before="100"/>
-    </w:pPr>
-    <w:rPr>
-      <w:sz w:val="20"/>
-      <w:szCs w:val="20"/>
-    </w:rPr>
-  </w:style>
-  <w:style w:styleId="Bibliography" w:type="paragraph">
-    <w:name w:val="Bibliography"/>
-    <w:basedOn w:val="Normal"/>
-    <w:next w:val="Bibliography"/>
-    <w:qFormat/>
-    <w:pPr/>
-    <w:rPr/>
   </w:style>
   <w:style w:styleId="Heading1" w:type="paragraph">
     <w:name w:val="heading 1"/>
     <w:basedOn w:val="Normal"/>
-    <w:next w:val="BodyText"/>
+    <w:next w:val="Normal"/>
     <w:link w:val="Heading1Char"/>
     <w:uiPriority w:val="9"/>
     <w:qFormat/>
-    <w:rsid w:val="00A10FD9"/>
+    <w:rsid w:val="00717495"/>
     <w:pPr>
-      <w:keepNext/>
-      <w:keepLines/>
-      <w:spacing w:after="80" w:before="360"/>
+      <w:spacing w:after="0" w:before="480"/>
+      <w:contextualSpacing/>
       <w:outlineLvl w:val="0"/>
     </w:pPr>
     <w:rPr>
-      <w:rFonts w:asciiTheme="majorHAnsi" w:cstheme="majorBidi" w:eastAsiaTheme="majorEastAsia" w:hAnsiTheme="majorHAnsi"/>
-      <w:color w:themeColor="accent1" w:themeShade="BF" w:val="0F4761"/>
-      <w:sz w:val="40"/>
-      <w:szCs w:val="40"/>
+      <w:spacing w:val="5"/>
+      <w:sz w:val="28"/>
+      <w:szCs w:val="28"/>
+      <w:lang w:val="en-US"/>
     </w:rPr>
   </w:style>
   <w:style w:styleId="Heading2" w:type="paragraph">
     <w:name w:val="heading 2"/>
     <w:basedOn w:val="Normal"/>
-    <w:next w:val="BodyText"/>
+    <w:next w:val="Normal"/>
     <w:link w:val="Heading2Char"/>
     <w:uiPriority w:val="9"/>
-    <w:semiHidden/>
     <w:unhideWhenUsed/>
     <w:qFormat/>
-    <w:rsid w:val="00A10FD9"/>
+    <w:rsid w:val="00717495"/>
     <w:pPr>
-      <w:keepNext/>
-      <w:keepLines/>
-      <w:spacing w:after="80" w:before="160"/>
+      <w:spacing w:after="0" w:before="200" w:line="271" w:lineRule="auto"/>
       <w:outlineLvl w:val="1"/>
     </w:pPr>
     <w:rPr>
-      <w:rFonts w:asciiTheme="majorHAnsi" w:cstheme="majorBidi" w:eastAsiaTheme="majorEastAsia" w:hAnsiTheme="majorHAnsi"/>
-      <w:color w:themeColor="accent1" w:themeShade="BF" w:val="0F4761"/>
-      <w:sz w:val="32"/>
-      <w:szCs w:val="32"/>
+      <w:sz w:val="24"/>
+      <w:szCs w:val="24"/>
+      <w:lang w:val="en-US"/>
     </w:rPr>
   </w:style>
   <w:style w:styleId="Heading3" w:type="paragraph">
     <w:name w:val="heading 3"/>
     <w:basedOn w:val="Normal"/>
-    <w:next w:val="BodyText"/>
+    <w:next w:val="Normal"/>
     <w:link w:val="Heading3Char"/>
     <w:uiPriority w:val="9"/>
-    <w:semiHidden/>
     <w:unhideWhenUsed/>
     <w:qFormat/>
-    <w:rsid w:val="00A10FD9"/>
+    <w:rsid w:val="00717495"/>
     <w:pPr>
-      <w:keepNext/>
-      <w:keepLines/>
-      <w:spacing w:after="80" w:before="160"/>
+      <w:spacing w:after="0" w:before="200" w:line="271" w:lineRule="auto"/>
       <w:outlineLvl w:val="2"/>
     </w:pPr>
     <w:rPr>
-      <w:rFonts w:cstheme="majorBidi" w:eastAsiaTheme="majorEastAsia"/>
-      <w:color w:themeColor="accent1" w:themeShade="BF" w:val="0F4761"/>
-      <w:sz w:val="28"/>
-      <w:szCs w:val="28"/>
+      <w:i/>
+      <w:iCs/>
+      <w:spacing w:val="5"/>
+      <w:lang w:val="en-US"/>
     </w:rPr>
   </w:style>
   <w:style w:styleId="Heading4" w:type="paragraph">
     <w:name w:val="heading 4"/>
     <w:basedOn w:val="Normal"/>
-    <w:next w:val="BodyText"/>
+    <w:next w:val="Normal"/>
     <w:link w:val="Heading4Char"/>
     <w:uiPriority w:val="9"/>
     <w:semiHidden/>
     <w:unhideWhenUsed/>
     <w:qFormat/>
-    <w:rsid w:val="00A10FD9"/>
+    <w:rsid w:val="00717495"/>
     <w:pPr>
-      <w:keepNext/>
-      <w:keepLines/>
-      <w:spacing w:after="40" w:before="80"/>
+      <w:spacing w:after="0" w:line="271" w:lineRule="auto"/>
       <w:outlineLvl w:val="3"/>
     </w:pPr>
     <w:rPr>
-      <w:rFonts w:cstheme="majorBidi" w:eastAsiaTheme="majorEastAsia"/>
-      <w:i/>
-      <w:iCs/>
-      <w:color w:themeColor="accent1" w:themeShade="BF" w:val="0F4761"/>
+      <w:b/>
+      <w:bCs/>
+      <w:spacing w:val="5"/>
+      <w:sz w:val="24"/>
+      <w:szCs w:val="24"/>
     </w:rPr>
   </w:style>
   <w:style w:styleId="Heading5" w:type="paragraph">
     <w:name w:val="heading 5"/>
     <w:basedOn w:val="Normal"/>
-    <w:next w:val="BodyText"/>
+    <w:next w:val="Normal"/>
     <w:link w:val="Heading5Char"/>
     <w:uiPriority w:val="9"/>
     <w:semiHidden/>
     <w:unhideWhenUsed/>
     <w:qFormat/>
-    <w:rsid w:val="00A10FD9"/>
+    <w:rsid w:val="00717495"/>
     <w:pPr>
-      <w:keepNext/>
-      <w:keepLines/>
-      <w:spacing w:after="40" w:before="80"/>
+      <w:spacing w:after="0" w:line="271" w:lineRule="auto"/>
       <w:outlineLvl w:val="4"/>
     </w:pPr>
     <w:rPr>
-      <w:rFonts w:cstheme="majorBidi" w:eastAsiaTheme="majorEastAsia"/>
-      <w:color w:themeColor="accent1" w:themeShade="BF" w:val="0F4761"/>
+      <w:i/>
+      <w:iCs/>
+      <w:sz w:val="24"/>
+      <w:szCs w:val="24"/>
     </w:rPr>
   </w:style>
   <w:style w:styleId="Heading6" w:type="paragraph">
     <w:name w:val="heading 6"/>
     <w:basedOn w:val="Normal"/>
-    <w:next w:val="BodyText"/>
+    <w:next w:val="Normal"/>
     <w:link w:val="Heading6Char"/>
     <w:uiPriority w:val="9"/>
     <w:semiHidden/>
     <w:unhideWhenUsed/>
     <w:qFormat/>
-    <w:rsid w:val="00A10FD9"/>
+    <w:rsid w:val="00717495"/>
     <w:pPr>
-      <w:keepNext/>
-      <w:keepLines/>
-      <w:spacing w:after="0" w:before="40"/>
+      <w:shd w:color="auto" w:fill="FFFFFF" w:themeFill="background1" w:val="clear"/>
+      <w:spacing w:after="0" w:line="271" w:lineRule="auto"/>
       <w:outlineLvl w:val="5"/>
     </w:pPr>
     <w:rPr>
-      <w:rFonts w:cstheme="majorBidi" w:eastAsiaTheme="majorEastAsia"/>
-      <w:i/>
-      <w:iCs/>
+      <w:b/>
+      <w:bCs/>
       <w:color w:themeColor="text1" w:themeTint="A6" w:val="595959"/>
+      <w:spacing w:val="5"/>
     </w:rPr>
   </w:style>
   <w:style w:styleId="Heading7" w:type="paragraph">
     <w:name w:val="heading 7"/>
     <w:basedOn w:val="Normal"/>
-    <w:next w:val="BodyText"/>
+    <w:next w:val="Normal"/>
     <w:link w:val="Heading7Char"/>
     <w:uiPriority w:val="9"/>
     <w:semiHidden/>
     <w:unhideWhenUsed/>
     <w:qFormat/>
-    <w:rsid w:val="00A10FD9"/>
+    <w:rsid w:val="00717495"/>
     <w:pPr>
-      <w:keepNext/>
-      <w:keepLines/>
-      <w:spacing w:after="0" w:before="40"/>
+      <w:spacing w:after="0"/>
       <w:outlineLvl w:val="6"/>
     </w:pPr>
     <w:rPr>
-      <w:rFonts w:cstheme="majorBidi" w:eastAsiaTheme="majorEastAsia"/>
-      <w:color w:themeColor="text1" w:themeTint="A6" w:val="595959"/>
+      <w:b/>
+      <w:bCs/>
+      <w:i/>
+      <w:iCs/>
+      <w:color w:themeColor="text1" w:themeTint="A5" w:val="5A5A5A"/>
+      <w:sz w:val="20"/>
+      <w:szCs w:val="20"/>
     </w:rPr>
   </w:style>
   <w:style w:styleId="Heading8" w:type="paragraph">
     <w:name w:val="heading 8"/>
     <w:basedOn w:val="Normal"/>
-    <w:next w:val="BodyText"/>
+    <w:next w:val="Normal"/>
     <w:link w:val="Heading8Char"/>
     <w:uiPriority w:val="9"/>
     <w:semiHidden/>
     <w:unhideWhenUsed/>
     <w:qFormat/>
-    <w:rsid w:val="00A10FD9"/>
+    <w:rsid w:val="00717495"/>
     <w:pPr>
-      <w:keepNext/>
-      <w:keepLines/>
       <w:spacing w:after="0"/>
       <w:outlineLvl w:val="7"/>
     </w:pPr>
     <w:rPr>
-      <w:rFonts w:cstheme="majorBidi" w:eastAsiaTheme="majorEastAsia"/>
-      <w:i/>
-      <w:iCs/>
-      <w:color w:themeColor="text1" w:themeTint="D8" w:val="272727"/>
+      <w:b/>
+      <w:bCs/>
+      <w:color w:themeColor="text1" w:themeTint="80" w:val="7F7F7F"/>
+      <w:sz w:val="20"/>
+      <w:szCs w:val="20"/>
     </w:rPr>
   </w:style>
   <w:style w:styleId="Heading9" w:type="paragraph">
     <w:name w:val="heading 9"/>
     <w:basedOn w:val="Normal"/>
-    <w:next w:val="BodyText"/>
+    <w:next w:val="Normal"/>
     <w:link w:val="Heading9Char"/>
     <w:uiPriority w:val="9"/>
     <w:semiHidden/>
     <w:unhideWhenUsed/>
     <w:qFormat/>
-    <w:rsid w:val="00A10FD9"/>
+    <w:rsid w:val="00717495"/>
     <w:pPr>
-      <w:keepNext/>
-      <w:keepLines/>
-      <w:spacing w:after="0"/>
+      <w:spacing w:after="0" w:line="271" w:lineRule="auto"/>
       <w:outlineLvl w:val="8"/>
     </w:pPr>
     <w:rPr>
-      <w:rFonts w:cstheme="majorBidi" w:eastAsiaTheme="majorEastAsia"/>
-      <w:color w:themeColor="text1" w:themeTint="D8" w:val="272727"/>
-    </w:rPr>
-  </w:style>
-  <w:style w:customStyle="1" w:styleId="Heading1Char" w:type="character">
-    <w:name w:val="Heading 1 Char"/>
-    <w:basedOn w:val="DefaultParagraphFont"/>
-    <w:link w:val="Heading1"/>
-    <w:uiPriority w:val="9"/>
-    <w:rsid w:val="00A10FD9"/>
-    <w:rPr>
-      <w:rFonts w:asciiTheme="majorHAnsi" w:cstheme="majorBidi" w:eastAsiaTheme="majorEastAsia" w:hAnsiTheme="majorHAnsi"/>
-      <w:color w:themeColor="accent1" w:themeShade="BF" w:val="0F4761"/>
-      <w:sz w:val="40"/>
-      <w:szCs w:val="40"/>
-    </w:rPr>
-  </w:style>
-  <w:style w:customStyle="1" w:styleId="Heading2Char" w:type="character">
-    <w:name w:val="Heading 2 Char"/>
-    <w:basedOn w:val="DefaultParagraphFont"/>
-    <w:link w:val="Heading2"/>
-    <w:uiPriority w:val="9"/>
-    <w:semiHidden/>
-    <w:rsid w:val="00A10FD9"/>
-    <w:rPr>
-      <w:rFonts w:asciiTheme="majorHAnsi" w:cstheme="majorBidi" w:eastAsiaTheme="majorEastAsia" w:hAnsiTheme="majorHAnsi"/>
-      <w:color w:themeColor="accent1" w:themeShade="BF" w:val="0F4761"/>
-      <w:sz w:val="32"/>
-      <w:szCs w:val="32"/>
-    </w:rPr>
-  </w:style>
-  <w:style w:customStyle="1" w:styleId="Heading3Char" w:type="character">
-    <w:name w:val="Heading 3 Char"/>
-    <w:basedOn w:val="DefaultParagraphFont"/>
-    <w:link w:val="Heading3"/>
-    <w:uiPriority w:val="9"/>
-    <w:semiHidden/>
-    <w:rsid w:val="00A10FD9"/>
-    <w:rPr>
-      <w:rFonts w:cstheme="majorBidi" w:eastAsiaTheme="majorEastAsia"/>
-      <w:color w:themeColor="accent1" w:themeShade="BF" w:val="0F4761"/>
-      <w:sz w:val="28"/>
-      <w:szCs w:val="28"/>
-    </w:rPr>
-  </w:style>
-  <w:style w:customStyle="1" w:styleId="Heading4Char" w:type="character">
-    <w:name w:val="Heading 4 Char"/>
-    <w:basedOn w:val="DefaultParagraphFont"/>
-    <w:link w:val="Heading4"/>
-    <w:uiPriority w:val="9"/>
-    <w:semiHidden/>
-    <w:rsid w:val="00A10FD9"/>
-    <w:rPr>
-      <w:rFonts w:cstheme="majorBidi" w:eastAsiaTheme="majorEastAsia"/>
+      <w:b/>
+      <w:bCs/>
       <w:i/>
       <w:iCs/>
-      <w:color w:themeColor="accent1" w:themeShade="BF" w:val="0F4761"/>
+      <w:color w:themeColor="text1" w:themeTint="80" w:val="7F7F7F"/>
+      <w:sz w:val="18"/>
+      <w:szCs w:val="18"/>
     </w:rPr>
-  </w:style>
-  <w:style w:customStyle="1" w:styleId="Heading5Char" w:type="character">
-    <w:name w:val="Heading 5 Char"/>
-    <w:basedOn w:val="DefaultParagraphFont"/>
-    <w:link w:val="Heading5"/>
-    <w:uiPriority w:val="9"/>
-    <w:semiHidden/>
-    <w:rsid w:val="00A10FD9"/>
-    <w:rPr>
-      <w:rFonts w:cstheme="majorBidi" w:eastAsiaTheme="majorEastAsia"/>
-      <w:color w:themeColor="accent1" w:themeShade="BF" w:val="0F4761"/>
-    </w:rPr>
-  </w:style>
-  <w:style w:customStyle="1" w:styleId="Heading6Char" w:type="character">
-    <w:name w:val="Heading 6 Char"/>
-    <w:basedOn w:val="DefaultParagraphFont"/>
-    <w:link w:val="Heading6"/>
-    <w:uiPriority w:val="9"/>
-    <w:semiHidden/>
-    <w:rsid w:val="00A10FD9"/>
-    <w:rPr>
-      <w:rFonts w:cstheme="majorBidi" w:eastAsiaTheme="majorEastAsia"/>
-      <w:i/>
-      <w:iCs/>
-      <w:color w:themeColor="text1" w:themeTint="A6" w:val="595959"/>
-    </w:rPr>
-  </w:style>
-  <w:style w:customStyle="1" w:styleId="Heading7Char" w:type="character">
-    <w:name w:val="Heading 7 Char"/>
-    <w:basedOn w:val="DefaultParagraphFont"/>
-    <w:link w:val="Heading7"/>
-    <w:uiPriority w:val="9"/>
-    <w:semiHidden/>
-    <w:rsid w:val="00A10FD9"/>
-    <w:rPr>
-      <w:rFonts w:cstheme="majorBidi" w:eastAsiaTheme="majorEastAsia"/>
-      <w:color w:themeColor="text1" w:themeTint="A6" w:val="595959"/>
-    </w:rPr>
-  </w:style>
-  <w:style w:customStyle="1" w:styleId="Heading8Char" w:type="character">
-    <w:name w:val="Heading 8 Char"/>
-    <w:basedOn w:val="DefaultParagraphFont"/>
-    <w:link w:val="Heading8"/>
-    <w:uiPriority w:val="9"/>
-    <w:semiHidden/>
-    <w:rsid w:val="00A10FD9"/>
-    <w:rPr>
-      <w:rFonts w:cstheme="majorBidi" w:eastAsiaTheme="majorEastAsia"/>
-      <w:i/>
-      <w:iCs/>
-      <w:color w:themeColor="text1" w:themeTint="D8" w:val="272727"/>
-    </w:rPr>
-  </w:style>
-  <w:style w:customStyle="1" w:styleId="Heading9Char" w:type="character">
-    <w:name w:val="Heading 9 Char"/>
-    <w:basedOn w:val="DefaultParagraphFont"/>
-    <w:link w:val="Heading9"/>
-    <w:uiPriority w:val="9"/>
-    <w:semiHidden/>
-    <w:rsid w:val="00A10FD9"/>
-    <w:rPr>
-      <w:rFonts w:cstheme="majorBidi" w:eastAsiaTheme="majorEastAsia"/>
-      <w:color w:themeColor="text1" w:themeTint="D8" w:val="272727"/>
-    </w:rPr>
-  </w:style>
-  <w:style w:styleId="BlockText" w:type="paragraph">
-    <w:name w:val="Block Text"/>
-    <w:basedOn w:val="BodyText"/>
-    <w:next w:val="BodyText"/>
-    <w:uiPriority w:val="9"/>
-    <w:unhideWhenUsed/>
-    <w:qFormat/>
-    <w:pPr>
-      <w:spacing w:after="100" w:before="100"/>
-      <w:ind w:firstLine="0" w:left="480" w:right="480"/>
-    </w:pPr>
-  </w:style>
-  <w:style w:styleId="FootnoteText" w:type="paragraph">
-    <w:name w:val="Footnote Text"/>
-    <w:basedOn w:val="Normal"/>
-    <w:next w:val="FootnoteText"/>
-    <w:uiPriority w:val="9"/>
-    <w:unhideWhenUsed/>
-    <w:qFormat/>
-  </w:style>
-  <w:style w:styleId="FootnoteBlockText" w:type="paragraph">
-    <w:name w:val="Footnote Block Text"/>
-    <w:basedOn w:val="FootnoteText"/>
-    <w:next w:val="FootnoteText"/>
-    <w:uiPriority w:val="9"/>
-    <w:unhideWhenUsed/>
-    <w:qFormat/>
-    <w:pPr>
-      <w:spacing w:after="100" w:before="100"/>
-      <w:ind w:firstLine="0" w:left="480" w:right="480"/>
-    </w:pPr>
   </w:style>
   <w:style w:default="1" w:styleId="DefaultParagraphFont" w:type="character">
     <w:name w:val="Default Paragraph Font"/>
+    <w:uiPriority w:val="1"/>
     <w:semiHidden/>
     <w:unhideWhenUsed/>
   </w:style>
-  <w:style w:default="1" w:styleId="Table" w:type="table">
-    <w:name w:val="Table"/>
-    <w:basedOn w:val="TableNormal"/>
+  <w:style w:default="1" w:styleId="TableNormal" w:type="table">
+    <w:name w:val="Normal Table"/>
+    <w:uiPriority w:val="99"/>
     <w:semiHidden/>
     <w:unhideWhenUsed/>
-    <w:qFormat/>
     <w:tblPr>
       <w:tblInd w:type="dxa" w:w="0"/>
       <w:tblCellMar>
@@ -6596,113 +6830,419 @@
         <w:right w:type="dxa" w:w="108"/>
       </w:tblCellMar>
     </w:tblPr>
-    <w:tblStylePr w:type="firstRow">
-      <w:tcPr>
-        <w:tcBorders>
-          <w:bottom w:val="single"/>
-        </w:tcBorders>
-        <w:vAlign w:val="bottom"/>
-      </w:tcPr>
-    </w:tblStylePr>
   </w:style>
-  <w:style w:customStyle="1" w:styleId="DefinitionTerm" w:type="paragraph">
-    <w:name w:val="Definition Term"/>
+  <w:style w:default="1" w:styleId="NoList" w:type="numbering">
+    <w:name w:val="No List"/>
+    <w:uiPriority w:val="99"/>
+    <w:semiHidden/>
+    <w:unhideWhenUsed/>
+  </w:style>
+  <w:style w:customStyle="1" w:styleId="Heading1Char" w:type="character">
+    <w:name w:val="Heading 1 Char"/>
+    <w:basedOn w:val="DefaultParagraphFont"/>
+    <w:link w:val="Heading1"/>
+    <w:uiPriority w:val="9"/>
+    <w:rsid w:val="00717495"/>
+    <w:rPr>
+      <w:spacing w:val="5"/>
+      <w:sz w:val="28"/>
+      <w:szCs w:val="28"/>
+      <w:lang w:val="en-US"/>
+    </w:rPr>
+  </w:style>
+  <w:style w:customStyle="1" w:styleId="Heading2Char" w:type="character">
+    <w:name w:val="Heading 2 Char"/>
+    <w:basedOn w:val="DefaultParagraphFont"/>
+    <w:link w:val="Heading2"/>
+    <w:uiPriority w:val="9"/>
+    <w:rsid w:val="00717495"/>
+    <w:rPr>
+      <w:sz w:val="24"/>
+      <w:szCs w:val="24"/>
+      <w:lang w:val="en-US"/>
+    </w:rPr>
+  </w:style>
+  <w:style w:customStyle="1" w:styleId="Heading3Char" w:type="character">
+    <w:name w:val="Heading 3 Char"/>
+    <w:basedOn w:val="DefaultParagraphFont"/>
+    <w:link w:val="Heading3"/>
+    <w:uiPriority w:val="9"/>
+    <w:rsid w:val="00717495"/>
+    <w:rPr>
+      <w:i/>
+      <w:iCs/>
+      <w:spacing w:val="5"/>
+      <w:lang w:val="en-US"/>
+    </w:rPr>
+  </w:style>
+  <w:style w:customStyle="1" w:styleId="Heading4Char" w:type="character">
+    <w:name w:val="Heading 4 Char"/>
+    <w:basedOn w:val="DefaultParagraphFont"/>
+    <w:link w:val="Heading4"/>
+    <w:uiPriority w:val="9"/>
+    <w:semiHidden/>
+    <w:rsid w:val="00717495"/>
+    <w:rPr>
+      <w:b/>
+      <w:bCs/>
+      <w:spacing w:val="5"/>
+      <w:sz w:val="24"/>
+      <w:szCs w:val="24"/>
+    </w:rPr>
+  </w:style>
+  <w:style w:customStyle="1" w:styleId="Heading5Char" w:type="character">
+    <w:name w:val="Heading 5 Char"/>
+    <w:basedOn w:val="DefaultParagraphFont"/>
+    <w:link w:val="Heading5"/>
+    <w:uiPriority w:val="9"/>
+    <w:semiHidden/>
+    <w:rsid w:val="00717495"/>
+    <w:rPr>
+      <w:i/>
+      <w:iCs/>
+      <w:sz w:val="24"/>
+      <w:szCs w:val="24"/>
+    </w:rPr>
+  </w:style>
+  <w:style w:customStyle="1" w:styleId="Heading6Char" w:type="character">
+    <w:name w:val="Heading 6 Char"/>
+    <w:basedOn w:val="DefaultParagraphFont"/>
+    <w:link w:val="Heading6"/>
+    <w:uiPriority w:val="9"/>
+    <w:semiHidden/>
+    <w:rsid w:val="00717495"/>
+    <w:rPr>
+      <w:b/>
+      <w:bCs/>
+      <w:color w:themeColor="text1" w:themeTint="A6" w:val="595959"/>
+      <w:spacing w:val="5"/>
+      <w:shd w:color="auto" w:fill="FFFFFF" w:themeFill="background1" w:val="clear"/>
+    </w:rPr>
+  </w:style>
+  <w:style w:customStyle="1" w:styleId="Heading7Char" w:type="character">
+    <w:name w:val="Heading 7 Char"/>
+    <w:basedOn w:val="DefaultParagraphFont"/>
+    <w:link w:val="Heading7"/>
+    <w:uiPriority w:val="9"/>
+    <w:semiHidden/>
+    <w:rsid w:val="00717495"/>
+    <w:rPr>
+      <w:b/>
+      <w:bCs/>
+      <w:i/>
+      <w:iCs/>
+      <w:color w:themeColor="text1" w:themeTint="A5" w:val="5A5A5A"/>
+      <w:sz w:val="20"/>
+      <w:szCs w:val="20"/>
+    </w:rPr>
+  </w:style>
+  <w:style w:customStyle="1" w:styleId="Heading8Char" w:type="character">
+    <w:name w:val="Heading 8 Char"/>
+    <w:basedOn w:val="DefaultParagraphFont"/>
+    <w:link w:val="Heading8"/>
+    <w:uiPriority w:val="9"/>
+    <w:semiHidden/>
+    <w:rsid w:val="00717495"/>
+    <w:rPr>
+      <w:b/>
+      <w:bCs/>
+      <w:color w:themeColor="text1" w:themeTint="80" w:val="7F7F7F"/>
+      <w:sz w:val="20"/>
+      <w:szCs w:val="20"/>
+    </w:rPr>
+  </w:style>
+  <w:style w:customStyle="1" w:styleId="Heading9Char" w:type="character">
+    <w:name w:val="Heading 9 Char"/>
+    <w:basedOn w:val="DefaultParagraphFont"/>
+    <w:link w:val="Heading9"/>
+    <w:uiPriority w:val="9"/>
+    <w:semiHidden/>
+    <w:rsid w:val="00717495"/>
+    <w:rPr>
+      <w:b/>
+      <w:bCs/>
+      <w:i/>
+      <w:iCs/>
+      <w:color w:themeColor="text1" w:themeTint="80" w:val="7F7F7F"/>
+      <w:sz w:val="18"/>
+      <w:szCs w:val="18"/>
+    </w:rPr>
+  </w:style>
+  <w:style w:styleId="Title" w:type="paragraph">
+    <w:name w:val="Title"/>
     <w:basedOn w:val="Normal"/>
-    <w:next w:val="Definition"/>
+    <w:next w:val="Normal"/>
+    <w:link w:val="TitleChar"/>
+    <w:uiPriority w:val="10"/>
+    <w:qFormat/>
+    <w:rsid w:val="00717495"/>
     <w:pPr>
-      <w:keepNext/>
-      <w:keepLines/>
-      <w:spacing w:after="0"/>
+      <w:spacing w:after="300" w:line="240" w:lineRule="auto"/>
+      <w:contextualSpacing/>
     </w:pPr>
     <w:rPr>
-      <w:b/>
+      <w:sz w:val="32"/>
+      <w:szCs w:val="32"/>
+      <w:lang w:val="en-US"/>
     </w:rPr>
   </w:style>
-  <w:style w:customStyle="1" w:styleId="Definition" w:type="paragraph">
-    <w:name w:val="Definition"/>
+  <w:style w:customStyle="1" w:styleId="TitleChar" w:type="character">
+    <w:name w:val="Title Char"/>
+    <w:basedOn w:val="DefaultParagraphFont"/>
+    <w:link w:val="Title"/>
+    <w:uiPriority w:val="10"/>
+    <w:rsid w:val="00717495"/>
+    <w:rPr>
+      <w:sz w:val="32"/>
+      <w:szCs w:val="32"/>
+      <w:lang w:val="en-US"/>
+    </w:rPr>
+  </w:style>
+  <w:style w:styleId="Subtitle" w:type="paragraph">
+    <w:name w:val="Subtitle"/>
     <w:basedOn w:val="Normal"/>
+    <w:next w:val="Normal"/>
+    <w:link w:val="SubtitleChar"/>
+    <w:uiPriority w:val="11"/>
+    <w:qFormat/>
+    <w:rsid w:val="00717495"/>
+    <w:rPr>
+      <w:i/>
+      <w:iCs/>
+      <w:spacing w:val="10"/>
+      <w:sz w:val="28"/>
+      <w:szCs w:val="28"/>
+      <w:lang w:val="en-US"/>
+    </w:rPr>
   </w:style>
-  <w:style w:styleId="Caption" w:type="paragraph">
-    <w:name w:val="Caption"/>
+  <w:style w:customStyle="1" w:styleId="SubtitleChar" w:type="character">
+    <w:name w:val="Subtitle Char"/>
+    <w:basedOn w:val="DefaultParagraphFont"/>
+    <w:link w:val="Subtitle"/>
+    <w:uiPriority w:val="11"/>
+    <w:rsid w:val="00717495"/>
+    <w:rPr>
+      <w:i/>
+      <w:iCs/>
+      <w:spacing w:val="10"/>
+      <w:sz w:val="28"/>
+      <w:szCs w:val="28"/>
+      <w:lang w:val="en-US"/>
+    </w:rPr>
+  </w:style>
+  <w:style w:styleId="Quote" w:type="paragraph">
+    <w:name w:val="Quote"/>
     <w:basedOn w:val="Normal"/>
-    <w:link w:val="BodyTextChar"/>
+    <w:next w:val="Normal"/>
+    <w:link w:val="QuoteChar"/>
+    <w:uiPriority w:val="29"/>
+    <w:qFormat/>
+    <w:rsid w:val="00717495"/>
+    <w:rPr>
+      <w:i/>
+      <w:iCs/>
+    </w:rPr>
+  </w:style>
+  <w:style w:customStyle="1" w:styleId="QuoteChar" w:type="character">
+    <w:name w:val="Quote Char"/>
+    <w:basedOn w:val="DefaultParagraphFont"/>
+    <w:link w:val="Quote"/>
+    <w:uiPriority w:val="29"/>
+    <w:rsid w:val="00717495"/>
+    <w:rPr>
+      <w:i/>
+      <w:iCs/>
+    </w:rPr>
+  </w:style>
+  <w:style w:styleId="ListParagraph" w:type="paragraph">
+    <w:name w:val="List Paragraph"/>
+    <w:basedOn w:val="Normal"/>
+    <w:uiPriority w:val="34"/>
+    <w:qFormat/>
+    <w:rsid w:val="00717495"/>
     <w:pPr>
-      <w:spacing w:after="120" w:before="0"/>
+      <w:ind w:left="720"/>
+      <w:contextualSpacing/>
+    </w:pPr>
+  </w:style>
+  <w:style w:styleId="IntenseEmphasis" w:type="character">
+    <w:name w:val="Intense Emphasis"/>
+    <w:uiPriority w:val="21"/>
+    <w:qFormat/>
+    <w:rsid w:val="00717495"/>
+    <w:rPr>
+      <w:b/>
+      <w:bCs/>
+      <w:i/>
+      <w:iCs/>
+    </w:rPr>
+  </w:style>
+  <w:style w:styleId="IntenseQuote" w:type="paragraph">
+    <w:name w:val="Intense Quote"/>
+    <w:basedOn w:val="Normal"/>
+    <w:next w:val="Normal"/>
+    <w:link w:val="IntenseQuoteChar"/>
+    <w:uiPriority w:val="30"/>
+    <w:qFormat/>
+    <w:rsid w:val="00717495"/>
+    <w:pPr>
+      <w:pBdr>
+        <w:top w:color="auto" w:space="10" w:sz="4" w:val="single"/>
+        <w:bottom w:color="auto" w:space="10" w:sz="4" w:val="single"/>
+      </w:pBdr>
+      <w:spacing w:after="240" w:before="240" w:line="300" w:lineRule="auto"/>
+      <w:ind w:left="1152" w:right="1152"/>
+      <w:jc w:val="both"/>
     </w:pPr>
     <w:rPr>
       <w:i/>
+      <w:iCs/>
     </w:rPr>
   </w:style>
-  <w:style w:customStyle="1" w:styleId="TableCaption" w:type="paragraph">
-    <w:name w:val="Table Caption"/>
-    <w:basedOn w:val="Caption"/>
+  <w:style w:customStyle="1" w:styleId="IntenseQuoteChar" w:type="character">
+    <w:name w:val="Intense Quote Char"/>
+    <w:basedOn w:val="DefaultParagraphFont"/>
+    <w:link w:val="IntenseQuote"/>
+    <w:uiPriority w:val="30"/>
+    <w:rsid w:val="00717495"/>
+    <w:rPr>
+      <w:i/>
+      <w:iCs/>
+    </w:rPr>
+  </w:style>
+  <w:style w:styleId="IntenseReference" w:type="character">
+    <w:name w:val="Intense Reference"/>
+    <w:uiPriority w:val="32"/>
+    <w:qFormat/>
+    <w:rsid w:val="00717495"/>
+    <w:rPr>
+      <w:b/>
+      <w:bCs/>
+      <w:smallCaps/>
+    </w:rPr>
+  </w:style>
+  <w:style w:styleId="Strong" w:type="character">
+    <w:name w:val="Strong"/>
+    <w:uiPriority w:val="22"/>
+    <w:qFormat/>
+    <w:rsid w:val="00717495"/>
+    <w:rPr>
+      <w:b/>
+      <w:bCs/>
+    </w:rPr>
+  </w:style>
+  <w:style w:styleId="Emphasis" w:type="character">
+    <w:name w:val="Emphasis"/>
+    <w:uiPriority w:val="20"/>
+    <w:qFormat/>
+    <w:rsid w:val="00717495"/>
+    <w:rPr>
+      <w:b/>
+      <w:bCs/>
+      <w:i/>
+      <w:iCs/>
+      <w:spacing w:val="10"/>
+    </w:rPr>
+  </w:style>
+  <w:style w:styleId="NoSpacing" w:type="paragraph">
+    <w:name w:val="No Spacing"/>
+    <w:basedOn w:val="Normal"/>
+    <w:uiPriority w:val="1"/>
+    <w:qFormat/>
+    <w:rsid w:val="00717495"/>
     <w:pPr>
-      <w:keepNext/>
+      <w:spacing w:after="0" w:line="240" w:lineRule="auto"/>
     </w:pPr>
   </w:style>
-  <w:style w:customStyle="1" w:styleId="ImageCaption" w:type="paragraph">
-    <w:name w:val="Image Caption"/>
-    <w:basedOn w:val="Caption"/>
-  </w:style>
-  <w:style w:customStyle="1" w:styleId="Figure" w:type="paragraph">
-    <w:name w:val="Figure"/>
-    <w:basedOn w:val="Normal"/>
-  </w:style>
-  <w:style w:customStyle="1" w:styleId="CaptionedFigure" w:type="paragraph">
-    <w:name w:val="Captioned Figure"/>
-    <w:basedOn w:val="Figure"/>
-    <w:pPr>
-      <w:keepNext/>
-    </w:pPr>
-  </w:style>
-  <w:style w:customStyle="1" w:styleId="BodyTextChar" w:type="character">
-    <w:name w:val="Body Text Char"/>
-    <w:basedOn w:val="DefaultParagraphFont"/>
-    <w:link w:val="BodyText"/>
-  </w:style>
-  <w:style w:customStyle="1" w:styleId="VerbatimChar" w:type="character">
-    <w:name w:val="Verbatim Char"/>
-    <w:basedOn w:val="BodyTextChar"/>
+  <w:style w:styleId="SubtleEmphasis" w:type="character">
+    <w:name w:val="Subtle Emphasis"/>
+    <w:uiPriority w:val="19"/>
+    <w:qFormat/>
+    <w:rsid w:val="00717495"/>
     <w:rPr>
-      <w:rFonts w:ascii="Consolas" w:hAnsi="Consolas"/>
-      <w:sz w:val="22"/>
+      <w:i/>
+      <w:iCs/>
     </w:rPr>
   </w:style>
-  <w:style w:customStyle="1" w:styleId="SectionNumber" w:type="character">
-    <w:name w:val="Section Number"/>
-    <w:basedOn w:val="BodyTextChar"/>
-  </w:style>
-  <w:style w:styleId="FootnoteReference" w:type="character">
-    <w:name w:val="Footnote Reference"/>
-    <w:basedOn w:val="BodyTextChar"/>
+  <w:style w:styleId="SubtleReference" w:type="character">
+    <w:name w:val="Subtle Reference"/>
+    <w:basedOn w:val="DefaultParagraphFont"/>
+    <w:uiPriority w:val="31"/>
+    <w:qFormat/>
+    <w:rsid w:val="00717495"/>
     <w:rPr>
-      <w:vertAlign w:val="superscript"/>
+      <w:smallCaps/>
     </w:rPr>
   </w:style>
-  <w:style w:styleId="Hyperlink" w:type="character">
-    <w:name w:val="Hyperlink"/>
-    <w:basedOn w:val="BodyTextChar"/>
+  <w:style w:styleId="BookTitle" w:type="character">
+    <w:name w:val="Book Title"/>
+    <w:basedOn w:val="DefaultParagraphFont"/>
+    <w:uiPriority w:val="33"/>
+    <w:qFormat/>
+    <w:rsid w:val="00717495"/>
     <w:rPr>
-      <w:color w:themeColor="accent1" w:val="4F81BD"/>
+      <w:i/>
+      <w:iCs/>
+      <w:smallCaps/>
+      <w:spacing w:val="5"/>
     </w:rPr>
   </w:style>
   <w:style w:styleId="TOCHeading" w:type="paragraph">
     <w:name w:val="TOC Heading"/>
     <w:basedOn w:val="Heading1"/>
-    <w:next w:val="BodyText"/>
+    <w:next w:val="Normal"/>
     <w:uiPriority w:val="39"/>
+    <w:semiHidden/>
     <w:unhideWhenUsed/>
     <w:qFormat/>
+    <w:rsid w:val="00717495"/>
     <w:pPr>
-      <w:spacing w:before="240" w:line="259" w:lineRule="auto"/>
       <w:outlineLvl w:val="9"/>
     </w:pPr>
-    <w:rPr>
-      <w:rFonts w:asciiTheme="majorHAnsi" w:cstheme="majorBidi" w:eastAsiaTheme="majorEastAsia" w:hAnsiTheme="majorHAnsi"/>
-      <w:b w:val="0"/>
-      <w:bCs w:val="0"/>
-      <w:color w:themeColor="accent1" w:themeShade="BF" w:val="365F91"/>
-    </w:rPr>
+  </w:style>
+  <w:style w:styleId="Header" w:type="paragraph">
+    <w:name w:val="header"/>
+    <w:basedOn w:val="Normal"/>
+    <w:link w:val="HeaderChar"/>
+    <w:uiPriority w:val="99"/>
+    <w:unhideWhenUsed/>
+    <w:rsid w:val="00E43D64"/>
+    <w:pPr>
+      <w:tabs>
+        <w:tab w:pos="4680" w:val="center"/>
+        <w:tab w:pos="9360" w:val="right"/>
+      </w:tabs>
+      <w:spacing w:after="0" w:line="240" w:lineRule="auto"/>
+    </w:pPr>
+  </w:style>
+  <w:style w:customStyle="1" w:styleId="HeaderChar" w:type="character">
+    <w:name w:val="Header Char"/>
+    <w:basedOn w:val="DefaultParagraphFont"/>
+    <w:link w:val="Header"/>
+    <w:uiPriority w:val="99"/>
+    <w:rsid w:val="00E43D64"/>
+  </w:style>
+  <w:style w:styleId="Footer" w:type="paragraph">
+    <w:name w:val="footer"/>
+    <w:basedOn w:val="Normal"/>
+    <w:link w:val="FooterChar"/>
+    <w:uiPriority w:val="99"/>
+    <w:unhideWhenUsed/>
+    <w:rsid w:val="00E43D64"/>
+    <w:pPr>
+      <w:tabs>
+        <w:tab w:pos="4680" w:val="center"/>
+        <w:tab w:pos="9360" w:val="right"/>
+      </w:tabs>
+      <w:spacing w:after="0" w:line="240" w:lineRule="auto"/>
+    </w:pPr>
+  </w:style>
+  <w:style w:customStyle="1" w:styleId="FooterChar" w:type="character">
+    <w:name w:val="Footer Char"/>
+    <w:basedOn w:val="DefaultParagraphFont"/>
+    <w:link w:val="Footer"/>
+    <w:uiPriority w:val="99"/>
+    <w:rsid w:val="00E43D64"/>
   </w:style>
   <w:style w:type="paragraph" w:customStyle="1" w:styleId="SourceCode">
     <w:name w:val="Source Code"/>
@@ -7067,7 +7607,7 @@
         <a:latin typeface="Aptos" panose="02110004020202020204"/>
         <a:ea typeface=""/>
         <a:cs typeface=""/>
-        <a:font script="Jpan" typeface="游明朝"/>
+        <a:font script="Jpan" typeface="游ゴシック"/>
         <a:font script="Hang" typeface="맑은 고딕"/>
         <a:font script="Hans" typeface="等线"/>
         <a:font script="Hant" typeface="新細明體"/>
@@ -7258,7 +7798,7 @@
   <a:extraClrSchemeLst/>
   <a:extLst>
     <a:ext uri="{05A4C25C-085E-4340-85A3-A5531E510DB2}">
-      <thm15:themeFamily xmlns:thm15="http://schemas.microsoft.com/office/thememl/2012/main" name="Office Theme" id="{2E142A2C-CD16-42D6-873A-C26D2A0506FA}" vid="{1BDDFF52-6CD6-40A5-AB3C-68EB2F1E4D0A}"/>
+      <thm15:themeFamily xmlns:thm15="http://schemas.microsoft.com/office/thememl/2012/main" name="Office Theme" id="{62F939B6-93AF-4DB8-9C6B-D6C7DFDC589F}" vid="{4A3C46E8-61CC-4603-A589-7422A47A8E4A}"/>
     </a:ext>
   </a:extLst>
 </a:theme>

--- a/study_protocol_full.docx
+++ b/study_protocol_full.docx
@@ -43,7 +43,7 @@
         </w:numPr>
       </w:pPr>
       <w:r>
-        <w:t xml:space="preserve">Protocol version: 1.0</w:t>
+        <w:t xml:space="preserve">Protocol version number: 1.0</w:t>
       </w:r>
     </w:p>
     <w:p>
@@ -54,7 +54,7 @@
         </w:numPr>
       </w:pPr>
       <w:r>
-        <w:t xml:space="preserve">Protocol date: 6 October 2026</w:t>
+        <w:t xml:space="preserve">Protocol version date: 6 October 2026</w:t>
       </w:r>
     </w:p>
     <w:p>
@@ -1658,7 +1658,15 @@
         <w:pStyle w:val="FirstParagraph"/>
       </w:pPr>
       <w:r>
-        <w:t xml:space="preserve">The questionnaire will be designed as an electronic survey.</w:t>
+        <w:t xml:space="preserve">The survey will be administered using the University’s online survey platform. Data will be stored on secure password-protected system accessible only to authorized study personnel.</w:t>
+      </w:r>
+    </w:p>
+    <w:p>
+      <w:pPr>
+        <w:pStyle w:val="BodyText"/>
+      </w:pPr>
+      <w:r>
+        <w:t xml:space="preserve">Completion of the Round-1 questionnaire is expected to require approximately 20 minutes and Round-2 approximately 15 minutes.</w:t>
       </w:r>
     </w:p>
     <w:bookmarkStart w:id="44" w:name="barrier-ratings"/>
@@ -3178,6 +3186,14 @@
       </w:pPr>
       <w:r>
         <w:t xml:space="preserve">Names, email addresses, and other direct identifiers will be stored separately from survey responses in password-protected, access-controlled files on secure institutional systems. Only designated members of the research team will have access to the contact/linkage file.</w:t>
+      </w:r>
+    </w:p>
+    <w:p>
+      <w:pPr>
+        <w:pStyle w:val="BodyText"/>
+      </w:pPr>
+      <w:r>
+        <w:t xml:space="preserve">Contact lists used solely for recruitment and round linkage will be deleted once all study procedures, follow-up communications, and reporting obligations are completed.</w:t>
       </w:r>
     </w:p>
     <w:p>
@@ -3895,6 +3911,14 @@
       </w:pPr>
       <w:r>
         <w:t xml:space="preserve">After completion of the Delphi rounds, a stakeholder validation workshop may be convened to examine the practical interpretation and implementation implications of the consensus findings.</w:t>
+      </w:r>
+    </w:p>
+    <w:p>
+      <w:pPr>
+        <w:pStyle w:val="BodyText"/>
+      </w:pPr>
+      <w:r>
+        <w:t xml:space="preserve">Participation in the validation workshop will be voluntary and will require separate invitation and consent.</w:t>
       </w:r>
     </w:p>
     <w:p>
@@ -4429,15 +4453,7 @@
         <w:pStyle w:val="FirstParagraph"/>
       </w:pPr>
       <w:r>
-        <w:t xml:space="preserve">The final interpretation will reflect what the panel agrees is important, modifiable, or feasible. It will not be presented as direct evidence of intervention effectiveness.</w:t>
-      </w:r>
-    </w:p>
-    <w:p>
-      <w:pPr>
-        <w:pStyle w:val="BodyText"/>
-      </w:pPr>
-      <w:r>
-        <w:t xml:space="preserve">Consensus results will only be interpreted if at least three stakeholder categories are represented and no single stakeholder group contributes more than 60% of all valid responses. If this condition is not met, overall consensus results will be reported descriptively but will be labeled as limited in representativeness and will not be used to support the full multilevel action framework.</w:t>
+        <w:t xml:space="preserve">The final interpretation will reflect what the panel agrees is important, modifiable, or feasible. It will not be presented as direct evidence of intervention effectiveness. Consensus results will only be interpreted if at least three stakeholder categories are represented and no single stakeholder group contributes more than 60% of all valid responses. The steering group may seek additional recruitment within underrepresented stakeholder categories before closure of recruitment where feasible. If this condition is not met, overall consensus results will be reported descriptively but will be labeled as limited in representativeness and will not be used to support the full multilevel action framework.</w:t>
       </w:r>
     </w:p>
     <w:bookmarkEnd w:id="87"/>

--- a/study_protocol_full.docx
+++ b/study_protocol_full.docx
@@ -988,7 +988,7 @@
         <w:pStyle w:val="FirstParagraph"/>
       </w:pPr>
       <w:r>
-        <w:t xml:space="preserve">The study will recruit participants from multiple Egyptian medical schools, teaching hospitals, and research institutions. Recruitment will aim to achieve geographic and institutional diversity, including participants from Greater Cairo; Alexandria and the Delta; and Upper Egypt.</w:t>
+        <w:t xml:space="preserve">The study will recruit participants from multiple Egyptian medical schools, teaching hospitals, and research institutions. Recruitment will aim to achieve geographic and institutional diversity, including participants from Governmental, National, and Private universities.</w:t>
       </w:r>
     </w:p>
     <w:p>
@@ -1000,7 +1000,7 @@
       </w:r>
     </w:p>
     <w:bookmarkEnd w:id="29"/>
-    <w:bookmarkStart w:id="38" w:name="participants-and-eligibility"/>
+    <w:bookmarkStart w:id="36" w:name="participants-and-eligibility"/>
     <w:p>
       <w:pPr>
         <w:pStyle w:val="Heading1"/>
@@ -1009,7 +1009,7 @@
         <w:t xml:space="preserve">Participants and Eligibility</w:t>
       </w:r>
     </w:p>
-    <w:bookmarkStart w:id="36" w:name="delphi-panel-eligibility"/>
+    <w:bookmarkStart w:id="34" w:name="delphi-panel-eligibility"/>
     <w:p>
       <w:pPr>
         <w:pStyle w:val="Heading2"/>
@@ -1146,17 +1146,34 @@
         </w:numPr>
       </w:pPr>
       <w:r>
-        <w:t xml:space="preserve">Be a member or former member of a research ethics committee, research office, research governance body, or comparable institutional structure.</w:t>
+        <w:t xml:space="preserve">Be a member or former member of a research ethics committee, research governance body, or comparable institutional structure.</w:t>
+      </w:r>
+    </w:p>
+    <w:p>
+      <w:pPr>
+        <w:pStyle w:val="FirstParagraph"/>
+      </w:pPr>
+      <w:r>
+        <w:t xml:space="preserve">Participants should have sufficient familiarity with the Egyptian research environment to provide informed judgments.</w:t>
       </w:r>
     </w:p>
     <w:bookmarkEnd w:id="33"/>
-    <w:bookmarkStart w:id="34" w:name="X756336328c3408203c750c6b7b015218c237dc3"/>
-    <w:p>
-      <w:pPr>
-        <w:pStyle w:val="Heading3"/>
-      </w:pPr>
-      <w:r>
-        <w:t xml:space="preserve">Funders, policymakers, and research administrators</w:t>
+    <w:bookmarkEnd w:id="34"/>
+    <w:bookmarkStart w:id="35" w:name="exclusion-criteria"/>
+    <w:p>
+      <w:pPr>
+        <w:pStyle w:val="Heading2"/>
+      </w:pPr>
+      <w:r>
+        <w:t xml:space="preserve">Exclusion criteria</w:t>
+      </w:r>
+    </w:p>
+    <w:p>
+      <w:pPr>
+        <w:pStyle w:val="FirstParagraph"/>
+      </w:pPr>
+      <w:r>
+        <w:t xml:space="preserve">Participants will be excluded if they:</w:t>
       </w:r>
     </w:p>
     <w:p>
@@ -1168,121 +1185,60 @@
         </w:numPr>
       </w:pPr>
       <w:r>
-        <w:t xml:space="preserve">Have professional responsibility or substantial experience in medical research funding, administration, policy, capacity building, or research governance.</w:t>
-      </w:r>
-    </w:p>
-    <w:bookmarkEnd w:id="34"/>
-    <w:bookmarkStart w:id="35" w:name="health-system-representatives"/>
-    <w:p>
-      <w:pPr>
-        <w:pStyle w:val="Heading3"/>
-      </w:pPr>
-      <w:r>
-        <w:t xml:space="preserve">Health-system representatives</w:t>
-      </w:r>
-    </w:p>
-    <w:p>
-      <w:pPr>
-        <w:pStyle w:val="Compact"/>
-        <w:numPr>
-          <w:ilvl w:val="0"/>
-          <w:numId w:val="1016"/>
-        </w:numPr>
-      </w:pPr>
-      <w:r>
-        <w:t xml:space="preserve">Have a professional role involving health-service research, clinical research infrastructure, research implementation, or health-system decision-making.</w:t>
-      </w:r>
-    </w:p>
-    <w:p>
-      <w:pPr>
-        <w:pStyle w:val="FirstParagraph"/>
-      </w:pPr>
-      <w:r>
-        <w:t xml:space="preserve">Participants should have sufficient familiarity with the Egyptian research environment to provide informed judgments.</w:t>
+        <w:t xml:space="preserve">cannot provide informed consent;</w:t>
+      </w:r>
+    </w:p>
+    <w:p>
+      <w:pPr>
+        <w:pStyle w:val="Compact"/>
+        <w:numPr>
+          <w:ilvl w:val="0"/>
+          <w:numId w:val="1015"/>
+        </w:numPr>
+      </w:pPr>
+      <w:r>
+        <w:t xml:space="preserve">have insufficient familiarity with medical research in Egypt to complete the Delphi questionnaire meaningfully;</w:t>
+      </w:r>
+    </w:p>
+    <w:p>
+      <w:pPr>
+        <w:pStyle w:val="Compact"/>
+        <w:numPr>
+          <w:ilvl w:val="0"/>
+          <w:numId w:val="1015"/>
+        </w:numPr>
+      </w:pPr>
+      <w:r>
+        <w:t xml:space="preserve">are unable to complete the questionnaire in English or Arabic, depending on the final validated questionnaire language;</w:t>
+      </w:r>
+    </w:p>
+    <w:p>
+      <w:pPr>
+        <w:pStyle w:val="Compact"/>
+        <w:numPr>
+          <w:ilvl w:val="0"/>
+          <w:numId w:val="1015"/>
+        </w:numPr>
+      </w:pPr>
+      <w:r>
+        <w:t xml:space="preserve">participate only in questionnaire piloting and do not meet the final panel eligibility criteria; or</w:t>
+      </w:r>
+    </w:p>
+    <w:p>
+      <w:pPr>
+        <w:pStyle w:val="Compact"/>
+        <w:numPr>
+          <w:ilvl w:val="0"/>
+          <w:numId w:val="1015"/>
+        </w:numPr>
+      </w:pPr>
+      <w:r>
+        <w:t xml:space="preserve">have a direct conflict of interest that the steering group determines would prevent independent participation.</w:t>
       </w:r>
     </w:p>
     <w:bookmarkEnd w:id="35"/>
     <w:bookmarkEnd w:id="36"/>
-    <w:bookmarkStart w:id="37" w:name="exclusion-criteria"/>
-    <w:p>
-      <w:pPr>
-        <w:pStyle w:val="Heading2"/>
-      </w:pPr>
-      <w:r>
-        <w:t xml:space="preserve">Exclusion criteria</w:t>
-      </w:r>
-    </w:p>
-    <w:p>
-      <w:pPr>
-        <w:pStyle w:val="FirstParagraph"/>
-      </w:pPr>
-      <w:r>
-        <w:t xml:space="preserve">Participants will be excluded if they:</w:t>
-      </w:r>
-    </w:p>
-    <w:p>
-      <w:pPr>
-        <w:pStyle w:val="Compact"/>
-        <w:numPr>
-          <w:ilvl w:val="0"/>
-          <w:numId w:val="1017"/>
-        </w:numPr>
-      </w:pPr>
-      <w:r>
-        <w:t xml:space="preserve">cannot provide informed consent;</w:t>
-      </w:r>
-    </w:p>
-    <w:p>
-      <w:pPr>
-        <w:pStyle w:val="Compact"/>
-        <w:numPr>
-          <w:ilvl w:val="0"/>
-          <w:numId w:val="1017"/>
-        </w:numPr>
-      </w:pPr>
-      <w:r>
-        <w:t xml:space="preserve">have insufficient familiarity with medical research in Egypt to complete the Delphi questionnaire meaningfully;</w:t>
-      </w:r>
-    </w:p>
-    <w:p>
-      <w:pPr>
-        <w:pStyle w:val="Compact"/>
-        <w:numPr>
-          <w:ilvl w:val="0"/>
-          <w:numId w:val="1017"/>
-        </w:numPr>
-      </w:pPr>
-      <w:r>
-        <w:t xml:space="preserve">are unable to complete the questionnaire in English or Arabic, depending on the final validated questionnaire language;</w:t>
-      </w:r>
-    </w:p>
-    <w:p>
-      <w:pPr>
-        <w:pStyle w:val="Compact"/>
-        <w:numPr>
-          <w:ilvl w:val="0"/>
-          <w:numId w:val="1017"/>
-        </w:numPr>
-      </w:pPr>
-      <w:r>
-        <w:t xml:space="preserve">participate only in questionnaire piloting and do not meet the final panel eligibility criteria; or</w:t>
-      </w:r>
-    </w:p>
-    <w:p>
-      <w:pPr>
-        <w:pStyle w:val="Compact"/>
-        <w:numPr>
-          <w:ilvl w:val="0"/>
-          <w:numId w:val="1017"/>
-        </w:numPr>
-      </w:pPr>
-      <w:r>
-        <w:t xml:space="preserve">have a direct conflict of interest that the steering group determines would prevent independent participation.</w:t>
-      </w:r>
-    </w:p>
-    <w:bookmarkEnd w:id="37"/>
-    <w:bookmarkEnd w:id="38"/>
-    <w:bookmarkStart w:id="40" w:name="panel-composition-and-sampling"/>
+    <w:bookmarkStart w:id="38" w:name="panel-composition-and-sampling"/>
     <w:p>
       <w:pPr>
         <w:pStyle w:val="Heading1"/>
@@ -1503,7 +1459,7 @@
         <w:t xml:space="preserve">The study will not use statistical weighting to make one stakeholder group numerically representative of the Egyptian research workforce. Instead, stakeholder composition and response rates will be reported transparently, and subgroup differences will be treated as exploratory unless sufficient numbers permit more formal comparison.</w:t>
       </w:r>
     </w:p>
-    <w:bookmarkStart w:id="39" w:name="recruitment-procedures"/>
+    <w:bookmarkStart w:id="37" w:name="recruitment-procedures"/>
     <w:p>
       <w:pPr>
         <w:pStyle w:val="Heading2"/>
@@ -1520,24 +1476,137 @@
         <w:t xml:space="preserve">The study team will approach participants directly by an individualized invitation. No snowball recruitment will be used. The invitation will include a brief study description, an information sheet, and a link to the electronic consent form and Round-1 questionnaire.</w:t>
       </w:r>
     </w:p>
+    <w:bookmarkEnd w:id="37"/>
+    <w:bookmarkEnd w:id="38"/>
+    <w:bookmarkStart w:id="41" w:name="item-generation"/>
+    <w:p>
+      <w:pPr>
+        <w:pStyle w:val="Heading1"/>
+      </w:pPr>
+      <w:r>
+        <w:t xml:space="preserve">Item Generation</w:t>
+      </w:r>
+    </w:p>
+    <w:bookmarkStart w:id="39" w:name="evidence-review"/>
+    <w:p>
+      <w:pPr>
+        <w:pStyle w:val="Heading2"/>
+      </w:pPr>
+      <w:r>
+        <w:t xml:space="preserve">Evidence review</w:t>
+      </w:r>
+    </w:p>
+    <w:p>
+      <w:pPr>
+        <w:pStyle w:val="FirstParagraph"/>
+      </w:pPr>
+      <w:r>
+        <w:t xml:space="preserve">A structured narrative review of existing literature will focus on domains related to reducing research waste and increasing value with particular attention to early-career researchers and low- and middle-income settings. The review will be used to generate candidate domains and statements.</w:t>
+      </w:r>
+    </w:p>
     <w:bookmarkEnd w:id="39"/>
+    <w:bookmarkStart w:id="40" w:name="development-of-the-initial-item-pool"/>
+    <w:p>
+      <w:pPr>
+        <w:pStyle w:val="Heading2"/>
+      </w:pPr>
+      <w:r>
+        <w:t xml:space="preserve">Development of the initial item pool</w:t>
+      </w:r>
+    </w:p>
+    <w:p>
+      <w:pPr>
+        <w:pStyle w:val="FirstParagraph"/>
+      </w:pPr>
+      <w:r>
+        <w:t xml:space="preserve">Evidence-review findings will be converted into concise, single-concept statements.</w:t>
+      </w:r>
+    </w:p>
+    <w:p>
+      <w:pPr>
+        <w:pStyle w:val="BodyText"/>
+      </w:pPr>
+      <w:r>
+        <w:t xml:space="preserve">Where possible, each item will:</w:t>
+      </w:r>
+    </w:p>
+    <w:p>
+      <w:pPr>
+        <w:pStyle w:val="Compact"/>
+        <w:numPr>
+          <w:ilvl w:val="0"/>
+          <w:numId w:val="1016"/>
+        </w:numPr>
+      </w:pPr>
+      <w:r>
+        <w:t xml:space="preserve">describe one barrier or intervention;</w:t>
+      </w:r>
+    </w:p>
+    <w:p>
+      <w:pPr>
+        <w:pStyle w:val="Compact"/>
+        <w:numPr>
+          <w:ilvl w:val="0"/>
+          <w:numId w:val="1016"/>
+        </w:numPr>
+      </w:pPr>
+      <w:r>
+        <w:t xml:space="preserve">use neutral, non-accusatory wording;</w:t>
+      </w:r>
+    </w:p>
+    <w:p>
+      <w:pPr>
+        <w:pStyle w:val="Compact"/>
+        <w:numPr>
+          <w:ilvl w:val="0"/>
+          <w:numId w:val="1016"/>
+        </w:numPr>
+      </w:pPr>
+      <w:r>
+        <w:t xml:space="preserve">avoid double-barrelled concepts;</w:t>
+      </w:r>
+    </w:p>
+    <w:p>
+      <w:pPr>
+        <w:pStyle w:val="Compact"/>
+        <w:numPr>
+          <w:ilvl w:val="0"/>
+          <w:numId w:val="1016"/>
+        </w:numPr>
+      </w:pPr>
+      <w:r>
+        <w:t xml:space="preserve">be understandable to participants from different professional backgrounds; and</w:t>
+      </w:r>
+    </w:p>
+    <w:p>
+      <w:pPr>
+        <w:pStyle w:val="Compact"/>
+        <w:numPr>
+          <w:ilvl w:val="0"/>
+          <w:numId w:val="1016"/>
+        </w:numPr>
+      </w:pPr>
+      <w:r>
+        <w:t xml:space="preserve">identify the level or research-stage at which the barrier operates.</w:t>
+      </w:r>
+    </w:p>
+    <w:p>
+      <w:pPr>
+        <w:pStyle w:val="FirstParagraph"/>
+      </w:pPr>
+      <w:r>
+        <w:t xml:space="preserve">The steering group will review the initial item pool for conceptual overlap, redundancy, ambiguity, and comprehensiveness. A record of major item additions, deletions, mergers, and wording changes will be maintained.</w:t>
+      </w:r>
+    </w:p>
     <w:bookmarkEnd w:id="40"/>
-    <w:bookmarkStart w:id="43" w:name="item-generation"/>
+    <w:bookmarkEnd w:id="41"/>
+    <w:bookmarkStart w:id="43" w:name="delphi-questionnaire"/>
     <w:p>
       <w:pPr>
         <w:pStyle w:val="Heading1"/>
       </w:pPr>
       <w:r>
-        <w:t xml:space="preserve">Item Generation</w:t>
-      </w:r>
-    </w:p>
-    <w:bookmarkStart w:id="41" w:name="evidence-review"/>
-    <w:p>
-      <w:pPr>
-        <w:pStyle w:val="Heading2"/>
-      </w:pPr>
-      <w:r>
-        <w:t xml:space="preserve">Evidence review</w:t>
+        <w:t xml:space="preserve">Delphi Questionnaire</w:t>
       </w:r>
     </w:p>
     <w:p>
@@ -1545,25 +1614,7 @@
         <w:pStyle w:val="FirstParagraph"/>
       </w:pPr>
       <w:r>
-        <w:t xml:space="preserve">A structured narrative review of existing literature will focus on domains related to reducing research waste and increasing value with particular attention to early-career researchers and low- and middle-income settings. The review will be used to generate candidate domains and statements.</w:t>
-      </w:r>
-    </w:p>
-    <w:bookmarkEnd w:id="41"/>
-    <w:bookmarkStart w:id="42" w:name="development-of-the-initial-item-pool"/>
-    <w:p>
-      <w:pPr>
-        <w:pStyle w:val="Heading2"/>
-      </w:pPr>
-      <w:r>
-        <w:t xml:space="preserve">Development of the initial item pool</w:t>
-      </w:r>
-    </w:p>
-    <w:p>
-      <w:pPr>
-        <w:pStyle w:val="FirstParagraph"/>
-      </w:pPr>
-      <w:r>
-        <w:t xml:space="preserve">Evidence-review findings will be converted into concise, single-concept statements.</w:t>
+        <w:t xml:space="preserve">The survey will be administered using the University’s online survey platform. Data will be stored on secure password-protected system accessible only to authorized study personnel.</w:t>
       </w:r>
     </w:p>
     <w:p>
@@ -1571,105 +1622,10 @@
         <w:pStyle w:val="BodyText"/>
       </w:pPr>
       <w:r>
-        <w:t xml:space="preserve">Where possible, each item will:</w:t>
-      </w:r>
-    </w:p>
-    <w:p>
-      <w:pPr>
-        <w:pStyle w:val="Compact"/>
-        <w:numPr>
-          <w:ilvl w:val="0"/>
-          <w:numId w:val="1018"/>
-        </w:numPr>
-      </w:pPr>
-      <w:r>
-        <w:t xml:space="preserve">describe one barrier or intervention;</w:t>
-      </w:r>
-    </w:p>
-    <w:p>
-      <w:pPr>
-        <w:pStyle w:val="Compact"/>
-        <w:numPr>
-          <w:ilvl w:val="0"/>
-          <w:numId w:val="1018"/>
-        </w:numPr>
-      </w:pPr>
-      <w:r>
-        <w:t xml:space="preserve">use neutral, non-accusatory wording;</w:t>
-      </w:r>
-    </w:p>
-    <w:p>
-      <w:pPr>
-        <w:pStyle w:val="Compact"/>
-        <w:numPr>
-          <w:ilvl w:val="0"/>
-          <w:numId w:val="1018"/>
-        </w:numPr>
-      </w:pPr>
-      <w:r>
-        <w:t xml:space="preserve">avoid double-barrelled concepts;</w:t>
-      </w:r>
-    </w:p>
-    <w:p>
-      <w:pPr>
-        <w:pStyle w:val="Compact"/>
-        <w:numPr>
-          <w:ilvl w:val="0"/>
-          <w:numId w:val="1018"/>
-        </w:numPr>
-      </w:pPr>
-      <w:r>
-        <w:t xml:space="preserve">be understandable to participants from different professional backgrounds; and</w:t>
-      </w:r>
-    </w:p>
-    <w:p>
-      <w:pPr>
-        <w:pStyle w:val="Compact"/>
-        <w:numPr>
-          <w:ilvl w:val="0"/>
-          <w:numId w:val="1018"/>
-        </w:numPr>
-      </w:pPr>
-      <w:r>
-        <w:t xml:space="preserve">identify the level or research-stage at which the barrier operates.</w:t>
-      </w:r>
-    </w:p>
-    <w:p>
-      <w:pPr>
-        <w:pStyle w:val="FirstParagraph"/>
-      </w:pPr>
-      <w:r>
-        <w:t xml:space="preserve">The steering group will review the initial item pool for conceptual overlap, redundancy, ambiguity, and comprehensiveness. A record of major item additions, deletions, mergers, and wording changes will be maintained.</w:t>
-      </w:r>
-    </w:p>
-    <w:bookmarkEnd w:id="42"/>
-    <w:bookmarkEnd w:id="43"/>
-    <w:bookmarkStart w:id="45" w:name="delphi-questionnaire"/>
-    <w:p>
-      <w:pPr>
-        <w:pStyle w:val="Heading1"/>
-      </w:pPr>
-      <w:r>
-        <w:t xml:space="preserve">Delphi Questionnaire</w:t>
-      </w:r>
-    </w:p>
-    <w:p>
-      <w:pPr>
-        <w:pStyle w:val="FirstParagraph"/>
-      </w:pPr>
-      <w:r>
-        <w:t xml:space="preserve">The survey will be administered using the University’s online survey platform. Data will be stored on secure password-protected system accessible only to authorized study personnel.</w:t>
-      </w:r>
-    </w:p>
-    <w:p>
-      <w:pPr>
-        <w:pStyle w:val="BodyText"/>
-      </w:pPr>
-      <w:r>
         <w:t xml:space="preserve">Completion of the Round-1 questionnaire is expected to require approximately 20 minutes and Round-2 approximately 15 minutes.</w:t>
       </w:r>
     </w:p>
-    <w:bookmarkStart w:id="44" w:name="barrier-ratings"/>
+    <w:bookmarkStart w:id="42" w:name="barrier-ratings"/>
     <w:p>
       <w:pPr>
         <w:pStyle w:val="Heading2"/>
@@ -1742,15 +1698,189 @@
         <w:t xml:space="preserve">response where appropriate. Such responses will not be included in the denominator for consensus calculations.</w:t>
       </w:r>
     </w:p>
+    <w:bookmarkEnd w:id="42"/>
+    <w:bookmarkEnd w:id="43"/>
+    <w:bookmarkStart w:id="44" w:name="delphi-round-1"/>
+    <w:p>
+      <w:pPr>
+        <w:pStyle w:val="Heading1"/>
+      </w:pPr>
+      <w:r>
+        <w:t xml:space="preserve">Delphi Round 1</w:t>
+      </w:r>
+    </w:p>
+    <w:p>
+      <w:pPr>
+        <w:pStyle w:val="FirstParagraph"/>
+      </w:pPr>
+      <w:r>
+        <w:t xml:space="preserve">Participants will receive:</w:t>
+      </w:r>
+    </w:p>
+    <w:p>
+      <w:pPr>
+        <w:pStyle w:val="Compact"/>
+        <w:numPr>
+          <w:ilvl w:val="0"/>
+          <w:numId w:val="1017"/>
+        </w:numPr>
+      </w:pPr>
+      <w:r>
+        <w:t xml:space="preserve">an information sheet and electronic consent form;</w:t>
+      </w:r>
+    </w:p>
+    <w:p>
+      <w:pPr>
+        <w:pStyle w:val="Compact"/>
+        <w:numPr>
+          <w:ilvl w:val="0"/>
+          <w:numId w:val="1017"/>
+        </w:numPr>
+      </w:pPr>
+      <w:r>
+        <w:t xml:space="preserve">brief instructions explaining the Delphi process;</w:t>
+      </w:r>
+    </w:p>
+    <w:p>
+      <w:pPr>
+        <w:pStyle w:val="Compact"/>
+        <w:numPr>
+          <w:ilvl w:val="0"/>
+          <w:numId w:val="1017"/>
+        </w:numPr>
+      </w:pPr>
+      <w:r>
+        <w:t xml:space="preserve">the candidate barrier items;</w:t>
+      </w:r>
+    </w:p>
+    <w:p>
+      <w:pPr>
+        <w:pStyle w:val="Compact"/>
+        <w:numPr>
+          <w:ilvl w:val="0"/>
+          <w:numId w:val="1017"/>
+        </w:numPr>
+      </w:pPr>
+      <w:r>
+        <w:t xml:space="preserve">importance and modifiability rating scales; and</w:t>
+      </w:r>
+    </w:p>
+    <w:p>
+      <w:pPr>
+        <w:pStyle w:val="Compact"/>
+        <w:numPr>
+          <w:ilvl w:val="0"/>
+          <w:numId w:val="1017"/>
+        </w:numPr>
+      </w:pPr>
+      <w:r>
+        <w:t xml:space="preserve">basic professional/background questions required for panel characterization.</w:t>
+      </w:r>
+    </w:p>
+    <w:p>
+      <w:pPr>
+        <w:pStyle w:val="FirstParagraph"/>
+      </w:pPr>
+      <w:r>
+        <w:t xml:space="preserve">Participants will be encouraged to consider the research system as a whole rather than assigning responsibility for barriers to individual researchers.</w:t>
+      </w:r>
+    </w:p>
+    <w:p>
+      <w:pPr>
+        <w:pStyle w:val="BodyText"/>
+      </w:pPr>
+      <w:r>
+        <w:t xml:space="preserve">Round 1 will remain open for approximately 2–3 weeks, with one or two reminders.</w:t>
+      </w:r>
+    </w:p>
     <w:bookmarkEnd w:id="44"/>
+    <w:bookmarkStart w:id="48" w:name="round-1-item-handling"/>
+    <w:p>
+      <w:pPr>
+        <w:pStyle w:val="Heading1"/>
+      </w:pPr>
+      <w:r>
+        <w:t xml:space="preserve">Round 1 Item Handling</w:t>
+      </w:r>
+    </w:p>
+    <w:p>
+      <w:pPr>
+        <w:pStyle w:val="FirstParagraph"/>
+      </w:pPr>
+      <w:r>
+        <w:t xml:space="preserve">The following rules will be applied before Round 2:</w:t>
+      </w:r>
+    </w:p>
+    <w:bookmarkStart w:id="45" w:name="retain"/>
+    <w:p>
+      <w:pPr>
+        <w:pStyle w:val="Heading3"/>
+      </w:pPr>
+      <w:r>
+        <w:t xml:space="preserve">Retain</w:t>
+      </w:r>
+    </w:p>
+    <w:p>
+      <w:pPr>
+        <w:pStyle w:val="FirstParagraph"/>
+      </w:pPr>
+      <w:r>
+        <w:t xml:space="preserve">Items meeting the predefined importance-consensus criterion will be retained.</w:t>
+      </w:r>
+    </w:p>
     <w:bookmarkEnd w:id="45"/>
-    <w:bookmarkStart w:id="46" w:name="delphi-round-1"/>
+    <w:bookmarkStart w:id="46" w:name="revise"/>
+    <w:p>
+      <w:pPr>
+        <w:pStyle w:val="Heading3"/>
+      </w:pPr>
+      <w:r>
+        <w:t xml:space="preserve">Revise</w:t>
+      </w:r>
+    </w:p>
+    <w:p>
+      <w:pPr>
+        <w:pStyle w:val="FirstParagraph"/>
+      </w:pPr>
+      <w:r>
+        <w:t xml:space="preserve">Items that do not reach consensus but are potentially important, ambiguous, or substantially modified following panel comments may be revised and presented in Round 2. Material wording changes will be documented.</w:t>
+      </w:r>
+    </w:p>
+    <w:bookmarkEnd w:id="46"/>
+    <w:bookmarkStart w:id="47" w:name="remove"/>
+    <w:p>
+      <w:pPr>
+        <w:pStyle w:val="Heading3"/>
+      </w:pPr>
+      <w:r>
+        <w:t xml:space="preserve">Remove</w:t>
+      </w:r>
+    </w:p>
+    <w:p>
+      <w:pPr>
+        <w:pStyle w:val="FirstParagraph"/>
+      </w:pPr>
+      <w:r>
+        <w:t xml:space="preserve">Items may be removed if they are clearly redundant, outside the study scope, poorly understood, or judged by the steering group to represent a different construct. Removal decisions will be documented and will not be based solely on an unfavorable rating unless this was specified by the predefined decision rule.</w:t>
+      </w:r>
+    </w:p>
+    <w:p>
+      <w:pPr>
+        <w:pStyle w:val="BodyText"/>
+      </w:pPr>
+      <w:r>
+        <w:t xml:space="preserve">The steering group will not create or remove items after seeing Round-2 results.</w:t>
+      </w:r>
+    </w:p>
+    <w:bookmarkEnd w:id="47"/>
+    <w:bookmarkEnd w:id="48"/>
+    <w:bookmarkStart w:id="49" w:name="delphi-round-2"/>
     <w:p>
       <w:pPr>
         <w:pStyle w:val="Heading1"/>
       </w:pPr>
       <w:r>
-        <w:t xml:space="preserve">Delphi Round 1</w:t>
+        <w:t xml:space="preserve">Delphi Round 2</w:t>
       </w:r>
     </w:p>
     <w:p>
@@ -1758,7 +1888,87 @@
         <w:pStyle w:val="FirstParagraph"/>
       </w:pPr>
       <w:r>
-        <w:t xml:space="preserve">Participants will receive:</w:t>
+        <w:t xml:space="preserve">Round 2 will include retained and revised items.</w:t>
+      </w:r>
+    </w:p>
+    <w:p>
+      <w:pPr>
+        <w:pStyle w:val="BodyText"/>
+      </w:pPr>
+      <w:r>
+        <w:t xml:space="preserve">Participants will receive anonymous group-level feedback from Round 1 for each item, including:</w:t>
+      </w:r>
+    </w:p>
+    <w:p>
+      <w:pPr>
+        <w:pStyle w:val="Compact"/>
+        <w:numPr>
+          <w:ilvl w:val="0"/>
+          <w:numId w:val="1018"/>
+        </w:numPr>
+      </w:pPr>
+      <w:r>
+        <w:t xml:space="preserve">number of valid responses;</w:t>
+      </w:r>
+    </w:p>
+    <w:p>
+      <w:pPr>
+        <w:pStyle w:val="Compact"/>
+        <w:numPr>
+          <w:ilvl w:val="0"/>
+          <w:numId w:val="1018"/>
+        </w:numPr>
+      </w:pPr>
+      <w:r>
+        <w:t xml:space="preserve">median rating;</w:t>
+      </w:r>
+    </w:p>
+    <w:p>
+      <w:pPr>
+        <w:pStyle w:val="Compact"/>
+        <w:numPr>
+          <w:ilvl w:val="0"/>
+          <w:numId w:val="1018"/>
+        </w:numPr>
+      </w:pPr>
+      <w:r>
+        <w:t xml:space="preserve">interquartile range; and</w:t>
+      </w:r>
+    </w:p>
+    <w:p>
+      <w:pPr>
+        <w:pStyle w:val="Compact"/>
+        <w:numPr>
+          <w:ilvl w:val="0"/>
+          <w:numId w:val="1018"/>
+        </w:numPr>
+      </w:pPr>
+      <w:r>
+        <w:t xml:space="preserve">percentage of ratings in the high-importance range;</w:t>
+      </w:r>
+    </w:p>
+    <w:p>
+      <w:pPr>
+        <w:pStyle w:val="FirstParagraph"/>
+      </w:pPr>
+      <w:r>
+        <w:t xml:space="preserve">Individual participant responses will not be identified.</w:t>
+      </w:r>
+    </w:p>
+    <w:p>
+      <w:pPr>
+        <w:pStyle w:val="BodyText"/>
+      </w:pPr>
+      <w:r>
+        <w:t xml:space="preserve">Participants will be asked to re-rate the items after considering the group feedback.</w:t>
+      </w:r>
+    </w:p>
+    <w:p>
+      <w:pPr>
+        <w:pStyle w:val="BodyText"/>
+      </w:pPr>
+      <w:r>
+        <w:t xml:space="preserve">Round 2 will also assess candidate interventions using separate ratings of:</w:t>
       </w:r>
     </w:p>
     <w:p>
@@ -1767,260 +1977,6 @@
         <w:numPr>
           <w:ilvl w:val="0"/>
           <w:numId w:val="1019"/>
-        </w:numPr>
-      </w:pPr>
-      <w:r>
-        <w:t xml:space="preserve">an information sheet and electronic consent form;</w:t>
-      </w:r>
-    </w:p>
-    <w:p>
-      <w:pPr>
-        <w:pStyle w:val="Compact"/>
-        <w:numPr>
-          <w:ilvl w:val="0"/>
-          <w:numId w:val="1019"/>
-        </w:numPr>
-      </w:pPr>
-      <w:r>
-        <w:t xml:space="preserve">brief instructions explaining the Delphi process;</w:t>
-      </w:r>
-    </w:p>
-    <w:p>
-      <w:pPr>
-        <w:pStyle w:val="Compact"/>
-        <w:numPr>
-          <w:ilvl w:val="0"/>
-          <w:numId w:val="1019"/>
-        </w:numPr>
-      </w:pPr>
-      <w:r>
-        <w:t xml:space="preserve">the candidate barrier items;</w:t>
-      </w:r>
-    </w:p>
-    <w:p>
-      <w:pPr>
-        <w:pStyle w:val="Compact"/>
-        <w:numPr>
-          <w:ilvl w:val="0"/>
-          <w:numId w:val="1019"/>
-        </w:numPr>
-      </w:pPr>
-      <w:r>
-        <w:t xml:space="preserve">importance and modifiability rating scales; and</w:t>
-      </w:r>
-    </w:p>
-    <w:p>
-      <w:pPr>
-        <w:pStyle w:val="Compact"/>
-        <w:numPr>
-          <w:ilvl w:val="0"/>
-          <w:numId w:val="1019"/>
-        </w:numPr>
-      </w:pPr>
-      <w:r>
-        <w:t xml:space="preserve">basic professional/background questions required for panel characterization.</w:t>
-      </w:r>
-    </w:p>
-    <w:p>
-      <w:pPr>
-        <w:pStyle w:val="FirstParagraph"/>
-      </w:pPr>
-      <w:r>
-        <w:t xml:space="preserve">Participants will be encouraged to consider the research system as a whole rather than assigning responsibility for barriers to individual researchers.</w:t>
-      </w:r>
-    </w:p>
-    <w:p>
-      <w:pPr>
-        <w:pStyle w:val="BodyText"/>
-      </w:pPr>
-      <w:r>
-        <w:t xml:space="preserve">Round 1 will remain open for approximately 2–3 weeks, with one or two reminders.</w:t>
-      </w:r>
-    </w:p>
-    <w:bookmarkEnd w:id="46"/>
-    <w:bookmarkStart w:id="50" w:name="round-1-item-handling"/>
-    <w:p>
-      <w:pPr>
-        <w:pStyle w:val="Heading1"/>
-      </w:pPr>
-      <w:r>
-        <w:t xml:space="preserve">Round 1 Item Handling</w:t>
-      </w:r>
-    </w:p>
-    <w:p>
-      <w:pPr>
-        <w:pStyle w:val="FirstParagraph"/>
-      </w:pPr>
-      <w:r>
-        <w:t xml:space="preserve">The following rules will be applied before Round 2:</w:t>
-      </w:r>
-    </w:p>
-    <w:bookmarkStart w:id="47" w:name="retain"/>
-    <w:p>
-      <w:pPr>
-        <w:pStyle w:val="Heading3"/>
-      </w:pPr>
-      <w:r>
-        <w:t xml:space="preserve">Retain</w:t>
-      </w:r>
-    </w:p>
-    <w:p>
-      <w:pPr>
-        <w:pStyle w:val="FirstParagraph"/>
-      </w:pPr>
-      <w:r>
-        <w:t xml:space="preserve">Items meeting the predefined importance-consensus criterion will be retained.</w:t>
-      </w:r>
-    </w:p>
-    <w:bookmarkEnd w:id="47"/>
-    <w:bookmarkStart w:id="48" w:name="revise"/>
-    <w:p>
-      <w:pPr>
-        <w:pStyle w:val="Heading3"/>
-      </w:pPr>
-      <w:r>
-        <w:t xml:space="preserve">Revise</w:t>
-      </w:r>
-    </w:p>
-    <w:p>
-      <w:pPr>
-        <w:pStyle w:val="FirstParagraph"/>
-      </w:pPr>
-      <w:r>
-        <w:t xml:space="preserve">Items that do not reach consensus but are potentially important, ambiguous, or substantially modified following panel comments may be revised and presented in Round 2. Material wording changes will be documented.</w:t>
-      </w:r>
-    </w:p>
-    <w:bookmarkEnd w:id="48"/>
-    <w:bookmarkStart w:id="49" w:name="remove"/>
-    <w:p>
-      <w:pPr>
-        <w:pStyle w:val="Heading3"/>
-      </w:pPr>
-      <w:r>
-        <w:t xml:space="preserve">Remove</w:t>
-      </w:r>
-    </w:p>
-    <w:p>
-      <w:pPr>
-        <w:pStyle w:val="FirstParagraph"/>
-      </w:pPr>
-      <w:r>
-        <w:t xml:space="preserve">Items may be removed if they are clearly redundant, outside the study scope, poorly understood, or judged by the steering group to represent a different construct. Removal decisions will be documented and will not be based solely on an unfavorable rating unless this was specified by the predefined decision rule.</w:t>
-      </w:r>
-    </w:p>
-    <w:p>
-      <w:pPr>
-        <w:pStyle w:val="BodyText"/>
-      </w:pPr>
-      <w:r>
-        <w:t xml:space="preserve">The steering group will not create or remove items after seeing Round-2 results.</w:t>
-      </w:r>
-    </w:p>
-    <w:bookmarkEnd w:id="49"/>
-    <w:bookmarkEnd w:id="50"/>
-    <w:bookmarkStart w:id="51" w:name="delphi-round-2"/>
-    <w:p>
-      <w:pPr>
-        <w:pStyle w:val="Heading1"/>
-      </w:pPr>
-      <w:r>
-        <w:t xml:space="preserve">Delphi Round 2</w:t>
-      </w:r>
-    </w:p>
-    <w:p>
-      <w:pPr>
-        <w:pStyle w:val="FirstParagraph"/>
-      </w:pPr>
-      <w:r>
-        <w:t xml:space="preserve">Round 2 will include retained and revised items.</w:t>
-      </w:r>
-    </w:p>
-    <w:p>
-      <w:pPr>
-        <w:pStyle w:val="BodyText"/>
-      </w:pPr>
-      <w:r>
-        <w:t xml:space="preserve">Participants will receive anonymous group-level feedback from Round 1 for each item, including:</w:t>
-      </w:r>
-    </w:p>
-    <w:p>
-      <w:pPr>
-        <w:pStyle w:val="Compact"/>
-        <w:numPr>
-          <w:ilvl w:val="0"/>
-          <w:numId w:val="1020"/>
-        </w:numPr>
-      </w:pPr>
-      <w:r>
-        <w:t xml:space="preserve">number of valid responses;</w:t>
-      </w:r>
-    </w:p>
-    <w:p>
-      <w:pPr>
-        <w:pStyle w:val="Compact"/>
-        <w:numPr>
-          <w:ilvl w:val="0"/>
-          <w:numId w:val="1020"/>
-        </w:numPr>
-      </w:pPr>
-      <w:r>
-        <w:t xml:space="preserve">median rating;</w:t>
-      </w:r>
-    </w:p>
-    <w:p>
-      <w:pPr>
-        <w:pStyle w:val="Compact"/>
-        <w:numPr>
-          <w:ilvl w:val="0"/>
-          <w:numId w:val="1020"/>
-        </w:numPr>
-      </w:pPr>
-      <w:r>
-        <w:t xml:space="preserve">interquartile range; and</w:t>
-      </w:r>
-    </w:p>
-    <w:p>
-      <w:pPr>
-        <w:pStyle w:val="Compact"/>
-        <w:numPr>
-          <w:ilvl w:val="0"/>
-          <w:numId w:val="1020"/>
-        </w:numPr>
-      </w:pPr>
-      <w:r>
-        <w:t xml:space="preserve">percentage of ratings in the high-importance range;</w:t>
-      </w:r>
-    </w:p>
-    <w:p>
-      <w:pPr>
-        <w:pStyle w:val="FirstParagraph"/>
-      </w:pPr>
-      <w:r>
-        <w:t xml:space="preserve">Individual participant responses will not be identified.</w:t>
-      </w:r>
-    </w:p>
-    <w:p>
-      <w:pPr>
-        <w:pStyle w:val="BodyText"/>
-      </w:pPr>
-      <w:r>
-        <w:t xml:space="preserve">Participants will be asked to re-rate the items after considering the group feedback.</w:t>
-      </w:r>
-    </w:p>
-    <w:p>
-      <w:pPr>
-        <w:pStyle w:val="BodyText"/>
-      </w:pPr>
-      <w:r>
-        <w:t xml:space="preserve">Round 2 will also assess candidate interventions using separate ratings of:</w:t>
-      </w:r>
-    </w:p>
-    <w:p>
-      <w:pPr>
-        <w:pStyle w:val="Compact"/>
-        <w:numPr>
-          <w:ilvl w:val="0"/>
-          <w:numId w:val="1021"/>
         </w:numPr>
       </w:pPr>
       <w:r>
@@ -2042,7 +1998,7 @@
         <w:pStyle w:val="Compact"/>
         <w:numPr>
           <w:ilvl w:val="0"/>
-          <w:numId w:val="1021"/>
+          <w:numId w:val="1019"/>
         </w:numPr>
       </w:pPr>
       <w:r>
@@ -2067,8 +2023,8 @@
         <w:t xml:space="preserve">The Round-2 questionnaire will remain open for approximately 2–3 weeks, with one or two reminders.</w:t>
       </w:r>
     </w:p>
-    <w:bookmarkEnd w:id="51"/>
-    <w:bookmarkStart w:id="56" w:name="consensus-definitions"/>
+    <w:bookmarkEnd w:id="49"/>
+    <w:bookmarkStart w:id="54" w:name="consensus-definitions"/>
     <w:p>
       <w:pPr>
         <w:pStyle w:val="Heading1"/>
@@ -2085,7 +2041,7 @@
         <w:t xml:space="preserve">Consensus criteria will be specified before Round 1 and will not be changed in response to the observed results.</w:t>
       </w:r>
     </w:p>
-    <w:bookmarkStart w:id="52" w:name="important-barrier"/>
+    <w:bookmarkStart w:id="50" w:name="important-barrier"/>
     <w:p>
       <w:pPr>
         <w:pStyle w:val="Heading2"/>
@@ -2123,7 +2079,7 @@
         <w:pStyle w:val="Compact"/>
         <w:numPr>
           <w:ilvl w:val="0"/>
-          <w:numId w:val="1022"/>
+          <w:numId w:val="1020"/>
         </w:numPr>
       </w:pPr>
       <w:r>
@@ -2135,7 +2091,7 @@
         <w:pStyle w:val="Compact"/>
         <w:numPr>
           <w:ilvl w:val="0"/>
-          <w:numId w:val="1022"/>
+          <w:numId w:val="1020"/>
         </w:numPr>
       </w:pPr>
       <w:r>
@@ -2147,7 +2103,7 @@
         <w:pStyle w:val="Compact"/>
         <w:numPr>
           <w:ilvl w:val="0"/>
-          <w:numId w:val="1022"/>
+          <w:numId w:val="1020"/>
         </w:numPr>
       </w:pPr>
       <w:r>
@@ -2162,8 +2118,8 @@
         <w:t xml:space="preserve">Consensus that a barrier is not important will be defined as median ≤3 and ≥75% of ratings between 1 and 3.</w:t>
       </w:r>
     </w:p>
-    <w:bookmarkEnd w:id="52"/>
-    <w:bookmarkStart w:id="53" w:name="highly-modifiable-barrier"/>
+    <w:bookmarkEnd w:id="50"/>
+    <w:bookmarkStart w:id="51" w:name="highly-modifiable-barrier"/>
     <w:p>
       <w:pPr>
         <w:pStyle w:val="Heading2"/>
@@ -2201,7 +2157,7 @@
         <w:pStyle w:val="Compact"/>
         <w:numPr>
           <w:ilvl w:val="0"/>
-          <w:numId w:val="1023"/>
+          <w:numId w:val="1021"/>
         </w:numPr>
       </w:pPr>
       <w:r>
@@ -2213,7 +2169,7 @@
         <w:pStyle w:val="Compact"/>
         <w:numPr>
           <w:ilvl w:val="0"/>
-          <w:numId w:val="1023"/>
+          <w:numId w:val="1021"/>
         </w:numPr>
       </w:pPr>
       <w:r>
@@ -2225,15 +2181,15 @@
         <w:pStyle w:val="Compact"/>
         <w:numPr>
           <w:ilvl w:val="0"/>
-          <w:numId w:val="1023"/>
+          <w:numId w:val="1021"/>
         </w:numPr>
       </w:pPr>
       <w:r>
         <w:t xml:space="preserve">≥75% of valid ratings are 7–9.</w:t>
       </w:r>
     </w:p>
-    <w:bookmarkEnd w:id="53"/>
-    <w:bookmarkStart w:id="54" w:name="high-priority-intervention"/>
+    <w:bookmarkEnd w:id="51"/>
+    <w:bookmarkStart w:id="52" w:name="high-priority-intervention"/>
     <w:p>
       <w:pPr>
         <w:pStyle w:val="Heading2"/>
@@ -2271,7 +2227,7 @@
         <w:pStyle w:val="Compact"/>
         <w:numPr>
           <w:ilvl w:val="0"/>
-          <w:numId w:val="1024"/>
+          <w:numId w:val="1022"/>
         </w:numPr>
       </w:pPr>
       <w:r>
@@ -2283,7 +2239,7 @@
         <w:pStyle w:val="Compact"/>
         <w:numPr>
           <w:ilvl w:val="0"/>
-          <w:numId w:val="1024"/>
+          <w:numId w:val="1022"/>
         </w:numPr>
       </w:pPr>
       <w:r>
@@ -2295,7 +2251,7 @@
         <w:pStyle w:val="Compact"/>
         <w:numPr>
           <w:ilvl w:val="0"/>
-          <w:numId w:val="1024"/>
+          <w:numId w:val="1022"/>
         </w:numPr>
       </w:pPr>
       <w:r>
@@ -2307,7 +2263,7 @@
         <w:pStyle w:val="Compact"/>
         <w:numPr>
           <w:ilvl w:val="0"/>
-          <w:numId w:val="1024"/>
+          <w:numId w:val="1022"/>
         </w:numPr>
       </w:pPr>
       <w:r>
@@ -2322,8 +2278,8 @@
         <w:t xml:space="preserve">The slightly lower feasibility threshold is intentional because interventions can be highly desirable while not being uniformly perceived as feasible.</w:t>
       </w:r>
     </w:p>
-    <w:bookmarkEnd w:id="54"/>
-    <w:bookmarkStart w:id="55" w:name="persistent-disagreement"/>
+    <w:bookmarkEnd w:id="52"/>
+    <w:bookmarkStart w:id="53" w:name="persistent-disagreement"/>
     <w:p>
       <w:pPr>
         <w:pStyle w:val="Heading2"/>
@@ -2356,15 +2312,111 @@
         <w:t xml:space="preserve">rather than being forced into a priority category. Where the distribution suggests meaningful polarization between stakeholder groups, this will be reported as stakeholder disagreement rather than treated as study failure.</w:t>
       </w:r>
     </w:p>
+    <w:bookmarkEnd w:id="53"/>
+    <w:bookmarkEnd w:id="54"/>
+    <w:bookmarkStart w:id="55" w:name="feedback-and-anonymity"/>
+    <w:p>
+      <w:pPr>
+        <w:pStyle w:val="Heading1"/>
+      </w:pPr>
+      <w:r>
+        <w:t xml:space="preserve">Feedback and Anonymity</w:t>
+      </w:r>
+    </w:p>
+    <w:p>
+      <w:pPr>
+        <w:pStyle w:val="FirstParagraph"/>
+      </w:pPr>
+      <w:r>
+        <w:t xml:space="preserve">The Delphi process will preserve participant anonymity during rating. Only aggregated feedback will be provided. Individual participant identities and individual ratings will not be disclosed to other participants.</w:t>
+      </w:r>
+    </w:p>
+    <w:p>
+      <w:pPr>
+        <w:pStyle w:val="BodyText"/>
+      </w:pPr>
+      <w:r>
+        <w:t xml:space="preserve">Participants will not be anonymous to the designated members of the research team responsible for consent, round linkage, and data management. These members will have access to the contact file and the linkage identifier for the purpose of managing the study. The research team will maintain a separate contact file for round linkage. The linkage identifier will not be included in analytic datasets used for reporting.</w:t>
+      </w:r>
+    </w:p>
     <w:bookmarkEnd w:id="55"/>
+    <w:bookmarkStart w:id="56" w:name="panel-attrition-and-response-monitoring"/>
+    <w:p>
+      <w:pPr>
+        <w:pStyle w:val="Heading1"/>
+      </w:pPr>
+      <w:r>
+        <w:t xml:space="preserve">Panel Attrition and Response Monitoring</w:t>
+      </w:r>
+    </w:p>
+    <w:p>
+      <w:pPr>
+        <w:pStyle w:val="FirstParagraph"/>
+      </w:pPr>
+      <w:r>
+        <w:t xml:space="preserve">Response rates will be calculated separately for each round using clearly specified denominators:</w:t>
+      </w:r>
+    </w:p>
+    <w:p>
+      <w:pPr>
+        <w:pStyle w:val="Compact"/>
+        <w:numPr>
+          <w:ilvl w:val="0"/>
+          <w:numId w:val="1023"/>
+        </w:numPr>
+      </w:pPr>
+      <w:r>
+        <w:t xml:space="preserve">invited participants;</w:t>
+      </w:r>
+    </w:p>
+    <w:p>
+      <w:pPr>
+        <w:pStyle w:val="Compact"/>
+        <w:numPr>
+          <w:ilvl w:val="0"/>
+          <w:numId w:val="1023"/>
+        </w:numPr>
+      </w:pPr>
+      <w:r>
+        <w:t xml:space="preserve">participants who completed the questionnaire; and</w:t>
+      </w:r>
+    </w:p>
+    <w:p>
+      <w:pPr>
+        <w:pStyle w:val="Compact"/>
+        <w:numPr>
+          <w:ilvl w:val="0"/>
+          <w:numId w:val="1023"/>
+        </w:numPr>
+      </w:pPr>
+      <w:r>
+        <w:t xml:space="preserve">participants retained for the second round.</w:t>
+      </w:r>
+    </w:p>
+    <w:p>
+      <w:pPr>
+        <w:pStyle w:val="FirstParagraph"/>
+      </w:pPr>
+      <w:r>
+        <w:t xml:space="preserve">Round-specific and cumulative attrition will be reported. The study will not impute missing Delphi ratings.</w:t>
+      </w:r>
+    </w:p>
+    <w:p>
+      <w:pPr>
+        <w:pStyle w:val="BodyText"/>
+      </w:pPr>
+      <w:r>
+        <w:t xml:space="preserve">Participants who do not complete Round 1 will not be included in Round 2. Participants who complete Round 1 but do not complete Round 2 will contribute their Round-1 data to Round-1 analyses but will not contribute to Round-2 consensus calculations.</w:t>
+      </w:r>
+    </w:p>
     <w:bookmarkEnd w:id="56"/>
-    <w:bookmarkStart w:id="57" w:name="feedback-and-anonymity"/>
+    <w:bookmarkStart w:id="57" w:name="data-management"/>
     <w:p>
       <w:pPr>
         <w:pStyle w:val="Heading1"/>
       </w:pPr>
       <w:r>
-        <w:t xml:space="preserve">Feedback and Anonymity</w:t>
+        <w:t xml:space="preserve">Data Management</w:t>
       </w:r>
     </w:p>
     <w:p>
@@ -2372,7 +2424,7 @@
         <w:pStyle w:val="FirstParagraph"/>
       </w:pPr>
       <w:r>
-        <w:t xml:space="preserve">The Delphi process will preserve participant anonymity during rating. Only aggregated feedback will be provided. Individual participant identities and individual ratings will not be disclosed to other participants.</w:t>
+        <w:t xml:space="preserve">Survey data will be exported into a secure research dataset.</w:t>
       </w:r>
     </w:p>
     <w:p>
@@ -2380,17 +2432,93 @@
         <w:pStyle w:val="BodyText"/>
       </w:pPr>
       <w:r>
-        <w:t xml:space="preserve">Participants will not be anonymous to the designated members of the research team responsible for consent, round linkage, and data management. These members will have access to the contact file and the linkage identifier for the purpose of managing the study. The research team will maintain a separate contact file for round linkage. The linkage identifier will not be included in analytic datasets used for reporting.</w:t>
+        <w:t xml:space="preserve">The survey will use individualized participant links to support one response per participant per round. Duplicate or suspicious submissions will be reviewed using predefined data-quality rules. IP addresses and other technical metadata will not be used for participant identification.</w:t>
+      </w:r>
+    </w:p>
+    <w:p>
+      <w:pPr>
+        <w:pStyle w:val="BodyText"/>
+      </w:pPr>
+      <w:r>
+        <w:t xml:space="preserve">Data-quality procedures will include:</w:t>
+      </w:r>
+    </w:p>
+    <w:p>
+      <w:pPr>
+        <w:pStyle w:val="Compact"/>
+        <w:numPr>
+          <w:ilvl w:val="0"/>
+          <w:numId w:val="1024"/>
+        </w:numPr>
+      </w:pPr>
+      <w:r>
+        <w:t xml:space="preserve">verifying valid response ranges;</w:t>
+      </w:r>
+    </w:p>
+    <w:p>
+      <w:pPr>
+        <w:pStyle w:val="Compact"/>
+        <w:numPr>
+          <w:ilvl w:val="0"/>
+          <w:numId w:val="1024"/>
+        </w:numPr>
+      </w:pPr>
+      <w:r>
+        <w:t xml:space="preserve">documenting incomplete questionnaires;</w:t>
+      </w:r>
+    </w:p>
+    <w:p>
+      <w:pPr>
+        <w:pStyle w:val="Compact"/>
+        <w:numPr>
+          <w:ilvl w:val="0"/>
+          <w:numId w:val="1024"/>
+        </w:numPr>
+      </w:pPr>
+      <w:r>
+        <w:t xml:space="preserve">identifying implausible or internally inconsistent administrative data;</w:t>
+      </w:r>
+    </w:p>
+    <w:p>
+      <w:pPr>
+        <w:pStyle w:val="Compact"/>
+        <w:numPr>
+          <w:ilvl w:val="0"/>
+          <w:numId w:val="1024"/>
+        </w:numPr>
+      </w:pPr>
+      <w:r>
+        <w:t xml:space="preserve">maintaining a data-cleaning log; and</w:t>
+      </w:r>
+    </w:p>
+    <w:p>
+      <w:pPr>
+        <w:pStyle w:val="Compact"/>
+        <w:numPr>
+          <w:ilvl w:val="0"/>
+          <w:numId w:val="1024"/>
+        </w:numPr>
+      </w:pPr>
+      <w:r>
+        <w:t xml:space="preserve">preserving an analysis-ready dataset and a locked copy of the raw dataset.</w:t>
+      </w:r>
+    </w:p>
+    <w:p>
+      <w:pPr>
+        <w:pStyle w:val="FirstParagraph"/>
+      </w:pPr>
+      <w:r>
+        <w:t xml:space="preserve">Data will be retained for seven years after study completion in accordance with applicable institutional policy, after which identifiable linkage files will be securely destroyed and research data retained or destroyed according to institutional requirements.</w:t>
       </w:r>
     </w:p>
     <w:bookmarkEnd w:id="57"/>
-    <w:bookmarkStart w:id="58" w:name="panel-attrition-and-response-monitoring"/>
+    <w:bookmarkStart w:id="61" w:name="statistical-analysis"/>
     <w:p>
       <w:pPr>
         <w:pStyle w:val="Heading1"/>
       </w:pPr>
       <w:r>
-        <w:t xml:space="preserve">Panel Attrition and Response Monitoring</w:t>
+        <w:t xml:space="preserve">Statistical Analysis</w:t>
       </w:r>
     </w:p>
     <w:p>
@@ -2398,7 +2526,7 @@
         <w:pStyle w:val="FirstParagraph"/>
       </w:pPr>
       <w:r>
-        <w:t xml:space="preserve">Response rates will be calculated separately for each round using clearly specified denominators:</w:t>
+        <w:t xml:space="preserve">Analysis will be primarily descriptive and consensus-based. For each item and each round, the following will be reported:</w:t>
       </w:r>
     </w:p>
     <w:p>
@@ -2410,7 +2538,7 @@
         </w:numPr>
       </w:pPr>
       <w:r>
-        <w:t xml:space="preserve">invited participants;</w:t>
+        <w:t xml:space="preserve">number of valid responses;</w:t>
       </w:r>
     </w:p>
     <w:p>
@@ -2422,7 +2550,7 @@
         </w:numPr>
       </w:pPr>
       <w:r>
-        <w:t xml:space="preserve">participants who completed the questionnaire; and</w:t>
+        <w:t xml:space="preserve">median;</w:t>
       </w:r>
     </w:p>
     <w:p>
@@ -2434,7 +2562,55 @@
         </w:numPr>
       </w:pPr>
       <w:r>
-        <w:t xml:space="preserve">participants retained for the second round.</w:t>
+        <w:t xml:space="preserve">IQR;</w:t>
+      </w:r>
+    </w:p>
+    <w:p>
+      <w:pPr>
+        <w:pStyle w:val="Compact"/>
+        <w:numPr>
+          <w:ilvl w:val="0"/>
+          <w:numId w:val="1025"/>
+        </w:numPr>
+      </w:pPr>
+      <w:r>
+        <w:t xml:space="preserve">full response distribution;</w:t>
+      </w:r>
+    </w:p>
+    <w:p>
+      <w:pPr>
+        <w:pStyle w:val="Compact"/>
+        <w:numPr>
+          <w:ilvl w:val="0"/>
+          <w:numId w:val="1025"/>
+        </w:numPr>
+      </w:pPr>
+      <w:r>
+        <w:t xml:space="preserve">percentage rating 7–9;</w:t>
+      </w:r>
+    </w:p>
+    <w:p>
+      <w:pPr>
+        <w:pStyle w:val="Compact"/>
+        <w:numPr>
+          <w:ilvl w:val="0"/>
+          <w:numId w:val="1025"/>
+        </w:numPr>
+      </w:pPr>
+      <w:r>
+        <w:t xml:space="preserve">consensus classification; and</w:t>
+      </w:r>
+    </w:p>
+    <w:p>
+      <w:pPr>
+        <w:pStyle w:val="Compact"/>
+        <w:numPr>
+          <w:ilvl w:val="0"/>
+          <w:numId w:val="1025"/>
+        </w:numPr>
+      </w:pPr>
+      <w:r>
+        <w:t xml:space="preserve">item disposition between rounds.</w:t>
       </w:r>
     </w:p>
     <w:p>
@@ -2442,7 +2618,16 @@
         <w:pStyle w:val="FirstParagraph"/>
       </w:pPr>
       <w:r>
-        <w:t xml:space="preserve">Round-specific and cumulative attrition will be reported. The study will not impute missing Delphi ratings.</w:t>
+        <w:t xml:space="preserve">Analyses will be performed using R version 4.6.1 or later and RStudio version 2026.09.0 or later</w:t>
+      </w:r>
+      <w:r>
+        <w:t xml:space="preserve"> </w:t>
+      </w:r>
+      <w:r>
+        <w:t xml:space="preserve">[8]</w:t>
+      </w:r>
+      <w:r>
+        <w:t xml:space="preserve">.</w:t>
       </w:r>
     </w:p>
     <w:p>
@@ -2450,17 +2635,209 @@
         <w:pStyle w:val="BodyText"/>
       </w:pPr>
       <w:r>
-        <w:t xml:space="preserve">Participants who do not complete Round 1 will not be included in Round 2. Participants who complete Round 1 but do not complete Round 2 will contribute their Round-1 data to Round-1 analyses but will not contribute to Round-2 consensus calculations.</w:t>
+        <w:t xml:space="preserve">Analyses will be performed using a current, documented version of R</w:t>
+      </w:r>
+      <w:r>
+        <w:t xml:space="preserve"> </w:t>
+      </w:r>
+      <w:r>
+        <w:t xml:space="preserve">[9]</w:t>
+      </w:r>
+      <w:r>
+        <w:t xml:space="preserve"> </w:t>
+      </w:r>
+      <w:r>
+        <w:t xml:space="preserve">and the compatible R integrated development environment (RStudio</w:t>
+      </w:r>
+      <w:r>
+        <w:t xml:space="preserve"> </w:t>
+      </w:r>
+      <w:r>
+        <w:t xml:space="preserve">[8]</w:t>
+      </w:r>
+      <w:r>
+        <w:t xml:space="preserve">). The exact versions used will be recorded in the analysis log.</w:t>
+      </w:r>
+    </w:p>
+    <w:bookmarkStart w:id="58" w:name="change-between-rounds"/>
+    <w:p>
+      <w:pPr>
+        <w:pStyle w:val="Heading2"/>
+      </w:pPr>
+      <w:r>
+        <w:t xml:space="preserve">Change between rounds</w:t>
+      </w:r>
+    </w:p>
+    <w:p>
+      <w:pPr>
+        <w:pStyle w:val="FirstParagraph"/>
+      </w:pPr>
+      <w:r>
+        <w:t xml:space="preserve">For retained items, Round-1 and Round-2 distributions will be compared descriptively using changes in median, IQR, and percentage agreement. The analysis will emphasize movement toward or away from consensus rather than statistical significance testing.</w:t>
       </w:r>
     </w:p>
     <w:bookmarkEnd w:id="58"/>
-    <w:bookmarkStart w:id="59" w:name="data-management"/>
+    <w:bookmarkStart w:id="59" w:name="subgroup-analysis"/>
+    <w:p>
+      <w:pPr>
+        <w:pStyle w:val="Heading2"/>
+      </w:pPr>
+      <w:r>
+        <w:t xml:space="preserve">Subgroup analysis</w:t>
+      </w:r>
+    </w:p>
+    <w:p>
+      <w:pPr>
+        <w:pStyle w:val="FirstParagraph"/>
+      </w:pPr>
+      <w:r>
+        <w:t xml:space="preserve">Ratings will be examined descriptively by predefined stakeholder group:</w:t>
+      </w:r>
+    </w:p>
+    <w:p>
+      <w:pPr>
+        <w:pStyle w:val="Compact"/>
+        <w:numPr>
+          <w:ilvl w:val="0"/>
+          <w:numId w:val="1026"/>
+        </w:numPr>
+      </w:pPr>
+      <w:r>
+        <w:t xml:space="preserve">early-career researchers;</w:t>
+      </w:r>
+    </w:p>
+    <w:p>
+      <w:pPr>
+        <w:pStyle w:val="Compact"/>
+        <w:numPr>
+          <w:ilvl w:val="0"/>
+          <w:numId w:val="1026"/>
+        </w:numPr>
+      </w:pPr>
+      <w:r>
+        <w:t xml:space="preserve">supervisors;</w:t>
+      </w:r>
+    </w:p>
+    <w:p>
+      <w:pPr>
+        <w:pStyle w:val="Compact"/>
+        <w:numPr>
+          <w:ilvl w:val="0"/>
+          <w:numId w:val="1026"/>
+        </w:numPr>
+      </w:pPr>
+      <w:r>
+        <w:t xml:space="preserve">methodologists/biostatisticians; and</w:t>
+      </w:r>
+    </w:p>
+    <w:p>
+      <w:pPr>
+        <w:pStyle w:val="Compact"/>
+        <w:numPr>
+          <w:ilvl w:val="0"/>
+          <w:numId w:val="1026"/>
+        </w:numPr>
+      </w:pPr>
+      <w:r>
+        <w:t xml:space="preserve">institutional/governance stakeholders.</w:t>
+      </w:r>
+    </w:p>
+    <w:p>
+      <w:pPr>
+        <w:pStyle w:val="FirstParagraph"/>
+      </w:pPr>
+      <w:r>
+        <w:t xml:space="preserve">Subgroup analyses will be considered exploratory because the study is not powered to detect small between-group differences.</w:t>
+      </w:r>
+    </w:p>
+    <w:p>
+      <w:pPr>
+        <w:pStyle w:val="BodyText"/>
+      </w:pPr>
+      <w:r>
+        <w:t xml:space="preserve">Stakeholder-group analyses will be reported only when at least five participants from that stakeholder category provide valid ratings. A valid rating is a response within the prespecified 1–9 scale, excluding blank responses and “cannot judge/insufficient experience” responses where applicable.</w:t>
+      </w:r>
+    </w:p>
+    <w:bookmarkEnd w:id="59"/>
+    <w:bookmarkStart w:id="60" w:name="sensitivity-analyses"/>
+    <w:p>
+      <w:pPr>
+        <w:pStyle w:val="Heading2"/>
+      </w:pPr>
+      <w:r>
+        <w:t xml:space="preserve">Sensitivity analyses</w:t>
+      </w:r>
+    </w:p>
+    <w:p>
+      <w:pPr>
+        <w:pStyle w:val="FirstParagraph"/>
+      </w:pPr>
+      <w:r>
+        <w:t xml:space="preserve">Sensitivity analyses will examine whether conclusions change when:</w:t>
+      </w:r>
+    </w:p>
+    <w:p>
+      <w:pPr>
+        <w:pStyle w:val="Compact"/>
+        <w:numPr>
+          <w:ilvl w:val="0"/>
+          <w:numId w:val="1027"/>
+        </w:numPr>
+      </w:pPr>
+      <w:r>
+        <w:t xml:space="preserve">the denominator excludes</w:t>
+      </w:r>
+      <w:r>
+        <w:t xml:space="preserve"> </w:t>
+      </w:r>
+      <w:r>
+        <w:t xml:space="preserve">“cannot judge”</w:t>
+      </w:r>
+      <w:r>
+        <w:t xml:space="preserve"> </w:t>
+      </w:r>
+      <w:r>
+        <w:t xml:space="preserve">responses.</w:t>
+      </w:r>
+    </w:p>
+    <w:p>
+      <w:pPr>
+        <w:pStyle w:val="Compact"/>
+        <w:numPr>
+          <w:ilvl w:val="0"/>
+          <w:numId w:val="1027"/>
+        </w:numPr>
+      </w:pPr>
+      <w:r>
+        <w:t xml:space="preserve">only participants completing both rounds are considered.</w:t>
+      </w:r>
+    </w:p>
+    <w:p>
+      <w:pPr>
+        <w:pStyle w:val="FirstParagraph"/>
+      </w:pPr>
+      <w:r>
+        <w:t xml:space="preserve">These analyses will be prespecified before the final analysis where feasible.</w:t>
+      </w:r>
+    </w:p>
+    <w:bookmarkEnd w:id="60"/>
+    <w:bookmarkEnd w:id="61"/>
+    <w:bookmarkStart w:id="68" w:name="bias-and-methodological-considerations"/>
     <w:p>
       <w:pPr>
         <w:pStyle w:val="Heading1"/>
       </w:pPr>
       <w:r>
-        <w:t xml:space="preserve">Data Management</w:t>
+        <w:t xml:space="preserve">Bias and Methodological Considerations</w:t>
+      </w:r>
+    </w:p>
+    <w:bookmarkStart w:id="62" w:name="selection-bias"/>
+    <w:p>
+      <w:pPr>
+        <w:pStyle w:val="Heading2"/>
+      </w:pPr>
+      <w:r>
+        <w:t xml:space="preserve">Selection bias</w:t>
       </w:r>
     </w:p>
     <w:p>
@@ -2468,7 +2845,7 @@
         <w:pStyle w:val="FirstParagraph"/>
       </w:pPr>
       <w:r>
-        <w:t xml:space="preserve">Survey data will be exported into a secure research dataset.</w:t>
+        <w:t xml:space="preserve">Purposive recruitment may overrepresent individuals who are already interested in research quality. To reduce this risk, recruitment will seek variation in career stage, institution, geographic region, discipline, research experience, and stakeholder role.</w:t>
       </w:r>
     </w:p>
     <w:p>
@@ -2476,7 +2853,133 @@
         <w:pStyle w:val="BodyText"/>
       </w:pPr>
       <w:r>
-        <w:t xml:space="preserve">The survey will use individualized participant links to support one response per participant per round. Duplicate or suspicious submissions will be reviewed using predefined data-quality rules. IP addresses and other technical metadata will not be used for participant identification.</w:t>
+        <w:t xml:space="preserve">Response rates will be reported by stakeholder group where possible.</w:t>
+      </w:r>
+    </w:p>
+    <w:bookmarkEnd w:id="62"/>
+    <w:bookmarkStart w:id="63" w:name="Xe9d5539a731f267fca08449f3f1f8a78fbacf58"/>
+    <w:p>
+      <w:pPr>
+        <w:pStyle w:val="Heading2"/>
+      </w:pPr>
+      <w:r>
+        <w:t xml:space="preserve">Professional hierarchy and social desirability</w:t>
+      </w:r>
+    </w:p>
+    <w:p>
+      <w:pPr>
+        <w:pStyle w:val="FirstParagraph"/>
+      </w:pPr>
+      <w:r>
+        <w:t xml:space="preserve">Because junior researchers may be supervised by senior panelists, perceived hierarchy could affect participation or responses. Invitations and surveys will emphasize independence, anonymity, and the absence of academic consequences from participation or non-participation.</w:t>
+      </w:r>
+    </w:p>
+    <w:bookmarkEnd w:id="63"/>
+    <w:bookmarkStart w:id="64" w:name="dominance-bias"/>
+    <w:p>
+      <w:pPr>
+        <w:pStyle w:val="Heading2"/>
+      </w:pPr>
+      <w:r>
+        <w:t xml:space="preserve">Dominance bias</w:t>
+      </w:r>
+    </w:p>
+    <w:p>
+      <w:pPr>
+        <w:pStyle w:val="FirstParagraph"/>
+      </w:pPr>
+      <w:r>
+        <w:t xml:space="preserve">The anonymous electronic Delphi format will reduce the opportunity for senior or highly prominent participants to dominate the views of others.</w:t>
+      </w:r>
+    </w:p>
+    <w:bookmarkEnd w:id="64"/>
+    <w:bookmarkStart w:id="65" w:name="attrition-bias"/>
+    <w:p>
+      <w:pPr>
+        <w:pStyle w:val="Heading2"/>
+      </w:pPr>
+      <w:r>
+        <w:t xml:space="preserve">Attrition bias</w:t>
+      </w:r>
+    </w:p>
+    <w:p>
+      <w:pPr>
+        <w:pStyle w:val="FirstParagraph"/>
+      </w:pPr>
+      <w:r>
+        <w:t xml:space="preserve">Loss of participants between rounds may alter the final consensus. Attrition will therefore be reported by stakeholder group and considered when interpreting the findings.</w:t>
+      </w:r>
+    </w:p>
+    <w:bookmarkEnd w:id="65"/>
+    <w:bookmarkStart w:id="66" w:name="framing-bias"/>
+    <w:p>
+      <w:pPr>
+        <w:pStyle w:val="Heading2"/>
+      </w:pPr>
+      <w:r>
+        <w:t xml:space="preserve">Framing bias</w:t>
+      </w:r>
+    </w:p>
+    <w:p>
+      <w:pPr>
+        <w:pStyle w:val="FirstParagraph"/>
+      </w:pPr>
+      <w:r>
+        <w:t xml:space="preserve">Because the initial item pool is informed by prior evidence and the investigators’ conceptual framework, some relevant barriers may be underrepresented.</w:t>
+      </w:r>
+    </w:p>
+    <w:bookmarkEnd w:id="66"/>
+    <w:bookmarkStart w:id="67" w:name="steering-group-influence"/>
+    <w:p>
+      <w:pPr>
+        <w:pStyle w:val="Heading2"/>
+      </w:pPr>
+      <w:r>
+        <w:t xml:space="preserve">Steering-group influence</w:t>
+      </w:r>
+    </w:p>
+    <w:p>
+      <w:pPr>
+        <w:pStyle w:val="FirstParagraph"/>
+      </w:pPr>
+      <w:r>
+        <w:t xml:space="preserve">All item additions, revisions, and removals will be documented. Predefined rules will be used to minimize post hoc manipulation of item status.</w:t>
+      </w:r>
+    </w:p>
+    <w:bookmarkEnd w:id="67"/>
+    <w:bookmarkEnd w:id="68"/>
+    <w:bookmarkStart w:id="74" w:name="ethical-considerations-and-governance"/>
+    <w:p>
+      <w:pPr>
+        <w:pStyle w:val="Heading1"/>
+      </w:pPr>
+      <w:r>
+        <w:t xml:space="preserve">Ethical Considerations and Governance</w:t>
+      </w:r>
+    </w:p>
+    <w:p>
+      <w:pPr>
+        <w:pStyle w:val="FirstParagraph"/>
+      </w:pPr>
+      <w:r>
+        <w:t xml:space="preserve">Ethical approval will be sought from the Institutional Review Board (IRB) of the Faculty of Medicine, MTI University.</w:t>
+      </w:r>
+    </w:p>
+    <w:bookmarkStart w:id="69" w:name="informed-consent"/>
+    <w:p>
+      <w:pPr>
+        <w:pStyle w:val="Heading2"/>
+      </w:pPr>
+      <w:r>
+        <w:t xml:space="preserve">Informed consent</w:t>
+      </w:r>
+    </w:p>
+    <w:p>
+      <w:pPr>
+        <w:pStyle w:val="FirstParagraph"/>
+      </w:pPr>
+      <w:r>
+        <w:t xml:space="preserve">Written electronic consent will be obtained before Round 1. Before Round 2, participants will receive a brief reminder of the study procedures, risks, confidentiality arrangements, and voluntary nature of participation and will be asked to reconfirm their willingness to continue.</w:t>
       </w:r>
     </w:p>
     <w:p>
@@ -2484,67 +2987,127 @@
         <w:pStyle w:val="BodyText"/>
       </w:pPr>
       <w:r>
-        <w:t xml:space="preserve">Data-quality procedures will include:</w:t>
-      </w:r>
-    </w:p>
-    <w:p>
-      <w:pPr>
-        <w:pStyle w:val="Compact"/>
-        <w:numPr>
-          <w:ilvl w:val="0"/>
-          <w:numId w:val="1026"/>
-        </w:numPr>
-      </w:pPr>
-      <w:r>
-        <w:t xml:space="preserve">verifying valid response ranges;</w:t>
-      </w:r>
-    </w:p>
-    <w:p>
-      <w:pPr>
-        <w:pStyle w:val="Compact"/>
-        <w:numPr>
-          <w:ilvl w:val="0"/>
-          <w:numId w:val="1026"/>
-        </w:numPr>
-      </w:pPr>
-      <w:r>
-        <w:t xml:space="preserve">documenting incomplete questionnaires;</w:t>
-      </w:r>
-    </w:p>
-    <w:p>
-      <w:pPr>
-        <w:pStyle w:val="Compact"/>
-        <w:numPr>
-          <w:ilvl w:val="0"/>
-          <w:numId w:val="1026"/>
-        </w:numPr>
-      </w:pPr>
-      <w:r>
-        <w:t xml:space="preserve">identifying implausible or internally inconsistent administrative data;</w:t>
-      </w:r>
-    </w:p>
-    <w:p>
-      <w:pPr>
-        <w:pStyle w:val="Compact"/>
-        <w:numPr>
-          <w:ilvl w:val="0"/>
-          <w:numId w:val="1026"/>
-        </w:numPr>
-      </w:pPr>
-      <w:r>
-        <w:t xml:space="preserve">maintaining a data-cleaning log; and</w:t>
-      </w:r>
-    </w:p>
-    <w:p>
-      <w:pPr>
-        <w:pStyle w:val="Compact"/>
-        <w:numPr>
-          <w:ilvl w:val="0"/>
-          <w:numId w:val="1026"/>
-        </w:numPr>
-      </w:pPr>
-      <w:r>
-        <w:t xml:space="preserve">preserving an analysis-ready dataset and a locked copy of the raw dataset.</w:t>
+        <w:t xml:space="preserve">The information sheet will explain:</w:t>
+      </w:r>
+    </w:p>
+    <w:p>
+      <w:pPr>
+        <w:pStyle w:val="Compact"/>
+        <w:numPr>
+          <w:ilvl w:val="0"/>
+          <w:numId w:val="1028"/>
+        </w:numPr>
+      </w:pPr>
+      <w:r>
+        <w:t xml:space="preserve">the purpose of the study;</w:t>
+      </w:r>
+    </w:p>
+    <w:p>
+      <w:pPr>
+        <w:pStyle w:val="Compact"/>
+        <w:numPr>
+          <w:ilvl w:val="0"/>
+          <w:numId w:val="1028"/>
+        </w:numPr>
+      </w:pPr>
+      <w:r>
+        <w:t xml:space="preserve">what participation involves;</w:t>
+      </w:r>
+    </w:p>
+    <w:p>
+      <w:pPr>
+        <w:pStyle w:val="Compact"/>
+        <w:numPr>
+          <w:ilvl w:val="0"/>
+          <w:numId w:val="1028"/>
+        </w:numPr>
+      </w:pPr>
+      <w:r>
+        <w:t xml:space="preserve">the expected time commitment;</w:t>
+      </w:r>
+    </w:p>
+    <w:p>
+      <w:pPr>
+        <w:pStyle w:val="Compact"/>
+        <w:numPr>
+          <w:ilvl w:val="0"/>
+          <w:numId w:val="1028"/>
+        </w:numPr>
+      </w:pPr>
+      <w:r>
+        <w:t xml:space="preserve">the voluntary nature of participation;</w:t>
+      </w:r>
+    </w:p>
+    <w:p>
+      <w:pPr>
+        <w:pStyle w:val="Compact"/>
+        <w:numPr>
+          <w:ilvl w:val="0"/>
+          <w:numId w:val="1028"/>
+        </w:numPr>
+      </w:pPr>
+      <w:r>
+        <w:t xml:space="preserve">the right to withdraw without penalty;</w:t>
+      </w:r>
+    </w:p>
+    <w:p>
+      <w:pPr>
+        <w:pStyle w:val="Compact"/>
+        <w:numPr>
+          <w:ilvl w:val="0"/>
+          <w:numId w:val="1028"/>
+        </w:numPr>
+      </w:pPr>
+      <w:r>
+        <w:t xml:space="preserve">confidentiality and anonymity procedures;</w:t>
+      </w:r>
+    </w:p>
+    <w:p>
+      <w:pPr>
+        <w:pStyle w:val="Compact"/>
+        <w:numPr>
+          <w:ilvl w:val="0"/>
+          <w:numId w:val="1028"/>
+        </w:numPr>
+      </w:pPr>
+      <w:r>
+        <w:t xml:space="preserve">the right to request removal of data;</w:t>
+      </w:r>
+    </w:p>
+    <w:p>
+      <w:pPr>
+        <w:pStyle w:val="Compact"/>
+        <w:numPr>
+          <w:ilvl w:val="0"/>
+          <w:numId w:val="1028"/>
+        </w:numPr>
+      </w:pPr>
+      <w:r>
+        <w:t xml:space="preserve">foreseeable risks and benefits;</w:t>
+      </w:r>
+    </w:p>
+    <w:p>
+      <w:pPr>
+        <w:pStyle w:val="Compact"/>
+        <w:numPr>
+          <w:ilvl w:val="0"/>
+          <w:numId w:val="1028"/>
+        </w:numPr>
+      </w:pPr>
+      <w:r>
+        <w:t xml:space="preserve">how data will be used and stored; and</w:t>
+      </w:r>
+    </w:p>
+    <w:p>
+      <w:pPr>
+        <w:pStyle w:val="Compact"/>
+        <w:numPr>
+          <w:ilvl w:val="0"/>
+          <w:numId w:val="1028"/>
+        </w:numPr>
+      </w:pPr>
+      <w:r>
+        <w:t xml:space="preserve">contact information for the research team and ethics committee.</w:t>
       </w:r>
     </w:p>
     <w:p>
@@ -2552,17 +3115,190 @@
         <w:pStyle w:val="FirstParagraph"/>
       </w:pPr>
       <w:r>
-        <w:t xml:space="preserve">Data will be retained for seven years after study completion in accordance with applicable institutional policy, after which identifiable linkage files will be securely destroyed and research data retained or destroyed according to institutional requirements.</w:t>
-      </w:r>
-    </w:p>
-    <w:bookmarkEnd w:id="59"/>
-    <w:bookmarkStart w:id="63" w:name="statistical-analysis"/>
+        <w:t xml:space="preserve">Participants will be free to skip any question they do not wish to answer.</w:t>
+      </w:r>
+    </w:p>
+    <w:p>
+      <w:pPr>
+        <w:pStyle w:val="BodyText"/>
+      </w:pPr>
+      <w:r>
+        <w:t xml:space="preserve">Participants may withdraw at any time before submission. After submission, participants may request removal of their data until the dataset has been de-identified, locked, or incorporated into aggregate analyses, after which individual responses may no longer be identifiable or removable. The information sheet will state the applicable withdrawal deadline and procedure.</w:t>
+      </w:r>
+    </w:p>
+    <w:bookmarkEnd w:id="69"/>
+    <w:bookmarkStart w:id="70" w:name="confidentiality"/>
+    <w:p>
+      <w:pPr>
+        <w:pStyle w:val="Heading2"/>
+      </w:pPr>
+      <w:r>
+        <w:t xml:space="preserve">Confidentiality</w:t>
+      </w:r>
+    </w:p>
+    <w:p>
+      <w:pPr>
+        <w:pStyle w:val="FirstParagraph"/>
+      </w:pPr>
+      <w:r>
+        <w:t xml:space="preserve">Names, email addresses, and other direct identifiers will be stored separately from survey responses in password-protected, access-controlled files on secure institutional systems. Only designated members of the research team will have access to the contact/linkage file.</w:t>
+      </w:r>
+    </w:p>
+    <w:p>
+      <w:pPr>
+        <w:pStyle w:val="BodyText"/>
+      </w:pPr>
+      <w:r>
+        <w:t xml:space="preserve">Contact lists used solely for recruitment and round linkage will be deleted once all study procedures, follow-up communications, and reporting obligations are completed.</w:t>
+      </w:r>
+    </w:p>
+    <w:p>
+      <w:pPr>
+        <w:pStyle w:val="BodyText"/>
+      </w:pPr>
+      <w:r>
+        <w:t xml:space="preserve">Findings will be reported in aggregate form. No individual participant, supervisor, department, or institution will be identifiable in the published results unless explicit permission is obtained and the information is clearly non-sensitive.</w:t>
+      </w:r>
+    </w:p>
+    <w:bookmarkEnd w:id="70"/>
+    <w:bookmarkStart w:id="71" w:name="protection-of-junior-participants"/>
+    <w:p>
+      <w:pPr>
+        <w:pStyle w:val="Heading2"/>
+      </w:pPr>
+      <w:r>
+        <w:t xml:space="preserve">Protection of junior participants</w:t>
+      </w:r>
+    </w:p>
+    <w:p>
+      <w:pPr>
+        <w:pStyle w:val="FirstParagraph"/>
+      </w:pPr>
+      <w:r>
+        <w:t xml:space="preserve">Junior participants will be explicitly informed that participation or non-participation will not affect their academic standing, supervision, assessment, employment, or career progression.</w:t>
+      </w:r>
+    </w:p>
+    <w:p>
+      <w:pPr>
+        <w:pStyle w:val="Compact"/>
+        <w:numPr>
+          <w:ilvl w:val="0"/>
+          <w:numId w:val="1029"/>
+        </w:numPr>
+      </w:pPr>
+      <w:r>
+        <w:t xml:space="preserve">invitations will be sent directly to potential participants;</w:t>
+      </w:r>
+    </w:p>
+    <w:p>
+      <w:pPr>
+        <w:pStyle w:val="Compact"/>
+        <w:numPr>
+          <w:ilvl w:val="0"/>
+          <w:numId w:val="1029"/>
+        </w:numPr>
+      </w:pPr>
+      <w:r>
+        <w:t xml:space="preserve">participation will not be arranged through a direct supervisor;</w:t>
+      </w:r>
+    </w:p>
+    <w:p>
+      <w:pPr>
+        <w:pStyle w:val="Compact"/>
+        <w:numPr>
+          <w:ilvl w:val="0"/>
+          <w:numId w:val="1029"/>
+        </w:numPr>
+      </w:pPr>
+      <w:r>
+        <w:t xml:space="preserve">supervisors will not know whether a specific junior researcher participated;</w:t>
+      </w:r>
+    </w:p>
+    <w:p>
+      <w:pPr>
+        <w:pStyle w:val="Compact"/>
+        <w:numPr>
+          <w:ilvl w:val="0"/>
+          <w:numId w:val="1029"/>
+        </w:numPr>
+      </w:pPr>
+      <w:r>
+        <w:t xml:space="preserve">reminders will be automated and sent by research staff who are not in a direct supervisory relationship with potential participants;</w:t>
+      </w:r>
+    </w:p>
+    <w:p>
+      <w:pPr>
+        <w:pStyle w:val="Compact"/>
+        <w:numPr>
+          <w:ilvl w:val="0"/>
+          <w:numId w:val="1029"/>
+        </w:numPr>
+      </w:pPr>
+      <w:r>
+        <w:t xml:space="preserve">participants will not be asked to discuss identifiable supervisory conflicts.</w:t>
+      </w:r>
+    </w:p>
+    <w:bookmarkEnd w:id="71"/>
+    <w:bookmarkStart w:id="72" w:name="risks-and-benefits"/>
+    <w:p>
+      <w:pPr>
+        <w:pStyle w:val="Heading2"/>
+      </w:pPr>
+      <w:r>
+        <w:t xml:space="preserve">Risks and benefits</w:t>
+      </w:r>
+    </w:p>
+    <w:p>
+      <w:pPr>
+        <w:pStyle w:val="FirstParagraph"/>
+      </w:pPr>
+      <w:r>
+        <w:t xml:space="preserve">This study is expected to involve no more than minimal risk. The principal foreseeable risks are discomfort when rating institutional or supervisory barriers. No clinical intervention, biological sample collection, deception, or collection of personal health information is involved.</w:t>
+      </w:r>
+    </w:p>
+    <w:p>
+      <w:pPr>
+        <w:pStyle w:val="BodyText"/>
+      </w:pPr>
+      <w:r>
+        <w:t xml:space="preserve">These risks will be minimized through anonymous participation, neutral wording, separation of contact information from responses, and aggregate reporting.</w:t>
+      </w:r>
+    </w:p>
+    <w:p>
+      <w:pPr>
+        <w:pStyle w:val="BodyText"/>
+      </w:pPr>
+      <w:r>
+        <w:t xml:space="preserve">There may be no direct personal benefit to participants. The anticipated societal and professional benefit is improved understanding of barriers to valid, relevant, and high-value medical research and development of practical interventions to address them.</w:t>
+      </w:r>
+    </w:p>
+    <w:bookmarkEnd w:id="72"/>
+    <w:bookmarkStart w:id="73" w:name="compensation-and-reimbursement"/>
+    <w:p>
+      <w:pPr>
+        <w:pStyle w:val="Heading2"/>
+      </w:pPr>
+      <w:r>
+        <w:t xml:space="preserve">Compensation and reimbursement</w:t>
+      </w:r>
+    </w:p>
+    <w:p>
+      <w:pPr>
+        <w:pStyle w:val="FirstParagraph"/>
+      </w:pPr>
+      <w:r>
+        <w:t xml:space="preserve">Participants will not receive financial compensation. No reimbursement is anticipated because participation is remote.</w:t>
+      </w:r>
+    </w:p>
+    <w:bookmarkEnd w:id="73"/>
+    <w:bookmarkEnd w:id="74"/>
+    <w:bookmarkStart w:id="75" w:name="conflicts-of-interest"/>
     <w:p>
       <w:pPr>
         <w:pStyle w:val="Heading1"/>
       </w:pPr>
       <w:r>
-        <w:t xml:space="preserve">Statistical Analysis</w:t>
+        <w:t xml:space="preserve">Conflicts of Interest</w:t>
       </w:r>
     </w:p>
     <w:p>
@@ -2570,91 +3306,33 @@
         <w:pStyle w:val="FirstParagraph"/>
       </w:pPr>
       <w:r>
-        <w:t xml:space="preserve">Analysis will be primarily descriptive and consensus-based. For each item and each round, the following will be reported:</w:t>
-      </w:r>
-    </w:p>
-    <w:p>
-      <w:pPr>
-        <w:pStyle w:val="Compact"/>
-        <w:numPr>
-          <w:ilvl w:val="0"/>
-          <w:numId w:val="1027"/>
-        </w:numPr>
-      </w:pPr>
-      <w:r>
-        <w:t xml:space="preserve">number of valid responses;</w:t>
-      </w:r>
-    </w:p>
-    <w:p>
-      <w:pPr>
-        <w:pStyle w:val="Compact"/>
-        <w:numPr>
-          <w:ilvl w:val="0"/>
-          <w:numId w:val="1027"/>
-        </w:numPr>
-      </w:pPr>
-      <w:r>
-        <w:t xml:space="preserve">median;</w:t>
-      </w:r>
-    </w:p>
-    <w:p>
-      <w:pPr>
-        <w:pStyle w:val="Compact"/>
-        <w:numPr>
-          <w:ilvl w:val="0"/>
-          <w:numId w:val="1027"/>
-        </w:numPr>
-      </w:pPr>
-      <w:r>
-        <w:t xml:space="preserve">IQR;</w:t>
-      </w:r>
-    </w:p>
-    <w:p>
-      <w:pPr>
-        <w:pStyle w:val="Compact"/>
-        <w:numPr>
-          <w:ilvl w:val="0"/>
-          <w:numId w:val="1027"/>
-        </w:numPr>
-      </w:pPr>
-      <w:r>
-        <w:t xml:space="preserve">full response distribution;</w:t>
-      </w:r>
-    </w:p>
-    <w:p>
-      <w:pPr>
-        <w:pStyle w:val="Compact"/>
-        <w:numPr>
-          <w:ilvl w:val="0"/>
-          <w:numId w:val="1027"/>
-        </w:numPr>
-      </w:pPr>
-      <w:r>
-        <w:t xml:space="preserve">percentage rating 7–9;</w:t>
-      </w:r>
-    </w:p>
-    <w:p>
-      <w:pPr>
-        <w:pStyle w:val="Compact"/>
-        <w:numPr>
-          <w:ilvl w:val="0"/>
-          <w:numId w:val="1027"/>
-        </w:numPr>
-      </w:pPr>
-      <w:r>
-        <w:t xml:space="preserve">consensus classification; and</w:t>
-      </w:r>
-    </w:p>
-    <w:p>
-      <w:pPr>
-        <w:pStyle w:val="Compact"/>
-        <w:numPr>
-          <w:ilvl w:val="0"/>
-          <w:numId w:val="1027"/>
-        </w:numPr>
-      </w:pPr>
-      <w:r>
-        <w:t xml:space="preserve">item disposition between rounds.</w:t>
+        <w:t xml:space="preserve">All investigators and steering-group members will disclose relevant financial, academic, professional, or institutional conflicts of interest.</w:t>
+      </w:r>
+    </w:p>
+    <w:p>
+      <w:pPr>
+        <w:pStyle w:val="BodyText"/>
+      </w:pPr>
+      <w:r>
+        <w:t xml:space="preserve">Potential conflicts that could affect item generation, panel recruitment, interpretation, or dissemination will be documented and managed before the Delphi process begins.</w:t>
+      </w:r>
+    </w:p>
+    <w:p>
+      <w:pPr>
+        <w:pStyle w:val="BodyText"/>
+      </w:pPr>
+      <w:r>
+        <w:t xml:space="preserve">Participants will be asked to declare relevant conflicts where appropriate.</w:t>
+      </w:r>
+    </w:p>
+    <w:bookmarkEnd w:id="75"/>
+    <w:bookmarkStart w:id="76" w:name="protocol-registration-and-amendments"/>
+    <w:p>
+      <w:pPr>
+        <w:pStyle w:val="Heading1"/>
+      </w:pPr>
+      <w:r>
+        <w:t xml:space="preserve">Protocol Registration and Amendments</w:t>
       </w:r>
     </w:p>
     <w:p>
@@ -2662,16 +3340,7 @@
         <w:pStyle w:val="FirstParagraph"/>
       </w:pPr>
       <w:r>
-        <w:t xml:space="preserve">Analyses will be performed using R version 4.6.1 or later and RStudio version 2026.09.0 or later</w:t>
-      </w:r>
-      <w:r>
-        <w:t xml:space="preserve"> </w:t>
-      </w:r>
-      <w:r>
-        <w:t xml:space="preserve">[8]</w:t>
-      </w:r>
-      <w:r>
-        <w:t xml:space="preserve">.</w:t>
+        <w:t xml:space="preserve">The final protocol will be dated and version controlled before recruitment.</w:t>
       </w:r>
     </w:p>
     <w:p>
@@ -2679,37 +3348,25 @@
         <w:pStyle w:val="BodyText"/>
       </w:pPr>
       <w:r>
-        <w:t xml:space="preserve">Analyses will be performed using a current, documented version of R</w:t>
-      </w:r>
-      <w:r>
-        <w:t xml:space="preserve"> </w:t>
-      </w:r>
-      <w:r>
-        <w:t xml:space="preserve">[9]</w:t>
-      </w:r>
-      <w:r>
-        <w:t xml:space="preserve"> </w:t>
-      </w:r>
-      <w:r>
-        <w:t xml:space="preserve">and the compatible R integrated development environment (RStudio</w:t>
-      </w:r>
-      <w:r>
-        <w:t xml:space="preserve"> </w:t>
-      </w:r>
-      <w:r>
-        <w:t xml:space="preserve">[8]</w:t>
-      </w:r>
-      <w:r>
-        <w:t xml:space="preserve">). The exact versions used will be recorded in the analysis log.</w:t>
-      </w:r>
-    </w:p>
-    <w:bookmarkStart w:id="60" w:name="change-between-rounds"/>
-    <w:p>
-      <w:pPr>
-        <w:pStyle w:val="Heading2"/>
-      </w:pPr>
-      <w:r>
-        <w:t xml:space="preserve">Change between rounds</w:t>
+        <w:t xml:space="preserve">Where feasible, the protocol will be publicly registered or deposited in an appropriate research-protocol repository before Round 1.</w:t>
+      </w:r>
+    </w:p>
+    <w:p>
+      <w:pPr>
+        <w:pStyle w:val="BodyText"/>
+      </w:pPr>
+      <w:r>
+        <w:t xml:space="preserve">Any substantive amendment affecting participant eligibility, item-generation procedures, consensus definitions, number of rounds, or primary outcomes will be documented with the date, rationale, and potential effect on interpretation. Ethical approval will be obtained for amendments where required.</w:t>
+      </w:r>
+    </w:p>
+    <w:bookmarkEnd w:id="76"/>
+    <w:bookmarkStart w:id="77" w:name="quality-assurance"/>
+    <w:p>
+      <w:pPr>
+        <w:pStyle w:val="Heading1"/>
+      </w:pPr>
+      <w:r>
+        <w:t xml:space="preserve">Quality Assurance</w:t>
       </w:r>
     </w:p>
     <w:p>
@@ -2717,17 +3374,55 @@
         <w:pStyle w:val="FirstParagraph"/>
       </w:pPr>
       <w:r>
-        <w:t xml:space="preserve">For retained items, Round-1 and Round-2 distributions will be compared descriptively using changes in median, IQR, and percentage agreement. The analysis will emphasize movement toward or away from consensus rather than statistical significance testing.</w:t>
-      </w:r>
-    </w:p>
-    <w:bookmarkEnd w:id="60"/>
-    <w:bookmarkStart w:id="61" w:name="subgroup-analysis"/>
-    <w:p>
-      <w:pPr>
-        <w:pStyle w:val="Heading2"/>
-      </w:pPr>
-      <w:r>
-        <w:t xml:space="preserve">Subgroup analysis</w:t>
+        <w:t xml:space="preserve">Before launch:</w:t>
+      </w:r>
+    </w:p>
+    <w:p>
+      <w:pPr>
+        <w:pStyle w:val="Compact"/>
+        <w:numPr>
+          <w:ilvl w:val="0"/>
+          <w:numId w:val="1030"/>
+        </w:numPr>
+      </w:pPr>
+      <w:r>
+        <w:t xml:space="preserve">the initial item pool will be reviewed by the steering group.</w:t>
+      </w:r>
+    </w:p>
+    <w:p>
+      <w:pPr>
+        <w:pStyle w:val="Compact"/>
+        <w:numPr>
+          <w:ilvl w:val="0"/>
+          <w:numId w:val="1030"/>
+        </w:numPr>
+      </w:pPr>
+      <w:r>
+        <w:t xml:space="preserve">the questionnaire will be checked for clarity.</w:t>
+      </w:r>
+    </w:p>
+    <w:p>
+      <w:pPr>
+        <w:pStyle w:val="Compact"/>
+        <w:numPr>
+          <w:ilvl w:val="0"/>
+          <w:numId w:val="1030"/>
+        </w:numPr>
+      </w:pPr>
+      <w:r>
+        <w:t xml:space="preserve">the electronic survey will undergo technical testing;</w:t>
+      </w:r>
+    </w:p>
+    <w:p>
+      <w:pPr>
+        <w:pStyle w:val="Compact"/>
+        <w:numPr>
+          <w:ilvl w:val="0"/>
+          <w:numId w:val="1030"/>
+        </w:numPr>
+      </w:pPr>
+      <w:r>
+        <w:t xml:space="preserve">pilot testing will be conducted with approximately five individuals representative of the intended panel. Pilot testing will evaluate comprehensibility, ambiguity, questionnaire length, technical functionality, and acceptability. Pilot participants will not be included in the final panel. The results of the pilot testing will be documented and modifications made.</w:t>
       </w:r>
     </w:p>
     <w:p>
@@ -2735,55 +3430,113 @@
         <w:pStyle w:val="FirstParagraph"/>
       </w:pPr>
       <w:r>
-        <w:t xml:space="preserve">Ratings will be examined descriptively by predefined stakeholder group:</w:t>
-      </w:r>
-    </w:p>
-    <w:p>
-      <w:pPr>
-        <w:pStyle w:val="Compact"/>
-        <w:numPr>
-          <w:ilvl w:val="0"/>
-          <w:numId w:val="1028"/>
-        </w:numPr>
-      </w:pPr>
-      <w:r>
-        <w:t xml:space="preserve">early-career researchers;</w:t>
-      </w:r>
-    </w:p>
-    <w:p>
-      <w:pPr>
-        <w:pStyle w:val="Compact"/>
-        <w:numPr>
-          <w:ilvl w:val="0"/>
-          <w:numId w:val="1028"/>
-        </w:numPr>
-      </w:pPr>
-      <w:r>
-        <w:t xml:space="preserve">supervisors;</w:t>
-      </w:r>
-    </w:p>
-    <w:p>
-      <w:pPr>
-        <w:pStyle w:val="Compact"/>
-        <w:numPr>
-          <w:ilvl w:val="0"/>
-          <w:numId w:val="1028"/>
-        </w:numPr>
-      </w:pPr>
-      <w:r>
-        <w:t xml:space="preserve">methodologists/biostatisticians; and</w:t>
-      </w:r>
-    </w:p>
-    <w:p>
-      <w:pPr>
-        <w:pStyle w:val="Compact"/>
-        <w:numPr>
-          <w:ilvl w:val="0"/>
-          <w:numId w:val="1028"/>
-        </w:numPr>
-      </w:pPr>
-      <w:r>
-        <w:t xml:space="preserve">institutional/governance stakeholders.</w:t>
+        <w:t xml:space="preserve">The Delphi process will be documented sufficiently to permit reconstruction of:</w:t>
+      </w:r>
+    </w:p>
+    <w:p>
+      <w:pPr>
+        <w:pStyle w:val="Compact"/>
+        <w:numPr>
+          <w:ilvl w:val="0"/>
+          <w:numId w:val="1031"/>
+        </w:numPr>
+      </w:pPr>
+      <w:r>
+        <w:t xml:space="preserve">the initial item sources;</w:t>
+      </w:r>
+    </w:p>
+    <w:p>
+      <w:pPr>
+        <w:pStyle w:val="Compact"/>
+        <w:numPr>
+          <w:ilvl w:val="0"/>
+          <w:numId w:val="1031"/>
+        </w:numPr>
+      </w:pPr>
+      <w:r>
+        <w:t xml:space="preserve">item revisions;</w:t>
+      </w:r>
+    </w:p>
+    <w:p>
+      <w:pPr>
+        <w:pStyle w:val="Compact"/>
+        <w:numPr>
+          <w:ilvl w:val="0"/>
+          <w:numId w:val="1031"/>
+        </w:numPr>
+      </w:pPr>
+      <w:r>
+        <w:t xml:space="preserve">panel recruitment;</w:t>
+      </w:r>
+    </w:p>
+    <w:p>
+      <w:pPr>
+        <w:pStyle w:val="Compact"/>
+        <w:numPr>
+          <w:ilvl w:val="0"/>
+          <w:numId w:val="1031"/>
+        </w:numPr>
+      </w:pPr>
+      <w:r>
+        <w:t xml:space="preserve">response rates;</w:t>
+      </w:r>
+    </w:p>
+    <w:p>
+      <w:pPr>
+        <w:pStyle w:val="Compact"/>
+        <w:numPr>
+          <w:ilvl w:val="0"/>
+          <w:numId w:val="1031"/>
+        </w:numPr>
+      </w:pPr>
+      <w:r>
+        <w:t xml:space="preserve">consensus decisions;</w:t>
+      </w:r>
+    </w:p>
+    <w:p>
+      <w:pPr>
+        <w:pStyle w:val="Compact"/>
+        <w:numPr>
+          <w:ilvl w:val="0"/>
+          <w:numId w:val="1031"/>
+        </w:numPr>
+      </w:pPr>
+      <w:r>
+        <w:t xml:space="preserve">feedback provided;</w:t>
+      </w:r>
+    </w:p>
+    <w:p>
+      <w:pPr>
+        <w:pStyle w:val="Compact"/>
+        <w:numPr>
+          <w:ilvl w:val="0"/>
+          <w:numId w:val="1031"/>
+        </w:numPr>
+      </w:pPr>
+      <w:r>
+        <w:t xml:space="preserve">attrition;</w:t>
+      </w:r>
+    </w:p>
+    <w:p>
+      <w:pPr>
+        <w:pStyle w:val="Compact"/>
+        <w:numPr>
+          <w:ilvl w:val="0"/>
+          <w:numId w:val="1031"/>
+        </w:numPr>
+      </w:pPr>
+      <w:r>
+        <w:t xml:space="preserve">and final item disposition.</w:t>
+      </w:r>
+    </w:p>
+    <w:bookmarkEnd w:id="77"/>
+    <w:bookmarkStart w:id="78" w:name="expected-outputs"/>
+    <w:p>
+      <w:pPr>
+        <w:pStyle w:val="Heading1"/>
+      </w:pPr>
+      <w:r>
+        <w:t xml:space="preserve">Expected Outputs</w:t>
       </w:r>
     </w:p>
     <w:p>
@@ -2791,634 +3544,7 @@
         <w:pStyle w:val="FirstParagraph"/>
       </w:pPr>
       <w:r>
-        <w:t xml:space="preserve">Subgroup analyses will be considered exploratory because the study is not powered to detect small between-group differences.</w:t>
-      </w:r>
-    </w:p>
-    <w:p>
-      <w:pPr>
-        <w:pStyle w:val="BodyText"/>
-      </w:pPr>
-      <w:r>
-        <w:t xml:space="preserve">Stakeholder-group analyses will be reported only when at least five participants from that stakeholder category provide valid ratings. A valid rating is a response within the prespecified 1–9 scale, excluding blank responses and “cannot judge/insufficient experience” responses where applicable.</w:t>
-      </w:r>
-    </w:p>
-    <w:bookmarkEnd w:id="61"/>
-    <w:bookmarkStart w:id="62" w:name="sensitivity-analyses"/>
-    <w:p>
-      <w:pPr>
-        <w:pStyle w:val="Heading2"/>
-      </w:pPr>
-      <w:r>
-        <w:t xml:space="preserve">Sensitivity analyses</w:t>
-      </w:r>
-    </w:p>
-    <w:p>
-      <w:pPr>
-        <w:pStyle w:val="FirstParagraph"/>
-      </w:pPr>
-      <w:r>
-        <w:t xml:space="preserve">Sensitivity analyses will examine whether conclusions change when:</w:t>
-      </w:r>
-    </w:p>
-    <w:p>
-      <w:pPr>
-        <w:pStyle w:val="Compact"/>
-        <w:numPr>
-          <w:ilvl w:val="0"/>
-          <w:numId w:val="1029"/>
-        </w:numPr>
-      </w:pPr>
-      <w:r>
-        <w:t xml:space="preserve">the denominator excludes</w:t>
-      </w:r>
-      <w:r>
-        <w:t xml:space="preserve"> </w:t>
-      </w:r>
-      <w:r>
-        <w:t xml:space="preserve">“cannot judge”</w:t>
-      </w:r>
-      <w:r>
-        <w:t xml:space="preserve"> </w:t>
-      </w:r>
-      <w:r>
-        <w:t xml:space="preserve">responses.</w:t>
-      </w:r>
-    </w:p>
-    <w:p>
-      <w:pPr>
-        <w:pStyle w:val="Compact"/>
-        <w:numPr>
-          <w:ilvl w:val="0"/>
-          <w:numId w:val="1029"/>
-        </w:numPr>
-      </w:pPr>
-      <w:r>
-        <w:t xml:space="preserve">only participants completing both rounds are considered.</w:t>
-      </w:r>
-    </w:p>
-    <w:p>
-      <w:pPr>
-        <w:pStyle w:val="FirstParagraph"/>
-      </w:pPr>
-      <w:r>
-        <w:t xml:space="preserve">These analyses will be prespecified before the final analysis where feasible.</w:t>
-      </w:r>
-    </w:p>
-    <w:bookmarkEnd w:id="62"/>
-    <w:bookmarkEnd w:id="63"/>
-    <w:bookmarkStart w:id="70" w:name="bias-and-methodological-considerations"/>
-    <w:p>
-      <w:pPr>
-        <w:pStyle w:val="Heading1"/>
-      </w:pPr>
-      <w:r>
-        <w:t xml:space="preserve">Bias and Methodological Considerations</w:t>
-      </w:r>
-    </w:p>
-    <w:bookmarkStart w:id="64" w:name="selection-bias"/>
-    <w:p>
-      <w:pPr>
-        <w:pStyle w:val="Heading2"/>
-      </w:pPr>
-      <w:r>
-        <w:t xml:space="preserve">Selection bias</w:t>
-      </w:r>
-    </w:p>
-    <w:p>
-      <w:pPr>
-        <w:pStyle w:val="FirstParagraph"/>
-      </w:pPr>
-      <w:r>
-        <w:t xml:space="preserve">Purposive recruitment may overrepresent individuals who are already interested in research quality. To reduce this risk, recruitment will seek variation in career stage, institution, geographic region, discipline, research experience, and stakeholder role.</w:t>
-      </w:r>
-    </w:p>
-    <w:p>
-      <w:pPr>
-        <w:pStyle w:val="BodyText"/>
-      </w:pPr>
-      <w:r>
-        <w:t xml:space="preserve">Response rates will be reported by stakeholder group where possible.</w:t>
-      </w:r>
-    </w:p>
-    <w:bookmarkEnd w:id="64"/>
-    <w:bookmarkStart w:id="65" w:name="Xe9d5539a731f267fca08449f3f1f8a78fbacf58"/>
-    <w:p>
-      <w:pPr>
-        <w:pStyle w:val="Heading2"/>
-      </w:pPr>
-      <w:r>
-        <w:t xml:space="preserve">Professional hierarchy and social desirability</w:t>
-      </w:r>
-    </w:p>
-    <w:p>
-      <w:pPr>
-        <w:pStyle w:val="FirstParagraph"/>
-      </w:pPr>
-      <w:r>
-        <w:t xml:space="preserve">Because junior researchers may be supervised by senior panelists, perceived hierarchy could affect participation or responses. Invitations and surveys will emphasize independence, anonymity, and the absence of academic consequences from participation or non-participation.</w:t>
-      </w:r>
-    </w:p>
-    <w:bookmarkEnd w:id="65"/>
-    <w:bookmarkStart w:id="66" w:name="dominance-bias"/>
-    <w:p>
-      <w:pPr>
-        <w:pStyle w:val="Heading2"/>
-      </w:pPr>
-      <w:r>
-        <w:t xml:space="preserve">Dominance bias</w:t>
-      </w:r>
-    </w:p>
-    <w:p>
-      <w:pPr>
-        <w:pStyle w:val="FirstParagraph"/>
-      </w:pPr>
-      <w:r>
-        <w:t xml:space="preserve">The anonymous electronic Delphi format will reduce the opportunity for senior or highly prominent participants to dominate the views of others.</w:t>
-      </w:r>
-    </w:p>
-    <w:bookmarkEnd w:id="66"/>
-    <w:bookmarkStart w:id="67" w:name="attrition-bias"/>
-    <w:p>
-      <w:pPr>
-        <w:pStyle w:val="Heading2"/>
-      </w:pPr>
-      <w:r>
-        <w:t xml:space="preserve">Attrition bias</w:t>
-      </w:r>
-    </w:p>
-    <w:p>
-      <w:pPr>
-        <w:pStyle w:val="FirstParagraph"/>
-      </w:pPr>
-      <w:r>
-        <w:t xml:space="preserve">Loss of participants between rounds may alter the final consensus. Attrition will therefore be reported by stakeholder group and considered when interpreting the findings.</w:t>
-      </w:r>
-    </w:p>
-    <w:bookmarkEnd w:id="67"/>
-    <w:bookmarkStart w:id="68" w:name="framing-bias"/>
-    <w:p>
-      <w:pPr>
-        <w:pStyle w:val="Heading2"/>
-      </w:pPr>
-      <w:r>
-        <w:t xml:space="preserve">Framing bias</w:t>
-      </w:r>
-    </w:p>
-    <w:p>
-      <w:pPr>
-        <w:pStyle w:val="FirstParagraph"/>
-      </w:pPr>
-      <w:r>
-        <w:t xml:space="preserve">Because the initial item pool is informed by prior evidence and the investigators’ conceptual framework, some relevant barriers may be underrepresented.</w:t>
-      </w:r>
-    </w:p>
-    <w:bookmarkEnd w:id="68"/>
-    <w:bookmarkStart w:id="69" w:name="steering-group-influence"/>
-    <w:p>
-      <w:pPr>
-        <w:pStyle w:val="Heading2"/>
-      </w:pPr>
-      <w:r>
-        <w:t xml:space="preserve">Steering-group influence</w:t>
-      </w:r>
-    </w:p>
-    <w:p>
-      <w:pPr>
-        <w:pStyle w:val="FirstParagraph"/>
-      </w:pPr>
-      <w:r>
-        <w:t xml:space="preserve">All item additions, revisions, and removals will be documented. Predefined rules will be used to minimize post hoc manipulation of item status.</w:t>
-      </w:r>
-    </w:p>
-    <w:bookmarkEnd w:id="69"/>
-    <w:bookmarkEnd w:id="70"/>
-    <w:bookmarkStart w:id="76" w:name="ethical-considerations-and-governance"/>
-    <w:p>
-      <w:pPr>
-        <w:pStyle w:val="Heading1"/>
-      </w:pPr>
-      <w:r>
-        <w:t xml:space="preserve">Ethical Considerations and Governance</w:t>
-      </w:r>
-    </w:p>
-    <w:p>
-      <w:pPr>
-        <w:pStyle w:val="FirstParagraph"/>
-      </w:pPr>
-      <w:r>
-        <w:t xml:space="preserve">Ethical approval will be sought from the Institutional Review Board (IRB) of the Faculty of Medicine, MTI University.</w:t>
-      </w:r>
-    </w:p>
-    <w:bookmarkStart w:id="71" w:name="informed-consent"/>
-    <w:p>
-      <w:pPr>
-        <w:pStyle w:val="Heading2"/>
-      </w:pPr>
-      <w:r>
-        <w:t xml:space="preserve">Informed consent</w:t>
-      </w:r>
-    </w:p>
-    <w:p>
-      <w:pPr>
-        <w:pStyle w:val="FirstParagraph"/>
-      </w:pPr>
-      <w:r>
-        <w:t xml:space="preserve">Written electronic consent will be obtained before Round 1. Before Round 2, participants will receive a brief reminder of the study procedures, risks, confidentiality arrangements, and voluntary nature of participation and will be asked to reconfirm their willingness to continue.</w:t>
-      </w:r>
-    </w:p>
-    <w:p>
-      <w:pPr>
-        <w:pStyle w:val="BodyText"/>
-      </w:pPr>
-      <w:r>
-        <w:t xml:space="preserve">The information sheet will explain:</w:t>
-      </w:r>
-    </w:p>
-    <w:p>
-      <w:pPr>
-        <w:pStyle w:val="Compact"/>
-        <w:numPr>
-          <w:ilvl w:val="0"/>
-          <w:numId w:val="1030"/>
-        </w:numPr>
-      </w:pPr>
-      <w:r>
-        <w:t xml:space="preserve">the purpose of the study;</w:t>
-      </w:r>
-    </w:p>
-    <w:p>
-      <w:pPr>
-        <w:pStyle w:val="Compact"/>
-        <w:numPr>
-          <w:ilvl w:val="0"/>
-          <w:numId w:val="1030"/>
-        </w:numPr>
-      </w:pPr>
-      <w:r>
-        <w:t xml:space="preserve">what participation involves;</w:t>
-      </w:r>
-    </w:p>
-    <w:p>
-      <w:pPr>
-        <w:pStyle w:val="Compact"/>
-        <w:numPr>
-          <w:ilvl w:val="0"/>
-          <w:numId w:val="1030"/>
-        </w:numPr>
-      </w:pPr>
-      <w:r>
-        <w:t xml:space="preserve">the expected time commitment;</w:t>
-      </w:r>
-    </w:p>
-    <w:p>
-      <w:pPr>
-        <w:pStyle w:val="Compact"/>
-        <w:numPr>
-          <w:ilvl w:val="0"/>
-          <w:numId w:val="1030"/>
-        </w:numPr>
-      </w:pPr>
-      <w:r>
-        <w:t xml:space="preserve">the voluntary nature of participation;</w:t>
-      </w:r>
-    </w:p>
-    <w:p>
-      <w:pPr>
-        <w:pStyle w:val="Compact"/>
-        <w:numPr>
-          <w:ilvl w:val="0"/>
-          <w:numId w:val="1030"/>
-        </w:numPr>
-      </w:pPr>
-      <w:r>
-        <w:t xml:space="preserve">the right to withdraw without penalty;</w:t>
-      </w:r>
-    </w:p>
-    <w:p>
-      <w:pPr>
-        <w:pStyle w:val="Compact"/>
-        <w:numPr>
-          <w:ilvl w:val="0"/>
-          <w:numId w:val="1030"/>
-        </w:numPr>
-      </w:pPr>
-      <w:r>
-        <w:t xml:space="preserve">confidentiality and anonymity procedures;</w:t>
-      </w:r>
-    </w:p>
-    <w:p>
-      <w:pPr>
-        <w:pStyle w:val="Compact"/>
-        <w:numPr>
-          <w:ilvl w:val="0"/>
-          <w:numId w:val="1030"/>
-        </w:numPr>
-      </w:pPr>
-      <w:r>
-        <w:t xml:space="preserve">the right to request removal of data;</w:t>
-      </w:r>
-    </w:p>
-    <w:p>
-      <w:pPr>
-        <w:pStyle w:val="Compact"/>
-        <w:numPr>
-          <w:ilvl w:val="0"/>
-          <w:numId w:val="1030"/>
-        </w:numPr>
-      </w:pPr>
-      <w:r>
-        <w:t xml:space="preserve">foreseeable risks and benefits;</w:t>
-      </w:r>
-    </w:p>
-    <w:p>
-      <w:pPr>
-        <w:pStyle w:val="Compact"/>
-        <w:numPr>
-          <w:ilvl w:val="0"/>
-          <w:numId w:val="1030"/>
-        </w:numPr>
-      </w:pPr>
-      <w:r>
-        <w:t xml:space="preserve">how data will be used and stored; and</w:t>
-      </w:r>
-    </w:p>
-    <w:p>
-      <w:pPr>
-        <w:pStyle w:val="Compact"/>
-        <w:numPr>
-          <w:ilvl w:val="0"/>
-          <w:numId w:val="1030"/>
-        </w:numPr>
-      </w:pPr>
-      <w:r>
-        <w:t xml:space="preserve">contact information for the research team and ethics committee.</w:t>
-      </w:r>
-    </w:p>
-    <w:p>
-      <w:pPr>
-        <w:pStyle w:val="FirstParagraph"/>
-      </w:pPr>
-      <w:r>
-        <w:t xml:space="preserve">Participants will be free to skip any question they do not wish to answer.</w:t>
-      </w:r>
-    </w:p>
-    <w:p>
-      <w:pPr>
-        <w:pStyle w:val="BodyText"/>
-      </w:pPr>
-      <w:r>
-        <w:t xml:space="preserve">Participants may withdraw at any time before submission. After submission, participants may request removal of their data until the dataset has been de-identified, locked, or incorporated into aggregate analyses, after which individual responses may no longer be identifiable or removable. The information sheet will state the applicable withdrawal deadline and procedure.</w:t>
-      </w:r>
-    </w:p>
-    <w:bookmarkEnd w:id="71"/>
-    <w:bookmarkStart w:id="72" w:name="confidentiality"/>
-    <w:p>
-      <w:pPr>
-        <w:pStyle w:val="Heading2"/>
-      </w:pPr>
-      <w:r>
-        <w:t xml:space="preserve">Confidentiality</w:t>
-      </w:r>
-    </w:p>
-    <w:p>
-      <w:pPr>
-        <w:pStyle w:val="FirstParagraph"/>
-      </w:pPr>
-      <w:r>
-        <w:t xml:space="preserve">Names, email addresses, and other direct identifiers will be stored separately from survey responses in password-protected, access-controlled files on secure institutional systems. Only designated members of the research team will have access to the contact/linkage file.</w:t>
-      </w:r>
-    </w:p>
-    <w:p>
-      <w:pPr>
-        <w:pStyle w:val="BodyText"/>
-      </w:pPr>
-      <w:r>
-        <w:t xml:space="preserve">Contact lists used solely for recruitment and round linkage will be deleted once all study procedures, follow-up communications, and reporting obligations are completed.</w:t>
-      </w:r>
-    </w:p>
-    <w:p>
-      <w:pPr>
-        <w:pStyle w:val="BodyText"/>
-      </w:pPr>
-      <w:r>
-        <w:t xml:space="preserve">Findings will be reported in aggregate form. No individual participant, supervisor, department, or institution will be identifiable in the published results unless explicit permission is obtained and the information is clearly non-sensitive.</w:t>
-      </w:r>
-    </w:p>
-    <w:bookmarkEnd w:id="72"/>
-    <w:bookmarkStart w:id="73" w:name="protection-of-junior-participants"/>
-    <w:p>
-      <w:pPr>
-        <w:pStyle w:val="Heading2"/>
-      </w:pPr>
-      <w:r>
-        <w:t xml:space="preserve">Protection of junior participants</w:t>
-      </w:r>
-    </w:p>
-    <w:p>
-      <w:pPr>
-        <w:pStyle w:val="FirstParagraph"/>
-      </w:pPr>
-      <w:r>
-        <w:t xml:space="preserve">Junior participants will be explicitly informed that participation or non-participation will not affect their academic standing, supervision, assessment, employment, or career progression.</w:t>
-      </w:r>
-    </w:p>
-    <w:p>
-      <w:pPr>
-        <w:pStyle w:val="Compact"/>
-        <w:numPr>
-          <w:ilvl w:val="0"/>
-          <w:numId w:val="1031"/>
-        </w:numPr>
-      </w:pPr>
-      <w:r>
-        <w:t xml:space="preserve">invitations will be sent directly to potential participants;</w:t>
-      </w:r>
-    </w:p>
-    <w:p>
-      <w:pPr>
-        <w:pStyle w:val="Compact"/>
-        <w:numPr>
-          <w:ilvl w:val="0"/>
-          <w:numId w:val="1031"/>
-        </w:numPr>
-      </w:pPr>
-      <w:r>
-        <w:t xml:space="preserve">participation will not be arranged through a direct supervisor;</w:t>
-      </w:r>
-    </w:p>
-    <w:p>
-      <w:pPr>
-        <w:pStyle w:val="Compact"/>
-        <w:numPr>
-          <w:ilvl w:val="0"/>
-          <w:numId w:val="1031"/>
-        </w:numPr>
-      </w:pPr>
-      <w:r>
-        <w:t xml:space="preserve">supervisors will not know whether a specific junior researcher participated;</w:t>
-      </w:r>
-    </w:p>
-    <w:p>
-      <w:pPr>
-        <w:pStyle w:val="Compact"/>
-        <w:numPr>
-          <w:ilvl w:val="0"/>
-          <w:numId w:val="1031"/>
-        </w:numPr>
-      </w:pPr>
-      <w:r>
-        <w:t xml:space="preserve">reminders will be automated and sent by research staff who are not in a direct supervisory relationship with potential participants;</w:t>
-      </w:r>
-    </w:p>
-    <w:p>
-      <w:pPr>
-        <w:pStyle w:val="Compact"/>
-        <w:numPr>
-          <w:ilvl w:val="0"/>
-          <w:numId w:val="1031"/>
-        </w:numPr>
-      </w:pPr>
-      <w:r>
-        <w:t xml:space="preserve">participants will not be asked to discuss identifiable supervisory conflicts.</w:t>
-      </w:r>
-    </w:p>
-    <w:bookmarkEnd w:id="73"/>
-    <w:bookmarkStart w:id="74" w:name="risks-and-benefits"/>
-    <w:p>
-      <w:pPr>
-        <w:pStyle w:val="Heading2"/>
-      </w:pPr>
-      <w:r>
-        <w:t xml:space="preserve">Risks and benefits</w:t>
-      </w:r>
-    </w:p>
-    <w:p>
-      <w:pPr>
-        <w:pStyle w:val="FirstParagraph"/>
-      </w:pPr>
-      <w:r>
-        <w:t xml:space="preserve">This study is expected to involve no more than minimal risk. The principal foreseeable risks are discomfort when rating institutional or supervisory barriers. No clinical intervention, biological sample collection, deception, or collection of personal health information is involved.</w:t>
-      </w:r>
-    </w:p>
-    <w:p>
-      <w:pPr>
-        <w:pStyle w:val="BodyText"/>
-      </w:pPr>
-      <w:r>
-        <w:t xml:space="preserve">These risks will be minimized through anonymous participation, neutral wording, separation of contact information from responses, and aggregate reporting.</w:t>
-      </w:r>
-    </w:p>
-    <w:p>
-      <w:pPr>
-        <w:pStyle w:val="BodyText"/>
-      </w:pPr>
-      <w:r>
-        <w:t xml:space="preserve">There may be no direct personal benefit to participants. The anticipated societal and professional benefit is improved understanding of barriers to valid, relevant, and high-value medical research and development of practical interventions to address them.</w:t>
-      </w:r>
-    </w:p>
-    <w:bookmarkEnd w:id="74"/>
-    <w:bookmarkStart w:id="75" w:name="compensation-and-reimbursement"/>
-    <w:p>
-      <w:pPr>
-        <w:pStyle w:val="Heading2"/>
-      </w:pPr>
-      <w:r>
-        <w:t xml:space="preserve">Compensation and reimbursement</w:t>
-      </w:r>
-    </w:p>
-    <w:p>
-      <w:pPr>
-        <w:pStyle w:val="FirstParagraph"/>
-      </w:pPr>
-      <w:r>
-        <w:t xml:space="preserve">Participants will not receive financial compensation. No reimbursement is anticipated because participation is remote.</w:t>
-      </w:r>
-    </w:p>
-    <w:bookmarkEnd w:id="75"/>
-    <w:bookmarkEnd w:id="76"/>
-    <w:bookmarkStart w:id="77" w:name="conflicts-of-interest"/>
-    <w:p>
-      <w:pPr>
-        <w:pStyle w:val="Heading1"/>
-      </w:pPr>
-      <w:r>
-        <w:t xml:space="preserve">Conflicts of Interest</w:t>
-      </w:r>
-    </w:p>
-    <w:p>
-      <w:pPr>
-        <w:pStyle w:val="FirstParagraph"/>
-      </w:pPr>
-      <w:r>
-        <w:t xml:space="preserve">All investigators and steering-group members will disclose relevant financial, academic, professional, or institutional conflicts of interest.</w:t>
-      </w:r>
-    </w:p>
-    <w:p>
-      <w:pPr>
-        <w:pStyle w:val="BodyText"/>
-      </w:pPr>
-      <w:r>
-        <w:t xml:space="preserve">Potential conflicts that could affect item generation, panel recruitment, interpretation, or dissemination will be documented and managed before the Delphi process begins.</w:t>
-      </w:r>
-    </w:p>
-    <w:p>
-      <w:pPr>
-        <w:pStyle w:val="BodyText"/>
-      </w:pPr>
-      <w:r>
-        <w:t xml:space="preserve">Participants will be asked to declare relevant conflicts where appropriate.</w:t>
-      </w:r>
-    </w:p>
-    <w:bookmarkEnd w:id="77"/>
-    <w:bookmarkStart w:id="78" w:name="protocol-registration-and-amendments"/>
-    <w:p>
-      <w:pPr>
-        <w:pStyle w:val="Heading1"/>
-      </w:pPr>
-      <w:r>
-        <w:t xml:space="preserve">Protocol Registration and Amendments</w:t>
-      </w:r>
-    </w:p>
-    <w:p>
-      <w:pPr>
-        <w:pStyle w:val="FirstParagraph"/>
-      </w:pPr>
-      <w:r>
-        <w:t xml:space="preserve">The final protocol will be dated and version controlled before recruitment.</w:t>
-      </w:r>
-    </w:p>
-    <w:p>
-      <w:pPr>
-        <w:pStyle w:val="BodyText"/>
-      </w:pPr>
-      <w:r>
-        <w:t xml:space="preserve">Where feasible, the protocol will be publicly registered or deposited in an appropriate research-protocol repository before Round 1.</w:t>
-      </w:r>
-    </w:p>
-    <w:p>
-      <w:pPr>
-        <w:pStyle w:val="BodyText"/>
-      </w:pPr>
-      <w:r>
-        <w:t xml:space="preserve">Any substantive amendment affecting participant eligibility, item-generation procedures, consensus definitions, number of rounds, or primary outcomes will be documented with the date, rationale, and potential effect on interpretation. Ethical approval will be obtained for amendments where required.</w:t>
-      </w:r>
-    </w:p>
-    <w:bookmarkEnd w:id="78"/>
-    <w:bookmarkStart w:id="79" w:name="quality-assurance"/>
-    <w:p>
-      <w:pPr>
-        <w:pStyle w:val="Heading1"/>
-      </w:pPr>
-      <w:r>
-        <w:t xml:space="preserve">Quality Assurance</w:t>
-      </w:r>
-    </w:p>
-    <w:p>
-      <w:pPr>
-        <w:pStyle w:val="FirstParagraph"/>
-      </w:pPr>
-      <w:r>
-        <w:t xml:space="preserve">Before launch:</w:t>
+        <w:t xml:space="preserve">The study will produce:</w:t>
       </w:r>
     </w:p>
     <w:p>
@@ -3430,7 +3556,7 @@
         </w:numPr>
       </w:pPr>
       <w:r>
-        <w:t xml:space="preserve">the initial item pool will be reviewed by the steering group.</w:t>
+        <w:t xml:space="preserve">a consensus-based list of major perceived barriers to valid, high-value medical research among early-career researchers in Egypt;</w:t>
       </w:r>
     </w:p>
     <w:p>
@@ -3442,7 +3568,7 @@
         </w:numPr>
       </w:pPr>
       <w:r>
-        <w:t xml:space="preserve">the questionnaire will be checked for clarity.</w:t>
+        <w:t xml:space="preserve">a classification of barriers by perceived importance and modifiability;</w:t>
       </w:r>
     </w:p>
     <w:p>
@@ -3454,7 +3580,7 @@
         </w:numPr>
       </w:pPr>
       <w:r>
-        <w:t xml:space="preserve">the electronic survey will undergo technical testing;</w:t>
+        <w:t xml:space="preserve">a prioritized list of feasible interventions;</w:t>
       </w:r>
     </w:p>
     <w:p>
@@ -3466,176 +3592,6 @@
         </w:numPr>
       </w:pPr>
       <w:r>
-        <w:t xml:space="preserve">pilot testing will be conducted with approximately five individuals representative of the intended panel. Pilot testing will evaluate comprehensibility, ambiguity, questionnaire length, technical functionality, and acceptability. Pilot participants will not be included in the final panel. The results of the pilot testing will be documented and modifications made.</w:t>
-      </w:r>
-    </w:p>
-    <w:p>
-      <w:pPr>
-        <w:pStyle w:val="FirstParagraph"/>
-      </w:pPr>
-      <w:r>
-        <w:t xml:space="preserve">The Delphi process will be documented sufficiently to permit reconstruction of:</w:t>
-      </w:r>
-    </w:p>
-    <w:p>
-      <w:pPr>
-        <w:pStyle w:val="Compact"/>
-        <w:numPr>
-          <w:ilvl w:val="0"/>
-          <w:numId w:val="1033"/>
-        </w:numPr>
-      </w:pPr>
-      <w:r>
-        <w:t xml:space="preserve">the initial item sources;</w:t>
-      </w:r>
-    </w:p>
-    <w:p>
-      <w:pPr>
-        <w:pStyle w:val="Compact"/>
-        <w:numPr>
-          <w:ilvl w:val="0"/>
-          <w:numId w:val="1033"/>
-        </w:numPr>
-      </w:pPr>
-      <w:r>
-        <w:t xml:space="preserve">item revisions;</w:t>
-      </w:r>
-    </w:p>
-    <w:p>
-      <w:pPr>
-        <w:pStyle w:val="Compact"/>
-        <w:numPr>
-          <w:ilvl w:val="0"/>
-          <w:numId w:val="1033"/>
-        </w:numPr>
-      </w:pPr>
-      <w:r>
-        <w:t xml:space="preserve">panel recruitment;</w:t>
-      </w:r>
-    </w:p>
-    <w:p>
-      <w:pPr>
-        <w:pStyle w:val="Compact"/>
-        <w:numPr>
-          <w:ilvl w:val="0"/>
-          <w:numId w:val="1033"/>
-        </w:numPr>
-      </w:pPr>
-      <w:r>
-        <w:t xml:space="preserve">response rates;</w:t>
-      </w:r>
-    </w:p>
-    <w:p>
-      <w:pPr>
-        <w:pStyle w:val="Compact"/>
-        <w:numPr>
-          <w:ilvl w:val="0"/>
-          <w:numId w:val="1033"/>
-        </w:numPr>
-      </w:pPr>
-      <w:r>
-        <w:t xml:space="preserve">consensus decisions;</w:t>
-      </w:r>
-    </w:p>
-    <w:p>
-      <w:pPr>
-        <w:pStyle w:val="Compact"/>
-        <w:numPr>
-          <w:ilvl w:val="0"/>
-          <w:numId w:val="1033"/>
-        </w:numPr>
-      </w:pPr>
-      <w:r>
-        <w:t xml:space="preserve">feedback provided;</w:t>
-      </w:r>
-    </w:p>
-    <w:p>
-      <w:pPr>
-        <w:pStyle w:val="Compact"/>
-        <w:numPr>
-          <w:ilvl w:val="0"/>
-          <w:numId w:val="1033"/>
-        </w:numPr>
-      </w:pPr>
-      <w:r>
-        <w:t xml:space="preserve">attrition;</w:t>
-      </w:r>
-    </w:p>
-    <w:p>
-      <w:pPr>
-        <w:pStyle w:val="Compact"/>
-        <w:numPr>
-          <w:ilvl w:val="0"/>
-          <w:numId w:val="1033"/>
-        </w:numPr>
-      </w:pPr>
-      <w:r>
-        <w:t xml:space="preserve">and final item disposition.</w:t>
-      </w:r>
-    </w:p>
-    <w:bookmarkEnd w:id="79"/>
-    <w:bookmarkStart w:id="80" w:name="expected-outputs"/>
-    <w:p>
-      <w:pPr>
-        <w:pStyle w:val="Heading1"/>
-      </w:pPr>
-      <w:r>
-        <w:t xml:space="preserve">Expected Outputs</w:t>
-      </w:r>
-    </w:p>
-    <w:p>
-      <w:pPr>
-        <w:pStyle w:val="FirstParagraph"/>
-      </w:pPr>
-      <w:r>
-        <w:t xml:space="preserve">The study will produce:</w:t>
-      </w:r>
-    </w:p>
-    <w:p>
-      <w:pPr>
-        <w:pStyle w:val="Compact"/>
-        <w:numPr>
-          <w:ilvl w:val="0"/>
-          <w:numId w:val="1034"/>
-        </w:numPr>
-      </w:pPr>
-      <w:r>
-        <w:t xml:space="preserve">a consensus-based list of major perceived barriers to valid, high-value medical research among early-career researchers in Egypt;</w:t>
-      </w:r>
-    </w:p>
-    <w:p>
-      <w:pPr>
-        <w:pStyle w:val="Compact"/>
-        <w:numPr>
-          <w:ilvl w:val="0"/>
-          <w:numId w:val="1034"/>
-        </w:numPr>
-      </w:pPr>
-      <w:r>
-        <w:t xml:space="preserve">a classification of barriers by perceived importance and modifiability;</w:t>
-      </w:r>
-    </w:p>
-    <w:p>
-      <w:pPr>
-        <w:pStyle w:val="Compact"/>
-        <w:numPr>
-          <w:ilvl w:val="0"/>
-          <w:numId w:val="1034"/>
-        </w:numPr>
-      </w:pPr>
-      <w:r>
-        <w:t xml:space="preserve">a prioritized list of feasible interventions;</w:t>
-      </w:r>
-    </w:p>
-    <w:p>
-      <w:pPr>
-        <w:pStyle w:val="Compact"/>
-        <w:numPr>
-          <w:ilvl w:val="0"/>
-          <w:numId w:val="1034"/>
-        </w:numPr>
-      </w:pPr>
-      <w:r>
         <w:t xml:space="preserve">a multilevel intervention matrix;</w:t>
       </w:r>
     </w:p>
@@ -3644,7 +3600,7 @@
         <w:pStyle w:val="Compact"/>
         <w:numPr>
           <w:ilvl w:val="0"/>
-          <w:numId w:val="1034"/>
+          <w:numId w:val="1032"/>
         </w:numPr>
       </w:pPr>
       <w:r>
@@ -3656,7 +3612,7 @@
         <w:pStyle w:val="Compact"/>
         <w:numPr>
           <w:ilvl w:val="0"/>
-          <w:numId w:val="1034"/>
+          <w:numId w:val="1032"/>
         </w:numPr>
       </w:pPr>
       <w:r>
@@ -3851,14 +3807,58 @@
         <w:t xml:space="preserve">, not empirically proven causal interventions. Implementation and effectiveness of individual interventions will require subsequent evaluation.</w:t>
       </w:r>
     </w:p>
+    <w:bookmarkEnd w:id="78"/>
+    <w:bookmarkStart w:id="79" w:name="funding-and-sponsorship"/>
+    <w:p>
+      <w:pPr>
+        <w:pStyle w:val="Heading1"/>
+      </w:pPr>
+      <w:r>
+        <w:t xml:space="preserve">Funding and Sponsorship</w:t>
+      </w:r>
+    </w:p>
+    <w:p>
+      <w:pPr>
+        <w:pStyle w:val="FirstParagraph"/>
+      </w:pPr>
+      <w:r>
+        <w:t xml:space="preserve">The study is investigator-initiated and unfunded.</w:t>
+      </w:r>
+    </w:p>
+    <w:bookmarkEnd w:id="79"/>
+    <w:bookmarkStart w:id="80" w:name="data-availability-and-open-science"/>
+    <w:p>
+      <w:pPr>
+        <w:pStyle w:val="Heading1"/>
+      </w:pPr>
+      <w:r>
+        <w:t xml:space="preserve">Data Availability and Open Science</w:t>
+      </w:r>
+    </w:p>
+    <w:p>
+      <w:pPr>
+        <w:pStyle w:val="FirstParagraph"/>
+      </w:pPr>
+      <w:r>
+        <w:t xml:space="preserve">The final protocol will be made publicly accessible in OSF.</w:t>
+      </w:r>
+    </w:p>
+    <w:p>
+      <w:pPr>
+        <w:pStyle w:val="BodyText"/>
+      </w:pPr>
+      <w:r>
+        <w:t xml:space="preserve">De-identified aggregate Delphi data, the final questionnaire, item-development documentation, and analytic code will be shared in OSF, subject to ethics approval, participant consent, institutional policy, and protection against deductive identification of participants or institutions.</w:t>
+      </w:r>
+    </w:p>
     <w:bookmarkEnd w:id="80"/>
-    <w:bookmarkStart w:id="81" w:name="funding-and-sponsorship"/>
+    <w:bookmarkStart w:id="81" w:name="stakeholder-validation"/>
     <w:p>
       <w:pPr>
         <w:pStyle w:val="Heading1"/>
       </w:pPr>
       <w:r>
-        <w:t xml:space="preserve">Funding and Sponsorship</w:t>
+        <w:t xml:space="preserve">Stakeholder Validation</w:t>
       </w:r>
     </w:p>
     <w:p>
@@ -3866,139 +3866,95 @@
         <w:pStyle w:val="FirstParagraph"/>
       </w:pPr>
       <w:r>
-        <w:t xml:space="preserve">The study is investigator-initiated and unfunded.</w:t>
+        <w:t xml:space="preserve">After completion of the Delphi rounds, a stakeholder validation workshop may be convened to examine the practical interpretation and implementation implications of the consensus findings.</w:t>
+      </w:r>
+    </w:p>
+    <w:p>
+      <w:pPr>
+        <w:pStyle w:val="BodyText"/>
+      </w:pPr>
+      <w:r>
+        <w:t xml:space="preserve">Participation in the validation workshop will be voluntary and will require separate invitation and consent.</w:t>
+      </w:r>
+    </w:p>
+    <w:p>
+      <w:pPr>
+        <w:pStyle w:val="BodyText"/>
+      </w:pPr>
+      <w:r>
+        <w:t xml:space="preserve">The workshop will not be used to alter the predefined Delphi consensus classifications. Its purpose will be to:</w:t>
+      </w:r>
+    </w:p>
+    <w:p>
+      <w:pPr>
+        <w:pStyle w:val="Compact"/>
+        <w:numPr>
+          <w:ilvl w:val="0"/>
+          <w:numId w:val="1033"/>
+        </w:numPr>
+      </w:pPr>
+      <w:r>
+        <w:t xml:space="preserve">assess whether the final framework is understandable and practically useful;</w:t>
+      </w:r>
+    </w:p>
+    <w:p>
+      <w:pPr>
+        <w:pStyle w:val="Compact"/>
+        <w:numPr>
+          <w:ilvl w:val="0"/>
+          <w:numId w:val="1033"/>
+        </w:numPr>
+      </w:pPr>
+      <w:r>
+        <w:t xml:space="preserve">identify implementation considerations;</w:t>
+      </w:r>
+    </w:p>
+    <w:p>
+      <w:pPr>
+        <w:pStyle w:val="Compact"/>
+        <w:numPr>
+          <w:ilvl w:val="0"/>
+          <w:numId w:val="1033"/>
+        </w:numPr>
+      </w:pPr>
+      <w:r>
+        <w:t xml:space="preserve">identify unintended consequences or feasibility concerns;</w:t>
+      </w:r>
+    </w:p>
+    <w:p>
+      <w:pPr>
+        <w:pStyle w:val="Compact"/>
+        <w:numPr>
+          <w:ilvl w:val="0"/>
+          <w:numId w:val="1033"/>
+        </w:numPr>
+      </w:pPr>
+      <w:r>
+        <w:t xml:space="preserve">identify gaps requiring future empirical research; and</w:t>
+      </w:r>
+    </w:p>
+    <w:p>
+      <w:pPr>
+        <w:pStyle w:val="Compact"/>
+        <w:numPr>
+          <w:ilvl w:val="0"/>
+          <w:numId w:val="1033"/>
+        </w:numPr>
+      </w:pPr>
+      <w:r>
+        <w:t xml:space="preserve">refine the presentation and implementation pathway of the final framework.</w:t>
+      </w:r>
+    </w:p>
+    <w:p>
+      <w:pPr>
+        <w:pStyle w:val="FirstParagraph"/>
+      </w:pPr>
+      <w:r>
+        <w:t xml:space="preserve">Any changes arising from the validation workshop will be clearly distinguished from the formal Delphi consensus results.</w:t>
       </w:r>
     </w:p>
     <w:bookmarkEnd w:id="81"/>
-    <w:bookmarkStart w:id="82" w:name="data-availability-and-open-science"/>
-    <w:p>
-      <w:pPr>
-        <w:pStyle w:val="Heading1"/>
-      </w:pPr>
-      <w:r>
-        <w:t xml:space="preserve">Data Availability and Open Science</w:t>
-      </w:r>
-    </w:p>
-    <w:p>
-      <w:pPr>
-        <w:pStyle w:val="FirstParagraph"/>
-      </w:pPr>
-      <w:r>
-        <w:t xml:space="preserve">The final protocol will be made publicly accessible in OSF.</w:t>
-      </w:r>
-    </w:p>
-    <w:p>
-      <w:pPr>
-        <w:pStyle w:val="BodyText"/>
-      </w:pPr>
-      <w:r>
-        <w:t xml:space="preserve">De-identified aggregate Delphi data, the final questionnaire, item-development documentation, and analytic code will be shared in OSF, subject to ethics approval, participant consent, institutional policy, and protection against deductive identification of participants or institutions.</w:t>
-      </w:r>
-    </w:p>
-    <w:bookmarkEnd w:id="82"/>
-    <w:bookmarkStart w:id="83" w:name="stakeholder-validation"/>
-    <w:p>
-      <w:pPr>
-        <w:pStyle w:val="Heading1"/>
-      </w:pPr>
-      <w:r>
-        <w:t xml:space="preserve">Stakeholder Validation</w:t>
-      </w:r>
-    </w:p>
-    <w:p>
-      <w:pPr>
-        <w:pStyle w:val="FirstParagraph"/>
-      </w:pPr>
-      <w:r>
-        <w:t xml:space="preserve">After completion of the Delphi rounds, a stakeholder validation workshop may be convened to examine the practical interpretation and implementation implications of the consensus findings.</w:t>
-      </w:r>
-    </w:p>
-    <w:p>
-      <w:pPr>
-        <w:pStyle w:val="BodyText"/>
-      </w:pPr>
-      <w:r>
-        <w:t xml:space="preserve">Participation in the validation workshop will be voluntary and will require separate invitation and consent.</w:t>
-      </w:r>
-    </w:p>
-    <w:p>
-      <w:pPr>
-        <w:pStyle w:val="BodyText"/>
-      </w:pPr>
-      <w:r>
-        <w:t xml:space="preserve">The workshop will not be used to alter the predefined Delphi consensus classifications. Its purpose will be to:</w:t>
-      </w:r>
-    </w:p>
-    <w:p>
-      <w:pPr>
-        <w:pStyle w:val="Compact"/>
-        <w:numPr>
-          <w:ilvl w:val="0"/>
-          <w:numId w:val="1035"/>
-        </w:numPr>
-      </w:pPr>
-      <w:r>
-        <w:t xml:space="preserve">assess whether the final framework is understandable and practically useful;</w:t>
-      </w:r>
-    </w:p>
-    <w:p>
-      <w:pPr>
-        <w:pStyle w:val="Compact"/>
-        <w:numPr>
-          <w:ilvl w:val="0"/>
-          <w:numId w:val="1035"/>
-        </w:numPr>
-      </w:pPr>
-      <w:r>
-        <w:t xml:space="preserve">identify implementation considerations;</w:t>
-      </w:r>
-    </w:p>
-    <w:p>
-      <w:pPr>
-        <w:pStyle w:val="Compact"/>
-        <w:numPr>
-          <w:ilvl w:val="0"/>
-          <w:numId w:val="1035"/>
-        </w:numPr>
-      </w:pPr>
-      <w:r>
-        <w:t xml:space="preserve">identify unintended consequences or feasibility concerns;</w:t>
-      </w:r>
-    </w:p>
-    <w:p>
-      <w:pPr>
-        <w:pStyle w:val="Compact"/>
-        <w:numPr>
-          <w:ilvl w:val="0"/>
-          <w:numId w:val="1035"/>
-        </w:numPr>
-      </w:pPr>
-      <w:r>
-        <w:t xml:space="preserve">identify gaps requiring future empirical research; and</w:t>
-      </w:r>
-    </w:p>
-    <w:p>
-      <w:pPr>
-        <w:pStyle w:val="Compact"/>
-        <w:numPr>
-          <w:ilvl w:val="0"/>
-          <w:numId w:val="1035"/>
-        </w:numPr>
-      </w:pPr>
-      <w:r>
-        <w:t xml:space="preserve">refine the presentation and implementation pathway of the final framework.</w:t>
-      </w:r>
-    </w:p>
-    <w:p>
-      <w:pPr>
-        <w:pStyle w:val="FirstParagraph"/>
-      </w:pPr>
-      <w:r>
-        <w:t xml:space="preserve">Any changes arising from the validation workshop will be clearly distinguished from the formal Delphi consensus results.</w:t>
-      </w:r>
-    </w:p>
-    <w:bookmarkEnd w:id="83"/>
-    <w:bookmarkStart w:id="84" w:name="timeline"/>
+    <w:bookmarkStart w:id="82" w:name="timeline"/>
     <w:p>
       <w:pPr>
         <w:pStyle w:val="Heading1"/>
@@ -4064,7 +4020,7 @@
               <w:pStyle w:val="Compact"/>
             </w:pPr>
             <w:r>
-              <w:t xml:space="preserve">Finalize protocol; establish steering group; conduct focused evidence review; develop initial item pool</w:t>
+              <w:t xml:space="preserve">Finalize protocol; prepare participant information and consent material; submit IRB application</w:t>
             </w:r>
           </w:p>
         </w:tc>
@@ -4088,7 +4044,7 @@
               <w:pStyle w:val="Compact"/>
             </w:pPr>
             <w:r>
-              <w:t xml:space="preserve">Expert review and pilot testing; finalize questionnaire; prepare participant information and consent materials; submit/complete IRB requirements</w:t>
+              <w:t xml:space="preserve">Conduct focused literature review; develop initial item pool; expert review and pilot testing; finalize questionnaire</w:t>
             </w:r>
           </w:p>
         </w:tc>
@@ -4262,14 +4218,190 @@
         </w:tc>
       </w:tr>
     </w:tbl>
+    <w:bookmarkEnd w:id="82"/>
+    <w:bookmarkStart w:id="83" w:name="dissemination"/>
+    <w:p>
+      <w:pPr>
+        <w:pStyle w:val="Heading1"/>
+      </w:pPr>
+      <w:r>
+        <w:t xml:space="preserve">Dissemination</w:t>
+      </w:r>
+    </w:p>
+    <w:p>
+      <w:pPr>
+        <w:pStyle w:val="FirstParagraph"/>
+      </w:pPr>
+      <w:r>
+        <w:t xml:space="preserve">Findings will be disseminated through:</w:t>
+      </w:r>
+    </w:p>
+    <w:p>
+      <w:pPr>
+        <w:pStyle w:val="Compact"/>
+        <w:numPr>
+          <w:ilvl w:val="0"/>
+          <w:numId w:val="1034"/>
+        </w:numPr>
+      </w:pPr>
+      <w:r>
+        <w:t xml:space="preserve">peer-reviewed scientific publication;</w:t>
+      </w:r>
+    </w:p>
+    <w:p>
+      <w:pPr>
+        <w:pStyle w:val="Compact"/>
+        <w:numPr>
+          <w:ilvl w:val="0"/>
+          <w:numId w:val="1034"/>
+        </w:numPr>
+      </w:pPr>
+      <w:r>
+        <w:t xml:space="preserve">a policy brief; and</w:t>
+      </w:r>
+    </w:p>
+    <w:p>
+      <w:pPr>
+        <w:pStyle w:val="Compact"/>
+        <w:numPr>
+          <w:ilvl w:val="0"/>
+          <w:numId w:val="1034"/>
+        </w:numPr>
+      </w:pPr>
+      <w:r>
+        <w:t xml:space="preserve">stakeholder-focused webinars;</w:t>
+      </w:r>
+    </w:p>
+    <w:p>
+      <w:pPr>
+        <w:pStyle w:val="FirstParagraph"/>
+      </w:pPr>
+      <w:r>
+        <w:t xml:space="preserve">Dissemination materials will distinguish between:</w:t>
+      </w:r>
+    </w:p>
+    <w:p>
+      <w:pPr>
+        <w:pStyle w:val="Compact"/>
+        <w:numPr>
+          <w:ilvl w:val="0"/>
+          <w:numId w:val="1035"/>
+        </w:numPr>
+      </w:pPr>
+      <w:r>
+        <w:t xml:space="preserve">barriers that achieved consensus;</w:t>
+      </w:r>
+    </w:p>
+    <w:p>
+      <w:pPr>
+        <w:pStyle w:val="Compact"/>
+        <w:numPr>
+          <w:ilvl w:val="0"/>
+          <w:numId w:val="1035"/>
+        </w:numPr>
+      </w:pPr>
+      <w:r>
+        <w:t xml:space="preserve">interventions that achieved consensus as important and feasible;</w:t>
+      </w:r>
+    </w:p>
+    <w:p>
+      <w:pPr>
+        <w:pStyle w:val="Compact"/>
+        <w:numPr>
+          <w:ilvl w:val="0"/>
+          <w:numId w:val="1035"/>
+        </w:numPr>
+      </w:pPr>
+      <w:r>
+        <w:t xml:space="preserve">areas of persistent disagreement; and</w:t>
+      </w:r>
+    </w:p>
+    <w:p>
+      <w:pPr>
+        <w:pStyle w:val="Compact"/>
+        <w:numPr>
+          <w:ilvl w:val="0"/>
+          <w:numId w:val="1035"/>
+        </w:numPr>
+      </w:pPr>
+      <w:r>
+        <w:t xml:space="preserve">recommendations that require subsequent empirical evaluation.</w:t>
+      </w:r>
+    </w:p>
+    <w:bookmarkEnd w:id="83"/>
+    <w:bookmarkStart w:id="84" w:name="limitations"/>
+    <w:p>
+      <w:pPr>
+        <w:pStyle w:val="Heading1"/>
+      </w:pPr>
+      <w:r>
+        <w:t xml:space="preserve">Limitations</w:t>
+      </w:r>
+    </w:p>
+    <w:p>
+      <w:pPr>
+        <w:pStyle w:val="FirstParagraph"/>
+      </w:pPr>
+      <w:r>
+        <w:t xml:space="preserve">Several limitations are anticipated.</w:t>
+      </w:r>
+    </w:p>
+    <w:p>
+      <w:pPr>
+        <w:pStyle w:val="BodyText"/>
+      </w:pPr>
+      <w:r>
+        <w:t xml:space="preserve">First, Delphi findings represent the judgments of the selected panel and should not be interpreted as prevalence estimates or direct measures of the experiences of all Egyptian early-career researchers.</w:t>
+      </w:r>
+    </w:p>
+    <w:p>
+      <w:pPr>
+        <w:pStyle w:val="BodyText"/>
+      </w:pPr>
+      <w:r>
+        <w:t xml:space="preserve">Second, purposive sampling and voluntary participation may introduce selection bias.</w:t>
+      </w:r>
+    </w:p>
+    <w:p>
+      <w:pPr>
+        <w:pStyle w:val="BodyText"/>
+      </w:pPr>
+      <w:r>
+        <w:t xml:space="preserve">Third, consensus does not establish causality. A barrier that is rated highly by the panel may be important, but the Delphi process cannot determine whether changing that barrier would improve research quality.</w:t>
+      </w:r>
+    </w:p>
+    <w:p>
+      <w:pPr>
+        <w:pStyle w:val="BodyText"/>
+      </w:pPr>
+      <w:r>
+        <w:t xml:space="preserve">Fourth, two rounds may be insufficient for some complex or contested issues. The two-round design is a pragmatic choice intended to balance methodological rigor with participant burden. Items that remain unresolved after Round 2 will be reported as such rather than being forced into consensus.</w:t>
+      </w:r>
+    </w:p>
+    <w:p>
+      <w:pPr>
+        <w:pStyle w:val="BodyText"/>
+      </w:pPr>
+      <w:r>
+        <w:t xml:space="preserve">Fifth, the panel may contain relatively few representatives of some stakeholder groups, limiting the interpretability of subgroup analyses.</w:t>
+      </w:r>
+    </w:p>
+    <w:p>
+      <w:pPr>
+        <w:pStyle w:val="BodyText"/>
+      </w:pPr>
+      <w:r>
+        <w:t xml:space="preserve">Finally, the intervention framework generated by this study will require subsequent implementation research and evaluation to determine whether prioritized interventions actually improve research validity, value, efficiency, or dissemination.</w:t>
+      </w:r>
+    </w:p>
     <w:bookmarkEnd w:id="84"/>
-    <w:bookmarkStart w:id="85" w:name="dissemination"/>
+    <w:bookmarkStart w:id="85" w:name="analysis-and-interpretation-framework"/>
     <w:p>
       <w:pPr>
         <w:pStyle w:val="Heading1"/>
       </w:pPr>
       <w:r>
-        <w:t xml:space="preserve">Dissemination</w:t>
+        <w:t xml:space="preserve">Analysis and Interpretation Framework</w:t>
       </w:r>
     </w:p>
     <w:p>
@@ -4277,7 +4409,26 @@
         <w:pStyle w:val="FirstParagraph"/>
       </w:pPr>
       <w:r>
-        <w:t xml:space="preserve">Findings will be disseminated through:</w:t>
+        <w:t xml:space="preserve">The final interpretation will reflect what the panel agrees is important, modifiable, or feasible. It will not be presented as direct evidence of intervention effectiveness. Consensus results will only be interpreted if at least three stakeholder categories are represented and no single stakeholder group contributes more than 60% of all valid responses. The steering group may seek additional recruitment within underrepresented stakeholder categories before closure of recruitment where feasible. If this condition is not met, overall consensus results will be reported descriptively but will be labeled as limited in representativeness and will not be used to support the full multilevel action framework.</w:t>
+      </w:r>
+    </w:p>
+    <w:bookmarkEnd w:id="85"/>
+    <w:bookmarkStart w:id="90" w:name="appendices"/>
+    <w:p>
+      <w:pPr>
+        <w:pStyle w:val="Heading1"/>
+      </w:pPr>
+      <w:r>
+        <w:t xml:space="preserve">Appendices</w:t>
+      </w:r>
+    </w:p>
+    <w:bookmarkStart w:id="86" w:name="investigators-and-roles"/>
+    <w:p>
+      <w:pPr>
+        <w:pStyle w:val="Heading2"/>
+      </w:pPr>
+      <w:r>
+        <w:t xml:space="preserve">Investigators and Roles</w:t>
       </w:r>
     </w:p>
     <w:p>
@@ -4286,201 +4437,6 @@
         <w:numPr>
           <w:ilvl w:val="0"/>
           <w:numId w:val="1036"/>
-        </w:numPr>
-      </w:pPr>
-      <w:r>
-        <w:t xml:space="preserve">peer-reviewed scientific publication;</w:t>
-      </w:r>
-    </w:p>
-    <w:p>
-      <w:pPr>
-        <w:pStyle w:val="Compact"/>
-        <w:numPr>
-          <w:ilvl w:val="0"/>
-          <w:numId w:val="1036"/>
-        </w:numPr>
-      </w:pPr>
-      <w:r>
-        <w:t xml:space="preserve">a policy brief; and</w:t>
-      </w:r>
-    </w:p>
-    <w:p>
-      <w:pPr>
-        <w:pStyle w:val="Compact"/>
-        <w:numPr>
-          <w:ilvl w:val="0"/>
-          <w:numId w:val="1036"/>
-        </w:numPr>
-      </w:pPr>
-      <w:r>
-        <w:t xml:space="preserve">stakeholder-focused webinars;</w:t>
-      </w:r>
-    </w:p>
-    <w:p>
-      <w:pPr>
-        <w:pStyle w:val="FirstParagraph"/>
-      </w:pPr>
-      <w:r>
-        <w:t xml:space="preserve">Dissemination materials will distinguish between:</w:t>
-      </w:r>
-    </w:p>
-    <w:p>
-      <w:pPr>
-        <w:pStyle w:val="Compact"/>
-        <w:numPr>
-          <w:ilvl w:val="0"/>
-          <w:numId w:val="1037"/>
-        </w:numPr>
-      </w:pPr>
-      <w:r>
-        <w:t xml:space="preserve">barriers that achieved consensus;</w:t>
-      </w:r>
-    </w:p>
-    <w:p>
-      <w:pPr>
-        <w:pStyle w:val="Compact"/>
-        <w:numPr>
-          <w:ilvl w:val="0"/>
-          <w:numId w:val="1037"/>
-        </w:numPr>
-      </w:pPr>
-      <w:r>
-        <w:t xml:space="preserve">interventions that achieved consensus as important and feasible;</w:t>
-      </w:r>
-    </w:p>
-    <w:p>
-      <w:pPr>
-        <w:pStyle w:val="Compact"/>
-        <w:numPr>
-          <w:ilvl w:val="0"/>
-          <w:numId w:val="1037"/>
-        </w:numPr>
-      </w:pPr>
-      <w:r>
-        <w:t xml:space="preserve">areas of persistent disagreement; and</w:t>
-      </w:r>
-    </w:p>
-    <w:p>
-      <w:pPr>
-        <w:pStyle w:val="Compact"/>
-        <w:numPr>
-          <w:ilvl w:val="0"/>
-          <w:numId w:val="1037"/>
-        </w:numPr>
-      </w:pPr>
-      <w:r>
-        <w:t xml:space="preserve">recommendations that require subsequent empirical evaluation.</w:t>
-      </w:r>
-    </w:p>
-    <w:bookmarkEnd w:id="85"/>
-    <w:bookmarkStart w:id="86" w:name="limitations"/>
-    <w:p>
-      <w:pPr>
-        <w:pStyle w:val="Heading1"/>
-      </w:pPr>
-      <w:r>
-        <w:t xml:space="preserve">Limitations</w:t>
-      </w:r>
-    </w:p>
-    <w:p>
-      <w:pPr>
-        <w:pStyle w:val="FirstParagraph"/>
-      </w:pPr>
-      <w:r>
-        <w:t xml:space="preserve">Several limitations are anticipated.</w:t>
-      </w:r>
-    </w:p>
-    <w:p>
-      <w:pPr>
-        <w:pStyle w:val="BodyText"/>
-      </w:pPr>
-      <w:r>
-        <w:t xml:space="preserve">First, Delphi findings represent the judgments of the selected panel and should not be interpreted as prevalence estimates or direct measures of the experiences of all Egyptian early-career researchers.</w:t>
-      </w:r>
-    </w:p>
-    <w:p>
-      <w:pPr>
-        <w:pStyle w:val="BodyText"/>
-      </w:pPr>
-      <w:r>
-        <w:t xml:space="preserve">Second, purposive sampling and voluntary participation may introduce selection bias.</w:t>
-      </w:r>
-    </w:p>
-    <w:p>
-      <w:pPr>
-        <w:pStyle w:val="BodyText"/>
-      </w:pPr>
-      <w:r>
-        <w:t xml:space="preserve">Third, consensus does not establish causality. A barrier that is rated highly by the panel may be important, but the Delphi process cannot determine whether changing that barrier would improve research quality.</w:t>
-      </w:r>
-    </w:p>
-    <w:p>
-      <w:pPr>
-        <w:pStyle w:val="BodyText"/>
-      </w:pPr>
-      <w:r>
-        <w:t xml:space="preserve">Fourth, two rounds may be insufficient for some complex or contested issues. The two-round design is a pragmatic choice intended to balance methodological rigor with participant burden. Items that remain unresolved after Round 2 will be reported as such rather than being forced into consensus.</w:t>
-      </w:r>
-    </w:p>
-    <w:p>
-      <w:pPr>
-        <w:pStyle w:val="BodyText"/>
-      </w:pPr>
-      <w:r>
-        <w:t xml:space="preserve">Fifth, the panel may contain relatively few representatives of some stakeholder groups, limiting the interpretability of subgroup analyses.</w:t>
-      </w:r>
-    </w:p>
-    <w:p>
-      <w:pPr>
-        <w:pStyle w:val="BodyText"/>
-      </w:pPr>
-      <w:r>
-        <w:t xml:space="preserve">Finally, the intervention framework generated by this study will require subsequent implementation research and evaluation to determine whether prioritized interventions actually improve research validity, value, efficiency, or dissemination.</w:t>
-      </w:r>
-    </w:p>
-    <w:bookmarkEnd w:id="86"/>
-    <w:bookmarkStart w:id="87" w:name="analysis-and-interpretation-framework"/>
-    <w:p>
-      <w:pPr>
-        <w:pStyle w:val="Heading1"/>
-      </w:pPr>
-      <w:r>
-        <w:t xml:space="preserve">Analysis and Interpretation Framework</w:t>
-      </w:r>
-    </w:p>
-    <w:p>
-      <w:pPr>
-        <w:pStyle w:val="FirstParagraph"/>
-      </w:pPr>
-      <w:r>
-        <w:t xml:space="preserve">The final interpretation will reflect what the panel agrees is important, modifiable, or feasible. It will not be presented as direct evidence of intervention effectiveness. Consensus results will only be interpreted if at least three stakeholder categories are represented and no single stakeholder group contributes more than 60% of all valid responses. The steering group may seek additional recruitment within underrepresented stakeholder categories before closure of recruitment where feasible. If this condition is not met, overall consensus results will be reported descriptively but will be labeled as limited in representativeness and will not be used to support the full multilevel action framework.</w:t>
-      </w:r>
-    </w:p>
-    <w:bookmarkEnd w:id="87"/>
-    <w:bookmarkStart w:id="92" w:name="appendices"/>
-    <w:p>
-      <w:pPr>
-        <w:pStyle w:val="Heading1"/>
-      </w:pPr>
-      <w:r>
-        <w:t xml:space="preserve">Appendices</w:t>
-      </w:r>
-    </w:p>
-    <w:bookmarkStart w:id="88" w:name="investigators-and-roles"/>
-    <w:p>
-      <w:pPr>
-        <w:pStyle w:val="Heading2"/>
-      </w:pPr>
-      <w:r>
-        <w:t xml:space="preserve">Investigators and Roles</w:t>
-      </w:r>
-    </w:p>
-    <w:p>
-      <w:pPr>
-        <w:pStyle w:val="Compact"/>
-        <w:numPr>
-          <w:ilvl w:val="0"/>
-          <w:numId w:val="1038"/>
         </w:numPr>
       </w:pPr>
       <w:r>
@@ -4502,7 +4458,7 @@
         <w:pStyle w:val="Compact"/>
         <w:numPr>
           <w:ilvl w:val="0"/>
-          <w:numId w:val="1038"/>
+          <w:numId w:val="1036"/>
         </w:numPr>
       </w:pPr>
       <w:r>
@@ -4524,7 +4480,7 @@
         <w:pStyle w:val="Compact"/>
         <w:numPr>
           <w:ilvl w:val="0"/>
-          <w:numId w:val="1038"/>
+          <w:numId w:val="1036"/>
         </w:numPr>
       </w:pPr>
       <w:r>
@@ -4546,7 +4502,7 @@
         <w:pStyle w:val="Compact"/>
         <w:numPr>
           <w:ilvl w:val="0"/>
-          <w:numId w:val="1038"/>
+          <w:numId w:val="1036"/>
         </w:numPr>
       </w:pPr>
       <w:r>
@@ -4563,14 +4519,426 @@
         <w:t xml:space="preserve">Prof. Mohey El-Banna (Dean, Faculty of Medicine, MTI University) will lead a multidisciplinary steering group representing early-career researchers, research supervisors, research-methodology experts, and institutional research leadership. The group will oversee protocol development, item generation, panel recruitment, questionnaire piloting, interpretation of Delphi findings, and preparation of the final priority framework. To protect participant confidentiality, steering-group members will not have access to identifiable individual responses or to response status linked to named individuals during the consensus process. Recruitment and reminders will be managed by designated research staff who have no supervisory relationship with potential participants.</w:t>
       </w:r>
     </w:p>
+    <w:bookmarkEnd w:id="86"/>
+    <w:bookmarkStart w:id="87" w:name="appendix-1.-proposed-barrier-domains"/>
+    <w:p>
+      <w:pPr>
+        <w:pStyle w:val="Heading2"/>
+      </w:pPr>
+      <w:r>
+        <w:t xml:space="preserve">Appendix 1. Proposed barrier domains</w:t>
+      </w:r>
+    </w:p>
+    <w:p>
+      <w:pPr>
+        <w:pStyle w:val="Compact"/>
+        <w:numPr>
+          <w:ilvl w:val="0"/>
+          <w:numId w:val="1037"/>
+        </w:numPr>
+      </w:pPr>
+      <w:r>
+        <w:t xml:space="preserve">Research question selection and prioritization</w:t>
+      </w:r>
+    </w:p>
+    <w:p>
+      <w:pPr>
+        <w:pStyle w:val="Compact"/>
+        <w:numPr>
+          <w:ilvl w:val="0"/>
+          <w:numId w:val="1037"/>
+        </w:numPr>
+      </w:pPr>
+      <w:r>
+        <w:t xml:space="preserve">Evidence searching and synthesis</w:t>
+      </w:r>
+    </w:p>
+    <w:p>
+      <w:pPr>
+        <w:pStyle w:val="Compact"/>
+        <w:numPr>
+          <w:ilvl w:val="0"/>
+          <w:numId w:val="1037"/>
+        </w:numPr>
+      </w:pPr>
+      <w:r>
+        <w:t xml:space="preserve">Research-methodology knowledge</w:t>
+      </w:r>
+    </w:p>
+    <w:p>
+      <w:pPr>
+        <w:pStyle w:val="Compact"/>
+        <w:numPr>
+          <w:ilvl w:val="0"/>
+          <w:numId w:val="1037"/>
+        </w:numPr>
+      </w:pPr>
+      <w:r>
+        <w:t xml:space="preserve">Biostatistics and data analysis</w:t>
+      </w:r>
+    </w:p>
+    <w:p>
+      <w:pPr>
+        <w:pStyle w:val="Compact"/>
+        <w:numPr>
+          <w:ilvl w:val="0"/>
+          <w:numId w:val="1037"/>
+        </w:numPr>
+      </w:pPr>
+      <w:r>
+        <w:t xml:space="preserve">Scientific writing and reporting</w:t>
+      </w:r>
+    </w:p>
+    <w:p>
+      <w:pPr>
+        <w:pStyle w:val="Compact"/>
+        <w:numPr>
+          <w:ilvl w:val="0"/>
+          <w:numId w:val="1037"/>
+        </w:numPr>
+      </w:pPr>
+      <w:r>
+        <w:t xml:space="preserve">Research supervision and mentorship</w:t>
+      </w:r>
+    </w:p>
+    <w:p>
+      <w:pPr>
+        <w:pStyle w:val="Compact"/>
+        <w:numPr>
+          <w:ilvl w:val="0"/>
+          <w:numId w:val="1037"/>
+        </w:numPr>
+      </w:pPr>
+      <w:r>
+        <w:t xml:space="preserve">Protected research time</w:t>
+      </w:r>
+    </w:p>
+    <w:p>
+      <w:pPr>
+        <w:pStyle w:val="Compact"/>
+        <w:numPr>
+          <w:ilvl w:val="0"/>
+          <w:numId w:val="1037"/>
+        </w:numPr>
+      </w:pPr>
+      <w:r>
+        <w:t xml:space="preserve">Funding and financial resources</w:t>
+      </w:r>
+    </w:p>
+    <w:p>
+      <w:pPr>
+        <w:pStyle w:val="Compact"/>
+        <w:numPr>
+          <w:ilvl w:val="0"/>
+          <w:numId w:val="1037"/>
+        </w:numPr>
+      </w:pPr>
+      <w:r>
+        <w:t xml:space="preserve">Data availability and access</w:t>
+      </w:r>
+    </w:p>
+    <w:p>
+      <w:pPr>
+        <w:pStyle w:val="Compact"/>
+        <w:numPr>
+          <w:ilvl w:val="0"/>
+          <w:numId w:val="1037"/>
+        </w:numPr>
+      </w:pPr>
+      <w:r>
+        <w:t xml:space="preserve">Laboratory and technical infrastructure</w:t>
+      </w:r>
+    </w:p>
+    <w:p>
+      <w:pPr>
+        <w:pStyle w:val="Compact"/>
+        <w:numPr>
+          <w:ilvl w:val="0"/>
+          <w:numId w:val="1037"/>
+        </w:numPr>
+      </w:pPr>
+      <w:r>
+        <w:t xml:space="preserve">Research ethics and administrative processes</w:t>
+      </w:r>
+    </w:p>
+    <w:p>
+      <w:pPr>
+        <w:pStyle w:val="Compact"/>
+        <w:numPr>
+          <w:ilvl w:val="0"/>
+          <w:numId w:val="1037"/>
+        </w:numPr>
+      </w:pPr>
+      <w:r>
+        <w:t xml:space="preserve">Collaboration and multidisciplinary research</w:t>
+      </w:r>
+    </w:p>
+    <w:p>
+      <w:pPr>
+        <w:pStyle w:val="Compact"/>
+        <w:numPr>
+          <w:ilvl w:val="0"/>
+          <w:numId w:val="1037"/>
+        </w:numPr>
+      </w:pPr>
+      <w:r>
+        <w:t xml:space="preserve">Institutional research culture</w:t>
+      </w:r>
+    </w:p>
+    <w:p>
+      <w:pPr>
+        <w:pStyle w:val="Compact"/>
+        <w:numPr>
+          <w:ilvl w:val="0"/>
+          <w:numId w:val="1037"/>
+        </w:numPr>
+      </w:pPr>
+      <w:r>
+        <w:t xml:space="preserve">Academic promotion and incentive structures</w:t>
+      </w:r>
+    </w:p>
+    <w:p>
+      <w:pPr>
+        <w:pStyle w:val="Compact"/>
+        <w:numPr>
+          <w:ilvl w:val="0"/>
+          <w:numId w:val="1037"/>
+        </w:numPr>
+      </w:pPr>
+      <w:r>
+        <w:t xml:space="preserve">Publication and dissemination</w:t>
+      </w:r>
+    </w:p>
+    <w:p>
+      <w:pPr>
+        <w:pStyle w:val="Compact"/>
+        <w:numPr>
+          <w:ilvl w:val="0"/>
+          <w:numId w:val="1037"/>
+        </w:numPr>
+      </w:pPr>
+      <w:r>
+        <w:t xml:space="preserve">Research governance and integrity</w:t>
+      </w:r>
+    </w:p>
+    <w:p>
+      <w:pPr>
+        <w:pStyle w:val="Compact"/>
+        <w:numPr>
+          <w:ilvl w:val="0"/>
+          <w:numId w:val="1037"/>
+        </w:numPr>
+      </w:pPr>
+      <w:r>
+        <w:t xml:space="preserve">National research policy and infrastructure</w:t>
+      </w:r>
+    </w:p>
+    <w:bookmarkEnd w:id="87"/>
+    <w:bookmarkStart w:id="88" w:name="Xe0a1a1cef9d9b27590d18caae8a9de54c832d0a"/>
+    <w:p>
+      <w:pPr>
+        <w:pStyle w:val="Heading2"/>
+      </w:pPr>
+      <w:r>
+        <w:t xml:space="preserve">Appendix 2. Proposed intervention domains</w:t>
+      </w:r>
+    </w:p>
+    <w:p>
+      <w:pPr>
+        <w:pStyle w:val="Compact"/>
+        <w:numPr>
+          <w:ilvl w:val="0"/>
+          <w:numId w:val="1038"/>
+        </w:numPr>
+      </w:pPr>
+      <w:r>
+        <w:t xml:space="preserve">Structured research-methodology curricula</w:t>
+      </w:r>
+    </w:p>
+    <w:p>
+      <w:pPr>
+        <w:pStyle w:val="Compact"/>
+        <w:numPr>
+          <w:ilvl w:val="0"/>
+          <w:numId w:val="1038"/>
+        </w:numPr>
+      </w:pPr>
+      <w:r>
+        <w:t xml:space="preserve">Supervisor-development programmes</w:t>
+      </w:r>
+    </w:p>
+    <w:p>
+      <w:pPr>
+        <w:pStyle w:val="Compact"/>
+        <w:numPr>
+          <w:ilvl w:val="0"/>
+          <w:numId w:val="1038"/>
+        </w:numPr>
+      </w:pPr>
+      <w:r>
+        <w:t xml:space="preserve">Formal mentorship systems</w:t>
+      </w:r>
+    </w:p>
+    <w:p>
+      <w:pPr>
+        <w:pStyle w:val="Compact"/>
+        <w:numPr>
+          <w:ilvl w:val="0"/>
+          <w:numId w:val="1038"/>
+        </w:numPr>
+      </w:pPr>
+      <w:r>
+        <w:t xml:space="preserve">Institutional statistical/methodological consultation</w:t>
+      </w:r>
+    </w:p>
+    <w:p>
+      <w:pPr>
+        <w:pStyle w:val="Compact"/>
+        <w:numPr>
+          <w:ilvl w:val="0"/>
+          <w:numId w:val="1038"/>
+        </w:numPr>
+      </w:pPr>
+      <w:r>
+        <w:t xml:space="preserve">Protected research time</w:t>
+      </w:r>
+    </w:p>
+    <w:p>
+      <w:pPr>
+        <w:pStyle w:val="Compact"/>
+        <w:numPr>
+          <w:ilvl w:val="0"/>
+          <w:numId w:val="1038"/>
+        </w:numPr>
+      </w:pPr>
+      <w:r>
+        <w:t xml:space="preserve">Small-grant and seed-funding mechanisms</w:t>
+      </w:r>
+    </w:p>
+    <w:p>
+      <w:pPr>
+        <w:pStyle w:val="Compact"/>
+        <w:numPr>
+          <w:ilvl w:val="0"/>
+          <w:numId w:val="1038"/>
+        </w:numPr>
+      </w:pPr>
+      <w:r>
+        <w:t xml:space="preserve">Shared research infrastructure</w:t>
+      </w:r>
+    </w:p>
+    <w:p>
+      <w:pPr>
+        <w:pStyle w:val="Compact"/>
+        <w:numPr>
+          <w:ilvl w:val="0"/>
+          <w:numId w:val="1038"/>
+        </w:numPr>
+      </w:pPr>
+      <w:r>
+        <w:t xml:space="preserve">Research-support offices</w:t>
+      </w:r>
+    </w:p>
+    <w:p>
+      <w:pPr>
+        <w:pStyle w:val="Compact"/>
+        <w:numPr>
+          <w:ilvl w:val="0"/>
+          <w:numId w:val="1038"/>
+        </w:numPr>
+      </w:pPr>
+      <w:r>
+        <w:t xml:space="preserve">Data-access systems</w:t>
+      </w:r>
+    </w:p>
+    <w:p>
+      <w:pPr>
+        <w:pStyle w:val="Compact"/>
+        <w:numPr>
+          <w:ilvl w:val="0"/>
+          <w:numId w:val="1038"/>
+        </w:numPr>
+      </w:pPr>
+      <w:r>
+        <w:t xml:space="preserve">Research collaboration networks</w:t>
+      </w:r>
+    </w:p>
+    <w:p>
+      <w:pPr>
+        <w:pStyle w:val="Compact"/>
+        <w:numPr>
+          <w:ilvl w:val="0"/>
+          <w:numId w:val="1038"/>
+        </w:numPr>
+      </w:pPr>
+      <w:r>
+        <w:t xml:space="preserve">Research-integrity and reporting training</w:t>
+      </w:r>
+    </w:p>
+    <w:p>
+      <w:pPr>
+        <w:pStyle w:val="Compact"/>
+        <w:numPr>
+          <w:ilvl w:val="0"/>
+          <w:numId w:val="1038"/>
+        </w:numPr>
+      </w:pPr>
+      <w:r>
+        <w:t xml:space="preserve">Incentive and promotion reform</w:t>
+      </w:r>
+    </w:p>
+    <w:p>
+      <w:pPr>
+        <w:pStyle w:val="Compact"/>
+        <w:numPr>
+          <w:ilvl w:val="0"/>
+          <w:numId w:val="1038"/>
+        </w:numPr>
+      </w:pPr>
+      <w:r>
+        <w:t xml:space="preserve">Research-priority setting</w:t>
+      </w:r>
+    </w:p>
+    <w:p>
+      <w:pPr>
+        <w:pStyle w:val="Compact"/>
+        <w:numPr>
+          <w:ilvl w:val="0"/>
+          <w:numId w:val="1038"/>
+        </w:numPr>
+      </w:pPr>
+      <w:r>
+        <w:t xml:space="preserve">National research-capacity programmes</w:t>
+      </w:r>
+    </w:p>
+    <w:p>
+      <w:pPr>
+        <w:pStyle w:val="Compact"/>
+        <w:numPr>
+          <w:ilvl w:val="0"/>
+          <w:numId w:val="1038"/>
+        </w:numPr>
+      </w:pPr>
+      <w:r>
+        <w:t xml:space="preserve">Mechanisms for dissemination and uptake of research findings</w:t>
+      </w:r>
+    </w:p>
     <w:bookmarkEnd w:id="88"/>
-    <w:bookmarkStart w:id="89" w:name="appendix-1.-proposed-barrier-domains"/>
+    <w:bookmarkStart w:id="89" w:name="X4c722202d6367c528c2bccc24c524140be283eb"/>
     <w:p>
       <w:pPr>
         <w:pStyle w:val="Heading2"/>
       </w:pPr>
       <w:r>
-        <w:t xml:space="preserve">Appendix 1. Proposed barrier domains</w:t>
+        <w:t xml:space="preserve">Appendix 3. Core Delphi reporting dataset</w:t>
+      </w:r>
+    </w:p>
+    <w:p>
+      <w:pPr>
+        <w:pStyle w:val="FirstParagraph"/>
+      </w:pPr>
+      <w:r>
+        <w:t xml:space="preserve">The research team will maintain a study-level audit trail containing:</w:t>
       </w:r>
     </w:p>
     <w:p>
@@ -4582,7 +4950,7 @@
         </w:numPr>
       </w:pPr>
       <w:r>
-        <w:t xml:space="preserve">Research question selection and prioritization</w:t>
+        <w:t xml:space="preserve">protocol version;</w:t>
       </w:r>
     </w:p>
     <w:p>
@@ -4594,7 +4962,7 @@
         </w:numPr>
       </w:pPr>
       <w:r>
-        <w:t xml:space="preserve">Evidence searching and synthesis</w:t>
+        <w:t xml:space="preserve">item wording and revisions;</w:t>
       </w:r>
     </w:p>
     <w:p>
@@ -4606,7 +4974,7 @@
         </w:numPr>
       </w:pPr>
       <w:r>
-        <w:t xml:space="preserve">Research-methodology knowledge</w:t>
+        <w:t xml:space="preserve">reason for each material item change;</w:t>
       </w:r>
     </w:p>
     <w:p>
@@ -4618,7 +4986,7 @@
         </w:numPr>
       </w:pPr>
       <w:r>
-        <w:t xml:space="preserve">Biostatistics and data analysis</w:t>
+        <w:t xml:space="preserve">participant recruitment numbers;</w:t>
       </w:r>
     </w:p>
     <w:p>
@@ -4630,7 +4998,7 @@
         </w:numPr>
       </w:pPr>
       <w:r>
-        <w:t xml:space="preserve">Scientific writing and reporting</w:t>
+        <w:t xml:space="preserve">stakeholder category;</w:t>
       </w:r>
     </w:p>
     <w:p>
@@ -4642,7 +5010,7 @@
         </w:numPr>
       </w:pPr>
       <w:r>
-        <w:t xml:space="preserve">Research supervision and mentorship</w:t>
+        <w:t xml:space="preserve">round-specific response rates;</w:t>
       </w:r>
     </w:p>
     <w:p>
@@ -4654,7 +5022,7 @@
         </w:numPr>
       </w:pPr>
       <w:r>
-        <w:t xml:space="preserve">Protected research time</w:t>
+        <w:t xml:space="preserve">item-level response distributions;</w:t>
       </w:r>
     </w:p>
     <w:p>
@@ -4666,7 +5034,7 @@
         </w:numPr>
       </w:pPr>
       <w:r>
-        <w:t xml:space="preserve">Funding and financial resources</w:t>
+        <w:t xml:space="preserve">median and IQR;</w:t>
       </w:r>
     </w:p>
     <w:p>
@@ -4678,7 +5046,7 @@
         </w:numPr>
       </w:pPr>
       <w:r>
-        <w:t xml:space="preserve">Data availability and access</w:t>
+        <w:t xml:space="preserve">consensus classification;</w:t>
       </w:r>
     </w:p>
     <w:p>
@@ -4690,7 +5058,7 @@
         </w:numPr>
       </w:pPr>
       <w:r>
-        <w:t xml:space="preserve">Laboratory and technical infrastructure</w:t>
+        <w:t xml:space="preserve">feedback provided to participants;</w:t>
       </w:r>
     </w:p>
     <w:p>
@@ -4702,7 +5070,7 @@
         </w:numPr>
       </w:pPr>
       <w:r>
-        <w:t xml:space="preserve">Research ethics and administrative processes</w:t>
+        <w:t xml:space="preserve">Round-2 disposition;</w:t>
       </w:r>
     </w:p>
     <w:p>
@@ -4714,7 +5082,7 @@
         </w:numPr>
       </w:pPr>
       <w:r>
-        <w:t xml:space="preserve">Collaboration and multidisciplinary research</w:t>
+        <w:t xml:space="preserve">subgroup findings;</w:t>
       </w:r>
     </w:p>
     <w:p>
@@ -4726,255 +5094,18 @@
         </w:numPr>
       </w:pPr>
       <w:r>
-        <w:t xml:space="preserve">Institutional research culture</w:t>
-      </w:r>
-    </w:p>
-    <w:p>
-      <w:pPr>
-        <w:pStyle w:val="Compact"/>
-        <w:numPr>
-          <w:ilvl w:val="0"/>
-          <w:numId w:val="1039"/>
-        </w:numPr>
-      </w:pPr>
-      <w:r>
-        <w:t xml:space="preserve">Academic promotion and incentive structures</w:t>
-      </w:r>
-    </w:p>
-    <w:p>
-      <w:pPr>
-        <w:pStyle w:val="Compact"/>
-        <w:numPr>
-          <w:ilvl w:val="0"/>
-          <w:numId w:val="1039"/>
-        </w:numPr>
-      </w:pPr>
-      <w:r>
-        <w:t xml:space="preserve">Publication and dissemination</w:t>
-      </w:r>
-    </w:p>
-    <w:p>
-      <w:pPr>
-        <w:pStyle w:val="Compact"/>
-        <w:numPr>
-          <w:ilvl w:val="0"/>
-          <w:numId w:val="1039"/>
-        </w:numPr>
-      </w:pPr>
-      <w:r>
-        <w:t xml:space="preserve">Research governance and integrity</w:t>
-      </w:r>
-    </w:p>
-    <w:p>
-      <w:pPr>
-        <w:pStyle w:val="Compact"/>
-        <w:numPr>
-          <w:ilvl w:val="0"/>
-          <w:numId w:val="1039"/>
-        </w:numPr>
-      </w:pPr>
-      <w:r>
-        <w:t xml:space="preserve">National research policy and infrastructure</w:t>
+        <w:t xml:space="preserve">and documented protocol deviations.</w:t>
       </w:r>
     </w:p>
     <w:bookmarkEnd w:id="89"/>
-    <w:bookmarkStart w:id="90" w:name="Xe0a1a1cef9d9b27590d18caae8a9de54c832d0a"/>
-    <w:p>
-      <w:pPr>
-        <w:pStyle w:val="Heading2"/>
-      </w:pPr>
-      <w:r>
-        <w:t xml:space="preserve">Appendix 2. Proposed intervention domains</w:t>
-      </w:r>
-    </w:p>
-    <w:p>
-      <w:pPr>
-        <w:pStyle w:val="Compact"/>
-        <w:numPr>
-          <w:ilvl w:val="0"/>
-          <w:numId w:val="1040"/>
-        </w:numPr>
-      </w:pPr>
-      <w:r>
-        <w:t xml:space="preserve">Structured research-methodology curricula</w:t>
-      </w:r>
-    </w:p>
-    <w:p>
-      <w:pPr>
-        <w:pStyle w:val="Compact"/>
-        <w:numPr>
-          <w:ilvl w:val="0"/>
-          <w:numId w:val="1040"/>
-        </w:numPr>
-      </w:pPr>
-      <w:r>
-        <w:t xml:space="preserve">Supervisor-development programmes</w:t>
-      </w:r>
-    </w:p>
-    <w:p>
-      <w:pPr>
-        <w:pStyle w:val="Compact"/>
-        <w:numPr>
-          <w:ilvl w:val="0"/>
-          <w:numId w:val="1040"/>
-        </w:numPr>
-      </w:pPr>
-      <w:r>
-        <w:t xml:space="preserve">Formal mentorship systems</w:t>
-      </w:r>
-    </w:p>
-    <w:p>
-      <w:pPr>
-        <w:pStyle w:val="Compact"/>
-        <w:numPr>
-          <w:ilvl w:val="0"/>
-          <w:numId w:val="1040"/>
-        </w:numPr>
-      </w:pPr>
-      <w:r>
-        <w:t xml:space="preserve">Institutional statistical/methodological consultation</w:t>
-      </w:r>
-    </w:p>
-    <w:p>
-      <w:pPr>
-        <w:pStyle w:val="Compact"/>
-        <w:numPr>
-          <w:ilvl w:val="0"/>
-          <w:numId w:val="1040"/>
-        </w:numPr>
-      </w:pPr>
-      <w:r>
-        <w:t xml:space="preserve">Protected research time</w:t>
-      </w:r>
-    </w:p>
-    <w:p>
-      <w:pPr>
-        <w:pStyle w:val="Compact"/>
-        <w:numPr>
-          <w:ilvl w:val="0"/>
-          <w:numId w:val="1040"/>
-        </w:numPr>
-      </w:pPr>
-      <w:r>
-        <w:t xml:space="preserve">Small-grant and seed-funding mechanisms</w:t>
-      </w:r>
-    </w:p>
-    <w:p>
-      <w:pPr>
-        <w:pStyle w:val="Compact"/>
-        <w:numPr>
-          <w:ilvl w:val="0"/>
-          <w:numId w:val="1040"/>
-        </w:numPr>
-      </w:pPr>
-      <w:r>
-        <w:t xml:space="preserve">Shared research infrastructure</w:t>
-      </w:r>
-    </w:p>
-    <w:p>
-      <w:pPr>
-        <w:pStyle w:val="Compact"/>
-        <w:numPr>
-          <w:ilvl w:val="0"/>
-          <w:numId w:val="1040"/>
-        </w:numPr>
-      </w:pPr>
-      <w:r>
-        <w:t xml:space="preserve">Research-support offices</w:t>
-      </w:r>
-    </w:p>
-    <w:p>
-      <w:pPr>
-        <w:pStyle w:val="Compact"/>
-        <w:numPr>
-          <w:ilvl w:val="0"/>
-          <w:numId w:val="1040"/>
-        </w:numPr>
-      </w:pPr>
-      <w:r>
-        <w:t xml:space="preserve">Data-access systems</w:t>
-      </w:r>
-    </w:p>
-    <w:p>
-      <w:pPr>
-        <w:pStyle w:val="Compact"/>
-        <w:numPr>
-          <w:ilvl w:val="0"/>
-          <w:numId w:val="1040"/>
-        </w:numPr>
-      </w:pPr>
-      <w:r>
-        <w:t xml:space="preserve">Research collaboration networks</w:t>
-      </w:r>
-    </w:p>
-    <w:p>
-      <w:pPr>
-        <w:pStyle w:val="Compact"/>
-        <w:numPr>
-          <w:ilvl w:val="0"/>
-          <w:numId w:val="1040"/>
-        </w:numPr>
-      </w:pPr>
-      <w:r>
-        <w:t xml:space="preserve">Research-integrity and reporting training</w:t>
-      </w:r>
-    </w:p>
-    <w:p>
-      <w:pPr>
-        <w:pStyle w:val="Compact"/>
-        <w:numPr>
-          <w:ilvl w:val="0"/>
-          <w:numId w:val="1040"/>
-        </w:numPr>
-      </w:pPr>
-      <w:r>
-        <w:t xml:space="preserve">Incentive and promotion reform</w:t>
-      </w:r>
-    </w:p>
-    <w:p>
-      <w:pPr>
-        <w:pStyle w:val="Compact"/>
-        <w:numPr>
-          <w:ilvl w:val="0"/>
-          <w:numId w:val="1040"/>
-        </w:numPr>
-      </w:pPr>
-      <w:r>
-        <w:t xml:space="preserve">Research-priority setting</w:t>
-      </w:r>
-    </w:p>
-    <w:p>
-      <w:pPr>
-        <w:pStyle w:val="Compact"/>
-        <w:numPr>
-          <w:ilvl w:val="0"/>
-          <w:numId w:val="1040"/>
-        </w:numPr>
-      </w:pPr>
-      <w:r>
-        <w:t xml:space="preserve">National research-capacity programmes</w:t>
-      </w:r>
-    </w:p>
-    <w:p>
-      <w:pPr>
-        <w:pStyle w:val="Compact"/>
-        <w:numPr>
-          <w:ilvl w:val="0"/>
-          <w:numId w:val="1040"/>
-        </w:numPr>
-      </w:pPr>
-      <w:r>
-        <w:t xml:space="preserve">Mechanisms for dissemination and uptake of research findings</w:t>
-      </w:r>
-    </w:p>
     <w:bookmarkEnd w:id="90"/>
-    <w:bookmarkStart w:id="91" w:name="X4c722202d6367c528c2bccc24c524140be283eb"/>
-    <w:p>
-      <w:pPr>
-        <w:pStyle w:val="Heading2"/>
-      </w:pPr>
-      <w:r>
-        <w:t xml:space="preserve">Appendix 3. Core Delphi reporting dataset</w:t>
+    <w:bookmarkStart w:id="91" w:name="reporting-standards"/>
+    <w:p>
+      <w:pPr>
+        <w:pStyle w:val="Heading1"/>
+      </w:pPr>
+      <w:r>
+        <w:t xml:space="preserve">Reporting Standards</w:t>
       </w:r>
     </w:p>
     <w:p>
@@ -4982,233 +5113,46 @@
         <w:pStyle w:val="FirstParagraph"/>
       </w:pPr>
       <w:r>
-        <w:t xml:space="preserve">The research team will maintain a study-level audit trail containing:</w:t>
-      </w:r>
-    </w:p>
-    <w:p>
-      <w:pPr>
-        <w:pStyle w:val="Compact"/>
-        <w:numPr>
-          <w:ilvl w:val="0"/>
-          <w:numId w:val="1041"/>
-        </w:numPr>
-      </w:pPr>
-      <w:r>
-        <w:t xml:space="preserve">protocol version;</w:t>
-      </w:r>
-    </w:p>
-    <w:p>
-      <w:pPr>
-        <w:pStyle w:val="Compact"/>
-        <w:numPr>
-          <w:ilvl w:val="0"/>
-          <w:numId w:val="1041"/>
-        </w:numPr>
-      </w:pPr>
-      <w:r>
-        <w:t xml:space="preserve">item source;</w:t>
-      </w:r>
-    </w:p>
-    <w:p>
-      <w:pPr>
-        <w:pStyle w:val="Compact"/>
-        <w:numPr>
-          <w:ilvl w:val="0"/>
-          <w:numId w:val="1041"/>
-        </w:numPr>
-      </w:pPr>
-      <w:r>
-        <w:t xml:space="preserve">item wording and revisions;</w:t>
-      </w:r>
-    </w:p>
-    <w:p>
-      <w:pPr>
-        <w:pStyle w:val="Compact"/>
-        <w:numPr>
-          <w:ilvl w:val="0"/>
-          <w:numId w:val="1041"/>
-        </w:numPr>
-      </w:pPr>
-      <w:r>
-        <w:t xml:space="preserve">reason for each material item change;</w:t>
-      </w:r>
-    </w:p>
-    <w:p>
-      <w:pPr>
-        <w:pStyle w:val="Compact"/>
-        <w:numPr>
-          <w:ilvl w:val="0"/>
-          <w:numId w:val="1041"/>
-        </w:numPr>
-      </w:pPr>
-      <w:r>
-        <w:t xml:space="preserve">participant recruitment numbers;</w:t>
-      </w:r>
-    </w:p>
-    <w:p>
-      <w:pPr>
-        <w:pStyle w:val="Compact"/>
-        <w:numPr>
-          <w:ilvl w:val="0"/>
-          <w:numId w:val="1041"/>
-        </w:numPr>
-      </w:pPr>
-      <w:r>
-        <w:t xml:space="preserve">stakeholder category;</w:t>
-      </w:r>
-    </w:p>
-    <w:p>
-      <w:pPr>
-        <w:pStyle w:val="Compact"/>
-        <w:numPr>
-          <w:ilvl w:val="0"/>
-          <w:numId w:val="1041"/>
-        </w:numPr>
-      </w:pPr>
-      <w:r>
-        <w:t xml:space="preserve">round-specific response rates;</w:t>
-      </w:r>
-    </w:p>
-    <w:p>
-      <w:pPr>
-        <w:pStyle w:val="Compact"/>
-        <w:numPr>
-          <w:ilvl w:val="0"/>
-          <w:numId w:val="1041"/>
-        </w:numPr>
-      </w:pPr>
-      <w:r>
-        <w:t xml:space="preserve">item-level response distributions;</w:t>
-      </w:r>
-    </w:p>
-    <w:p>
-      <w:pPr>
-        <w:pStyle w:val="Compact"/>
-        <w:numPr>
-          <w:ilvl w:val="0"/>
-          <w:numId w:val="1041"/>
-        </w:numPr>
-      </w:pPr>
-      <w:r>
-        <w:t xml:space="preserve">median and IQR;</w:t>
-      </w:r>
-    </w:p>
-    <w:p>
-      <w:pPr>
-        <w:pStyle w:val="Compact"/>
-        <w:numPr>
-          <w:ilvl w:val="0"/>
-          <w:numId w:val="1041"/>
-        </w:numPr>
-      </w:pPr>
-      <w:r>
-        <w:t xml:space="preserve">consensus classification;</w:t>
-      </w:r>
-    </w:p>
-    <w:p>
-      <w:pPr>
-        <w:pStyle w:val="Compact"/>
-        <w:numPr>
-          <w:ilvl w:val="0"/>
-          <w:numId w:val="1041"/>
-        </w:numPr>
-      </w:pPr>
-      <w:r>
-        <w:t xml:space="preserve">feedback provided to participants;</w:t>
-      </w:r>
-    </w:p>
-    <w:p>
-      <w:pPr>
-        <w:pStyle w:val="Compact"/>
-        <w:numPr>
-          <w:ilvl w:val="0"/>
-          <w:numId w:val="1041"/>
-        </w:numPr>
-      </w:pPr>
-      <w:r>
-        <w:t xml:space="preserve">Round-2 disposition;</w:t>
-      </w:r>
-    </w:p>
-    <w:p>
-      <w:pPr>
-        <w:pStyle w:val="Compact"/>
-        <w:numPr>
-          <w:ilvl w:val="0"/>
-          <w:numId w:val="1041"/>
-        </w:numPr>
-      </w:pPr>
-      <w:r>
-        <w:t xml:space="preserve">subgroup findings;</w:t>
-      </w:r>
-    </w:p>
-    <w:p>
-      <w:pPr>
-        <w:pStyle w:val="Compact"/>
-        <w:numPr>
-          <w:ilvl w:val="0"/>
-          <w:numId w:val="1041"/>
-        </w:numPr>
-      </w:pPr>
-      <w:r>
-        <w:t xml:space="preserve">and documented protocol deviations.</w:t>
+        <w:t xml:space="preserve">This protocol is prospectively registered on the Open Science Framework before participant recruitment and data collection begin. The registration identifier will be added to the final protocol and participant-facing materials where appropriate.</w:t>
+      </w:r>
+    </w:p>
+    <w:p>
+      <w:pPr>
+        <w:pStyle w:val="BodyText"/>
+      </w:pPr>
+      <w:r>
+        <w:t xml:space="preserve">The completed study will be reported in accordance with the ACCORD guidance for reporting of modified Delphi studies.</w:t>
+      </w:r>
+      <w:r>
+        <w:t xml:space="preserve"> </w:t>
+      </w:r>
+      <w:r>
+        <w:t xml:space="preserve">[10]</w:t>
       </w:r>
     </w:p>
     <w:bookmarkEnd w:id="91"/>
-    <w:bookmarkEnd w:id="92"/>
-    <w:bookmarkStart w:id="93" w:name="reporting-standards"/>
+    <w:bookmarkStart w:id="113" w:name="references"/>
     <w:p>
       <w:pPr>
         <w:pStyle w:val="Heading1"/>
       </w:pPr>
       <w:r>
-        <w:t xml:space="preserve">Reporting Standards</w:t>
-      </w:r>
-    </w:p>
-    <w:p>
-      <w:pPr>
-        <w:pStyle w:val="FirstParagraph"/>
-      </w:pPr>
-      <w:r>
-        <w:t xml:space="preserve">This protocol is prospectively registered on the Open Science Framework before participant recruitment and data collection begin. The registration identifier will be added to the final protocol and participant-facing materials where appropriate.</w:t>
-      </w:r>
-    </w:p>
-    <w:p>
-      <w:pPr>
-        <w:pStyle w:val="BodyText"/>
-      </w:pPr>
-      <w:r>
-        <w:t xml:space="preserve">The completed study will be reported in accordance with the ACCORD guidance for reporting of modified Delphi studies.</w:t>
+        <w:t xml:space="preserve">References</w:t>
+      </w:r>
+    </w:p>
+    <w:bookmarkStart w:id="112" w:name="refs"/>
+    <w:bookmarkStart w:id="93" w:name="ref-chalmers2009"/>
+    <w:p>
+      <w:pPr>
+        <w:pStyle w:val="Bibliography"/>
+      </w:pPr>
+      <w:r>
+        <w:t xml:space="preserve">1. Chalmers I, Glasziou P.</w:t>
       </w:r>
       <w:r>
         <w:t xml:space="preserve"> </w:t>
       </w:r>
-      <w:r>
-        <w:t xml:space="preserve">[10]</w:t>
-      </w:r>
-    </w:p>
-    <w:bookmarkEnd w:id="93"/>
-    <w:bookmarkStart w:id="115" w:name="references"/>
-    <w:p>
-      <w:pPr>
-        <w:pStyle w:val="Heading1"/>
-      </w:pPr>
-      <w:r>
-        <w:t xml:space="preserve">References</w:t>
-      </w:r>
-    </w:p>
-    <w:bookmarkStart w:id="114" w:name="refs"/>
-    <w:bookmarkStart w:id="95" w:name="ref-chalmers2009"/>
-    <w:p>
-      <w:pPr>
-        <w:pStyle w:val="Bibliography"/>
-      </w:pPr>
-      <w:r>
-        <w:t xml:space="preserve">1. Chalmers I, Glasziou P.</w:t>
-      </w:r>
-      <w:r>
-        <w:t xml:space="preserve"> </w:t>
-      </w:r>
-      <w:hyperlink r:id="rId94">
+      <w:hyperlink r:id="rId92">
         <w:r>
           <w:rPr>
             <w:rStyle w:val="Hyperlink"/>
@@ -5220,8 +5164,8 @@
         <w:t xml:space="preserve">. The Lancet. 2009;374:86–9.</w:t>
       </w:r>
     </w:p>
-    <w:bookmarkEnd w:id="95"/>
-    <w:bookmarkStart w:id="97" w:name="ref-glaziou2018"/>
+    <w:bookmarkEnd w:id="93"/>
+    <w:bookmarkStart w:id="95" w:name="ref-glaziou2018"/>
     <w:p>
       <w:pPr>
         <w:pStyle w:val="Bibliography"/>
@@ -5232,7 +5176,7 @@
       <w:r>
         <w:t xml:space="preserve"> </w:t>
       </w:r>
-      <w:hyperlink r:id="rId96">
+      <w:hyperlink r:id="rId94">
         <w:r>
           <w:rPr>
             <w:rStyle w:val="Hyperlink"/>
@@ -5244,8 +5188,8 @@
         <w:t xml:space="preserve">. BMJ. 2018;363:k4645.</w:t>
       </w:r>
     </w:p>
-    <w:bookmarkEnd w:id="97"/>
-    <w:bookmarkStart w:id="99" w:name="ref-moher2016"/>
+    <w:bookmarkEnd w:id="95"/>
+    <w:bookmarkStart w:id="97" w:name="ref-moher2016"/>
     <w:p>
       <w:pPr>
         <w:pStyle w:val="Bibliography"/>
@@ -5256,7 +5200,7 @@
       <w:r>
         <w:t xml:space="preserve"> </w:t>
       </w:r>
-      <w:hyperlink r:id="rId98">
+      <w:hyperlink r:id="rId96">
         <w:r>
           <w:rPr>
             <w:rStyle w:val="Hyperlink"/>
@@ -5268,8 +5212,8 @@
         <w:t xml:space="preserve"> The Lancet. 2016;387:1573–86.</w:t>
       </w:r>
     </w:p>
-    <w:bookmarkEnd w:id="99"/>
-    <w:bookmarkStart w:id="101" w:name="ref-chalmers2014"/>
+    <w:bookmarkEnd w:id="97"/>
+    <w:bookmarkStart w:id="99" w:name="ref-chalmers2014"/>
     <w:p>
       <w:pPr>
         <w:pStyle w:val="Bibliography"/>
@@ -5280,7 +5224,7 @@
       <w:r>
         <w:t xml:space="preserve"> </w:t>
       </w:r>
-      <w:hyperlink r:id="rId100">
+      <w:hyperlink r:id="rId98">
         <w:r>
           <w:rPr>
             <w:rStyle w:val="Hyperlink"/>
@@ -5289,8 +5233,8 @@
         </w:r>
       </w:hyperlink>
     </w:p>
-    <w:bookmarkEnd w:id="101"/>
-    <w:bookmarkStart w:id="103" w:name="ref-ioannidis2014"/>
+    <w:bookmarkEnd w:id="99"/>
+    <w:bookmarkStart w:id="101" w:name="ref-ioannidis2014"/>
     <w:p>
       <w:pPr>
         <w:pStyle w:val="Bibliography"/>
@@ -5301,7 +5245,7 @@
       <w:r>
         <w:t xml:space="preserve"> </w:t>
       </w:r>
-      <w:hyperlink r:id="rId102">
+      <w:hyperlink r:id="rId100">
         <w:r>
           <w:rPr>
             <w:rStyle w:val="Hyperlink"/>
@@ -5310,8 +5254,8 @@
         </w:r>
       </w:hyperlink>
     </w:p>
-    <w:bookmarkEnd w:id="103"/>
-    <w:bookmarkStart w:id="105" w:name="ref-salman2014"/>
+    <w:bookmarkEnd w:id="101"/>
+    <w:bookmarkStart w:id="103" w:name="ref-salman2014"/>
     <w:p>
       <w:pPr>
         <w:pStyle w:val="Bibliography"/>
@@ -5322,7 +5266,7 @@
       <w:r>
         <w:t xml:space="preserve"> </w:t>
       </w:r>
-      <w:hyperlink r:id="rId104">
+      <w:hyperlink r:id="rId102">
         <w:r>
           <w:rPr>
             <w:rStyle w:val="Hyperlink"/>
@@ -5331,8 +5275,8 @@
         </w:r>
       </w:hyperlink>
     </w:p>
-    <w:bookmarkEnd w:id="105"/>
-    <w:bookmarkStart w:id="107" w:name="ref-jorm2025"/>
+    <w:bookmarkEnd w:id="103"/>
+    <w:bookmarkStart w:id="105" w:name="ref-jorm2025"/>
     <w:p>
       <w:pPr>
         <w:pStyle w:val="Bibliography"/>
@@ -5343,7 +5287,7 @@
       <w:r>
         <w:t xml:space="preserve"> </w:t>
       </w:r>
-      <w:hyperlink r:id="rId106">
+      <w:hyperlink r:id="rId104">
         <w:r>
           <w:rPr>
             <w:rStyle w:val="Hyperlink"/>
@@ -5352,8 +5296,8 @@
         </w:r>
       </w:hyperlink>
     </w:p>
-    <w:bookmarkEnd w:id="107"/>
-    <w:bookmarkStart w:id="109" w:name="ref-RStudio2026"/>
+    <w:bookmarkEnd w:id="105"/>
+    <w:bookmarkStart w:id="107" w:name="ref-RStudio2026"/>
     <w:p>
       <w:pPr>
         <w:pStyle w:val="Bibliography"/>
@@ -5364,7 +5308,7 @@
       <w:r>
         <w:t xml:space="preserve"> </w:t>
       </w:r>
-      <w:hyperlink r:id="rId108">
+      <w:hyperlink r:id="rId106">
         <w:r>
           <w:rPr>
             <w:rStyle w:val="Hyperlink"/>
@@ -5373,8 +5317,8 @@
         </w:r>
       </w:hyperlink>
     </w:p>
-    <w:bookmarkEnd w:id="109"/>
-    <w:bookmarkStart w:id="111" w:name="ref-RCoreTeam2026"/>
+    <w:bookmarkEnd w:id="107"/>
+    <w:bookmarkStart w:id="109" w:name="ref-RCoreTeam2026"/>
     <w:p>
       <w:pPr>
         <w:pStyle w:val="Bibliography"/>
@@ -5385,7 +5329,7 @@
       <w:r>
         <w:t xml:space="preserve"> </w:t>
       </w:r>
-      <w:hyperlink r:id="rId110">
+      <w:hyperlink r:id="rId108">
         <w:r>
           <w:rPr>
             <w:rStyle w:val="Hyperlink"/>
@@ -5394,8 +5338,8 @@
         </w:r>
       </w:hyperlink>
     </w:p>
-    <w:bookmarkEnd w:id="111"/>
-    <w:bookmarkStart w:id="113" w:name="ref-gattrell2024"/>
+    <w:bookmarkEnd w:id="109"/>
+    <w:bookmarkStart w:id="111" w:name="ref-gattrell2024"/>
     <w:p>
       <w:pPr>
         <w:pStyle w:val="Bibliography"/>
@@ -5406,7 +5350,7 @@
       <w:r>
         <w:t xml:space="preserve"> </w:t>
       </w:r>
-      <w:hyperlink r:id="rId112">
+      <w:hyperlink r:id="rId110">
         <w:r>
           <w:rPr>
             <w:rStyle w:val="Hyperlink"/>
@@ -5418,9 +5362,9 @@
         <w:t xml:space="preserve">. PLOS Medicine. 2024;21:e1004326.</w:t>
       </w:r>
     </w:p>
+    <w:bookmarkEnd w:id="111"/>
+    <w:bookmarkEnd w:id="112"/>
     <w:bookmarkEnd w:id="113"/>
-    <w:bookmarkEnd w:id="114"/>
-    <w:bookmarkEnd w:id="115"/>
     <w:sectPr>
       <w:headerReference r:id="rId6" w:type="even"/>
       <w:headerReference r:id="rId7" w:type="default"/>
@@ -6056,7 +6000,34 @@
     <w:abstractNumId w:val="991"/>
   </w:num>
   <w:num w:numId="1030">
-    <w:abstractNumId w:val="991"/>
+    <w:abstractNumId w:val="99411"/>
+    <w:lvlOverride w:ilvl="0">
+      <w:startOverride w:val="1"/>
+    </w:lvlOverride>
+    <w:lvlOverride w:ilvl="1">
+      <w:startOverride w:val="1"/>
+    </w:lvlOverride>
+    <w:lvlOverride w:ilvl="2">
+      <w:startOverride w:val="1"/>
+    </w:lvlOverride>
+    <w:lvlOverride w:ilvl="3">
+      <w:startOverride w:val="1"/>
+    </w:lvlOverride>
+    <w:lvlOverride w:ilvl="4">
+      <w:startOverride w:val="1"/>
+    </w:lvlOverride>
+    <w:lvlOverride w:ilvl="5">
+      <w:startOverride w:val="1"/>
+    </w:lvlOverride>
+    <w:lvlOverride w:ilvl="6">
+      <w:startOverride w:val="1"/>
+    </w:lvlOverride>
+    <w:lvlOverride w:ilvl="7">
+      <w:startOverride w:val="1"/>
+    </w:lvlOverride>
+    <w:lvlOverride w:ilvl="8">
+      <w:startOverride w:val="1"/>
+    </w:lvlOverride>
   </w:num>
   <w:num w:numId="1031">
     <w:abstractNumId w:val="991"/>
@@ -6095,6 +6066,9 @@
     <w:abstractNumId w:val="991"/>
   </w:num>
   <w:num w:numId="1034">
+    <w:abstractNumId w:val="991"/>
+  </w:num>
+  <w:num w:numId="1035">
     <w:abstractNumId w:val="99411"/>
     <w:lvlOverride w:ilvl="0">
       <w:startOverride w:val="1"/>
@@ -6123,9 +6097,6 @@
     <w:lvlOverride w:ilvl="8">
       <w:startOverride w:val="1"/>
     </w:lvlOverride>
-  </w:num>
-  <w:num w:numId="1035">
-    <w:abstractNumId w:val="991"/>
   </w:num>
   <w:num w:numId="1036">
     <w:abstractNumId w:val="991"/>
@@ -6161,9 +6132,6 @@
     </w:lvlOverride>
   </w:num>
   <w:num w:numId="1038">
-    <w:abstractNumId w:val="991"/>
-  </w:num>
-  <w:num w:numId="1039">
     <w:abstractNumId w:val="99411"/>
     <w:lvlOverride w:ilvl="0">
       <w:startOverride w:val="1"/>
@@ -6193,37 +6161,7 @@
       <w:startOverride w:val="1"/>
     </w:lvlOverride>
   </w:num>
-  <w:num w:numId="1040">
-    <w:abstractNumId w:val="99411"/>
-    <w:lvlOverride w:ilvl="0">
-      <w:startOverride w:val="1"/>
-    </w:lvlOverride>
-    <w:lvlOverride w:ilvl="1">
-      <w:startOverride w:val="1"/>
-    </w:lvlOverride>
-    <w:lvlOverride w:ilvl="2">
-      <w:startOverride w:val="1"/>
-    </w:lvlOverride>
-    <w:lvlOverride w:ilvl="3">
-      <w:startOverride w:val="1"/>
-    </w:lvlOverride>
-    <w:lvlOverride w:ilvl="4">
-      <w:startOverride w:val="1"/>
-    </w:lvlOverride>
-    <w:lvlOverride w:ilvl="5">
-      <w:startOverride w:val="1"/>
-    </w:lvlOverride>
-    <w:lvlOverride w:ilvl="6">
-      <w:startOverride w:val="1"/>
-    </w:lvlOverride>
-    <w:lvlOverride w:ilvl="7">
-      <w:startOverride w:val="1"/>
-    </w:lvlOverride>
-    <w:lvlOverride w:ilvl="8">
-      <w:startOverride w:val="1"/>
-    </w:lvlOverride>
-  </w:num>
-  <w:num w:numId="1041">
+  <w:num w:numId="1039">
     <w:abstractNumId w:val="991"/>
   </w:num>
 </w:numbering>

--- a/study_protocol_full.docx
+++ b/study_protocol_full.docx
@@ -109,7 +109,7 @@
         </w:numPr>
       </w:pPr>
       <w:r>
-        <w:t xml:space="preserve">Study registration: OSF. DOI: https://doi.org/10.17605/OSF.IO/83G7B</w:t>
+        <w:t xml:space="preserve">Study registration: OSF. The registration identifier is OSF.IO/83G7B. DOI: https://doi.org/10.17605/OSF.IO/83G7B</w:t>
       </w:r>
     </w:p>
     <w:p>
@@ -4413,22 +4413,54 @@
       </w:r>
     </w:p>
     <w:bookmarkEnd w:id="85"/>
-    <w:bookmarkStart w:id="90" w:name="appendices"/>
+    <w:bookmarkStart w:id="86" w:name="reporting-standards"/>
     <w:p>
       <w:pPr>
         <w:pStyle w:val="Heading1"/>
       </w:pPr>
       <w:r>
+        <w:t xml:space="preserve">Reporting Standards</w:t>
+      </w:r>
+    </w:p>
+    <w:p>
+      <w:pPr>
+        <w:pStyle w:val="FirstParagraph"/>
+      </w:pPr>
+      <w:r>
+        <w:t xml:space="preserve">This protocol is prospectively registered on the Open Science Framework before participant recruitment and data collection begin. The registration identifier is OSF.IO/83G7B.</w:t>
+      </w:r>
+    </w:p>
+    <w:p>
+      <w:pPr>
+        <w:pStyle w:val="BodyText"/>
+      </w:pPr>
+      <w:r>
+        <w:t xml:space="preserve">The completed study will be reported in accordance with the ACCORD guidance for reporting of modified Delphi studies.</w:t>
+      </w:r>
+      <w:r>
+        <w:t xml:space="preserve"> </w:t>
+      </w:r>
+      <w:r>
+        <w:t xml:space="preserve">[10]</w:t>
+      </w:r>
+    </w:p>
+    <w:bookmarkEnd w:id="86"/>
+    <w:bookmarkStart w:id="120" w:name="appendices"/>
+    <w:p>
+      <w:pPr>
+        <w:pStyle w:val="Heading1"/>
+      </w:pPr>
+      <w:r>
         <w:t xml:space="preserve">Appendices</w:t>
       </w:r>
     </w:p>
-    <w:bookmarkStart w:id="86" w:name="investigators-and-roles"/>
+    <w:bookmarkStart w:id="87" w:name="appendix-1.-investigators-and-roles"/>
     <w:p>
       <w:pPr>
         <w:pStyle w:val="Heading2"/>
       </w:pPr>
       <w:r>
-        <w:t xml:space="preserve">Investigators and Roles</w:t>
+        <w:t xml:space="preserve">Appendix 1. Investigators and Roles</w:t>
       </w:r>
     </w:p>
     <w:p>
@@ -4519,14 +4551,14 @@
         <w:t xml:space="preserve">Prof. Mohey El-Banna (Dean, Faculty of Medicine, MTI University) will lead a multidisciplinary steering group representing early-career researchers, research supervisors, research-methodology experts, and institutional research leadership. The group will oversee protocol development, item generation, panel recruitment, questionnaire piloting, interpretation of Delphi findings, and preparation of the final priority framework. To protect participant confidentiality, steering-group members will not have access to identifiable individual responses or to response status linked to named individuals during the consensus process. Recruitment and reminders will be managed by designated research staff who have no supervisory relationship with potential participants.</w:t>
       </w:r>
     </w:p>
-    <w:bookmarkEnd w:id="86"/>
-    <w:bookmarkStart w:id="87" w:name="appendix-1.-proposed-barrier-domains"/>
+    <w:bookmarkEnd w:id="87"/>
+    <w:bookmarkStart w:id="88" w:name="appendix-2.-proposed-barrier-domains"/>
     <w:p>
       <w:pPr>
         <w:pStyle w:val="Heading2"/>
       </w:pPr>
       <w:r>
-        <w:t xml:space="preserve">Appendix 1. Proposed barrier domains</w:t>
+        <w:t xml:space="preserve">Appendix 2. Proposed barrier domains</w:t>
       </w:r>
     </w:p>
     <w:p>
@@ -4733,14 +4765,14 @@
         <w:t xml:space="preserve">National research policy and infrastructure</w:t>
       </w:r>
     </w:p>
-    <w:bookmarkEnd w:id="87"/>
-    <w:bookmarkStart w:id="88" w:name="Xe0a1a1cef9d9b27590d18caae8a9de54c832d0a"/>
+    <w:bookmarkEnd w:id="88"/>
+    <w:bookmarkStart w:id="89" w:name="Xbad515ac281b62739dfb411df580324f52669ee"/>
     <w:p>
       <w:pPr>
         <w:pStyle w:val="Heading2"/>
       </w:pPr>
       <w:r>
-        <w:t xml:space="preserve">Appendix 2. Proposed intervention domains</w:t>
+        <w:t xml:space="preserve">Appendix 3. Proposed intervention domains</w:t>
       </w:r>
     </w:p>
     <w:p>
@@ -4923,14 +4955,14 @@
         <w:t xml:space="preserve">Mechanisms for dissemination and uptake of research findings</w:t>
       </w:r>
     </w:p>
-    <w:bookmarkEnd w:id="88"/>
-    <w:bookmarkStart w:id="89" w:name="X4c722202d6367c528c2bccc24c524140be283eb"/>
+    <w:bookmarkEnd w:id="89"/>
+    <w:bookmarkStart w:id="90" w:name="appendix-4.-study-level-audit-trail"/>
     <w:p>
       <w:pPr>
         <w:pStyle w:val="Heading2"/>
       </w:pPr>
       <w:r>
-        <w:t xml:space="preserve">Appendix 3. Core Delphi reporting dataset</w:t>
+        <w:t xml:space="preserve">Appendix 4. Study-level audit trail</w:t>
       </w:r>
     </w:p>
     <w:p>
@@ -5097,62 +5129,2293 @@
         <w:t xml:space="preserve">and documented protocol deviations.</w:t>
       </w:r>
     </w:p>
-    <w:bookmarkEnd w:id="89"/>
     <w:bookmarkEnd w:id="90"/>
-    <w:bookmarkStart w:id="91" w:name="reporting-standards"/>
+    <w:bookmarkStart w:id="110" w:name="X5df2d98521d76003d9dd08b21ad71991dde8883"/>
+    <w:p>
+      <w:pPr>
+        <w:pStyle w:val="Heading2"/>
+      </w:pPr>
+      <w:r>
+        <w:t xml:space="preserve">Appendix 5. Participant Information Sheet</w:t>
+      </w:r>
+    </w:p>
+    <w:bookmarkStart w:id="91" w:name="study-title"/>
+    <w:p>
+      <w:pPr>
+        <w:pStyle w:val="Heading3"/>
+      </w:pPr>
+      <w:r>
+        <w:t xml:space="preserve">Study title</w:t>
+      </w:r>
+    </w:p>
+    <w:p>
+      <w:pPr>
+        <w:pStyle w:val="FirstParagraph"/>
+      </w:pPr>
+      <w:r>
+        <w:rPr>
+          <w:b/>
+          <w:bCs/>
+        </w:rPr>
+        <w:t xml:space="preserve">Barriers to Valid Medical Research Among Early-Career Researchers in Egypt: A Modified Delphi Study</w:t>
+      </w:r>
+    </w:p>
+    <w:p>
+      <w:pPr>
+        <w:pStyle w:val="BodyText"/>
+      </w:pPr>
+      <w:r>
+        <w:t xml:space="preserve">Principal Investigator</w:t>
+      </w:r>
+    </w:p>
+    <w:p>
+      <w:pPr>
+        <w:pStyle w:val="BodyText"/>
+      </w:pPr>
+      <w:r>
+        <w:t xml:space="preserve">Prof. Ashraf Nabhan</w:t>
+      </w:r>
+      <w:r>
+        <w:br/>
+      </w:r>
+      <w:r>
+        <w:t xml:space="preserve">Faculty of Medicine, MTI University</w:t>
+      </w:r>
+      <w:r>
+        <w:br/>
+      </w:r>
+    </w:p>
+    <w:p>
+      <w:pPr>
+        <w:pStyle w:val="BodyText"/>
+      </w:pPr>
+      <w:r>
+        <w:t xml:space="preserve">Research team</w:t>
+      </w:r>
+    </w:p>
+    <w:p>
+      <w:pPr>
+        <w:pStyle w:val="BodyText"/>
+      </w:pPr>
+      <w:r>
+        <w:t xml:space="preserve">Research Coordinators: Sara Ibrahim Abdelkader and Omar Ahmed Salem</w:t>
+      </w:r>
+    </w:p>
+    <w:bookmarkEnd w:id="91"/>
+    <w:bookmarkStart w:id="92" w:name="invitation-to-take-part"/>
+    <w:p>
+      <w:pPr>
+        <w:pStyle w:val="Heading3"/>
+      </w:pPr>
+      <w:r>
+        <w:t xml:space="preserve">Invitation to take part</w:t>
+      </w:r>
+    </w:p>
+    <w:p>
+      <w:pPr>
+        <w:pStyle w:val="FirstParagraph"/>
+      </w:pPr>
+      <w:r>
+        <w:t xml:space="preserve">You are invited to participate in a research study about barriers that may affect the ability of early-career medical researchers in Egypt to conduct valid, relevant, and high-value research.</w:t>
+      </w:r>
+    </w:p>
+    <w:p>
+      <w:pPr>
+        <w:pStyle w:val="BodyText"/>
+      </w:pPr>
+      <w:r>
+        <w:t xml:space="preserve">Before deciding whether to participate, please read this information carefully. It explains why the study is being done, what participation involves, possible risks and benefits, and how your information will be handled.</w:t>
+      </w:r>
+    </w:p>
+    <w:p>
+      <w:pPr>
+        <w:pStyle w:val="BodyText"/>
+      </w:pPr>
+      <w:r>
+        <w:t xml:space="preserve">Taking part is entirely voluntary.</w:t>
+      </w:r>
+    </w:p>
+    <w:bookmarkEnd w:id="92"/>
+    <w:bookmarkStart w:id="93" w:name="why-is-this-study-being-conducted"/>
+    <w:p>
+      <w:pPr>
+        <w:pStyle w:val="Heading3"/>
+      </w:pPr>
+      <w:r>
+        <w:t xml:space="preserve">Why is this study being conducted?</w:t>
+      </w:r>
+    </w:p>
+    <w:p>
+      <w:pPr>
+        <w:pStyle w:val="FirstParagraph"/>
+      </w:pPr>
+      <w:r>
+        <w:t xml:space="preserve">Medical research should address important questions and use appropriate methods so that its findings can be trusted and used. However, early-career researchers may face barriers related to research skills, supervision, time, funding, data access, infrastructure, ethics and administrative procedures, institutional culture, incentives, and the wider research system.</w:t>
+      </w:r>
+    </w:p>
+    <w:p>
+      <w:pPr>
+        <w:pStyle w:val="BodyText"/>
+      </w:pPr>
+      <w:r>
+        <w:t xml:space="preserve">This study aims to develop expert consensus on:</w:t>
+      </w:r>
+    </w:p>
+    <w:p>
+      <w:pPr>
+        <w:pStyle w:val="Compact"/>
+        <w:numPr>
+          <w:ilvl w:val="0"/>
+          <w:numId w:val="1040"/>
+        </w:numPr>
+      </w:pPr>
+      <w:r>
+        <w:t xml:space="preserve">The barriers considered most important in limiting valid, relevant, and high-value medical research among early-career researchers in Egypt.</w:t>
+      </w:r>
+    </w:p>
+    <w:p>
+      <w:pPr>
+        <w:pStyle w:val="Compact"/>
+        <w:numPr>
+          <w:ilvl w:val="0"/>
+          <w:numId w:val="1040"/>
+        </w:numPr>
+      </w:pPr>
+      <w:r>
+        <w:t xml:space="preserve">Which barriers are considered modifiable.</w:t>
+      </w:r>
+    </w:p>
+    <w:p>
+      <w:pPr>
+        <w:pStyle w:val="Compact"/>
+        <w:numPr>
+          <w:ilvl w:val="0"/>
+          <w:numId w:val="1040"/>
+        </w:numPr>
+      </w:pPr>
+      <w:r>
+        <w:t xml:space="preserve">Which interventions are considered important, feasible, and suitable for prioritization.</w:t>
+      </w:r>
+    </w:p>
+    <w:p>
+      <w:pPr>
+        <w:pStyle w:val="FirstParagraph"/>
+      </w:pPr>
+      <w:r>
+        <w:t xml:space="preserve">The study does not aim to measure how common each barrier is in Egypt, determine whether a particular barrier causes poor research quality, evaluate institutions or individuals, or assess the performance of any named supervisor, department, university, hospital, or organization.</w:t>
+      </w:r>
+    </w:p>
+    <w:bookmarkEnd w:id="93"/>
+    <w:bookmarkStart w:id="94" w:name="why-have-i-been-invited"/>
+    <w:p>
+      <w:pPr>
+        <w:pStyle w:val="Heading3"/>
+      </w:pPr>
+      <w:r>
+        <w:t xml:space="preserve">Why have I been invited?</w:t>
+      </w:r>
+    </w:p>
+    <w:p>
+      <w:pPr>
+        <w:pStyle w:val="FirstParagraph"/>
+      </w:pPr>
+      <w:r>
+        <w:t xml:space="preserve">You have been invited because of your experience in one or more areas relevant to medical research in Egypt. Eligible participants may include:</w:t>
+      </w:r>
+    </w:p>
+    <w:p>
+      <w:pPr>
+        <w:pStyle w:val="Compact"/>
+        <w:numPr>
+          <w:ilvl w:val="0"/>
+          <w:numId w:val="1041"/>
+        </w:numPr>
+      </w:pPr>
+      <w:r>
+        <w:t xml:space="preserve">Medical students, house officers, residents, teaching assistants, assistant lecturers, or equivalent early-career medical researchers.</w:t>
+      </w:r>
+    </w:p>
+    <w:p>
+      <w:pPr>
+        <w:pStyle w:val="Compact"/>
+        <w:numPr>
+          <w:ilvl w:val="0"/>
+          <w:numId w:val="1041"/>
+        </w:numPr>
+      </w:pPr>
+      <w:r>
+        <w:t xml:space="preserve">Research supervisors.</w:t>
+      </w:r>
+    </w:p>
+    <w:p>
+      <w:pPr>
+        <w:pStyle w:val="Compact"/>
+        <w:numPr>
+          <w:ilvl w:val="0"/>
+          <w:numId w:val="1041"/>
+        </w:numPr>
+      </w:pPr>
+      <w:r>
+        <w:t xml:space="preserve">Biostatisticians, epidemiologists, research methodologists, evidence-synthesis specialists, qualitative researchers, or related experts.</w:t>
+      </w:r>
+    </w:p>
+    <w:p>
+      <w:pPr>
+        <w:pStyle w:val="Compact"/>
+        <w:numPr>
+          <w:ilvl w:val="0"/>
+          <w:numId w:val="1041"/>
+        </w:numPr>
+      </w:pPr>
+      <w:r>
+        <w:t xml:space="preserve">Members of ethics committees or research-governance structures.</w:t>
+      </w:r>
+    </w:p>
+    <w:p>
+      <w:pPr>
+        <w:pStyle w:val="FirstParagraph"/>
+      </w:pPr>
+      <w:r>
+        <w:t xml:space="preserve">You should participate only if you have sufficient familiarity with the Egyptian medical research environment to provide informed judgments.</w:t>
+      </w:r>
+    </w:p>
+    <w:bookmarkEnd w:id="94"/>
+    <w:bookmarkStart w:id="97" w:name="what-will-happen-if-i-take-part"/>
+    <w:p>
+      <w:pPr>
+        <w:pStyle w:val="Heading3"/>
+      </w:pPr>
+      <w:r>
+        <w:t xml:space="preserve">What will happen if I take part?</w:t>
+      </w:r>
+    </w:p>
+    <w:p>
+      <w:pPr>
+        <w:pStyle w:val="FirstParagraph"/>
+      </w:pPr>
+      <w:r>
+        <w:t xml:space="preserve">This is a two-round online modified Delphi study.</w:t>
+      </w:r>
+    </w:p>
+    <w:bookmarkStart w:id="95" w:name="round-1"/>
+    <w:p>
+      <w:pPr>
+        <w:pStyle w:val="Heading4"/>
+      </w:pPr>
+      <w:r>
+        <w:t xml:space="preserve">Round 1</w:t>
+      </w:r>
+    </w:p>
+    <w:p>
+      <w:pPr>
+        <w:pStyle w:val="FirstParagraph"/>
+      </w:pPr>
+      <w:r>
+        <w:t xml:space="preserve">If you agree to participate:</w:t>
+      </w:r>
+    </w:p>
+    <w:p>
+      <w:pPr>
+        <w:pStyle w:val="Compact"/>
+        <w:numPr>
+          <w:ilvl w:val="0"/>
+          <w:numId w:val="1042"/>
+        </w:numPr>
+      </w:pPr>
+      <w:r>
+        <w:t xml:space="preserve">You will complete an electronic consent form.</w:t>
+      </w:r>
+    </w:p>
+    <w:p>
+      <w:pPr>
+        <w:pStyle w:val="Compact"/>
+        <w:numPr>
+          <w:ilvl w:val="0"/>
+          <w:numId w:val="1042"/>
+        </w:numPr>
+      </w:pPr>
+      <w:r>
+        <w:t xml:space="preserve">You will be asked a small number of background questions, such as your stakeholder category, career stage, type of institution, and research-related experience.</w:t>
+      </w:r>
+    </w:p>
+    <w:p>
+      <w:pPr>
+        <w:pStyle w:val="Compact"/>
+        <w:numPr>
+          <w:ilvl w:val="0"/>
+          <w:numId w:val="1042"/>
+        </w:numPr>
+      </w:pPr>
+      <w:r>
+        <w:t xml:space="preserve">You will rate a series of candidate barriers on two 9-point scales:</w:t>
+      </w:r>
+    </w:p>
+    <w:p>
+      <w:pPr>
+        <w:pStyle w:val="Compact"/>
+        <w:numPr>
+          <w:ilvl w:val="1"/>
+          <w:numId w:val="1043"/>
+        </w:numPr>
+      </w:pPr>
+      <w:r>
+        <w:rPr>
+          <w:b/>
+          <w:bCs/>
+        </w:rPr>
+        <w:t xml:space="preserve">Importance:</w:t>
+      </w:r>
+      <w:r>
+        <w:t xml:space="preserve"> </w:t>
+      </w:r>
+      <w:r>
+        <w:t xml:space="preserve">from 1 = not important at all to 9 = extremely important.</w:t>
+      </w:r>
+    </w:p>
+    <w:p>
+      <w:pPr>
+        <w:pStyle w:val="Compact"/>
+        <w:numPr>
+          <w:ilvl w:val="1"/>
+          <w:numId w:val="1043"/>
+        </w:numPr>
+      </w:pPr>
+      <w:r>
+        <w:rPr>
+          <w:b/>
+          <w:bCs/>
+        </w:rPr>
+        <w:t xml:space="preserve">Modifiability:</w:t>
+      </w:r>
+      <w:r>
+        <w:t xml:space="preserve"> </w:t>
+      </w:r>
+      <w:r>
+        <w:t xml:space="preserve">from 1 = not modifiable to 9 = highly modifiable.</w:t>
+      </w:r>
+    </w:p>
+    <w:p>
+      <w:pPr>
+        <w:pStyle w:val="Compact"/>
+        <w:numPr>
+          <w:ilvl w:val="0"/>
+          <w:numId w:val="1042"/>
+        </w:numPr>
+      </w:pPr>
+      <w:r>
+        <w:t xml:space="preserve">You may select “cannot judge / insufficient experience” for any item you do not feel able to rate.</w:t>
+      </w:r>
+    </w:p>
+    <w:p>
+      <w:pPr>
+        <w:pStyle w:val="Compact"/>
+        <w:numPr>
+          <w:ilvl w:val="0"/>
+          <w:numId w:val="1042"/>
+        </w:numPr>
+      </w:pPr>
+      <w:r>
+        <w:t xml:space="preserve">You may provide optional comments or suggest additional barriers.</w:t>
+      </w:r>
+    </w:p>
+    <w:p>
+      <w:pPr>
+        <w:pStyle w:val="FirstParagraph"/>
+      </w:pPr>
+      <w:r>
+        <w:t xml:space="preserve">Round 1 is expected to take approximately</w:t>
+      </w:r>
+      <w:r>
+        <w:t xml:space="preserve"> </w:t>
+      </w:r>
+      <w:r>
+        <w:rPr>
+          <w:b/>
+          <w:bCs/>
+        </w:rPr>
+        <w:t xml:space="preserve">20 minutes</w:t>
+      </w:r>
+      <w:r>
+        <w:t xml:space="preserve">.</w:t>
+      </w:r>
+    </w:p>
+    <w:bookmarkEnd w:id="95"/>
+    <w:bookmarkStart w:id="96" w:name="round-2"/>
+    <w:p>
+      <w:pPr>
+        <w:pStyle w:val="Heading4"/>
+      </w:pPr>
+      <w:r>
+        <w:t xml:space="preserve">Round 2</w:t>
+      </w:r>
+    </w:p>
+    <w:p>
+      <w:pPr>
+        <w:pStyle w:val="FirstParagraph"/>
+      </w:pPr>
+      <w:r>
+        <w:t xml:space="preserve">Participants who complete Round 1 may be invited to take part in Round 2.</w:t>
+      </w:r>
+    </w:p>
+    <w:p>
+      <w:pPr>
+        <w:pStyle w:val="BodyText"/>
+      </w:pPr>
+      <w:r>
+        <w:t xml:space="preserve">In Round 2:</w:t>
+      </w:r>
+    </w:p>
+    <w:p>
+      <w:pPr>
+        <w:pStyle w:val="Compact"/>
+        <w:numPr>
+          <w:ilvl w:val="0"/>
+          <w:numId w:val="1044"/>
+        </w:numPr>
+      </w:pPr>
+      <w:r>
+        <w:t xml:space="preserve">You will receive anonymized group-level feedback from Round 1, such as the number of valid responses, median rating, interquartile range, and proportion of participants giving high ratings.</w:t>
+      </w:r>
+    </w:p>
+    <w:p>
+      <w:pPr>
+        <w:pStyle w:val="Compact"/>
+        <w:numPr>
+          <w:ilvl w:val="0"/>
+          <w:numId w:val="1044"/>
+        </w:numPr>
+      </w:pPr>
+      <w:r>
+        <w:t xml:space="preserve">You will be asked to reconsider and re-rate retained or revised barrier items.</w:t>
+      </w:r>
+    </w:p>
+    <w:p>
+      <w:pPr>
+        <w:pStyle w:val="Compact"/>
+        <w:numPr>
+          <w:ilvl w:val="0"/>
+          <w:numId w:val="1044"/>
+        </w:numPr>
+      </w:pPr>
+      <w:r>
+        <w:t xml:space="preserve">You will rate candidate interventions according to:</w:t>
+      </w:r>
+    </w:p>
+    <w:p>
+      <w:pPr>
+        <w:pStyle w:val="Compact"/>
+        <w:numPr>
+          <w:ilvl w:val="1"/>
+          <w:numId w:val="1045"/>
+        </w:numPr>
+      </w:pPr>
+      <w:r>
+        <w:rPr>
+          <w:b/>
+          <w:bCs/>
+        </w:rPr>
+        <w:t xml:space="preserve">Importance/potential impact:</w:t>
+      </w:r>
+      <w:r>
+        <w:t xml:space="preserve"> </w:t>
+      </w:r>
+      <w:r>
+        <w:t xml:space="preserve">from 1 = not important/no meaningful impact to 9 = extremely important/very high potential impact.</w:t>
+      </w:r>
+    </w:p>
+    <w:p>
+      <w:pPr>
+        <w:pStyle w:val="Compact"/>
+        <w:numPr>
+          <w:ilvl w:val="1"/>
+          <w:numId w:val="1045"/>
+        </w:numPr>
+      </w:pPr>
+      <w:r>
+        <w:rPr>
+          <w:b/>
+          <w:bCs/>
+        </w:rPr>
+        <w:t xml:space="preserve">Feasibility:</w:t>
+      </w:r>
+      <w:r>
+        <w:t xml:space="preserve"> </w:t>
+      </w:r>
+      <w:r>
+        <w:t xml:space="preserve">from 1 = not feasible to 9 = highly feasible.</w:t>
+      </w:r>
+    </w:p>
+    <w:p>
+      <w:pPr>
+        <w:pStyle w:val="Compact"/>
+        <w:numPr>
+          <w:ilvl w:val="0"/>
+          <w:numId w:val="1044"/>
+        </w:numPr>
+      </w:pPr>
+      <w:r>
+        <w:t xml:space="preserve">You may again select “cannot judge / insufficient experience” and provide optional comments.</w:t>
+      </w:r>
+    </w:p>
+    <w:p>
+      <w:pPr>
+        <w:pStyle w:val="FirstParagraph"/>
+      </w:pPr>
+      <w:r>
+        <w:t xml:space="preserve">Round 2 is expected to take approximately</w:t>
+      </w:r>
+      <w:r>
+        <w:t xml:space="preserve"> </w:t>
+      </w:r>
+      <w:r>
+        <w:rPr>
+          <w:b/>
+          <w:bCs/>
+        </w:rPr>
+        <w:t xml:space="preserve">15 minutes</w:t>
+      </w:r>
+      <w:r>
+        <w:t xml:space="preserve">.</w:t>
+      </w:r>
+    </w:p>
+    <w:p>
+      <w:pPr>
+        <w:pStyle w:val="BodyText"/>
+      </w:pPr>
+      <w:r>
+        <w:t xml:space="preserve">There will be no face-to-face group discussion. You will not be asked to interact with other participants.</w:t>
+      </w:r>
+    </w:p>
+    <w:bookmarkEnd w:id="96"/>
+    <w:bookmarkEnd w:id="97"/>
+    <w:bookmarkStart w:id="98" w:name="what-should-i-consider-when-responding"/>
+    <w:p>
+      <w:pPr>
+        <w:pStyle w:val="Heading3"/>
+      </w:pPr>
+      <w:r>
+        <w:t xml:space="preserve">What should I consider when responding?</w:t>
+      </w:r>
+    </w:p>
+    <w:p>
+      <w:pPr>
+        <w:pStyle w:val="FirstParagraph"/>
+      </w:pPr>
+      <w:r>
+        <w:t xml:space="preserve">Please consider the Egyptian medical research system as a whole. The purpose is not to assign blame to individual researchers, supervisors, departments, universities, hospitals, ethics committees, or funding bodies.</w:t>
+      </w:r>
+    </w:p>
+    <w:p>
+      <w:pPr>
+        <w:pStyle w:val="BodyText"/>
+      </w:pPr>
+      <w:r>
+        <w:t xml:space="preserve">Please do</w:t>
+      </w:r>
+      <w:r>
+        <w:t xml:space="preserve"> </w:t>
+      </w:r>
+      <w:r>
+        <w:rPr>
+          <w:b/>
+          <w:bCs/>
+        </w:rPr>
+        <w:t xml:space="preserve">not</w:t>
+      </w:r>
+      <w:r>
+        <w:t xml:space="preserve"> </w:t>
+      </w:r>
+      <w:r>
+        <w:t xml:space="preserve">include:</w:t>
+      </w:r>
+    </w:p>
+    <w:p>
+      <w:pPr>
+        <w:pStyle w:val="Compact"/>
+        <w:numPr>
+          <w:ilvl w:val="0"/>
+          <w:numId w:val="1046"/>
+        </w:numPr>
+      </w:pPr>
+      <w:r>
+        <w:t xml:space="preserve">Names of colleagues, supervisors, students, institutions, departments, hospitals, or organizations.</w:t>
+      </w:r>
+    </w:p>
+    <w:p>
+      <w:pPr>
+        <w:pStyle w:val="Compact"/>
+        <w:numPr>
+          <w:ilvl w:val="0"/>
+          <w:numId w:val="1046"/>
+        </w:numPr>
+      </w:pPr>
+      <w:r>
+        <w:t xml:space="preserve">Confidential organizational information.</w:t>
+      </w:r>
+    </w:p>
+    <w:p>
+      <w:pPr>
+        <w:pStyle w:val="Compact"/>
+        <w:numPr>
+          <w:ilvl w:val="0"/>
+          <w:numId w:val="1046"/>
+        </w:numPr>
+      </w:pPr>
+      <w:r>
+        <w:t xml:space="preserve">Allegations about named individuals.</w:t>
+      </w:r>
+    </w:p>
+    <w:p>
+      <w:pPr>
+        <w:pStyle w:val="Compact"/>
+        <w:numPr>
+          <w:ilvl w:val="0"/>
+          <w:numId w:val="1046"/>
+        </w:numPr>
+      </w:pPr>
+      <w:r>
+        <w:t xml:space="preserve">Information that could identify you or another person.</w:t>
+      </w:r>
+    </w:p>
+    <w:p>
+      <w:pPr>
+        <w:pStyle w:val="FirstParagraph"/>
+      </w:pPr>
+      <w:r>
+        <w:t xml:space="preserve">If identifying information is entered into a free-text comment, the research team may remove or redact it before analysis, feedback, or reporting.</w:t>
+      </w:r>
+    </w:p>
+    <w:bookmarkEnd w:id="98"/>
+    <w:bookmarkStart w:id="99" w:name="is-participation-voluntary"/>
+    <w:p>
+      <w:pPr>
+        <w:pStyle w:val="Heading3"/>
+      </w:pPr>
+      <w:r>
+        <w:t xml:space="preserve">Is participation voluntary?</w:t>
+      </w:r>
+    </w:p>
+    <w:p>
+      <w:pPr>
+        <w:pStyle w:val="FirstParagraph"/>
+      </w:pPr>
+      <w:r>
+        <w:t xml:space="preserve">Yes. Participation is completely voluntary.</w:t>
+      </w:r>
+    </w:p>
+    <w:p>
+      <w:pPr>
+        <w:pStyle w:val="BodyText"/>
+      </w:pPr>
+      <w:r>
+        <w:t xml:space="preserve">You may decline to participate without giving a reason. If you choose not to participate, there will be no penalty and no effect on your academic standing, supervision, assessment, employment, promotion, professional relationships, access to services, or future opportunities.</w:t>
+      </w:r>
+    </w:p>
+    <w:p>
+      <w:pPr>
+        <w:pStyle w:val="BodyText"/>
+      </w:pPr>
+      <w:r>
+        <w:t xml:space="preserve">This is particularly important for junior participants: your supervisor, department, institution, or university will not be informed of whether you accepted or declined the invitation, except where they already know through their own independent means.</w:t>
+      </w:r>
+    </w:p>
+    <w:p>
+      <w:pPr>
+        <w:pStyle w:val="BodyText"/>
+      </w:pPr>
+      <w:r>
+        <w:t xml:space="preserve">You may skip any optional question. However, you must provide enough required ratings for your questionnaire to be considered complete according to the study’s prespecified completion rules.</w:t>
+      </w:r>
+    </w:p>
+    <w:bookmarkEnd w:id="99"/>
+    <w:bookmarkStart w:id="101" w:name="can-i-withdraw"/>
+    <w:p>
+      <w:pPr>
+        <w:pStyle w:val="Heading3"/>
+      </w:pPr>
+      <w:r>
+        <w:t xml:space="preserve">Can I withdraw?</w:t>
+      </w:r>
+    </w:p>
+    <w:p>
+      <w:pPr>
+        <w:pStyle w:val="FirstParagraph"/>
+      </w:pPr>
+      <w:r>
+        <w:t xml:space="preserve">You may stop the survey at any time before submitting it, without giving a reason.</w:t>
+      </w:r>
+    </w:p>
+    <w:p>
+      <w:pPr>
+        <w:pStyle w:val="BodyText"/>
+      </w:pPr>
+      <w:r>
+        <w:t xml:space="preserve">After submitting a survey, you may request withdrawal of your data by contacting the research team at at</w:t>
+      </w:r>
+      <w:r>
+        <w:t xml:space="preserve"> </w:t>
+      </w:r>
+      <w:hyperlink r:id="rId100">
+        <w:r>
+          <w:rPr>
+            <w:rStyle w:val="Hyperlink"/>
+          </w:rPr>
+          <w:t xml:space="preserve">ecr@med.asu.edu.eg</w:t>
+        </w:r>
+      </w:hyperlink>
+      <w:r>
+        <w:t xml:space="preserve">. Your data can be removed only while it remains identifiable through the study linkage system and before the relevant dataset has been de-identified, locked, or incorporated into aggregate analysis.</w:t>
+      </w:r>
+    </w:p>
+    <w:p>
+      <w:pPr>
+        <w:pStyle w:val="BodyText"/>
+      </w:pPr>
+      <w:r>
+        <w:t xml:space="preserve">Once data have been de-identified and combined into aggregate analyses, it may no longer be possible to identify and remove your individual responses.</w:t>
+      </w:r>
+    </w:p>
+    <w:bookmarkEnd w:id="101"/>
+    <w:bookmarkStart w:id="102" w:name="what-are-the-possible-risks"/>
+    <w:p>
+      <w:pPr>
+        <w:pStyle w:val="Heading3"/>
+      </w:pPr>
+      <w:r>
+        <w:t xml:space="preserve">What are the possible risks?</w:t>
+      </w:r>
+    </w:p>
+    <w:p>
+      <w:pPr>
+        <w:pStyle w:val="FirstParagraph"/>
+      </w:pPr>
+      <w:r>
+        <w:t xml:space="preserve">This study is expected to involve no more than minimal risk.</w:t>
+      </w:r>
+    </w:p>
+    <w:p>
+      <w:pPr>
+        <w:pStyle w:val="BodyText"/>
+      </w:pPr>
+      <w:r>
+        <w:t xml:space="preserve">Possible risks include:</w:t>
+      </w:r>
+    </w:p>
+    <w:p>
+      <w:pPr>
+        <w:pStyle w:val="Compact"/>
+        <w:numPr>
+          <w:ilvl w:val="0"/>
+          <w:numId w:val="1047"/>
+        </w:numPr>
+      </w:pPr>
+      <w:r>
+        <w:t xml:space="preserve">Minimal discomfort when considering barriers related to supervision, institutional support, research governance, or research culture.</w:t>
+      </w:r>
+    </w:p>
+    <w:p>
+      <w:pPr>
+        <w:pStyle w:val="Compact"/>
+        <w:numPr>
+          <w:ilvl w:val="0"/>
+          <w:numId w:val="1047"/>
+        </w:numPr>
+      </w:pPr>
+      <w:r>
+        <w:t xml:space="preserve">Concern that professional or institutional views could be recognized.</w:t>
+      </w:r>
+    </w:p>
+    <w:p>
+      <w:pPr>
+        <w:pStyle w:val="FirstParagraph"/>
+      </w:pPr>
+      <w:r>
+        <w:t xml:space="preserve">To reduce these risks:</w:t>
+      </w:r>
+    </w:p>
+    <w:p>
+      <w:pPr>
+        <w:pStyle w:val="Compact"/>
+        <w:numPr>
+          <w:ilvl w:val="0"/>
+          <w:numId w:val="1048"/>
+        </w:numPr>
+      </w:pPr>
+      <w:r>
+        <w:t xml:space="preserve">Participation will occur through an electronic survey rather than a group discussion.</w:t>
+      </w:r>
+    </w:p>
+    <w:p>
+      <w:pPr>
+        <w:pStyle w:val="Compact"/>
+        <w:numPr>
+          <w:ilvl w:val="0"/>
+          <w:numId w:val="1048"/>
+        </w:numPr>
+      </w:pPr>
+      <w:r>
+        <w:t xml:space="preserve">Individual ratings will not be shown to other participants.</w:t>
+      </w:r>
+    </w:p>
+    <w:p>
+      <w:pPr>
+        <w:pStyle w:val="Compact"/>
+        <w:numPr>
+          <w:ilvl w:val="0"/>
+          <w:numId w:val="1048"/>
+        </w:numPr>
+      </w:pPr>
+      <w:r>
+        <w:t xml:space="preserve">Feedback between rounds will be presented only in aggregate form.</w:t>
+      </w:r>
+    </w:p>
+    <w:p>
+      <w:pPr>
+        <w:pStyle w:val="Compact"/>
+        <w:numPr>
+          <w:ilvl w:val="0"/>
+          <w:numId w:val="1048"/>
+        </w:numPr>
+      </w:pPr>
+      <w:r>
+        <w:t xml:space="preserve">Identifying contact information will be stored separately from survey responses.</w:t>
+      </w:r>
+    </w:p>
+    <w:p>
+      <w:pPr>
+        <w:pStyle w:val="Compact"/>
+        <w:numPr>
+          <w:ilvl w:val="0"/>
+          <w:numId w:val="1048"/>
+        </w:numPr>
+      </w:pPr>
+      <w:r>
+        <w:t xml:space="preserve">The analysis dataset will use a study identifier rather than your name or email address.</w:t>
+      </w:r>
+    </w:p>
+    <w:p>
+      <w:pPr>
+        <w:pStyle w:val="Compact"/>
+        <w:numPr>
+          <w:ilvl w:val="0"/>
+          <w:numId w:val="1048"/>
+        </w:numPr>
+      </w:pPr>
+      <w:r>
+        <w:t xml:space="preserve">Reports will present aggregated findings and will avoid reporting small cells or details that could identify an individual or institution.</w:t>
+      </w:r>
+    </w:p>
+    <w:p>
+      <w:pPr>
+        <w:pStyle w:val="Compact"/>
+        <w:numPr>
+          <w:ilvl w:val="0"/>
+          <w:numId w:val="1048"/>
+        </w:numPr>
+      </w:pPr>
+      <w:r>
+        <w:t xml:space="preserve">Free-text comments will be screened for identifying information before they are used in group feedback or dissemination.</w:t>
+      </w:r>
+    </w:p>
+    <w:p>
+      <w:pPr>
+        <w:pStyle w:val="FirstParagraph"/>
+      </w:pPr>
+      <w:r>
+        <w:t xml:space="preserve">Your responses are confidential, but they are not completely anonymous to the limited research staff responsible for consent administration, round linkage, and secure data management.</w:t>
+      </w:r>
+    </w:p>
+    <w:bookmarkEnd w:id="102"/>
+    <w:bookmarkStart w:id="103" w:name="are-there-benefits-to-taking-part"/>
+    <w:p>
+      <w:pPr>
+        <w:pStyle w:val="Heading3"/>
+      </w:pPr>
+      <w:r>
+        <w:t xml:space="preserve">Are there benefits to taking part?</w:t>
+      </w:r>
+    </w:p>
+    <w:p>
+      <w:pPr>
+        <w:pStyle w:val="FirstParagraph"/>
+      </w:pPr>
+      <w:r>
+        <w:t xml:space="preserve">You may not receive a direct personal benefit from participation.</w:t>
+      </w:r>
+    </w:p>
+    <w:p>
+      <w:pPr>
+        <w:pStyle w:val="BodyText"/>
+      </w:pPr>
+      <w:r>
+        <w:t xml:space="preserve">Your contribution may help identify priorities for improving research education, supervision, methodological support, infrastructure, governance, funding, incentives, and collaboration for early-career medical researchers in Egypt.</w:t>
+      </w:r>
+    </w:p>
+    <w:bookmarkEnd w:id="103"/>
+    <w:bookmarkStart w:id="104" w:name="will-i-be-paid-or-reimbursed"/>
+    <w:p>
+      <w:pPr>
+        <w:pStyle w:val="Heading3"/>
+      </w:pPr>
+      <w:r>
+        <w:t xml:space="preserve">Will I be paid or reimbursed?</w:t>
+      </w:r>
+    </w:p>
+    <w:p>
+      <w:pPr>
+        <w:pStyle w:val="FirstParagraph"/>
+      </w:pPr>
+      <w:r>
+        <w:t xml:space="preserve">You will not receive payment. Participants who complete both rounds may receive a certificate of participation, if requested. The certificate will not include your ratings or comments.</w:t>
+      </w:r>
+    </w:p>
+    <w:bookmarkEnd w:id="104"/>
+    <w:bookmarkStart w:id="105" w:name="Xf74caa49acb59ac73d1cdbb8c8aeb45e7e15fa1"/>
+    <w:p>
+      <w:pPr>
+        <w:pStyle w:val="Heading3"/>
+      </w:pPr>
+      <w:r>
+        <w:t xml:space="preserve">How will my information be kept confidential?</w:t>
+      </w:r>
+    </w:p>
+    <w:p>
+      <w:pPr>
+        <w:pStyle w:val="FirstParagraph"/>
+      </w:pPr>
+      <w:r>
+        <w:t xml:space="preserve">The study will collect limited contact information, such as your name and email address, only to send invitations, reminders, and the Round-2 link.</w:t>
+      </w:r>
+    </w:p>
+    <w:p>
+      <w:pPr>
+        <w:pStyle w:val="BodyText"/>
+      </w:pPr>
+      <w:r>
+        <w:t xml:space="preserve">Your contact information will be stored separately from survey responses. A secure linkage file will connect your contact details with a unique study identifier so that the research team can invite Round-1 participants to Round 2 and process a withdrawal request before de-identification.</w:t>
+      </w:r>
+    </w:p>
+    <w:p>
+      <w:pPr>
+        <w:pStyle w:val="BodyText"/>
+      </w:pPr>
+      <w:r>
+        <w:t xml:space="preserve">Only designated members of the research team will have access to the contact and linkage file. Steering-group members, supervisors, institutional leaders, and other participants will not have access to identifiable individual responses.</w:t>
+      </w:r>
+    </w:p>
+    <w:p>
+      <w:pPr>
+        <w:pStyle w:val="BodyText"/>
+      </w:pPr>
+      <w:r>
+        <w:t xml:space="preserve">Survey data will be stored on [name of secure survey platform] and exported to secure, password-protected, access-controlled institutional storage at [institution]. Data will be encrypted in transit and, where supported by the platform and institutional systems, at rest.</w:t>
+      </w:r>
+    </w:p>
+    <w:p>
+      <w:pPr>
+        <w:pStyle w:val="BodyText"/>
+      </w:pPr>
+      <w:r>
+        <w:t xml:space="preserve">The study team will not intentionally collect patient information, sensitive health information, or names of colleagues or institutions in open-text comments.</w:t>
+      </w:r>
+    </w:p>
+    <w:bookmarkEnd w:id="105"/>
+    <w:bookmarkStart w:id="106" w:name="how-long-will-data-be-kept"/>
+    <w:p>
+      <w:pPr>
+        <w:pStyle w:val="Heading3"/>
+      </w:pPr>
+      <w:r>
+        <w:t xml:space="preserve">How long will data be kept?</w:t>
+      </w:r>
+    </w:p>
+    <w:p>
+      <w:pPr>
+        <w:pStyle w:val="FirstParagraph"/>
+      </w:pPr>
+      <w:r>
+        <w:t xml:space="preserve">Identifiable contact and linkage data will be retained until they are no longer required for Round-2 invitation, withdrawal management, and data verification, after which they will be securely destroyed.</w:t>
+      </w:r>
+    </w:p>
+    <w:p>
+      <w:pPr>
+        <w:pStyle w:val="BodyText"/>
+      </w:pPr>
+      <w:r>
+        <w:t xml:space="preserve">De-identified research data, consent records, study documents, and the audit trail will be retained for the period required by MTI institutional policy and ethical requirements.</w:t>
+      </w:r>
+    </w:p>
+    <w:bookmarkEnd w:id="106"/>
+    <w:bookmarkStart w:id="107" w:name="will-my-information-be-shared"/>
+    <w:p>
+      <w:pPr>
+        <w:pStyle w:val="Heading3"/>
+      </w:pPr>
+      <w:r>
+        <w:t xml:space="preserve">Will my information be shared?</w:t>
+      </w:r>
+    </w:p>
+    <w:p>
+      <w:pPr>
+        <w:pStyle w:val="FirstParagraph"/>
+      </w:pPr>
+      <w:r>
+        <w:t xml:space="preserve">The study may result in publications, conference presentations, policy briefs, workshops, webinars, and an open research-capacity toolkit.</w:t>
+      </w:r>
+    </w:p>
+    <w:p>
+      <w:pPr>
+        <w:pStyle w:val="BodyText"/>
+      </w:pPr>
+      <w:r>
+        <w:t xml:space="preserve">Results will be reported in aggregate form. No individual participant, named supervisor, department, institution, or organization will be identified without explicit separate permission.</w:t>
+      </w:r>
+    </w:p>
+    <w:p>
+      <w:pPr>
+        <w:pStyle w:val="BodyText"/>
+      </w:pPr>
+      <w:r>
+        <w:t xml:space="preserve">Subject to ethics approval, participant consent, institutional policy, and safeguards against deductive identification, the study team may share:</w:t>
+      </w:r>
+    </w:p>
+    <w:p>
+      <w:pPr>
+        <w:pStyle w:val="Compact"/>
+        <w:numPr>
+          <w:ilvl w:val="0"/>
+          <w:numId w:val="1049"/>
+        </w:numPr>
+      </w:pPr>
+      <w:r>
+        <w:t xml:space="preserve">Aggregated study findings.</w:t>
+      </w:r>
+    </w:p>
+    <w:p>
+      <w:pPr>
+        <w:pStyle w:val="Compact"/>
+        <w:numPr>
+          <w:ilvl w:val="0"/>
+          <w:numId w:val="1049"/>
+        </w:numPr>
+      </w:pPr>
+      <w:r>
+        <w:t xml:space="preserve">The final questionnaire.</w:t>
+      </w:r>
+    </w:p>
+    <w:p>
+      <w:pPr>
+        <w:pStyle w:val="Compact"/>
+        <w:numPr>
+          <w:ilvl w:val="0"/>
+          <w:numId w:val="1049"/>
+        </w:numPr>
+      </w:pPr>
+      <w:r>
+        <w:t xml:space="preserve">Item-development documentation.</w:t>
+      </w:r>
+    </w:p>
+    <w:p>
+      <w:pPr>
+        <w:pStyle w:val="Compact"/>
+        <w:numPr>
+          <w:ilvl w:val="0"/>
+          <w:numId w:val="1049"/>
+        </w:numPr>
+      </w:pPr>
+      <w:r>
+        <w:t xml:space="preserve">De-identified numerical data.</w:t>
+      </w:r>
+    </w:p>
+    <w:p>
+      <w:pPr>
+        <w:pStyle w:val="Compact"/>
+        <w:numPr>
+          <w:ilvl w:val="0"/>
+          <w:numId w:val="1049"/>
+        </w:numPr>
+      </w:pPr>
+      <w:r>
+        <w:t xml:space="preserve">Analytic code.</w:t>
+      </w:r>
+    </w:p>
+    <w:p>
+      <w:pPr>
+        <w:pStyle w:val="FirstParagraph"/>
+      </w:pPr>
+      <w:r>
+        <w:t xml:space="preserve">The following will</w:t>
+      </w:r>
+      <w:r>
+        <w:t xml:space="preserve"> </w:t>
+      </w:r>
+      <w:r>
+        <w:rPr>
+          <w:b/>
+          <w:bCs/>
+        </w:rPr>
+        <w:t xml:space="preserve">not</w:t>
+      </w:r>
+      <w:r>
+        <w:t xml:space="preserve"> </w:t>
+      </w:r>
+      <w:r>
+        <w:t xml:space="preserve">be publicly shared:</w:t>
+      </w:r>
+    </w:p>
+    <w:p>
+      <w:pPr>
+        <w:pStyle w:val="Compact"/>
+        <w:numPr>
+          <w:ilvl w:val="0"/>
+          <w:numId w:val="1050"/>
+        </w:numPr>
+      </w:pPr>
+      <w:r>
+        <w:t xml:space="preserve">Names, email addresses, and contact information.</w:t>
+      </w:r>
+    </w:p>
+    <w:p>
+      <w:pPr>
+        <w:pStyle w:val="Compact"/>
+        <w:numPr>
+          <w:ilvl w:val="0"/>
+          <w:numId w:val="1050"/>
+        </w:numPr>
+      </w:pPr>
+      <w:r>
+        <w:t xml:space="preserve">Consent records.</w:t>
+      </w:r>
+    </w:p>
+    <w:p>
+      <w:pPr>
+        <w:pStyle w:val="Compact"/>
+        <w:numPr>
+          <w:ilvl w:val="0"/>
+          <w:numId w:val="1050"/>
+        </w:numPr>
+      </w:pPr>
+      <w:r>
+        <w:t xml:space="preserve">The linkage file.</w:t>
+      </w:r>
+    </w:p>
+    <w:p>
+      <w:pPr>
+        <w:pStyle w:val="Compact"/>
+        <w:numPr>
+          <w:ilvl w:val="0"/>
+          <w:numId w:val="1050"/>
+        </w:numPr>
+      </w:pPr>
+      <w:r>
+        <w:t xml:space="preserve">Raw identifiable comments.</w:t>
+      </w:r>
+    </w:p>
+    <w:p>
+      <w:pPr>
+        <w:pStyle w:val="Compact"/>
+        <w:numPr>
+          <w:ilvl w:val="0"/>
+          <w:numId w:val="1050"/>
+        </w:numPr>
+      </w:pPr>
+      <w:r>
+        <w:t xml:space="preserve">Information that could reasonably identify an individual, institution, department, or organization.</w:t>
+      </w:r>
+    </w:p>
+    <w:bookmarkEnd w:id="107"/>
+    <w:bookmarkStart w:id="108" w:name="who-has-reviewed-this-study"/>
+    <w:p>
+      <w:pPr>
+        <w:pStyle w:val="Heading3"/>
+      </w:pPr>
+      <w:r>
+        <w:t xml:space="preserve">Who has reviewed this study?</w:t>
+      </w:r>
+    </w:p>
+    <w:p>
+      <w:pPr>
+        <w:pStyle w:val="FirstParagraph"/>
+      </w:pPr>
+      <w:r>
+        <w:t xml:space="preserve">This study has been reviewed by</w:t>
+      </w:r>
+      <w:r>
+        <w:t xml:space="preserve"> </w:t>
+      </w:r>
+      <w:r>
+        <w:rPr>
+          <w:b/>
+          <w:bCs/>
+        </w:rPr>
+        <w:t xml:space="preserve">Institutional Review Board, Faculty of Medicine, MTI University</w:t>
+      </w:r>
+      <w:r>
+        <w:br/>
+      </w:r>
+    </w:p>
+    <w:bookmarkEnd w:id="108"/>
+    <w:bookmarkStart w:id="109" w:name="who-can-i-contact"/>
+    <w:p>
+      <w:pPr>
+        <w:pStyle w:val="Heading3"/>
+      </w:pPr>
+      <w:r>
+        <w:t xml:space="preserve">Who can I contact?</w:t>
+      </w:r>
+    </w:p>
+    <w:p>
+      <w:pPr>
+        <w:pStyle w:val="FirstParagraph"/>
+      </w:pPr>
+      <w:r>
+        <w:t xml:space="preserve">For questions about the study, participation, withdrawal, or data handling, please contact the study team at</w:t>
+      </w:r>
+      <w:r>
+        <w:t xml:space="preserve"> </w:t>
+      </w:r>
+      <w:hyperlink r:id="rId100">
+        <w:r>
+          <w:rPr>
+            <w:rStyle w:val="Hyperlink"/>
+          </w:rPr>
+          <w:t xml:space="preserve">ecr@med.asu.edu.eg</w:t>
+        </w:r>
+      </w:hyperlink>
+    </w:p>
+    <w:p>
+      <w:pPr>
+        <w:pStyle w:val="BodyText"/>
+      </w:pPr>
+      <w:r>
+        <w:rPr>
+          <w:b/>
+          <w:bCs/>
+        </w:rPr>
+        <w:t xml:space="preserve">Prof. Ashraf Nabhan, Principal Investigator</w:t>
+      </w:r>
+      <w:r>
+        <w:br/>
+      </w:r>
+    </w:p>
+    <w:p>
+      <w:pPr>
+        <w:pStyle w:val="BodyText"/>
+      </w:pPr>
+      <w:r>
+        <w:rPr>
+          <w:b/>
+          <w:bCs/>
+        </w:rPr>
+        <w:t xml:space="preserve">Research Coordinator</w:t>
+      </w:r>
+      <w:r>
+        <w:br/>
+      </w:r>
+      <w:r>
+        <w:t xml:space="preserve">Name: Sara Ibrahim</w:t>
+      </w:r>
+      <w:r>
+        <w:br/>
+      </w:r>
+      <w:r>
+        <w:t xml:space="preserve">Name: Omar Ahmed Salem</w:t>
+      </w:r>
+      <w:r>
+        <w:br/>
+      </w:r>
+    </w:p>
+    <w:p>
+      <w:pPr>
+        <w:pStyle w:val="BodyText"/>
+      </w:pPr>
+      <w:r>
+        <w:t xml:space="preserve">For questions about your rights as a research participant, or to make a complaint that you prefer not to discuss with the research team:</w:t>
+      </w:r>
+    </w:p>
+    <w:p>
+      <w:pPr>
+        <w:pStyle w:val="BodyText"/>
+      </w:pPr>
+      <w:r>
+        <w:rPr>
+          <w:b/>
+          <w:bCs/>
+        </w:rPr>
+        <w:t xml:space="preserve">MTI University Institutional Review Board</w:t>
+      </w:r>
+      <w:r>
+        <w:br/>
+      </w:r>
+      <w:r>
+        <w:t xml:space="preserve">Email: irb@mti.edu.eg</w:t>
+      </w:r>
+      <w:r>
+        <w:br/>
+      </w:r>
+    </w:p>
+    <w:bookmarkEnd w:id="109"/>
+    <w:bookmarkEnd w:id="110"/>
+    <w:bookmarkStart w:id="119" w:name="appendix-6.-electronic-consent-form"/>
+    <w:p>
+      <w:pPr>
+        <w:pStyle w:val="Heading2"/>
+      </w:pPr>
+      <w:r>
+        <w:t xml:space="preserve">Appendix 6. Electronic Consent Form</w:t>
+      </w:r>
+    </w:p>
+    <w:bookmarkStart w:id="111" w:name="study-title-1"/>
+    <w:p>
+      <w:pPr>
+        <w:pStyle w:val="Heading3"/>
+      </w:pPr>
+      <w:r>
+        <w:t xml:space="preserve">Study title</w:t>
+      </w:r>
+    </w:p>
+    <w:p>
+      <w:pPr>
+        <w:pStyle w:val="FirstParagraph"/>
+      </w:pPr>
+      <w:r>
+        <w:rPr>
+          <w:b/>
+          <w:bCs/>
+        </w:rPr>
+        <w:t xml:space="preserve">Barriers to Valid Medical Research Among Early-Career Researchers in Egypt: A Modified Delphi Study</w:t>
+      </w:r>
+    </w:p>
+    <w:p>
+      <w:pPr>
+        <w:pStyle w:val="BodyText"/>
+      </w:pPr>
+      <w:r>
+        <w:t xml:space="preserve">Please read the Participant Information Sheet before completing this form.</w:t>
+      </w:r>
+    </w:p>
+    <w:p>
+      <w:pPr>
+        <w:pStyle w:val="BodyText"/>
+      </w:pPr>
+      <w:r>
+        <w:t xml:space="preserve">By selecting “Yes” for each statement and submitting this form, you confirm that you have read and understood the study information and voluntarily agree to participate.</w:t>
+      </w:r>
+    </w:p>
+    <w:bookmarkEnd w:id="111"/>
+    <w:bookmarkStart w:id="112" w:name="eligibility-confirmation"/>
+    <w:p>
+      <w:pPr>
+        <w:pStyle w:val="Heading3"/>
+      </w:pPr>
+      <w:r>
+        <w:t xml:space="preserve">Eligibility confirmation</w:t>
+      </w:r>
+    </w:p>
+    <w:p>
+      <w:pPr>
+        <w:pStyle w:val="Compact"/>
+        <w:numPr>
+          <w:ilvl w:val="0"/>
+          <w:numId w:val="1051"/>
+        </w:numPr>
+      </w:pPr>
+      <w:r>
+        <w:t xml:space="preserve">I confirm that I am aged 18 years or older.</w:t>
+      </w:r>
+      <w:r>
+        <w:br/>
+      </w:r>
+    </w:p>
+    <w:p>
+      <w:pPr>
+        <w:pStyle w:val="Compact"/>
+        <w:numPr>
+          <w:ilvl w:val="0"/>
+          <w:numId w:val="1052"/>
+        </w:numPr>
+      </w:pPr>
+      <w:r>
+        <w:t xml:space="preserve">Yes</w:t>
+      </w:r>
+      <w:r>
+        <w:br/>
+      </w:r>
+    </w:p>
+    <w:p>
+      <w:pPr>
+        <w:pStyle w:val="Compact"/>
+        <w:numPr>
+          <w:ilvl w:val="0"/>
+          <w:numId w:val="1052"/>
+        </w:numPr>
+      </w:pPr>
+      <w:r>
+        <w:t xml:space="preserve">No</w:t>
+      </w:r>
+    </w:p>
+    <w:p>
+      <w:pPr>
+        <w:pStyle w:val="Compact"/>
+        <w:numPr>
+          <w:ilvl w:val="0"/>
+          <w:numId w:val="1053"/>
+        </w:numPr>
+      </w:pPr>
+      <w:r>
+        <w:t xml:space="preserve">I confirm that I have sufficient familiarity with the Egyptian medical research environment to provide informed judgments.</w:t>
+      </w:r>
+      <w:r>
+        <w:br/>
+      </w:r>
+    </w:p>
+    <w:p>
+      <w:pPr>
+        <w:pStyle w:val="Compact"/>
+        <w:numPr>
+          <w:ilvl w:val="0"/>
+          <w:numId w:val="1054"/>
+        </w:numPr>
+      </w:pPr>
+      <w:r>
+        <w:t xml:space="preserve">Yes</w:t>
+      </w:r>
+      <w:r>
+        <w:br/>
+      </w:r>
+    </w:p>
+    <w:p>
+      <w:pPr>
+        <w:pStyle w:val="Compact"/>
+        <w:numPr>
+          <w:ilvl w:val="0"/>
+          <w:numId w:val="1054"/>
+        </w:numPr>
+      </w:pPr>
+      <w:r>
+        <w:t xml:space="preserve">No</w:t>
+      </w:r>
+    </w:p>
+    <w:p>
+      <w:pPr>
+        <w:pStyle w:val="Compact"/>
+        <w:numPr>
+          <w:ilvl w:val="0"/>
+          <w:numId w:val="1055"/>
+        </w:numPr>
+      </w:pPr>
+      <w:r>
+        <w:t xml:space="preserve">I confirm that I meet at least one study eligibility criterion described in the Participant Information Sheet.</w:t>
+      </w:r>
+      <w:r>
+        <w:br/>
+      </w:r>
+    </w:p>
+    <w:p>
+      <w:pPr>
+        <w:pStyle w:val="Compact"/>
+        <w:numPr>
+          <w:ilvl w:val="0"/>
+          <w:numId w:val="1056"/>
+        </w:numPr>
+      </w:pPr>
+      <w:r>
+        <w:t xml:space="preserve">Yes</w:t>
+      </w:r>
+      <w:r>
+        <w:br/>
+      </w:r>
+    </w:p>
+    <w:p>
+      <w:pPr>
+        <w:pStyle w:val="Compact"/>
+        <w:numPr>
+          <w:ilvl w:val="0"/>
+          <w:numId w:val="1056"/>
+        </w:numPr>
+      </w:pPr>
+      <w:r>
+        <w:t xml:space="preserve">No</w:t>
+      </w:r>
+    </w:p>
+    <w:p>
+      <w:pPr>
+        <w:pStyle w:val="Compact"/>
+        <w:numPr>
+          <w:ilvl w:val="0"/>
+          <w:numId w:val="1057"/>
+        </w:numPr>
+      </w:pPr>
+      <w:r>
+        <w:t xml:space="preserve">I confirm that I can complete the questionnaire in the language provided.</w:t>
+      </w:r>
+      <w:r>
+        <w:br/>
+      </w:r>
+    </w:p>
+    <w:p>
+      <w:pPr>
+        <w:pStyle w:val="Compact"/>
+        <w:numPr>
+          <w:ilvl w:val="0"/>
+          <w:numId w:val="1058"/>
+        </w:numPr>
+      </w:pPr>
+      <w:r>
+        <w:t xml:space="preserve">Yes</w:t>
+      </w:r>
+      <w:r>
+        <w:br/>
+      </w:r>
+    </w:p>
+    <w:p>
+      <w:pPr>
+        <w:pStyle w:val="Compact"/>
+        <w:numPr>
+          <w:ilvl w:val="0"/>
+          <w:numId w:val="1058"/>
+        </w:numPr>
+      </w:pPr>
+      <w:r>
+        <w:t xml:space="preserve">No</w:t>
+      </w:r>
+    </w:p>
+    <w:p>
+      <w:pPr>
+        <w:pStyle w:val="FirstParagraph"/>
+      </w:pPr>
+      <w:r>
+        <w:t xml:space="preserve">If “No” is selected for any required eligibility item, the survey should end with a polite ineligibility message.</w:t>
+      </w:r>
+    </w:p>
+    <w:bookmarkEnd w:id="112"/>
+    <w:bookmarkStart w:id="113" w:name="consent-statements"/>
+    <w:p>
+      <w:pPr>
+        <w:pStyle w:val="Heading3"/>
+      </w:pPr>
+      <w:r>
+        <w:t xml:space="preserve">Consent statements</w:t>
+      </w:r>
+    </w:p>
+    <w:p>
+      <w:pPr>
+        <w:pStyle w:val="Compact"/>
+        <w:numPr>
+          <w:ilvl w:val="0"/>
+          <w:numId w:val="1059"/>
+        </w:numPr>
+      </w:pPr>
+      <w:r>
+        <w:t xml:space="preserve">I have read the Participant Information Sheet and have had the opportunity to ask questions about the study.</w:t>
+      </w:r>
+      <w:r>
+        <w:br/>
+      </w:r>
+    </w:p>
+    <w:p>
+      <w:pPr>
+        <w:pStyle w:val="Compact"/>
+        <w:numPr>
+          <w:ilvl w:val="0"/>
+          <w:numId w:val="1060"/>
+        </w:numPr>
+      </w:pPr>
+      <w:r>
+        <w:t xml:space="preserve">Yes</w:t>
+      </w:r>
+      <w:r>
+        <w:br/>
+      </w:r>
+    </w:p>
+    <w:p>
+      <w:pPr>
+        <w:pStyle w:val="Compact"/>
+        <w:numPr>
+          <w:ilvl w:val="0"/>
+          <w:numId w:val="1060"/>
+        </w:numPr>
+      </w:pPr>
+      <w:r>
+        <w:t xml:space="preserve">No</w:t>
+      </w:r>
+    </w:p>
+    <w:p>
+      <w:pPr>
+        <w:pStyle w:val="Compact"/>
+        <w:numPr>
+          <w:ilvl w:val="0"/>
+          <w:numId w:val="1061"/>
+        </w:numPr>
+      </w:pPr>
+      <w:r>
+        <w:t xml:space="preserve">I understand that participation is voluntary and that I may decline to participate or stop the questionnaire at any time before submission without penalty or negative consequences.</w:t>
+      </w:r>
+      <w:r>
+        <w:br/>
+      </w:r>
+    </w:p>
+    <w:p>
+      <w:pPr>
+        <w:pStyle w:val="Compact"/>
+        <w:numPr>
+          <w:ilvl w:val="0"/>
+          <w:numId w:val="1062"/>
+        </w:numPr>
+      </w:pPr>
+      <w:r>
+        <w:t xml:space="preserve">Yes</w:t>
+      </w:r>
+      <w:r>
+        <w:br/>
+      </w:r>
+    </w:p>
+    <w:p>
+      <w:pPr>
+        <w:pStyle w:val="Compact"/>
+        <w:numPr>
+          <w:ilvl w:val="0"/>
+          <w:numId w:val="1062"/>
+        </w:numPr>
+      </w:pPr>
+      <w:r>
+        <w:t xml:space="preserve">No</w:t>
+      </w:r>
+    </w:p>
+    <w:p>
+      <w:pPr>
+        <w:pStyle w:val="Compact"/>
+        <w:numPr>
+          <w:ilvl w:val="0"/>
+          <w:numId w:val="1063"/>
+        </w:numPr>
+      </w:pPr>
+      <w:r>
+        <w:t xml:space="preserve">I understand that I may request withdrawal of my submitted data while it remains identifiable and before it has been de-identified, locked, or incorporated into aggregate analyses.</w:t>
+      </w:r>
+      <w:r>
+        <w:br/>
+      </w:r>
+    </w:p>
+    <w:p>
+      <w:pPr>
+        <w:pStyle w:val="Compact"/>
+        <w:numPr>
+          <w:ilvl w:val="0"/>
+          <w:numId w:val="1064"/>
+        </w:numPr>
+      </w:pPr>
+      <w:r>
+        <w:t xml:space="preserve">Yes</w:t>
+      </w:r>
+      <w:r>
+        <w:br/>
+      </w:r>
+    </w:p>
+    <w:p>
+      <w:pPr>
+        <w:pStyle w:val="Compact"/>
+        <w:numPr>
+          <w:ilvl w:val="0"/>
+          <w:numId w:val="1064"/>
+        </w:numPr>
+      </w:pPr>
+      <w:r>
+        <w:t xml:space="preserve">No</w:t>
+      </w:r>
+    </w:p>
+    <w:p>
+      <w:pPr>
+        <w:pStyle w:val="Compact"/>
+        <w:numPr>
+          <w:ilvl w:val="0"/>
+          <w:numId w:val="1065"/>
+        </w:numPr>
+      </w:pPr>
+      <w:r>
+        <w:t xml:space="preserve">I understand that the study involves a Round-1 questionnaire and, if I complete Round 1, a possible invitation to Round 2.</w:t>
+      </w:r>
+      <w:r>
+        <w:br/>
+      </w:r>
+    </w:p>
+    <w:p>
+      <w:pPr>
+        <w:pStyle w:val="Compact"/>
+        <w:numPr>
+          <w:ilvl w:val="0"/>
+          <w:numId w:val="1066"/>
+        </w:numPr>
+      </w:pPr>
+      <w:r>
+        <w:t xml:space="preserve">Yes</w:t>
+      </w:r>
+      <w:r>
+        <w:br/>
+      </w:r>
+    </w:p>
+    <w:p>
+      <w:pPr>
+        <w:pStyle w:val="Compact"/>
+        <w:numPr>
+          <w:ilvl w:val="0"/>
+          <w:numId w:val="1066"/>
+        </w:numPr>
+      </w:pPr>
+      <w:r>
+        <w:t xml:space="preserve">No</w:t>
+      </w:r>
+    </w:p>
+    <w:p>
+      <w:pPr>
+        <w:pStyle w:val="Compact"/>
+        <w:numPr>
+          <w:ilvl w:val="0"/>
+          <w:numId w:val="1067"/>
+        </w:numPr>
+      </w:pPr>
+      <w:r>
+        <w:t xml:space="preserve">I understand that Round 2 will include anonymized group-level feedback and that I may be asked to re-rate barriers and rate possible interventions.</w:t>
+      </w:r>
+      <w:r>
+        <w:br/>
+      </w:r>
+    </w:p>
+    <w:p>
+      <w:pPr>
+        <w:pStyle w:val="Compact"/>
+        <w:numPr>
+          <w:ilvl w:val="0"/>
+          <w:numId w:val="1068"/>
+        </w:numPr>
+      </w:pPr>
+      <w:r>
+        <w:t xml:space="preserve">Yes</w:t>
+      </w:r>
+      <w:r>
+        <w:br/>
+      </w:r>
+    </w:p>
+    <w:p>
+      <w:pPr>
+        <w:pStyle w:val="Compact"/>
+        <w:numPr>
+          <w:ilvl w:val="0"/>
+          <w:numId w:val="1068"/>
+        </w:numPr>
+      </w:pPr>
+      <w:r>
+        <w:t xml:space="preserve">No</w:t>
+      </w:r>
+    </w:p>
+    <w:p>
+      <w:pPr>
+        <w:pStyle w:val="Compact"/>
+        <w:numPr>
+          <w:ilvl w:val="0"/>
+          <w:numId w:val="1069"/>
+        </w:numPr>
+      </w:pPr>
+      <w:r>
+        <w:t xml:space="preserve">I consent to participate in Round 1 of this study.</w:t>
+      </w:r>
+      <w:r>
+        <w:br/>
+      </w:r>
+    </w:p>
+    <w:p>
+      <w:pPr>
+        <w:pStyle w:val="Compact"/>
+        <w:numPr>
+          <w:ilvl w:val="0"/>
+          <w:numId w:val="1070"/>
+        </w:numPr>
+      </w:pPr>
+      <w:r>
+        <w:t xml:space="preserve">Yes</w:t>
+      </w:r>
+      <w:r>
+        <w:br/>
+      </w:r>
+    </w:p>
+    <w:p>
+      <w:pPr>
+        <w:pStyle w:val="Compact"/>
+        <w:numPr>
+          <w:ilvl w:val="0"/>
+          <w:numId w:val="1070"/>
+        </w:numPr>
+      </w:pPr>
+      <w:r>
+        <w:t xml:space="preserve">No</w:t>
+      </w:r>
+    </w:p>
+    <w:bookmarkEnd w:id="113"/>
+    <w:bookmarkStart w:id="114" w:name="consent-for-contact-and-linkage"/>
+    <w:p>
+      <w:pPr>
+        <w:pStyle w:val="Heading3"/>
+      </w:pPr>
+      <w:r>
+        <w:t xml:space="preserve">Consent for contact and linkage</w:t>
+      </w:r>
+    </w:p>
+    <w:p>
+      <w:pPr>
+        <w:pStyle w:val="Compact"/>
+        <w:numPr>
+          <w:ilvl w:val="0"/>
+          <w:numId w:val="1071"/>
+        </w:numPr>
+      </w:pPr>
+      <w:r>
+        <w:t xml:space="preserve">I consent to the research team retaining my name and email address separately from my survey responses for the purpose of sending reminders, inviting me to Round 2, responding to a withdrawal request, and maintaining study records.</w:t>
+      </w:r>
+      <w:r>
+        <w:br/>
+      </w:r>
+    </w:p>
+    <w:p>
+      <w:pPr>
+        <w:pStyle w:val="Compact"/>
+        <w:numPr>
+          <w:ilvl w:val="0"/>
+          <w:numId w:val="1072"/>
+        </w:numPr>
+      </w:pPr>
+      <w:r>
+        <w:t xml:space="preserve">Yes</w:t>
+      </w:r>
+      <w:r>
+        <w:br/>
+      </w:r>
+    </w:p>
+    <w:p>
+      <w:pPr>
+        <w:pStyle w:val="Compact"/>
+        <w:numPr>
+          <w:ilvl w:val="0"/>
+          <w:numId w:val="1072"/>
+        </w:numPr>
+      </w:pPr>
+      <w:r>
+        <w:t xml:space="preserve">No</w:t>
+      </w:r>
+    </w:p>
+    <w:p>
+      <w:pPr>
+        <w:pStyle w:val="Compact"/>
+        <w:numPr>
+          <w:ilvl w:val="0"/>
+          <w:numId w:val="1073"/>
+        </w:numPr>
+      </w:pPr>
+      <w:r>
+        <w:t xml:space="preserve">I consent to the use of a unique study identifier to link my Round-1 and Round-2 responses.</w:t>
+      </w:r>
+      <w:r>
+        <w:br/>
+      </w:r>
+    </w:p>
+    <w:p>
+      <w:pPr>
+        <w:pStyle w:val="Compact"/>
+        <w:numPr>
+          <w:ilvl w:val="0"/>
+          <w:numId w:val="1074"/>
+        </w:numPr>
+      </w:pPr>
+      <w:r>
+        <w:t xml:space="preserve">Yes</w:t>
+      </w:r>
+      <w:r>
+        <w:br/>
+      </w:r>
+    </w:p>
+    <w:p>
+      <w:pPr>
+        <w:pStyle w:val="Compact"/>
+        <w:numPr>
+          <w:ilvl w:val="0"/>
+          <w:numId w:val="1074"/>
+        </w:numPr>
+      </w:pPr>
+      <w:r>
+        <w:t xml:space="preserve">No</w:t>
+      </w:r>
+    </w:p>
+    <w:p>
+      <w:pPr>
+        <w:pStyle w:val="Compact"/>
+        <w:numPr>
+          <w:ilvl w:val="0"/>
+          <w:numId w:val="1075"/>
+        </w:numPr>
+      </w:pPr>
+      <w:r>
+        <w:t xml:space="preserve">I understand that my individual ratings and comments will not be shared with other participants, supervisors, institutional leaders, or steering-group members in identifiable form.</w:t>
+      </w:r>
+      <w:r>
+        <w:br/>
+      </w:r>
+    </w:p>
+    <w:p>
+      <w:pPr>
+        <w:pStyle w:val="Compact"/>
+        <w:numPr>
+          <w:ilvl w:val="0"/>
+          <w:numId w:val="1076"/>
+        </w:numPr>
+      </w:pPr>
+      <w:r>
+        <w:t xml:space="preserve">Yes</w:t>
+      </w:r>
+      <w:r>
+        <w:br/>
+      </w:r>
+    </w:p>
+    <w:p>
+      <w:pPr>
+        <w:pStyle w:val="Compact"/>
+        <w:numPr>
+          <w:ilvl w:val="0"/>
+          <w:numId w:val="1076"/>
+        </w:numPr>
+      </w:pPr>
+      <w:r>
+        <w:t xml:space="preserve">No</w:t>
+      </w:r>
+    </w:p>
+    <w:p>
+      <w:pPr>
+        <w:pStyle w:val="Compact"/>
+        <w:numPr>
+          <w:ilvl w:val="0"/>
+          <w:numId w:val="1077"/>
+        </w:numPr>
+      </w:pPr>
+      <w:r>
+        <w:t xml:space="preserve">I understand that the research team will report findings in aggregate form and will take reasonable steps to reduce the risk that I, my institution, or another person can be identified.</w:t>
+      </w:r>
+      <w:r>
+        <w:br/>
+      </w:r>
+    </w:p>
+    <w:p>
+      <w:pPr>
+        <w:pStyle w:val="Compact"/>
+        <w:numPr>
+          <w:ilvl w:val="0"/>
+          <w:numId w:val="1078"/>
+        </w:numPr>
+      </w:pPr>
+      <w:r>
+        <w:t xml:space="preserve">Yes</w:t>
+      </w:r>
+      <w:r>
+        <w:br/>
+      </w:r>
+    </w:p>
+    <w:p>
+      <w:pPr>
+        <w:pStyle w:val="Compact"/>
+        <w:numPr>
+          <w:ilvl w:val="0"/>
+          <w:numId w:val="1078"/>
+        </w:numPr>
+      </w:pPr>
+      <w:r>
+        <w:t xml:space="preserve">No</w:t>
+      </w:r>
+    </w:p>
+    <w:bookmarkEnd w:id="114"/>
+    <w:bookmarkStart w:id="115" w:name="consent-for-quotations"/>
+    <w:p>
+      <w:pPr>
+        <w:pStyle w:val="Heading3"/>
+      </w:pPr>
+      <w:r>
+        <w:t xml:space="preserve">Consent for quotations</w:t>
+      </w:r>
+    </w:p>
+    <w:p>
+      <w:pPr>
+        <w:pStyle w:val="Compact"/>
+        <w:numPr>
+          <w:ilvl w:val="0"/>
+          <w:numId w:val="1079"/>
+        </w:numPr>
+      </w:pPr>
+      <w:r>
+        <w:t xml:space="preserve">I understand that I may provide optional free-text comments. I agree that de-identified and redacted excerpts from my comments may be used in study reports, publications, presentations, policy briefs, or group feedback materials.</w:t>
+      </w:r>
+      <w:r>
+        <w:br/>
+      </w:r>
+    </w:p>
+    <w:p>
+      <w:pPr>
+        <w:pStyle w:val="Compact"/>
+        <w:numPr>
+          <w:ilvl w:val="0"/>
+          <w:numId w:val="1080"/>
+        </w:numPr>
+      </w:pPr>
+      <w:r>
+        <w:t xml:space="preserve">Yes</w:t>
+      </w:r>
+      <w:r>
+        <w:br/>
+      </w:r>
+    </w:p>
+    <w:p>
+      <w:pPr>
+        <w:pStyle w:val="Compact"/>
+        <w:numPr>
+          <w:ilvl w:val="0"/>
+          <w:numId w:val="1080"/>
+        </w:numPr>
+      </w:pPr>
+      <w:r>
+        <w:t xml:space="preserve">No</w:t>
+      </w:r>
+      <w:r>
+        <w:br/>
+      </w:r>
+    </w:p>
+    <w:p>
+      <w:pPr>
+        <w:pStyle w:val="Compact"/>
+        <w:numPr>
+          <w:ilvl w:val="0"/>
+          <w:numId w:val="1080"/>
+        </w:numPr>
+      </w:pPr>
+      <w:r>
+        <w:t xml:space="preserve">I do not plan to provide comments</w:t>
+      </w:r>
+    </w:p>
+    <w:p>
+      <w:pPr>
+        <w:pStyle w:val="FirstParagraph"/>
+      </w:pPr>
+      <w:r>
+        <w:t xml:space="preserve">If “No” is selected, the participant may still provide comments for internal item development only, if this is acceptable to the IRB. Otherwise, the free-text field should be hidden or disabled for that participant.</w:t>
+      </w:r>
+    </w:p>
+    <w:bookmarkEnd w:id="115"/>
+    <w:bookmarkStart w:id="116" w:name="consent-for-future-use-and-data-sharing"/>
+    <w:p>
+      <w:pPr>
+        <w:pStyle w:val="Heading3"/>
+      </w:pPr>
+      <w:r>
+        <w:t xml:space="preserve">Consent for future use and data sharing</w:t>
+      </w:r>
+    </w:p>
+    <w:p>
+      <w:pPr>
+        <w:pStyle w:val="Compact"/>
+        <w:numPr>
+          <w:ilvl w:val="0"/>
+          <w:numId w:val="1081"/>
+        </w:numPr>
+      </w:pPr>
+      <w:r>
+        <w:t xml:space="preserve">I agree that de-identified numerical survey data may be used for future research related to medical research capacity, research quality, research waste, research education, supervision, or research policy, subject to ethics approval and institutional policy.</w:t>
+      </w:r>
+      <w:r>
+        <w:br/>
+      </w:r>
+    </w:p>
+    <w:p>
+      <w:pPr>
+        <w:pStyle w:val="Compact"/>
+        <w:numPr>
+          <w:ilvl w:val="0"/>
+          <w:numId w:val="1082"/>
+        </w:numPr>
+      </w:pPr>
+      <w:r>
+        <w:t xml:space="preserve">Yes</w:t>
+      </w:r>
+      <w:r>
+        <w:br/>
+      </w:r>
+    </w:p>
+    <w:p>
+      <w:pPr>
+        <w:pStyle w:val="Compact"/>
+        <w:numPr>
+          <w:ilvl w:val="0"/>
+          <w:numId w:val="1082"/>
+        </w:numPr>
+      </w:pPr>
+      <w:r>
+        <w:t xml:space="preserve">No</w:t>
+      </w:r>
+    </w:p>
+    <w:p>
+      <w:pPr>
+        <w:pStyle w:val="Compact"/>
+        <w:numPr>
+          <w:ilvl w:val="0"/>
+          <w:numId w:val="1083"/>
+        </w:numPr>
+      </w:pPr>
+      <w:r>
+        <w:t xml:space="preserve">I agree that de-identified numerical data, the questionnaire, and analytic code may be shared in a research repository, provided that information that could identify me, my institution, or another person is removed.</w:t>
+      </w:r>
+      <w:r>
+        <w:br/>
+      </w:r>
+    </w:p>
+    <w:p>
+      <w:pPr>
+        <w:pStyle w:val="Compact"/>
+        <w:numPr>
+          <w:ilvl w:val="0"/>
+          <w:numId w:val="1084"/>
+        </w:numPr>
+      </w:pPr>
+      <w:r>
+        <w:t xml:space="preserve">Yes</w:t>
+      </w:r>
+      <w:r>
+        <w:br/>
+      </w:r>
+    </w:p>
+    <w:p>
+      <w:pPr>
+        <w:pStyle w:val="Compact"/>
+        <w:numPr>
+          <w:ilvl w:val="0"/>
+          <w:numId w:val="1084"/>
+        </w:numPr>
+      </w:pPr>
+      <w:r>
+        <w:t xml:space="preserve">No</w:t>
+      </w:r>
+    </w:p>
+    <w:p>
+      <w:pPr>
+        <w:pStyle w:val="FirstParagraph"/>
+      </w:pPr>
+      <w:r>
+        <w:t xml:space="preserve">These optional decisions must not affect eligibility to participate in the main study.</w:t>
+      </w:r>
+    </w:p>
+    <w:bookmarkEnd w:id="116"/>
+    <w:bookmarkStart w:id="117" w:name="confirmation"/>
+    <w:p>
+      <w:pPr>
+        <w:pStyle w:val="Heading3"/>
+      </w:pPr>
+      <w:r>
+        <w:t xml:space="preserve">Confirmation</w:t>
+      </w:r>
+    </w:p>
+    <w:p>
+      <w:pPr>
+        <w:pStyle w:val="Compact"/>
+        <w:numPr>
+          <w:ilvl w:val="0"/>
+          <w:numId w:val="1085"/>
+        </w:numPr>
+      </w:pPr>
+      <w:r>
+        <w:t xml:space="preserve">By selecting “I agree” below, I confirm that I voluntarily consent to participate in this study.</w:t>
+      </w:r>
+    </w:p>
+    <w:p>
+      <w:pPr>
+        <w:pStyle w:val="Compact"/>
+        <w:numPr>
+          <w:ilvl w:val="0"/>
+          <w:numId w:val="1086"/>
+        </w:numPr>
+      </w:pPr>
+      <w:r>
+        <w:t xml:space="preserve">I agree and wish to continue to the Round-1 questionnaire.</w:t>
+      </w:r>
+    </w:p>
+    <w:p>
+      <w:pPr>
+        <w:pStyle w:val="Compact"/>
+        <w:numPr>
+          <w:ilvl w:val="0"/>
+          <w:numId w:val="1086"/>
+        </w:numPr>
+      </w:pPr>
+      <w:r>
+        <w:t xml:space="preserve">I do not agree and do not wish to participate.</w:t>
+      </w:r>
+    </w:p>
+    <w:bookmarkEnd w:id="117"/>
+    <w:bookmarkStart w:id="118" w:name="electronic-record"/>
+    <w:p>
+      <w:pPr>
+        <w:pStyle w:val="Heading3"/>
+      </w:pPr>
+      <w:r>
+        <w:t xml:space="preserve">Electronic record</w:t>
+      </w:r>
+    </w:p>
+    <w:p>
+      <w:pPr>
+        <w:pStyle w:val="FirstParagraph"/>
+      </w:pPr>
+      <w:r>
+        <w:t xml:space="preserve">At the end of consent, display:</w:t>
+      </w:r>
+    </w:p>
+    <w:p>
+      <w:pPr>
+        <w:pStyle w:val="BlockText"/>
+      </w:pPr>
+      <w:r>
+        <w:t xml:space="preserve">You may download or print a copy of this consent form and the Participant Information Sheet for your records. For questions or withdrawal requests, contact the study team at</w:t>
+      </w:r>
+      <w:r>
+        <w:t xml:space="preserve"> </w:t>
+      </w:r>
+      <w:hyperlink r:id="rId100">
+        <w:r>
+          <w:rPr>
+            <w:rStyle w:val="Hyperlink"/>
+          </w:rPr>
+          <w:t xml:space="preserve">ecr@med.asu.edu.eg</w:t>
+        </w:r>
+      </w:hyperlink>
+      <w:r>
+        <w:t xml:space="preserve">.</w:t>
+      </w:r>
+    </w:p>
+    <w:bookmarkEnd w:id="118"/>
+    <w:bookmarkEnd w:id="119"/>
+    <w:bookmarkEnd w:id="120"/>
+    <w:bookmarkStart w:id="142" w:name="references"/>
     <w:p>
       <w:pPr>
         <w:pStyle w:val="Heading1"/>
       </w:pPr>
       <w:r>
-        <w:t xml:space="preserve">Reporting Standards</w:t>
-      </w:r>
-    </w:p>
-    <w:p>
-      <w:pPr>
-        <w:pStyle w:val="FirstParagraph"/>
-      </w:pPr>
-      <w:r>
-        <w:t xml:space="preserve">This protocol is prospectively registered on the Open Science Framework before participant recruitment and data collection begin. The registration identifier will be added to the final protocol and participant-facing materials where appropriate.</w:t>
-      </w:r>
-    </w:p>
-    <w:p>
-      <w:pPr>
-        <w:pStyle w:val="BodyText"/>
-      </w:pPr>
-      <w:r>
-        <w:t xml:space="preserve">The completed study will be reported in accordance with the ACCORD guidance for reporting of modified Delphi studies.</w:t>
+        <w:t xml:space="preserve">References</w:t>
+      </w:r>
+    </w:p>
+    <w:bookmarkStart w:id="141" w:name="refs"/>
+    <w:bookmarkStart w:id="122" w:name="ref-chalmers2009"/>
+    <w:p>
+      <w:pPr>
+        <w:pStyle w:val="Bibliography"/>
+      </w:pPr>
+      <w:r>
+        <w:t xml:space="preserve">1. Chalmers I, Glasziou P.</w:t>
       </w:r>
       <w:r>
         <w:t xml:space="preserve"> </w:t>
       </w:r>
-      <w:r>
-        <w:t xml:space="preserve">[10]</w:t>
-      </w:r>
-    </w:p>
-    <w:bookmarkEnd w:id="91"/>
-    <w:bookmarkStart w:id="113" w:name="references"/>
-    <w:p>
-      <w:pPr>
-        <w:pStyle w:val="Heading1"/>
-      </w:pPr>
-      <w:r>
-        <w:t xml:space="preserve">References</w:t>
-      </w:r>
-    </w:p>
-    <w:bookmarkStart w:id="112" w:name="refs"/>
-    <w:bookmarkStart w:id="93" w:name="ref-chalmers2009"/>
-    <w:p>
-      <w:pPr>
-        <w:pStyle w:val="Bibliography"/>
-      </w:pPr>
-      <w:r>
-        <w:t xml:space="preserve">1. Chalmers I, Glasziou P.</w:t>
-      </w:r>
-      <w:r>
-        <w:t xml:space="preserve"> </w:t>
-      </w:r>
-      <w:hyperlink r:id="rId92">
+      <w:hyperlink r:id="rId121">
         <w:r>
           <w:rPr>
             <w:rStyle w:val="Hyperlink"/>
@@ -5164,8 +7427,8 @@
         <w:t xml:space="preserve">. The Lancet. 2009;374:86–9.</w:t>
       </w:r>
     </w:p>
-    <w:bookmarkEnd w:id="93"/>
-    <w:bookmarkStart w:id="95" w:name="ref-glaziou2018"/>
+    <w:bookmarkEnd w:id="122"/>
+    <w:bookmarkStart w:id="124" w:name="ref-glaziou2018"/>
     <w:p>
       <w:pPr>
         <w:pStyle w:val="Bibliography"/>
@@ -5176,7 +7439,7 @@
       <w:r>
         <w:t xml:space="preserve"> </w:t>
       </w:r>
-      <w:hyperlink r:id="rId94">
+      <w:hyperlink r:id="rId123">
         <w:r>
           <w:rPr>
             <w:rStyle w:val="Hyperlink"/>
@@ -5188,8 +7451,8 @@
         <w:t xml:space="preserve">. BMJ. 2018;363:k4645.</w:t>
       </w:r>
     </w:p>
-    <w:bookmarkEnd w:id="95"/>
-    <w:bookmarkStart w:id="97" w:name="ref-moher2016"/>
+    <w:bookmarkEnd w:id="124"/>
+    <w:bookmarkStart w:id="126" w:name="ref-moher2016"/>
     <w:p>
       <w:pPr>
         <w:pStyle w:val="Bibliography"/>
@@ -5200,7 +7463,7 @@
       <w:r>
         <w:t xml:space="preserve"> </w:t>
       </w:r>
-      <w:hyperlink r:id="rId96">
+      <w:hyperlink r:id="rId125">
         <w:r>
           <w:rPr>
             <w:rStyle w:val="Hyperlink"/>
@@ -5212,8 +7475,8 @@
         <w:t xml:space="preserve"> The Lancet. 2016;387:1573–86.</w:t>
       </w:r>
     </w:p>
-    <w:bookmarkEnd w:id="97"/>
-    <w:bookmarkStart w:id="99" w:name="ref-chalmers2014"/>
+    <w:bookmarkEnd w:id="126"/>
+    <w:bookmarkStart w:id="128" w:name="ref-chalmers2014"/>
     <w:p>
       <w:pPr>
         <w:pStyle w:val="Bibliography"/>
@@ -5224,7 +7487,7 @@
       <w:r>
         <w:t xml:space="preserve"> </w:t>
       </w:r>
-      <w:hyperlink r:id="rId98">
+      <w:hyperlink r:id="rId127">
         <w:r>
           <w:rPr>
             <w:rStyle w:val="Hyperlink"/>
@@ -5233,8 +7496,8 @@
         </w:r>
       </w:hyperlink>
     </w:p>
-    <w:bookmarkEnd w:id="99"/>
-    <w:bookmarkStart w:id="101" w:name="ref-ioannidis2014"/>
+    <w:bookmarkEnd w:id="128"/>
+    <w:bookmarkStart w:id="130" w:name="ref-ioannidis2014"/>
     <w:p>
       <w:pPr>
         <w:pStyle w:val="Bibliography"/>
@@ -5245,7 +7508,7 @@
       <w:r>
         <w:t xml:space="preserve"> </w:t>
       </w:r>
-      <w:hyperlink r:id="rId100">
+      <w:hyperlink r:id="rId129">
         <w:r>
           <w:rPr>
             <w:rStyle w:val="Hyperlink"/>
@@ -5254,8 +7517,8 @@
         </w:r>
       </w:hyperlink>
     </w:p>
-    <w:bookmarkEnd w:id="101"/>
-    <w:bookmarkStart w:id="103" w:name="ref-salman2014"/>
+    <w:bookmarkEnd w:id="130"/>
+    <w:bookmarkStart w:id="132" w:name="ref-salman2014"/>
     <w:p>
       <w:pPr>
         <w:pStyle w:val="Bibliography"/>
@@ -5266,7 +7529,7 @@
       <w:r>
         <w:t xml:space="preserve"> </w:t>
       </w:r>
-      <w:hyperlink r:id="rId102">
+      <w:hyperlink r:id="rId131">
         <w:r>
           <w:rPr>
             <w:rStyle w:val="Hyperlink"/>
@@ -5275,8 +7538,8 @@
         </w:r>
       </w:hyperlink>
     </w:p>
-    <w:bookmarkEnd w:id="103"/>
-    <w:bookmarkStart w:id="105" w:name="ref-jorm2025"/>
+    <w:bookmarkEnd w:id="132"/>
+    <w:bookmarkStart w:id="134" w:name="ref-jorm2025"/>
     <w:p>
       <w:pPr>
         <w:pStyle w:val="Bibliography"/>
@@ -5287,7 +7550,7 @@
       <w:r>
         <w:t xml:space="preserve"> </w:t>
       </w:r>
-      <w:hyperlink r:id="rId104">
+      <w:hyperlink r:id="rId133">
         <w:r>
           <w:rPr>
             <w:rStyle w:val="Hyperlink"/>
@@ -5296,8 +7559,8 @@
         </w:r>
       </w:hyperlink>
     </w:p>
-    <w:bookmarkEnd w:id="105"/>
-    <w:bookmarkStart w:id="107" w:name="ref-RStudio2026"/>
+    <w:bookmarkEnd w:id="134"/>
+    <w:bookmarkStart w:id="136" w:name="ref-RStudio2026"/>
     <w:p>
       <w:pPr>
         <w:pStyle w:val="Bibliography"/>
@@ -5308,7 +7571,7 @@
       <w:r>
         <w:t xml:space="preserve"> </w:t>
       </w:r>
-      <w:hyperlink r:id="rId106">
+      <w:hyperlink r:id="rId135">
         <w:r>
           <w:rPr>
             <w:rStyle w:val="Hyperlink"/>
@@ -5317,8 +7580,8 @@
         </w:r>
       </w:hyperlink>
     </w:p>
-    <w:bookmarkEnd w:id="107"/>
-    <w:bookmarkStart w:id="109" w:name="ref-RCoreTeam2026"/>
+    <w:bookmarkEnd w:id="136"/>
+    <w:bookmarkStart w:id="138" w:name="ref-RCoreTeam2026"/>
     <w:p>
       <w:pPr>
         <w:pStyle w:val="Bibliography"/>
@@ -5329,7 +7592,7 @@
       <w:r>
         <w:t xml:space="preserve"> </w:t>
       </w:r>
-      <w:hyperlink r:id="rId108">
+      <w:hyperlink r:id="rId137">
         <w:r>
           <w:rPr>
             <w:rStyle w:val="Hyperlink"/>
@@ -5338,8 +7601,8 @@
         </w:r>
       </w:hyperlink>
     </w:p>
-    <w:bookmarkEnd w:id="109"/>
-    <w:bookmarkStart w:id="111" w:name="ref-gattrell2024"/>
+    <w:bookmarkEnd w:id="138"/>
+    <w:bookmarkStart w:id="140" w:name="ref-gattrell2024"/>
     <w:p>
       <w:pPr>
         <w:pStyle w:val="Bibliography"/>
@@ -5350,7 +7613,7 @@
       <w:r>
         <w:t xml:space="preserve"> </w:t>
       </w:r>
-      <w:hyperlink r:id="rId110">
+      <w:hyperlink r:id="rId139">
         <w:r>
           <w:rPr>
             <w:rStyle w:val="Hyperlink"/>
@@ -5362,9 +7625,9 @@
         <w:t xml:space="preserve">. PLOS Medicine. 2024;21:e1004326.</w:t>
       </w:r>
     </w:p>
-    <w:bookmarkEnd w:id="111"/>
-    <w:bookmarkEnd w:id="112"/>
-    <w:bookmarkEnd w:id="113"/>
+    <w:bookmarkEnd w:id="140"/>
+    <w:bookmarkEnd w:id="141"/>
+    <w:bookmarkEnd w:id="142"/>
     <w:sectPr>
       <w:headerReference r:id="rId6" w:type="even"/>
       <w:headerReference r:id="rId7" w:type="default"/>
@@ -5828,6 +8091,1451 @@
       </w:pPr>
     </w:lvl>
   </w:abstractNum>
+  <w:abstractNum w:abstractNumId="99412">
+    <w:nsid w:val="00A99412"/>
+    <w:multiLevelType w:val="multilevel"/>
+    <w:lvl w:ilvl="0">
+      <w:start w:val="2"/>
+      <w:numFmt w:val="decimal"/>
+      <w:lvlText w:val="%1."/>
+      <w:lvlJc w:val="left"/>
+      <w:pPr>
+        <w:ind w:left="720" w:hanging="360"/>
+      </w:pPr>
+    </w:lvl>
+    <w:lvl w:ilvl="1">
+      <w:start w:val="2"/>
+      <w:numFmt w:val="decimal"/>
+      <w:lvlText w:val="%2."/>
+      <w:lvlJc w:val="left"/>
+      <w:pPr>
+        <w:ind w:left="1440" w:hanging="360"/>
+      </w:pPr>
+    </w:lvl>
+    <w:lvl w:ilvl="2">
+      <w:start w:val="2"/>
+      <w:numFmt w:val="decimal"/>
+      <w:lvlText w:val="%3."/>
+      <w:lvlJc w:val="left"/>
+      <w:pPr>
+        <w:ind w:left="2160" w:hanging="360"/>
+      </w:pPr>
+    </w:lvl>
+    <w:lvl w:ilvl="3">
+      <w:start w:val="2"/>
+      <w:numFmt w:val="decimal"/>
+      <w:lvlText w:val="%4."/>
+      <w:lvlJc w:val="left"/>
+      <w:pPr>
+        <w:ind w:left="2880" w:hanging="360"/>
+      </w:pPr>
+    </w:lvl>
+    <w:lvl w:ilvl="4">
+      <w:start w:val="2"/>
+      <w:numFmt w:val="decimal"/>
+      <w:lvlText w:val="%5."/>
+      <w:lvlJc w:val="left"/>
+      <w:pPr>
+        <w:ind w:left="3600" w:hanging="360"/>
+      </w:pPr>
+    </w:lvl>
+    <w:lvl w:ilvl="5">
+      <w:start w:val="2"/>
+      <w:numFmt w:val="decimal"/>
+      <w:lvlText w:val="%6."/>
+      <w:lvlJc w:val="left"/>
+      <w:pPr>
+        <w:ind w:left="4320" w:hanging="360"/>
+      </w:pPr>
+    </w:lvl>
+    <w:lvl w:ilvl="6">
+      <w:start w:val="2"/>
+      <w:numFmt w:val="decimal"/>
+      <w:lvlText w:val="%7."/>
+      <w:lvlJc w:val="left"/>
+      <w:pPr>
+        <w:ind w:left="5040" w:hanging="360"/>
+      </w:pPr>
+    </w:lvl>
+    <w:lvl w:ilvl="7">
+      <w:start w:val="2"/>
+      <w:numFmt w:val="decimal"/>
+      <w:lvlText w:val="%8."/>
+      <w:lvlJc w:val="left"/>
+      <w:pPr>
+        <w:ind w:left="5760" w:hanging="360"/>
+      </w:pPr>
+    </w:lvl>
+    <w:lvl w:ilvl="8">
+      <w:start w:val="2"/>
+      <w:numFmt w:val="decimal"/>
+      <w:lvlText w:val="%9."/>
+      <w:lvlJc w:val="left"/>
+      <w:pPr>
+        <w:ind w:left="6480" w:hanging="360"/>
+      </w:pPr>
+    </w:lvl>
+  </w:abstractNum>
+  <w:abstractNum w:abstractNumId="99413">
+    <w:nsid w:val="00A99413"/>
+    <w:multiLevelType w:val="multilevel"/>
+    <w:lvl w:ilvl="0">
+      <w:start w:val="3"/>
+      <w:numFmt w:val="decimal"/>
+      <w:lvlText w:val="%1."/>
+      <w:lvlJc w:val="left"/>
+      <w:pPr>
+        <w:ind w:left="720" w:hanging="360"/>
+      </w:pPr>
+    </w:lvl>
+    <w:lvl w:ilvl="1">
+      <w:start w:val="3"/>
+      <w:numFmt w:val="decimal"/>
+      <w:lvlText w:val="%2."/>
+      <w:lvlJc w:val="left"/>
+      <w:pPr>
+        <w:ind w:left="1440" w:hanging="360"/>
+      </w:pPr>
+    </w:lvl>
+    <w:lvl w:ilvl="2">
+      <w:start w:val="3"/>
+      <w:numFmt w:val="decimal"/>
+      <w:lvlText w:val="%3."/>
+      <w:lvlJc w:val="left"/>
+      <w:pPr>
+        <w:ind w:left="2160" w:hanging="360"/>
+      </w:pPr>
+    </w:lvl>
+    <w:lvl w:ilvl="3">
+      <w:start w:val="3"/>
+      <w:numFmt w:val="decimal"/>
+      <w:lvlText w:val="%4."/>
+      <w:lvlJc w:val="left"/>
+      <w:pPr>
+        <w:ind w:left="2880" w:hanging="360"/>
+      </w:pPr>
+    </w:lvl>
+    <w:lvl w:ilvl="4">
+      <w:start w:val="3"/>
+      <w:numFmt w:val="decimal"/>
+      <w:lvlText w:val="%5."/>
+      <w:lvlJc w:val="left"/>
+      <w:pPr>
+        <w:ind w:left="3600" w:hanging="360"/>
+      </w:pPr>
+    </w:lvl>
+    <w:lvl w:ilvl="5">
+      <w:start w:val="3"/>
+      <w:numFmt w:val="decimal"/>
+      <w:lvlText w:val="%6."/>
+      <w:lvlJc w:val="left"/>
+      <w:pPr>
+        <w:ind w:left="4320" w:hanging="360"/>
+      </w:pPr>
+    </w:lvl>
+    <w:lvl w:ilvl="6">
+      <w:start w:val="3"/>
+      <w:numFmt w:val="decimal"/>
+      <w:lvlText w:val="%7."/>
+      <w:lvlJc w:val="left"/>
+      <w:pPr>
+        <w:ind w:left="5040" w:hanging="360"/>
+      </w:pPr>
+    </w:lvl>
+    <w:lvl w:ilvl="7">
+      <w:start w:val="3"/>
+      <w:numFmt w:val="decimal"/>
+      <w:lvlText w:val="%8."/>
+      <w:lvlJc w:val="left"/>
+      <w:pPr>
+        <w:ind w:left="5760" w:hanging="360"/>
+      </w:pPr>
+    </w:lvl>
+    <w:lvl w:ilvl="8">
+      <w:start w:val="3"/>
+      <w:numFmt w:val="decimal"/>
+      <w:lvlText w:val="%9."/>
+      <w:lvlJc w:val="left"/>
+      <w:pPr>
+        <w:ind w:left="6480" w:hanging="360"/>
+      </w:pPr>
+    </w:lvl>
+  </w:abstractNum>
+  <w:abstractNum w:abstractNumId="99414">
+    <w:nsid w:val="00A99414"/>
+    <w:multiLevelType w:val="multilevel"/>
+    <w:lvl w:ilvl="0">
+      <w:start w:val="4"/>
+      <w:numFmt w:val="decimal"/>
+      <w:lvlText w:val="%1."/>
+      <w:lvlJc w:val="left"/>
+      <w:pPr>
+        <w:ind w:left="720" w:hanging="360"/>
+      </w:pPr>
+    </w:lvl>
+    <w:lvl w:ilvl="1">
+      <w:start w:val="4"/>
+      <w:numFmt w:val="decimal"/>
+      <w:lvlText w:val="%2."/>
+      <w:lvlJc w:val="left"/>
+      <w:pPr>
+        <w:ind w:left="1440" w:hanging="360"/>
+      </w:pPr>
+    </w:lvl>
+    <w:lvl w:ilvl="2">
+      <w:start w:val="4"/>
+      <w:numFmt w:val="decimal"/>
+      <w:lvlText w:val="%3."/>
+      <w:lvlJc w:val="left"/>
+      <w:pPr>
+        <w:ind w:left="2160" w:hanging="360"/>
+      </w:pPr>
+    </w:lvl>
+    <w:lvl w:ilvl="3">
+      <w:start w:val="4"/>
+      <w:numFmt w:val="decimal"/>
+      <w:lvlText w:val="%4."/>
+      <w:lvlJc w:val="left"/>
+      <w:pPr>
+        <w:ind w:left="2880" w:hanging="360"/>
+      </w:pPr>
+    </w:lvl>
+    <w:lvl w:ilvl="4">
+      <w:start w:val="4"/>
+      <w:numFmt w:val="decimal"/>
+      <w:lvlText w:val="%5."/>
+      <w:lvlJc w:val="left"/>
+      <w:pPr>
+        <w:ind w:left="3600" w:hanging="360"/>
+      </w:pPr>
+    </w:lvl>
+    <w:lvl w:ilvl="5">
+      <w:start w:val="4"/>
+      <w:numFmt w:val="decimal"/>
+      <w:lvlText w:val="%6."/>
+      <w:lvlJc w:val="left"/>
+      <w:pPr>
+        <w:ind w:left="4320" w:hanging="360"/>
+      </w:pPr>
+    </w:lvl>
+    <w:lvl w:ilvl="6">
+      <w:start w:val="4"/>
+      <w:numFmt w:val="decimal"/>
+      <w:lvlText w:val="%7."/>
+      <w:lvlJc w:val="left"/>
+      <w:pPr>
+        <w:ind w:left="5040" w:hanging="360"/>
+      </w:pPr>
+    </w:lvl>
+    <w:lvl w:ilvl="7">
+      <w:start w:val="4"/>
+      <w:numFmt w:val="decimal"/>
+      <w:lvlText w:val="%8."/>
+      <w:lvlJc w:val="left"/>
+      <w:pPr>
+        <w:ind w:left="5760" w:hanging="360"/>
+      </w:pPr>
+    </w:lvl>
+    <w:lvl w:ilvl="8">
+      <w:start w:val="4"/>
+      <w:numFmt w:val="decimal"/>
+      <w:lvlText w:val="%9."/>
+      <w:lvlJc w:val="left"/>
+      <w:pPr>
+        <w:ind w:left="6480" w:hanging="360"/>
+      </w:pPr>
+    </w:lvl>
+  </w:abstractNum>
+  <w:abstractNum w:abstractNumId="99415">
+    <w:nsid w:val="00A99415"/>
+    <w:multiLevelType w:val="multilevel"/>
+    <w:lvl w:ilvl="0">
+      <w:start w:val="5"/>
+      <w:numFmt w:val="decimal"/>
+      <w:lvlText w:val="%1."/>
+      <w:lvlJc w:val="left"/>
+      <w:pPr>
+        <w:ind w:left="720" w:hanging="360"/>
+      </w:pPr>
+    </w:lvl>
+    <w:lvl w:ilvl="1">
+      <w:start w:val="5"/>
+      <w:numFmt w:val="decimal"/>
+      <w:lvlText w:val="%2."/>
+      <w:lvlJc w:val="left"/>
+      <w:pPr>
+        <w:ind w:left="1440" w:hanging="360"/>
+      </w:pPr>
+    </w:lvl>
+    <w:lvl w:ilvl="2">
+      <w:start w:val="5"/>
+      <w:numFmt w:val="decimal"/>
+      <w:lvlText w:val="%3."/>
+      <w:lvlJc w:val="left"/>
+      <w:pPr>
+        <w:ind w:left="2160" w:hanging="360"/>
+      </w:pPr>
+    </w:lvl>
+    <w:lvl w:ilvl="3">
+      <w:start w:val="5"/>
+      <w:numFmt w:val="decimal"/>
+      <w:lvlText w:val="%4."/>
+      <w:lvlJc w:val="left"/>
+      <w:pPr>
+        <w:ind w:left="2880" w:hanging="360"/>
+      </w:pPr>
+    </w:lvl>
+    <w:lvl w:ilvl="4">
+      <w:start w:val="5"/>
+      <w:numFmt w:val="decimal"/>
+      <w:lvlText w:val="%5."/>
+      <w:lvlJc w:val="left"/>
+      <w:pPr>
+        <w:ind w:left="3600" w:hanging="360"/>
+      </w:pPr>
+    </w:lvl>
+    <w:lvl w:ilvl="5">
+      <w:start w:val="5"/>
+      <w:numFmt w:val="decimal"/>
+      <w:lvlText w:val="%6."/>
+      <w:lvlJc w:val="left"/>
+      <w:pPr>
+        <w:ind w:left="4320" w:hanging="360"/>
+      </w:pPr>
+    </w:lvl>
+    <w:lvl w:ilvl="6">
+      <w:start w:val="5"/>
+      <w:numFmt w:val="decimal"/>
+      <w:lvlText w:val="%7."/>
+      <w:lvlJc w:val="left"/>
+      <w:pPr>
+        <w:ind w:left="5040" w:hanging="360"/>
+      </w:pPr>
+    </w:lvl>
+    <w:lvl w:ilvl="7">
+      <w:start w:val="5"/>
+      <w:numFmt w:val="decimal"/>
+      <w:lvlText w:val="%8."/>
+      <w:lvlJc w:val="left"/>
+      <w:pPr>
+        <w:ind w:left="5760" w:hanging="360"/>
+      </w:pPr>
+    </w:lvl>
+    <w:lvl w:ilvl="8">
+      <w:start w:val="5"/>
+      <w:numFmt w:val="decimal"/>
+      <w:lvlText w:val="%9."/>
+      <w:lvlJc w:val="left"/>
+      <w:pPr>
+        <w:ind w:left="6480" w:hanging="360"/>
+      </w:pPr>
+    </w:lvl>
+  </w:abstractNum>
+  <w:abstractNum w:abstractNumId="99416">
+    <w:nsid w:val="00A99416"/>
+    <w:multiLevelType w:val="multilevel"/>
+    <w:lvl w:ilvl="0">
+      <w:start w:val="6"/>
+      <w:numFmt w:val="decimal"/>
+      <w:lvlText w:val="%1."/>
+      <w:lvlJc w:val="left"/>
+      <w:pPr>
+        <w:ind w:left="720" w:hanging="360"/>
+      </w:pPr>
+    </w:lvl>
+    <w:lvl w:ilvl="1">
+      <w:start w:val="6"/>
+      <w:numFmt w:val="decimal"/>
+      <w:lvlText w:val="%2."/>
+      <w:lvlJc w:val="left"/>
+      <w:pPr>
+        <w:ind w:left="1440" w:hanging="360"/>
+      </w:pPr>
+    </w:lvl>
+    <w:lvl w:ilvl="2">
+      <w:start w:val="6"/>
+      <w:numFmt w:val="decimal"/>
+      <w:lvlText w:val="%3."/>
+      <w:lvlJc w:val="left"/>
+      <w:pPr>
+        <w:ind w:left="2160" w:hanging="360"/>
+      </w:pPr>
+    </w:lvl>
+    <w:lvl w:ilvl="3">
+      <w:start w:val="6"/>
+      <w:numFmt w:val="decimal"/>
+      <w:lvlText w:val="%4."/>
+      <w:lvlJc w:val="left"/>
+      <w:pPr>
+        <w:ind w:left="2880" w:hanging="360"/>
+      </w:pPr>
+    </w:lvl>
+    <w:lvl w:ilvl="4">
+      <w:start w:val="6"/>
+      <w:numFmt w:val="decimal"/>
+      <w:lvlText w:val="%5."/>
+      <w:lvlJc w:val="left"/>
+      <w:pPr>
+        <w:ind w:left="3600" w:hanging="360"/>
+      </w:pPr>
+    </w:lvl>
+    <w:lvl w:ilvl="5">
+      <w:start w:val="6"/>
+      <w:numFmt w:val="decimal"/>
+      <w:lvlText w:val="%6."/>
+      <w:lvlJc w:val="left"/>
+      <w:pPr>
+        <w:ind w:left="4320" w:hanging="360"/>
+      </w:pPr>
+    </w:lvl>
+    <w:lvl w:ilvl="6">
+      <w:start w:val="6"/>
+      <w:numFmt w:val="decimal"/>
+      <w:lvlText w:val="%7."/>
+      <w:lvlJc w:val="left"/>
+      <w:pPr>
+        <w:ind w:left="5040" w:hanging="360"/>
+      </w:pPr>
+    </w:lvl>
+    <w:lvl w:ilvl="7">
+      <w:start w:val="6"/>
+      <w:numFmt w:val="decimal"/>
+      <w:lvlText w:val="%8."/>
+      <w:lvlJc w:val="left"/>
+      <w:pPr>
+        <w:ind w:left="5760" w:hanging="360"/>
+      </w:pPr>
+    </w:lvl>
+    <w:lvl w:ilvl="8">
+      <w:start w:val="6"/>
+      <w:numFmt w:val="decimal"/>
+      <w:lvlText w:val="%9."/>
+      <w:lvlJc w:val="left"/>
+      <w:pPr>
+        <w:ind w:left="6480" w:hanging="360"/>
+      </w:pPr>
+    </w:lvl>
+  </w:abstractNum>
+  <w:abstractNum w:abstractNumId="99417">
+    <w:nsid w:val="00A99417"/>
+    <w:multiLevelType w:val="multilevel"/>
+    <w:lvl w:ilvl="0">
+      <w:start w:val="7"/>
+      <w:numFmt w:val="decimal"/>
+      <w:lvlText w:val="%1."/>
+      <w:lvlJc w:val="left"/>
+      <w:pPr>
+        <w:ind w:left="720" w:hanging="360"/>
+      </w:pPr>
+    </w:lvl>
+    <w:lvl w:ilvl="1">
+      <w:start w:val="7"/>
+      <w:numFmt w:val="decimal"/>
+      <w:lvlText w:val="%2."/>
+      <w:lvlJc w:val="left"/>
+      <w:pPr>
+        <w:ind w:left="1440" w:hanging="360"/>
+      </w:pPr>
+    </w:lvl>
+    <w:lvl w:ilvl="2">
+      <w:start w:val="7"/>
+      <w:numFmt w:val="decimal"/>
+      <w:lvlText w:val="%3."/>
+      <w:lvlJc w:val="left"/>
+      <w:pPr>
+        <w:ind w:left="2160" w:hanging="360"/>
+      </w:pPr>
+    </w:lvl>
+    <w:lvl w:ilvl="3">
+      <w:start w:val="7"/>
+      <w:numFmt w:val="decimal"/>
+      <w:lvlText w:val="%4."/>
+      <w:lvlJc w:val="left"/>
+      <w:pPr>
+        <w:ind w:left="2880" w:hanging="360"/>
+      </w:pPr>
+    </w:lvl>
+    <w:lvl w:ilvl="4">
+      <w:start w:val="7"/>
+      <w:numFmt w:val="decimal"/>
+      <w:lvlText w:val="%5."/>
+      <w:lvlJc w:val="left"/>
+      <w:pPr>
+        <w:ind w:left="3600" w:hanging="360"/>
+      </w:pPr>
+    </w:lvl>
+    <w:lvl w:ilvl="5">
+      <w:start w:val="7"/>
+      <w:numFmt w:val="decimal"/>
+      <w:lvlText w:val="%6."/>
+      <w:lvlJc w:val="left"/>
+      <w:pPr>
+        <w:ind w:left="4320" w:hanging="360"/>
+      </w:pPr>
+    </w:lvl>
+    <w:lvl w:ilvl="6">
+      <w:start w:val="7"/>
+      <w:numFmt w:val="decimal"/>
+      <w:lvlText w:val="%7."/>
+      <w:lvlJc w:val="left"/>
+      <w:pPr>
+        <w:ind w:left="5040" w:hanging="360"/>
+      </w:pPr>
+    </w:lvl>
+    <w:lvl w:ilvl="7">
+      <w:start w:val="7"/>
+      <w:numFmt w:val="decimal"/>
+      <w:lvlText w:val="%8."/>
+      <w:lvlJc w:val="left"/>
+      <w:pPr>
+        <w:ind w:left="5760" w:hanging="360"/>
+      </w:pPr>
+    </w:lvl>
+    <w:lvl w:ilvl="8">
+      <w:start w:val="7"/>
+      <w:numFmt w:val="decimal"/>
+      <w:lvlText w:val="%9."/>
+      <w:lvlJc w:val="left"/>
+      <w:pPr>
+        <w:ind w:left="6480" w:hanging="360"/>
+      </w:pPr>
+    </w:lvl>
+  </w:abstractNum>
+  <w:abstractNum w:abstractNumId="99418">
+    <w:nsid w:val="00A99418"/>
+    <w:multiLevelType w:val="multilevel"/>
+    <w:lvl w:ilvl="0">
+      <w:start w:val="8"/>
+      <w:numFmt w:val="decimal"/>
+      <w:lvlText w:val="%1."/>
+      <w:lvlJc w:val="left"/>
+      <w:pPr>
+        <w:ind w:left="720" w:hanging="360"/>
+      </w:pPr>
+    </w:lvl>
+    <w:lvl w:ilvl="1">
+      <w:start w:val="8"/>
+      <w:numFmt w:val="decimal"/>
+      <w:lvlText w:val="%2."/>
+      <w:lvlJc w:val="left"/>
+      <w:pPr>
+        <w:ind w:left="1440" w:hanging="360"/>
+      </w:pPr>
+    </w:lvl>
+    <w:lvl w:ilvl="2">
+      <w:start w:val="8"/>
+      <w:numFmt w:val="decimal"/>
+      <w:lvlText w:val="%3."/>
+      <w:lvlJc w:val="left"/>
+      <w:pPr>
+        <w:ind w:left="2160" w:hanging="360"/>
+      </w:pPr>
+    </w:lvl>
+    <w:lvl w:ilvl="3">
+      <w:start w:val="8"/>
+      <w:numFmt w:val="decimal"/>
+      <w:lvlText w:val="%4."/>
+      <w:lvlJc w:val="left"/>
+      <w:pPr>
+        <w:ind w:left="2880" w:hanging="360"/>
+      </w:pPr>
+    </w:lvl>
+    <w:lvl w:ilvl="4">
+      <w:start w:val="8"/>
+      <w:numFmt w:val="decimal"/>
+      <w:lvlText w:val="%5."/>
+      <w:lvlJc w:val="left"/>
+      <w:pPr>
+        <w:ind w:left="3600" w:hanging="360"/>
+      </w:pPr>
+    </w:lvl>
+    <w:lvl w:ilvl="5">
+      <w:start w:val="8"/>
+      <w:numFmt w:val="decimal"/>
+      <w:lvlText w:val="%6."/>
+      <w:lvlJc w:val="left"/>
+      <w:pPr>
+        <w:ind w:left="4320" w:hanging="360"/>
+      </w:pPr>
+    </w:lvl>
+    <w:lvl w:ilvl="6">
+      <w:start w:val="8"/>
+      <w:numFmt w:val="decimal"/>
+      <w:lvlText w:val="%7."/>
+      <w:lvlJc w:val="left"/>
+      <w:pPr>
+        <w:ind w:left="5040" w:hanging="360"/>
+      </w:pPr>
+    </w:lvl>
+    <w:lvl w:ilvl="7">
+      <w:start w:val="8"/>
+      <w:numFmt w:val="decimal"/>
+      <w:lvlText w:val="%8."/>
+      <w:lvlJc w:val="left"/>
+      <w:pPr>
+        <w:ind w:left="5760" w:hanging="360"/>
+      </w:pPr>
+    </w:lvl>
+    <w:lvl w:ilvl="8">
+      <w:start w:val="8"/>
+      <w:numFmt w:val="decimal"/>
+      <w:lvlText w:val="%9."/>
+      <w:lvlJc w:val="left"/>
+      <w:pPr>
+        <w:ind w:left="6480" w:hanging="360"/>
+      </w:pPr>
+    </w:lvl>
+  </w:abstractNum>
+  <w:abstractNum w:abstractNumId="99419">
+    <w:nsid w:val="00A99419"/>
+    <w:multiLevelType w:val="multilevel"/>
+    <w:lvl w:ilvl="0">
+      <w:start w:val="9"/>
+      <w:numFmt w:val="decimal"/>
+      <w:lvlText w:val="%1."/>
+      <w:lvlJc w:val="left"/>
+      <w:pPr>
+        <w:ind w:left="720" w:hanging="360"/>
+      </w:pPr>
+    </w:lvl>
+    <w:lvl w:ilvl="1">
+      <w:start w:val="9"/>
+      <w:numFmt w:val="decimal"/>
+      <w:lvlText w:val="%2."/>
+      <w:lvlJc w:val="left"/>
+      <w:pPr>
+        <w:ind w:left="1440" w:hanging="360"/>
+      </w:pPr>
+    </w:lvl>
+    <w:lvl w:ilvl="2">
+      <w:start w:val="9"/>
+      <w:numFmt w:val="decimal"/>
+      <w:lvlText w:val="%3."/>
+      <w:lvlJc w:val="left"/>
+      <w:pPr>
+        <w:ind w:left="2160" w:hanging="360"/>
+      </w:pPr>
+    </w:lvl>
+    <w:lvl w:ilvl="3">
+      <w:start w:val="9"/>
+      <w:numFmt w:val="decimal"/>
+      <w:lvlText w:val="%4."/>
+      <w:lvlJc w:val="left"/>
+      <w:pPr>
+        <w:ind w:left="2880" w:hanging="360"/>
+      </w:pPr>
+    </w:lvl>
+    <w:lvl w:ilvl="4">
+      <w:start w:val="9"/>
+      <w:numFmt w:val="decimal"/>
+      <w:lvlText w:val="%5."/>
+      <w:lvlJc w:val="left"/>
+      <w:pPr>
+        <w:ind w:left="3600" w:hanging="360"/>
+      </w:pPr>
+    </w:lvl>
+    <w:lvl w:ilvl="5">
+      <w:start w:val="9"/>
+      <w:numFmt w:val="decimal"/>
+      <w:lvlText w:val="%6."/>
+      <w:lvlJc w:val="left"/>
+      <w:pPr>
+        <w:ind w:left="4320" w:hanging="360"/>
+      </w:pPr>
+    </w:lvl>
+    <w:lvl w:ilvl="6">
+      <w:start w:val="9"/>
+      <w:numFmt w:val="decimal"/>
+      <w:lvlText w:val="%7."/>
+      <w:lvlJc w:val="left"/>
+      <w:pPr>
+        <w:ind w:left="5040" w:hanging="360"/>
+      </w:pPr>
+    </w:lvl>
+    <w:lvl w:ilvl="7">
+      <w:start w:val="9"/>
+      <w:numFmt w:val="decimal"/>
+      <w:lvlText w:val="%8."/>
+      <w:lvlJc w:val="left"/>
+      <w:pPr>
+        <w:ind w:left="5760" w:hanging="360"/>
+      </w:pPr>
+    </w:lvl>
+    <w:lvl w:ilvl="8">
+      <w:start w:val="9"/>
+      <w:numFmt w:val="decimal"/>
+      <w:lvlText w:val="%9."/>
+      <w:lvlJc w:val="left"/>
+      <w:pPr>
+        <w:ind w:left="6480" w:hanging="360"/>
+      </w:pPr>
+    </w:lvl>
+  </w:abstractNum>
+  <w:abstractNum w:abstractNumId="994110">
+    <w:nsid w:val="0A994110"/>
+    <w:multiLevelType w:val="multilevel"/>
+    <w:lvl w:ilvl="0">
+      <w:start w:val="10"/>
+      <w:numFmt w:val="decimal"/>
+      <w:lvlText w:val="%1."/>
+      <w:lvlJc w:val="left"/>
+      <w:pPr>
+        <w:ind w:left="720" w:hanging="360"/>
+      </w:pPr>
+    </w:lvl>
+    <w:lvl w:ilvl="1">
+      <w:start w:val="10"/>
+      <w:numFmt w:val="decimal"/>
+      <w:lvlText w:val="%2."/>
+      <w:lvlJc w:val="left"/>
+      <w:pPr>
+        <w:ind w:left="1440" w:hanging="360"/>
+      </w:pPr>
+    </w:lvl>
+    <w:lvl w:ilvl="2">
+      <w:start w:val="10"/>
+      <w:numFmt w:val="decimal"/>
+      <w:lvlText w:val="%3."/>
+      <w:lvlJc w:val="left"/>
+      <w:pPr>
+        <w:ind w:left="2160" w:hanging="360"/>
+      </w:pPr>
+    </w:lvl>
+    <w:lvl w:ilvl="3">
+      <w:start w:val="10"/>
+      <w:numFmt w:val="decimal"/>
+      <w:lvlText w:val="%4."/>
+      <w:lvlJc w:val="left"/>
+      <w:pPr>
+        <w:ind w:left="2880" w:hanging="360"/>
+      </w:pPr>
+    </w:lvl>
+    <w:lvl w:ilvl="4">
+      <w:start w:val="10"/>
+      <w:numFmt w:val="decimal"/>
+      <w:lvlText w:val="%5."/>
+      <w:lvlJc w:val="left"/>
+      <w:pPr>
+        <w:ind w:left="3600" w:hanging="360"/>
+      </w:pPr>
+    </w:lvl>
+    <w:lvl w:ilvl="5">
+      <w:start w:val="10"/>
+      <w:numFmt w:val="decimal"/>
+      <w:lvlText w:val="%6."/>
+      <w:lvlJc w:val="left"/>
+      <w:pPr>
+        <w:ind w:left="4320" w:hanging="360"/>
+      </w:pPr>
+    </w:lvl>
+    <w:lvl w:ilvl="6">
+      <w:start w:val="10"/>
+      <w:numFmt w:val="decimal"/>
+      <w:lvlText w:val="%7."/>
+      <w:lvlJc w:val="left"/>
+      <w:pPr>
+        <w:ind w:left="5040" w:hanging="360"/>
+      </w:pPr>
+    </w:lvl>
+    <w:lvl w:ilvl="7">
+      <w:start w:val="10"/>
+      <w:numFmt w:val="decimal"/>
+      <w:lvlText w:val="%8."/>
+      <w:lvlJc w:val="left"/>
+      <w:pPr>
+        <w:ind w:left="5760" w:hanging="360"/>
+      </w:pPr>
+    </w:lvl>
+    <w:lvl w:ilvl="8">
+      <w:start w:val="10"/>
+      <w:numFmt w:val="decimal"/>
+      <w:lvlText w:val="%9."/>
+      <w:lvlJc w:val="left"/>
+      <w:pPr>
+        <w:ind w:left="6480" w:hanging="360"/>
+      </w:pPr>
+    </w:lvl>
+  </w:abstractNum>
+  <w:abstractNum w:abstractNumId="994111">
+    <w:nsid w:val="0A994111"/>
+    <w:multiLevelType w:val="multilevel"/>
+    <w:lvl w:ilvl="0">
+      <w:start w:val="11"/>
+      <w:numFmt w:val="decimal"/>
+      <w:lvlText w:val="%1."/>
+      <w:lvlJc w:val="left"/>
+      <w:pPr>
+        <w:ind w:left="720" w:hanging="360"/>
+      </w:pPr>
+    </w:lvl>
+    <w:lvl w:ilvl="1">
+      <w:start w:val="11"/>
+      <w:numFmt w:val="decimal"/>
+      <w:lvlText w:val="%2."/>
+      <w:lvlJc w:val="left"/>
+      <w:pPr>
+        <w:ind w:left="1440" w:hanging="360"/>
+      </w:pPr>
+    </w:lvl>
+    <w:lvl w:ilvl="2">
+      <w:start w:val="11"/>
+      <w:numFmt w:val="decimal"/>
+      <w:lvlText w:val="%3."/>
+      <w:lvlJc w:val="left"/>
+      <w:pPr>
+        <w:ind w:left="2160" w:hanging="360"/>
+      </w:pPr>
+    </w:lvl>
+    <w:lvl w:ilvl="3">
+      <w:start w:val="11"/>
+      <w:numFmt w:val="decimal"/>
+      <w:lvlText w:val="%4."/>
+      <w:lvlJc w:val="left"/>
+      <w:pPr>
+        <w:ind w:left="2880" w:hanging="360"/>
+      </w:pPr>
+    </w:lvl>
+    <w:lvl w:ilvl="4">
+      <w:start w:val="11"/>
+      <w:numFmt w:val="decimal"/>
+      <w:lvlText w:val="%5."/>
+      <w:lvlJc w:val="left"/>
+      <w:pPr>
+        <w:ind w:left="3600" w:hanging="360"/>
+      </w:pPr>
+    </w:lvl>
+    <w:lvl w:ilvl="5">
+      <w:start w:val="11"/>
+      <w:numFmt w:val="decimal"/>
+      <w:lvlText w:val="%6."/>
+      <w:lvlJc w:val="left"/>
+      <w:pPr>
+        <w:ind w:left="4320" w:hanging="360"/>
+      </w:pPr>
+    </w:lvl>
+    <w:lvl w:ilvl="6">
+      <w:start w:val="11"/>
+      <w:numFmt w:val="decimal"/>
+      <w:lvlText w:val="%7."/>
+      <w:lvlJc w:val="left"/>
+      <w:pPr>
+        <w:ind w:left="5040" w:hanging="360"/>
+      </w:pPr>
+    </w:lvl>
+    <w:lvl w:ilvl="7">
+      <w:start w:val="11"/>
+      <w:numFmt w:val="decimal"/>
+      <w:lvlText w:val="%8."/>
+      <w:lvlJc w:val="left"/>
+      <w:pPr>
+        <w:ind w:left="5760" w:hanging="360"/>
+      </w:pPr>
+    </w:lvl>
+    <w:lvl w:ilvl="8">
+      <w:start w:val="11"/>
+      <w:numFmt w:val="decimal"/>
+      <w:lvlText w:val="%9."/>
+      <w:lvlJc w:val="left"/>
+      <w:pPr>
+        <w:ind w:left="6480" w:hanging="360"/>
+      </w:pPr>
+    </w:lvl>
+  </w:abstractNum>
+  <w:abstractNum w:abstractNumId="994112">
+    <w:nsid w:val="0A994112"/>
+    <w:multiLevelType w:val="multilevel"/>
+    <w:lvl w:ilvl="0">
+      <w:start w:val="12"/>
+      <w:numFmt w:val="decimal"/>
+      <w:lvlText w:val="%1."/>
+      <w:lvlJc w:val="left"/>
+      <w:pPr>
+        <w:ind w:left="720" w:hanging="360"/>
+      </w:pPr>
+    </w:lvl>
+    <w:lvl w:ilvl="1">
+      <w:start w:val="12"/>
+      <w:numFmt w:val="decimal"/>
+      <w:lvlText w:val="%2."/>
+      <w:lvlJc w:val="left"/>
+      <w:pPr>
+        <w:ind w:left="1440" w:hanging="360"/>
+      </w:pPr>
+    </w:lvl>
+    <w:lvl w:ilvl="2">
+      <w:start w:val="12"/>
+      <w:numFmt w:val="decimal"/>
+      <w:lvlText w:val="%3."/>
+      <w:lvlJc w:val="left"/>
+      <w:pPr>
+        <w:ind w:left="2160" w:hanging="360"/>
+      </w:pPr>
+    </w:lvl>
+    <w:lvl w:ilvl="3">
+      <w:start w:val="12"/>
+      <w:numFmt w:val="decimal"/>
+      <w:lvlText w:val="%4."/>
+      <w:lvlJc w:val="left"/>
+      <w:pPr>
+        <w:ind w:left="2880" w:hanging="360"/>
+      </w:pPr>
+    </w:lvl>
+    <w:lvl w:ilvl="4">
+      <w:start w:val="12"/>
+      <w:numFmt w:val="decimal"/>
+      <w:lvlText w:val="%5."/>
+      <w:lvlJc w:val="left"/>
+      <w:pPr>
+        <w:ind w:left="3600" w:hanging="360"/>
+      </w:pPr>
+    </w:lvl>
+    <w:lvl w:ilvl="5">
+      <w:start w:val="12"/>
+      <w:numFmt w:val="decimal"/>
+      <w:lvlText w:val="%6."/>
+      <w:lvlJc w:val="left"/>
+      <w:pPr>
+        <w:ind w:left="4320" w:hanging="360"/>
+      </w:pPr>
+    </w:lvl>
+    <w:lvl w:ilvl="6">
+      <w:start w:val="12"/>
+      <w:numFmt w:val="decimal"/>
+      <w:lvlText w:val="%7."/>
+      <w:lvlJc w:val="left"/>
+      <w:pPr>
+        <w:ind w:left="5040" w:hanging="360"/>
+      </w:pPr>
+    </w:lvl>
+    <w:lvl w:ilvl="7">
+      <w:start w:val="12"/>
+      <w:numFmt w:val="decimal"/>
+      <w:lvlText w:val="%8."/>
+      <w:lvlJc w:val="left"/>
+      <w:pPr>
+        <w:ind w:left="5760" w:hanging="360"/>
+      </w:pPr>
+    </w:lvl>
+    <w:lvl w:ilvl="8">
+      <w:start w:val="12"/>
+      <w:numFmt w:val="decimal"/>
+      <w:lvlText w:val="%9."/>
+      <w:lvlJc w:val="left"/>
+      <w:pPr>
+        <w:ind w:left="6480" w:hanging="360"/>
+      </w:pPr>
+    </w:lvl>
+  </w:abstractNum>
+  <w:abstractNum w:abstractNumId="994113">
+    <w:nsid w:val="0A994113"/>
+    <w:multiLevelType w:val="multilevel"/>
+    <w:lvl w:ilvl="0">
+      <w:start w:val="13"/>
+      <w:numFmt w:val="decimal"/>
+      <w:lvlText w:val="%1."/>
+      <w:lvlJc w:val="left"/>
+      <w:pPr>
+        <w:ind w:left="720" w:hanging="360"/>
+      </w:pPr>
+    </w:lvl>
+    <w:lvl w:ilvl="1">
+      <w:start w:val="13"/>
+      <w:numFmt w:val="decimal"/>
+      <w:lvlText w:val="%2."/>
+      <w:lvlJc w:val="left"/>
+      <w:pPr>
+        <w:ind w:left="1440" w:hanging="360"/>
+      </w:pPr>
+    </w:lvl>
+    <w:lvl w:ilvl="2">
+      <w:start w:val="13"/>
+      <w:numFmt w:val="decimal"/>
+      <w:lvlText w:val="%3."/>
+      <w:lvlJc w:val="left"/>
+      <w:pPr>
+        <w:ind w:left="2160" w:hanging="360"/>
+      </w:pPr>
+    </w:lvl>
+    <w:lvl w:ilvl="3">
+      <w:start w:val="13"/>
+      <w:numFmt w:val="decimal"/>
+      <w:lvlText w:val="%4."/>
+      <w:lvlJc w:val="left"/>
+      <w:pPr>
+        <w:ind w:left="2880" w:hanging="360"/>
+      </w:pPr>
+    </w:lvl>
+    <w:lvl w:ilvl="4">
+      <w:start w:val="13"/>
+      <w:numFmt w:val="decimal"/>
+      <w:lvlText w:val="%5."/>
+      <w:lvlJc w:val="left"/>
+      <w:pPr>
+        <w:ind w:left="3600" w:hanging="360"/>
+      </w:pPr>
+    </w:lvl>
+    <w:lvl w:ilvl="5">
+      <w:start w:val="13"/>
+      <w:numFmt w:val="decimal"/>
+      <w:lvlText w:val="%6."/>
+      <w:lvlJc w:val="left"/>
+      <w:pPr>
+        <w:ind w:left="4320" w:hanging="360"/>
+      </w:pPr>
+    </w:lvl>
+    <w:lvl w:ilvl="6">
+      <w:start w:val="13"/>
+      <w:numFmt w:val="decimal"/>
+      <w:lvlText w:val="%7."/>
+      <w:lvlJc w:val="left"/>
+      <w:pPr>
+        <w:ind w:left="5040" w:hanging="360"/>
+      </w:pPr>
+    </w:lvl>
+    <w:lvl w:ilvl="7">
+      <w:start w:val="13"/>
+      <w:numFmt w:val="decimal"/>
+      <w:lvlText w:val="%8."/>
+      <w:lvlJc w:val="left"/>
+      <w:pPr>
+        <w:ind w:left="5760" w:hanging="360"/>
+      </w:pPr>
+    </w:lvl>
+    <w:lvl w:ilvl="8">
+      <w:start w:val="13"/>
+      <w:numFmt w:val="decimal"/>
+      <w:lvlText w:val="%9."/>
+      <w:lvlJc w:val="left"/>
+      <w:pPr>
+        <w:ind w:left="6480" w:hanging="360"/>
+      </w:pPr>
+    </w:lvl>
+  </w:abstractNum>
+  <w:abstractNum w:abstractNumId="994114">
+    <w:nsid w:val="0A994114"/>
+    <w:multiLevelType w:val="multilevel"/>
+    <w:lvl w:ilvl="0">
+      <w:start w:val="14"/>
+      <w:numFmt w:val="decimal"/>
+      <w:lvlText w:val="%1."/>
+      <w:lvlJc w:val="left"/>
+      <w:pPr>
+        <w:ind w:left="720" w:hanging="360"/>
+      </w:pPr>
+    </w:lvl>
+    <w:lvl w:ilvl="1">
+      <w:start w:val="14"/>
+      <w:numFmt w:val="decimal"/>
+      <w:lvlText w:val="%2."/>
+      <w:lvlJc w:val="left"/>
+      <w:pPr>
+        <w:ind w:left="1440" w:hanging="360"/>
+      </w:pPr>
+    </w:lvl>
+    <w:lvl w:ilvl="2">
+      <w:start w:val="14"/>
+      <w:numFmt w:val="decimal"/>
+      <w:lvlText w:val="%3."/>
+      <w:lvlJc w:val="left"/>
+      <w:pPr>
+        <w:ind w:left="2160" w:hanging="360"/>
+      </w:pPr>
+    </w:lvl>
+    <w:lvl w:ilvl="3">
+      <w:start w:val="14"/>
+      <w:numFmt w:val="decimal"/>
+      <w:lvlText w:val="%4."/>
+      <w:lvlJc w:val="left"/>
+      <w:pPr>
+        <w:ind w:left="2880" w:hanging="360"/>
+      </w:pPr>
+    </w:lvl>
+    <w:lvl w:ilvl="4">
+      <w:start w:val="14"/>
+      <w:numFmt w:val="decimal"/>
+      <w:lvlText w:val="%5."/>
+      <w:lvlJc w:val="left"/>
+      <w:pPr>
+        <w:ind w:left="3600" w:hanging="360"/>
+      </w:pPr>
+    </w:lvl>
+    <w:lvl w:ilvl="5">
+      <w:start w:val="14"/>
+      <w:numFmt w:val="decimal"/>
+      <w:lvlText w:val="%6."/>
+      <w:lvlJc w:val="left"/>
+      <w:pPr>
+        <w:ind w:left="4320" w:hanging="360"/>
+      </w:pPr>
+    </w:lvl>
+    <w:lvl w:ilvl="6">
+      <w:start w:val="14"/>
+      <w:numFmt w:val="decimal"/>
+      <w:lvlText w:val="%7."/>
+      <w:lvlJc w:val="left"/>
+      <w:pPr>
+        <w:ind w:left="5040" w:hanging="360"/>
+      </w:pPr>
+    </w:lvl>
+    <w:lvl w:ilvl="7">
+      <w:start w:val="14"/>
+      <w:numFmt w:val="decimal"/>
+      <w:lvlText w:val="%8."/>
+      <w:lvlJc w:val="left"/>
+      <w:pPr>
+        <w:ind w:left="5760" w:hanging="360"/>
+      </w:pPr>
+    </w:lvl>
+    <w:lvl w:ilvl="8">
+      <w:start w:val="14"/>
+      <w:numFmt w:val="decimal"/>
+      <w:lvlText w:val="%9."/>
+      <w:lvlJc w:val="left"/>
+      <w:pPr>
+        <w:ind w:left="6480" w:hanging="360"/>
+      </w:pPr>
+    </w:lvl>
+  </w:abstractNum>
+  <w:abstractNum w:abstractNumId="994115">
+    <w:nsid w:val="0A994115"/>
+    <w:multiLevelType w:val="multilevel"/>
+    <w:lvl w:ilvl="0">
+      <w:start w:val="15"/>
+      <w:numFmt w:val="decimal"/>
+      <w:lvlText w:val="%1."/>
+      <w:lvlJc w:val="left"/>
+      <w:pPr>
+        <w:ind w:left="720" w:hanging="360"/>
+      </w:pPr>
+    </w:lvl>
+    <w:lvl w:ilvl="1">
+      <w:start w:val="15"/>
+      <w:numFmt w:val="decimal"/>
+      <w:lvlText w:val="%2."/>
+      <w:lvlJc w:val="left"/>
+      <w:pPr>
+        <w:ind w:left="1440" w:hanging="360"/>
+      </w:pPr>
+    </w:lvl>
+    <w:lvl w:ilvl="2">
+      <w:start w:val="15"/>
+      <w:numFmt w:val="decimal"/>
+      <w:lvlText w:val="%3."/>
+      <w:lvlJc w:val="left"/>
+      <w:pPr>
+        <w:ind w:left="2160" w:hanging="360"/>
+      </w:pPr>
+    </w:lvl>
+    <w:lvl w:ilvl="3">
+      <w:start w:val="15"/>
+      <w:numFmt w:val="decimal"/>
+      <w:lvlText w:val="%4."/>
+      <w:lvlJc w:val="left"/>
+      <w:pPr>
+        <w:ind w:left="2880" w:hanging="360"/>
+      </w:pPr>
+    </w:lvl>
+    <w:lvl w:ilvl="4">
+      <w:start w:val="15"/>
+      <w:numFmt w:val="decimal"/>
+      <w:lvlText w:val="%5."/>
+      <w:lvlJc w:val="left"/>
+      <w:pPr>
+        <w:ind w:left="3600" w:hanging="360"/>
+      </w:pPr>
+    </w:lvl>
+    <w:lvl w:ilvl="5">
+      <w:start w:val="15"/>
+      <w:numFmt w:val="decimal"/>
+      <w:lvlText w:val="%6."/>
+      <w:lvlJc w:val="left"/>
+      <w:pPr>
+        <w:ind w:left="4320" w:hanging="360"/>
+      </w:pPr>
+    </w:lvl>
+    <w:lvl w:ilvl="6">
+      <w:start w:val="15"/>
+      <w:numFmt w:val="decimal"/>
+      <w:lvlText w:val="%7."/>
+      <w:lvlJc w:val="left"/>
+      <w:pPr>
+        <w:ind w:left="5040" w:hanging="360"/>
+      </w:pPr>
+    </w:lvl>
+    <w:lvl w:ilvl="7">
+      <w:start w:val="15"/>
+      <w:numFmt w:val="decimal"/>
+      <w:lvlText w:val="%8."/>
+      <w:lvlJc w:val="left"/>
+      <w:pPr>
+        <w:ind w:left="5760" w:hanging="360"/>
+      </w:pPr>
+    </w:lvl>
+    <w:lvl w:ilvl="8">
+      <w:start w:val="15"/>
+      <w:numFmt w:val="decimal"/>
+      <w:lvlText w:val="%9."/>
+      <w:lvlJc w:val="left"/>
+      <w:pPr>
+        <w:ind w:left="6480" w:hanging="360"/>
+      </w:pPr>
+    </w:lvl>
+  </w:abstractNum>
+  <w:abstractNum w:abstractNumId="994116">
+    <w:nsid w:val="0A994116"/>
+    <w:multiLevelType w:val="multilevel"/>
+    <w:lvl w:ilvl="0">
+      <w:start w:val="16"/>
+      <w:numFmt w:val="decimal"/>
+      <w:lvlText w:val="%1."/>
+      <w:lvlJc w:val="left"/>
+      <w:pPr>
+        <w:ind w:left="720" w:hanging="360"/>
+      </w:pPr>
+    </w:lvl>
+    <w:lvl w:ilvl="1">
+      <w:start w:val="16"/>
+      <w:numFmt w:val="decimal"/>
+      <w:lvlText w:val="%2."/>
+      <w:lvlJc w:val="left"/>
+      <w:pPr>
+        <w:ind w:left="1440" w:hanging="360"/>
+      </w:pPr>
+    </w:lvl>
+    <w:lvl w:ilvl="2">
+      <w:start w:val="16"/>
+      <w:numFmt w:val="decimal"/>
+      <w:lvlText w:val="%3."/>
+      <w:lvlJc w:val="left"/>
+      <w:pPr>
+        <w:ind w:left="2160" w:hanging="360"/>
+      </w:pPr>
+    </w:lvl>
+    <w:lvl w:ilvl="3">
+      <w:start w:val="16"/>
+      <w:numFmt w:val="decimal"/>
+      <w:lvlText w:val="%4."/>
+      <w:lvlJc w:val="left"/>
+      <w:pPr>
+        <w:ind w:left="2880" w:hanging="360"/>
+      </w:pPr>
+    </w:lvl>
+    <w:lvl w:ilvl="4">
+      <w:start w:val="16"/>
+      <w:numFmt w:val="decimal"/>
+      <w:lvlText w:val="%5."/>
+      <w:lvlJc w:val="left"/>
+      <w:pPr>
+        <w:ind w:left="3600" w:hanging="360"/>
+      </w:pPr>
+    </w:lvl>
+    <w:lvl w:ilvl="5">
+      <w:start w:val="16"/>
+      <w:numFmt w:val="decimal"/>
+      <w:lvlText w:val="%6."/>
+      <w:lvlJc w:val="left"/>
+      <w:pPr>
+        <w:ind w:left="4320" w:hanging="360"/>
+      </w:pPr>
+    </w:lvl>
+    <w:lvl w:ilvl="6">
+      <w:start w:val="16"/>
+      <w:numFmt w:val="decimal"/>
+      <w:lvlText w:val="%7."/>
+      <w:lvlJc w:val="left"/>
+      <w:pPr>
+        <w:ind w:left="5040" w:hanging="360"/>
+      </w:pPr>
+    </w:lvl>
+    <w:lvl w:ilvl="7">
+      <w:start w:val="16"/>
+      <w:numFmt w:val="decimal"/>
+      <w:lvlText w:val="%8."/>
+      <w:lvlJc w:val="left"/>
+      <w:pPr>
+        <w:ind w:left="5760" w:hanging="360"/>
+      </w:pPr>
+    </w:lvl>
+    <w:lvl w:ilvl="8">
+      <w:start w:val="16"/>
+      <w:numFmt w:val="decimal"/>
+      <w:lvlText w:val="%9."/>
+      <w:lvlJc w:val="left"/>
+      <w:pPr>
+        <w:ind w:left="6480" w:hanging="360"/>
+      </w:pPr>
+    </w:lvl>
+  </w:abstractNum>
+  <w:abstractNum w:abstractNumId="994117">
+    <w:nsid w:val="0A994117"/>
+    <w:multiLevelType w:val="multilevel"/>
+    <w:lvl w:ilvl="0">
+      <w:start w:val="17"/>
+      <w:numFmt w:val="decimal"/>
+      <w:lvlText w:val="%1."/>
+      <w:lvlJc w:val="left"/>
+      <w:pPr>
+        <w:ind w:left="720" w:hanging="360"/>
+      </w:pPr>
+    </w:lvl>
+    <w:lvl w:ilvl="1">
+      <w:start w:val="17"/>
+      <w:numFmt w:val="decimal"/>
+      <w:lvlText w:val="%2."/>
+      <w:lvlJc w:val="left"/>
+      <w:pPr>
+        <w:ind w:left="1440" w:hanging="360"/>
+      </w:pPr>
+    </w:lvl>
+    <w:lvl w:ilvl="2">
+      <w:start w:val="17"/>
+      <w:numFmt w:val="decimal"/>
+      <w:lvlText w:val="%3."/>
+      <w:lvlJc w:val="left"/>
+      <w:pPr>
+        <w:ind w:left="2160" w:hanging="360"/>
+      </w:pPr>
+    </w:lvl>
+    <w:lvl w:ilvl="3">
+      <w:start w:val="17"/>
+      <w:numFmt w:val="decimal"/>
+      <w:lvlText w:val="%4."/>
+      <w:lvlJc w:val="left"/>
+      <w:pPr>
+        <w:ind w:left="2880" w:hanging="360"/>
+      </w:pPr>
+    </w:lvl>
+    <w:lvl w:ilvl="4">
+      <w:start w:val="17"/>
+      <w:numFmt w:val="decimal"/>
+      <w:lvlText w:val="%5."/>
+      <w:lvlJc w:val="left"/>
+      <w:pPr>
+        <w:ind w:left="3600" w:hanging="360"/>
+      </w:pPr>
+    </w:lvl>
+    <w:lvl w:ilvl="5">
+      <w:start w:val="17"/>
+      <w:numFmt w:val="decimal"/>
+      <w:lvlText w:val="%6."/>
+      <w:lvlJc w:val="left"/>
+      <w:pPr>
+        <w:ind w:left="4320" w:hanging="360"/>
+      </w:pPr>
+    </w:lvl>
+    <w:lvl w:ilvl="6">
+      <w:start w:val="17"/>
+      <w:numFmt w:val="decimal"/>
+      <w:lvlText w:val="%7."/>
+      <w:lvlJc w:val="left"/>
+      <w:pPr>
+        <w:ind w:left="5040" w:hanging="360"/>
+      </w:pPr>
+    </w:lvl>
+    <w:lvl w:ilvl="7">
+      <w:start w:val="17"/>
+      <w:numFmt w:val="decimal"/>
+      <w:lvlText w:val="%8."/>
+      <w:lvlJc w:val="left"/>
+      <w:pPr>
+        <w:ind w:left="5760" w:hanging="360"/>
+      </w:pPr>
+    </w:lvl>
+    <w:lvl w:ilvl="8">
+      <w:start w:val="17"/>
+      <w:numFmt w:val="decimal"/>
+      <w:lvlText w:val="%9."/>
+      <w:lvlJc w:val="left"/>
+      <w:pPr>
+        <w:ind w:left="6480" w:hanging="360"/>
+      </w:pPr>
+    </w:lvl>
+  </w:abstractNum>
+  <w:abstractNum w:abstractNumId="994118">
+    <w:nsid w:val="0A994118"/>
+    <w:multiLevelType w:val="multilevel"/>
+    <w:lvl w:ilvl="0">
+      <w:start w:val="18"/>
+      <w:numFmt w:val="decimal"/>
+      <w:lvlText w:val="%1."/>
+      <w:lvlJc w:val="left"/>
+      <w:pPr>
+        <w:ind w:left="720" w:hanging="360"/>
+      </w:pPr>
+    </w:lvl>
+    <w:lvl w:ilvl="1">
+      <w:start w:val="18"/>
+      <w:numFmt w:val="decimal"/>
+      <w:lvlText w:val="%2."/>
+      <w:lvlJc w:val="left"/>
+      <w:pPr>
+        <w:ind w:left="1440" w:hanging="360"/>
+      </w:pPr>
+    </w:lvl>
+    <w:lvl w:ilvl="2">
+      <w:start w:val="18"/>
+      <w:numFmt w:val="decimal"/>
+      <w:lvlText w:val="%3."/>
+      <w:lvlJc w:val="left"/>
+      <w:pPr>
+        <w:ind w:left="2160" w:hanging="360"/>
+      </w:pPr>
+    </w:lvl>
+    <w:lvl w:ilvl="3">
+      <w:start w:val="18"/>
+      <w:numFmt w:val="decimal"/>
+      <w:lvlText w:val="%4."/>
+      <w:lvlJc w:val="left"/>
+      <w:pPr>
+        <w:ind w:left="2880" w:hanging="360"/>
+      </w:pPr>
+    </w:lvl>
+    <w:lvl w:ilvl="4">
+      <w:start w:val="18"/>
+      <w:numFmt w:val="decimal"/>
+      <w:lvlText w:val="%5."/>
+      <w:lvlJc w:val="left"/>
+      <w:pPr>
+        <w:ind w:left="3600" w:hanging="360"/>
+      </w:pPr>
+    </w:lvl>
+    <w:lvl w:ilvl="5">
+      <w:start w:val="18"/>
+      <w:numFmt w:val="decimal"/>
+      <w:lvlText w:val="%6."/>
+      <w:lvlJc w:val="left"/>
+      <w:pPr>
+        <w:ind w:left="4320" w:hanging="360"/>
+      </w:pPr>
+    </w:lvl>
+    <w:lvl w:ilvl="6">
+      <w:start w:val="18"/>
+      <w:numFmt w:val="decimal"/>
+      <w:lvlText w:val="%7."/>
+      <w:lvlJc w:val="left"/>
+      <w:pPr>
+        <w:ind w:left="5040" w:hanging="360"/>
+      </w:pPr>
+    </w:lvl>
+    <w:lvl w:ilvl="7">
+      <w:start w:val="18"/>
+      <w:numFmt w:val="decimal"/>
+      <w:lvlText w:val="%8."/>
+      <w:lvlJc w:val="left"/>
+      <w:pPr>
+        <w:ind w:left="5760" w:hanging="360"/>
+      </w:pPr>
+    </w:lvl>
+    <w:lvl w:ilvl="8">
+      <w:start w:val="18"/>
+      <w:numFmt w:val="decimal"/>
+      <w:lvlText w:val="%9."/>
+      <w:lvlJc w:val="left"/>
+      <w:pPr>
+        <w:ind w:left="6480" w:hanging="360"/>
+      </w:pPr>
+    </w:lvl>
+  </w:abstractNum>
   <w:num w:numId="1000">
     <w:abstractNumId w:val="990"/>
   </w:num>
@@ -6162,6 +9870,633 @@
     </w:lvlOverride>
   </w:num>
   <w:num w:numId="1039">
+    <w:abstractNumId w:val="991"/>
+  </w:num>
+  <w:num w:numId="1040">
+    <w:abstractNumId w:val="991"/>
+  </w:num>
+  <w:num w:numId="1041">
+    <w:abstractNumId w:val="991"/>
+  </w:num>
+  <w:num w:numId="1042">
+    <w:abstractNumId w:val="991"/>
+  </w:num>
+  <w:num w:numId="1043">
+    <w:abstractNumId w:val="991"/>
+  </w:num>
+  <w:num w:numId="1044">
+    <w:abstractNumId w:val="991"/>
+  </w:num>
+  <w:num w:numId="1045">
+    <w:abstractNumId w:val="991"/>
+  </w:num>
+  <w:num w:numId="1046">
+    <w:abstractNumId w:val="991"/>
+  </w:num>
+  <w:num w:numId="1047">
+    <w:abstractNumId w:val="991"/>
+  </w:num>
+  <w:num w:numId="1048">
+    <w:abstractNumId w:val="991"/>
+  </w:num>
+  <w:num w:numId="1049">
+    <w:abstractNumId w:val="991"/>
+  </w:num>
+  <w:num w:numId="1050">
+    <w:abstractNumId w:val="991"/>
+  </w:num>
+  <w:num w:numId="1051">
+    <w:abstractNumId w:val="99411"/>
+    <w:lvlOverride w:ilvl="0">
+      <w:startOverride w:val="1"/>
+    </w:lvlOverride>
+    <w:lvlOverride w:ilvl="1">
+      <w:startOverride w:val="1"/>
+    </w:lvlOverride>
+    <w:lvlOverride w:ilvl="2">
+      <w:startOverride w:val="1"/>
+    </w:lvlOverride>
+    <w:lvlOverride w:ilvl="3">
+      <w:startOverride w:val="1"/>
+    </w:lvlOverride>
+    <w:lvlOverride w:ilvl="4">
+      <w:startOverride w:val="1"/>
+    </w:lvlOverride>
+    <w:lvlOverride w:ilvl="5">
+      <w:startOverride w:val="1"/>
+    </w:lvlOverride>
+    <w:lvlOverride w:ilvl="6">
+      <w:startOverride w:val="1"/>
+    </w:lvlOverride>
+    <w:lvlOverride w:ilvl="7">
+      <w:startOverride w:val="1"/>
+    </w:lvlOverride>
+    <w:lvlOverride w:ilvl="8">
+      <w:startOverride w:val="1"/>
+    </w:lvlOverride>
+  </w:num>
+  <w:num w:numId="1052">
+    <w:abstractNumId w:val="991"/>
+  </w:num>
+  <w:num w:numId="1053">
+    <w:abstractNumId w:val="99412"/>
+    <w:lvlOverride w:ilvl="0">
+      <w:startOverride w:val="2"/>
+    </w:lvlOverride>
+    <w:lvlOverride w:ilvl="1">
+      <w:startOverride w:val="2"/>
+    </w:lvlOverride>
+    <w:lvlOverride w:ilvl="2">
+      <w:startOverride w:val="2"/>
+    </w:lvlOverride>
+    <w:lvlOverride w:ilvl="3">
+      <w:startOverride w:val="2"/>
+    </w:lvlOverride>
+    <w:lvlOverride w:ilvl="4">
+      <w:startOverride w:val="2"/>
+    </w:lvlOverride>
+    <w:lvlOverride w:ilvl="5">
+      <w:startOverride w:val="2"/>
+    </w:lvlOverride>
+    <w:lvlOverride w:ilvl="6">
+      <w:startOverride w:val="2"/>
+    </w:lvlOverride>
+    <w:lvlOverride w:ilvl="7">
+      <w:startOverride w:val="2"/>
+    </w:lvlOverride>
+    <w:lvlOverride w:ilvl="8">
+      <w:startOverride w:val="2"/>
+    </w:lvlOverride>
+  </w:num>
+  <w:num w:numId="1054">
+    <w:abstractNumId w:val="991"/>
+  </w:num>
+  <w:num w:numId="1055">
+    <w:abstractNumId w:val="99413"/>
+    <w:lvlOverride w:ilvl="0">
+      <w:startOverride w:val="3"/>
+    </w:lvlOverride>
+    <w:lvlOverride w:ilvl="1">
+      <w:startOverride w:val="3"/>
+    </w:lvlOverride>
+    <w:lvlOverride w:ilvl="2">
+      <w:startOverride w:val="3"/>
+    </w:lvlOverride>
+    <w:lvlOverride w:ilvl="3">
+      <w:startOverride w:val="3"/>
+    </w:lvlOverride>
+    <w:lvlOverride w:ilvl="4">
+      <w:startOverride w:val="3"/>
+    </w:lvlOverride>
+    <w:lvlOverride w:ilvl="5">
+      <w:startOverride w:val="3"/>
+    </w:lvlOverride>
+    <w:lvlOverride w:ilvl="6">
+      <w:startOverride w:val="3"/>
+    </w:lvlOverride>
+    <w:lvlOverride w:ilvl="7">
+      <w:startOverride w:val="3"/>
+    </w:lvlOverride>
+    <w:lvlOverride w:ilvl="8">
+      <w:startOverride w:val="3"/>
+    </w:lvlOverride>
+  </w:num>
+  <w:num w:numId="1056">
+    <w:abstractNumId w:val="991"/>
+  </w:num>
+  <w:num w:numId="1057">
+    <w:abstractNumId w:val="99414"/>
+    <w:lvlOverride w:ilvl="0">
+      <w:startOverride w:val="4"/>
+    </w:lvlOverride>
+    <w:lvlOverride w:ilvl="1">
+      <w:startOverride w:val="4"/>
+    </w:lvlOverride>
+    <w:lvlOverride w:ilvl="2">
+      <w:startOverride w:val="4"/>
+    </w:lvlOverride>
+    <w:lvlOverride w:ilvl="3">
+      <w:startOverride w:val="4"/>
+    </w:lvlOverride>
+    <w:lvlOverride w:ilvl="4">
+      <w:startOverride w:val="4"/>
+    </w:lvlOverride>
+    <w:lvlOverride w:ilvl="5">
+      <w:startOverride w:val="4"/>
+    </w:lvlOverride>
+    <w:lvlOverride w:ilvl="6">
+      <w:startOverride w:val="4"/>
+    </w:lvlOverride>
+    <w:lvlOverride w:ilvl="7">
+      <w:startOverride w:val="4"/>
+    </w:lvlOverride>
+    <w:lvlOverride w:ilvl="8">
+      <w:startOverride w:val="4"/>
+    </w:lvlOverride>
+  </w:num>
+  <w:num w:numId="1058">
+    <w:abstractNumId w:val="991"/>
+  </w:num>
+  <w:num w:numId="1059">
+    <w:abstractNumId w:val="99415"/>
+    <w:lvlOverride w:ilvl="0">
+      <w:startOverride w:val="5"/>
+    </w:lvlOverride>
+    <w:lvlOverride w:ilvl="1">
+      <w:startOverride w:val="5"/>
+    </w:lvlOverride>
+    <w:lvlOverride w:ilvl="2">
+      <w:startOverride w:val="5"/>
+    </w:lvlOverride>
+    <w:lvlOverride w:ilvl="3">
+      <w:startOverride w:val="5"/>
+    </w:lvlOverride>
+    <w:lvlOverride w:ilvl="4">
+      <w:startOverride w:val="5"/>
+    </w:lvlOverride>
+    <w:lvlOverride w:ilvl="5">
+      <w:startOverride w:val="5"/>
+    </w:lvlOverride>
+    <w:lvlOverride w:ilvl="6">
+      <w:startOverride w:val="5"/>
+    </w:lvlOverride>
+    <w:lvlOverride w:ilvl="7">
+      <w:startOverride w:val="5"/>
+    </w:lvlOverride>
+    <w:lvlOverride w:ilvl="8">
+      <w:startOverride w:val="5"/>
+    </w:lvlOverride>
+  </w:num>
+  <w:num w:numId="1060">
+    <w:abstractNumId w:val="991"/>
+  </w:num>
+  <w:num w:numId="1061">
+    <w:abstractNumId w:val="99416"/>
+    <w:lvlOverride w:ilvl="0">
+      <w:startOverride w:val="6"/>
+    </w:lvlOverride>
+    <w:lvlOverride w:ilvl="1">
+      <w:startOverride w:val="6"/>
+    </w:lvlOverride>
+    <w:lvlOverride w:ilvl="2">
+      <w:startOverride w:val="6"/>
+    </w:lvlOverride>
+    <w:lvlOverride w:ilvl="3">
+      <w:startOverride w:val="6"/>
+    </w:lvlOverride>
+    <w:lvlOverride w:ilvl="4">
+      <w:startOverride w:val="6"/>
+    </w:lvlOverride>
+    <w:lvlOverride w:ilvl="5">
+      <w:startOverride w:val="6"/>
+    </w:lvlOverride>
+    <w:lvlOverride w:ilvl="6">
+      <w:startOverride w:val="6"/>
+    </w:lvlOverride>
+    <w:lvlOverride w:ilvl="7">
+      <w:startOverride w:val="6"/>
+    </w:lvlOverride>
+    <w:lvlOverride w:ilvl="8">
+      <w:startOverride w:val="6"/>
+    </w:lvlOverride>
+  </w:num>
+  <w:num w:numId="1062">
+    <w:abstractNumId w:val="991"/>
+  </w:num>
+  <w:num w:numId="1063">
+    <w:abstractNumId w:val="99417"/>
+    <w:lvlOverride w:ilvl="0">
+      <w:startOverride w:val="7"/>
+    </w:lvlOverride>
+    <w:lvlOverride w:ilvl="1">
+      <w:startOverride w:val="7"/>
+    </w:lvlOverride>
+    <w:lvlOverride w:ilvl="2">
+      <w:startOverride w:val="7"/>
+    </w:lvlOverride>
+    <w:lvlOverride w:ilvl="3">
+      <w:startOverride w:val="7"/>
+    </w:lvlOverride>
+    <w:lvlOverride w:ilvl="4">
+      <w:startOverride w:val="7"/>
+    </w:lvlOverride>
+    <w:lvlOverride w:ilvl="5">
+      <w:startOverride w:val="7"/>
+    </w:lvlOverride>
+    <w:lvlOverride w:ilvl="6">
+      <w:startOverride w:val="7"/>
+    </w:lvlOverride>
+    <w:lvlOverride w:ilvl="7">
+      <w:startOverride w:val="7"/>
+    </w:lvlOverride>
+    <w:lvlOverride w:ilvl="8">
+      <w:startOverride w:val="7"/>
+    </w:lvlOverride>
+  </w:num>
+  <w:num w:numId="1064">
+    <w:abstractNumId w:val="991"/>
+  </w:num>
+  <w:num w:numId="1065">
+    <w:abstractNumId w:val="99418"/>
+    <w:lvlOverride w:ilvl="0">
+      <w:startOverride w:val="8"/>
+    </w:lvlOverride>
+    <w:lvlOverride w:ilvl="1">
+      <w:startOverride w:val="8"/>
+    </w:lvlOverride>
+    <w:lvlOverride w:ilvl="2">
+      <w:startOverride w:val="8"/>
+    </w:lvlOverride>
+    <w:lvlOverride w:ilvl="3">
+      <w:startOverride w:val="8"/>
+    </w:lvlOverride>
+    <w:lvlOverride w:ilvl="4">
+      <w:startOverride w:val="8"/>
+    </w:lvlOverride>
+    <w:lvlOverride w:ilvl="5">
+      <w:startOverride w:val="8"/>
+    </w:lvlOverride>
+    <w:lvlOverride w:ilvl="6">
+      <w:startOverride w:val="8"/>
+    </w:lvlOverride>
+    <w:lvlOverride w:ilvl="7">
+      <w:startOverride w:val="8"/>
+    </w:lvlOverride>
+    <w:lvlOverride w:ilvl="8">
+      <w:startOverride w:val="8"/>
+    </w:lvlOverride>
+  </w:num>
+  <w:num w:numId="1066">
+    <w:abstractNumId w:val="991"/>
+  </w:num>
+  <w:num w:numId="1067">
+    <w:abstractNumId w:val="99419"/>
+    <w:lvlOverride w:ilvl="0">
+      <w:startOverride w:val="9"/>
+    </w:lvlOverride>
+    <w:lvlOverride w:ilvl="1">
+      <w:startOverride w:val="9"/>
+    </w:lvlOverride>
+    <w:lvlOverride w:ilvl="2">
+      <w:startOverride w:val="9"/>
+    </w:lvlOverride>
+    <w:lvlOverride w:ilvl="3">
+      <w:startOverride w:val="9"/>
+    </w:lvlOverride>
+    <w:lvlOverride w:ilvl="4">
+      <w:startOverride w:val="9"/>
+    </w:lvlOverride>
+    <w:lvlOverride w:ilvl="5">
+      <w:startOverride w:val="9"/>
+    </w:lvlOverride>
+    <w:lvlOverride w:ilvl="6">
+      <w:startOverride w:val="9"/>
+    </w:lvlOverride>
+    <w:lvlOverride w:ilvl="7">
+      <w:startOverride w:val="9"/>
+    </w:lvlOverride>
+    <w:lvlOverride w:ilvl="8">
+      <w:startOverride w:val="9"/>
+    </w:lvlOverride>
+  </w:num>
+  <w:num w:numId="1068">
+    <w:abstractNumId w:val="991"/>
+  </w:num>
+  <w:num w:numId="1069">
+    <w:abstractNumId w:val="994110"/>
+    <w:lvlOverride w:ilvl="0">
+      <w:startOverride w:val="10"/>
+    </w:lvlOverride>
+    <w:lvlOverride w:ilvl="1">
+      <w:startOverride w:val="10"/>
+    </w:lvlOverride>
+    <w:lvlOverride w:ilvl="2">
+      <w:startOverride w:val="10"/>
+    </w:lvlOverride>
+    <w:lvlOverride w:ilvl="3">
+      <w:startOverride w:val="10"/>
+    </w:lvlOverride>
+    <w:lvlOverride w:ilvl="4">
+      <w:startOverride w:val="10"/>
+    </w:lvlOverride>
+    <w:lvlOverride w:ilvl="5">
+      <w:startOverride w:val="10"/>
+    </w:lvlOverride>
+    <w:lvlOverride w:ilvl="6">
+      <w:startOverride w:val="10"/>
+    </w:lvlOverride>
+    <w:lvlOverride w:ilvl="7">
+      <w:startOverride w:val="10"/>
+    </w:lvlOverride>
+    <w:lvlOverride w:ilvl="8">
+      <w:startOverride w:val="10"/>
+    </w:lvlOverride>
+  </w:num>
+  <w:num w:numId="1070">
+    <w:abstractNumId w:val="991"/>
+  </w:num>
+  <w:num w:numId="1071">
+    <w:abstractNumId w:val="994111"/>
+    <w:lvlOverride w:ilvl="0">
+      <w:startOverride w:val="11"/>
+    </w:lvlOverride>
+    <w:lvlOverride w:ilvl="1">
+      <w:startOverride w:val="11"/>
+    </w:lvlOverride>
+    <w:lvlOverride w:ilvl="2">
+      <w:startOverride w:val="11"/>
+    </w:lvlOverride>
+    <w:lvlOverride w:ilvl="3">
+      <w:startOverride w:val="11"/>
+    </w:lvlOverride>
+    <w:lvlOverride w:ilvl="4">
+      <w:startOverride w:val="11"/>
+    </w:lvlOverride>
+    <w:lvlOverride w:ilvl="5">
+      <w:startOverride w:val="11"/>
+    </w:lvlOverride>
+    <w:lvlOverride w:ilvl="6">
+      <w:startOverride w:val="11"/>
+    </w:lvlOverride>
+    <w:lvlOverride w:ilvl="7">
+      <w:startOverride w:val="11"/>
+    </w:lvlOverride>
+    <w:lvlOverride w:ilvl="8">
+      <w:startOverride w:val="11"/>
+    </w:lvlOverride>
+  </w:num>
+  <w:num w:numId="1072">
+    <w:abstractNumId w:val="991"/>
+  </w:num>
+  <w:num w:numId="1073">
+    <w:abstractNumId w:val="994112"/>
+    <w:lvlOverride w:ilvl="0">
+      <w:startOverride w:val="12"/>
+    </w:lvlOverride>
+    <w:lvlOverride w:ilvl="1">
+      <w:startOverride w:val="12"/>
+    </w:lvlOverride>
+    <w:lvlOverride w:ilvl="2">
+      <w:startOverride w:val="12"/>
+    </w:lvlOverride>
+    <w:lvlOverride w:ilvl="3">
+      <w:startOverride w:val="12"/>
+    </w:lvlOverride>
+    <w:lvlOverride w:ilvl="4">
+      <w:startOverride w:val="12"/>
+    </w:lvlOverride>
+    <w:lvlOverride w:ilvl="5">
+      <w:startOverride w:val="12"/>
+    </w:lvlOverride>
+    <w:lvlOverride w:ilvl="6">
+      <w:startOverride w:val="12"/>
+    </w:lvlOverride>
+    <w:lvlOverride w:ilvl="7">
+      <w:startOverride w:val="12"/>
+    </w:lvlOverride>
+    <w:lvlOverride w:ilvl="8">
+      <w:startOverride w:val="12"/>
+    </w:lvlOverride>
+  </w:num>
+  <w:num w:numId="1074">
+    <w:abstractNumId w:val="991"/>
+  </w:num>
+  <w:num w:numId="1075">
+    <w:abstractNumId w:val="994113"/>
+    <w:lvlOverride w:ilvl="0">
+      <w:startOverride w:val="13"/>
+    </w:lvlOverride>
+    <w:lvlOverride w:ilvl="1">
+      <w:startOverride w:val="13"/>
+    </w:lvlOverride>
+    <w:lvlOverride w:ilvl="2">
+      <w:startOverride w:val="13"/>
+    </w:lvlOverride>
+    <w:lvlOverride w:ilvl="3">
+      <w:startOverride w:val="13"/>
+    </w:lvlOverride>
+    <w:lvlOverride w:ilvl="4">
+      <w:startOverride w:val="13"/>
+    </w:lvlOverride>
+    <w:lvlOverride w:ilvl="5">
+      <w:startOverride w:val="13"/>
+    </w:lvlOverride>
+    <w:lvlOverride w:ilvl="6">
+      <w:startOverride w:val="13"/>
+    </w:lvlOverride>
+    <w:lvlOverride w:ilvl="7">
+      <w:startOverride w:val="13"/>
+    </w:lvlOverride>
+    <w:lvlOverride w:ilvl="8">
+      <w:startOverride w:val="13"/>
+    </w:lvlOverride>
+  </w:num>
+  <w:num w:numId="1076">
+    <w:abstractNumId w:val="991"/>
+  </w:num>
+  <w:num w:numId="1077">
+    <w:abstractNumId w:val="994114"/>
+    <w:lvlOverride w:ilvl="0">
+      <w:startOverride w:val="14"/>
+    </w:lvlOverride>
+    <w:lvlOverride w:ilvl="1">
+      <w:startOverride w:val="14"/>
+    </w:lvlOverride>
+    <w:lvlOverride w:ilvl="2">
+      <w:startOverride w:val="14"/>
+    </w:lvlOverride>
+    <w:lvlOverride w:ilvl="3">
+      <w:startOverride w:val="14"/>
+    </w:lvlOverride>
+    <w:lvlOverride w:ilvl="4">
+      <w:startOverride w:val="14"/>
+    </w:lvlOverride>
+    <w:lvlOverride w:ilvl="5">
+      <w:startOverride w:val="14"/>
+    </w:lvlOverride>
+    <w:lvlOverride w:ilvl="6">
+      <w:startOverride w:val="14"/>
+    </w:lvlOverride>
+    <w:lvlOverride w:ilvl="7">
+      <w:startOverride w:val="14"/>
+    </w:lvlOverride>
+    <w:lvlOverride w:ilvl="8">
+      <w:startOverride w:val="14"/>
+    </w:lvlOverride>
+  </w:num>
+  <w:num w:numId="1078">
+    <w:abstractNumId w:val="991"/>
+  </w:num>
+  <w:num w:numId="1079">
+    <w:abstractNumId w:val="994115"/>
+    <w:lvlOverride w:ilvl="0">
+      <w:startOverride w:val="15"/>
+    </w:lvlOverride>
+    <w:lvlOverride w:ilvl="1">
+      <w:startOverride w:val="15"/>
+    </w:lvlOverride>
+    <w:lvlOverride w:ilvl="2">
+      <w:startOverride w:val="15"/>
+    </w:lvlOverride>
+    <w:lvlOverride w:ilvl="3">
+      <w:startOverride w:val="15"/>
+    </w:lvlOverride>
+    <w:lvlOverride w:ilvl="4">
+      <w:startOverride w:val="15"/>
+    </w:lvlOverride>
+    <w:lvlOverride w:ilvl="5">
+      <w:startOverride w:val="15"/>
+    </w:lvlOverride>
+    <w:lvlOverride w:ilvl="6">
+      <w:startOverride w:val="15"/>
+    </w:lvlOverride>
+    <w:lvlOverride w:ilvl="7">
+      <w:startOverride w:val="15"/>
+    </w:lvlOverride>
+    <w:lvlOverride w:ilvl="8">
+      <w:startOverride w:val="15"/>
+    </w:lvlOverride>
+  </w:num>
+  <w:num w:numId="1080">
+    <w:abstractNumId w:val="991"/>
+  </w:num>
+  <w:num w:numId="1081">
+    <w:abstractNumId w:val="994116"/>
+    <w:lvlOverride w:ilvl="0">
+      <w:startOverride w:val="16"/>
+    </w:lvlOverride>
+    <w:lvlOverride w:ilvl="1">
+      <w:startOverride w:val="16"/>
+    </w:lvlOverride>
+    <w:lvlOverride w:ilvl="2">
+      <w:startOverride w:val="16"/>
+    </w:lvlOverride>
+    <w:lvlOverride w:ilvl="3">
+      <w:startOverride w:val="16"/>
+    </w:lvlOverride>
+    <w:lvlOverride w:ilvl="4">
+      <w:startOverride w:val="16"/>
+    </w:lvlOverride>
+    <w:lvlOverride w:ilvl="5">
+      <w:startOverride w:val="16"/>
+    </w:lvlOverride>
+    <w:lvlOverride w:ilvl="6">
+      <w:startOverride w:val="16"/>
+    </w:lvlOverride>
+    <w:lvlOverride w:ilvl="7">
+      <w:startOverride w:val="16"/>
+    </w:lvlOverride>
+    <w:lvlOverride w:ilvl="8">
+      <w:startOverride w:val="16"/>
+    </w:lvlOverride>
+  </w:num>
+  <w:num w:numId="1082">
+    <w:abstractNumId w:val="991"/>
+  </w:num>
+  <w:num w:numId="1083">
+    <w:abstractNumId w:val="994117"/>
+    <w:lvlOverride w:ilvl="0">
+      <w:startOverride w:val="17"/>
+    </w:lvlOverride>
+    <w:lvlOverride w:ilvl="1">
+      <w:startOverride w:val="17"/>
+    </w:lvlOverride>
+    <w:lvlOverride w:ilvl="2">
+      <w:startOverride w:val="17"/>
+    </w:lvlOverride>
+    <w:lvlOverride w:ilvl="3">
+      <w:startOverride w:val="17"/>
+    </w:lvlOverride>
+    <w:lvlOverride w:ilvl="4">
+      <w:startOverride w:val="17"/>
+    </w:lvlOverride>
+    <w:lvlOverride w:ilvl="5">
+      <w:startOverride w:val="17"/>
+    </w:lvlOverride>
+    <w:lvlOverride w:ilvl="6">
+      <w:startOverride w:val="17"/>
+    </w:lvlOverride>
+    <w:lvlOverride w:ilvl="7">
+      <w:startOverride w:val="17"/>
+    </w:lvlOverride>
+    <w:lvlOverride w:ilvl="8">
+      <w:startOverride w:val="17"/>
+    </w:lvlOverride>
+  </w:num>
+  <w:num w:numId="1084">
+    <w:abstractNumId w:val="991"/>
+  </w:num>
+  <w:num w:numId="1085">
+    <w:abstractNumId w:val="994118"/>
+    <w:lvlOverride w:ilvl="0">
+      <w:startOverride w:val="18"/>
+    </w:lvlOverride>
+    <w:lvlOverride w:ilvl="1">
+      <w:startOverride w:val="18"/>
+    </w:lvlOverride>
+    <w:lvlOverride w:ilvl="2">
+      <w:startOverride w:val="18"/>
+    </w:lvlOverride>
+    <w:lvlOverride w:ilvl="3">
+      <w:startOverride w:val="18"/>
+    </w:lvlOverride>
+    <w:lvlOverride w:ilvl="4">
+      <w:startOverride w:val="18"/>
+    </w:lvlOverride>
+    <w:lvlOverride w:ilvl="5">
+      <w:startOverride w:val="18"/>
+    </w:lvlOverride>
+    <w:lvlOverride w:ilvl="6">
+      <w:startOverride w:val="18"/>
+    </w:lvlOverride>
+    <w:lvlOverride w:ilvl="7">
+      <w:startOverride w:val="18"/>
+    </w:lvlOverride>
+    <w:lvlOverride w:ilvl="8">
+      <w:startOverride w:val="18"/>
+    </w:lvlOverride>
+  </w:num>
+  <w:num w:numId="1086">
     <w:abstractNumId w:val="991"/>
   </w:num>
 </w:numbering>

--- a/study_protocol_full.docx
+++ b/study_protocol_full.docx
@@ -4445,7 +4445,7 @@
       </w:r>
     </w:p>
     <w:bookmarkEnd w:id="86"/>
-    <w:bookmarkStart w:id="120" w:name="appendices"/>
+    <w:bookmarkStart w:id="141" w:name="appendices"/>
     <w:p>
       <w:pPr>
         <w:pStyle w:val="Heading1"/>
@@ -6456,7 +6456,7 @@
     </w:p>
     <w:bookmarkEnd w:id="109"/>
     <w:bookmarkEnd w:id="110"/>
-    <w:bookmarkStart w:id="119" w:name="appendix-6.-electronic-consent-form"/>
+    <w:bookmarkStart w:id="140" w:name="appendix-6.-electronic-consent-form"/>
     <w:p>
       <w:pPr>
         <w:pStyle w:val="Heading2"/>
@@ -7352,7 +7352,7 @@
       </w:r>
     </w:p>
     <w:bookmarkEnd w:id="117"/>
-    <w:bookmarkStart w:id="118" w:name="electronic-record"/>
+    <w:bookmarkStart w:id="139" w:name="electronic-record"/>
     <w:p>
       <w:pPr>
         <w:pStyle w:val="Heading3"/>
@@ -7391,20 +7391,8 @@
         <w:t xml:space="preserve">.</w:t>
       </w:r>
     </w:p>
-    <w:bookmarkEnd w:id="118"/>
-    <w:bookmarkEnd w:id="119"/>
-    <w:bookmarkEnd w:id="120"/>
-    <w:bookmarkStart w:id="142" w:name="references"/>
-    <w:p>
-      <w:pPr>
-        <w:pStyle w:val="Heading1"/>
-      </w:pPr>
-      <w:r>
-        <w:t xml:space="preserve">References</w:t>
-      </w:r>
-    </w:p>
-    <w:bookmarkStart w:id="141" w:name="refs"/>
-    <w:bookmarkStart w:id="122" w:name="ref-chalmers2009"/>
+    <w:bookmarkStart w:id="138" w:name="refs"/>
+    <w:bookmarkStart w:id="119" w:name="ref-chalmers2009"/>
     <w:p>
       <w:pPr>
         <w:pStyle w:val="Bibliography"/>
@@ -7415,7 +7403,7 @@
       <w:r>
         <w:t xml:space="preserve"> </w:t>
       </w:r>
-      <w:hyperlink r:id="rId121">
+      <w:hyperlink r:id="rId118">
         <w:r>
           <w:rPr>
             <w:rStyle w:val="Hyperlink"/>
@@ -7427,8 +7415,8 @@
         <w:t xml:space="preserve">. The Lancet. 2009;374:86–9.</w:t>
       </w:r>
     </w:p>
-    <w:bookmarkEnd w:id="122"/>
-    <w:bookmarkStart w:id="124" w:name="ref-glaziou2018"/>
+    <w:bookmarkEnd w:id="119"/>
+    <w:bookmarkStart w:id="121" w:name="ref-glaziou2018"/>
     <w:p>
       <w:pPr>
         <w:pStyle w:val="Bibliography"/>
@@ -7439,7 +7427,7 @@
       <w:r>
         <w:t xml:space="preserve"> </w:t>
       </w:r>
-      <w:hyperlink r:id="rId123">
+      <w:hyperlink r:id="rId120">
         <w:r>
           <w:rPr>
             <w:rStyle w:val="Hyperlink"/>
@@ -7451,8 +7439,8 @@
         <w:t xml:space="preserve">. BMJ. 2018;363:k4645.</w:t>
       </w:r>
     </w:p>
-    <w:bookmarkEnd w:id="124"/>
-    <w:bookmarkStart w:id="126" w:name="ref-moher2016"/>
+    <w:bookmarkEnd w:id="121"/>
+    <w:bookmarkStart w:id="123" w:name="ref-moher2016"/>
     <w:p>
       <w:pPr>
         <w:pStyle w:val="Bibliography"/>
@@ -7463,7 +7451,7 @@
       <w:r>
         <w:t xml:space="preserve"> </w:t>
       </w:r>
-      <w:hyperlink r:id="rId125">
+      <w:hyperlink r:id="rId122">
         <w:r>
           <w:rPr>
             <w:rStyle w:val="Hyperlink"/>
@@ -7475,8 +7463,8 @@
         <w:t xml:space="preserve"> The Lancet. 2016;387:1573–86.</w:t>
       </w:r>
     </w:p>
-    <w:bookmarkEnd w:id="126"/>
-    <w:bookmarkStart w:id="128" w:name="ref-chalmers2014"/>
+    <w:bookmarkEnd w:id="123"/>
+    <w:bookmarkStart w:id="125" w:name="ref-chalmers2014"/>
     <w:p>
       <w:pPr>
         <w:pStyle w:val="Bibliography"/>
@@ -7487,7 +7475,7 @@
       <w:r>
         <w:t xml:space="preserve"> </w:t>
       </w:r>
-      <w:hyperlink r:id="rId127">
+      <w:hyperlink r:id="rId124">
         <w:r>
           <w:rPr>
             <w:rStyle w:val="Hyperlink"/>
@@ -7496,8 +7484,8 @@
         </w:r>
       </w:hyperlink>
     </w:p>
-    <w:bookmarkEnd w:id="128"/>
-    <w:bookmarkStart w:id="130" w:name="ref-ioannidis2014"/>
+    <w:bookmarkEnd w:id="125"/>
+    <w:bookmarkStart w:id="127" w:name="ref-ioannidis2014"/>
     <w:p>
       <w:pPr>
         <w:pStyle w:val="Bibliography"/>
@@ -7508,7 +7496,7 @@
       <w:r>
         <w:t xml:space="preserve"> </w:t>
       </w:r>
-      <w:hyperlink r:id="rId129">
+      <w:hyperlink r:id="rId126">
         <w:r>
           <w:rPr>
             <w:rStyle w:val="Hyperlink"/>
@@ -7517,8 +7505,8 @@
         </w:r>
       </w:hyperlink>
     </w:p>
-    <w:bookmarkEnd w:id="130"/>
-    <w:bookmarkStart w:id="132" w:name="ref-salman2014"/>
+    <w:bookmarkEnd w:id="127"/>
+    <w:bookmarkStart w:id="129" w:name="ref-salman2014"/>
     <w:p>
       <w:pPr>
         <w:pStyle w:val="Bibliography"/>
@@ -7529,7 +7517,7 @@
       <w:r>
         <w:t xml:space="preserve"> </w:t>
       </w:r>
-      <w:hyperlink r:id="rId131">
+      <w:hyperlink r:id="rId128">
         <w:r>
           <w:rPr>
             <w:rStyle w:val="Hyperlink"/>
@@ -7538,8 +7526,8 @@
         </w:r>
       </w:hyperlink>
     </w:p>
-    <w:bookmarkEnd w:id="132"/>
-    <w:bookmarkStart w:id="134" w:name="ref-jorm2025"/>
+    <w:bookmarkEnd w:id="129"/>
+    <w:bookmarkStart w:id="131" w:name="ref-jorm2025"/>
     <w:p>
       <w:pPr>
         <w:pStyle w:val="Bibliography"/>
@@ -7550,7 +7538,7 @@
       <w:r>
         <w:t xml:space="preserve"> </w:t>
       </w:r>
-      <w:hyperlink r:id="rId133">
+      <w:hyperlink r:id="rId130">
         <w:r>
           <w:rPr>
             <w:rStyle w:val="Hyperlink"/>
@@ -7559,8 +7547,8 @@
         </w:r>
       </w:hyperlink>
     </w:p>
-    <w:bookmarkEnd w:id="134"/>
-    <w:bookmarkStart w:id="136" w:name="ref-RStudio2026"/>
+    <w:bookmarkEnd w:id="131"/>
+    <w:bookmarkStart w:id="133" w:name="ref-RStudio2026"/>
     <w:p>
       <w:pPr>
         <w:pStyle w:val="Bibliography"/>
@@ -7571,7 +7559,7 @@
       <w:r>
         <w:t xml:space="preserve"> </w:t>
       </w:r>
-      <w:hyperlink r:id="rId135">
+      <w:hyperlink r:id="rId132">
         <w:r>
           <w:rPr>
             <w:rStyle w:val="Hyperlink"/>
@@ -7580,8 +7568,8 @@
         </w:r>
       </w:hyperlink>
     </w:p>
-    <w:bookmarkEnd w:id="136"/>
-    <w:bookmarkStart w:id="138" w:name="ref-RCoreTeam2026"/>
+    <w:bookmarkEnd w:id="133"/>
+    <w:bookmarkStart w:id="135" w:name="ref-RCoreTeam2026"/>
     <w:p>
       <w:pPr>
         <w:pStyle w:val="Bibliography"/>
@@ -7592,7 +7580,7 @@
       <w:r>
         <w:t xml:space="preserve"> </w:t>
       </w:r>
-      <w:hyperlink r:id="rId137">
+      <w:hyperlink r:id="rId134">
         <w:r>
           <w:rPr>
             <w:rStyle w:val="Hyperlink"/>
@@ -7601,8 +7589,8 @@
         </w:r>
       </w:hyperlink>
     </w:p>
-    <w:bookmarkEnd w:id="138"/>
-    <w:bookmarkStart w:id="140" w:name="ref-gattrell2024"/>
+    <w:bookmarkEnd w:id="135"/>
+    <w:bookmarkStart w:id="137" w:name="ref-gattrell2024"/>
     <w:p>
       <w:pPr>
         <w:pStyle w:val="Bibliography"/>
@@ -7613,7 +7601,7 @@
       <w:r>
         <w:t xml:space="preserve"> </w:t>
       </w:r>
-      <w:hyperlink r:id="rId139">
+      <w:hyperlink r:id="rId136">
         <w:r>
           <w:rPr>
             <w:rStyle w:val="Hyperlink"/>
@@ -7625,9 +7613,11 @@
         <w:t xml:space="preserve">. PLOS Medicine. 2024;21:e1004326.</w:t>
       </w:r>
     </w:p>
+    <w:bookmarkEnd w:id="137"/>
+    <w:bookmarkEnd w:id="138"/>
+    <w:bookmarkEnd w:id="139"/>
     <w:bookmarkEnd w:id="140"/>
     <w:bookmarkEnd w:id="141"/>
-    <w:bookmarkEnd w:id="142"/>
     <w:sectPr>
       <w:headerReference r:id="rId6" w:type="even"/>
       <w:headerReference r:id="rId7" w:type="default"/>

--- a/study_protocol_full.docx
+++ b/study_protocol_full.docx
@@ -332,7 +332,7 @@
         </w:numPr>
       </w:pPr>
       <w:r>
-        <w:t xml:space="preserve">To develop a practical, multilevel action framework for organizations responsible for medical research education, supervision, infrastructure, funding, governance, and policy in Egypt.</w:t>
+        <w:t xml:space="preserve">To develop a consensus-based priority framework that summarizes important and modifiable barriers, priority interventions, and areas of stakeholder agreement or disagreement..</w:t>
       </w:r>
     </w:p>
     <w:bookmarkEnd w:id="24"/>
@@ -3544,79 +3544,29 @@
         <w:pStyle w:val="FirstParagraph"/>
       </w:pPr>
       <w:r>
-        <w:t xml:space="preserve">The study will produce:</w:t>
-      </w:r>
-    </w:p>
-    <w:p>
-      <w:pPr>
-        <w:pStyle w:val="Compact"/>
+        <w:t xml:space="preserve">The study will generate a consensus-based priority framework identifying:</w:t>
+      </w:r>
+    </w:p>
+    <w:p>
+      <w:pPr>
         <w:numPr>
           <w:ilvl w:val="0"/>
           <w:numId w:val="1032"/>
         </w:numPr>
       </w:pPr>
       <w:r>
-        <w:t xml:space="preserve">a consensus-based list of major perceived barriers to valid, high-value medical research among early-career researchers in Egypt;</w:t>
-      </w:r>
-    </w:p>
-    <w:p>
-      <w:pPr>
-        <w:pStyle w:val="Compact"/>
+        <w:t xml:space="preserve">important and modifiable barriers to valid, relevant, and high-value medical research among early-career researchers in Egypt; and</w:t>
+      </w:r>
+    </w:p>
+    <w:p>
+      <w:pPr>
         <w:numPr>
           <w:ilvl w:val="0"/>
           <w:numId w:val="1032"/>
         </w:numPr>
       </w:pPr>
       <w:r>
-        <w:t xml:space="preserve">a classification of barriers by perceived importance and modifiability;</w:t>
-      </w:r>
-    </w:p>
-    <w:p>
-      <w:pPr>
-        <w:pStyle w:val="Compact"/>
-        <w:numPr>
-          <w:ilvl w:val="0"/>
-          <w:numId w:val="1032"/>
-        </w:numPr>
-      </w:pPr>
-      <w:r>
-        <w:t xml:space="preserve">a prioritized list of feasible interventions;</w:t>
-      </w:r>
-    </w:p>
-    <w:p>
-      <w:pPr>
-        <w:pStyle w:val="Compact"/>
-        <w:numPr>
-          <w:ilvl w:val="0"/>
-          <w:numId w:val="1032"/>
-        </w:numPr>
-      </w:pPr>
-      <w:r>
-        <w:t xml:space="preserve">a multilevel intervention matrix;</w:t>
-      </w:r>
-    </w:p>
-    <w:p>
-      <w:pPr>
-        <w:pStyle w:val="Compact"/>
-        <w:numPr>
-          <w:ilvl w:val="0"/>
-          <w:numId w:val="1032"/>
-        </w:numPr>
-      </w:pPr>
-      <w:r>
-        <w:t xml:space="preserve">identification of persistent disagreement and stakeholder-group divergence; and</w:t>
-      </w:r>
-    </w:p>
-    <w:p>
-      <w:pPr>
-        <w:pStyle w:val="Compact"/>
-        <w:numPr>
-          <w:ilvl w:val="0"/>
-          <w:numId w:val="1032"/>
-        </w:numPr>
-      </w:pPr>
-      <w:r>
-        <w:t xml:space="preserve">an actionable framework for research-capacity development.</w:t>
+        <w:t xml:space="preserve">important, feasible interventions to address these barriers.</w:t>
       </w:r>
     </w:p>
     <w:p>
@@ -3791,20 +3741,7 @@
         <w:pStyle w:val="BodyText"/>
       </w:pPr>
       <w:r>
-        <w:t xml:space="preserve">The framework will represent</w:t>
-      </w:r>
-      <w:r>
-        <w:t xml:space="preserve"> </w:t>
-      </w:r>
-      <w:r>
-        <w:rPr>
-          <w:b/>
-          <w:bCs/>
-        </w:rPr>
-        <w:t xml:space="preserve">consensus priorities</w:t>
-      </w:r>
-      <w:r>
-        <w:t xml:space="preserve">, not empirically proven causal interventions. Implementation and effectiveness of individual interventions will require subsequent evaluation.</w:t>
+        <w:t xml:space="preserve">The study will generate a consensus-based priority framework to inform subsequent research-capacity planning and implementation research. The framework will represent stakeholder judgments about priorities; it will not establish the causal effectiveness of individual interventions.</w:t>
       </w:r>
     </w:p>
     <w:bookmarkEnd w:id="78"/>

--- a/study_protocol_full.docx
+++ b/study_protocol_full.docx
@@ -32,7 +32,7 @@
         <w:pStyle w:val="Heading1"/>
       </w:pPr>
       <w:r>
-        <w:t xml:space="preserve">Protocol summary</w:t>
+        <w:t xml:space="preserve">1. Protocol summary</w:t>
       </w:r>
     </w:p>
     <w:p>
@@ -141,7 +141,7 @@
         <w:pStyle w:val="Heading1"/>
       </w:pPr>
       <w:r>
-        <w:t xml:space="preserve">Background and Rationale</w:t>
+        <w:t xml:space="preserve">2. Background and Rationale</w:t>
       </w:r>
     </w:p>
     <w:p>
@@ -227,7 +227,7 @@
         <w:pStyle w:val="Heading1"/>
       </w:pPr>
       <w:r>
-        <w:t xml:space="preserve">Research Question</w:t>
+        <w:t xml:space="preserve">3. Research Question</w:t>
       </w:r>
     </w:p>
     <w:p>
@@ -245,7 +245,7 @@
         <w:pStyle w:val="Heading1"/>
       </w:pPr>
       <w:r>
-        <w:t xml:space="preserve">Objectives</w:t>
+        <w:t xml:space="preserve">4. Objectives</w:t>
       </w:r>
     </w:p>
     <w:bookmarkStart w:id="23" w:name="primary-objective"/>
@@ -254,7 +254,7 @@
         <w:pStyle w:val="Heading2"/>
       </w:pPr>
       <w:r>
-        <w:t xml:space="preserve">Primary objective</w:t>
+        <w:t xml:space="preserve">4.1 Primary objective</w:t>
       </w:r>
     </w:p>
     <w:p>
@@ -272,7 +272,7 @@
         <w:pStyle w:val="Heading2"/>
       </w:pPr>
       <w:r>
-        <w:t xml:space="preserve">Secondary objectives</w:t>
+        <w:t xml:space="preserve">4.2 Secondary objectives</w:t>
       </w:r>
     </w:p>
     <w:p>
@@ -343,7 +343,7 @@
         <w:pStyle w:val="Heading1"/>
       </w:pPr>
       <w:r>
-        <w:t xml:space="preserve">Conceptual Framework</w:t>
+        <w:t xml:space="preserve">5. Conceptual Framework</w:t>
       </w:r>
     </w:p>
     <w:p>
@@ -769,7 +769,7 @@
         <w:pStyle w:val="Heading1"/>
       </w:pPr>
       <w:r>
-        <w:t xml:space="preserve">Key Definitions</w:t>
+        <w:t xml:space="preserve">6. Key Definitions</w:t>
       </w:r>
     </w:p>
     <w:p>
@@ -852,7 +852,7 @@
         <w:pStyle w:val="Heading1"/>
       </w:pPr>
       <w:r>
-        <w:t xml:space="preserve">Study Design</w:t>
+        <w:t xml:space="preserve">7. Study Design</w:t>
       </w:r>
     </w:p>
     <w:p>
@@ -980,7 +980,7 @@
         <w:pStyle w:val="Heading1"/>
       </w:pPr>
       <w:r>
-        <w:t xml:space="preserve">Study Setting</w:t>
+        <w:t xml:space="preserve">8. Study Setting</w:t>
       </w:r>
     </w:p>
     <w:p>
@@ -1006,7 +1006,7 @@
         <w:pStyle w:val="Heading1"/>
       </w:pPr>
       <w:r>
-        <w:t xml:space="preserve">Participants and Eligibility</w:t>
+        <w:t xml:space="preserve">9. Participants and Eligibility</w:t>
       </w:r>
     </w:p>
     <w:bookmarkStart w:id="34" w:name="delphi-panel-eligibility"/>
@@ -1015,7 +1015,7 @@
         <w:pStyle w:val="Heading2"/>
       </w:pPr>
       <w:r>
-        <w:t xml:space="preserve">Delphi panel eligibility</w:t>
+        <w:t xml:space="preserve">9.1 Delphi panel eligibility</w:t>
       </w:r>
     </w:p>
     <w:p>
@@ -1032,7 +1032,7 @@
         <w:pStyle w:val="Heading3"/>
       </w:pPr>
       <w:r>
-        <w:t xml:space="preserve">Early-career researchers</w:t>
+        <w:t xml:space="preserve">9.1.1 Early-career researchers</w:t>
       </w:r>
     </w:p>
     <w:p>
@@ -1066,7 +1066,7 @@
         <w:pStyle w:val="Heading3"/>
       </w:pPr>
       <w:r>
-        <w:t xml:space="preserve">Research supervisors</w:t>
+        <w:t xml:space="preserve">9.1.2 Research supervisors</w:t>
       </w:r>
     </w:p>
     <w:p>
@@ -1100,7 +1100,7 @@
         <w:pStyle w:val="Heading3"/>
       </w:pPr>
       <w:r>
-        <w:t xml:space="preserve">Research methodologists/biostatisticians</w:t>
+        <w:t xml:space="preserve">9.1.3 Research methodologists/biostatisticians</w:t>
       </w:r>
     </w:p>
     <w:p>
@@ -1134,7 +1134,7 @@
         <w:pStyle w:val="Heading3"/>
       </w:pPr>
       <w:r>
-        <w:t xml:space="preserve">Ethics/research governance participants</w:t>
+        <w:t xml:space="preserve">9.1.4 Ethics/research governance participants</w:t>
       </w:r>
     </w:p>
     <w:p>
@@ -1165,7 +1165,7 @@
         <w:pStyle w:val="Heading2"/>
       </w:pPr>
       <w:r>
-        <w:t xml:space="preserve">Exclusion criteria</w:t>
+        <w:t xml:space="preserve">9.2 Exclusion criteria</w:t>
       </w:r>
     </w:p>
     <w:p>
@@ -1244,7 +1244,7 @@
         <w:pStyle w:val="Heading1"/>
       </w:pPr>
       <w:r>
-        <w:t xml:space="preserve">Panel Composition and Sampling</w:t>
+        <w:t xml:space="preserve">10. Panel Composition and Sampling</w:t>
       </w:r>
     </w:p>
     <w:p>
@@ -1465,7 +1465,7 @@
         <w:pStyle w:val="Heading2"/>
       </w:pPr>
       <w:r>
-        <w:t xml:space="preserve">Recruitment procedures</w:t>
+        <w:t xml:space="preserve">10.1 Recruitment procedures</w:t>
       </w:r>
     </w:p>
     <w:p>
@@ -1484,7 +1484,7 @@
         <w:pStyle w:val="Heading1"/>
       </w:pPr>
       <w:r>
-        <w:t xml:space="preserve">Item Generation</w:t>
+        <w:t xml:space="preserve">11. Item Generation</w:t>
       </w:r>
     </w:p>
     <w:bookmarkStart w:id="39" w:name="evidence-review"/>
@@ -1493,7 +1493,7 @@
         <w:pStyle w:val="Heading2"/>
       </w:pPr>
       <w:r>
-        <w:t xml:space="preserve">Evidence review</w:t>
+        <w:t xml:space="preserve">11.1 Evidence review</w:t>
       </w:r>
     </w:p>
     <w:p>
@@ -1511,7 +1511,7 @@
         <w:pStyle w:val="Heading2"/>
       </w:pPr>
       <w:r>
-        <w:t xml:space="preserve">Development of the initial item pool</w:t>
+        <w:t xml:space="preserve">11.2 Development of the initial item pool</w:t>
       </w:r>
     </w:p>
     <w:p>
@@ -1606,7 +1606,7 @@
         <w:pStyle w:val="Heading1"/>
       </w:pPr>
       <w:r>
-        <w:t xml:space="preserve">Delphi Questionnaire</w:t>
+        <w:t xml:space="preserve">12. Delphi Questionnaire</w:t>
       </w:r>
     </w:p>
     <w:p>
@@ -1631,7 +1631,7 @@
         <w:pStyle w:val="Heading2"/>
       </w:pPr>
       <w:r>
-        <w:t xml:space="preserve">Barrier ratings</w:t>
+        <w:t xml:space="preserve">12.1 Barrier ratings</w:t>
       </w:r>
     </w:p>
     <w:p>
@@ -1706,7 +1706,7 @@
         <w:pStyle w:val="Heading1"/>
       </w:pPr>
       <w:r>
-        <w:t xml:space="preserve">Delphi Round 1</w:t>
+        <w:t xml:space="preserve">13. Delphi Round 1</w:t>
       </w:r>
     </w:p>
     <w:p>
@@ -1794,13 +1794,13 @@
       </w:r>
     </w:p>
     <w:bookmarkEnd w:id="44"/>
-    <w:bookmarkStart w:id="48" w:name="round-1-item-handling"/>
+    <w:bookmarkStart w:id="45" w:name="round-1-item-handling"/>
     <w:p>
       <w:pPr>
         <w:pStyle w:val="Heading1"/>
       </w:pPr>
       <w:r>
-        <w:t xml:space="preserve">Round 1 Item Handling</w:t>
+        <w:t xml:space="preserve">14. Round 1 Item Handling</w:t>
       </w:r>
     </w:p>
     <w:p>
@@ -1811,76 +1811,67 @@
         <w:t xml:space="preserve">The following rules will be applied before Round 2:</w:t>
       </w:r>
     </w:p>
-    <w:bookmarkStart w:id="45" w:name="retain"/>
-    <w:p>
-      <w:pPr>
-        <w:pStyle w:val="Heading3"/>
-      </w:pPr>
-      <w:r>
+    <w:p>
+      <w:pPr>
+        <w:pStyle w:val="BodyText"/>
+      </w:pPr>
+      <w:r>
+        <w:rPr>
+          <w:b/>
+          <w:bCs/>
+        </w:rPr>
         <w:t xml:space="preserve">Retain</w:t>
       </w:r>
-    </w:p>
-    <w:p>
-      <w:pPr>
-        <w:pStyle w:val="FirstParagraph"/>
-      </w:pPr>
-      <w:r>
-        <w:t xml:space="preserve">Items meeting the predefined importance-consensus criterion will be retained.</w:t>
+      <w:r>
+        <w:t xml:space="preserve">: Items meeting the predefined importance-consensus criterion will be retained.</w:t>
+      </w:r>
+    </w:p>
+    <w:p>
+      <w:pPr>
+        <w:pStyle w:val="BodyText"/>
+      </w:pPr>
+      <w:r>
+        <w:rPr>
+          <w:b/>
+          <w:bCs/>
+        </w:rPr>
+        <w:t xml:space="preserve">Revise</w:t>
+      </w:r>
+      <w:r>
+        <w:t xml:space="preserve">: Items that do not reach consensus but are potentially important, ambiguous, or substantially modified following panel comments may be revised and presented in Round 2. Material wording changes will be documented.</w:t>
+      </w:r>
+    </w:p>
+    <w:p>
+      <w:pPr>
+        <w:pStyle w:val="BodyText"/>
+      </w:pPr>
+      <w:r>
+        <w:rPr>
+          <w:b/>
+          <w:bCs/>
+        </w:rPr>
+        <w:t xml:space="preserve">Remove</w:t>
+      </w:r>
+      <w:r>
+        <w:t xml:space="preserve">: Items may be removed if they are clearly redundant, outside the study scope, poorly understood, or judged by the steering group to represent a different construct. Removal decisions will be documented and will not be based solely on an unfavorable rating unless this was specified by the predefined decision rule.</w:t>
+      </w:r>
+    </w:p>
+    <w:p>
+      <w:pPr>
+        <w:pStyle w:val="BodyText"/>
+      </w:pPr>
+      <w:r>
+        <w:t xml:space="preserve">The steering group will not create or remove items after seeing Round-2 results.</w:t>
       </w:r>
     </w:p>
     <w:bookmarkEnd w:id="45"/>
-    <w:bookmarkStart w:id="46" w:name="revise"/>
-    <w:p>
-      <w:pPr>
-        <w:pStyle w:val="Heading3"/>
-      </w:pPr>
-      <w:r>
-        <w:t xml:space="preserve">Revise</w:t>
-      </w:r>
-    </w:p>
-    <w:p>
-      <w:pPr>
-        <w:pStyle w:val="FirstParagraph"/>
-      </w:pPr>
-      <w:r>
-        <w:t xml:space="preserve">Items that do not reach consensus but are potentially important, ambiguous, or substantially modified following panel comments may be revised and presented in Round 2. Material wording changes will be documented.</w:t>
-      </w:r>
-    </w:p>
-    <w:bookmarkEnd w:id="46"/>
-    <w:bookmarkStart w:id="47" w:name="remove"/>
-    <w:p>
-      <w:pPr>
-        <w:pStyle w:val="Heading3"/>
-      </w:pPr>
-      <w:r>
-        <w:t xml:space="preserve">Remove</w:t>
-      </w:r>
-    </w:p>
-    <w:p>
-      <w:pPr>
-        <w:pStyle w:val="FirstParagraph"/>
-      </w:pPr>
-      <w:r>
-        <w:t xml:space="preserve">Items may be removed if they are clearly redundant, outside the study scope, poorly understood, or judged by the steering group to represent a different construct. Removal decisions will be documented and will not be based solely on an unfavorable rating unless this was specified by the predefined decision rule.</w:t>
-      </w:r>
-    </w:p>
-    <w:p>
-      <w:pPr>
-        <w:pStyle w:val="BodyText"/>
-      </w:pPr>
-      <w:r>
-        <w:t xml:space="preserve">The steering group will not create or remove items after seeing Round-2 results.</w:t>
-      </w:r>
-    </w:p>
-    <w:bookmarkEnd w:id="47"/>
-    <w:bookmarkEnd w:id="48"/>
-    <w:bookmarkStart w:id="49" w:name="delphi-round-2"/>
+    <w:bookmarkStart w:id="46" w:name="delphi-round-2"/>
     <w:p>
       <w:pPr>
         <w:pStyle w:val="Heading1"/>
       </w:pPr>
       <w:r>
-        <w:t xml:space="preserve">Delphi Round 2</w:t>
+        <w:t xml:space="preserve">15. Delphi Round 2</w:t>
       </w:r>
     </w:p>
     <w:p>
@@ -2023,14 +2014,14 @@
         <w:t xml:space="preserve">The Round-2 questionnaire will remain open for approximately 2–3 weeks, with one or two reminders.</w:t>
       </w:r>
     </w:p>
-    <w:bookmarkEnd w:id="49"/>
-    <w:bookmarkStart w:id="54" w:name="consensus-definitions"/>
+    <w:bookmarkEnd w:id="46"/>
+    <w:bookmarkStart w:id="51" w:name="consensus-definitions"/>
     <w:p>
       <w:pPr>
         <w:pStyle w:val="Heading1"/>
       </w:pPr>
       <w:r>
-        <w:t xml:space="preserve">Consensus Definitions</w:t>
+        <w:t xml:space="preserve">16. Consensus Definitions</w:t>
       </w:r>
     </w:p>
     <w:p>
@@ -2041,13 +2032,13 @@
         <w:t xml:space="preserve">Consensus criteria will be specified before Round 1 and will not be changed in response to the observed results.</w:t>
       </w:r>
     </w:p>
-    <w:bookmarkStart w:id="50" w:name="important-barrier"/>
+    <w:bookmarkStart w:id="47" w:name="important-barrier"/>
     <w:p>
       <w:pPr>
         <w:pStyle w:val="Heading2"/>
       </w:pPr>
       <w:r>
-        <w:t xml:space="preserve">Important barrier</w:t>
+        <w:t xml:space="preserve">16.1 Important barrier</w:t>
       </w:r>
     </w:p>
     <w:p>
@@ -2118,14 +2109,14 @@
         <w:t xml:space="preserve">Consensus that a barrier is not important will be defined as median ≤3 and ≥75% of ratings between 1 and 3.</w:t>
       </w:r>
     </w:p>
-    <w:bookmarkEnd w:id="50"/>
-    <w:bookmarkStart w:id="51" w:name="highly-modifiable-barrier"/>
+    <w:bookmarkEnd w:id="47"/>
+    <w:bookmarkStart w:id="48" w:name="highly-modifiable-barrier"/>
     <w:p>
       <w:pPr>
         <w:pStyle w:val="Heading2"/>
       </w:pPr>
       <w:r>
-        <w:t xml:space="preserve">Highly modifiable barrier</w:t>
+        <w:t xml:space="preserve">16.2 Highly modifiable barrier</w:t>
       </w:r>
     </w:p>
     <w:p>
@@ -2188,14 +2179,14 @@
         <w:t xml:space="preserve">≥75% of valid ratings are 7–9.</w:t>
       </w:r>
     </w:p>
-    <w:bookmarkEnd w:id="51"/>
-    <w:bookmarkStart w:id="52" w:name="high-priority-intervention"/>
+    <w:bookmarkEnd w:id="48"/>
+    <w:bookmarkStart w:id="49" w:name="high-priority-intervention"/>
     <w:p>
       <w:pPr>
         <w:pStyle w:val="Heading2"/>
       </w:pPr>
       <w:r>
-        <w:t xml:space="preserve">High-priority intervention</w:t>
+        <w:t xml:space="preserve">16.3 High-priority intervention</w:t>
       </w:r>
     </w:p>
     <w:p>
@@ -2278,14 +2269,14 @@
         <w:t xml:space="preserve">The slightly lower feasibility threshold is intentional because interventions can be highly desirable while not being uniformly perceived as feasible.</w:t>
       </w:r>
     </w:p>
-    <w:bookmarkEnd w:id="52"/>
-    <w:bookmarkStart w:id="53" w:name="persistent-disagreement"/>
+    <w:bookmarkEnd w:id="49"/>
+    <w:bookmarkStart w:id="50" w:name="persistent-disagreement"/>
     <w:p>
       <w:pPr>
         <w:pStyle w:val="Heading2"/>
       </w:pPr>
       <w:r>
-        <w:t xml:space="preserve">Persistent disagreement</w:t>
+        <w:t xml:space="preserve">16.4 Persistent disagreement</w:t>
       </w:r>
     </w:p>
     <w:p>
@@ -2312,15 +2303,213 @@
         <w:t xml:space="preserve">rather than being forced into a priority category. Where the distribution suggests meaningful polarization between stakeholder groups, this will be reported as stakeholder disagreement rather than treated as study failure.</w:t>
       </w:r>
     </w:p>
+    <w:bookmarkEnd w:id="50"/>
+    <w:bookmarkEnd w:id="51"/>
+    <w:bookmarkStart w:id="52" w:name="feedback-and-anonymity"/>
+    <w:p>
+      <w:pPr>
+        <w:pStyle w:val="Heading1"/>
+      </w:pPr>
+      <w:r>
+        <w:t xml:space="preserve">17. Feedback and Anonymity</w:t>
+      </w:r>
+    </w:p>
+    <w:p>
+      <w:pPr>
+        <w:pStyle w:val="FirstParagraph"/>
+      </w:pPr>
+      <w:r>
+        <w:t xml:space="preserve">The Delphi process will preserve participant anonymity during rating. Only aggregated feedback will be provided. Individual participant identities and individual ratings will not be disclosed to other participants.</w:t>
+      </w:r>
+    </w:p>
+    <w:p>
+      <w:pPr>
+        <w:pStyle w:val="BodyText"/>
+      </w:pPr>
+      <w:r>
+        <w:t xml:space="preserve">Participants will not be anonymous to the designated members of the research team responsible for consent, round linkage, and data management. These members will have access to the contact file and the linkage identifier for the purpose of managing the study. The research team will maintain a separate contact file for round linkage. The linkage identifier will not be included in analytic datasets used for reporting.</w:t>
+      </w:r>
+    </w:p>
+    <w:bookmarkEnd w:id="52"/>
+    <w:bookmarkStart w:id="53" w:name="panel-attrition-and-response-monitoring"/>
+    <w:p>
+      <w:pPr>
+        <w:pStyle w:val="Heading1"/>
+      </w:pPr>
+      <w:r>
+        <w:t xml:space="preserve">18. Panel Attrition and Response Monitoring</w:t>
+      </w:r>
+    </w:p>
+    <w:p>
+      <w:pPr>
+        <w:pStyle w:val="FirstParagraph"/>
+      </w:pPr>
+      <w:r>
+        <w:t xml:space="preserve">Response rates will be calculated separately for each round using clearly specified denominators:</w:t>
+      </w:r>
+    </w:p>
+    <w:p>
+      <w:pPr>
+        <w:pStyle w:val="Compact"/>
+        <w:numPr>
+          <w:ilvl w:val="0"/>
+          <w:numId w:val="1023"/>
+        </w:numPr>
+      </w:pPr>
+      <w:r>
+        <w:t xml:space="preserve">invited participants;</w:t>
+      </w:r>
+    </w:p>
+    <w:p>
+      <w:pPr>
+        <w:pStyle w:val="Compact"/>
+        <w:numPr>
+          <w:ilvl w:val="0"/>
+          <w:numId w:val="1023"/>
+        </w:numPr>
+      </w:pPr>
+      <w:r>
+        <w:t xml:space="preserve">participants who completed the questionnaire; and</w:t>
+      </w:r>
+    </w:p>
+    <w:p>
+      <w:pPr>
+        <w:pStyle w:val="Compact"/>
+        <w:numPr>
+          <w:ilvl w:val="0"/>
+          <w:numId w:val="1023"/>
+        </w:numPr>
+      </w:pPr>
+      <w:r>
+        <w:t xml:space="preserve">participants retained for the second round.</w:t>
+      </w:r>
+    </w:p>
+    <w:p>
+      <w:pPr>
+        <w:pStyle w:val="FirstParagraph"/>
+      </w:pPr>
+      <w:r>
+        <w:t xml:space="preserve">Round-specific and cumulative attrition will be reported. The study will not impute missing Delphi ratings.</w:t>
+      </w:r>
+    </w:p>
+    <w:p>
+      <w:pPr>
+        <w:pStyle w:val="BodyText"/>
+      </w:pPr>
+      <w:r>
+        <w:t xml:space="preserve">Participants who do not complete Round 1 will not be included in Round 2. Participants who complete Round 1 but do not complete Round 2 will contribute their Round-1 data to Round-1 analyses but will not contribute to Round-2 consensus calculations.</w:t>
+      </w:r>
+    </w:p>
     <w:bookmarkEnd w:id="53"/>
+    <w:bookmarkStart w:id="54" w:name="data-management"/>
+    <w:p>
+      <w:pPr>
+        <w:pStyle w:val="Heading1"/>
+      </w:pPr>
+      <w:r>
+        <w:t xml:space="preserve">19. Data Management</w:t>
+      </w:r>
+    </w:p>
+    <w:p>
+      <w:pPr>
+        <w:pStyle w:val="FirstParagraph"/>
+      </w:pPr>
+      <w:r>
+        <w:t xml:space="preserve">Survey data will be exported into a secure research dataset.</w:t>
+      </w:r>
+    </w:p>
+    <w:p>
+      <w:pPr>
+        <w:pStyle w:val="BodyText"/>
+      </w:pPr>
+      <w:r>
+        <w:t xml:space="preserve">The survey will use individualized participant links to support one response per participant per round. Duplicate or suspicious submissions will be reviewed using predefined data-quality rules. IP addresses and other technical metadata will not be used for participant identification.</w:t>
+      </w:r>
+    </w:p>
+    <w:p>
+      <w:pPr>
+        <w:pStyle w:val="BodyText"/>
+      </w:pPr>
+      <w:r>
+        <w:t xml:space="preserve">Data-quality procedures will include:</w:t>
+      </w:r>
+    </w:p>
+    <w:p>
+      <w:pPr>
+        <w:pStyle w:val="Compact"/>
+        <w:numPr>
+          <w:ilvl w:val="0"/>
+          <w:numId w:val="1024"/>
+        </w:numPr>
+      </w:pPr>
+      <w:r>
+        <w:t xml:space="preserve">verifying valid response ranges;</w:t>
+      </w:r>
+    </w:p>
+    <w:p>
+      <w:pPr>
+        <w:pStyle w:val="Compact"/>
+        <w:numPr>
+          <w:ilvl w:val="0"/>
+          <w:numId w:val="1024"/>
+        </w:numPr>
+      </w:pPr>
+      <w:r>
+        <w:t xml:space="preserve">documenting incomplete questionnaires;</w:t>
+      </w:r>
+    </w:p>
+    <w:p>
+      <w:pPr>
+        <w:pStyle w:val="Compact"/>
+        <w:numPr>
+          <w:ilvl w:val="0"/>
+          <w:numId w:val="1024"/>
+        </w:numPr>
+      </w:pPr>
+      <w:r>
+        <w:t xml:space="preserve">identifying implausible or internally inconsistent administrative data;</w:t>
+      </w:r>
+    </w:p>
+    <w:p>
+      <w:pPr>
+        <w:pStyle w:val="Compact"/>
+        <w:numPr>
+          <w:ilvl w:val="0"/>
+          <w:numId w:val="1024"/>
+        </w:numPr>
+      </w:pPr>
+      <w:r>
+        <w:t xml:space="preserve">maintaining a data-cleaning log; and</w:t>
+      </w:r>
+    </w:p>
+    <w:p>
+      <w:pPr>
+        <w:pStyle w:val="Compact"/>
+        <w:numPr>
+          <w:ilvl w:val="0"/>
+          <w:numId w:val="1024"/>
+        </w:numPr>
+      </w:pPr>
+      <w:r>
+        <w:t xml:space="preserve">preserving an analysis-ready dataset and a locked copy of the raw dataset.</w:t>
+      </w:r>
+    </w:p>
+    <w:p>
+      <w:pPr>
+        <w:pStyle w:val="FirstParagraph"/>
+      </w:pPr>
+      <w:r>
+        <w:t xml:space="preserve">Data will be retained for seven years after study completion in accordance with applicable institutional policy, after which identifiable linkage files will be securely destroyed and research data retained or destroyed according to institutional requirements.</w:t>
+      </w:r>
+    </w:p>
     <w:bookmarkEnd w:id="54"/>
-    <w:bookmarkStart w:id="55" w:name="feedback-and-anonymity"/>
+    <w:bookmarkStart w:id="58" w:name="statistical-analysis"/>
     <w:p>
       <w:pPr>
         <w:pStyle w:val="Heading1"/>
       </w:pPr>
       <w:r>
-        <w:t xml:space="preserve">Feedback and Anonymity</w:t>
+        <w:t xml:space="preserve">20. Statistical Analysis</w:t>
       </w:r>
     </w:p>
     <w:p>
@@ -2328,7 +2517,108 @@
         <w:pStyle w:val="FirstParagraph"/>
       </w:pPr>
       <w:r>
-        <w:t xml:space="preserve">The Delphi process will preserve participant anonymity during rating. Only aggregated feedback will be provided. Individual participant identities and individual ratings will not be disclosed to other participants.</w:t>
+        <w:t xml:space="preserve">Analysis will be primarily descriptive and consensus-based. For each item and each round, the following will be reported:</w:t>
+      </w:r>
+    </w:p>
+    <w:p>
+      <w:pPr>
+        <w:pStyle w:val="Compact"/>
+        <w:numPr>
+          <w:ilvl w:val="0"/>
+          <w:numId w:val="1025"/>
+        </w:numPr>
+      </w:pPr>
+      <w:r>
+        <w:t xml:space="preserve">number of valid responses;</w:t>
+      </w:r>
+    </w:p>
+    <w:p>
+      <w:pPr>
+        <w:pStyle w:val="Compact"/>
+        <w:numPr>
+          <w:ilvl w:val="0"/>
+          <w:numId w:val="1025"/>
+        </w:numPr>
+      </w:pPr>
+      <w:r>
+        <w:t xml:space="preserve">median;</w:t>
+      </w:r>
+    </w:p>
+    <w:p>
+      <w:pPr>
+        <w:pStyle w:val="Compact"/>
+        <w:numPr>
+          <w:ilvl w:val="0"/>
+          <w:numId w:val="1025"/>
+        </w:numPr>
+      </w:pPr>
+      <w:r>
+        <w:t xml:space="preserve">IQR;</w:t>
+      </w:r>
+    </w:p>
+    <w:p>
+      <w:pPr>
+        <w:pStyle w:val="Compact"/>
+        <w:numPr>
+          <w:ilvl w:val="0"/>
+          <w:numId w:val="1025"/>
+        </w:numPr>
+      </w:pPr>
+      <w:r>
+        <w:t xml:space="preserve">full response distribution;</w:t>
+      </w:r>
+    </w:p>
+    <w:p>
+      <w:pPr>
+        <w:pStyle w:val="Compact"/>
+        <w:numPr>
+          <w:ilvl w:val="0"/>
+          <w:numId w:val="1025"/>
+        </w:numPr>
+      </w:pPr>
+      <w:r>
+        <w:t xml:space="preserve">percentage rating 7–9;</w:t>
+      </w:r>
+    </w:p>
+    <w:p>
+      <w:pPr>
+        <w:pStyle w:val="Compact"/>
+        <w:numPr>
+          <w:ilvl w:val="0"/>
+          <w:numId w:val="1025"/>
+        </w:numPr>
+      </w:pPr>
+      <w:r>
+        <w:t xml:space="preserve">consensus classification; and</w:t>
+      </w:r>
+    </w:p>
+    <w:p>
+      <w:pPr>
+        <w:pStyle w:val="Compact"/>
+        <w:numPr>
+          <w:ilvl w:val="0"/>
+          <w:numId w:val="1025"/>
+        </w:numPr>
+      </w:pPr>
+      <w:r>
+        <w:t xml:space="preserve">item disposition between rounds.</w:t>
+      </w:r>
+    </w:p>
+    <w:p>
+      <w:pPr>
+        <w:pStyle w:val="FirstParagraph"/>
+      </w:pPr>
+      <w:r>
+        <w:t xml:space="preserve">Analyses will be performed using R version 4.6.1 or later and RStudio version 2026.09.0 or later</w:t>
+      </w:r>
+      <w:r>
+        <w:t xml:space="preserve"> </w:t>
+      </w:r>
+      <w:r>
+        <w:t xml:space="preserve">[8]</w:t>
+      </w:r>
+      <w:r>
+        <w:t xml:space="preserve">.</w:t>
       </w:r>
     </w:p>
     <w:p>
@@ -2336,17 +2626,200 @@
         <w:pStyle w:val="BodyText"/>
       </w:pPr>
       <w:r>
-        <w:t xml:space="preserve">Participants will not be anonymous to the designated members of the research team responsible for consent, round linkage, and data management. These members will have access to the contact file and the linkage identifier for the purpose of managing the study. The research team will maintain a separate contact file for round linkage. The linkage identifier will not be included in analytic datasets used for reporting.</w:t>
+        <w:t xml:space="preserve">Analyses will be performed using a current, documented version of R</w:t>
+      </w:r>
+      <w:r>
+        <w:t xml:space="preserve"> </w:t>
+      </w:r>
+      <w:r>
+        <w:t xml:space="preserve">[9]</w:t>
+      </w:r>
+      <w:r>
+        <w:t xml:space="preserve"> </w:t>
+      </w:r>
+      <w:r>
+        <w:t xml:space="preserve">and the compatible R integrated development environment (RStudio</w:t>
+      </w:r>
+      <w:r>
+        <w:t xml:space="preserve"> </w:t>
+      </w:r>
+      <w:r>
+        <w:t xml:space="preserve">[8]</w:t>
+      </w:r>
+      <w:r>
+        <w:t xml:space="preserve">). The exact versions used will be recorded in the analysis log.</w:t>
+      </w:r>
+    </w:p>
+    <w:bookmarkStart w:id="55" w:name="change-between-rounds"/>
+    <w:p>
+      <w:pPr>
+        <w:pStyle w:val="Heading2"/>
+      </w:pPr>
+      <w:r>
+        <w:t xml:space="preserve">20.1 Change between rounds</w:t>
+      </w:r>
+    </w:p>
+    <w:p>
+      <w:pPr>
+        <w:pStyle w:val="FirstParagraph"/>
+      </w:pPr>
+      <w:r>
+        <w:t xml:space="preserve">For retained items, Round-1 and Round-2 distributions will be compared descriptively using changes in median, IQR, and percentage agreement. The analysis will emphasize movement toward or away from consensus rather than statistical significance testing.</w:t>
       </w:r>
     </w:p>
     <w:bookmarkEnd w:id="55"/>
-    <w:bookmarkStart w:id="56" w:name="panel-attrition-and-response-monitoring"/>
+    <w:bookmarkStart w:id="56" w:name="subgroup-analysis"/>
+    <w:p>
+      <w:pPr>
+        <w:pStyle w:val="Heading2"/>
+      </w:pPr>
+      <w:r>
+        <w:t xml:space="preserve">20.2 Subgroup analysis</w:t>
+      </w:r>
+    </w:p>
+    <w:p>
+      <w:pPr>
+        <w:pStyle w:val="FirstParagraph"/>
+      </w:pPr>
+      <w:r>
+        <w:t xml:space="preserve">Ratings will be examined descriptively by predefined stakeholder group:</w:t>
+      </w:r>
+    </w:p>
+    <w:p>
+      <w:pPr>
+        <w:pStyle w:val="Compact"/>
+        <w:numPr>
+          <w:ilvl w:val="0"/>
+          <w:numId w:val="1026"/>
+        </w:numPr>
+      </w:pPr>
+      <w:r>
+        <w:t xml:space="preserve">early-career researchers;</w:t>
+      </w:r>
+    </w:p>
+    <w:p>
+      <w:pPr>
+        <w:pStyle w:val="Compact"/>
+        <w:numPr>
+          <w:ilvl w:val="0"/>
+          <w:numId w:val="1026"/>
+        </w:numPr>
+      </w:pPr>
+      <w:r>
+        <w:t xml:space="preserve">supervisors;</w:t>
+      </w:r>
+    </w:p>
+    <w:p>
+      <w:pPr>
+        <w:pStyle w:val="Compact"/>
+        <w:numPr>
+          <w:ilvl w:val="0"/>
+          <w:numId w:val="1026"/>
+        </w:numPr>
+      </w:pPr>
+      <w:r>
+        <w:t xml:space="preserve">methodologists/biostatisticians; and</w:t>
+      </w:r>
+    </w:p>
+    <w:p>
+      <w:pPr>
+        <w:pStyle w:val="Compact"/>
+        <w:numPr>
+          <w:ilvl w:val="0"/>
+          <w:numId w:val="1026"/>
+        </w:numPr>
+      </w:pPr>
+      <w:r>
+        <w:t xml:space="preserve">institutional/governance stakeholders.</w:t>
+      </w:r>
+    </w:p>
+    <w:p>
+      <w:pPr>
+        <w:pStyle w:val="FirstParagraph"/>
+      </w:pPr>
+      <w:r>
+        <w:t xml:space="preserve">Subgroup analyses will be considered exploratory because the study is not powered to detect small between-group differences.</w:t>
+      </w:r>
+    </w:p>
+    <w:p>
+      <w:pPr>
+        <w:pStyle w:val="BodyText"/>
+      </w:pPr>
+      <w:r>
+        <w:t xml:space="preserve">Stakeholder-group analyses will be reported only when at least five participants from that stakeholder category provide valid ratings. A valid rating is a response within the prespecified 1–9 scale, excluding blank responses and “cannot judge/insufficient experience” responses where applicable.</w:t>
+      </w:r>
+    </w:p>
+    <w:bookmarkEnd w:id="56"/>
+    <w:bookmarkStart w:id="57" w:name="sensitivity-analyses"/>
+    <w:p>
+      <w:pPr>
+        <w:pStyle w:val="Heading2"/>
+      </w:pPr>
+      <w:r>
+        <w:t xml:space="preserve">20.3 Sensitivity analyses</w:t>
+      </w:r>
+    </w:p>
+    <w:p>
+      <w:pPr>
+        <w:pStyle w:val="FirstParagraph"/>
+      </w:pPr>
+      <w:r>
+        <w:t xml:space="preserve">Sensitivity analyses will examine whether conclusions change when:</w:t>
+      </w:r>
+    </w:p>
+    <w:p>
+      <w:pPr>
+        <w:pStyle w:val="Compact"/>
+        <w:numPr>
+          <w:ilvl w:val="0"/>
+          <w:numId w:val="1027"/>
+        </w:numPr>
+      </w:pPr>
+      <w:r>
+        <w:t xml:space="preserve">the denominator excludes</w:t>
+      </w:r>
+      <w:r>
+        <w:t xml:space="preserve"> </w:t>
+      </w:r>
+      <w:r>
+        <w:t xml:space="preserve">“cannot judge”</w:t>
+      </w:r>
+      <w:r>
+        <w:t xml:space="preserve"> </w:t>
+      </w:r>
+      <w:r>
+        <w:t xml:space="preserve">responses.</w:t>
+      </w:r>
+    </w:p>
+    <w:p>
+      <w:pPr>
+        <w:pStyle w:val="Compact"/>
+        <w:numPr>
+          <w:ilvl w:val="0"/>
+          <w:numId w:val="1027"/>
+        </w:numPr>
+      </w:pPr>
+      <w:r>
+        <w:t xml:space="preserve">only participants completing both rounds are considered.</w:t>
+      </w:r>
+    </w:p>
+    <w:p>
+      <w:pPr>
+        <w:pStyle w:val="FirstParagraph"/>
+      </w:pPr>
+      <w:r>
+        <w:t xml:space="preserve">These analyses will be prespecified before the final analysis where feasible.</w:t>
+      </w:r>
+    </w:p>
+    <w:bookmarkEnd w:id="57"/>
+    <w:bookmarkEnd w:id="58"/>
+    <w:bookmarkStart w:id="59" w:name="stakeholder-validation"/>
     <w:p>
       <w:pPr>
         <w:pStyle w:val="Heading1"/>
       </w:pPr>
       <w:r>
-        <w:t xml:space="preserve">Panel Attrition and Response Monitoring</w:t>
+        <w:t xml:space="preserve">21. Stakeholder Validation</w:t>
       </w:r>
     </w:p>
     <w:p>
@@ -2354,43 +2827,83 @@
         <w:pStyle w:val="FirstParagraph"/>
       </w:pPr>
       <w:r>
-        <w:t xml:space="preserve">Response rates will be calculated separately for each round using clearly specified denominators:</w:t>
-      </w:r>
-    </w:p>
-    <w:p>
-      <w:pPr>
-        <w:pStyle w:val="Compact"/>
-        <w:numPr>
-          <w:ilvl w:val="0"/>
-          <w:numId w:val="1023"/>
-        </w:numPr>
-      </w:pPr>
-      <w:r>
-        <w:t xml:space="preserve">invited participants;</w:t>
-      </w:r>
-    </w:p>
-    <w:p>
-      <w:pPr>
-        <w:pStyle w:val="Compact"/>
-        <w:numPr>
-          <w:ilvl w:val="0"/>
-          <w:numId w:val="1023"/>
-        </w:numPr>
-      </w:pPr>
-      <w:r>
-        <w:t xml:space="preserve">participants who completed the questionnaire; and</w:t>
-      </w:r>
-    </w:p>
-    <w:p>
-      <w:pPr>
-        <w:pStyle w:val="Compact"/>
-        <w:numPr>
-          <w:ilvl w:val="0"/>
-          <w:numId w:val="1023"/>
-        </w:numPr>
-      </w:pPr>
-      <w:r>
-        <w:t xml:space="preserve">participants retained for the second round.</w:t>
+        <w:t xml:space="preserve">After completion of the Delphi rounds, a stakeholder validation workshop may be convened to examine the practical interpretation and implementation implications of the consensus findings.</w:t>
+      </w:r>
+    </w:p>
+    <w:p>
+      <w:pPr>
+        <w:pStyle w:val="BodyText"/>
+      </w:pPr>
+      <w:r>
+        <w:t xml:space="preserve">Participation in the validation workshop will be voluntary and will require separate invitation and consent.</w:t>
+      </w:r>
+    </w:p>
+    <w:p>
+      <w:pPr>
+        <w:pStyle w:val="BodyText"/>
+      </w:pPr>
+      <w:r>
+        <w:t xml:space="preserve">The workshop will not be used to alter the predefined Delphi consensus classifications. Its purpose will be to:</w:t>
+      </w:r>
+    </w:p>
+    <w:p>
+      <w:pPr>
+        <w:pStyle w:val="Compact"/>
+        <w:numPr>
+          <w:ilvl w:val="0"/>
+          <w:numId w:val="1028"/>
+        </w:numPr>
+      </w:pPr>
+      <w:r>
+        <w:t xml:space="preserve">assess whether the final framework is understandable and practically useful;</w:t>
+      </w:r>
+    </w:p>
+    <w:p>
+      <w:pPr>
+        <w:pStyle w:val="Compact"/>
+        <w:numPr>
+          <w:ilvl w:val="0"/>
+          <w:numId w:val="1028"/>
+        </w:numPr>
+      </w:pPr>
+      <w:r>
+        <w:t xml:space="preserve">identify implementation considerations;</w:t>
+      </w:r>
+    </w:p>
+    <w:p>
+      <w:pPr>
+        <w:pStyle w:val="Compact"/>
+        <w:numPr>
+          <w:ilvl w:val="0"/>
+          <w:numId w:val="1028"/>
+        </w:numPr>
+      </w:pPr>
+      <w:r>
+        <w:t xml:space="preserve">identify unintended consequences or feasibility concerns;</w:t>
+      </w:r>
+    </w:p>
+    <w:p>
+      <w:pPr>
+        <w:pStyle w:val="Compact"/>
+        <w:numPr>
+          <w:ilvl w:val="0"/>
+          <w:numId w:val="1028"/>
+        </w:numPr>
+      </w:pPr>
+      <w:r>
+        <w:t xml:space="preserve">identify gaps requiring future empirical research; and</w:t>
+      </w:r>
+    </w:p>
+    <w:p>
+      <w:pPr>
+        <w:pStyle w:val="Compact"/>
+        <w:numPr>
+          <w:ilvl w:val="0"/>
+          <w:numId w:val="1028"/>
+        </w:numPr>
+      </w:pPr>
+      <w:r>
+        <w:t xml:space="preserve">refine the presentation and implementation pathway of the final framework.</w:t>
       </w:r>
     </w:p>
     <w:p>
@@ -2398,7 +2911,296 @@
         <w:pStyle w:val="FirstParagraph"/>
       </w:pPr>
       <w:r>
-        <w:t xml:space="preserve">Round-specific and cumulative attrition will be reported. The study will not impute missing Delphi ratings.</w:t>
+        <w:t xml:space="preserve">Any changes arising from the validation workshop will be clearly distinguished from the formal Delphi consensus results.</w:t>
+      </w:r>
+    </w:p>
+    <w:bookmarkEnd w:id="59"/>
+    <w:bookmarkStart w:id="60" w:name="interpretation-framework"/>
+    <w:p>
+      <w:pPr>
+        <w:pStyle w:val="Heading1"/>
+      </w:pPr>
+      <w:r>
+        <w:t xml:space="preserve">22. Interpretation Framework</w:t>
+      </w:r>
+    </w:p>
+    <w:p>
+      <w:pPr>
+        <w:pStyle w:val="FirstParagraph"/>
+      </w:pPr>
+      <w:r>
+        <w:t xml:space="preserve">The final interpretation will reflect what the panel agrees is important, modifiable, or feasible. It will not be presented as direct evidence of intervention effectiveness. Consensus results will only be interpreted if at least three stakeholder categories are represented and no single stakeholder group contributes more than 60% of all valid responses. The steering group may seek additional recruitment within underrepresented stakeholder categories before closure of recruitment where feasible. If this condition is not met, overall consensus results will be reported descriptively but will be labeled as limited in representativeness and will not be used to support the full multilevel action framework.</w:t>
+      </w:r>
+    </w:p>
+    <w:bookmarkEnd w:id="60"/>
+    <w:bookmarkStart w:id="61" w:name="bias-and-mitigation-strategies"/>
+    <w:p>
+      <w:pPr>
+        <w:pStyle w:val="Heading1"/>
+      </w:pPr>
+      <w:r>
+        <w:t xml:space="preserve">23. Bias and mitigation strategies</w:t>
+      </w:r>
+    </w:p>
+    <w:p>
+      <w:pPr>
+        <w:numPr>
+          <w:ilvl w:val="0"/>
+          <w:numId w:val="1029"/>
+        </w:numPr>
+      </w:pPr>
+      <w:r>
+        <w:t xml:space="preserve">Selection bias: Purposive recruitment may over-represent individuals who are already interested in research quality. To reduce this risk, recruitment will seek variation in career stage, institution, discipline, research experience, and stakeholder role. Response rates will be reported by stakeholder group where possible.</w:t>
+      </w:r>
+    </w:p>
+    <w:p>
+      <w:pPr>
+        <w:numPr>
+          <w:ilvl w:val="0"/>
+          <w:numId w:val="1029"/>
+        </w:numPr>
+      </w:pPr>
+      <w:r>
+        <w:t xml:space="preserve">Professional hierarchy and social desirability: Because junior researchers may be supervised by senior panelists, perceived hierarchy could affect participation or responses. Invitations and surveys will emphasize independence, confidentiality, and the absence of academic consequences from participation or non-participation.</w:t>
+      </w:r>
+    </w:p>
+    <w:p>
+      <w:pPr>
+        <w:numPr>
+          <w:ilvl w:val="0"/>
+          <w:numId w:val="1029"/>
+        </w:numPr>
+      </w:pPr>
+      <w:r>
+        <w:t xml:space="preserve">Attrition bias: Loss of participants between rounds may alter the final consensus. Attrition will therefore be reported by stakeholder group and considered when interpreting the findings.</w:t>
+      </w:r>
+    </w:p>
+    <w:bookmarkEnd w:id="61"/>
+    <w:bookmarkStart w:id="68" w:name="ethical-considerations-and-governance"/>
+    <w:p>
+      <w:pPr>
+        <w:pStyle w:val="Heading1"/>
+      </w:pPr>
+      <w:r>
+        <w:t xml:space="preserve">24. Ethical Considerations and Governance</w:t>
+      </w:r>
+    </w:p>
+    <w:p>
+      <w:pPr>
+        <w:pStyle w:val="FirstParagraph"/>
+      </w:pPr>
+      <w:r>
+        <w:t xml:space="preserve">Ethical approval will be sought from the Institutional Review Board (IRB) of the Faculty of Medicine, MTI University.</w:t>
+      </w:r>
+    </w:p>
+    <w:bookmarkStart w:id="62" w:name="informed-consent"/>
+    <w:p>
+      <w:pPr>
+        <w:pStyle w:val="Heading2"/>
+      </w:pPr>
+      <w:r>
+        <w:t xml:space="preserve">24.1 Informed consent</w:t>
+      </w:r>
+    </w:p>
+    <w:p>
+      <w:pPr>
+        <w:pStyle w:val="FirstParagraph"/>
+      </w:pPr>
+      <w:r>
+        <w:t xml:space="preserve">Written electronic consent will be obtained before Round 1. Before Round 2, participants will receive a brief reminder of the study procedures, risks, confidentiality arrangements, and voluntary nature of participation and will be asked to reconfirm their willingness to continue. The consent form is available in</w:t>
+      </w:r>
+      <w:r>
+        <w:t xml:space="preserve"> </w:t>
+      </w:r>
+      <w:hyperlink w:anchor="sec-consent">
+        <w:r>
+          <w:rPr>
+            <w:rStyle w:val="Hyperlink"/>
+          </w:rPr>
+          <w:t xml:space="preserve">Section 33.6</w:t>
+        </w:r>
+      </w:hyperlink>
+    </w:p>
+    <w:bookmarkEnd w:id="62"/>
+    <w:bookmarkStart w:id="63" w:name="participant-information-sheet"/>
+    <w:p>
+      <w:pPr>
+        <w:pStyle w:val="Heading2"/>
+      </w:pPr>
+      <w:r>
+        <w:t xml:space="preserve">24.2 Participant information sheet</w:t>
+      </w:r>
+    </w:p>
+    <w:p>
+      <w:pPr>
+        <w:pStyle w:val="FirstParagraph"/>
+      </w:pPr>
+      <w:r>
+        <w:t xml:space="preserve">The information sheet (detailed in</w:t>
+      </w:r>
+      <w:r>
+        <w:t xml:space="preserve"> </w:t>
+      </w:r>
+      <w:hyperlink w:anchor="sec-pis">
+        <w:r>
+          <w:rPr>
+            <w:rStyle w:val="Hyperlink"/>
+          </w:rPr>
+          <w:t xml:space="preserve">Section 33.5</w:t>
+        </w:r>
+      </w:hyperlink>
+      <w:r>
+        <w:t xml:space="preserve">) will include:</w:t>
+      </w:r>
+    </w:p>
+    <w:p>
+      <w:pPr>
+        <w:pStyle w:val="Compact"/>
+        <w:numPr>
+          <w:ilvl w:val="0"/>
+          <w:numId w:val="1030"/>
+        </w:numPr>
+      </w:pPr>
+      <w:r>
+        <w:t xml:space="preserve">the purpose of the study;</w:t>
+      </w:r>
+    </w:p>
+    <w:p>
+      <w:pPr>
+        <w:pStyle w:val="Compact"/>
+        <w:numPr>
+          <w:ilvl w:val="0"/>
+          <w:numId w:val="1030"/>
+        </w:numPr>
+      </w:pPr>
+      <w:r>
+        <w:t xml:space="preserve">what participation involves;</w:t>
+      </w:r>
+    </w:p>
+    <w:p>
+      <w:pPr>
+        <w:pStyle w:val="Compact"/>
+        <w:numPr>
+          <w:ilvl w:val="0"/>
+          <w:numId w:val="1030"/>
+        </w:numPr>
+      </w:pPr>
+      <w:r>
+        <w:t xml:space="preserve">the expected time commitment;</w:t>
+      </w:r>
+    </w:p>
+    <w:p>
+      <w:pPr>
+        <w:pStyle w:val="Compact"/>
+        <w:numPr>
+          <w:ilvl w:val="0"/>
+          <w:numId w:val="1030"/>
+        </w:numPr>
+      </w:pPr>
+      <w:r>
+        <w:t xml:space="preserve">the voluntary nature of participation;</w:t>
+      </w:r>
+    </w:p>
+    <w:p>
+      <w:pPr>
+        <w:pStyle w:val="Compact"/>
+        <w:numPr>
+          <w:ilvl w:val="0"/>
+          <w:numId w:val="1030"/>
+        </w:numPr>
+      </w:pPr>
+      <w:r>
+        <w:t xml:space="preserve">the right to withdraw without penalty;</w:t>
+      </w:r>
+    </w:p>
+    <w:p>
+      <w:pPr>
+        <w:pStyle w:val="Compact"/>
+        <w:numPr>
+          <w:ilvl w:val="0"/>
+          <w:numId w:val="1030"/>
+        </w:numPr>
+      </w:pPr>
+      <w:r>
+        <w:t xml:space="preserve">the right to request removal of data;</w:t>
+      </w:r>
+    </w:p>
+    <w:p>
+      <w:pPr>
+        <w:pStyle w:val="Compact"/>
+        <w:numPr>
+          <w:ilvl w:val="0"/>
+          <w:numId w:val="1030"/>
+        </w:numPr>
+      </w:pPr>
+      <w:r>
+        <w:t xml:space="preserve">confidentiality and anonymity procedures;</w:t>
+      </w:r>
+    </w:p>
+    <w:p>
+      <w:pPr>
+        <w:pStyle w:val="Compact"/>
+        <w:numPr>
+          <w:ilvl w:val="0"/>
+          <w:numId w:val="1030"/>
+        </w:numPr>
+      </w:pPr>
+      <w:r>
+        <w:t xml:space="preserve">the right to request removal of data;</w:t>
+      </w:r>
+    </w:p>
+    <w:p>
+      <w:pPr>
+        <w:pStyle w:val="Compact"/>
+        <w:numPr>
+          <w:ilvl w:val="0"/>
+          <w:numId w:val="1030"/>
+        </w:numPr>
+      </w:pPr>
+      <w:r>
+        <w:t xml:space="preserve">foreseeable risks and benefits;</w:t>
+      </w:r>
+    </w:p>
+    <w:p>
+      <w:pPr>
+        <w:pStyle w:val="Compact"/>
+        <w:numPr>
+          <w:ilvl w:val="0"/>
+          <w:numId w:val="1030"/>
+        </w:numPr>
+      </w:pPr>
+      <w:r>
+        <w:t xml:space="preserve">how data will be used and stored; and</w:t>
+      </w:r>
+    </w:p>
+    <w:p>
+      <w:pPr>
+        <w:pStyle w:val="Compact"/>
+        <w:numPr>
+          <w:ilvl w:val="0"/>
+          <w:numId w:val="1030"/>
+        </w:numPr>
+      </w:pPr>
+      <w:r>
+        <w:t xml:space="preserve">contact information for the research team and ethics committee.</w:t>
+      </w:r>
+    </w:p>
+    <w:bookmarkEnd w:id="63"/>
+    <w:bookmarkStart w:id="64" w:name="confidentiality"/>
+    <w:p>
+      <w:pPr>
+        <w:pStyle w:val="Heading2"/>
+      </w:pPr>
+      <w:r>
+        <w:t xml:space="preserve">24.3 Confidentiality</w:t>
+      </w:r>
+    </w:p>
+    <w:p>
+      <w:pPr>
+        <w:pStyle w:val="FirstParagraph"/>
+      </w:pPr>
+      <w:r>
+        <w:t xml:space="preserve">Names, email addresses, and other direct identifiers will be stored separately from survey responses in password-protected, access-controlled files on secure institutional systems. Only designated members of the research team will have access to the contact/linkage file.</w:t>
       </w:r>
     </w:p>
     <w:p>
@@ -2406,17 +3208,25 @@
         <w:pStyle w:val="BodyText"/>
       </w:pPr>
       <w:r>
-        <w:t xml:space="preserve">Participants who do not complete Round 1 will not be included in Round 2. Participants who complete Round 1 but do not complete Round 2 will contribute their Round-1 data to Round-1 analyses but will not contribute to Round-2 consensus calculations.</w:t>
-      </w:r>
-    </w:p>
-    <w:bookmarkEnd w:id="56"/>
-    <w:bookmarkStart w:id="57" w:name="data-management"/>
-    <w:p>
-      <w:pPr>
-        <w:pStyle w:val="Heading1"/>
-      </w:pPr>
-      <w:r>
-        <w:t xml:space="preserve">Data Management</w:t>
+        <w:t xml:space="preserve">Contact lists used solely for recruitment and round linkage will be deleted once all study procedures, follow-up communications, and reporting obligations are completed.</w:t>
+      </w:r>
+    </w:p>
+    <w:p>
+      <w:pPr>
+        <w:pStyle w:val="BodyText"/>
+      </w:pPr>
+      <w:r>
+        <w:t xml:space="preserve">Findings will be reported in aggregate form. No individual participant, supervisor, department, or institution will be identifiable in the published results unless explicit permission is obtained and the information is clearly non-sensitive.</w:t>
+      </w:r>
+    </w:p>
+    <w:bookmarkEnd w:id="64"/>
+    <w:bookmarkStart w:id="65" w:name="protection-of-junior-participants"/>
+    <w:p>
+      <w:pPr>
+        <w:pStyle w:val="Heading2"/>
+      </w:pPr>
+      <w:r>
+        <w:t xml:space="preserve">24.4 Protection of junior participants</w:t>
       </w:r>
     </w:p>
     <w:p>
@@ -2424,7 +3234,85 @@
         <w:pStyle w:val="FirstParagraph"/>
       </w:pPr>
       <w:r>
-        <w:t xml:space="preserve">Survey data will be exported into a secure research dataset.</w:t>
+        <w:t xml:space="preserve">Junior participants will be explicitly informed that participation or non-participation will not affect their academic standing, supervision, assessment, employment, or career progression.</w:t>
+      </w:r>
+    </w:p>
+    <w:p>
+      <w:pPr>
+        <w:pStyle w:val="Compact"/>
+        <w:numPr>
+          <w:ilvl w:val="0"/>
+          <w:numId w:val="1031"/>
+        </w:numPr>
+      </w:pPr>
+      <w:r>
+        <w:t xml:space="preserve">invitations will be sent directly to potential participants;</w:t>
+      </w:r>
+    </w:p>
+    <w:p>
+      <w:pPr>
+        <w:pStyle w:val="Compact"/>
+        <w:numPr>
+          <w:ilvl w:val="0"/>
+          <w:numId w:val="1031"/>
+        </w:numPr>
+      </w:pPr>
+      <w:r>
+        <w:t xml:space="preserve">participation will not be arranged through a direct supervisor;</w:t>
+      </w:r>
+    </w:p>
+    <w:p>
+      <w:pPr>
+        <w:pStyle w:val="Compact"/>
+        <w:numPr>
+          <w:ilvl w:val="0"/>
+          <w:numId w:val="1031"/>
+        </w:numPr>
+      </w:pPr>
+      <w:r>
+        <w:t xml:space="preserve">supervisors will not know whether a specific junior researcher participated;</w:t>
+      </w:r>
+    </w:p>
+    <w:p>
+      <w:pPr>
+        <w:pStyle w:val="Compact"/>
+        <w:numPr>
+          <w:ilvl w:val="0"/>
+          <w:numId w:val="1031"/>
+        </w:numPr>
+      </w:pPr>
+      <w:r>
+        <w:t xml:space="preserve">reminders will be automated and sent by research staff who are not in a direct supervisory relationship with potential participants;</w:t>
+      </w:r>
+    </w:p>
+    <w:p>
+      <w:pPr>
+        <w:pStyle w:val="Compact"/>
+        <w:numPr>
+          <w:ilvl w:val="0"/>
+          <w:numId w:val="1031"/>
+        </w:numPr>
+      </w:pPr>
+      <w:r>
+        <w:t xml:space="preserve">participants will not be asked to discuss identifiable supervisory conflicts.</w:t>
+      </w:r>
+    </w:p>
+    <w:bookmarkEnd w:id="65"/>
+    <w:bookmarkStart w:id="66" w:name="risks-and-benefits"/>
+    <w:p>
+      <w:pPr>
+        <w:pStyle w:val="Heading2"/>
+      </w:pPr>
+      <w:r>
+        <w:t xml:space="preserve">24.5 Risks and benefits</w:t>
+      </w:r>
+    </w:p>
+    <w:p>
+      <w:pPr>
+        <w:pStyle w:val="FirstParagraph"/>
+      </w:pPr>
+      <w:r>
+        <w:t xml:space="preserve">This study is expected to involve no more than minimal risk. The principal foreseeable risks are discomfort when rating institutional or supervisory barriers. No clinical intervention, biological sample collection, deception, or collection of personal health information is involved.</w:t>
       </w:r>
     </w:p>
     <w:p>
@@ -2432,7 +3320,7 @@
         <w:pStyle w:val="BodyText"/>
       </w:pPr>
       <w:r>
-        <w:t xml:space="preserve">The survey will use individualized participant links to support one response per participant per round. Duplicate or suspicious submissions will be reviewed using predefined data-quality rules. IP addresses and other technical metadata will not be used for participant identification.</w:t>
+        <w:t xml:space="preserve">These risks will be minimized through anonymous participation, neutral wording, separation of contact information from responses, and aggregate reporting.</w:t>
       </w:r>
     </w:p>
     <w:p>
@@ -2440,67 +3328,17 @@
         <w:pStyle w:val="BodyText"/>
       </w:pPr>
       <w:r>
-        <w:t xml:space="preserve">Data-quality procedures will include:</w:t>
-      </w:r>
-    </w:p>
-    <w:p>
-      <w:pPr>
-        <w:pStyle w:val="Compact"/>
-        <w:numPr>
-          <w:ilvl w:val="0"/>
-          <w:numId w:val="1024"/>
-        </w:numPr>
-      </w:pPr>
-      <w:r>
-        <w:t xml:space="preserve">verifying valid response ranges;</w:t>
-      </w:r>
-    </w:p>
-    <w:p>
-      <w:pPr>
-        <w:pStyle w:val="Compact"/>
-        <w:numPr>
-          <w:ilvl w:val="0"/>
-          <w:numId w:val="1024"/>
-        </w:numPr>
-      </w:pPr>
-      <w:r>
-        <w:t xml:space="preserve">documenting incomplete questionnaires;</w:t>
-      </w:r>
-    </w:p>
-    <w:p>
-      <w:pPr>
-        <w:pStyle w:val="Compact"/>
-        <w:numPr>
-          <w:ilvl w:val="0"/>
-          <w:numId w:val="1024"/>
-        </w:numPr>
-      </w:pPr>
-      <w:r>
-        <w:t xml:space="preserve">identifying implausible or internally inconsistent administrative data;</w:t>
-      </w:r>
-    </w:p>
-    <w:p>
-      <w:pPr>
-        <w:pStyle w:val="Compact"/>
-        <w:numPr>
-          <w:ilvl w:val="0"/>
-          <w:numId w:val="1024"/>
-        </w:numPr>
-      </w:pPr>
-      <w:r>
-        <w:t xml:space="preserve">maintaining a data-cleaning log; and</w:t>
-      </w:r>
-    </w:p>
-    <w:p>
-      <w:pPr>
-        <w:pStyle w:val="Compact"/>
-        <w:numPr>
-          <w:ilvl w:val="0"/>
-          <w:numId w:val="1024"/>
-        </w:numPr>
-      </w:pPr>
-      <w:r>
-        <w:t xml:space="preserve">preserving an analysis-ready dataset and a locked copy of the raw dataset.</w:t>
+        <w:t xml:space="preserve">There may be no direct personal benefit to participants. The anticipated societal and professional benefit is improved understanding of barriers to valid, relevant, and high-value medical research and development of practical interventions to address them.</w:t>
+      </w:r>
+    </w:p>
+    <w:bookmarkEnd w:id="66"/>
+    <w:bookmarkStart w:id="67" w:name="compensation-and-reimbursement"/>
+    <w:p>
+      <w:pPr>
+        <w:pStyle w:val="Heading2"/>
+      </w:pPr>
+      <w:r>
+        <w:t xml:space="preserve">24.6 Compensation and reimbursement</w:t>
       </w:r>
     </w:p>
     <w:p>
@@ -2508,453 +3346,18 @@
         <w:pStyle w:val="FirstParagraph"/>
       </w:pPr>
       <w:r>
-        <w:t xml:space="preserve">Data will be retained for seven years after study completion in accordance with applicable institutional policy, after which identifiable linkage files will be securely destroyed and research data retained or destroyed according to institutional requirements.</w:t>
-      </w:r>
-    </w:p>
-    <w:bookmarkEnd w:id="57"/>
-    <w:bookmarkStart w:id="61" w:name="statistical-analysis"/>
-    <w:p>
-      <w:pPr>
-        <w:pStyle w:val="Heading1"/>
-      </w:pPr>
-      <w:r>
-        <w:t xml:space="preserve">Statistical Analysis</w:t>
-      </w:r>
-    </w:p>
-    <w:p>
-      <w:pPr>
-        <w:pStyle w:val="FirstParagraph"/>
-      </w:pPr>
-      <w:r>
-        <w:t xml:space="preserve">Analysis will be primarily descriptive and consensus-based. For each item and each round, the following will be reported:</w:t>
-      </w:r>
-    </w:p>
-    <w:p>
-      <w:pPr>
-        <w:pStyle w:val="Compact"/>
-        <w:numPr>
-          <w:ilvl w:val="0"/>
-          <w:numId w:val="1025"/>
-        </w:numPr>
-      </w:pPr>
-      <w:r>
-        <w:t xml:space="preserve">number of valid responses;</w:t>
-      </w:r>
-    </w:p>
-    <w:p>
-      <w:pPr>
-        <w:pStyle w:val="Compact"/>
-        <w:numPr>
-          <w:ilvl w:val="0"/>
-          <w:numId w:val="1025"/>
-        </w:numPr>
-      </w:pPr>
-      <w:r>
-        <w:t xml:space="preserve">median;</w:t>
-      </w:r>
-    </w:p>
-    <w:p>
-      <w:pPr>
-        <w:pStyle w:val="Compact"/>
-        <w:numPr>
-          <w:ilvl w:val="0"/>
-          <w:numId w:val="1025"/>
-        </w:numPr>
-      </w:pPr>
-      <w:r>
-        <w:t xml:space="preserve">IQR;</w:t>
-      </w:r>
-    </w:p>
-    <w:p>
-      <w:pPr>
-        <w:pStyle w:val="Compact"/>
-        <w:numPr>
-          <w:ilvl w:val="0"/>
-          <w:numId w:val="1025"/>
-        </w:numPr>
-      </w:pPr>
-      <w:r>
-        <w:t xml:space="preserve">full response distribution;</w:t>
-      </w:r>
-    </w:p>
-    <w:p>
-      <w:pPr>
-        <w:pStyle w:val="Compact"/>
-        <w:numPr>
-          <w:ilvl w:val="0"/>
-          <w:numId w:val="1025"/>
-        </w:numPr>
-      </w:pPr>
-      <w:r>
-        <w:t xml:space="preserve">percentage rating 7–9;</w:t>
-      </w:r>
-    </w:p>
-    <w:p>
-      <w:pPr>
-        <w:pStyle w:val="Compact"/>
-        <w:numPr>
-          <w:ilvl w:val="0"/>
-          <w:numId w:val="1025"/>
-        </w:numPr>
-      </w:pPr>
-      <w:r>
-        <w:t xml:space="preserve">consensus classification; and</w:t>
-      </w:r>
-    </w:p>
-    <w:p>
-      <w:pPr>
-        <w:pStyle w:val="Compact"/>
-        <w:numPr>
-          <w:ilvl w:val="0"/>
-          <w:numId w:val="1025"/>
-        </w:numPr>
-      </w:pPr>
-      <w:r>
-        <w:t xml:space="preserve">item disposition between rounds.</w:t>
-      </w:r>
-    </w:p>
-    <w:p>
-      <w:pPr>
-        <w:pStyle w:val="FirstParagraph"/>
-      </w:pPr>
-      <w:r>
-        <w:t xml:space="preserve">Analyses will be performed using R version 4.6.1 or later and RStudio version 2026.09.0 or later</w:t>
-      </w:r>
-      <w:r>
-        <w:t xml:space="preserve"> </w:t>
-      </w:r>
-      <w:r>
-        <w:t xml:space="preserve">[8]</w:t>
-      </w:r>
-      <w:r>
-        <w:t xml:space="preserve">.</w:t>
-      </w:r>
-    </w:p>
-    <w:p>
-      <w:pPr>
-        <w:pStyle w:val="BodyText"/>
-      </w:pPr>
-      <w:r>
-        <w:t xml:space="preserve">Analyses will be performed using a current, documented version of R</w:t>
-      </w:r>
-      <w:r>
-        <w:t xml:space="preserve"> </w:t>
-      </w:r>
-      <w:r>
-        <w:t xml:space="preserve">[9]</w:t>
-      </w:r>
-      <w:r>
-        <w:t xml:space="preserve"> </w:t>
-      </w:r>
-      <w:r>
-        <w:t xml:space="preserve">and the compatible R integrated development environment (RStudio</w:t>
-      </w:r>
-      <w:r>
-        <w:t xml:space="preserve"> </w:t>
-      </w:r>
-      <w:r>
-        <w:t xml:space="preserve">[8]</w:t>
-      </w:r>
-      <w:r>
-        <w:t xml:space="preserve">). The exact versions used will be recorded in the analysis log.</w:t>
-      </w:r>
-    </w:p>
-    <w:bookmarkStart w:id="58" w:name="change-between-rounds"/>
-    <w:p>
-      <w:pPr>
-        <w:pStyle w:val="Heading2"/>
-      </w:pPr>
-      <w:r>
-        <w:t xml:space="preserve">Change between rounds</w:t>
-      </w:r>
-    </w:p>
-    <w:p>
-      <w:pPr>
-        <w:pStyle w:val="FirstParagraph"/>
-      </w:pPr>
-      <w:r>
-        <w:t xml:space="preserve">For retained items, Round-1 and Round-2 distributions will be compared descriptively using changes in median, IQR, and percentage agreement. The analysis will emphasize movement toward or away from consensus rather than statistical significance testing.</w:t>
-      </w:r>
-    </w:p>
-    <w:bookmarkEnd w:id="58"/>
-    <w:bookmarkStart w:id="59" w:name="subgroup-analysis"/>
-    <w:p>
-      <w:pPr>
-        <w:pStyle w:val="Heading2"/>
-      </w:pPr>
-      <w:r>
-        <w:t xml:space="preserve">Subgroup analysis</w:t>
-      </w:r>
-    </w:p>
-    <w:p>
-      <w:pPr>
-        <w:pStyle w:val="FirstParagraph"/>
-      </w:pPr>
-      <w:r>
-        <w:t xml:space="preserve">Ratings will be examined descriptively by predefined stakeholder group:</w:t>
-      </w:r>
-    </w:p>
-    <w:p>
-      <w:pPr>
-        <w:pStyle w:val="Compact"/>
-        <w:numPr>
-          <w:ilvl w:val="0"/>
-          <w:numId w:val="1026"/>
-        </w:numPr>
-      </w:pPr>
-      <w:r>
-        <w:t xml:space="preserve">early-career researchers;</w:t>
-      </w:r>
-    </w:p>
-    <w:p>
-      <w:pPr>
-        <w:pStyle w:val="Compact"/>
-        <w:numPr>
-          <w:ilvl w:val="0"/>
-          <w:numId w:val="1026"/>
-        </w:numPr>
-      </w:pPr>
-      <w:r>
-        <w:t xml:space="preserve">supervisors;</w:t>
-      </w:r>
-    </w:p>
-    <w:p>
-      <w:pPr>
-        <w:pStyle w:val="Compact"/>
-        <w:numPr>
-          <w:ilvl w:val="0"/>
-          <w:numId w:val="1026"/>
-        </w:numPr>
-      </w:pPr>
-      <w:r>
-        <w:t xml:space="preserve">methodologists/biostatisticians; and</w:t>
-      </w:r>
-    </w:p>
-    <w:p>
-      <w:pPr>
-        <w:pStyle w:val="Compact"/>
-        <w:numPr>
-          <w:ilvl w:val="0"/>
-          <w:numId w:val="1026"/>
-        </w:numPr>
-      </w:pPr>
-      <w:r>
-        <w:t xml:space="preserve">institutional/governance stakeholders.</w:t>
-      </w:r>
-    </w:p>
-    <w:p>
-      <w:pPr>
-        <w:pStyle w:val="FirstParagraph"/>
-      </w:pPr>
-      <w:r>
-        <w:t xml:space="preserve">Subgroup analyses will be considered exploratory because the study is not powered to detect small between-group differences.</w:t>
-      </w:r>
-    </w:p>
-    <w:p>
-      <w:pPr>
-        <w:pStyle w:val="BodyText"/>
-      </w:pPr>
-      <w:r>
-        <w:t xml:space="preserve">Stakeholder-group analyses will be reported only when at least five participants from that stakeholder category provide valid ratings. A valid rating is a response within the prespecified 1–9 scale, excluding blank responses and “cannot judge/insufficient experience” responses where applicable.</w:t>
-      </w:r>
-    </w:p>
-    <w:bookmarkEnd w:id="59"/>
-    <w:bookmarkStart w:id="60" w:name="sensitivity-analyses"/>
-    <w:p>
-      <w:pPr>
-        <w:pStyle w:val="Heading2"/>
-      </w:pPr>
-      <w:r>
-        <w:t xml:space="preserve">Sensitivity analyses</w:t>
-      </w:r>
-    </w:p>
-    <w:p>
-      <w:pPr>
-        <w:pStyle w:val="FirstParagraph"/>
-      </w:pPr>
-      <w:r>
-        <w:t xml:space="preserve">Sensitivity analyses will examine whether conclusions change when:</w:t>
-      </w:r>
-    </w:p>
-    <w:p>
-      <w:pPr>
-        <w:pStyle w:val="Compact"/>
-        <w:numPr>
-          <w:ilvl w:val="0"/>
-          <w:numId w:val="1027"/>
-        </w:numPr>
-      </w:pPr>
-      <w:r>
-        <w:t xml:space="preserve">the denominator excludes</w:t>
-      </w:r>
-      <w:r>
-        <w:t xml:space="preserve"> </w:t>
-      </w:r>
-      <w:r>
-        <w:t xml:space="preserve">“cannot judge”</w:t>
-      </w:r>
-      <w:r>
-        <w:t xml:space="preserve"> </w:t>
-      </w:r>
-      <w:r>
-        <w:t xml:space="preserve">responses.</w:t>
-      </w:r>
-    </w:p>
-    <w:p>
-      <w:pPr>
-        <w:pStyle w:val="Compact"/>
-        <w:numPr>
-          <w:ilvl w:val="0"/>
-          <w:numId w:val="1027"/>
-        </w:numPr>
-      </w:pPr>
-      <w:r>
-        <w:t xml:space="preserve">only participants completing both rounds are considered.</w:t>
-      </w:r>
-    </w:p>
-    <w:p>
-      <w:pPr>
-        <w:pStyle w:val="FirstParagraph"/>
-      </w:pPr>
-      <w:r>
-        <w:t xml:space="preserve">These analyses will be prespecified before the final analysis where feasible.</w:t>
-      </w:r>
-    </w:p>
-    <w:bookmarkEnd w:id="60"/>
-    <w:bookmarkEnd w:id="61"/>
-    <w:bookmarkStart w:id="68" w:name="bias-and-methodological-considerations"/>
-    <w:p>
-      <w:pPr>
-        <w:pStyle w:val="Heading1"/>
-      </w:pPr>
-      <w:r>
-        <w:t xml:space="preserve">Bias and Methodological Considerations</w:t>
-      </w:r>
-    </w:p>
-    <w:bookmarkStart w:id="62" w:name="selection-bias"/>
-    <w:p>
-      <w:pPr>
-        <w:pStyle w:val="Heading2"/>
-      </w:pPr>
-      <w:r>
-        <w:t xml:space="preserve">Selection bias</w:t>
-      </w:r>
-    </w:p>
-    <w:p>
-      <w:pPr>
-        <w:pStyle w:val="FirstParagraph"/>
-      </w:pPr>
-      <w:r>
-        <w:t xml:space="preserve">Purposive recruitment may overrepresent individuals who are already interested in research quality. To reduce this risk, recruitment will seek variation in career stage, institution, geographic region, discipline, research experience, and stakeholder role.</w:t>
-      </w:r>
-    </w:p>
-    <w:p>
-      <w:pPr>
-        <w:pStyle w:val="BodyText"/>
-      </w:pPr>
-      <w:r>
-        <w:t xml:space="preserve">Response rates will be reported by stakeholder group where possible.</w:t>
-      </w:r>
-    </w:p>
-    <w:bookmarkEnd w:id="62"/>
-    <w:bookmarkStart w:id="63" w:name="Xe9d5539a731f267fca08449f3f1f8a78fbacf58"/>
-    <w:p>
-      <w:pPr>
-        <w:pStyle w:val="Heading2"/>
-      </w:pPr>
-      <w:r>
-        <w:t xml:space="preserve">Professional hierarchy and social desirability</w:t>
-      </w:r>
-    </w:p>
-    <w:p>
-      <w:pPr>
-        <w:pStyle w:val="FirstParagraph"/>
-      </w:pPr>
-      <w:r>
-        <w:t xml:space="preserve">Because junior researchers may be supervised by senior panelists, perceived hierarchy could affect participation or responses. Invitations and surveys will emphasize independence, anonymity, and the absence of academic consequences from participation or non-participation.</w:t>
-      </w:r>
-    </w:p>
-    <w:bookmarkEnd w:id="63"/>
-    <w:bookmarkStart w:id="64" w:name="dominance-bias"/>
-    <w:p>
-      <w:pPr>
-        <w:pStyle w:val="Heading2"/>
-      </w:pPr>
-      <w:r>
-        <w:t xml:space="preserve">Dominance bias</w:t>
-      </w:r>
-    </w:p>
-    <w:p>
-      <w:pPr>
-        <w:pStyle w:val="FirstParagraph"/>
-      </w:pPr>
-      <w:r>
-        <w:t xml:space="preserve">The anonymous electronic Delphi format will reduce the opportunity for senior or highly prominent participants to dominate the views of others.</w:t>
-      </w:r>
-    </w:p>
-    <w:bookmarkEnd w:id="64"/>
-    <w:bookmarkStart w:id="65" w:name="attrition-bias"/>
-    <w:p>
-      <w:pPr>
-        <w:pStyle w:val="Heading2"/>
-      </w:pPr>
-      <w:r>
-        <w:t xml:space="preserve">Attrition bias</w:t>
-      </w:r>
-    </w:p>
-    <w:p>
-      <w:pPr>
-        <w:pStyle w:val="FirstParagraph"/>
-      </w:pPr>
-      <w:r>
-        <w:t xml:space="preserve">Loss of participants between rounds may alter the final consensus. Attrition will therefore be reported by stakeholder group and considered when interpreting the findings.</w:t>
-      </w:r>
-    </w:p>
-    <w:bookmarkEnd w:id="65"/>
-    <w:bookmarkStart w:id="66" w:name="framing-bias"/>
-    <w:p>
-      <w:pPr>
-        <w:pStyle w:val="Heading2"/>
-      </w:pPr>
-      <w:r>
-        <w:t xml:space="preserve">Framing bias</w:t>
-      </w:r>
-    </w:p>
-    <w:p>
-      <w:pPr>
-        <w:pStyle w:val="FirstParagraph"/>
-      </w:pPr>
-      <w:r>
-        <w:t xml:space="preserve">Because the initial item pool is informed by prior evidence and the investigators’ conceptual framework, some relevant barriers may be underrepresented.</w:t>
-      </w:r>
-    </w:p>
-    <w:bookmarkEnd w:id="66"/>
-    <w:bookmarkStart w:id="67" w:name="steering-group-influence"/>
-    <w:p>
-      <w:pPr>
-        <w:pStyle w:val="Heading2"/>
-      </w:pPr>
-      <w:r>
-        <w:t xml:space="preserve">Steering-group influence</w:t>
-      </w:r>
-    </w:p>
-    <w:p>
-      <w:pPr>
-        <w:pStyle w:val="FirstParagraph"/>
-      </w:pPr>
-      <w:r>
-        <w:t xml:space="preserve">All item additions, revisions, and removals will be documented. Predefined rules will be used to minimize post hoc manipulation of item status.</w:t>
+        <w:t xml:space="preserve">Participants will not receive financial compensation. No reimbursement is anticipated because participation is remote.</w:t>
       </w:r>
     </w:p>
     <w:bookmarkEnd w:id="67"/>
     <w:bookmarkEnd w:id="68"/>
-    <w:bookmarkStart w:id="74" w:name="ethical-considerations-and-governance"/>
+    <w:bookmarkStart w:id="69" w:name="conflicts-of-interest"/>
     <w:p>
       <w:pPr>
         <w:pStyle w:val="Heading1"/>
       </w:pPr>
       <w:r>
-        <w:t xml:space="preserve">Ethical Considerations and Governance</w:t>
+        <w:t xml:space="preserve">25. Conflicts of Interest</w:t>
       </w:r>
     </w:p>
     <w:p>
@@ -2962,16 +3365,33 @@
         <w:pStyle w:val="FirstParagraph"/>
       </w:pPr>
       <w:r>
-        <w:t xml:space="preserve">Ethical approval will be sought from the Institutional Review Board (IRB) of the Faculty of Medicine, MTI University.</w:t>
-      </w:r>
-    </w:p>
-    <w:bookmarkStart w:id="69" w:name="informed-consent"/>
-    <w:p>
-      <w:pPr>
-        <w:pStyle w:val="Heading2"/>
-      </w:pPr>
-      <w:r>
-        <w:t xml:space="preserve">Informed consent</w:t>
+        <w:t xml:space="preserve">All investigators and steering-group members will disclose relevant financial, academic, professional, or institutional conflicts of interest.</w:t>
+      </w:r>
+    </w:p>
+    <w:p>
+      <w:pPr>
+        <w:pStyle w:val="BodyText"/>
+      </w:pPr>
+      <w:r>
+        <w:t xml:space="preserve">Potential conflicts that could affect item generation, panel recruitment, interpretation, or dissemination will be documented and managed before the Delphi process begins.</w:t>
+      </w:r>
+    </w:p>
+    <w:p>
+      <w:pPr>
+        <w:pStyle w:val="BodyText"/>
+      </w:pPr>
+      <w:r>
+        <w:t xml:space="preserve">Participants will be asked to declare relevant conflicts where appropriate.</w:t>
+      </w:r>
+    </w:p>
+    <w:bookmarkEnd w:id="69"/>
+    <w:bookmarkStart w:id="70" w:name="protocol-registration-and-amendments"/>
+    <w:p>
+      <w:pPr>
+        <w:pStyle w:val="Heading1"/>
+      </w:pPr>
+      <w:r>
+        <w:t xml:space="preserve">26. Protocol Registration and Amendments</w:t>
       </w:r>
     </w:p>
     <w:p>
@@ -2979,7 +3399,7 @@
         <w:pStyle w:val="FirstParagraph"/>
       </w:pPr>
       <w:r>
-        <w:t xml:space="preserve">Written electronic consent will be obtained before Round 1. Before Round 2, participants will receive a brief reminder of the study procedures, risks, confidentiality arrangements, and voluntary nature of participation and will be asked to reconfirm their willingness to continue.</w:t>
+        <w:t xml:space="preserve">The final protocol will be dated and version controlled before recruitment.</w:t>
       </w:r>
     </w:p>
     <w:p>
@@ -2987,127 +3407,25 @@
         <w:pStyle w:val="BodyText"/>
       </w:pPr>
       <w:r>
-        <w:t xml:space="preserve">The information sheet will explain:</w:t>
-      </w:r>
-    </w:p>
-    <w:p>
-      <w:pPr>
-        <w:pStyle w:val="Compact"/>
-        <w:numPr>
-          <w:ilvl w:val="0"/>
-          <w:numId w:val="1028"/>
-        </w:numPr>
-      </w:pPr>
-      <w:r>
-        <w:t xml:space="preserve">the purpose of the study;</w:t>
-      </w:r>
-    </w:p>
-    <w:p>
-      <w:pPr>
-        <w:pStyle w:val="Compact"/>
-        <w:numPr>
-          <w:ilvl w:val="0"/>
-          <w:numId w:val="1028"/>
-        </w:numPr>
-      </w:pPr>
-      <w:r>
-        <w:t xml:space="preserve">what participation involves;</w:t>
-      </w:r>
-    </w:p>
-    <w:p>
-      <w:pPr>
-        <w:pStyle w:val="Compact"/>
-        <w:numPr>
-          <w:ilvl w:val="0"/>
-          <w:numId w:val="1028"/>
-        </w:numPr>
-      </w:pPr>
-      <w:r>
-        <w:t xml:space="preserve">the expected time commitment;</w:t>
-      </w:r>
-    </w:p>
-    <w:p>
-      <w:pPr>
-        <w:pStyle w:val="Compact"/>
-        <w:numPr>
-          <w:ilvl w:val="0"/>
-          <w:numId w:val="1028"/>
-        </w:numPr>
-      </w:pPr>
-      <w:r>
-        <w:t xml:space="preserve">the voluntary nature of participation;</w:t>
-      </w:r>
-    </w:p>
-    <w:p>
-      <w:pPr>
-        <w:pStyle w:val="Compact"/>
-        <w:numPr>
-          <w:ilvl w:val="0"/>
-          <w:numId w:val="1028"/>
-        </w:numPr>
-      </w:pPr>
-      <w:r>
-        <w:t xml:space="preserve">the right to withdraw without penalty;</w:t>
-      </w:r>
-    </w:p>
-    <w:p>
-      <w:pPr>
-        <w:pStyle w:val="Compact"/>
-        <w:numPr>
-          <w:ilvl w:val="0"/>
-          <w:numId w:val="1028"/>
-        </w:numPr>
-      </w:pPr>
-      <w:r>
-        <w:t xml:space="preserve">confidentiality and anonymity procedures;</w:t>
-      </w:r>
-    </w:p>
-    <w:p>
-      <w:pPr>
-        <w:pStyle w:val="Compact"/>
-        <w:numPr>
-          <w:ilvl w:val="0"/>
-          <w:numId w:val="1028"/>
-        </w:numPr>
-      </w:pPr>
-      <w:r>
-        <w:t xml:space="preserve">the right to request removal of data;</w:t>
-      </w:r>
-    </w:p>
-    <w:p>
-      <w:pPr>
-        <w:pStyle w:val="Compact"/>
-        <w:numPr>
-          <w:ilvl w:val="0"/>
-          <w:numId w:val="1028"/>
-        </w:numPr>
-      </w:pPr>
-      <w:r>
-        <w:t xml:space="preserve">foreseeable risks and benefits;</w:t>
-      </w:r>
-    </w:p>
-    <w:p>
-      <w:pPr>
-        <w:pStyle w:val="Compact"/>
-        <w:numPr>
-          <w:ilvl w:val="0"/>
-          <w:numId w:val="1028"/>
-        </w:numPr>
-      </w:pPr>
-      <w:r>
-        <w:t xml:space="preserve">how data will be used and stored; and</w:t>
-      </w:r>
-    </w:p>
-    <w:p>
-      <w:pPr>
-        <w:pStyle w:val="Compact"/>
-        <w:numPr>
-          <w:ilvl w:val="0"/>
-          <w:numId w:val="1028"/>
-        </w:numPr>
-      </w:pPr>
-      <w:r>
-        <w:t xml:space="preserve">contact information for the research team and ethics committee.</w:t>
+        <w:t xml:space="preserve">Where feasible, the protocol will be publicly registered or deposited in an appropriate research-protocol repository before Round 1.</w:t>
+      </w:r>
+    </w:p>
+    <w:p>
+      <w:pPr>
+        <w:pStyle w:val="BodyText"/>
+      </w:pPr>
+      <w:r>
+        <w:t xml:space="preserve">Any substantive amendment affecting participant eligibility, item-generation procedures, consensus definitions, number of rounds, or primary outcomes will be documented with the date, rationale, and potential effect on interpretation. Ethical approval will be obtained for amendments where required.</w:t>
+      </w:r>
+    </w:p>
+    <w:bookmarkEnd w:id="70"/>
+    <w:bookmarkStart w:id="71" w:name="quality-assurance"/>
+    <w:p>
+      <w:pPr>
+        <w:pStyle w:val="Heading1"/>
+      </w:pPr>
+      <w:r>
+        <w:t xml:space="preserve">27. Quality Assurance</w:t>
       </w:r>
     </w:p>
     <w:p>
@@ -3115,25 +3433,55 @@
         <w:pStyle w:val="FirstParagraph"/>
       </w:pPr>
       <w:r>
-        <w:t xml:space="preserve">Participants will be free to skip any question they do not wish to answer.</w:t>
-      </w:r>
-    </w:p>
-    <w:p>
-      <w:pPr>
-        <w:pStyle w:val="BodyText"/>
-      </w:pPr>
-      <w:r>
-        <w:t xml:space="preserve">Participants may withdraw at any time before submission. After submission, participants may request removal of their data until the dataset has been de-identified, locked, or incorporated into aggregate analyses, after which individual responses may no longer be identifiable or removable. The information sheet will state the applicable withdrawal deadline and procedure.</w:t>
-      </w:r>
-    </w:p>
-    <w:bookmarkEnd w:id="69"/>
-    <w:bookmarkStart w:id="70" w:name="confidentiality"/>
-    <w:p>
-      <w:pPr>
-        <w:pStyle w:val="Heading2"/>
-      </w:pPr>
-      <w:r>
-        <w:t xml:space="preserve">Confidentiality</w:t>
+        <w:t xml:space="preserve">Before launch:</w:t>
+      </w:r>
+    </w:p>
+    <w:p>
+      <w:pPr>
+        <w:pStyle w:val="Compact"/>
+        <w:numPr>
+          <w:ilvl w:val="0"/>
+          <w:numId w:val="1032"/>
+        </w:numPr>
+      </w:pPr>
+      <w:r>
+        <w:t xml:space="preserve">the initial item pool will be reviewed by the steering group.</w:t>
+      </w:r>
+    </w:p>
+    <w:p>
+      <w:pPr>
+        <w:pStyle w:val="Compact"/>
+        <w:numPr>
+          <w:ilvl w:val="0"/>
+          <w:numId w:val="1032"/>
+        </w:numPr>
+      </w:pPr>
+      <w:r>
+        <w:t xml:space="preserve">the questionnaire will be checked for clarity.</w:t>
+      </w:r>
+    </w:p>
+    <w:p>
+      <w:pPr>
+        <w:pStyle w:val="Compact"/>
+        <w:numPr>
+          <w:ilvl w:val="0"/>
+          <w:numId w:val="1032"/>
+        </w:numPr>
+      </w:pPr>
+      <w:r>
+        <w:t xml:space="preserve">the electronic survey will undergo technical testing;</w:t>
+      </w:r>
+    </w:p>
+    <w:p>
+      <w:pPr>
+        <w:pStyle w:val="Compact"/>
+        <w:numPr>
+          <w:ilvl w:val="0"/>
+          <w:numId w:val="1032"/>
+        </w:numPr>
+      </w:pPr>
+      <w:r>
+        <w:t xml:space="preserve">pilot testing will be conducted with approximately five individuals representative of the intended panel. Pilot testing will evaluate comprehensibility, ambiguity, questionnaire length, technical functionality, and acceptability. Pilot participants will not be included in the final panel. The results of the pilot testing will be documented and modifications made.</w:t>
       </w:r>
     </w:p>
     <w:p>
@@ -3141,33 +3489,113 @@
         <w:pStyle w:val="FirstParagraph"/>
       </w:pPr>
       <w:r>
-        <w:t xml:space="preserve">Names, email addresses, and other direct identifiers will be stored separately from survey responses in password-protected, access-controlled files on secure institutional systems. Only designated members of the research team will have access to the contact/linkage file.</w:t>
-      </w:r>
-    </w:p>
-    <w:p>
-      <w:pPr>
-        <w:pStyle w:val="BodyText"/>
-      </w:pPr>
-      <w:r>
-        <w:t xml:space="preserve">Contact lists used solely for recruitment and round linkage will be deleted once all study procedures, follow-up communications, and reporting obligations are completed.</w:t>
-      </w:r>
-    </w:p>
-    <w:p>
-      <w:pPr>
-        <w:pStyle w:val="BodyText"/>
-      </w:pPr>
-      <w:r>
-        <w:t xml:space="preserve">Findings will be reported in aggregate form. No individual participant, supervisor, department, or institution will be identifiable in the published results unless explicit permission is obtained and the information is clearly non-sensitive.</w:t>
-      </w:r>
-    </w:p>
-    <w:bookmarkEnd w:id="70"/>
-    <w:bookmarkStart w:id="71" w:name="protection-of-junior-participants"/>
-    <w:p>
-      <w:pPr>
-        <w:pStyle w:val="Heading2"/>
-      </w:pPr>
-      <w:r>
-        <w:t xml:space="preserve">Protection of junior participants</w:t>
+        <w:t xml:space="preserve">The Delphi process will be documented sufficiently to permit reconstruction of:</w:t>
+      </w:r>
+    </w:p>
+    <w:p>
+      <w:pPr>
+        <w:pStyle w:val="Compact"/>
+        <w:numPr>
+          <w:ilvl w:val="0"/>
+          <w:numId w:val="1033"/>
+        </w:numPr>
+      </w:pPr>
+      <w:r>
+        <w:t xml:space="preserve">the initial item sources;</w:t>
+      </w:r>
+    </w:p>
+    <w:p>
+      <w:pPr>
+        <w:pStyle w:val="Compact"/>
+        <w:numPr>
+          <w:ilvl w:val="0"/>
+          <w:numId w:val="1033"/>
+        </w:numPr>
+      </w:pPr>
+      <w:r>
+        <w:t xml:space="preserve">item revisions;</w:t>
+      </w:r>
+    </w:p>
+    <w:p>
+      <w:pPr>
+        <w:pStyle w:val="Compact"/>
+        <w:numPr>
+          <w:ilvl w:val="0"/>
+          <w:numId w:val="1033"/>
+        </w:numPr>
+      </w:pPr>
+      <w:r>
+        <w:t xml:space="preserve">panel recruitment;</w:t>
+      </w:r>
+    </w:p>
+    <w:p>
+      <w:pPr>
+        <w:pStyle w:val="Compact"/>
+        <w:numPr>
+          <w:ilvl w:val="0"/>
+          <w:numId w:val="1033"/>
+        </w:numPr>
+      </w:pPr>
+      <w:r>
+        <w:t xml:space="preserve">response rates;</w:t>
+      </w:r>
+    </w:p>
+    <w:p>
+      <w:pPr>
+        <w:pStyle w:val="Compact"/>
+        <w:numPr>
+          <w:ilvl w:val="0"/>
+          <w:numId w:val="1033"/>
+        </w:numPr>
+      </w:pPr>
+      <w:r>
+        <w:t xml:space="preserve">consensus decisions;</w:t>
+      </w:r>
+    </w:p>
+    <w:p>
+      <w:pPr>
+        <w:pStyle w:val="Compact"/>
+        <w:numPr>
+          <w:ilvl w:val="0"/>
+          <w:numId w:val="1033"/>
+        </w:numPr>
+      </w:pPr>
+      <w:r>
+        <w:t xml:space="preserve">feedback provided;</w:t>
+      </w:r>
+    </w:p>
+    <w:p>
+      <w:pPr>
+        <w:pStyle w:val="Compact"/>
+        <w:numPr>
+          <w:ilvl w:val="0"/>
+          <w:numId w:val="1033"/>
+        </w:numPr>
+      </w:pPr>
+      <w:r>
+        <w:t xml:space="preserve">attrition;</w:t>
+      </w:r>
+    </w:p>
+    <w:p>
+      <w:pPr>
+        <w:pStyle w:val="Compact"/>
+        <w:numPr>
+          <w:ilvl w:val="0"/>
+          <w:numId w:val="1033"/>
+        </w:numPr>
+      </w:pPr>
+      <w:r>
+        <w:t xml:space="preserve">and final item disposition.</w:t>
+      </w:r>
+    </w:p>
+    <w:bookmarkEnd w:id="71"/>
+    <w:bookmarkStart w:id="72" w:name="expected-outputs"/>
+    <w:p>
+      <w:pPr>
+        <w:pStyle w:val="Heading1"/>
+      </w:pPr>
+      <w:r>
+        <w:t xml:space="preserve">28. Expected Outputs</w:t>
       </w:r>
     </w:p>
     <w:p>
@@ -3175,375 +3603,6 @@
         <w:pStyle w:val="FirstParagraph"/>
       </w:pPr>
       <w:r>
-        <w:t xml:space="preserve">Junior participants will be explicitly informed that participation or non-participation will not affect their academic standing, supervision, assessment, employment, or career progression.</w:t>
-      </w:r>
-    </w:p>
-    <w:p>
-      <w:pPr>
-        <w:pStyle w:val="Compact"/>
-        <w:numPr>
-          <w:ilvl w:val="0"/>
-          <w:numId w:val="1029"/>
-        </w:numPr>
-      </w:pPr>
-      <w:r>
-        <w:t xml:space="preserve">invitations will be sent directly to potential participants;</w:t>
-      </w:r>
-    </w:p>
-    <w:p>
-      <w:pPr>
-        <w:pStyle w:val="Compact"/>
-        <w:numPr>
-          <w:ilvl w:val="0"/>
-          <w:numId w:val="1029"/>
-        </w:numPr>
-      </w:pPr>
-      <w:r>
-        <w:t xml:space="preserve">participation will not be arranged through a direct supervisor;</w:t>
-      </w:r>
-    </w:p>
-    <w:p>
-      <w:pPr>
-        <w:pStyle w:val="Compact"/>
-        <w:numPr>
-          <w:ilvl w:val="0"/>
-          <w:numId w:val="1029"/>
-        </w:numPr>
-      </w:pPr>
-      <w:r>
-        <w:t xml:space="preserve">supervisors will not know whether a specific junior researcher participated;</w:t>
-      </w:r>
-    </w:p>
-    <w:p>
-      <w:pPr>
-        <w:pStyle w:val="Compact"/>
-        <w:numPr>
-          <w:ilvl w:val="0"/>
-          <w:numId w:val="1029"/>
-        </w:numPr>
-      </w:pPr>
-      <w:r>
-        <w:t xml:space="preserve">reminders will be automated and sent by research staff who are not in a direct supervisory relationship with potential participants;</w:t>
-      </w:r>
-    </w:p>
-    <w:p>
-      <w:pPr>
-        <w:pStyle w:val="Compact"/>
-        <w:numPr>
-          <w:ilvl w:val="0"/>
-          <w:numId w:val="1029"/>
-        </w:numPr>
-      </w:pPr>
-      <w:r>
-        <w:t xml:space="preserve">participants will not be asked to discuss identifiable supervisory conflicts.</w:t>
-      </w:r>
-    </w:p>
-    <w:bookmarkEnd w:id="71"/>
-    <w:bookmarkStart w:id="72" w:name="risks-and-benefits"/>
-    <w:p>
-      <w:pPr>
-        <w:pStyle w:val="Heading2"/>
-      </w:pPr>
-      <w:r>
-        <w:t xml:space="preserve">Risks and benefits</w:t>
-      </w:r>
-    </w:p>
-    <w:p>
-      <w:pPr>
-        <w:pStyle w:val="FirstParagraph"/>
-      </w:pPr>
-      <w:r>
-        <w:t xml:space="preserve">This study is expected to involve no more than minimal risk. The principal foreseeable risks are discomfort when rating institutional or supervisory barriers. No clinical intervention, biological sample collection, deception, or collection of personal health information is involved.</w:t>
-      </w:r>
-    </w:p>
-    <w:p>
-      <w:pPr>
-        <w:pStyle w:val="BodyText"/>
-      </w:pPr>
-      <w:r>
-        <w:t xml:space="preserve">These risks will be minimized through anonymous participation, neutral wording, separation of contact information from responses, and aggregate reporting.</w:t>
-      </w:r>
-    </w:p>
-    <w:p>
-      <w:pPr>
-        <w:pStyle w:val="BodyText"/>
-      </w:pPr>
-      <w:r>
-        <w:t xml:space="preserve">There may be no direct personal benefit to participants. The anticipated societal and professional benefit is improved understanding of barriers to valid, relevant, and high-value medical research and development of practical interventions to address them.</w:t>
-      </w:r>
-    </w:p>
-    <w:bookmarkEnd w:id="72"/>
-    <w:bookmarkStart w:id="73" w:name="compensation-and-reimbursement"/>
-    <w:p>
-      <w:pPr>
-        <w:pStyle w:val="Heading2"/>
-      </w:pPr>
-      <w:r>
-        <w:t xml:space="preserve">Compensation and reimbursement</w:t>
-      </w:r>
-    </w:p>
-    <w:p>
-      <w:pPr>
-        <w:pStyle w:val="FirstParagraph"/>
-      </w:pPr>
-      <w:r>
-        <w:t xml:space="preserve">Participants will not receive financial compensation. No reimbursement is anticipated because participation is remote.</w:t>
-      </w:r>
-    </w:p>
-    <w:bookmarkEnd w:id="73"/>
-    <w:bookmarkEnd w:id="74"/>
-    <w:bookmarkStart w:id="75" w:name="conflicts-of-interest"/>
-    <w:p>
-      <w:pPr>
-        <w:pStyle w:val="Heading1"/>
-      </w:pPr>
-      <w:r>
-        <w:t xml:space="preserve">Conflicts of Interest</w:t>
-      </w:r>
-    </w:p>
-    <w:p>
-      <w:pPr>
-        <w:pStyle w:val="FirstParagraph"/>
-      </w:pPr>
-      <w:r>
-        <w:t xml:space="preserve">All investigators and steering-group members will disclose relevant financial, academic, professional, or institutional conflicts of interest.</w:t>
-      </w:r>
-    </w:p>
-    <w:p>
-      <w:pPr>
-        <w:pStyle w:val="BodyText"/>
-      </w:pPr>
-      <w:r>
-        <w:t xml:space="preserve">Potential conflicts that could affect item generation, panel recruitment, interpretation, or dissemination will be documented and managed before the Delphi process begins.</w:t>
-      </w:r>
-    </w:p>
-    <w:p>
-      <w:pPr>
-        <w:pStyle w:val="BodyText"/>
-      </w:pPr>
-      <w:r>
-        <w:t xml:space="preserve">Participants will be asked to declare relevant conflicts where appropriate.</w:t>
-      </w:r>
-    </w:p>
-    <w:bookmarkEnd w:id="75"/>
-    <w:bookmarkStart w:id="76" w:name="protocol-registration-and-amendments"/>
-    <w:p>
-      <w:pPr>
-        <w:pStyle w:val="Heading1"/>
-      </w:pPr>
-      <w:r>
-        <w:t xml:space="preserve">Protocol Registration and Amendments</w:t>
-      </w:r>
-    </w:p>
-    <w:p>
-      <w:pPr>
-        <w:pStyle w:val="FirstParagraph"/>
-      </w:pPr>
-      <w:r>
-        <w:t xml:space="preserve">The final protocol will be dated and version controlled before recruitment.</w:t>
-      </w:r>
-    </w:p>
-    <w:p>
-      <w:pPr>
-        <w:pStyle w:val="BodyText"/>
-      </w:pPr>
-      <w:r>
-        <w:t xml:space="preserve">Where feasible, the protocol will be publicly registered or deposited in an appropriate research-protocol repository before Round 1.</w:t>
-      </w:r>
-    </w:p>
-    <w:p>
-      <w:pPr>
-        <w:pStyle w:val="BodyText"/>
-      </w:pPr>
-      <w:r>
-        <w:t xml:space="preserve">Any substantive amendment affecting participant eligibility, item-generation procedures, consensus definitions, number of rounds, or primary outcomes will be documented with the date, rationale, and potential effect on interpretation. Ethical approval will be obtained for amendments where required.</w:t>
-      </w:r>
-    </w:p>
-    <w:bookmarkEnd w:id="76"/>
-    <w:bookmarkStart w:id="77" w:name="quality-assurance"/>
-    <w:p>
-      <w:pPr>
-        <w:pStyle w:val="Heading1"/>
-      </w:pPr>
-      <w:r>
-        <w:t xml:space="preserve">Quality Assurance</w:t>
-      </w:r>
-    </w:p>
-    <w:p>
-      <w:pPr>
-        <w:pStyle w:val="FirstParagraph"/>
-      </w:pPr>
-      <w:r>
-        <w:t xml:space="preserve">Before launch:</w:t>
-      </w:r>
-    </w:p>
-    <w:p>
-      <w:pPr>
-        <w:pStyle w:val="Compact"/>
-        <w:numPr>
-          <w:ilvl w:val="0"/>
-          <w:numId w:val="1030"/>
-        </w:numPr>
-      </w:pPr>
-      <w:r>
-        <w:t xml:space="preserve">the initial item pool will be reviewed by the steering group.</w:t>
-      </w:r>
-    </w:p>
-    <w:p>
-      <w:pPr>
-        <w:pStyle w:val="Compact"/>
-        <w:numPr>
-          <w:ilvl w:val="0"/>
-          <w:numId w:val="1030"/>
-        </w:numPr>
-      </w:pPr>
-      <w:r>
-        <w:t xml:space="preserve">the questionnaire will be checked for clarity.</w:t>
-      </w:r>
-    </w:p>
-    <w:p>
-      <w:pPr>
-        <w:pStyle w:val="Compact"/>
-        <w:numPr>
-          <w:ilvl w:val="0"/>
-          <w:numId w:val="1030"/>
-        </w:numPr>
-      </w:pPr>
-      <w:r>
-        <w:t xml:space="preserve">the electronic survey will undergo technical testing;</w:t>
-      </w:r>
-    </w:p>
-    <w:p>
-      <w:pPr>
-        <w:pStyle w:val="Compact"/>
-        <w:numPr>
-          <w:ilvl w:val="0"/>
-          <w:numId w:val="1030"/>
-        </w:numPr>
-      </w:pPr>
-      <w:r>
-        <w:t xml:space="preserve">pilot testing will be conducted with approximately five individuals representative of the intended panel. Pilot testing will evaluate comprehensibility, ambiguity, questionnaire length, technical functionality, and acceptability. Pilot participants will not be included in the final panel. The results of the pilot testing will be documented and modifications made.</w:t>
-      </w:r>
-    </w:p>
-    <w:p>
-      <w:pPr>
-        <w:pStyle w:val="FirstParagraph"/>
-      </w:pPr>
-      <w:r>
-        <w:t xml:space="preserve">The Delphi process will be documented sufficiently to permit reconstruction of:</w:t>
-      </w:r>
-    </w:p>
-    <w:p>
-      <w:pPr>
-        <w:pStyle w:val="Compact"/>
-        <w:numPr>
-          <w:ilvl w:val="0"/>
-          <w:numId w:val="1031"/>
-        </w:numPr>
-      </w:pPr>
-      <w:r>
-        <w:t xml:space="preserve">the initial item sources;</w:t>
-      </w:r>
-    </w:p>
-    <w:p>
-      <w:pPr>
-        <w:pStyle w:val="Compact"/>
-        <w:numPr>
-          <w:ilvl w:val="0"/>
-          <w:numId w:val="1031"/>
-        </w:numPr>
-      </w:pPr>
-      <w:r>
-        <w:t xml:space="preserve">item revisions;</w:t>
-      </w:r>
-    </w:p>
-    <w:p>
-      <w:pPr>
-        <w:pStyle w:val="Compact"/>
-        <w:numPr>
-          <w:ilvl w:val="0"/>
-          <w:numId w:val="1031"/>
-        </w:numPr>
-      </w:pPr>
-      <w:r>
-        <w:t xml:space="preserve">panel recruitment;</w:t>
-      </w:r>
-    </w:p>
-    <w:p>
-      <w:pPr>
-        <w:pStyle w:val="Compact"/>
-        <w:numPr>
-          <w:ilvl w:val="0"/>
-          <w:numId w:val="1031"/>
-        </w:numPr>
-      </w:pPr>
-      <w:r>
-        <w:t xml:space="preserve">response rates;</w:t>
-      </w:r>
-    </w:p>
-    <w:p>
-      <w:pPr>
-        <w:pStyle w:val="Compact"/>
-        <w:numPr>
-          <w:ilvl w:val="0"/>
-          <w:numId w:val="1031"/>
-        </w:numPr>
-      </w:pPr>
-      <w:r>
-        <w:t xml:space="preserve">consensus decisions;</w:t>
-      </w:r>
-    </w:p>
-    <w:p>
-      <w:pPr>
-        <w:pStyle w:val="Compact"/>
-        <w:numPr>
-          <w:ilvl w:val="0"/>
-          <w:numId w:val="1031"/>
-        </w:numPr>
-      </w:pPr>
-      <w:r>
-        <w:t xml:space="preserve">feedback provided;</w:t>
-      </w:r>
-    </w:p>
-    <w:p>
-      <w:pPr>
-        <w:pStyle w:val="Compact"/>
-        <w:numPr>
-          <w:ilvl w:val="0"/>
-          <w:numId w:val="1031"/>
-        </w:numPr>
-      </w:pPr>
-      <w:r>
-        <w:t xml:space="preserve">attrition;</w:t>
-      </w:r>
-    </w:p>
-    <w:p>
-      <w:pPr>
-        <w:pStyle w:val="Compact"/>
-        <w:numPr>
-          <w:ilvl w:val="0"/>
-          <w:numId w:val="1031"/>
-        </w:numPr>
-      </w:pPr>
-      <w:r>
-        <w:t xml:space="preserve">and final item disposition.</w:t>
-      </w:r>
-    </w:p>
-    <w:bookmarkEnd w:id="77"/>
-    <w:bookmarkStart w:id="78" w:name="expected-outputs"/>
-    <w:p>
-      <w:pPr>
-        <w:pStyle w:val="Heading1"/>
-      </w:pPr>
-      <w:r>
-        <w:t xml:space="preserve">Expected Outputs</w:t>
-      </w:r>
-    </w:p>
-    <w:p>
-      <w:pPr>
-        <w:pStyle w:val="FirstParagraph"/>
-      </w:pPr>
-      <w:r>
         <w:t xml:space="preserve">The study will generate a consensus-based priority framework identifying:</w:t>
       </w:r>
     </w:p>
@@ -3551,7 +3610,7 @@
       <w:pPr>
         <w:numPr>
           <w:ilvl w:val="0"/>
-          <w:numId w:val="1032"/>
+          <w:numId w:val="1034"/>
         </w:numPr>
       </w:pPr>
       <w:r>
@@ -3562,7 +3621,7 @@
       <w:pPr>
         <w:numPr>
           <w:ilvl w:val="0"/>
-          <w:numId w:val="1032"/>
+          <w:numId w:val="1034"/>
         </w:numPr>
       </w:pPr>
       <w:r>
@@ -3744,14 +3803,14 @@
         <w:t xml:space="preserve">The study will generate a consensus-based priority framework to inform subsequent research-capacity planning and implementation research. The framework will represent stakeholder judgments about priorities; it will not establish the causal effectiveness of individual interventions.</w:t>
       </w:r>
     </w:p>
-    <w:bookmarkEnd w:id="78"/>
-    <w:bookmarkStart w:id="79" w:name="funding-and-sponsorship"/>
+    <w:bookmarkEnd w:id="72"/>
+    <w:bookmarkStart w:id="73" w:name="funding-and-sponsorship"/>
     <w:p>
       <w:pPr>
         <w:pStyle w:val="Heading1"/>
       </w:pPr>
       <w:r>
-        <w:t xml:space="preserve">Funding and Sponsorship</w:t>
+        <w:t xml:space="preserve">29. Funding and Sponsorship</w:t>
       </w:r>
     </w:p>
     <w:p>
@@ -3762,14 +3821,14 @@
         <w:t xml:space="preserve">The study is investigator-initiated and unfunded.</w:t>
       </w:r>
     </w:p>
-    <w:bookmarkEnd w:id="79"/>
-    <w:bookmarkStart w:id="80" w:name="data-availability-and-open-science"/>
+    <w:bookmarkEnd w:id="73"/>
+    <w:bookmarkStart w:id="74" w:name="data-availability-and-open-science"/>
     <w:p>
       <w:pPr>
         <w:pStyle w:val="Heading1"/>
       </w:pPr>
       <w:r>
-        <w:t xml:space="preserve">Data Availability and Open Science</w:t>
+        <w:t xml:space="preserve">30. Data Availability and Open Science</w:t>
       </w:r>
     </w:p>
     <w:p>
@@ -3788,116 +3847,14 @@
         <w:t xml:space="preserve">De-identified aggregate Delphi data, the final questionnaire, item-development documentation, and analytic code will be shared in OSF, subject to ethics approval, participant consent, institutional policy, and protection against deductive identification of participants or institutions.</w:t>
       </w:r>
     </w:p>
-    <w:bookmarkEnd w:id="80"/>
-    <w:bookmarkStart w:id="81" w:name="stakeholder-validation"/>
+    <w:bookmarkEnd w:id="74"/>
+    <w:bookmarkStart w:id="75" w:name="timeline"/>
     <w:p>
       <w:pPr>
         <w:pStyle w:val="Heading1"/>
       </w:pPr>
       <w:r>
-        <w:t xml:space="preserve">Stakeholder Validation</w:t>
-      </w:r>
-    </w:p>
-    <w:p>
-      <w:pPr>
-        <w:pStyle w:val="FirstParagraph"/>
-      </w:pPr>
-      <w:r>
-        <w:t xml:space="preserve">After completion of the Delphi rounds, a stakeholder validation workshop may be convened to examine the practical interpretation and implementation implications of the consensus findings.</w:t>
-      </w:r>
-    </w:p>
-    <w:p>
-      <w:pPr>
-        <w:pStyle w:val="BodyText"/>
-      </w:pPr>
-      <w:r>
-        <w:t xml:space="preserve">Participation in the validation workshop will be voluntary and will require separate invitation and consent.</w:t>
-      </w:r>
-    </w:p>
-    <w:p>
-      <w:pPr>
-        <w:pStyle w:val="BodyText"/>
-      </w:pPr>
-      <w:r>
-        <w:t xml:space="preserve">The workshop will not be used to alter the predefined Delphi consensus classifications. Its purpose will be to:</w:t>
-      </w:r>
-    </w:p>
-    <w:p>
-      <w:pPr>
-        <w:pStyle w:val="Compact"/>
-        <w:numPr>
-          <w:ilvl w:val="0"/>
-          <w:numId w:val="1033"/>
-        </w:numPr>
-      </w:pPr>
-      <w:r>
-        <w:t xml:space="preserve">assess whether the final framework is understandable and practically useful;</w:t>
-      </w:r>
-    </w:p>
-    <w:p>
-      <w:pPr>
-        <w:pStyle w:val="Compact"/>
-        <w:numPr>
-          <w:ilvl w:val="0"/>
-          <w:numId w:val="1033"/>
-        </w:numPr>
-      </w:pPr>
-      <w:r>
-        <w:t xml:space="preserve">identify implementation considerations;</w:t>
-      </w:r>
-    </w:p>
-    <w:p>
-      <w:pPr>
-        <w:pStyle w:val="Compact"/>
-        <w:numPr>
-          <w:ilvl w:val="0"/>
-          <w:numId w:val="1033"/>
-        </w:numPr>
-      </w:pPr>
-      <w:r>
-        <w:t xml:space="preserve">identify unintended consequences or feasibility concerns;</w:t>
-      </w:r>
-    </w:p>
-    <w:p>
-      <w:pPr>
-        <w:pStyle w:val="Compact"/>
-        <w:numPr>
-          <w:ilvl w:val="0"/>
-          <w:numId w:val="1033"/>
-        </w:numPr>
-      </w:pPr>
-      <w:r>
-        <w:t xml:space="preserve">identify gaps requiring future empirical research; and</w:t>
-      </w:r>
-    </w:p>
-    <w:p>
-      <w:pPr>
-        <w:pStyle w:val="Compact"/>
-        <w:numPr>
-          <w:ilvl w:val="0"/>
-          <w:numId w:val="1033"/>
-        </w:numPr>
-      </w:pPr>
-      <w:r>
-        <w:t xml:space="preserve">refine the presentation and implementation pathway of the final framework.</w:t>
-      </w:r>
-    </w:p>
-    <w:p>
-      <w:pPr>
-        <w:pStyle w:val="FirstParagraph"/>
-      </w:pPr>
-      <w:r>
-        <w:t xml:space="preserve">Any changes arising from the validation workshop will be clearly distinguished from the formal Delphi consensus results.</w:t>
-      </w:r>
-    </w:p>
-    <w:bookmarkEnd w:id="81"/>
-    <w:bookmarkStart w:id="82" w:name="timeline"/>
-    <w:p>
-      <w:pPr>
-        <w:pStyle w:val="Heading1"/>
-      </w:pPr>
-      <w:r>
-        <w:t xml:space="preserve">Timeline</w:t>
+        <w:t xml:space="preserve">31. Timeline</w:t>
       </w:r>
     </w:p>
     <w:tbl>
@@ -4155,14 +4112,14 @@
         </w:tc>
       </w:tr>
     </w:tbl>
-    <w:bookmarkEnd w:id="82"/>
-    <w:bookmarkStart w:id="83" w:name="dissemination"/>
+    <w:bookmarkEnd w:id="75"/>
+    <w:bookmarkStart w:id="76" w:name="dissemination"/>
     <w:p>
       <w:pPr>
         <w:pStyle w:val="Heading1"/>
       </w:pPr>
       <w:r>
-        <w:t xml:space="preserve">Dissemination</w:t>
+        <w:t xml:space="preserve">32. Dissemination</w:t>
       </w:r>
     </w:p>
     <w:p>
@@ -4178,7 +4135,7 @@
         <w:pStyle w:val="Compact"/>
         <w:numPr>
           <w:ilvl w:val="0"/>
-          <w:numId w:val="1034"/>
+          <w:numId w:val="1035"/>
         </w:numPr>
       </w:pPr>
       <w:r>
@@ -4190,7 +4147,7 @@
         <w:pStyle w:val="Compact"/>
         <w:numPr>
           <w:ilvl w:val="0"/>
-          <w:numId w:val="1034"/>
+          <w:numId w:val="1035"/>
         </w:numPr>
       </w:pPr>
       <w:r>
@@ -4202,7 +4159,7 @@
         <w:pStyle w:val="Compact"/>
         <w:numPr>
           <w:ilvl w:val="0"/>
-          <w:numId w:val="1034"/>
+          <w:numId w:val="1035"/>
         </w:numPr>
       </w:pPr>
       <w:r>
@@ -4222,7 +4179,7 @@
         <w:pStyle w:val="Compact"/>
         <w:numPr>
           <w:ilvl w:val="0"/>
-          <w:numId w:val="1035"/>
+          <w:numId w:val="1036"/>
         </w:numPr>
       </w:pPr>
       <w:r>
@@ -4234,7 +4191,7 @@
         <w:pStyle w:val="Compact"/>
         <w:numPr>
           <w:ilvl w:val="0"/>
-          <w:numId w:val="1035"/>
+          <w:numId w:val="1036"/>
         </w:numPr>
       </w:pPr>
       <w:r>
@@ -4246,7 +4203,7 @@
         <w:pStyle w:val="Compact"/>
         <w:numPr>
           <w:ilvl w:val="0"/>
-          <w:numId w:val="1035"/>
+          <w:numId w:val="1036"/>
         </w:numPr>
       </w:pPr>
       <w:r>
@@ -4258,154 +4215,76 @@
         <w:pStyle w:val="Compact"/>
         <w:numPr>
           <w:ilvl w:val="0"/>
-          <w:numId w:val="1035"/>
+          <w:numId w:val="1036"/>
         </w:numPr>
       </w:pPr>
       <w:r>
         <w:t xml:space="preserve">recommendations that require subsequent empirical evaluation.</w:t>
       </w:r>
     </w:p>
-    <w:bookmarkEnd w:id="83"/>
-    <w:bookmarkStart w:id="84" w:name="limitations"/>
+    <w:p>
+      <w:pPr>
+        <w:pStyle w:val="FirstParagraph"/>
+      </w:pPr>
+      <w:r>
+        <w:t xml:space="preserve">Reporting Standards</w:t>
+      </w:r>
+    </w:p>
+    <w:p>
+      <w:pPr>
+        <w:pStyle w:val="Compact"/>
+        <w:numPr>
+          <w:ilvl w:val="0"/>
+          <w:numId w:val="1037"/>
+        </w:numPr>
+      </w:pPr>
+      <w:r>
+        <w:t xml:space="preserve">This protocol is prospectively registered on the Open Science Framework before participant recruitment and data collection begin. The registration identifier is OSF.IO/83G7B.</w:t>
+      </w:r>
+    </w:p>
+    <w:p>
+      <w:pPr>
+        <w:pStyle w:val="Compact"/>
+        <w:numPr>
+          <w:ilvl w:val="0"/>
+          <w:numId w:val="1037"/>
+        </w:numPr>
+      </w:pPr>
+      <w:r>
+        <w:t xml:space="preserve">The completed study will be reported in accordance with the ACCORD guidance for reporting of modified Delphi studies.</w:t>
+      </w:r>
+      <w:r>
+        <w:t xml:space="preserve"> </w:t>
+      </w:r>
+      <w:r>
+        <w:t xml:space="preserve">[10]</w:t>
+      </w:r>
+    </w:p>
+    <w:bookmarkEnd w:id="76"/>
+    <w:bookmarkStart w:id="131" w:name="appendices"/>
     <w:p>
       <w:pPr>
         <w:pStyle w:val="Heading1"/>
       </w:pPr>
       <w:r>
-        <w:t xml:space="preserve">Limitations</w:t>
-      </w:r>
-    </w:p>
-    <w:p>
-      <w:pPr>
-        <w:pStyle w:val="FirstParagraph"/>
-      </w:pPr>
-      <w:r>
-        <w:t xml:space="preserve">Several limitations are anticipated.</w:t>
-      </w:r>
-    </w:p>
-    <w:p>
-      <w:pPr>
-        <w:pStyle w:val="BodyText"/>
-      </w:pPr>
-      <w:r>
-        <w:t xml:space="preserve">First, Delphi findings represent the judgments of the selected panel and should not be interpreted as prevalence estimates or direct measures of the experiences of all Egyptian early-career researchers.</w:t>
-      </w:r>
-    </w:p>
-    <w:p>
-      <w:pPr>
-        <w:pStyle w:val="BodyText"/>
-      </w:pPr>
-      <w:r>
-        <w:t xml:space="preserve">Second, purposive sampling and voluntary participation may introduce selection bias.</w:t>
-      </w:r>
-    </w:p>
-    <w:p>
-      <w:pPr>
-        <w:pStyle w:val="BodyText"/>
-      </w:pPr>
-      <w:r>
-        <w:t xml:space="preserve">Third, consensus does not establish causality. A barrier that is rated highly by the panel may be important, but the Delphi process cannot determine whether changing that barrier would improve research quality.</w:t>
-      </w:r>
-    </w:p>
-    <w:p>
-      <w:pPr>
-        <w:pStyle w:val="BodyText"/>
-      </w:pPr>
-      <w:r>
-        <w:t xml:space="preserve">Fourth, two rounds may be insufficient for some complex or contested issues. The two-round design is a pragmatic choice intended to balance methodological rigor with participant burden. Items that remain unresolved after Round 2 will be reported as such rather than being forced into consensus.</w:t>
-      </w:r>
-    </w:p>
-    <w:p>
-      <w:pPr>
-        <w:pStyle w:val="BodyText"/>
-      </w:pPr>
-      <w:r>
-        <w:t xml:space="preserve">Fifth, the panel may contain relatively few representatives of some stakeholder groups, limiting the interpretability of subgroup analyses.</w:t>
-      </w:r>
-    </w:p>
-    <w:p>
-      <w:pPr>
-        <w:pStyle w:val="BodyText"/>
-      </w:pPr>
-      <w:r>
-        <w:t xml:space="preserve">Finally, the intervention framework generated by this study will require subsequent implementation research and evaluation to determine whether prioritized interventions actually improve research validity, value, efficiency, or dissemination.</w:t>
-      </w:r>
-    </w:p>
-    <w:bookmarkEnd w:id="84"/>
-    <w:bookmarkStart w:id="85" w:name="analysis-and-interpretation-framework"/>
-    <w:p>
-      <w:pPr>
-        <w:pStyle w:val="Heading1"/>
-      </w:pPr>
-      <w:r>
-        <w:t xml:space="preserve">Analysis and Interpretation Framework</w:t>
-      </w:r>
-    </w:p>
-    <w:p>
-      <w:pPr>
-        <w:pStyle w:val="FirstParagraph"/>
-      </w:pPr>
-      <w:r>
-        <w:t xml:space="preserve">The final interpretation will reflect what the panel agrees is important, modifiable, or feasible. It will not be presented as direct evidence of intervention effectiveness. Consensus results will only be interpreted if at least three stakeholder categories are represented and no single stakeholder group contributes more than 60% of all valid responses. The steering group may seek additional recruitment within underrepresented stakeholder categories before closure of recruitment where feasible. If this condition is not met, overall consensus results will be reported descriptively but will be labeled as limited in representativeness and will not be used to support the full multilevel action framework.</w:t>
-      </w:r>
-    </w:p>
-    <w:bookmarkEnd w:id="85"/>
-    <w:bookmarkStart w:id="86" w:name="reporting-standards"/>
-    <w:p>
-      <w:pPr>
-        <w:pStyle w:val="Heading1"/>
-      </w:pPr>
-      <w:r>
-        <w:t xml:space="preserve">Reporting Standards</w:t>
-      </w:r>
-    </w:p>
-    <w:p>
-      <w:pPr>
-        <w:pStyle w:val="FirstParagraph"/>
-      </w:pPr>
-      <w:r>
-        <w:t xml:space="preserve">This protocol is prospectively registered on the Open Science Framework before participant recruitment and data collection begin. The registration identifier is OSF.IO/83G7B.</w:t>
-      </w:r>
-    </w:p>
-    <w:p>
-      <w:pPr>
-        <w:pStyle w:val="BodyText"/>
-      </w:pPr>
-      <w:r>
-        <w:t xml:space="preserve">The completed study will be reported in accordance with the ACCORD guidance for reporting of modified Delphi studies.</w:t>
-      </w:r>
-      <w:r>
-        <w:t xml:space="preserve"> </w:t>
-      </w:r>
-      <w:r>
-        <w:t xml:space="preserve">[10]</w:t>
-      </w:r>
-    </w:p>
-    <w:bookmarkEnd w:id="86"/>
-    <w:bookmarkStart w:id="141" w:name="appendices"/>
-    <w:p>
-      <w:pPr>
-        <w:pStyle w:val="Heading1"/>
-      </w:pPr>
-      <w:r>
-        <w:t xml:space="preserve">Appendices</w:t>
-      </w:r>
-    </w:p>
-    <w:bookmarkStart w:id="87" w:name="appendix-1.-investigators-and-roles"/>
+        <w:t xml:space="preserve">33. Appendices</w:t>
+      </w:r>
+    </w:p>
+    <w:bookmarkStart w:id="77" w:name="appendix-1.-investigators-and-roles"/>
     <w:p>
       <w:pPr>
         <w:pStyle w:val="Heading2"/>
       </w:pPr>
       <w:r>
-        <w:t xml:space="preserve">Appendix 1. Investigators and Roles</w:t>
-      </w:r>
-    </w:p>
-    <w:p>
-      <w:pPr>
-        <w:pStyle w:val="Compact"/>
-        <w:numPr>
-          <w:ilvl w:val="0"/>
-          <w:numId w:val="1036"/>
+        <w:t xml:space="preserve">33.1 Appendix 1. Investigators and Roles</w:t>
+      </w:r>
+    </w:p>
+    <w:p>
+      <w:pPr>
+        <w:pStyle w:val="Compact"/>
+        <w:numPr>
+          <w:ilvl w:val="0"/>
+          <w:numId w:val="1038"/>
         </w:numPr>
       </w:pPr>
       <w:r>
@@ -4427,7 +4306,7 @@
         <w:pStyle w:val="Compact"/>
         <w:numPr>
           <w:ilvl w:val="0"/>
-          <w:numId w:val="1036"/>
+          <w:numId w:val="1038"/>
         </w:numPr>
       </w:pPr>
       <w:r>
@@ -4449,7 +4328,7 @@
         <w:pStyle w:val="Compact"/>
         <w:numPr>
           <w:ilvl w:val="0"/>
-          <w:numId w:val="1036"/>
+          <w:numId w:val="1038"/>
         </w:numPr>
       </w:pPr>
       <w:r>
@@ -4471,7 +4350,7 @@
         <w:pStyle w:val="Compact"/>
         <w:numPr>
           <w:ilvl w:val="0"/>
-          <w:numId w:val="1036"/>
+          <w:numId w:val="1038"/>
         </w:numPr>
       </w:pPr>
       <w:r>
@@ -4488,22 +4367,22 @@
         <w:t xml:space="preserve">Prof. Mohey El-Banna (Dean, Faculty of Medicine, MTI University) will lead a multidisciplinary steering group representing early-career researchers, research supervisors, research-methodology experts, and institutional research leadership. The group will oversee protocol development, item generation, panel recruitment, questionnaire piloting, interpretation of Delphi findings, and preparation of the final priority framework. To protect participant confidentiality, steering-group members will not have access to identifiable individual responses or to response status linked to named individuals during the consensus process. Recruitment and reminders will be managed by designated research staff who have no supervisory relationship with potential participants.</w:t>
       </w:r>
     </w:p>
-    <w:bookmarkEnd w:id="87"/>
-    <w:bookmarkStart w:id="88" w:name="appendix-2.-proposed-barrier-domains"/>
+    <w:bookmarkEnd w:id="77"/>
+    <w:bookmarkStart w:id="78" w:name="appendix-2.-proposed-barrier-domains"/>
     <w:p>
       <w:pPr>
         <w:pStyle w:val="Heading2"/>
       </w:pPr>
       <w:r>
-        <w:t xml:space="preserve">Appendix 2. Proposed barrier domains</w:t>
-      </w:r>
-    </w:p>
-    <w:p>
-      <w:pPr>
-        <w:pStyle w:val="Compact"/>
-        <w:numPr>
-          <w:ilvl w:val="0"/>
-          <w:numId w:val="1037"/>
+        <w:t xml:space="preserve">33.2 Appendix 2. Proposed barrier domains</w:t>
+      </w:r>
+    </w:p>
+    <w:p>
+      <w:pPr>
+        <w:pStyle w:val="Compact"/>
+        <w:numPr>
+          <w:ilvl w:val="0"/>
+          <w:numId w:val="1039"/>
         </w:numPr>
       </w:pPr>
       <w:r>
@@ -4515,7 +4394,7 @@
         <w:pStyle w:val="Compact"/>
         <w:numPr>
           <w:ilvl w:val="0"/>
-          <w:numId w:val="1037"/>
+          <w:numId w:val="1039"/>
         </w:numPr>
       </w:pPr>
       <w:r>
@@ -4527,7 +4406,7 @@
         <w:pStyle w:val="Compact"/>
         <w:numPr>
           <w:ilvl w:val="0"/>
-          <w:numId w:val="1037"/>
+          <w:numId w:val="1039"/>
         </w:numPr>
       </w:pPr>
       <w:r>
@@ -4539,7 +4418,7 @@
         <w:pStyle w:val="Compact"/>
         <w:numPr>
           <w:ilvl w:val="0"/>
-          <w:numId w:val="1037"/>
+          <w:numId w:val="1039"/>
         </w:numPr>
       </w:pPr>
       <w:r>
@@ -4551,7 +4430,7 @@
         <w:pStyle w:val="Compact"/>
         <w:numPr>
           <w:ilvl w:val="0"/>
-          <w:numId w:val="1037"/>
+          <w:numId w:val="1039"/>
         </w:numPr>
       </w:pPr>
       <w:r>
@@ -4563,7 +4442,7 @@
         <w:pStyle w:val="Compact"/>
         <w:numPr>
           <w:ilvl w:val="0"/>
-          <w:numId w:val="1037"/>
+          <w:numId w:val="1039"/>
         </w:numPr>
       </w:pPr>
       <w:r>
@@ -4575,7 +4454,7 @@
         <w:pStyle w:val="Compact"/>
         <w:numPr>
           <w:ilvl w:val="0"/>
-          <w:numId w:val="1037"/>
+          <w:numId w:val="1039"/>
         </w:numPr>
       </w:pPr>
       <w:r>
@@ -4587,7 +4466,7 @@
         <w:pStyle w:val="Compact"/>
         <w:numPr>
           <w:ilvl w:val="0"/>
-          <w:numId w:val="1037"/>
+          <w:numId w:val="1039"/>
         </w:numPr>
       </w:pPr>
       <w:r>
@@ -4599,7 +4478,7 @@
         <w:pStyle w:val="Compact"/>
         <w:numPr>
           <w:ilvl w:val="0"/>
-          <w:numId w:val="1037"/>
+          <w:numId w:val="1039"/>
         </w:numPr>
       </w:pPr>
       <w:r>
@@ -4611,7 +4490,7 @@
         <w:pStyle w:val="Compact"/>
         <w:numPr>
           <w:ilvl w:val="0"/>
-          <w:numId w:val="1037"/>
+          <w:numId w:val="1039"/>
         </w:numPr>
       </w:pPr>
       <w:r>
@@ -4623,7 +4502,7 @@
         <w:pStyle w:val="Compact"/>
         <w:numPr>
           <w:ilvl w:val="0"/>
-          <w:numId w:val="1037"/>
+          <w:numId w:val="1039"/>
         </w:numPr>
       </w:pPr>
       <w:r>
@@ -4635,7 +4514,7 @@
         <w:pStyle w:val="Compact"/>
         <w:numPr>
           <w:ilvl w:val="0"/>
-          <w:numId w:val="1037"/>
+          <w:numId w:val="1039"/>
         </w:numPr>
       </w:pPr>
       <w:r>
@@ -4647,7 +4526,7 @@
         <w:pStyle w:val="Compact"/>
         <w:numPr>
           <w:ilvl w:val="0"/>
-          <w:numId w:val="1037"/>
+          <w:numId w:val="1039"/>
         </w:numPr>
       </w:pPr>
       <w:r>
@@ -4659,7 +4538,7 @@
         <w:pStyle w:val="Compact"/>
         <w:numPr>
           <w:ilvl w:val="0"/>
-          <w:numId w:val="1037"/>
+          <w:numId w:val="1039"/>
         </w:numPr>
       </w:pPr>
       <w:r>
@@ -4671,7 +4550,7 @@
         <w:pStyle w:val="Compact"/>
         <w:numPr>
           <w:ilvl w:val="0"/>
-          <w:numId w:val="1037"/>
+          <w:numId w:val="1039"/>
         </w:numPr>
       </w:pPr>
       <w:r>
@@ -4683,7 +4562,7 @@
         <w:pStyle w:val="Compact"/>
         <w:numPr>
           <w:ilvl w:val="0"/>
-          <w:numId w:val="1037"/>
+          <w:numId w:val="1039"/>
         </w:numPr>
       </w:pPr>
       <w:r>
@@ -4695,29 +4574,29 @@
         <w:pStyle w:val="Compact"/>
         <w:numPr>
           <w:ilvl w:val="0"/>
-          <w:numId w:val="1037"/>
+          <w:numId w:val="1039"/>
         </w:numPr>
       </w:pPr>
       <w:r>
         <w:t xml:space="preserve">National research policy and infrastructure</w:t>
       </w:r>
     </w:p>
-    <w:bookmarkEnd w:id="88"/>
-    <w:bookmarkStart w:id="89" w:name="Xbad515ac281b62739dfb411df580324f52669ee"/>
+    <w:bookmarkEnd w:id="78"/>
+    <w:bookmarkStart w:id="79" w:name="Xbad515ac281b62739dfb411df580324f52669ee"/>
     <w:p>
       <w:pPr>
         <w:pStyle w:val="Heading2"/>
       </w:pPr>
       <w:r>
-        <w:t xml:space="preserve">Appendix 3. Proposed intervention domains</w:t>
-      </w:r>
-    </w:p>
-    <w:p>
-      <w:pPr>
-        <w:pStyle w:val="Compact"/>
-        <w:numPr>
-          <w:ilvl w:val="0"/>
-          <w:numId w:val="1038"/>
+        <w:t xml:space="preserve">33.3 Appendix 3. Proposed intervention domains</w:t>
+      </w:r>
+    </w:p>
+    <w:p>
+      <w:pPr>
+        <w:pStyle w:val="Compact"/>
+        <w:numPr>
+          <w:ilvl w:val="0"/>
+          <w:numId w:val="1040"/>
         </w:numPr>
       </w:pPr>
       <w:r>
@@ -4729,7 +4608,7 @@
         <w:pStyle w:val="Compact"/>
         <w:numPr>
           <w:ilvl w:val="0"/>
-          <w:numId w:val="1038"/>
+          <w:numId w:val="1040"/>
         </w:numPr>
       </w:pPr>
       <w:r>
@@ -4741,7 +4620,7 @@
         <w:pStyle w:val="Compact"/>
         <w:numPr>
           <w:ilvl w:val="0"/>
-          <w:numId w:val="1038"/>
+          <w:numId w:val="1040"/>
         </w:numPr>
       </w:pPr>
       <w:r>
@@ -4753,7 +4632,7 @@
         <w:pStyle w:val="Compact"/>
         <w:numPr>
           <w:ilvl w:val="0"/>
-          <w:numId w:val="1038"/>
+          <w:numId w:val="1040"/>
         </w:numPr>
       </w:pPr>
       <w:r>
@@ -4765,7 +4644,7 @@
         <w:pStyle w:val="Compact"/>
         <w:numPr>
           <w:ilvl w:val="0"/>
-          <w:numId w:val="1038"/>
+          <w:numId w:val="1040"/>
         </w:numPr>
       </w:pPr>
       <w:r>
@@ -4777,7 +4656,7 @@
         <w:pStyle w:val="Compact"/>
         <w:numPr>
           <w:ilvl w:val="0"/>
-          <w:numId w:val="1038"/>
+          <w:numId w:val="1040"/>
         </w:numPr>
       </w:pPr>
       <w:r>
@@ -4789,7 +4668,7 @@
         <w:pStyle w:val="Compact"/>
         <w:numPr>
           <w:ilvl w:val="0"/>
-          <w:numId w:val="1038"/>
+          <w:numId w:val="1040"/>
         </w:numPr>
       </w:pPr>
       <w:r>
@@ -4801,7 +4680,7 @@
         <w:pStyle w:val="Compact"/>
         <w:numPr>
           <w:ilvl w:val="0"/>
-          <w:numId w:val="1038"/>
+          <w:numId w:val="1040"/>
         </w:numPr>
       </w:pPr>
       <w:r>
@@ -4813,7 +4692,7 @@
         <w:pStyle w:val="Compact"/>
         <w:numPr>
           <w:ilvl w:val="0"/>
-          <w:numId w:val="1038"/>
+          <w:numId w:val="1040"/>
         </w:numPr>
       </w:pPr>
       <w:r>
@@ -4825,7 +4704,7 @@
         <w:pStyle w:val="Compact"/>
         <w:numPr>
           <w:ilvl w:val="0"/>
-          <w:numId w:val="1038"/>
+          <w:numId w:val="1040"/>
         </w:numPr>
       </w:pPr>
       <w:r>
@@ -4837,7 +4716,7 @@
         <w:pStyle w:val="Compact"/>
         <w:numPr>
           <w:ilvl w:val="0"/>
-          <w:numId w:val="1038"/>
+          <w:numId w:val="1040"/>
         </w:numPr>
       </w:pPr>
       <w:r>
@@ -4849,7 +4728,7 @@
         <w:pStyle w:val="Compact"/>
         <w:numPr>
           <w:ilvl w:val="0"/>
-          <w:numId w:val="1038"/>
+          <w:numId w:val="1040"/>
         </w:numPr>
       </w:pPr>
       <w:r>
@@ -4861,7 +4740,7 @@
         <w:pStyle w:val="Compact"/>
         <w:numPr>
           <w:ilvl w:val="0"/>
-          <w:numId w:val="1038"/>
+          <w:numId w:val="1040"/>
         </w:numPr>
       </w:pPr>
       <w:r>
@@ -4873,7 +4752,7 @@
         <w:pStyle w:val="Compact"/>
         <w:numPr>
           <w:ilvl w:val="0"/>
-          <w:numId w:val="1038"/>
+          <w:numId w:val="1040"/>
         </w:numPr>
       </w:pPr>
       <w:r>
@@ -4885,21 +4764,21 @@
         <w:pStyle w:val="Compact"/>
         <w:numPr>
           <w:ilvl w:val="0"/>
-          <w:numId w:val="1038"/>
+          <w:numId w:val="1040"/>
         </w:numPr>
       </w:pPr>
       <w:r>
         <w:t xml:space="preserve">Mechanisms for dissemination and uptake of research findings</w:t>
       </w:r>
     </w:p>
-    <w:bookmarkEnd w:id="89"/>
-    <w:bookmarkStart w:id="90" w:name="appendix-4.-study-level-audit-trail"/>
+    <w:bookmarkEnd w:id="79"/>
+    <w:bookmarkStart w:id="80" w:name="appendix-4.-study-level-audit-trail"/>
     <w:p>
       <w:pPr>
         <w:pStyle w:val="Heading2"/>
       </w:pPr>
       <w:r>
-        <w:t xml:space="preserve">Appendix 4. Study-level audit trail</w:t>
+        <w:t xml:space="preserve">33.4 Appendix 4. Study-level audit trail</w:t>
       </w:r>
     </w:p>
     <w:p>
@@ -4915,7 +4794,7 @@
         <w:pStyle w:val="Compact"/>
         <w:numPr>
           <w:ilvl w:val="0"/>
-          <w:numId w:val="1039"/>
+          <w:numId w:val="1041"/>
         </w:numPr>
       </w:pPr>
       <w:r>
@@ -4927,7 +4806,7 @@
         <w:pStyle w:val="Compact"/>
         <w:numPr>
           <w:ilvl w:val="0"/>
-          <w:numId w:val="1039"/>
+          <w:numId w:val="1041"/>
         </w:numPr>
       </w:pPr>
       <w:r>
@@ -4939,7 +4818,7 @@
         <w:pStyle w:val="Compact"/>
         <w:numPr>
           <w:ilvl w:val="0"/>
-          <w:numId w:val="1039"/>
+          <w:numId w:val="1041"/>
         </w:numPr>
       </w:pPr>
       <w:r>
@@ -4951,7 +4830,7 @@
         <w:pStyle w:val="Compact"/>
         <w:numPr>
           <w:ilvl w:val="0"/>
-          <w:numId w:val="1039"/>
+          <w:numId w:val="1041"/>
         </w:numPr>
       </w:pPr>
       <w:r>
@@ -4963,7 +4842,7 @@
         <w:pStyle w:val="Compact"/>
         <w:numPr>
           <w:ilvl w:val="0"/>
-          <w:numId w:val="1039"/>
+          <w:numId w:val="1041"/>
         </w:numPr>
       </w:pPr>
       <w:r>
@@ -4975,7 +4854,7 @@
         <w:pStyle w:val="Compact"/>
         <w:numPr>
           <w:ilvl w:val="0"/>
-          <w:numId w:val="1039"/>
+          <w:numId w:val="1041"/>
         </w:numPr>
       </w:pPr>
       <w:r>
@@ -4987,7 +4866,7 @@
         <w:pStyle w:val="Compact"/>
         <w:numPr>
           <w:ilvl w:val="0"/>
-          <w:numId w:val="1039"/>
+          <w:numId w:val="1041"/>
         </w:numPr>
       </w:pPr>
       <w:r>
@@ -4999,7 +4878,7 @@
         <w:pStyle w:val="Compact"/>
         <w:numPr>
           <w:ilvl w:val="0"/>
-          <w:numId w:val="1039"/>
+          <w:numId w:val="1041"/>
         </w:numPr>
       </w:pPr>
       <w:r>
@@ -5011,7 +4890,7 @@
         <w:pStyle w:val="Compact"/>
         <w:numPr>
           <w:ilvl w:val="0"/>
-          <w:numId w:val="1039"/>
+          <w:numId w:val="1041"/>
         </w:numPr>
       </w:pPr>
       <w:r>
@@ -5023,7 +4902,7 @@
         <w:pStyle w:val="Compact"/>
         <w:numPr>
           <w:ilvl w:val="0"/>
-          <w:numId w:val="1039"/>
+          <w:numId w:val="1041"/>
         </w:numPr>
       </w:pPr>
       <w:r>
@@ -5035,7 +4914,7 @@
         <w:pStyle w:val="Compact"/>
         <w:numPr>
           <w:ilvl w:val="0"/>
-          <w:numId w:val="1039"/>
+          <w:numId w:val="1041"/>
         </w:numPr>
       </w:pPr>
       <w:r>
@@ -5047,7 +4926,7 @@
         <w:pStyle w:val="Compact"/>
         <w:numPr>
           <w:ilvl w:val="0"/>
-          <w:numId w:val="1039"/>
+          <w:numId w:val="1041"/>
         </w:numPr>
       </w:pPr>
       <w:r>
@@ -5059,30 +4938,30 @@
         <w:pStyle w:val="Compact"/>
         <w:numPr>
           <w:ilvl w:val="0"/>
-          <w:numId w:val="1039"/>
+          <w:numId w:val="1041"/>
         </w:numPr>
       </w:pPr>
       <w:r>
         <w:t xml:space="preserve">and documented protocol deviations.</w:t>
       </w:r>
     </w:p>
-    <w:bookmarkEnd w:id="90"/>
-    <w:bookmarkStart w:id="110" w:name="X5df2d98521d76003d9dd08b21ad71991dde8883"/>
+    <w:bookmarkEnd w:id="80"/>
+    <w:bookmarkStart w:id="100" w:name="sec-pis"/>
     <w:p>
       <w:pPr>
         <w:pStyle w:val="Heading2"/>
       </w:pPr>
       <w:r>
-        <w:t xml:space="preserve">Appendix 5. Participant Information Sheet</w:t>
-      </w:r>
-    </w:p>
-    <w:bookmarkStart w:id="91" w:name="study-title"/>
+        <w:t xml:space="preserve">33.5 Appendix 5. Participant Information Sheet</w:t>
+      </w:r>
+    </w:p>
+    <w:bookmarkStart w:id="81" w:name="study-title"/>
     <w:p>
       <w:pPr>
         <w:pStyle w:val="Heading3"/>
       </w:pPr>
       <w:r>
-        <w:t xml:space="preserve">Study title</w:t>
+        <w:t xml:space="preserve">33.5.1 Study title</w:t>
       </w:r>
     </w:p>
     <w:p>
@@ -5138,14 +5017,14 @@
         <w:t xml:space="preserve">Research Coordinators: Sara Ibrahim Abdelkader and Omar Ahmed Salem</w:t>
       </w:r>
     </w:p>
-    <w:bookmarkEnd w:id="91"/>
-    <w:bookmarkStart w:id="92" w:name="invitation-to-take-part"/>
+    <w:bookmarkEnd w:id="81"/>
+    <w:bookmarkStart w:id="82" w:name="invitation-to-take-part"/>
     <w:p>
       <w:pPr>
         <w:pStyle w:val="Heading3"/>
       </w:pPr>
       <w:r>
-        <w:t xml:space="preserve">Invitation to take part</w:t>
+        <w:t xml:space="preserve">33.5.2 Invitation to take part</w:t>
       </w:r>
     </w:p>
     <w:p>
@@ -5172,14 +5051,14 @@
         <w:t xml:space="preserve">Taking part is entirely voluntary.</w:t>
       </w:r>
     </w:p>
-    <w:bookmarkEnd w:id="92"/>
-    <w:bookmarkStart w:id="93" w:name="why-is-this-study-being-conducted"/>
+    <w:bookmarkEnd w:id="82"/>
+    <w:bookmarkStart w:id="83" w:name="why-is-this-study-being-conducted"/>
     <w:p>
       <w:pPr>
         <w:pStyle w:val="Heading3"/>
       </w:pPr>
       <w:r>
-        <w:t xml:space="preserve">Why is this study being conducted?</w:t>
+        <w:t xml:space="preserve">33.5.3 Why is this study being conducted?</w:t>
       </w:r>
     </w:p>
     <w:p>
@@ -5203,7 +5082,7 @@
         <w:pStyle w:val="Compact"/>
         <w:numPr>
           <w:ilvl w:val="0"/>
-          <w:numId w:val="1040"/>
+          <w:numId w:val="1042"/>
         </w:numPr>
       </w:pPr>
       <w:r>
@@ -5215,7 +5094,7 @@
         <w:pStyle w:val="Compact"/>
         <w:numPr>
           <w:ilvl w:val="0"/>
-          <w:numId w:val="1040"/>
+          <w:numId w:val="1042"/>
         </w:numPr>
       </w:pPr>
       <w:r>
@@ -5227,7 +5106,7 @@
         <w:pStyle w:val="Compact"/>
         <w:numPr>
           <w:ilvl w:val="0"/>
-          <w:numId w:val="1040"/>
+          <w:numId w:val="1042"/>
         </w:numPr>
       </w:pPr>
       <w:r>
@@ -5242,14 +5121,14 @@
         <w:t xml:space="preserve">The study does not aim to measure how common each barrier is in Egypt, determine whether a particular barrier causes poor research quality, evaluate institutions or individuals, or assess the performance of any named supervisor, department, university, hospital, or organization.</w:t>
       </w:r>
     </w:p>
-    <w:bookmarkEnd w:id="93"/>
-    <w:bookmarkStart w:id="94" w:name="why-have-i-been-invited"/>
+    <w:bookmarkEnd w:id="83"/>
+    <w:bookmarkStart w:id="84" w:name="why-have-i-been-invited"/>
     <w:p>
       <w:pPr>
         <w:pStyle w:val="Heading3"/>
       </w:pPr>
       <w:r>
-        <w:t xml:space="preserve">Why have I been invited?</w:t>
+        <w:t xml:space="preserve">33.5.4 Why have I been invited?</w:t>
       </w:r>
     </w:p>
     <w:p>
@@ -5265,7 +5144,7 @@
         <w:pStyle w:val="Compact"/>
         <w:numPr>
           <w:ilvl w:val="0"/>
-          <w:numId w:val="1041"/>
+          <w:numId w:val="1043"/>
         </w:numPr>
       </w:pPr>
       <w:r>
@@ -5277,7 +5156,7 @@
         <w:pStyle w:val="Compact"/>
         <w:numPr>
           <w:ilvl w:val="0"/>
-          <w:numId w:val="1041"/>
+          <w:numId w:val="1043"/>
         </w:numPr>
       </w:pPr>
       <w:r>
@@ -5289,7 +5168,7 @@
         <w:pStyle w:val="Compact"/>
         <w:numPr>
           <w:ilvl w:val="0"/>
-          <w:numId w:val="1041"/>
+          <w:numId w:val="1043"/>
         </w:numPr>
       </w:pPr>
       <w:r>
@@ -5301,7 +5180,7 @@
         <w:pStyle w:val="Compact"/>
         <w:numPr>
           <w:ilvl w:val="0"/>
-          <w:numId w:val="1041"/>
+          <w:numId w:val="1043"/>
         </w:numPr>
       </w:pPr>
       <w:r>
@@ -5316,14 +5195,14 @@
         <w:t xml:space="preserve">You should participate only if you have sufficient familiarity with the Egyptian medical research environment to provide informed judgments.</w:t>
       </w:r>
     </w:p>
-    <w:bookmarkEnd w:id="94"/>
-    <w:bookmarkStart w:id="97" w:name="what-will-happen-if-i-take-part"/>
+    <w:bookmarkEnd w:id="84"/>
+    <w:bookmarkStart w:id="87" w:name="what-will-happen-if-i-take-part"/>
     <w:p>
       <w:pPr>
         <w:pStyle w:val="Heading3"/>
       </w:pPr>
       <w:r>
-        <w:t xml:space="preserve">What will happen if I take part?</w:t>
+        <w:t xml:space="preserve">33.5.5 What will happen if I take part?</w:t>
       </w:r>
     </w:p>
     <w:p>
@@ -5334,13 +5213,13 @@
         <w:t xml:space="preserve">This is a two-round online modified Delphi study.</w:t>
       </w:r>
     </w:p>
-    <w:bookmarkStart w:id="95" w:name="round-1"/>
+    <w:bookmarkStart w:id="85" w:name="round-1"/>
     <w:p>
       <w:pPr>
         <w:pStyle w:val="Heading4"/>
       </w:pPr>
       <w:r>
-        <w:t xml:space="preserve">Round 1</w:t>
+        <w:t xml:space="preserve">33.5.5.1 Round 1</w:t>
       </w:r>
     </w:p>
     <w:p>
@@ -5356,7 +5235,7 @@
         <w:pStyle w:val="Compact"/>
         <w:numPr>
           <w:ilvl w:val="0"/>
-          <w:numId w:val="1042"/>
+          <w:numId w:val="1044"/>
         </w:numPr>
       </w:pPr>
       <w:r>
@@ -5368,7 +5247,7 @@
         <w:pStyle w:val="Compact"/>
         <w:numPr>
           <w:ilvl w:val="0"/>
-          <w:numId w:val="1042"/>
+          <w:numId w:val="1044"/>
         </w:numPr>
       </w:pPr>
       <w:r>
@@ -5380,7 +5259,7 @@
         <w:pStyle w:val="Compact"/>
         <w:numPr>
           <w:ilvl w:val="0"/>
-          <w:numId w:val="1042"/>
+          <w:numId w:val="1044"/>
         </w:numPr>
       </w:pPr>
       <w:r>
@@ -5392,7 +5271,7 @@
         <w:pStyle w:val="Compact"/>
         <w:numPr>
           <w:ilvl w:val="1"/>
-          <w:numId w:val="1043"/>
+          <w:numId w:val="1045"/>
         </w:numPr>
       </w:pPr>
       <w:r>
@@ -5414,7 +5293,7 @@
         <w:pStyle w:val="Compact"/>
         <w:numPr>
           <w:ilvl w:val="1"/>
-          <w:numId w:val="1043"/>
+          <w:numId w:val="1045"/>
         </w:numPr>
       </w:pPr>
       <w:r>
@@ -5436,7 +5315,7 @@
         <w:pStyle w:val="Compact"/>
         <w:numPr>
           <w:ilvl w:val="0"/>
-          <w:numId w:val="1042"/>
+          <w:numId w:val="1044"/>
         </w:numPr>
       </w:pPr>
       <w:r>
@@ -5448,7 +5327,7 @@
         <w:pStyle w:val="Compact"/>
         <w:numPr>
           <w:ilvl w:val="0"/>
-          <w:numId w:val="1042"/>
+          <w:numId w:val="1044"/>
         </w:numPr>
       </w:pPr>
       <w:r>
@@ -5476,14 +5355,14 @@
         <w:t xml:space="preserve">.</w:t>
       </w:r>
     </w:p>
-    <w:bookmarkEnd w:id="95"/>
-    <w:bookmarkStart w:id="96" w:name="round-2"/>
+    <w:bookmarkEnd w:id="85"/>
+    <w:bookmarkStart w:id="86" w:name="round-2"/>
     <w:p>
       <w:pPr>
         <w:pStyle w:val="Heading4"/>
       </w:pPr>
       <w:r>
-        <w:t xml:space="preserve">Round 2</w:t>
+        <w:t xml:space="preserve">33.5.5.2 Round 2</w:t>
       </w:r>
     </w:p>
     <w:p>
@@ -5507,7 +5386,7 @@
         <w:pStyle w:val="Compact"/>
         <w:numPr>
           <w:ilvl w:val="0"/>
-          <w:numId w:val="1044"/>
+          <w:numId w:val="1046"/>
         </w:numPr>
       </w:pPr>
       <w:r>
@@ -5519,7 +5398,7 @@
         <w:pStyle w:val="Compact"/>
         <w:numPr>
           <w:ilvl w:val="0"/>
-          <w:numId w:val="1044"/>
+          <w:numId w:val="1046"/>
         </w:numPr>
       </w:pPr>
       <w:r>
@@ -5531,7 +5410,7 @@
         <w:pStyle w:val="Compact"/>
         <w:numPr>
           <w:ilvl w:val="0"/>
-          <w:numId w:val="1044"/>
+          <w:numId w:val="1046"/>
         </w:numPr>
       </w:pPr>
       <w:r>
@@ -5543,7 +5422,7 @@
         <w:pStyle w:val="Compact"/>
         <w:numPr>
           <w:ilvl w:val="1"/>
-          <w:numId w:val="1045"/>
+          <w:numId w:val="1047"/>
         </w:numPr>
       </w:pPr>
       <w:r>
@@ -5565,7 +5444,7 @@
         <w:pStyle w:val="Compact"/>
         <w:numPr>
           <w:ilvl w:val="1"/>
-          <w:numId w:val="1045"/>
+          <w:numId w:val="1047"/>
         </w:numPr>
       </w:pPr>
       <w:r>
@@ -5587,7 +5466,7 @@
         <w:pStyle w:val="Compact"/>
         <w:numPr>
           <w:ilvl w:val="0"/>
-          <w:numId w:val="1044"/>
+          <w:numId w:val="1046"/>
         </w:numPr>
       </w:pPr>
       <w:r>
@@ -5623,15 +5502,15 @@
         <w:t xml:space="preserve">There will be no face-to-face group discussion. You will not be asked to interact with other participants.</w:t>
       </w:r>
     </w:p>
-    <w:bookmarkEnd w:id="96"/>
-    <w:bookmarkEnd w:id="97"/>
-    <w:bookmarkStart w:id="98" w:name="what-should-i-consider-when-responding"/>
+    <w:bookmarkEnd w:id="86"/>
+    <w:bookmarkEnd w:id="87"/>
+    <w:bookmarkStart w:id="88" w:name="what-should-i-consider-when-responding"/>
     <w:p>
       <w:pPr>
         <w:pStyle w:val="Heading3"/>
       </w:pPr>
       <w:r>
-        <w:t xml:space="preserve">What should I consider when responding?</w:t>
+        <w:t xml:space="preserve">33.5.6 What should I consider when responding?</w:t>
       </w:r>
     </w:p>
     <w:p>
@@ -5671,7 +5550,7 @@
         <w:pStyle w:val="Compact"/>
         <w:numPr>
           <w:ilvl w:val="0"/>
-          <w:numId w:val="1046"/>
+          <w:numId w:val="1048"/>
         </w:numPr>
       </w:pPr>
       <w:r>
@@ -5683,7 +5562,7 @@
         <w:pStyle w:val="Compact"/>
         <w:numPr>
           <w:ilvl w:val="0"/>
-          <w:numId w:val="1046"/>
+          <w:numId w:val="1048"/>
         </w:numPr>
       </w:pPr>
       <w:r>
@@ -5695,7 +5574,7 @@
         <w:pStyle w:val="Compact"/>
         <w:numPr>
           <w:ilvl w:val="0"/>
-          <w:numId w:val="1046"/>
+          <w:numId w:val="1048"/>
         </w:numPr>
       </w:pPr>
       <w:r>
@@ -5707,7 +5586,7 @@
         <w:pStyle w:val="Compact"/>
         <w:numPr>
           <w:ilvl w:val="0"/>
-          <w:numId w:val="1046"/>
+          <w:numId w:val="1048"/>
         </w:numPr>
       </w:pPr>
       <w:r>
@@ -5722,14 +5601,14 @@
         <w:t xml:space="preserve">If identifying information is entered into a free-text comment, the research team may remove or redact it before analysis, feedback, or reporting.</w:t>
       </w:r>
     </w:p>
-    <w:bookmarkEnd w:id="98"/>
-    <w:bookmarkStart w:id="99" w:name="is-participation-voluntary"/>
+    <w:bookmarkEnd w:id="88"/>
+    <w:bookmarkStart w:id="89" w:name="is-participation-voluntary"/>
     <w:p>
       <w:pPr>
         <w:pStyle w:val="Heading3"/>
       </w:pPr>
       <w:r>
-        <w:t xml:space="preserve">Is participation voluntary?</w:t>
+        <w:t xml:space="preserve">33.5.7 Is participation voluntary?</w:t>
       </w:r>
     </w:p>
     <w:p>
@@ -5764,14 +5643,14 @@
         <w:t xml:space="preserve">You may skip any optional question. However, you must provide enough required ratings for your questionnaire to be considered complete according to the study’s prespecified completion rules.</w:t>
       </w:r>
     </w:p>
-    <w:bookmarkEnd w:id="99"/>
-    <w:bookmarkStart w:id="101" w:name="can-i-withdraw"/>
+    <w:bookmarkEnd w:id="89"/>
+    <w:bookmarkStart w:id="91" w:name="can-i-withdraw"/>
     <w:p>
       <w:pPr>
         <w:pStyle w:val="Heading3"/>
       </w:pPr>
       <w:r>
-        <w:t xml:space="preserve">Can I withdraw?</w:t>
+        <w:t xml:space="preserve">33.5.8 Can I withdraw?</w:t>
       </w:r>
     </w:p>
     <w:p>
@@ -5792,7 +5671,7 @@
       <w:r>
         <w:t xml:space="preserve"> </w:t>
       </w:r>
-      <w:hyperlink r:id="rId100">
+      <w:hyperlink r:id="rId90">
         <w:r>
           <w:rPr>
             <w:rStyle w:val="Hyperlink"/>
@@ -5812,14 +5691,14 @@
         <w:t xml:space="preserve">Once data have been de-identified and combined into aggregate analyses, it may no longer be possible to identify and remove your individual responses.</w:t>
       </w:r>
     </w:p>
-    <w:bookmarkEnd w:id="101"/>
-    <w:bookmarkStart w:id="102" w:name="what-are-the-possible-risks"/>
+    <w:bookmarkEnd w:id="91"/>
+    <w:bookmarkStart w:id="92" w:name="what-are-the-possible-risks"/>
     <w:p>
       <w:pPr>
         <w:pStyle w:val="Heading3"/>
       </w:pPr>
       <w:r>
-        <w:t xml:space="preserve">What are the possible risks?</w:t>
+        <w:t xml:space="preserve">33.5.9 What are the possible risks?</w:t>
       </w:r>
     </w:p>
     <w:p>
@@ -5843,7 +5722,7 @@
         <w:pStyle w:val="Compact"/>
         <w:numPr>
           <w:ilvl w:val="0"/>
-          <w:numId w:val="1047"/>
+          <w:numId w:val="1049"/>
         </w:numPr>
       </w:pPr>
       <w:r>
@@ -5855,7 +5734,7 @@
         <w:pStyle w:val="Compact"/>
         <w:numPr>
           <w:ilvl w:val="0"/>
-          <w:numId w:val="1047"/>
+          <w:numId w:val="1049"/>
         </w:numPr>
       </w:pPr>
       <w:r>
@@ -5875,7 +5754,7 @@
         <w:pStyle w:val="Compact"/>
         <w:numPr>
           <w:ilvl w:val="0"/>
-          <w:numId w:val="1048"/>
+          <w:numId w:val="1050"/>
         </w:numPr>
       </w:pPr>
       <w:r>
@@ -5887,7 +5766,7 @@
         <w:pStyle w:val="Compact"/>
         <w:numPr>
           <w:ilvl w:val="0"/>
-          <w:numId w:val="1048"/>
+          <w:numId w:val="1050"/>
         </w:numPr>
       </w:pPr>
       <w:r>
@@ -5899,7 +5778,7 @@
         <w:pStyle w:val="Compact"/>
         <w:numPr>
           <w:ilvl w:val="0"/>
-          <w:numId w:val="1048"/>
+          <w:numId w:val="1050"/>
         </w:numPr>
       </w:pPr>
       <w:r>
@@ -5911,7 +5790,7 @@
         <w:pStyle w:val="Compact"/>
         <w:numPr>
           <w:ilvl w:val="0"/>
-          <w:numId w:val="1048"/>
+          <w:numId w:val="1050"/>
         </w:numPr>
       </w:pPr>
       <w:r>
@@ -5923,7 +5802,7 @@
         <w:pStyle w:val="Compact"/>
         <w:numPr>
           <w:ilvl w:val="0"/>
-          <w:numId w:val="1048"/>
+          <w:numId w:val="1050"/>
         </w:numPr>
       </w:pPr>
       <w:r>
@@ -5935,7 +5814,7 @@
         <w:pStyle w:val="Compact"/>
         <w:numPr>
           <w:ilvl w:val="0"/>
-          <w:numId w:val="1048"/>
+          <w:numId w:val="1050"/>
         </w:numPr>
       </w:pPr>
       <w:r>
@@ -5947,7 +5826,7 @@
         <w:pStyle w:val="Compact"/>
         <w:numPr>
           <w:ilvl w:val="0"/>
-          <w:numId w:val="1048"/>
+          <w:numId w:val="1050"/>
         </w:numPr>
       </w:pPr>
       <w:r>
@@ -5962,14 +5841,14 @@
         <w:t xml:space="preserve">Your responses are confidential, but they are not completely anonymous to the limited research staff responsible for consent administration, round linkage, and secure data management.</w:t>
       </w:r>
     </w:p>
-    <w:bookmarkEnd w:id="102"/>
-    <w:bookmarkStart w:id="103" w:name="are-there-benefits-to-taking-part"/>
+    <w:bookmarkEnd w:id="92"/>
+    <w:bookmarkStart w:id="93" w:name="are-there-benefits-to-taking-part"/>
     <w:p>
       <w:pPr>
         <w:pStyle w:val="Heading3"/>
       </w:pPr>
       <w:r>
-        <w:t xml:space="preserve">Are there benefits to taking part?</w:t>
+        <w:t xml:space="preserve">33.5.10 Are there benefits to taking part?</w:t>
       </w:r>
     </w:p>
     <w:p>
@@ -5988,14 +5867,14 @@
         <w:t xml:space="preserve">Your contribution may help identify priorities for improving research education, supervision, methodological support, infrastructure, governance, funding, incentives, and collaboration for early-career medical researchers in Egypt.</w:t>
       </w:r>
     </w:p>
-    <w:bookmarkEnd w:id="103"/>
-    <w:bookmarkStart w:id="104" w:name="will-i-be-paid-or-reimbursed"/>
+    <w:bookmarkEnd w:id="93"/>
+    <w:bookmarkStart w:id="94" w:name="will-i-be-paid-or-reimbursed"/>
     <w:p>
       <w:pPr>
         <w:pStyle w:val="Heading3"/>
       </w:pPr>
       <w:r>
-        <w:t xml:space="preserve">Will I be paid or reimbursed?</w:t>
+        <w:t xml:space="preserve">33.5.11 Will I be paid or reimbursed?</w:t>
       </w:r>
     </w:p>
     <w:p>
@@ -6006,14 +5885,14 @@
         <w:t xml:space="preserve">You will not receive payment. Participants who complete both rounds may receive a certificate of participation, if requested. The certificate will not include your ratings or comments.</w:t>
       </w:r>
     </w:p>
-    <w:bookmarkEnd w:id="104"/>
-    <w:bookmarkStart w:id="105" w:name="Xf74caa49acb59ac73d1cdbb8c8aeb45e7e15fa1"/>
+    <w:bookmarkEnd w:id="94"/>
+    <w:bookmarkStart w:id="95" w:name="Xf74caa49acb59ac73d1cdbb8c8aeb45e7e15fa1"/>
     <w:p>
       <w:pPr>
         <w:pStyle w:val="Heading3"/>
       </w:pPr>
       <w:r>
-        <w:t xml:space="preserve">How will my information be kept confidential?</w:t>
+        <w:t xml:space="preserve">33.5.12 How will my information be kept confidential?</w:t>
       </w:r>
     </w:p>
     <w:p>
@@ -6045,7 +5924,7 @@
         <w:pStyle w:val="BodyText"/>
       </w:pPr>
       <w:r>
-        <w:t xml:space="preserve">Survey data will be stored on [name of secure survey platform] and exported to secure, password-protected, access-controlled institutional storage at [institution]. Data will be encrypted in transit and, where supported by the platform and institutional systems, at rest.</w:t>
+        <w:t xml:space="preserve">Survey data will be stored on Microsoft University servers and exported to secure, password-protected, access-controlled institutional storage . Data will be encrypted in transit and, where supported by the platform and institutional systems, at rest.</w:t>
       </w:r>
     </w:p>
     <w:p>
@@ -6056,14 +5935,14 @@
         <w:t xml:space="preserve">The study team will not intentionally collect patient information, sensitive health information, or names of colleagues or institutions in open-text comments.</w:t>
       </w:r>
     </w:p>
-    <w:bookmarkEnd w:id="105"/>
-    <w:bookmarkStart w:id="106" w:name="how-long-will-data-be-kept"/>
+    <w:bookmarkEnd w:id="95"/>
+    <w:bookmarkStart w:id="96" w:name="how-long-will-data-be-kept"/>
     <w:p>
       <w:pPr>
         <w:pStyle w:val="Heading3"/>
       </w:pPr>
       <w:r>
-        <w:t xml:space="preserve">How long will data be kept?</w:t>
+        <w:t xml:space="preserve">33.5.13 How long will data be kept?</w:t>
       </w:r>
     </w:p>
     <w:p>
@@ -6082,14 +5961,14 @@
         <w:t xml:space="preserve">De-identified research data, consent records, study documents, and the audit trail will be retained for the period required by MTI institutional policy and ethical requirements.</w:t>
       </w:r>
     </w:p>
-    <w:bookmarkEnd w:id="106"/>
-    <w:bookmarkStart w:id="107" w:name="will-my-information-be-shared"/>
+    <w:bookmarkEnd w:id="96"/>
+    <w:bookmarkStart w:id="97" w:name="will-my-information-be-shared"/>
     <w:p>
       <w:pPr>
         <w:pStyle w:val="Heading3"/>
       </w:pPr>
       <w:r>
-        <w:t xml:space="preserve">Will my information be shared?</w:t>
+        <w:t xml:space="preserve">33.5.14 Will my information be shared?</w:t>
       </w:r>
     </w:p>
     <w:p>
@@ -6121,7 +6000,7 @@
         <w:pStyle w:val="Compact"/>
         <w:numPr>
           <w:ilvl w:val="0"/>
-          <w:numId w:val="1049"/>
+          <w:numId w:val="1051"/>
         </w:numPr>
       </w:pPr>
       <w:r>
@@ -6133,7 +6012,7 @@
         <w:pStyle w:val="Compact"/>
         <w:numPr>
           <w:ilvl w:val="0"/>
-          <w:numId w:val="1049"/>
+          <w:numId w:val="1051"/>
         </w:numPr>
       </w:pPr>
       <w:r>
@@ -6145,7 +6024,7 @@
         <w:pStyle w:val="Compact"/>
         <w:numPr>
           <w:ilvl w:val="0"/>
-          <w:numId w:val="1049"/>
+          <w:numId w:val="1051"/>
         </w:numPr>
       </w:pPr>
       <w:r>
@@ -6157,7 +6036,7 @@
         <w:pStyle w:val="Compact"/>
         <w:numPr>
           <w:ilvl w:val="0"/>
-          <w:numId w:val="1049"/>
+          <w:numId w:val="1051"/>
         </w:numPr>
       </w:pPr>
       <w:r>
@@ -6169,7 +6048,7 @@
         <w:pStyle w:val="Compact"/>
         <w:numPr>
           <w:ilvl w:val="0"/>
-          <w:numId w:val="1049"/>
+          <w:numId w:val="1051"/>
         </w:numPr>
       </w:pPr>
       <w:r>
@@ -6205,7 +6084,7 @@
         <w:pStyle w:val="Compact"/>
         <w:numPr>
           <w:ilvl w:val="0"/>
-          <w:numId w:val="1050"/>
+          <w:numId w:val="1052"/>
         </w:numPr>
       </w:pPr>
       <w:r>
@@ -6217,7 +6096,7 @@
         <w:pStyle w:val="Compact"/>
         <w:numPr>
           <w:ilvl w:val="0"/>
-          <w:numId w:val="1050"/>
+          <w:numId w:val="1052"/>
         </w:numPr>
       </w:pPr>
       <w:r>
@@ -6229,7 +6108,7 @@
         <w:pStyle w:val="Compact"/>
         <w:numPr>
           <w:ilvl w:val="0"/>
-          <w:numId w:val="1050"/>
+          <w:numId w:val="1052"/>
         </w:numPr>
       </w:pPr>
       <w:r>
@@ -6241,7 +6120,7 @@
         <w:pStyle w:val="Compact"/>
         <w:numPr>
           <w:ilvl w:val="0"/>
-          <w:numId w:val="1050"/>
+          <w:numId w:val="1052"/>
         </w:numPr>
       </w:pPr>
       <w:r>
@@ -6253,21 +6132,21 @@
         <w:pStyle w:val="Compact"/>
         <w:numPr>
           <w:ilvl w:val="0"/>
-          <w:numId w:val="1050"/>
+          <w:numId w:val="1052"/>
         </w:numPr>
       </w:pPr>
       <w:r>
         <w:t xml:space="preserve">Information that could reasonably identify an individual, institution, department, or organization.</w:t>
       </w:r>
     </w:p>
-    <w:bookmarkEnd w:id="107"/>
-    <w:bookmarkStart w:id="108" w:name="who-has-reviewed-this-study"/>
+    <w:bookmarkEnd w:id="97"/>
+    <w:bookmarkStart w:id="98" w:name="who-has-reviewed-this-study"/>
     <w:p>
       <w:pPr>
         <w:pStyle w:val="Heading3"/>
       </w:pPr>
       <w:r>
-        <w:t xml:space="preserve">Who has reviewed this study?</w:t>
+        <w:t xml:space="preserve">33.5.15 Who has reviewed this study?</w:t>
       </w:r>
     </w:p>
     <w:p>
@@ -6287,18 +6166,15 @@
         </w:rPr>
         <w:t xml:space="preserve">Institutional Review Board, Faculty of Medicine, MTI University</w:t>
       </w:r>
-      <w:r>
-        <w:br/>
-      </w:r>
-    </w:p>
-    <w:bookmarkEnd w:id="108"/>
-    <w:bookmarkStart w:id="109" w:name="who-can-i-contact"/>
+    </w:p>
+    <w:bookmarkEnd w:id="98"/>
+    <w:bookmarkStart w:id="99" w:name="who-can-i-contact"/>
     <w:p>
       <w:pPr>
         <w:pStyle w:val="Heading3"/>
       </w:pPr>
       <w:r>
-        <w:t xml:space="preserve">Who can I contact?</w:t>
+        <w:t xml:space="preserve">33.5.16 Who can I contact?</w:t>
       </w:r>
     </w:p>
     <w:p>
@@ -6311,7 +6187,7 @@
       <w:r>
         <w:t xml:space="preserve"> </w:t>
       </w:r>
-      <w:hyperlink r:id="rId100">
+      <w:hyperlink r:id="rId90">
         <w:r>
           <w:rPr>
             <w:rStyle w:val="Hyperlink"/>
@@ -6331,9 +6207,6 @@
         </w:rPr>
         <w:t xml:space="preserve">Prof. Ashraf Nabhan, Principal Investigator</w:t>
       </w:r>
-      <w:r>
-        <w:br/>
-      </w:r>
     </w:p>
     <w:p>
       <w:pPr>
@@ -6391,24 +6264,24 @@
         <w:br/>
       </w:r>
     </w:p>
-    <w:bookmarkEnd w:id="109"/>
-    <w:bookmarkEnd w:id="110"/>
-    <w:bookmarkStart w:id="140" w:name="appendix-6.-electronic-consent-form"/>
+    <w:bookmarkEnd w:id="99"/>
+    <w:bookmarkEnd w:id="100"/>
+    <w:bookmarkStart w:id="130" w:name="sec-consent"/>
     <w:p>
       <w:pPr>
         <w:pStyle w:val="Heading2"/>
       </w:pPr>
       <w:r>
-        <w:t xml:space="preserve">Appendix 6. Electronic Consent Form</w:t>
-      </w:r>
-    </w:p>
-    <w:bookmarkStart w:id="111" w:name="study-title-1"/>
+        <w:t xml:space="preserve">33.6 Appendix 6. Electronic Consent Form</w:t>
+      </w:r>
+    </w:p>
+    <w:bookmarkStart w:id="101" w:name="study-title-1"/>
     <w:p>
       <w:pPr>
         <w:pStyle w:val="Heading3"/>
       </w:pPr>
       <w:r>
-        <w:t xml:space="preserve">Study title</w:t>
+        <w:t xml:space="preserve">33.6.1 Study title</w:t>
       </w:r>
     </w:p>
     <w:p>
@@ -6439,52 +6312,46 @@
         <w:t xml:space="preserve">By selecting “Yes” for each statement and submitting this form, you confirm that you have read and understood the study information and voluntarily agree to participate.</w:t>
       </w:r>
     </w:p>
-    <w:bookmarkEnd w:id="111"/>
-    <w:bookmarkStart w:id="112" w:name="eligibility-confirmation"/>
+    <w:bookmarkEnd w:id="101"/>
+    <w:bookmarkStart w:id="102" w:name="eligibility-confirmation"/>
     <w:p>
       <w:pPr>
         <w:pStyle w:val="Heading3"/>
       </w:pPr>
       <w:r>
-        <w:t xml:space="preserve">Eligibility confirmation</w:t>
-      </w:r>
-    </w:p>
-    <w:p>
-      <w:pPr>
-        <w:pStyle w:val="Compact"/>
-        <w:numPr>
-          <w:ilvl w:val="0"/>
-          <w:numId w:val="1051"/>
+        <w:t xml:space="preserve">33.6.2 Eligibility confirmation</w:t>
+      </w:r>
+    </w:p>
+    <w:p>
+      <w:pPr>
+        <w:pStyle w:val="Compact"/>
+        <w:numPr>
+          <w:ilvl w:val="0"/>
+          <w:numId w:val="1053"/>
         </w:numPr>
       </w:pPr>
       <w:r>
         <w:t xml:space="preserve">I confirm that I am aged 18 years or older.</w:t>
       </w:r>
-      <w:r>
-        <w:br/>
-      </w:r>
-    </w:p>
-    <w:p>
-      <w:pPr>
-        <w:pStyle w:val="Compact"/>
-        <w:numPr>
-          <w:ilvl w:val="0"/>
-          <w:numId w:val="1052"/>
+    </w:p>
+    <w:p>
+      <w:pPr>
+        <w:pStyle w:val="Compact"/>
+        <w:numPr>
+          <w:ilvl w:val="0"/>
+          <w:numId w:val="1054"/>
         </w:numPr>
       </w:pPr>
       <w:r>
         <w:t xml:space="preserve">Yes</w:t>
       </w:r>
-      <w:r>
-        <w:br/>
-      </w:r>
-    </w:p>
-    <w:p>
-      <w:pPr>
-        <w:pStyle w:val="Compact"/>
-        <w:numPr>
-          <w:ilvl w:val="0"/>
-          <w:numId w:val="1052"/>
+    </w:p>
+    <w:p>
+      <w:pPr>
+        <w:pStyle w:val="Compact"/>
+        <w:numPr>
+          <w:ilvl w:val="0"/>
+          <w:numId w:val="1054"/>
         </w:numPr>
       </w:pPr>
       <w:r>
@@ -6496,37 +6363,31 @@
         <w:pStyle w:val="Compact"/>
         <w:numPr>
           <w:ilvl w:val="0"/>
-          <w:numId w:val="1053"/>
+          <w:numId w:val="1055"/>
         </w:numPr>
       </w:pPr>
       <w:r>
         <w:t xml:space="preserve">I confirm that I have sufficient familiarity with the Egyptian medical research environment to provide informed judgments.</w:t>
       </w:r>
-      <w:r>
-        <w:br/>
-      </w:r>
-    </w:p>
-    <w:p>
-      <w:pPr>
-        <w:pStyle w:val="Compact"/>
-        <w:numPr>
-          <w:ilvl w:val="0"/>
-          <w:numId w:val="1054"/>
+    </w:p>
+    <w:p>
+      <w:pPr>
+        <w:pStyle w:val="Compact"/>
+        <w:numPr>
+          <w:ilvl w:val="0"/>
+          <w:numId w:val="1056"/>
         </w:numPr>
       </w:pPr>
       <w:r>
         <w:t xml:space="preserve">Yes</w:t>
       </w:r>
-      <w:r>
-        <w:br/>
-      </w:r>
-    </w:p>
-    <w:p>
-      <w:pPr>
-        <w:pStyle w:val="Compact"/>
-        <w:numPr>
-          <w:ilvl w:val="0"/>
-          <w:numId w:val="1054"/>
+    </w:p>
+    <w:p>
+      <w:pPr>
+        <w:pStyle w:val="Compact"/>
+        <w:numPr>
+          <w:ilvl w:val="0"/>
+          <w:numId w:val="1056"/>
         </w:numPr>
       </w:pPr>
       <w:r>
@@ -6538,37 +6399,31 @@
         <w:pStyle w:val="Compact"/>
         <w:numPr>
           <w:ilvl w:val="0"/>
-          <w:numId w:val="1055"/>
+          <w:numId w:val="1057"/>
         </w:numPr>
       </w:pPr>
       <w:r>
         <w:t xml:space="preserve">I confirm that I meet at least one study eligibility criterion described in the Participant Information Sheet.</w:t>
       </w:r>
-      <w:r>
-        <w:br/>
-      </w:r>
-    </w:p>
-    <w:p>
-      <w:pPr>
-        <w:pStyle w:val="Compact"/>
-        <w:numPr>
-          <w:ilvl w:val="0"/>
-          <w:numId w:val="1056"/>
+    </w:p>
+    <w:p>
+      <w:pPr>
+        <w:pStyle w:val="Compact"/>
+        <w:numPr>
+          <w:ilvl w:val="0"/>
+          <w:numId w:val="1058"/>
         </w:numPr>
       </w:pPr>
       <w:r>
         <w:t xml:space="preserve">Yes</w:t>
       </w:r>
-      <w:r>
-        <w:br/>
-      </w:r>
-    </w:p>
-    <w:p>
-      <w:pPr>
-        <w:pStyle w:val="Compact"/>
-        <w:numPr>
-          <w:ilvl w:val="0"/>
-          <w:numId w:val="1056"/>
+    </w:p>
+    <w:p>
+      <w:pPr>
+        <w:pStyle w:val="Compact"/>
+        <w:numPr>
+          <w:ilvl w:val="0"/>
+          <w:numId w:val="1058"/>
         </w:numPr>
       </w:pPr>
       <w:r>
@@ -6580,37 +6435,31 @@
         <w:pStyle w:val="Compact"/>
         <w:numPr>
           <w:ilvl w:val="0"/>
-          <w:numId w:val="1057"/>
+          <w:numId w:val="1059"/>
         </w:numPr>
       </w:pPr>
       <w:r>
         <w:t xml:space="preserve">I confirm that I can complete the questionnaire in the language provided.</w:t>
       </w:r>
-      <w:r>
-        <w:br/>
-      </w:r>
-    </w:p>
-    <w:p>
-      <w:pPr>
-        <w:pStyle w:val="Compact"/>
-        <w:numPr>
-          <w:ilvl w:val="0"/>
-          <w:numId w:val="1058"/>
+    </w:p>
+    <w:p>
+      <w:pPr>
+        <w:pStyle w:val="Compact"/>
+        <w:numPr>
+          <w:ilvl w:val="0"/>
+          <w:numId w:val="1060"/>
         </w:numPr>
       </w:pPr>
       <w:r>
         <w:t xml:space="preserve">Yes</w:t>
       </w:r>
-      <w:r>
-        <w:br/>
-      </w:r>
-    </w:p>
-    <w:p>
-      <w:pPr>
-        <w:pStyle w:val="Compact"/>
-        <w:numPr>
-          <w:ilvl w:val="0"/>
-          <w:numId w:val="1058"/>
+    </w:p>
+    <w:p>
+      <w:pPr>
+        <w:pStyle w:val="Compact"/>
+        <w:numPr>
+          <w:ilvl w:val="0"/>
+          <w:numId w:val="1060"/>
         </w:numPr>
       </w:pPr>
       <w:r>
@@ -6625,52 +6474,46 @@
         <w:t xml:space="preserve">If “No” is selected for any required eligibility item, the survey should end with a polite ineligibility message.</w:t>
       </w:r>
     </w:p>
-    <w:bookmarkEnd w:id="112"/>
-    <w:bookmarkStart w:id="113" w:name="consent-statements"/>
+    <w:bookmarkEnd w:id="102"/>
+    <w:bookmarkStart w:id="103" w:name="consent-statements"/>
     <w:p>
       <w:pPr>
         <w:pStyle w:val="Heading3"/>
       </w:pPr>
       <w:r>
-        <w:t xml:space="preserve">Consent statements</w:t>
-      </w:r>
-    </w:p>
-    <w:p>
-      <w:pPr>
-        <w:pStyle w:val="Compact"/>
-        <w:numPr>
-          <w:ilvl w:val="0"/>
-          <w:numId w:val="1059"/>
+        <w:t xml:space="preserve">33.6.3 Consent statements</w:t>
+      </w:r>
+    </w:p>
+    <w:p>
+      <w:pPr>
+        <w:pStyle w:val="Compact"/>
+        <w:numPr>
+          <w:ilvl w:val="0"/>
+          <w:numId w:val="1061"/>
         </w:numPr>
       </w:pPr>
       <w:r>
         <w:t xml:space="preserve">I have read the Participant Information Sheet and have had the opportunity to ask questions about the study.</w:t>
       </w:r>
-      <w:r>
-        <w:br/>
-      </w:r>
-    </w:p>
-    <w:p>
-      <w:pPr>
-        <w:pStyle w:val="Compact"/>
-        <w:numPr>
-          <w:ilvl w:val="0"/>
-          <w:numId w:val="1060"/>
+    </w:p>
+    <w:p>
+      <w:pPr>
+        <w:pStyle w:val="Compact"/>
+        <w:numPr>
+          <w:ilvl w:val="0"/>
+          <w:numId w:val="1062"/>
         </w:numPr>
       </w:pPr>
       <w:r>
         <w:t xml:space="preserve">Yes</w:t>
       </w:r>
-      <w:r>
-        <w:br/>
-      </w:r>
-    </w:p>
-    <w:p>
-      <w:pPr>
-        <w:pStyle w:val="Compact"/>
-        <w:numPr>
-          <w:ilvl w:val="0"/>
-          <w:numId w:val="1060"/>
+    </w:p>
+    <w:p>
+      <w:pPr>
+        <w:pStyle w:val="Compact"/>
+        <w:numPr>
+          <w:ilvl w:val="0"/>
+          <w:numId w:val="1062"/>
         </w:numPr>
       </w:pPr>
       <w:r>
@@ -6682,37 +6525,31 @@
         <w:pStyle w:val="Compact"/>
         <w:numPr>
           <w:ilvl w:val="0"/>
-          <w:numId w:val="1061"/>
+          <w:numId w:val="1063"/>
         </w:numPr>
       </w:pPr>
       <w:r>
         <w:t xml:space="preserve">I understand that participation is voluntary and that I may decline to participate or stop the questionnaire at any time before submission without penalty or negative consequences.</w:t>
       </w:r>
-      <w:r>
-        <w:br/>
-      </w:r>
-    </w:p>
-    <w:p>
-      <w:pPr>
-        <w:pStyle w:val="Compact"/>
-        <w:numPr>
-          <w:ilvl w:val="0"/>
-          <w:numId w:val="1062"/>
+    </w:p>
+    <w:p>
+      <w:pPr>
+        <w:pStyle w:val="Compact"/>
+        <w:numPr>
+          <w:ilvl w:val="0"/>
+          <w:numId w:val="1064"/>
         </w:numPr>
       </w:pPr>
       <w:r>
         <w:t xml:space="preserve">Yes</w:t>
       </w:r>
-      <w:r>
-        <w:br/>
-      </w:r>
-    </w:p>
-    <w:p>
-      <w:pPr>
-        <w:pStyle w:val="Compact"/>
-        <w:numPr>
-          <w:ilvl w:val="0"/>
-          <w:numId w:val="1062"/>
+    </w:p>
+    <w:p>
+      <w:pPr>
+        <w:pStyle w:val="Compact"/>
+        <w:numPr>
+          <w:ilvl w:val="0"/>
+          <w:numId w:val="1064"/>
         </w:numPr>
       </w:pPr>
       <w:r>
@@ -6724,37 +6561,31 @@
         <w:pStyle w:val="Compact"/>
         <w:numPr>
           <w:ilvl w:val="0"/>
-          <w:numId w:val="1063"/>
+          <w:numId w:val="1065"/>
         </w:numPr>
       </w:pPr>
       <w:r>
         <w:t xml:space="preserve">I understand that I may request withdrawal of my submitted data while it remains identifiable and before it has been de-identified, locked, or incorporated into aggregate analyses.</w:t>
       </w:r>
-      <w:r>
-        <w:br/>
-      </w:r>
-    </w:p>
-    <w:p>
-      <w:pPr>
-        <w:pStyle w:val="Compact"/>
-        <w:numPr>
-          <w:ilvl w:val="0"/>
-          <w:numId w:val="1064"/>
+    </w:p>
+    <w:p>
+      <w:pPr>
+        <w:pStyle w:val="Compact"/>
+        <w:numPr>
+          <w:ilvl w:val="0"/>
+          <w:numId w:val="1066"/>
         </w:numPr>
       </w:pPr>
       <w:r>
         <w:t xml:space="preserve">Yes</w:t>
       </w:r>
-      <w:r>
-        <w:br/>
-      </w:r>
-    </w:p>
-    <w:p>
-      <w:pPr>
-        <w:pStyle w:val="Compact"/>
-        <w:numPr>
-          <w:ilvl w:val="0"/>
-          <w:numId w:val="1064"/>
+    </w:p>
+    <w:p>
+      <w:pPr>
+        <w:pStyle w:val="Compact"/>
+        <w:numPr>
+          <w:ilvl w:val="0"/>
+          <w:numId w:val="1066"/>
         </w:numPr>
       </w:pPr>
       <w:r>
@@ -6766,37 +6597,31 @@
         <w:pStyle w:val="Compact"/>
         <w:numPr>
           <w:ilvl w:val="0"/>
-          <w:numId w:val="1065"/>
+          <w:numId w:val="1067"/>
         </w:numPr>
       </w:pPr>
       <w:r>
         <w:t xml:space="preserve">I understand that the study involves a Round-1 questionnaire and, if I complete Round 1, a possible invitation to Round 2.</w:t>
       </w:r>
-      <w:r>
-        <w:br/>
-      </w:r>
-    </w:p>
-    <w:p>
-      <w:pPr>
-        <w:pStyle w:val="Compact"/>
-        <w:numPr>
-          <w:ilvl w:val="0"/>
-          <w:numId w:val="1066"/>
+    </w:p>
+    <w:p>
+      <w:pPr>
+        <w:pStyle w:val="Compact"/>
+        <w:numPr>
+          <w:ilvl w:val="0"/>
+          <w:numId w:val="1068"/>
         </w:numPr>
       </w:pPr>
       <w:r>
         <w:t xml:space="preserve">Yes</w:t>
       </w:r>
-      <w:r>
-        <w:br/>
-      </w:r>
-    </w:p>
-    <w:p>
-      <w:pPr>
-        <w:pStyle w:val="Compact"/>
-        <w:numPr>
-          <w:ilvl w:val="0"/>
-          <w:numId w:val="1066"/>
+    </w:p>
+    <w:p>
+      <w:pPr>
+        <w:pStyle w:val="Compact"/>
+        <w:numPr>
+          <w:ilvl w:val="0"/>
+          <w:numId w:val="1068"/>
         </w:numPr>
       </w:pPr>
       <w:r>
@@ -6808,37 +6633,31 @@
         <w:pStyle w:val="Compact"/>
         <w:numPr>
           <w:ilvl w:val="0"/>
-          <w:numId w:val="1067"/>
+          <w:numId w:val="1069"/>
         </w:numPr>
       </w:pPr>
       <w:r>
         <w:t xml:space="preserve">I understand that Round 2 will include anonymized group-level feedback and that I may be asked to re-rate barriers and rate possible interventions.</w:t>
       </w:r>
-      <w:r>
-        <w:br/>
-      </w:r>
-    </w:p>
-    <w:p>
-      <w:pPr>
-        <w:pStyle w:val="Compact"/>
-        <w:numPr>
-          <w:ilvl w:val="0"/>
-          <w:numId w:val="1068"/>
+    </w:p>
+    <w:p>
+      <w:pPr>
+        <w:pStyle w:val="Compact"/>
+        <w:numPr>
+          <w:ilvl w:val="0"/>
+          <w:numId w:val="1070"/>
         </w:numPr>
       </w:pPr>
       <w:r>
         <w:t xml:space="preserve">Yes</w:t>
       </w:r>
-      <w:r>
-        <w:br/>
-      </w:r>
-    </w:p>
-    <w:p>
-      <w:pPr>
-        <w:pStyle w:val="Compact"/>
-        <w:numPr>
-          <w:ilvl w:val="0"/>
-          <w:numId w:val="1068"/>
+    </w:p>
+    <w:p>
+      <w:pPr>
+        <w:pStyle w:val="Compact"/>
+        <w:numPr>
+          <w:ilvl w:val="0"/>
+          <w:numId w:val="1070"/>
         </w:numPr>
       </w:pPr>
       <w:r>
@@ -6850,89 +6669,77 @@
         <w:pStyle w:val="Compact"/>
         <w:numPr>
           <w:ilvl w:val="0"/>
-          <w:numId w:val="1069"/>
+          <w:numId w:val="1071"/>
         </w:numPr>
       </w:pPr>
       <w:r>
         <w:t xml:space="preserve">I consent to participate in Round 1 of this study.</w:t>
       </w:r>
-      <w:r>
-        <w:br/>
-      </w:r>
-    </w:p>
-    <w:p>
-      <w:pPr>
-        <w:pStyle w:val="Compact"/>
-        <w:numPr>
-          <w:ilvl w:val="0"/>
-          <w:numId w:val="1070"/>
+    </w:p>
+    <w:p>
+      <w:pPr>
+        <w:pStyle w:val="Compact"/>
+        <w:numPr>
+          <w:ilvl w:val="0"/>
+          <w:numId w:val="1072"/>
         </w:numPr>
       </w:pPr>
       <w:r>
         <w:t xml:space="preserve">Yes</w:t>
       </w:r>
-      <w:r>
-        <w:br/>
-      </w:r>
-    </w:p>
-    <w:p>
-      <w:pPr>
-        <w:pStyle w:val="Compact"/>
-        <w:numPr>
-          <w:ilvl w:val="0"/>
-          <w:numId w:val="1070"/>
+    </w:p>
+    <w:p>
+      <w:pPr>
+        <w:pStyle w:val="Compact"/>
+        <w:numPr>
+          <w:ilvl w:val="0"/>
+          <w:numId w:val="1072"/>
         </w:numPr>
       </w:pPr>
       <w:r>
         <w:t xml:space="preserve">No</w:t>
       </w:r>
     </w:p>
-    <w:bookmarkEnd w:id="113"/>
-    <w:bookmarkStart w:id="114" w:name="consent-for-contact-and-linkage"/>
+    <w:bookmarkEnd w:id="103"/>
+    <w:bookmarkStart w:id="104" w:name="consent-for-contact-and-linkage"/>
     <w:p>
       <w:pPr>
         <w:pStyle w:val="Heading3"/>
       </w:pPr>
       <w:r>
-        <w:t xml:space="preserve">Consent for contact and linkage</w:t>
-      </w:r>
-    </w:p>
-    <w:p>
-      <w:pPr>
-        <w:pStyle w:val="Compact"/>
-        <w:numPr>
-          <w:ilvl w:val="0"/>
-          <w:numId w:val="1071"/>
+        <w:t xml:space="preserve">33.6.4 Consent for contact and linkage</w:t>
+      </w:r>
+    </w:p>
+    <w:p>
+      <w:pPr>
+        <w:pStyle w:val="Compact"/>
+        <w:numPr>
+          <w:ilvl w:val="0"/>
+          <w:numId w:val="1073"/>
         </w:numPr>
       </w:pPr>
       <w:r>
         <w:t xml:space="preserve">I consent to the research team retaining my name and email address separately from my survey responses for the purpose of sending reminders, inviting me to Round 2, responding to a withdrawal request, and maintaining study records.</w:t>
       </w:r>
-      <w:r>
-        <w:br/>
-      </w:r>
-    </w:p>
-    <w:p>
-      <w:pPr>
-        <w:pStyle w:val="Compact"/>
-        <w:numPr>
-          <w:ilvl w:val="0"/>
-          <w:numId w:val="1072"/>
+    </w:p>
+    <w:p>
+      <w:pPr>
+        <w:pStyle w:val="Compact"/>
+        <w:numPr>
+          <w:ilvl w:val="0"/>
+          <w:numId w:val="1074"/>
         </w:numPr>
       </w:pPr>
       <w:r>
         <w:t xml:space="preserve">Yes</w:t>
       </w:r>
-      <w:r>
-        <w:br/>
-      </w:r>
-    </w:p>
-    <w:p>
-      <w:pPr>
-        <w:pStyle w:val="Compact"/>
-        <w:numPr>
-          <w:ilvl w:val="0"/>
-          <w:numId w:val="1072"/>
+    </w:p>
+    <w:p>
+      <w:pPr>
+        <w:pStyle w:val="Compact"/>
+        <w:numPr>
+          <w:ilvl w:val="0"/>
+          <w:numId w:val="1074"/>
         </w:numPr>
       </w:pPr>
       <w:r>
@@ -6944,37 +6751,31 @@
         <w:pStyle w:val="Compact"/>
         <w:numPr>
           <w:ilvl w:val="0"/>
-          <w:numId w:val="1073"/>
+          <w:numId w:val="1075"/>
         </w:numPr>
       </w:pPr>
       <w:r>
         <w:t xml:space="preserve">I consent to the use of a unique study identifier to link my Round-1 and Round-2 responses.</w:t>
       </w:r>
-      <w:r>
-        <w:br/>
-      </w:r>
-    </w:p>
-    <w:p>
-      <w:pPr>
-        <w:pStyle w:val="Compact"/>
-        <w:numPr>
-          <w:ilvl w:val="0"/>
-          <w:numId w:val="1074"/>
+    </w:p>
+    <w:p>
+      <w:pPr>
+        <w:pStyle w:val="Compact"/>
+        <w:numPr>
+          <w:ilvl w:val="0"/>
+          <w:numId w:val="1076"/>
         </w:numPr>
       </w:pPr>
       <w:r>
         <w:t xml:space="preserve">Yes</w:t>
       </w:r>
-      <w:r>
-        <w:br/>
-      </w:r>
-    </w:p>
-    <w:p>
-      <w:pPr>
-        <w:pStyle w:val="Compact"/>
-        <w:numPr>
-          <w:ilvl w:val="0"/>
-          <w:numId w:val="1074"/>
+    </w:p>
+    <w:p>
+      <w:pPr>
+        <w:pStyle w:val="Compact"/>
+        <w:numPr>
+          <w:ilvl w:val="0"/>
+          <w:numId w:val="1076"/>
         </w:numPr>
       </w:pPr>
       <w:r>
@@ -6986,37 +6787,31 @@
         <w:pStyle w:val="Compact"/>
         <w:numPr>
           <w:ilvl w:val="0"/>
-          <w:numId w:val="1075"/>
+          <w:numId w:val="1077"/>
         </w:numPr>
       </w:pPr>
       <w:r>
         <w:t xml:space="preserve">I understand that my individual ratings and comments will not be shared with other participants, supervisors, institutional leaders, or steering-group members in identifiable form.</w:t>
       </w:r>
-      <w:r>
-        <w:br/>
-      </w:r>
-    </w:p>
-    <w:p>
-      <w:pPr>
-        <w:pStyle w:val="Compact"/>
-        <w:numPr>
-          <w:ilvl w:val="0"/>
-          <w:numId w:val="1076"/>
+    </w:p>
+    <w:p>
+      <w:pPr>
+        <w:pStyle w:val="Compact"/>
+        <w:numPr>
+          <w:ilvl w:val="0"/>
+          <w:numId w:val="1078"/>
         </w:numPr>
       </w:pPr>
       <w:r>
         <w:t xml:space="preserve">Yes</w:t>
       </w:r>
-      <w:r>
-        <w:br/>
-      </w:r>
-    </w:p>
-    <w:p>
-      <w:pPr>
-        <w:pStyle w:val="Compact"/>
-        <w:numPr>
-          <w:ilvl w:val="0"/>
-          <w:numId w:val="1076"/>
+    </w:p>
+    <w:p>
+      <w:pPr>
+        <w:pStyle w:val="Compact"/>
+        <w:numPr>
+          <w:ilvl w:val="0"/>
+          <w:numId w:val="1078"/>
         </w:numPr>
       </w:pPr>
       <w:r>
@@ -7028,104 +6823,89 @@
         <w:pStyle w:val="Compact"/>
         <w:numPr>
           <w:ilvl w:val="0"/>
-          <w:numId w:val="1077"/>
+          <w:numId w:val="1079"/>
         </w:numPr>
       </w:pPr>
       <w:r>
         <w:t xml:space="preserve">I understand that the research team will report findings in aggregate form and will take reasonable steps to reduce the risk that I, my institution, or another person can be identified.</w:t>
       </w:r>
-      <w:r>
-        <w:br/>
-      </w:r>
-    </w:p>
-    <w:p>
-      <w:pPr>
-        <w:pStyle w:val="Compact"/>
-        <w:numPr>
-          <w:ilvl w:val="0"/>
-          <w:numId w:val="1078"/>
+    </w:p>
+    <w:p>
+      <w:pPr>
+        <w:pStyle w:val="Compact"/>
+        <w:numPr>
+          <w:ilvl w:val="0"/>
+          <w:numId w:val="1080"/>
         </w:numPr>
       </w:pPr>
       <w:r>
         <w:t xml:space="preserve">Yes</w:t>
       </w:r>
-      <w:r>
-        <w:br/>
-      </w:r>
-    </w:p>
-    <w:p>
-      <w:pPr>
-        <w:pStyle w:val="Compact"/>
-        <w:numPr>
-          <w:ilvl w:val="0"/>
-          <w:numId w:val="1078"/>
+    </w:p>
+    <w:p>
+      <w:pPr>
+        <w:pStyle w:val="Compact"/>
+        <w:numPr>
+          <w:ilvl w:val="0"/>
+          <w:numId w:val="1080"/>
         </w:numPr>
       </w:pPr>
       <w:r>
         <w:t xml:space="preserve">No</w:t>
       </w:r>
     </w:p>
-    <w:bookmarkEnd w:id="114"/>
-    <w:bookmarkStart w:id="115" w:name="consent-for-quotations"/>
+    <w:bookmarkEnd w:id="104"/>
+    <w:bookmarkStart w:id="105" w:name="consent-for-quotations"/>
     <w:p>
       <w:pPr>
         <w:pStyle w:val="Heading3"/>
       </w:pPr>
       <w:r>
-        <w:t xml:space="preserve">Consent for quotations</w:t>
-      </w:r>
-    </w:p>
-    <w:p>
-      <w:pPr>
-        <w:pStyle w:val="Compact"/>
-        <w:numPr>
-          <w:ilvl w:val="0"/>
-          <w:numId w:val="1079"/>
+        <w:t xml:space="preserve">33.6.5 Consent for quotations</w:t>
+      </w:r>
+    </w:p>
+    <w:p>
+      <w:pPr>
+        <w:pStyle w:val="Compact"/>
+        <w:numPr>
+          <w:ilvl w:val="0"/>
+          <w:numId w:val="1081"/>
         </w:numPr>
       </w:pPr>
       <w:r>
         <w:t xml:space="preserve">I understand that I may provide optional free-text comments. I agree that de-identified and redacted excerpts from my comments may be used in study reports, publications, presentations, policy briefs, or group feedback materials.</w:t>
       </w:r>
-      <w:r>
-        <w:br/>
-      </w:r>
-    </w:p>
-    <w:p>
-      <w:pPr>
-        <w:pStyle w:val="Compact"/>
-        <w:numPr>
-          <w:ilvl w:val="0"/>
-          <w:numId w:val="1080"/>
+    </w:p>
+    <w:p>
+      <w:pPr>
+        <w:pStyle w:val="Compact"/>
+        <w:numPr>
+          <w:ilvl w:val="0"/>
+          <w:numId w:val="1082"/>
         </w:numPr>
       </w:pPr>
       <w:r>
         <w:t xml:space="preserve">Yes</w:t>
       </w:r>
-      <w:r>
-        <w:br/>
-      </w:r>
-    </w:p>
-    <w:p>
-      <w:pPr>
-        <w:pStyle w:val="Compact"/>
-        <w:numPr>
-          <w:ilvl w:val="0"/>
-          <w:numId w:val="1080"/>
+    </w:p>
+    <w:p>
+      <w:pPr>
+        <w:pStyle w:val="Compact"/>
+        <w:numPr>
+          <w:ilvl w:val="0"/>
+          <w:numId w:val="1082"/>
         </w:numPr>
       </w:pPr>
       <w:r>
         <w:t xml:space="preserve">No</w:t>
       </w:r>
-      <w:r>
-        <w:br/>
-      </w:r>
-    </w:p>
-    <w:p>
-      <w:pPr>
-        <w:pStyle w:val="Compact"/>
-        <w:numPr>
-          <w:ilvl w:val="0"/>
-          <w:numId w:val="1080"/>
+    </w:p>
+    <w:p>
+      <w:pPr>
+        <w:pStyle w:val="Compact"/>
+        <w:numPr>
+          <w:ilvl w:val="0"/>
+          <w:numId w:val="1082"/>
         </w:numPr>
       </w:pPr>
       <w:r>
@@ -7140,52 +6920,46 @@
         <w:t xml:space="preserve">If “No” is selected, the participant may still provide comments for internal item development only, if this is acceptable to the IRB. Otherwise, the free-text field should be hidden or disabled for that participant.</w:t>
       </w:r>
     </w:p>
-    <w:bookmarkEnd w:id="115"/>
-    <w:bookmarkStart w:id="116" w:name="consent-for-future-use-and-data-sharing"/>
+    <w:bookmarkEnd w:id="105"/>
+    <w:bookmarkStart w:id="106" w:name="consent-for-future-use-and-data-sharing"/>
     <w:p>
       <w:pPr>
         <w:pStyle w:val="Heading3"/>
       </w:pPr>
       <w:r>
-        <w:t xml:space="preserve">Consent for future use and data sharing</w:t>
-      </w:r>
-    </w:p>
-    <w:p>
-      <w:pPr>
-        <w:pStyle w:val="Compact"/>
-        <w:numPr>
-          <w:ilvl w:val="0"/>
-          <w:numId w:val="1081"/>
+        <w:t xml:space="preserve">33.6.6 Consent for future use and data sharing</w:t>
+      </w:r>
+    </w:p>
+    <w:p>
+      <w:pPr>
+        <w:pStyle w:val="Compact"/>
+        <w:numPr>
+          <w:ilvl w:val="0"/>
+          <w:numId w:val="1083"/>
         </w:numPr>
       </w:pPr>
       <w:r>
         <w:t xml:space="preserve">I agree that de-identified numerical survey data may be used for future research related to medical research capacity, research quality, research waste, research education, supervision, or research policy, subject to ethics approval and institutional policy.</w:t>
       </w:r>
-      <w:r>
-        <w:br/>
-      </w:r>
-    </w:p>
-    <w:p>
-      <w:pPr>
-        <w:pStyle w:val="Compact"/>
-        <w:numPr>
-          <w:ilvl w:val="0"/>
-          <w:numId w:val="1082"/>
+    </w:p>
+    <w:p>
+      <w:pPr>
+        <w:pStyle w:val="Compact"/>
+        <w:numPr>
+          <w:ilvl w:val="0"/>
+          <w:numId w:val="1084"/>
         </w:numPr>
       </w:pPr>
       <w:r>
         <w:t xml:space="preserve">Yes</w:t>
       </w:r>
-      <w:r>
-        <w:br/>
-      </w:r>
-    </w:p>
-    <w:p>
-      <w:pPr>
-        <w:pStyle w:val="Compact"/>
-        <w:numPr>
-          <w:ilvl w:val="0"/>
-          <w:numId w:val="1082"/>
+    </w:p>
+    <w:p>
+      <w:pPr>
+        <w:pStyle w:val="Compact"/>
+        <w:numPr>
+          <w:ilvl w:val="0"/>
+          <w:numId w:val="1084"/>
         </w:numPr>
       </w:pPr>
       <w:r>
@@ -7197,37 +6971,31 @@
         <w:pStyle w:val="Compact"/>
         <w:numPr>
           <w:ilvl w:val="0"/>
-          <w:numId w:val="1083"/>
+          <w:numId w:val="1085"/>
         </w:numPr>
       </w:pPr>
       <w:r>
         <w:t xml:space="preserve">I agree that de-identified numerical data, the questionnaire, and analytic code may be shared in a research repository, provided that information that could identify me, my institution, or another person is removed.</w:t>
       </w:r>
-      <w:r>
-        <w:br/>
-      </w:r>
-    </w:p>
-    <w:p>
-      <w:pPr>
-        <w:pStyle w:val="Compact"/>
-        <w:numPr>
-          <w:ilvl w:val="0"/>
-          <w:numId w:val="1084"/>
+    </w:p>
+    <w:p>
+      <w:pPr>
+        <w:pStyle w:val="Compact"/>
+        <w:numPr>
+          <w:ilvl w:val="0"/>
+          <w:numId w:val="1086"/>
         </w:numPr>
       </w:pPr>
       <w:r>
         <w:t xml:space="preserve">Yes</w:t>
       </w:r>
-      <w:r>
-        <w:br/>
-      </w:r>
-    </w:p>
-    <w:p>
-      <w:pPr>
-        <w:pStyle w:val="Compact"/>
-        <w:numPr>
-          <w:ilvl w:val="0"/>
-          <w:numId w:val="1084"/>
+    </w:p>
+    <w:p>
+      <w:pPr>
+        <w:pStyle w:val="Compact"/>
+        <w:numPr>
+          <w:ilvl w:val="0"/>
+          <w:numId w:val="1086"/>
         </w:numPr>
       </w:pPr>
       <w:r>
@@ -7242,22 +7010,22 @@
         <w:t xml:space="preserve">These optional decisions must not affect eligibility to participate in the main study.</w:t>
       </w:r>
     </w:p>
-    <w:bookmarkEnd w:id="116"/>
-    <w:bookmarkStart w:id="117" w:name="confirmation"/>
+    <w:bookmarkEnd w:id="106"/>
+    <w:bookmarkStart w:id="107" w:name="confirmation"/>
     <w:p>
       <w:pPr>
         <w:pStyle w:val="Heading3"/>
       </w:pPr>
       <w:r>
-        <w:t xml:space="preserve">Confirmation</w:t>
-      </w:r>
-    </w:p>
-    <w:p>
-      <w:pPr>
-        <w:pStyle w:val="Compact"/>
-        <w:numPr>
-          <w:ilvl w:val="0"/>
-          <w:numId w:val="1085"/>
+        <w:t xml:space="preserve">33.6.7 Confirmation</w:t>
+      </w:r>
+    </w:p>
+    <w:p>
+      <w:pPr>
+        <w:pStyle w:val="Compact"/>
+        <w:numPr>
+          <w:ilvl w:val="0"/>
+          <w:numId w:val="1087"/>
         </w:numPr>
       </w:pPr>
       <w:r>
@@ -7269,7 +7037,7 @@
         <w:pStyle w:val="Compact"/>
         <w:numPr>
           <w:ilvl w:val="0"/>
-          <w:numId w:val="1086"/>
+          <w:numId w:val="1088"/>
         </w:numPr>
       </w:pPr>
       <w:r>
@@ -7281,21 +7049,21 @@
         <w:pStyle w:val="Compact"/>
         <w:numPr>
           <w:ilvl w:val="0"/>
-          <w:numId w:val="1086"/>
+          <w:numId w:val="1088"/>
         </w:numPr>
       </w:pPr>
       <w:r>
         <w:t xml:space="preserve">I do not agree and do not wish to participate.</w:t>
       </w:r>
     </w:p>
-    <w:bookmarkEnd w:id="117"/>
-    <w:bookmarkStart w:id="139" w:name="electronic-record"/>
+    <w:bookmarkEnd w:id="107"/>
+    <w:bookmarkStart w:id="129" w:name="electronic-record"/>
     <w:p>
       <w:pPr>
         <w:pStyle w:val="Heading3"/>
       </w:pPr>
       <w:r>
-        <w:t xml:space="preserve">Electronic record</w:t>
+        <w:t xml:space="preserve">33.6.8 Electronic record</w:t>
       </w:r>
     </w:p>
     <w:p>
@@ -7316,7 +7084,7 @@
       <w:r>
         <w:t xml:space="preserve"> </w:t>
       </w:r>
-      <w:hyperlink r:id="rId100">
+      <w:hyperlink r:id="rId90">
         <w:r>
           <w:rPr>
             <w:rStyle w:val="Hyperlink"/>
@@ -7328,8 +7096,8 @@
         <w:t xml:space="preserve">.</w:t>
       </w:r>
     </w:p>
-    <w:bookmarkStart w:id="138" w:name="refs"/>
-    <w:bookmarkStart w:id="119" w:name="ref-chalmers2009"/>
+    <w:bookmarkStart w:id="128" w:name="refs"/>
+    <w:bookmarkStart w:id="109" w:name="ref-chalmers2009"/>
     <w:p>
       <w:pPr>
         <w:pStyle w:val="Bibliography"/>
@@ -7340,7 +7108,7 @@
       <w:r>
         <w:t xml:space="preserve"> </w:t>
       </w:r>
-      <w:hyperlink r:id="rId118">
+      <w:hyperlink r:id="rId108">
         <w:r>
           <w:rPr>
             <w:rStyle w:val="Hyperlink"/>
@@ -7352,8 +7120,8 @@
         <w:t xml:space="preserve">. The Lancet. 2009;374:86–9.</w:t>
       </w:r>
     </w:p>
-    <w:bookmarkEnd w:id="119"/>
-    <w:bookmarkStart w:id="121" w:name="ref-glaziou2018"/>
+    <w:bookmarkEnd w:id="109"/>
+    <w:bookmarkStart w:id="111" w:name="ref-glaziou2018"/>
     <w:p>
       <w:pPr>
         <w:pStyle w:val="Bibliography"/>
@@ -7364,7 +7132,7 @@
       <w:r>
         <w:t xml:space="preserve"> </w:t>
       </w:r>
-      <w:hyperlink r:id="rId120">
+      <w:hyperlink r:id="rId110">
         <w:r>
           <w:rPr>
             <w:rStyle w:val="Hyperlink"/>
@@ -7376,8 +7144,8 @@
         <w:t xml:space="preserve">. BMJ. 2018;363:k4645.</w:t>
       </w:r>
     </w:p>
-    <w:bookmarkEnd w:id="121"/>
-    <w:bookmarkStart w:id="123" w:name="ref-moher2016"/>
+    <w:bookmarkEnd w:id="111"/>
+    <w:bookmarkStart w:id="113" w:name="ref-moher2016"/>
     <w:p>
       <w:pPr>
         <w:pStyle w:val="Bibliography"/>
@@ -7388,7 +7156,7 @@
       <w:r>
         <w:t xml:space="preserve"> </w:t>
       </w:r>
-      <w:hyperlink r:id="rId122">
+      <w:hyperlink r:id="rId112">
         <w:r>
           <w:rPr>
             <w:rStyle w:val="Hyperlink"/>
@@ -7400,8 +7168,8 @@
         <w:t xml:space="preserve"> The Lancet. 2016;387:1573–86.</w:t>
       </w:r>
     </w:p>
-    <w:bookmarkEnd w:id="123"/>
-    <w:bookmarkStart w:id="125" w:name="ref-chalmers2014"/>
+    <w:bookmarkEnd w:id="113"/>
+    <w:bookmarkStart w:id="115" w:name="ref-chalmers2014"/>
     <w:p>
       <w:pPr>
         <w:pStyle w:val="Bibliography"/>
@@ -7412,7 +7180,7 @@
       <w:r>
         <w:t xml:space="preserve"> </w:t>
       </w:r>
-      <w:hyperlink r:id="rId124">
+      <w:hyperlink r:id="rId114">
         <w:r>
           <w:rPr>
             <w:rStyle w:val="Hyperlink"/>
@@ -7421,8 +7189,8 @@
         </w:r>
       </w:hyperlink>
     </w:p>
-    <w:bookmarkEnd w:id="125"/>
-    <w:bookmarkStart w:id="127" w:name="ref-ioannidis2014"/>
+    <w:bookmarkEnd w:id="115"/>
+    <w:bookmarkStart w:id="117" w:name="ref-ioannidis2014"/>
     <w:p>
       <w:pPr>
         <w:pStyle w:val="Bibliography"/>
@@ -7433,7 +7201,7 @@
       <w:r>
         <w:t xml:space="preserve"> </w:t>
       </w:r>
-      <w:hyperlink r:id="rId126">
+      <w:hyperlink r:id="rId116">
         <w:r>
           <w:rPr>
             <w:rStyle w:val="Hyperlink"/>
@@ -7442,8 +7210,8 @@
         </w:r>
       </w:hyperlink>
     </w:p>
-    <w:bookmarkEnd w:id="127"/>
-    <w:bookmarkStart w:id="129" w:name="ref-salman2014"/>
+    <w:bookmarkEnd w:id="117"/>
+    <w:bookmarkStart w:id="119" w:name="ref-salman2014"/>
     <w:p>
       <w:pPr>
         <w:pStyle w:val="Bibliography"/>
@@ -7454,7 +7222,7 @@
       <w:r>
         <w:t xml:space="preserve"> </w:t>
       </w:r>
-      <w:hyperlink r:id="rId128">
+      <w:hyperlink r:id="rId118">
         <w:r>
           <w:rPr>
             <w:rStyle w:val="Hyperlink"/>
@@ -7463,8 +7231,8 @@
         </w:r>
       </w:hyperlink>
     </w:p>
-    <w:bookmarkEnd w:id="129"/>
-    <w:bookmarkStart w:id="131" w:name="ref-jorm2025"/>
+    <w:bookmarkEnd w:id="119"/>
+    <w:bookmarkStart w:id="121" w:name="ref-jorm2025"/>
     <w:p>
       <w:pPr>
         <w:pStyle w:val="Bibliography"/>
@@ -7475,7 +7243,7 @@
       <w:r>
         <w:t xml:space="preserve"> </w:t>
       </w:r>
-      <w:hyperlink r:id="rId130">
+      <w:hyperlink r:id="rId120">
         <w:r>
           <w:rPr>
             <w:rStyle w:val="Hyperlink"/>
@@ -7484,8 +7252,8 @@
         </w:r>
       </w:hyperlink>
     </w:p>
-    <w:bookmarkEnd w:id="131"/>
-    <w:bookmarkStart w:id="133" w:name="ref-RStudio2026"/>
+    <w:bookmarkEnd w:id="121"/>
+    <w:bookmarkStart w:id="123" w:name="ref-RStudio2026"/>
     <w:p>
       <w:pPr>
         <w:pStyle w:val="Bibliography"/>
@@ -7496,7 +7264,7 @@
       <w:r>
         <w:t xml:space="preserve"> </w:t>
       </w:r>
-      <w:hyperlink r:id="rId132">
+      <w:hyperlink r:id="rId122">
         <w:r>
           <w:rPr>
             <w:rStyle w:val="Hyperlink"/>
@@ -7505,8 +7273,8 @@
         </w:r>
       </w:hyperlink>
     </w:p>
-    <w:bookmarkEnd w:id="133"/>
-    <w:bookmarkStart w:id="135" w:name="ref-RCoreTeam2026"/>
+    <w:bookmarkEnd w:id="123"/>
+    <w:bookmarkStart w:id="125" w:name="ref-RCoreTeam2026"/>
     <w:p>
       <w:pPr>
         <w:pStyle w:val="Bibliography"/>
@@ -7517,7 +7285,7 @@
       <w:r>
         <w:t xml:space="preserve"> </w:t>
       </w:r>
-      <w:hyperlink r:id="rId134">
+      <w:hyperlink r:id="rId124">
         <w:r>
           <w:rPr>
             <w:rStyle w:val="Hyperlink"/>
@@ -7526,8 +7294,8 @@
         </w:r>
       </w:hyperlink>
     </w:p>
-    <w:bookmarkEnd w:id="135"/>
-    <w:bookmarkStart w:id="137" w:name="ref-gattrell2024"/>
+    <w:bookmarkEnd w:id="125"/>
+    <w:bookmarkStart w:id="127" w:name="ref-gattrell2024"/>
     <w:p>
       <w:pPr>
         <w:pStyle w:val="Bibliography"/>
@@ -7538,7 +7306,7 @@
       <w:r>
         <w:t xml:space="preserve"> </w:t>
       </w:r>
-      <w:hyperlink r:id="rId136">
+      <w:hyperlink r:id="rId126">
         <w:r>
           <w:rPr>
             <w:rStyle w:val="Hyperlink"/>
@@ -7550,11 +7318,11 @@
         <w:t xml:space="preserve">. PLOS Medicine. 2024;21:e1004326.</w:t>
       </w:r>
     </w:p>
-    <w:bookmarkEnd w:id="137"/>
-    <w:bookmarkEnd w:id="138"/>
-    <w:bookmarkEnd w:id="139"/>
-    <w:bookmarkEnd w:id="140"/>
-    <w:bookmarkEnd w:id="141"/>
+    <w:bookmarkEnd w:id="127"/>
+    <w:bookmarkEnd w:id="128"/>
+    <w:bookmarkEnd w:id="129"/>
+    <w:bookmarkEnd w:id="130"/>
+    <w:bookmarkEnd w:id="131"/>
     <w:sectPr>
       <w:headerReference r:id="rId6" w:type="even"/>
       <w:headerReference r:id="rId7" w:type="default"/>
@@ -9635,34 +9403,7 @@
     <w:abstractNumId w:val="991"/>
   </w:num>
   <w:num w:numId="1030">
-    <w:abstractNumId w:val="99411"/>
-    <w:lvlOverride w:ilvl="0">
-      <w:startOverride w:val="1"/>
-    </w:lvlOverride>
-    <w:lvlOverride w:ilvl="1">
-      <w:startOverride w:val="1"/>
-    </w:lvlOverride>
-    <w:lvlOverride w:ilvl="2">
-      <w:startOverride w:val="1"/>
-    </w:lvlOverride>
-    <w:lvlOverride w:ilvl="3">
-      <w:startOverride w:val="1"/>
-    </w:lvlOverride>
-    <w:lvlOverride w:ilvl="4">
-      <w:startOverride w:val="1"/>
-    </w:lvlOverride>
-    <w:lvlOverride w:ilvl="5">
-      <w:startOverride w:val="1"/>
-    </w:lvlOverride>
-    <w:lvlOverride w:ilvl="6">
-      <w:startOverride w:val="1"/>
-    </w:lvlOverride>
-    <w:lvlOverride w:ilvl="7">
-      <w:startOverride w:val="1"/>
-    </w:lvlOverride>
-    <w:lvlOverride w:ilvl="8">
-      <w:startOverride w:val="1"/>
-    </w:lvlOverride>
+    <w:abstractNumId w:val="991"/>
   </w:num>
   <w:num w:numId="1031">
     <w:abstractNumId w:val="991"/>
@@ -9701,9 +9442,6 @@
     <w:abstractNumId w:val="991"/>
   </w:num>
   <w:num w:numId="1034">
-    <w:abstractNumId w:val="991"/>
-  </w:num>
-  <w:num w:numId="1035">
     <w:abstractNumId w:val="99411"/>
     <w:lvlOverride w:ilvl="0">
       <w:startOverride w:val="1"/>
@@ -9733,10 +9471,10 @@
       <w:startOverride w:val="1"/>
     </w:lvlOverride>
   </w:num>
-  <w:num w:numId="1036">
+  <w:num w:numId="1035">
     <w:abstractNumId w:val="991"/>
   </w:num>
-  <w:num w:numId="1037">
+  <w:num w:numId="1036">
     <w:abstractNumId w:val="99411"/>
     <w:lvlOverride w:ilvl="0">
       <w:startOverride w:val="1"/>
@@ -9766,7 +9504,13 @@
       <w:startOverride w:val="1"/>
     </w:lvlOverride>
   </w:num>
+  <w:num w:numId="1037">
+    <w:abstractNumId w:val="991"/>
+  </w:num>
   <w:num w:numId="1038">
+    <w:abstractNumId w:val="991"/>
+  </w:num>
+  <w:num w:numId="1039">
     <w:abstractNumId w:val="99411"/>
     <w:lvlOverride w:ilvl="0">
       <w:startOverride w:val="1"/>
@@ -9796,11 +9540,35 @@
       <w:startOverride w:val="1"/>
     </w:lvlOverride>
   </w:num>
-  <w:num w:numId="1039">
-    <w:abstractNumId w:val="991"/>
-  </w:num>
   <w:num w:numId="1040">
-    <w:abstractNumId w:val="991"/>
+    <w:abstractNumId w:val="99411"/>
+    <w:lvlOverride w:ilvl="0">
+      <w:startOverride w:val="1"/>
+    </w:lvlOverride>
+    <w:lvlOverride w:ilvl="1">
+      <w:startOverride w:val="1"/>
+    </w:lvlOverride>
+    <w:lvlOverride w:ilvl="2">
+      <w:startOverride w:val="1"/>
+    </w:lvlOverride>
+    <w:lvlOverride w:ilvl="3">
+      <w:startOverride w:val="1"/>
+    </w:lvlOverride>
+    <w:lvlOverride w:ilvl="4">
+      <w:startOverride w:val="1"/>
+    </w:lvlOverride>
+    <w:lvlOverride w:ilvl="5">
+      <w:startOverride w:val="1"/>
+    </w:lvlOverride>
+    <w:lvlOverride w:ilvl="6">
+      <w:startOverride w:val="1"/>
+    </w:lvlOverride>
+    <w:lvlOverride w:ilvl="7">
+      <w:startOverride w:val="1"/>
+    </w:lvlOverride>
+    <w:lvlOverride w:ilvl="8">
+      <w:startOverride w:val="1"/>
+    </w:lvlOverride>
   </w:num>
   <w:num w:numId="1041">
     <w:abstractNumId w:val="991"/>
@@ -9833,567 +9601,573 @@
     <w:abstractNumId w:val="991"/>
   </w:num>
   <w:num w:numId="1051">
-    <w:abstractNumId w:val="99411"/>
-    <w:lvlOverride w:ilvl="0">
-      <w:startOverride w:val="1"/>
-    </w:lvlOverride>
-    <w:lvlOverride w:ilvl="1">
-      <w:startOverride w:val="1"/>
-    </w:lvlOverride>
-    <w:lvlOverride w:ilvl="2">
-      <w:startOverride w:val="1"/>
-    </w:lvlOverride>
-    <w:lvlOverride w:ilvl="3">
-      <w:startOverride w:val="1"/>
-    </w:lvlOverride>
-    <w:lvlOverride w:ilvl="4">
-      <w:startOverride w:val="1"/>
-    </w:lvlOverride>
-    <w:lvlOverride w:ilvl="5">
-      <w:startOverride w:val="1"/>
-    </w:lvlOverride>
-    <w:lvlOverride w:ilvl="6">
-      <w:startOverride w:val="1"/>
-    </w:lvlOverride>
-    <w:lvlOverride w:ilvl="7">
-      <w:startOverride w:val="1"/>
-    </w:lvlOverride>
-    <w:lvlOverride w:ilvl="8">
-      <w:startOverride w:val="1"/>
-    </w:lvlOverride>
+    <w:abstractNumId w:val="991"/>
   </w:num>
   <w:num w:numId="1052">
     <w:abstractNumId w:val="991"/>
   </w:num>
   <w:num w:numId="1053">
-    <w:abstractNumId w:val="99412"/>
+    <w:abstractNumId w:val="99411"/>
     <w:lvlOverride w:ilvl="0">
-      <w:startOverride w:val="2"/>
+      <w:startOverride w:val="1"/>
     </w:lvlOverride>
     <w:lvlOverride w:ilvl="1">
-      <w:startOverride w:val="2"/>
+      <w:startOverride w:val="1"/>
     </w:lvlOverride>
     <w:lvlOverride w:ilvl="2">
-      <w:startOverride w:val="2"/>
+      <w:startOverride w:val="1"/>
     </w:lvlOverride>
     <w:lvlOverride w:ilvl="3">
-      <w:startOverride w:val="2"/>
+      <w:startOverride w:val="1"/>
     </w:lvlOverride>
     <w:lvlOverride w:ilvl="4">
-      <w:startOverride w:val="2"/>
+      <w:startOverride w:val="1"/>
     </w:lvlOverride>
     <w:lvlOverride w:ilvl="5">
-      <w:startOverride w:val="2"/>
+      <w:startOverride w:val="1"/>
     </w:lvlOverride>
     <w:lvlOverride w:ilvl="6">
-      <w:startOverride w:val="2"/>
+      <w:startOverride w:val="1"/>
     </w:lvlOverride>
     <w:lvlOverride w:ilvl="7">
-      <w:startOverride w:val="2"/>
+      <w:startOverride w:val="1"/>
     </w:lvlOverride>
     <w:lvlOverride w:ilvl="8">
-      <w:startOverride w:val="2"/>
+      <w:startOverride w:val="1"/>
     </w:lvlOverride>
   </w:num>
   <w:num w:numId="1054">
     <w:abstractNumId w:val="991"/>
   </w:num>
   <w:num w:numId="1055">
-    <w:abstractNumId w:val="99413"/>
+    <w:abstractNumId w:val="99412"/>
     <w:lvlOverride w:ilvl="0">
-      <w:startOverride w:val="3"/>
+      <w:startOverride w:val="2"/>
     </w:lvlOverride>
     <w:lvlOverride w:ilvl="1">
-      <w:startOverride w:val="3"/>
+      <w:startOverride w:val="2"/>
     </w:lvlOverride>
     <w:lvlOverride w:ilvl="2">
-      <w:startOverride w:val="3"/>
+      <w:startOverride w:val="2"/>
     </w:lvlOverride>
     <w:lvlOverride w:ilvl="3">
-      <w:startOverride w:val="3"/>
+      <w:startOverride w:val="2"/>
     </w:lvlOverride>
     <w:lvlOverride w:ilvl="4">
-      <w:startOverride w:val="3"/>
+      <w:startOverride w:val="2"/>
     </w:lvlOverride>
     <w:lvlOverride w:ilvl="5">
-      <w:startOverride w:val="3"/>
+      <w:startOverride w:val="2"/>
     </w:lvlOverride>
     <w:lvlOverride w:ilvl="6">
-      <w:startOverride w:val="3"/>
+      <w:startOverride w:val="2"/>
     </w:lvlOverride>
     <w:lvlOverride w:ilvl="7">
-      <w:startOverride w:val="3"/>
+      <w:startOverride w:val="2"/>
     </w:lvlOverride>
     <w:lvlOverride w:ilvl="8">
-      <w:startOverride w:val="3"/>
+      <w:startOverride w:val="2"/>
     </w:lvlOverride>
   </w:num>
   <w:num w:numId="1056">
     <w:abstractNumId w:val="991"/>
   </w:num>
   <w:num w:numId="1057">
-    <w:abstractNumId w:val="99414"/>
+    <w:abstractNumId w:val="99413"/>
     <w:lvlOverride w:ilvl="0">
-      <w:startOverride w:val="4"/>
+      <w:startOverride w:val="3"/>
     </w:lvlOverride>
     <w:lvlOverride w:ilvl="1">
-      <w:startOverride w:val="4"/>
+      <w:startOverride w:val="3"/>
     </w:lvlOverride>
     <w:lvlOverride w:ilvl="2">
-      <w:startOverride w:val="4"/>
+      <w:startOverride w:val="3"/>
     </w:lvlOverride>
     <w:lvlOverride w:ilvl="3">
-      <w:startOverride w:val="4"/>
+      <w:startOverride w:val="3"/>
     </w:lvlOverride>
     <w:lvlOverride w:ilvl="4">
-      <w:startOverride w:val="4"/>
+      <w:startOverride w:val="3"/>
     </w:lvlOverride>
     <w:lvlOverride w:ilvl="5">
-      <w:startOverride w:val="4"/>
+      <w:startOverride w:val="3"/>
     </w:lvlOverride>
     <w:lvlOverride w:ilvl="6">
-      <w:startOverride w:val="4"/>
+      <w:startOverride w:val="3"/>
     </w:lvlOverride>
     <w:lvlOverride w:ilvl="7">
-      <w:startOverride w:val="4"/>
+      <w:startOverride w:val="3"/>
     </w:lvlOverride>
     <w:lvlOverride w:ilvl="8">
-      <w:startOverride w:val="4"/>
+      <w:startOverride w:val="3"/>
     </w:lvlOverride>
   </w:num>
   <w:num w:numId="1058">
     <w:abstractNumId w:val="991"/>
   </w:num>
   <w:num w:numId="1059">
-    <w:abstractNumId w:val="99415"/>
+    <w:abstractNumId w:val="99414"/>
     <w:lvlOverride w:ilvl="0">
-      <w:startOverride w:val="5"/>
+      <w:startOverride w:val="4"/>
     </w:lvlOverride>
     <w:lvlOverride w:ilvl="1">
-      <w:startOverride w:val="5"/>
+      <w:startOverride w:val="4"/>
     </w:lvlOverride>
     <w:lvlOverride w:ilvl="2">
-      <w:startOverride w:val="5"/>
+      <w:startOverride w:val="4"/>
     </w:lvlOverride>
     <w:lvlOverride w:ilvl="3">
-      <w:startOverride w:val="5"/>
+      <w:startOverride w:val="4"/>
     </w:lvlOverride>
     <w:lvlOverride w:ilvl="4">
-      <w:startOverride w:val="5"/>
+      <w:startOverride w:val="4"/>
     </w:lvlOverride>
     <w:lvlOverride w:ilvl="5">
-      <w:startOverride w:val="5"/>
+      <w:startOverride w:val="4"/>
     </w:lvlOverride>
     <w:lvlOverride w:ilvl="6">
-      <w:startOverride w:val="5"/>
+      <w:startOverride w:val="4"/>
     </w:lvlOverride>
     <w:lvlOverride w:ilvl="7">
-      <w:startOverride w:val="5"/>
+      <w:startOverride w:val="4"/>
     </w:lvlOverride>
     <w:lvlOverride w:ilvl="8">
-      <w:startOverride w:val="5"/>
+      <w:startOverride w:val="4"/>
     </w:lvlOverride>
   </w:num>
   <w:num w:numId="1060">
     <w:abstractNumId w:val="991"/>
   </w:num>
   <w:num w:numId="1061">
-    <w:abstractNumId w:val="99416"/>
+    <w:abstractNumId w:val="99415"/>
     <w:lvlOverride w:ilvl="0">
-      <w:startOverride w:val="6"/>
+      <w:startOverride w:val="5"/>
     </w:lvlOverride>
     <w:lvlOverride w:ilvl="1">
-      <w:startOverride w:val="6"/>
+      <w:startOverride w:val="5"/>
     </w:lvlOverride>
     <w:lvlOverride w:ilvl="2">
-      <w:startOverride w:val="6"/>
+      <w:startOverride w:val="5"/>
     </w:lvlOverride>
     <w:lvlOverride w:ilvl="3">
-      <w:startOverride w:val="6"/>
+      <w:startOverride w:val="5"/>
     </w:lvlOverride>
     <w:lvlOverride w:ilvl="4">
-      <w:startOverride w:val="6"/>
+      <w:startOverride w:val="5"/>
     </w:lvlOverride>
     <w:lvlOverride w:ilvl="5">
-      <w:startOverride w:val="6"/>
+      <w:startOverride w:val="5"/>
     </w:lvlOverride>
     <w:lvlOverride w:ilvl="6">
-      <w:startOverride w:val="6"/>
+      <w:startOverride w:val="5"/>
     </w:lvlOverride>
     <w:lvlOverride w:ilvl="7">
-      <w:startOverride w:val="6"/>
+      <w:startOverride w:val="5"/>
     </w:lvlOverride>
     <w:lvlOverride w:ilvl="8">
-      <w:startOverride w:val="6"/>
+      <w:startOverride w:val="5"/>
     </w:lvlOverride>
   </w:num>
   <w:num w:numId="1062">
     <w:abstractNumId w:val="991"/>
   </w:num>
   <w:num w:numId="1063">
-    <w:abstractNumId w:val="99417"/>
+    <w:abstractNumId w:val="99416"/>
     <w:lvlOverride w:ilvl="0">
-      <w:startOverride w:val="7"/>
+      <w:startOverride w:val="6"/>
     </w:lvlOverride>
     <w:lvlOverride w:ilvl="1">
-      <w:startOverride w:val="7"/>
+      <w:startOverride w:val="6"/>
     </w:lvlOverride>
     <w:lvlOverride w:ilvl="2">
-      <w:startOverride w:val="7"/>
+      <w:startOverride w:val="6"/>
     </w:lvlOverride>
     <w:lvlOverride w:ilvl="3">
-      <w:startOverride w:val="7"/>
+      <w:startOverride w:val="6"/>
     </w:lvlOverride>
     <w:lvlOverride w:ilvl="4">
-      <w:startOverride w:val="7"/>
+      <w:startOverride w:val="6"/>
     </w:lvlOverride>
     <w:lvlOverride w:ilvl="5">
-      <w:startOverride w:val="7"/>
+      <w:startOverride w:val="6"/>
     </w:lvlOverride>
     <w:lvlOverride w:ilvl="6">
-      <w:startOverride w:val="7"/>
+      <w:startOverride w:val="6"/>
     </w:lvlOverride>
     <w:lvlOverride w:ilvl="7">
-      <w:startOverride w:val="7"/>
+      <w:startOverride w:val="6"/>
     </w:lvlOverride>
     <w:lvlOverride w:ilvl="8">
-      <w:startOverride w:val="7"/>
+      <w:startOverride w:val="6"/>
     </w:lvlOverride>
   </w:num>
   <w:num w:numId="1064">
     <w:abstractNumId w:val="991"/>
   </w:num>
   <w:num w:numId="1065">
-    <w:abstractNumId w:val="99418"/>
+    <w:abstractNumId w:val="99417"/>
     <w:lvlOverride w:ilvl="0">
-      <w:startOverride w:val="8"/>
+      <w:startOverride w:val="7"/>
     </w:lvlOverride>
     <w:lvlOverride w:ilvl="1">
-      <w:startOverride w:val="8"/>
+      <w:startOverride w:val="7"/>
     </w:lvlOverride>
     <w:lvlOverride w:ilvl="2">
-      <w:startOverride w:val="8"/>
+      <w:startOverride w:val="7"/>
     </w:lvlOverride>
     <w:lvlOverride w:ilvl="3">
-      <w:startOverride w:val="8"/>
+      <w:startOverride w:val="7"/>
     </w:lvlOverride>
     <w:lvlOverride w:ilvl="4">
-      <w:startOverride w:val="8"/>
+      <w:startOverride w:val="7"/>
     </w:lvlOverride>
     <w:lvlOverride w:ilvl="5">
-      <w:startOverride w:val="8"/>
+      <w:startOverride w:val="7"/>
     </w:lvlOverride>
     <w:lvlOverride w:ilvl="6">
-      <w:startOverride w:val="8"/>
+      <w:startOverride w:val="7"/>
     </w:lvlOverride>
     <w:lvlOverride w:ilvl="7">
-      <w:startOverride w:val="8"/>
+      <w:startOverride w:val="7"/>
     </w:lvlOverride>
     <w:lvlOverride w:ilvl="8">
-      <w:startOverride w:val="8"/>
+      <w:startOverride w:val="7"/>
     </w:lvlOverride>
   </w:num>
   <w:num w:numId="1066">
     <w:abstractNumId w:val="991"/>
   </w:num>
   <w:num w:numId="1067">
-    <w:abstractNumId w:val="99419"/>
+    <w:abstractNumId w:val="99418"/>
     <w:lvlOverride w:ilvl="0">
-      <w:startOverride w:val="9"/>
+      <w:startOverride w:val="8"/>
     </w:lvlOverride>
     <w:lvlOverride w:ilvl="1">
-      <w:startOverride w:val="9"/>
+      <w:startOverride w:val="8"/>
     </w:lvlOverride>
     <w:lvlOverride w:ilvl="2">
-      <w:startOverride w:val="9"/>
+      <w:startOverride w:val="8"/>
     </w:lvlOverride>
     <w:lvlOverride w:ilvl="3">
-      <w:startOverride w:val="9"/>
+      <w:startOverride w:val="8"/>
     </w:lvlOverride>
     <w:lvlOverride w:ilvl="4">
-      <w:startOverride w:val="9"/>
+      <w:startOverride w:val="8"/>
     </w:lvlOverride>
     <w:lvlOverride w:ilvl="5">
-      <w:startOverride w:val="9"/>
+      <w:startOverride w:val="8"/>
     </w:lvlOverride>
     <w:lvlOverride w:ilvl="6">
-      <w:startOverride w:val="9"/>
+      <w:startOverride w:val="8"/>
     </w:lvlOverride>
     <w:lvlOverride w:ilvl="7">
-      <w:startOverride w:val="9"/>
+      <w:startOverride w:val="8"/>
     </w:lvlOverride>
     <w:lvlOverride w:ilvl="8">
-      <w:startOverride w:val="9"/>
+      <w:startOverride w:val="8"/>
     </w:lvlOverride>
   </w:num>
   <w:num w:numId="1068">
     <w:abstractNumId w:val="991"/>
   </w:num>
   <w:num w:numId="1069">
-    <w:abstractNumId w:val="994110"/>
+    <w:abstractNumId w:val="99419"/>
     <w:lvlOverride w:ilvl="0">
-      <w:startOverride w:val="10"/>
+      <w:startOverride w:val="9"/>
     </w:lvlOverride>
     <w:lvlOverride w:ilvl="1">
-      <w:startOverride w:val="10"/>
+      <w:startOverride w:val="9"/>
     </w:lvlOverride>
     <w:lvlOverride w:ilvl="2">
-      <w:startOverride w:val="10"/>
+      <w:startOverride w:val="9"/>
     </w:lvlOverride>
     <w:lvlOverride w:ilvl="3">
-      <w:startOverride w:val="10"/>
+      <w:startOverride w:val="9"/>
     </w:lvlOverride>
     <w:lvlOverride w:ilvl="4">
-      <w:startOverride w:val="10"/>
+      <w:startOverride w:val="9"/>
     </w:lvlOverride>
     <w:lvlOverride w:ilvl="5">
-      <w:startOverride w:val="10"/>
+      <w:startOverride w:val="9"/>
     </w:lvlOverride>
     <w:lvlOverride w:ilvl="6">
-      <w:startOverride w:val="10"/>
+      <w:startOverride w:val="9"/>
     </w:lvlOverride>
     <w:lvlOverride w:ilvl="7">
-      <w:startOverride w:val="10"/>
+      <w:startOverride w:val="9"/>
     </w:lvlOverride>
     <w:lvlOverride w:ilvl="8">
-      <w:startOverride w:val="10"/>
+      <w:startOverride w:val="9"/>
     </w:lvlOverride>
   </w:num>
   <w:num w:numId="1070">
     <w:abstractNumId w:val="991"/>
   </w:num>
   <w:num w:numId="1071">
-    <w:abstractNumId w:val="994111"/>
+    <w:abstractNumId w:val="994110"/>
     <w:lvlOverride w:ilvl="0">
-      <w:startOverride w:val="11"/>
+      <w:startOverride w:val="10"/>
     </w:lvlOverride>
     <w:lvlOverride w:ilvl="1">
-      <w:startOverride w:val="11"/>
+      <w:startOverride w:val="10"/>
     </w:lvlOverride>
     <w:lvlOverride w:ilvl="2">
-      <w:startOverride w:val="11"/>
+      <w:startOverride w:val="10"/>
     </w:lvlOverride>
     <w:lvlOverride w:ilvl="3">
-      <w:startOverride w:val="11"/>
+      <w:startOverride w:val="10"/>
     </w:lvlOverride>
     <w:lvlOverride w:ilvl="4">
-      <w:startOverride w:val="11"/>
+      <w:startOverride w:val="10"/>
     </w:lvlOverride>
     <w:lvlOverride w:ilvl="5">
-      <w:startOverride w:val="11"/>
+      <w:startOverride w:val="10"/>
     </w:lvlOverride>
     <w:lvlOverride w:ilvl="6">
-      <w:startOverride w:val="11"/>
+      <w:startOverride w:val="10"/>
     </w:lvlOverride>
     <w:lvlOverride w:ilvl="7">
-      <w:startOverride w:val="11"/>
+      <w:startOverride w:val="10"/>
     </w:lvlOverride>
     <w:lvlOverride w:ilvl="8">
-      <w:startOverride w:val="11"/>
+      <w:startOverride w:val="10"/>
     </w:lvlOverride>
   </w:num>
   <w:num w:numId="1072">
     <w:abstractNumId w:val="991"/>
   </w:num>
   <w:num w:numId="1073">
-    <w:abstractNumId w:val="994112"/>
+    <w:abstractNumId w:val="994111"/>
     <w:lvlOverride w:ilvl="0">
-      <w:startOverride w:val="12"/>
+      <w:startOverride w:val="11"/>
     </w:lvlOverride>
     <w:lvlOverride w:ilvl="1">
-      <w:startOverride w:val="12"/>
+      <w:startOverride w:val="11"/>
     </w:lvlOverride>
     <w:lvlOverride w:ilvl="2">
-      <w:startOverride w:val="12"/>
+      <w:startOverride w:val="11"/>
     </w:lvlOverride>
     <w:lvlOverride w:ilvl="3">
-      <w:startOverride w:val="12"/>
+      <w:startOverride w:val="11"/>
     </w:lvlOverride>
     <w:lvlOverride w:ilvl="4">
-      <w:startOverride w:val="12"/>
+      <w:startOverride w:val="11"/>
     </w:lvlOverride>
     <w:lvlOverride w:ilvl="5">
-      <w:startOverride w:val="12"/>
+      <w:startOverride w:val="11"/>
     </w:lvlOverride>
     <w:lvlOverride w:ilvl="6">
-      <w:startOverride w:val="12"/>
+      <w:startOverride w:val="11"/>
     </w:lvlOverride>
     <w:lvlOverride w:ilvl="7">
-      <w:startOverride w:val="12"/>
+      <w:startOverride w:val="11"/>
     </w:lvlOverride>
     <w:lvlOverride w:ilvl="8">
-      <w:startOverride w:val="12"/>
+      <w:startOverride w:val="11"/>
     </w:lvlOverride>
   </w:num>
   <w:num w:numId="1074">
     <w:abstractNumId w:val="991"/>
   </w:num>
   <w:num w:numId="1075">
-    <w:abstractNumId w:val="994113"/>
+    <w:abstractNumId w:val="994112"/>
     <w:lvlOverride w:ilvl="0">
-      <w:startOverride w:val="13"/>
+      <w:startOverride w:val="12"/>
     </w:lvlOverride>
     <w:lvlOverride w:ilvl="1">
-      <w:startOverride w:val="13"/>
+      <w:startOverride w:val="12"/>
     </w:lvlOverride>
     <w:lvlOverride w:ilvl="2">
-      <w:startOverride w:val="13"/>
+      <w:startOverride w:val="12"/>
     </w:lvlOverride>
     <w:lvlOverride w:ilvl="3">
-      <w:startOverride w:val="13"/>
+      <w:startOverride w:val="12"/>
     </w:lvlOverride>
     <w:lvlOverride w:ilvl="4">
-      <w:startOverride w:val="13"/>
+      <w:startOverride w:val="12"/>
     </w:lvlOverride>
     <w:lvlOverride w:ilvl="5">
-      <w:startOverride w:val="13"/>
+      <w:startOverride w:val="12"/>
     </w:lvlOverride>
     <w:lvlOverride w:ilvl="6">
-      <w:startOverride w:val="13"/>
+      <w:startOverride w:val="12"/>
     </w:lvlOverride>
     <w:lvlOverride w:ilvl="7">
-      <w:startOverride w:val="13"/>
+      <w:startOverride w:val="12"/>
     </w:lvlOverride>
     <w:lvlOverride w:ilvl="8">
-      <w:startOverride w:val="13"/>
+      <w:startOverride w:val="12"/>
     </w:lvlOverride>
   </w:num>
   <w:num w:numId="1076">
     <w:abstractNumId w:val="991"/>
   </w:num>
   <w:num w:numId="1077">
-    <w:abstractNumId w:val="994114"/>
+    <w:abstractNumId w:val="994113"/>
     <w:lvlOverride w:ilvl="0">
-      <w:startOverride w:val="14"/>
+      <w:startOverride w:val="13"/>
     </w:lvlOverride>
     <w:lvlOverride w:ilvl="1">
-      <w:startOverride w:val="14"/>
+      <w:startOverride w:val="13"/>
     </w:lvlOverride>
     <w:lvlOverride w:ilvl="2">
-      <w:startOverride w:val="14"/>
+      <w:startOverride w:val="13"/>
     </w:lvlOverride>
     <w:lvlOverride w:ilvl="3">
-      <w:startOverride w:val="14"/>
+      <w:startOverride w:val="13"/>
     </w:lvlOverride>
     <w:lvlOverride w:ilvl="4">
-      <w:startOverride w:val="14"/>
+      <w:startOverride w:val="13"/>
     </w:lvlOverride>
     <w:lvlOverride w:ilvl="5">
-      <w:startOverride w:val="14"/>
+      <w:startOverride w:val="13"/>
     </w:lvlOverride>
     <w:lvlOverride w:ilvl="6">
-      <w:startOverride w:val="14"/>
+      <w:startOverride w:val="13"/>
     </w:lvlOverride>
     <w:lvlOverride w:ilvl="7">
-      <w:startOverride w:val="14"/>
+      <w:startOverride w:val="13"/>
     </w:lvlOverride>
     <w:lvlOverride w:ilvl="8">
-      <w:startOverride w:val="14"/>
+      <w:startOverride w:val="13"/>
     </w:lvlOverride>
   </w:num>
   <w:num w:numId="1078">
     <w:abstractNumId w:val="991"/>
   </w:num>
   <w:num w:numId="1079">
-    <w:abstractNumId w:val="994115"/>
+    <w:abstractNumId w:val="994114"/>
     <w:lvlOverride w:ilvl="0">
-      <w:startOverride w:val="15"/>
+      <w:startOverride w:val="14"/>
     </w:lvlOverride>
     <w:lvlOverride w:ilvl="1">
-      <w:startOverride w:val="15"/>
+      <w:startOverride w:val="14"/>
     </w:lvlOverride>
     <w:lvlOverride w:ilvl="2">
-      <w:startOverride w:val="15"/>
+      <w:startOverride w:val="14"/>
     </w:lvlOverride>
     <w:lvlOverride w:ilvl="3">
-      <w:startOverride w:val="15"/>
+      <w:startOverride w:val="14"/>
     </w:lvlOverride>
     <w:lvlOverride w:ilvl="4">
-      <w:startOverride w:val="15"/>
+      <w:startOverride w:val="14"/>
     </w:lvlOverride>
     <w:lvlOverride w:ilvl="5">
-      <w:startOverride w:val="15"/>
+      <w:startOverride w:val="14"/>
     </w:lvlOverride>
     <w:lvlOverride w:ilvl="6">
-      <w:startOverride w:val="15"/>
+      <w:startOverride w:val="14"/>
     </w:lvlOverride>
     <w:lvlOverride w:ilvl="7">
-      <w:startOverride w:val="15"/>
+      <w:startOverride w:val="14"/>
     </w:lvlOverride>
     <w:lvlOverride w:ilvl="8">
-      <w:startOverride w:val="15"/>
+      <w:startOverride w:val="14"/>
     </w:lvlOverride>
   </w:num>
   <w:num w:numId="1080">
     <w:abstractNumId w:val="991"/>
   </w:num>
   <w:num w:numId="1081">
-    <w:abstractNumId w:val="994116"/>
+    <w:abstractNumId w:val="994115"/>
     <w:lvlOverride w:ilvl="0">
-      <w:startOverride w:val="16"/>
+      <w:startOverride w:val="15"/>
     </w:lvlOverride>
     <w:lvlOverride w:ilvl="1">
-      <w:startOverride w:val="16"/>
+      <w:startOverride w:val="15"/>
     </w:lvlOverride>
     <w:lvlOverride w:ilvl="2">
-      <w:startOverride w:val="16"/>
+      <w:startOverride w:val="15"/>
     </w:lvlOverride>
     <w:lvlOverride w:ilvl="3">
-      <w:startOverride w:val="16"/>
+      <w:startOverride w:val="15"/>
     </w:lvlOverride>
     <w:lvlOverride w:ilvl="4">
-      <w:startOverride w:val="16"/>
+      <w:startOverride w:val="15"/>
     </w:lvlOverride>
     <w:lvlOverride w:ilvl="5">
-      <w:startOverride w:val="16"/>
+      <w:startOverride w:val="15"/>
     </w:lvlOverride>
     <w:lvlOverride w:ilvl="6">
-      <w:startOverride w:val="16"/>
+      <w:startOverride w:val="15"/>
     </w:lvlOverride>
     <w:lvlOverride w:ilvl="7">
-      <w:startOverride w:val="16"/>
+      <w:startOverride w:val="15"/>
     </w:lvlOverride>
     <w:lvlOverride w:ilvl="8">
-      <w:startOverride w:val="16"/>
+      <w:startOverride w:val="15"/>
     </w:lvlOverride>
   </w:num>
   <w:num w:numId="1082">
     <w:abstractNumId w:val="991"/>
   </w:num>
   <w:num w:numId="1083">
-    <w:abstractNumId w:val="994117"/>
+    <w:abstractNumId w:val="994116"/>
     <w:lvlOverride w:ilvl="0">
-      <w:startOverride w:val="17"/>
+      <w:startOverride w:val="16"/>
     </w:lvlOverride>
     <w:lvlOverride w:ilvl="1">
-      <w:startOverride w:val="17"/>
+      <w:startOverride w:val="16"/>
     </w:lvlOverride>
     <w:lvlOverride w:ilvl="2">
-      <w:startOverride w:val="17"/>
+      <w:startOverride w:val="16"/>
     </w:lvlOverride>
     <w:lvlOverride w:ilvl="3">
-      <w:startOverride w:val="17"/>
+      <w:startOverride w:val="16"/>
     </w:lvlOverride>
     <w:lvlOverride w:ilvl="4">
-      <w:startOverride w:val="17"/>
+      <w:startOverride w:val="16"/>
     </w:lvlOverride>
     <w:lvlOverride w:ilvl="5">
-      <w:startOverride w:val="17"/>
+      <w:startOverride w:val="16"/>
     </w:lvlOverride>
     <w:lvlOverride w:ilvl="6">
-      <w:startOverride w:val="17"/>
+      <w:startOverride w:val="16"/>
     </w:lvlOverride>
     <w:lvlOverride w:ilvl="7">
-      <w:startOverride w:val="17"/>
+      <w:startOverride w:val="16"/>
     </w:lvlOverride>
     <w:lvlOverride w:ilvl="8">
-      <w:startOverride w:val="17"/>
+      <w:startOverride w:val="16"/>
     </w:lvlOverride>
   </w:num>
   <w:num w:numId="1084">
     <w:abstractNumId w:val="991"/>
   </w:num>
   <w:num w:numId="1085">
+    <w:abstractNumId w:val="994117"/>
+    <w:lvlOverride w:ilvl="0">
+      <w:startOverride w:val="17"/>
+    </w:lvlOverride>
+    <w:lvlOverride w:ilvl="1">
+      <w:startOverride w:val="17"/>
+    </w:lvlOverride>
+    <w:lvlOverride w:ilvl="2">
+      <w:startOverride w:val="17"/>
+    </w:lvlOverride>
+    <w:lvlOverride w:ilvl="3">
+      <w:startOverride w:val="17"/>
+    </w:lvlOverride>
+    <w:lvlOverride w:ilvl="4">
+      <w:startOverride w:val="17"/>
+    </w:lvlOverride>
+    <w:lvlOverride w:ilvl="5">
+      <w:startOverride w:val="17"/>
+    </w:lvlOverride>
+    <w:lvlOverride w:ilvl="6">
+      <w:startOverride w:val="17"/>
+    </w:lvlOverride>
+    <w:lvlOverride w:ilvl="7">
+      <w:startOverride w:val="17"/>
+    </w:lvlOverride>
+    <w:lvlOverride w:ilvl="8">
+      <w:startOverride w:val="17"/>
+    </w:lvlOverride>
+  </w:num>
+  <w:num w:numId="1086">
+    <w:abstractNumId w:val="991"/>
+  </w:num>
+  <w:num w:numId="1087">
     <w:abstractNumId w:val="994118"/>
     <w:lvlOverride w:ilvl="0">
       <w:startOverride w:val="18"/>
@@ -10423,7 +10197,7 @@
       <w:startOverride w:val="18"/>
     </w:lvlOverride>
   </w:num>
-  <w:num w:numId="1086">
+  <w:num w:numId="1088">
     <w:abstractNumId w:val="991"/>
   </w:num>
 </w:numbering>

--- a/study_protocol_full.docx
+++ b/study_protocol_full.docx
@@ -1000,7 +1000,7 @@
       </w:r>
     </w:p>
     <w:bookmarkEnd w:id="29"/>
-    <w:bookmarkStart w:id="36" w:name="participants-and-eligibility"/>
+    <w:bookmarkStart w:id="32" w:name="participants-and-eligibility"/>
     <w:p>
       <w:pPr>
         <w:pStyle w:val="Heading1"/>
@@ -1009,7 +1009,7 @@
         <w:t xml:space="preserve">9. Participants and Eligibility</w:t>
       </w:r>
     </w:p>
-    <w:bookmarkStart w:id="34" w:name="delphi-panel-eligibility"/>
+    <w:bookmarkStart w:id="30" w:name="delphi-panel-eligibility"/>
     <w:p>
       <w:pPr>
         <w:pStyle w:val="Heading2"/>
@@ -1026,24 +1026,26 @@
         <w:t xml:space="preserve">Participants must meet at least one of the following criteria:</w:t>
       </w:r>
     </w:p>
-    <w:bookmarkStart w:id="30" w:name="early-career-researchers"/>
-    <w:p>
-      <w:pPr>
-        <w:pStyle w:val="Heading3"/>
-      </w:pPr>
-      <w:r>
-        <w:t xml:space="preserve">9.1.1 Early-career researchers</w:t>
-      </w:r>
-    </w:p>
-    <w:p>
-      <w:pPr>
-        <w:pStyle w:val="Compact"/>
+    <w:p>
+      <w:pPr>
         <w:numPr>
           <w:ilvl w:val="0"/>
           <w:numId w:val="1011"/>
         </w:numPr>
       </w:pPr>
       <w:r>
+        <w:t xml:space="preserve">Early-career researchers</w:t>
+      </w:r>
+    </w:p>
+    <w:p>
+      <w:pPr>
+        <w:pStyle w:val="Compact"/>
+        <w:numPr>
+          <w:ilvl w:val="1"/>
+          <w:numId w:val="1012"/>
+        </w:numPr>
+      </w:pPr>
+      <w:r>
         <w:t xml:space="preserve">Be a medical student, house officer, resident, teaching assistant, assistant lecturer, or equivalent early-career medical researcher in Egypt; and</w:t>
       </w:r>
     </w:p>
@@ -1051,102 +1053,202 @@
       <w:pPr>
         <w:pStyle w:val="Compact"/>
         <w:numPr>
+          <w:ilvl w:val="1"/>
+          <w:numId w:val="1012"/>
+        </w:numPr>
+      </w:pPr>
+      <w:r>
+        <w:t xml:space="preserve">have participated in, planned, conducted, analyzed, written at least one research project.</w:t>
+      </w:r>
+    </w:p>
+    <w:p>
+      <w:pPr>
+        <w:numPr>
           <w:ilvl w:val="0"/>
           <w:numId w:val="1011"/>
         </w:numPr>
       </w:pPr>
       <w:r>
-        <w:t xml:space="preserve">have participated in, planned, conducted, analyzed, written at least one research project.</w:t>
+        <w:t xml:space="preserve">Research supervisors</w:t>
+      </w:r>
+    </w:p>
+    <w:p>
+      <w:pPr>
+        <w:pStyle w:val="Compact"/>
+        <w:numPr>
+          <w:ilvl w:val="1"/>
+          <w:numId w:val="1013"/>
+        </w:numPr>
+      </w:pPr>
+      <w:r>
+        <w:t xml:space="preserve">Be a lecturer, associate professor, professor, or equivalent researcher who has supervised medical research involving early-career researchers; and</w:t>
+      </w:r>
+    </w:p>
+    <w:p>
+      <w:pPr>
+        <w:pStyle w:val="Compact"/>
+        <w:numPr>
+          <w:ilvl w:val="1"/>
+          <w:numId w:val="1013"/>
+        </w:numPr>
+      </w:pPr>
+      <w:r>
+        <w:t xml:space="preserve">have current or recent experience in research supervision.</w:t>
+      </w:r>
+    </w:p>
+    <w:p>
+      <w:pPr>
+        <w:numPr>
+          <w:ilvl w:val="0"/>
+          <w:numId w:val="1011"/>
+        </w:numPr>
+      </w:pPr>
+      <w:r>
+        <w:t xml:space="preserve">Research methodologists/biostatisticians</w:t>
+      </w:r>
+    </w:p>
+    <w:p>
+      <w:pPr>
+        <w:pStyle w:val="Compact"/>
+        <w:numPr>
+          <w:ilvl w:val="1"/>
+          <w:numId w:val="1014"/>
+        </w:numPr>
+      </w:pPr>
+      <w:r>
+        <w:t xml:space="preserve">Have formal or substantial professional experience in epidemiology, biostatistics, research methodology, evidence synthesis, qualitative research, or related methodological disciplines; and</w:t>
+      </w:r>
+    </w:p>
+    <w:p>
+      <w:pPr>
+        <w:pStyle w:val="Compact"/>
+        <w:numPr>
+          <w:ilvl w:val="1"/>
+          <w:numId w:val="1014"/>
+        </w:numPr>
+      </w:pPr>
+      <w:r>
+        <w:t xml:space="preserve">have experience supporting or conducting health research.</w:t>
+      </w:r>
+    </w:p>
+    <w:p>
+      <w:pPr>
+        <w:numPr>
+          <w:ilvl w:val="0"/>
+          <w:numId w:val="1011"/>
+        </w:numPr>
+      </w:pPr>
+      <w:r>
+        <w:t xml:space="preserve">Ethics/research governance participants</w:t>
+      </w:r>
+    </w:p>
+    <w:p>
+      <w:pPr>
+        <w:pStyle w:val="Compact"/>
+        <w:numPr>
+          <w:ilvl w:val="1"/>
+          <w:numId w:val="1015"/>
+        </w:numPr>
+      </w:pPr>
+      <w:r>
+        <w:t xml:space="preserve">Be a member or former member of a research ethics committee, research governance body, or comparable institutional structure.</w:t>
+      </w:r>
+    </w:p>
+    <w:p>
+      <w:pPr>
+        <w:pStyle w:val="FirstParagraph"/>
+      </w:pPr>
+      <w:r>
+        <w:t xml:space="preserve">Participants should have sufficient familiarity with the Egyptian research environment to provide informed judgments.</w:t>
       </w:r>
     </w:p>
     <w:bookmarkEnd w:id="30"/>
-    <w:bookmarkStart w:id="31" w:name="research-supervisors"/>
-    <w:p>
-      <w:pPr>
-        <w:pStyle w:val="Heading3"/>
-      </w:pPr>
-      <w:r>
-        <w:t xml:space="preserve">9.1.2 Research supervisors</w:t>
-      </w:r>
-    </w:p>
-    <w:p>
-      <w:pPr>
-        <w:pStyle w:val="Compact"/>
-        <w:numPr>
-          <w:ilvl w:val="0"/>
-          <w:numId w:val="1012"/>
-        </w:numPr>
-      </w:pPr>
-      <w:r>
-        <w:t xml:space="preserve">Be a lecturer, associate professor, professor, or equivalent researcher who has supervised medical research involving early-career researchers; and</w:t>
-      </w:r>
-    </w:p>
-    <w:p>
-      <w:pPr>
-        <w:pStyle w:val="Compact"/>
-        <w:numPr>
-          <w:ilvl w:val="0"/>
-          <w:numId w:val="1012"/>
-        </w:numPr>
-      </w:pPr>
-      <w:r>
-        <w:t xml:space="preserve">have current or recent experience in research supervision.</w:t>
+    <w:bookmarkStart w:id="31" w:name="exclusion-criteria"/>
+    <w:p>
+      <w:pPr>
+        <w:pStyle w:val="Heading2"/>
+      </w:pPr>
+      <w:r>
+        <w:t xml:space="preserve">9.2 Exclusion criteria</w:t>
+      </w:r>
+    </w:p>
+    <w:p>
+      <w:pPr>
+        <w:pStyle w:val="FirstParagraph"/>
+      </w:pPr>
+      <w:r>
+        <w:t xml:space="preserve">Participants will be excluded if they:</w:t>
+      </w:r>
+    </w:p>
+    <w:p>
+      <w:pPr>
+        <w:pStyle w:val="Compact"/>
+        <w:numPr>
+          <w:ilvl w:val="0"/>
+          <w:numId w:val="1016"/>
+        </w:numPr>
+      </w:pPr>
+      <w:r>
+        <w:t xml:space="preserve">cannot provide informed consent;</w:t>
+      </w:r>
+    </w:p>
+    <w:p>
+      <w:pPr>
+        <w:pStyle w:val="Compact"/>
+        <w:numPr>
+          <w:ilvl w:val="0"/>
+          <w:numId w:val="1016"/>
+        </w:numPr>
+      </w:pPr>
+      <w:r>
+        <w:t xml:space="preserve">have insufficient familiarity with medical research in Egypt to complete the Delphi questionnaire meaningfully;</w:t>
+      </w:r>
+    </w:p>
+    <w:p>
+      <w:pPr>
+        <w:pStyle w:val="Compact"/>
+        <w:numPr>
+          <w:ilvl w:val="0"/>
+          <w:numId w:val="1016"/>
+        </w:numPr>
+      </w:pPr>
+      <w:r>
+        <w:t xml:space="preserve">are unable to complete the questionnaire in English or Arabic, depending on the final validated questionnaire language;</w:t>
+      </w:r>
+    </w:p>
+    <w:p>
+      <w:pPr>
+        <w:pStyle w:val="Compact"/>
+        <w:numPr>
+          <w:ilvl w:val="0"/>
+          <w:numId w:val="1016"/>
+        </w:numPr>
+      </w:pPr>
+      <w:r>
+        <w:t xml:space="preserve">participate only in questionnaire piloting and do not meet the final panel eligibility criteria; or</w:t>
+      </w:r>
+    </w:p>
+    <w:p>
+      <w:pPr>
+        <w:pStyle w:val="Compact"/>
+        <w:numPr>
+          <w:ilvl w:val="0"/>
+          <w:numId w:val="1016"/>
+        </w:numPr>
+      </w:pPr>
+      <w:r>
+        <w:t xml:space="preserve">have a direct conflict of interest that the steering group determines would prevent independent participation.</w:t>
       </w:r>
     </w:p>
     <w:bookmarkEnd w:id="31"/>
-    <w:bookmarkStart w:id="32" w:name="research-methodologistsbiostatisticians"/>
-    <w:p>
-      <w:pPr>
-        <w:pStyle w:val="Heading3"/>
-      </w:pPr>
-      <w:r>
-        <w:t xml:space="preserve">9.1.3 Research methodologists/biostatisticians</w:t>
-      </w:r>
-    </w:p>
-    <w:p>
-      <w:pPr>
-        <w:pStyle w:val="Compact"/>
-        <w:numPr>
-          <w:ilvl w:val="0"/>
-          <w:numId w:val="1013"/>
-        </w:numPr>
-      </w:pPr>
-      <w:r>
-        <w:t xml:space="preserve">Have formal or substantial professional experience in epidemiology, biostatistics, research methodology, evidence synthesis, qualitative research, or related methodological disciplines; and</w:t>
-      </w:r>
-    </w:p>
-    <w:p>
-      <w:pPr>
-        <w:pStyle w:val="Compact"/>
-        <w:numPr>
-          <w:ilvl w:val="0"/>
-          <w:numId w:val="1013"/>
-        </w:numPr>
-      </w:pPr>
-      <w:r>
-        <w:t xml:space="preserve">have experience supporting or conducting health research.</w:t>
-      </w:r>
-    </w:p>
     <w:bookmarkEnd w:id="32"/>
-    <w:bookmarkStart w:id="33" w:name="ethicsresearch-governance-participants"/>
-    <w:p>
-      <w:pPr>
-        <w:pStyle w:val="Heading3"/>
-      </w:pPr>
-      <w:r>
-        <w:t xml:space="preserve">9.1.4 Ethics/research governance participants</w:t>
-      </w:r>
-    </w:p>
-    <w:p>
-      <w:pPr>
-        <w:pStyle w:val="Compact"/>
-        <w:numPr>
-          <w:ilvl w:val="0"/>
-          <w:numId w:val="1014"/>
-        </w:numPr>
-      </w:pPr>
-      <w:r>
-        <w:t xml:space="preserve">Be a member or former member of a research ethics committee, research governance body, or comparable institutional structure.</w:t>
+    <w:bookmarkStart w:id="34" w:name="panel-composition-and-sampling"/>
+    <w:p>
+      <w:pPr>
+        <w:pStyle w:val="Heading1"/>
+      </w:pPr>
+      <w:r>
+        <w:t xml:space="preserve">10. Panel Composition and Sampling</w:t>
       </w:r>
     </w:p>
     <w:p>
@@ -1154,104 +1256,6 @@
         <w:pStyle w:val="FirstParagraph"/>
       </w:pPr>
       <w:r>
-        <w:t xml:space="preserve">Participants should have sufficient familiarity with the Egyptian research environment to provide informed judgments.</w:t>
-      </w:r>
-    </w:p>
-    <w:bookmarkEnd w:id="33"/>
-    <w:bookmarkEnd w:id="34"/>
-    <w:bookmarkStart w:id="35" w:name="exclusion-criteria"/>
-    <w:p>
-      <w:pPr>
-        <w:pStyle w:val="Heading2"/>
-      </w:pPr>
-      <w:r>
-        <w:t xml:space="preserve">9.2 Exclusion criteria</w:t>
-      </w:r>
-    </w:p>
-    <w:p>
-      <w:pPr>
-        <w:pStyle w:val="FirstParagraph"/>
-      </w:pPr>
-      <w:r>
-        <w:t xml:space="preserve">Participants will be excluded if they:</w:t>
-      </w:r>
-    </w:p>
-    <w:p>
-      <w:pPr>
-        <w:pStyle w:val="Compact"/>
-        <w:numPr>
-          <w:ilvl w:val="0"/>
-          <w:numId w:val="1015"/>
-        </w:numPr>
-      </w:pPr>
-      <w:r>
-        <w:t xml:space="preserve">cannot provide informed consent;</w:t>
-      </w:r>
-    </w:p>
-    <w:p>
-      <w:pPr>
-        <w:pStyle w:val="Compact"/>
-        <w:numPr>
-          <w:ilvl w:val="0"/>
-          <w:numId w:val="1015"/>
-        </w:numPr>
-      </w:pPr>
-      <w:r>
-        <w:t xml:space="preserve">have insufficient familiarity with medical research in Egypt to complete the Delphi questionnaire meaningfully;</w:t>
-      </w:r>
-    </w:p>
-    <w:p>
-      <w:pPr>
-        <w:pStyle w:val="Compact"/>
-        <w:numPr>
-          <w:ilvl w:val="0"/>
-          <w:numId w:val="1015"/>
-        </w:numPr>
-      </w:pPr>
-      <w:r>
-        <w:t xml:space="preserve">are unable to complete the questionnaire in English or Arabic, depending on the final validated questionnaire language;</w:t>
-      </w:r>
-    </w:p>
-    <w:p>
-      <w:pPr>
-        <w:pStyle w:val="Compact"/>
-        <w:numPr>
-          <w:ilvl w:val="0"/>
-          <w:numId w:val="1015"/>
-        </w:numPr>
-      </w:pPr>
-      <w:r>
-        <w:t xml:space="preserve">participate only in questionnaire piloting and do not meet the final panel eligibility criteria; or</w:t>
-      </w:r>
-    </w:p>
-    <w:p>
-      <w:pPr>
-        <w:pStyle w:val="Compact"/>
-        <w:numPr>
-          <w:ilvl w:val="0"/>
-          <w:numId w:val="1015"/>
-        </w:numPr>
-      </w:pPr>
-      <w:r>
-        <w:t xml:space="preserve">have a direct conflict of interest that the steering group determines would prevent independent participation.</w:t>
-      </w:r>
-    </w:p>
-    <w:bookmarkEnd w:id="35"/>
-    <w:bookmarkEnd w:id="36"/>
-    <w:bookmarkStart w:id="38" w:name="panel-composition-and-sampling"/>
-    <w:p>
-      <w:pPr>
-        <w:pStyle w:val="Heading1"/>
-      </w:pPr>
-      <w:r>
-        <w:t xml:space="preserve">10. Panel Composition and Sampling</w:t>
-      </w:r>
-    </w:p>
-    <w:p>
-      <w:pPr>
-        <w:pStyle w:val="FirstParagraph"/>
-      </w:pPr>
-      <w:r>
         <w:t xml:space="preserve">A purposive maximum-variation sampling strategy will be used.</w:t>
       </w:r>
     </w:p>
@@ -1260,7 +1264,7 @@
         <w:pStyle w:val="BodyText"/>
       </w:pPr>
       <w:r>
-        <w:t xml:space="preserve">The stakeholder groups were selected because barriers to high-value research arise across multiple levels of the research ecosystem. Early-career researchers provide direct experience of barriers; supervisors provide insight regarding mentorship and training; methodologists contribute expertise regarding research validity; governance stakeholders provide perspectives on ethics and regulatory processes; research administrators and funders inform resource allocation; and health-system stakeholders contribute views regarding research relevance and implementation.</w:t>
+        <w:t xml:space="preserve">The stakeholder are grouped because barriers to high-value research arise across multiple levels of the research ecosystem. Early-career researchers provide direct experience of barriers; supervisors provide insight regarding mentorship and training; methodologists contribute expertise regarding research validity; governance stakeholders provide perspectives on ethics and regulatory processes; research administrators and funders inform resource allocation; and health-system stakeholders contribute views regarding research relevance and implementation.</w:t>
       </w:r>
     </w:p>
     <w:p>
@@ -1459,7 +1463,7 @@
         <w:t xml:space="preserve">The study will not use statistical weighting to make one stakeholder group numerically representative of the Egyptian research workforce. Instead, stakeholder composition and response rates will be reported transparently, and subgroup differences will be treated as exploratory unless sufficient numbers permit more formal comparison.</w:t>
       </w:r>
     </w:p>
-    <w:bookmarkStart w:id="37" w:name="recruitment-procedures"/>
+    <w:bookmarkStart w:id="33" w:name="recruitment-procedures"/>
     <w:p>
       <w:pPr>
         <w:pStyle w:val="Heading2"/>
@@ -1476,24 +1480,137 @@
         <w:t xml:space="preserve">The study team will approach participants directly by an individualized invitation. No snowball recruitment will be used. The invitation will include a brief study description, an information sheet, and a link to the electronic consent form and Round-1 questionnaire.</w:t>
       </w:r>
     </w:p>
+    <w:bookmarkEnd w:id="33"/>
+    <w:bookmarkEnd w:id="34"/>
+    <w:bookmarkStart w:id="37" w:name="item-generation"/>
+    <w:p>
+      <w:pPr>
+        <w:pStyle w:val="Heading1"/>
+      </w:pPr>
+      <w:r>
+        <w:t xml:space="preserve">11. Item Generation</w:t>
+      </w:r>
+    </w:p>
+    <w:bookmarkStart w:id="35" w:name="evidence-review"/>
+    <w:p>
+      <w:pPr>
+        <w:pStyle w:val="Heading2"/>
+      </w:pPr>
+      <w:r>
+        <w:t xml:space="preserve">11.1 Evidence review</w:t>
+      </w:r>
+    </w:p>
+    <w:p>
+      <w:pPr>
+        <w:pStyle w:val="FirstParagraph"/>
+      </w:pPr>
+      <w:r>
+        <w:t xml:space="preserve">A structured narrative review of existing literature will focus on domains related to reducing research waste and increasing value with particular attention to early-career researchers and low- and middle-income settings. The review will be used to generate candidate domains and statements.</w:t>
+      </w:r>
+    </w:p>
+    <w:bookmarkEnd w:id="35"/>
+    <w:bookmarkStart w:id="36" w:name="development-of-the-initial-item-pool"/>
+    <w:p>
+      <w:pPr>
+        <w:pStyle w:val="Heading2"/>
+      </w:pPr>
+      <w:r>
+        <w:t xml:space="preserve">11.2 Development of the initial item pool</w:t>
+      </w:r>
+    </w:p>
+    <w:p>
+      <w:pPr>
+        <w:pStyle w:val="FirstParagraph"/>
+      </w:pPr>
+      <w:r>
+        <w:t xml:space="preserve">Evidence-review findings will be converted into concise, single-concept statements.</w:t>
+      </w:r>
+    </w:p>
+    <w:p>
+      <w:pPr>
+        <w:pStyle w:val="BodyText"/>
+      </w:pPr>
+      <w:r>
+        <w:t xml:space="preserve">Where possible, each item will:</w:t>
+      </w:r>
+    </w:p>
+    <w:p>
+      <w:pPr>
+        <w:pStyle w:val="Compact"/>
+        <w:numPr>
+          <w:ilvl w:val="0"/>
+          <w:numId w:val="1017"/>
+        </w:numPr>
+      </w:pPr>
+      <w:r>
+        <w:t xml:space="preserve">describe one barrier or intervention;</w:t>
+      </w:r>
+    </w:p>
+    <w:p>
+      <w:pPr>
+        <w:pStyle w:val="Compact"/>
+        <w:numPr>
+          <w:ilvl w:val="0"/>
+          <w:numId w:val="1017"/>
+        </w:numPr>
+      </w:pPr>
+      <w:r>
+        <w:t xml:space="preserve">use neutral, non-accusatory wording;</w:t>
+      </w:r>
+    </w:p>
+    <w:p>
+      <w:pPr>
+        <w:pStyle w:val="Compact"/>
+        <w:numPr>
+          <w:ilvl w:val="0"/>
+          <w:numId w:val="1017"/>
+        </w:numPr>
+      </w:pPr>
+      <w:r>
+        <w:t xml:space="preserve">avoid double-barrelled concepts;</w:t>
+      </w:r>
+    </w:p>
+    <w:p>
+      <w:pPr>
+        <w:pStyle w:val="Compact"/>
+        <w:numPr>
+          <w:ilvl w:val="0"/>
+          <w:numId w:val="1017"/>
+        </w:numPr>
+      </w:pPr>
+      <w:r>
+        <w:t xml:space="preserve">be understandable to participants from different professional backgrounds; and</w:t>
+      </w:r>
+    </w:p>
+    <w:p>
+      <w:pPr>
+        <w:pStyle w:val="Compact"/>
+        <w:numPr>
+          <w:ilvl w:val="0"/>
+          <w:numId w:val="1017"/>
+        </w:numPr>
+      </w:pPr>
+      <w:r>
+        <w:t xml:space="preserve">identify the level or research-stage at which the barrier operates.</w:t>
+      </w:r>
+    </w:p>
+    <w:p>
+      <w:pPr>
+        <w:pStyle w:val="FirstParagraph"/>
+      </w:pPr>
+      <w:r>
+        <w:t xml:space="preserve">The steering group will review the initial item pool for conceptual overlap, redundancy, ambiguity, and comprehensiveness. A record of major item additions, deletions, mergers, and wording changes will be maintained.</w:t>
+      </w:r>
+    </w:p>
+    <w:bookmarkEnd w:id="36"/>
     <w:bookmarkEnd w:id="37"/>
-    <w:bookmarkEnd w:id="38"/>
-    <w:bookmarkStart w:id="41" w:name="item-generation"/>
+    <w:bookmarkStart w:id="45" w:name="delphi-questionnaire"/>
     <w:p>
       <w:pPr>
         <w:pStyle w:val="Heading1"/>
       </w:pPr>
       <w:r>
-        <w:t xml:space="preserve">11. Item Generation</w:t>
-      </w:r>
-    </w:p>
-    <w:bookmarkStart w:id="39" w:name="evidence-review"/>
-    <w:p>
-      <w:pPr>
-        <w:pStyle w:val="Heading2"/>
-      </w:pPr>
-      <w:r>
-        <w:t xml:space="preserve">11.1 Evidence review</w:t>
+        <w:t xml:space="preserve">12. Delphi Questionnaire</w:t>
       </w:r>
     </w:p>
     <w:p>
@@ -1501,25 +1618,7 @@
         <w:pStyle w:val="FirstParagraph"/>
       </w:pPr>
       <w:r>
-        <w:t xml:space="preserve">A structured narrative review of existing literature will focus on domains related to reducing research waste and increasing value with particular attention to early-career researchers and low- and middle-income settings. The review will be used to generate candidate domains and statements.</w:t>
-      </w:r>
-    </w:p>
-    <w:bookmarkEnd w:id="39"/>
-    <w:bookmarkStart w:id="40" w:name="development-of-the-initial-item-pool"/>
-    <w:p>
-      <w:pPr>
-        <w:pStyle w:val="Heading2"/>
-      </w:pPr>
-      <w:r>
-        <w:t xml:space="preserve">11.2 Development of the initial item pool</w:t>
-      </w:r>
-    </w:p>
-    <w:p>
-      <w:pPr>
-        <w:pStyle w:val="FirstParagraph"/>
-      </w:pPr>
-      <w:r>
-        <w:t xml:space="preserve">Evidence-review findings will be converted into concise, single-concept statements.</w:t>
+        <w:t xml:space="preserve">The survey will be administered using the University’s online survey platform. Data will be stored on secure password-protected system accessible only to authorized study personnel.</w:t>
       </w:r>
     </w:p>
     <w:p>
@@ -1527,105 +1626,10 @@
         <w:pStyle w:val="BodyText"/>
       </w:pPr>
       <w:r>
-        <w:t xml:space="preserve">Where possible, each item will:</w:t>
-      </w:r>
-    </w:p>
-    <w:p>
-      <w:pPr>
-        <w:pStyle w:val="Compact"/>
-        <w:numPr>
-          <w:ilvl w:val="0"/>
-          <w:numId w:val="1016"/>
-        </w:numPr>
-      </w:pPr>
-      <w:r>
-        <w:t xml:space="preserve">describe one barrier or intervention;</w:t>
-      </w:r>
-    </w:p>
-    <w:p>
-      <w:pPr>
-        <w:pStyle w:val="Compact"/>
-        <w:numPr>
-          <w:ilvl w:val="0"/>
-          <w:numId w:val="1016"/>
-        </w:numPr>
-      </w:pPr>
-      <w:r>
-        <w:t xml:space="preserve">use neutral, non-accusatory wording;</w:t>
-      </w:r>
-    </w:p>
-    <w:p>
-      <w:pPr>
-        <w:pStyle w:val="Compact"/>
-        <w:numPr>
-          <w:ilvl w:val="0"/>
-          <w:numId w:val="1016"/>
-        </w:numPr>
-      </w:pPr>
-      <w:r>
-        <w:t xml:space="preserve">avoid double-barrelled concepts;</w:t>
-      </w:r>
-    </w:p>
-    <w:p>
-      <w:pPr>
-        <w:pStyle w:val="Compact"/>
-        <w:numPr>
-          <w:ilvl w:val="0"/>
-          <w:numId w:val="1016"/>
-        </w:numPr>
-      </w:pPr>
-      <w:r>
-        <w:t xml:space="preserve">be understandable to participants from different professional backgrounds; and</w:t>
-      </w:r>
-    </w:p>
-    <w:p>
-      <w:pPr>
-        <w:pStyle w:val="Compact"/>
-        <w:numPr>
-          <w:ilvl w:val="0"/>
-          <w:numId w:val="1016"/>
-        </w:numPr>
-      </w:pPr>
-      <w:r>
-        <w:t xml:space="preserve">identify the level or research-stage at which the barrier operates.</w:t>
-      </w:r>
-    </w:p>
-    <w:p>
-      <w:pPr>
-        <w:pStyle w:val="FirstParagraph"/>
-      </w:pPr>
-      <w:r>
-        <w:t xml:space="preserve">The steering group will review the initial item pool for conceptual overlap, redundancy, ambiguity, and comprehensiveness. A record of major item additions, deletions, mergers, and wording changes will be maintained.</w:t>
-      </w:r>
-    </w:p>
-    <w:bookmarkEnd w:id="40"/>
-    <w:bookmarkEnd w:id="41"/>
-    <w:bookmarkStart w:id="43" w:name="delphi-questionnaire"/>
-    <w:p>
-      <w:pPr>
-        <w:pStyle w:val="Heading1"/>
-      </w:pPr>
-      <w:r>
-        <w:t xml:space="preserve">12. Delphi Questionnaire</w:t>
-      </w:r>
-    </w:p>
-    <w:p>
-      <w:pPr>
-        <w:pStyle w:val="FirstParagraph"/>
-      </w:pPr>
-      <w:r>
-        <w:t xml:space="preserve">The survey will be administered using the University’s online survey platform. Data will be stored on secure password-protected system accessible only to authorized study personnel.</w:t>
-      </w:r>
-    </w:p>
-    <w:p>
-      <w:pPr>
-        <w:pStyle w:val="BodyText"/>
-      </w:pPr>
-      <w:r>
         <w:t xml:space="preserve">Completion of the Round-1 questionnaire is expected to require approximately 20 minutes and Round-2 approximately 15 minutes.</w:t>
       </w:r>
     </w:p>
-    <w:bookmarkStart w:id="42" w:name="barrier-ratings"/>
+    <w:bookmarkStart w:id="38" w:name="barrier-ratings"/>
     <w:p>
       <w:pPr>
         <w:pStyle w:val="Heading2"/>
@@ -1698,15 +1702,14 @@
         <w:t xml:space="preserve">response where appropriate. Such responses will not be included in the denominator for consensus calculations.</w:t>
       </w:r>
     </w:p>
-    <w:bookmarkEnd w:id="42"/>
-    <w:bookmarkEnd w:id="43"/>
-    <w:bookmarkStart w:id="44" w:name="delphi-round-1"/>
-    <w:p>
-      <w:pPr>
-        <w:pStyle w:val="Heading1"/>
-      </w:pPr>
-      <w:r>
-        <w:t xml:space="preserve">13. Delphi Round 1</w:t>
+    <w:bookmarkEnd w:id="38"/>
+    <w:bookmarkStart w:id="39" w:name="delphi-round-1"/>
+    <w:p>
+      <w:pPr>
+        <w:pStyle w:val="Heading2"/>
+      </w:pPr>
+      <w:r>
+        <w:t xml:space="preserve">12.2 Delphi Round 1</w:t>
       </w:r>
     </w:p>
     <w:p>
@@ -1722,7 +1725,7 @@
         <w:pStyle w:val="Compact"/>
         <w:numPr>
           <w:ilvl w:val="0"/>
-          <w:numId w:val="1017"/>
+          <w:numId w:val="1018"/>
         </w:numPr>
       </w:pPr>
       <w:r>
@@ -1734,7 +1737,7 @@
         <w:pStyle w:val="Compact"/>
         <w:numPr>
           <w:ilvl w:val="0"/>
-          <w:numId w:val="1017"/>
+          <w:numId w:val="1018"/>
         </w:numPr>
       </w:pPr>
       <w:r>
@@ -1746,7 +1749,7 @@
         <w:pStyle w:val="Compact"/>
         <w:numPr>
           <w:ilvl w:val="0"/>
-          <w:numId w:val="1017"/>
+          <w:numId w:val="1018"/>
         </w:numPr>
       </w:pPr>
       <w:r>
@@ -1758,7 +1761,7 @@
         <w:pStyle w:val="Compact"/>
         <w:numPr>
           <w:ilvl w:val="0"/>
-          <w:numId w:val="1017"/>
+          <w:numId w:val="1018"/>
         </w:numPr>
       </w:pPr>
       <w:r>
@@ -1770,7 +1773,7 @@
         <w:pStyle w:val="Compact"/>
         <w:numPr>
           <w:ilvl w:val="0"/>
-          <w:numId w:val="1017"/>
+          <w:numId w:val="1018"/>
         </w:numPr>
       </w:pPr>
       <w:r>
@@ -1793,14 +1796,14 @@
         <w:t xml:space="preserve">Round 1 will remain open for approximately 2–3 weeks, with one or two reminders.</w:t>
       </w:r>
     </w:p>
-    <w:bookmarkEnd w:id="44"/>
-    <w:bookmarkStart w:id="45" w:name="round-1-item-handling"/>
-    <w:p>
-      <w:pPr>
-        <w:pStyle w:val="Heading1"/>
-      </w:pPr>
-      <w:r>
-        <w:t xml:space="preserve">14. Round 1 Item Handling</w:t>
+    <w:bookmarkEnd w:id="39"/>
+    <w:bookmarkStart w:id="40" w:name="round-1-item-handling"/>
+    <w:p>
+      <w:pPr>
+        <w:pStyle w:val="Heading2"/>
+      </w:pPr>
+      <w:r>
+        <w:t xml:space="preserve">12.3 Round 1 Item Handling</w:t>
       </w:r>
     </w:p>
     <w:p>
@@ -1864,14 +1867,14 @@
         <w:t xml:space="preserve">The steering group will not create or remove items after seeing Round-2 results.</w:t>
       </w:r>
     </w:p>
-    <w:bookmarkEnd w:id="45"/>
-    <w:bookmarkStart w:id="46" w:name="delphi-round-2"/>
-    <w:p>
-      <w:pPr>
-        <w:pStyle w:val="Heading1"/>
-      </w:pPr>
-      <w:r>
-        <w:t xml:space="preserve">15. Delphi Round 2</w:t>
+    <w:bookmarkEnd w:id="40"/>
+    <w:bookmarkStart w:id="41" w:name="delphi-round-2"/>
+    <w:p>
+      <w:pPr>
+        <w:pStyle w:val="Heading2"/>
+      </w:pPr>
+      <w:r>
+        <w:t xml:space="preserve">12.4 Delphi Round 2</w:t>
       </w:r>
     </w:p>
     <w:p>
@@ -1895,7 +1898,7 @@
         <w:pStyle w:val="Compact"/>
         <w:numPr>
           <w:ilvl w:val="0"/>
-          <w:numId w:val="1018"/>
+          <w:numId w:val="1019"/>
         </w:numPr>
       </w:pPr>
       <w:r>
@@ -1907,7 +1910,7 @@
         <w:pStyle w:val="Compact"/>
         <w:numPr>
           <w:ilvl w:val="0"/>
-          <w:numId w:val="1018"/>
+          <w:numId w:val="1019"/>
         </w:numPr>
       </w:pPr>
       <w:r>
@@ -1919,7 +1922,7 @@
         <w:pStyle w:val="Compact"/>
         <w:numPr>
           <w:ilvl w:val="0"/>
-          <w:numId w:val="1018"/>
+          <w:numId w:val="1019"/>
         </w:numPr>
       </w:pPr>
       <w:r>
@@ -1931,7 +1934,7 @@
         <w:pStyle w:val="Compact"/>
         <w:numPr>
           <w:ilvl w:val="0"/>
-          <w:numId w:val="1018"/>
+          <w:numId w:val="1019"/>
         </w:numPr>
       </w:pPr>
       <w:r>
@@ -1967,7 +1970,7 @@
         <w:pStyle w:val="Compact"/>
         <w:numPr>
           <w:ilvl w:val="0"/>
-          <w:numId w:val="1019"/>
+          <w:numId w:val="1020"/>
         </w:numPr>
       </w:pPr>
       <w:r>
@@ -1989,7 +1992,7 @@
         <w:pStyle w:val="Compact"/>
         <w:numPr>
           <w:ilvl w:val="0"/>
-          <w:numId w:val="1019"/>
+          <w:numId w:val="1020"/>
         </w:numPr>
       </w:pPr>
       <w:r>
@@ -2014,14 +2017,14 @@
         <w:t xml:space="preserve">The Round-2 questionnaire will remain open for approximately 2–3 weeks, with one or two reminders.</w:t>
       </w:r>
     </w:p>
-    <w:bookmarkEnd w:id="46"/>
-    <w:bookmarkStart w:id="51" w:name="consensus-definitions"/>
-    <w:p>
-      <w:pPr>
-        <w:pStyle w:val="Heading1"/>
-      </w:pPr>
-      <w:r>
-        <w:t xml:space="preserve">16. Consensus Definitions</w:t>
+    <w:bookmarkEnd w:id="41"/>
+    <w:bookmarkStart w:id="42" w:name="consensus-definitions"/>
+    <w:p>
+      <w:pPr>
+        <w:pStyle w:val="Heading2"/>
+      </w:pPr>
+      <w:r>
+        <w:t xml:space="preserve">12.5 Consensus Definitions</w:t>
       </w:r>
     </w:p>
     <w:p>
@@ -2032,19 +2035,23 @@
         <w:t xml:space="preserve">Consensus criteria will be specified before Round 1 and will not be changed in response to the observed results.</w:t>
       </w:r>
     </w:p>
-    <w:bookmarkStart w:id="47" w:name="important-barrier"/>
-    <w:p>
-      <w:pPr>
-        <w:pStyle w:val="Heading2"/>
-      </w:pPr>
-      <w:r>
-        <w:t xml:space="preserve">16.1 Important barrier</w:t>
-      </w:r>
-    </w:p>
-    <w:p>
-      <w:pPr>
-        <w:pStyle w:val="FirstParagraph"/>
-      </w:pPr>
+    <w:p>
+      <w:pPr>
+        <w:numPr>
+          <w:ilvl w:val="0"/>
+          <w:numId w:val="1021"/>
+        </w:numPr>
+      </w:pPr>
+      <w:r>
+        <w:rPr>
+          <w:b/>
+          <w:bCs/>
+        </w:rPr>
+        <w:t xml:space="preserve">Important barrier:</w:t>
+      </w:r>
+      <w:r>
+        <w:t xml:space="preserve"> </w:t>
+      </w:r>
       <w:r>
         <w:t xml:space="preserve">A barrier will be classified as having consensus as an</w:t>
       </w:r>
@@ -2062,67 +2069,26 @@
         <w:t xml:space="preserve"> </w:t>
       </w:r>
       <w:r>
-        <w:t xml:space="preserve">when all of the following are met:</w:t>
-      </w:r>
-    </w:p>
-    <w:p>
-      <w:pPr>
-        <w:pStyle w:val="Compact"/>
-        <w:numPr>
-          <w:ilvl w:val="0"/>
-          <w:numId w:val="1020"/>
-        </w:numPr>
-      </w:pPr>
-      <w:r>
-        <w:t xml:space="preserve">median importance rating ≥7;</w:t>
-      </w:r>
-    </w:p>
-    <w:p>
-      <w:pPr>
-        <w:pStyle w:val="Compact"/>
-        <w:numPr>
-          <w:ilvl w:val="0"/>
-          <w:numId w:val="1020"/>
-        </w:numPr>
-      </w:pPr>
-      <w:r>
-        <w:t xml:space="preserve">IQR ≤2; and</w:t>
-      </w:r>
-    </w:p>
-    <w:p>
-      <w:pPr>
-        <w:pStyle w:val="Compact"/>
-        <w:numPr>
-          <w:ilvl w:val="0"/>
-          <w:numId w:val="1020"/>
-        </w:numPr>
-      </w:pPr>
-      <w:r>
-        <w:t xml:space="preserve">≥75% of valid ratings are 7–9.</w:t>
-      </w:r>
-    </w:p>
-    <w:p>
-      <w:pPr>
-        <w:pStyle w:val="FirstParagraph"/>
-      </w:pPr>
-      <w:r>
-        <w:t xml:space="preserve">Consensus that a barrier is not important will be defined as median ≤3 and ≥75% of ratings between 1 and 3.</w:t>
-      </w:r>
-    </w:p>
-    <w:bookmarkEnd w:id="47"/>
-    <w:bookmarkStart w:id="48" w:name="highly-modifiable-barrier"/>
-    <w:p>
-      <w:pPr>
-        <w:pStyle w:val="Heading2"/>
-      </w:pPr>
-      <w:r>
-        <w:t xml:space="preserve">16.2 Highly modifiable barrier</w:t>
-      </w:r>
-    </w:p>
-    <w:p>
-      <w:pPr>
-        <w:pStyle w:val="FirstParagraph"/>
-      </w:pPr>
+        <w:t xml:space="preserve">when all of the following are met: median importance rating ≥7; IQR ≤2; and ≥75% of valid ratings are 7–9. Consensus that a barrier is not important will be defined as median ≤3 and ≥75% of ratings between 1 and 3.</w:t>
+      </w:r>
+    </w:p>
+    <w:p>
+      <w:pPr>
+        <w:numPr>
+          <w:ilvl w:val="0"/>
+          <w:numId w:val="1021"/>
+        </w:numPr>
+      </w:pPr>
+      <w:r>
+        <w:rPr>
+          <w:b/>
+          <w:bCs/>
+        </w:rPr>
+        <w:t xml:space="preserve">Highly modifiable barrier:</w:t>
+      </w:r>
+      <w:r>
+        <w:t xml:space="preserve"> </w:t>
+      </w:r>
       <w:r>
         <w:t xml:space="preserve">A barrier will be classified as having consensus as</w:t>
       </w:r>
@@ -2147,54 +2113,54 @@
       <w:pPr>
         <w:pStyle w:val="Compact"/>
         <w:numPr>
+          <w:ilvl w:val="1"/>
+          <w:numId w:val="1022"/>
+        </w:numPr>
+      </w:pPr>
+      <w:r>
+        <w:t xml:space="preserve">median modifiability rating ≥7;</w:t>
+      </w:r>
+    </w:p>
+    <w:p>
+      <w:pPr>
+        <w:pStyle w:val="Compact"/>
+        <w:numPr>
+          <w:ilvl w:val="1"/>
+          <w:numId w:val="1022"/>
+        </w:numPr>
+      </w:pPr>
+      <w:r>
+        <w:t xml:space="preserve">IQR ≤2; and</w:t>
+      </w:r>
+    </w:p>
+    <w:p>
+      <w:pPr>
+        <w:pStyle w:val="Compact"/>
+        <w:numPr>
+          <w:ilvl w:val="1"/>
+          <w:numId w:val="1022"/>
+        </w:numPr>
+      </w:pPr>
+      <w:r>
+        <w:t xml:space="preserve">≥75% of valid ratings are 7–9.</w:t>
+      </w:r>
+    </w:p>
+    <w:p>
+      <w:pPr>
+        <w:numPr>
           <w:ilvl w:val="0"/>
           <w:numId w:val="1021"/>
         </w:numPr>
       </w:pPr>
       <w:r>
-        <w:t xml:space="preserve">median modifiability rating ≥7;</w:t>
-      </w:r>
-    </w:p>
-    <w:p>
-      <w:pPr>
-        <w:pStyle w:val="Compact"/>
-        <w:numPr>
-          <w:ilvl w:val="0"/>
-          <w:numId w:val="1021"/>
-        </w:numPr>
-      </w:pPr>
-      <w:r>
-        <w:t xml:space="preserve">IQR ≤2; and</w:t>
-      </w:r>
-    </w:p>
-    <w:p>
-      <w:pPr>
-        <w:pStyle w:val="Compact"/>
-        <w:numPr>
-          <w:ilvl w:val="0"/>
-          <w:numId w:val="1021"/>
-        </w:numPr>
-      </w:pPr>
-      <w:r>
-        <w:t xml:space="preserve">≥75% of valid ratings are 7–9.</w:t>
-      </w:r>
-    </w:p>
-    <w:bookmarkEnd w:id="48"/>
-    <w:bookmarkStart w:id="49" w:name="high-priority-intervention"/>
-    <w:p>
-      <w:pPr>
-        <w:pStyle w:val="Heading2"/>
-      </w:pPr>
-      <w:r>
-        <w:t xml:space="preserve">16.3 High-priority intervention</w:t>
-      </w:r>
-    </w:p>
-    <w:p>
-      <w:pPr>
-        <w:pStyle w:val="FirstParagraph"/>
-      </w:pPr>
-      <w:r>
-        <w:t xml:space="preserve">An intervention will be classified as a</w:t>
+        <w:rPr>
+          <w:b/>
+          <w:bCs/>
+        </w:rPr>
+        <w:t xml:space="preserve">High-priority intervention</w:t>
+      </w:r>
+      <w:r>
+        <w:t xml:space="preserve">: An intervention will be classified as a</w:t>
       </w:r>
       <w:r>
         <w:t xml:space="preserve"> </w:t>
@@ -2217,8 +2183,8 @@
       <w:pPr>
         <w:pStyle w:val="Compact"/>
         <w:numPr>
-          <w:ilvl w:val="0"/>
-          <w:numId w:val="1022"/>
+          <w:ilvl w:val="1"/>
+          <w:numId w:val="1023"/>
         </w:numPr>
       </w:pPr>
       <w:r>
@@ -2229,8 +2195,8 @@
       <w:pPr>
         <w:pStyle w:val="Compact"/>
         <w:numPr>
-          <w:ilvl w:val="0"/>
-          <w:numId w:val="1022"/>
+          <w:ilvl w:val="1"/>
+          <w:numId w:val="1023"/>
         </w:numPr>
       </w:pPr>
       <w:r>
@@ -2241,8 +2207,8 @@
       <w:pPr>
         <w:pStyle w:val="Compact"/>
         <w:numPr>
-          <w:ilvl w:val="0"/>
-          <w:numId w:val="1022"/>
+          <w:ilvl w:val="1"/>
+          <w:numId w:val="1023"/>
         </w:numPr>
       </w:pPr>
       <w:r>
@@ -2253,8 +2219,8 @@
       <w:pPr>
         <w:pStyle w:val="Compact"/>
         <w:numPr>
-          <w:ilvl w:val="0"/>
-          <w:numId w:val="1022"/>
+          <w:ilvl w:val="1"/>
+          <w:numId w:val="1023"/>
         </w:numPr>
       </w:pPr>
       <w:r>
@@ -2263,26 +2229,21 @@
     </w:p>
     <w:p>
       <w:pPr>
-        <w:pStyle w:val="FirstParagraph"/>
-      </w:pPr>
-      <w:r>
-        <w:t xml:space="preserve">The slightly lower feasibility threshold is intentional because interventions can be highly desirable while not being uniformly perceived as feasible.</w:t>
-      </w:r>
-    </w:p>
-    <w:bookmarkEnd w:id="49"/>
-    <w:bookmarkStart w:id="50" w:name="persistent-disagreement"/>
-    <w:p>
-      <w:pPr>
-        <w:pStyle w:val="Heading2"/>
-      </w:pPr>
-      <w:r>
-        <w:t xml:space="preserve">16.4 Persistent disagreement</w:t>
-      </w:r>
-    </w:p>
-    <w:p>
-      <w:pPr>
-        <w:pStyle w:val="FirstParagraph"/>
-      </w:pPr>
+        <w:numPr>
+          <w:ilvl w:val="0"/>
+          <w:numId w:val="1021"/>
+        </w:numPr>
+      </w:pPr>
+      <w:r>
+        <w:rPr>
+          <w:b/>
+          <w:bCs/>
+        </w:rPr>
+        <w:t xml:space="preserve">Persistent disagreement:</w:t>
+      </w:r>
+      <w:r>
+        <w:t xml:space="preserve"> </w:t>
+      </w:r>
       <w:r>
         <w:t xml:space="preserve">Items failing to meet the consensus criteria after Round 2 will be classified as</w:t>
       </w:r>
@@ -2303,15 +2264,686 @@
         <w:t xml:space="preserve">rather than being forced into a priority category. Where the distribution suggests meaningful polarization between stakeholder groups, this will be reported as stakeholder disagreement rather than treated as study failure.</w:t>
       </w:r>
     </w:p>
+    <w:bookmarkEnd w:id="42"/>
+    <w:bookmarkStart w:id="43" w:name="feedback-and-anonymity"/>
+    <w:p>
+      <w:pPr>
+        <w:pStyle w:val="Heading2"/>
+      </w:pPr>
+      <w:r>
+        <w:t xml:space="preserve">12.6 Feedback and Anonymity</w:t>
+      </w:r>
+    </w:p>
+    <w:p>
+      <w:pPr>
+        <w:pStyle w:val="FirstParagraph"/>
+      </w:pPr>
+      <w:r>
+        <w:t xml:space="preserve">The Delphi process will preserve participant anonymity during rating. Only aggregated feedback will be provided. Individual participant identities and individual ratings will not be disclosed to other participants.</w:t>
+      </w:r>
+    </w:p>
+    <w:p>
+      <w:pPr>
+        <w:pStyle w:val="BodyText"/>
+      </w:pPr>
+      <w:r>
+        <w:t xml:space="preserve">Participants will not be anonymous to the designated members of the research team responsible for consent, round linkage, and data management. These members will have access to the contact file and the linkage identifier for the purpose of managing the study. The research team will maintain a separate contact file for round linkage. The linkage identifier will not be included in analytic datasets used for reporting.</w:t>
+      </w:r>
+    </w:p>
+    <w:bookmarkEnd w:id="43"/>
+    <w:bookmarkStart w:id="44" w:name="panel-attrition-and-response-monitoring"/>
+    <w:p>
+      <w:pPr>
+        <w:pStyle w:val="Heading2"/>
+      </w:pPr>
+      <w:r>
+        <w:t xml:space="preserve">12.7 Panel Attrition and Response Monitoring</w:t>
+      </w:r>
+    </w:p>
+    <w:p>
+      <w:pPr>
+        <w:pStyle w:val="FirstParagraph"/>
+      </w:pPr>
+      <w:r>
+        <w:t xml:space="preserve">Response rates will be calculated separately for each round using clearly specified denominators:</w:t>
+      </w:r>
+    </w:p>
+    <w:p>
+      <w:pPr>
+        <w:pStyle w:val="Compact"/>
+        <w:numPr>
+          <w:ilvl w:val="0"/>
+          <w:numId w:val="1024"/>
+        </w:numPr>
+      </w:pPr>
+      <w:r>
+        <w:t xml:space="preserve">invited participants;</w:t>
+      </w:r>
+    </w:p>
+    <w:p>
+      <w:pPr>
+        <w:pStyle w:val="Compact"/>
+        <w:numPr>
+          <w:ilvl w:val="0"/>
+          <w:numId w:val="1024"/>
+        </w:numPr>
+      </w:pPr>
+      <w:r>
+        <w:t xml:space="preserve">participants who completed the questionnaire; and</w:t>
+      </w:r>
+    </w:p>
+    <w:p>
+      <w:pPr>
+        <w:pStyle w:val="Compact"/>
+        <w:numPr>
+          <w:ilvl w:val="0"/>
+          <w:numId w:val="1024"/>
+        </w:numPr>
+      </w:pPr>
+      <w:r>
+        <w:t xml:space="preserve">participants retained for the second round.</w:t>
+      </w:r>
+    </w:p>
+    <w:p>
+      <w:pPr>
+        <w:pStyle w:val="FirstParagraph"/>
+      </w:pPr>
+      <w:r>
+        <w:t xml:space="preserve">Round-specific and cumulative attrition will be reported. The study will not impute missing Delphi ratings.</w:t>
+      </w:r>
+    </w:p>
+    <w:p>
+      <w:pPr>
+        <w:pStyle w:val="BodyText"/>
+      </w:pPr>
+      <w:r>
+        <w:t xml:space="preserve">Participants who do not complete Round 1 will not be included in Round 2. Participants who complete Round 1 but do not complete Round 2 will contribute their Round-1 data to Round-1 analyses but will not contribute to Round-2 consensus calculations.</w:t>
+      </w:r>
+    </w:p>
+    <w:bookmarkEnd w:id="44"/>
+    <w:bookmarkEnd w:id="45"/>
+    <w:bookmarkStart w:id="46" w:name="data-management"/>
+    <w:p>
+      <w:pPr>
+        <w:pStyle w:val="Heading1"/>
+      </w:pPr>
+      <w:r>
+        <w:t xml:space="preserve">13. Data Management</w:t>
+      </w:r>
+    </w:p>
+    <w:p>
+      <w:pPr>
+        <w:pStyle w:val="FirstParagraph"/>
+      </w:pPr>
+      <w:r>
+        <w:t xml:space="preserve">Survey data will be exported into a secure research dataset.</w:t>
+      </w:r>
+    </w:p>
+    <w:p>
+      <w:pPr>
+        <w:pStyle w:val="BodyText"/>
+      </w:pPr>
+      <w:r>
+        <w:t xml:space="preserve">The survey will use individualized participant links to support one response per participant per round. Duplicate or suspicious submissions will be reviewed using predefined data-quality rules. IP addresses and other technical metadata will not be used for participant identification.</w:t>
+      </w:r>
+    </w:p>
+    <w:p>
+      <w:pPr>
+        <w:pStyle w:val="BodyText"/>
+      </w:pPr>
+      <w:r>
+        <w:t xml:space="preserve">Data-quality procedures will include:</w:t>
+      </w:r>
+    </w:p>
+    <w:p>
+      <w:pPr>
+        <w:pStyle w:val="Compact"/>
+        <w:numPr>
+          <w:ilvl w:val="0"/>
+          <w:numId w:val="1025"/>
+        </w:numPr>
+      </w:pPr>
+      <w:r>
+        <w:t xml:space="preserve">verifying valid response ranges;</w:t>
+      </w:r>
+    </w:p>
+    <w:p>
+      <w:pPr>
+        <w:pStyle w:val="Compact"/>
+        <w:numPr>
+          <w:ilvl w:val="0"/>
+          <w:numId w:val="1025"/>
+        </w:numPr>
+      </w:pPr>
+      <w:r>
+        <w:t xml:space="preserve">documenting incomplete questionnaires;</w:t>
+      </w:r>
+    </w:p>
+    <w:p>
+      <w:pPr>
+        <w:pStyle w:val="Compact"/>
+        <w:numPr>
+          <w:ilvl w:val="0"/>
+          <w:numId w:val="1025"/>
+        </w:numPr>
+      </w:pPr>
+      <w:r>
+        <w:t xml:space="preserve">identifying implausible or internally inconsistent administrative data;</w:t>
+      </w:r>
+    </w:p>
+    <w:p>
+      <w:pPr>
+        <w:pStyle w:val="Compact"/>
+        <w:numPr>
+          <w:ilvl w:val="0"/>
+          <w:numId w:val="1025"/>
+        </w:numPr>
+      </w:pPr>
+      <w:r>
+        <w:t xml:space="preserve">maintaining a data-cleaning log; and</w:t>
+      </w:r>
+    </w:p>
+    <w:p>
+      <w:pPr>
+        <w:pStyle w:val="Compact"/>
+        <w:numPr>
+          <w:ilvl w:val="0"/>
+          <w:numId w:val="1025"/>
+        </w:numPr>
+      </w:pPr>
+      <w:r>
+        <w:t xml:space="preserve">preserving an analysis-ready dataset and a locked copy of the raw dataset.</w:t>
+      </w:r>
+    </w:p>
+    <w:p>
+      <w:pPr>
+        <w:pStyle w:val="FirstParagraph"/>
+      </w:pPr>
+      <w:r>
+        <w:t xml:space="preserve">Data will be retained for seven years after study completion in accordance with applicable institutional policy, after which identifiable linkage files will be securely destroyed and research data retained or destroyed according to institutional requirements.</w:t>
+      </w:r>
+    </w:p>
+    <w:bookmarkEnd w:id="46"/>
+    <w:bookmarkStart w:id="52" w:name="statistical-analysis"/>
+    <w:p>
+      <w:pPr>
+        <w:pStyle w:val="Heading1"/>
+      </w:pPr>
+      <w:r>
+        <w:t xml:space="preserve">14. Statistical Analysis</w:t>
+      </w:r>
+    </w:p>
+    <w:p>
+      <w:pPr>
+        <w:pStyle w:val="FirstParagraph"/>
+      </w:pPr>
+      <w:r>
+        <w:t xml:space="preserve">Analysis will be primarily descriptive and consensus-based. For each item and each round, the following will be reported:</w:t>
+      </w:r>
+    </w:p>
+    <w:p>
+      <w:pPr>
+        <w:pStyle w:val="Compact"/>
+        <w:numPr>
+          <w:ilvl w:val="0"/>
+          <w:numId w:val="1026"/>
+        </w:numPr>
+      </w:pPr>
+      <w:r>
+        <w:t xml:space="preserve">number of valid responses;</w:t>
+      </w:r>
+    </w:p>
+    <w:p>
+      <w:pPr>
+        <w:pStyle w:val="Compact"/>
+        <w:numPr>
+          <w:ilvl w:val="0"/>
+          <w:numId w:val="1026"/>
+        </w:numPr>
+      </w:pPr>
+      <w:r>
+        <w:t xml:space="preserve">median;</w:t>
+      </w:r>
+    </w:p>
+    <w:p>
+      <w:pPr>
+        <w:pStyle w:val="Compact"/>
+        <w:numPr>
+          <w:ilvl w:val="0"/>
+          <w:numId w:val="1026"/>
+        </w:numPr>
+      </w:pPr>
+      <w:r>
+        <w:t xml:space="preserve">IQR;</w:t>
+      </w:r>
+    </w:p>
+    <w:p>
+      <w:pPr>
+        <w:pStyle w:val="Compact"/>
+        <w:numPr>
+          <w:ilvl w:val="0"/>
+          <w:numId w:val="1026"/>
+        </w:numPr>
+      </w:pPr>
+      <w:r>
+        <w:t xml:space="preserve">full response distribution;</w:t>
+      </w:r>
+    </w:p>
+    <w:p>
+      <w:pPr>
+        <w:pStyle w:val="Compact"/>
+        <w:numPr>
+          <w:ilvl w:val="0"/>
+          <w:numId w:val="1026"/>
+        </w:numPr>
+      </w:pPr>
+      <w:r>
+        <w:t xml:space="preserve">percentage rating 7–9;</w:t>
+      </w:r>
+    </w:p>
+    <w:p>
+      <w:pPr>
+        <w:pStyle w:val="Compact"/>
+        <w:numPr>
+          <w:ilvl w:val="0"/>
+          <w:numId w:val="1026"/>
+        </w:numPr>
+      </w:pPr>
+      <w:r>
+        <w:t xml:space="preserve">consensus classification; and</w:t>
+      </w:r>
+    </w:p>
+    <w:p>
+      <w:pPr>
+        <w:pStyle w:val="Compact"/>
+        <w:numPr>
+          <w:ilvl w:val="0"/>
+          <w:numId w:val="1026"/>
+        </w:numPr>
+      </w:pPr>
+      <w:r>
+        <w:t xml:space="preserve">item disposition between rounds.</w:t>
+      </w:r>
+    </w:p>
+    <w:p>
+      <w:pPr>
+        <w:pStyle w:val="FirstParagraph"/>
+      </w:pPr>
+      <w:r>
+        <w:t xml:space="preserve">Analyses will be performed using R version 4.6.1 or later and RStudio version 2026.09.0 or later</w:t>
+      </w:r>
+      <w:r>
+        <w:t xml:space="preserve"> </w:t>
+      </w:r>
+      <w:r>
+        <w:t xml:space="preserve">[8]</w:t>
+      </w:r>
+      <w:r>
+        <w:t xml:space="preserve">.</w:t>
+      </w:r>
+    </w:p>
+    <w:p>
+      <w:pPr>
+        <w:pStyle w:val="BodyText"/>
+      </w:pPr>
+      <w:r>
+        <w:t xml:space="preserve">Analyses will be performed using a current, documented version of R</w:t>
+      </w:r>
+      <w:r>
+        <w:t xml:space="preserve"> </w:t>
+      </w:r>
+      <w:r>
+        <w:t xml:space="preserve">[9]</w:t>
+      </w:r>
+      <w:r>
+        <w:t xml:space="preserve"> </w:t>
+      </w:r>
+      <w:r>
+        <w:t xml:space="preserve">and the compatible R integrated development environment (RStudio</w:t>
+      </w:r>
+      <w:r>
+        <w:t xml:space="preserve"> </w:t>
+      </w:r>
+      <w:r>
+        <w:t xml:space="preserve">[8]</w:t>
+      </w:r>
+      <w:r>
+        <w:t xml:space="preserve">). The exact versions used will be recorded in the analysis log.</w:t>
+      </w:r>
+    </w:p>
+    <w:bookmarkStart w:id="47" w:name="change-between-rounds"/>
+    <w:p>
+      <w:pPr>
+        <w:pStyle w:val="Heading2"/>
+      </w:pPr>
+      <w:r>
+        <w:t xml:space="preserve">14.1 Change between rounds</w:t>
+      </w:r>
+    </w:p>
+    <w:p>
+      <w:pPr>
+        <w:pStyle w:val="FirstParagraph"/>
+      </w:pPr>
+      <w:r>
+        <w:t xml:space="preserve">For retained items, Round-1 and Round-2 distributions will be compared descriptively using changes in median, IQR, and percentage agreement. The analysis will emphasize movement toward or away from consensus rather than statistical significance testing.</w:t>
+      </w:r>
+    </w:p>
+    <w:bookmarkEnd w:id="47"/>
+    <w:bookmarkStart w:id="48" w:name="subgroup-analysis"/>
+    <w:p>
+      <w:pPr>
+        <w:pStyle w:val="Heading2"/>
+      </w:pPr>
+      <w:r>
+        <w:t xml:space="preserve">14.2 Subgroup analysis</w:t>
+      </w:r>
+    </w:p>
+    <w:p>
+      <w:pPr>
+        <w:pStyle w:val="FirstParagraph"/>
+      </w:pPr>
+      <w:r>
+        <w:t xml:space="preserve">Ratings will be examined descriptively by predefined stakeholder group:</w:t>
+      </w:r>
+    </w:p>
+    <w:p>
+      <w:pPr>
+        <w:pStyle w:val="Compact"/>
+        <w:numPr>
+          <w:ilvl w:val="0"/>
+          <w:numId w:val="1027"/>
+        </w:numPr>
+      </w:pPr>
+      <w:r>
+        <w:t xml:space="preserve">early-career researchers;</w:t>
+      </w:r>
+    </w:p>
+    <w:p>
+      <w:pPr>
+        <w:pStyle w:val="Compact"/>
+        <w:numPr>
+          <w:ilvl w:val="0"/>
+          <w:numId w:val="1027"/>
+        </w:numPr>
+      </w:pPr>
+      <w:r>
+        <w:t xml:space="preserve">supervisors;</w:t>
+      </w:r>
+    </w:p>
+    <w:p>
+      <w:pPr>
+        <w:pStyle w:val="Compact"/>
+        <w:numPr>
+          <w:ilvl w:val="0"/>
+          <w:numId w:val="1027"/>
+        </w:numPr>
+      </w:pPr>
+      <w:r>
+        <w:t xml:space="preserve">methodologists/biostatisticians; and</w:t>
+      </w:r>
+    </w:p>
+    <w:p>
+      <w:pPr>
+        <w:pStyle w:val="Compact"/>
+        <w:numPr>
+          <w:ilvl w:val="0"/>
+          <w:numId w:val="1027"/>
+        </w:numPr>
+      </w:pPr>
+      <w:r>
+        <w:t xml:space="preserve">institutional/governance stakeholders.</w:t>
+      </w:r>
+    </w:p>
+    <w:p>
+      <w:pPr>
+        <w:pStyle w:val="FirstParagraph"/>
+      </w:pPr>
+      <w:r>
+        <w:t xml:space="preserve">Subgroup analyses will be considered exploratory because the study is not powered to detect small between-group differences.</w:t>
+      </w:r>
+    </w:p>
+    <w:p>
+      <w:pPr>
+        <w:pStyle w:val="BodyText"/>
+      </w:pPr>
+      <w:r>
+        <w:t xml:space="preserve">Stakeholder-group analyses will be reported only when at least five participants from that stakeholder category provide valid ratings. A valid rating is a response within the prespecified 1–9 scale, excluding blank responses and “cannot judge/insufficient experience” responses where applicable.</w:t>
+      </w:r>
+    </w:p>
+    <w:bookmarkEnd w:id="48"/>
+    <w:bookmarkStart w:id="49" w:name="sensitivity-analyses"/>
+    <w:p>
+      <w:pPr>
+        <w:pStyle w:val="Heading2"/>
+      </w:pPr>
+      <w:r>
+        <w:t xml:space="preserve">14.3 Sensitivity analyses</w:t>
+      </w:r>
+    </w:p>
+    <w:p>
+      <w:pPr>
+        <w:pStyle w:val="FirstParagraph"/>
+      </w:pPr>
+      <w:r>
+        <w:t xml:space="preserve">Sensitivity analyses will examine whether conclusions change when:</w:t>
+      </w:r>
+    </w:p>
+    <w:p>
+      <w:pPr>
+        <w:pStyle w:val="Compact"/>
+        <w:numPr>
+          <w:ilvl w:val="0"/>
+          <w:numId w:val="1028"/>
+        </w:numPr>
+      </w:pPr>
+      <w:r>
+        <w:t xml:space="preserve">the denominator excludes</w:t>
+      </w:r>
+      <w:r>
+        <w:t xml:space="preserve"> </w:t>
+      </w:r>
+      <w:r>
+        <w:t xml:space="preserve">“cannot judge”</w:t>
+      </w:r>
+      <w:r>
+        <w:t xml:space="preserve"> </w:t>
+      </w:r>
+      <w:r>
+        <w:t xml:space="preserve">responses.</w:t>
+      </w:r>
+    </w:p>
+    <w:p>
+      <w:pPr>
+        <w:pStyle w:val="Compact"/>
+        <w:numPr>
+          <w:ilvl w:val="0"/>
+          <w:numId w:val="1028"/>
+        </w:numPr>
+      </w:pPr>
+      <w:r>
+        <w:t xml:space="preserve">only participants completing both rounds are considered.</w:t>
+      </w:r>
+    </w:p>
+    <w:p>
+      <w:pPr>
+        <w:pStyle w:val="FirstParagraph"/>
+      </w:pPr>
+      <w:r>
+        <w:t xml:space="preserve">These analyses will be prespecified before the final analysis where feasible.</w:t>
+      </w:r>
+    </w:p>
+    <w:bookmarkEnd w:id="49"/>
+    <w:bookmarkStart w:id="50" w:name="stakeholder-validation"/>
+    <w:p>
+      <w:pPr>
+        <w:pStyle w:val="Heading2"/>
+      </w:pPr>
+      <w:r>
+        <w:t xml:space="preserve">14.4 Stakeholder Validation</w:t>
+      </w:r>
+    </w:p>
+    <w:p>
+      <w:pPr>
+        <w:pStyle w:val="FirstParagraph"/>
+      </w:pPr>
+      <w:r>
+        <w:t xml:space="preserve">After completion of the Delphi rounds, a stakeholder validation workshop may be convened to examine the practical interpretation and implementation implications of the consensus findings.</w:t>
+      </w:r>
+    </w:p>
+    <w:p>
+      <w:pPr>
+        <w:pStyle w:val="BodyText"/>
+      </w:pPr>
+      <w:r>
+        <w:t xml:space="preserve">Participation in the validation workshop will be voluntary and will require separate invitation and consent.</w:t>
+      </w:r>
+    </w:p>
+    <w:p>
+      <w:pPr>
+        <w:pStyle w:val="BodyText"/>
+      </w:pPr>
+      <w:r>
+        <w:t xml:space="preserve">The workshop will not be used to alter the predefined Delphi consensus classifications. Its purpose will be to:</w:t>
+      </w:r>
+    </w:p>
+    <w:p>
+      <w:pPr>
+        <w:pStyle w:val="Compact"/>
+        <w:numPr>
+          <w:ilvl w:val="0"/>
+          <w:numId w:val="1029"/>
+        </w:numPr>
+      </w:pPr>
+      <w:r>
+        <w:t xml:space="preserve">assess whether the final framework is understandable and practically useful;</w:t>
+      </w:r>
+    </w:p>
+    <w:p>
+      <w:pPr>
+        <w:pStyle w:val="Compact"/>
+        <w:numPr>
+          <w:ilvl w:val="0"/>
+          <w:numId w:val="1029"/>
+        </w:numPr>
+      </w:pPr>
+      <w:r>
+        <w:t xml:space="preserve">identify implementation considerations;</w:t>
+      </w:r>
+    </w:p>
+    <w:p>
+      <w:pPr>
+        <w:pStyle w:val="Compact"/>
+        <w:numPr>
+          <w:ilvl w:val="0"/>
+          <w:numId w:val="1029"/>
+        </w:numPr>
+      </w:pPr>
+      <w:r>
+        <w:t xml:space="preserve">identify unintended consequences or feasibility concerns;</w:t>
+      </w:r>
+    </w:p>
+    <w:p>
+      <w:pPr>
+        <w:pStyle w:val="Compact"/>
+        <w:numPr>
+          <w:ilvl w:val="0"/>
+          <w:numId w:val="1029"/>
+        </w:numPr>
+      </w:pPr>
+      <w:r>
+        <w:t xml:space="preserve">identify gaps requiring future empirical research; and</w:t>
+      </w:r>
+    </w:p>
+    <w:p>
+      <w:pPr>
+        <w:pStyle w:val="Compact"/>
+        <w:numPr>
+          <w:ilvl w:val="0"/>
+          <w:numId w:val="1029"/>
+        </w:numPr>
+      </w:pPr>
+      <w:r>
+        <w:t xml:space="preserve">refine the presentation and implementation pathway of the final framework.</w:t>
+      </w:r>
+    </w:p>
+    <w:p>
+      <w:pPr>
+        <w:pStyle w:val="FirstParagraph"/>
+      </w:pPr>
+      <w:r>
+        <w:t xml:space="preserve">Any changes arising from the validation workshop will be clearly distinguished from the formal Delphi consensus results.</w:t>
+      </w:r>
+    </w:p>
     <w:bookmarkEnd w:id="50"/>
+    <w:bookmarkStart w:id="51" w:name="interpretation-framework"/>
+    <w:p>
+      <w:pPr>
+        <w:pStyle w:val="Heading2"/>
+      </w:pPr>
+      <w:r>
+        <w:t xml:space="preserve">14.5 Interpretation Framework</w:t>
+      </w:r>
+    </w:p>
+    <w:p>
+      <w:pPr>
+        <w:pStyle w:val="FirstParagraph"/>
+      </w:pPr>
+      <w:r>
+        <w:t xml:space="preserve">The final interpretation will reflect what the panel agrees is important, modifiable, or feasible. It will not be presented as direct evidence of intervention effectiveness. Consensus results will only be interpreted if at least three stakeholder categories are represented and no single stakeholder group contributes more than 60% of all valid responses. The steering group may seek additional recruitment within underrepresented stakeholder categories before closure of recruitment where feasible. If this condition is not met, overall consensus results will be reported descriptively but will be labeled as limited in representativeness and will not be used to support the full multilevel action framework.</w:t>
+      </w:r>
+    </w:p>
     <w:bookmarkEnd w:id="51"/>
-    <w:bookmarkStart w:id="52" w:name="feedback-and-anonymity"/>
+    <w:bookmarkEnd w:id="52"/>
+    <w:bookmarkStart w:id="53" w:name="bias-and-mitigation-strategies"/>
     <w:p>
       <w:pPr>
         <w:pStyle w:val="Heading1"/>
       </w:pPr>
       <w:r>
-        <w:t xml:space="preserve">17. Feedback and Anonymity</w:t>
+        <w:t xml:space="preserve">15. Bias and mitigation strategies</w:t>
+      </w:r>
+    </w:p>
+    <w:p>
+      <w:pPr>
+        <w:numPr>
+          <w:ilvl w:val="0"/>
+          <w:numId w:val="1030"/>
+        </w:numPr>
+      </w:pPr>
+      <w:r>
+        <w:t xml:space="preserve">Selection bias: Purposive recruitment may over-represent individuals who are already interested in research quality. To reduce this risk, recruitment will seek variation in career stage, institution, discipline, research experience, and stakeholder role. Response rates will be reported by stakeholder group where possible.</w:t>
+      </w:r>
+    </w:p>
+    <w:p>
+      <w:pPr>
+        <w:numPr>
+          <w:ilvl w:val="0"/>
+          <w:numId w:val="1030"/>
+        </w:numPr>
+      </w:pPr>
+      <w:r>
+        <w:t xml:space="preserve">Professional hierarchy and social desirability: Because junior researchers may be supervised by senior panelists, perceived hierarchy could affect participation or responses. Invitations and surveys will emphasize independence, confidentiality, and the absence of academic consequences from participation or non-participation.</w:t>
+      </w:r>
+    </w:p>
+    <w:p>
+      <w:pPr>
+        <w:numPr>
+          <w:ilvl w:val="0"/>
+          <w:numId w:val="1030"/>
+        </w:numPr>
+      </w:pPr>
+      <w:r>
+        <w:t xml:space="preserve">Attrition bias: Loss of participants between rounds may alter the final consensus. Attrition will therefore be reported by stakeholder group and considered when interpreting the findings.</w:t>
+      </w:r>
+    </w:p>
+    <w:bookmarkEnd w:id="53"/>
+    <w:bookmarkStart w:id="63" w:name="ethical-considerations-and-governance"/>
+    <w:p>
+      <w:pPr>
+        <w:pStyle w:val="Heading1"/>
+      </w:pPr>
+      <w:r>
+        <w:t xml:space="preserve">16. Ethical Considerations and Governance</w:t>
       </w:r>
     </w:p>
     <w:p>
@@ -2319,687 +2951,16 @@
         <w:pStyle w:val="FirstParagraph"/>
       </w:pPr>
       <w:r>
-        <w:t xml:space="preserve">The Delphi process will preserve participant anonymity during rating. Only aggregated feedback will be provided. Individual participant identities and individual ratings will not be disclosed to other participants.</w:t>
-      </w:r>
-    </w:p>
-    <w:p>
-      <w:pPr>
-        <w:pStyle w:val="BodyText"/>
-      </w:pPr>
-      <w:r>
-        <w:t xml:space="preserve">Participants will not be anonymous to the designated members of the research team responsible for consent, round linkage, and data management. These members will have access to the contact file and the linkage identifier for the purpose of managing the study. The research team will maintain a separate contact file for round linkage. The linkage identifier will not be included in analytic datasets used for reporting.</w:t>
-      </w:r>
-    </w:p>
-    <w:bookmarkEnd w:id="52"/>
-    <w:bookmarkStart w:id="53" w:name="panel-attrition-and-response-monitoring"/>
-    <w:p>
-      <w:pPr>
-        <w:pStyle w:val="Heading1"/>
-      </w:pPr>
-      <w:r>
-        <w:t xml:space="preserve">18. Panel Attrition and Response Monitoring</w:t>
-      </w:r>
-    </w:p>
-    <w:p>
-      <w:pPr>
-        <w:pStyle w:val="FirstParagraph"/>
-      </w:pPr>
-      <w:r>
-        <w:t xml:space="preserve">Response rates will be calculated separately for each round using clearly specified denominators:</w:t>
-      </w:r>
-    </w:p>
-    <w:p>
-      <w:pPr>
-        <w:pStyle w:val="Compact"/>
-        <w:numPr>
-          <w:ilvl w:val="0"/>
-          <w:numId w:val="1023"/>
-        </w:numPr>
-      </w:pPr>
-      <w:r>
-        <w:t xml:space="preserve">invited participants;</w:t>
-      </w:r>
-    </w:p>
-    <w:p>
-      <w:pPr>
-        <w:pStyle w:val="Compact"/>
-        <w:numPr>
-          <w:ilvl w:val="0"/>
-          <w:numId w:val="1023"/>
-        </w:numPr>
-      </w:pPr>
-      <w:r>
-        <w:t xml:space="preserve">participants who completed the questionnaire; and</w:t>
-      </w:r>
-    </w:p>
-    <w:p>
-      <w:pPr>
-        <w:pStyle w:val="Compact"/>
-        <w:numPr>
-          <w:ilvl w:val="0"/>
-          <w:numId w:val="1023"/>
-        </w:numPr>
-      </w:pPr>
-      <w:r>
-        <w:t xml:space="preserve">participants retained for the second round.</w:t>
-      </w:r>
-    </w:p>
-    <w:p>
-      <w:pPr>
-        <w:pStyle w:val="FirstParagraph"/>
-      </w:pPr>
-      <w:r>
-        <w:t xml:space="preserve">Round-specific and cumulative attrition will be reported. The study will not impute missing Delphi ratings.</w:t>
-      </w:r>
-    </w:p>
-    <w:p>
-      <w:pPr>
-        <w:pStyle w:val="BodyText"/>
-      </w:pPr>
-      <w:r>
-        <w:t xml:space="preserve">Participants who do not complete Round 1 will not be included in Round 2. Participants who complete Round 1 but do not complete Round 2 will contribute their Round-1 data to Round-1 analyses but will not contribute to Round-2 consensus calculations.</w:t>
-      </w:r>
-    </w:p>
-    <w:bookmarkEnd w:id="53"/>
-    <w:bookmarkStart w:id="54" w:name="data-management"/>
-    <w:p>
-      <w:pPr>
-        <w:pStyle w:val="Heading1"/>
-      </w:pPr>
-      <w:r>
-        <w:t xml:space="preserve">19. Data Management</w:t>
-      </w:r>
-    </w:p>
-    <w:p>
-      <w:pPr>
-        <w:pStyle w:val="FirstParagraph"/>
-      </w:pPr>
-      <w:r>
-        <w:t xml:space="preserve">Survey data will be exported into a secure research dataset.</w:t>
-      </w:r>
-    </w:p>
-    <w:p>
-      <w:pPr>
-        <w:pStyle w:val="BodyText"/>
-      </w:pPr>
-      <w:r>
-        <w:t xml:space="preserve">The survey will use individualized participant links to support one response per participant per round. Duplicate or suspicious submissions will be reviewed using predefined data-quality rules. IP addresses and other technical metadata will not be used for participant identification.</w:t>
-      </w:r>
-    </w:p>
-    <w:p>
-      <w:pPr>
-        <w:pStyle w:val="BodyText"/>
-      </w:pPr>
-      <w:r>
-        <w:t xml:space="preserve">Data-quality procedures will include:</w:t>
-      </w:r>
-    </w:p>
-    <w:p>
-      <w:pPr>
-        <w:pStyle w:val="Compact"/>
-        <w:numPr>
-          <w:ilvl w:val="0"/>
-          <w:numId w:val="1024"/>
-        </w:numPr>
-      </w:pPr>
-      <w:r>
-        <w:t xml:space="preserve">verifying valid response ranges;</w:t>
-      </w:r>
-    </w:p>
-    <w:p>
-      <w:pPr>
-        <w:pStyle w:val="Compact"/>
-        <w:numPr>
-          <w:ilvl w:val="0"/>
-          <w:numId w:val="1024"/>
-        </w:numPr>
-      </w:pPr>
-      <w:r>
-        <w:t xml:space="preserve">documenting incomplete questionnaires;</w:t>
-      </w:r>
-    </w:p>
-    <w:p>
-      <w:pPr>
-        <w:pStyle w:val="Compact"/>
-        <w:numPr>
-          <w:ilvl w:val="0"/>
-          <w:numId w:val="1024"/>
-        </w:numPr>
-      </w:pPr>
-      <w:r>
-        <w:t xml:space="preserve">identifying implausible or internally inconsistent administrative data;</w:t>
-      </w:r>
-    </w:p>
-    <w:p>
-      <w:pPr>
-        <w:pStyle w:val="Compact"/>
-        <w:numPr>
-          <w:ilvl w:val="0"/>
-          <w:numId w:val="1024"/>
-        </w:numPr>
-      </w:pPr>
-      <w:r>
-        <w:t xml:space="preserve">maintaining a data-cleaning log; and</w:t>
-      </w:r>
-    </w:p>
-    <w:p>
-      <w:pPr>
-        <w:pStyle w:val="Compact"/>
-        <w:numPr>
-          <w:ilvl w:val="0"/>
-          <w:numId w:val="1024"/>
-        </w:numPr>
-      </w:pPr>
-      <w:r>
-        <w:t xml:space="preserve">preserving an analysis-ready dataset and a locked copy of the raw dataset.</w:t>
-      </w:r>
-    </w:p>
-    <w:p>
-      <w:pPr>
-        <w:pStyle w:val="FirstParagraph"/>
-      </w:pPr>
-      <w:r>
-        <w:t xml:space="preserve">Data will be retained for seven years after study completion in accordance with applicable institutional policy, after which identifiable linkage files will be securely destroyed and research data retained or destroyed according to institutional requirements.</w:t>
-      </w:r>
-    </w:p>
-    <w:bookmarkEnd w:id="54"/>
-    <w:bookmarkStart w:id="58" w:name="statistical-analysis"/>
-    <w:p>
-      <w:pPr>
-        <w:pStyle w:val="Heading1"/>
-      </w:pPr>
-      <w:r>
-        <w:t xml:space="preserve">20. Statistical Analysis</w:t>
-      </w:r>
-    </w:p>
-    <w:p>
-      <w:pPr>
-        <w:pStyle w:val="FirstParagraph"/>
-      </w:pPr>
-      <w:r>
-        <w:t xml:space="preserve">Analysis will be primarily descriptive and consensus-based. For each item and each round, the following will be reported:</w:t>
-      </w:r>
-    </w:p>
-    <w:p>
-      <w:pPr>
-        <w:pStyle w:val="Compact"/>
-        <w:numPr>
-          <w:ilvl w:val="0"/>
-          <w:numId w:val="1025"/>
-        </w:numPr>
-      </w:pPr>
-      <w:r>
-        <w:t xml:space="preserve">number of valid responses;</w:t>
-      </w:r>
-    </w:p>
-    <w:p>
-      <w:pPr>
-        <w:pStyle w:val="Compact"/>
-        <w:numPr>
-          <w:ilvl w:val="0"/>
-          <w:numId w:val="1025"/>
-        </w:numPr>
-      </w:pPr>
-      <w:r>
-        <w:t xml:space="preserve">median;</w:t>
-      </w:r>
-    </w:p>
-    <w:p>
-      <w:pPr>
-        <w:pStyle w:val="Compact"/>
-        <w:numPr>
-          <w:ilvl w:val="0"/>
-          <w:numId w:val="1025"/>
-        </w:numPr>
-      </w:pPr>
-      <w:r>
-        <w:t xml:space="preserve">IQR;</w:t>
-      </w:r>
-    </w:p>
-    <w:p>
-      <w:pPr>
-        <w:pStyle w:val="Compact"/>
-        <w:numPr>
-          <w:ilvl w:val="0"/>
-          <w:numId w:val="1025"/>
-        </w:numPr>
-      </w:pPr>
-      <w:r>
-        <w:t xml:space="preserve">full response distribution;</w:t>
-      </w:r>
-    </w:p>
-    <w:p>
-      <w:pPr>
-        <w:pStyle w:val="Compact"/>
-        <w:numPr>
-          <w:ilvl w:val="0"/>
-          <w:numId w:val="1025"/>
-        </w:numPr>
-      </w:pPr>
-      <w:r>
-        <w:t xml:space="preserve">percentage rating 7–9;</w:t>
-      </w:r>
-    </w:p>
-    <w:p>
-      <w:pPr>
-        <w:pStyle w:val="Compact"/>
-        <w:numPr>
-          <w:ilvl w:val="0"/>
-          <w:numId w:val="1025"/>
-        </w:numPr>
-      </w:pPr>
-      <w:r>
-        <w:t xml:space="preserve">consensus classification; and</w:t>
-      </w:r>
-    </w:p>
-    <w:p>
-      <w:pPr>
-        <w:pStyle w:val="Compact"/>
-        <w:numPr>
-          <w:ilvl w:val="0"/>
-          <w:numId w:val="1025"/>
-        </w:numPr>
-      </w:pPr>
-      <w:r>
-        <w:t xml:space="preserve">item disposition between rounds.</w:t>
-      </w:r>
-    </w:p>
-    <w:p>
-      <w:pPr>
-        <w:pStyle w:val="FirstParagraph"/>
-      </w:pPr>
-      <w:r>
-        <w:t xml:space="preserve">Analyses will be performed using R version 4.6.1 or later and RStudio version 2026.09.0 or later</w:t>
-      </w:r>
-      <w:r>
-        <w:t xml:space="preserve"> </w:t>
-      </w:r>
-      <w:r>
-        <w:t xml:space="preserve">[8]</w:t>
-      </w:r>
-      <w:r>
-        <w:t xml:space="preserve">.</w:t>
-      </w:r>
-    </w:p>
-    <w:p>
-      <w:pPr>
-        <w:pStyle w:val="BodyText"/>
-      </w:pPr>
-      <w:r>
-        <w:t xml:space="preserve">Analyses will be performed using a current, documented version of R</w:t>
-      </w:r>
-      <w:r>
-        <w:t xml:space="preserve"> </w:t>
-      </w:r>
-      <w:r>
-        <w:t xml:space="preserve">[9]</w:t>
-      </w:r>
-      <w:r>
-        <w:t xml:space="preserve"> </w:t>
-      </w:r>
-      <w:r>
-        <w:t xml:space="preserve">and the compatible R integrated development environment (RStudio</w:t>
-      </w:r>
-      <w:r>
-        <w:t xml:space="preserve"> </w:t>
-      </w:r>
-      <w:r>
-        <w:t xml:space="preserve">[8]</w:t>
-      </w:r>
-      <w:r>
-        <w:t xml:space="preserve">). The exact versions used will be recorded in the analysis log.</w:t>
-      </w:r>
-    </w:p>
-    <w:bookmarkStart w:id="55" w:name="change-between-rounds"/>
+        <w:t xml:space="preserve">Ethical approval will be sought from the Institutional Review Board (IRB) of the Faculty of Medicine, MTI University.</w:t>
+      </w:r>
+    </w:p>
+    <w:bookmarkStart w:id="54" w:name="informed-consent"/>
     <w:p>
       <w:pPr>
         <w:pStyle w:val="Heading2"/>
       </w:pPr>
       <w:r>
-        <w:t xml:space="preserve">20.1 Change between rounds</w:t>
-      </w:r>
-    </w:p>
-    <w:p>
-      <w:pPr>
-        <w:pStyle w:val="FirstParagraph"/>
-      </w:pPr>
-      <w:r>
-        <w:t xml:space="preserve">For retained items, Round-1 and Round-2 distributions will be compared descriptively using changes in median, IQR, and percentage agreement. The analysis will emphasize movement toward or away from consensus rather than statistical significance testing.</w:t>
-      </w:r>
-    </w:p>
-    <w:bookmarkEnd w:id="55"/>
-    <w:bookmarkStart w:id="56" w:name="subgroup-analysis"/>
-    <w:p>
-      <w:pPr>
-        <w:pStyle w:val="Heading2"/>
-      </w:pPr>
-      <w:r>
-        <w:t xml:space="preserve">20.2 Subgroup analysis</w:t>
-      </w:r>
-    </w:p>
-    <w:p>
-      <w:pPr>
-        <w:pStyle w:val="FirstParagraph"/>
-      </w:pPr>
-      <w:r>
-        <w:t xml:space="preserve">Ratings will be examined descriptively by predefined stakeholder group:</w:t>
-      </w:r>
-    </w:p>
-    <w:p>
-      <w:pPr>
-        <w:pStyle w:val="Compact"/>
-        <w:numPr>
-          <w:ilvl w:val="0"/>
-          <w:numId w:val="1026"/>
-        </w:numPr>
-      </w:pPr>
-      <w:r>
-        <w:t xml:space="preserve">early-career researchers;</w:t>
-      </w:r>
-    </w:p>
-    <w:p>
-      <w:pPr>
-        <w:pStyle w:val="Compact"/>
-        <w:numPr>
-          <w:ilvl w:val="0"/>
-          <w:numId w:val="1026"/>
-        </w:numPr>
-      </w:pPr>
-      <w:r>
-        <w:t xml:space="preserve">supervisors;</w:t>
-      </w:r>
-    </w:p>
-    <w:p>
-      <w:pPr>
-        <w:pStyle w:val="Compact"/>
-        <w:numPr>
-          <w:ilvl w:val="0"/>
-          <w:numId w:val="1026"/>
-        </w:numPr>
-      </w:pPr>
-      <w:r>
-        <w:t xml:space="preserve">methodologists/biostatisticians; and</w:t>
-      </w:r>
-    </w:p>
-    <w:p>
-      <w:pPr>
-        <w:pStyle w:val="Compact"/>
-        <w:numPr>
-          <w:ilvl w:val="0"/>
-          <w:numId w:val="1026"/>
-        </w:numPr>
-      </w:pPr>
-      <w:r>
-        <w:t xml:space="preserve">institutional/governance stakeholders.</w:t>
-      </w:r>
-    </w:p>
-    <w:p>
-      <w:pPr>
-        <w:pStyle w:val="FirstParagraph"/>
-      </w:pPr>
-      <w:r>
-        <w:t xml:space="preserve">Subgroup analyses will be considered exploratory because the study is not powered to detect small between-group differences.</w:t>
-      </w:r>
-    </w:p>
-    <w:p>
-      <w:pPr>
-        <w:pStyle w:val="BodyText"/>
-      </w:pPr>
-      <w:r>
-        <w:t xml:space="preserve">Stakeholder-group analyses will be reported only when at least five participants from that stakeholder category provide valid ratings. A valid rating is a response within the prespecified 1–9 scale, excluding blank responses and “cannot judge/insufficient experience” responses where applicable.</w:t>
-      </w:r>
-    </w:p>
-    <w:bookmarkEnd w:id="56"/>
-    <w:bookmarkStart w:id="57" w:name="sensitivity-analyses"/>
-    <w:p>
-      <w:pPr>
-        <w:pStyle w:val="Heading2"/>
-      </w:pPr>
-      <w:r>
-        <w:t xml:space="preserve">20.3 Sensitivity analyses</w:t>
-      </w:r>
-    </w:p>
-    <w:p>
-      <w:pPr>
-        <w:pStyle w:val="FirstParagraph"/>
-      </w:pPr>
-      <w:r>
-        <w:t xml:space="preserve">Sensitivity analyses will examine whether conclusions change when:</w:t>
-      </w:r>
-    </w:p>
-    <w:p>
-      <w:pPr>
-        <w:pStyle w:val="Compact"/>
-        <w:numPr>
-          <w:ilvl w:val="0"/>
-          <w:numId w:val="1027"/>
-        </w:numPr>
-      </w:pPr>
-      <w:r>
-        <w:t xml:space="preserve">the denominator excludes</w:t>
-      </w:r>
-      <w:r>
-        <w:t xml:space="preserve"> </w:t>
-      </w:r>
-      <w:r>
-        <w:t xml:space="preserve">“cannot judge”</w:t>
-      </w:r>
-      <w:r>
-        <w:t xml:space="preserve"> </w:t>
-      </w:r>
-      <w:r>
-        <w:t xml:space="preserve">responses.</w:t>
-      </w:r>
-    </w:p>
-    <w:p>
-      <w:pPr>
-        <w:pStyle w:val="Compact"/>
-        <w:numPr>
-          <w:ilvl w:val="0"/>
-          <w:numId w:val="1027"/>
-        </w:numPr>
-      </w:pPr>
-      <w:r>
-        <w:t xml:space="preserve">only participants completing both rounds are considered.</w:t>
-      </w:r>
-    </w:p>
-    <w:p>
-      <w:pPr>
-        <w:pStyle w:val="FirstParagraph"/>
-      </w:pPr>
-      <w:r>
-        <w:t xml:space="preserve">These analyses will be prespecified before the final analysis where feasible.</w:t>
-      </w:r>
-    </w:p>
-    <w:bookmarkEnd w:id="57"/>
-    <w:bookmarkEnd w:id="58"/>
-    <w:bookmarkStart w:id="59" w:name="stakeholder-validation"/>
-    <w:p>
-      <w:pPr>
-        <w:pStyle w:val="Heading1"/>
-      </w:pPr>
-      <w:r>
-        <w:t xml:space="preserve">21. Stakeholder Validation</w:t>
-      </w:r>
-    </w:p>
-    <w:p>
-      <w:pPr>
-        <w:pStyle w:val="FirstParagraph"/>
-      </w:pPr>
-      <w:r>
-        <w:t xml:space="preserve">After completion of the Delphi rounds, a stakeholder validation workshop may be convened to examine the practical interpretation and implementation implications of the consensus findings.</w:t>
-      </w:r>
-    </w:p>
-    <w:p>
-      <w:pPr>
-        <w:pStyle w:val="BodyText"/>
-      </w:pPr>
-      <w:r>
-        <w:t xml:space="preserve">Participation in the validation workshop will be voluntary and will require separate invitation and consent.</w:t>
-      </w:r>
-    </w:p>
-    <w:p>
-      <w:pPr>
-        <w:pStyle w:val="BodyText"/>
-      </w:pPr>
-      <w:r>
-        <w:t xml:space="preserve">The workshop will not be used to alter the predefined Delphi consensus classifications. Its purpose will be to:</w:t>
-      </w:r>
-    </w:p>
-    <w:p>
-      <w:pPr>
-        <w:pStyle w:val="Compact"/>
-        <w:numPr>
-          <w:ilvl w:val="0"/>
-          <w:numId w:val="1028"/>
-        </w:numPr>
-      </w:pPr>
-      <w:r>
-        <w:t xml:space="preserve">assess whether the final framework is understandable and practically useful;</w:t>
-      </w:r>
-    </w:p>
-    <w:p>
-      <w:pPr>
-        <w:pStyle w:val="Compact"/>
-        <w:numPr>
-          <w:ilvl w:val="0"/>
-          <w:numId w:val="1028"/>
-        </w:numPr>
-      </w:pPr>
-      <w:r>
-        <w:t xml:space="preserve">identify implementation considerations;</w:t>
-      </w:r>
-    </w:p>
-    <w:p>
-      <w:pPr>
-        <w:pStyle w:val="Compact"/>
-        <w:numPr>
-          <w:ilvl w:val="0"/>
-          <w:numId w:val="1028"/>
-        </w:numPr>
-      </w:pPr>
-      <w:r>
-        <w:t xml:space="preserve">identify unintended consequences or feasibility concerns;</w:t>
-      </w:r>
-    </w:p>
-    <w:p>
-      <w:pPr>
-        <w:pStyle w:val="Compact"/>
-        <w:numPr>
-          <w:ilvl w:val="0"/>
-          <w:numId w:val="1028"/>
-        </w:numPr>
-      </w:pPr>
-      <w:r>
-        <w:t xml:space="preserve">identify gaps requiring future empirical research; and</w:t>
-      </w:r>
-    </w:p>
-    <w:p>
-      <w:pPr>
-        <w:pStyle w:val="Compact"/>
-        <w:numPr>
-          <w:ilvl w:val="0"/>
-          <w:numId w:val="1028"/>
-        </w:numPr>
-      </w:pPr>
-      <w:r>
-        <w:t xml:space="preserve">refine the presentation and implementation pathway of the final framework.</w:t>
-      </w:r>
-    </w:p>
-    <w:p>
-      <w:pPr>
-        <w:pStyle w:val="FirstParagraph"/>
-      </w:pPr>
-      <w:r>
-        <w:t xml:space="preserve">Any changes arising from the validation workshop will be clearly distinguished from the formal Delphi consensus results.</w:t>
-      </w:r>
-    </w:p>
-    <w:bookmarkEnd w:id="59"/>
-    <w:bookmarkStart w:id="60" w:name="interpretation-framework"/>
-    <w:p>
-      <w:pPr>
-        <w:pStyle w:val="Heading1"/>
-      </w:pPr>
-      <w:r>
-        <w:t xml:space="preserve">22. Interpretation Framework</w:t>
-      </w:r>
-    </w:p>
-    <w:p>
-      <w:pPr>
-        <w:pStyle w:val="FirstParagraph"/>
-      </w:pPr>
-      <w:r>
-        <w:t xml:space="preserve">The final interpretation will reflect what the panel agrees is important, modifiable, or feasible. It will not be presented as direct evidence of intervention effectiveness. Consensus results will only be interpreted if at least three stakeholder categories are represented and no single stakeholder group contributes more than 60% of all valid responses. The steering group may seek additional recruitment within underrepresented stakeholder categories before closure of recruitment where feasible. If this condition is not met, overall consensus results will be reported descriptively but will be labeled as limited in representativeness and will not be used to support the full multilevel action framework.</w:t>
-      </w:r>
-    </w:p>
-    <w:bookmarkEnd w:id="60"/>
-    <w:bookmarkStart w:id="61" w:name="bias-and-mitigation-strategies"/>
-    <w:p>
-      <w:pPr>
-        <w:pStyle w:val="Heading1"/>
-      </w:pPr>
-      <w:r>
-        <w:t xml:space="preserve">23. Bias and mitigation strategies</w:t>
-      </w:r>
-    </w:p>
-    <w:p>
-      <w:pPr>
-        <w:numPr>
-          <w:ilvl w:val="0"/>
-          <w:numId w:val="1029"/>
-        </w:numPr>
-      </w:pPr>
-      <w:r>
-        <w:t xml:space="preserve">Selection bias: Purposive recruitment may over-represent individuals who are already interested in research quality. To reduce this risk, recruitment will seek variation in career stage, institution, discipline, research experience, and stakeholder role. Response rates will be reported by stakeholder group where possible.</w:t>
-      </w:r>
-    </w:p>
-    <w:p>
-      <w:pPr>
-        <w:numPr>
-          <w:ilvl w:val="0"/>
-          <w:numId w:val="1029"/>
-        </w:numPr>
-      </w:pPr>
-      <w:r>
-        <w:t xml:space="preserve">Professional hierarchy and social desirability: Because junior researchers may be supervised by senior panelists, perceived hierarchy could affect participation or responses. Invitations and surveys will emphasize independence, confidentiality, and the absence of academic consequences from participation or non-participation.</w:t>
-      </w:r>
-    </w:p>
-    <w:p>
-      <w:pPr>
-        <w:numPr>
-          <w:ilvl w:val="0"/>
-          <w:numId w:val="1029"/>
-        </w:numPr>
-      </w:pPr>
-      <w:r>
-        <w:t xml:space="preserve">Attrition bias: Loss of participants between rounds may alter the final consensus. Attrition will therefore be reported by stakeholder group and considered when interpreting the findings.</w:t>
-      </w:r>
-    </w:p>
-    <w:bookmarkEnd w:id="61"/>
-    <w:bookmarkStart w:id="68" w:name="ethical-considerations-and-governance"/>
-    <w:p>
-      <w:pPr>
-        <w:pStyle w:val="Heading1"/>
-      </w:pPr>
-      <w:r>
-        <w:t xml:space="preserve">24. Ethical Considerations and Governance</w:t>
-      </w:r>
-    </w:p>
-    <w:p>
-      <w:pPr>
-        <w:pStyle w:val="FirstParagraph"/>
-      </w:pPr>
-      <w:r>
-        <w:t xml:space="preserve">Ethical approval will be sought from the Institutional Review Board (IRB) of the Faculty of Medicine, MTI University.</w:t>
-      </w:r>
-    </w:p>
-    <w:bookmarkStart w:id="62" w:name="informed-consent"/>
-    <w:p>
-      <w:pPr>
-        <w:pStyle w:val="Heading2"/>
-      </w:pPr>
-      <w:r>
-        <w:t xml:space="preserve">24.1 Informed consent</w:t>
+        <w:t xml:space="preserve">16.1 Informed consent</w:t>
       </w:r>
     </w:p>
     <w:p>
@@ -3017,18 +2978,18 @@
           <w:rPr>
             <w:rStyle w:val="Hyperlink"/>
           </w:rPr>
-          <w:t xml:space="preserve">Section 33.6</w:t>
+          <w:t xml:space="preserve">Section 22.6</w:t>
         </w:r>
       </w:hyperlink>
     </w:p>
-    <w:bookmarkEnd w:id="62"/>
-    <w:bookmarkStart w:id="63" w:name="participant-information-sheet"/>
+    <w:bookmarkEnd w:id="54"/>
+    <w:bookmarkStart w:id="55" w:name="participant-information-sheet"/>
     <w:p>
       <w:pPr>
         <w:pStyle w:val="Heading2"/>
       </w:pPr>
       <w:r>
-        <w:t xml:space="preserve">24.2 Participant information sheet</w:t>
+        <w:t xml:space="preserve">16.2 Participant information sheet</w:t>
       </w:r>
     </w:p>
     <w:p>
@@ -3046,7 +3007,7 @@
           <w:rPr>
             <w:rStyle w:val="Hyperlink"/>
           </w:rPr>
-          <w:t xml:space="preserve">Section 33.5</w:t>
+          <w:t xml:space="preserve">Section 22.5</w:t>
         </w:r>
       </w:hyperlink>
       <w:r>
@@ -3058,7 +3019,7 @@
         <w:pStyle w:val="Compact"/>
         <w:numPr>
           <w:ilvl w:val="0"/>
-          <w:numId w:val="1030"/>
+          <w:numId w:val="1031"/>
         </w:numPr>
       </w:pPr>
       <w:r>
@@ -3070,7 +3031,7 @@
         <w:pStyle w:val="Compact"/>
         <w:numPr>
           <w:ilvl w:val="0"/>
-          <w:numId w:val="1030"/>
+          <w:numId w:val="1031"/>
         </w:numPr>
       </w:pPr>
       <w:r>
@@ -3082,7 +3043,7 @@
         <w:pStyle w:val="Compact"/>
         <w:numPr>
           <w:ilvl w:val="0"/>
-          <w:numId w:val="1030"/>
+          <w:numId w:val="1031"/>
         </w:numPr>
       </w:pPr>
       <w:r>
@@ -3094,7 +3055,7 @@
         <w:pStyle w:val="Compact"/>
         <w:numPr>
           <w:ilvl w:val="0"/>
-          <w:numId w:val="1030"/>
+          <w:numId w:val="1031"/>
         </w:numPr>
       </w:pPr>
       <w:r>
@@ -3106,7 +3067,7 @@
         <w:pStyle w:val="Compact"/>
         <w:numPr>
           <w:ilvl w:val="0"/>
-          <w:numId w:val="1030"/>
+          <w:numId w:val="1031"/>
         </w:numPr>
       </w:pPr>
       <w:r>
@@ -3118,7 +3079,7 @@
         <w:pStyle w:val="Compact"/>
         <w:numPr>
           <w:ilvl w:val="0"/>
-          <w:numId w:val="1030"/>
+          <w:numId w:val="1031"/>
         </w:numPr>
       </w:pPr>
       <w:r>
@@ -3130,7 +3091,7 @@
         <w:pStyle w:val="Compact"/>
         <w:numPr>
           <w:ilvl w:val="0"/>
-          <w:numId w:val="1030"/>
+          <w:numId w:val="1031"/>
         </w:numPr>
       </w:pPr>
       <w:r>
@@ -3142,7 +3103,7 @@
         <w:pStyle w:val="Compact"/>
         <w:numPr>
           <w:ilvl w:val="0"/>
-          <w:numId w:val="1030"/>
+          <w:numId w:val="1031"/>
         </w:numPr>
       </w:pPr>
       <w:r>
@@ -3154,7 +3115,7 @@
         <w:pStyle w:val="Compact"/>
         <w:numPr>
           <w:ilvl w:val="0"/>
-          <w:numId w:val="1030"/>
+          <w:numId w:val="1031"/>
         </w:numPr>
       </w:pPr>
       <w:r>
@@ -3166,7 +3127,7 @@
         <w:pStyle w:val="Compact"/>
         <w:numPr>
           <w:ilvl w:val="0"/>
-          <w:numId w:val="1030"/>
+          <w:numId w:val="1031"/>
         </w:numPr>
       </w:pPr>
       <w:r>
@@ -3178,21 +3139,424 @@
         <w:pStyle w:val="Compact"/>
         <w:numPr>
           <w:ilvl w:val="0"/>
-          <w:numId w:val="1030"/>
+          <w:numId w:val="1031"/>
         </w:numPr>
       </w:pPr>
       <w:r>
         <w:t xml:space="preserve">contact information for the research team and ethics committee.</w:t>
       </w:r>
     </w:p>
+    <w:bookmarkEnd w:id="55"/>
+    <w:bookmarkStart w:id="56" w:name="confidentiality"/>
+    <w:p>
+      <w:pPr>
+        <w:pStyle w:val="Heading2"/>
+      </w:pPr>
+      <w:r>
+        <w:t xml:space="preserve">16.3 Confidentiality</w:t>
+      </w:r>
+    </w:p>
+    <w:p>
+      <w:pPr>
+        <w:pStyle w:val="FirstParagraph"/>
+      </w:pPr>
+      <w:r>
+        <w:t xml:space="preserve">Names, email addresses, and other direct identifiers will be stored separately from survey responses in password-protected, access-controlled files on secure institutional systems. Only designated members of the research team will have access to the contact/linkage file.</w:t>
+      </w:r>
+    </w:p>
+    <w:p>
+      <w:pPr>
+        <w:pStyle w:val="BodyText"/>
+      </w:pPr>
+      <w:r>
+        <w:t xml:space="preserve">Contact lists used solely for recruitment and round linkage will be deleted once all study procedures, follow-up communications, and reporting obligations are completed.</w:t>
+      </w:r>
+    </w:p>
+    <w:p>
+      <w:pPr>
+        <w:pStyle w:val="BodyText"/>
+      </w:pPr>
+      <w:r>
+        <w:t xml:space="preserve">Findings will be reported in aggregate form. No individual participant, supervisor, department, or institution will be identifiable in the published results unless explicit permission is obtained and the information is clearly non-sensitive.</w:t>
+      </w:r>
+    </w:p>
+    <w:bookmarkEnd w:id="56"/>
+    <w:bookmarkStart w:id="57" w:name="protection-of-junior-participants"/>
+    <w:p>
+      <w:pPr>
+        <w:pStyle w:val="Heading2"/>
+      </w:pPr>
+      <w:r>
+        <w:t xml:space="preserve">16.4 Protection of junior participants</w:t>
+      </w:r>
+    </w:p>
+    <w:p>
+      <w:pPr>
+        <w:pStyle w:val="FirstParagraph"/>
+      </w:pPr>
+      <w:r>
+        <w:t xml:space="preserve">Junior participants will be explicitly informed that participation or non-participation will not affect their academic standing, supervision, assessment, employment, or career progression.</w:t>
+      </w:r>
+    </w:p>
+    <w:p>
+      <w:pPr>
+        <w:pStyle w:val="Compact"/>
+        <w:numPr>
+          <w:ilvl w:val="0"/>
+          <w:numId w:val="1032"/>
+        </w:numPr>
+      </w:pPr>
+      <w:r>
+        <w:t xml:space="preserve">invitations will be sent directly to potential participants;</w:t>
+      </w:r>
+    </w:p>
+    <w:p>
+      <w:pPr>
+        <w:pStyle w:val="Compact"/>
+        <w:numPr>
+          <w:ilvl w:val="0"/>
+          <w:numId w:val="1032"/>
+        </w:numPr>
+      </w:pPr>
+      <w:r>
+        <w:t xml:space="preserve">participation will not be arranged through a direct supervisor;</w:t>
+      </w:r>
+    </w:p>
+    <w:p>
+      <w:pPr>
+        <w:pStyle w:val="Compact"/>
+        <w:numPr>
+          <w:ilvl w:val="0"/>
+          <w:numId w:val="1032"/>
+        </w:numPr>
+      </w:pPr>
+      <w:r>
+        <w:t xml:space="preserve">supervisors will not know whether a specific junior researcher participated;</w:t>
+      </w:r>
+    </w:p>
+    <w:p>
+      <w:pPr>
+        <w:pStyle w:val="Compact"/>
+        <w:numPr>
+          <w:ilvl w:val="0"/>
+          <w:numId w:val="1032"/>
+        </w:numPr>
+      </w:pPr>
+      <w:r>
+        <w:t xml:space="preserve">reminders will be automated and sent by research staff who are not in a direct supervisory relationship with potential participants;</w:t>
+      </w:r>
+    </w:p>
+    <w:p>
+      <w:pPr>
+        <w:pStyle w:val="Compact"/>
+        <w:numPr>
+          <w:ilvl w:val="0"/>
+          <w:numId w:val="1032"/>
+        </w:numPr>
+      </w:pPr>
+      <w:r>
+        <w:t xml:space="preserve">participants will not be asked to discuss identifiable supervisory conflicts.</w:t>
+      </w:r>
+    </w:p>
+    <w:bookmarkEnd w:id="57"/>
+    <w:bookmarkStart w:id="58" w:name="risks-and-benefits"/>
+    <w:p>
+      <w:pPr>
+        <w:pStyle w:val="Heading2"/>
+      </w:pPr>
+      <w:r>
+        <w:t xml:space="preserve">16.5 Risks and benefits</w:t>
+      </w:r>
+    </w:p>
+    <w:p>
+      <w:pPr>
+        <w:pStyle w:val="FirstParagraph"/>
+      </w:pPr>
+      <w:r>
+        <w:t xml:space="preserve">This study is expected to involve no more than minimal risk. The principal foreseeable risks are discomfort when rating institutional or supervisory barriers. No clinical intervention, biological sample collection, deception, or collection of personal health information is involved.</w:t>
+      </w:r>
+    </w:p>
+    <w:p>
+      <w:pPr>
+        <w:pStyle w:val="BodyText"/>
+      </w:pPr>
+      <w:r>
+        <w:t xml:space="preserve">These risks will be minimized through anonymous participation, neutral wording, separation of contact information from responses, and aggregate reporting.</w:t>
+      </w:r>
+    </w:p>
+    <w:p>
+      <w:pPr>
+        <w:pStyle w:val="BodyText"/>
+      </w:pPr>
+      <w:r>
+        <w:t xml:space="preserve">There may be no direct personal benefit to participants. The anticipated societal and professional benefit is improved understanding of barriers to valid, relevant, and high-value medical research and development of practical interventions to address them.</w:t>
+      </w:r>
+    </w:p>
+    <w:bookmarkEnd w:id="58"/>
+    <w:bookmarkStart w:id="59" w:name="compensation-and-reimbursement"/>
+    <w:p>
+      <w:pPr>
+        <w:pStyle w:val="Heading2"/>
+      </w:pPr>
+      <w:r>
+        <w:t xml:space="preserve">16.6 Compensation and reimbursement</w:t>
+      </w:r>
+    </w:p>
+    <w:p>
+      <w:pPr>
+        <w:pStyle w:val="FirstParagraph"/>
+      </w:pPr>
+      <w:r>
+        <w:t xml:space="preserve">Participants will not receive financial compensation. No reimbursement is anticipated because participation is remote.</w:t>
+      </w:r>
+    </w:p>
+    <w:bookmarkEnd w:id="59"/>
+    <w:bookmarkStart w:id="60" w:name="conflicts-of-interest"/>
+    <w:p>
+      <w:pPr>
+        <w:pStyle w:val="Heading2"/>
+      </w:pPr>
+      <w:r>
+        <w:t xml:space="preserve">16.7 Conflicts of Interest</w:t>
+      </w:r>
+    </w:p>
+    <w:p>
+      <w:pPr>
+        <w:pStyle w:val="FirstParagraph"/>
+      </w:pPr>
+      <w:r>
+        <w:t xml:space="preserve">All investigators and steering-group members will disclose relevant financial, academic, professional, or institutional conflicts of interest.</w:t>
+      </w:r>
+    </w:p>
+    <w:p>
+      <w:pPr>
+        <w:pStyle w:val="BodyText"/>
+      </w:pPr>
+      <w:r>
+        <w:t xml:space="preserve">Potential conflicts that could affect item generation, panel recruitment, interpretation, or dissemination will be documented and managed before the Delphi process begins.</w:t>
+      </w:r>
+    </w:p>
+    <w:p>
+      <w:pPr>
+        <w:pStyle w:val="BodyText"/>
+      </w:pPr>
+      <w:r>
+        <w:t xml:space="preserve">Participants will be asked to declare relevant conflicts where appropriate.</w:t>
+      </w:r>
+    </w:p>
+    <w:bookmarkEnd w:id="60"/>
+    <w:bookmarkStart w:id="61" w:name="protocol-registration-and-amendments"/>
+    <w:p>
+      <w:pPr>
+        <w:pStyle w:val="Heading2"/>
+      </w:pPr>
+      <w:r>
+        <w:t xml:space="preserve">16.8 Protocol Registration and Amendments</w:t>
+      </w:r>
+    </w:p>
+    <w:p>
+      <w:pPr>
+        <w:pStyle w:val="FirstParagraph"/>
+      </w:pPr>
+      <w:r>
+        <w:t xml:space="preserve">The final protocol will be dated and version controlled before recruitment.</w:t>
+      </w:r>
+    </w:p>
+    <w:p>
+      <w:pPr>
+        <w:pStyle w:val="BodyText"/>
+      </w:pPr>
+      <w:r>
+        <w:t xml:space="preserve">Where feasible, the protocol will be publicly registered or deposited in an appropriate research-protocol repository before Round 1.</w:t>
+      </w:r>
+    </w:p>
+    <w:p>
+      <w:pPr>
+        <w:pStyle w:val="BodyText"/>
+      </w:pPr>
+      <w:r>
+        <w:t xml:space="preserve">Any substantive amendment affecting participant eligibility, item-generation procedures, consensus definitions, number of rounds, or primary outcomes will be documented with the date, rationale, and potential effect on interpretation. Ethical approval will be obtained for amendments where required.</w:t>
+      </w:r>
+    </w:p>
+    <w:bookmarkEnd w:id="61"/>
+    <w:bookmarkStart w:id="62" w:name="quality-assurance"/>
+    <w:p>
+      <w:pPr>
+        <w:pStyle w:val="Heading2"/>
+      </w:pPr>
+      <w:r>
+        <w:t xml:space="preserve">16.9 Quality Assurance</w:t>
+      </w:r>
+    </w:p>
+    <w:p>
+      <w:pPr>
+        <w:pStyle w:val="FirstParagraph"/>
+      </w:pPr>
+      <w:r>
+        <w:t xml:space="preserve">Before launch:</w:t>
+      </w:r>
+    </w:p>
+    <w:p>
+      <w:pPr>
+        <w:pStyle w:val="Compact"/>
+        <w:numPr>
+          <w:ilvl w:val="0"/>
+          <w:numId w:val="1033"/>
+        </w:numPr>
+      </w:pPr>
+      <w:r>
+        <w:t xml:space="preserve">the initial item pool will be reviewed by the steering group.</w:t>
+      </w:r>
+    </w:p>
+    <w:p>
+      <w:pPr>
+        <w:pStyle w:val="Compact"/>
+        <w:numPr>
+          <w:ilvl w:val="0"/>
+          <w:numId w:val="1033"/>
+        </w:numPr>
+      </w:pPr>
+      <w:r>
+        <w:t xml:space="preserve">the questionnaire will be checked for clarity.</w:t>
+      </w:r>
+    </w:p>
+    <w:p>
+      <w:pPr>
+        <w:pStyle w:val="Compact"/>
+        <w:numPr>
+          <w:ilvl w:val="0"/>
+          <w:numId w:val="1033"/>
+        </w:numPr>
+      </w:pPr>
+      <w:r>
+        <w:t xml:space="preserve">the electronic survey will undergo technical testing;</w:t>
+      </w:r>
+    </w:p>
+    <w:p>
+      <w:pPr>
+        <w:pStyle w:val="Compact"/>
+        <w:numPr>
+          <w:ilvl w:val="0"/>
+          <w:numId w:val="1033"/>
+        </w:numPr>
+      </w:pPr>
+      <w:r>
+        <w:t xml:space="preserve">pilot testing will be conducted with approximately five individuals representative of the intended panel. Pilot testing will evaluate comprehensibility, ambiguity, questionnaire length, technical functionality, and acceptability. Pilot participants will not be included in the final panel. The results of the pilot testing will be documented and modifications made.</w:t>
+      </w:r>
+    </w:p>
+    <w:p>
+      <w:pPr>
+        <w:pStyle w:val="FirstParagraph"/>
+      </w:pPr>
+      <w:r>
+        <w:t xml:space="preserve">The Delphi process will be documented sufficiently to permit reconstruction of:</w:t>
+      </w:r>
+    </w:p>
+    <w:p>
+      <w:pPr>
+        <w:pStyle w:val="Compact"/>
+        <w:numPr>
+          <w:ilvl w:val="0"/>
+          <w:numId w:val="1034"/>
+        </w:numPr>
+      </w:pPr>
+      <w:r>
+        <w:t xml:space="preserve">the initial item sources;</w:t>
+      </w:r>
+    </w:p>
+    <w:p>
+      <w:pPr>
+        <w:pStyle w:val="Compact"/>
+        <w:numPr>
+          <w:ilvl w:val="0"/>
+          <w:numId w:val="1034"/>
+        </w:numPr>
+      </w:pPr>
+      <w:r>
+        <w:t xml:space="preserve">item revisions;</w:t>
+      </w:r>
+    </w:p>
+    <w:p>
+      <w:pPr>
+        <w:pStyle w:val="Compact"/>
+        <w:numPr>
+          <w:ilvl w:val="0"/>
+          <w:numId w:val="1034"/>
+        </w:numPr>
+      </w:pPr>
+      <w:r>
+        <w:t xml:space="preserve">panel recruitment;</w:t>
+      </w:r>
+    </w:p>
+    <w:p>
+      <w:pPr>
+        <w:pStyle w:val="Compact"/>
+        <w:numPr>
+          <w:ilvl w:val="0"/>
+          <w:numId w:val="1034"/>
+        </w:numPr>
+      </w:pPr>
+      <w:r>
+        <w:t xml:space="preserve">response rates;</w:t>
+      </w:r>
+    </w:p>
+    <w:p>
+      <w:pPr>
+        <w:pStyle w:val="Compact"/>
+        <w:numPr>
+          <w:ilvl w:val="0"/>
+          <w:numId w:val="1034"/>
+        </w:numPr>
+      </w:pPr>
+      <w:r>
+        <w:t xml:space="preserve">consensus decisions;</w:t>
+      </w:r>
+    </w:p>
+    <w:p>
+      <w:pPr>
+        <w:pStyle w:val="Compact"/>
+        <w:numPr>
+          <w:ilvl w:val="0"/>
+          <w:numId w:val="1034"/>
+        </w:numPr>
+      </w:pPr>
+      <w:r>
+        <w:t xml:space="preserve">feedback provided;</w:t>
+      </w:r>
+    </w:p>
+    <w:p>
+      <w:pPr>
+        <w:pStyle w:val="Compact"/>
+        <w:numPr>
+          <w:ilvl w:val="0"/>
+          <w:numId w:val="1034"/>
+        </w:numPr>
+      </w:pPr>
+      <w:r>
+        <w:t xml:space="preserve">attrition;</w:t>
+      </w:r>
+    </w:p>
+    <w:p>
+      <w:pPr>
+        <w:pStyle w:val="Compact"/>
+        <w:numPr>
+          <w:ilvl w:val="0"/>
+          <w:numId w:val="1034"/>
+        </w:numPr>
+      </w:pPr>
+      <w:r>
+        <w:t xml:space="preserve">and final item disposition.</w:t>
+      </w:r>
+    </w:p>
+    <w:bookmarkEnd w:id="62"/>
     <w:bookmarkEnd w:id="63"/>
-    <w:bookmarkStart w:id="64" w:name="confidentiality"/>
-    <w:p>
-      <w:pPr>
-        <w:pStyle w:val="Heading2"/>
-      </w:pPr>
-      <w:r>
-        <w:t xml:space="preserve">24.3 Confidentiality</w:t>
+    <w:bookmarkStart w:id="64" w:name="expected-outputs"/>
+    <w:p>
+      <w:pPr>
+        <w:pStyle w:val="Heading1"/>
+      </w:pPr>
+      <w:r>
+        <w:t xml:space="preserve">17. Expected Outputs</w:t>
       </w:r>
     </w:p>
     <w:p>
@@ -3200,409 +3564,6 @@
         <w:pStyle w:val="FirstParagraph"/>
       </w:pPr>
       <w:r>
-        <w:t xml:space="preserve">Names, email addresses, and other direct identifiers will be stored separately from survey responses in password-protected, access-controlled files on secure institutional systems. Only designated members of the research team will have access to the contact/linkage file.</w:t>
-      </w:r>
-    </w:p>
-    <w:p>
-      <w:pPr>
-        <w:pStyle w:val="BodyText"/>
-      </w:pPr>
-      <w:r>
-        <w:t xml:space="preserve">Contact lists used solely for recruitment and round linkage will be deleted once all study procedures, follow-up communications, and reporting obligations are completed.</w:t>
-      </w:r>
-    </w:p>
-    <w:p>
-      <w:pPr>
-        <w:pStyle w:val="BodyText"/>
-      </w:pPr>
-      <w:r>
-        <w:t xml:space="preserve">Findings will be reported in aggregate form. No individual participant, supervisor, department, or institution will be identifiable in the published results unless explicit permission is obtained and the information is clearly non-sensitive.</w:t>
-      </w:r>
-    </w:p>
-    <w:bookmarkEnd w:id="64"/>
-    <w:bookmarkStart w:id="65" w:name="protection-of-junior-participants"/>
-    <w:p>
-      <w:pPr>
-        <w:pStyle w:val="Heading2"/>
-      </w:pPr>
-      <w:r>
-        <w:t xml:space="preserve">24.4 Protection of junior participants</w:t>
-      </w:r>
-    </w:p>
-    <w:p>
-      <w:pPr>
-        <w:pStyle w:val="FirstParagraph"/>
-      </w:pPr>
-      <w:r>
-        <w:t xml:space="preserve">Junior participants will be explicitly informed that participation or non-participation will not affect their academic standing, supervision, assessment, employment, or career progression.</w:t>
-      </w:r>
-    </w:p>
-    <w:p>
-      <w:pPr>
-        <w:pStyle w:val="Compact"/>
-        <w:numPr>
-          <w:ilvl w:val="0"/>
-          <w:numId w:val="1031"/>
-        </w:numPr>
-      </w:pPr>
-      <w:r>
-        <w:t xml:space="preserve">invitations will be sent directly to potential participants;</w:t>
-      </w:r>
-    </w:p>
-    <w:p>
-      <w:pPr>
-        <w:pStyle w:val="Compact"/>
-        <w:numPr>
-          <w:ilvl w:val="0"/>
-          <w:numId w:val="1031"/>
-        </w:numPr>
-      </w:pPr>
-      <w:r>
-        <w:t xml:space="preserve">participation will not be arranged through a direct supervisor;</w:t>
-      </w:r>
-    </w:p>
-    <w:p>
-      <w:pPr>
-        <w:pStyle w:val="Compact"/>
-        <w:numPr>
-          <w:ilvl w:val="0"/>
-          <w:numId w:val="1031"/>
-        </w:numPr>
-      </w:pPr>
-      <w:r>
-        <w:t xml:space="preserve">supervisors will not know whether a specific junior researcher participated;</w:t>
-      </w:r>
-    </w:p>
-    <w:p>
-      <w:pPr>
-        <w:pStyle w:val="Compact"/>
-        <w:numPr>
-          <w:ilvl w:val="0"/>
-          <w:numId w:val="1031"/>
-        </w:numPr>
-      </w:pPr>
-      <w:r>
-        <w:t xml:space="preserve">reminders will be automated and sent by research staff who are not in a direct supervisory relationship with potential participants;</w:t>
-      </w:r>
-    </w:p>
-    <w:p>
-      <w:pPr>
-        <w:pStyle w:val="Compact"/>
-        <w:numPr>
-          <w:ilvl w:val="0"/>
-          <w:numId w:val="1031"/>
-        </w:numPr>
-      </w:pPr>
-      <w:r>
-        <w:t xml:space="preserve">participants will not be asked to discuss identifiable supervisory conflicts.</w:t>
-      </w:r>
-    </w:p>
-    <w:bookmarkEnd w:id="65"/>
-    <w:bookmarkStart w:id="66" w:name="risks-and-benefits"/>
-    <w:p>
-      <w:pPr>
-        <w:pStyle w:val="Heading2"/>
-      </w:pPr>
-      <w:r>
-        <w:t xml:space="preserve">24.5 Risks and benefits</w:t>
-      </w:r>
-    </w:p>
-    <w:p>
-      <w:pPr>
-        <w:pStyle w:val="FirstParagraph"/>
-      </w:pPr>
-      <w:r>
-        <w:t xml:space="preserve">This study is expected to involve no more than minimal risk. The principal foreseeable risks are discomfort when rating institutional or supervisory barriers. No clinical intervention, biological sample collection, deception, or collection of personal health information is involved.</w:t>
-      </w:r>
-    </w:p>
-    <w:p>
-      <w:pPr>
-        <w:pStyle w:val="BodyText"/>
-      </w:pPr>
-      <w:r>
-        <w:t xml:space="preserve">These risks will be minimized through anonymous participation, neutral wording, separation of contact information from responses, and aggregate reporting.</w:t>
-      </w:r>
-    </w:p>
-    <w:p>
-      <w:pPr>
-        <w:pStyle w:val="BodyText"/>
-      </w:pPr>
-      <w:r>
-        <w:t xml:space="preserve">There may be no direct personal benefit to participants. The anticipated societal and professional benefit is improved understanding of barriers to valid, relevant, and high-value medical research and development of practical interventions to address them.</w:t>
-      </w:r>
-    </w:p>
-    <w:bookmarkEnd w:id="66"/>
-    <w:bookmarkStart w:id="67" w:name="compensation-and-reimbursement"/>
-    <w:p>
-      <w:pPr>
-        <w:pStyle w:val="Heading2"/>
-      </w:pPr>
-      <w:r>
-        <w:t xml:space="preserve">24.6 Compensation and reimbursement</w:t>
-      </w:r>
-    </w:p>
-    <w:p>
-      <w:pPr>
-        <w:pStyle w:val="FirstParagraph"/>
-      </w:pPr>
-      <w:r>
-        <w:t xml:space="preserve">Participants will not receive financial compensation. No reimbursement is anticipated because participation is remote.</w:t>
-      </w:r>
-    </w:p>
-    <w:bookmarkEnd w:id="67"/>
-    <w:bookmarkEnd w:id="68"/>
-    <w:bookmarkStart w:id="69" w:name="conflicts-of-interest"/>
-    <w:p>
-      <w:pPr>
-        <w:pStyle w:val="Heading1"/>
-      </w:pPr>
-      <w:r>
-        <w:t xml:space="preserve">25. Conflicts of Interest</w:t>
-      </w:r>
-    </w:p>
-    <w:p>
-      <w:pPr>
-        <w:pStyle w:val="FirstParagraph"/>
-      </w:pPr>
-      <w:r>
-        <w:t xml:space="preserve">All investigators and steering-group members will disclose relevant financial, academic, professional, or institutional conflicts of interest.</w:t>
-      </w:r>
-    </w:p>
-    <w:p>
-      <w:pPr>
-        <w:pStyle w:val="BodyText"/>
-      </w:pPr>
-      <w:r>
-        <w:t xml:space="preserve">Potential conflicts that could affect item generation, panel recruitment, interpretation, or dissemination will be documented and managed before the Delphi process begins.</w:t>
-      </w:r>
-    </w:p>
-    <w:p>
-      <w:pPr>
-        <w:pStyle w:val="BodyText"/>
-      </w:pPr>
-      <w:r>
-        <w:t xml:space="preserve">Participants will be asked to declare relevant conflicts where appropriate.</w:t>
-      </w:r>
-    </w:p>
-    <w:bookmarkEnd w:id="69"/>
-    <w:bookmarkStart w:id="70" w:name="protocol-registration-and-amendments"/>
-    <w:p>
-      <w:pPr>
-        <w:pStyle w:val="Heading1"/>
-      </w:pPr>
-      <w:r>
-        <w:t xml:space="preserve">26. Protocol Registration and Amendments</w:t>
-      </w:r>
-    </w:p>
-    <w:p>
-      <w:pPr>
-        <w:pStyle w:val="FirstParagraph"/>
-      </w:pPr>
-      <w:r>
-        <w:t xml:space="preserve">The final protocol will be dated and version controlled before recruitment.</w:t>
-      </w:r>
-    </w:p>
-    <w:p>
-      <w:pPr>
-        <w:pStyle w:val="BodyText"/>
-      </w:pPr>
-      <w:r>
-        <w:t xml:space="preserve">Where feasible, the protocol will be publicly registered or deposited in an appropriate research-protocol repository before Round 1.</w:t>
-      </w:r>
-    </w:p>
-    <w:p>
-      <w:pPr>
-        <w:pStyle w:val="BodyText"/>
-      </w:pPr>
-      <w:r>
-        <w:t xml:space="preserve">Any substantive amendment affecting participant eligibility, item-generation procedures, consensus definitions, number of rounds, or primary outcomes will be documented with the date, rationale, and potential effect on interpretation. Ethical approval will be obtained for amendments where required.</w:t>
-      </w:r>
-    </w:p>
-    <w:bookmarkEnd w:id="70"/>
-    <w:bookmarkStart w:id="71" w:name="quality-assurance"/>
-    <w:p>
-      <w:pPr>
-        <w:pStyle w:val="Heading1"/>
-      </w:pPr>
-      <w:r>
-        <w:t xml:space="preserve">27. Quality Assurance</w:t>
-      </w:r>
-    </w:p>
-    <w:p>
-      <w:pPr>
-        <w:pStyle w:val="FirstParagraph"/>
-      </w:pPr>
-      <w:r>
-        <w:t xml:space="preserve">Before launch:</w:t>
-      </w:r>
-    </w:p>
-    <w:p>
-      <w:pPr>
-        <w:pStyle w:val="Compact"/>
-        <w:numPr>
-          <w:ilvl w:val="0"/>
-          <w:numId w:val="1032"/>
-        </w:numPr>
-      </w:pPr>
-      <w:r>
-        <w:t xml:space="preserve">the initial item pool will be reviewed by the steering group.</w:t>
-      </w:r>
-    </w:p>
-    <w:p>
-      <w:pPr>
-        <w:pStyle w:val="Compact"/>
-        <w:numPr>
-          <w:ilvl w:val="0"/>
-          <w:numId w:val="1032"/>
-        </w:numPr>
-      </w:pPr>
-      <w:r>
-        <w:t xml:space="preserve">the questionnaire will be checked for clarity.</w:t>
-      </w:r>
-    </w:p>
-    <w:p>
-      <w:pPr>
-        <w:pStyle w:val="Compact"/>
-        <w:numPr>
-          <w:ilvl w:val="0"/>
-          <w:numId w:val="1032"/>
-        </w:numPr>
-      </w:pPr>
-      <w:r>
-        <w:t xml:space="preserve">the electronic survey will undergo technical testing;</w:t>
-      </w:r>
-    </w:p>
-    <w:p>
-      <w:pPr>
-        <w:pStyle w:val="Compact"/>
-        <w:numPr>
-          <w:ilvl w:val="0"/>
-          <w:numId w:val="1032"/>
-        </w:numPr>
-      </w:pPr>
-      <w:r>
-        <w:t xml:space="preserve">pilot testing will be conducted with approximately five individuals representative of the intended panel. Pilot testing will evaluate comprehensibility, ambiguity, questionnaire length, technical functionality, and acceptability. Pilot participants will not be included in the final panel. The results of the pilot testing will be documented and modifications made.</w:t>
-      </w:r>
-    </w:p>
-    <w:p>
-      <w:pPr>
-        <w:pStyle w:val="FirstParagraph"/>
-      </w:pPr>
-      <w:r>
-        <w:t xml:space="preserve">The Delphi process will be documented sufficiently to permit reconstruction of:</w:t>
-      </w:r>
-    </w:p>
-    <w:p>
-      <w:pPr>
-        <w:pStyle w:val="Compact"/>
-        <w:numPr>
-          <w:ilvl w:val="0"/>
-          <w:numId w:val="1033"/>
-        </w:numPr>
-      </w:pPr>
-      <w:r>
-        <w:t xml:space="preserve">the initial item sources;</w:t>
-      </w:r>
-    </w:p>
-    <w:p>
-      <w:pPr>
-        <w:pStyle w:val="Compact"/>
-        <w:numPr>
-          <w:ilvl w:val="0"/>
-          <w:numId w:val="1033"/>
-        </w:numPr>
-      </w:pPr>
-      <w:r>
-        <w:t xml:space="preserve">item revisions;</w:t>
-      </w:r>
-    </w:p>
-    <w:p>
-      <w:pPr>
-        <w:pStyle w:val="Compact"/>
-        <w:numPr>
-          <w:ilvl w:val="0"/>
-          <w:numId w:val="1033"/>
-        </w:numPr>
-      </w:pPr>
-      <w:r>
-        <w:t xml:space="preserve">panel recruitment;</w:t>
-      </w:r>
-    </w:p>
-    <w:p>
-      <w:pPr>
-        <w:pStyle w:val="Compact"/>
-        <w:numPr>
-          <w:ilvl w:val="0"/>
-          <w:numId w:val="1033"/>
-        </w:numPr>
-      </w:pPr>
-      <w:r>
-        <w:t xml:space="preserve">response rates;</w:t>
-      </w:r>
-    </w:p>
-    <w:p>
-      <w:pPr>
-        <w:pStyle w:val="Compact"/>
-        <w:numPr>
-          <w:ilvl w:val="0"/>
-          <w:numId w:val="1033"/>
-        </w:numPr>
-      </w:pPr>
-      <w:r>
-        <w:t xml:space="preserve">consensus decisions;</w:t>
-      </w:r>
-    </w:p>
-    <w:p>
-      <w:pPr>
-        <w:pStyle w:val="Compact"/>
-        <w:numPr>
-          <w:ilvl w:val="0"/>
-          <w:numId w:val="1033"/>
-        </w:numPr>
-      </w:pPr>
-      <w:r>
-        <w:t xml:space="preserve">feedback provided;</w:t>
-      </w:r>
-    </w:p>
-    <w:p>
-      <w:pPr>
-        <w:pStyle w:val="Compact"/>
-        <w:numPr>
-          <w:ilvl w:val="0"/>
-          <w:numId w:val="1033"/>
-        </w:numPr>
-      </w:pPr>
-      <w:r>
-        <w:t xml:space="preserve">attrition;</w:t>
-      </w:r>
-    </w:p>
-    <w:p>
-      <w:pPr>
-        <w:pStyle w:val="Compact"/>
-        <w:numPr>
-          <w:ilvl w:val="0"/>
-          <w:numId w:val="1033"/>
-        </w:numPr>
-      </w:pPr>
-      <w:r>
-        <w:t xml:space="preserve">and final item disposition.</w:t>
-      </w:r>
-    </w:p>
-    <w:bookmarkEnd w:id="71"/>
-    <w:bookmarkStart w:id="72" w:name="expected-outputs"/>
-    <w:p>
-      <w:pPr>
-        <w:pStyle w:val="Heading1"/>
-      </w:pPr>
-      <w:r>
-        <w:t xml:space="preserve">28. Expected Outputs</w:t>
-      </w:r>
-    </w:p>
-    <w:p>
-      <w:pPr>
-        <w:pStyle w:val="FirstParagraph"/>
-      </w:pPr>
-      <w:r>
         <w:t xml:space="preserve">The study will generate a consensus-based priority framework identifying:</w:t>
       </w:r>
     </w:p>
@@ -3610,7 +3571,7 @@
       <w:pPr>
         <w:numPr>
           <w:ilvl w:val="0"/>
-          <w:numId w:val="1034"/>
+          <w:numId w:val="1035"/>
         </w:numPr>
       </w:pPr>
       <w:r>
@@ -3621,7 +3582,7 @@
       <w:pPr>
         <w:numPr>
           <w:ilvl w:val="0"/>
-          <w:numId w:val="1034"/>
+          <w:numId w:val="1035"/>
         </w:numPr>
       </w:pPr>
       <w:r>
@@ -3803,14 +3764,14 @@
         <w:t xml:space="preserve">The study will generate a consensus-based priority framework to inform subsequent research-capacity planning and implementation research. The framework will represent stakeholder judgments about priorities; it will not establish the causal effectiveness of individual interventions.</w:t>
       </w:r>
     </w:p>
-    <w:bookmarkEnd w:id="72"/>
-    <w:bookmarkStart w:id="73" w:name="funding-and-sponsorship"/>
+    <w:bookmarkEnd w:id="64"/>
+    <w:bookmarkStart w:id="65" w:name="funding-and-sponsorship"/>
     <w:p>
       <w:pPr>
         <w:pStyle w:val="Heading1"/>
       </w:pPr>
       <w:r>
-        <w:t xml:space="preserve">29. Funding and Sponsorship</w:t>
+        <w:t xml:space="preserve">18. Funding and Sponsorship</w:t>
       </w:r>
     </w:p>
     <w:p>
@@ -3821,14 +3782,14 @@
         <w:t xml:space="preserve">The study is investigator-initiated and unfunded.</w:t>
       </w:r>
     </w:p>
-    <w:bookmarkEnd w:id="73"/>
-    <w:bookmarkStart w:id="74" w:name="data-availability-and-open-science"/>
+    <w:bookmarkEnd w:id="65"/>
+    <w:bookmarkStart w:id="66" w:name="data-availability-and-open-science"/>
     <w:p>
       <w:pPr>
         <w:pStyle w:val="Heading1"/>
       </w:pPr>
       <w:r>
-        <w:t xml:space="preserve">30. Data Availability and Open Science</w:t>
+        <w:t xml:space="preserve">19. Data Availability and Open Science</w:t>
       </w:r>
     </w:p>
     <w:p>
@@ -3847,14 +3808,14 @@
         <w:t xml:space="preserve">De-identified aggregate Delphi data, the final questionnaire, item-development documentation, and analytic code will be shared in OSF, subject to ethics approval, participant consent, institutional policy, and protection against deductive identification of participants or institutions.</w:t>
       </w:r>
     </w:p>
-    <w:bookmarkEnd w:id="74"/>
-    <w:bookmarkStart w:id="75" w:name="timeline"/>
+    <w:bookmarkEnd w:id="66"/>
+    <w:bookmarkStart w:id="67" w:name="timeline"/>
     <w:p>
       <w:pPr>
         <w:pStyle w:val="Heading1"/>
       </w:pPr>
       <w:r>
-        <w:t xml:space="preserve">31. Timeline</w:t>
+        <w:t xml:space="preserve">20. Timeline</w:t>
       </w:r>
     </w:p>
     <w:tbl>
@@ -4112,14 +4073,14 @@
         </w:tc>
       </w:tr>
     </w:tbl>
-    <w:bookmarkEnd w:id="75"/>
-    <w:bookmarkStart w:id="76" w:name="dissemination"/>
+    <w:bookmarkEnd w:id="67"/>
+    <w:bookmarkStart w:id="68" w:name="dissemination"/>
     <w:p>
       <w:pPr>
         <w:pStyle w:val="Heading1"/>
       </w:pPr>
       <w:r>
-        <w:t xml:space="preserve">32. Dissemination</w:t>
+        <w:t xml:space="preserve">21. Dissemination</w:t>
       </w:r>
     </w:p>
     <w:p>
@@ -4135,7 +4096,7 @@
         <w:pStyle w:val="Compact"/>
         <w:numPr>
           <w:ilvl w:val="0"/>
-          <w:numId w:val="1035"/>
+          <w:numId w:val="1036"/>
         </w:numPr>
       </w:pPr>
       <w:r>
@@ -4147,7 +4108,7 @@
         <w:pStyle w:val="Compact"/>
         <w:numPr>
           <w:ilvl w:val="0"/>
-          <w:numId w:val="1035"/>
+          <w:numId w:val="1036"/>
         </w:numPr>
       </w:pPr>
       <w:r>
@@ -4159,7 +4120,7 @@
         <w:pStyle w:val="Compact"/>
         <w:numPr>
           <w:ilvl w:val="0"/>
-          <w:numId w:val="1035"/>
+          <w:numId w:val="1036"/>
         </w:numPr>
       </w:pPr>
       <w:r>
@@ -4179,7 +4140,7 @@
         <w:pStyle w:val="Compact"/>
         <w:numPr>
           <w:ilvl w:val="0"/>
-          <w:numId w:val="1036"/>
+          <w:numId w:val="1037"/>
         </w:numPr>
       </w:pPr>
       <w:r>
@@ -4191,7 +4152,7 @@
         <w:pStyle w:val="Compact"/>
         <w:numPr>
           <w:ilvl w:val="0"/>
-          <w:numId w:val="1036"/>
+          <w:numId w:val="1037"/>
         </w:numPr>
       </w:pPr>
       <w:r>
@@ -4203,7 +4164,7 @@
         <w:pStyle w:val="Compact"/>
         <w:numPr>
           <w:ilvl w:val="0"/>
-          <w:numId w:val="1036"/>
+          <w:numId w:val="1037"/>
         </w:numPr>
       </w:pPr>
       <w:r>
@@ -4215,7 +4176,7 @@
         <w:pStyle w:val="Compact"/>
         <w:numPr>
           <w:ilvl w:val="0"/>
-          <w:numId w:val="1036"/>
+          <w:numId w:val="1037"/>
         </w:numPr>
       </w:pPr>
       <w:r>
@@ -4235,7 +4196,7 @@
         <w:pStyle w:val="Compact"/>
         <w:numPr>
           <w:ilvl w:val="0"/>
-          <w:numId w:val="1037"/>
+          <w:numId w:val="1038"/>
         </w:numPr>
       </w:pPr>
       <w:r>
@@ -4247,7 +4208,7 @@
         <w:pStyle w:val="Compact"/>
         <w:numPr>
           <w:ilvl w:val="0"/>
-          <w:numId w:val="1037"/>
+          <w:numId w:val="1038"/>
         </w:numPr>
       </w:pPr>
       <w:r>
@@ -4260,31 +4221,31 @@
         <w:t xml:space="preserve">[10]</w:t>
       </w:r>
     </w:p>
-    <w:bookmarkEnd w:id="76"/>
-    <w:bookmarkStart w:id="131" w:name="appendices"/>
+    <w:bookmarkEnd w:id="68"/>
+    <w:bookmarkStart w:id="123" w:name="appendices"/>
     <w:p>
       <w:pPr>
         <w:pStyle w:val="Heading1"/>
       </w:pPr>
       <w:r>
-        <w:t xml:space="preserve">33. Appendices</w:t>
-      </w:r>
-    </w:p>
-    <w:bookmarkStart w:id="77" w:name="appendix-1.-investigators-and-roles"/>
+        <w:t xml:space="preserve">22. Appendices</w:t>
+      </w:r>
+    </w:p>
+    <w:bookmarkStart w:id="69" w:name="appendix-1.-investigators-and-roles"/>
     <w:p>
       <w:pPr>
         <w:pStyle w:val="Heading2"/>
       </w:pPr>
       <w:r>
-        <w:t xml:space="preserve">33.1 Appendix 1. Investigators and Roles</w:t>
-      </w:r>
-    </w:p>
-    <w:p>
-      <w:pPr>
-        <w:pStyle w:val="Compact"/>
-        <w:numPr>
-          <w:ilvl w:val="0"/>
-          <w:numId w:val="1038"/>
+        <w:t xml:space="preserve">22.1 Appendix 1. Investigators and Roles</w:t>
+      </w:r>
+    </w:p>
+    <w:p>
+      <w:pPr>
+        <w:pStyle w:val="Compact"/>
+        <w:numPr>
+          <w:ilvl w:val="0"/>
+          <w:numId w:val="1039"/>
         </w:numPr>
       </w:pPr>
       <w:r>
@@ -4306,7 +4267,7 @@
         <w:pStyle w:val="Compact"/>
         <w:numPr>
           <w:ilvl w:val="0"/>
-          <w:numId w:val="1038"/>
+          <w:numId w:val="1039"/>
         </w:numPr>
       </w:pPr>
       <w:r>
@@ -4328,7 +4289,7 @@
         <w:pStyle w:val="Compact"/>
         <w:numPr>
           <w:ilvl w:val="0"/>
-          <w:numId w:val="1038"/>
+          <w:numId w:val="1039"/>
         </w:numPr>
       </w:pPr>
       <w:r>
@@ -4350,7 +4311,7 @@
         <w:pStyle w:val="Compact"/>
         <w:numPr>
           <w:ilvl w:val="0"/>
-          <w:numId w:val="1038"/>
+          <w:numId w:val="1039"/>
         </w:numPr>
       </w:pPr>
       <w:r>
@@ -4367,22 +4328,22 @@
         <w:t xml:space="preserve">Prof. Mohey El-Banna (Dean, Faculty of Medicine, MTI University) will lead a multidisciplinary steering group representing early-career researchers, research supervisors, research-methodology experts, and institutional research leadership. The group will oversee protocol development, item generation, panel recruitment, questionnaire piloting, interpretation of Delphi findings, and preparation of the final priority framework. To protect participant confidentiality, steering-group members will not have access to identifiable individual responses or to response status linked to named individuals during the consensus process. Recruitment and reminders will be managed by designated research staff who have no supervisory relationship with potential participants.</w:t>
       </w:r>
     </w:p>
-    <w:bookmarkEnd w:id="77"/>
-    <w:bookmarkStart w:id="78" w:name="appendix-2.-proposed-barrier-domains"/>
+    <w:bookmarkEnd w:id="69"/>
+    <w:bookmarkStart w:id="70" w:name="appendix-2.-proposed-barrier-domains"/>
     <w:p>
       <w:pPr>
         <w:pStyle w:val="Heading2"/>
       </w:pPr>
       <w:r>
-        <w:t xml:space="preserve">33.2 Appendix 2. Proposed barrier domains</w:t>
-      </w:r>
-    </w:p>
-    <w:p>
-      <w:pPr>
-        <w:pStyle w:val="Compact"/>
-        <w:numPr>
-          <w:ilvl w:val="0"/>
-          <w:numId w:val="1039"/>
+        <w:t xml:space="preserve">22.2 Appendix 2. Proposed barrier domains</w:t>
+      </w:r>
+    </w:p>
+    <w:p>
+      <w:pPr>
+        <w:pStyle w:val="Compact"/>
+        <w:numPr>
+          <w:ilvl w:val="0"/>
+          <w:numId w:val="1040"/>
         </w:numPr>
       </w:pPr>
       <w:r>
@@ -4394,7 +4355,7 @@
         <w:pStyle w:val="Compact"/>
         <w:numPr>
           <w:ilvl w:val="0"/>
-          <w:numId w:val="1039"/>
+          <w:numId w:val="1040"/>
         </w:numPr>
       </w:pPr>
       <w:r>
@@ -4406,7 +4367,7 @@
         <w:pStyle w:val="Compact"/>
         <w:numPr>
           <w:ilvl w:val="0"/>
-          <w:numId w:val="1039"/>
+          <w:numId w:val="1040"/>
         </w:numPr>
       </w:pPr>
       <w:r>
@@ -4418,7 +4379,7 @@
         <w:pStyle w:val="Compact"/>
         <w:numPr>
           <w:ilvl w:val="0"/>
-          <w:numId w:val="1039"/>
+          <w:numId w:val="1040"/>
         </w:numPr>
       </w:pPr>
       <w:r>
@@ -4430,7 +4391,7 @@
         <w:pStyle w:val="Compact"/>
         <w:numPr>
           <w:ilvl w:val="0"/>
-          <w:numId w:val="1039"/>
+          <w:numId w:val="1040"/>
         </w:numPr>
       </w:pPr>
       <w:r>
@@ -4442,7 +4403,7 @@
         <w:pStyle w:val="Compact"/>
         <w:numPr>
           <w:ilvl w:val="0"/>
-          <w:numId w:val="1039"/>
+          <w:numId w:val="1040"/>
         </w:numPr>
       </w:pPr>
       <w:r>
@@ -4454,7 +4415,7 @@
         <w:pStyle w:val="Compact"/>
         <w:numPr>
           <w:ilvl w:val="0"/>
-          <w:numId w:val="1039"/>
+          <w:numId w:val="1040"/>
         </w:numPr>
       </w:pPr>
       <w:r>
@@ -4466,7 +4427,7 @@
         <w:pStyle w:val="Compact"/>
         <w:numPr>
           <w:ilvl w:val="0"/>
-          <w:numId w:val="1039"/>
+          <w:numId w:val="1040"/>
         </w:numPr>
       </w:pPr>
       <w:r>
@@ -4478,7 +4439,7 @@
         <w:pStyle w:val="Compact"/>
         <w:numPr>
           <w:ilvl w:val="0"/>
-          <w:numId w:val="1039"/>
+          <w:numId w:val="1040"/>
         </w:numPr>
       </w:pPr>
       <w:r>
@@ -4490,7 +4451,7 @@
         <w:pStyle w:val="Compact"/>
         <w:numPr>
           <w:ilvl w:val="0"/>
-          <w:numId w:val="1039"/>
+          <w:numId w:val="1040"/>
         </w:numPr>
       </w:pPr>
       <w:r>
@@ -4502,7 +4463,7 @@
         <w:pStyle w:val="Compact"/>
         <w:numPr>
           <w:ilvl w:val="0"/>
-          <w:numId w:val="1039"/>
+          <w:numId w:val="1040"/>
         </w:numPr>
       </w:pPr>
       <w:r>
@@ -4514,7 +4475,7 @@
         <w:pStyle w:val="Compact"/>
         <w:numPr>
           <w:ilvl w:val="0"/>
-          <w:numId w:val="1039"/>
+          <w:numId w:val="1040"/>
         </w:numPr>
       </w:pPr>
       <w:r>
@@ -4526,7 +4487,7 @@
         <w:pStyle w:val="Compact"/>
         <w:numPr>
           <w:ilvl w:val="0"/>
-          <w:numId w:val="1039"/>
+          <w:numId w:val="1040"/>
         </w:numPr>
       </w:pPr>
       <w:r>
@@ -4538,7 +4499,7 @@
         <w:pStyle w:val="Compact"/>
         <w:numPr>
           <w:ilvl w:val="0"/>
-          <w:numId w:val="1039"/>
+          <w:numId w:val="1040"/>
         </w:numPr>
       </w:pPr>
       <w:r>
@@ -4550,7 +4511,7 @@
         <w:pStyle w:val="Compact"/>
         <w:numPr>
           <w:ilvl w:val="0"/>
-          <w:numId w:val="1039"/>
+          <w:numId w:val="1040"/>
         </w:numPr>
       </w:pPr>
       <w:r>
@@ -4562,7 +4523,7 @@
         <w:pStyle w:val="Compact"/>
         <w:numPr>
           <w:ilvl w:val="0"/>
-          <w:numId w:val="1039"/>
+          <w:numId w:val="1040"/>
         </w:numPr>
       </w:pPr>
       <w:r>
@@ -4574,29 +4535,29 @@
         <w:pStyle w:val="Compact"/>
         <w:numPr>
           <w:ilvl w:val="0"/>
-          <w:numId w:val="1039"/>
+          <w:numId w:val="1040"/>
         </w:numPr>
       </w:pPr>
       <w:r>
         <w:t xml:space="preserve">National research policy and infrastructure</w:t>
       </w:r>
     </w:p>
-    <w:bookmarkEnd w:id="78"/>
-    <w:bookmarkStart w:id="79" w:name="Xbad515ac281b62739dfb411df580324f52669ee"/>
+    <w:bookmarkEnd w:id="70"/>
+    <w:bookmarkStart w:id="71" w:name="Xbad515ac281b62739dfb411df580324f52669ee"/>
     <w:p>
       <w:pPr>
         <w:pStyle w:val="Heading2"/>
       </w:pPr>
       <w:r>
-        <w:t xml:space="preserve">33.3 Appendix 3. Proposed intervention domains</w:t>
-      </w:r>
-    </w:p>
-    <w:p>
-      <w:pPr>
-        <w:pStyle w:val="Compact"/>
-        <w:numPr>
-          <w:ilvl w:val="0"/>
-          <w:numId w:val="1040"/>
+        <w:t xml:space="preserve">22.3 Appendix 3. Proposed intervention domains</w:t>
+      </w:r>
+    </w:p>
+    <w:p>
+      <w:pPr>
+        <w:pStyle w:val="Compact"/>
+        <w:numPr>
+          <w:ilvl w:val="0"/>
+          <w:numId w:val="1041"/>
         </w:numPr>
       </w:pPr>
       <w:r>
@@ -4608,7 +4569,7 @@
         <w:pStyle w:val="Compact"/>
         <w:numPr>
           <w:ilvl w:val="0"/>
-          <w:numId w:val="1040"/>
+          <w:numId w:val="1041"/>
         </w:numPr>
       </w:pPr>
       <w:r>
@@ -4620,7 +4581,7 @@
         <w:pStyle w:val="Compact"/>
         <w:numPr>
           <w:ilvl w:val="0"/>
-          <w:numId w:val="1040"/>
+          <w:numId w:val="1041"/>
         </w:numPr>
       </w:pPr>
       <w:r>
@@ -4632,7 +4593,7 @@
         <w:pStyle w:val="Compact"/>
         <w:numPr>
           <w:ilvl w:val="0"/>
-          <w:numId w:val="1040"/>
+          <w:numId w:val="1041"/>
         </w:numPr>
       </w:pPr>
       <w:r>
@@ -4644,7 +4605,7 @@
         <w:pStyle w:val="Compact"/>
         <w:numPr>
           <w:ilvl w:val="0"/>
-          <w:numId w:val="1040"/>
+          <w:numId w:val="1041"/>
         </w:numPr>
       </w:pPr>
       <w:r>
@@ -4656,7 +4617,7 @@
         <w:pStyle w:val="Compact"/>
         <w:numPr>
           <w:ilvl w:val="0"/>
-          <w:numId w:val="1040"/>
+          <w:numId w:val="1041"/>
         </w:numPr>
       </w:pPr>
       <w:r>
@@ -4668,7 +4629,7 @@
         <w:pStyle w:val="Compact"/>
         <w:numPr>
           <w:ilvl w:val="0"/>
-          <w:numId w:val="1040"/>
+          <w:numId w:val="1041"/>
         </w:numPr>
       </w:pPr>
       <w:r>
@@ -4680,7 +4641,7 @@
         <w:pStyle w:val="Compact"/>
         <w:numPr>
           <w:ilvl w:val="0"/>
-          <w:numId w:val="1040"/>
+          <w:numId w:val="1041"/>
         </w:numPr>
       </w:pPr>
       <w:r>
@@ -4692,7 +4653,7 @@
         <w:pStyle w:val="Compact"/>
         <w:numPr>
           <w:ilvl w:val="0"/>
-          <w:numId w:val="1040"/>
+          <w:numId w:val="1041"/>
         </w:numPr>
       </w:pPr>
       <w:r>
@@ -4704,7 +4665,7 @@
         <w:pStyle w:val="Compact"/>
         <w:numPr>
           <w:ilvl w:val="0"/>
-          <w:numId w:val="1040"/>
+          <w:numId w:val="1041"/>
         </w:numPr>
       </w:pPr>
       <w:r>
@@ -4716,7 +4677,7 @@
         <w:pStyle w:val="Compact"/>
         <w:numPr>
           <w:ilvl w:val="0"/>
-          <w:numId w:val="1040"/>
+          <w:numId w:val="1041"/>
         </w:numPr>
       </w:pPr>
       <w:r>
@@ -4728,7 +4689,7 @@
         <w:pStyle w:val="Compact"/>
         <w:numPr>
           <w:ilvl w:val="0"/>
-          <w:numId w:val="1040"/>
+          <w:numId w:val="1041"/>
         </w:numPr>
       </w:pPr>
       <w:r>
@@ -4740,7 +4701,7 @@
         <w:pStyle w:val="Compact"/>
         <w:numPr>
           <w:ilvl w:val="0"/>
-          <w:numId w:val="1040"/>
+          <w:numId w:val="1041"/>
         </w:numPr>
       </w:pPr>
       <w:r>
@@ -4752,7 +4713,7 @@
         <w:pStyle w:val="Compact"/>
         <w:numPr>
           <w:ilvl w:val="0"/>
-          <w:numId w:val="1040"/>
+          <w:numId w:val="1041"/>
         </w:numPr>
       </w:pPr>
       <w:r>
@@ -4764,21 +4725,21 @@
         <w:pStyle w:val="Compact"/>
         <w:numPr>
           <w:ilvl w:val="0"/>
-          <w:numId w:val="1040"/>
+          <w:numId w:val="1041"/>
         </w:numPr>
       </w:pPr>
       <w:r>
         <w:t xml:space="preserve">Mechanisms for dissemination and uptake of research findings</w:t>
       </w:r>
     </w:p>
-    <w:bookmarkEnd w:id="79"/>
-    <w:bookmarkStart w:id="80" w:name="appendix-4.-study-level-audit-trail"/>
+    <w:bookmarkEnd w:id="71"/>
+    <w:bookmarkStart w:id="72" w:name="appendix-4.-study-level-audit-trail"/>
     <w:p>
       <w:pPr>
         <w:pStyle w:val="Heading2"/>
       </w:pPr>
       <w:r>
-        <w:t xml:space="preserve">33.4 Appendix 4. Study-level audit trail</w:t>
+        <w:t xml:space="preserve">22.4 Appendix 4. Study-level audit trail</w:t>
       </w:r>
     </w:p>
     <w:p>
@@ -4794,7 +4755,7 @@
         <w:pStyle w:val="Compact"/>
         <w:numPr>
           <w:ilvl w:val="0"/>
-          <w:numId w:val="1041"/>
+          <w:numId w:val="1042"/>
         </w:numPr>
       </w:pPr>
       <w:r>
@@ -4806,7 +4767,7 @@
         <w:pStyle w:val="Compact"/>
         <w:numPr>
           <w:ilvl w:val="0"/>
-          <w:numId w:val="1041"/>
+          <w:numId w:val="1042"/>
         </w:numPr>
       </w:pPr>
       <w:r>
@@ -4818,7 +4779,7 @@
         <w:pStyle w:val="Compact"/>
         <w:numPr>
           <w:ilvl w:val="0"/>
-          <w:numId w:val="1041"/>
+          <w:numId w:val="1042"/>
         </w:numPr>
       </w:pPr>
       <w:r>
@@ -4830,7 +4791,7 @@
         <w:pStyle w:val="Compact"/>
         <w:numPr>
           <w:ilvl w:val="0"/>
-          <w:numId w:val="1041"/>
+          <w:numId w:val="1042"/>
         </w:numPr>
       </w:pPr>
       <w:r>
@@ -4842,7 +4803,7 @@
         <w:pStyle w:val="Compact"/>
         <w:numPr>
           <w:ilvl w:val="0"/>
-          <w:numId w:val="1041"/>
+          <w:numId w:val="1042"/>
         </w:numPr>
       </w:pPr>
       <w:r>
@@ -4854,7 +4815,7 @@
         <w:pStyle w:val="Compact"/>
         <w:numPr>
           <w:ilvl w:val="0"/>
-          <w:numId w:val="1041"/>
+          <w:numId w:val="1042"/>
         </w:numPr>
       </w:pPr>
       <w:r>
@@ -4866,7 +4827,7 @@
         <w:pStyle w:val="Compact"/>
         <w:numPr>
           <w:ilvl w:val="0"/>
-          <w:numId w:val="1041"/>
+          <w:numId w:val="1042"/>
         </w:numPr>
       </w:pPr>
       <w:r>
@@ -4878,7 +4839,7 @@
         <w:pStyle w:val="Compact"/>
         <w:numPr>
           <w:ilvl w:val="0"/>
-          <w:numId w:val="1041"/>
+          <w:numId w:val="1042"/>
         </w:numPr>
       </w:pPr>
       <w:r>
@@ -4890,7 +4851,7 @@
         <w:pStyle w:val="Compact"/>
         <w:numPr>
           <w:ilvl w:val="0"/>
-          <w:numId w:val="1041"/>
+          <w:numId w:val="1042"/>
         </w:numPr>
       </w:pPr>
       <w:r>
@@ -4902,7 +4863,7 @@
         <w:pStyle w:val="Compact"/>
         <w:numPr>
           <w:ilvl w:val="0"/>
-          <w:numId w:val="1041"/>
+          <w:numId w:val="1042"/>
         </w:numPr>
       </w:pPr>
       <w:r>
@@ -4914,7 +4875,7 @@
         <w:pStyle w:val="Compact"/>
         <w:numPr>
           <w:ilvl w:val="0"/>
-          <w:numId w:val="1041"/>
+          <w:numId w:val="1042"/>
         </w:numPr>
       </w:pPr>
       <w:r>
@@ -4926,7 +4887,7 @@
         <w:pStyle w:val="Compact"/>
         <w:numPr>
           <w:ilvl w:val="0"/>
-          <w:numId w:val="1041"/>
+          <w:numId w:val="1042"/>
         </w:numPr>
       </w:pPr>
       <w:r>
@@ -4938,30 +4899,30 @@
         <w:pStyle w:val="Compact"/>
         <w:numPr>
           <w:ilvl w:val="0"/>
-          <w:numId w:val="1041"/>
+          <w:numId w:val="1042"/>
         </w:numPr>
       </w:pPr>
       <w:r>
         <w:t xml:space="preserve">and documented protocol deviations.</w:t>
       </w:r>
     </w:p>
-    <w:bookmarkEnd w:id="80"/>
-    <w:bookmarkStart w:id="100" w:name="sec-pis"/>
+    <w:bookmarkEnd w:id="72"/>
+    <w:bookmarkStart w:id="92" w:name="sec-pis"/>
     <w:p>
       <w:pPr>
         <w:pStyle w:val="Heading2"/>
       </w:pPr>
       <w:r>
-        <w:t xml:space="preserve">33.5 Appendix 5. Participant Information Sheet</w:t>
-      </w:r>
-    </w:p>
-    <w:bookmarkStart w:id="81" w:name="study-title"/>
+        <w:t xml:space="preserve">22.5 Appendix 5. Participant Information Sheet</w:t>
+      </w:r>
+    </w:p>
+    <w:bookmarkStart w:id="73" w:name="study-title"/>
     <w:p>
       <w:pPr>
         <w:pStyle w:val="Heading3"/>
       </w:pPr>
       <w:r>
-        <w:t xml:space="preserve">33.5.1 Study title</w:t>
+        <w:t xml:space="preserve">22.5.1 Study title</w:t>
       </w:r>
     </w:p>
     <w:p>
@@ -5017,14 +4978,14 @@
         <w:t xml:space="preserve">Research Coordinators: Sara Ibrahim Abdelkader and Omar Ahmed Salem</w:t>
       </w:r>
     </w:p>
-    <w:bookmarkEnd w:id="81"/>
-    <w:bookmarkStart w:id="82" w:name="invitation-to-take-part"/>
+    <w:bookmarkEnd w:id="73"/>
+    <w:bookmarkStart w:id="74" w:name="invitation-to-take-part"/>
     <w:p>
       <w:pPr>
         <w:pStyle w:val="Heading3"/>
       </w:pPr>
       <w:r>
-        <w:t xml:space="preserve">33.5.2 Invitation to take part</w:t>
+        <w:t xml:space="preserve">22.5.2 Invitation to take part</w:t>
       </w:r>
     </w:p>
     <w:p>
@@ -5051,14 +5012,14 @@
         <w:t xml:space="preserve">Taking part is entirely voluntary.</w:t>
       </w:r>
     </w:p>
-    <w:bookmarkEnd w:id="82"/>
-    <w:bookmarkStart w:id="83" w:name="why-is-this-study-being-conducted"/>
+    <w:bookmarkEnd w:id="74"/>
+    <w:bookmarkStart w:id="75" w:name="why-is-this-study-being-conducted"/>
     <w:p>
       <w:pPr>
         <w:pStyle w:val="Heading3"/>
       </w:pPr>
       <w:r>
-        <w:t xml:space="preserve">33.5.3 Why is this study being conducted?</w:t>
+        <w:t xml:space="preserve">22.5.3 Why is this study being conducted?</w:t>
       </w:r>
     </w:p>
     <w:p>
@@ -5082,7 +5043,7 @@
         <w:pStyle w:val="Compact"/>
         <w:numPr>
           <w:ilvl w:val="0"/>
-          <w:numId w:val="1042"/>
+          <w:numId w:val="1043"/>
         </w:numPr>
       </w:pPr>
       <w:r>
@@ -5094,7 +5055,7 @@
         <w:pStyle w:val="Compact"/>
         <w:numPr>
           <w:ilvl w:val="0"/>
-          <w:numId w:val="1042"/>
+          <w:numId w:val="1043"/>
         </w:numPr>
       </w:pPr>
       <w:r>
@@ -5106,7 +5067,7 @@
         <w:pStyle w:val="Compact"/>
         <w:numPr>
           <w:ilvl w:val="0"/>
-          <w:numId w:val="1042"/>
+          <w:numId w:val="1043"/>
         </w:numPr>
       </w:pPr>
       <w:r>
@@ -5121,14 +5082,14 @@
         <w:t xml:space="preserve">The study does not aim to measure how common each barrier is in Egypt, determine whether a particular barrier causes poor research quality, evaluate institutions or individuals, or assess the performance of any named supervisor, department, university, hospital, or organization.</w:t>
       </w:r>
     </w:p>
-    <w:bookmarkEnd w:id="83"/>
-    <w:bookmarkStart w:id="84" w:name="why-have-i-been-invited"/>
+    <w:bookmarkEnd w:id="75"/>
+    <w:bookmarkStart w:id="76" w:name="why-have-i-been-invited"/>
     <w:p>
       <w:pPr>
         <w:pStyle w:val="Heading3"/>
       </w:pPr>
       <w:r>
-        <w:t xml:space="preserve">33.5.4 Why have I been invited?</w:t>
+        <w:t xml:space="preserve">22.5.4 Why have I been invited?</w:t>
       </w:r>
     </w:p>
     <w:p>
@@ -5144,7 +5105,7 @@
         <w:pStyle w:val="Compact"/>
         <w:numPr>
           <w:ilvl w:val="0"/>
-          <w:numId w:val="1043"/>
+          <w:numId w:val="1044"/>
         </w:numPr>
       </w:pPr>
       <w:r>
@@ -5156,7 +5117,7 @@
         <w:pStyle w:val="Compact"/>
         <w:numPr>
           <w:ilvl w:val="0"/>
-          <w:numId w:val="1043"/>
+          <w:numId w:val="1044"/>
         </w:numPr>
       </w:pPr>
       <w:r>
@@ -5168,7 +5129,7 @@
         <w:pStyle w:val="Compact"/>
         <w:numPr>
           <w:ilvl w:val="0"/>
-          <w:numId w:val="1043"/>
+          <w:numId w:val="1044"/>
         </w:numPr>
       </w:pPr>
       <w:r>
@@ -5180,7 +5141,7 @@
         <w:pStyle w:val="Compact"/>
         <w:numPr>
           <w:ilvl w:val="0"/>
-          <w:numId w:val="1043"/>
+          <w:numId w:val="1044"/>
         </w:numPr>
       </w:pPr>
       <w:r>
@@ -5195,14 +5156,14 @@
         <w:t xml:space="preserve">You should participate only if you have sufficient familiarity with the Egyptian medical research environment to provide informed judgments.</w:t>
       </w:r>
     </w:p>
-    <w:bookmarkEnd w:id="84"/>
-    <w:bookmarkStart w:id="87" w:name="what-will-happen-if-i-take-part"/>
+    <w:bookmarkEnd w:id="76"/>
+    <w:bookmarkStart w:id="79" w:name="what-will-happen-if-i-take-part"/>
     <w:p>
       <w:pPr>
         <w:pStyle w:val="Heading3"/>
       </w:pPr>
       <w:r>
-        <w:t xml:space="preserve">33.5.5 What will happen if I take part?</w:t>
+        <w:t xml:space="preserve">22.5.5 What will happen if I take part?</w:t>
       </w:r>
     </w:p>
     <w:p>
@@ -5213,13 +5174,13 @@
         <w:t xml:space="preserve">This is a two-round online modified Delphi study.</w:t>
       </w:r>
     </w:p>
-    <w:bookmarkStart w:id="85" w:name="round-1"/>
+    <w:bookmarkStart w:id="77" w:name="round-1"/>
     <w:p>
       <w:pPr>
         <w:pStyle w:val="Heading4"/>
       </w:pPr>
       <w:r>
-        <w:t xml:space="preserve">33.5.5.1 Round 1</w:t>
+        <w:t xml:space="preserve">22.5.5.1 Round 1</w:t>
       </w:r>
     </w:p>
     <w:p>
@@ -5235,7 +5196,7 @@
         <w:pStyle w:val="Compact"/>
         <w:numPr>
           <w:ilvl w:val="0"/>
-          <w:numId w:val="1044"/>
+          <w:numId w:val="1045"/>
         </w:numPr>
       </w:pPr>
       <w:r>
@@ -5247,7 +5208,7 @@
         <w:pStyle w:val="Compact"/>
         <w:numPr>
           <w:ilvl w:val="0"/>
-          <w:numId w:val="1044"/>
+          <w:numId w:val="1045"/>
         </w:numPr>
       </w:pPr>
       <w:r>
@@ -5259,7 +5220,7 @@
         <w:pStyle w:val="Compact"/>
         <w:numPr>
           <w:ilvl w:val="0"/>
-          <w:numId w:val="1044"/>
+          <w:numId w:val="1045"/>
         </w:numPr>
       </w:pPr>
       <w:r>
@@ -5271,7 +5232,7 @@
         <w:pStyle w:val="Compact"/>
         <w:numPr>
           <w:ilvl w:val="1"/>
-          <w:numId w:val="1045"/>
+          <w:numId w:val="1046"/>
         </w:numPr>
       </w:pPr>
       <w:r>
@@ -5293,7 +5254,7 @@
         <w:pStyle w:val="Compact"/>
         <w:numPr>
           <w:ilvl w:val="1"/>
-          <w:numId w:val="1045"/>
+          <w:numId w:val="1046"/>
         </w:numPr>
       </w:pPr>
       <w:r>
@@ -5315,7 +5276,7 @@
         <w:pStyle w:val="Compact"/>
         <w:numPr>
           <w:ilvl w:val="0"/>
-          <w:numId w:val="1044"/>
+          <w:numId w:val="1045"/>
         </w:numPr>
       </w:pPr>
       <w:r>
@@ -5327,7 +5288,7 @@
         <w:pStyle w:val="Compact"/>
         <w:numPr>
           <w:ilvl w:val="0"/>
-          <w:numId w:val="1044"/>
+          <w:numId w:val="1045"/>
         </w:numPr>
       </w:pPr>
       <w:r>
@@ -5355,14 +5316,14 @@
         <w:t xml:space="preserve">.</w:t>
       </w:r>
     </w:p>
-    <w:bookmarkEnd w:id="85"/>
-    <w:bookmarkStart w:id="86" w:name="round-2"/>
+    <w:bookmarkEnd w:id="77"/>
+    <w:bookmarkStart w:id="78" w:name="round-2"/>
     <w:p>
       <w:pPr>
         <w:pStyle w:val="Heading4"/>
       </w:pPr>
       <w:r>
-        <w:t xml:space="preserve">33.5.5.2 Round 2</w:t>
+        <w:t xml:space="preserve">22.5.5.2 Round 2</w:t>
       </w:r>
     </w:p>
     <w:p>
@@ -5386,7 +5347,7 @@
         <w:pStyle w:val="Compact"/>
         <w:numPr>
           <w:ilvl w:val="0"/>
-          <w:numId w:val="1046"/>
+          <w:numId w:val="1047"/>
         </w:numPr>
       </w:pPr>
       <w:r>
@@ -5398,7 +5359,7 @@
         <w:pStyle w:val="Compact"/>
         <w:numPr>
           <w:ilvl w:val="0"/>
-          <w:numId w:val="1046"/>
+          <w:numId w:val="1047"/>
         </w:numPr>
       </w:pPr>
       <w:r>
@@ -5410,7 +5371,7 @@
         <w:pStyle w:val="Compact"/>
         <w:numPr>
           <w:ilvl w:val="0"/>
-          <w:numId w:val="1046"/>
+          <w:numId w:val="1047"/>
         </w:numPr>
       </w:pPr>
       <w:r>
@@ -5422,7 +5383,7 @@
         <w:pStyle w:val="Compact"/>
         <w:numPr>
           <w:ilvl w:val="1"/>
-          <w:numId w:val="1047"/>
+          <w:numId w:val="1048"/>
         </w:numPr>
       </w:pPr>
       <w:r>
@@ -5444,7 +5405,7 @@
         <w:pStyle w:val="Compact"/>
         <w:numPr>
           <w:ilvl w:val="1"/>
-          <w:numId w:val="1047"/>
+          <w:numId w:val="1048"/>
         </w:numPr>
       </w:pPr>
       <w:r>
@@ -5466,7 +5427,7 @@
         <w:pStyle w:val="Compact"/>
         <w:numPr>
           <w:ilvl w:val="0"/>
-          <w:numId w:val="1046"/>
+          <w:numId w:val="1047"/>
         </w:numPr>
       </w:pPr>
       <w:r>
@@ -5502,15 +5463,15 @@
         <w:t xml:space="preserve">There will be no face-to-face group discussion. You will not be asked to interact with other participants.</w:t>
       </w:r>
     </w:p>
-    <w:bookmarkEnd w:id="86"/>
-    <w:bookmarkEnd w:id="87"/>
-    <w:bookmarkStart w:id="88" w:name="what-should-i-consider-when-responding"/>
+    <w:bookmarkEnd w:id="78"/>
+    <w:bookmarkEnd w:id="79"/>
+    <w:bookmarkStart w:id="80" w:name="what-should-i-consider-when-responding"/>
     <w:p>
       <w:pPr>
         <w:pStyle w:val="Heading3"/>
       </w:pPr>
       <w:r>
-        <w:t xml:space="preserve">33.5.6 What should I consider when responding?</w:t>
+        <w:t xml:space="preserve">22.5.6 What should I consider when responding?</w:t>
       </w:r>
     </w:p>
     <w:p>
@@ -5550,7 +5511,7 @@
         <w:pStyle w:val="Compact"/>
         <w:numPr>
           <w:ilvl w:val="0"/>
-          <w:numId w:val="1048"/>
+          <w:numId w:val="1049"/>
         </w:numPr>
       </w:pPr>
       <w:r>
@@ -5562,7 +5523,7 @@
         <w:pStyle w:val="Compact"/>
         <w:numPr>
           <w:ilvl w:val="0"/>
-          <w:numId w:val="1048"/>
+          <w:numId w:val="1049"/>
         </w:numPr>
       </w:pPr>
       <w:r>
@@ -5574,7 +5535,7 @@
         <w:pStyle w:val="Compact"/>
         <w:numPr>
           <w:ilvl w:val="0"/>
-          <w:numId w:val="1048"/>
+          <w:numId w:val="1049"/>
         </w:numPr>
       </w:pPr>
       <w:r>
@@ -5586,7 +5547,7 @@
         <w:pStyle w:val="Compact"/>
         <w:numPr>
           <w:ilvl w:val="0"/>
-          <w:numId w:val="1048"/>
+          <w:numId w:val="1049"/>
         </w:numPr>
       </w:pPr>
       <w:r>
@@ -5601,14 +5562,14 @@
         <w:t xml:space="preserve">If identifying information is entered into a free-text comment, the research team may remove or redact it before analysis, feedback, or reporting.</w:t>
       </w:r>
     </w:p>
-    <w:bookmarkEnd w:id="88"/>
-    <w:bookmarkStart w:id="89" w:name="is-participation-voluntary"/>
+    <w:bookmarkEnd w:id="80"/>
+    <w:bookmarkStart w:id="81" w:name="is-participation-voluntary"/>
     <w:p>
       <w:pPr>
         <w:pStyle w:val="Heading3"/>
       </w:pPr>
       <w:r>
-        <w:t xml:space="preserve">33.5.7 Is participation voluntary?</w:t>
+        <w:t xml:space="preserve">22.5.7 Is participation voluntary?</w:t>
       </w:r>
     </w:p>
     <w:p>
@@ -5643,14 +5604,14 @@
         <w:t xml:space="preserve">You may skip any optional question. However, you must provide enough required ratings for your questionnaire to be considered complete according to the study’s prespecified completion rules.</w:t>
       </w:r>
     </w:p>
-    <w:bookmarkEnd w:id="89"/>
-    <w:bookmarkStart w:id="91" w:name="can-i-withdraw"/>
+    <w:bookmarkEnd w:id="81"/>
+    <w:bookmarkStart w:id="83" w:name="can-i-withdraw"/>
     <w:p>
       <w:pPr>
         <w:pStyle w:val="Heading3"/>
       </w:pPr>
       <w:r>
-        <w:t xml:space="preserve">33.5.8 Can I withdraw?</w:t>
+        <w:t xml:space="preserve">22.5.8 Can I withdraw?</w:t>
       </w:r>
     </w:p>
     <w:p>
@@ -5671,7 +5632,7 @@
       <w:r>
         <w:t xml:space="preserve"> </w:t>
       </w:r>
-      <w:hyperlink r:id="rId90">
+      <w:hyperlink r:id="rId82">
         <w:r>
           <w:rPr>
             <w:rStyle w:val="Hyperlink"/>
@@ -5691,14 +5652,14 @@
         <w:t xml:space="preserve">Once data have been de-identified and combined into aggregate analyses, it may no longer be possible to identify and remove your individual responses.</w:t>
       </w:r>
     </w:p>
-    <w:bookmarkEnd w:id="91"/>
-    <w:bookmarkStart w:id="92" w:name="what-are-the-possible-risks"/>
+    <w:bookmarkEnd w:id="83"/>
+    <w:bookmarkStart w:id="84" w:name="what-are-the-possible-risks"/>
     <w:p>
       <w:pPr>
         <w:pStyle w:val="Heading3"/>
       </w:pPr>
       <w:r>
-        <w:t xml:space="preserve">33.5.9 What are the possible risks?</w:t>
+        <w:t xml:space="preserve">22.5.9 What are the possible risks?</w:t>
       </w:r>
     </w:p>
     <w:p>
@@ -5722,7 +5683,7 @@
         <w:pStyle w:val="Compact"/>
         <w:numPr>
           <w:ilvl w:val="0"/>
-          <w:numId w:val="1049"/>
+          <w:numId w:val="1050"/>
         </w:numPr>
       </w:pPr>
       <w:r>
@@ -5734,7 +5695,7 @@
         <w:pStyle w:val="Compact"/>
         <w:numPr>
           <w:ilvl w:val="0"/>
-          <w:numId w:val="1049"/>
+          <w:numId w:val="1050"/>
         </w:numPr>
       </w:pPr>
       <w:r>
@@ -5754,7 +5715,7 @@
         <w:pStyle w:val="Compact"/>
         <w:numPr>
           <w:ilvl w:val="0"/>
-          <w:numId w:val="1050"/>
+          <w:numId w:val="1051"/>
         </w:numPr>
       </w:pPr>
       <w:r>
@@ -5766,7 +5727,7 @@
         <w:pStyle w:val="Compact"/>
         <w:numPr>
           <w:ilvl w:val="0"/>
-          <w:numId w:val="1050"/>
+          <w:numId w:val="1051"/>
         </w:numPr>
       </w:pPr>
       <w:r>
@@ -5778,7 +5739,7 @@
         <w:pStyle w:val="Compact"/>
         <w:numPr>
           <w:ilvl w:val="0"/>
-          <w:numId w:val="1050"/>
+          <w:numId w:val="1051"/>
         </w:numPr>
       </w:pPr>
       <w:r>
@@ -5790,7 +5751,7 @@
         <w:pStyle w:val="Compact"/>
         <w:numPr>
           <w:ilvl w:val="0"/>
-          <w:numId w:val="1050"/>
+          <w:numId w:val="1051"/>
         </w:numPr>
       </w:pPr>
       <w:r>
@@ -5802,7 +5763,7 @@
         <w:pStyle w:val="Compact"/>
         <w:numPr>
           <w:ilvl w:val="0"/>
-          <w:numId w:val="1050"/>
+          <w:numId w:val="1051"/>
         </w:numPr>
       </w:pPr>
       <w:r>
@@ -5814,7 +5775,7 @@
         <w:pStyle w:val="Compact"/>
         <w:numPr>
           <w:ilvl w:val="0"/>
-          <w:numId w:val="1050"/>
+          <w:numId w:val="1051"/>
         </w:numPr>
       </w:pPr>
       <w:r>
@@ -5826,7 +5787,7 @@
         <w:pStyle w:val="Compact"/>
         <w:numPr>
           <w:ilvl w:val="0"/>
-          <w:numId w:val="1050"/>
+          <w:numId w:val="1051"/>
         </w:numPr>
       </w:pPr>
       <w:r>
@@ -5841,14 +5802,14 @@
         <w:t xml:space="preserve">Your responses are confidential, but they are not completely anonymous to the limited research staff responsible for consent administration, round linkage, and secure data management.</w:t>
       </w:r>
     </w:p>
-    <w:bookmarkEnd w:id="92"/>
-    <w:bookmarkStart w:id="93" w:name="are-there-benefits-to-taking-part"/>
+    <w:bookmarkEnd w:id="84"/>
+    <w:bookmarkStart w:id="85" w:name="are-there-benefits-to-taking-part"/>
     <w:p>
       <w:pPr>
         <w:pStyle w:val="Heading3"/>
       </w:pPr>
       <w:r>
-        <w:t xml:space="preserve">33.5.10 Are there benefits to taking part?</w:t>
+        <w:t xml:space="preserve">22.5.10 Are there benefits to taking part?</w:t>
       </w:r>
     </w:p>
     <w:p>
@@ -5867,14 +5828,14 @@
         <w:t xml:space="preserve">Your contribution may help identify priorities for improving research education, supervision, methodological support, infrastructure, governance, funding, incentives, and collaboration for early-career medical researchers in Egypt.</w:t>
       </w:r>
     </w:p>
-    <w:bookmarkEnd w:id="93"/>
-    <w:bookmarkStart w:id="94" w:name="will-i-be-paid-or-reimbursed"/>
+    <w:bookmarkEnd w:id="85"/>
+    <w:bookmarkStart w:id="86" w:name="will-i-be-paid-or-reimbursed"/>
     <w:p>
       <w:pPr>
         <w:pStyle w:val="Heading3"/>
       </w:pPr>
       <w:r>
-        <w:t xml:space="preserve">33.5.11 Will I be paid or reimbursed?</w:t>
+        <w:t xml:space="preserve">22.5.11 Will I be paid or reimbursed?</w:t>
       </w:r>
     </w:p>
     <w:p>
@@ -5885,14 +5846,14 @@
         <w:t xml:space="preserve">You will not receive payment. Participants who complete both rounds may receive a certificate of participation, if requested. The certificate will not include your ratings or comments.</w:t>
       </w:r>
     </w:p>
-    <w:bookmarkEnd w:id="94"/>
-    <w:bookmarkStart w:id="95" w:name="Xf74caa49acb59ac73d1cdbb8c8aeb45e7e15fa1"/>
+    <w:bookmarkEnd w:id="86"/>
+    <w:bookmarkStart w:id="87" w:name="Xf74caa49acb59ac73d1cdbb8c8aeb45e7e15fa1"/>
     <w:p>
       <w:pPr>
         <w:pStyle w:val="Heading3"/>
       </w:pPr>
       <w:r>
-        <w:t xml:space="preserve">33.5.12 How will my information be kept confidential?</w:t>
+        <w:t xml:space="preserve">22.5.12 How will my information be kept confidential?</w:t>
       </w:r>
     </w:p>
     <w:p>
@@ -5935,14 +5896,14 @@
         <w:t xml:space="preserve">The study team will not intentionally collect patient information, sensitive health information, or names of colleagues or institutions in open-text comments.</w:t>
       </w:r>
     </w:p>
-    <w:bookmarkEnd w:id="95"/>
-    <w:bookmarkStart w:id="96" w:name="how-long-will-data-be-kept"/>
+    <w:bookmarkEnd w:id="87"/>
+    <w:bookmarkStart w:id="88" w:name="how-long-will-data-be-kept"/>
     <w:p>
       <w:pPr>
         <w:pStyle w:val="Heading3"/>
       </w:pPr>
       <w:r>
-        <w:t xml:space="preserve">33.5.13 How long will data be kept?</w:t>
+        <w:t xml:space="preserve">22.5.13 How long will data be kept?</w:t>
       </w:r>
     </w:p>
     <w:p>
@@ -5961,14 +5922,14 @@
         <w:t xml:space="preserve">De-identified research data, consent records, study documents, and the audit trail will be retained for the period required by MTI institutional policy and ethical requirements.</w:t>
       </w:r>
     </w:p>
-    <w:bookmarkEnd w:id="96"/>
-    <w:bookmarkStart w:id="97" w:name="will-my-information-be-shared"/>
+    <w:bookmarkEnd w:id="88"/>
+    <w:bookmarkStart w:id="89" w:name="will-my-information-be-shared"/>
     <w:p>
       <w:pPr>
         <w:pStyle w:val="Heading3"/>
       </w:pPr>
       <w:r>
-        <w:t xml:space="preserve">33.5.14 Will my information be shared?</w:t>
+        <w:t xml:space="preserve">22.5.14 Will my information be shared?</w:t>
       </w:r>
     </w:p>
     <w:p>
@@ -6000,7 +5961,7 @@
         <w:pStyle w:val="Compact"/>
         <w:numPr>
           <w:ilvl w:val="0"/>
-          <w:numId w:val="1051"/>
+          <w:numId w:val="1052"/>
         </w:numPr>
       </w:pPr>
       <w:r>
@@ -6012,7 +5973,7 @@
         <w:pStyle w:val="Compact"/>
         <w:numPr>
           <w:ilvl w:val="0"/>
-          <w:numId w:val="1051"/>
+          <w:numId w:val="1052"/>
         </w:numPr>
       </w:pPr>
       <w:r>
@@ -6024,7 +5985,7 @@
         <w:pStyle w:val="Compact"/>
         <w:numPr>
           <w:ilvl w:val="0"/>
-          <w:numId w:val="1051"/>
+          <w:numId w:val="1052"/>
         </w:numPr>
       </w:pPr>
       <w:r>
@@ -6036,7 +5997,7 @@
         <w:pStyle w:val="Compact"/>
         <w:numPr>
           <w:ilvl w:val="0"/>
-          <w:numId w:val="1051"/>
+          <w:numId w:val="1052"/>
         </w:numPr>
       </w:pPr>
       <w:r>
@@ -6048,7 +6009,7 @@
         <w:pStyle w:val="Compact"/>
         <w:numPr>
           <w:ilvl w:val="0"/>
-          <w:numId w:val="1051"/>
+          <w:numId w:val="1052"/>
         </w:numPr>
       </w:pPr>
       <w:r>
@@ -6084,7 +6045,7 @@
         <w:pStyle w:val="Compact"/>
         <w:numPr>
           <w:ilvl w:val="0"/>
-          <w:numId w:val="1052"/>
+          <w:numId w:val="1053"/>
         </w:numPr>
       </w:pPr>
       <w:r>
@@ -6096,7 +6057,7 @@
         <w:pStyle w:val="Compact"/>
         <w:numPr>
           <w:ilvl w:val="0"/>
-          <w:numId w:val="1052"/>
+          <w:numId w:val="1053"/>
         </w:numPr>
       </w:pPr>
       <w:r>
@@ -6108,7 +6069,7 @@
         <w:pStyle w:val="Compact"/>
         <w:numPr>
           <w:ilvl w:val="0"/>
-          <w:numId w:val="1052"/>
+          <w:numId w:val="1053"/>
         </w:numPr>
       </w:pPr>
       <w:r>
@@ -6120,7 +6081,7 @@
         <w:pStyle w:val="Compact"/>
         <w:numPr>
           <w:ilvl w:val="0"/>
-          <w:numId w:val="1052"/>
+          <w:numId w:val="1053"/>
         </w:numPr>
       </w:pPr>
       <w:r>
@@ -6132,21 +6093,21 @@
         <w:pStyle w:val="Compact"/>
         <w:numPr>
           <w:ilvl w:val="0"/>
-          <w:numId w:val="1052"/>
+          <w:numId w:val="1053"/>
         </w:numPr>
       </w:pPr>
       <w:r>
         <w:t xml:space="preserve">Information that could reasonably identify an individual, institution, department, or organization.</w:t>
       </w:r>
     </w:p>
-    <w:bookmarkEnd w:id="97"/>
-    <w:bookmarkStart w:id="98" w:name="who-has-reviewed-this-study"/>
+    <w:bookmarkEnd w:id="89"/>
+    <w:bookmarkStart w:id="90" w:name="who-has-reviewed-this-study"/>
     <w:p>
       <w:pPr>
         <w:pStyle w:val="Heading3"/>
       </w:pPr>
       <w:r>
-        <w:t xml:space="preserve">33.5.15 Who has reviewed this study?</w:t>
+        <w:t xml:space="preserve">22.5.15 Who has reviewed this study?</w:t>
       </w:r>
     </w:p>
     <w:p>
@@ -6167,14 +6128,14 @@
         <w:t xml:space="preserve">Institutional Review Board, Faculty of Medicine, MTI University</w:t>
       </w:r>
     </w:p>
-    <w:bookmarkEnd w:id="98"/>
-    <w:bookmarkStart w:id="99" w:name="who-can-i-contact"/>
+    <w:bookmarkEnd w:id="90"/>
+    <w:bookmarkStart w:id="91" w:name="who-can-i-contact"/>
     <w:p>
       <w:pPr>
         <w:pStyle w:val="Heading3"/>
       </w:pPr>
       <w:r>
-        <w:t xml:space="preserve">33.5.16 Who can I contact?</w:t>
+        <w:t xml:space="preserve">22.5.16 Who can I contact?</w:t>
       </w:r>
     </w:p>
     <w:p>
@@ -6187,7 +6148,7 @@
       <w:r>
         <w:t xml:space="preserve"> </w:t>
       </w:r>
-      <w:hyperlink r:id="rId90">
+      <w:hyperlink r:id="rId82">
         <w:r>
           <w:rPr>
             <w:rStyle w:val="Hyperlink"/>
@@ -6264,24 +6225,24 @@
         <w:br/>
       </w:r>
     </w:p>
-    <w:bookmarkEnd w:id="99"/>
-    <w:bookmarkEnd w:id="100"/>
-    <w:bookmarkStart w:id="130" w:name="sec-consent"/>
+    <w:bookmarkEnd w:id="91"/>
+    <w:bookmarkEnd w:id="92"/>
+    <w:bookmarkStart w:id="122" w:name="sec-consent"/>
     <w:p>
       <w:pPr>
         <w:pStyle w:val="Heading2"/>
       </w:pPr>
       <w:r>
-        <w:t xml:space="preserve">33.6 Appendix 6. Electronic Consent Form</w:t>
-      </w:r>
-    </w:p>
-    <w:bookmarkStart w:id="101" w:name="study-title-1"/>
+        <w:t xml:space="preserve">22.6 Appendix 6. Electronic Consent Form</w:t>
+      </w:r>
+    </w:p>
+    <w:bookmarkStart w:id="93" w:name="study-title-1"/>
     <w:p>
       <w:pPr>
         <w:pStyle w:val="Heading3"/>
       </w:pPr>
       <w:r>
-        <w:t xml:space="preserve">33.6.1 Study title</w:t>
+        <w:t xml:space="preserve">22.6.1 Study title</w:t>
       </w:r>
     </w:p>
     <w:p>
@@ -6312,22 +6273,22 @@
         <w:t xml:space="preserve">By selecting “Yes” for each statement and submitting this form, you confirm that you have read and understood the study information and voluntarily agree to participate.</w:t>
       </w:r>
     </w:p>
-    <w:bookmarkEnd w:id="101"/>
-    <w:bookmarkStart w:id="102" w:name="eligibility-confirmation"/>
+    <w:bookmarkEnd w:id="93"/>
+    <w:bookmarkStart w:id="94" w:name="eligibility-confirmation"/>
     <w:p>
       <w:pPr>
         <w:pStyle w:val="Heading3"/>
       </w:pPr>
       <w:r>
-        <w:t xml:space="preserve">33.6.2 Eligibility confirmation</w:t>
-      </w:r>
-    </w:p>
-    <w:p>
-      <w:pPr>
-        <w:pStyle w:val="Compact"/>
-        <w:numPr>
-          <w:ilvl w:val="0"/>
-          <w:numId w:val="1053"/>
+        <w:t xml:space="preserve">22.6.2 Eligibility confirmation</w:t>
+      </w:r>
+    </w:p>
+    <w:p>
+      <w:pPr>
+        <w:pStyle w:val="Compact"/>
+        <w:numPr>
+          <w:ilvl w:val="0"/>
+          <w:numId w:val="1054"/>
         </w:numPr>
       </w:pPr>
       <w:r>
@@ -6339,7 +6300,7 @@
         <w:pStyle w:val="Compact"/>
         <w:numPr>
           <w:ilvl w:val="0"/>
-          <w:numId w:val="1054"/>
+          <w:numId w:val="1055"/>
         </w:numPr>
       </w:pPr>
       <w:r>
@@ -6351,7 +6312,7 @@
         <w:pStyle w:val="Compact"/>
         <w:numPr>
           <w:ilvl w:val="0"/>
-          <w:numId w:val="1054"/>
+          <w:numId w:val="1055"/>
         </w:numPr>
       </w:pPr>
       <w:r>
@@ -6363,7 +6324,7 @@
         <w:pStyle w:val="Compact"/>
         <w:numPr>
           <w:ilvl w:val="0"/>
-          <w:numId w:val="1055"/>
+          <w:numId w:val="1056"/>
         </w:numPr>
       </w:pPr>
       <w:r>
@@ -6375,7 +6336,7 @@
         <w:pStyle w:val="Compact"/>
         <w:numPr>
           <w:ilvl w:val="0"/>
-          <w:numId w:val="1056"/>
+          <w:numId w:val="1057"/>
         </w:numPr>
       </w:pPr>
       <w:r>
@@ -6387,7 +6348,7 @@
         <w:pStyle w:val="Compact"/>
         <w:numPr>
           <w:ilvl w:val="0"/>
-          <w:numId w:val="1056"/>
+          <w:numId w:val="1057"/>
         </w:numPr>
       </w:pPr>
       <w:r>
@@ -6399,7 +6360,7 @@
         <w:pStyle w:val="Compact"/>
         <w:numPr>
           <w:ilvl w:val="0"/>
-          <w:numId w:val="1057"/>
+          <w:numId w:val="1058"/>
         </w:numPr>
       </w:pPr>
       <w:r>
@@ -6411,7 +6372,7 @@
         <w:pStyle w:val="Compact"/>
         <w:numPr>
           <w:ilvl w:val="0"/>
-          <w:numId w:val="1058"/>
+          <w:numId w:val="1059"/>
         </w:numPr>
       </w:pPr>
       <w:r>
@@ -6423,7 +6384,7 @@
         <w:pStyle w:val="Compact"/>
         <w:numPr>
           <w:ilvl w:val="0"/>
-          <w:numId w:val="1058"/>
+          <w:numId w:val="1059"/>
         </w:numPr>
       </w:pPr>
       <w:r>
@@ -6435,7 +6396,7 @@
         <w:pStyle w:val="Compact"/>
         <w:numPr>
           <w:ilvl w:val="0"/>
-          <w:numId w:val="1059"/>
+          <w:numId w:val="1060"/>
         </w:numPr>
       </w:pPr>
       <w:r>
@@ -6447,7 +6408,7 @@
         <w:pStyle w:val="Compact"/>
         <w:numPr>
           <w:ilvl w:val="0"/>
-          <w:numId w:val="1060"/>
+          <w:numId w:val="1061"/>
         </w:numPr>
       </w:pPr>
       <w:r>
@@ -6459,7 +6420,7 @@
         <w:pStyle w:val="Compact"/>
         <w:numPr>
           <w:ilvl w:val="0"/>
-          <w:numId w:val="1060"/>
+          <w:numId w:val="1061"/>
         </w:numPr>
       </w:pPr>
       <w:r>
@@ -6474,22 +6435,22 @@
         <w:t xml:space="preserve">If “No” is selected for any required eligibility item, the survey should end with a polite ineligibility message.</w:t>
       </w:r>
     </w:p>
-    <w:bookmarkEnd w:id="102"/>
-    <w:bookmarkStart w:id="103" w:name="consent-statements"/>
+    <w:bookmarkEnd w:id="94"/>
+    <w:bookmarkStart w:id="95" w:name="consent-statements"/>
     <w:p>
       <w:pPr>
         <w:pStyle w:val="Heading3"/>
       </w:pPr>
       <w:r>
-        <w:t xml:space="preserve">33.6.3 Consent statements</w:t>
-      </w:r>
-    </w:p>
-    <w:p>
-      <w:pPr>
-        <w:pStyle w:val="Compact"/>
-        <w:numPr>
-          <w:ilvl w:val="0"/>
-          <w:numId w:val="1061"/>
+        <w:t xml:space="preserve">22.6.3 Consent statements</w:t>
+      </w:r>
+    </w:p>
+    <w:p>
+      <w:pPr>
+        <w:pStyle w:val="Compact"/>
+        <w:numPr>
+          <w:ilvl w:val="0"/>
+          <w:numId w:val="1062"/>
         </w:numPr>
       </w:pPr>
       <w:r>
@@ -6501,7 +6462,7 @@
         <w:pStyle w:val="Compact"/>
         <w:numPr>
           <w:ilvl w:val="0"/>
-          <w:numId w:val="1062"/>
+          <w:numId w:val="1063"/>
         </w:numPr>
       </w:pPr>
       <w:r>
@@ -6513,7 +6474,7 @@
         <w:pStyle w:val="Compact"/>
         <w:numPr>
           <w:ilvl w:val="0"/>
-          <w:numId w:val="1062"/>
+          <w:numId w:val="1063"/>
         </w:numPr>
       </w:pPr>
       <w:r>
@@ -6525,7 +6486,7 @@
         <w:pStyle w:val="Compact"/>
         <w:numPr>
           <w:ilvl w:val="0"/>
-          <w:numId w:val="1063"/>
+          <w:numId w:val="1064"/>
         </w:numPr>
       </w:pPr>
       <w:r>
@@ -6537,7 +6498,7 @@
         <w:pStyle w:val="Compact"/>
         <w:numPr>
           <w:ilvl w:val="0"/>
-          <w:numId w:val="1064"/>
+          <w:numId w:val="1065"/>
         </w:numPr>
       </w:pPr>
       <w:r>
@@ -6549,7 +6510,7 @@
         <w:pStyle w:val="Compact"/>
         <w:numPr>
           <w:ilvl w:val="0"/>
-          <w:numId w:val="1064"/>
+          <w:numId w:val="1065"/>
         </w:numPr>
       </w:pPr>
       <w:r>
@@ -6561,7 +6522,7 @@
         <w:pStyle w:val="Compact"/>
         <w:numPr>
           <w:ilvl w:val="0"/>
-          <w:numId w:val="1065"/>
+          <w:numId w:val="1066"/>
         </w:numPr>
       </w:pPr>
       <w:r>
@@ -6573,7 +6534,7 @@
         <w:pStyle w:val="Compact"/>
         <w:numPr>
           <w:ilvl w:val="0"/>
-          <w:numId w:val="1066"/>
+          <w:numId w:val="1067"/>
         </w:numPr>
       </w:pPr>
       <w:r>
@@ -6585,7 +6546,7 @@
         <w:pStyle w:val="Compact"/>
         <w:numPr>
           <w:ilvl w:val="0"/>
-          <w:numId w:val="1066"/>
+          <w:numId w:val="1067"/>
         </w:numPr>
       </w:pPr>
       <w:r>
@@ -6597,7 +6558,7 @@
         <w:pStyle w:val="Compact"/>
         <w:numPr>
           <w:ilvl w:val="0"/>
-          <w:numId w:val="1067"/>
+          <w:numId w:val="1068"/>
         </w:numPr>
       </w:pPr>
       <w:r>
@@ -6609,7 +6570,7 @@
         <w:pStyle w:val="Compact"/>
         <w:numPr>
           <w:ilvl w:val="0"/>
-          <w:numId w:val="1068"/>
+          <w:numId w:val="1069"/>
         </w:numPr>
       </w:pPr>
       <w:r>
@@ -6621,7 +6582,7 @@
         <w:pStyle w:val="Compact"/>
         <w:numPr>
           <w:ilvl w:val="0"/>
-          <w:numId w:val="1068"/>
+          <w:numId w:val="1069"/>
         </w:numPr>
       </w:pPr>
       <w:r>
@@ -6633,7 +6594,7 @@
         <w:pStyle w:val="Compact"/>
         <w:numPr>
           <w:ilvl w:val="0"/>
-          <w:numId w:val="1069"/>
+          <w:numId w:val="1070"/>
         </w:numPr>
       </w:pPr>
       <w:r>
@@ -6645,7 +6606,7 @@
         <w:pStyle w:val="Compact"/>
         <w:numPr>
           <w:ilvl w:val="0"/>
-          <w:numId w:val="1070"/>
+          <w:numId w:val="1071"/>
         </w:numPr>
       </w:pPr>
       <w:r>
@@ -6657,7 +6618,7 @@
         <w:pStyle w:val="Compact"/>
         <w:numPr>
           <w:ilvl w:val="0"/>
-          <w:numId w:val="1070"/>
+          <w:numId w:val="1071"/>
         </w:numPr>
       </w:pPr>
       <w:r>
@@ -6669,7 +6630,7 @@
         <w:pStyle w:val="Compact"/>
         <w:numPr>
           <w:ilvl w:val="0"/>
-          <w:numId w:val="1071"/>
+          <w:numId w:val="1072"/>
         </w:numPr>
       </w:pPr>
       <w:r>
@@ -6681,7 +6642,7 @@
         <w:pStyle w:val="Compact"/>
         <w:numPr>
           <w:ilvl w:val="0"/>
-          <w:numId w:val="1072"/>
+          <w:numId w:val="1073"/>
         </w:numPr>
       </w:pPr>
       <w:r>
@@ -6693,29 +6654,29 @@
         <w:pStyle w:val="Compact"/>
         <w:numPr>
           <w:ilvl w:val="0"/>
-          <w:numId w:val="1072"/>
+          <w:numId w:val="1073"/>
         </w:numPr>
       </w:pPr>
       <w:r>
         <w:t xml:space="preserve">No</w:t>
       </w:r>
     </w:p>
-    <w:bookmarkEnd w:id="103"/>
-    <w:bookmarkStart w:id="104" w:name="consent-for-contact-and-linkage"/>
+    <w:bookmarkEnd w:id="95"/>
+    <w:bookmarkStart w:id="96" w:name="consent-for-contact-and-linkage"/>
     <w:p>
       <w:pPr>
         <w:pStyle w:val="Heading3"/>
       </w:pPr>
       <w:r>
-        <w:t xml:space="preserve">33.6.4 Consent for contact and linkage</w:t>
-      </w:r>
-    </w:p>
-    <w:p>
-      <w:pPr>
-        <w:pStyle w:val="Compact"/>
-        <w:numPr>
-          <w:ilvl w:val="0"/>
-          <w:numId w:val="1073"/>
+        <w:t xml:space="preserve">22.6.4 Consent for contact and linkage</w:t>
+      </w:r>
+    </w:p>
+    <w:p>
+      <w:pPr>
+        <w:pStyle w:val="Compact"/>
+        <w:numPr>
+          <w:ilvl w:val="0"/>
+          <w:numId w:val="1074"/>
         </w:numPr>
       </w:pPr>
       <w:r>
@@ -6727,7 +6688,7 @@
         <w:pStyle w:val="Compact"/>
         <w:numPr>
           <w:ilvl w:val="0"/>
-          <w:numId w:val="1074"/>
+          <w:numId w:val="1075"/>
         </w:numPr>
       </w:pPr>
       <w:r>
@@ -6739,7 +6700,7 @@
         <w:pStyle w:val="Compact"/>
         <w:numPr>
           <w:ilvl w:val="0"/>
-          <w:numId w:val="1074"/>
+          <w:numId w:val="1075"/>
         </w:numPr>
       </w:pPr>
       <w:r>
@@ -6751,7 +6712,7 @@
         <w:pStyle w:val="Compact"/>
         <w:numPr>
           <w:ilvl w:val="0"/>
-          <w:numId w:val="1075"/>
+          <w:numId w:val="1076"/>
         </w:numPr>
       </w:pPr>
       <w:r>
@@ -6763,7 +6724,7 @@
         <w:pStyle w:val="Compact"/>
         <w:numPr>
           <w:ilvl w:val="0"/>
-          <w:numId w:val="1076"/>
+          <w:numId w:val="1077"/>
         </w:numPr>
       </w:pPr>
       <w:r>
@@ -6775,7 +6736,7 @@
         <w:pStyle w:val="Compact"/>
         <w:numPr>
           <w:ilvl w:val="0"/>
-          <w:numId w:val="1076"/>
+          <w:numId w:val="1077"/>
         </w:numPr>
       </w:pPr>
       <w:r>
@@ -6787,7 +6748,7 @@
         <w:pStyle w:val="Compact"/>
         <w:numPr>
           <w:ilvl w:val="0"/>
-          <w:numId w:val="1077"/>
+          <w:numId w:val="1078"/>
         </w:numPr>
       </w:pPr>
       <w:r>
@@ -6799,7 +6760,7 @@
         <w:pStyle w:val="Compact"/>
         <w:numPr>
           <w:ilvl w:val="0"/>
-          <w:numId w:val="1078"/>
+          <w:numId w:val="1079"/>
         </w:numPr>
       </w:pPr>
       <w:r>
@@ -6811,7 +6772,7 @@
         <w:pStyle w:val="Compact"/>
         <w:numPr>
           <w:ilvl w:val="0"/>
-          <w:numId w:val="1078"/>
+          <w:numId w:val="1079"/>
         </w:numPr>
       </w:pPr>
       <w:r>
@@ -6823,7 +6784,7 @@
         <w:pStyle w:val="Compact"/>
         <w:numPr>
           <w:ilvl w:val="0"/>
-          <w:numId w:val="1079"/>
+          <w:numId w:val="1080"/>
         </w:numPr>
       </w:pPr>
       <w:r>
@@ -6835,7 +6796,7 @@
         <w:pStyle w:val="Compact"/>
         <w:numPr>
           <w:ilvl w:val="0"/>
-          <w:numId w:val="1080"/>
+          <w:numId w:val="1081"/>
         </w:numPr>
       </w:pPr>
       <w:r>
@@ -6847,29 +6808,29 @@
         <w:pStyle w:val="Compact"/>
         <w:numPr>
           <w:ilvl w:val="0"/>
-          <w:numId w:val="1080"/>
+          <w:numId w:val="1081"/>
         </w:numPr>
       </w:pPr>
       <w:r>
         <w:t xml:space="preserve">No</w:t>
       </w:r>
     </w:p>
-    <w:bookmarkEnd w:id="104"/>
-    <w:bookmarkStart w:id="105" w:name="consent-for-quotations"/>
+    <w:bookmarkEnd w:id="96"/>
+    <w:bookmarkStart w:id="97" w:name="consent-for-quotations"/>
     <w:p>
       <w:pPr>
         <w:pStyle w:val="Heading3"/>
       </w:pPr>
       <w:r>
-        <w:t xml:space="preserve">33.6.5 Consent for quotations</w:t>
-      </w:r>
-    </w:p>
-    <w:p>
-      <w:pPr>
-        <w:pStyle w:val="Compact"/>
-        <w:numPr>
-          <w:ilvl w:val="0"/>
-          <w:numId w:val="1081"/>
+        <w:t xml:space="preserve">22.6.5 Consent for quotations</w:t>
+      </w:r>
+    </w:p>
+    <w:p>
+      <w:pPr>
+        <w:pStyle w:val="Compact"/>
+        <w:numPr>
+          <w:ilvl w:val="0"/>
+          <w:numId w:val="1082"/>
         </w:numPr>
       </w:pPr>
       <w:r>
@@ -6881,7 +6842,7 @@
         <w:pStyle w:val="Compact"/>
         <w:numPr>
           <w:ilvl w:val="0"/>
-          <w:numId w:val="1082"/>
+          <w:numId w:val="1083"/>
         </w:numPr>
       </w:pPr>
       <w:r>
@@ -6893,7 +6854,7 @@
         <w:pStyle w:val="Compact"/>
         <w:numPr>
           <w:ilvl w:val="0"/>
-          <w:numId w:val="1082"/>
+          <w:numId w:val="1083"/>
         </w:numPr>
       </w:pPr>
       <w:r>
@@ -6905,7 +6866,7 @@
         <w:pStyle w:val="Compact"/>
         <w:numPr>
           <w:ilvl w:val="0"/>
-          <w:numId w:val="1082"/>
+          <w:numId w:val="1083"/>
         </w:numPr>
       </w:pPr>
       <w:r>
@@ -6920,22 +6881,22 @@
         <w:t xml:space="preserve">If “No” is selected, the participant may still provide comments for internal item development only, if this is acceptable to the IRB. Otherwise, the free-text field should be hidden or disabled for that participant.</w:t>
       </w:r>
     </w:p>
-    <w:bookmarkEnd w:id="105"/>
-    <w:bookmarkStart w:id="106" w:name="consent-for-future-use-and-data-sharing"/>
+    <w:bookmarkEnd w:id="97"/>
+    <w:bookmarkStart w:id="98" w:name="consent-for-future-use-and-data-sharing"/>
     <w:p>
       <w:pPr>
         <w:pStyle w:val="Heading3"/>
       </w:pPr>
       <w:r>
-        <w:t xml:space="preserve">33.6.6 Consent for future use and data sharing</w:t>
-      </w:r>
-    </w:p>
-    <w:p>
-      <w:pPr>
-        <w:pStyle w:val="Compact"/>
-        <w:numPr>
-          <w:ilvl w:val="0"/>
-          <w:numId w:val="1083"/>
+        <w:t xml:space="preserve">22.6.6 Consent for future use and data sharing</w:t>
+      </w:r>
+    </w:p>
+    <w:p>
+      <w:pPr>
+        <w:pStyle w:val="Compact"/>
+        <w:numPr>
+          <w:ilvl w:val="0"/>
+          <w:numId w:val="1084"/>
         </w:numPr>
       </w:pPr>
       <w:r>
@@ -6947,7 +6908,7 @@
         <w:pStyle w:val="Compact"/>
         <w:numPr>
           <w:ilvl w:val="0"/>
-          <w:numId w:val="1084"/>
+          <w:numId w:val="1085"/>
         </w:numPr>
       </w:pPr>
       <w:r>
@@ -6959,7 +6920,7 @@
         <w:pStyle w:val="Compact"/>
         <w:numPr>
           <w:ilvl w:val="0"/>
-          <w:numId w:val="1084"/>
+          <w:numId w:val="1085"/>
         </w:numPr>
       </w:pPr>
       <w:r>
@@ -6971,7 +6932,7 @@
         <w:pStyle w:val="Compact"/>
         <w:numPr>
           <w:ilvl w:val="0"/>
-          <w:numId w:val="1085"/>
+          <w:numId w:val="1086"/>
         </w:numPr>
       </w:pPr>
       <w:r>
@@ -6983,7 +6944,7 @@
         <w:pStyle w:val="Compact"/>
         <w:numPr>
           <w:ilvl w:val="0"/>
-          <w:numId w:val="1086"/>
+          <w:numId w:val="1087"/>
         </w:numPr>
       </w:pPr>
       <w:r>
@@ -6995,7 +6956,7 @@
         <w:pStyle w:val="Compact"/>
         <w:numPr>
           <w:ilvl w:val="0"/>
-          <w:numId w:val="1086"/>
+          <w:numId w:val="1087"/>
         </w:numPr>
       </w:pPr>
       <w:r>
@@ -7010,22 +6971,22 @@
         <w:t xml:space="preserve">These optional decisions must not affect eligibility to participate in the main study.</w:t>
       </w:r>
     </w:p>
-    <w:bookmarkEnd w:id="106"/>
-    <w:bookmarkStart w:id="107" w:name="confirmation"/>
+    <w:bookmarkEnd w:id="98"/>
+    <w:bookmarkStart w:id="99" w:name="confirmation"/>
     <w:p>
       <w:pPr>
         <w:pStyle w:val="Heading3"/>
       </w:pPr>
       <w:r>
-        <w:t xml:space="preserve">33.6.7 Confirmation</w:t>
-      </w:r>
-    </w:p>
-    <w:p>
-      <w:pPr>
-        <w:pStyle w:val="Compact"/>
-        <w:numPr>
-          <w:ilvl w:val="0"/>
-          <w:numId w:val="1087"/>
+        <w:t xml:space="preserve">22.6.7 Confirmation</w:t>
+      </w:r>
+    </w:p>
+    <w:p>
+      <w:pPr>
+        <w:pStyle w:val="Compact"/>
+        <w:numPr>
+          <w:ilvl w:val="0"/>
+          <w:numId w:val="1088"/>
         </w:numPr>
       </w:pPr>
       <w:r>
@@ -7037,7 +6998,7 @@
         <w:pStyle w:val="Compact"/>
         <w:numPr>
           <w:ilvl w:val="0"/>
-          <w:numId w:val="1088"/>
+          <w:numId w:val="1089"/>
         </w:numPr>
       </w:pPr>
       <w:r>
@@ -7049,21 +7010,21 @@
         <w:pStyle w:val="Compact"/>
         <w:numPr>
           <w:ilvl w:val="0"/>
-          <w:numId w:val="1088"/>
+          <w:numId w:val="1089"/>
         </w:numPr>
       </w:pPr>
       <w:r>
         <w:t xml:space="preserve">I do not agree and do not wish to participate.</w:t>
       </w:r>
     </w:p>
-    <w:bookmarkEnd w:id="107"/>
-    <w:bookmarkStart w:id="129" w:name="electronic-record"/>
+    <w:bookmarkEnd w:id="99"/>
+    <w:bookmarkStart w:id="121" w:name="electronic-record"/>
     <w:p>
       <w:pPr>
         <w:pStyle w:val="Heading3"/>
       </w:pPr>
       <w:r>
-        <w:t xml:space="preserve">33.6.8 Electronic record</w:t>
+        <w:t xml:space="preserve">22.6.8 Electronic record</w:t>
       </w:r>
     </w:p>
     <w:p>
@@ -7084,7 +7045,7 @@
       <w:r>
         <w:t xml:space="preserve"> </w:t>
       </w:r>
-      <w:hyperlink r:id="rId90">
+      <w:hyperlink r:id="rId82">
         <w:r>
           <w:rPr>
             <w:rStyle w:val="Hyperlink"/>
@@ -7096,8 +7057,8 @@
         <w:t xml:space="preserve">.</w:t>
       </w:r>
     </w:p>
-    <w:bookmarkStart w:id="128" w:name="refs"/>
-    <w:bookmarkStart w:id="109" w:name="ref-chalmers2009"/>
+    <w:bookmarkStart w:id="120" w:name="refs"/>
+    <w:bookmarkStart w:id="101" w:name="ref-chalmers2009"/>
     <w:p>
       <w:pPr>
         <w:pStyle w:val="Bibliography"/>
@@ -7108,7 +7069,7 @@
       <w:r>
         <w:t xml:space="preserve"> </w:t>
       </w:r>
-      <w:hyperlink r:id="rId108">
+      <w:hyperlink r:id="rId100">
         <w:r>
           <w:rPr>
             <w:rStyle w:val="Hyperlink"/>
@@ -7120,8 +7081,8 @@
         <w:t xml:space="preserve">. The Lancet. 2009;374:86–9.</w:t>
       </w:r>
     </w:p>
-    <w:bookmarkEnd w:id="109"/>
-    <w:bookmarkStart w:id="111" w:name="ref-glaziou2018"/>
+    <w:bookmarkEnd w:id="101"/>
+    <w:bookmarkStart w:id="103" w:name="ref-glaziou2018"/>
     <w:p>
       <w:pPr>
         <w:pStyle w:val="Bibliography"/>
@@ -7132,7 +7093,7 @@
       <w:r>
         <w:t xml:space="preserve"> </w:t>
       </w:r>
-      <w:hyperlink r:id="rId110">
+      <w:hyperlink r:id="rId102">
         <w:r>
           <w:rPr>
             <w:rStyle w:val="Hyperlink"/>
@@ -7144,8 +7105,8 @@
         <w:t xml:space="preserve">. BMJ. 2018;363:k4645.</w:t>
       </w:r>
     </w:p>
-    <w:bookmarkEnd w:id="111"/>
-    <w:bookmarkStart w:id="113" w:name="ref-moher2016"/>
+    <w:bookmarkEnd w:id="103"/>
+    <w:bookmarkStart w:id="105" w:name="ref-moher2016"/>
     <w:p>
       <w:pPr>
         <w:pStyle w:val="Bibliography"/>
@@ -7156,7 +7117,7 @@
       <w:r>
         <w:t xml:space="preserve"> </w:t>
       </w:r>
-      <w:hyperlink r:id="rId112">
+      <w:hyperlink r:id="rId104">
         <w:r>
           <w:rPr>
             <w:rStyle w:val="Hyperlink"/>
@@ -7168,8 +7129,8 @@
         <w:t xml:space="preserve"> The Lancet. 2016;387:1573–86.</w:t>
       </w:r>
     </w:p>
-    <w:bookmarkEnd w:id="113"/>
-    <w:bookmarkStart w:id="115" w:name="ref-chalmers2014"/>
+    <w:bookmarkEnd w:id="105"/>
+    <w:bookmarkStart w:id="107" w:name="ref-chalmers2014"/>
     <w:p>
       <w:pPr>
         <w:pStyle w:val="Bibliography"/>
@@ -7180,7 +7141,7 @@
       <w:r>
         <w:t xml:space="preserve"> </w:t>
       </w:r>
-      <w:hyperlink r:id="rId114">
+      <w:hyperlink r:id="rId106">
         <w:r>
           <w:rPr>
             <w:rStyle w:val="Hyperlink"/>
@@ -7189,8 +7150,8 @@
         </w:r>
       </w:hyperlink>
     </w:p>
-    <w:bookmarkEnd w:id="115"/>
-    <w:bookmarkStart w:id="117" w:name="ref-ioannidis2014"/>
+    <w:bookmarkEnd w:id="107"/>
+    <w:bookmarkStart w:id="109" w:name="ref-ioannidis2014"/>
     <w:p>
       <w:pPr>
         <w:pStyle w:val="Bibliography"/>
@@ -7201,7 +7162,7 @@
       <w:r>
         <w:t xml:space="preserve"> </w:t>
       </w:r>
-      <w:hyperlink r:id="rId116">
+      <w:hyperlink r:id="rId108">
         <w:r>
           <w:rPr>
             <w:rStyle w:val="Hyperlink"/>
@@ -7210,8 +7171,8 @@
         </w:r>
       </w:hyperlink>
     </w:p>
-    <w:bookmarkEnd w:id="117"/>
-    <w:bookmarkStart w:id="119" w:name="ref-salman2014"/>
+    <w:bookmarkEnd w:id="109"/>
+    <w:bookmarkStart w:id="111" w:name="ref-salman2014"/>
     <w:p>
       <w:pPr>
         <w:pStyle w:val="Bibliography"/>
@@ -7222,7 +7183,7 @@
       <w:r>
         <w:t xml:space="preserve"> </w:t>
       </w:r>
-      <w:hyperlink r:id="rId118">
+      <w:hyperlink r:id="rId110">
         <w:r>
           <w:rPr>
             <w:rStyle w:val="Hyperlink"/>
@@ -7231,8 +7192,8 @@
         </w:r>
       </w:hyperlink>
     </w:p>
-    <w:bookmarkEnd w:id="119"/>
-    <w:bookmarkStart w:id="121" w:name="ref-jorm2025"/>
+    <w:bookmarkEnd w:id="111"/>
+    <w:bookmarkStart w:id="113" w:name="ref-jorm2025"/>
     <w:p>
       <w:pPr>
         <w:pStyle w:val="Bibliography"/>
@@ -7243,7 +7204,7 @@
       <w:r>
         <w:t xml:space="preserve"> </w:t>
       </w:r>
-      <w:hyperlink r:id="rId120">
+      <w:hyperlink r:id="rId112">
         <w:r>
           <w:rPr>
             <w:rStyle w:val="Hyperlink"/>
@@ -7252,8 +7213,8 @@
         </w:r>
       </w:hyperlink>
     </w:p>
-    <w:bookmarkEnd w:id="121"/>
-    <w:bookmarkStart w:id="123" w:name="ref-RStudio2026"/>
+    <w:bookmarkEnd w:id="113"/>
+    <w:bookmarkStart w:id="115" w:name="ref-RStudio2026"/>
     <w:p>
       <w:pPr>
         <w:pStyle w:val="Bibliography"/>
@@ -7264,7 +7225,7 @@
       <w:r>
         <w:t xml:space="preserve"> </w:t>
       </w:r>
-      <w:hyperlink r:id="rId122">
+      <w:hyperlink r:id="rId114">
         <w:r>
           <w:rPr>
             <w:rStyle w:val="Hyperlink"/>
@@ -7273,8 +7234,8 @@
         </w:r>
       </w:hyperlink>
     </w:p>
-    <w:bookmarkEnd w:id="123"/>
-    <w:bookmarkStart w:id="125" w:name="ref-RCoreTeam2026"/>
+    <w:bookmarkEnd w:id="115"/>
+    <w:bookmarkStart w:id="117" w:name="ref-RCoreTeam2026"/>
     <w:p>
       <w:pPr>
         <w:pStyle w:val="Bibliography"/>
@@ -7285,7 +7246,7 @@
       <w:r>
         <w:t xml:space="preserve"> </w:t>
       </w:r>
-      <w:hyperlink r:id="rId124">
+      <w:hyperlink r:id="rId116">
         <w:r>
           <w:rPr>
             <w:rStyle w:val="Hyperlink"/>
@@ -7294,8 +7255,8 @@
         </w:r>
       </w:hyperlink>
     </w:p>
-    <w:bookmarkEnd w:id="125"/>
-    <w:bookmarkStart w:id="127" w:name="ref-gattrell2024"/>
+    <w:bookmarkEnd w:id="117"/>
+    <w:bookmarkStart w:id="119" w:name="ref-gattrell2024"/>
     <w:p>
       <w:pPr>
         <w:pStyle w:val="Bibliography"/>
@@ -7306,7 +7267,7 @@
       <w:r>
         <w:t xml:space="preserve"> </w:t>
       </w:r>
-      <w:hyperlink r:id="rId126">
+      <w:hyperlink r:id="rId118">
         <w:r>
           <w:rPr>
             <w:rStyle w:val="Hyperlink"/>
@@ -7318,11 +7279,11 @@
         <w:t xml:space="preserve">. PLOS Medicine. 2024;21:e1004326.</w:t>
       </w:r>
     </w:p>
-    <w:bookmarkEnd w:id="127"/>
-    <w:bookmarkEnd w:id="128"/>
-    <w:bookmarkEnd w:id="129"/>
-    <w:bookmarkEnd w:id="130"/>
-    <w:bookmarkEnd w:id="131"/>
+    <w:bookmarkEnd w:id="119"/>
+    <w:bookmarkEnd w:id="120"/>
+    <w:bookmarkEnd w:id="121"/>
+    <w:bookmarkEnd w:id="122"/>
+    <w:bookmarkEnd w:id="123"/>
     <w:sectPr>
       <w:headerReference r:id="rId6" w:type="even"/>
       <w:headerReference r:id="rId7" w:type="default"/>
@@ -9346,7 +9307,34 @@
     </w:lvlOverride>
   </w:num>
   <w:num w:numId="1011">
-    <w:abstractNumId w:val="991"/>
+    <w:abstractNumId w:val="99411"/>
+    <w:lvlOverride w:ilvl="0">
+      <w:startOverride w:val="1"/>
+    </w:lvlOverride>
+    <w:lvlOverride w:ilvl="1">
+      <w:startOverride w:val="1"/>
+    </w:lvlOverride>
+    <w:lvlOverride w:ilvl="2">
+      <w:startOverride w:val="1"/>
+    </w:lvlOverride>
+    <w:lvlOverride w:ilvl="3">
+      <w:startOverride w:val="1"/>
+    </w:lvlOverride>
+    <w:lvlOverride w:ilvl="4">
+      <w:startOverride w:val="1"/>
+    </w:lvlOverride>
+    <w:lvlOverride w:ilvl="5">
+      <w:startOverride w:val="1"/>
+    </w:lvlOverride>
+    <w:lvlOverride w:ilvl="6">
+      <w:startOverride w:val="1"/>
+    </w:lvlOverride>
+    <w:lvlOverride w:ilvl="7">
+      <w:startOverride w:val="1"/>
+    </w:lvlOverride>
+    <w:lvlOverride w:ilvl="8">
+      <w:startOverride w:val="1"/>
+    </w:lvlOverride>
   </w:num>
   <w:num w:numId="1012">
     <w:abstractNumId w:val="991"/>
@@ -9376,7 +9364,34 @@
     <w:abstractNumId w:val="991"/>
   </w:num>
   <w:num w:numId="1021">
-    <w:abstractNumId w:val="991"/>
+    <w:abstractNumId w:val="99411"/>
+    <w:lvlOverride w:ilvl="0">
+      <w:startOverride w:val="1"/>
+    </w:lvlOverride>
+    <w:lvlOverride w:ilvl="1">
+      <w:startOverride w:val="1"/>
+    </w:lvlOverride>
+    <w:lvlOverride w:ilvl="2">
+      <w:startOverride w:val="1"/>
+    </w:lvlOverride>
+    <w:lvlOverride w:ilvl="3">
+      <w:startOverride w:val="1"/>
+    </w:lvlOverride>
+    <w:lvlOverride w:ilvl="4">
+      <w:startOverride w:val="1"/>
+    </w:lvlOverride>
+    <w:lvlOverride w:ilvl="5">
+      <w:startOverride w:val="1"/>
+    </w:lvlOverride>
+    <w:lvlOverride w:ilvl="6">
+      <w:startOverride w:val="1"/>
+    </w:lvlOverride>
+    <w:lvlOverride w:ilvl="7">
+      <w:startOverride w:val="1"/>
+    </w:lvlOverride>
+    <w:lvlOverride w:ilvl="8">
+      <w:startOverride w:val="1"/>
+    </w:lvlOverride>
   </w:num>
   <w:num w:numId="1022">
     <w:abstractNumId w:val="991"/>
@@ -9409,6 +9424,9 @@
     <w:abstractNumId w:val="991"/>
   </w:num>
   <w:num w:numId="1032">
+    <w:abstractNumId w:val="991"/>
+  </w:num>
+  <w:num w:numId="1033">
     <w:abstractNumId w:val="99411"/>
     <w:lvlOverride w:ilvl="0">
       <w:startOverride w:val="1"/>
@@ -9438,10 +9456,10 @@
       <w:startOverride w:val="1"/>
     </w:lvlOverride>
   </w:num>
-  <w:num w:numId="1033">
+  <w:num w:numId="1034">
     <w:abstractNumId w:val="991"/>
   </w:num>
-  <w:num w:numId="1034">
+  <w:num w:numId="1035">
     <w:abstractNumId w:val="99411"/>
     <w:lvlOverride w:ilvl="0">
       <w:startOverride w:val="1"/>
@@ -9471,10 +9489,10 @@
       <w:startOverride w:val="1"/>
     </w:lvlOverride>
   </w:num>
-  <w:num w:numId="1035">
+  <w:num w:numId="1036">
     <w:abstractNumId w:val="991"/>
   </w:num>
-  <w:num w:numId="1036">
+  <w:num w:numId="1037">
     <w:abstractNumId w:val="99411"/>
     <w:lvlOverride w:ilvl="0">
       <w:startOverride w:val="1"/>
@@ -9503,42 +9521,12 @@
     <w:lvlOverride w:ilvl="8">
       <w:startOverride w:val="1"/>
     </w:lvlOverride>
-  </w:num>
-  <w:num w:numId="1037">
-    <w:abstractNumId w:val="991"/>
   </w:num>
   <w:num w:numId="1038">
     <w:abstractNumId w:val="991"/>
   </w:num>
   <w:num w:numId="1039">
-    <w:abstractNumId w:val="99411"/>
-    <w:lvlOverride w:ilvl="0">
-      <w:startOverride w:val="1"/>
-    </w:lvlOverride>
-    <w:lvlOverride w:ilvl="1">
-      <w:startOverride w:val="1"/>
-    </w:lvlOverride>
-    <w:lvlOverride w:ilvl="2">
-      <w:startOverride w:val="1"/>
-    </w:lvlOverride>
-    <w:lvlOverride w:ilvl="3">
-      <w:startOverride w:val="1"/>
-    </w:lvlOverride>
-    <w:lvlOverride w:ilvl="4">
-      <w:startOverride w:val="1"/>
-    </w:lvlOverride>
-    <w:lvlOverride w:ilvl="5">
-      <w:startOverride w:val="1"/>
-    </w:lvlOverride>
-    <w:lvlOverride w:ilvl="6">
-      <w:startOverride w:val="1"/>
-    </w:lvlOverride>
-    <w:lvlOverride w:ilvl="7">
-      <w:startOverride w:val="1"/>
-    </w:lvlOverride>
-    <w:lvlOverride w:ilvl="8">
-      <w:startOverride w:val="1"/>
-    </w:lvlOverride>
+    <w:abstractNumId w:val="991"/>
   </w:num>
   <w:num w:numId="1040">
     <w:abstractNumId w:val="99411"/>
@@ -9571,7 +9559,34 @@
     </w:lvlOverride>
   </w:num>
   <w:num w:numId="1041">
-    <w:abstractNumId w:val="991"/>
+    <w:abstractNumId w:val="99411"/>
+    <w:lvlOverride w:ilvl="0">
+      <w:startOverride w:val="1"/>
+    </w:lvlOverride>
+    <w:lvlOverride w:ilvl="1">
+      <w:startOverride w:val="1"/>
+    </w:lvlOverride>
+    <w:lvlOverride w:ilvl="2">
+      <w:startOverride w:val="1"/>
+    </w:lvlOverride>
+    <w:lvlOverride w:ilvl="3">
+      <w:startOverride w:val="1"/>
+    </w:lvlOverride>
+    <w:lvlOverride w:ilvl="4">
+      <w:startOverride w:val="1"/>
+    </w:lvlOverride>
+    <w:lvlOverride w:ilvl="5">
+      <w:startOverride w:val="1"/>
+    </w:lvlOverride>
+    <w:lvlOverride w:ilvl="6">
+      <w:startOverride w:val="1"/>
+    </w:lvlOverride>
+    <w:lvlOverride w:ilvl="7">
+      <w:startOverride w:val="1"/>
+    </w:lvlOverride>
+    <w:lvlOverride w:ilvl="8">
+      <w:startOverride w:val="1"/>
+    </w:lvlOverride>
   </w:num>
   <w:num w:numId="1042">
     <w:abstractNumId w:val="991"/>
@@ -9607,6 +9622,9 @@
     <w:abstractNumId w:val="991"/>
   </w:num>
   <w:num w:numId="1053">
+    <w:abstractNumId w:val="991"/>
+  </w:num>
+  <w:num w:numId="1054">
     <w:abstractNumId w:val="99411"/>
     <w:lvlOverride w:ilvl="0">
       <w:startOverride w:val="1"/>
@@ -9636,10 +9654,10 @@
       <w:startOverride w:val="1"/>
     </w:lvlOverride>
   </w:num>
-  <w:num w:numId="1054">
+  <w:num w:numId="1055">
     <w:abstractNumId w:val="991"/>
   </w:num>
-  <w:num w:numId="1055">
+  <w:num w:numId="1056">
     <w:abstractNumId w:val="99412"/>
     <w:lvlOverride w:ilvl="0">
       <w:startOverride w:val="2"/>
@@ -9669,10 +9687,10 @@
       <w:startOverride w:val="2"/>
     </w:lvlOverride>
   </w:num>
-  <w:num w:numId="1056">
+  <w:num w:numId="1057">
     <w:abstractNumId w:val="991"/>
   </w:num>
-  <w:num w:numId="1057">
+  <w:num w:numId="1058">
     <w:abstractNumId w:val="99413"/>
     <w:lvlOverride w:ilvl="0">
       <w:startOverride w:val="3"/>
@@ -9702,10 +9720,10 @@
       <w:startOverride w:val="3"/>
     </w:lvlOverride>
   </w:num>
-  <w:num w:numId="1058">
+  <w:num w:numId="1059">
     <w:abstractNumId w:val="991"/>
   </w:num>
-  <w:num w:numId="1059">
+  <w:num w:numId="1060">
     <w:abstractNumId w:val="99414"/>
     <w:lvlOverride w:ilvl="0">
       <w:startOverride w:val="4"/>
@@ -9735,10 +9753,10 @@
       <w:startOverride w:val="4"/>
     </w:lvlOverride>
   </w:num>
-  <w:num w:numId="1060">
+  <w:num w:numId="1061">
     <w:abstractNumId w:val="991"/>
   </w:num>
-  <w:num w:numId="1061">
+  <w:num w:numId="1062">
     <w:abstractNumId w:val="99415"/>
     <w:lvlOverride w:ilvl="0">
       <w:startOverride w:val="5"/>
@@ -9768,10 +9786,10 @@
       <w:startOverride w:val="5"/>
     </w:lvlOverride>
   </w:num>
-  <w:num w:numId="1062">
+  <w:num w:numId="1063">
     <w:abstractNumId w:val="991"/>
   </w:num>
-  <w:num w:numId="1063">
+  <w:num w:numId="1064">
     <w:abstractNumId w:val="99416"/>
     <w:lvlOverride w:ilvl="0">
       <w:startOverride w:val="6"/>
@@ -9801,10 +9819,10 @@
       <w:startOverride w:val="6"/>
     </w:lvlOverride>
   </w:num>
-  <w:num w:numId="1064">
+  <w:num w:numId="1065">
     <w:abstractNumId w:val="991"/>
   </w:num>
-  <w:num w:numId="1065">
+  <w:num w:numId="1066">
     <w:abstractNumId w:val="99417"/>
     <w:lvlOverride w:ilvl="0">
       <w:startOverride w:val="7"/>
@@ -9834,10 +9852,10 @@
       <w:startOverride w:val="7"/>
     </w:lvlOverride>
   </w:num>
-  <w:num w:numId="1066">
+  <w:num w:numId="1067">
     <w:abstractNumId w:val="991"/>
   </w:num>
-  <w:num w:numId="1067">
+  <w:num w:numId="1068">
     <w:abstractNumId w:val="99418"/>
     <w:lvlOverride w:ilvl="0">
       <w:startOverride w:val="8"/>
@@ -9867,10 +9885,10 @@
       <w:startOverride w:val="8"/>
     </w:lvlOverride>
   </w:num>
-  <w:num w:numId="1068">
+  <w:num w:numId="1069">
     <w:abstractNumId w:val="991"/>
   </w:num>
-  <w:num w:numId="1069">
+  <w:num w:numId="1070">
     <w:abstractNumId w:val="99419"/>
     <w:lvlOverride w:ilvl="0">
       <w:startOverride w:val="9"/>
@@ -9900,10 +9918,10 @@
       <w:startOverride w:val="9"/>
     </w:lvlOverride>
   </w:num>
-  <w:num w:numId="1070">
+  <w:num w:numId="1071">
     <w:abstractNumId w:val="991"/>
   </w:num>
-  <w:num w:numId="1071">
+  <w:num w:numId="1072">
     <w:abstractNumId w:val="994110"/>
     <w:lvlOverride w:ilvl="0">
       <w:startOverride w:val="10"/>
@@ -9933,10 +9951,10 @@
       <w:startOverride w:val="10"/>
     </w:lvlOverride>
   </w:num>
-  <w:num w:numId="1072">
+  <w:num w:numId="1073">
     <w:abstractNumId w:val="991"/>
   </w:num>
-  <w:num w:numId="1073">
+  <w:num w:numId="1074">
     <w:abstractNumId w:val="994111"/>
     <w:lvlOverride w:ilvl="0">
       <w:startOverride w:val="11"/>
@@ -9966,10 +9984,10 @@
       <w:startOverride w:val="11"/>
     </w:lvlOverride>
   </w:num>
-  <w:num w:numId="1074">
+  <w:num w:numId="1075">
     <w:abstractNumId w:val="991"/>
   </w:num>
-  <w:num w:numId="1075">
+  <w:num w:numId="1076">
     <w:abstractNumId w:val="994112"/>
     <w:lvlOverride w:ilvl="0">
       <w:startOverride w:val="12"/>
@@ -9999,10 +10017,10 @@
       <w:startOverride w:val="12"/>
     </w:lvlOverride>
   </w:num>
-  <w:num w:numId="1076">
+  <w:num w:numId="1077">
     <w:abstractNumId w:val="991"/>
   </w:num>
-  <w:num w:numId="1077">
+  <w:num w:numId="1078">
     <w:abstractNumId w:val="994113"/>
     <w:lvlOverride w:ilvl="0">
       <w:startOverride w:val="13"/>
@@ -10032,10 +10050,10 @@
       <w:startOverride w:val="13"/>
     </w:lvlOverride>
   </w:num>
-  <w:num w:numId="1078">
+  <w:num w:numId="1079">
     <w:abstractNumId w:val="991"/>
   </w:num>
-  <w:num w:numId="1079">
+  <w:num w:numId="1080">
     <w:abstractNumId w:val="994114"/>
     <w:lvlOverride w:ilvl="0">
       <w:startOverride w:val="14"/>
@@ -10065,10 +10083,10 @@
       <w:startOverride w:val="14"/>
     </w:lvlOverride>
   </w:num>
-  <w:num w:numId="1080">
+  <w:num w:numId="1081">
     <w:abstractNumId w:val="991"/>
   </w:num>
-  <w:num w:numId="1081">
+  <w:num w:numId="1082">
     <w:abstractNumId w:val="994115"/>
     <w:lvlOverride w:ilvl="0">
       <w:startOverride w:val="15"/>
@@ -10098,10 +10116,10 @@
       <w:startOverride w:val="15"/>
     </w:lvlOverride>
   </w:num>
-  <w:num w:numId="1082">
+  <w:num w:numId="1083">
     <w:abstractNumId w:val="991"/>
   </w:num>
-  <w:num w:numId="1083">
+  <w:num w:numId="1084">
     <w:abstractNumId w:val="994116"/>
     <w:lvlOverride w:ilvl="0">
       <w:startOverride w:val="16"/>
@@ -10131,10 +10149,10 @@
       <w:startOverride w:val="16"/>
     </w:lvlOverride>
   </w:num>
-  <w:num w:numId="1084">
+  <w:num w:numId="1085">
     <w:abstractNumId w:val="991"/>
   </w:num>
-  <w:num w:numId="1085">
+  <w:num w:numId="1086">
     <w:abstractNumId w:val="994117"/>
     <w:lvlOverride w:ilvl="0">
       <w:startOverride w:val="17"/>
@@ -10164,10 +10182,10 @@
       <w:startOverride w:val="17"/>
     </w:lvlOverride>
   </w:num>
-  <w:num w:numId="1086">
+  <w:num w:numId="1087">
     <w:abstractNumId w:val="991"/>
   </w:num>
-  <w:num w:numId="1087">
+  <w:num w:numId="1088">
     <w:abstractNumId w:val="994118"/>
     <w:lvlOverride w:ilvl="0">
       <w:startOverride w:val="18"/>
@@ -10197,7 +10215,7 @@
       <w:startOverride w:val="18"/>
     </w:lvlOverride>
   </w:num>
-  <w:num w:numId="1088">
+  <w:num w:numId="1089">
     <w:abstractNumId w:val="991"/>
   </w:num>
 </w:numbering>

--- a/study_protocol_full.docx
+++ b/study_protocol_full.docx
@@ -780,19 +780,13 @@
         </w:numPr>
       </w:pPr>
       <w:r>
-        <w:t xml:space="preserve">Early-career medical researcher: For this study, an early-career medical researcher is a medical student, house officer/intern, resident, teaching assistant, assistant lecturer, or equivalent junior medical academic/researcher working or training within an Egyptian medical school, teaching hospital, university-affiliated research unit, or comparable research setting.</w:t>
-      </w:r>
-    </w:p>
-    <w:p>
-      <w:pPr>
-        <w:pStyle w:val="Compact"/>
-        <w:numPr>
-          <w:ilvl w:val="1"/>
-          <w:numId w:val="1009"/>
-        </w:numPr>
-      </w:pPr>
-      <w:r>
-        <w:t xml:space="preserve">Individuals who have progressed beyond these stages but remain actively involved in supervising or supporting early-career researchers will participate as stakeholder panelists in the supervisor, methodologist, administrator, funder, or other relevant categories.</w:t>
+        <w:t xml:space="preserve">Valid research: Research that uses methods appropriate to its question and design and is conducted, analyzed, and reported sufficiently well to support credible interpretation.</w:t>
+      </w:r>
+      <w:r>
+        <w:t xml:space="preserve"> </w:t>
+      </w:r>
+      <w:r>
+        <w:t xml:space="preserve">[1–6]</w:t>
       </w:r>
     </w:p>
     <w:p>
@@ -803,18 +797,13 @@
         </w:numPr>
       </w:pPr>
       <w:r>
-        <w:t xml:space="preserve">Valid research: Research that uses methods appropriate to its question and design and is conducted, analyzed, and reported sufficiently well to support credible interpretation.</w:t>
-      </w:r>
-    </w:p>
-    <w:p>
-      <w:pPr>
-        <w:numPr>
-          <w:ilvl w:val="0"/>
-          <w:numId w:val="1008"/>
-        </w:numPr>
-      </w:pPr>
-      <w:r>
         <w:t xml:space="preserve">High-value research: Research that addresses an important and relevant question, builds appropriately on existing knowledge, uses proportionate and rigorous methods, and produces findings that can be meaningfully used by patients, clinicians, researchers, health systems, or policymakers.</w:t>
+      </w:r>
+      <w:r>
+        <w:t xml:space="preserve"> </w:t>
+      </w:r>
+      <w:r>
+        <w:t xml:space="preserve">[1–6]</w:t>
       </w:r>
     </w:p>
     <w:p>
@@ -882,7 +871,7 @@
         <w:pStyle w:val="Compact"/>
         <w:numPr>
           <w:ilvl w:val="0"/>
-          <w:numId w:val="1010"/>
+          <w:numId w:val="1009"/>
         </w:numPr>
       </w:pPr>
       <w:r>
@@ -904,7 +893,7 @@
         <w:pStyle w:val="Compact"/>
         <w:numPr>
           <w:ilvl w:val="0"/>
-          <w:numId w:val="1010"/>
+          <w:numId w:val="1009"/>
         </w:numPr>
       </w:pPr>
       <w:r>
@@ -926,7 +915,7 @@
         <w:pStyle w:val="Compact"/>
         <w:numPr>
           <w:ilvl w:val="0"/>
-          <w:numId w:val="1010"/>
+          <w:numId w:val="1009"/>
         </w:numPr>
       </w:pPr>
       <w:r>
@@ -948,7 +937,7 @@
         <w:pStyle w:val="Compact"/>
         <w:numPr>
           <w:ilvl w:val="0"/>
-          <w:numId w:val="1010"/>
+          <w:numId w:val="1009"/>
         </w:numPr>
       </w:pPr>
       <w:r>
@@ -1030,11 +1019,46 @@
       <w:pPr>
         <w:numPr>
           <w:ilvl w:val="0"/>
+          <w:numId w:val="1010"/>
+        </w:numPr>
+      </w:pPr>
+      <w:r>
+        <w:t xml:space="preserve">Early-career researchers</w:t>
+      </w:r>
+    </w:p>
+    <w:p>
+      <w:pPr>
+        <w:pStyle w:val="Compact"/>
+        <w:numPr>
+          <w:ilvl w:val="1"/>
           <w:numId w:val="1011"/>
         </w:numPr>
       </w:pPr>
       <w:r>
-        <w:t xml:space="preserve">Early-career researchers</w:t>
+        <w:t xml:space="preserve">Be a medical student, house officer, resident, teaching assistant, assistant lecturer, or equivalent early-career medical researcher in Egypt; and</w:t>
+      </w:r>
+    </w:p>
+    <w:p>
+      <w:pPr>
+        <w:pStyle w:val="Compact"/>
+        <w:numPr>
+          <w:ilvl w:val="1"/>
+          <w:numId w:val="1011"/>
+        </w:numPr>
+      </w:pPr>
+      <w:r>
+        <w:t xml:space="preserve">have participated in, planned, conducted, analyzed, written at least one research project.</w:t>
+      </w:r>
+    </w:p>
+    <w:p>
+      <w:pPr>
+        <w:numPr>
+          <w:ilvl w:val="0"/>
+          <w:numId w:val="1010"/>
+        </w:numPr>
+      </w:pPr>
+      <w:r>
+        <w:t xml:space="preserve">Research supervisors</w:t>
       </w:r>
     </w:p>
     <w:p>
@@ -1046,7 +1070,7 @@
         </w:numPr>
       </w:pPr>
       <w:r>
-        <w:t xml:space="preserve">Be a medical student, house officer, resident, teaching assistant, assistant lecturer, or equivalent early-career medical researcher in Egypt; and</w:t>
+        <w:t xml:space="preserve">Be a lecturer, associate professor, professor, or equivalent researcher who has supervised medical research involving early-career researchers; and</w:t>
       </w:r>
     </w:p>
     <w:p>
@@ -1058,18 +1082,18 @@
         </w:numPr>
       </w:pPr>
       <w:r>
-        <w:t xml:space="preserve">have participated in, planned, conducted, analyzed, written at least one research project.</w:t>
-      </w:r>
-    </w:p>
-    <w:p>
-      <w:pPr>
-        <w:numPr>
-          <w:ilvl w:val="0"/>
-          <w:numId w:val="1011"/>
-        </w:numPr>
-      </w:pPr>
-      <w:r>
-        <w:t xml:space="preserve">Research supervisors</w:t>
+        <w:t xml:space="preserve">have current or recent experience in research supervision.</w:t>
+      </w:r>
+    </w:p>
+    <w:p>
+      <w:pPr>
+        <w:numPr>
+          <w:ilvl w:val="0"/>
+          <w:numId w:val="1010"/>
+        </w:numPr>
+      </w:pPr>
+      <w:r>
+        <w:t xml:space="preserve">Research methodologists/biostatisticians</w:t>
       </w:r>
     </w:p>
     <w:p>
@@ -1081,7 +1105,7 @@
         </w:numPr>
       </w:pPr>
       <w:r>
-        <w:t xml:space="preserve">Be a lecturer, associate professor, professor, or equivalent researcher who has supervised medical research involving early-career researchers; and</w:t>
+        <w:t xml:space="preserve">Have formal or substantial professional experience in epidemiology, biostatistics, research methodology, evidence synthesis, qualitative research, or related methodological disciplines; and</w:t>
       </w:r>
     </w:p>
     <w:p>
@@ -1093,18 +1117,18 @@
         </w:numPr>
       </w:pPr>
       <w:r>
-        <w:t xml:space="preserve">have current or recent experience in research supervision.</w:t>
-      </w:r>
-    </w:p>
-    <w:p>
-      <w:pPr>
-        <w:numPr>
-          <w:ilvl w:val="0"/>
-          <w:numId w:val="1011"/>
-        </w:numPr>
-      </w:pPr>
-      <w:r>
-        <w:t xml:space="preserve">Research methodologists/biostatisticians</w:t>
+        <w:t xml:space="preserve">have experience supporting or conducting health research.</w:t>
+      </w:r>
+    </w:p>
+    <w:p>
+      <w:pPr>
+        <w:numPr>
+          <w:ilvl w:val="0"/>
+          <w:numId w:val="1010"/>
+        </w:numPr>
+      </w:pPr>
+      <w:r>
+        <w:t xml:space="preserve">Ethics/research governance participants</w:t>
       </w:r>
     </w:p>
     <w:p>
@@ -1116,41 +1140,6 @@
         </w:numPr>
       </w:pPr>
       <w:r>
-        <w:t xml:space="preserve">Have formal or substantial professional experience in epidemiology, biostatistics, research methodology, evidence synthesis, qualitative research, or related methodological disciplines; and</w:t>
-      </w:r>
-    </w:p>
-    <w:p>
-      <w:pPr>
-        <w:pStyle w:val="Compact"/>
-        <w:numPr>
-          <w:ilvl w:val="1"/>
-          <w:numId w:val="1014"/>
-        </w:numPr>
-      </w:pPr>
-      <w:r>
-        <w:t xml:space="preserve">have experience supporting or conducting health research.</w:t>
-      </w:r>
-    </w:p>
-    <w:p>
-      <w:pPr>
-        <w:numPr>
-          <w:ilvl w:val="0"/>
-          <w:numId w:val="1011"/>
-        </w:numPr>
-      </w:pPr>
-      <w:r>
-        <w:t xml:space="preserve">Ethics/research governance participants</w:t>
-      </w:r>
-    </w:p>
-    <w:p>
-      <w:pPr>
-        <w:pStyle w:val="Compact"/>
-        <w:numPr>
-          <w:ilvl w:val="1"/>
-          <w:numId w:val="1015"/>
-        </w:numPr>
-      </w:pPr>
-      <w:r>
         <w:t xml:space="preserve">Be a member or former member of a research ethics committee, research governance body, or comparable institutional structure.</w:t>
       </w:r>
     </w:p>
@@ -1185,7 +1174,7 @@
         <w:pStyle w:val="Compact"/>
         <w:numPr>
           <w:ilvl w:val="0"/>
-          <w:numId w:val="1016"/>
+          <w:numId w:val="1015"/>
         </w:numPr>
       </w:pPr>
       <w:r>
@@ -1197,7 +1186,7 @@
         <w:pStyle w:val="Compact"/>
         <w:numPr>
           <w:ilvl w:val="0"/>
-          <w:numId w:val="1016"/>
+          <w:numId w:val="1015"/>
         </w:numPr>
       </w:pPr>
       <w:r>
@@ -1209,7 +1198,7 @@
         <w:pStyle w:val="Compact"/>
         <w:numPr>
           <w:ilvl w:val="0"/>
-          <w:numId w:val="1016"/>
+          <w:numId w:val="1015"/>
         </w:numPr>
       </w:pPr>
       <w:r>
@@ -1221,7 +1210,7 @@
         <w:pStyle w:val="Compact"/>
         <w:numPr>
           <w:ilvl w:val="0"/>
-          <w:numId w:val="1016"/>
+          <w:numId w:val="1015"/>
         </w:numPr>
       </w:pPr>
       <w:r>
@@ -1233,7 +1222,7 @@
         <w:pStyle w:val="Compact"/>
         <w:numPr>
           <w:ilvl w:val="0"/>
-          <w:numId w:val="1016"/>
+          <w:numId w:val="1015"/>
         </w:numPr>
       </w:pPr>
       <w:r>
@@ -1452,7 +1441,7 @@
         <w:pStyle w:val="BodyText"/>
       </w:pPr>
       <w:r>
-        <w:t xml:space="preserve">The target is approximately 60-80 invited participants, with at least 50 completing Round 1 and 40–50 completing Round 2. The final number may vary according to recruitment feasibility and the need to maintain meaningful representation of stakeholder groups.</w:t>
+        <w:t xml:space="preserve">The target is approximately 70 invited participants, with at least 50 completing Round 1 and 40 completing Round 2. The final number may vary according to recruitment feasibility and the need to maintain meaningful representation of stakeholder groups.</w:t>
       </w:r>
     </w:p>
     <w:p>
@@ -1539,7 +1528,7 @@
         <w:pStyle w:val="Compact"/>
         <w:numPr>
           <w:ilvl w:val="0"/>
-          <w:numId w:val="1017"/>
+          <w:numId w:val="1016"/>
         </w:numPr>
       </w:pPr>
       <w:r>
@@ -1551,7 +1540,7 @@
         <w:pStyle w:val="Compact"/>
         <w:numPr>
           <w:ilvl w:val="0"/>
-          <w:numId w:val="1017"/>
+          <w:numId w:val="1016"/>
         </w:numPr>
       </w:pPr>
       <w:r>
@@ -1563,7 +1552,7 @@
         <w:pStyle w:val="Compact"/>
         <w:numPr>
           <w:ilvl w:val="0"/>
-          <w:numId w:val="1017"/>
+          <w:numId w:val="1016"/>
         </w:numPr>
       </w:pPr>
       <w:r>
@@ -1575,7 +1564,7 @@
         <w:pStyle w:val="Compact"/>
         <w:numPr>
           <w:ilvl w:val="0"/>
-          <w:numId w:val="1017"/>
+          <w:numId w:val="1016"/>
         </w:numPr>
       </w:pPr>
       <w:r>
@@ -1587,7 +1576,7 @@
         <w:pStyle w:val="Compact"/>
         <w:numPr>
           <w:ilvl w:val="0"/>
-          <w:numId w:val="1017"/>
+          <w:numId w:val="1016"/>
         </w:numPr>
       </w:pPr>
       <w:r>
@@ -1725,7 +1714,7 @@
         <w:pStyle w:val="Compact"/>
         <w:numPr>
           <w:ilvl w:val="0"/>
-          <w:numId w:val="1018"/>
+          <w:numId w:val="1017"/>
         </w:numPr>
       </w:pPr>
       <w:r>
@@ -1737,7 +1726,7 @@
         <w:pStyle w:val="Compact"/>
         <w:numPr>
           <w:ilvl w:val="0"/>
-          <w:numId w:val="1018"/>
+          <w:numId w:val="1017"/>
         </w:numPr>
       </w:pPr>
       <w:r>
@@ -1749,7 +1738,7 @@
         <w:pStyle w:val="Compact"/>
         <w:numPr>
           <w:ilvl w:val="0"/>
-          <w:numId w:val="1018"/>
+          <w:numId w:val="1017"/>
         </w:numPr>
       </w:pPr>
       <w:r>
@@ -1761,7 +1750,7 @@
         <w:pStyle w:val="Compact"/>
         <w:numPr>
           <w:ilvl w:val="0"/>
-          <w:numId w:val="1018"/>
+          <w:numId w:val="1017"/>
         </w:numPr>
       </w:pPr>
       <w:r>
@@ -1773,7 +1762,7 @@
         <w:pStyle w:val="Compact"/>
         <w:numPr>
           <w:ilvl w:val="0"/>
-          <w:numId w:val="1018"/>
+          <w:numId w:val="1017"/>
         </w:numPr>
       </w:pPr>
       <w:r>
@@ -1898,79 +1887,79 @@
         <w:pStyle w:val="Compact"/>
         <w:numPr>
           <w:ilvl w:val="0"/>
+          <w:numId w:val="1018"/>
+        </w:numPr>
+      </w:pPr>
+      <w:r>
+        <w:t xml:space="preserve">number of valid responses;</w:t>
+      </w:r>
+    </w:p>
+    <w:p>
+      <w:pPr>
+        <w:pStyle w:val="Compact"/>
+        <w:numPr>
+          <w:ilvl w:val="0"/>
+          <w:numId w:val="1018"/>
+        </w:numPr>
+      </w:pPr>
+      <w:r>
+        <w:t xml:space="preserve">median rating;</w:t>
+      </w:r>
+    </w:p>
+    <w:p>
+      <w:pPr>
+        <w:pStyle w:val="Compact"/>
+        <w:numPr>
+          <w:ilvl w:val="0"/>
+          <w:numId w:val="1018"/>
+        </w:numPr>
+      </w:pPr>
+      <w:r>
+        <w:t xml:space="preserve">interquartile range; and</w:t>
+      </w:r>
+    </w:p>
+    <w:p>
+      <w:pPr>
+        <w:pStyle w:val="Compact"/>
+        <w:numPr>
+          <w:ilvl w:val="0"/>
+          <w:numId w:val="1018"/>
+        </w:numPr>
+      </w:pPr>
+      <w:r>
+        <w:t xml:space="preserve">percentage of ratings in the high-importance range;</w:t>
+      </w:r>
+    </w:p>
+    <w:p>
+      <w:pPr>
+        <w:pStyle w:val="FirstParagraph"/>
+      </w:pPr>
+      <w:r>
+        <w:t xml:space="preserve">Individual participant responses will not be identified.</w:t>
+      </w:r>
+    </w:p>
+    <w:p>
+      <w:pPr>
+        <w:pStyle w:val="BodyText"/>
+      </w:pPr>
+      <w:r>
+        <w:t xml:space="preserve">Participants will be asked to re-rate the items after considering the group feedback.</w:t>
+      </w:r>
+    </w:p>
+    <w:p>
+      <w:pPr>
+        <w:pStyle w:val="BodyText"/>
+      </w:pPr>
+      <w:r>
+        <w:t xml:space="preserve">Round 2 will also assess candidate interventions using separate ratings of:</w:t>
+      </w:r>
+    </w:p>
+    <w:p>
+      <w:pPr>
+        <w:pStyle w:val="Compact"/>
+        <w:numPr>
+          <w:ilvl w:val="0"/>
           <w:numId w:val="1019"/>
-        </w:numPr>
-      </w:pPr>
-      <w:r>
-        <w:t xml:space="preserve">number of valid responses;</w:t>
-      </w:r>
-    </w:p>
-    <w:p>
-      <w:pPr>
-        <w:pStyle w:val="Compact"/>
-        <w:numPr>
-          <w:ilvl w:val="0"/>
-          <w:numId w:val="1019"/>
-        </w:numPr>
-      </w:pPr>
-      <w:r>
-        <w:t xml:space="preserve">median rating;</w:t>
-      </w:r>
-    </w:p>
-    <w:p>
-      <w:pPr>
-        <w:pStyle w:val="Compact"/>
-        <w:numPr>
-          <w:ilvl w:val="0"/>
-          <w:numId w:val="1019"/>
-        </w:numPr>
-      </w:pPr>
-      <w:r>
-        <w:t xml:space="preserve">interquartile range; and</w:t>
-      </w:r>
-    </w:p>
-    <w:p>
-      <w:pPr>
-        <w:pStyle w:val="Compact"/>
-        <w:numPr>
-          <w:ilvl w:val="0"/>
-          <w:numId w:val="1019"/>
-        </w:numPr>
-      </w:pPr>
-      <w:r>
-        <w:t xml:space="preserve">percentage of ratings in the high-importance range;</w:t>
-      </w:r>
-    </w:p>
-    <w:p>
-      <w:pPr>
-        <w:pStyle w:val="FirstParagraph"/>
-      </w:pPr>
-      <w:r>
-        <w:t xml:space="preserve">Individual participant responses will not be identified.</w:t>
-      </w:r>
-    </w:p>
-    <w:p>
-      <w:pPr>
-        <w:pStyle w:val="BodyText"/>
-      </w:pPr>
-      <w:r>
-        <w:t xml:space="preserve">Participants will be asked to re-rate the items after considering the group feedback.</w:t>
-      </w:r>
-    </w:p>
-    <w:p>
-      <w:pPr>
-        <w:pStyle w:val="BodyText"/>
-      </w:pPr>
-      <w:r>
-        <w:t xml:space="preserve">Round 2 will also assess candidate interventions using separate ratings of:</w:t>
-      </w:r>
-    </w:p>
-    <w:p>
-      <w:pPr>
-        <w:pStyle w:val="Compact"/>
-        <w:numPr>
-          <w:ilvl w:val="0"/>
-          <w:numId w:val="1020"/>
         </w:numPr>
       </w:pPr>
       <w:r>
@@ -1992,7 +1981,7 @@
         <w:pStyle w:val="Compact"/>
         <w:numPr>
           <w:ilvl w:val="0"/>
-          <w:numId w:val="1020"/>
+          <w:numId w:val="1019"/>
         </w:numPr>
       </w:pPr>
       <w:r>
@@ -2039,7 +2028,7 @@
       <w:pPr>
         <w:numPr>
           <w:ilvl w:val="0"/>
-          <w:numId w:val="1021"/>
+          <w:numId w:val="1020"/>
         </w:numPr>
       </w:pPr>
       <w:r>
@@ -2076,7 +2065,7 @@
       <w:pPr>
         <w:numPr>
           <w:ilvl w:val="0"/>
-          <w:numId w:val="1021"/>
+          <w:numId w:val="1020"/>
         </w:numPr>
       </w:pPr>
       <w:r>
@@ -2114,7 +2103,7 @@
         <w:pStyle w:val="Compact"/>
         <w:numPr>
           <w:ilvl w:val="1"/>
-          <w:numId w:val="1022"/>
+          <w:numId w:val="1021"/>
         </w:numPr>
       </w:pPr>
       <w:r>
@@ -2126,7 +2115,7 @@
         <w:pStyle w:val="Compact"/>
         <w:numPr>
           <w:ilvl w:val="1"/>
-          <w:numId w:val="1022"/>
+          <w:numId w:val="1021"/>
         </w:numPr>
       </w:pPr>
       <w:r>
@@ -2138,7 +2127,7 @@
         <w:pStyle w:val="Compact"/>
         <w:numPr>
           <w:ilvl w:val="1"/>
-          <w:numId w:val="1022"/>
+          <w:numId w:val="1021"/>
         </w:numPr>
       </w:pPr>
       <w:r>
@@ -2149,7 +2138,7 @@
       <w:pPr>
         <w:numPr>
           <w:ilvl w:val="0"/>
-          <w:numId w:val="1021"/>
+          <w:numId w:val="1020"/>
         </w:numPr>
       </w:pPr>
       <w:r>
@@ -2184,7 +2173,7 @@
         <w:pStyle w:val="Compact"/>
         <w:numPr>
           <w:ilvl w:val="1"/>
-          <w:numId w:val="1023"/>
+          <w:numId w:val="1022"/>
         </w:numPr>
       </w:pPr>
       <w:r>
@@ -2196,7 +2185,7 @@
         <w:pStyle w:val="Compact"/>
         <w:numPr>
           <w:ilvl w:val="1"/>
-          <w:numId w:val="1023"/>
+          <w:numId w:val="1022"/>
         </w:numPr>
       </w:pPr>
       <w:r>
@@ -2208,7 +2197,7 @@
         <w:pStyle w:val="Compact"/>
         <w:numPr>
           <w:ilvl w:val="1"/>
-          <w:numId w:val="1023"/>
+          <w:numId w:val="1022"/>
         </w:numPr>
       </w:pPr>
       <w:r>
@@ -2220,7 +2209,7 @@
         <w:pStyle w:val="Compact"/>
         <w:numPr>
           <w:ilvl w:val="1"/>
-          <w:numId w:val="1023"/>
+          <w:numId w:val="1022"/>
         </w:numPr>
       </w:pPr>
       <w:r>
@@ -2231,7 +2220,7 @@
       <w:pPr>
         <w:numPr>
           <w:ilvl w:val="0"/>
-          <w:numId w:val="1021"/>
+          <w:numId w:val="1020"/>
         </w:numPr>
       </w:pPr>
       <w:r>
@@ -2313,7 +2302,7 @@
         <w:pStyle w:val="Compact"/>
         <w:numPr>
           <w:ilvl w:val="0"/>
-          <w:numId w:val="1024"/>
+          <w:numId w:val="1023"/>
         </w:numPr>
       </w:pPr>
       <w:r>
@@ -2325,7 +2314,7 @@
         <w:pStyle w:val="Compact"/>
         <w:numPr>
           <w:ilvl w:val="0"/>
-          <w:numId w:val="1024"/>
+          <w:numId w:val="1023"/>
         </w:numPr>
       </w:pPr>
       <w:r>
@@ -2337,7 +2326,7 @@
         <w:pStyle w:val="Compact"/>
         <w:numPr>
           <w:ilvl w:val="0"/>
-          <w:numId w:val="1024"/>
+          <w:numId w:val="1023"/>
         </w:numPr>
       </w:pPr>
       <w:r>
@@ -2400,7 +2389,7 @@
         <w:pStyle w:val="Compact"/>
         <w:numPr>
           <w:ilvl w:val="0"/>
-          <w:numId w:val="1025"/>
+          <w:numId w:val="1024"/>
         </w:numPr>
       </w:pPr>
       <w:r>
@@ -2412,7 +2401,7 @@
         <w:pStyle w:val="Compact"/>
         <w:numPr>
           <w:ilvl w:val="0"/>
-          <w:numId w:val="1025"/>
+          <w:numId w:val="1024"/>
         </w:numPr>
       </w:pPr>
       <w:r>
@@ -2424,7 +2413,7 @@
         <w:pStyle w:val="Compact"/>
         <w:numPr>
           <w:ilvl w:val="0"/>
-          <w:numId w:val="1025"/>
+          <w:numId w:val="1024"/>
         </w:numPr>
       </w:pPr>
       <w:r>
@@ -2436,7 +2425,7 @@
         <w:pStyle w:val="Compact"/>
         <w:numPr>
           <w:ilvl w:val="0"/>
-          <w:numId w:val="1025"/>
+          <w:numId w:val="1024"/>
         </w:numPr>
       </w:pPr>
       <w:r>
@@ -2448,7 +2437,7 @@
         <w:pStyle w:val="Compact"/>
         <w:numPr>
           <w:ilvl w:val="0"/>
-          <w:numId w:val="1025"/>
+          <w:numId w:val="1024"/>
         </w:numPr>
       </w:pPr>
       <w:r>
@@ -2486,7 +2475,7 @@
         <w:pStyle w:val="Compact"/>
         <w:numPr>
           <w:ilvl w:val="0"/>
-          <w:numId w:val="1026"/>
+          <w:numId w:val="1025"/>
         </w:numPr>
       </w:pPr>
       <w:r>
@@ -2498,7 +2487,7 @@
         <w:pStyle w:val="Compact"/>
         <w:numPr>
           <w:ilvl w:val="0"/>
-          <w:numId w:val="1026"/>
+          <w:numId w:val="1025"/>
         </w:numPr>
       </w:pPr>
       <w:r>
@@ -2510,7 +2499,7 @@
         <w:pStyle w:val="Compact"/>
         <w:numPr>
           <w:ilvl w:val="0"/>
-          <w:numId w:val="1026"/>
+          <w:numId w:val="1025"/>
         </w:numPr>
       </w:pPr>
       <w:r>
@@ -2522,7 +2511,7 @@
         <w:pStyle w:val="Compact"/>
         <w:numPr>
           <w:ilvl w:val="0"/>
-          <w:numId w:val="1026"/>
+          <w:numId w:val="1025"/>
         </w:numPr>
       </w:pPr>
       <w:r>
@@ -2534,7 +2523,7 @@
         <w:pStyle w:val="Compact"/>
         <w:numPr>
           <w:ilvl w:val="0"/>
-          <w:numId w:val="1026"/>
+          <w:numId w:val="1025"/>
         </w:numPr>
       </w:pPr>
       <w:r>
@@ -2546,7 +2535,7 @@
         <w:pStyle w:val="Compact"/>
         <w:numPr>
           <w:ilvl w:val="0"/>
-          <w:numId w:val="1026"/>
+          <w:numId w:val="1025"/>
         </w:numPr>
       </w:pPr>
       <w:r>
@@ -2558,7 +2547,7 @@
         <w:pStyle w:val="Compact"/>
         <w:numPr>
           <w:ilvl w:val="0"/>
-          <w:numId w:val="1026"/>
+          <w:numId w:val="1025"/>
         </w:numPr>
       </w:pPr>
       <w:r>
@@ -2651,7 +2640,7 @@
         <w:pStyle w:val="Compact"/>
         <w:numPr>
           <w:ilvl w:val="0"/>
-          <w:numId w:val="1027"/>
+          <w:numId w:val="1026"/>
         </w:numPr>
       </w:pPr>
       <w:r>
@@ -2663,7 +2652,7 @@
         <w:pStyle w:val="Compact"/>
         <w:numPr>
           <w:ilvl w:val="0"/>
-          <w:numId w:val="1027"/>
+          <w:numId w:val="1026"/>
         </w:numPr>
       </w:pPr>
       <w:r>
@@ -2675,7 +2664,7 @@
         <w:pStyle w:val="Compact"/>
         <w:numPr>
           <w:ilvl w:val="0"/>
-          <w:numId w:val="1027"/>
+          <w:numId w:val="1026"/>
         </w:numPr>
       </w:pPr>
       <w:r>
@@ -2687,7 +2676,7 @@
         <w:pStyle w:val="Compact"/>
         <w:numPr>
           <w:ilvl w:val="0"/>
-          <w:numId w:val="1027"/>
+          <w:numId w:val="1026"/>
         </w:numPr>
       </w:pPr>
       <w:r>
@@ -2733,7 +2722,7 @@
         <w:pStyle w:val="Compact"/>
         <w:numPr>
           <w:ilvl w:val="0"/>
-          <w:numId w:val="1028"/>
+          <w:numId w:val="1027"/>
         </w:numPr>
       </w:pPr>
       <w:r>
@@ -2757,7 +2746,7 @@
         <w:pStyle w:val="Compact"/>
         <w:numPr>
           <w:ilvl w:val="0"/>
-          <w:numId w:val="1028"/>
+          <w:numId w:val="1027"/>
         </w:numPr>
       </w:pPr>
       <w:r>
@@ -2811,7 +2800,7 @@
         <w:pStyle w:val="Compact"/>
         <w:numPr>
           <w:ilvl w:val="0"/>
-          <w:numId w:val="1029"/>
+          <w:numId w:val="1028"/>
         </w:numPr>
       </w:pPr>
       <w:r>
@@ -2823,7 +2812,7 @@
         <w:pStyle w:val="Compact"/>
         <w:numPr>
           <w:ilvl w:val="0"/>
-          <w:numId w:val="1029"/>
+          <w:numId w:val="1028"/>
         </w:numPr>
       </w:pPr>
       <w:r>
@@ -2835,7 +2824,7 @@
         <w:pStyle w:val="Compact"/>
         <w:numPr>
           <w:ilvl w:val="0"/>
-          <w:numId w:val="1029"/>
+          <w:numId w:val="1028"/>
         </w:numPr>
       </w:pPr>
       <w:r>
@@ -2847,7 +2836,7 @@
         <w:pStyle w:val="Compact"/>
         <w:numPr>
           <w:ilvl w:val="0"/>
-          <w:numId w:val="1029"/>
+          <w:numId w:val="1028"/>
         </w:numPr>
       </w:pPr>
       <w:r>
@@ -2859,7 +2848,7 @@
         <w:pStyle w:val="Compact"/>
         <w:numPr>
           <w:ilvl w:val="0"/>
-          <w:numId w:val="1029"/>
+          <w:numId w:val="1028"/>
         </w:numPr>
       </w:pPr>
       <w:r>
@@ -2907,7 +2896,7 @@
       <w:pPr>
         <w:numPr>
           <w:ilvl w:val="0"/>
-          <w:numId w:val="1030"/>
+          <w:numId w:val="1029"/>
         </w:numPr>
       </w:pPr>
       <w:r>
@@ -2918,7 +2907,7 @@
       <w:pPr>
         <w:numPr>
           <w:ilvl w:val="0"/>
-          <w:numId w:val="1030"/>
+          <w:numId w:val="1029"/>
         </w:numPr>
       </w:pPr>
       <w:r>
@@ -2929,7 +2918,7 @@
       <w:pPr>
         <w:numPr>
           <w:ilvl w:val="0"/>
-          <w:numId w:val="1030"/>
+          <w:numId w:val="1029"/>
         </w:numPr>
       </w:pPr>
       <w:r>
@@ -3019,7 +3008,7 @@
         <w:pStyle w:val="Compact"/>
         <w:numPr>
           <w:ilvl w:val="0"/>
-          <w:numId w:val="1031"/>
+          <w:numId w:val="1030"/>
         </w:numPr>
       </w:pPr>
       <w:r>
@@ -3031,7 +3020,7 @@
         <w:pStyle w:val="Compact"/>
         <w:numPr>
           <w:ilvl w:val="0"/>
-          <w:numId w:val="1031"/>
+          <w:numId w:val="1030"/>
         </w:numPr>
       </w:pPr>
       <w:r>
@@ -3043,7 +3032,7 @@
         <w:pStyle w:val="Compact"/>
         <w:numPr>
           <w:ilvl w:val="0"/>
-          <w:numId w:val="1031"/>
+          <w:numId w:val="1030"/>
         </w:numPr>
       </w:pPr>
       <w:r>
@@ -3055,7 +3044,7 @@
         <w:pStyle w:val="Compact"/>
         <w:numPr>
           <w:ilvl w:val="0"/>
-          <w:numId w:val="1031"/>
+          <w:numId w:val="1030"/>
         </w:numPr>
       </w:pPr>
       <w:r>
@@ -3067,7 +3056,7 @@
         <w:pStyle w:val="Compact"/>
         <w:numPr>
           <w:ilvl w:val="0"/>
-          <w:numId w:val="1031"/>
+          <w:numId w:val="1030"/>
         </w:numPr>
       </w:pPr>
       <w:r>
@@ -3079,7 +3068,7 @@
         <w:pStyle w:val="Compact"/>
         <w:numPr>
           <w:ilvl w:val="0"/>
-          <w:numId w:val="1031"/>
+          <w:numId w:val="1030"/>
         </w:numPr>
       </w:pPr>
       <w:r>
@@ -3091,7 +3080,7 @@
         <w:pStyle w:val="Compact"/>
         <w:numPr>
           <w:ilvl w:val="0"/>
-          <w:numId w:val="1031"/>
+          <w:numId w:val="1030"/>
         </w:numPr>
       </w:pPr>
       <w:r>
@@ -3103,7 +3092,7 @@
         <w:pStyle w:val="Compact"/>
         <w:numPr>
           <w:ilvl w:val="0"/>
-          <w:numId w:val="1031"/>
+          <w:numId w:val="1030"/>
         </w:numPr>
       </w:pPr>
       <w:r>
@@ -3115,7 +3104,7 @@
         <w:pStyle w:val="Compact"/>
         <w:numPr>
           <w:ilvl w:val="0"/>
-          <w:numId w:val="1031"/>
+          <w:numId w:val="1030"/>
         </w:numPr>
       </w:pPr>
       <w:r>
@@ -3127,7 +3116,7 @@
         <w:pStyle w:val="Compact"/>
         <w:numPr>
           <w:ilvl w:val="0"/>
-          <w:numId w:val="1031"/>
+          <w:numId w:val="1030"/>
         </w:numPr>
       </w:pPr>
       <w:r>
@@ -3139,7 +3128,7 @@
         <w:pStyle w:val="Compact"/>
         <w:numPr>
           <w:ilvl w:val="0"/>
-          <w:numId w:val="1031"/>
+          <w:numId w:val="1030"/>
         </w:numPr>
       </w:pPr>
       <w:r>
@@ -3203,7 +3192,7 @@
         <w:pStyle w:val="Compact"/>
         <w:numPr>
           <w:ilvl w:val="0"/>
-          <w:numId w:val="1032"/>
+          <w:numId w:val="1031"/>
         </w:numPr>
       </w:pPr>
       <w:r>
@@ -3215,7 +3204,7 @@
         <w:pStyle w:val="Compact"/>
         <w:numPr>
           <w:ilvl w:val="0"/>
-          <w:numId w:val="1032"/>
+          <w:numId w:val="1031"/>
         </w:numPr>
       </w:pPr>
       <w:r>
@@ -3227,7 +3216,7 @@
         <w:pStyle w:val="Compact"/>
         <w:numPr>
           <w:ilvl w:val="0"/>
-          <w:numId w:val="1032"/>
+          <w:numId w:val="1031"/>
         </w:numPr>
       </w:pPr>
       <w:r>
@@ -3239,7 +3228,7 @@
         <w:pStyle w:val="Compact"/>
         <w:numPr>
           <w:ilvl w:val="0"/>
-          <w:numId w:val="1032"/>
+          <w:numId w:val="1031"/>
         </w:numPr>
       </w:pPr>
       <w:r>
@@ -3251,7 +3240,7 @@
         <w:pStyle w:val="Compact"/>
         <w:numPr>
           <w:ilvl w:val="0"/>
-          <w:numId w:val="1032"/>
+          <w:numId w:val="1031"/>
         </w:numPr>
       </w:pPr>
       <w:r>
@@ -3401,11 +3390,67 @@
         <w:pStyle w:val="Compact"/>
         <w:numPr>
           <w:ilvl w:val="0"/>
+          <w:numId w:val="1032"/>
+        </w:numPr>
+      </w:pPr>
+      <w:r>
+        <w:t xml:space="preserve">the initial item pool will be reviewed by the steering group.</w:t>
+      </w:r>
+    </w:p>
+    <w:p>
+      <w:pPr>
+        <w:pStyle w:val="Compact"/>
+        <w:numPr>
+          <w:ilvl w:val="0"/>
+          <w:numId w:val="1032"/>
+        </w:numPr>
+      </w:pPr>
+      <w:r>
+        <w:t xml:space="preserve">the questionnaire will be checked for clarity.</w:t>
+      </w:r>
+    </w:p>
+    <w:p>
+      <w:pPr>
+        <w:pStyle w:val="Compact"/>
+        <w:numPr>
+          <w:ilvl w:val="0"/>
+          <w:numId w:val="1032"/>
+        </w:numPr>
+      </w:pPr>
+      <w:r>
+        <w:t xml:space="preserve">the electronic survey will undergo technical testing;</w:t>
+      </w:r>
+    </w:p>
+    <w:p>
+      <w:pPr>
+        <w:pStyle w:val="Compact"/>
+        <w:numPr>
+          <w:ilvl w:val="0"/>
+          <w:numId w:val="1032"/>
+        </w:numPr>
+      </w:pPr>
+      <w:r>
+        <w:t xml:space="preserve">pilot testing will be conducted with approximately five individuals representative of the intended panel. Pilot testing will evaluate comprehensibility, ambiguity, questionnaire length, technical functionality, and acceptability. Pilot participants will not be included in the final panel. The results of the pilot testing will be documented and modifications made.</w:t>
+      </w:r>
+    </w:p>
+    <w:p>
+      <w:pPr>
+        <w:pStyle w:val="FirstParagraph"/>
+      </w:pPr>
+      <w:r>
+        <w:t xml:space="preserve">The Delphi process will be documented sufficiently to permit reconstruction of:</w:t>
+      </w:r>
+    </w:p>
+    <w:p>
+      <w:pPr>
+        <w:pStyle w:val="Compact"/>
+        <w:numPr>
+          <w:ilvl w:val="0"/>
           <w:numId w:val="1033"/>
         </w:numPr>
       </w:pPr>
       <w:r>
-        <w:t xml:space="preserve">the initial item pool will be reviewed by the steering group.</w:t>
+        <w:t xml:space="preserve">the initial item sources;</w:t>
       </w:r>
     </w:p>
     <w:p>
@@ -3417,7 +3462,7 @@
         </w:numPr>
       </w:pPr>
       <w:r>
-        <w:t xml:space="preserve">the questionnaire will be checked for clarity.</w:t>
+        <w:t xml:space="preserve">item revisions;</w:t>
       </w:r>
     </w:p>
     <w:p>
@@ -3429,7 +3474,7 @@
         </w:numPr>
       </w:pPr>
       <w:r>
-        <w:t xml:space="preserve">the electronic survey will undergo technical testing;</w:t>
+        <w:t xml:space="preserve">panel recruitment;</w:t>
       </w:r>
     </w:p>
     <w:p>
@@ -3441,62 +3486,6 @@
         </w:numPr>
       </w:pPr>
       <w:r>
-        <w:t xml:space="preserve">pilot testing will be conducted with approximately five individuals representative of the intended panel. Pilot testing will evaluate comprehensibility, ambiguity, questionnaire length, technical functionality, and acceptability. Pilot participants will not be included in the final panel. The results of the pilot testing will be documented and modifications made.</w:t>
-      </w:r>
-    </w:p>
-    <w:p>
-      <w:pPr>
-        <w:pStyle w:val="FirstParagraph"/>
-      </w:pPr>
-      <w:r>
-        <w:t xml:space="preserve">The Delphi process will be documented sufficiently to permit reconstruction of:</w:t>
-      </w:r>
-    </w:p>
-    <w:p>
-      <w:pPr>
-        <w:pStyle w:val="Compact"/>
-        <w:numPr>
-          <w:ilvl w:val="0"/>
-          <w:numId w:val="1034"/>
-        </w:numPr>
-      </w:pPr>
-      <w:r>
-        <w:t xml:space="preserve">the initial item sources;</w:t>
-      </w:r>
-    </w:p>
-    <w:p>
-      <w:pPr>
-        <w:pStyle w:val="Compact"/>
-        <w:numPr>
-          <w:ilvl w:val="0"/>
-          <w:numId w:val="1034"/>
-        </w:numPr>
-      </w:pPr>
-      <w:r>
-        <w:t xml:space="preserve">item revisions;</w:t>
-      </w:r>
-    </w:p>
-    <w:p>
-      <w:pPr>
-        <w:pStyle w:val="Compact"/>
-        <w:numPr>
-          <w:ilvl w:val="0"/>
-          <w:numId w:val="1034"/>
-        </w:numPr>
-      </w:pPr>
-      <w:r>
-        <w:t xml:space="preserve">panel recruitment;</w:t>
-      </w:r>
-    </w:p>
-    <w:p>
-      <w:pPr>
-        <w:pStyle w:val="Compact"/>
-        <w:numPr>
-          <w:ilvl w:val="0"/>
-          <w:numId w:val="1034"/>
-        </w:numPr>
-      </w:pPr>
-      <w:r>
         <w:t xml:space="preserve">response rates;</w:t>
       </w:r>
     </w:p>
@@ -3505,7 +3494,7 @@
         <w:pStyle w:val="Compact"/>
         <w:numPr>
           <w:ilvl w:val="0"/>
-          <w:numId w:val="1034"/>
+          <w:numId w:val="1033"/>
         </w:numPr>
       </w:pPr>
       <w:r>
@@ -3517,7 +3506,7 @@
         <w:pStyle w:val="Compact"/>
         <w:numPr>
           <w:ilvl w:val="0"/>
-          <w:numId w:val="1034"/>
+          <w:numId w:val="1033"/>
         </w:numPr>
       </w:pPr>
       <w:r>
@@ -3529,7 +3518,7 @@
         <w:pStyle w:val="Compact"/>
         <w:numPr>
           <w:ilvl w:val="0"/>
-          <w:numId w:val="1034"/>
+          <w:numId w:val="1033"/>
         </w:numPr>
       </w:pPr>
       <w:r>
@@ -3541,7 +3530,7 @@
         <w:pStyle w:val="Compact"/>
         <w:numPr>
           <w:ilvl w:val="0"/>
-          <w:numId w:val="1034"/>
+          <w:numId w:val="1033"/>
         </w:numPr>
       </w:pPr>
       <w:r>
@@ -3571,7 +3560,7 @@
       <w:pPr>
         <w:numPr>
           <w:ilvl w:val="0"/>
-          <w:numId w:val="1035"/>
+          <w:numId w:val="1034"/>
         </w:numPr>
       </w:pPr>
       <w:r>
@@ -3582,7 +3571,7 @@
       <w:pPr>
         <w:numPr>
           <w:ilvl w:val="0"/>
-          <w:numId w:val="1035"/>
+          <w:numId w:val="1034"/>
         </w:numPr>
       </w:pPr>
       <w:r>
@@ -4096,11 +4085,55 @@
         <w:pStyle w:val="Compact"/>
         <w:numPr>
           <w:ilvl w:val="0"/>
+          <w:numId w:val="1035"/>
+        </w:numPr>
+      </w:pPr>
+      <w:r>
+        <w:t xml:space="preserve">peer-reviewed scientific publication;</w:t>
+      </w:r>
+    </w:p>
+    <w:p>
+      <w:pPr>
+        <w:pStyle w:val="Compact"/>
+        <w:numPr>
+          <w:ilvl w:val="0"/>
+          <w:numId w:val="1035"/>
+        </w:numPr>
+      </w:pPr>
+      <w:r>
+        <w:t xml:space="preserve">a policy brief; and</w:t>
+      </w:r>
+    </w:p>
+    <w:p>
+      <w:pPr>
+        <w:pStyle w:val="Compact"/>
+        <w:numPr>
+          <w:ilvl w:val="0"/>
+          <w:numId w:val="1035"/>
+        </w:numPr>
+      </w:pPr>
+      <w:r>
+        <w:t xml:space="preserve">stakeholder-focused webinars;</w:t>
+      </w:r>
+    </w:p>
+    <w:p>
+      <w:pPr>
+        <w:pStyle w:val="FirstParagraph"/>
+      </w:pPr>
+      <w:r>
+        <w:t xml:space="preserve">Dissemination materials will distinguish between:</w:t>
+      </w:r>
+    </w:p>
+    <w:p>
+      <w:pPr>
+        <w:pStyle w:val="Compact"/>
+        <w:numPr>
+          <w:ilvl w:val="0"/>
           <w:numId w:val="1036"/>
         </w:numPr>
       </w:pPr>
       <w:r>
-        <w:t xml:space="preserve">peer-reviewed scientific publication;</w:t>
+        <w:t xml:space="preserve">barriers that achieved consensus;</w:t>
       </w:r>
     </w:p>
     <w:p>
@@ -4112,7 +4145,7 @@
         </w:numPr>
       </w:pPr>
       <w:r>
-        <w:t xml:space="preserve">a policy brief; and</w:t>
+        <w:t xml:space="preserve">interventions that achieved consensus as important and feasible;</w:t>
       </w:r>
     </w:p>
     <w:p>
@@ -4124,7 +4157,19 @@
         </w:numPr>
       </w:pPr>
       <w:r>
-        <w:t xml:space="preserve">stakeholder-focused webinars;</w:t>
+        <w:t xml:space="preserve">areas of persistent disagreement; and</w:t>
+      </w:r>
+    </w:p>
+    <w:p>
+      <w:pPr>
+        <w:pStyle w:val="Compact"/>
+        <w:numPr>
+          <w:ilvl w:val="0"/>
+          <w:numId w:val="1036"/>
+        </w:numPr>
+      </w:pPr>
+      <w:r>
+        <w:t xml:space="preserve">recommendations that require subsequent empirical evaluation.</w:t>
       </w:r>
     </w:p>
     <w:p>
@@ -4132,7 +4177,7 @@
         <w:pStyle w:val="FirstParagraph"/>
       </w:pPr>
       <w:r>
-        <w:t xml:space="preserve">Dissemination materials will distinguish between:</w:t>
+        <w:t xml:space="preserve">Reporting Standards</w:t>
       </w:r>
     </w:p>
     <w:p>
@@ -4144,7 +4189,7 @@
         </w:numPr>
       </w:pPr>
       <w:r>
-        <w:t xml:space="preserve">barriers that achieved consensus;</w:t>
+        <w:t xml:space="preserve">This protocol is prospectively registered on the Open Science Framework before participant recruitment and data collection begin. The registration identifier is OSF.IO/83G7B.</w:t>
       </w:r>
     </w:p>
     <w:p>
@@ -4156,39 +4201,32 @@
         </w:numPr>
       </w:pPr>
       <w:r>
-        <w:t xml:space="preserve">interventions that achieved consensus as important and feasible;</w:t>
-      </w:r>
-    </w:p>
-    <w:p>
-      <w:pPr>
-        <w:pStyle w:val="Compact"/>
-        <w:numPr>
-          <w:ilvl w:val="0"/>
-          <w:numId w:val="1037"/>
-        </w:numPr>
-      </w:pPr>
-      <w:r>
-        <w:t xml:space="preserve">areas of persistent disagreement; and</w:t>
-      </w:r>
-    </w:p>
-    <w:p>
-      <w:pPr>
-        <w:pStyle w:val="Compact"/>
-        <w:numPr>
-          <w:ilvl w:val="0"/>
-          <w:numId w:val="1037"/>
-        </w:numPr>
-      </w:pPr>
-      <w:r>
-        <w:t xml:space="preserve">recommendations that require subsequent empirical evaluation.</w:t>
-      </w:r>
-    </w:p>
-    <w:p>
-      <w:pPr>
-        <w:pStyle w:val="FirstParagraph"/>
-      </w:pPr>
-      <w:r>
-        <w:t xml:space="preserve">Reporting Standards</w:t>
+        <w:t xml:space="preserve">The completed study will be reported in accordance with the ACCORD guidance for reporting of modified Delphi studies.</w:t>
+      </w:r>
+      <w:r>
+        <w:t xml:space="preserve"> </w:t>
+      </w:r>
+      <w:r>
+        <w:t xml:space="preserve">[10]</w:t>
+      </w:r>
+    </w:p>
+    <w:bookmarkEnd w:id="68"/>
+    <w:bookmarkStart w:id="92" w:name="appendices"/>
+    <w:p>
+      <w:pPr>
+        <w:pStyle w:val="Heading1"/>
+      </w:pPr>
+      <w:r>
+        <w:t xml:space="preserve">22. Appendices</w:t>
+      </w:r>
+    </w:p>
+    <w:bookmarkStart w:id="69" w:name="appendix-1.-investigators-and-roles"/>
+    <w:p>
+      <w:pPr>
+        <w:pStyle w:val="Heading2"/>
+      </w:pPr>
+      <w:r>
+        <w:t xml:space="preserve">22.1 Appendix 1. Investigators and Roles</w:t>
       </w:r>
     </w:p>
     <w:p>
@@ -4197,55 +4235,6 @@
         <w:numPr>
           <w:ilvl w:val="0"/>
           <w:numId w:val="1038"/>
-        </w:numPr>
-      </w:pPr>
-      <w:r>
-        <w:t xml:space="preserve">This protocol is prospectively registered on the Open Science Framework before participant recruitment and data collection begin. The registration identifier is OSF.IO/83G7B.</w:t>
-      </w:r>
-    </w:p>
-    <w:p>
-      <w:pPr>
-        <w:pStyle w:val="Compact"/>
-        <w:numPr>
-          <w:ilvl w:val="0"/>
-          <w:numId w:val="1038"/>
-        </w:numPr>
-      </w:pPr>
-      <w:r>
-        <w:t xml:space="preserve">The completed study will be reported in accordance with the ACCORD guidance for reporting of modified Delphi studies.</w:t>
-      </w:r>
-      <w:r>
-        <w:t xml:space="preserve"> </w:t>
-      </w:r>
-      <w:r>
-        <w:t xml:space="preserve">[10]</w:t>
-      </w:r>
-    </w:p>
-    <w:bookmarkEnd w:id="68"/>
-    <w:bookmarkStart w:id="123" w:name="appendices"/>
-    <w:p>
-      <w:pPr>
-        <w:pStyle w:val="Heading1"/>
-      </w:pPr>
-      <w:r>
-        <w:t xml:space="preserve">22. Appendices</w:t>
-      </w:r>
-    </w:p>
-    <w:bookmarkStart w:id="69" w:name="appendix-1.-investigators-and-roles"/>
-    <w:p>
-      <w:pPr>
-        <w:pStyle w:val="Heading2"/>
-      </w:pPr>
-      <w:r>
-        <w:t xml:space="preserve">22.1 Appendix 1. Investigators and Roles</w:t>
-      </w:r>
-    </w:p>
-    <w:p>
-      <w:pPr>
-        <w:pStyle w:val="Compact"/>
-        <w:numPr>
-          <w:ilvl w:val="0"/>
-          <w:numId w:val="1039"/>
         </w:numPr>
       </w:pPr>
       <w:r>
@@ -4267,7 +4256,7 @@
         <w:pStyle w:val="Compact"/>
         <w:numPr>
           <w:ilvl w:val="0"/>
-          <w:numId w:val="1039"/>
+          <w:numId w:val="1038"/>
         </w:numPr>
       </w:pPr>
       <w:r>
@@ -4289,7 +4278,7 @@
         <w:pStyle w:val="Compact"/>
         <w:numPr>
           <w:ilvl w:val="0"/>
-          <w:numId w:val="1039"/>
+          <w:numId w:val="1038"/>
         </w:numPr>
       </w:pPr>
       <w:r>
@@ -4311,7 +4300,7 @@
         <w:pStyle w:val="Compact"/>
         <w:numPr>
           <w:ilvl w:val="0"/>
-          <w:numId w:val="1039"/>
+          <w:numId w:val="1038"/>
         </w:numPr>
       </w:pPr>
       <w:r>
@@ -4343,7 +4332,7 @@
         <w:pStyle w:val="Compact"/>
         <w:numPr>
           <w:ilvl w:val="0"/>
-          <w:numId w:val="1040"/>
+          <w:numId w:val="1039"/>
         </w:numPr>
       </w:pPr>
       <w:r>
@@ -4355,7 +4344,7 @@
         <w:pStyle w:val="Compact"/>
         <w:numPr>
           <w:ilvl w:val="0"/>
-          <w:numId w:val="1040"/>
+          <w:numId w:val="1039"/>
         </w:numPr>
       </w:pPr>
       <w:r>
@@ -4367,7 +4356,7 @@
         <w:pStyle w:val="Compact"/>
         <w:numPr>
           <w:ilvl w:val="0"/>
-          <w:numId w:val="1040"/>
+          <w:numId w:val="1039"/>
         </w:numPr>
       </w:pPr>
       <w:r>
@@ -4379,7 +4368,7 @@
         <w:pStyle w:val="Compact"/>
         <w:numPr>
           <w:ilvl w:val="0"/>
-          <w:numId w:val="1040"/>
+          <w:numId w:val="1039"/>
         </w:numPr>
       </w:pPr>
       <w:r>
@@ -4391,7 +4380,7 @@
         <w:pStyle w:val="Compact"/>
         <w:numPr>
           <w:ilvl w:val="0"/>
-          <w:numId w:val="1040"/>
+          <w:numId w:val="1039"/>
         </w:numPr>
       </w:pPr>
       <w:r>
@@ -4403,7 +4392,7 @@
         <w:pStyle w:val="Compact"/>
         <w:numPr>
           <w:ilvl w:val="0"/>
-          <w:numId w:val="1040"/>
+          <w:numId w:val="1039"/>
         </w:numPr>
       </w:pPr>
       <w:r>
@@ -4415,7 +4404,7 @@
         <w:pStyle w:val="Compact"/>
         <w:numPr>
           <w:ilvl w:val="0"/>
-          <w:numId w:val="1040"/>
+          <w:numId w:val="1039"/>
         </w:numPr>
       </w:pPr>
       <w:r>
@@ -4427,7 +4416,7 @@
         <w:pStyle w:val="Compact"/>
         <w:numPr>
           <w:ilvl w:val="0"/>
-          <w:numId w:val="1040"/>
+          <w:numId w:val="1039"/>
         </w:numPr>
       </w:pPr>
       <w:r>
@@ -4439,7 +4428,7 @@
         <w:pStyle w:val="Compact"/>
         <w:numPr>
           <w:ilvl w:val="0"/>
-          <w:numId w:val="1040"/>
+          <w:numId w:val="1039"/>
         </w:numPr>
       </w:pPr>
       <w:r>
@@ -4451,7 +4440,7 @@
         <w:pStyle w:val="Compact"/>
         <w:numPr>
           <w:ilvl w:val="0"/>
-          <w:numId w:val="1040"/>
+          <w:numId w:val="1039"/>
         </w:numPr>
       </w:pPr>
       <w:r>
@@ -4463,7 +4452,7 @@
         <w:pStyle w:val="Compact"/>
         <w:numPr>
           <w:ilvl w:val="0"/>
-          <w:numId w:val="1040"/>
+          <w:numId w:val="1039"/>
         </w:numPr>
       </w:pPr>
       <w:r>
@@ -4475,7 +4464,7 @@
         <w:pStyle w:val="Compact"/>
         <w:numPr>
           <w:ilvl w:val="0"/>
-          <w:numId w:val="1040"/>
+          <w:numId w:val="1039"/>
         </w:numPr>
       </w:pPr>
       <w:r>
@@ -4487,7 +4476,7 @@
         <w:pStyle w:val="Compact"/>
         <w:numPr>
           <w:ilvl w:val="0"/>
-          <w:numId w:val="1040"/>
+          <w:numId w:val="1039"/>
         </w:numPr>
       </w:pPr>
       <w:r>
@@ -4499,7 +4488,7 @@
         <w:pStyle w:val="Compact"/>
         <w:numPr>
           <w:ilvl w:val="0"/>
-          <w:numId w:val="1040"/>
+          <w:numId w:val="1039"/>
         </w:numPr>
       </w:pPr>
       <w:r>
@@ -4511,7 +4500,7 @@
         <w:pStyle w:val="Compact"/>
         <w:numPr>
           <w:ilvl w:val="0"/>
-          <w:numId w:val="1040"/>
+          <w:numId w:val="1039"/>
         </w:numPr>
       </w:pPr>
       <w:r>
@@ -4523,7 +4512,7 @@
         <w:pStyle w:val="Compact"/>
         <w:numPr>
           <w:ilvl w:val="0"/>
-          <w:numId w:val="1040"/>
+          <w:numId w:val="1039"/>
         </w:numPr>
       </w:pPr>
       <w:r>
@@ -4535,7 +4524,7 @@
         <w:pStyle w:val="Compact"/>
         <w:numPr>
           <w:ilvl w:val="0"/>
-          <w:numId w:val="1040"/>
+          <w:numId w:val="1039"/>
         </w:numPr>
       </w:pPr>
       <w:r>
@@ -4557,7 +4546,7 @@
         <w:pStyle w:val="Compact"/>
         <w:numPr>
           <w:ilvl w:val="0"/>
-          <w:numId w:val="1041"/>
+          <w:numId w:val="1040"/>
         </w:numPr>
       </w:pPr>
       <w:r>
@@ -4569,7 +4558,7 @@
         <w:pStyle w:val="Compact"/>
         <w:numPr>
           <w:ilvl w:val="0"/>
-          <w:numId w:val="1041"/>
+          <w:numId w:val="1040"/>
         </w:numPr>
       </w:pPr>
       <w:r>
@@ -4581,7 +4570,7 @@
         <w:pStyle w:val="Compact"/>
         <w:numPr>
           <w:ilvl w:val="0"/>
-          <w:numId w:val="1041"/>
+          <w:numId w:val="1040"/>
         </w:numPr>
       </w:pPr>
       <w:r>
@@ -4593,7 +4582,7 @@
         <w:pStyle w:val="Compact"/>
         <w:numPr>
           <w:ilvl w:val="0"/>
-          <w:numId w:val="1041"/>
+          <w:numId w:val="1040"/>
         </w:numPr>
       </w:pPr>
       <w:r>
@@ -4605,7 +4594,7 @@
         <w:pStyle w:val="Compact"/>
         <w:numPr>
           <w:ilvl w:val="0"/>
-          <w:numId w:val="1041"/>
+          <w:numId w:val="1040"/>
         </w:numPr>
       </w:pPr>
       <w:r>
@@ -4617,7 +4606,7 @@
         <w:pStyle w:val="Compact"/>
         <w:numPr>
           <w:ilvl w:val="0"/>
-          <w:numId w:val="1041"/>
+          <w:numId w:val="1040"/>
         </w:numPr>
       </w:pPr>
       <w:r>
@@ -4629,7 +4618,7 @@
         <w:pStyle w:val="Compact"/>
         <w:numPr>
           <w:ilvl w:val="0"/>
-          <w:numId w:val="1041"/>
+          <w:numId w:val="1040"/>
         </w:numPr>
       </w:pPr>
       <w:r>
@@ -4641,7 +4630,7 @@
         <w:pStyle w:val="Compact"/>
         <w:numPr>
           <w:ilvl w:val="0"/>
-          <w:numId w:val="1041"/>
+          <w:numId w:val="1040"/>
         </w:numPr>
       </w:pPr>
       <w:r>
@@ -4653,7 +4642,7 @@
         <w:pStyle w:val="Compact"/>
         <w:numPr>
           <w:ilvl w:val="0"/>
-          <w:numId w:val="1041"/>
+          <w:numId w:val="1040"/>
         </w:numPr>
       </w:pPr>
       <w:r>
@@ -4665,7 +4654,7 @@
         <w:pStyle w:val="Compact"/>
         <w:numPr>
           <w:ilvl w:val="0"/>
-          <w:numId w:val="1041"/>
+          <w:numId w:val="1040"/>
         </w:numPr>
       </w:pPr>
       <w:r>
@@ -4677,7 +4666,7 @@
         <w:pStyle w:val="Compact"/>
         <w:numPr>
           <w:ilvl w:val="0"/>
-          <w:numId w:val="1041"/>
+          <w:numId w:val="1040"/>
         </w:numPr>
       </w:pPr>
       <w:r>
@@ -4689,7 +4678,7 @@
         <w:pStyle w:val="Compact"/>
         <w:numPr>
           <w:ilvl w:val="0"/>
-          <w:numId w:val="1041"/>
+          <w:numId w:val="1040"/>
         </w:numPr>
       </w:pPr>
       <w:r>
@@ -4701,7 +4690,7 @@
         <w:pStyle w:val="Compact"/>
         <w:numPr>
           <w:ilvl w:val="0"/>
-          <w:numId w:val="1041"/>
+          <w:numId w:val="1040"/>
         </w:numPr>
       </w:pPr>
       <w:r>
@@ -4713,7 +4702,7 @@
         <w:pStyle w:val="Compact"/>
         <w:numPr>
           <w:ilvl w:val="0"/>
-          <w:numId w:val="1041"/>
+          <w:numId w:val="1040"/>
         </w:numPr>
       </w:pPr>
       <w:r>
@@ -4725,7 +4714,7 @@
         <w:pStyle w:val="Compact"/>
         <w:numPr>
           <w:ilvl w:val="0"/>
-          <w:numId w:val="1041"/>
+          <w:numId w:val="1040"/>
         </w:numPr>
       </w:pPr>
       <w:r>
@@ -4755,7 +4744,7 @@
         <w:pStyle w:val="Compact"/>
         <w:numPr>
           <w:ilvl w:val="0"/>
-          <w:numId w:val="1042"/>
+          <w:numId w:val="1041"/>
         </w:numPr>
       </w:pPr>
       <w:r>
@@ -4767,7 +4756,7 @@
         <w:pStyle w:val="Compact"/>
         <w:numPr>
           <w:ilvl w:val="0"/>
-          <w:numId w:val="1042"/>
+          <w:numId w:val="1041"/>
         </w:numPr>
       </w:pPr>
       <w:r>
@@ -4779,7 +4768,7 @@
         <w:pStyle w:val="Compact"/>
         <w:numPr>
           <w:ilvl w:val="0"/>
-          <w:numId w:val="1042"/>
+          <w:numId w:val="1041"/>
         </w:numPr>
       </w:pPr>
       <w:r>
@@ -4791,7 +4780,7 @@
         <w:pStyle w:val="Compact"/>
         <w:numPr>
           <w:ilvl w:val="0"/>
-          <w:numId w:val="1042"/>
+          <w:numId w:val="1041"/>
         </w:numPr>
       </w:pPr>
       <w:r>
@@ -4803,7 +4792,7 @@
         <w:pStyle w:val="Compact"/>
         <w:numPr>
           <w:ilvl w:val="0"/>
-          <w:numId w:val="1042"/>
+          <w:numId w:val="1041"/>
         </w:numPr>
       </w:pPr>
       <w:r>
@@ -4815,7 +4804,7 @@
         <w:pStyle w:val="Compact"/>
         <w:numPr>
           <w:ilvl w:val="0"/>
-          <w:numId w:val="1042"/>
+          <w:numId w:val="1041"/>
         </w:numPr>
       </w:pPr>
       <w:r>
@@ -4827,7 +4816,7 @@
         <w:pStyle w:val="Compact"/>
         <w:numPr>
           <w:ilvl w:val="0"/>
-          <w:numId w:val="1042"/>
+          <w:numId w:val="1041"/>
         </w:numPr>
       </w:pPr>
       <w:r>
@@ -4839,7 +4828,7 @@
         <w:pStyle w:val="Compact"/>
         <w:numPr>
           <w:ilvl w:val="0"/>
-          <w:numId w:val="1042"/>
+          <w:numId w:val="1041"/>
         </w:numPr>
       </w:pPr>
       <w:r>
@@ -4851,7 +4840,7 @@
         <w:pStyle w:val="Compact"/>
         <w:numPr>
           <w:ilvl w:val="0"/>
-          <w:numId w:val="1042"/>
+          <w:numId w:val="1041"/>
         </w:numPr>
       </w:pPr>
       <w:r>
@@ -4863,7 +4852,7 @@
         <w:pStyle w:val="Compact"/>
         <w:numPr>
           <w:ilvl w:val="0"/>
-          <w:numId w:val="1042"/>
+          <w:numId w:val="1041"/>
         </w:numPr>
       </w:pPr>
       <w:r>
@@ -4875,7 +4864,7 @@
         <w:pStyle w:val="Compact"/>
         <w:numPr>
           <w:ilvl w:val="0"/>
-          <w:numId w:val="1042"/>
+          <w:numId w:val="1041"/>
         </w:numPr>
       </w:pPr>
       <w:r>
@@ -4887,7 +4876,7 @@
         <w:pStyle w:val="Compact"/>
         <w:numPr>
           <w:ilvl w:val="0"/>
-          <w:numId w:val="1042"/>
+          <w:numId w:val="1041"/>
         </w:numPr>
       </w:pPr>
       <w:r>
@@ -4899,7 +4888,7 @@
         <w:pStyle w:val="Compact"/>
         <w:numPr>
           <w:ilvl w:val="0"/>
-          <w:numId w:val="1042"/>
+          <w:numId w:val="1041"/>
         </w:numPr>
       </w:pPr>
       <w:r>
@@ -4907,7 +4896,7 @@
       </w:r>
     </w:p>
     <w:bookmarkEnd w:id="72"/>
-    <w:bookmarkStart w:id="92" w:name="sec-pis"/>
+    <w:bookmarkStart w:id="90" w:name="sec-pis"/>
     <w:p>
       <w:pPr>
         <w:pStyle w:val="Heading2"/>
@@ -5043,7 +5032,7 @@
         <w:pStyle w:val="Compact"/>
         <w:numPr>
           <w:ilvl w:val="0"/>
-          <w:numId w:val="1043"/>
+          <w:numId w:val="1042"/>
         </w:numPr>
       </w:pPr>
       <w:r>
@@ -5055,7 +5044,7 @@
         <w:pStyle w:val="Compact"/>
         <w:numPr>
           <w:ilvl w:val="0"/>
-          <w:numId w:val="1043"/>
+          <w:numId w:val="1042"/>
         </w:numPr>
       </w:pPr>
       <w:r>
@@ -5067,7 +5056,7 @@
         <w:pStyle w:val="Compact"/>
         <w:numPr>
           <w:ilvl w:val="0"/>
-          <w:numId w:val="1043"/>
+          <w:numId w:val="1042"/>
         </w:numPr>
       </w:pPr>
       <w:r>
@@ -5105,11 +5094,105 @@
         <w:pStyle w:val="Compact"/>
         <w:numPr>
           <w:ilvl w:val="0"/>
+          <w:numId w:val="1043"/>
+        </w:numPr>
+      </w:pPr>
+      <w:r>
+        <w:t xml:space="preserve">Medical students, house officers, residents, teaching assistants, assistant lecturers, or equivalent early-career medical researchers.</w:t>
+      </w:r>
+    </w:p>
+    <w:p>
+      <w:pPr>
+        <w:pStyle w:val="Compact"/>
+        <w:numPr>
+          <w:ilvl w:val="0"/>
+          <w:numId w:val="1043"/>
+        </w:numPr>
+      </w:pPr>
+      <w:r>
+        <w:t xml:space="preserve">Research supervisors.</w:t>
+      </w:r>
+    </w:p>
+    <w:p>
+      <w:pPr>
+        <w:pStyle w:val="Compact"/>
+        <w:numPr>
+          <w:ilvl w:val="0"/>
+          <w:numId w:val="1043"/>
+        </w:numPr>
+      </w:pPr>
+      <w:r>
+        <w:t xml:space="preserve">Biostatisticians, epidemiologists, research methodologists, evidence-synthesis specialists, qualitative researchers, or related experts.</w:t>
+      </w:r>
+    </w:p>
+    <w:p>
+      <w:pPr>
+        <w:pStyle w:val="Compact"/>
+        <w:numPr>
+          <w:ilvl w:val="0"/>
+          <w:numId w:val="1043"/>
+        </w:numPr>
+      </w:pPr>
+      <w:r>
+        <w:t xml:space="preserve">Members of ethics committees or research-governance structures.</w:t>
+      </w:r>
+    </w:p>
+    <w:p>
+      <w:pPr>
+        <w:pStyle w:val="FirstParagraph"/>
+      </w:pPr>
+      <w:r>
+        <w:t xml:space="preserve">You should participate only if you have sufficient familiarity with the Egyptian medical research environment to provide informed judgments.</w:t>
+      </w:r>
+    </w:p>
+    <w:bookmarkEnd w:id="76"/>
+    <w:bookmarkStart w:id="77" w:name="what-will-happen-if-i-take-part"/>
+    <w:p>
+      <w:pPr>
+        <w:pStyle w:val="Heading3"/>
+      </w:pPr>
+      <w:r>
+        <w:t xml:space="preserve">22.5.5 What will happen if I take part?</w:t>
+      </w:r>
+    </w:p>
+    <w:p>
+      <w:pPr>
+        <w:pStyle w:val="FirstParagraph"/>
+      </w:pPr>
+      <w:r>
+        <w:t xml:space="preserve">This is a two-round online modified Delphi study.</w:t>
+      </w:r>
+    </w:p>
+    <w:p>
+      <w:pPr>
+        <w:pStyle w:val="BodyText"/>
+      </w:pPr>
+      <w:r>
+        <w:rPr>
+          <w:b/>
+          <w:bCs/>
+        </w:rPr>
+        <w:t xml:space="preserve">Round 1</w:t>
+      </w:r>
+    </w:p>
+    <w:p>
+      <w:pPr>
+        <w:pStyle w:val="BodyText"/>
+      </w:pPr>
+      <w:r>
+        <w:t xml:space="preserve">If you agree to participate:</w:t>
+      </w:r>
+    </w:p>
+    <w:p>
+      <w:pPr>
+        <w:pStyle w:val="Compact"/>
+        <w:numPr>
+          <w:ilvl w:val="0"/>
           <w:numId w:val="1044"/>
         </w:numPr>
       </w:pPr>
       <w:r>
-        <w:t xml:space="preserve">Medical students, house officers, residents, teaching assistants, assistant lecturers, or equivalent early-career medical researchers.</w:t>
+        <w:t xml:space="preserve">You will complete an electronic consent form.</w:t>
       </w:r>
     </w:p>
     <w:p>
@@ -5121,7 +5204,7 @@
         </w:numPr>
       </w:pPr>
       <w:r>
-        <w:t xml:space="preserve">Research supervisors.</w:t>
+        <w:t xml:space="preserve">You will be asked a small number of background questions, such as your stakeholder category, career stage, type of institution, and research-related experience.</w:t>
       </w:r>
     </w:p>
     <w:p>
@@ -5133,106 +5216,15 @@
         </w:numPr>
       </w:pPr>
       <w:r>
-        <w:t xml:space="preserve">Biostatisticians, epidemiologists, research methodologists, evidence-synthesis specialists, qualitative researchers, or related experts.</w:t>
-      </w:r>
-    </w:p>
-    <w:p>
-      <w:pPr>
-        <w:pStyle w:val="Compact"/>
-        <w:numPr>
-          <w:ilvl w:val="0"/>
-          <w:numId w:val="1044"/>
-        </w:numPr>
-      </w:pPr>
-      <w:r>
-        <w:t xml:space="preserve">Members of ethics committees or research-governance structures.</w:t>
-      </w:r>
-    </w:p>
-    <w:p>
-      <w:pPr>
-        <w:pStyle w:val="FirstParagraph"/>
-      </w:pPr>
-      <w:r>
-        <w:t xml:space="preserve">You should participate only if you have sufficient familiarity with the Egyptian medical research environment to provide informed judgments.</w:t>
-      </w:r>
-    </w:p>
-    <w:bookmarkEnd w:id="76"/>
-    <w:bookmarkStart w:id="79" w:name="what-will-happen-if-i-take-part"/>
-    <w:p>
-      <w:pPr>
-        <w:pStyle w:val="Heading3"/>
-      </w:pPr>
-      <w:r>
-        <w:t xml:space="preserve">22.5.5 What will happen if I take part?</w:t>
-      </w:r>
-    </w:p>
-    <w:p>
-      <w:pPr>
-        <w:pStyle w:val="FirstParagraph"/>
-      </w:pPr>
-      <w:r>
-        <w:t xml:space="preserve">This is a two-round online modified Delphi study.</w:t>
-      </w:r>
-    </w:p>
-    <w:bookmarkStart w:id="77" w:name="round-1"/>
-    <w:p>
-      <w:pPr>
-        <w:pStyle w:val="Heading4"/>
-      </w:pPr>
-      <w:r>
-        <w:t xml:space="preserve">22.5.5.1 Round 1</w:t>
-      </w:r>
-    </w:p>
-    <w:p>
-      <w:pPr>
-        <w:pStyle w:val="FirstParagraph"/>
-      </w:pPr>
-      <w:r>
-        <w:t xml:space="preserve">If you agree to participate:</w:t>
-      </w:r>
-    </w:p>
-    <w:p>
-      <w:pPr>
-        <w:pStyle w:val="Compact"/>
-        <w:numPr>
-          <w:ilvl w:val="0"/>
+        <w:t xml:space="preserve">You will rate a series of candidate barriers on two 9-point scales:</w:t>
+      </w:r>
+    </w:p>
+    <w:p>
+      <w:pPr>
+        <w:pStyle w:val="Compact"/>
+        <w:numPr>
+          <w:ilvl w:val="1"/>
           <w:numId w:val="1045"/>
-        </w:numPr>
-      </w:pPr>
-      <w:r>
-        <w:t xml:space="preserve">You will complete an electronic consent form.</w:t>
-      </w:r>
-    </w:p>
-    <w:p>
-      <w:pPr>
-        <w:pStyle w:val="Compact"/>
-        <w:numPr>
-          <w:ilvl w:val="0"/>
-          <w:numId w:val="1045"/>
-        </w:numPr>
-      </w:pPr>
-      <w:r>
-        <w:t xml:space="preserve">You will be asked a small number of background questions, such as your stakeholder category, career stage, type of institution, and research-related experience.</w:t>
-      </w:r>
-    </w:p>
-    <w:p>
-      <w:pPr>
-        <w:pStyle w:val="Compact"/>
-        <w:numPr>
-          <w:ilvl w:val="0"/>
-          <w:numId w:val="1045"/>
-        </w:numPr>
-      </w:pPr>
-      <w:r>
-        <w:t xml:space="preserve">You will rate a series of candidate barriers on two 9-point scales:</w:t>
-      </w:r>
-    </w:p>
-    <w:p>
-      <w:pPr>
-        <w:pStyle w:val="Compact"/>
-        <w:numPr>
-          <w:ilvl w:val="1"/>
-          <w:numId w:val="1046"/>
         </w:numPr>
       </w:pPr>
       <w:r>
@@ -5254,7 +5246,7 @@
         <w:pStyle w:val="Compact"/>
         <w:numPr>
           <w:ilvl w:val="1"/>
-          <w:numId w:val="1046"/>
+          <w:numId w:val="1045"/>
         </w:numPr>
       </w:pPr>
       <w:r>
@@ -5276,7 +5268,7 @@
         <w:pStyle w:val="Compact"/>
         <w:numPr>
           <w:ilvl w:val="0"/>
-          <w:numId w:val="1045"/>
+          <w:numId w:val="1044"/>
         </w:numPr>
       </w:pPr>
       <w:r>
@@ -5288,7 +5280,7 @@
         <w:pStyle w:val="Compact"/>
         <w:numPr>
           <w:ilvl w:val="0"/>
-          <w:numId w:val="1045"/>
+          <w:numId w:val="1044"/>
         </w:numPr>
       </w:pPr>
       <w:r>
@@ -5316,74 +5308,68 @@
         <w:t xml:space="preserve">.</w:t>
       </w:r>
     </w:p>
-    <w:bookmarkEnd w:id="77"/>
-    <w:bookmarkStart w:id="78" w:name="round-2"/>
-    <w:p>
-      <w:pPr>
-        <w:pStyle w:val="Heading4"/>
-      </w:pPr>
-      <w:r>
-        <w:t xml:space="preserve">22.5.5.2 Round 2</w:t>
-      </w:r>
-    </w:p>
-    <w:p>
-      <w:pPr>
-        <w:pStyle w:val="FirstParagraph"/>
-      </w:pPr>
-      <w:r>
-        <w:t xml:space="preserve">Participants who complete Round 1 may be invited to take part in Round 2.</w:t>
-      </w:r>
-    </w:p>
     <w:p>
       <w:pPr>
         <w:pStyle w:val="BodyText"/>
       </w:pPr>
       <w:r>
-        <w:t xml:space="preserve">In Round 2:</w:t>
-      </w:r>
-    </w:p>
-    <w:p>
-      <w:pPr>
-        <w:pStyle w:val="Compact"/>
-        <w:numPr>
-          <w:ilvl w:val="0"/>
+        <w:rPr>
+          <w:b/>
+          <w:bCs/>
+        </w:rPr>
+        <w:t xml:space="preserve">Round 2</w:t>
+      </w:r>
+    </w:p>
+    <w:p>
+      <w:pPr>
+        <w:pStyle w:val="BodyText"/>
+      </w:pPr>
+      <w:r>
+        <w:t xml:space="preserve">Participants who complete Round 1 may be invited to take part in Round 2. In Round 2:</w:t>
+      </w:r>
+    </w:p>
+    <w:p>
+      <w:pPr>
+        <w:pStyle w:val="Compact"/>
+        <w:numPr>
+          <w:ilvl w:val="0"/>
+          <w:numId w:val="1046"/>
+        </w:numPr>
+      </w:pPr>
+      <w:r>
+        <w:t xml:space="preserve">You will receive anonymized group-level feedback from Round 1, such as the number of valid responses, median rating, interquartile range, and proportion of participants giving high ratings.</w:t>
+      </w:r>
+    </w:p>
+    <w:p>
+      <w:pPr>
+        <w:pStyle w:val="Compact"/>
+        <w:numPr>
+          <w:ilvl w:val="0"/>
+          <w:numId w:val="1046"/>
+        </w:numPr>
+      </w:pPr>
+      <w:r>
+        <w:t xml:space="preserve">You will be asked to reconsider and re-rate retained or revised barrier items.</w:t>
+      </w:r>
+    </w:p>
+    <w:p>
+      <w:pPr>
+        <w:pStyle w:val="Compact"/>
+        <w:numPr>
+          <w:ilvl w:val="0"/>
+          <w:numId w:val="1046"/>
+        </w:numPr>
+      </w:pPr>
+      <w:r>
+        <w:t xml:space="preserve">You will rate candidate interventions according to:</w:t>
+      </w:r>
+    </w:p>
+    <w:p>
+      <w:pPr>
+        <w:pStyle w:val="Compact"/>
+        <w:numPr>
+          <w:ilvl w:val="1"/>
           <w:numId w:val="1047"/>
-        </w:numPr>
-      </w:pPr>
-      <w:r>
-        <w:t xml:space="preserve">You will receive anonymized group-level feedback from Round 1, such as the number of valid responses, median rating, interquartile range, and proportion of participants giving high ratings.</w:t>
-      </w:r>
-    </w:p>
-    <w:p>
-      <w:pPr>
-        <w:pStyle w:val="Compact"/>
-        <w:numPr>
-          <w:ilvl w:val="0"/>
-          <w:numId w:val="1047"/>
-        </w:numPr>
-      </w:pPr>
-      <w:r>
-        <w:t xml:space="preserve">You will be asked to reconsider and re-rate retained or revised barrier items.</w:t>
-      </w:r>
-    </w:p>
-    <w:p>
-      <w:pPr>
-        <w:pStyle w:val="Compact"/>
-        <w:numPr>
-          <w:ilvl w:val="0"/>
-          <w:numId w:val="1047"/>
-        </w:numPr>
-      </w:pPr>
-      <w:r>
-        <w:t xml:space="preserve">You will rate candidate interventions according to:</w:t>
-      </w:r>
-    </w:p>
-    <w:p>
-      <w:pPr>
-        <w:pStyle w:val="Compact"/>
-        <w:numPr>
-          <w:ilvl w:val="1"/>
-          <w:numId w:val="1048"/>
         </w:numPr>
       </w:pPr>
       <w:r>
@@ -5405,7 +5391,7 @@
         <w:pStyle w:val="Compact"/>
         <w:numPr>
           <w:ilvl w:val="1"/>
-          <w:numId w:val="1048"/>
+          <w:numId w:val="1047"/>
         </w:numPr>
       </w:pPr>
       <w:r>
@@ -5427,7 +5413,7 @@
         <w:pStyle w:val="Compact"/>
         <w:numPr>
           <w:ilvl w:val="0"/>
-          <w:numId w:val="1047"/>
+          <w:numId w:val="1046"/>
         </w:numPr>
       </w:pPr>
       <w:r>
@@ -5463,9 +5449,8 @@
         <w:t xml:space="preserve">There will be no face-to-face group discussion. You will not be asked to interact with other participants.</w:t>
       </w:r>
     </w:p>
-    <w:bookmarkEnd w:id="78"/>
-    <w:bookmarkEnd w:id="79"/>
-    <w:bookmarkStart w:id="80" w:name="what-should-i-consider-when-responding"/>
+    <w:bookmarkEnd w:id="77"/>
+    <w:bookmarkStart w:id="78" w:name="what-should-i-consider-when-responding"/>
     <w:p>
       <w:pPr>
         <w:pStyle w:val="Heading3"/>
@@ -5511,7 +5496,7 @@
         <w:pStyle w:val="Compact"/>
         <w:numPr>
           <w:ilvl w:val="0"/>
-          <w:numId w:val="1049"/>
+          <w:numId w:val="1048"/>
         </w:numPr>
       </w:pPr>
       <w:r>
@@ -5523,7 +5508,7 @@
         <w:pStyle w:val="Compact"/>
         <w:numPr>
           <w:ilvl w:val="0"/>
-          <w:numId w:val="1049"/>
+          <w:numId w:val="1048"/>
         </w:numPr>
       </w:pPr>
       <w:r>
@@ -5535,7 +5520,7 @@
         <w:pStyle w:val="Compact"/>
         <w:numPr>
           <w:ilvl w:val="0"/>
-          <w:numId w:val="1049"/>
+          <w:numId w:val="1048"/>
         </w:numPr>
       </w:pPr>
       <w:r>
@@ -5547,7 +5532,7 @@
         <w:pStyle w:val="Compact"/>
         <w:numPr>
           <w:ilvl w:val="0"/>
-          <w:numId w:val="1049"/>
+          <w:numId w:val="1048"/>
         </w:numPr>
       </w:pPr>
       <w:r>
@@ -5562,8 +5547,8 @@
         <w:t xml:space="preserve">If identifying information is entered into a free-text comment, the research team may remove or redact it before analysis, feedback, or reporting.</w:t>
       </w:r>
     </w:p>
-    <w:bookmarkEnd w:id="80"/>
-    <w:bookmarkStart w:id="81" w:name="is-participation-voluntary"/>
+    <w:bookmarkEnd w:id="78"/>
+    <w:bookmarkStart w:id="79" w:name="is-participation-voluntary"/>
     <w:p>
       <w:pPr>
         <w:pStyle w:val="Heading3"/>
@@ -5604,8 +5589,8 @@
         <w:t xml:space="preserve">You may skip any optional question. However, you must provide enough required ratings for your questionnaire to be considered complete according to the study’s prespecified completion rules.</w:t>
       </w:r>
     </w:p>
-    <w:bookmarkEnd w:id="81"/>
-    <w:bookmarkStart w:id="83" w:name="can-i-withdraw"/>
+    <w:bookmarkEnd w:id="79"/>
+    <w:bookmarkStart w:id="81" w:name="can-i-withdraw"/>
     <w:p>
       <w:pPr>
         <w:pStyle w:val="Heading3"/>
@@ -5632,7 +5617,7 @@
       <w:r>
         <w:t xml:space="preserve"> </w:t>
       </w:r>
-      <w:hyperlink r:id="rId82">
+      <w:hyperlink r:id="rId80">
         <w:r>
           <w:rPr>
             <w:rStyle w:val="Hyperlink"/>
@@ -5652,14 +5637,190 @@
         <w:t xml:space="preserve">Once data have been de-identified and combined into aggregate analyses, it may no longer be possible to identify and remove your individual responses.</w:t>
       </w:r>
     </w:p>
+    <w:bookmarkEnd w:id="81"/>
+    <w:bookmarkStart w:id="82" w:name="what-are-the-possible-risks"/>
+    <w:p>
+      <w:pPr>
+        <w:pStyle w:val="Heading3"/>
+      </w:pPr>
+      <w:r>
+        <w:t xml:space="preserve">22.5.9 What are the possible risks?</w:t>
+      </w:r>
+    </w:p>
+    <w:p>
+      <w:pPr>
+        <w:pStyle w:val="FirstParagraph"/>
+      </w:pPr>
+      <w:r>
+        <w:t xml:space="preserve">This study is expected to involve no more than minimal risk.</w:t>
+      </w:r>
+    </w:p>
+    <w:p>
+      <w:pPr>
+        <w:pStyle w:val="BodyText"/>
+      </w:pPr>
+      <w:r>
+        <w:t xml:space="preserve">Possible risks include:</w:t>
+      </w:r>
+    </w:p>
+    <w:p>
+      <w:pPr>
+        <w:pStyle w:val="Compact"/>
+        <w:numPr>
+          <w:ilvl w:val="0"/>
+          <w:numId w:val="1049"/>
+        </w:numPr>
+      </w:pPr>
+      <w:r>
+        <w:t xml:space="preserve">Minimal discomfort when considering barriers related to supervision, institutional support, research governance, or research culture.</w:t>
+      </w:r>
+    </w:p>
+    <w:p>
+      <w:pPr>
+        <w:pStyle w:val="Compact"/>
+        <w:numPr>
+          <w:ilvl w:val="0"/>
+          <w:numId w:val="1049"/>
+        </w:numPr>
+      </w:pPr>
+      <w:r>
+        <w:t xml:space="preserve">Concern that professional or institutional views could be recognized.</w:t>
+      </w:r>
+    </w:p>
+    <w:p>
+      <w:pPr>
+        <w:pStyle w:val="FirstParagraph"/>
+      </w:pPr>
+      <w:r>
+        <w:t xml:space="preserve">To reduce these risks:</w:t>
+      </w:r>
+    </w:p>
+    <w:p>
+      <w:pPr>
+        <w:pStyle w:val="Compact"/>
+        <w:numPr>
+          <w:ilvl w:val="0"/>
+          <w:numId w:val="1050"/>
+        </w:numPr>
+      </w:pPr>
+      <w:r>
+        <w:t xml:space="preserve">Participation will occur through an electronic survey rather than a group discussion.</w:t>
+      </w:r>
+    </w:p>
+    <w:p>
+      <w:pPr>
+        <w:pStyle w:val="Compact"/>
+        <w:numPr>
+          <w:ilvl w:val="0"/>
+          <w:numId w:val="1050"/>
+        </w:numPr>
+      </w:pPr>
+      <w:r>
+        <w:t xml:space="preserve">Individual ratings will not be shown to other participants.</w:t>
+      </w:r>
+    </w:p>
+    <w:p>
+      <w:pPr>
+        <w:pStyle w:val="Compact"/>
+        <w:numPr>
+          <w:ilvl w:val="0"/>
+          <w:numId w:val="1050"/>
+        </w:numPr>
+      </w:pPr>
+      <w:r>
+        <w:t xml:space="preserve">Feedback between rounds will be presented only in aggregate form.</w:t>
+      </w:r>
+    </w:p>
+    <w:p>
+      <w:pPr>
+        <w:pStyle w:val="Compact"/>
+        <w:numPr>
+          <w:ilvl w:val="0"/>
+          <w:numId w:val="1050"/>
+        </w:numPr>
+      </w:pPr>
+      <w:r>
+        <w:t xml:space="preserve">Identifying contact information will be stored separately from survey responses.</w:t>
+      </w:r>
+    </w:p>
+    <w:p>
+      <w:pPr>
+        <w:pStyle w:val="Compact"/>
+        <w:numPr>
+          <w:ilvl w:val="0"/>
+          <w:numId w:val="1050"/>
+        </w:numPr>
+      </w:pPr>
+      <w:r>
+        <w:t xml:space="preserve">The analysis dataset will use a study identifier rather than your name or email address.</w:t>
+      </w:r>
+    </w:p>
+    <w:p>
+      <w:pPr>
+        <w:pStyle w:val="Compact"/>
+        <w:numPr>
+          <w:ilvl w:val="0"/>
+          <w:numId w:val="1050"/>
+        </w:numPr>
+      </w:pPr>
+      <w:r>
+        <w:t xml:space="preserve">Reports will present aggregated findings and will avoid reporting small cells or details that could identify an individual or institution.</w:t>
+      </w:r>
+    </w:p>
+    <w:p>
+      <w:pPr>
+        <w:pStyle w:val="Compact"/>
+        <w:numPr>
+          <w:ilvl w:val="0"/>
+          <w:numId w:val="1050"/>
+        </w:numPr>
+      </w:pPr>
+      <w:r>
+        <w:t xml:space="preserve">Free-text comments will be screened for identifying information before they are used in group feedback or dissemination.</w:t>
+      </w:r>
+    </w:p>
+    <w:p>
+      <w:pPr>
+        <w:pStyle w:val="FirstParagraph"/>
+      </w:pPr>
+      <w:r>
+        <w:t xml:space="preserve">Your responses are confidential, but they are not completely anonymous to the limited research staff responsible for consent administration, round linkage, and secure data management.</w:t>
+      </w:r>
+    </w:p>
+    <w:bookmarkEnd w:id="82"/>
+    <w:bookmarkStart w:id="83" w:name="are-there-benefits-to-taking-part"/>
+    <w:p>
+      <w:pPr>
+        <w:pStyle w:val="Heading3"/>
+      </w:pPr>
+      <w:r>
+        <w:t xml:space="preserve">22.5.10 Are there benefits to taking part?</w:t>
+      </w:r>
+    </w:p>
+    <w:p>
+      <w:pPr>
+        <w:pStyle w:val="FirstParagraph"/>
+      </w:pPr>
+      <w:r>
+        <w:t xml:space="preserve">You may not receive a direct personal benefit from participation.</w:t>
+      </w:r>
+    </w:p>
+    <w:p>
+      <w:pPr>
+        <w:pStyle w:val="BodyText"/>
+      </w:pPr>
+      <w:r>
+        <w:t xml:space="preserve">Your contribution may help identify priorities for improving research education, supervision, methodological support, infrastructure, governance, funding, incentives, and collaboration for early-career medical researchers in Egypt.</w:t>
+      </w:r>
+    </w:p>
     <w:bookmarkEnd w:id="83"/>
-    <w:bookmarkStart w:id="84" w:name="what-are-the-possible-risks"/>
+    <w:bookmarkStart w:id="84" w:name="will-i-be-paid-or-reimbursed"/>
     <w:p>
       <w:pPr>
         <w:pStyle w:val="Heading3"/>
       </w:pPr>
       <w:r>
-        <w:t xml:space="preserve">22.5.9 What are the possible risks?</w:t>
+        <w:t xml:space="preserve">22.5.11 Will I be paid or reimbursed?</w:t>
       </w:r>
     </w:p>
     <w:p>
@@ -5667,7 +5828,25 @@
         <w:pStyle w:val="FirstParagraph"/>
       </w:pPr>
       <w:r>
-        <w:t xml:space="preserve">This study is expected to involve no more than minimal risk.</w:t>
+        <w:t xml:space="preserve">You will not receive payment. Participants who complete both rounds may receive a certificate of participation, if requested. The certificate will not include your ratings or comments.</w:t>
+      </w:r>
+    </w:p>
+    <w:bookmarkEnd w:id="84"/>
+    <w:bookmarkStart w:id="85" w:name="Xf74caa49acb59ac73d1cdbb8c8aeb45e7e15fa1"/>
+    <w:p>
+      <w:pPr>
+        <w:pStyle w:val="Heading3"/>
+      </w:pPr>
+      <w:r>
+        <w:t xml:space="preserve">22.5.12 How will my information be kept confidential?</w:t>
+      </w:r>
+    </w:p>
+    <w:p>
+      <w:pPr>
+        <w:pStyle w:val="FirstParagraph"/>
+      </w:pPr>
+      <w:r>
+        <w:t xml:space="preserve">The study will collect limited contact information, such as your name and email address, only to send invitations, reminders, and the Round-2 link.</w:t>
       </w:r>
     </w:p>
     <w:p>
@@ -5675,31 +5854,41 @@
         <w:pStyle w:val="BodyText"/>
       </w:pPr>
       <w:r>
-        <w:t xml:space="preserve">Possible risks include:</w:t>
-      </w:r>
-    </w:p>
-    <w:p>
-      <w:pPr>
-        <w:pStyle w:val="Compact"/>
-        <w:numPr>
-          <w:ilvl w:val="0"/>
-          <w:numId w:val="1050"/>
-        </w:numPr>
-      </w:pPr>
-      <w:r>
-        <w:t xml:space="preserve">Minimal discomfort when considering barriers related to supervision, institutional support, research governance, or research culture.</w:t>
-      </w:r>
-    </w:p>
-    <w:p>
-      <w:pPr>
-        <w:pStyle w:val="Compact"/>
-        <w:numPr>
-          <w:ilvl w:val="0"/>
-          <w:numId w:val="1050"/>
-        </w:numPr>
-      </w:pPr>
-      <w:r>
-        <w:t xml:space="preserve">Concern that professional or institutional views could be recognized.</w:t>
+        <w:t xml:space="preserve">Your contact information will be stored separately from survey responses. A secure linkage file will connect your contact details with a unique study identifier so that the research team can invite Round-1 participants to Round 2 and process a withdrawal request before de-identification.</w:t>
+      </w:r>
+    </w:p>
+    <w:p>
+      <w:pPr>
+        <w:pStyle w:val="BodyText"/>
+      </w:pPr>
+      <w:r>
+        <w:t xml:space="preserve">Only designated members of the research team will have access to the contact and linkage file. Steering-group members, supervisors, institutional leaders, and other participants will not have access to identifiable individual responses.</w:t>
+      </w:r>
+    </w:p>
+    <w:p>
+      <w:pPr>
+        <w:pStyle w:val="BodyText"/>
+      </w:pPr>
+      <w:r>
+        <w:t xml:space="preserve">Survey data will be stored on Microsoft University servers and exported to secure, password-protected, access-controlled institutional storage . Data will be encrypted in transit and, where supported by the platform and institutional systems, at rest.</w:t>
+      </w:r>
+    </w:p>
+    <w:p>
+      <w:pPr>
+        <w:pStyle w:val="BodyText"/>
+      </w:pPr>
+      <w:r>
+        <w:t xml:space="preserve">The study team will not intentionally collect patient information, sensitive health information, or names of colleagues or institutions in open-text comments.</w:t>
+      </w:r>
+    </w:p>
+    <w:bookmarkEnd w:id="85"/>
+    <w:bookmarkStart w:id="86" w:name="how-long-will-data-be-kept"/>
+    <w:p>
+      <w:pPr>
+        <w:pStyle w:val="Heading3"/>
+      </w:pPr>
+      <w:r>
+        <w:t xml:space="preserve">22.5.13 How long will data be kept?</w:t>
       </w:r>
     </w:p>
     <w:p>
@@ -5707,7 +5896,49 @@
         <w:pStyle w:val="FirstParagraph"/>
       </w:pPr>
       <w:r>
-        <w:t xml:space="preserve">To reduce these risks:</w:t>
+        <w:t xml:space="preserve">Identifiable contact and linkage data will be retained until they are no longer required for Round-2 invitation, withdrawal management, and data verification, after which they will be securely destroyed.</w:t>
+      </w:r>
+    </w:p>
+    <w:p>
+      <w:pPr>
+        <w:pStyle w:val="BodyText"/>
+      </w:pPr>
+      <w:r>
+        <w:t xml:space="preserve">De-identified research data, consent records, study documents, and the audit trail will be retained for the period required by MTI institutional policy and ethical requirements.</w:t>
+      </w:r>
+    </w:p>
+    <w:bookmarkEnd w:id="86"/>
+    <w:bookmarkStart w:id="87" w:name="will-my-information-be-shared"/>
+    <w:p>
+      <w:pPr>
+        <w:pStyle w:val="Heading3"/>
+      </w:pPr>
+      <w:r>
+        <w:t xml:space="preserve">22.5.14 Will my information be shared?</w:t>
+      </w:r>
+    </w:p>
+    <w:p>
+      <w:pPr>
+        <w:pStyle w:val="FirstParagraph"/>
+      </w:pPr>
+      <w:r>
+        <w:t xml:space="preserve">The study may result in publications, conference presentations, policy briefs, workshops, webinars, and an open research-capacity toolkit.</w:t>
+      </w:r>
+    </w:p>
+    <w:p>
+      <w:pPr>
+        <w:pStyle w:val="BodyText"/>
+      </w:pPr>
+      <w:r>
+        <w:t xml:space="preserve">Results will be reported in aggregate form. No individual participant, named supervisor, department, institution, or organization will be identified without explicit separate permission.</w:t>
+      </w:r>
+    </w:p>
+    <w:p>
+      <w:pPr>
+        <w:pStyle w:val="BodyText"/>
+      </w:pPr>
+      <w:r>
+        <w:t xml:space="preserve">Subject to ethics approval, participant consent, institutional policy, and safeguards against deductive identification, the study team may share:</w:t>
       </w:r>
     </w:p>
     <w:p>
@@ -5719,7 +5950,7 @@
         </w:numPr>
       </w:pPr>
       <w:r>
-        <w:t xml:space="preserve">Participation will occur through an electronic survey rather than a group discussion.</w:t>
+        <w:t xml:space="preserve">Aggregated study findings.</w:t>
       </w:r>
     </w:p>
     <w:p>
@@ -5731,7 +5962,7 @@
         </w:numPr>
       </w:pPr>
       <w:r>
-        <w:t xml:space="preserve">Individual ratings will not be shown to other participants.</w:t>
+        <w:t xml:space="preserve">The final questionnaire.</w:t>
       </w:r>
     </w:p>
     <w:p>
@@ -5743,7 +5974,7 @@
         </w:numPr>
       </w:pPr>
       <w:r>
-        <w:t xml:space="preserve">Feedback between rounds will be presented only in aggregate form.</w:t>
+        <w:t xml:space="preserve">Item-development documentation.</w:t>
       </w:r>
     </w:p>
     <w:p>
@@ -5755,7 +5986,7 @@
         </w:numPr>
       </w:pPr>
       <w:r>
-        <w:t xml:space="preserve">Identifying contact information will be stored separately from survey responses.</w:t>
+        <w:t xml:space="preserve">De-identified numerical data.</w:t>
       </w:r>
     </w:p>
     <w:p>
@@ -5764,252 +5995,6 @@
         <w:numPr>
           <w:ilvl w:val="0"/>
           <w:numId w:val="1051"/>
-        </w:numPr>
-      </w:pPr>
-      <w:r>
-        <w:t xml:space="preserve">The analysis dataset will use a study identifier rather than your name or email address.</w:t>
-      </w:r>
-    </w:p>
-    <w:p>
-      <w:pPr>
-        <w:pStyle w:val="Compact"/>
-        <w:numPr>
-          <w:ilvl w:val="0"/>
-          <w:numId w:val="1051"/>
-        </w:numPr>
-      </w:pPr>
-      <w:r>
-        <w:t xml:space="preserve">Reports will present aggregated findings and will avoid reporting small cells or details that could identify an individual or institution.</w:t>
-      </w:r>
-    </w:p>
-    <w:p>
-      <w:pPr>
-        <w:pStyle w:val="Compact"/>
-        <w:numPr>
-          <w:ilvl w:val="0"/>
-          <w:numId w:val="1051"/>
-        </w:numPr>
-      </w:pPr>
-      <w:r>
-        <w:t xml:space="preserve">Free-text comments will be screened for identifying information before they are used in group feedback or dissemination.</w:t>
-      </w:r>
-    </w:p>
-    <w:p>
-      <w:pPr>
-        <w:pStyle w:val="FirstParagraph"/>
-      </w:pPr>
-      <w:r>
-        <w:t xml:space="preserve">Your responses are confidential, but they are not completely anonymous to the limited research staff responsible for consent administration, round linkage, and secure data management.</w:t>
-      </w:r>
-    </w:p>
-    <w:bookmarkEnd w:id="84"/>
-    <w:bookmarkStart w:id="85" w:name="are-there-benefits-to-taking-part"/>
-    <w:p>
-      <w:pPr>
-        <w:pStyle w:val="Heading3"/>
-      </w:pPr>
-      <w:r>
-        <w:t xml:space="preserve">22.5.10 Are there benefits to taking part?</w:t>
-      </w:r>
-    </w:p>
-    <w:p>
-      <w:pPr>
-        <w:pStyle w:val="FirstParagraph"/>
-      </w:pPr>
-      <w:r>
-        <w:t xml:space="preserve">You may not receive a direct personal benefit from participation.</w:t>
-      </w:r>
-    </w:p>
-    <w:p>
-      <w:pPr>
-        <w:pStyle w:val="BodyText"/>
-      </w:pPr>
-      <w:r>
-        <w:t xml:space="preserve">Your contribution may help identify priorities for improving research education, supervision, methodological support, infrastructure, governance, funding, incentives, and collaboration for early-career medical researchers in Egypt.</w:t>
-      </w:r>
-    </w:p>
-    <w:bookmarkEnd w:id="85"/>
-    <w:bookmarkStart w:id="86" w:name="will-i-be-paid-or-reimbursed"/>
-    <w:p>
-      <w:pPr>
-        <w:pStyle w:val="Heading3"/>
-      </w:pPr>
-      <w:r>
-        <w:t xml:space="preserve">22.5.11 Will I be paid or reimbursed?</w:t>
-      </w:r>
-    </w:p>
-    <w:p>
-      <w:pPr>
-        <w:pStyle w:val="FirstParagraph"/>
-      </w:pPr>
-      <w:r>
-        <w:t xml:space="preserve">You will not receive payment. Participants who complete both rounds may receive a certificate of participation, if requested. The certificate will not include your ratings or comments.</w:t>
-      </w:r>
-    </w:p>
-    <w:bookmarkEnd w:id="86"/>
-    <w:bookmarkStart w:id="87" w:name="Xf74caa49acb59ac73d1cdbb8c8aeb45e7e15fa1"/>
-    <w:p>
-      <w:pPr>
-        <w:pStyle w:val="Heading3"/>
-      </w:pPr>
-      <w:r>
-        <w:t xml:space="preserve">22.5.12 How will my information be kept confidential?</w:t>
-      </w:r>
-    </w:p>
-    <w:p>
-      <w:pPr>
-        <w:pStyle w:val="FirstParagraph"/>
-      </w:pPr>
-      <w:r>
-        <w:t xml:space="preserve">The study will collect limited contact information, such as your name and email address, only to send invitations, reminders, and the Round-2 link.</w:t>
-      </w:r>
-    </w:p>
-    <w:p>
-      <w:pPr>
-        <w:pStyle w:val="BodyText"/>
-      </w:pPr>
-      <w:r>
-        <w:t xml:space="preserve">Your contact information will be stored separately from survey responses. A secure linkage file will connect your contact details with a unique study identifier so that the research team can invite Round-1 participants to Round 2 and process a withdrawal request before de-identification.</w:t>
-      </w:r>
-    </w:p>
-    <w:p>
-      <w:pPr>
-        <w:pStyle w:val="BodyText"/>
-      </w:pPr>
-      <w:r>
-        <w:t xml:space="preserve">Only designated members of the research team will have access to the contact and linkage file. Steering-group members, supervisors, institutional leaders, and other participants will not have access to identifiable individual responses.</w:t>
-      </w:r>
-    </w:p>
-    <w:p>
-      <w:pPr>
-        <w:pStyle w:val="BodyText"/>
-      </w:pPr>
-      <w:r>
-        <w:t xml:space="preserve">Survey data will be stored on Microsoft University servers and exported to secure, password-protected, access-controlled institutional storage . Data will be encrypted in transit and, where supported by the platform and institutional systems, at rest.</w:t>
-      </w:r>
-    </w:p>
-    <w:p>
-      <w:pPr>
-        <w:pStyle w:val="BodyText"/>
-      </w:pPr>
-      <w:r>
-        <w:t xml:space="preserve">The study team will not intentionally collect patient information, sensitive health information, or names of colleagues or institutions in open-text comments.</w:t>
-      </w:r>
-    </w:p>
-    <w:bookmarkEnd w:id="87"/>
-    <w:bookmarkStart w:id="88" w:name="how-long-will-data-be-kept"/>
-    <w:p>
-      <w:pPr>
-        <w:pStyle w:val="Heading3"/>
-      </w:pPr>
-      <w:r>
-        <w:t xml:space="preserve">22.5.13 How long will data be kept?</w:t>
-      </w:r>
-    </w:p>
-    <w:p>
-      <w:pPr>
-        <w:pStyle w:val="FirstParagraph"/>
-      </w:pPr>
-      <w:r>
-        <w:t xml:space="preserve">Identifiable contact and linkage data will be retained until they are no longer required for Round-2 invitation, withdrawal management, and data verification, after which they will be securely destroyed.</w:t>
-      </w:r>
-    </w:p>
-    <w:p>
-      <w:pPr>
-        <w:pStyle w:val="BodyText"/>
-      </w:pPr>
-      <w:r>
-        <w:t xml:space="preserve">De-identified research data, consent records, study documents, and the audit trail will be retained for the period required by MTI institutional policy and ethical requirements.</w:t>
-      </w:r>
-    </w:p>
-    <w:bookmarkEnd w:id="88"/>
-    <w:bookmarkStart w:id="89" w:name="will-my-information-be-shared"/>
-    <w:p>
-      <w:pPr>
-        <w:pStyle w:val="Heading3"/>
-      </w:pPr>
-      <w:r>
-        <w:t xml:space="preserve">22.5.14 Will my information be shared?</w:t>
-      </w:r>
-    </w:p>
-    <w:p>
-      <w:pPr>
-        <w:pStyle w:val="FirstParagraph"/>
-      </w:pPr>
-      <w:r>
-        <w:t xml:space="preserve">The study may result in publications, conference presentations, policy briefs, workshops, webinars, and an open research-capacity toolkit.</w:t>
-      </w:r>
-    </w:p>
-    <w:p>
-      <w:pPr>
-        <w:pStyle w:val="BodyText"/>
-      </w:pPr>
-      <w:r>
-        <w:t xml:space="preserve">Results will be reported in aggregate form. No individual participant, named supervisor, department, institution, or organization will be identified without explicit separate permission.</w:t>
-      </w:r>
-    </w:p>
-    <w:p>
-      <w:pPr>
-        <w:pStyle w:val="BodyText"/>
-      </w:pPr>
-      <w:r>
-        <w:t xml:space="preserve">Subject to ethics approval, participant consent, institutional policy, and safeguards against deductive identification, the study team may share:</w:t>
-      </w:r>
-    </w:p>
-    <w:p>
-      <w:pPr>
-        <w:pStyle w:val="Compact"/>
-        <w:numPr>
-          <w:ilvl w:val="0"/>
-          <w:numId w:val="1052"/>
-        </w:numPr>
-      </w:pPr>
-      <w:r>
-        <w:t xml:space="preserve">Aggregated study findings.</w:t>
-      </w:r>
-    </w:p>
-    <w:p>
-      <w:pPr>
-        <w:pStyle w:val="Compact"/>
-        <w:numPr>
-          <w:ilvl w:val="0"/>
-          <w:numId w:val="1052"/>
-        </w:numPr>
-      </w:pPr>
-      <w:r>
-        <w:t xml:space="preserve">The final questionnaire.</w:t>
-      </w:r>
-    </w:p>
-    <w:p>
-      <w:pPr>
-        <w:pStyle w:val="Compact"/>
-        <w:numPr>
-          <w:ilvl w:val="0"/>
-          <w:numId w:val="1052"/>
-        </w:numPr>
-      </w:pPr>
-      <w:r>
-        <w:t xml:space="preserve">Item-development documentation.</w:t>
-      </w:r>
-    </w:p>
-    <w:p>
-      <w:pPr>
-        <w:pStyle w:val="Compact"/>
-        <w:numPr>
-          <w:ilvl w:val="0"/>
-          <w:numId w:val="1052"/>
-        </w:numPr>
-      </w:pPr>
-      <w:r>
-        <w:t xml:space="preserve">De-identified numerical data.</w:t>
-      </w:r>
-    </w:p>
-    <w:p>
-      <w:pPr>
-        <w:pStyle w:val="Compact"/>
-        <w:numPr>
-          <w:ilvl w:val="0"/>
-          <w:numId w:val="1052"/>
         </w:numPr>
       </w:pPr>
       <w:r>
@@ -6045,7 +6030,7 @@
         <w:pStyle w:val="Compact"/>
         <w:numPr>
           <w:ilvl w:val="0"/>
-          <w:numId w:val="1053"/>
+          <w:numId w:val="1052"/>
         </w:numPr>
       </w:pPr>
       <w:r>
@@ -6057,7 +6042,7 @@
         <w:pStyle w:val="Compact"/>
         <w:numPr>
           <w:ilvl w:val="0"/>
-          <w:numId w:val="1053"/>
+          <w:numId w:val="1052"/>
         </w:numPr>
       </w:pPr>
       <w:r>
@@ -6069,7 +6054,7 @@
         <w:pStyle w:val="Compact"/>
         <w:numPr>
           <w:ilvl w:val="0"/>
-          <w:numId w:val="1053"/>
+          <w:numId w:val="1052"/>
         </w:numPr>
       </w:pPr>
       <w:r>
@@ -6081,7 +6066,7 @@
         <w:pStyle w:val="Compact"/>
         <w:numPr>
           <w:ilvl w:val="0"/>
-          <w:numId w:val="1053"/>
+          <w:numId w:val="1052"/>
         </w:numPr>
       </w:pPr>
       <w:r>
@@ -6093,15 +6078,15 @@
         <w:pStyle w:val="Compact"/>
         <w:numPr>
           <w:ilvl w:val="0"/>
-          <w:numId w:val="1053"/>
+          <w:numId w:val="1052"/>
         </w:numPr>
       </w:pPr>
       <w:r>
         <w:t xml:space="preserve">Information that could reasonably identify an individual, institution, department, or organization.</w:t>
       </w:r>
     </w:p>
-    <w:bookmarkEnd w:id="89"/>
-    <w:bookmarkStart w:id="90" w:name="who-has-reviewed-this-study"/>
+    <w:bookmarkEnd w:id="87"/>
+    <w:bookmarkStart w:id="88" w:name="who-has-reviewed-this-study"/>
     <w:p>
       <w:pPr>
         <w:pStyle w:val="Heading3"/>
@@ -6128,8 +6113,8 @@
         <w:t xml:space="preserve">Institutional Review Board, Faculty of Medicine, MTI University</w:t>
       </w:r>
     </w:p>
-    <w:bookmarkEnd w:id="90"/>
-    <w:bookmarkStart w:id="91" w:name="who-can-i-contact"/>
+    <w:bookmarkEnd w:id="88"/>
+    <w:bookmarkStart w:id="89" w:name="who-can-i-contact"/>
     <w:p>
       <w:pPr>
         <w:pStyle w:val="Heading3"/>
@@ -6148,7 +6133,7 @@
       <w:r>
         <w:t xml:space="preserve"> </w:t>
       </w:r>
-      <w:hyperlink r:id="rId82">
+      <w:hyperlink r:id="rId80">
         <w:r>
           <w:rPr>
             <w:rStyle w:val="Hyperlink"/>
@@ -6156,58 +6141,20 @@
           <w:t xml:space="preserve">ecr@med.asu.edu.eg</w:t>
         </w:r>
       </w:hyperlink>
+      <w:r>
+        <w:t xml:space="preserve">.</w:t>
+      </w:r>
     </w:p>
     <w:p>
       <w:pPr>
         <w:pStyle w:val="BodyText"/>
       </w:pPr>
       <w:r>
-        <w:rPr>
-          <w:b/>
-          <w:bCs/>
-        </w:rPr>
-        <w:t xml:space="preserve">Prof. Ashraf Nabhan, Principal Investigator</w:t>
-      </w:r>
-    </w:p>
-    <w:p>
-      <w:pPr>
-        <w:pStyle w:val="BodyText"/>
-      </w:pPr>
-      <w:r>
-        <w:rPr>
-          <w:b/>
-          <w:bCs/>
-        </w:rPr>
-        <w:t xml:space="preserve">Research Coordinator</w:t>
-      </w:r>
-      <w:r>
-        <w:br/>
-      </w:r>
-      <w:r>
-        <w:t xml:space="preserve">Name: Sara Ibrahim</w:t>
-      </w:r>
-      <w:r>
-        <w:br/>
-      </w:r>
-      <w:r>
-        <w:t xml:space="preserve">Name: Omar Ahmed Salem</w:t>
-      </w:r>
-      <w:r>
-        <w:br/>
-      </w:r>
-    </w:p>
-    <w:p>
-      <w:pPr>
-        <w:pStyle w:val="BodyText"/>
-      </w:pPr>
-      <w:r>
         <w:t xml:space="preserve">For questions about your rights as a research participant, or to make a complaint that you prefer not to discuss with the research team:</w:t>
       </w:r>
-    </w:p>
-    <w:p>
-      <w:pPr>
-        <w:pStyle w:val="BodyText"/>
-      </w:pPr>
+      <w:r>
+        <w:t xml:space="preserve"> </w:t>
+      </w:r>
       <w:r>
         <w:rPr>
           <w:b/>
@@ -6216,18 +6163,18 @@
         <w:t xml:space="preserve">MTI University Institutional Review Board</w:t>
       </w:r>
       <w:r>
+        <w:t xml:space="preserve"> </w:t>
+      </w:r>
+      <w:r>
+        <w:t xml:space="preserve">at irb@mti.edu.eg</w:t>
+      </w:r>
+      <w:r>
         <w:br/>
       </w:r>
-      <w:r>
-        <w:t xml:space="preserve">Email: irb@mti.edu.eg</w:t>
-      </w:r>
-      <w:r>
-        <w:br/>
-      </w:r>
-    </w:p>
-    <w:bookmarkEnd w:id="91"/>
-    <w:bookmarkEnd w:id="92"/>
-    <w:bookmarkStart w:id="122" w:name="sec-consent"/>
+    </w:p>
+    <w:bookmarkEnd w:id="89"/>
+    <w:bookmarkEnd w:id="90"/>
+    <w:bookmarkStart w:id="91" w:name="sec-consent"/>
     <w:p>
       <w:pPr>
         <w:pStyle w:val="Heading2"/>
@@ -6236,18 +6183,21 @@
         <w:t xml:space="preserve">22.6 Appendix 6. Electronic Consent Form</w:t>
       </w:r>
     </w:p>
-    <w:bookmarkStart w:id="93" w:name="study-title-1"/>
-    <w:p>
-      <w:pPr>
-        <w:pStyle w:val="Heading3"/>
-      </w:pPr>
-      <w:r>
-        <w:t xml:space="preserve">22.6.1 Study title</w:t>
-      </w:r>
-    </w:p>
     <w:p>
       <w:pPr>
         <w:pStyle w:val="FirstParagraph"/>
+      </w:pPr>
+      <w:r>
+        <w:rPr>
+          <w:b/>
+          <w:bCs/>
+        </w:rPr>
+        <w:t xml:space="preserve">Study title</w:t>
+      </w:r>
+    </w:p>
+    <w:p>
+      <w:pPr>
+        <w:pStyle w:val="BodyText"/>
       </w:pPr>
       <w:r>
         <w:rPr>
@@ -6273,14 +6223,28 @@
         <w:t xml:space="preserve">By selecting “Yes” for each statement and submitting this form, you confirm that you have read and understood the study information and voluntarily agree to participate.</w:t>
       </w:r>
     </w:p>
-    <w:bookmarkEnd w:id="93"/>
-    <w:bookmarkStart w:id="94" w:name="eligibility-confirmation"/>
-    <w:p>
-      <w:pPr>
-        <w:pStyle w:val="Heading3"/>
-      </w:pPr>
-      <w:r>
-        <w:t xml:space="preserve">22.6.2 Eligibility confirmation</w:t>
+    <w:p>
+      <w:pPr>
+        <w:pStyle w:val="BodyText"/>
+      </w:pPr>
+      <w:r>
+        <w:rPr>
+          <w:b/>
+          <w:bCs/>
+        </w:rPr>
+        <w:t xml:space="preserve">Eligibility confirmation</w:t>
+      </w:r>
+    </w:p>
+    <w:p>
+      <w:pPr>
+        <w:pStyle w:val="Compact"/>
+        <w:numPr>
+          <w:ilvl w:val="0"/>
+          <w:numId w:val="1053"/>
+        </w:numPr>
+      </w:pPr>
+      <w:r>
+        <w:t xml:space="preserve">I confirm that I am aged 18 years or older.</w:t>
       </w:r>
     </w:p>
     <w:p>
@@ -6292,7 +6256,19 @@
         </w:numPr>
       </w:pPr>
       <w:r>
-        <w:t xml:space="preserve">I confirm that I am aged 18 years or older.</w:t>
+        <w:t xml:space="preserve">Yes</w:t>
+      </w:r>
+    </w:p>
+    <w:p>
+      <w:pPr>
+        <w:pStyle w:val="Compact"/>
+        <w:numPr>
+          <w:ilvl w:val="0"/>
+          <w:numId w:val="1054"/>
+        </w:numPr>
+      </w:pPr>
+      <w:r>
+        <w:t xml:space="preserve">No</w:t>
       </w:r>
     </w:p>
     <w:p>
@@ -6304,6 +6280,18 @@
         </w:numPr>
       </w:pPr>
       <w:r>
+        <w:t xml:space="preserve">I confirm that I have sufficient familiarity with the Egyptian medical research environment to provide informed judgments.</w:t>
+      </w:r>
+    </w:p>
+    <w:p>
+      <w:pPr>
+        <w:pStyle w:val="Compact"/>
+        <w:numPr>
+          <w:ilvl w:val="0"/>
+          <w:numId w:val="1056"/>
+        </w:numPr>
+      </w:pPr>
+      <w:r>
         <w:t xml:space="preserve">Yes</w:t>
       </w:r>
     </w:p>
@@ -6312,7 +6300,7 @@
         <w:pStyle w:val="Compact"/>
         <w:numPr>
           <w:ilvl w:val="0"/>
-          <w:numId w:val="1055"/>
+          <w:numId w:val="1056"/>
         </w:numPr>
       </w:pPr>
       <w:r>
@@ -6324,22 +6312,22 @@
         <w:pStyle w:val="Compact"/>
         <w:numPr>
           <w:ilvl w:val="0"/>
-          <w:numId w:val="1056"/>
-        </w:numPr>
-      </w:pPr>
-      <w:r>
-        <w:t xml:space="preserve">I confirm that I have sufficient familiarity with the Egyptian medical research environment to provide informed judgments.</w:t>
-      </w:r>
-    </w:p>
-    <w:p>
-      <w:pPr>
-        <w:pStyle w:val="Compact"/>
-        <w:numPr>
-          <w:ilvl w:val="0"/>
           <w:numId w:val="1057"/>
         </w:numPr>
       </w:pPr>
       <w:r>
+        <w:t xml:space="preserve">I confirm that I meet at least one study eligibility criterion described in the Participant Information Sheet.</w:t>
+      </w:r>
+    </w:p>
+    <w:p>
+      <w:pPr>
+        <w:pStyle w:val="Compact"/>
+        <w:numPr>
+          <w:ilvl w:val="0"/>
+          <w:numId w:val="1058"/>
+        </w:numPr>
+      </w:pPr>
+      <w:r>
         <w:t xml:space="preserve">Yes</w:t>
       </w:r>
     </w:p>
@@ -6348,7 +6336,7 @@
         <w:pStyle w:val="Compact"/>
         <w:numPr>
           <w:ilvl w:val="0"/>
-          <w:numId w:val="1057"/>
+          <w:numId w:val="1058"/>
         </w:numPr>
       </w:pPr>
       <w:r>
@@ -6360,22 +6348,22 @@
         <w:pStyle w:val="Compact"/>
         <w:numPr>
           <w:ilvl w:val="0"/>
-          <w:numId w:val="1058"/>
-        </w:numPr>
-      </w:pPr>
-      <w:r>
-        <w:t xml:space="preserve">I confirm that I meet at least one study eligibility criterion described in the Participant Information Sheet.</w:t>
-      </w:r>
-    </w:p>
-    <w:p>
-      <w:pPr>
-        <w:pStyle w:val="Compact"/>
-        <w:numPr>
-          <w:ilvl w:val="0"/>
           <w:numId w:val="1059"/>
         </w:numPr>
       </w:pPr>
       <w:r>
+        <w:t xml:space="preserve">I confirm that I can complete the questionnaire in the language provided.</w:t>
+      </w:r>
+    </w:p>
+    <w:p>
+      <w:pPr>
+        <w:pStyle w:val="Compact"/>
+        <w:numPr>
+          <w:ilvl w:val="0"/>
+          <w:numId w:val="1060"/>
+        </w:numPr>
+      </w:pPr>
+      <w:r>
         <w:t xml:space="preserve">Yes</w:t>
       </w:r>
     </w:p>
@@ -6384,7 +6372,7 @@
         <w:pStyle w:val="Compact"/>
         <w:numPr>
           <w:ilvl w:val="0"/>
-          <w:numId w:val="1059"/>
+          <w:numId w:val="1060"/>
         </w:numPr>
       </w:pPr>
       <w:r>
@@ -6393,14 +6381,22 @@
     </w:p>
     <w:p>
       <w:pPr>
-        <w:pStyle w:val="Compact"/>
-        <w:numPr>
-          <w:ilvl w:val="0"/>
-          <w:numId w:val="1060"/>
-        </w:numPr>
-      </w:pPr>
-      <w:r>
-        <w:t xml:space="preserve">I confirm that I can complete the questionnaire in the language provided.</w:t>
+        <w:pStyle w:val="FirstParagraph"/>
+      </w:pPr>
+      <w:r>
+        <w:t xml:space="preserve">If “No” is selected for any required eligibility item, the survey should end with a polite ineligibility message.</w:t>
+      </w:r>
+    </w:p>
+    <w:p>
+      <w:pPr>
+        <w:pStyle w:val="BodyText"/>
+      </w:pPr>
+      <w:r>
+        <w:rPr>
+          <w:b/>
+          <w:bCs/>
+        </w:rPr>
+        <w:t xml:space="preserve">Consent statements</w:t>
       </w:r>
     </w:p>
     <w:p>
@@ -6412,6 +6408,18 @@
         </w:numPr>
       </w:pPr>
       <w:r>
+        <w:t xml:space="preserve">I have read the Participant Information Sheet and have had the opportunity to ask questions about the study.</w:t>
+      </w:r>
+    </w:p>
+    <w:p>
+      <w:pPr>
+        <w:pStyle w:val="Compact"/>
+        <w:numPr>
+          <w:ilvl w:val="0"/>
+          <w:numId w:val="1062"/>
+        </w:numPr>
+      </w:pPr>
+      <w:r>
         <w:t xml:space="preserve">Yes</w:t>
       </w:r>
     </w:p>
@@ -6420,7 +6428,7 @@
         <w:pStyle w:val="Compact"/>
         <w:numPr>
           <w:ilvl w:val="0"/>
-          <w:numId w:val="1061"/>
+          <w:numId w:val="1062"/>
         </w:numPr>
       </w:pPr>
       <w:r>
@@ -6429,40 +6437,214 @@
     </w:p>
     <w:p>
       <w:pPr>
+        <w:pStyle w:val="Compact"/>
+        <w:numPr>
+          <w:ilvl w:val="0"/>
+          <w:numId w:val="1063"/>
+        </w:numPr>
+      </w:pPr>
+      <w:r>
+        <w:t xml:space="preserve">I understand that participation is voluntary and that I may decline to participate or stop the questionnaire at any time before submission without penalty or negative consequences.</w:t>
+      </w:r>
+    </w:p>
+    <w:p>
+      <w:pPr>
+        <w:pStyle w:val="Compact"/>
+        <w:numPr>
+          <w:ilvl w:val="0"/>
+          <w:numId w:val="1064"/>
+        </w:numPr>
+      </w:pPr>
+      <w:r>
+        <w:t xml:space="preserve">Yes</w:t>
+      </w:r>
+    </w:p>
+    <w:p>
+      <w:pPr>
+        <w:pStyle w:val="Compact"/>
+        <w:numPr>
+          <w:ilvl w:val="0"/>
+          <w:numId w:val="1064"/>
+        </w:numPr>
+      </w:pPr>
+      <w:r>
+        <w:t xml:space="preserve">No</w:t>
+      </w:r>
+    </w:p>
+    <w:p>
+      <w:pPr>
+        <w:pStyle w:val="Compact"/>
+        <w:numPr>
+          <w:ilvl w:val="0"/>
+          <w:numId w:val="1065"/>
+        </w:numPr>
+      </w:pPr>
+      <w:r>
+        <w:t xml:space="preserve">I understand that I may request withdrawal of my submitted data while it remains identifiable and before it has been de-identified, locked, or incorporated into aggregate analyses.</w:t>
+      </w:r>
+    </w:p>
+    <w:p>
+      <w:pPr>
+        <w:pStyle w:val="Compact"/>
+        <w:numPr>
+          <w:ilvl w:val="0"/>
+          <w:numId w:val="1066"/>
+        </w:numPr>
+      </w:pPr>
+      <w:r>
+        <w:t xml:space="preserve">Yes</w:t>
+      </w:r>
+    </w:p>
+    <w:p>
+      <w:pPr>
+        <w:pStyle w:val="Compact"/>
+        <w:numPr>
+          <w:ilvl w:val="0"/>
+          <w:numId w:val="1066"/>
+        </w:numPr>
+      </w:pPr>
+      <w:r>
+        <w:t xml:space="preserve">No</w:t>
+      </w:r>
+    </w:p>
+    <w:p>
+      <w:pPr>
+        <w:pStyle w:val="Compact"/>
+        <w:numPr>
+          <w:ilvl w:val="0"/>
+          <w:numId w:val="1067"/>
+        </w:numPr>
+      </w:pPr>
+      <w:r>
+        <w:t xml:space="preserve">I understand that the study involves a Round-1 questionnaire and, if I complete Round 1, a possible invitation to Round 2.</w:t>
+      </w:r>
+    </w:p>
+    <w:p>
+      <w:pPr>
+        <w:pStyle w:val="Compact"/>
+        <w:numPr>
+          <w:ilvl w:val="0"/>
+          <w:numId w:val="1068"/>
+        </w:numPr>
+      </w:pPr>
+      <w:r>
+        <w:t xml:space="preserve">Yes</w:t>
+      </w:r>
+    </w:p>
+    <w:p>
+      <w:pPr>
+        <w:pStyle w:val="Compact"/>
+        <w:numPr>
+          <w:ilvl w:val="0"/>
+          <w:numId w:val="1068"/>
+        </w:numPr>
+      </w:pPr>
+      <w:r>
+        <w:t xml:space="preserve">No</w:t>
+      </w:r>
+    </w:p>
+    <w:p>
+      <w:pPr>
+        <w:pStyle w:val="Compact"/>
+        <w:numPr>
+          <w:ilvl w:val="0"/>
+          <w:numId w:val="1069"/>
+        </w:numPr>
+      </w:pPr>
+      <w:r>
+        <w:t xml:space="preserve">I understand that Round 2 will include anonymized group-level feedback and that I may be asked to re-rate barriers and rate possible interventions.</w:t>
+      </w:r>
+    </w:p>
+    <w:p>
+      <w:pPr>
+        <w:pStyle w:val="Compact"/>
+        <w:numPr>
+          <w:ilvl w:val="0"/>
+          <w:numId w:val="1070"/>
+        </w:numPr>
+      </w:pPr>
+      <w:r>
+        <w:t xml:space="preserve">Yes</w:t>
+      </w:r>
+    </w:p>
+    <w:p>
+      <w:pPr>
+        <w:pStyle w:val="Compact"/>
+        <w:numPr>
+          <w:ilvl w:val="0"/>
+          <w:numId w:val="1070"/>
+        </w:numPr>
+      </w:pPr>
+      <w:r>
+        <w:t xml:space="preserve">No</w:t>
+      </w:r>
+    </w:p>
+    <w:p>
+      <w:pPr>
+        <w:pStyle w:val="Compact"/>
+        <w:numPr>
+          <w:ilvl w:val="0"/>
+          <w:numId w:val="1071"/>
+        </w:numPr>
+      </w:pPr>
+      <w:r>
+        <w:t xml:space="preserve">I consent to participate in Round 1 of this study.</w:t>
+      </w:r>
+    </w:p>
+    <w:p>
+      <w:pPr>
+        <w:pStyle w:val="Compact"/>
+        <w:numPr>
+          <w:ilvl w:val="0"/>
+          <w:numId w:val="1072"/>
+        </w:numPr>
+      </w:pPr>
+      <w:r>
+        <w:t xml:space="preserve">Yes</w:t>
+      </w:r>
+    </w:p>
+    <w:p>
+      <w:pPr>
+        <w:pStyle w:val="Compact"/>
+        <w:numPr>
+          <w:ilvl w:val="0"/>
+          <w:numId w:val="1072"/>
+        </w:numPr>
+      </w:pPr>
+      <w:r>
+        <w:t xml:space="preserve">No</w:t>
+      </w:r>
+    </w:p>
+    <w:p>
+      <w:pPr>
         <w:pStyle w:val="FirstParagraph"/>
       </w:pPr>
       <w:r>
-        <w:t xml:space="preserve">If “No” is selected for any required eligibility item, the survey should end with a polite ineligibility message.</w:t>
-      </w:r>
-    </w:p>
-    <w:bookmarkEnd w:id="94"/>
-    <w:bookmarkStart w:id="95" w:name="consent-statements"/>
-    <w:p>
-      <w:pPr>
-        <w:pStyle w:val="Heading3"/>
-      </w:pPr>
-      <w:r>
-        <w:t xml:space="preserve">22.6.3 Consent statements</w:t>
-      </w:r>
-    </w:p>
-    <w:p>
-      <w:pPr>
-        <w:pStyle w:val="Compact"/>
-        <w:numPr>
-          <w:ilvl w:val="0"/>
-          <w:numId w:val="1062"/>
-        </w:numPr>
-      </w:pPr>
-      <w:r>
-        <w:t xml:space="preserve">I have read the Participant Information Sheet and have had the opportunity to ask questions about the study.</w:t>
-      </w:r>
-    </w:p>
-    <w:p>
-      <w:pPr>
-        <w:pStyle w:val="Compact"/>
-        <w:numPr>
-          <w:ilvl w:val="0"/>
-          <w:numId w:val="1063"/>
+        <w:rPr>
+          <w:b/>
+          <w:bCs/>
+        </w:rPr>
+        <w:t xml:space="preserve">Consent for contact and linkage</w:t>
+      </w:r>
+    </w:p>
+    <w:p>
+      <w:pPr>
+        <w:pStyle w:val="Compact"/>
+        <w:numPr>
+          <w:ilvl w:val="0"/>
+          <w:numId w:val="1073"/>
+        </w:numPr>
+      </w:pPr>
+      <w:r>
+        <w:t xml:space="preserve">I consent to the research team retaining my name and email address separately from my survey responses for the purpose of sending reminders, inviting me to Round 2, responding to a withdrawal request, and maintaining study records.</w:t>
+      </w:r>
+    </w:p>
+    <w:p>
+      <w:pPr>
+        <w:pStyle w:val="Compact"/>
+        <w:numPr>
+          <w:ilvl w:val="0"/>
+          <w:numId w:val="1074"/>
         </w:numPr>
       </w:pPr>
       <w:r>
@@ -6474,7 +6656,7 @@
         <w:pStyle w:val="Compact"/>
         <w:numPr>
           <w:ilvl w:val="0"/>
-          <w:numId w:val="1063"/>
+          <w:numId w:val="1074"/>
         </w:numPr>
       </w:pPr>
       <w:r>
@@ -6486,19 +6668,19 @@
         <w:pStyle w:val="Compact"/>
         <w:numPr>
           <w:ilvl w:val="0"/>
-          <w:numId w:val="1064"/>
-        </w:numPr>
-      </w:pPr>
-      <w:r>
-        <w:t xml:space="preserve">I understand that participation is voluntary and that I may decline to participate or stop the questionnaire at any time before submission without penalty or negative consequences.</w:t>
-      </w:r>
-    </w:p>
-    <w:p>
-      <w:pPr>
-        <w:pStyle w:val="Compact"/>
-        <w:numPr>
-          <w:ilvl w:val="0"/>
-          <w:numId w:val="1065"/>
+          <w:numId w:val="1075"/>
+        </w:numPr>
+      </w:pPr>
+      <w:r>
+        <w:t xml:space="preserve">I consent to the use of a unique study identifier to link my Round-1 and Round-2 responses.</w:t>
+      </w:r>
+    </w:p>
+    <w:p>
+      <w:pPr>
+        <w:pStyle w:val="Compact"/>
+        <w:numPr>
+          <w:ilvl w:val="0"/>
+          <w:numId w:val="1076"/>
         </w:numPr>
       </w:pPr>
       <w:r>
@@ -6510,7 +6692,7 @@
         <w:pStyle w:val="Compact"/>
         <w:numPr>
           <w:ilvl w:val="0"/>
-          <w:numId w:val="1065"/>
+          <w:numId w:val="1076"/>
         </w:numPr>
       </w:pPr>
       <w:r>
@@ -6522,19 +6704,19 @@
         <w:pStyle w:val="Compact"/>
         <w:numPr>
           <w:ilvl w:val="0"/>
-          <w:numId w:val="1066"/>
-        </w:numPr>
-      </w:pPr>
-      <w:r>
-        <w:t xml:space="preserve">I understand that I may request withdrawal of my submitted data while it remains identifiable and before it has been de-identified, locked, or incorporated into aggregate analyses.</w:t>
-      </w:r>
-    </w:p>
-    <w:p>
-      <w:pPr>
-        <w:pStyle w:val="Compact"/>
-        <w:numPr>
-          <w:ilvl w:val="0"/>
-          <w:numId w:val="1067"/>
+          <w:numId w:val="1077"/>
+        </w:numPr>
+      </w:pPr>
+      <w:r>
+        <w:t xml:space="preserve">I understand that my individual ratings and comments will not be shared with other participants, supervisors, institutional leaders, or steering-group members in identifiable form.</w:t>
+      </w:r>
+    </w:p>
+    <w:p>
+      <w:pPr>
+        <w:pStyle w:val="Compact"/>
+        <w:numPr>
+          <w:ilvl w:val="0"/>
+          <w:numId w:val="1078"/>
         </w:numPr>
       </w:pPr>
       <w:r>
@@ -6546,7 +6728,7 @@
         <w:pStyle w:val="Compact"/>
         <w:numPr>
           <w:ilvl w:val="0"/>
-          <w:numId w:val="1067"/>
+          <w:numId w:val="1078"/>
         </w:numPr>
       </w:pPr>
       <w:r>
@@ -6558,19 +6740,19 @@
         <w:pStyle w:val="Compact"/>
         <w:numPr>
           <w:ilvl w:val="0"/>
-          <w:numId w:val="1068"/>
-        </w:numPr>
-      </w:pPr>
-      <w:r>
-        <w:t xml:space="preserve">I understand that the study involves a Round-1 questionnaire and, if I complete Round 1, a possible invitation to Round 2.</w:t>
-      </w:r>
-    </w:p>
-    <w:p>
-      <w:pPr>
-        <w:pStyle w:val="Compact"/>
-        <w:numPr>
-          <w:ilvl w:val="0"/>
-          <w:numId w:val="1069"/>
+          <w:numId w:val="1079"/>
+        </w:numPr>
+      </w:pPr>
+      <w:r>
+        <w:t xml:space="preserve">I understand that the research team will report findings in aggregate form and will take reasonable steps to reduce the risk that I, my institution, or another person can be identified.</w:t>
+      </w:r>
+    </w:p>
+    <w:p>
+      <w:pPr>
+        <w:pStyle w:val="Compact"/>
+        <w:numPr>
+          <w:ilvl w:val="0"/>
+          <w:numId w:val="1080"/>
         </w:numPr>
       </w:pPr>
       <w:r>
@@ -6582,7 +6764,7 @@
         <w:pStyle w:val="Compact"/>
         <w:numPr>
           <w:ilvl w:val="0"/>
-          <w:numId w:val="1069"/>
+          <w:numId w:val="1080"/>
         </w:numPr>
       </w:pPr>
       <w:r>
@@ -6591,22 +6773,34 @@
     </w:p>
     <w:p>
       <w:pPr>
-        <w:pStyle w:val="Compact"/>
-        <w:numPr>
-          <w:ilvl w:val="0"/>
-          <w:numId w:val="1070"/>
-        </w:numPr>
-      </w:pPr>
-      <w:r>
-        <w:t xml:space="preserve">I understand that Round 2 will include anonymized group-level feedback and that I may be asked to re-rate barriers and rate possible interventions.</w:t>
-      </w:r>
-    </w:p>
-    <w:p>
-      <w:pPr>
-        <w:pStyle w:val="Compact"/>
-        <w:numPr>
-          <w:ilvl w:val="0"/>
-          <w:numId w:val="1071"/>
+        <w:pStyle w:val="FirstParagraph"/>
+      </w:pPr>
+      <w:r>
+        <w:rPr>
+          <w:b/>
+          <w:bCs/>
+        </w:rPr>
+        <w:t xml:space="preserve">Consent for quotations</w:t>
+      </w:r>
+    </w:p>
+    <w:p>
+      <w:pPr>
+        <w:pStyle w:val="Compact"/>
+        <w:numPr>
+          <w:ilvl w:val="0"/>
+          <w:numId w:val="1081"/>
+        </w:numPr>
+      </w:pPr>
+      <w:r>
+        <w:t xml:space="preserve">I understand that I may provide optional free-text comments. I agree that de-identified and redacted excerpts from my comments may be used in study reports, publications, presentations, policy briefs, or group feedback materials.</w:t>
+      </w:r>
+    </w:p>
+    <w:p>
+      <w:pPr>
+        <w:pStyle w:val="Compact"/>
+        <w:numPr>
+          <w:ilvl w:val="0"/>
+          <w:numId w:val="1082"/>
         </w:numPr>
       </w:pPr>
       <w:r>
@@ -6618,7 +6812,7 @@
         <w:pStyle w:val="Compact"/>
         <w:numPr>
           <w:ilvl w:val="0"/>
-          <w:numId w:val="1071"/>
+          <w:numId w:val="1082"/>
         </w:numPr>
       </w:pPr>
       <w:r>
@@ -6630,19 +6824,51 @@
         <w:pStyle w:val="Compact"/>
         <w:numPr>
           <w:ilvl w:val="0"/>
-          <w:numId w:val="1072"/>
-        </w:numPr>
-      </w:pPr>
-      <w:r>
-        <w:t xml:space="preserve">I consent to participate in Round 1 of this study.</w:t>
-      </w:r>
-    </w:p>
-    <w:p>
-      <w:pPr>
-        <w:pStyle w:val="Compact"/>
-        <w:numPr>
-          <w:ilvl w:val="0"/>
-          <w:numId w:val="1073"/>
+          <w:numId w:val="1082"/>
+        </w:numPr>
+      </w:pPr>
+      <w:r>
+        <w:t xml:space="preserve">I do not plan to provide comments</w:t>
+      </w:r>
+    </w:p>
+    <w:p>
+      <w:pPr>
+        <w:pStyle w:val="FirstParagraph"/>
+      </w:pPr>
+      <w:r>
+        <w:t xml:space="preserve">If “No” is selected, the participant may still provide comments for internal item development only, if this is acceptable to the IRB. Otherwise, the free-text field should be hidden or disabled for that participant.</w:t>
+      </w:r>
+    </w:p>
+    <w:p>
+      <w:pPr>
+        <w:pStyle w:val="BodyText"/>
+      </w:pPr>
+      <w:r>
+        <w:rPr>
+          <w:b/>
+          <w:bCs/>
+        </w:rPr>
+        <w:t xml:space="preserve">Consent for future use and data sharing</w:t>
+      </w:r>
+    </w:p>
+    <w:p>
+      <w:pPr>
+        <w:pStyle w:val="Compact"/>
+        <w:numPr>
+          <w:ilvl w:val="0"/>
+          <w:numId w:val="1083"/>
+        </w:numPr>
+      </w:pPr>
+      <w:r>
+        <w:t xml:space="preserve">I agree that de-identified numerical survey data may be used for future research related to medical research capacity, research quality, research waste, research education, supervision, or research policy, subject to ethics approval and institutional policy.</w:t>
+      </w:r>
+    </w:p>
+    <w:p>
+      <w:pPr>
+        <w:pStyle w:val="Compact"/>
+        <w:numPr>
+          <w:ilvl w:val="0"/>
+          <w:numId w:val="1084"/>
         </w:numPr>
       </w:pPr>
       <w:r>
@@ -6654,41 +6880,31 @@
         <w:pStyle w:val="Compact"/>
         <w:numPr>
           <w:ilvl w:val="0"/>
-          <w:numId w:val="1073"/>
+          <w:numId w:val="1084"/>
         </w:numPr>
       </w:pPr>
       <w:r>
         <w:t xml:space="preserve">No</w:t>
       </w:r>
     </w:p>
-    <w:bookmarkEnd w:id="95"/>
-    <w:bookmarkStart w:id="96" w:name="consent-for-contact-and-linkage"/>
-    <w:p>
-      <w:pPr>
-        <w:pStyle w:val="Heading3"/>
-      </w:pPr>
-      <w:r>
-        <w:t xml:space="preserve">22.6.4 Consent for contact and linkage</w:t>
-      </w:r>
-    </w:p>
-    <w:p>
-      <w:pPr>
-        <w:pStyle w:val="Compact"/>
-        <w:numPr>
-          <w:ilvl w:val="0"/>
-          <w:numId w:val="1074"/>
-        </w:numPr>
-      </w:pPr>
-      <w:r>
-        <w:t xml:space="preserve">I consent to the research team retaining my name and email address separately from my survey responses for the purpose of sending reminders, inviting me to Round 2, responding to a withdrawal request, and maintaining study records.</w:t>
-      </w:r>
-    </w:p>
-    <w:p>
-      <w:pPr>
-        <w:pStyle w:val="Compact"/>
-        <w:numPr>
-          <w:ilvl w:val="0"/>
-          <w:numId w:val="1075"/>
+    <w:p>
+      <w:pPr>
+        <w:pStyle w:val="Compact"/>
+        <w:numPr>
+          <w:ilvl w:val="0"/>
+          <w:numId w:val="1085"/>
+        </w:numPr>
+      </w:pPr>
+      <w:r>
+        <w:t xml:space="preserve">I agree that de-identified numerical data, the questionnaire, and analytic code may be shared in a research repository, provided that information that could identify me, my institution, or another person is removed.</w:t>
+      </w:r>
+    </w:p>
+    <w:p>
+      <w:pPr>
+        <w:pStyle w:val="Compact"/>
+        <w:numPr>
+          <w:ilvl w:val="0"/>
+          <w:numId w:val="1086"/>
         </w:numPr>
       </w:pPr>
       <w:r>
@@ -6700,7 +6916,7 @@
         <w:pStyle w:val="Compact"/>
         <w:numPr>
           <w:ilvl w:val="0"/>
-          <w:numId w:val="1075"/>
+          <w:numId w:val="1086"/>
         </w:numPr>
       </w:pPr>
       <w:r>
@@ -6709,234 +6925,22 @@
     </w:p>
     <w:p>
       <w:pPr>
-        <w:pStyle w:val="Compact"/>
-        <w:numPr>
-          <w:ilvl w:val="0"/>
-          <w:numId w:val="1076"/>
-        </w:numPr>
-      </w:pPr>
-      <w:r>
-        <w:t xml:space="preserve">I consent to the use of a unique study identifier to link my Round-1 and Round-2 responses.</w:t>
-      </w:r>
-    </w:p>
-    <w:p>
-      <w:pPr>
-        <w:pStyle w:val="Compact"/>
-        <w:numPr>
-          <w:ilvl w:val="0"/>
-          <w:numId w:val="1077"/>
-        </w:numPr>
-      </w:pPr>
-      <w:r>
-        <w:t xml:space="preserve">Yes</w:t>
-      </w:r>
-    </w:p>
-    <w:p>
-      <w:pPr>
-        <w:pStyle w:val="Compact"/>
-        <w:numPr>
-          <w:ilvl w:val="0"/>
-          <w:numId w:val="1077"/>
-        </w:numPr>
-      </w:pPr>
-      <w:r>
-        <w:t xml:space="preserve">No</w:t>
-      </w:r>
-    </w:p>
-    <w:p>
-      <w:pPr>
-        <w:pStyle w:val="Compact"/>
-        <w:numPr>
-          <w:ilvl w:val="0"/>
-          <w:numId w:val="1078"/>
-        </w:numPr>
-      </w:pPr>
-      <w:r>
-        <w:t xml:space="preserve">I understand that my individual ratings and comments will not be shared with other participants, supervisors, institutional leaders, or steering-group members in identifiable form.</w:t>
-      </w:r>
-    </w:p>
-    <w:p>
-      <w:pPr>
-        <w:pStyle w:val="Compact"/>
-        <w:numPr>
-          <w:ilvl w:val="0"/>
-          <w:numId w:val="1079"/>
-        </w:numPr>
-      </w:pPr>
-      <w:r>
-        <w:t xml:space="preserve">Yes</w:t>
-      </w:r>
-    </w:p>
-    <w:p>
-      <w:pPr>
-        <w:pStyle w:val="Compact"/>
-        <w:numPr>
-          <w:ilvl w:val="0"/>
-          <w:numId w:val="1079"/>
-        </w:numPr>
-      </w:pPr>
-      <w:r>
-        <w:t xml:space="preserve">No</w:t>
-      </w:r>
-    </w:p>
-    <w:p>
-      <w:pPr>
-        <w:pStyle w:val="Compact"/>
-        <w:numPr>
-          <w:ilvl w:val="0"/>
-          <w:numId w:val="1080"/>
-        </w:numPr>
-      </w:pPr>
-      <w:r>
-        <w:t xml:space="preserve">I understand that the research team will report findings in aggregate form and will take reasonable steps to reduce the risk that I, my institution, or another person can be identified.</w:t>
-      </w:r>
-    </w:p>
-    <w:p>
-      <w:pPr>
-        <w:pStyle w:val="Compact"/>
-        <w:numPr>
-          <w:ilvl w:val="0"/>
-          <w:numId w:val="1081"/>
-        </w:numPr>
-      </w:pPr>
-      <w:r>
-        <w:t xml:space="preserve">Yes</w:t>
-      </w:r>
-    </w:p>
-    <w:p>
-      <w:pPr>
-        <w:pStyle w:val="Compact"/>
-        <w:numPr>
-          <w:ilvl w:val="0"/>
-          <w:numId w:val="1081"/>
-        </w:numPr>
-      </w:pPr>
-      <w:r>
-        <w:t xml:space="preserve">No</w:t>
-      </w:r>
-    </w:p>
-    <w:bookmarkEnd w:id="96"/>
-    <w:bookmarkStart w:id="97" w:name="consent-for-quotations"/>
-    <w:p>
-      <w:pPr>
-        <w:pStyle w:val="Heading3"/>
-      </w:pPr>
-      <w:r>
-        <w:t xml:space="preserve">22.6.5 Consent for quotations</w:t>
-      </w:r>
-    </w:p>
-    <w:p>
-      <w:pPr>
-        <w:pStyle w:val="Compact"/>
-        <w:numPr>
-          <w:ilvl w:val="0"/>
-          <w:numId w:val="1082"/>
-        </w:numPr>
-      </w:pPr>
-      <w:r>
-        <w:t xml:space="preserve">I understand that I may provide optional free-text comments. I agree that de-identified and redacted excerpts from my comments may be used in study reports, publications, presentations, policy briefs, or group feedback materials.</w:t>
-      </w:r>
-    </w:p>
-    <w:p>
-      <w:pPr>
-        <w:pStyle w:val="Compact"/>
-        <w:numPr>
-          <w:ilvl w:val="0"/>
-          <w:numId w:val="1083"/>
-        </w:numPr>
-      </w:pPr>
-      <w:r>
-        <w:t xml:space="preserve">Yes</w:t>
-      </w:r>
-    </w:p>
-    <w:p>
-      <w:pPr>
-        <w:pStyle w:val="Compact"/>
-        <w:numPr>
-          <w:ilvl w:val="0"/>
-          <w:numId w:val="1083"/>
-        </w:numPr>
-      </w:pPr>
-      <w:r>
-        <w:t xml:space="preserve">No</w:t>
-      </w:r>
-    </w:p>
-    <w:p>
-      <w:pPr>
-        <w:pStyle w:val="Compact"/>
-        <w:numPr>
-          <w:ilvl w:val="0"/>
-          <w:numId w:val="1083"/>
-        </w:numPr>
-      </w:pPr>
-      <w:r>
-        <w:t xml:space="preserve">I do not plan to provide comments</w:t>
-      </w:r>
-    </w:p>
-    <w:p>
-      <w:pPr>
         <w:pStyle w:val="FirstParagraph"/>
       </w:pPr>
       <w:r>
-        <w:t xml:space="preserve">If “No” is selected, the participant may still provide comments for internal item development only, if this is acceptable to the IRB. Otherwise, the free-text field should be hidden or disabled for that participant.</w:t>
-      </w:r>
-    </w:p>
-    <w:bookmarkEnd w:id="97"/>
-    <w:bookmarkStart w:id="98" w:name="consent-for-future-use-and-data-sharing"/>
-    <w:p>
-      <w:pPr>
-        <w:pStyle w:val="Heading3"/>
-      </w:pPr>
-      <w:r>
-        <w:t xml:space="preserve">22.6.6 Consent for future use and data sharing</w:t>
-      </w:r>
-    </w:p>
-    <w:p>
-      <w:pPr>
-        <w:pStyle w:val="Compact"/>
-        <w:numPr>
-          <w:ilvl w:val="0"/>
-          <w:numId w:val="1084"/>
-        </w:numPr>
-      </w:pPr>
-      <w:r>
-        <w:t xml:space="preserve">I agree that de-identified numerical survey data may be used for future research related to medical research capacity, research quality, research waste, research education, supervision, or research policy, subject to ethics approval and institutional policy.</w:t>
-      </w:r>
-    </w:p>
-    <w:p>
-      <w:pPr>
-        <w:pStyle w:val="Compact"/>
-        <w:numPr>
-          <w:ilvl w:val="0"/>
-          <w:numId w:val="1085"/>
-        </w:numPr>
-      </w:pPr>
-      <w:r>
-        <w:t xml:space="preserve">Yes</w:t>
-      </w:r>
-    </w:p>
-    <w:p>
-      <w:pPr>
-        <w:pStyle w:val="Compact"/>
-        <w:numPr>
-          <w:ilvl w:val="0"/>
-          <w:numId w:val="1085"/>
-        </w:numPr>
-      </w:pPr>
-      <w:r>
-        <w:t xml:space="preserve">No</w:t>
-      </w:r>
-    </w:p>
-    <w:p>
-      <w:pPr>
-        <w:pStyle w:val="Compact"/>
-        <w:numPr>
-          <w:ilvl w:val="0"/>
-          <w:numId w:val="1086"/>
-        </w:numPr>
-      </w:pPr>
-      <w:r>
-        <w:t xml:space="preserve">I agree that de-identified numerical data, the questionnaire, and analytic code may be shared in a research repository, provided that information that could identify me, my institution, or another person is removed.</w:t>
+        <w:t xml:space="preserve">These optional decisions must not affect eligibility to participate in the main study.</w:t>
+      </w:r>
+    </w:p>
+    <w:p>
+      <w:pPr>
+        <w:pStyle w:val="BodyText"/>
+      </w:pPr>
+      <w:r>
+        <w:rPr>
+          <w:b/>
+          <w:bCs/>
+        </w:rPr>
+        <w:t xml:space="preserve">Confirmation</w:t>
       </w:r>
     </w:p>
     <w:p>
@@ -6948,19 +6952,31 @@
         </w:numPr>
       </w:pPr>
       <w:r>
-        <w:t xml:space="preserve">Yes</w:t>
-      </w:r>
-    </w:p>
-    <w:p>
-      <w:pPr>
-        <w:pStyle w:val="Compact"/>
-        <w:numPr>
-          <w:ilvl w:val="0"/>
-          <w:numId w:val="1087"/>
-        </w:numPr>
-      </w:pPr>
-      <w:r>
-        <w:t xml:space="preserve">No</w:t>
+        <w:t xml:space="preserve">By selecting “I agree” below, I confirm that I voluntarily consent to participate in this study.</w:t>
+      </w:r>
+    </w:p>
+    <w:p>
+      <w:pPr>
+        <w:pStyle w:val="Compact"/>
+        <w:numPr>
+          <w:ilvl w:val="0"/>
+          <w:numId w:val="1088"/>
+        </w:numPr>
+      </w:pPr>
+      <w:r>
+        <w:t xml:space="preserve">I agree and wish to continue to the Round-1 questionnaire.</w:t>
+      </w:r>
+    </w:p>
+    <w:p>
+      <w:pPr>
+        <w:pStyle w:val="Compact"/>
+        <w:numPr>
+          <w:ilvl w:val="0"/>
+          <w:numId w:val="1088"/>
+        </w:numPr>
+      </w:pPr>
+      <w:r>
+        <w:t xml:space="preserve">I do not agree and do not wish to participate.</w:t>
       </w:r>
     </w:p>
     <w:p>
@@ -6968,68 +6984,16 @@
         <w:pStyle w:val="FirstParagraph"/>
       </w:pPr>
       <w:r>
-        <w:t xml:space="preserve">These optional decisions must not affect eligibility to participate in the main study.</w:t>
-      </w:r>
-    </w:p>
-    <w:bookmarkEnd w:id="98"/>
-    <w:bookmarkStart w:id="99" w:name="confirmation"/>
-    <w:p>
-      <w:pPr>
-        <w:pStyle w:val="Heading3"/>
-      </w:pPr>
-      <w:r>
-        <w:t xml:space="preserve">22.6.7 Confirmation</w:t>
-      </w:r>
-    </w:p>
-    <w:p>
-      <w:pPr>
-        <w:pStyle w:val="Compact"/>
-        <w:numPr>
-          <w:ilvl w:val="0"/>
-          <w:numId w:val="1088"/>
-        </w:numPr>
-      </w:pPr>
-      <w:r>
-        <w:t xml:space="preserve">By selecting “I agree” below, I confirm that I voluntarily consent to participate in this study.</w:t>
-      </w:r>
-    </w:p>
-    <w:p>
-      <w:pPr>
-        <w:pStyle w:val="Compact"/>
-        <w:numPr>
-          <w:ilvl w:val="0"/>
-          <w:numId w:val="1089"/>
-        </w:numPr>
-      </w:pPr>
-      <w:r>
-        <w:t xml:space="preserve">I agree and wish to continue to the Round-1 questionnaire.</w:t>
-      </w:r>
-    </w:p>
-    <w:p>
-      <w:pPr>
-        <w:pStyle w:val="Compact"/>
-        <w:numPr>
-          <w:ilvl w:val="0"/>
-          <w:numId w:val="1089"/>
-        </w:numPr>
-      </w:pPr>
-      <w:r>
-        <w:t xml:space="preserve">I do not agree and do not wish to participate.</w:t>
-      </w:r>
-    </w:p>
-    <w:bookmarkEnd w:id="99"/>
-    <w:bookmarkStart w:id="121" w:name="electronic-record"/>
-    <w:p>
-      <w:pPr>
-        <w:pStyle w:val="Heading3"/>
-      </w:pPr>
-      <w:r>
-        <w:t xml:space="preserve">22.6.8 Electronic record</w:t>
-      </w:r>
-    </w:p>
-    <w:p>
-      <w:pPr>
-        <w:pStyle w:val="FirstParagraph"/>
+        <w:rPr>
+          <w:b/>
+          <w:bCs/>
+        </w:rPr>
+        <w:t xml:space="preserve">Electronic record</w:t>
+      </w:r>
+    </w:p>
+    <w:p>
+      <w:pPr>
+        <w:pStyle w:val="BodyText"/>
       </w:pPr>
       <w:r>
         <w:t xml:space="preserve">At the end of consent, display:</w:t>
@@ -7045,7 +7009,7 @@
       <w:r>
         <w:t xml:space="preserve"> </w:t>
       </w:r>
-      <w:hyperlink r:id="rId82">
+      <w:hyperlink r:id="rId80">
         <w:r>
           <w:rPr>
             <w:rStyle w:val="Hyperlink"/>
@@ -7057,8 +7021,19 @@
         <w:t xml:space="preserve">.</w:t>
       </w:r>
     </w:p>
-    <w:bookmarkStart w:id="120" w:name="refs"/>
-    <w:bookmarkStart w:id="101" w:name="ref-chalmers2009"/>
+    <w:bookmarkEnd w:id="91"/>
+    <w:bookmarkEnd w:id="92"/>
+    <w:bookmarkStart w:id="114" w:name="references"/>
+    <w:p>
+      <w:pPr>
+        <w:pStyle w:val="Heading1"/>
+      </w:pPr>
+      <w:r>
+        <w:t xml:space="preserve">23. References</w:t>
+      </w:r>
+    </w:p>
+    <w:bookmarkStart w:id="113" w:name="refs"/>
+    <w:bookmarkStart w:id="94" w:name="ref-chalmers2009"/>
     <w:p>
       <w:pPr>
         <w:pStyle w:val="Bibliography"/>
@@ -7069,7 +7044,7 @@
       <w:r>
         <w:t xml:space="preserve"> </w:t>
       </w:r>
-      <w:hyperlink r:id="rId100">
+      <w:hyperlink r:id="rId93">
         <w:r>
           <w:rPr>
             <w:rStyle w:val="Hyperlink"/>
@@ -7081,8 +7056,8 @@
         <w:t xml:space="preserve">. The Lancet. 2009;374:86–9.</w:t>
       </w:r>
     </w:p>
-    <w:bookmarkEnd w:id="101"/>
-    <w:bookmarkStart w:id="103" w:name="ref-glaziou2018"/>
+    <w:bookmarkEnd w:id="94"/>
+    <w:bookmarkStart w:id="96" w:name="ref-glaziou2018"/>
     <w:p>
       <w:pPr>
         <w:pStyle w:val="Bibliography"/>
@@ -7093,7 +7068,7 @@
       <w:r>
         <w:t xml:space="preserve"> </w:t>
       </w:r>
-      <w:hyperlink r:id="rId102">
+      <w:hyperlink r:id="rId95">
         <w:r>
           <w:rPr>
             <w:rStyle w:val="Hyperlink"/>
@@ -7105,8 +7080,8 @@
         <w:t xml:space="preserve">. BMJ. 2018;363:k4645.</w:t>
       </w:r>
     </w:p>
-    <w:bookmarkEnd w:id="103"/>
-    <w:bookmarkStart w:id="105" w:name="ref-moher2016"/>
+    <w:bookmarkEnd w:id="96"/>
+    <w:bookmarkStart w:id="98" w:name="ref-moher2016"/>
     <w:p>
       <w:pPr>
         <w:pStyle w:val="Bibliography"/>
@@ -7117,7 +7092,7 @@
       <w:r>
         <w:t xml:space="preserve"> </w:t>
       </w:r>
-      <w:hyperlink r:id="rId104">
+      <w:hyperlink r:id="rId97">
         <w:r>
           <w:rPr>
             <w:rStyle w:val="Hyperlink"/>
@@ -7129,8 +7104,8 @@
         <w:t xml:space="preserve"> The Lancet. 2016;387:1573–86.</w:t>
       </w:r>
     </w:p>
-    <w:bookmarkEnd w:id="105"/>
-    <w:bookmarkStart w:id="107" w:name="ref-chalmers2014"/>
+    <w:bookmarkEnd w:id="98"/>
+    <w:bookmarkStart w:id="100" w:name="ref-chalmers2014"/>
     <w:p>
       <w:pPr>
         <w:pStyle w:val="Bibliography"/>
@@ -7141,7 +7116,7 @@
       <w:r>
         <w:t xml:space="preserve"> </w:t>
       </w:r>
-      <w:hyperlink r:id="rId106">
+      <w:hyperlink r:id="rId99">
         <w:r>
           <w:rPr>
             <w:rStyle w:val="Hyperlink"/>
@@ -7150,8 +7125,8 @@
         </w:r>
       </w:hyperlink>
     </w:p>
-    <w:bookmarkEnd w:id="107"/>
-    <w:bookmarkStart w:id="109" w:name="ref-ioannidis2014"/>
+    <w:bookmarkEnd w:id="100"/>
+    <w:bookmarkStart w:id="102" w:name="ref-ioannidis2014"/>
     <w:p>
       <w:pPr>
         <w:pStyle w:val="Bibliography"/>
@@ -7162,7 +7137,7 @@
       <w:r>
         <w:t xml:space="preserve"> </w:t>
       </w:r>
-      <w:hyperlink r:id="rId108">
+      <w:hyperlink r:id="rId101">
         <w:r>
           <w:rPr>
             <w:rStyle w:val="Hyperlink"/>
@@ -7171,8 +7146,8 @@
         </w:r>
       </w:hyperlink>
     </w:p>
-    <w:bookmarkEnd w:id="109"/>
-    <w:bookmarkStart w:id="111" w:name="ref-salman2014"/>
+    <w:bookmarkEnd w:id="102"/>
+    <w:bookmarkStart w:id="104" w:name="ref-salman2014"/>
     <w:p>
       <w:pPr>
         <w:pStyle w:val="Bibliography"/>
@@ -7183,7 +7158,7 @@
       <w:r>
         <w:t xml:space="preserve"> </w:t>
       </w:r>
-      <w:hyperlink r:id="rId110">
+      <w:hyperlink r:id="rId103">
         <w:r>
           <w:rPr>
             <w:rStyle w:val="Hyperlink"/>
@@ -7192,8 +7167,8 @@
         </w:r>
       </w:hyperlink>
     </w:p>
-    <w:bookmarkEnd w:id="111"/>
-    <w:bookmarkStart w:id="113" w:name="ref-jorm2025"/>
+    <w:bookmarkEnd w:id="104"/>
+    <w:bookmarkStart w:id="106" w:name="ref-jorm2025"/>
     <w:p>
       <w:pPr>
         <w:pStyle w:val="Bibliography"/>
@@ -7204,7 +7179,7 @@
       <w:r>
         <w:t xml:space="preserve"> </w:t>
       </w:r>
-      <w:hyperlink r:id="rId112">
+      <w:hyperlink r:id="rId105">
         <w:r>
           <w:rPr>
             <w:rStyle w:val="Hyperlink"/>
@@ -7213,8 +7188,8 @@
         </w:r>
       </w:hyperlink>
     </w:p>
-    <w:bookmarkEnd w:id="113"/>
-    <w:bookmarkStart w:id="115" w:name="ref-RStudio2026"/>
+    <w:bookmarkEnd w:id="106"/>
+    <w:bookmarkStart w:id="108" w:name="ref-RStudio2026"/>
     <w:p>
       <w:pPr>
         <w:pStyle w:val="Bibliography"/>
@@ -7225,7 +7200,7 @@
       <w:r>
         <w:t xml:space="preserve"> </w:t>
       </w:r>
-      <w:hyperlink r:id="rId114">
+      <w:hyperlink r:id="rId107">
         <w:r>
           <w:rPr>
             <w:rStyle w:val="Hyperlink"/>
@@ -7234,8 +7209,8 @@
         </w:r>
       </w:hyperlink>
     </w:p>
-    <w:bookmarkEnd w:id="115"/>
-    <w:bookmarkStart w:id="117" w:name="ref-RCoreTeam2026"/>
+    <w:bookmarkEnd w:id="108"/>
+    <w:bookmarkStart w:id="110" w:name="ref-RCoreTeam2026"/>
     <w:p>
       <w:pPr>
         <w:pStyle w:val="Bibliography"/>
@@ -7246,7 +7221,7 @@
       <w:r>
         <w:t xml:space="preserve"> </w:t>
       </w:r>
-      <w:hyperlink r:id="rId116">
+      <w:hyperlink r:id="rId109">
         <w:r>
           <w:rPr>
             <w:rStyle w:val="Hyperlink"/>
@@ -7255,8 +7230,8 @@
         </w:r>
       </w:hyperlink>
     </w:p>
-    <w:bookmarkEnd w:id="117"/>
-    <w:bookmarkStart w:id="119" w:name="ref-gattrell2024"/>
+    <w:bookmarkEnd w:id="110"/>
+    <w:bookmarkStart w:id="112" w:name="ref-gattrell2024"/>
     <w:p>
       <w:pPr>
         <w:pStyle w:val="Bibliography"/>
@@ -7267,7 +7242,7 @@
       <w:r>
         <w:t xml:space="preserve"> </w:t>
       </w:r>
-      <w:hyperlink r:id="rId118">
+      <w:hyperlink r:id="rId111">
         <w:r>
           <w:rPr>
             <w:rStyle w:val="Hyperlink"/>
@@ -7279,11 +7254,9 @@
         <w:t xml:space="preserve">. PLOS Medicine. 2024;21:e1004326.</w:t>
       </w:r>
     </w:p>
-    <w:bookmarkEnd w:id="119"/>
-    <w:bookmarkEnd w:id="120"/>
-    <w:bookmarkEnd w:id="121"/>
-    <w:bookmarkEnd w:id="122"/>
-    <w:bookmarkEnd w:id="123"/>
+    <w:bookmarkEnd w:id="112"/>
+    <w:bookmarkEnd w:id="113"/>
+    <w:bookmarkEnd w:id="114"/>
     <w:sectPr>
       <w:headerReference r:id="rId6" w:type="even"/>
       <w:headerReference r:id="rId7" w:type="default"/>
@@ -9274,7 +9247,34 @@
     <w:abstractNumId w:val="991"/>
   </w:num>
   <w:num w:numId="1009">
-    <w:abstractNumId w:val="991"/>
+    <w:abstractNumId w:val="99411"/>
+    <w:lvlOverride w:ilvl="0">
+      <w:startOverride w:val="1"/>
+    </w:lvlOverride>
+    <w:lvlOverride w:ilvl="1">
+      <w:startOverride w:val="1"/>
+    </w:lvlOverride>
+    <w:lvlOverride w:ilvl="2">
+      <w:startOverride w:val="1"/>
+    </w:lvlOverride>
+    <w:lvlOverride w:ilvl="3">
+      <w:startOverride w:val="1"/>
+    </w:lvlOverride>
+    <w:lvlOverride w:ilvl="4">
+      <w:startOverride w:val="1"/>
+    </w:lvlOverride>
+    <w:lvlOverride w:ilvl="5">
+      <w:startOverride w:val="1"/>
+    </w:lvlOverride>
+    <w:lvlOverride w:ilvl="6">
+      <w:startOverride w:val="1"/>
+    </w:lvlOverride>
+    <w:lvlOverride w:ilvl="7">
+      <w:startOverride w:val="1"/>
+    </w:lvlOverride>
+    <w:lvlOverride w:ilvl="8">
+      <w:startOverride w:val="1"/>
+    </w:lvlOverride>
   </w:num>
   <w:num w:numId="1010">
     <w:abstractNumId w:val="99411"/>
@@ -9307,34 +9307,7 @@
     </w:lvlOverride>
   </w:num>
   <w:num w:numId="1011">
-    <w:abstractNumId w:val="99411"/>
-    <w:lvlOverride w:ilvl="0">
-      <w:startOverride w:val="1"/>
-    </w:lvlOverride>
-    <w:lvlOverride w:ilvl="1">
-      <w:startOverride w:val="1"/>
-    </w:lvlOverride>
-    <w:lvlOverride w:ilvl="2">
-      <w:startOverride w:val="1"/>
-    </w:lvlOverride>
-    <w:lvlOverride w:ilvl="3">
-      <w:startOverride w:val="1"/>
-    </w:lvlOverride>
-    <w:lvlOverride w:ilvl="4">
-      <w:startOverride w:val="1"/>
-    </w:lvlOverride>
-    <w:lvlOverride w:ilvl="5">
-      <w:startOverride w:val="1"/>
-    </w:lvlOverride>
-    <w:lvlOverride w:ilvl="6">
-      <w:startOverride w:val="1"/>
-    </w:lvlOverride>
-    <w:lvlOverride w:ilvl="7">
-      <w:startOverride w:val="1"/>
-    </w:lvlOverride>
-    <w:lvlOverride w:ilvl="8">
-      <w:startOverride w:val="1"/>
-    </w:lvlOverride>
+    <w:abstractNumId w:val="991"/>
   </w:num>
   <w:num w:numId="1012">
     <w:abstractNumId w:val="991"/>
@@ -9361,9 +9334,6 @@
     <w:abstractNumId w:val="991"/>
   </w:num>
   <w:num w:numId="1020">
-    <w:abstractNumId w:val="991"/>
-  </w:num>
-  <w:num w:numId="1021">
     <w:abstractNumId w:val="99411"/>
     <w:lvlOverride w:ilvl="0">
       <w:startOverride w:val="1"/>
@@ -9392,6 +9362,9 @@
     <w:lvlOverride w:ilvl="8">
       <w:startOverride w:val="1"/>
     </w:lvlOverride>
+  </w:num>
+  <w:num w:numId="1021">
+    <w:abstractNumId w:val="991"/>
   </w:num>
   <w:num w:numId="1022">
     <w:abstractNumId w:val="991"/>
@@ -9424,9 +9397,6 @@
     <w:abstractNumId w:val="991"/>
   </w:num>
   <w:num w:numId="1032">
-    <w:abstractNumId w:val="991"/>
-  </w:num>
-  <w:num w:numId="1033">
     <w:abstractNumId w:val="99411"/>
     <w:lvlOverride w:ilvl="0">
       <w:startOverride w:val="1"/>
@@ -9456,10 +9426,10 @@
       <w:startOverride w:val="1"/>
     </w:lvlOverride>
   </w:num>
-  <w:num w:numId="1034">
+  <w:num w:numId="1033">
     <w:abstractNumId w:val="991"/>
   </w:num>
-  <w:num w:numId="1035">
+  <w:num w:numId="1034">
     <w:abstractNumId w:val="99411"/>
     <w:lvlOverride w:ilvl="0">
       <w:startOverride w:val="1"/>
@@ -9489,10 +9459,10 @@
       <w:startOverride w:val="1"/>
     </w:lvlOverride>
   </w:num>
-  <w:num w:numId="1036">
+  <w:num w:numId="1035">
     <w:abstractNumId w:val="991"/>
   </w:num>
-  <w:num w:numId="1037">
+  <w:num w:numId="1036">
     <w:abstractNumId w:val="99411"/>
     <w:lvlOverride w:ilvl="0">
       <w:startOverride w:val="1"/>
@@ -9521,12 +9491,42 @@
     <w:lvlOverride w:ilvl="8">
       <w:startOverride w:val="1"/>
     </w:lvlOverride>
+  </w:num>
+  <w:num w:numId="1037">
+    <w:abstractNumId w:val="991"/>
   </w:num>
   <w:num w:numId="1038">
     <w:abstractNumId w:val="991"/>
   </w:num>
   <w:num w:numId="1039">
-    <w:abstractNumId w:val="991"/>
+    <w:abstractNumId w:val="99411"/>
+    <w:lvlOverride w:ilvl="0">
+      <w:startOverride w:val="1"/>
+    </w:lvlOverride>
+    <w:lvlOverride w:ilvl="1">
+      <w:startOverride w:val="1"/>
+    </w:lvlOverride>
+    <w:lvlOverride w:ilvl="2">
+      <w:startOverride w:val="1"/>
+    </w:lvlOverride>
+    <w:lvlOverride w:ilvl="3">
+      <w:startOverride w:val="1"/>
+    </w:lvlOverride>
+    <w:lvlOverride w:ilvl="4">
+      <w:startOverride w:val="1"/>
+    </w:lvlOverride>
+    <w:lvlOverride w:ilvl="5">
+      <w:startOverride w:val="1"/>
+    </w:lvlOverride>
+    <w:lvlOverride w:ilvl="6">
+      <w:startOverride w:val="1"/>
+    </w:lvlOverride>
+    <w:lvlOverride w:ilvl="7">
+      <w:startOverride w:val="1"/>
+    </w:lvlOverride>
+    <w:lvlOverride w:ilvl="8">
+      <w:startOverride w:val="1"/>
+    </w:lvlOverride>
   </w:num>
   <w:num w:numId="1040">
     <w:abstractNumId w:val="99411"/>
@@ -9559,34 +9559,7 @@
     </w:lvlOverride>
   </w:num>
   <w:num w:numId="1041">
-    <w:abstractNumId w:val="99411"/>
-    <w:lvlOverride w:ilvl="0">
-      <w:startOverride w:val="1"/>
-    </w:lvlOverride>
-    <w:lvlOverride w:ilvl="1">
-      <w:startOverride w:val="1"/>
-    </w:lvlOverride>
-    <w:lvlOverride w:ilvl="2">
-      <w:startOverride w:val="1"/>
-    </w:lvlOverride>
-    <w:lvlOverride w:ilvl="3">
-      <w:startOverride w:val="1"/>
-    </w:lvlOverride>
-    <w:lvlOverride w:ilvl="4">
-      <w:startOverride w:val="1"/>
-    </w:lvlOverride>
-    <w:lvlOverride w:ilvl="5">
-      <w:startOverride w:val="1"/>
-    </w:lvlOverride>
-    <w:lvlOverride w:ilvl="6">
-      <w:startOverride w:val="1"/>
-    </w:lvlOverride>
-    <w:lvlOverride w:ilvl="7">
-      <w:startOverride w:val="1"/>
-    </w:lvlOverride>
-    <w:lvlOverride w:ilvl="8">
-      <w:startOverride w:val="1"/>
-    </w:lvlOverride>
+    <w:abstractNumId w:val="991"/>
   </w:num>
   <w:num w:numId="1042">
     <w:abstractNumId w:val="991"/>
@@ -9622,9 +9595,6 @@
     <w:abstractNumId w:val="991"/>
   </w:num>
   <w:num w:numId="1053">
-    <w:abstractNumId w:val="991"/>
-  </w:num>
-  <w:num w:numId="1054">
     <w:abstractNumId w:val="99411"/>
     <w:lvlOverride w:ilvl="0">
       <w:startOverride w:val="1"/>
@@ -9654,10 +9624,10 @@
       <w:startOverride w:val="1"/>
     </w:lvlOverride>
   </w:num>
-  <w:num w:numId="1055">
+  <w:num w:numId="1054">
     <w:abstractNumId w:val="991"/>
   </w:num>
-  <w:num w:numId="1056">
+  <w:num w:numId="1055">
     <w:abstractNumId w:val="99412"/>
     <w:lvlOverride w:ilvl="0">
       <w:startOverride w:val="2"/>
@@ -9687,10 +9657,10 @@
       <w:startOverride w:val="2"/>
     </w:lvlOverride>
   </w:num>
-  <w:num w:numId="1057">
+  <w:num w:numId="1056">
     <w:abstractNumId w:val="991"/>
   </w:num>
-  <w:num w:numId="1058">
+  <w:num w:numId="1057">
     <w:abstractNumId w:val="99413"/>
     <w:lvlOverride w:ilvl="0">
       <w:startOverride w:val="3"/>
@@ -9720,10 +9690,10 @@
       <w:startOverride w:val="3"/>
     </w:lvlOverride>
   </w:num>
-  <w:num w:numId="1059">
+  <w:num w:numId="1058">
     <w:abstractNumId w:val="991"/>
   </w:num>
-  <w:num w:numId="1060">
+  <w:num w:numId="1059">
     <w:abstractNumId w:val="99414"/>
     <w:lvlOverride w:ilvl="0">
       <w:startOverride w:val="4"/>
@@ -9753,10 +9723,10 @@
       <w:startOverride w:val="4"/>
     </w:lvlOverride>
   </w:num>
-  <w:num w:numId="1061">
+  <w:num w:numId="1060">
     <w:abstractNumId w:val="991"/>
   </w:num>
-  <w:num w:numId="1062">
+  <w:num w:numId="1061">
     <w:abstractNumId w:val="99415"/>
     <w:lvlOverride w:ilvl="0">
       <w:startOverride w:val="5"/>
@@ -9786,10 +9756,10 @@
       <w:startOverride w:val="5"/>
     </w:lvlOverride>
   </w:num>
-  <w:num w:numId="1063">
+  <w:num w:numId="1062">
     <w:abstractNumId w:val="991"/>
   </w:num>
-  <w:num w:numId="1064">
+  <w:num w:numId="1063">
     <w:abstractNumId w:val="99416"/>
     <w:lvlOverride w:ilvl="0">
       <w:startOverride w:val="6"/>
@@ -9819,10 +9789,10 @@
       <w:startOverride w:val="6"/>
     </w:lvlOverride>
   </w:num>
-  <w:num w:numId="1065">
+  <w:num w:numId="1064">
     <w:abstractNumId w:val="991"/>
   </w:num>
-  <w:num w:numId="1066">
+  <w:num w:numId="1065">
     <w:abstractNumId w:val="99417"/>
     <w:lvlOverride w:ilvl="0">
       <w:startOverride w:val="7"/>
@@ -9852,10 +9822,10 @@
       <w:startOverride w:val="7"/>
     </w:lvlOverride>
   </w:num>
-  <w:num w:numId="1067">
+  <w:num w:numId="1066">
     <w:abstractNumId w:val="991"/>
   </w:num>
-  <w:num w:numId="1068">
+  <w:num w:numId="1067">
     <w:abstractNumId w:val="99418"/>
     <w:lvlOverride w:ilvl="0">
       <w:startOverride w:val="8"/>
@@ -9885,10 +9855,10 @@
       <w:startOverride w:val="8"/>
     </w:lvlOverride>
   </w:num>
-  <w:num w:numId="1069">
+  <w:num w:numId="1068">
     <w:abstractNumId w:val="991"/>
   </w:num>
-  <w:num w:numId="1070">
+  <w:num w:numId="1069">
     <w:abstractNumId w:val="99419"/>
     <w:lvlOverride w:ilvl="0">
       <w:startOverride w:val="9"/>
@@ -9918,10 +9888,10 @@
       <w:startOverride w:val="9"/>
     </w:lvlOverride>
   </w:num>
-  <w:num w:numId="1071">
+  <w:num w:numId="1070">
     <w:abstractNumId w:val="991"/>
   </w:num>
-  <w:num w:numId="1072">
+  <w:num w:numId="1071">
     <w:abstractNumId w:val="994110"/>
     <w:lvlOverride w:ilvl="0">
       <w:startOverride w:val="10"/>
@@ -9951,10 +9921,10 @@
       <w:startOverride w:val="10"/>
     </w:lvlOverride>
   </w:num>
-  <w:num w:numId="1073">
+  <w:num w:numId="1072">
     <w:abstractNumId w:val="991"/>
   </w:num>
-  <w:num w:numId="1074">
+  <w:num w:numId="1073">
     <w:abstractNumId w:val="994111"/>
     <w:lvlOverride w:ilvl="0">
       <w:startOverride w:val="11"/>
@@ -9984,10 +9954,10 @@
       <w:startOverride w:val="11"/>
     </w:lvlOverride>
   </w:num>
-  <w:num w:numId="1075">
+  <w:num w:numId="1074">
     <w:abstractNumId w:val="991"/>
   </w:num>
-  <w:num w:numId="1076">
+  <w:num w:numId="1075">
     <w:abstractNumId w:val="994112"/>
     <w:lvlOverride w:ilvl="0">
       <w:startOverride w:val="12"/>
@@ -10017,10 +9987,10 @@
       <w:startOverride w:val="12"/>
     </w:lvlOverride>
   </w:num>
-  <w:num w:numId="1077">
+  <w:num w:numId="1076">
     <w:abstractNumId w:val="991"/>
   </w:num>
-  <w:num w:numId="1078">
+  <w:num w:numId="1077">
     <w:abstractNumId w:val="994113"/>
     <w:lvlOverride w:ilvl="0">
       <w:startOverride w:val="13"/>
@@ -10050,10 +10020,10 @@
       <w:startOverride w:val="13"/>
     </w:lvlOverride>
   </w:num>
-  <w:num w:numId="1079">
+  <w:num w:numId="1078">
     <w:abstractNumId w:val="991"/>
   </w:num>
-  <w:num w:numId="1080">
+  <w:num w:numId="1079">
     <w:abstractNumId w:val="994114"/>
     <w:lvlOverride w:ilvl="0">
       <w:startOverride w:val="14"/>
@@ -10083,10 +10053,10 @@
       <w:startOverride w:val="14"/>
     </w:lvlOverride>
   </w:num>
-  <w:num w:numId="1081">
+  <w:num w:numId="1080">
     <w:abstractNumId w:val="991"/>
   </w:num>
-  <w:num w:numId="1082">
+  <w:num w:numId="1081">
     <w:abstractNumId w:val="994115"/>
     <w:lvlOverride w:ilvl="0">
       <w:startOverride w:val="15"/>
@@ -10116,10 +10086,10 @@
       <w:startOverride w:val="15"/>
     </w:lvlOverride>
   </w:num>
-  <w:num w:numId="1083">
+  <w:num w:numId="1082">
     <w:abstractNumId w:val="991"/>
   </w:num>
-  <w:num w:numId="1084">
+  <w:num w:numId="1083">
     <w:abstractNumId w:val="994116"/>
     <w:lvlOverride w:ilvl="0">
       <w:startOverride w:val="16"/>
@@ -10149,10 +10119,10 @@
       <w:startOverride w:val="16"/>
     </w:lvlOverride>
   </w:num>
-  <w:num w:numId="1085">
+  <w:num w:numId="1084">
     <w:abstractNumId w:val="991"/>
   </w:num>
-  <w:num w:numId="1086">
+  <w:num w:numId="1085">
     <w:abstractNumId w:val="994117"/>
     <w:lvlOverride w:ilvl="0">
       <w:startOverride w:val="17"/>
@@ -10182,10 +10152,10 @@
       <w:startOverride w:val="17"/>
     </w:lvlOverride>
   </w:num>
-  <w:num w:numId="1087">
+  <w:num w:numId="1086">
     <w:abstractNumId w:val="991"/>
   </w:num>
-  <w:num w:numId="1088">
+  <w:num w:numId="1087">
     <w:abstractNumId w:val="994118"/>
     <w:lvlOverride w:ilvl="0">
       <w:startOverride w:val="18"/>
@@ -10215,7 +10185,7 @@
       <w:startOverride w:val="18"/>
     </w:lvlOverride>
   </w:num>
-  <w:num w:numId="1089">
+  <w:num w:numId="1088">
     <w:abstractNumId w:val="991"/>
   </w:num>
 </w:numbering>

--- a/study_protocol_full.docx
+++ b/study_protocol_full.docx
@@ -221,13 +221,13 @@
       </w:r>
     </w:p>
     <w:bookmarkEnd w:id="21"/>
-    <w:bookmarkStart w:id="22" w:name="research-question"/>
+    <w:bookmarkStart w:id="22" w:name="research-question-and-objectives"/>
     <w:p>
       <w:pPr>
         <w:pStyle w:val="Heading1"/>
       </w:pPr>
       <w:r>
-        <w:t xml:space="preserve">3. Research Question</w:t>
+        <w:t xml:space="preserve">3. Research question and objectives</w:t>
       </w:r>
     </w:p>
     <w:p>
@@ -235,26 +235,135 @@
         <w:pStyle w:val="FirstParagraph"/>
       </w:pPr>
       <w:r>
-        <w:t xml:space="preserve">Among stakeholders involved in medical research in Egypt, which barriers are perceived as most important in limiting the ability of early-career medical researchers to produce valid, relevant, and non-wasteful research; which barriers are considered most modifiable; and which interventions are considered sufficiently important and feasible to prioritize?</w:t>
+        <w:rPr>
+          <w:b/>
+          <w:bCs/>
+        </w:rPr>
+        <w:t xml:space="preserve">Research Question:</w:t>
+      </w:r>
+      <w:r>
+        <w:t xml:space="preserve"> </w:t>
+      </w:r>
+      <w:r>
+        <w:t xml:space="preserve">Among stakeholders involved in medical research in Egypt, which barriers are perceived as most important in limiting the ability of early-career medical researchers to conduct valid, relevant, and high-value research; which barriers are considered most modifiable; and which interventions are considered sufficiently important and feasible to prioritize?</w:t>
+      </w:r>
+    </w:p>
+    <w:p>
+      <w:pPr>
+        <w:pStyle w:val="BodyText"/>
+      </w:pPr>
+      <w:r>
+        <w:rPr>
+          <w:b/>
+          <w:bCs/>
+        </w:rPr>
+        <w:t xml:space="preserve">Objectives</w:t>
+      </w:r>
+    </w:p>
+    <w:p>
+      <w:pPr>
+        <w:numPr>
+          <w:ilvl w:val="0"/>
+          <w:numId w:val="1002"/>
+        </w:numPr>
+      </w:pPr>
+      <w:r>
+        <w:rPr>
+          <w:b/>
+          <w:bCs/>
+        </w:rPr>
+        <w:t xml:space="preserve">Primary objective:</w:t>
+      </w:r>
+      <w:r>
+        <w:t xml:space="preserve"> </w:t>
+      </w:r>
+      <w:r>
+        <w:t xml:space="preserve">To achieve consensus on the principal barriers perceived to limit early-career medical researchers’ ability to conduct valid, relevant, and high-value research in Egypt.</w:t>
+      </w:r>
+    </w:p>
+    <w:p>
+      <w:pPr>
+        <w:numPr>
+          <w:ilvl w:val="0"/>
+          <w:numId w:val="1002"/>
+        </w:numPr>
+      </w:pPr>
+      <w:r>
+        <w:rPr>
+          <w:b/>
+          <w:bCs/>
+        </w:rPr>
+        <w:t xml:space="preserve">Secondary objectives</w:t>
+      </w:r>
+    </w:p>
+    <w:p>
+      <w:pPr>
+        <w:pStyle w:val="Compact"/>
+        <w:numPr>
+          <w:ilvl w:val="1"/>
+          <w:numId w:val="1003"/>
+        </w:numPr>
+      </w:pPr>
+      <w:r>
+        <w:t xml:space="preserve">To identify barriers that stakeholders consider highly modifiable.</w:t>
+      </w:r>
+    </w:p>
+    <w:p>
+      <w:pPr>
+        <w:pStyle w:val="Compact"/>
+        <w:numPr>
+          <w:ilvl w:val="1"/>
+          <w:numId w:val="1003"/>
+        </w:numPr>
+      </w:pPr>
+      <w:r>
+        <w:t xml:space="preserve">To identify and prioritize interventions that could improve research validity and reduce avoidable research waste.</w:t>
+      </w:r>
+    </w:p>
+    <w:p>
+      <w:pPr>
+        <w:pStyle w:val="Compact"/>
+        <w:numPr>
+          <w:ilvl w:val="1"/>
+          <w:numId w:val="1003"/>
+        </w:numPr>
+      </w:pPr>
+      <w:r>
+        <w:t xml:space="preserve">To assess the perceived feasibility of interventions at individual, supervisory, institutional, and national levels.</w:t>
+      </w:r>
+    </w:p>
+    <w:p>
+      <w:pPr>
+        <w:pStyle w:val="Compact"/>
+        <w:numPr>
+          <w:ilvl w:val="1"/>
+          <w:numId w:val="1003"/>
+        </w:numPr>
+      </w:pPr>
+      <w:r>
+        <w:t xml:space="preserve">To examine areas of agreement and disagreement across predefined stakeholder groups.</w:t>
+      </w:r>
+    </w:p>
+    <w:p>
+      <w:pPr>
+        <w:pStyle w:val="Compact"/>
+        <w:numPr>
+          <w:ilvl w:val="1"/>
+          <w:numId w:val="1003"/>
+        </w:numPr>
+      </w:pPr>
+      <w:r>
+        <w:t xml:space="preserve">To develop a consensus-based priority framework that summarizes important and modifiable barriers, priority interventions, and areas of stakeholder agreement or disagreement..</w:t>
       </w:r>
     </w:p>
     <w:bookmarkEnd w:id="22"/>
-    <w:bookmarkStart w:id="25" w:name="objectives"/>
+    <w:bookmarkStart w:id="23" w:name="conceptual-framework-and-key-definitions"/>
     <w:p>
       <w:pPr>
         <w:pStyle w:val="Heading1"/>
       </w:pPr>
       <w:r>
-        <w:t xml:space="preserve">4. Objectives</w:t>
-      </w:r>
-    </w:p>
-    <w:bookmarkStart w:id="23" w:name="primary-objective"/>
-    <w:p>
-      <w:pPr>
-        <w:pStyle w:val="Heading2"/>
-      </w:pPr>
-      <w:r>
-        <w:t xml:space="preserve">4.1 Primary objective</w:t>
+        <w:t xml:space="preserve">4. Conceptual Framework and Key Definitions</w:t>
       </w:r>
     </w:p>
     <w:p>
@@ -262,93 +371,16 @@
         <w:pStyle w:val="FirstParagraph"/>
       </w:pPr>
       <w:r>
-        <w:t xml:space="preserve">To achieve consensus on the principal barriers perceived to limit early-career medical researchers’ ability to conduct valid, relevant, and high-value research in Egypt.</w:t>
-      </w:r>
-    </w:p>
-    <w:bookmarkEnd w:id="23"/>
-    <w:bookmarkStart w:id="24" w:name="secondary-objectives"/>
-    <w:p>
-      <w:pPr>
-        <w:pStyle w:val="Heading2"/>
-      </w:pPr>
-      <w:r>
-        <w:t xml:space="preserve">4.2 Secondary objectives</w:t>
-      </w:r>
-    </w:p>
-    <w:p>
-      <w:pPr>
-        <w:pStyle w:val="Compact"/>
-        <w:numPr>
-          <w:ilvl w:val="0"/>
-          <w:numId w:val="1002"/>
-        </w:numPr>
-      </w:pPr>
-      <w:r>
-        <w:t xml:space="preserve">To identify barriers that stakeholders consider highly modifiable.</w:t>
-      </w:r>
-    </w:p>
-    <w:p>
-      <w:pPr>
-        <w:pStyle w:val="Compact"/>
-        <w:numPr>
-          <w:ilvl w:val="0"/>
-          <w:numId w:val="1002"/>
-        </w:numPr>
-      </w:pPr>
-      <w:r>
-        <w:t xml:space="preserve">To identify and prioritize interventions that could improve research validity and reduce avoidable research waste.</w:t>
-      </w:r>
-    </w:p>
-    <w:p>
-      <w:pPr>
-        <w:pStyle w:val="Compact"/>
-        <w:numPr>
-          <w:ilvl w:val="0"/>
-          <w:numId w:val="1002"/>
-        </w:numPr>
-      </w:pPr>
-      <w:r>
-        <w:t xml:space="preserve">To assess the perceived feasibility of interventions at individual, supervisory, institutional, and national levels.</w:t>
-      </w:r>
-    </w:p>
-    <w:p>
-      <w:pPr>
-        <w:pStyle w:val="Compact"/>
-        <w:numPr>
-          <w:ilvl w:val="0"/>
-          <w:numId w:val="1002"/>
-        </w:numPr>
-      </w:pPr>
-      <w:r>
-        <w:t xml:space="preserve">To examine areas of agreement and disagreement across predefined stakeholder groups.</w:t>
-      </w:r>
-    </w:p>
-    <w:p>
-      <w:pPr>
-        <w:pStyle w:val="Compact"/>
-        <w:numPr>
-          <w:ilvl w:val="0"/>
-          <w:numId w:val="1002"/>
-        </w:numPr>
-      </w:pPr>
-      <w:r>
-        <w:t xml:space="preserve">To develop a consensus-based priority framework that summarizes important and modifiable barriers, priority interventions, and areas of stakeholder agreement or disagreement..</w:t>
-      </w:r>
-    </w:p>
-    <w:bookmarkEnd w:id="24"/>
-    <w:bookmarkEnd w:id="25"/>
-    <w:bookmarkStart w:id="26" w:name="conceptual-framework"/>
-    <w:p>
-      <w:pPr>
-        <w:pStyle w:val="Heading1"/>
-      </w:pPr>
-      <w:r>
-        <w:t xml:space="preserve">5. Conceptual Framework</w:t>
-      </w:r>
-    </w:p>
-    <w:p>
-      <w:pPr>
-        <w:pStyle w:val="FirstParagraph"/>
+        <w:rPr>
+          <w:b/>
+          <w:bCs/>
+        </w:rPr>
+        <w:t xml:space="preserve">Conceptual Framework:</w:t>
+      </w:r>
+    </w:p>
+    <w:p>
+      <w:pPr>
+        <w:pStyle w:val="BodyText"/>
       </w:pPr>
       <w:r>
         <w:t xml:space="preserve">The study will conceptualize barriers across four interacting levels:</w:t>
@@ -359,7 +391,7 @@
         <w:pStyle w:val="Compact"/>
         <w:numPr>
           <w:ilvl w:val="0"/>
-          <w:numId w:val="1003"/>
+          <w:numId w:val="1004"/>
         </w:numPr>
       </w:pPr>
       <w:r>
@@ -375,79 +407,79 @@
         <w:pStyle w:val="Compact"/>
         <w:numPr>
           <w:ilvl w:val="1"/>
+          <w:numId w:val="1005"/>
+        </w:numPr>
+      </w:pPr>
+      <w:r>
+        <w:t xml:space="preserve">Research-methodology knowledge and skills</w:t>
+      </w:r>
+    </w:p>
+    <w:p>
+      <w:pPr>
+        <w:pStyle w:val="Compact"/>
+        <w:numPr>
+          <w:ilvl w:val="1"/>
+          <w:numId w:val="1005"/>
+        </w:numPr>
+      </w:pPr>
+      <w:r>
+        <w:t xml:space="preserve">Statistical literacy and data-analysis skills</w:t>
+      </w:r>
+    </w:p>
+    <w:p>
+      <w:pPr>
+        <w:pStyle w:val="Compact"/>
+        <w:numPr>
+          <w:ilvl w:val="1"/>
+          <w:numId w:val="1005"/>
+        </w:numPr>
+      </w:pPr>
+      <w:r>
+        <w:t xml:space="preserve">Scientific writing and reporting skills</w:t>
+      </w:r>
+    </w:p>
+    <w:p>
+      <w:pPr>
+        <w:pStyle w:val="Compact"/>
+        <w:numPr>
+          <w:ilvl w:val="1"/>
+          <w:numId w:val="1005"/>
+        </w:numPr>
+      </w:pPr>
+      <w:r>
+        <w:t xml:space="preserve">Ability to identify researchable and relevant questions</w:t>
+      </w:r>
+    </w:p>
+    <w:p>
+      <w:pPr>
+        <w:pStyle w:val="Compact"/>
+        <w:numPr>
+          <w:ilvl w:val="1"/>
+          <w:numId w:val="1005"/>
+        </w:numPr>
+      </w:pPr>
+      <w:r>
+        <w:t xml:space="preserve">Time management and competing clinical and/or academic responsibilities</w:t>
+      </w:r>
+    </w:p>
+    <w:p>
+      <w:pPr>
+        <w:pStyle w:val="Compact"/>
+        <w:numPr>
+          <w:ilvl w:val="1"/>
+          <w:numId w:val="1005"/>
+        </w:numPr>
+      </w:pPr>
+      <w:r>
+        <w:t xml:space="preserve">Motivation, confidence, and research self-efficacy</w:t>
+      </w:r>
+    </w:p>
+    <w:p>
+      <w:pPr>
+        <w:pStyle w:val="Compact"/>
+        <w:numPr>
+          <w:ilvl w:val="0"/>
           <w:numId w:val="1004"/>
-        </w:numPr>
-      </w:pPr>
-      <w:r>
-        <w:t xml:space="preserve">Research-methodology knowledge and skills</w:t>
-      </w:r>
-    </w:p>
-    <w:p>
-      <w:pPr>
-        <w:pStyle w:val="Compact"/>
-        <w:numPr>
-          <w:ilvl w:val="1"/>
-          <w:numId w:val="1004"/>
-        </w:numPr>
-      </w:pPr>
-      <w:r>
-        <w:t xml:space="preserve">Statistical literacy and data-analysis skills</w:t>
-      </w:r>
-    </w:p>
-    <w:p>
-      <w:pPr>
-        <w:pStyle w:val="Compact"/>
-        <w:numPr>
-          <w:ilvl w:val="1"/>
-          <w:numId w:val="1004"/>
-        </w:numPr>
-      </w:pPr>
-      <w:r>
-        <w:t xml:space="preserve">Scientific writing and reporting skills</w:t>
-      </w:r>
-    </w:p>
-    <w:p>
-      <w:pPr>
-        <w:pStyle w:val="Compact"/>
-        <w:numPr>
-          <w:ilvl w:val="1"/>
-          <w:numId w:val="1004"/>
-        </w:numPr>
-      </w:pPr>
-      <w:r>
-        <w:t xml:space="preserve">Ability to identify researchable and relevant questions</w:t>
-      </w:r>
-    </w:p>
-    <w:p>
-      <w:pPr>
-        <w:pStyle w:val="Compact"/>
-        <w:numPr>
-          <w:ilvl w:val="1"/>
-          <w:numId w:val="1004"/>
-        </w:numPr>
-      </w:pPr>
-      <w:r>
-        <w:t xml:space="preserve">Time management and competing clinical and/or academic responsibilities</w:t>
-      </w:r>
-    </w:p>
-    <w:p>
-      <w:pPr>
-        <w:pStyle w:val="Compact"/>
-        <w:numPr>
-          <w:ilvl w:val="1"/>
-          <w:numId w:val="1004"/>
-        </w:numPr>
-      </w:pPr>
-      <w:r>
-        <w:t xml:space="preserve">Motivation, confidence, and research self-efficacy</w:t>
-      </w:r>
-    </w:p>
-    <w:p>
-      <w:pPr>
-        <w:pStyle w:val="Compact"/>
-        <w:numPr>
-          <w:ilvl w:val="0"/>
-          <w:numId w:val="1003"/>
         </w:numPr>
       </w:pPr>
       <w:r>
@@ -463,7 +495,7 @@
         <w:pStyle w:val="Compact"/>
         <w:numPr>
           <w:ilvl w:val="1"/>
-          <w:numId w:val="1005"/>
+          <w:numId w:val="1006"/>
         </w:numPr>
       </w:pPr>
       <w:r>
@@ -475,7 +507,7 @@
         <w:pStyle w:val="Compact"/>
         <w:numPr>
           <w:ilvl w:val="1"/>
-          <w:numId w:val="1005"/>
+          <w:numId w:val="1006"/>
         </w:numPr>
       </w:pPr>
       <w:r>
@@ -487,7 +519,7 @@
         <w:pStyle w:val="Compact"/>
         <w:numPr>
           <w:ilvl w:val="1"/>
-          <w:numId w:val="1005"/>
+          <w:numId w:val="1006"/>
         </w:numPr>
       </w:pPr>
       <w:r>
@@ -499,7 +531,7 @@
         <w:pStyle w:val="Compact"/>
         <w:numPr>
           <w:ilvl w:val="1"/>
-          <w:numId w:val="1005"/>
+          <w:numId w:val="1006"/>
         </w:numPr>
       </w:pPr>
       <w:r>
@@ -511,7 +543,7 @@
         <w:pStyle w:val="Compact"/>
         <w:numPr>
           <w:ilvl w:val="1"/>
-          <w:numId w:val="1005"/>
+          <w:numId w:val="1006"/>
         </w:numPr>
       </w:pPr>
       <w:r>
@@ -523,7 +555,7 @@
         <w:pStyle w:val="Compact"/>
         <w:numPr>
           <w:ilvl w:val="1"/>
-          <w:numId w:val="1005"/>
+          <w:numId w:val="1006"/>
         </w:numPr>
       </w:pPr>
       <w:r>
@@ -535,7 +567,7 @@
         <w:pStyle w:val="Compact"/>
         <w:numPr>
           <w:ilvl w:val="1"/>
-          <w:numId w:val="1005"/>
+          <w:numId w:val="1006"/>
         </w:numPr>
       </w:pPr>
       <w:r>
@@ -547,7 +579,7 @@
         <w:pStyle w:val="Compact"/>
         <w:numPr>
           <w:ilvl w:val="0"/>
-          <w:numId w:val="1003"/>
+          <w:numId w:val="1004"/>
         </w:numPr>
       </w:pPr>
       <w:r>
@@ -563,7 +595,7 @@
         <w:pStyle w:val="Compact"/>
         <w:numPr>
           <w:ilvl w:val="1"/>
-          <w:numId w:val="1006"/>
+          <w:numId w:val="1007"/>
         </w:numPr>
       </w:pPr>
       <w:r>
@@ -575,7 +607,7 @@
         <w:pStyle w:val="Compact"/>
         <w:numPr>
           <w:ilvl w:val="1"/>
-          <w:numId w:val="1006"/>
+          <w:numId w:val="1007"/>
         </w:numPr>
       </w:pPr>
       <w:r>
@@ -587,7 +619,7 @@
         <w:pStyle w:val="Compact"/>
         <w:numPr>
           <w:ilvl w:val="1"/>
-          <w:numId w:val="1006"/>
+          <w:numId w:val="1007"/>
         </w:numPr>
       </w:pPr>
       <w:r>
@@ -599,7 +631,7 @@
         <w:pStyle w:val="Compact"/>
         <w:numPr>
           <w:ilvl w:val="1"/>
-          <w:numId w:val="1006"/>
+          <w:numId w:val="1007"/>
         </w:numPr>
       </w:pPr>
       <w:r>
@@ -611,7 +643,7 @@
         <w:pStyle w:val="Compact"/>
         <w:numPr>
           <w:ilvl w:val="1"/>
-          <w:numId w:val="1006"/>
+          <w:numId w:val="1007"/>
         </w:numPr>
       </w:pPr>
       <w:r>
@@ -623,7 +655,7 @@
         <w:pStyle w:val="Compact"/>
         <w:numPr>
           <w:ilvl w:val="1"/>
-          <w:numId w:val="1006"/>
+          <w:numId w:val="1007"/>
         </w:numPr>
       </w:pPr>
       <w:r>
@@ -635,7 +667,7 @@
         <w:pStyle w:val="Compact"/>
         <w:numPr>
           <w:ilvl w:val="1"/>
-          <w:numId w:val="1006"/>
+          <w:numId w:val="1007"/>
         </w:numPr>
       </w:pPr>
       <w:r>
@@ -647,7 +679,7 @@
         <w:pStyle w:val="Compact"/>
         <w:numPr>
           <w:ilvl w:val="1"/>
-          <w:numId w:val="1006"/>
+          <w:numId w:val="1007"/>
         </w:numPr>
       </w:pPr>
       <w:r>
@@ -659,7 +691,7 @@
         <w:pStyle w:val="Compact"/>
         <w:numPr>
           <w:ilvl w:val="1"/>
-          <w:numId w:val="1006"/>
+          <w:numId w:val="1007"/>
         </w:numPr>
       </w:pPr>
       <w:r>
@@ -671,7 +703,7 @@
         <w:pStyle w:val="Compact"/>
         <w:numPr>
           <w:ilvl w:val="0"/>
-          <w:numId w:val="1003"/>
+          <w:numId w:val="1004"/>
         </w:numPr>
       </w:pPr>
       <w:r>
@@ -687,7 +719,7 @@
         <w:pStyle w:val="Compact"/>
         <w:numPr>
           <w:ilvl w:val="1"/>
-          <w:numId w:val="1007"/>
+          <w:numId w:val="1008"/>
         </w:numPr>
       </w:pPr>
       <w:r>
@@ -699,7 +731,7 @@
         <w:pStyle w:val="Compact"/>
         <w:numPr>
           <w:ilvl w:val="1"/>
-          <w:numId w:val="1007"/>
+          <w:numId w:val="1008"/>
         </w:numPr>
       </w:pPr>
       <w:r>
@@ -711,7 +743,7 @@
         <w:pStyle w:val="Compact"/>
         <w:numPr>
           <w:ilvl w:val="1"/>
-          <w:numId w:val="1007"/>
+          <w:numId w:val="1008"/>
         </w:numPr>
       </w:pPr>
       <w:r>
@@ -723,7 +755,7 @@
         <w:pStyle w:val="Compact"/>
         <w:numPr>
           <w:ilvl w:val="1"/>
-          <w:numId w:val="1007"/>
+          <w:numId w:val="1008"/>
         </w:numPr>
       </w:pPr>
       <w:r>
@@ -735,7 +767,7 @@
         <w:pStyle w:val="Compact"/>
         <w:numPr>
           <w:ilvl w:val="1"/>
-          <w:numId w:val="1007"/>
+          <w:numId w:val="1008"/>
         </w:numPr>
       </w:pPr>
       <w:r>
@@ -747,7 +779,7 @@
         <w:pStyle w:val="Compact"/>
         <w:numPr>
           <w:ilvl w:val="1"/>
-          <w:numId w:val="1007"/>
+          <w:numId w:val="1008"/>
         </w:numPr>
       </w:pPr>
       <w:r>
@@ -762,99 +794,116 @@
         <w:t xml:space="preserve">The study will also map barriers against stages of the research lifecycle: question selection → evidence synthesis and justification → design and methods → ethics and approvals → recruitment/data collection → analysis → reporting → dissemination and implementation.</w:t>
       </w:r>
     </w:p>
-    <w:bookmarkEnd w:id="26"/>
-    <w:bookmarkStart w:id="27" w:name="key-definitions"/>
+    <w:p>
+      <w:pPr>
+        <w:pStyle w:val="BodyText"/>
+      </w:pPr>
+      <w:r>
+        <w:rPr>
+          <w:b/>
+          <w:bCs/>
+        </w:rPr>
+        <w:t xml:space="preserve">Key Definitions</w:t>
+      </w:r>
+    </w:p>
+    <w:p>
+      <w:pPr>
+        <w:numPr>
+          <w:ilvl w:val="0"/>
+          <w:numId w:val="1009"/>
+        </w:numPr>
+      </w:pPr>
+      <w:r>
+        <w:t xml:space="preserve">Valid research: Research that uses methods appropriate to its question and design and is conducted, analyzed, and reported sufficiently well to support credible interpretation.</w:t>
+      </w:r>
+      <w:r>
+        <w:t xml:space="preserve"> </w:t>
+      </w:r>
+      <w:r>
+        <w:t xml:space="preserve">[1–6]</w:t>
+      </w:r>
+    </w:p>
+    <w:p>
+      <w:pPr>
+        <w:numPr>
+          <w:ilvl w:val="0"/>
+          <w:numId w:val="1009"/>
+        </w:numPr>
+      </w:pPr>
+      <w:r>
+        <w:t xml:space="preserve">High-value research: Research that addresses an important and relevant question, builds appropriately on existing knowledge, uses proportionate and rigorous methods, and produces findings that can be meaningfully used by patients, clinicians, researchers, health systems, or policymakers.</w:t>
+      </w:r>
+      <w:r>
+        <w:t xml:space="preserve"> </w:t>
+      </w:r>
+      <w:r>
+        <w:t xml:space="preserve">[1–6]</w:t>
+      </w:r>
+    </w:p>
+    <w:p>
+      <w:pPr>
+        <w:numPr>
+          <w:ilvl w:val="0"/>
+          <w:numId w:val="1009"/>
+        </w:numPr>
+      </w:pPr>
+      <w:r>
+        <w:t xml:space="preserve">Research waste: Avoidable loss of research value arising at one or more stages of the research lifecycle, including poor prioritization of questions, unnecessary duplication, inadequate design or methods, inefficient conduct, failure to disseminate findings, and incomplete or unusable reporting.</w:t>
+      </w:r>
+      <w:r>
+        <w:t xml:space="preserve"> </w:t>
+      </w:r>
+      <w:r>
+        <w:t xml:space="preserve">[1–6]</w:t>
+      </w:r>
+    </w:p>
+    <w:p>
+      <w:pPr>
+        <w:numPr>
+          <w:ilvl w:val="0"/>
+          <w:numId w:val="1009"/>
+        </w:numPr>
+      </w:pPr>
+      <w:r>
+        <w:t xml:space="preserve">Expertise: Expertise for this Delphi study is defined as demonstrable experience in conducting, supervising, supporting, funding, governing, implementing, or evaluating medical research within the Egyptian research environment.</w:t>
+      </w:r>
+    </w:p>
+    <w:bookmarkEnd w:id="23"/>
+    <w:bookmarkStart w:id="24" w:name="study-design-and-setting"/>
     <w:p>
       <w:pPr>
         <w:pStyle w:val="Heading1"/>
       </w:pPr>
       <w:r>
-        <w:t xml:space="preserve">6. Key Definitions</w:t>
-      </w:r>
-    </w:p>
-    <w:p>
-      <w:pPr>
-        <w:numPr>
-          <w:ilvl w:val="0"/>
-          <w:numId w:val="1008"/>
-        </w:numPr>
-      </w:pPr>
-      <w:r>
-        <w:t xml:space="preserve">Valid research: Research that uses methods appropriate to its question and design and is conducted, analyzed, and reported sufficiently well to support credible interpretation.</w:t>
+        <w:t xml:space="preserve">5. Study Design and setting</w:t>
+      </w:r>
+    </w:p>
+    <w:p>
+      <w:pPr>
+        <w:pStyle w:val="FirstParagraph"/>
+      </w:pPr>
+      <w:r>
+        <w:rPr>
+          <w:b/>
+          <w:bCs/>
+        </w:rPr>
+        <w:t xml:space="preserve">Design</w:t>
+      </w:r>
+      <w:r>
+        <w:t xml:space="preserve">:</w:t>
+      </w:r>
+    </w:p>
+    <w:p>
+      <w:pPr>
+        <w:pStyle w:val="BodyText"/>
+      </w:pPr>
+      <w:r>
+        <w:t xml:space="preserve">This study will use a two-round modified Delphi consensus design, preceded by a structured item-generation phase. The preliminary phase will generate and refine candidate barrier and intervention statements. These statements will then undergo anonymous Delphi rating.</w:t>
       </w:r>
       <w:r>
         <w:t xml:space="preserve"> </w:t>
       </w:r>
       <w:r>
-        <w:t xml:space="preserve">[1–6]</w:t>
-      </w:r>
-    </w:p>
-    <w:p>
-      <w:pPr>
-        <w:numPr>
-          <w:ilvl w:val="0"/>
-          <w:numId w:val="1008"/>
-        </w:numPr>
-      </w:pPr>
-      <w:r>
-        <w:t xml:space="preserve">High-value research: Research that addresses an important and relevant question, builds appropriately on existing knowledge, uses proportionate and rigorous methods, and produces findings that can be meaningfully used by patients, clinicians, researchers, health systems, or policymakers.</w:t>
-      </w:r>
-      <w:r>
-        <w:t xml:space="preserve"> </w:t>
-      </w:r>
-      <w:r>
-        <w:t xml:space="preserve">[1–6]</w:t>
-      </w:r>
-    </w:p>
-    <w:p>
-      <w:pPr>
-        <w:numPr>
-          <w:ilvl w:val="0"/>
-          <w:numId w:val="1008"/>
-        </w:numPr>
-      </w:pPr>
-      <w:r>
-        <w:t xml:space="preserve">Research waste: Avoidable loss of research value arising at one or more stages of the research lifecycle, including poor prioritization of questions, unnecessary duplication, inadequate design or methods, inefficient conduct, failure to disseminate findings, and incomplete or unusable reporting.</w:t>
-      </w:r>
-      <w:r>
-        <w:t xml:space="preserve"> </w:t>
-      </w:r>
-      <w:r>
-        <w:t xml:space="preserve">[1–6]</w:t>
-      </w:r>
-    </w:p>
-    <w:p>
-      <w:pPr>
-        <w:numPr>
-          <w:ilvl w:val="0"/>
-          <w:numId w:val="1008"/>
-        </w:numPr>
-      </w:pPr>
-      <w:r>
-        <w:t xml:space="preserve">Expertise: Expertise for this Delphi study is defined as demonstrable experience in conducting, supervising, supporting, funding, governing, implementing, or evaluating medical research within the Egyptian research environment.</w:t>
-      </w:r>
-    </w:p>
-    <w:bookmarkEnd w:id="27"/>
-    <w:bookmarkStart w:id="28" w:name="study-design"/>
-    <w:p>
-      <w:pPr>
-        <w:pStyle w:val="Heading1"/>
-      </w:pPr>
-      <w:r>
-        <w:t xml:space="preserve">7. Study Design</w:t>
-      </w:r>
-    </w:p>
-    <w:p>
-      <w:pPr>
-        <w:pStyle w:val="FirstParagraph"/>
-      </w:pPr>
-      <w:r>
-        <w:t xml:space="preserve">This study will use a two-round modified Delphi consensus design, preceded by a structured item-generation phase. The preliminary phase will generate and refine candidate barrier and intervention statements. These statements will then undergo anonymous Delphi rating.</w:t>
-      </w:r>
-      <w:r>
-        <w:t xml:space="preserve"> </w:t>
-      </w:r>
-      <w:r>
         <w:t xml:space="preserve">[7]</w:t>
       </w:r>
     </w:p>
@@ -871,7 +920,7 @@
         <w:pStyle w:val="Compact"/>
         <w:numPr>
           <w:ilvl w:val="0"/>
-          <w:numId w:val="1009"/>
+          <w:numId w:val="1010"/>
         </w:numPr>
       </w:pPr>
       <w:r>
@@ -893,7 +942,7 @@
         <w:pStyle w:val="Compact"/>
         <w:numPr>
           <w:ilvl w:val="0"/>
-          <w:numId w:val="1009"/>
+          <w:numId w:val="1010"/>
         </w:numPr>
       </w:pPr>
       <w:r>
@@ -915,7 +964,7 @@
         <w:pStyle w:val="Compact"/>
         <w:numPr>
           <w:ilvl w:val="0"/>
-          <w:numId w:val="1009"/>
+          <w:numId w:val="1010"/>
         </w:numPr>
       </w:pPr>
       <w:r>
@@ -937,7 +986,7 @@
         <w:pStyle w:val="Compact"/>
         <w:numPr>
           <w:ilvl w:val="0"/>
-          <w:numId w:val="1009"/>
+          <w:numId w:val="1010"/>
         </w:numPr>
       </w:pPr>
       <w:r>
@@ -951,7 +1000,7 @@
         <w:t xml:space="preserve"> </w:t>
       </w:r>
       <w:r>
-        <w:t xml:space="preserve">classification of consensus, persistent disagreement, stakeholder-group variation, and development of a multilevel action framework.</w:t>
+        <w:t xml:space="preserve">classification of consensus, persistent disagreement, stakeholder-group variation, development of the consensus-based priority framework.</w:t>
       </w:r>
     </w:p>
     <w:p>
@@ -962,14 +1011,42 @@
         <w:t xml:space="preserve">No individual participant will be shown another participant’s identity or individual responses.</w:t>
       </w:r>
     </w:p>
-    <w:bookmarkEnd w:id="28"/>
-    <w:bookmarkStart w:id="29" w:name="study-setting"/>
+    <w:p>
+      <w:pPr>
+        <w:pStyle w:val="BodyText"/>
+      </w:pPr>
+      <w:r>
+        <w:rPr>
+          <w:b/>
+          <w:bCs/>
+        </w:rPr>
+        <w:t xml:space="preserve">Setting</w:t>
+      </w:r>
+    </w:p>
+    <w:p>
+      <w:pPr>
+        <w:pStyle w:val="BodyText"/>
+      </w:pPr>
+      <w:r>
+        <w:t xml:space="preserve">The study will recruit participants from multiple Egyptian medical schools, teaching hospitals, and research institutions. Recruitment will aim to achieve geographic and institutional diversity, including participants from Governmental, National, and Private universities.</w:t>
+      </w:r>
+    </w:p>
+    <w:p>
+      <w:pPr>
+        <w:pStyle w:val="BodyText"/>
+      </w:pPr>
+      <w:r>
+        <w:t xml:space="preserve">The study is not intended to produce statistically representative estimates for the Egyptian medical research workforce. Its purpose is to obtain a diverse range of informed perspectives relevant to consensus formation.</w:t>
+      </w:r>
+    </w:p>
+    <w:bookmarkEnd w:id="24"/>
+    <w:bookmarkStart w:id="25" w:name="participants-eligibility-and-sampling"/>
     <w:p>
       <w:pPr>
         <w:pStyle w:val="Heading1"/>
       </w:pPr>
       <w:r>
-        <w:t xml:space="preserve">8. Study Setting</w:t>
+        <w:t xml:space="preserve">6. Participants, eligibility, and sampling</w:t>
       </w:r>
     </w:p>
     <w:p>
@@ -977,39 +1054,16 @@
         <w:pStyle w:val="FirstParagraph"/>
       </w:pPr>
       <w:r>
-        <w:t xml:space="preserve">The study will recruit participants from multiple Egyptian medical schools, teaching hospitals, and research institutions. Recruitment will aim to achieve geographic and institutional diversity, including participants from Governmental, National, and Private universities.</w:t>
-      </w:r>
-    </w:p>
-    <w:p>
-      <w:pPr>
-        <w:pStyle w:val="BodyText"/>
-      </w:pPr>
-      <w:r>
-        <w:t xml:space="preserve">The study is not intended to produce statistically representative estimates for the Egyptian medical research workforce. Its purpose is to obtain a diverse range of informed perspectives relevant to consensus formation.</w:t>
-      </w:r>
-    </w:p>
-    <w:bookmarkEnd w:id="29"/>
-    <w:bookmarkStart w:id="32" w:name="participants-and-eligibility"/>
-    <w:p>
-      <w:pPr>
-        <w:pStyle w:val="Heading1"/>
-      </w:pPr>
-      <w:r>
-        <w:t xml:space="preserve">9. Participants and Eligibility</w:t>
-      </w:r>
-    </w:p>
-    <w:bookmarkStart w:id="30" w:name="delphi-panel-eligibility"/>
-    <w:p>
-      <w:pPr>
-        <w:pStyle w:val="Heading2"/>
-      </w:pPr>
-      <w:r>
-        <w:t xml:space="preserve">9.1 Delphi panel eligibility</w:t>
-      </w:r>
-    </w:p>
-    <w:p>
-      <w:pPr>
-        <w:pStyle w:val="FirstParagraph"/>
+        <w:rPr>
+          <w:b/>
+          <w:bCs/>
+        </w:rPr>
+        <w:t xml:space="preserve">Inclusion criteria</w:t>
+      </w:r>
+    </w:p>
+    <w:p>
+      <w:pPr>
+        <w:pStyle w:val="BodyText"/>
       </w:pPr>
       <w:r>
         <w:t xml:space="preserve">Participants must meet at least one of the following criteria:</w:t>
@@ -1019,46 +1073,11 @@
       <w:pPr>
         <w:numPr>
           <w:ilvl w:val="0"/>
-          <w:numId w:val="1010"/>
+          <w:numId w:val="1011"/>
         </w:numPr>
       </w:pPr>
       <w:r>
         <w:t xml:space="preserve">Early-career researchers</w:t>
-      </w:r>
-    </w:p>
-    <w:p>
-      <w:pPr>
-        <w:pStyle w:val="Compact"/>
-        <w:numPr>
-          <w:ilvl w:val="1"/>
-          <w:numId w:val="1011"/>
-        </w:numPr>
-      </w:pPr>
-      <w:r>
-        <w:t xml:space="preserve">Be a medical student, house officer, resident, teaching assistant, assistant lecturer, or equivalent early-career medical researcher in Egypt; and</w:t>
-      </w:r>
-    </w:p>
-    <w:p>
-      <w:pPr>
-        <w:pStyle w:val="Compact"/>
-        <w:numPr>
-          <w:ilvl w:val="1"/>
-          <w:numId w:val="1011"/>
-        </w:numPr>
-      </w:pPr>
-      <w:r>
-        <w:t xml:space="preserve">have participated in, planned, conducted, analyzed, written at least one research project.</w:t>
-      </w:r>
-    </w:p>
-    <w:p>
-      <w:pPr>
-        <w:numPr>
-          <w:ilvl w:val="0"/>
-          <w:numId w:val="1010"/>
-        </w:numPr>
-      </w:pPr>
-      <w:r>
-        <w:t xml:space="preserve">Research supervisors</w:t>
       </w:r>
     </w:p>
     <w:p>
@@ -1070,7 +1089,7 @@
         </w:numPr>
       </w:pPr>
       <w:r>
-        <w:t xml:space="preserve">Be a lecturer, associate professor, professor, or equivalent researcher who has supervised medical research involving early-career researchers; and</w:t>
+        <w:t xml:space="preserve">Be a medical student, house officer, resident, teaching assistant, assistant lecturer, or equivalent early-career medical researcher in Egypt; and</w:t>
       </w:r>
     </w:p>
     <w:p>
@@ -1082,18 +1101,18 @@
         </w:numPr>
       </w:pPr>
       <w:r>
-        <w:t xml:space="preserve">have current or recent experience in research supervision.</w:t>
-      </w:r>
-    </w:p>
-    <w:p>
-      <w:pPr>
-        <w:numPr>
-          <w:ilvl w:val="0"/>
-          <w:numId w:val="1010"/>
-        </w:numPr>
-      </w:pPr>
-      <w:r>
-        <w:t xml:space="preserve">Research methodologists/biostatisticians</w:t>
+        <w:t xml:space="preserve">have participated in, planned, conducted, analyzed, written at least one research project.</w:t>
+      </w:r>
+    </w:p>
+    <w:p>
+      <w:pPr>
+        <w:numPr>
+          <w:ilvl w:val="0"/>
+          <w:numId w:val="1011"/>
+        </w:numPr>
+      </w:pPr>
+      <w:r>
+        <w:t xml:space="preserve">Research supervisors</w:t>
       </w:r>
     </w:p>
     <w:p>
@@ -1105,7 +1124,7 @@
         </w:numPr>
       </w:pPr>
       <w:r>
-        <w:t xml:space="preserve">Have formal or substantial professional experience in epidemiology, biostatistics, research methodology, evidence synthesis, qualitative research, or related methodological disciplines; and</w:t>
+        <w:t xml:space="preserve">Be a lecturer, associate professor, professor, or equivalent researcher who has supervised medical research involving early-career researchers; and</w:t>
       </w:r>
     </w:p>
     <w:p>
@@ -1117,18 +1136,18 @@
         </w:numPr>
       </w:pPr>
       <w:r>
-        <w:t xml:space="preserve">have experience supporting or conducting health research.</w:t>
-      </w:r>
-    </w:p>
-    <w:p>
-      <w:pPr>
-        <w:numPr>
-          <w:ilvl w:val="0"/>
-          <w:numId w:val="1010"/>
-        </w:numPr>
-      </w:pPr>
-      <w:r>
-        <w:t xml:space="preserve">Ethics/research governance participants</w:t>
+        <w:t xml:space="preserve">have current or recent experience in research supervision.</w:t>
+      </w:r>
+    </w:p>
+    <w:p>
+      <w:pPr>
+        <w:numPr>
+          <w:ilvl w:val="0"/>
+          <w:numId w:val="1011"/>
+        </w:numPr>
+      </w:pPr>
+      <w:r>
+        <w:t xml:space="preserve">Research methodologists/biostatisticians</w:t>
       </w:r>
     </w:p>
     <w:p>
@@ -1140,6 +1159,41 @@
         </w:numPr>
       </w:pPr>
       <w:r>
+        <w:t xml:space="preserve">Have formal or substantial professional experience in epidemiology, biostatistics, research methodology, evidence synthesis, qualitative research, or related methodological disciplines; and</w:t>
+      </w:r>
+    </w:p>
+    <w:p>
+      <w:pPr>
+        <w:pStyle w:val="Compact"/>
+        <w:numPr>
+          <w:ilvl w:val="1"/>
+          <w:numId w:val="1014"/>
+        </w:numPr>
+      </w:pPr>
+      <w:r>
+        <w:t xml:space="preserve">have experience supporting or conducting health research.</w:t>
+      </w:r>
+    </w:p>
+    <w:p>
+      <w:pPr>
+        <w:numPr>
+          <w:ilvl w:val="0"/>
+          <w:numId w:val="1011"/>
+        </w:numPr>
+      </w:pPr>
+      <w:r>
+        <w:t xml:space="preserve">Ethics/research governance participants</w:t>
+      </w:r>
+    </w:p>
+    <w:p>
+      <w:pPr>
+        <w:pStyle w:val="Compact"/>
+        <w:numPr>
+          <w:ilvl w:val="1"/>
+          <w:numId w:val="1015"/>
+        </w:numPr>
+      </w:pPr>
+      <w:r>
         <w:t xml:space="preserve">Be a member or former member of a research ethics committee, research governance body, or comparable institutional structure.</w:t>
       </w:r>
     </w:p>
@@ -1151,14 +1205,84 @@
         <w:t xml:space="preserve">Participants should have sufficient familiarity with the Egyptian research environment to provide informed judgments.</w:t>
       </w:r>
     </w:p>
-    <w:bookmarkEnd w:id="30"/>
-    <w:bookmarkStart w:id="31" w:name="exclusion-criteria"/>
-    <w:p>
-      <w:pPr>
-        <w:pStyle w:val="Heading2"/>
-      </w:pPr>
-      <w:r>
-        <w:t xml:space="preserve">9.2 Exclusion criteria</w:t>
+    <w:p>
+      <w:pPr>
+        <w:pStyle w:val="BodyText"/>
+      </w:pPr>
+      <w:r>
+        <w:rPr>
+          <w:b/>
+          <w:bCs/>
+        </w:rPr>
+        <w:t xml:space="preserve">Exclusion criteria</w:t>
+      </w:r>
+    </w:p>
+    <w:p>
+      <w:pPr>
+        <w:pStyle w:val="BodyText"/>
+      </w:pPr>
+      <w:r>
+        <w:t xml:space="preserve">Participants will be excluded if they:</w:t>
+      </w:r>
+    </w:p>
+    <w:p>
+      <w:pPr>
+        <w:pStyle w:val="Compact"/>
+        <w:numPr>
+          <w:ilvl w:val="0"/>
+          <w:numId w:val="1016"/>
+        </w:numPr>
+      </w:pPr>
+      <w:r>
+        <w:t xml:space="preserve">cannot provide informed consent;</w:t>
+      </w:r>
+    </w:p>
+    <w:p>
+      <w:pPr>
+        <w:pStyle w:val="Compact"/>
+        <w:numPr>
+          <w:ilvl w:val="0"/>
+          <w:numId w:val="1016"/>
+        </w:numPr>
+      </w:pPr>
+      <w:r>
+        <w:t xml:space="preserve">have insufficient familiarity with medical research in Egypt to complete the Delphi questionnaire meaningfully;</w:t>
+      </w:r>
+    </w:p>
+    <w:p>
+      <w:pPr>
+        <w:pStyle w:val="Compact"/>
+        <w:numPr>
+          <w:ilvl w:val="0"/>
+          <w:numId w:val="1016"/>
+        </w:numPr>
+      </w:pPr>
+      <w:r>
+        <w:t xml:space="preserve">are unable to complete the questionnaire in English or Arabic, depending on the final validated questionnaire language;</w:t>
+      </w:r>
+    </w:p>
+    <w:p>
+      <w:pPr>
+        <w:pStyle w:val="Compact"/>
+        <w:numPr>
+          <w:ilvl w:val="0"/>
+          <w:numId w:val="1016"/>
+        </w:numPr>
+      </w:pPr>
+      <w:r>
+        <w:t xml:space="preserve">participate only in questionnaire piloting and do not meet the final panel eligibility criteria; or</w:t>
+      </w:r>
+    </w:p>
+    <w:p>
+      <w:pPr>
+        <w:pStyle w:val="Compact"/>
+        <w:numPr>
+          <w:ilvl w:val="0"/>
+          <w:numId w:val="1016"/>
+        </w:numPr>
+      </w:pPr>
+      <w:r>
+        <w:t xml:space="preserve">have a direct conflict of interest that the steering group determines would prevent independent participation.</w:t>
       </w:r>
     </w:p>
     <w:p>
@@ -1166,83 +1290,16 @@
         <w:pStyle w:val="FirstParagraph"/>
       </w:pPr>
       <w:r>
-        <w:t xml:space="preserve">Participants will be excluded if they:</w:t>
-      </w:r>
-    </w:p>
-    <w:p>
-      <w:pPr>
-        <w:pStyle w:val="Compact"/>
-        <w:numPr>
-          <w:ilvl w:val="0"/>
-          <w:numId w:val="1015"/>
-        </w:numPr>
-      </w:pPr>
-      <w:r>
-        <w:t xml:space="preserve">cannot provide informed consent;</w:t>
-      </w:r>
-    </w:p>
-    <w:p>
-      <w:pPr>
-        <w:pStyle w:val="Compact"/>
-        <w:numPr>
-          <w:ilvl w:val="0"/>
-          <w:numId w:val="1015"/>
-        </w:numPr>
-      </w:pPr>
-      <w:r>
-        <w:t xml:space="preserve">have insufficient familiarity with medical research in Egypt to complete the Delphi questionnaire meaningfully;</w:t>
-      </w:r>
-    </w:p>
-    <w:p>
-      <w:pPr>
-        <w:pStyle w:val="Compact"/>
-        <w:numPr>
-          <w:ilvl w:val="0"/>
-          <w:numId w:val="1015"/>
-        </w:numPr>
-      </w:pPr>
-      <w:r>
-        <w:t xml:space="preserve">are unable to complete the questionnaire in English or Arabic, depending on the final validated questionnaire language;</w:t>
-      </w:r>
-    </w:p>
-    <w:p>
-      <w:pPr>
-        <w:pStyle w:val="Compact"/>
-        <w:numPr>
-          <w:ilvl w:val="0"/>
-          <w:numId w:val="1015"/>
-        </w:numPr>
-      </w:pPr>
-      <w:r>
-        <w:t xml:space="preserve">participate only in questionnaire piloting and do not meet the final panel eligibility criteria; or</w:t>
-      </w:r>
-    </w:p>
-    <w:p>
-      <w:pPr>
-        <w:pStyle w:val="Compact"/>
-        <w:numPr>
-          <w:ilvl w:val="0"/>
-          <w:numId w:val="1015"/>
-        </w:numPr>
-      </w:pPr>
-      <w:r>
-        <w:t xml:space="preserve">have a direct conflict of interest that the steering group determines would prevent independent participation.</w:t>
-      </w:r>
-    </w:p>
-    <w:bookmarkEnd w:id="31"/>
-    <w:bookmarkEnd w:id="32"/>
-    <w:bookmarkStart w:id="34" w:name="panel-composition-and-sampling"/>
-    <w:p>
-      <w:pPr>
-        <w:pStyle w:val="Heading1"/>
-      </w:pPr>
-      <w:r>
-        <w:t xml:space="preserve">10. Panel Composition and Sampling</w:t>
-      </w:r>
-    </w:p>
-    <w:p>
-      <w:pPr>
-        <w:pStyle w:val="FirstParagraph"/>
+        <w:rPr>
+          <w:b/>
+          <w:bCs/>
+        </w:rPr>
+        <w:t xml:space="preserve">Panel Composition and Sampling</w:t>
+      </w:r>
+    </w:p>
+    <w:p>
+      <w:pPr>
+        <w:pStyle w:val="BodyText"/>
       </w:pPr>
       <w:r>
         <w:t xml:space="preserve">A purposive maximum-variation sampling strategy will be used.</w:t>
@@ -1452,13 +1509,34 @@
         <w:t xml:space="preserve">The study will not use statistical weighting to make one stakeholder group numerically representative of the Egyptian research workforce. Instead, stakeholder composition and response rates will be reported transparently, and subgroup differences will be treated as exploratory unless sufficient numbers permit more formal comparison.</w:t>
       </w:r>
     </w:p>
-    <w:bookmarkStart w:id="33" w:name="recruitment-procedures"/>
-    <w:p>
-      <w:pPr>
-        <w:pStyle w:val="Heading2"/>
-      </w:pPr>
-      <w:r>
-        <w:t xml:space="preserve">10.1 Recruitment procedures</w:t>
+    <w:p>
+      <w:pPr>
+        <w:pStyle w:val="BodyText"/>
+      </w:pPr>
+      <w:r>
+        <w:rPr>
+          <w:b/>
+          <w:bCs/>
+        </w:rPr>
+        <w:t xml:space="preserve">Recruitment procedures</w:t>
+      </w:r>
+    </w:p>
+    <w:p>
+      <w:pPr>
+        <w:pStyle w:val="BodyText"/>
+      </w:pPr>
+      <w:r>
+        <w:t xml:space="preserve">The study team will approach participants directly by an individualized invitation. No snowball recruitment will be used. The invitation will include a brief study description, an information sheet, and a link to the electronic consent form and Round-1 questionnaire.</w:t>
+      </w:r>
+    </w:p>
+    <w:bookmarkEnd w:id="25"/>
+    <w:bookmarkStart w:id="26" w:name="item-generation"/>
+    <w:p>
+      <w:pPr>
+        <w:pStyle w:val="Heading1"/>
+      </w:pPr>
+      <w:r>
+        <w:t xml:space="preserve">7. Item Generation</w:t>
       </w:r>
     </w:p>
     <w:p>
@@ -1466,27 +1544,101 @@
         <w:pStyle w:val="FirstParagraph"/>
       </w:pPr>
       <w:r>
-        <w:t xml:space="preserve">The study team will approach participants directly by an individualized invitation. No snowball recruitment will be used. The invitation will include a brief study description, an information sheet, and a link to the electronic consent form and Round-1 questionnaire.</w:t>
-      </w:r>
-    </w:p>
-    <w:bookmarkEnd w:id="33"/>
-    <w:bookmarkEnd w:id="34"/>
-    <w:bookmarkStart w:id="37" w:name="item-generation"/>
+        <w:t xml:space="preserve">A structured narrative review of existing literature will focus on domains related to reducing research waste and increasing value with particular attention to early-career researchers and low- and middle-income settings. The review will be used to generate candidate domains and statements.</w:t>
+      </w:r>
+    </w:p>
+    <w:p>
+      <w:pPr>
+        <w:pStyle w:val="BodyText"/>
+      </w:pPr>
+      <w:r>
+        <w:t xml:space="preserve">Evidence-review findings will be converted into concise, single-concept statements.</w:t>
+      </w:r>
+    </w:p>
+    <w:p>
+      <w:pPr>
+        <w:pStyle w:val="BodyText"/>
+      </w:pPr>
+      <w:r>
+        <w:t xml:space="preserve">Where possible, each item will:</w:t>
+      </w:r>
+    </w:p>
+    <w:p>
+      <w:pPr>
+        <w:pStyle w:val="Compact"/>
+        <w:numPr>
+          <w:ilvl w:val="0"/>
+          <w:numId w:val="1017"/>
+        </w:numPr>
+      </w:pPr>
+      <w:r>
+        <w:t xml:space="preserve">describe one barrier or intervention;</w:t>
+      </w:r>
+    </w:p>
+    <w:p>
+      <w:pPr>
+        <w:pStyle w:val="Compact"/>
+        <w:numPr>
+          <w:ilvl w:val="0"/>
+          <w:numId w:val="1017"/>
+        </w:numPr>
+      </w:pPr>
+      <w:r>
+        <w:t xml:space="preserve">use neutral, non-accusatory wording;</w:t>
+      </w:r>
+    </w:p>
+    <w:p>
+      <w:pPr>
+        <w:pStyle w:val="Compact"/>
+        <w:numPr>
+          <w:ilvl w:val="0"/>
+          <w:numId w:val="1017"/>
+        </w:numPr>
+      </w:pPr>
+      <w:r>
+        <w:t xml:space="preserve">avoid double-barrelled concepts;</w:t>
+      </w:r>
+    </w:p>
+    <w:p>
+      <w:pPr>
+        <w:pStyle w:val="Compact"/>
+        <w:numPr>
+          <w:ilvl w:val="0"/>
+          <w:numId w:val="1017"/>
+        </w:numPr>
+      </w:pPr>
+      <w:r>
+        <w:t xml:space="preserve">be understandable to participants from different professional backgrounds; and</w:t>
+      </w:r>
+    </w:p>
+    <w:p>
+      <w:pPr>
+        <w:pStyle w:val="Compact"/>
+        <w:numPr>
+          <w:ilvl w:val="0"/>
+          <w:numId w:val="1017"/>
+        </w:numPr>
+      </w:pPr>
+      <w:r>
+        <w:t xml:space="preserve">identify the level or research-stage at which the barrier operates.</w:t>
+      </w:r>
+    </w:p>
+    <w:p>
+      <w:pPr>
+        <w:pStyle w:val="FirstParagraph"/>
+      </w:pPr>
+      <w:r>
+        <w:t xml:space="preserve">The steering group will review the initial item pool for conceptual overlap, redundancy, ambiguity, and comprehensiveness. A record of major item additions, deletions, mergers, and wording changes will be maintained.</w:t>
+      </w:r>
+    </w:p>
+    <w:bookmarkEnd w:id="26"/>
+    <w:bookmarkStart w:id="27" w:name="delphi-questionnaire-and-procedures"/>
     <w:p>
       <w:pPr>
         <w:pStyle w:val="Heading1"/>
       </w:pPr>
       <w:r>
-        <w:t xml:space="preserve">11. Item Generation</w:t>
-      </w:r>
-    </w:p>
-    <w:bookmarkStart w:id="35" w:name="evidence-review"/>
-    <w:p>
-      <w:pPr>
-        <w:pStyle w:val="Heading2"/>
-      </w:pPr>
-      <w:r>
-        <w:t xml:space="preserve">11.1 Evidence review</w:t>
+        <w:t xml:space="preserve">8. Delphi Questionnaire and Procedures</w:t>
       </w:r>
     </w:p>
     <w:p>
@@ -1494,142 +1646,36 @@
         <w:pStyle w:val="FirstParagraph"/>
       </w:pPr>
       <w:r>
-        <w:t xml:space="preserve">A structured narrative review of existing literature will focus on domains related to reducing research waste and increasing value with particular attention to early-career researchers and low- and middle-income settings. The review will be used to generate candidate domains and statements.</w:t>
-      </w:r>
-    </w:p>
-    <w:bookmarkEnd w:id="35"/>
-    <w:bookmarkStart w:id="36" w:name="development-of-the-initial-item-pool"/>
-    <w:p>
-      <w:pPr>
-        <w:pStyle w:val="Heading2"/>
-      </w:pPr>
-      <w:r>
-        <w:t xml:space="preserve">11.2 Development of the initial item pool</w:t>
-      </w:r>
-    </w:p>
-    <w:p>
-      <w:pPr>
-        <w:pStyle w:val="FirstParagraph"/>
-      </w:pPr>
-      <w:r>
-        <w:t xml:space="preserve">Evidence-review findings will be converted into concise, single-concept statements.</w:t>
-      </w:r>
-    </w:p>
-    <w:p>
-      <w:pPr>
-        <w:pStyle w:val="BodyText"/>
-      </w:pPr>
-      <w:r>
-        <w:t xml:space="preserve">Where possible, each item will:</w:t>
-      </w:r>
-    </w:p>
-    <w:p>
-      <w:pPr>
-        <w:pStyle w:val="Compact"/>
-        <w:numPr>
-          <w:ilvl w:val="0"/>
-          <w:numId w:val="1016"/>
-        </w:numPr>
-      </w:pPr>
-      <w:r>
-        <w:t xml:space="preserve">describe one barrier or intervention;</w:t>
-      </w:r>
-    </w:p>
-    <w:p>
-      <w:pPr>
-        <w:pStyle w:val="Compact"/>
-        <w:numPr>
-          <w:ilvl w:val="0"/>
-          <w:numId w:val="1016"/>
-        </w:numPr>
-      </w:pPr>
-      <w:r>
-        <w:t xml:space="preserve">use neutral, non-accusatory wording;</w:t>
-      </w:r>
-    </w:p>
-    <w:p>
-      <w:pPr>
-        <w:pStyle w:val="Compact"/>
-        <w:numPr>
-          <w:ilvl w:val="0"/>
-          <w:numId w:val="1016"/>
-        </w:numPr>
-      </w:pPr>
-      <w:r>
-        <w:t xml:space="preserve">avoid double-barrelled concepts;</w:t>
-      </w:r>
-    </w:p>
-    <w:p>
-      <w:pPr>
-        <w:pStyle w:val="Compact"/>
-        <w:numPr>
-          <w:ilvl w:val="0"/>
-          <w:numId w:val="1016"/>
-        </w:numPr>
-      </w:pPr>
-      <w:r>
-        <w:t xml:space="preserve">be understandable to participants from different professional backgrounds; and</w:t>
-      </w:r>
-    </w:p>
-    <w:p>
-      <w:pPr>
-        <w:pStyle w:val="Compact"/>
-        <w:numPr>
-          <w:ilvl w:val="0"/>
-          <w:numId w:val="1016"/>
-        </w:numPr>
-      </w:pPr>
-      <w:r>
-        <w:t xml:space="preserve">identify the level or research-stage at which the barrier operates.</w:t>
-      </w:r>
-    </w:p>
-    <w:p>
-      <w:pPr>
-        <w:pStyle w:val="FirstParagraph"/>
-      </w:pPr>
-      <w:r>
-        <w:t xml:space="preserve">The steering group will review the initial item pool for conceptual overlap, redundancy, ambiguity, and comprehensiveness. A record of major item additions, deletions, mergers, and wording changes will be maintained.</w:t>
-      </w:r>
-    </w:p>
-    <w:bookmarkEnd w:id="36"/>
-    <w:bookmarkEnd w:id="37"/>
-    <w:bookmarkStart w:id="45" w:name="delphi-questionnaire"/>
-    <w:p>
-      <w:pPr>
-        <w:pStyle w:val="Heading1"/>
-      </w:pPr>
-      <w:r>
-        <w:t xml:space="preserve">12. Delphi Questionnaire</w:t>
-      </w:r>
-    </w:p>
-    <w:p>
-      <w:pPr>
-        <w:pStyle w:val="FirstParagraph"/>
-      </w:pPr>
-      <w:r>
-        <w:t xml:space="preserve">The survey will be administered using the University’s online survey platform. Data will be stored on secure password-protected system accessible only to authorized study personnel.</w:t>
-      </w:r>
-    </w:p>
-    <w:p>
-      <w:pPr>
-        <w:pStyle w:val="BodyText"/>
-      </w:pPr>
-      <w:r>
-        <w:t xml:space="preserve">Completion of the Round-1 questionnaire is expected to require approximately 20 minutes and Round-2 approximately 15 minutes.</w:t>
-      </w:r>
-    </w:p>
-    <w:bookmarkStart w:id="38" w:name="barrier-ratings"/>
-    <w:p>
-      <w:pPr>
-        <w:pStyle w:val="Heading2"/>
-      </w:pPr>
-      <w:r>
-        <w:t xml:space="preserve">12.1 Barrier ratings</w:t>
-      </w:r>
-    </w:p>
-    <w:p>
-      <w:pPr>
-        <w:pStyle w:val="FirstParagraph"/>
+        <w:rPr>
+          <w:b/>
+          <w:bCs/>
+        </w:rPr>
+        <w:t xml:space="preserve">Questionnaire administration and participant burden</w:t>
+      </w:r>
+    </w:p>
+    <w:p>
+      <w:pPr>
+        <w:pStyle w:val="BodyText"/>
+      </w:pPr>
+      <w:r>
+        <w:t xml:space="preserve">The survey will be administered using the University’s online survey platform. Data will be stored on secure password-protected system accessible only to authorized study personnel. Completion of the Round-1 questionnaire is expected to require approximately 20 minutes and Round-2 approximately 15 minutes.</w:t>
+      </w:r>
+    </w:p>
+    <w:p>
+      <w:pPr>
+        <w:pStyle w:val="BodyText"/>
+      </w:pPr>
+      <w:r>
+        <w:rPr>
+          <w:b/>
+          <w:bCs/>
+        </w:rPr>
+        <w:t xml:space="preserve">Barrier ratings</w:t>
+      </w:r>
+    </w:p>
+    <w:p>
+      <w:pPr>
+        <w:pStyle w:val="BodyText"/>
       </w:pPr>
       <w:r>
         <w:t xml:space="preserve">Each candidate barrier will be rated on a 9-point scale:</w:t>
@@ -1691,14 +1737,84 @@
         <w:t xml:space="preserve">response where appropriate. Such responses will not be included in the denominator for consensus calculations.</w:t>
       </w:r>
     </w:p>
-    <w:bookmarkEnd w:id="38"/>
-    <w:bookmarkStart w:id="39" w:name="delphi-round-1"/>
-    <w:p>
-      <w:pPr>
-        <w:pStyle w:val="Heading2"/>
-      </w:pPr>
-      <w:r>
-        <w:t xml:space="preserve">12.2 Delphi Round 1</w:t>
+    <w:p>
+      <w:pPr>
+        <w:pStyle w:val="BodyText"/>
+      </w:pPr>
+      <w:r>
+        <w:rPr>
+          <w:b/>
+          <w:bCs/>
+        </w:rPr>
+        <w:t xml:space="preserve">Delphi Round 1</w:t>
+      </w:r>
+    </w:p>
+    <w:p>
+      <w:pPr>
+        <w:pStyle w:val="BodyText"/>
+      </w:pPr>
+      <w:r>
+        <w:t xml:space="preserve">Participants will receive:</w:t>
+      </w:r>
+    </w:p>
+    <w:p>
+      <w:pPr>
+        <w:pStyle w:val="Compact"/>
+        <w:numPr>
+          <w:ilvl w:val="0"/>
+          <w:numId w:val="1018"/>
+        </w:numPr>
+      </w:pPr>
+      <w:r>
+        <w:t xml:space="preserve">an information sheet and electronic consent form;</w:t>
+      </w:r>
+    </w:p>
+    <w:p>
+      <w:pPr>
+        <w:pStyle w:val="Compact"/>
+        <w:numPr>
+          <w:ilvl w:val="0"/>
+          <w:numId w:val="1018"/>
+        </w:numPr>
+      </w:pPr>
+      <w:r>
+        <w:t xml:space="preserve">brief instructions explaining the Delphi process;</w:t>
+      </w:r>
+    </w:p>
+    <w:p>
+      <w:pPr>
+        <w:pStyle w:val="Compact"/>
+        <w:numPr>
+          <w:ilvl w:val="0"/>
+          <w:numId w:val="1018"/>
+        </w:numPr>
+      </w:pPr>
+      <w:r>
+        <w:t xml:space="preserve">the candidate barrier items;</w:t>
+      </w:r>
+    </w:p>
+    <w:p>
+      <w:pPr>
+        <w:pStyle w:val="Compact"/>
+        <w:numPr>
+          <w:ilvl w:val="0"/>
+          <w:numId w:val="1018"/>
+        </w:numPr>
+      </w:pPr>
+      <w:r>
+        <w:t xml:space="preserve">importance and modifiability rating scales; and</w:t>
+      </w:r>
+    </w:p>
+    <w:p>
+      <w:pPr>
+        <w:pStyle w:val="Compact"/>
+        <w:numPr>
+          <w:ilvl w:val="0"/>
+          <w:numId w:val="1018"/>
+        </w:numPr>
+      </w:pPr>
+      <w:r>
+        <w:t xml:space="preserve">basic professional/background questions required for panel characterization.</w:t>
       </w:r>
     </w:p>
     <w:p>
@@ -1706,74 +1822,6 @@
         <w:pStyle w:val="FirstParagraph"/>
       </w:pPr>
       <w:r>
-        <w:t xml:space="preserve">Participants will receive:</w:t>
-      </w:r>
-    </w:p>
-    <w:p>
-      <w:pPr>
-        <w:pStyle w:val="Compact"/>
-        <w:numPr>
-          <w:ilvl w:val="0"/>
-          <w:numId w:val="1017"/>
-        </w:numPr>
-      </w:pPr>
-      <w:r>
-        <w:t xml:space="preserve">an information sheet and electronic consent form;</w:t>
-      </w:r>
-    </w:p>
-    <w:p>
-      <w:pPr>
-        <w:pStyle w:val="Compact"/>
-        <w:numPr>
-          <w:ilvl w:val="0"/>
-          <w:numId w:val="1017"/>
-        </w:numPr>
-      </w:pPr>
-      <w:r>
-        <w:t xml:space="preserve">brief instructions explaining the Delphi process;</w:t>
-      </w:r>
-    </w:p>
-    <w:p>
-      <w:pPr>
-        <w:pStyle w:val="Compact"/>
-        <w:numPr>
-          <w:ilvl w:val="0"/>
-          <w:numId w:val="1017"/>
-        </w:numPr>
-      </w:pPr>
-      <w:r>
-        <w:t xml:space="preserve">the candidate barrier items;</w:t>
-      </w:r>
-    </w:p>
-    <w:p>
-      <w:pPr>
-        <w:pStyle w:val="Compact"/>
-        <w:numPr>
-          <w:ilvl w:val="0"/>
-          <w:numId w:val="1017"/>
-        </w:numPr>
-      </w:pPr>
-      <w:r>
-        <w:t xml:space="preserve">importance and modifiability rating scales; and</w:t>
-      </w:r>
-    </w:p>
-    <w:p>
-      <w:pPr>
-        <w:pStyle w:val="Compact"/>
-        <w:numPr>
-          <w:ilvl w:val="0"/>
-          <w:numId w:val="1017"/>
-        </w:numPr>
-      </w:pPr>
-      <w:r>
-        <w:t xml:space="preserve">basic professional/background questions required for panel characterization.</w:t>
-      </w:r>
-    </w:p>
-    <w:p>
-      <w:pPr>
-        <w:pStyle w:val="FirstParagraph"/>
-      </w:pPr>
-      <w:r>
         <w:t xml:space="preserve">Participants will be encouraged to consider the research system as a whole rather than assigning responsibility for barriers to individual researchers.</w:t>
       </w:r>
     </w:p>
@@ -1785,19 +1833,21 @@
         <w:t xml:space="preserve">Round 1 will remain open for approximately 2–3 weeks, with one or two reminders.</w:t>
       </w:r>
     </w:p>
-    <w:bookmarkEnd w:id="39"/>
-    <w:bookmarkStart w:id="40" w:name="round-1-item-handling"/>
-    <w:p>
-      <w:pPr>
-        <w:pStyle w:val="Heading2"/>
-      </w:pPr>
-      <w:r>
-        <w:t xml:space="preserve">12.3 Round 1 Item Handling</w:t>
-      </w:r>
-    </w:p>
-    <w:p>
-      <w:pPr>
-        <w:pStyle w:val="FirstParagraph"/>
+    <w:p>
+      <w:pPr>
+        <w:pStyle w:val="BodyText"/>
+      </w:pPr>
+      <w:r>
+        <w:rPr>
+          <w:b/>
+          <w:bCs/>
+        </w:rPr>
+        <w:t xml:space="preserve">Round 1 Item Handling</w:t>
+      </w:r>
+    </w:p>
+    <w:p>
+      <w:pPr>
+        <w:pStyle w:val="BodyText"/>
       </w:pPr>
       <w:r>
         <w:t xml:space="preserve">The following rules will be applied before Round 2:</w:t>
@@ -1856,14 +1906,80 @@
         <w:t xml:space="preserve">The steering group will not create or remove items after seeing Round-2 results.</w:t>
       </w:r>
     </w:p>
-    <w:bookmarkEnd w:id="40"/>
-    <w:bookmarkStart w:id="41" w:name="delphi-round-2"/>
-    <w:p>
-      <w:pPr>
-        <w:pStyle w:val="Heading2"/>
-      </w:pPr>
-      <w:r>
-        <w:t xml:space="preserve">12.4 Delphi Round 2</w:t>
+    <w:p>
+      <w:pPr>
+        <w:pStyle w:val="BodyText"/>
+      </w:pPr>
+      <w:r>
+        <w:rPr>
+          <w:b/>
+          <w:bCs/>
+        </w:rPr>
+        <w:t xml:space="preserve">Delphi Round 2</w:t>
+      </w:r>
+    </w:p>
+    <w:p>
+      <w:pPr>
+        <w:pStyle w:val="BodyText"/>
+      </w:pPr>
+      <w:r>
+        <w:t xml:space="preserve">Round 2 will include retained and revised items.</w:t>
+      </w:r>
+    </w:p>
+    <w:p>
+      <w:pPr>
+        <w:pStyle w:val="BodyText"/>
+      </w:pPr>
+      <w:r>
+        <w:t xml:space="preserve">Participants will receive anonymous group-level feedback from Round 1 for each item, including:</w:t>
+      </w:r>
+    </w:p>
+    <w:p>
+      <w:pPr>
+        <w:pStyle w:val="Compact"/>
+        <w:numPr>
+          <w:ilvl w:val="0"/>
+          <w:numId w:val="1019"/>
+        </w:numPr>
+      </w:pPr>
+      <w:r>
+        <w:t xml:space="preserve">number of valid responses;</w:t>
+      </w:r>
+    </w:p>
+    <w:p>
+      <w:pPr>
+        <w:pStyle w:val="Compact"/>
+        <w:numPr>
+          <w:ilvl w:val="0"/>
+          <w:numId w:val="1019"/>
+        </w:numPr>
+      </w:pPr>
+      <w:r>
+        <w:t xml:space="preserve">median rating;</w:t>
+      </w:r>
+    </w:p>
+    <w:p>
+      <w:pPr>
+        <w:pStyle w:val="Compact"/>
+        <w:numPr>
+          <w:ilvl w:val="0"/>
+          <w:numId w:val="1019"/>
+        </w:numPr>
+      </w:pPr>
+      <w:r>
+        <w:t xml:space="preserve">interquartile range; and</w:t>
+      </w:r>
+    </w:p>
+    <w:p>
+      <w:pPr>
+        <w:pStyle w:val="Compact"/>
+        <w:numPr>
+          <w:ilvl w:val="0"/>
+          <w:numId w:val="1019"/>
+        </w:numPr>
+      </w:pPr>
+      <w:r>
+        <w:t xml:space="preserve">percentage of ratings in the high-importance range;</w:t>
       </w:r>
     </w:p>
     <w:p>
@@ -1871,70 +1987,6 @@
         <w:pStyle w:val="FirstParagraph"/>
       </w:pPr>
       <w:r>
-        <w:t xml:space="preserve">Round 2 will include retained and revised items.</w:t>
-      </w:r>
-    </w:p>
-    <w:p>
-      <w:pPr>
-        <w:pStyle w:val="BodyText"/>
-      </w:pPr>
-      <w:r>
-        <w:t xml:space="preserve">Participants will receive anonymous group-level feedback from Round 1 for each item, including:</w:t>
-      </w:r>
-    </w:p>
-    <w:p>
-      <w:pPr>
-        <w:pStyle w:val="Compact"/>
-        <w:numPr>
-          <w:ilvl w:val="0"/>
-          <w:numId w:val="1018"/>
-        </w:numPr>
-      </w:pPr>
-      <w:r>
-        <w:t xml:space="preserve">number of valid responses;</w:t>
-      </w:r>
-    </w:p>
-    <w:p>
-      <w:pPr>
-        <w:pStyle w:val="Compact"/>
-        <w:numPr>
-          <w:ilvl w:val="0"/>
-          <w:numId w:val="1018"/>
-        </w:numPr>
-      </w:pPr>
-      <w:r>
-        <w:t xml:space="preserve">median rating;</w:t>
-      </w:r>
-    </w:p>
-    <w:p>
-      <w:pPr>
-        <w:pStyle w:val="Compact"/>
-        <w:numPr>
-          <w:ilvl w:val="0"/>
-          <w:numId w:val="1018"/>
-        </w:numPr>
-      </w:pPr>
-      <w:r>
-        <w:t xml:space="preserve">interquartile range; and</w:t>
-      </w:r>
-    </w:p>
-    <w:p>
-      <w:pPr>
-        <w:pStyle w:val="Compact"/>
-        <w:numPr>
-          <w:ilvl w:val="0"/>
-          <w:numId w:val="1018"/>
-        </w:numPr>
-      </w:pPr>
-      <w:r>
-        <w:t xml:space="preserve">percentage of ratings in the high-importance range;</w:t>
-      </w:r>
-    </w:p>
-    <w:p>
-      <w:pPr>
-        <w:pStyle w:val="FirstParagraph"/>
-      </w:pPr>
-      <w:r>
         <w:t xml:space="preserve">Individual participant responses will not be identified.</w:t>
       </w:r>
     </w:p>
@@ -1959,7 +2011,7 @@
         <w:pStyle w:val="Compact"/>
         <w:numPr>
           <w:ilvl w:val="0"/>
-          <w:numId w:val="1019"/>
+          <w:numId w:val="1020"/>
         </w:numPr>
       </w:pPr>
       <w:r>
@@ -1981,7 +2033,7 @@
         <w:pStyle w:val="Compact"/>
         <w:numPr>
           <w:ilvl w:val="0"/>
-          <w:numId w:val="1019"/>
+          <w:numId w:val="1020"/>
         </w:numPr>
       </w:pPr>
       <w:r>
@@ -2006,19 +2058,21 @@
         <w:t xml:space="preserve">The Round-2 questionnaire will remain open for approximately 2–3 weeks, with one or two reminders.</w:t>
       </w:r>
     </w:p>
-    <w:bookmarkEnd w:id="41"/>
-    <w:bookmarkStart w:id="42" w:name="consensus-definitions"/>
-    <w:p>
-      <w:pPr>
-        <w:pStyle w:val="Heading2"/>
-      </w:pPr>
-      <w:r>
-        <w:t xml:space="preserve">12.5 Consensus Definitions</w:t>
-      </w:r>
-    </w:p>
-    <w:p>
-      <w:pPr>
-        <w:pStyle w:val="FirstParagraph"/>
+    <w:p>
+      <w:pPr>
+        <w:pStyle w:val="BodyText"/>
+      </w:pPr>
+      <w:r>
+        <w:rPr>
+          <w:b/>
+          <w:bCs/>
+        </w:rPr>
+        <w:t xml:space="preserve">Consensus Definitions</w:t>
+      </w:r>
+    </w:p>
+    <w:p>
+      <w:pPr>
+        <w:pStyle w:val="BodyText"/>
       </w:pPr>
       <w:r>
         <w:t xml:space="preserve">Consensus criteria will be specified before Round 1 and will not be changed in response to the observed results.</w:t>
@@ -2028,7 +2082,7 @@
       <w:pPr>
         <w:numPr>
           <w:ilvl w:val="0"/>
-          <w:numId w:val="1020"/>
+          <w:numId w:val="1021"/>
         </w:numPr>
       </w:pPr>
       <w:r>
@@ -2065,7 +2119,7 @@
       <w:pPr>
         <w:numPr>
           <w:ilvl w:val="0"/>
-          <w:numId w:val="1020"/>
+          <w:numId w:val="1021"/>
         </w:numPr>
       </w:pPr>
       <w:r>
@@ -2103,42 +2157,42 @@
         <w:pStyle w:val="Compact"/>
         <w:numPr>
           <w:ilvl w:val="1"/>
+          <w:numId w:val="1022"/>
+        </w:numPr>
+      </w:pPr>
+      <w:r>
+        <w:t xml:space="preserve">median modifiability rating ≥7;</w:t>
+      </w:r>
+    </w:p>
+    <w:p>
+      <w:pPr>
+        <w:pStyle w:val="Compact"/>
+        <w:numPr>
+          <w:ilvl w:val="1"/>
+          <w:numId w:val="1022"/>
+        </w:numPr>
+      </w:pPr>
+      <w:r>
+        <w:t xml:space="preserve">IQR ≤2; and</w:t>
+      </w:r>
+    </w:p>
+    <w:p>
+      <w:pPr>
+        <w:pStyle w:val="Compact"/>
+        <w:numPr>
+          <w:ilvl w:val="1"/>
+          <w:numId w:val="1022"/>
+        </w:numPr>
+      </w:pPr>
+      <w:r>
+        <w:t xml:space="preserve">≥75% of valid ratings are 7–9.</w:t>
+      </w:r>
+    </w:p>
+    <w:p>
+      <w:pPr>
+        <w:numPr>
+          <w:ilvl w:val="0"/>
           <w:numId w:val="1021"/>
-        </w:numPr>
-      </w:pPr>
-      <w:r>
-        <w:t xml:space="preserve">median modifiability rating ≥7;</w:t>
-      </w:r>
-    </w:p>
-    <w:p>
-      <w:pPr>
-        <w:pStyle w:val="Compact"/>
-        <w:numPr>
-          <w:ilvl w:val="1"/>
-          <w:numId w:val="1021"/>
-        </w:numPr>
-      </w:pPr>
-      <w:r>
-        <w:t xml:space="preserve">IQR ≤2; and</w:t>
-      </w:r>
-    </w:p>
-    <w:p>
-      <w:pPr>
-        <w:pStyle w:val="Compact"/>
-        <w:numPr>
-          <w:ilvl w:val="1"/>
-          <w:numId w:val="1021"/>
-        </w:numPr>
-      </w:pPr>
-      <w:r>
-        <w:t xml:space="preserve">≥75% of valid ratings are 7–9.</w:t>
-      </w:r>
-    </w:p>
-    <w:p>
-      <w:pPr>
-        <w:numPr>
-          <w:ilvl w:val="0"/>
-          <w:numId w:val="1020"/>
         </w:numPr>
       </w:pPr>
       <w:r>
@@ -2173,7 +2227,7 @@
         <w:pStyle w:val="Compact"/>
         <w:numPr>
           <w:ilvl w:val="1"/>
-          <w:numId w:val="1022"/>
+          <w:numId w:val="1023"/>
         </w:numPr>
       </w:pPr>
       <w:r>
@@ -2185,7 +2239,7 @@
         <w:pStyle w:val="Compact"/>
         <w:numPr>
           <w:ilvl w:val="1"/>
-          <w:numId w:val="1022"/>
+          <w:numId w:val="1023"/>
         </w:numPr>
       </w:pPr>
       <w:r>
@@ -2197,7 +2251,7 @@
         <w:pStyle w:val="Compact"/>
         <w:numPr>
           <w:ilvl w:val="1"/>
-          <w:numId w:val="1022"/>
+          <w:numId w:val="1023"/>
         </w:numPr>
       </w:pPr>
       <w:r>
@@ -2209,7 +2263,7 @@
         <w:pStyle w:val="Compact"/>
         <w:numPr>
           <w:ilvl w:val="1"/>
-          <w:numId w:val="1022"/>
+          <w:numId w:val="1023"/>
         </w:numPr>
       </w:pPr>
       <w:r>
@@ -2220,7 +2274,7 @@
       <w:pPr>
         <w:numPr>
           <w:ilvl w:val="0"/>
-          <w:numId w:val="1020"/>
+          <w:numId w:val="1021"/>
         </w:numPr>
       </w:pPr>
       <w:r>
@@ -2253,22 +2307,24 @@
         <w:t xml:space="preserve">rather than being forced into a priority category. Where the distribution suggests meaningful polarization between stakeholder groups, this will be reported as stakeholder disagreement rather than treated as study failure.</w:t>
       </w:r>
     </w:p>
-    <w:bookmarkEnd w:id="42"/>
-    <w:bookmarkStart w:id="43" w:name="feedback-and-anonymity"/>
-    <w:p>
-      <w:pPr>
-        <w:pStyle w:val="Heading2"/>
-      </w:pPr>
-      <w:r>
-        <w:t xml:space="preserve">12.6 Feedback and Anonymity</w:t>
-      </w:r>
-    </w:p>
     <w:p>
       <w:pPr>
         <w:pStyle w:val="FirstParagraph"/>
       </w:pPr>
       <w:r>
-        <w:t xml:space="preserve">The Delphi process will preserve participant anonymity during rating. Only aggregated feedback will be provided. Individual participant identities and individual ratings will not be disclosed to other participants.</w:t>
+        <w:rPr>
+          <w:b/>
+          <w:bCs/>
+        </w:rPr>
+        <w:t xml:space="preserve">Feedback and confidentiality</w:t>
+      </w:r>
+    </w:p>
+    <w:p>
+      <w:pPr>
+        <w:pStyle w:val="BodyText"/>
+      </w:pPr>
+      <w:r>
+        <w:t xml:space="preserve">The Delphi process will preserve participant confidentiality during rating. Only aggregated feedback will be provided. Individual participant identities and individual ratings will not be disclosed to other participants.</w:t>
       </w:r>
     </w:p>
     <w:p>
@@ -2279,14 +2335,60 @@
         <w:t xml:space="preserve">Participants will not be anonymous to the designated members of the research team responsible for consent, round linkage, and data management. These members will have access to the contact file and the linkage identifier for the purpose of managing the study. The research team will maintain a separate contact file for round linkage. The linkage identifier will not be included in analytic datasets used for reporting.</w:t>
       </w:r>
     </w:p>
-    <w:bookmarkEnd w:id="43"/>
-    <w:bookmarkStart w:id="44" w:name="panel-attrition-and-response-monitoring"/>
-    <w:p>
-      <w:pPr>
-        <w:pStyle w:val="Heading2"/>
-      </w:pPr>
-      <w:r>
-        <w:t xml:space="preserve">12.7 Panel Attrition and Response Monitoring</w:t>
+    <w:p>
+      <w:pPr>
+        <w:pStyle w:val="BodyText"/>
+      </w:pPr>
+      <w:r>
+        <w:rPr>
+          <w:b/>
+          <w:bCs/>
+        </w:rPr>
+        <w:t xml:space="preserve">Panel Attrition and Response Monitoring</w:t>
+      </w:r>
+    </w:p>
+    <w:p>
+      <w:pPr>
+        <w:pStyle w:val="BodyText"/>
+      </w:pPr>
+      <w:r>
+        <w:t xml:space="preserve">Response rates will be calculated separately for each round using clearly specified denominators:</w:t>
+      </w:r>
+    </w:p>
+    <w:p>
+      <w:pPr>
+        <w:pStyle w:val="Compact"/>
+        <w:numPr>
+          <w:ilvl w:val="0"/>
+          <w:numId w:val="1024"/>
+        </w:numPr>
+      </w:pPr>
+      <w:r>
+        <w:t xml:space="preserve">invited participants;</w:t>
+      </w:r>
+    </w:p>
+    <w:p>
+      <w:pPr>
+        <w:pStyle w:val="Compact"/>
+        <w:numPr>
+          <w:ilvl w:val="0"/>
+          <w:numId w:val="1024"/>
+        </w:numPr>
+      </w:pPr>
+      <w:r>
+        <w:t xml:space="preserve">participants who completed the questionnaire; and</w:t>
+      </w:r>
+    </w:p>
+    <w:p>
+      <w:pPr>
+        <w:pStyle w:val="Compact"/>
+        <w:numPr>
+          <w:ilvl w:val="0"/>
+          <w:numId w:val="1024"/>
+        </w:numPr>
+      </w:pPr>
+      <w:r>
+        <w:t xml:space="preserve">participants retained for the second round.</w:t>
       </w:r>
     </w:p>
     <w:p>
@@ -2294,43 +2396,25 @@
         <w:pStyle w:val="FirstParagraph"/>
       </w:pPr>
       <w:r>
-        <w:t xml:space="preserve">Response rates will be calculated separately for each round using clearly specified denominators:</w:t>
-      </w:r>
-    </w:p>
-    <w:p>
-      <w:pPr>
-        <w:pStyle w:val="Compact"/>
-        <w:numPr>
-          <w:ilvl w:val="0"/>
-          <w:numId w:val="1023"/>
-        </w:numPr>
-      </w:pPr>
-      <w:r>
-        <w:t xml:space="preserve">invited participants;</w:t>
-      </w:r>
-    </w:p>
-    <w:p>
-      <w:pPr>
-        <w:pStyle w:val="Compact"/>
-        <w:numPr>
-          <w:ilvl w:val="0"/>
-          <w:numId w:val="1023"/>
-        </w:numPr>
-      </w:pPr>
-      <w:r>
-        <w:t xml:space="preserve">participants who completed the questionnaire; and</w:t>
-      </w:r>
-    </w:p>
-    <w:p>
-      <w:pPr>
-        <w:pStyle w:val="Compact"/>
-        <w:numPr>
-          <w:ilvl w:val="0"/>
-          <w:numId w:val="1023"/>
-        </w:numPr>
-      </w:pPr>
-      <w:r>
-        <w:t xml:space="preserve">participants retained for the second round.</w:t>
+        <w:t xml:space="preserve">Round-specific and cumulative attrition will be reported. The study will not impute missing Delphi ratings.</w:t>
+      </w:r>
+    </w:p>
+    <w:p>
+      <w:pPr>
+        <w:pStyle w:val="BodyText"/>
+      </w:pPr>
+      <w:r>
+        <w:t xml:space="preserve">Participants who do not complete Round 1 will not be included in Round 2. Participants who complete Round 1 but do not complete Round 2 will contribute their Round-1 data to Round-1 analyses but will not contribute to Round-2 consensus calculations.</w:t>
+      </w:r>
+    </w:p>
+    <w:bookmarkEnd w:id="27"/>
+    <w:bookmarkStart w:id="28" w:name="data-management"/>
+    <w:p>
+      <w:pPr>
+        <w:pStyle w:val="Heading1"/>
+      </w:pPr>
+      <w:r>
+        <w:t xml:space="preserve">9. Data Management</w:t>
       </w:r>
     </w:p>
     <w:p>
@@ -2338,26 +2422,101 @@
         <w:pStyle w:val="FirstParagraph"/>
       </w:pPr>
       <w:r>
-        <w:t xml:space="preserve">Round-specific and cumulative attrition will be reported. The study will not impute missing Delphi ratings.</w:t>
-      </w:r>
-    </w:p>
-    <w:p>
-      <w:pPr>
-        <w:pStyle w:val="BodyText"/>
-      </w:pPr>
-      <w:r>
-        <w:t xml:space="preserve">Participants who do not complete Round 1 will not be included in Round 2. Participants who complete Round 1 but do not complete Round 2 will contribute their Round-1 data to Round-1 analyses but will not contribute to Round-2 consensus calculations.</w:t>
-      </w:r>
-    </w:p>
-    <w:bookmarkEnd w:id="44"/>
-    <w:bookmarkEnd w:id="45"/>
-    <w:bookmarkStart w:id="46" w:name="data-management"/>
+        <w:t xml:space="preserve">Survey data will be exported into a secure research dataset.</w:t>
+      </w:r>
+    </w:p>
+    <w:p>
+      <w:pPr>
+        <w:pStyle w:val="BodyText"/>
+      </w:pPr>
+      <w:r>
+        <w:t xml:space="preserve">The survey will use individualized participant links to support one response per participant per round. Duplicate or suspicious submissions will be reviewed using predefined data-quality rules. IP addresses and other technical metadata will not be used for participant identification.</w:t>
+      </w:r>
+    </w:p>
+    <w:p>
+      <w:pPr>
+        <w:pStyle w:val="BodyText"/>
+      </w:pPr>
+      <w:r>
+        <w:t xml:space="preserve">Data-quality procedures will include:</w:t>
+      </w:r>
+    </w:p>
+    <w:p>
+      <w:pPr>
+        <w:pStyle w:val="Compact"/>
+        <w:numPr>
+          <w:ilvl w:val="0"/>
+          <w:numId w:val="1025"/>
+        </w:numPr>
+      </w:pPr>
+      <w:r>
+        <w:t xml:space="preserve">verifying valid response ranges;</w:t>
+      </w:r>
+    </w:p>
+    <w:p>
+      <w:pPr>
+        <w:pStyle w:val="Compact"/>
+        <w:numPr>
+          <w:ilvl w:val="0"/>
+          <w:numId w:val="1025"/>
+        </w:numPr>
+      </w:pPr>
+      <w:r>
+        <w:t xml:space="preserve">documenting incomplete questionnaires;</w:t>
+      </w:r>
+    </w:p>
+    <w:p>
+      <w:pPr>
+        <w:pStyle w:val="Compact"/>
+        <w:numPr>
+          <w:ilvl w:val="0"/>
+          <w:numId w:val="1025"/>
+        </w:numPr>
+      </w:pPr>
+      <w:r>
+        <w:t xml:space="preserve">identifying implausible or internally inconsistent administrative data;</w:t>
+      </w:r>
+    </w:p>
+    <w:p>
+      <w:pPr>
+        <w:pStyle w:val="Compact"/>
+        <w:numPr>
+          <w:ilvl w:val="0"/>
+          <w:numId w:val="1025"/>
+        </w:numPr>
+      </w:pPr>
+      <w:r>
+        <w:t xml:space="preserve">maintaining a data-cleaning log; and</w:t>
+      </w:r>
+    </w:p>
+    <w:p>
+      <w:pPr>
+        <w:pStyle w:val="Compact"/>
+        <w:numPr>
+          <w:ilvl w:val="0"/>
+          <w:numId w:val="1025"/>
+        </w:numPr>
+      </w:pPr>
+      <w:r>
+        <w:t xml:space="preserve">preserving an analysis-ready dataset and a locked copy of the raw dataset.</w:t>
+      </w:r>
+    </w:p>
+    <w:p>
+      <w:pPr>
+        <w:pStyle w:val="FirstParagraph"/>
+      </w:pPr>
+      <w:r>
+        <w:t xml:space="preserve">Data will be retained for seven years after study completion in accordance with applicable institutional policy, after which identifiable linkage files will be securely destroyed and research data retained or destroyed according to institutional requirements.</w:t>
+      </w:r>
+    </w:p>
+    <w:bookmarkEnd w:id="28"/>
+    <w:bookmarkStart w:id="29" w:name="statistical-analysis"/>
     <w:p>
       <w:pPr>
         <w:pStyle w:val="Heading1"/>
       </w:pPr>
       <w:r>
-        <w:t xml:space="preserve">13. Data Management</w:t>
+        <w:t xml:space="preserve">10. Statistical Analysis</w:t>
       </w:r>
     </w:p>
     <w:p>
@@ -2365,83 +2524,103 @@
         <w:pStyle w:val="FirstParagraph"/>
       </w:pPr>
       <w:r>
-        <w:t xml:space="preserve">Survey data will be exported into a secure research dataset.</w:t>
-      </w:r>
-    </w:p>
-    <w:p>
-      <w:pPr>
-        <w:pStyle w:val="BodyText"/>
-      </w:pPr>
-      <w:r>
-        <w:t xml:space="preserve">The survey will use individualized participant links to support one response per participant per round. Duplicate or suspicious submissions will be reviewed using predefined data-quality rules. IP addresses and other technical metadata will not be used for participant identification.</w:t>
-      </w:r>
-    </w:p>
-    <w:p>
-      <w:pPr>
-        <w:pStyle w:val="BodyText"/>
-      </w:pPr>
-      <w:r>
-        <w:t xml:space="preserve">Data-quality procedures will include:</w:t>
-      </w:r>
-    </w:p>
-    <w:p>
-      <w:pPr>
-        <w:pStyle w:val="Compact"/>
-        <w:numPr>
-          <w:ilvl w:val="0"/>
-          <w:numId w:val="1024"/>
-        </w:numPr>
-      </w:pPr>
-      <w:r>
-        <w:t xml:space="preserve">verifying valid response ranges;</w:t>
-      </w:r>
-    </w:p>
-    <w:p>
-      <w:pPr>
-        <w:pStyle w:val="Compact"/>
-        <w:numPr>
-          <w:ilvl w:val="0"/>
-          <w:numId w:val="1024"/>
-        </w:numPr>
-      </w:pPr>
-      <w:r>
-        <w:t xml:space="preserve">documenting incomplete questionnaires;</w:t>
-      </w:r>
-    </w:p>
-    <w:p>
-      <w:pPr>
-        <w:pStyle w:val="Compact"/>
-        <w:numPr>
-          <w:ilvl w:val="0"/>
-          <w:numId w:val="1024"/>
-        </w:numPr>
-      </w:pPr>
-      <w:r>
-        <w:t xml:space="preserve">identifying implausible or internally inconsistent administrative data;</w:t>
-      </w:r>
-    </w:p>
-    <w:p>
-      <w:pPr>
-        <w:pStyle w:val="Compact"/>
-        <w:numPr>
-          <w:ilvl w:val="0"/>
-          <w:numId w:val="1024"/>
-        </w:numPr>
-      </w:pPr>
-      <w:r>
-        <w:t xml:space="preserve">maintaining a data-cleaning log; and</w:t>
-      </w:r>
-    </w:p>
-    <w:p>
-      <w:pPr>
-        <w:pStyle w:val="Compact"/>
-        <w:numPr>
-          <w:ilvl w:val="0"/>
-          <w:numId w:val="1024"/>
-        </w:numPr>
-      </w:pPr>
-      <w:r>
-        <w:t xml:space="preserve">preserving an analysis-ready dataset and a locked copy of the raw dataset.</w:t>
+        <w:rPr>
+          <w:b/>
+          <w:bCs/>
+        </w:rPr>
+        <w:t xml:space="preserve">Primary analysis</w:t>
+      </w:r>
+    </w:p>
+    <w:p>
+      <w:pPr>
+        <w:pStyle w:val="BodyText"/>
+      </w:pPr>
+      <w:r>
+        <w:t xml:space="preserve">Analysis will be primarily descriptive and consensus-based. For each item and each round, the following will be reported:</w:t>
+      </w:r>
+    </w:p>
+    <w:p>
+      <w:pPr>
+        <w:pStyle w:val="Compact"/>
+        <w:numPr>
+          <w:ilvl w:val="0"/>
+          <w:numId w:val="1026"/>
+        </w:numPr>
+      </w:pPr>
+      <w:r>
+        <w:t xml:space="preserve">number of valid responses;</w:t>
+      </w:r>
+    </w:p>
+    <w:p>
+      <w:pPr>
+        <w:pStyle w:val="Compact"/>
+        <w:numPr>
+          <w:ilvl w:val="0"/>
+          <w:numId w:val="1026"/>
+        </w:numPr>
+      </w:pPr>
+      <w:r>
+        <w:t xml:space="preserve">median;</w:t>
+      </w:r>
+    </w:p>
+    <w:p>
+      <w:pPr>
+        <w:pStyle w:val="Compact"/>
+        <w:numPr>
+          <w:ilvl w:val="0"/>
+          <w:numId w:val="1026"/>
+        </w:numPr>
+      </w:pPr>
+      <w:r>
+        <w:t xml:space="preserve">IQR;</w:t>
+      </w:r>
+    </w:p>
+    <w:p>
+      <w:pPr>
+        <w:pStyle w:val="Compact"/>
+        <w:numPr>
+          <w:ilvl w:val="0"/>
+          <w:numId w:val="1026"/>
+        </w:numPr>
+      </w:pPr>
+      <w:r>
+        <w:t xml:space="preserve">full response distribution;</w:t>
+      </w:r>
+    </w:p>
+    <w:p>
+      <w:pPr>
+        <w:pStyle w:val="Compact"/>
+        <w:numPr>
+          <w:ilvl w:val="0"/>
+          <w:numId w:val="1026"/>
+        </w:numPr>
+      </w:pPr>
+      <w:r>
+        <w:t xml:space="preserve">percentage rating 7–9;</w:t>
+      </w:r>
+    </w:p>
+    <w:p>
+      <w:pPr>
+        <w:pStyle w:val="Compact"/>
+        <w:numPr>
+          <w:ilvl w:val="0"/>
+          <w:numId w:val="1026"/>
+        </w:numPr>
+      </w:pPr>
+      <w:r>
+        <w:t xml:space="preserve">consensus classification; and</w:t>
+      </w:r>
+    </w:p>
+    <w:p>
+      <w:pPr>
+        <w:pStyle w:val="Compact"/>
+        <w:numPr>
+          <w:ilvl w:val="0"/>
+          <w:numId w:val="1026"/>
+        </w:numPr>
+      </w:pPr>
+      <w:r>
+        <w:t xml:space="preserve">item disposition between rounds.</w:t>
       </w:r>
     </w:p>
     <w:p>
@@ -2449,17 +2628,266 @@
         <w:pStyle w:val="FirstParagraph"/>
       </w:pPr>
       <w:r>
-        <w:t xml:space="preserve">Data will be retained for seven years after study completion in accordance with applicable institutional policy, after which identifiable linkage files will be securely destroyed and research data retained or destroyed according to institutional requirements.</w:t>
-      </w:r>
-    </w:p>
-    <w:bookmarkEnd w:id="46"/>
-    <w:bookmarkStart w:id="52" w:name="statistical-analysis"/>
+        <w:t xml:space="preserve">Analyses will be performed using R version 4.6.1 or later and RStudio version 2026.09.0 or later</w:t>
+      </w:r>
+      <w:r>
+        <w:t xml:space="preserve"> </w:t>
+      </w:r>
+      <w:r>
+        <w:t xml:space="preserve">[8]</w:t>
+      </w:r>
+      <w:r>
+        <w:t xml:space="preserve">.</w:t>
+      </w:r>
+    </w:p>
+    <w:p>
+      <w:pPr>
+        <w:pStyle w:val="BodyText"/>
+      </w:pPr>
+      <w:r>
+        <w:t xml:space="preserve">Analyses will be performed using a current, documented version of R</w:t>
+      </w:r>
+      <w:r>
+        <w:t xml:space="preserve"> </w:t>
+      </w:r>
+      <w:r>
+        <w:t xml:space="preserve">[9]</w:t>
+      </w:r>
+      <w:r>
+        <w:t xml:space="preserve"> </w:t>
+      </w:r>
+      <w:r>
+        <w:t xml:space="preserve">and the compatible R integrated development environment (RStudio</w:t>
+      </w:r>
+      <w:r>
+        <w:t xml:space="preserve"> </w:t>
+      </w:r>
+      <w:r>
+        <w:t xml:space="preserve">[8]</w:t>
+      </w:r>
+      <w:r>
+        <w:t xml:space="preserve">). The exact versions used will be recorded in the analysis log.</w:t>
+      </w:r>
+    </w:p>
+    <w:p>
+      <w:pPr>
+        <w:pStyle w:val="BodyText"/>
+      </w:pPr>
+      <w:r>
+        <w:rPr>
+          <w:b/>
+          <w:bCs/>
+        </w:rPr>
+        <w:t xml:space="preserve">Change between rounds</w:t>
+      </w:r>
+    </w:p>
+    <w:p>
+      <w:pPr>
+        <w:pStyle w:val="BodyText"/>
+      </w:pPr>
+      <w:r>
+        <w:t xml:space="preserve">For retained items, Round-1 and Round-2 distributions will be compared descriptively using changes in median, IQR, and percentage agreement. The analysis will emphasize movement toward or away from consensus rather than statistical significance testing.</w:t>
+      </w:r>
+    </w:p>
+    <w:p>
+      <w:pPr>
+        <w:pStyle w:val="BodyText"/>
+      </w:pPr>
+      <w:r>
+        <w:rPr>
+          <w:b/>
+          <w:bCs/>
+        </w:rPr>
+        <w:t xml:space="preserve">Subgroup analysis</w:t>
+      </w:r>
+    </w:p>
+    <w:p>
+      <w:pPr>
+        <w:pStyle w:val="BodyText"/>
+      </w:pPr>
+      <w:r>
+        <w:t xml:space="preserve">Ratings will be examined descriptively by predefined stakeholder group:</w:t>
+      </w:r>
+    </w:p>
+    <w:p>
+      <w:pPr>
+        <w:pStyle w:val="Compact"/>
+        <w:numPr>
+          <w:ilvl w:val="0"/>
+          <w:numId w:val="1027"/>
+        </w:numPr>
+      </w:pPr>
+      <w:r>
+        <w:t xml:space="preserve">early-career researchers;</w:t>
+      </w:r>
+    </w:p>
+    <w:p>
+      <w:pPr>
+        <w:pStyle w:val="Compact"/>
+        <w:numPr>
+          <w:ilvl w:val="0"/>
+          <w:numId w:val="1027"/>
+        </w:numPr>
+      </w:pPr>
+      <w:r>
+        <w:t xml:space="preserve">supervisors;</w:t>
+      </w:r>
+    </w:p>
+    <w:p>
+      <w:pPr>
+        <w:pStyle w:val="Compact"/>
+        <w:numPr>
+          <w:ilvl w:val="0"/>
+          <w:numId w:val="1027"/>
+        </w:numPr>
+      </w:pPr>
+      <w:r>
+        <w:t xml:space="preserve">methodologists/biostatisticians; and</w:t>
+      </w:r>
+    </w:p>
+    <w:p>
+      <w:pPr>
+        <w:pStyle w:val="Compact"/>
+        <w:numPr>
+          <w:ilvl w:val="0"/>
+          <w:numId w:val="1027"/>
+        </w:numPr>
+      </w:pPr>
+      <w:r>
+        <w:t xml:space="preserve">institutional/governance stakeholders.</w:t>
+      </w:r>
+    </w:p>
+    <w:p>
+      <w:pPr>
+        <w:pStyle w:val="FirstParagraph"/>
+      </w:pPr>
+      <w:r>
+        <w:t xml:space="preserve">Subgroup analyses will be considered exploratory because the study is not powered to detect small between-group differences.</w:t>
+      </w:r>
+    </w:p>
+    <w:p>
+      <w:pPr>
+        <w:pStyle w:val="BodyText"/>
+      </w:pPr>
+      <w:r>
+        <w:t xml:space="preserve">Stakeholder-group analyses will be reported only when at least five participants from that stakeholder category provide valid ratings. A valid rating is a response within the prespecified 1–9 scale, excluding blank responses and “cannot judge/insufficient experience” responses where applicable.</w:t>
+      </w:r>
+    </w:p>
+    <w:p>
+      <w:pPr>
+        <w:pStyle w:val="BodyText"/>
+      </w:pPr>
+      <w:r>
+        <w:rPr>
+          <w:b/>
+          <w:bCs/>
+        </w:rPr>
+        <w:t xml:space="preserve">Sensitivity analyses</w:t>
+      </w:r>
+    </w:p>
+    <w:p>
+      <w:pPr>
+        <w:pStyle w:val="BodyText"/>
+      </w:pPr>
+      <w:r>
+        <w:t xml:space="preserve">Sensitivity analyses will examine whether conclusions change when:</w:t>
+      </w:r>
+    </w:p>
+    <w:p>
+      <w:pPr>
+        <w:pStyle w:val="Compact"/>
+        <w:numPr>
+          <w:ilvl w:val="0"/>
+          <w:numId w:val="1028"/>
+        </w:numPr>
+      </w:pPr>
+      <w:r>
+        <w:t xml:space="preserve">the denominator excludes</w:t>
+      </w:r>
+      <w:r>
+        <w:t xml:space="preserve"> </w:t>
+      </w:r>
+      <w:r>
+        <w:t xml:space="preserve">“cannot judge”</w:t>
+      </w:r>
+      <w:r>
+        <w:t xml:space="preserve"> </w:t>
+      </w:r>
+      <w:r>
+        <w:t xml:space="preserve">responses.</w:t>
+      </w:r>
+    </w:p>
+    <w:p>
+      <w:pPr>
+        <w:pStyle w:val="Compact"/>
+        <w:numPr>
+          <w:ilvl w:val="0"/>
+          <w:numId w:val="1028"/>
+        </w:numPr>
+      </w:pPr>
+      <w:r>
+        <w:t xml:space="preserve">only participants completing both rounds are considered.</w:t>
+      </w:r>
+    </w:p>
+    <w:p>
+      <w:pPr>
+        <w:pStyle w:val="FirstParagraph"/>
+      </w:pPr>
+      <w:r>
+        <w:t xml:space="preserve">These analyses will be prespecified before the final analysis where feasible.</w:t>
+      </w:r>
+    </w:p>
+    <w:bookmarkEnd w:id="29"/>
+    <w:bookmarkStart w:id="30" w:name="bias-and-mitigation-strategies"/>
     <w:p>
       <w:pPr>
         <w:pStyle w:val="Heading1"/>
       </w:pPr>
       <w:r>
-        <w:t xml:space="preserve">14. Statistical Analysis</w:t>
+        <w:t xml:space="preserve">11. Bias and mitigation strategies</w:t>
+      </w:r>
+    </w:p>
+    <w:p>
+      <w:pPr>
+        <w:numPr>
+          <w:ilvl w:val="0"/>
+          <w:numId w:val="1029"/>
+        </w:numPr>
+      </w:pPr>
+      <w:r>
+        <w:t xml:space="preserve">Selection bias: Purposive recruitment may over-represent individuals who are already interested in research quality. To reduce this risk, recruitment will seek variation in career stage, institution, discipline, research experience, and stakeholder role. Response rates will be reported by stakeholder group where possible.</w:t>
+      </w:r>
+    </w:p>
+    <w:p>
+      <w:pPr>
+        <w:numPr>
+          <w:ilvl w:val="0"/>
+          <w:numId w:val="1029"/>
+        </w:numPr>
+      </w:pPr>
+      <w:r>
+        <w:t xml:space="preserve">Professional hierarchy and social desirability: Because junior researchers may be supervised by senior panelists, perceived hierarchy could affect participation or responses. Invitations and surveys will emphasize independence, confidentiality, and the absence of academic consequences from participation or non-participation.</w:t>
+      </w:r>
+    </w:p>
+    <w:p>
+      <w:pPr>
+        <w:numPr>
+          <w:ilvl w:val="0"/>
+          <w:numId w:val="1029"/>
+        </w:numPr>
+      </w:pPr>
+      <w:r>
+        <w:t xml:space="preserve">Attrition bias: Loss of participants between rounds may alter the final consensus. Attrition will therefore be reported by stakeholder group and considered when interpreting the findings.</w:t>
+      </w:r>
+    </w:p>
+    <w:bookmarkEnd w:id="30"/>
+    <w:bookmarkStart w:id="31" w:name="ethical-considerations"/>
+    <w:p>
+      <w:pPr>
+        <w:pStyle w:val="Heading1"/>
+      </w:pPr>
+      <w:r>
+        <w:t xml:space="preserve">12. Ethical Considerations</w:t>
       </w:r>
     </w:p>
     <w:p>
@@ -2467,494 +2895,24 @@
         <w:pStyle w:val="FirstParagraph"/>
       </w:pPr>
       <w:r>
-        <w:t xml:space="preserve">Analysis will be primarily descriptive and consensus-based. For each item and each round, the following will be reported:</w:t>
-      </w:r>
-    </w:p>
-    <w:p>
-      <w:pPr>
-        <w:pStyle w:val="Compact"/>
-        <w:numPr>
-          <w:ilvl w:val="0"/>
-          <w:numId w:val="1025"/>
-        </w:numPr>
-      </w:pPr>
-      <w:r>
-        <w:t xml:space="preserve">number of valid responses;</w:t>
-      </w:r>
-    </w:p>
-    <w:p>
-      <w:pPr>
-        <w:pStyle w:val="Compact"/>
-        <w:numPr>
-          <w:ilvl w:val="0"/>
-          <w:numId w:val="1025"/>
-        </w:numPr>
-      </w:pPr>
-      <w:r>
-        <w:t xml:space="preserve">median;</w:t>
-      </w:r>
-    </w:p>
-    <w:p>
-      <w:pPr>
-        <w:pStyle w:val="Compact"/>
-        <w:numPr>
-          <w:ilvl w:val="0"/>
-          <w:numId w:val="1025"/>
-        </w:numPr>
-      </w:pPr>
-      <w:r>
-        <w:t xml:space="preserve">IQR;</w:t>
-      </w:r>
-    </w:p>
-    <w:p>
-      <w:pPr>
-        <w:pStyle w:val="Compact"/>
-        <w:numPr>
-          <w:ilvl w:val="0"/>
-          <w:numId w:val="1025"/>
-        </w:numPr>
-      </w:pPr>
-      <w:r>
-        <w:t xml:space="preserve">full response distribution;</w:t>
-      </w:r>
-    </w:p>
-    <w:p>
-      <w:pPr>
-        <w:pStyle w:val="Compact"/>
-        <w:numPr>
-          <w:ilvl w:val="0"/>
-          <w:numId w:val="1025"/>
-        </w:numPr>
-      </w:pPr>
-      <w:r>
-        <w:t xml:space="preserve">percentage rating 7–9;</w:t>
-      </w:r>
-    </w:p>
-    <w:p>
-      <w:pPr>
-        <w:pStyle w:val="Compact"/>
-        <w:numPr>
-          <w:ilvl w:val="0"/>
-          <w:numId w:val="1025"/>
-        </w:numPr>
-      </w:pPr>
-      <w:r>
-        <w:t xml:space="preserve">consensus classification; and</w:t>
-      </w:r>
-    </w:p>
-    <w:p>
-      <w:pPr>
-        <w:pStyle w:val="Compact"/>
-        <w:numPr>
-          <w:ilvl w:val="0"/>
-          <w:numId w:val="1025"/>
-        </w:numPr>
-      </w:pPr>
-      <w:r>
-        <w:t xml:space="preserve">item disposition between rounds.</w:t>
-      </w:r>
-    </w:p>
-    <w:p>
-      <w:pPr>
-        <w:pStyle w:val="FirstParagraph"/>
-      </w:pPr>
-      <w:r>
-        <w:t xml:space="preserve">Analyses will be performed using R version 4.6.1 or later and RStudio version 2026.09.0 or later</w:t>
-      </w:r>
-      <w:r>
-        <w:t xml:space="preserve"> </w:t>
-      </w:r>
-      <w:r>
-        <w:t xml:space="preserve">[8]</w:t>
-      </w:r>
-      <w:r>
-        <w:t xml:space="preserve">.</w:t>
-      </w:r>
-    </w:p>
-    <w:p>
-      <w:pPr>
-        <w:pStyle w:val="BodyText"/>
-      </w:pPr>
-      <w:r>
-        <w:t xml:space="preserve">Analyses will be performed using a current, documented version of R</w:t>
-      </w:r>
-      <w:r>
-        <w:t xml:space="preserve"> </w:t>
-      </w:r>
-      <w:r>
-        <w:t xml:space="preserve">[9]</w:t>
-      </w:r>
-      <w:r>
-        <w:t xml:space="preserve"> </w:t>
-      </w:r>
-      <w:r>
-        <w:t xml:space="preserve">and the compatible R integrated development environment (RStudio</w:t>
-      </w:r>
-      <w:r>
-        <w:t xml:space="preserve"> </w:t>
-      </w:r>
-      <w:r>
-        <w:t xml:space="preserve">[8]</w:t>
-      </w:r>
-      <w:r>
-        <w:t xml:space="preserve">). The exact versions used will be recorded in the analysis log.</w:t>
-      </w:r>
-    </w:p>
-    <w:bookmarkStart w:id="47" w:name="change-between-rounds"/>
-    <w:p>
-      <w:pPr>
-        <w:pStyle w:val="Heading2"/>
-      </w:pPr>
-      <w:r>
-        <w:t xml:space="preserve">14.1 Change between rounds</w:t>
-      </w:r>
-    </w:p>
-    <w:p>
-      <w:pPr>
-        <w:pStyle w:val="FirstParagraph"/>
-      </w:pPr>
-      <w:r>
-        <w:t xml:space="preserve">For retained items, Round-1 and Round-2 distributions will be compared descriptively using changes in median, IQR, and percentage agreement. The analysis will emphasize movement toward or away from consensus rather than statistical significance testing.</w:t>
-      </w:r>
-    </w:p>
-    <w:bookmarkEnd w:id="47"/>
-    <w:bookmarkStart w:id="48" w:name="subgroup-analysis"/>
-    <w:p>
-      <w:pPr>
-        <w:pStyle w:val="Heading2"/>
-      </w:pPr>
-      <w:r>
-        <w:t xml:space="preserve">14.2 Subgroup analysis</w:t>
-      </w:r>
-    </w:p>
-    <w:p>
-      <w:pPr>
-        <w:pStyle w:val="FirstParagraph"/>
-      </w:pPr>
-      <w:r>
-        <w:t xml:space="preserve">Ratings will be examined descriptively by predefined stakeholder group:</w:t>
-      </w:r>
-    </w:p>
-    <w:p>
-      <w:pPr>
-        <w:pStyle w:val="Compact"/>
-        <w:numPr>
-          <w:ilvl w:val="0"/>
-          <w:numId w:val="1026"/>
-        </w:numPr>
-      </w:pPr>
-      <w:r>
-        <w:t xml:space="preserve">early-career researchers;</w:t>
-      </w:r>
-    </w:p>
-    <w:p>
-      <w:pPr>
-        <w:pStyle w:val="Compact"/>
-        <w:numPr>
-          <w:ilvl w:val="0"/>
-          <w:numId w:val="1026"/>
-        </w:numPr>
-      </w:pPr>
-      <w:r>
-        <w:t xml:space="preserve">supervisors;</w:t>
-      </w:r>
-    </w:p>
-    <w:p>
-      <w:pPr>
-        <w:pStyle w:val="Compact"/>
-        <w:numPr>
-          <w:ilvl w:val="0"/>
-          <w:numId w:val="1026"/>
-        </w:numPr>
-      </w:pPr>
-      <w:r>
-        <w:t xml:space="preserve">methodologists/biostatisticians; and</w:t>
-      </w:r>
-    </w:p>
-    <w:p>
-      <w:pPr>
-        <w:pStyle w:val="Compact"/>
-        <w:numPr>
-          <w:ilvl w:val="0"/>
-          <w:numId w:val="1026"/>
-        </w:numPr>
-      </w:pPr>
-      <w:r>
-        <w:t xml:space="preserve">institutional/governance stakeholders.</w:t>
-      </w:r>
-    </w:p>
-    <w:p>
-      <w:pPr>
-        <w:pStyle w:val="FirstParagraph"/>
-      </w:pPr>
-      <w:r>
-        <w:t xml:space="preserve">Subgroup analyses will be considered exploratory because the study is not powered to detect small between-group differences.</w:t>
-      </w:r>
-    </w:p>
-    <w:p>
-      <w:pPr>
-        <w:pStyle w:val="BodyText"/>
-      </w:pPr>
-      <w:r>
-        <w:t xml:space="preserve">Stakeholder-group analyses will be reported only when at least five participants from that stakeholder category provide valid ratings. A valid rating is a response within the prespecified 1–9 scale, excluding blank responses and “cannot judge/insufficient experience” responses where applicable.</w:t>
-      </w:r>
-    </w:p>
-    <w:bookmarkEnd w:id="48"/>
-    <w:bookmarkStart w:id="49" w:name="sensitivity-analyses"/>
-    <w:p>
-      <w:pPr>
-        <w:pStyle w:val="Heading2"/>
-      </w:pPr>
-      <w:r>
-        <w:t xml:space="preserve">14.3 Sensitivity analyses</w:t>
-      </w:r>
-    </w:p>
-    <w:p>
-      <w:pPr>
-        <w:pStyle w:val="FirstParagraph"/>
-      </w:pPr>
-      <w:r>
-        <w:t xml:space="preserve">Sensitivity analyses will examine whether conclusions change when:</w:t>
-      </w:r>
-    </w:p>
-    <w:p>
-      <w:pPr>
-        <w:pStyle w:val="Compact"/>
-        <w:numPr>
-          <w:ilvl w:val="0"/>
-          <w:numId w:val="1027"/>
-        </w:numPr>
-      </w:pPr>
-      <w:r>
-        <w:t xml:space="preserve">the denominator excludes</w:t>
-      </w:r>
-      <w:r>
-        <w:t xml:space="preserve"> </w:t>
-      </w:r>
-      <w:r>
-        <w:t xml:space="preserve">“cannot judge”</w:t>
-      </w:r>
-      <w:r>
-        <w:t xml:space="preserve"> </w:t>
-      </w:r>
-      <w:r>
-        <w:t xml:space="preserve">responses.</w:t>
-      </w:r>
-    </w:p>
-    <w:p>
-      <w:pPr>
-        <w:pStyle w:val="Compact"/>
-        <w:numPr>
-          <w:ilvl w:val="0"/>
-          <w:numId w:val="1027"/>
-        </w:numPr>
-      </w:pPr>
-      <w:r>
-        <w:t xml:space="preserve">only participants completing both rounds are considered.</w:t>
-      </w:r>
-    </w:p>
-    <w:p>
-      <w:pPr>
-        <w:pStyle w:val="FirstParagraph"/>
-      </w:pPr>
-      <w:r>
-        <w:t xml:space="preserve">These analyses will be prespecified before the final analysis where feasible.</w:t>
-      </w:r>
-    </w:p>
-    <w:bookmarkEnd w:id="49"/>
-    <w:bookmarkStart w:id="50" w:name="stakeholder-validation"/>
-    <w:p>
-      <w:pPr>
-        <w:pStyle w:val="Heading2"/>
-      </w:pPr>
-      <w:r>
-        <w:t xml:space="preserve">14.4 Stakeholder Validation</w:t>
-      </w:r>
-    </w:p>
-    <w:p>
-      <w:pPr>
-        <w:pStyle w:val="FirstParagraph"/>
-      </w:pPr>
-      <w:r>
-        <w:t xml:space="preserve">After completion of the Delphi rounds, a stakeholder validation workshop may be convened to examine the practical interpretation and implementation implications of the consensus findings.</w:t>
-      </w:r>
-    </w:p>
-    <w:p>
-      <w:pPr>
-        <w:pStyle w:val="BodyText"/>
-      </w:pPr>
-      <w:r>
-        <w:t xml:space="preserve">Participation in the validation workshop will be voluntary and will require separate invitation and consent.</w:t>
-      </w:r>
-    </w:p>
-    <w:p>
-      <w:pPr>
-        <w:pStyle w:val="BodyText"/>
-      </w:pPr>
-      <w:r>
-        <w:t xml:space="preserve">The workshop will not be used to alter the predefined Delphi consensus classifications. Its purpose will be to:</w:t>
-      </w:r>
-    </w:p>
-    <w:p>
-      <w:pPr>
-        <w:pStyle w:val="Compact"/>
-        <w:numPr>
-          <w:ilvl w:val="0"/>
-          <w:numId w:val="1028"/>
-        </w:numPr>
-      </w:pPr>
-      <w:r>
-        <w:t xml:space="preserve">assess whether the final framework is understandable and practically useful;</w:t>
-      </w:r>
-    </w:p>
-    <w:p>
-      <w:pPr>
-        <w:pStyle w:val="Compact"/>
-        <w:numPr>
-          <w:ilvl w:val="0"/>
-          <w:numId w:val="1028"/>
-        </w:numPr>
-      </w:pPr>
-      <w:r>
-        <w:t xml:space="preserve">identify implementation considerations;</w:t>
-      </w:r>
-    </w:p>
-    <w:p>
-      <w:pPr>
-        <w:pStyle w:val="Compact"/>
-        <w:numPr>
-          <w:ilvl w:val="0"/>
-          <w:numId w:val="1028"/>
-        </w:numPr>
-      </w:pPr>
-      <w:r>
-        <w:t xml:space="preserve">identify unintended consequences or feasibility concerns;</w:t>
-      </w:r>
-    </w:p>
-    <w:p>
-      <w:pPr>
-        <w:pStyle w:val="Compact"/>
-        <w:numPr>
-          <w:ilvl w:val="0"/>
-          <w:numId w:val="1028"/>
-        </w:numPr>
-      </w:pPr>
-      <w:r>
-        <w:t xml:space="preserve">identify gaps requiring future empirical research; and</w:t>
-      </w:r>
-    </w:p>
-    <w:p>
-      <w:pPr>
-        <w:pStyle w:val="Compact"/>
-        <w:numPr>
-          <w:ilvl w:val="0"/>
-          <w:numId w:val="1028"/>
-        </w:numPr>
-      </w:pPr>
-      <w:r>
-        <w:t xml:space="preserve">refine the presentation and implementation pathway of the final framework.</w:t>
-      </w:r>
-    </w:p>
-    <w:p>
-      <w:pPr>
-        <w:pStyle w:val="FirstParagraph"/>
-      </w:pPr>
-      <w:r>
-        <w:t xml:space="preserve">Any changes arising from the validation workshop will be clearly distinguished from the formal Delphi consensus results.</w:t>
-      </w:r>
-    </w:p>
-    <w:bookmarkEnd w:id="50"/>
-    <w:bookmarkStart w:id="51" w:name="interpretation-framework"/>
-    <w:p>
-      <w:pPr>
-        <w:pStyle w:val="Heading2"/>
-      </w:pPr>
-      <w:r>
-        <w:t xml:space="preserve">14.5 Interpretation Framework</w:t>
-      </w:r>
-    </w:p>
-    <w:p>
-      <w:pPr>
-        <w:pStyle w:val="FirstParagraph"/>
-      </w:pPr>
-      <w:r>
-        <w:t xml:space="preserve">The final interpretation will reflect what the panel agrees is important, modifiable, or feasible. It will not be presented as direct evidence of intervention effectiveness. Consensus results will only be interpreted if at least three stakeholder categories are represented and no single stakeholder group contributes more than 60% of all valid responses. The steering group may seek additional recruitment within underrepresented stakeholder categories before closure of recruitment where feasible. If this condition is not met, overall consensus results will be reported descriptively but will be labeled as limited in representativeness and will not be used to support the full multilevel action framework.</w:t>
-      </w:r>
-    </w:p>
-    <w:bookmarkEnd w:id="51"/>
-    <w:bookmarkEnd w:id="52"/>
-    <w:bookmarkStart w:id="53" w:name="bias-and-mitigation-strategies"/>
-    <w:p>
-      <w:pPr>
-        <w:pStyle w:val="Heading1"/>
-      </w:pPr>
-      <w:r>
-        <w:t xml:space="preserve">15. Bias and mitigation strategies</w:t>
-      </w:r>
-    </w:p>
-    <w:p>
-      <w:pPr>
-        <w:numPr>
-          <w:ilvl w:val="0"/>
-          <w:numId w:val="1029"/>
-        </w:numPr>
-      </w:pPr>
-      <w:r>
-        <w:t xml:space="preserve">Selection bias: Purposive recruitment may over-represent individuals who are already interested in research quality. To reduce this risk, recruitment will seek variation in career stage, institution, discipline, research experience, and stakeholder role. Response rates will be reported by stakeholder group where possible.</w:t>
-      </w:r>
-    </w:p>
-    <w:p>
-      <w:pPr>
-        <w:numPr>
-          <w:ilvl w:val="0"/>
-          <w:numId w:val="1029"/>
-        </w:numPr>
-      </w:pPr>
-      <w:r>
-        <w:t xml:space="preserve">Professional hierarchy and social desirability: Because junior researchers may be supervised by senior panelists, perceived hierarchy could affect participation or responses. Invitations and surveys will emphasize independence, confidentiality, and the absence of academic consequences from participation or non-participation.</w:t>
-      </w:r>
-    </w:p>
-    <w:p>
-      <w:pPr>
-        <w:numPr>
-          <w:ilvl w:val="0"/>
-          <w:numId w:val="1029"/>
-        </w:numPr>
-      </w:pPr>
-      <w:r>
-        <w:t xml:space="preserve">Attrition bias: Loss of participants between rounds may alter the final consensus. Attrition will therefore be reported by stakeholder group and considered when interpreting the findings.</w:t>
-      </w:r>
-    </w:p>
-    <w:bookmarkEnd w:id="53"/>
-    <w:bookmarkStart w:id="63" w:name="ethical-considerations-and-governance"/>
-    <w:p>
-      <w:pPr>
-        <w:pStyle w:val="Heading1"/>
-      </w:pPr>
-      <w:r>
-        <w:t xml:space="preserve">16. Ethical Considerations and Governance</w:t>
-      </w:r>
-    </w:p>
-    <w:p>
-      <w:pPr>
-        <w:pStyle w:val="FirstParagraph"/>
-      </w:pPr>
-      <w:r>
         <w:t xml:space="preserve">Ethical approval will be sought from the Institutional Review Board (IRB) of the Faculty of Medicine, MTI University.</w:t>
       </w:r>
     </w:p>
-    <w:bookmarkStart w:id="54" w:name="informed-consent"/>
-    <w:p>
-      <w:pPr>
-        <w:pStyle w:val="Heading2"/>
-      </w:pPr>
-      <w:r>
-        <w:t xml:space="preserve">16.1 Informed consent</w:t>
-      </w:r>
-    </w:p>
-    <w:p>
-      <w:pPr>
-        <w:pStyle w:val="FirstParagraph"/>
+    <w:p>
+      <w:pPr>
+        <w:pStyle w:val="BodyText"/>
+      </w:pPr>
+      <w:r>
+        <w:rPr>
+          <w:b/>
+          <w:bCs/>
+        </w:rPr>
+        <w:t xml:space="preserve">Informed consent</w:t>
+      </w:r>
+    </w:p>
+    <w:p>
+      <w:pPr>
+        <w:pStyle w:val="BodyText"/>
       </w:pPr>
       <w:r>
         <w:t xml:space="preserve">Written electronic consent will be obtained before Round 1. Before Round 2, participants will receive a brief reminder of the study procedures, risks, confidentiality arrangements, and voluntary nature of participation and will be asked to reconfirm their willingness to continue. The consent form is available in</w:t>
@@ -2967,23 +2925,25 @@
           <w:rPr>
             <w:rStyle w:val="Hyperlink"/>
           </w:rPr>
-          <w:t xml:space="preserve">Section 22.6</w:t>
+          <w:t xml:space="preserve">Section 19.6</w:t>
         </w:r>
       </w:hyperlink>
     </w:p>
-    <w:bookmarkEnd w:id="54"/>
-    <w:bookmarkStart w:id="55" w:name="participant-information-sheet"/>
-    <w:p>
-      <w:pPr>
-        <w:pStyle w:val="Heading2"/>
-      </w:pPr>
-      <w:r>
-        <w:t xml:space="preserve">16.2 Participant information sheet</w:t>
-      </w:r>
-    </w:p>
-    <w:p>
-      <w:pPr>
-        <w:pStyle w:val="FirstParagraph"/>
+    <w:p>
+      <w:pPr>
+        <w:pStyle w:val="BodyText"/>
+      </w:pPr>
+      <w:r>
+        <w:rPr>
+          <w:b/>
+          <w:bCs/>
+        </w:rPr>
+        <w:t xml:space="preserve">Participant information sheet</w:t>
+      </w:r>
+    </w:p>
+    <w:p>
+      <w:pPr>
+        <w:pStyle w:val="BodyText"/>
       </w:pPr>
       <w:r>
         <w:t xml:space="preserve">The information sheet (detailed in</w:t>
@@ -2996,7 +2956,7 @@
           <w:rPr>
             <w:rStyle w:val="Hyperlink"/>
           </w:rPr>
-          <w:t xml:space="preserve">Section 22.5</w:t>
+          <w:t xml:space="preserve">Section 19.5</w:t>
         </w:r>
       </w:hyperlink>
       <w:r>
@@ -3135,21 +3095,23 @@
         <w:t xml:space="preserve">contact information for the research team and ethics committee.</w:t>
       </w:r>
     </w:p>
-    <w:bookmarkEnd w:id="55"/>
-    <w:bookmarkStart w:id="56" w:name="confidentiality"/>
-    <w:p>
-      <w:pPr>
-        <w:pStyle w:val="Heading2"/>
-      </w:pPr>
-      <w:r>
-        <w:t xml:space="preserve">16.3 Confidentiality</w:t>
-      </w:r>
-    </w:p>
     <w:p>
       <w:pPr>
         <w:pStyle w:val="FirstParagraph"/>
       </w:pPr>
       <w:r>
+        <w:rPr>
+          <w:b/>
+          <w:bCs/>
+        </w:rPr>
+        <w:t xml:space="preserve">Confidentiality</w:t>
+      </w:r>
+    </w:p>
+    <w:p>
+      <w:pPr>
+        <w:pStyle w:val="BodyText"/>
+      </w:pPr>
+      <w:r>
         <w:t xml:space="preserve">Names, email addresses, and other direct identifiers will be stored separately from survey responses in password-protected, access-controlled files on secure institutional systems. Only designated members of the research team will have access to the contact/linkage file.</w:t>
       </w:r>
     </w:p>
@@ -3169,14 +3131,84 @@
         <w:t xml:space="preserve">Findings will be reported in aggregate form. No individual participant, supervisor, department, or institution will be identifiable in the published results unless explicit permission is obtained and the information is clearly non-sensitive.</w:t>
       </w:r>
     </w:p>
-    <w:bookmarkEnd w:id="56"/>
-    <w:bookmarkStart w:id="57" w:name="protection-of-junior-participants"/>
-    <w:p>
-      <w:pPr>
-        <w:pStyle w:val="Heading2"/>
-      </w:pPr>
-      <w:r>
-        <w:t xml:space="preserve">16.4 Protection of junior participants</w:t>
+    <w:p>
+      <w:pPr>
+        <w:pStyle w:val="BodyText"/>
+      </w:pPr>
+      <w:r>
+        <w:rPr>
+          <w:b/>
+          <w:bCs/>
+        </w:rPr>
+        <w:t xml:space="preserve">Protection of junior participants</w:t>
+      </w:r>
+    </w:p>
+    <w:p>
+      <w:pPr>
+        <w:pStyle w:val="BodyText"/>
+      </w:pPr>
+      <w:r>
+        <w:t xml:space="preserve">Junior participants will be explicitly informed that participation or non-participation will not affect their academic standing, supervision, assessment, employment, or career progression.</w:t>
+      </w:r>
+    </w:p>
+    <w:p>
+      <w:pPr>
+        <w:pStyle w:val="Compact"/>
+        <w:numPr>
+          <w:ilvl w:val="0"/>
+          <w:numId w:val="1031"/>
+        </w:numPr>
+      </w:pPr>
+      <w:r>
+        <w:t xml:space="preserve">invitations will be sent directly to potential participants;</w:t>
+      </w:r>
+    </w:p>
+    <w:p>
+      <w:pPr>
+        <w:pStyle w:val="Compact"/>
+        <w:numPr>
+          <w:ilvl w:val="0"/>
+          <w:numId w:val="1031"/>
+        </w:numPr>
+      </w:pPr>
+      <w:r>
+        <w:t xml:space="preserve">participation will not be arranged through a direct supervisor;</w:t>
+      </w:r>
+    </w:p>
+    <w:p>
+      <w:pPr>
+        <w:pStyle w:val="Compact"/>
+        <w:numPr>
+          <w:ilvl w:val="0"/>
+          <w:numId w:val="1031"/>
+        </w:numPr>
+      </w:pPr>
+      <w:r>
+        <w:t xml:space="preserve">supervisors will not know whether a specific junior researcher participated;</w:t>
+      </w:r>
+    </w:p>
+    <w:p>
+      <w:pPr>
+        <w:pStyle w:val="Compact"/>
+        <w:numPr>
+          <w:ilvl w:val="0"/>
+          <w:numId w:val="1031"/>
+        </w:numPr>
+      </w:pPr>
+      <w:r>
+        <w:t xml:space="preserve">reminders will be automated and sent by research staff who are not in a direct supervisory relationship with potential participants;</w:t>
+      </w:r>
+    </w:p>
+    <w:p>
+      <w:pPr>
+        <w:pStyle w:val="Compact"/>
+        <w:numPr>
+          <w:ilvl w:val="0"/>
+          <w:numId w:val="1031"/>
+        </w:numPr>
+      </w:pPr>
+      <w:r>
+        <w:t xml:space="preserve">participants will not be asked to discuss identifiable supervisory conflicts.</w:t>
       </w:r>
     </w:p>
     <w:p>
@@ -3184,77 +3216,101 @@
         <w:pStyle w:val="FirstParagraph"/>
       </w:pPr>
       <w:r>
-        <w:t xml:space="preserve">Junior participants will be explicitly informed that participation or non-participation will not affect their academic standing, supervision, assessment, employment, or career progression.</w:t>
-      </w:r>
-    </w:p>
-    <w:p>
-      <w:pPr>
-        <w:pStyle w:val="Compact"/>
-        <w:numPr>
-          <w:ilvl w:val="0"/>
-          <w:numId w:val="1031"/>
-        </w:numPr>
-      </w:pPr>
-      <w:r>
-        <w:t xml:space="preserve">invitations will be sent directly to potential participants;</w:t>
-      </w:r>
-    </w:p>
-    <w:p>
-      <w:pPr>
-        <w:pStyle w:val="Compact"/>
-        <w:numPr>
-          <w:ilvl w:val="0"/>
-          <w:numId w:val="1031"/>
-        </w:numPr>
-      </w:pPr>
-      <w:r>
-        <w:t xml:space="preserve">participation will not be arranged through a direct supervisor;</w:t>
-      </w:r>
-    </w:p>
-    <w:p>
-      <w:pPr>
-        <w:pStyle w:val="Compact"/>
-        <w:numPr>
-          <w:ilvl w:val="0"/>
-          <w:numId w:val="1031"/>
-        </w:numPr>
-      </w:pPr>
-      <w:r>
-        <w:t xml:space="preserve">supervisors will not know whether a specific junior researcher participated;</w:t>
-      </w:r>
-    </w:p>
-    <w:p>
-      <w:pPr>
-        <w:pStyle w:val="Compact"/>
-        <w:numPr>
-          <w:ilvl w:val="0"/>
-          <w:numId w:val="1031"/>
-        </w:numPr>
-      </w:pPr>
-      <w:r>
-        <w:t xml:space="preserve">reminders will be automated and sent by research staff who are not in a direct supervisory relationship with potential participants;</w:t>
-      </w:r>
-    </w:p>
-    <w:p>
-      <w:pPr>
-        <w:pStyle w:val="Compact"/>
-        <w:numPr>
-          <w:ilvl w:val="0"/>
-          <w:numId w:val="1031"/>
-        </w:numPr>
-      </w:pPr>
-      <w:r>
-        <w:t xml:space="preserve">participants will not be asked to discuss identifiable supervisory conflicts.</w:t>
-      </w:r>
-    </w:p>
-    <w:bookmarkEnd w:id="57"/>
-    <w:bookmarkStart w:id="58" w:name="risks-and-benefits"/>
-    <w:p>
-      <w:pPr>
-        <w:pStyle w:val="Heading2"/>
-      </w:pPr>
-      <w:r>
-        <w:t xml:space="preserve">16.5 Risks and benefits</w:t>
+        <w:rPr>
+          <w:b/>
+          <w:bCs/>
+        </w:rPr>
+        <w:t xml:space="preserve">Risks and benefits</w:t>
+      </w:r>
+    </w:p>
+    <w:p>
+      <w:pPr>
+        <w:pStyle w:val="BodyText"/>
+      </w:pPr>
+      <w:r>
+        <w:t xml:space="preserve">This study is expected to involve no more than minimal risk. The principal foreseeable risks are discomfort when rating institutional or supervisory barriers. No clinical intervention, biological sample collection, deception, or collection of personal health information is involved.</w:t>
+      </w:r>
+    </w:p>
+    <w:p>
+      <w:pPr>
+        <w:pStyle w:val="BodyText"/>
+      </w:pPr>
+      <w:r>
+        <w:t xml:space="preserve">These risks will be minimized through anonymous participation, neutral wording, separation of contact information from responses, and aggregate reporting.</w:t>
+      </w:r>
+    </w:p>
+    <w:p>
+      <w:pPr>
+        <w:pStyle w:val="BodyText"/>
+      </w:pPr>
+      <w:r>
+        <w:t xml:space="preserve">There may be no direct personal benefit to participants. The anticipated societal and professional benefit is improved understanding of barriers to valid, relevant, and high-value medical research and development of practical interventions to address them.</w:t>
+      </w:r>
+    </w:p>
+    <w:p>
+      <w:pPr>
+        <w:pStyle w:val="BodyText"/>
+      </w:pPr>
+      <w:r>
+        <w:rPr>
+          <w:b/>
+          <w:bCs/>
+        </w:rPr>
+        <w:t xml:space="preserve">Compensation and reimbursement</w:t>
+      </w:r>
+    </w:p>
+    <w:p>
+      <w:pPr>
+        <w:pStyle w:val="BodyText"/>
+      </w:pPr>
+      <w:r>
+        <w:t xml:space="preserve">Participants will not receive financial compensation. No reimbursement is anticipated because participation is remote.</w:t>
+      </w:r>
+    </w:p>
+    <w:p>
+      <w:pPr>
+        <w:pStyle w:val="BodyText"/>
+      </w:pPr>
+      <w:r>
+        <w:rPr>
+          <w:b/>
+          <w:bCs/>
+        </w:rPr>
+        <w:t xml:space="preserve">Conflicts of Interest</w:t>
+      </w:r>
+    </w:p>
+    <w:p>
+      <w:pPr>
+        <w:pStyle w:val="BodyText"/>
+      </w:pPr>
+      <w:r>
+        <w:t xml:space="preserve">All investigators and steering-group members will disclose relevant financial, academic, professional, or institutional conflicts of interest.</w:t>
+      </w:r>
+    </w:p>
+    <w:p>
+      <w:pPr>
+        <w:pStyle w:val="BodyText"/>
+      </w:pPr>
+      <w:r>
+        <w:t xml:space="preserve">Potential conflicts that could affect item generation, panel recruitment, interpretation, or dissemination will be documented and managed before the Delphi process begins.</w:t>
+      </w:r>
+    </w:p>
+    <w:p>
+      <w:pPr>
+        <w:pStyle w:val="BodyText"/>
+      </w:pPr>
+      <w:r>
+        <w:t xml:space="preserve">Participants will be asked to declare relevant conflicts where appropriate.</w:t>
+      </w:r>
+    </w:p>
+    <w:bookmarkEnd w:id="31"/>
+    <w:bookmarkStart w:id="32" w:name="interpretation-and-expected-outputs"/>
+    <w:p>
+      <w:pPr>
+        <w:pStyle w:val="Heading1"/>
+      </w:pPr>
+      <w:r>
+        <w:t xml:space="preserve">13. Interpretation and expected outputs</w:t>
       </w:r>
     </w:p>
     <w:p>
@@ -3262,33 +3318,61 @@
         <w:pStyle w:val="FirstParagraph"/>
       </w:pPr>
       <w:r>
-        <w:t xml:space="preserve">This study is expected to involve no more than minimal risk. The principal foreseeable risks are discomfort when rating institutional or supervisory barriers. No clinical intervention, biological sample collection, deception, or collection of personal health information is involved.</w:t>
-      </w:r>
-    </w:p>
-    <w:p>
-      <w:pPr>
-        <w:pStyle w:val="BodyText"/>
-      </w:pPr>
-      <w:r>
-        <w:t xml:space="preserve">These risks will be minimized through anonymous participation, neutral wording, separation of contact information from responses, and aggregate reporting.</w:t>
-      </w:r>
-    </w:p>
-    <w:p>
-      <w:pPr>
-        <w:pStyle w:val="BodyText"/>
-      </w:pPr>
-      <w:r>
-        <w:t xml:space="preserve">There may be no direct personal benefit to participants. The anticipated societal and professional benefit is improved understanding of barriers to valid, relevant, and high-value medical research and development of practical interventions to address them.</w:t>
-      </w:r>
-    </w:p>
-    <w:bookmarkEnd w:id="58"/>
-    <w:bookmarkStart w:id="59" w:name="compensation-and-reimbursement"/>
-    <w:p>
-      <w:pPr>
-        <w:pStyle w:val="Heading2"/>
-      </w:pPr>
-      <w:r>
-        <w:t xml:space="preserve">16.6 Compensation and reimbursement</w:t>
+        <w:rPr>
+          <w:b/>
+          <w:bCs/>
+        </w:rPr>
+        <w:t xml:space="preserve">Interpretation Framework</w:t>
+      </w:r>
+    </w:p>
+    <w:p>
+      <w:pPr>
+        <w:pStyle w:val="BodyText"/>
+      </w:pPr>
+      <w:r>
+        <w:t xml:space="preserve">The findings will be interpreted as stakeholder judgments regarding the perceived importance, modifiability, and feasibility of barriers and interventions. They will not be interpreted as prevalence estimates, causal evidence, or evidence of intervention effectiveness. Consensus and disagreement will be reported transparently, including relevant variation across stakeholder groups. If the prespecified representation criteria are not met, the findings will be labeled as limited in representativeness and interpreted cautiously.</w:t>
+      </w:r>
+    </w:p>
+    <w:p>
+      <w:pPr>
+        <w:pStyle w:val="BodyText"/>
+      </w:pPr>
+      <w:r>
+        <w:rPr>
+          <w:b/>
+          <w:bCs/>
+        </w:rPr>
+        <w:t xml:space="preserve">Expected Outputs</w:t>
+      </w:r>
+    </w:p>
+    <w:p>
+      <w:pPr>
+        <w:pStyle w:val="BodyText"/>
+      </w:pPr>
+      <w:r>
+        <w:t xml:space="preserve">The study will generate a consensus-based priority framework identifying:</w:t>
+      </w:r>
+    </w:p>
+    <w:p>
+      <w:pPr>
+        <w:numPr>
+          <w:ilvl w:val="0"/>
+          <w:numId w:val="1032"/>
+        </w:numPr>
+      </w:pPr>
+      <w:r>
+        <w:t xml:space="preserve">important and modifiable barriers to valid, relevant, and high-value medical research among early-career researchers in Egypt; and</w:t>
+      </w:r>
+    </w:p>
+    <w:p>
+      <w:pPr>
+        <w:numPr>
+          <w:ilvl w:val="0"/>
+          <w:numId w:val="1032"/>
+        </w:numPr>
+      </w:pPr>
+      <w:r>
+        <w:t xml:space="preserve">important, feasible interventions to address these barriers.</w:t>
       </w:r>
     </w:p>
     <w:p>
@@ -3296,294 +3380,15 @@
         <w:pStyle w:val="FirstParagraph"/>
       </w:pPr>
       <w:r>
-        <w:t xml:space="preserve">Participants will not receive financial compensation. No reimbursement is anticipated because participation is remote.</w:t>
-      </w:r>
-    </w:p>
-    <w:bookmarkEnd w:id="59"/>
-    <w:bookmarkStart w:id="60" w:name="conflicts-of-interest"/>
-    <w:p>
-      <w:pPr>
-        <w:pStyle w:val="Heading2"/>
-      </w:pPr>
-      <w:r>
-        <w:t xml:space="preserve">16.7 Conflicts of Interest</w:t>
-      </w:r>
-    </w:p>
-    <w:p>
-      <w:pPr>
-        <w:pStyle w:val="FirstParagraph"/>
-      </w:pPr>
-      <w:r>
-        <w:t xml:space="preserve">All investigators and steering-group members will disclose relevant financial, academic, professional, or institutional conflicts of interest.</w:t>
-      </w:r>
-    </w:p>
-    <w:p>
-      <w:pPr>
-        <w:pStyle w:val="BodyText"/>
-      </w:pPr>
-      <w:r>
-        <w:t xml:space="preserve">Potential conflicts that could affect item generation, panel recruitment, interpretation, or dissemination will be documented and managed before the Delphi process begins.</w:t>
-      </w:r>
-    </w:p>
-    <w:p>
-      <w:pPr>
-        <w:pStyle w:val="BodyText"/>
-      </w:pPr>
-      <w:r>
-        <w:t xml:space="preserve">Participants will be asked to declare relevant conflicts where appropriate.</w:t>
-      </w:r>
-    </w:p>
-    <w:bookmarkEnd w:id="60"/>
-    <w:bookmarkStart w:id="61" w:name="protocol-registration-and-amendments"/>
-    <w:p>
-      <w:pPr>
-        <w:pStyle w:val="Heading2"/>
-      </w:pPr>
-      <w:r>
-        <w:t xml:space="preserve">16.8 Protocol Registration and Amendments</w:t>
-      </w:r>
-    </w:p>
-    <w:p>
-      <w:pPr>
-        <w:pStyle w:val="FirstParagraph"/>
-      </w:pPr>
-      <w:r>
-        <w:t xml:space="preserve">The final protocol will be dated and version controlled before recruitment.</w:t>
-      </w:r>
-    </w:p>
-    <w:p>
-      <w:pPr>
-        <w:pStyle w:val="BodyText"/>
-      </w:pPr>
-      <w:r>
-        <w:t xml:space="preserve">Where feasible, the protocol will be publicly registered or deposited in an appropriate research-protocol repository before Round 1.</w:t>
-      </w:r>
-    </w:p>
-    <w:p>
-      <w:pPr>
-        <w:pStyle w:val="BodyText"/>
-      </w:pPr>
-      <w:r>
-        <w:t xml:space="preserve">Any substantive amendment affecting participant eligibility, item-generation procedures, consensus definitions, number of rounds, or primary outcomes will be documented with the date, rationale, and potential effect on interpretation. Ethical approval will be obtained for amendments where required.</w:t>
-      </w:r>
-    </w:p>
-    <w:bookmarkEnd w:id="61"/>
-    <w:bookmarkStart w:id="62" w:name="quality-assurance"/>
-    <w:p>
-      <w:pPr>
-        <w:pStyle w:val="Heading2"/>
-      </w:pPr>
-      <w:r>
-        <w:t xml:space="preserve">16.9 Quality Assurance</w:t>
-      </w:r>
-    </w:p>
-    <w:p>
-      <w:pPr>
-        <w:pStyle w:val="FirstParagraph"/>
-      </w:pPr>
-      <w:r>
-        <w:t xml:space="preserve">Before launch:</w:t>
-      </w:r>
-    </w:p>
-    <w:p>
-      <w:pPr>
-        <w:pStyle w:val="Compact"/>
-        <w:numPr>
-          <w:ilvl w:val="0"/>
-          <w:numId w:val="1032"/>
-        </w:numPr>
-      </w:pPr>
-      <w:r>
-        <w:t xml:space="preserve">the initial item pool will be reviewed by the steering group.</w:t>
-      </w:r>
-    </w:p>
-    <w:p>
-      <w:pPr>
-        <w:pStyle w:val="Compact"/>
-        <w:numPr>
-          <w:ilvl w:val="0"/>
-          <w:numId w:val="1032"/>
-        </w:numPr>
-      </w:pPr>
-      <w:r>
-        <w:t xml:space="preserve">the questionnaire will be checked for clarity.</w:t>
-      </w:r>
-    </w:p>
-    <w:p>
-      <w:pPr>
-        <w:pStyle w:val="Compact"/>
-        <w:numPr>
-          <w:ilvl w:val="0"/>
-          <w:numId w:val="1032"/>
-        </w:numPr>
-      </w:pPr>
-      <w:r>
-        <w:t xml:space="preserve">the electronic survey will undergo technical testing;</w:t>
-      </w:r>
-    </w:p>
-    <w:p>
-      <w:pPr>
-        <w:pStyle w:val="Compact"/>
-        <w:numPr>
-          <w:ilvl w:val="0"/>
-          <w:numId w:val="1032"/>
-        </w:numPr>
-      </w:pPr>
-      <w:r>
-        <w:t xml:space="preserve">pilot testing will be conducted with approximately five individuals representative of the intended panel. Pilot testing will evaluate comprehensibility, ambiguity, questionnaire length, technical functionality, and acceptability. Pilot participants will not be included in the final panel. The results of the pilot testing will be documented and modifications made.</w:t>
-      </w:r>
-    </w:p>
-    <w:p>
-      <w:pPr>
-        <w:pStyle w:val="FirstParagraph"/>
-      </w:pPr>
-      <w:r>
-        <w:t xml:space="preserve">The Delphi process will be documented sufficiently to permit reconstruction of:</w:t>
-      </w:r>
-    </w:p>
-    <w:p>
-      <w:pPr>
-        <w:pStyle w:val="Compact"/>
-        <w:numPr>
-          <w:ilvl w:val="0"/>
-          <w:numId w:val="1033"/>
-        </w:numPr>
-      </w:pPr>
-      <w:r>
-        <w:t xml:space="preserve">the initial item sources;</w:t>
-      </w:r>
-    </w:p>
-    <w:p>
-      <w:pPr>
-        <w:pStyle w:val="Compact"/>
-        <w:numPr>
-          <w:ilvl w:val="0"/>
-          <w:numId w:val="1033"/>
-        </w:numPr>
-      </w:pPr>
-      <w:r>
-        <w:t xml:space="preserve">item revisions;</w:t>
-      </w:r>
-    </w:p>
-    <w:p>
-      <w:pPr>
-        <w:pStyle w:val="Compact"/>
-        <w:numPr>
-          <w:ilvl w:val="0"/>
-          <w:numId w:val="1033"/>
-        </w:numPr>
-      </w:pPr>
-      <w:r>
-        <w:t xml:space="preserve">panel recruitment;</w:t>
-      </w:r>
-    </w:p>
-    <w:p>
-      <w:pPr>
-        <w:pStyle w:val="Compact"/>
-        <w:numPr>
-          <w:ilvl w:val="0"/>
-          <w:numId w:val="1033"/>
-        </w:numPr>
-      </w:pPr>
-      <w:r>
-        <w:t xml:space="preserve">response rates;</w:t>
-      </w:r>
-    </w:p>
-    <w:p>
-      <w:pPr>
-        <w:pStyle w:val="Compact"/>
-        <w:numPr>
-          <w:ilvl w:val="0"/>
-          <w:numId w:val="1033"/>
-        </w:numPr>
-      </w:pPr>
-      <w:r>
-        <w:t xml:space="preserve">consensus decisions;</w:t>
-      </w:r>
-    </w:p>
-    <w:p>
-      <w:pPr>
-        <w:pStyle w:val="Compact"/>
-        <w:numPr>
-          <w:ilvl w:val="0"/>
-          <w:numId w:val="1033"/>
-        </w:numPr>
-      </w:pPr>
-      <w:r>
-        <w:t xml:space="preserve">feedback provided;</w:t>
-      </w:r>
-    </w:p>
-    <w:p>
-      <w:pPr>
-        <w:pStyle w:val="Compact"/>
-        <w:numPr>
-          <w:ilvl w:val="0"/>
-          <w:numId w:val="1033"/>
-        </w:numPr>
-      </w:pPr>
-      <w:r>
-        <w:t xml:space="preserve">attrition;</w:t>
-      </w:r>
-    </w:p>
-    <w:p>
-      <w:pPr>
-        <w:pStyle w:val="Compact"/>
-        <w:numPr>
-          <w:ilvl w:val="0"/>
-          <w:numId w:val="1033"/>
-        </w:numPr>
-      </w:pPr>
-      <w:r>
-        <w:t xml:space="preserve">and final item disposition.</w:t>
-      </w:r>
-    </w:p>
-    <w:bookmarkEnd w:id="62"/>
-    <w:bookmarkEnd w:id="63"/>
-    <w:bookmarkStart w:id="64" w:name="expected-outputs"/>
-    <w:p>
-      <w:pPr>
-        <w:pStyle w:val="Heading1"/>
-      </w:pPr>
-      <w:r>
-        <w:t xml:space="preserve">17. Expected Outputs</w:t>
-      </w:r>
-    </w:p>
-    <w:p>
-      <w:pPr>
-        <w:pStyle w:val="FirstParagraph"/>
-      </w:pPr>
-      <w:r>
-        <w:t xml:space="preserve">The study will generate a consensus-based priority framework identifying:</w:t>
-      </w:r>
-    </w:p>
-    <w:p>
-      <w:pPr>
-        <w:numPr>
-          <w:ilvl w:val="0"/>
-          <w:numId w:val="1034"/>
-        </w:numPr>
-      </w:pPr>
-      <w:r>
-        <w:t xml:space="preserve">important and modifiable barriers to valid, relevant, and high-value medical research among early-career researchers in Egypt; and</w:t>
-      </w:r>
-    </w:p>
-    <w:p>
-      <w:pPr>
-        <w:numPr>
-          <w:ilvl w:val="0"/>
-          <w:numId w:val="1034"/>
-        </w:numPr>
-      </w:pPr>
-      <w:r>
-        <w:t xml:space="preserve">important, feasible interventions to address these barriers.</w:t>
-      </w:r>
-    </w:p>
-    <w:p>
-      <w:pPr>
-        <w:pStyle w:val="FirstParagraph"/>
-      </w:pPr>
-      <w:r>
-        <w:t xml:space="preserve">The final framework will be organized across:</w:t>
+        <w:t xml:space="preserve">The resulting priority framework may organize identified interventions across the following levels:</w:t>
+      </w:r>
+    </w:p>
+    <w:p>
+      <w:pPr>
+        <w:pStyle w:val="TableCaption"/>
+      </w:pPr>
+      <w:r>
+        <w:t xml:space="preserve">The study will generate a consensus-based priority framework to inform subsequent research-capacity planning and implementation research. The framework will represent stakeholder judgments about priorities; it will not establish the causal effectiveness of individual interventions.</w:t>
       </w:r>
     </w:p>
     <w:tbl>
@@ -3592,6 +3397,7 @@
         <w:tblW w:type="pct" w:w="5000"/>
         <w:tblLayout w:type="fixed"/>
         <w:tblLook w:firstRow="1" w:lastRow="0" w:firstColumn="0" w:lastColumn="0" w:noHBand="0" w:noVBand="0" w:val="0020"/>
+        <w:tblCaption w:val="The study will generate a consensus-based priority framework to inform subsequent research-capacity planning and implementation research. The framework will represent stakeholder judgments about priorities; it will not establish the causal effectiveness of individual interventions."/>
       </w:tblPr>
       <w:tblGrid>
         <w:gridCol w:w="3960"/>
@@ -3745,22 +3551,14 @@
         </w:tc>
       </w:tr>
     </w:tbl>
-    <w:p>
-      <w:pPr>
-        <w:pStyle w:val="BodyText"/>
-      </w:pPr>
-      <w:r>
-        <w:t xml:space="preserve">The study will generate a consensus-based priority framework to inform subsequent research-capacity planning and implementation research. The framework will represent stakeholder judgments about priorities; it will not establish the causal effectiveness of individual interventions.</w:t>
-      </w:r>
-    </w:p>
-    <w:bookmarkEnd w:id="64"/>
-    <w:bookmarkStart w:id="65" w:name="funding-and-sponsorship"/>
+    <w:bookmarkEnd w:id="32"/>
+    <w:bookmarkStart w:id="33" w:name="stakeholder-validation-workshop"/>
     <w:p>
       <w:pPr>
         <w:pStyle w:val="Heading1"/>
       </w:pPr>
       <w:r>
-        <w:t xml:space="preserve">18. Funding and Sponsorship</w:t>
+        <w:t xml:space="preserve">14. Stakeholder Validation Workshop</w:t>
       </w:r>
     </w:p>
     <w:p>
@@ -3768,43 +3566,149 @@
         <w:pStyle w:val="FirstParagraph"/>
       </w:pPr>
       <w:r>
+        <w:t xml:space="preserve">After completion of the Delphi rounds, a stakeholder validation workshop may be convened to examine the practical interpretation and implementation implications of the consensus findings. Participation in the validation workshop will be voluntary and will require separate invitation and consent. The workshop will not be used to alter the predefined Delphi consensus classifications. Its purpose will be to:</w:t>
+      </w:r>
+    </w:p>
+    <w:p>
+      <w:pPr>
+        <w:pStyle w:val="Compact"/>
+        <w:numPr>
+          <w:ilvl w:val="0"/>
+          <w:numId w:val="1033"/>
+        </w:numPr>
+      </w:pPr>
+      <w:r>
+        <w:t xml:space="preserve">assess whether the final framework is understandable and practically useful;</w:t>
+      </w:r>
+    </w:p>
+    <w:p>
+      <w:pPr>
+        <w:pStyle w:val="Compact"/>
+        <w:numPr>
+          <w:ilvl w:val="0"/>
+          <w:numId w:val="1033"/>
+        </w:numPr>
+      </w:pPr>
+      <w:r>
+        <w:t xml:space="preserve">identify implementation considerations;</w:t>
+      </w:r>
+    </w:p>
+    <w:p>
+      <w:pPr>
+        <w:pStyle w:val="Compact"/>
+        <w:numPr>
+          <w:ilvl w:val="0"/>
+          <w:numId w:val="1033"/>
+        </w:numPr>
+      </w:pPr>
+      <w:r>
+        <w:t xml:space="preserve">identify unintended consequences or feasibility concerns;</w:t>
+      </w:r>
+    </w:p>
+    <w:p>
+      <w:pPr>
+        <w:pStyle w:val="Compact"/>
+        <w:numPr>
+          <w:ilvl w:val="0"/>
+          <w:numId w:val="1033"/>
+        </w:numPr>
+      </w:pPr>
+      <w:r>
+        <w:t xml:space="preserve">identify gaps requiring future empirical research; and</w:t>
+      </w:r>
+    </w:p>
+    <w:p>
+      <w:pPr>
+        <w:pStyle w:val="Compact"/>
+        <w:numPr>
+          <w:ilvl w:val="0"/>
+          <w:numId w:val="1033"/>
+        </w:numPr>
+      </w:pPr>
+      <w:r>
+        <w:t xml:space="preserve">refine the presentation and implementation pathway of the final framework.</w:t>
+      </w:r>
+    </w:p>
+    <w:p>
+      <w:pPr>
+        <w:pStyle w:val="FirstParagraph"/>
+      </w:pPr>
+      <w:r>
+        <w:t xml:space="preserve">Any changes arising from the validation workshop will be clearly distinguished from the formal Delphi consensus results.</w:t>
+      </w:r>
+    </w:p>
+    <w:bookmarkEnd w:id="33"/>
+    <w:bookmarkStart w:id="34" w:name="funding-registration-and-open-science"/>
+    <w:p>
+      <w:pPr>
+        <w:pStyle w:val="Heading1"/>
+      </w:pPr>
+      <w:r>
+        <w:t xml:space="preserve">15. Funding, registration, and open science</w:t>
+      </w:r>
+    </w:p>
+    <w:p>
+      <w:pPr>
+        <w:pStyle w:val="FirstParagraph"/>
+      </w:pPr>
+      <w:r>
         <w:t xml:space="preserve">The study is investigator-initiated and unfunded.</w:t>
       </w:r>
     </w:p>
-    <w:bookmarkEnd w:id="65"/>
-    <w:bookmarkStart w:id="66" w:name="data-availability-and-open-science"/>
+    <w:p>
+      <w:pPr>
+        <w:pStyle w:val="BodyText"/>
+      </w:pPr>
+      <w:r>
+        <w:t xml:space="preserve">De-identified aggregate Delphi data, the final questionnaire, item-development documentation, and analytic code will be shared in OSF, subject to ethics approval, participant consent, institutional policy, and protection against deductive identification of participants or institutions.</w:t>
+      </w:r>
+    </w:p>
+    <w:p>
+      <w:pPr>
+        <w:pStyle w:val="BodyText"/>
+      </w:pPr>
+      <w:r>
+        <w:t xml:space="preserve">The final protocol will be dated and version controlled before recruitment.</w:t>
+      </w:r>
+    </w:p>
+    <w:p>
+      <w:pPr>
+        <w:pStyle w:val="BodyText"/>
+      </w:pPr>
+      <w:r>
+        <w:t xml:space="preserve">This protocol is prospectively registered on the Open Science Framework before participant recruitment and data collection begin. The registration identifier is OSF.IO/83G7B.</w:t>
+      </w:r>
+    </w:p>
+    <w:p>
+      <w:pPr>
+        <w:pStyle w:val="BodyText"/>
+      </w:pPr>
+      <w:r>
+        <w:t xml:space="preserve">Any substantive amendment affecting participant eligibility, item-generation procedures, consensus definitions, number of rounds, or primary outcomes will be documented with the date, rationale, and potential effect on interpretation. Ethical approval will be obtained for amendments where required.</w:t>
+      </w:r>
+    </w:p>
+    <w:p>
+      <w:pPr>
+        <w:pStyle w:val="BodyText"/>
+      </w:pPr>
+      <w:r>
+        <w:t xml:space="preserve">The completed study will be reported in accordance with the ACCORD guidance for reporting of modified Delphi studies.</w:t>
+      </w:r>
+      <w:r>
+        <w:t xml:space="preserve"> </w:t>
+      </w:r>
+      <w:r>
+        <w:t xml:space="preserve">[10]</w:t>
+      </w:r>
+    </w:p>
+    <w:bookmarkEnd w:id="34"/>
+    <w:bookmarkStart w:id="35" w:name="timeline"/>
     <w:p>
       <w:pPr>
         <w:pStyle w:val="Heading1"/>
       </w:pPr>
       <w:r>
-        <w:t xml:space="preserve">19. Data Availability and Open Science</w:t>
-      </w:r>
-    </w:p>
-    <w:p>
-      <w:pPr>
-        <w:pStyle w:val="FirstParagraph"/>
-      </w:pPr>
-      <w:r>
-        <w:t xml:space="preserve">The final protocol will be made publicly accessible in OSF.</w:t>
-      </w:r>
-    </w:p>
-    <w:p>
-      <w:pPr>
-        <w:pStyle w:val="BodyText"/>
-      </w:pPr>
-      <w:r>
-        <w:t xml:space="preserve">De-identified aggregate Delphi data, the final questionnaire, item-development documentation, and analytic code will be shared in OSF, subject to ethics approval, participant consent, institutional policy, and protection against deductive identification of participants or institutions.</w:t>
-      </w:r>
-    </w:p>
-    <w:bookmarkEnd w:id="66"/>
-    <w:bookmarkStart w:id="67" w:name="timeline"/>
-    <w:p>
-      <w:pPr>
-        <w:pStyle w:val="Heading1"/>
-      </w:pPr>
-      <w:r>
-        <w:t xml:space="preserve">20. Timeline</w:t>
+        <w:t xml:space="preserve">16. Timeline</w:t>
       </w:r>
     </w:p>
     <w:tbl>
@@ -3815,8 +3719,8 @@
         <w:tblLook w:firstRow="1" w:lastRow="0" w:firstColumn="0" w:lastColumn="0" w:noHBand="0" w:noVBand="0" w:val="0020"/>
       </w:tblPr>
       <w:tblGrid>
-        <w:gridCol w:w="3960"/>
-        <w:gridCol w:w="3960"/>
+        <w:gridCol w:w="1853"/>
+        <w:gridCol w:w="6066"/>
       </w:tblGrid>
       <w:tr>
         <w:trPr>
@@ -4008,7 +3912,7 @@
               <w:pStyle w:val="Compact"/>
             </w:pPr>
             <w:r>
-              <w:t xml:space="preserve">Develop intervention matrix and action framework; steering-group interpretation</w:t>
+              <w:t xml:space="preserve">Develop and format the consensus-based priority framework; steering-group interpretation</w:t>
             </w:r>
           </w:p>
         </w:tc>
@@ -4056,20 +3960,20 @@
               <w:pStyle w:val="Compact"/>
             </w:pPr>
             <w:r>
-              <w:t xml:space="preserve">Manuscript preparation; Arabic and English policy briefs; development of an open research-capacity toolkit; dissemination</w:t>
+              <w:t xml:space="preserve">Manuscript preparation; policy brief; dissemination materials.</w:t>
             </w:r>
           </w:p>
         </w:tc>
       </w:tr>
     </w:tbl>
-    <w:bookmarkEnd w:id="67"/>
-    <w:bookmarkStart w:id="68" w:name="dissemination"/>
+    <w:bookmarkEnd w:id="35"/>
+    <w:bookmarkStart w:id="36" w:name="dissemination"/>
     <w:p>
       <w:pPr>
         <w:pStyle w:val="Heading1"/>
       </w:pPr>
       <w:r>
-        <w:t xml:space="preserve">21. Dissemination</w:t>
+        <w:t xml:space="preserve">17. Dissemination</w:t>
       </w:r>
     </w:p>
     <w:p>
@@ -4085,11 +3989,55 @@
         <w:pStyle w:val="Compact"/>
         <w:numPr>
           <w:ilvl w:val="0"/>
+          <w:numId w:val="1034"/>
+        </w:numPr>
+      </w:pPr>
+      <w:r>
+        <w:t xml:space="preserve">peer-reviewed scientific publication;</w:t>
+      </w:r>
+    </w:p>
+    <w:p>
+      <w:pPr>
+        <w:pStyle w:val="Compact"/>
+        <w:numPr>
+          <w:ilvl w:val="0"/>
+          <w:numId w:val="1034"/>
+        </w:numPr>
+      </w:pPr>
+      <w:r>
+        <w:t xml:space="preserve">a policy brief; and</w:t>
+      </w:r>
+    </w:p>
+    <w:p>
+      <w:pPr>
+        <w:pStyle w:val="Compact"/>
+        <w:numPr>
+          <w:ilvl w:val="0"/>
+          <w:numId w:val="1034"/>
+        </w:numPr>
+      </w:pPr>
+      <w:r>
+        <w:t xml:space="preserve">stakeholder-focused webinars;</w:t>
+      </w:r>
+    </w:p>
+    <w:p>
+      <w:pPr>
+        <w:pStyle w:val="FirstParagraph"/>
+      </w:pPr>
+      <w:r>
+        <w:t xml:space="preserve">Dissemination materials will distinguish between:</w:t>
+      </w:r>
+    </w:p>
+    <w:p>
+      <w:pPr>
+        <w:pStyle w:val="Compact"/>
+        <w:numPr>
+          <w:ilvl w:val="0"/>
           <w:numId w:val="1035"/>
         </w:numPr>
       </w:pPr>
       <w:r>
-        <w:t xml:space="preserve">peer-reviewed scientific publication;</w:t>
+        <w:t xml:space="preserve">barriers that achieved consensus;</w:t>
       </w:r>
     </w:p>
     <w:p>
@@ -4101,7 +4049,7 @@
         </w:numPr>
       </w:pPr>
       <w:r>
-        <w:t xml:space="preserve">a policy brief; and</w:t>
+        <w:t xml:space="preserve">interventions that achieved consensus as important and feasible;</w:t>
       </w:r>
     </w:p>
     <w:p>
@@ -4113,7 +4061,29 @@
         </w:numPr>
       </w:pPr>
       <w:r>
-        <w:t xml:space="preserve">stakeholder-focused webinars;</w:t>
+        <w:t xml:space="preserve">areas of persistent disagreement; and</w:t>
+      </w:r>
+    </w:p>
+    <w:p>
+      <w:pPr>
+        <w:pStyle w:val="Compact"/>
+        <w:numPr>
+          <w:ilvl w:val="0"/>
+          <w:numId w:val="1035"/>
+        </w:numPr>
+      </w:pPr>
+      <w:r>
+        <w:t xml:space="preserve">recommendations that require subsequent empirical evaluation.</w:t>
+      </w:r>
+    </w:p>
+    <w:bookmarkEnd w:id="36"/>
+    <w:bookmarkStart w:id="37" w:name="limitations"/>
+    <w:p>
+      <w:pPr>
+        <w:pStyle w:val="Heading1"/>
+      </w:pPr>
+      <w:r>
+        <w:t xml:space="preserve">18. Limitations</w:t>
       </w:r>
     </w:p>
     <w:p>
@@ -4121,7 +4091,26 @@
         <w:pStyle w:val="FirstParagraph"/>
       </w:pPr>
       <w:r>
-        <w:t xml:space="preserve">Dissemination materials will distinguish between:</w:t>
+        <w:t xml:space="preserve">We anticipate limitations related to purposive sampling and selection bias; voluntary participation and attrition; limited representativeness; consensus not establishing causality; two rounds may not be sufficient for complex issues; small stakeholder subgroups; and intervention priorities requiring later implementation and effectiveness evaluation.</w:t>
+      </w:r>
+    </w:p>
+    <w:bookmarkEnd w:id="37"/>
+    <w:bookmarkStart w:id="61" w:name="appendices"/>
+    <w:p>
+      <w:pPr>
+        <w:pStyle w:val="Heading1"/>
+      </w:pPr>
+      <w:r>
+        <w:t xml:space="preserve">19. Appendices</w:t>
+      </w:r>
+    </w:p>
+    <w:bookmarkStart w:id="38" w:name="appendix-1.-investigators-and-roles"/>
+    <w:p>
+      <w:pPr>
+        <w:pStyle w:val="Heading2"/>
+      </w:pPr>
+      <w:r>
+        <w:t xml:space="preserve">19.1 Appendix 1. Investigators and Roles</w:t>
       </w:r>
     </w:p>
     <w:p>
@@ -4130,111 +4119,6 @@
         <w:numPr>
           <w:ilvl w:val="0"/>
           <w:numId w:val="1036"/>
-        </w:numPr>
-      </w:pPr>
-      <w:r>
-        <w:t xml:space="preserve">barriers that achieved consensus;</w:t>
-      </w:r>
-    </w:p>
-    <w:p>
-      <w:pPr>
-        <w:pStyle w:val="Compact"/>
-        <w:numPr>
-          <w:ilvl w:val="0"/>
-          <w:numId w:val="1036"/>
-        </w:numPr>
-      </w:pPr>
-      <w:r>
-        <w:t xml:space="preserve">interventions that achieved consensus as important and feasible;</w:t>
-      </w:r>
-    </w:p>
-    <w:p>
-      <w:pPr>
-        <w:pStyle w:val="Compact"/>
-        <w:numPr>
-          <w:ilvl w:val="0"/>
-          <w:numId w:val="1036"/>
-        </w:numPr>
-      </w:pPr>
-      <w:r>
-        <w:t xml:space="preserve">areas of persistent disagreement; and</w:t>
-      </w:r>
-    </w:p>
-    <w:p>
-      <w:pPr>
-        <w:pStyle w:val="Compact"/>
-        <w:numPr>
-          <w:ilvl w:val="0"/>
-          <w:numId w:val="1036"/>
-        </w:numPr>
-      </w:pPr>
-      <w:r>
-        <w:t xml:space="preserve">recommendations that require subsequent empirical evaluation.</w:t>
-      </w:r>
-    </w:p>
-    <w:p>
-      <w:pPr>
-        <w:pStyle w:val="FirstParagraph"/>
-      </w:pPr>
-      <w:r>
-        <w:t xml:space="preserve">Reporting Standards</w:t>
-      </w:r>
-    </w:p>
-    <w:p>
-      <w:pPr>
-        <w:pStyle w:val="Compact"/>
-        <w:numPr>
-          <w:ilvl w:val="0"/>
-          <w:numId w:val="1037"/>
-        </w:numPr>
-      </w:pPr>
-      <w:r>
-        <w:t xml:space="preserve">This protocol is prospectively registered on the Open Science Framework before participant recruitment and data collection begin. The registration identifier is OSF.IO/83G7B.</w:t>
-      </w:r>
-    </w:p>
-    <w:p>
-      <w:pPr>
-        <w:pStyle w:val="Compact"/>
-        <w:numPr>
-          <w:ilvl w:val="0"/>
-          <w:numId w:val="1037"/>
-        </w:numPr>
-      </w:pPr>
-      <w:r>
-        <w:t xml:space="preserve">The completed study will be reported in accordance with the ACCORD guidance for reporting of modified Delphi studies.</w:t>
-      </w:r>
-      <w:r>
-        <w:t xml:space="preserve"> </w:t>
-      </w:r>
-      <w:r>
-        <w:t xml:space="preserve">[10]</w:t>
-      </w:r>
-    </w:p>
-    <w:bookmarkEnd w:id="68"/>
-    <w:bookmarkStart w:id="92" w:name="appendices"/>
-    <w:p>
-      <w:pPr>
-        <w:pStyle w:val="Heading1"/>
-      </w:pPr>
-      <w:r>
-        <w:t xml:space="preserve">22. Appendices</w:t>
-      </w:r>
-    </w:p>
-    <w:bookmarkStart w:id="69" w:name="appendix-1.-investigators-and-roles"/>
-    <w:p>
-      <w:pPr>
-        <w:pStyle w:val="Heading2"/>
-      </w:pPr>
-      <w:r>
-        <w:t xml:space="preserve">22.1 Appendix 1. Investigators and Roles</w:t>
-      </w:r>
-    </w:p>
-    <w:p>
-      <w:pPr>
-        <w:pStyle w:val="Compact"/>
-        <w:numPr>
-          <w:ilvl w:val="0"/>
-          <w:numId w:val="1038"/>
         </w:numPr>
       </w:pPr>
       <w:r>
@@ -4256,7 +4140,7 @@
         <w:pStyle w:val="Compact"/>
         <w:numPr>
           <w:ilvl w:val="0"/>
-          <w:numId w:val="1038"/>
+          <w:numId w:val="1036"/>
         </w:numPr>
       </w:pPr>
       <w:r>
@@ -4278,7 +4162,7 @@
         <w:pStyle w:val="Compact"/>
         <w:numPr>
           <w:ilvl w:val="0"/>
-          <w:numId w:val="1038"/>
+          <w:numId w:val="1036"/>
         </w:numPr>
       </w:pPr>
       <w:r>
@@ -4300,7 +4184,7 @@
         <w:pStyle w:val="Compact"/>
         <w:numPr>
           <w:ilvl w:val="0"/>
-          <w:numId w:val="1038"/>
+          <w:numId w:val="1036"/>
         </w:numPr>
       </w:pPr>
       <w:r>
@@ -4317,14 +4201,426 @@
         <w:t xml:space="preserve">Prof. Mohey El-Banna (Dean, Faculty of Medicine, MTI University) will lead a multidisciplinary steering group representing early-career researchers, research supervisors, research-methodology experts, and institutional research leadership. The group will oversee protocol development, item generation, panel recruitment, questionnaire piloting, interpretation of Delphi findings, and preparation of the final priority framework. To protect participant confidentiality, steering-group members will not have access to identifiable individual responses or to response status linked to named individuals during the consensus process. Recruitment and reminders will be managed by designated research staff who have no supervisory relationship with potential participants.</w:t>
       </w:r>
     </w:p>
-    <w:bookmarkEnd w:id="69"/>
-    <w:bookmarkStart w:id="70" w:name="appendix-2.-proposed-barrier-domains"/>
+    <w:bookmarkEnd w:id="38"/>
+    <w:bookmarkStart w:id="39" w:name="appendix-2.-proposed-barrier-domains"/>
     <w:p>
       <w:pPr>
         <w:pStyle w:val="Heading2"/>
       </w:pPr>
       <w:r>
-        <w:t xml:space="preserve">22.2 Appendix 2. Proposed barrier domains</w:t>
+        <w:t xml:space="preserve">19.2 Appendix 2. Proposed barrier domains</w:t>
+      </w:r>
+    </w:p>
+    <w:p>
+      <w:pPr>
+        <w:pStyle w:val="Compact"/>
+        <w:numPr>
+          <w:ilvl w:val="0"/>
+          <w:numId w:val="1037"/>
+        </w:numPr>
+      </w:pPr>
+      <w:r>
+        <w:t xml:space="preserve">Research question selection and prioritization</w:t>
+      </w:r>
+    </w:p>
+    <w:p>
+      <w:pPr>
+        <w:pStyle w:val="Compact"/>
+        <w:numPr>
+          <w:ilvl w:val="0"/>
+          <w:numId w:val="1037"/>
+        </w:numPr>
+      </w:pPr>
+      <w:r>
+        <w:t xml:space="preserve">Evidence searching and synthesis</w:t>
+      </w:r>
+    </w:p>
+    <w:p>
+      <w:pPr>
+        <w:pStyle w:val="Compact"/>
+        <w:numPr>
+          <w:ilvl w:val="0"/>
+          <w:numId w:val="1037"/>
+        </w:numPr>
+      </w:pPr>
+      <w:r>
+        <w:t xml:space="preserve">Research-methodology knowledge</w:t>
+      </w:r>
+    </w:p>
+    <w:p>
+      <w:pPr>
+        <w:pStyle w:val="Compact"/>
+        <w:numPr>
+          <w:ilvl w:val="0"/>
+          <w:numId w:val="1037"/>
+        </w:numPr>
+      </w:pPr>
+      <w:r>
+        <w:t xml:space="preserve">Biostatistics and data analysis</w:t>
+      </w:r>
+    </w:p>
+    <w:p>
+      <w:pPr>
+        <w:pStyle w:val="Compact"/>
+        <w:numPr>
+          <w:ilvl w:val="0"/>
+          <w:numId w:val="1037"/>
+        </w:numPr>
+      </w:pPr>
+      <w:r>
+        <w:t xml:space="preserve">Scientific writing and reporting</w:t>
+      </w:r>
+    </w:p>
+    <w:p>
+      <w:pPr>
+        <w:pStyle w:val="Compact"/>
+        <w:numPr>
+          <w:ilvl w:val="0"/>
+          <w:numId w:val="1037"/>
+        </w:numPr>
+      </w:pPr>
+      <w:r>
+        <w:t xml:space="preserve">Research supervision and mentorship</w:t>
+      </w:r>
+    </w:p>
+    <w:p>
+      <w:pPr>
+        <w:pStyle w:val="Compact"/>
+        <w:numPr>
+          <w:ilvl w:val="0"/>
+          <w:numId w:val="1037"/>
+        </w:numPr>
+      </w:pPr>
+      <w:r>
+        <w:t xml:space="preserve">Protected research time</w:t>
+      </w:r>
+    </w:p>
+    <w:p>
+      <w:pPr>
+        <w:pStyle w:val="Compact"/>
+        <w:numPr>
+          <w:ilvl w:val="0"/>
+          <w:numId w:val="1037"/>
+        </w:numPr>
+      </w:pPr>
+      <w:r>
+        <w:t xml:space="preserve">Funding and financial resources</w:t>
+      </w:r>
+    </w:p>
+    <w:p>
+      <w:pPr>
+        <w:pStyle w:val="Compact"/>
+        <w:numPr>
+          <w:ilvl w:val="0"/>
+          <w:numId w:val="1037"/>
+        </w:numPr>
+      </w:pPr>
+      <w:r>
+        <w:t xml:space="preserve">Data availability and access</w:t>
+      </w:r>
+    </w:p>
+    <w:p>
+      <w:pPr>
+        <w:pStyle w:val="Compact"/>
+        <w:numPr>
+          <w:ilvl w:val="0"/>
+          <w:numId w:val="1037"/>
+        </w:numPr>
+      </w:pPr>
+      <w:r>
+        <w:t xml:space="preserve">Laboratory and technical infrastructure</w:t>
+      </w:r>
+    </w:p>
+    <w:p>
+      <w:pPr>
+        <w:pStyle w:val="Compact"/>
+        <w:numPr>
+          <w:ilvl w:val="0"/>
+          <w:numId w:val="1037"/>
+        </w:numPr>
+      </w:pPr>
+      <w:r>
+        <w:t xml:space="preserve">Research ethics and administrative processes</w:t>
+      </w:r>
+    </w:p>
+    <w:p>
+      <w:pPr>
+        <w:pStyle w:val="Compact"/>
+        <w:numPr>
+          <w:ilvl w:val="0"/>
+          <w:numId w:val="1037"/>
+        </w:numPr>
+      </w:pPr>
+      <w:r>
+        <w:t xml:space="preserve">Collaboration and multidisciplinary research</w:t>
+      </w:r>
+    </w:p>
+    <w:p>
+      <w:pPr>
+        <w:pStyle w:val="Compact"/>
+        <w:numPr>
+          <w:ilvl w:val="0"/>
+          <w:numId w:val="1037"/>
+        </w:numPr>
+      </w:pPr>
+      <w:r>
+        <w:t xml:space="preserve">Institutional research culture</w:t>
+      </w:r>
+    </w:p>
+    <w:p>
+      <w:pPr>
+        <w:pStyle w:val="Compact"/>
+        <w:numPr>
+          <w:ilvl w:val="0"/>
+          <w:numId w:val="1037"/>
+        </w:numPr>
+      </w:pPr>
+      <w:r>
+        <w:t xml:space="preserve">Academic promotion and incentive structures</w:t>
+      </w:r>
+    </w:p>
+    <w:p>
+      <w:pPr>
+        <w:pStyle w:val="Compact"/>
+        <w:numPr>
+          <w:ilvl w:val="0"/>
+          <w:numId w:val="1037"/>
+        </w:numPr>
+      </w:pPr>
+      <w:r>
+        <w:t xml:space="preserve">Publication and dissemination</w:t>
+      </w:r>
+    </w:p>
+    <w:p>
+      <w:pPr>
+        <w:pStyle w:val="Compact"/>
+        <w:numPr>
+          <w:ilvl w:val="0"/>
+          <w:numId w:val="1037"/>
+        </w:numPr>
+      </w:pPr>
+      <w:r>
+        <w:t xml:space="preserve">Research governance and integrity</w:t>
+      </w:r>
+    </w:p>
+    <w:p>
+      <w:pPr>
+        <w:pStyle w:val="Compact"/>
+        <w:numPr>
+          <w:ilvl w:val="0"/>
+          <w:numId w:val="1037"/>
+        </w:numPr>
+      </w:pPr>
+      <w:r>
+        <w:t xml:space="preserve">National research policy and infrastructure</w:t>
+      </w:r>
+    </w:p>
+    <w:bookmarkEnd w:id="39"/>
+    <w:bookmarkStart w:id="40" w:name="Xbad515ac281b62739dfb411df580324f52669ee"/>
+    <w:p>
+      <w:pPr>
+        <w:pStyle w:val="Heading2"/>
+      </w:pPr>
+      <w:r>
+        <w:t xml:space="preserve">19.3 Appendix 3. Proposed intervention domains</w:t>
+      </w:r>
+    </w:p>
+    <w:p>
+      <w:pPr>
+        <w:pStyle w:val="Compact"/>
+        <w:numPr>
+          <w:ilvl w:val="0"/>
+          <w:numId w:val="1038"/>
+        </w:numPr>
+      </w:pPr>
+      <w:r>
+        <w:t xml:space="preserve">Structured research-methodology curricula</w:t>
+      </w:r>
+    </w:p>
+    <w:p>
+      <w:pPr>
+        <w:pStyle w:val="Compact"/>
+        <w:numPr>
+          <w:ilvl w:val="0"/>
+          <w:numId w:val="1038"/>
+        </w:numPr>
+      </w:pPr>
+      <w:r>
+        <w:t xml:space="preserve">Supervisor-development programmes</w:t>
+      </w:r>
+    </w:p>
+    <w:p>
+      <w:pPr>
+        <w:pStyle w:val="Compact"/>
+        <w:numPr>
+          <w:ilvl w:val="0"/>
+          <w:numId w:val="1038"/>
+        </w:numPr>
+      </w:pPr>
+      <w:r>
+        <w:t xml:space="preserve">Formal mentorship systems</w:t>
+      </w:r>
+    </w:p>
+    <w:p>
+      <w:pPr>
+        <w:pStyle w:val="Compact"/>
+        <w:numPr>
+          <w:ilvl w:val="0"/>
+          <w:numId w:val="1038"/>
+        </w:numPr>
+      </w:pPr>
+      <w:r>
+        <w:t xml:space="preserve">Institutional statistical/methodological consultation</w:t>
+      </w:r>
+    </w:p>
+    <w:p>
+      <w:pPr>
+        <w:pStyle w:val="Compact"/>
+        <w:numPr>
+          <w:ilvl w:val="0"/>
+          <w:numId w:val="1038"/>
+        </w:numPr>
+      </w:pPr>
+      <w:r>
+        <w:t xml:space="preserve">Protected research time</w:t>
+      </w:r>
+    </w:p>
+    <w:p>
+      <w:pPr>
+        <w:pStyle w:val="Compact"/>
+        <w:numPr>
+          <w:ilvl w:val="0"/>
+          <w:numId w:val="1038"/>
+        </w:numPr>
+      </w:pPr>
+      <w:r>
+        <w:t xml:space="preserve">Small-grant and seed-funding mechanisms</w:t>
+      </w:r>
+    </w:p>
+    <w:p>
+      <w:pPr>
+        <w:pStyle w:val="Compact"/>
+        <w:numPr>
+          <w:ilvl w:val="0"/>
+          <w:numId w:val="1038"/>
+        </w:numPr>
+      </w:pPr>
+      <w:r>
+        <w:t xml:space="preserve">Shared research infrastructure</w:t>
+      </w:r>
+    </w:p>
+    <w:p>
+      <w:pPr>
+        <w:pStyle w:val="Compact"/>
+        <w:numPr>
+          <w:ilvl w:val="0"/>
+          <w:numId w:val="1038"/>
+        </w:numPr>
+      </w:pPr>
+      <w:r>
+        <w:t xml:space="preserve">Research-support offices</w:t>
+      </w:r>
+    </w:p>
+    <w:p>
+      <w:pPr>
+        <w:pStyle w:val="Compact"/>
+        <w:numPr>
+          <w:ilvl w:val="0"/>
+          <w:numId w:val="1038"/>
+        </w:numPr>
+      </w:pPr>
+      <w:r>
+        <w:t xml:space="preserve">Data-access systems</w:t>
+      </w:r>
+    </w:p>
+    <w:p>
+      <w:pPr>
+        <w:pStyle w:val="Compact"/>
+        <w:numPr>
+          <w:ilvl w:val="0"/>
+          <w:numId w:val="1038"/>
+        </w:numPr>
+      </w:pPr>
+      <w:r>
+        <w:t xml:space="preserve">Research collaboration networks</w:t>
+      </w:r>
+    </w:p>
+    <w:p>
+      <w:pPr>
+        <w:pStyle w:val="Compact"/>
+        <w:numPr>
+          <w:ilvl w:val="0"/>
+          <w:numId w:val="1038"/>
+        </w:numPr>
+      </w:pPr>
+      <w:r>
+        <w:t xml:space="preserve">Research-integrity and reporting training</w:t>
+      </w:r>
+    </w:p>
+    <w:p>
+      <w:pPr>
+        <w:pStyle w:val="Compact"/>
+        <w:numPr>
+          <w:ilvl w:val="0"/>
+          <w:numId w:val="1038"/>
+        </w:numPr>
+      </w:pPr>
+      <w:r>
+        <w:t xml:space="preserve">Incentive and promotion reform</w:t>
+      </w:r>
+    </w:p>
+    <w:p>
+      <w:pPr>
+        <w:pStyle w:val="Compact"/>
+        <w:numPr>
+          <w:ilvl w:val="0"/>
+          <w:numId w:val="1038"/>
+        </w:numPr>
+      </w:pPr>
+      <w:r>
+        <w:t xml:space="preserve">Research-priority setting</w:t>
+      </w:r>
+    </w:p>
+    <w:p>
+      <w:pPr>
+        <w:pStyle w:val="Compact"/>
+        <w:numPr>
+          <w:ilvl w:val="0"/>
+          <w:numId w:val="1038"/>
+        </w:numPr>
+      </w:pPr>
+      <w:r>
+        <w:t xml:space="preserve">National research-capacity programmes</w:t>
+      </w:r>
+    </w:p>
+    <w:p>
+      <w:pPr>
+        <w:pStyle w:val="Compact"/>
+        <w:numPr>
+          <w:ilvl w:val="0"/>
+          <w:numId w:val="1038"/>
+        </w:numPr>
+      </w:pPr>
+      <w:r>
+        <w:t xml:space="preserve">Mechanisms for dissemination and uptake of research findings</w:t>
+      </w:r>
+    </w:p>
+    <w:bookmarkEnd w:id="40"/>
+    <w:bookmarkStart w:id="41" w:name="appendix-4.-study-level-audit-trail"/>
+    <w:p>
+      <w:pPr>
+        <w:pStyle w:val="Heading2"/>
+      </w:pPr>
+      <w:r>
+        <w:t xml:space="preserve">19.4 Appendix 4. Study-level audit trail</w:t>
+      </w:r>
+    </w:p>
+    <w:p>
+      <w:pPr>
+        <w:pStyle w:val="FirstParagraph"/>
+      </w:pPr>
+      <w:r>
+        <w:t xml:space="preserve">The research team will maintain a study-level audit trail containing:</w:t>
       </w:r>
     </w:p>
     <w:p>
@@ -4336,7 +4632,7 @@
         </w:numPr>
       </w:pPr>
       <w:r>
-        <w:t xml:space="preserve">Research question selection and prioritization</w:t>
+        <w:t xml:space="preserve">protocol version;</w:t>
       </w:r>
     </w:p>
     <w:p>
@@ -4348,7 +4644,7 @@
         </w:numPr>
       </w:pPr>
       <w:r>
-        <w:t xml:space="preserve">Evidence searching and synthesis</w:t>
+        <w:t xml:space="preserve">item wording and revisions;</w:t>
       </w:r>
     </w:p>
     <w:p>
@@ -4360,7 +4656,7 @@
         </w:numPr>
       </w:pPr>
       <w:r>
-        <w:t xml:space="preserve">Research-methodology knowledge</w:t>
+        <w:t xml:space="preserve">reason for each material item change;</w:t>
       </w:r>
     </w:p>
     <w:p>
@@ -4372,7 +4668,7 @@
         </w:numPr>
       </w:pPr>
       <w:r>
-        <w:t xml:space="preserve">Biostatistics and data analysis</w:t>
+        <w:t xml:space="preserve">participant recruitment numbers;</w:t>
       </w:r>
     </w:p>
     <w:p>
@@ -4384,7 +4680,7 @@
         </w:numPr>
       </w:pPr>
       <w:r>
-        <w:t xml:space="preserve">Scientific writing and reporting</w:t>
+        <w:t xml:space="preserve">stakeholder category;</w:t>
       </w:r>
     </w:p>
     <w:p>
@@ -4396,7 +4692,7 @@
         </w:numPr>
       </w:pPr>
       <w:r>
-        <w:t xml:space="preserve">Research supervision and mentorship</w:t>
+        <w:t xml:space="preserve">round-specific response rates;</w:t>
       </w:r>
     </w:p>
     <w:p>
@@ -4408,7 +4704,7 @@
         </w:numPr>
       </w:pPr>
       <w:r>
-        <w:t xml:space="preserve">Protected research time</w:t>
+        <w:t xml:space="preserve">item-level response distributions;</w:t>
       </w:r>
     </w:p>
     <w:p>
@@ -4420,7 +4716,7 @@
         </w:numPr>
       </w:pPr>
       <w:r>
-        <w:t xml:space="preserve">Funding and financial resources</w:t>
+        <w:t xml:space="preserve">median and IQR;</w:t>
       </w:r>
     </w:p>
     <w:p>
@@ -4432,7 +4728,7 @@
         </w:numPr>
       </w:pPr>
       <w:r>
-        <w:t xml:space="preserve">Data availability and access</w:t>
+        <w:t xml:space="preserve">consensus classification;</w:t>
       </w:r>
     </w:p>
     <w:p>
@@ -4444,7 +4740,7 @@
         </w:numPr>
       </w:pPr>
       <w:r>
-        <w:t xml:space="preserve">Laboratory and technical infrastructure</w:t>
+        <w:t xml:space="preserve">feedback provided to participants;</w:t>
       </w:r>
     </w:p>
     <w:p>
@@ -4456,7 +4752,7 @@
         </w:numPr>
       </w:pPr>
       <w:r>
-        <w:t xml:space="preserve">Research ethics and administrative processes</w:t>
+        <w:t xml:space="preserve">Round-2 disposition;</w:t>
       </w:r>
     </w:p>
     <w:p>
@@ -4468,7 +4764,7 @@
         </w:numPr>
       </w:pPr>
       <w:r>
-        <w:t xml:space="preserve">Collaboration and multidisciplinary research</w:t>
+        <w:t xml:space="preserve">subgroup findings;</w:t>
       </w:r>
     </w:p>
     <w:p>
@@ -4480,438 +4776,26 @@
         </w:numPr>
       </w:pPr>
       <w:r>
-        <w:t xml:space="preserve">Institutional research culture</w:t>
-      </w:r>
-    </w:p>
-    <w:p>
-      <w:pPr>
-        <w:pStyle w:val="Compact"/>
-        <w:numPr>
-          <w:ilvl w:val="0"/>
-          <w:numId w:val="1039"/>
-        </w:numPr>
-      </w:pPr>
-      <w:r>
-        <w:t xml:space="preserve">Academic promotion and incentive structures</w:t>
-      </w:r>
-    </w:p>
-    <w:p>
-      <w:pPr>
-        <w:pStyle w:val="Compact"/>
-        <w:numPr>
-          <w:ilvl w:val="0"/>
-          <w:numId w:val="1039"/>
-        </w:numPr>
-      </w:pPr>
-      <w:r>
-        <w:t xml:space="preserve">Publication and dissemination</w:t>
-      </w:r>
-    </w:p>
-    <w:p>
-      <w:pPr>
-        <w:pStyle w:val="Compact"/>
-        <w:numPr>
-          <w:ilvl w:val="0"/>
-          <w:numId w:val="1039"/>
-        </w:numPr>
-      </w:pPr>
-      <w:r>
-        <w:t xml:space="preserve">Research governance and integrity</w:t>
-      </w:r>
-    </w:p>
-    <w:p>
-      <w:pPr>
-        <w:pStyle w:val="Compact"/>
-        <w:numPr>
-          <w:ilvl w:val="0"/>
-          <w:numId w:val="1039"/>
-        </w:numPr>
-      </w:pPr>
-      <w:r>
-        <w:t xml:space="preserve">National research policy and infrastructure</w:t>
-      </w:r>
-    </w:p>
-    <w:bookmarkEnd w:id="70"/>
-    <w:bookmarkStart w:id="71" w:name="Xbad515ac281b62739dfb411df580324f52669ee"/>
+        <w:t xml:space="preserve">and documented protocol deviations.</w:t>
+      </w:r>
+    </w:p>
+    <w:bookmarkEnd w:id="41"/>
+    <w:bookmarkStart w:id="59" w:name="sec-pis"/>
     <w:p>
       <w:pPr>
         <w:pStyle w:val="Heading2"/>
       </w:pPr>
       <w:r>
-        <w:t xml:space="preserve">22.3 Appendix 3. Proposed intervention domains</w:t>
-      </w:r>
-    </w:p>
-    <w:p>
-      <w:pPr>
-        <w:pStyle w:val="Compact"/>
-        <w:numPr>
-          <w:ilvl w:val="0"/>
-          <w:numId w:val="1040"/>
-        </w:numPr>
-      </w:pPr>
-      <w:r>
-        <w:t xml:space="preserve">Structured research-methodology curricula</w:t>
-      </w:r>
-    </w:p>
-    <w:p>
-      <w:pPr>
-        <w:pStyle w:val="Compact"/>
-        <w:numPr>
-          <w:ilvl w:val="0"/>
-          <w:numId w:val="1040"/>
-        </w:numPr>
-      </w:pPr>
-      <w:r>
-        <w:t xml:space="preserve">Supervisor-development programmes</w:t>
-      </w:r>
-    </w:p>
-    <w:p>
-      <w:pPr>
-        <w:pStyle w:val="Compact"/>
-        <w:numPr>
-          <w:ilvl w:val="0"/>
-          <w:numId w:val="1040"/>
-        </w:numPr>
-      </w:pPr>
-      <w:r>
-        <w:t xml:space="preserve">Formal mentorship systems</w:t>
-      </w:r>
-    </w:p>
-    <w:p>
-      <w:pPr>
-        <w:pStyle w:val="Compact"/>
-        <w:numPr>
-          <w:ilvl w:val="0"/>
-          <w:numId w:val="1040"/>
-        </w:numPr>
-      </w:pPr>
-      <w:r>
-        <w:t xml:space="preserve">Institutional statistical/methodological consultation</w:t>
-      </w:r>
-    </w:p>
-    <w:p>
-      <w:pPr>
-        <w:pStyle w:val="Compact"/>
-        <w:numPr>
-          <w:ilvl w:val="0"/>
-          <w:numId w:val="1040"/>
-        </w:numPr>
-      </w:pPr>
-      <w:r>
-        <w:t xml:space="preserve">Protected research time</w:t>
-      </w:r>
-    </w:p>
-    <w:p>
-      <w:pPr>
-        <w:pStyle w:val="Compact"/>
-        <w:numPr>
-          <w:ilvl w:val="0"/>
-          <w:numId w:val="1040"/>
-        </w:numPr>
-      </w:pPr>
-      <w:r>
-        <w:t xml:space="preserve">Small-grant and seed-funding mechanisms</w:t>
-      </w:r>
-    </w:p>
-    <w:p>
-      <w:pPr>
-        <w:pStyle w:val="Compact"/>
-        <w:numPr>
-          <w:ilvl w:val="0"/>
-          <w:numId w:val="1040"/>
-        </w:numPr>
-      </w:pPr>
-      <w:r>
-        <w:t xml:space="preserve">Shared research infrastructure</w:t>
-      </w:r>
-    </w:p>
-    <w:p>
-      <w:pPr>
-        <w:pStyle w:val="Compact"/>
-        <w:numPr>
-          <w:ilvl w:val="0"/>
-          <w:numId w:val="1040"/>
-        </w:numPr>
-      </w:pPr>
-      <w:r>
-        <w:t xml:space="preserve">Research-support offices</w:t>
-      </w:r>
-    </w:p>
-    <w:p>
-      <w:pPr>
-        <w:pStyle w:val="Compact"/>
-        <w:numPr>
-          <w:ilvl w:val="0"/>
-          <w:numId w:val="1040"/>
-        </w:numPr>
-      </w:pPr>
-      <w:r>
-        <w:t xml:space="preserve">Data-access systems</w:t>
-      </w:r>
-    </w:p>
-    <w:p>
-      <w:pPr>
-        <w:pStyle w:val="Compact"/>
-        <w:numPr>
-          <w:ilvl w:val="0"/>
-          <w:numId w:val="1040"/>
-        </w:numPr>
-      </w:pPr>
-      <w:r>
-        <w:t xml:space="preserve">Research collaboration networks</w:t>
-      </w:r>
-    </w:p>
-    <w:p>
-      <w:pPr>
-        <w:pStyle w:val="Compact"/>
-        <w:numPr>
-          <w:ilvl w:val="0"/>
-          <w:numId w:val="1040"/>
-        </w:numPr>
-      </w:pPr>
-      <w:r>
-        <w:t xml:space="preserve">Research-integrity and reporting training</w:t>
-      </w:r>
-    </w:p>
-    <w:p>
-      <w:pPr>
-        <w:pStyle w:val="Compact"/>
-        <w:numPr>
-          <w:ilvl w:val="0"/>
-          <w:numId w:val="1040"/>
-        </w:numPr>
-      </w:pPr>
-      <w:r>
-        <w:t xml:space="preserve">Incentive and promotion reform</w:t>
-      </w:r>
-    </w:p>
-    <w:p>
-      <w:pPr>
-        <w:pStyle w:val="Compact"/>
-        <w:numPr>
-          <w:ilvl w:val="0"/>
-          <w:numId w:val="1040"/>
-        </w:numPr>
-      </w:pPr>
-      <w:r>
-        <w:t xml:space="preserve">Research-priority setting</w:t>
-      </w:r>
-    </w:p>
-    <w:p>
-      <w:pPr>
-        <w:pStyle w:val="Compact"/>
-        <w:numPr>
-          <w:ilvl w:val="0"/>
-          <w:numId w:val="1040"/>
-        </w:numPr>
-      </w:pPr>
-      <w:r>
-        <w:t xml:space="preserve">National research-capacity programmes</w:t>
-      </w:r>
-    </w:p>
-    <w:p>
-      <w:pPr>
-        <w:pStyle w:val="Compact"/>
-        <w:numPr>
-          <w:ilvl w:val="0"/>
-          <w:numId w:val="1040"/>
-        </w:numPr>
-      </w:pPr>
-      <w:r>
-        <w:t xml:space="preserve">Mechanisms for dissemination and uptake of research findings</w:t>
-      </w:r>
-    </w:p>
-    <w:bookmarkEnd w:id="71"/>
-    <w:bookmarkStart w:id="72" w:name="appendix-4.-study-level-audit-trail"/>
-    <w:p>
-      <w:pPr>
-        <w:pStyle w:val="Heading2"/>
-      </w:pPr>
-      <w:r>
-        <w:t xml:space="preserve">22.4 Appendix 4. Study-level audit trail</w:t>
-      </w:r>
-    </w:p>
-    <w:p>
-      <w:pPr>
-        <w:pStyle w:val="FirstParagraph"/>
-      </w:pPr>
-      <w:r>
-        <w:t xml:space="preserve">The research team will maintain a study-level audit trail containing:</w:t>
-      </w:r>
-    </w:p>
-    <w:p>
-      <w:pPr>
-        <w:pStyle w:val="Compact"/>
-        <w:numPr>
-          <w:ilvl w:val="0"/>
-          <w:numId w:val="1041"/>
-        </w:numPr>
-      </w:pPr>
-      <w:r>
-        <w:t xml:space="preserve">protocol version;</w:t>
-      </w:r>
-    </w:p>
-    <w:p>
-      <w:pPr>
-        <w:pStyle w:val="Compact"/>
-        <w:numPr>
-          <w:ilvl w:val="0"/>
-          <w:numId w:val="1041"/>
-        </w:numPr>
-      </w:pPr>
-      <w:r>
-        <w:t xml:space="preserve">item wording and revisions;</w:t>
-      </w:r>
-    </w:p>
-    <w:p>
-      <w:pPr>
-        <w:pStyle w:val="Compact"/>
-        <w:numPr>
-          <w:ilvl w:val="0"/>
-          <w:numId w:val="1041"/>
-        </w:numPr>
-      </w:pPr>
-      <w:r>
-        <w:t xml:space="preserve">reason for each material item change;</w:t>
-      </w:r>
-    </w:p>
-    <w:p>
-      <w:pPr>
-        <w:pStyle w:val="Compact"/>
-        <w:numPr>
-          <w:ilvl w:val="0"/>
-          <w:numId w:val="1041"/>
-        </w:numPr>
-      </w:pPr>
-      <w:r>
-        <w:t xml:space="preserve">participant recruitment numbers;</w:t>
-      </w:r>
-    </w:p>
-    <w:p>
-      <w:pPr>
-        <w:pStyle w:val="Compact"/>
-        <w:numPr>
-          <w:ilvl w:val="0"/>
-          <w:numId w:val="1041"/>
-        </w:numPr>
-      </w:pPr>
-      <w:r>
-        <w:t xml:space="preserve">stakeholder category;</w:t>
-      </w:r>
-    </w:p>
-    <w:p>
-      <w:pPr>
-        <w:pStyle w:val="Compact"/>
-        <w:numPr>
-          <w:ilvl w:val="0"/>
-          <w:numId w:val="1041"/>
-        </w:numPr>
-      </w:pPr>
-      <w:r>
-        <w:t xml:space="preserve">round-specific response rates;</w:t>
-      </w:r>
-    </w:p>
-    <w:p>
-      <w:pPr>
-        <w:pStyle w:val="Compact"/>
-        <w:numPr>
-          <w:ilvl w:val="0"/>
-          <w:numId w:val="1041"/>
-        </w:numPr>
-      </w:pPr>
-      <w:r>
-        <w:t xml:space="preserve">item-level response distributions;</w:t>
-      </w:r>
-    </w:p>
-    <w:p>
-      <w:pPr>
-        <w:pStyle w:val="Compact"/>
-        <w:numPr>
-          <w:ilvl w:val="0"/>
-          <w:numId w:val="1041"/>
-        </w:numPr>
-      </w:pPr>
-      <w:r>
-        <w:t xml:space="preserve">median and IQR;</w:t>
-      </w:r>
-    </w:p>
-    <w:p>
-      <w:pPr>
-        <w:pStyle w:val="Compact"/>
-        <w:numPr>
-          <w:ilvl w:val="0"/>
-          <w:numId w:val="1041"/>
-        </w:numPr>
-      </w:pPr>
-      <w:r>
-        <w:t xml:space="preserve">consensus classification;</w:t>
-      </w:r>
-    </w:p>
-    <w:p>
-      <w:pPr>
-        <w:pStyle w:val="Compact"/>
-        <w:numPr>
-          <w:ilvl w:val="0"/>
-          <w:numId w:val="1041"/>
-        </w:numPr>
-      </w:pPr>
-      <w:r>
-        <w:t xml:space="preserve">feedback provided to participants;</w:t>
-      </w:r>
-    </w:p>
-    <w:p>
-      <w:pPr>
-        <w:pStyle w:val="Compact"/>
-        <w:numPr>
-          <w:ilvl w:val="0"/>
-          <w:numId w:val="1041"/>
-        </w:numPr>
-      </w:pPr>
-      <w:r>
-        <w:t xml:space="preserve">Round-2 disposition;</w:t>
-      </w:r>
-    </w:p>
-    <w:p>
-      <w:pPr>
-        <w:pStyle w:val="Compact"/>
-        <w:numPr>
-          <w:ilvl w:val="0"/>
-          <w:numId w:val="1041"/>
-        </w:numPr>
-      </w:pPr>
-      <w:r>
-        <w:t xml:space="preserve">subgroup findings;</w:t>
-      </w:r>
-    </w:p>
-    <w:p>
-      <w:pPr>
-        <w:pStyle w:val="Compact"/>
-        <w:numPr>
-          <w:ilvl w:val="0"/>
-          <w:numId w:val="1041"/>
-        </w:numPr>
-      </w:pPr>
-      <w:r>
-        <w:t xml:space="preserve">and documented protocol deviations.</w:t>
-      </w:r>
-    </w:p>
-    <w:bookmarkEnd w:id="72"/>
-    <w:bookmarkStart w:id="90" w:name="sec-pis"/>
-    <w:p>
-      <w:pPr>
-        <w:pStyle w:val="Heading2"/>
-      </w:pPr>
-      <w:r>
-        <w:t xml:space="preserve">22.5 Appendix 5. Participant Information Sheet</w:t>
-      </w:r>
-    </w:p>
-    <w:bookmarkStart w:id="73" w:name="study-title"/>
+        <w:t xml:space="preserve">19.5 Appendix 5. Participant Information Sheet</w:t>
+      </w:r>
+    </w:p>
+    <w:bookmarkStart w:id="42" w:name="study-title"/>
     <w:p>
       <w:pPr>
         <w:pStyle w:val="Heading3"/>
       </w:pPr>
       <w:r>
-        <w:t xml:space="preserve">22.5.1 Study title</w:t>
+        <w:t xml:space="preserve">19.5.1 Study title</w:t>
       </w:r>
     </w:p>
     <w:p>
@@ -4967,14 +4851,14 @@
         <w:t xml:space="preserve">Research Coordinators: Sara Ibrahim Abdelkader and Omar Ahmed Salem</w:t>
       </w:r>
     </w:p>
-    <w:bookmarkEnd w:id="73"/>
-    <w:bookmarkStart w:id="74" w:name="invitation-to-take-part"/>
+    <w:bookmarkEnd w:id="42"/>
+    <w:bookmarkStart w:id="43" w:name="invitation-to-take-part"/>
     <w:p>
       <w:pPr>
         <w:pStyle w:val="Heading3"/>
       </w:pPr>
       <w:r>
-        <w:t xml:space="preserve">22.5.2 Invitation to take part</w:t>
+        <w:t xml:space="preserve">19.5.2 Invitation to take part</w:t>
       </w:r>
     </w:p>
     <w:p>
@@ -5001,14 +4885,14 @@
         <w:t xml:space="preserve">Taking part is entirely voluntary.</w:t>
       </w:r>
     </w:p>
-    <w:bookmarkEnd w:id="74"/>
-    <w:bookmarkStart w:id="75" w:name="why-is-this-study-being-conducted"/>
+    <w:bookmarkEnd w:id="43"/>
+    <w:bookmarkStart w:id="44" w:name="why-is-this-study-being-conducted"/>
     <w:p>
       <w:pPr>
         <w:pStyle w:val="Heading3"/>
       </w:pPr>
       <w:r>
-        <w:t xml:space="preserve">22.5.3 Why is this study being conducted?</w:t>
+        <w:t xml:space="preserve">19.5.3 Why is this study being conducted?</w:t>
       </w:r>
     </w:p>
     <w:p>
@@ -5032,7 +4916,7 @@
         <w:pStyle w:val="Compact"/>
         <w:numPr>
           <w:ilvl w:val="0"/>
-          <w:numId w:val="1042"/>
+          <w:numId w:val="1040"/>
         </w:numPr>
       </w:pPr>
       <w:r>
@@ -5044,7 +4928,7 @@
         <w:pStyle w:val="Compact"/>
         <w:numPr>
           <w:ilvl w:val="0"/>
-          <w:numId w:val="1042"/>
+          <w:numId w:val="1040"/>
         </w:numPr>
       </w:pPr>
       <w:r>
@@ -5056,7 +4940,7 @@
         <w:pStyle w:val="Compact"/>
         <w:numPr>
           <w:ilvl w:val="0"/>
-          <w:numId w:val="1042"/>
+          <w:numId w:val="1040"/>
         </w:numPr>
       </w:pPr>
       <w:r>
@@ -5071,14 +4955,14 @@
         <w:t xml:space="preserve">The study does not aim to measure how common each barrier is in Egypt, determine whether a particular barrier causes poor research quality, evaluate institutions or individuals, or assess the performance of any named supervisor, department, university, hospital, or organization.</w:t>
       </w:r>
     </w:p>
-    <w:bookmarkEnd w:id="75"/>
-    <w:bookmarkStart w:id="76" w:name="why-have-i-been-invited"/>
+    <w:bookmarkEnd w:id="44"/>
+    <w:bookmarkStart w:id="45" w:name="why-have-i-been-invited"/>
     <w:p>
       <w:pPr>
         <w:pStyle w:val="Heading3"/>
       </w:pPr>
       <w:r>
-        <w:t xml:space="preserve">22.5.4 Why have I been invited?</w:t>
+        <w:t xml:space="preserve">19.5.4 Why have I been invited?</w:t>
       </w:r>
     </w:p>
     <w:p>
@@ -5094,7 +4978,7 @@
         <w:pStyle w:val="Compact"/>
         <w:numPr>
           <w:ilvl w:val="0"/>
-          <w:numId w:val="1043"/>
+          <w:numId w:val="1041"/>
         </w:numPr>
       </w:pPr>
       <w:r>
@@ -5106,7 +4990,7 @@
         <w:pStyle w:val="Compact"/>
         <w:numPr>
           <w:ilvl w:val="0"/>
-          <w:numId w:val="1043"/>
+          <w:numId w:val="1041"/>
         </w:numPr>
       </w:pPr>
       <w:r>
@@ -5118,7 +5002,7 @@
         <w:pStyle w:val="Compact"/>
         <w:numPr>
           <w:ilvl w:val="0"/>
-          <w:numId w:val="1043"/>
+          <w:numId w:val="1041"/>
         </w:numPr>
       </w:pPr>
       <w:r>
@@ -5130,7 +5014,7 @@
         <w:pStyle w:val="Compact"/>
         <w:numPr>
           <w:ilvl w:val="0"/>
-          <w:numId w:val="1043"/>
+          <w:numId w:val="1041"/>
         </w:numPr>
       </w:pPr>
       <w:r>
@@ -5145,14 +5029,14 @@
         <w:t xml:space="preserve">You should participate only if you have sufficient familiarity with the Egyptian medical research environment to provide informed judgments.</w:t>
       </w:r>
     </w:p>
-    <w:bookmarkEnd w:id="76"/>
-    <w:bookmarkStart w:id="77" w:name="what-will-happen-if-i-take-part"/>
+    <w:bookmarkEnd w:id="45"/>
+    <w:bookmarkStart w:id="46" w:name="what-will-happen-if-i-take-part"/>
     <w:p>
       <w:pPr>
         <w:pStyle w:val="Heading3"/>
       </w:pPr>
       <w:r>
-        <w:t xml:space="preserve">22.5.5 What will happen if I take part?</w:t>
+        <w:t xml:space="preserve">19.5.5 What will happen if I take part?</w:t>
       </w:r>
     </w:p>
     <w:p>
@@ -5188,7 +5072,7 @@
         <w:pStyle w:val="Compact"/>
         <w:numPr>
           <w:ilvl w:val="0"/>
-          <w:numId w:val="1044"/>
+          <w:numId w:val="1042"/>
         </w:numPr>
       </w:pPr>
       <w:r>
@@ -5200,7 +5084,7 @@
         <w:pStyle w:val="Compact"/>
         <w:numPr>
           <w:ilvl w:val="0"/>
-          <w:numId w:val="1044"/>
+          <w:numId w:val="1042"/>
         </w:numPr>
       </w:pPr>
       <w:r>
@@ -5212,7 +5096,7 @@
         <w:pStyle w:val="Compact"/>
         <w:numPr>
           <w:ilvl w:val="0"/>
-          <w:numId w:val="1044"/>
+          <w:numId w:val="1042"/>
         </w:numPr>
       </w:pPr>
       <w:r>
@@ -5224,7 +5108,7 @@
         <w:pStyle w:val="Compact"/>
         <w:numPr>
           <w:ilvl w:val="1"/>
-          <w:numId w:val="1045"/>
+          <w:numId w:val="1043"/>
         </w:numPr>
       </w:pPr>
       <w:r>
@@ -5246,7 +5130,7 @@
         <w:pStyle w:val="Compact"/>
         <w:numPr>
           <w:ilvl w:val="1"/>
-          <w:numId w:val="1045"/>
+          <w:numId w:val="1043"/>
         </w:numPr>
       </w:pPr>
       <w:r>
@@ -5268,7 +5152,7 @@
         <w:pStyle w:val="Compact"/>
         <w:numPr>
           <w:ilvl w:val="0"/>
-          <w:numId w:val="1044"/>
+          <w:numId w:val="1042"/>
         </w:numPr>
       </w:pPr>
       <w:r>
@@ -5280,7 +5164,7 @@
         <w:pStyle w:val="Compact"/>
         <w:numPr>
           <w:ilvl w:val="0"/>
-          <w:numId w:val="1044"/>
+          <w:numId w:val="1042"/>
         </w:numPr>
       </w:pPr>
       <w:r>
@@ -5333,7 +5217,7 @@
         <w:pStyle w:val="Compact"/>
         <w:numPr>
           <w:ilvl w:val="0"/>
-          <w:numId w:val="1046"/>
+          <w:numId w:val="1044"/>
         </w:numPr>
       </w:pPr>
       <w:r>
@@ -5345,7 +5229,7 @@
         <w:pStyle w:val="Compact"/>
         <w:numPr>
           <w:ilvl w:val="0"/>
-          <w:numId w:val="1046"/>
+          <w:numId w:val="1044"/>
         </w:numPr>
       </w:pPr>
       <w:r>
@@ -5357,7 +5241,7 @@
         <w:pStyle w:val="Compact"/>
         <w:numPr>
           <w:ilvl w:val="0"/>
-          <w:numId w:val="1046"/>
+          <w:numId w:val="1044"/>
         </w:numPr>
       </w:pPr>
       <w:r>
@@ -5369,7 +5253,7 @@
         <w:pStyle w:val="Compact"/>
         <w:numPr>
           <w:ilvl w:val="1"/>
-          <w:numId w:val="1047"/>
+          <w:numId w:val="1045"/>
         </w:numPr>
       </w:pPr>
       <w:r>
@@ -5391,7 +5275,7 @@
         <w:pStyle w:val="Compact"/>
         <w:numPr>
           <w:ilvl w:val="1"/>
-          <w:numId w:val="1047"/>
+          <w:numId w:val="1045"/>
         </w:numPr>
       </w:pPr>
       <w:r>
@@ -5413,7 +5297,7 @@
         <w:pStyle w:val="Compact"/>
         <w:numPr>
           <w:ilvl w:val="0"/>
-          <w:numId w:val="1046"/>
+          <w:numId w:val="1044"/>
         </w:numPr>
       </w:pPr>
       <w:r>
@@ -5449,14 +5333,14 @@
         <w:t xml:space="preserve">There will be no face-to-face group discussion. You will not be asked to interact with other participants.</w:t>
       </w:r>
     </w:p>
-    <w:bookmarkEnd w:id="77"/>
-    <w:bookmarkStart w:id="78" w:name="what-should-i-consider-when-responding"/>
+    <w:bookmarkEnd w:id="46"/>
+    <w:bookmarkStart w:id="47" w:name="what-should-i-consider-when-responding"/>
     <w:p>
       <w:pPr>
         <w:pStyle w:val="Heading3"/>
       </w:pPr>
       <w:r>
-        <w:t xml:space="preserve">22.5.6 What should I consider when responding?</w:t>
+        <w:t xml:space="preserve">19.5.6 What should I consider when responding?</w:t>
       </w:r>
     </w:p>
     <w:p>
@@ -5496,7 +5380,7 @@
         <w:pStyle w:val="Compact"/>
         <w:numPr>
           <w:ilvl w:val="0"/>
-          <w:numId w:val="1048"/>
+          <w:numId w:val="1046"/>
         </w:numPr>
       </w:pPr>
       <w:r>
@@ -5508,7 +5392,7 @@
         <w:pStyle w:val="Compact"/>
         <w:numPr>
           <w:ilvl w:val="0"/>
-          <w:numId w:val="1048"/>
+          <w:numId w:val="1046"/>
         </w:numPr>
       </w:pPr>
       <w:r>
@@ -5520,7 +5404,7 @@
         <w:pStyle w:val="Compact"/>
         <w:numPr>
           <w:ilvl w:val="0"/>
-          <w:numId w:val="1048"/>
+          <w:numId w:val="1046"/>
         </w:numPr>
       </w:pPr>
       <w:r>
@@ -5532,7 +5416,7 @@
         <w:pStyle w:val="Compact"/>
         <w:numPr>
           <w:ilvl w:val="0"/>
-          <w:numId w:val="1048"/>
+          <w:numId w:val="1046"/>
         </w:numPr>
       </w:pPr>
       <w:r>
@@ -5547,14 +5431,14 @@
         <w:t xml:space="preserve">If identifying information is entered into a free-text comment, the research team may remove or redact it before analysis, feedback, or reporting.</w:t>
       </w:r>
     </w:p>
-    <w:bookmarkEnd w:id="78"/>
-    <w:bookmarkStart w:id="79" w:name="is-participation-voluntary"/>
+    <w:bookmarkEnd w:id="47"/>
+    <w:bookmarkStart w:id="48" w:name="is-participation-voluntary"/>
     <w:p>
       <w:pPr>
         <w:pStyle w:val="Heading3"/>
       </w:pPr>
       <w:r>
-        <w:t xml:space="preserve">22.5.7 Is participation voluntary?</w:t>
+        <w:t xml:space="preserve">19.5.7 Is participation voluntary?</w:t>
       </w:r>
     </w:p>
     <w:p>
@@ -5589,14 +5473,14 @@
         <w:t xml:space="preserve">You may skip any optional question. However, you must provide enough required ratings for your questionnaire to be considered complete according to the study’s prespecified completion rules.</w:t>
       </w:r>
     </w:p>
-    <w:bookmarkEnd w:id="79"/>
-    <w:bookmarkStart w:id="81" w:name="can-i-withdraw"/>
+    <w:bookmarkEnd w:id="48"/>
+    <w:bookmarkStart w:id="50" w:name="can-i-withdraw"/>
     <w:p>
       <w:pPr>
         <w:pStyle w:val="Heading3"/>
       </w:pPr>
       <w:r>
-        <w:t xml:space="preserve">22.5.8 Can I withdraw?</w:t>
+        <w:t xml:space="preserve">19.5.8 Can I withdraw?</w:t>
       </w:r>
     </w:p>
     <w:p>
@@ -5617,7 +5501,7 @@
       <w:r>
         <w:t xml:space="preserve"> </w:t>
       </w:r>
-      <w:hyperlink r:id="rId80">
+      <w:hyperlink r:id="rId49">
         <w:r>
           <w:rPr>
             <w:rStyle w:val="Hyperlink"/>
@@ -5637,14 +5521,14 @@
         <w:t xml:space="preserve">Once data have been de-identified and combined into aggregate analyses, it may no longer be possible to identify and remove your individual responses.</w:t>
       </w:r>
     </w:p>
-    <w:bookmarkEnd w:id="81"/>
-    <w:bookmarkStart w:id="82" w:name="what-are-the-possible-risks"/>
+    <w:bookmarkEnd w:id="50"/>
+    <w:bookmarkStart w:id="51" w:name="what-are-the-possible-risks"/>
     <w:p>
       <w:pPr>
         <w:pStyle w:val="Heading3"/>
       </w:pPr>
       <w:r>
-        <w:t xml:space="preserve">22.5.9 What are the possible risks?</w:t>
+        <w:t xml:space="preserve">19.5.9 What are the possible risks?</w:t>
       </w:r>
     </w:p>
     <w:p>
@@ -5668,11 +5552,289 @@
         <w:pStyle w:val="Compact"/>
         <w:numPr>
           <w:ilvl w:val="0"/>
+          <w:numId w:val="1047"/>
+        </w:numPr>
+      </w:pPr>
+      <w:r>
+        <w:t xml:space="preserve">Minimal discomfort when considering barriers related to supervision, institutional support, research governance, or research culture.</w:t>
+      </w:r>
+    </w:p>
+    <w:p>
+      <w:pPr>
+        <w:pStyle w:val="Compact"/>
+        <w:numPr>
+          <w:ilvl w:val="0"/>
+          <w:numId w:val="1047"/>
+        </w:numPr>
+      </w:pPr>
+      <w:r>
+        <w:t xml:space="preserve">Concern that professional or institutional views could be recognized.</w:t>
+      </w:r>
+    </w:p>
+    <w:p>
+      <w:pPr>
+        <w:pStyle w:val="FirstParagraph"/>
+      </w:pPr>
+      <w:r>
+        <w:t xml:space="preserve">To reduce these risks:</w:t>
+      </w:r>
+    </w:p>
+    <w:p>
+      <w:pPr>
+        <w:pStyle w:val="Compact"/>
+        <w:numPr>
+          <w:ilvl w:val="0"/>
+          <w:numId w:val="1048"/>
+        </w:numPr>
+      </w:pPr>
+      <w:r>
+        <w:t xml:space="preserve">Participation will occur through an electronic survey rather than a group discussion.</w:t>
+      </w:r>
+    </w:p>
+    <w:p>
+      <w:pPr>
+        <w:pStyle w:val="Compact"/>
+        <w:numPr>
+          <w:ilvl w:val="0"/>
+          <w:numId w:val="1048"/>
+        </w:numPr>
+      </w:pPr>
+      <w:r>
+        <w:t xml:space="preserve">Individual ratings will not be shown to other participants.</w:t>
+      </w:r>
+    </w:p>
+    <w:p>
+      <w:pPr>
+        <w:pStyle w:val="Compact"/>
+        <w:numPr>
+          <w:ilvl w:val="0"/>
+          <w:numId w:val="1048"/>
+        </w:numPr>
+      </w:pPr>
+      <w:r>
+        <w:t xml:space="preserve">Feedback between rounds will be presented only in aggregate form.</w:t>
+      </w:r>
+    </w:p>
+    <w:p>
+      <w:pPr>
+        <w:pStyle w:val="Compact"/>
+        <w:numPr>
+          <w:ilvl w:val="0"/>
+          <w:numId w:val="1048"/>
+        </w:numPr>
+      </w:pPr>
+      <w:r>
+        <w:t xml:space="preserve">Identifying contact information will be stored separately from survey responses.</w:t>
+      </w:r>
+    </w:p>
+    <w:p>
+      <w:pPr>
+        <w:pStyle w:val="Compact"/>
+        <w:numPr>
+          <w:ilvl w:val="0"/>
+          <w:numId w:val="1048"/>
+        </w:numPr>
+      </w:pPr>
+      <w:r>
+        <w:t xml:space="preserve">The analysis dataset will use a study identifier rather than your name or email address.</w:t>
+      </w:r>
+    </w:p>
+    <w:p>
+      <w:pPr>
+        <w:pStyle w:val="Compact"/>
+        <w:numPr>
+          <w:ilvl w:val="0"/>
+          <w:numId w:val="1048"/>
+        </w:numPr>
+      </w:pPr>
+      <w:r>
+        <w:t xml:space="preserve">Reports will present aggregated findings and will avoid reporting small cells or details that could identify an individual or institution.</w:t>
+      </w:r>
+    </w:p>
+    <w:p>
+      <w:pPr>
+        <w:pStyle w:val="Compact"/>
+        <w:numPr>
+          <w:ilvl w:val="0"/>
+          <w:numId w:val="1048"/>
+        </w:numPr>
+      </w:pPr>
+      <w:r>
+        <w:t xml:space="preserve">Free-text comments will be screened for identifying information before they are used in group feedback or dissemination.</w:t>
+      </w:r>
+    </w:p>
+    <w:p>
+      <w:pPr>
+        <w:pStyle w:val="FirstParagraph"/>
+      </w:pPr>
+      <w:r>
+        <w:t xml:space="preserve">Your responses are confidential, but they are not completely anonymous to the limited research staff responsible for consent administration, round linkage, and secure data management.</w:t>
+      </w:r>
+    </w:p>
+    <w:bookmarkEnd w:id="51"/>
+    <w:bookmarkStart w:id="52" w:name="are-there-benefits-to-taking-part"/>
+    <w:p>
+      <w:pPr>
+        <w:pStyle w:val="Heading3"/>
+      </w:pPr>
+      <w:r>
+        <w:t xml:space="preserve">19.5.10 Are there benefits to taking part?</w:t>
+      </w:r>
+    </w:p>
+    <w:p>
+      <w:pPr>
+        <w:pStyle w:val="FirstParagraph"/>
+      </w:pPr>
+      <w:r>
+        <w:t xml:space="preserve">You may not receive a direct personal benefit from participation.</w:t>
+      </w:r>
+    </w:p>
+    <w:p>
+      <w:pPr>
+        <w:pStyle w:val="BodyText"/>
+      </w:pPr>
+      <w:r>
+        <w:t xml:space="preserve">Your contribution may help identify priorities for improving research education, supervision, methodological support, infrastructure, governance, funding, incentives, and collaboration for early-career medical researchers in Egypt.</w:t>
+      </w:r>
+    </w:p>
+    <w:bookmarkEnd w:id="52"/>
+    <w:bookmarkStart w:id="53" w:name="will-i-be-paid-or-reimbursed"/>
+    <w:p>
+      <w:pPr>
+        <w:pStyle w:val="Heading3"/>
+      </w:pPr>
+      <w:r>
+        <w:t xml:space="preserve">19.5.11 Will I be paid or reimbursed?</w:t>
+      </w:r>
+    </w:p>
+    <w:p>
+      <w:pPr>
+        <w:pStyle w:val="FirstParagraph"/>
+      </w:pPr>
+      <w:r>
+        <w:t xml:space="preserve">You will not receive payment. Participants who complete both rounds may receive a certificate of participation, if requested. The certificate will not include your ratings or comments.</w:t>
+      </w:r>
+    </w:p>
+    <w:bookmarkEnd w:id="53"/>
+    <w:bookmarkStart w:id="54" w:name="Xf74caa49acb59ac73d1cdbb8c8aeb45e7e15fa1"/>
+    <w:p>
+      <w:pPr>
+        <w:pStyle w:val="Heading3"/>
+      </w:pPr>
+      <w:r>
+        <w:t xml:space="preserve">19.5.12 How will my information be kept confidential?</w:t>
+      </w:r>
+    </w:p>
+    <w:p>
+      <w:pPr>
+        <w:pStyle w:val="FirstParagraph"/>
+      </w:pPr>
+      <w:r>
+        <w:t xml:space="preserve">The study will collect limited contact information, such as your name and email address, only to send invitations, reminders, and the Round-2 link.</w:t>
+      </w:r>
+    </w:p>
+    <w:p>
+      <w:pPr>
+        <w:pStyle w:val="BodyText"/>
+      </w:pPr>
+      <w:r>
+        <w:t xml:space="preserve">Your contact information will be stored separately from survey responses. A secure linkage file will connect your contact details with a unique study identifier so that the research team can invite Round-1 participants to Round 2 and process a withdrawal request before de-identification.</w:t>
+      </w:r>
+    </w:p>
+    <w:p>
+      <w:pPr>
+        <w:pStyle w:val="BodyText"/>
+      </w:pPr>
+      <w:r>
+        <w:t xml:space="preserve">Only designated members of the research team will have access to the contact and linkage file. Steering-group members, supervisors, institutional leaders, and other participants will not have access to identifiable individual responses.</w:t>
+      </w:r>
+    </w:p>
+    <w:p>
+      <w:pPr>
+        <w:pStyle w:val="BodyText"/>
+      </w:pPr>
+      <w:r>
+        <w:t xml:space="preserve">Survey data will be stored on Microsoft University servers and exported to secure, password-protected, access-controlled institutional storage . Data will be encrypted in transit and, where supported by the platform and institutional systems, at rest.</w:t>
+      </w:r>
+    </w:p>
+    <w:p>
+      <w:pPr>
+        <w:pStyle w:val="BodyText"/>
+      </w:pPr>
+      <w:r>
+        <w:t xml:space="preserve">The study team will not intentionally collect patient information, sensitive health information, or names of colleagues or institutions in open-text comments.</w:t>
+      </w:r>
+    </w:p>
+    <w:bookmarkEnd w:id="54"/>
+    <w:bookmarkStart w:id="55" w:name="how-long-will-data-be-kept"/>
+    <w:p>
+      <w:pPr>
+        <w:pStyle w:val="Heading3"/>
+      </w:pPr>
+      <w:r>
+        <w:t xml:space="preserve">19.5.13 How long will data be kept?</w:t>
+      </w:r>
+    </w:p>
+    <w:p>
+      <w:pPr>
+        <w:pStyle w:val="FirstParagraph"/>
+      </w:pPr>
+      <w:r>
+        <w:t xml:space="preserve">Identifiable contact and linkage data will be retained until they are no longer required for Round-2 invitation, withdrawal management, and data verification, after which they will be securely destroyed.</w:t>
+      </w:r>
+    </w:p>
+    <w:p>
+      <w:pPr>
+        <w:pStyle w:val="BodyText"/>
+      </w:pPr>
+      <w:r>
+        <w:t xml:space="preserve">De-identified research data, consent records, study documents, and the audit trail will be retained for the period required by MTI institutional policy and ethical requirements.</w:t>
+      </w:r>
+    </w:p>
+    <w:bookmarkEnd w:id="55"/>
+    <w:bookmarkStart w:id="56" w:name="will-my-information-be-shared"/>
+    <w:p>
+      <w:pPr>
+        <w:pStyle w:val="Heading3"/>
+      </w:pPr>
+      <w:r>
+        <w:t xml:space="preserve">19.5.14 Will my information be shared?</w:t>
+      </w:r>
+    </w:p>
+    <w:p>
+      <w:pPr>
+        <w:pStyle w:val="FirstParagraph"/>
+      </w:pPr>
+      <w:r>
+        <w:t xml:space="preserve">The study may result in publications, conference presentations, policy briefs, workshops, webinars, and an open research-capacity toolkit.</w:t>
+      </w:r>
+    </w:p>
+    <w:p>
+      <w:pPr>
+        <w:pStyle w:val="BodyText"/>
+      </w:pPr>
+      <w:r>
+        <w:t xml:space="preserve">Results will be reported in aggregate form. No individual participant, named supervisor, department, institution, or organization will be identified without explicit separate permission.</w:t>
+      </w:r>
+    </w:p>
+    <w:p>
+      <w:pPr>
+        <w:pStyle w:val="BodyText"/>
+      </w:pPr>
+      <w:r>
+        <w:t xml:space="preserve">Subject to ethics approval, participant consent, institutional policy, and safeguards against deductive identification, the study team may share:</w:t>
+      </w:r>
+    </w:p>
+    <w:p>
+      <w:pPr>
+        <w:pStyle w:val="Compact"/>
+        <w:numPr>
+          <w:ilvl w:val="0"/>
           <w:numId w:val="1049"/>
         </w:numPr>
       </w:pPr>
       <w:r>
-        <w:t xml:space="preserve">Minimal discomfort when considering barriers related to supervision, institutional support, research governance, or research culture.</w:t>
+        <w:t xml:space="preserve">Aggregated study findings.</w:t>
       </w:r>
     </w:p>
     <w:p>
@@ -5684,284 +5846,6 @@
         </w:numPr>
       </w:pPr>
       <w:r>
-        <w:t xml:space="preserve">Concern that professional or institutional views could be recognized.</w:t>
-      </w:r>
-    </w:p>
-    <w:p>
-      <w:pPr>
-        <w:pStyle w:val="FirstParagraph"/>
-      </w:pPr>
-      <w:r>
-        <w:t xml:space="preserve">To reduce these risks:</w:t>
-      </w:r>
-    </w:p>
-    <w:p>
-      <w:pPr>
-        <w:pStyle w:val="Compact"/>
-        <w:numPr>
-          <w:ilvl w:val="0"/>
-          <w:numId w:val="1050"/>
-        </w:numPr>
-      </w:pPr>
-      <w:r>
-        <w:t xml:space="preserve">Participation will occur through an electronic survey rather than a group discussion.</w:t>
-      </w:r>
-    </w:p>
-    <w:p>
-      <w:pPr>
-        <w:pStyle w:val="Compact"/>
-        <w:numPr>
-          <w:ilvl w:val="0"/>
-          <w:numId w:val="1050"/>
-        </w:numPr>
-      </w:pPr>
-      <w:r>
-        <w:t xml:space="preserve">Individual ratings will not be shown to other participants.</w:t>
-      </w:r>
-    </w:p>
-    <w:p>
-      <w:pPr>
-        <w:pStyle w:val="Compact"/>
-        <w:numPr>
-          <w:ilvl w:val="0"/>
-          <w:numId w:val="1050"/>
-        </w:numPr>
-      </w:pPr>
-      <w:r>
-        <w:t xml:space="preserve">Feedback between rounds will be presented only in aggregate form.</w:t>
-      </w:r>
-    </w:p>
-    <w:p>
-      <w:pPr>
-        <w:pStyle w:val="Compact"/>
-        <w:numPr>
-          <w:ilvl w:val="0"/>
-          <w:numId w:val="1050"/>
-        </w:numPr>
-      </w:pPr>
-      <w:r>
-        <w:t xml:space="preserve">Identifying contact information will be stored separately from survey responses.</w:t>
-      </w:r>
-    </w:p>
-    <w:p>
-      <w:pPr>
-        <w:pStyle w:val="Compact"/>
-        <w:numPr>
-          <w:ilvl w:val="0"/>
-          <w:numId w:val="1050"/>
-        </w:numPr>
-      </w:pPr>
-      <w:r>
-        <w:t xml:space="preserve">The analysis dataset will use a study identifier rather than your name or email address.</w:t>
-      </w:r>
-    </w:p>
-    <w:p>
-      <w:pPr>
-        <w:pStyle w:val="Compact"/>
-        <w:numPr>
-          <w:ilvl w:val="0"/>
-          <w:numId w:val="1050"/>
-        </w:numPr>
-      </w:pPr>
-      <w:r>
-        <w:t xml:space="preserve">Reports will present aggregated findings and will avoid reporting small cells or details that could identify an individual or institution.</w:t>
-      </w:r>
-    </w:p>
-    <w:p>
-      <w:pPr>
-        <w:pStyle w:val="Compact"/>
-        <w:numPr>
-          <w:ilvl w:val="0"/>
-          <w:numId w:val="1050"/>
-        </w:numPr>
-      </w:pPr>
-      <w:r>
-        <w:t xml:space="preserve">Free-text comments will be screened for identifying information before they are used in group feedback or dissemination.</w:t>
-      </w:r>
-    </w:p>
-    <w:p>
-      <w:pPr>
-        <w:pStyle w:val="FirstParagraph"/>
-      </w:pPr>
-      <w:r>
-        <w:t xml:space="preserve">Your responses are confidential, but they are not completely anonymous to the limited research staff responsible for consent administration, round linkage, and secure data management.</w:t>
-      </w:r>
-    </w:p>
-    <w:bookmarkEnd w:id="82"/>
-    <w:bookmarkStart w:id="83" w:name="are-there-benefits-to-taking-part"/>
-    <w:p>
-      <w:pPr>
-        <w:pStyle w:val="Heading3"/>
-      </w:pPr>
-      <w:r>
-        <w:t xml:space="preserve">22.5.10 Are there benefits to taking part?</w:t>
-      </w:r>
-    </w:p>
-    <w:p>
-      <w:pPr>
-        <w:pStyle w:val="FirstParagraph"/>
-      </w:pPr>
-      <w:r>
-        <w:t xml:space="preserve">You may not receive a direct personal benefit from participation.</w:t>
-      </w:r>
-    </w:p>
-    <w:p>
-      <w:pPr>
-        <w:pStyle w:val="BodyText"/>
-      </w:pPr>
-      <w:r>
-        <w:t xml:space="preserve">Your contribution may help identify priorities for improving research education, supervision, methodological support, infrastructure, governance, funding, incentives, and collaboration for early-career medical researchers in Egypt.</w:t>
-      </w:r>
-    </w:p>
-    <w:bookmarkEnd w:id="83"/>
-    <w:bookmarkStart w:id="84" w:name="will-i-be-paid-or-reimbursed"/>
-    <w:p>
-      <w:pPr>
-        <w:pStyle w:val="Heading3"/>
-      </w:pPr>
-      <w:r>
-        <w:t xml:space="preserve">22.5.11 Will I be paid or reimbursed?</w:t>
-      </w:r>
-    </w:p>
-    <w:p>
-      <w:pPr>
-        <w:pStyle w:val="FirstParagraph"/>
-      </w:pPr>
-      <w:r>
-        <w:t xml:space="preserve">You will not receive payment. Participants who complete both rounds may receive a certificate of participation, if requested. The certificate will not include your ratings or comments.</w:t>
-      </w:r>
-    </w:p>
-    <w:bookmarkEnd w:id="84"/>
-    <w:bookmarkStart w:id="85" w:name="Xf74caa49acb59ac73d1cdbb8c8aeb45e7e15fa1"/>
-    <w:p>
-      <w:pPr>
-        <w:pStyle w:val="Heading3"/>
-      </w:pPr>
-      <w:r>
-        <w:t xml:space="preserve">22.5.12 How will my information be kept confidential?</w:t>
-      </w:r>
-    </w:p>
-    <w:p>
-      <w:pPr>
-        <w:pStyle w:val="FirstParagraph"/>
-      </w:pPr>
-      <w:r>
-        <w:t xml:space="preserve">The study will collect limited contact information, such as your name and email address, only to send invitations, reminders, and the Round-2 link.</w:t>
-      </w:r>
-    </w:p>
-    <w:p>
-      <w:pPr>
-        <w:pStyle w:val="BodyText"/>
-      </w:pPr>
-      <w:r>
-        <w:t xml:space="preserve">Your contact information will be stored separately from survey responses. A secure linkage file will connect your contact details with a unique study identifier so that the research team can invite Round-1 participants to Round 2 and process a withdrawal request before de-identification.</w:t>
-      </w:r>
-    </w:p>
-    <w:p>
-      <w:pPr>
-        <w:pStyle w:val="BodyText"/>
-      </w:pPr>
-      <w:r>
-        <w:t xml:space="preserve">Only designated members of the research team will have access to the contact and linkage file. Steering-group members, supervisors, institutional leaders, and other participants will not have access to identifiable individual responses.</w:t>
-      </w:r>
-    </w:p>
-    <w:p>
-      <w:pPr>
-        <w:pStyle w:val="BodyText"/>
-      </w:pPr>
-      <w:r>
-        <w:t xml:space="preserve">Survey data will be stored on Microsoft University servers and exported to secure, password-protected, access-controlled institutional storage . Data will be encrypted in transit and, where supported by the platform and institutional systems, at rest.</w:t>
-      </w:r>
-    </w:p>
-    <w:p>
-      <w:pPr>
-        <w:pStyle w:val="BodyText"/>
-      </w:pPr>
-      <w:r>
-        <w:t xml:space="preserve">The study team will not intentionally collect patient information, sensitive health information, or names of colleagues or institutions in open-text comments.</w:t>
-      </w:r>
-    </w:p>
-    <w:bookmarkEnd w:id="85"/>
-    <w:bookmarkStart w:id="86" w:name="how-long-will-data-be-kept"/>
-    <w:p>
-      <w:pPr>
-        <w:pStyle w:val="Heading3"/>
-      </w:pPr>
-      <w:r>
-        <w:t xml:space="preserve">22.5.13 How long will data be kept?</w:t>
-      </w:r>
-    </w:p>
-    <w:p>
-      <w:pPr>
-        <w:pStyle w:val="FirstParagraph"/>
-      </w:pPr>
-      <w:r>
-        <w:t xml:space="preserve">Identifiable contact and linkage data will be retained until they are no longer required for Round-2 invitation, withdrawal management, and data verification, after which they will be securely destroyed.</w:t>
-      </w:r>
-    </w:p>
-    <w:p>
-      <w:pPr>
-        <w:pStyle w:val="BodyText"/>
-      </w:pPr>
-      <w:r>
-        <w:t xml:space="preserve">De-identified research data, consent records, study documents, and the audit trail will be retained for the period required by MTI institutional policy and ethical requirements.</w:t>
-      </w:r>
-    </w:p>
-    <w:bookmarkEnd w:id="86"/>
-    <w:bookmarkStart w:id="87" w:name="will-my-information-be-shared"/>
-    <w:p>
-      <w:pPr>
-        <w:pStyle w:val="Heading3"/>
-      </w:pPr>
-      <w:r>
-        <w:t xml:space="preserve">22.5.14 Will my information be shared?</w:t>
-      </w:r>
-    </w:p>
-    <w:p>
-      <w:pPr>
-        <w:pStyle w:val="FirstParagraph"/>
-      </w:pPr>
-      <w:r>
-        <w:t xml:space="preserve">The study may result in publications, conference presentations, policy briefs, workshops, webinars, and an open research-capacity toolkit.</w:t>
-      </w:r>
-    </w:p>
-    <w:p>
-      <w:pPr>
-        <w:pStyle w:val="BodyText"/>
-      </w:pPr>
-      <w:r>
-        <w:t xml:space="preserve">Results will be reported in aggregate form. No individual participant, named supervisor, department, institution, or organization will be identified without explicit separate permission.</w:t>
-      </w:r>
-    </w:p>
-    <w:p>
-      <w:pPr>
-        <w:pStyle w:val="BodyText"/>
-      </w:pPr>
-      <w:r>
-        <w:t xml:space="preserve">Subject to ethics approval, participant consent, institutional policy, and safeguards against deductive identification, the study team may share:</w:t>
-      </w:r>
-    </w:p>
-    <w:p>
-      <w:pPr>
-        <w:pStyle w:val="Compact"/>
-        <w:numPr>
-          <w:ilvl w:val="0"/>
-          <w:numId w:val="1051"/>
-        </w:numPr>
-      </w:pPr>
-      <w:r>
-        <w:t xml:space="preserve">Aggregated study findings.</w:t>
-      </w:r>
-    </w:p>
-    <w:p>
-      <w:pPr>
-        <w:pStyle w:val="Compact"/>
-        <w:numPr>
-          <w:ilvl w:val="0"/>
-          <w:numId w:val="1051"/>
-        </w:numPr>
-      </w:pPr>
-      <w:r>
         <w:t xml:space="preserve">The final questionnaire.</w:t>
       </w:r>
     </w:p>
@@ -5970,7 +5854,7 @@
         <w:pStyle w:val="Compact"/>
         <w:numPr>
           <w:ilvl w:val="0"/>
-          <w:numId w:val="1051"/>
+          <w:numId w:val="1049"/>
         </w:numPr>
       </w:pPr>
       <w:r>
@@ -5982,7 +5866,7 @@
         <w:pStyle w:val="Compact"/>
         <w:numPr>
           <w:ilvl w:val="0"/>
-          <w:numId w:val="1051"/>
+          <w:numId w:val="1049"/>
         </w:numPr>
       </w:pPr>
       <w:r>
@@ -5994,7 +5878,7 @@
         <w:pStyle w:val="Compact"/>
         <w:numPr>
           <w:ilvl w:val="0"/>
-          <w:numId w:val="1051"/>
+          <w:numId w:val="1049"/>
         </w:numPr>
       </w:pPr>
       <w:r>
@@ -6030,7 +5914,7 @@
         <w:pStyle w:val="Compact"/>
         <w:numPr>
           <w:ilvl w:val="0"/>
-          <w:numId w:val="1052"/>
+          <w:numId w:val="1050"/>
         </w:numPr>
       </w:pPr>
       <w:r>
@@ -6042,7 +5926,7 @@
         <w:pStyle w:val="Compact"/>
         <w:numPr>
           <w:ilvl w:val="0"/>
-          <w:numId w:val="1052"/>
+          <w:numId w:val="1050"/>
         </w:numPr>
       </w:pPr>
       <w:r>
@@ -6054,7 +5938,7 @@
         <w:pStyle w:val="Compact"/>
         <w:numPr>
           <w:ilvl w:val="0"/>
-          <w:numId w:val="1052"/>
+          <w:numId w:val="1050"/>
         </w:numPr>
       </w:pPr>
       <w:r>
@@ -6066,7 +5950,7 @@
         <w:pStyle w:val="Compact"/>
         <w:numPr>
           <w:ilvl w:val="0"/>
-          <w:numId w:val="1052"/>
+          <w:numId w:val="1050"/>
         </w:numPr>
       </w:pPr>
       <w:r>
@@ -6078,21 +5962,21 @@
         <w:pStyle w:val="Compact"/>
         <w:numPr>
           <w:ilvl w:val="0"/>
-          <w:numId w:val="1052"/>
+          <w:numId w:val="1050"/>
         </w:numPr>
       </w:pPr>
       <w:r>
         <w:t xml:space="preserve">Information that could reasonably identify an individual, institution, department, or organization.</w:t>
       </w:r>
     </w:p>
-    <w:bookmarkEnd w:id="87"/>
-    <w:bookmarkStart w:id="88" w:name="who-has-reviewed-this-study"/>
+    <w:bookmarkEnd w:id="56"/>
+    <w:bookmarkStart w:id="57" w:name="who-has-reviewed-this-study"/>
     <w:p>
       <w:pPr>
         <w:pStyle w:val="Heading3"/>
       </w:pPr>
       <w:r>
-        <w:t xml:space="preserve">22.5.15 Who has reviewed this study?</w:t>
+        <w:t xml:space="preserve">19.5.15 Who has reviewed this study?</w:t>
       </w:r>
     </w:p>
     <w:p>
@@ -6113,14 +5997,14 @@
         <w:t xml:space="preserve">Institutional Review Board, Faculty of Medicine, MTI University</w:t>
       </w:r>
     </w:p>
-    <w:bookmarkEnd w:id="88"/>
-    <w:bookmarkStart w:id="89" w:name="who-can-i-contact"/>
+    <w:bookmarkEnd w:id="57"/>
+    <w:bookmarkStart w:id="58" w:name="who-can-i-contact"/>
     <w:p>
       <w:pPr>
         <w:pStyle w:val="Heading3"/>
       </w:pPr>
       <w:r>
-        <w:t xml:space="preserve">22.5.16 Who can I contact?</w:t>
+        <w:t xml:space="preserve">19.5.16 Who can I contact?</w:t>
       </w:r>
     </w:p>
     <w:p>
@@ -6133,7 +6017,7 @@
       <w:r>
         <w:t xml:space="preserve"> </w:t>
       </w:r>
-      <w:hyperlink r:id="rId80">
+      <w:hyperlink r:id="rId49">
         <w:r>
           <w:rPr>
             <w:rStyle w:val="Hyperlink"/>
@@ -6172,15 +6056,15 @@
         <w:br/>
       </w:r>
     </w:p>
-    <w:bookmarkEnd w:id="89"/>
-    <w:bookmarkEnd w:id="90"/>
-    <w:bookmarkStart w:id="91" w:name="sec-consent"/>
+    <w:bookmarkEnd w:id="58"/>
+    <w:bookmarkEnd w:id="59"/>
+    <w:bookmarkStart w:id="60" w:name="sec-consent"/>
     <w:p>
       <w:pPr>
         <w:pStyle w:val="Heading2"/>
       </w:pPr>
       <w:r>
-        <w:t xml:space="preserve">22.6 Appendix 6. Electronic Consent Form</w:t>
+        <w:t xml:space="preserve">19.6 Appendix 6. Electronic Consent Form</w:t>
       </w:r>
     </w:p>
     <w:p>
@@ -6240,11 +6124,47 @@
         <w:pStyle w:val="Compact"/>
         <w:numPr>
           <w:ilvl w:val="0"/>
+          <w:numId w:val="1051"/>
+        </w:numPr>
+      </w:pPr>
+      <w:r>
+        <w:t xml:space="preserve">I confirm that I am aged 18 years or older.</w:t>
+      </w:r>
+    </w:p>
+    <w:p>
+      <w:pPr>
+        <w:pStyle w:val="Compact"/>
+        <w:numPr>
+          <w:ilvl w:val="0"/>
+          <w:numId w:val="1052"/>
+        </w:numPr>
+      </w:pPr>
+      <w:r>
+        <w:t xml:space="preserve">Yes</w:t>
+      </w:r>
+    </w:p>
+    <w:p>
+      <w:pPr>
+        <w:pStyle w:val="Compact"/>
+        <w:numPr>
+          <w:ilvl w:val="0"/>
+          <w:numId w:val="1052"/>
+        </w:numPr>
+      </w:pPr>
+      <w:r>
+        <w:t xml:space="preserve">No</w:t>
+      </w:r>
+    </w:p>
+    <w:p>
+      <w:pPr>
+        <w:pStyle w:val="Compact"/>
+        <w:numPr>
+          <w:ilvl w:val="0"/>
           <w:numId w:val="1053"/>
         </w:numPr>
       </w:pPr>
       <w:r>
-        <w:t xml:space="preserve">I confirm that I am aged 18 years or older.</w:t>
+        <w:t xml:space="preserve">I confirm that I have sufficient familiarity with the Egyptian medical research environment to provide informed judgments.</w:t>
       </w:r>
     </w:p>
     <w:p>
@@ -6280,7 +6200,7 @@
         </w:numPr>
       </w:pPr>
       <w:r>
-        <w:t xml:space="preserve">I confirm that I have sufficient familiarity with the Egyptian medical research environment to provide informed judgments.</w:t>
+        <w:t xml:space="preserve">I confirm that I meet at least one study eligibility criterion described in the Participant Information Sheet.</w:t>
       </w:r>
     </w:p>
     <w:p>
@@ -6316,7 +6236,7 @@
         </w:numPr>
       </w:pPr>
       <w:r>
-        <w:t xml:space="preserve">I confirm that I meet at least one study eligibility criterion described in the Participant Information Sheet.</w:t>
+        <w:t xml:space="preserve">I confirm that I can complete the questionnaire in the language provided.</w:t>
       </w:r>
     </w:p>
     <w:p>
@@ -6337,42 +6257,6 @@
         <w:numPr>
           <w:ilvl w:val="0"/>
           <w:numId w:val="1058"/>
-        </w:numPr>
-      </w:pPr>
-      <w:r>
-        <w:t xml:space="preserve">No</w:t>
-      </w:r>
-    </w:p>
-    <w:p>
-      <w:pPr>
-        <w:pStyle w:val="Compact"/>
-        <w:numPr>
-          <w:ilvl w:val="0"/>
-          <w:numId w:val="1059"/>
-        </w:numPr>
-      </w:pPr>
-      <w:r>
-        <w:t xml:space="preserve">I confirm that I can complete the questionnaire in the language provided.</w:t>
-      </w:r>
-    </w:p>
-    <w:p>
-      <w:pPr>
-        <w:pStyle w:val="Compact"/>
-        <w:numPr>
-          <w:ilvl w:val="0"/>
-          <w:numId w:val="1060"/>
-        </w:numPr>
-      </w:pPr>
-      <w:r>
-        <w:t xml:space="preserve">Yes</w:t>
-      </w:r>
-    </w:p>
-    <w:p>
-      <w:pPr>
-        <w:pStyle w:val="Compact"/>
-        <w:numPr>
-          <w:ilvl w:val="0"/>
-          <w:numId w:val="1060"/>
         </w:numPr>
       </w:pPr>
       <w:r>
@@ -6404,11 +6288,47 @@
         <w:pStyle w:val="Compact"/>
         <w:numPr>
           <w:ilvl w:val="0"/>
+          <w:numId w:val="1059"/>
+        </w:numPr>
+      </w:pPr>
+      <w:r>
+        <w:t xml:space="preserve">I have read the Participant Information Sheet and have had the opportunity to ask questions about the study.</w:t>
+      </w:r>
+    </w:p>
+    <w:p>
+      <w:pPr>
+        <w:pStyle w:val="Compact"/>
+        <w:numPr>
+          <w:ilvl w:val="0"/>
+          <w:numId w:val="1060"/>
+        </w:numPr>
+      </w:pPr>
+      <w:r>
+        <w:t xml:space="preserve">Yes</w:t>
+      </w:r>
+    </w:p>
+    <w:p>
+      <w:pPr>
+        <w:pStyle w:val="Compact"/>
+        <w:numPr>
+          <w:ilvl w:val="0"/>
+          <w:numId w:val="1060"/>
+        </w:numPr>
+      </w:pPr>
+      <w:r>
+        <w:t xml:space="preserve">No</w:t>
+      </w:r>
+    </w:p>
+    <w:p>
+      <w:pPr>
+        <w:pStyle w:val="Compact"/>
+        <w:numPr>
+          <w:ilvl w:val="0"/>
           <w:numId w:val="1061"/>
         </w:numPr>
       </w:pPr>
       <w:r>
-        <w:t xml:space="preserve">I have read the Participant Information Sheet and have had the opportunity to ask questions about the study.</w:t>
+        <w:t xml:space="preserve">I understand that participation is voluntary and that I may decline to participate or stop the questionnaire at any time before submission without penalty or negative consequences.</w:t>
       </w:r>
     </w:p>
     <w:p>
@@ -6444,7 +6364,7 @@
         </w:numPr>
       </w:pPr>
       <w:r>
-        <w:t xml:space="preserve">I understand that participation is voluntary and that I may decline to participate or stop the questionnaire at any time before submission without penalty or negative consequences.</w:t>
+        <w:t xml:space="preserve">I understand that I may request withdrawal of my submitted data while it remains identifiable and before it has been de-identified, locked, or incorporated into aggregate analyses.</w:t>
       </w:r>
     </w:p>
     <w:p>
@@ -6480,7 +6400,7 @@
         </w:numPr>
       </w:pPr>
       <w:r>
-        <w:t xml:space="preserve">I understand that I may request withdrawal of my submitted data while it remains identifiable and before it has been de-identified, locked, or incorporated into aggregate analyses.</w:t>
+        <w:t xml:space="preserve">I understand that the study involves a Round-1 questionnaire and, if I complete Round 1, a possible invitation to Round 2.</w:t>
       </w:r>
     </w:p>
     <w:p>
@@ -6516,7 +6436,7 @@
         </w:numPr>
       </w:pPr>
       <w:r>
-        <w:t xml:space="preserve">I understand that the study involves a Round-1 questionnaire and, if I complete Round 1, a possible invitation to Round 2.</w:t>
+        <w:t xml:space="preserve">I understand that Round 2 will include anonymized group-level feedback and that I may be asked to re-rate barriers and rate possible interventions.</w:t>
       </w:r>
     </w:p>
     <w:p>
@@ -6552,7 +6472,7 @@
         </w:numPr>
       </w:pPr>
       <w:r>
-        <w:t xml:space="preserve">I understand that Round 2 will include anonymized group-level feedback and that I may be asked to re-rate barriers and rate possible interventions.</w:t>
+        <w:t xml:space="preserve">I consent to participate in Round 1 of this study.</w:t>
       </w:r>
     </w:p>
     <w:p>
@@ -6573,42 +6493,6 @@
         <w:numPr>
           <w:ilvl w:val="0"/>
           <w:numId w:val="1070"/>
-        </w:numPr>
-      </w:pPr>
-      <w:r>
-        <w:t xml:space="preserve">No</w:t>
-      </w:r>
-    </w:p>
-    <w:p>
-      <w:pPr>
-        <w:pStyle w:val="Compact"/>
-        <w:numPr>
-          <w:ilvl w:val="0"/>
-          <w:numId w:val="1071"/>
-        </w:numPr>
-      </w:pPr>
-      <w:r>
-        <w:t xml:space="preserve">I consent to participate in Round 1 of this study.</w:t>
-      </w:r>
-    </w:p>
-    <w:p>
-      <w:pPr>
-        <w:pStyle w:val="Compact"/>
-        <w:numPr>
-          <w:ilvl w:val="0"/>
-          <w:numId w:val="1072"/>
-        </w:numPr>
-      </w:pPr>
-      <w:r>
-        <w:t xml:space="preserve">Yes</w:t>
-      </w:r>
-    </w:p>
-    <w:p>
-      <w:pPr>
-        <w:pStyle w:val="Compact"/>
-        <w:numPr>
-          <w:ilvl w:val="0"/>
-          <w:numId w:val="1072"/>
         </w:numPr>
       </w:pPr>
       <w:r>
@@ -6632,11 +6516,47 @@
         <w:pStyle w:val="Compact"/>
         <w:numPr>
           <w:ilvl w:val="0"/>
+          <w:numId w:val="1071"/>
+        </w:numPr>
+      </w:pPr>
+      <w:r>
+        <w:t xml:space="preserve">I consent to the research team retaining my name and email address separately from my survey responses for the purpose of sending reminders, inviting me to Round 2, responding to a withdrawal request, and maintaining study records.</w:t>
+      </w:r>
+    </w:p>
+    <w:p>
+      <w:pPr>
+        <w:pStyle w:val="Compact"/>
+        <w:numPr>
+          <w:ilvl w:val="0"/>
+          <w:numId w:val="1072"/>
+        </w:numPr>
+      </w:pPr>
+      <w:r>
+        <w:t xml:space="preserve">Yes</w:t>
+      </w:r>
+    </w:p>
+    <w:p>
+      <w:pPr>
+        <w:pStyle w:val="Compact"/>
+        <w:numPr>
+          <w:ilvl w:val="0"/>
+          <w:numId w:val="1072"/>
+        </w:numPr>
+      </w:pPr>
+      <w:r>
+        <w:t xml:space="preserve">No</w:t>
+      </w:r>
+    </w:p>
+    <w:p>
+      <w:pPr>
+        <w:pStyle w:val="Compact"/>
+        <w:numPr>
+          <w:ilvl w:val="0"/>
           <w:numId w:val="1073"/>
         </w:numPr>
       </w:pPr>
       <w:r>
-        <w:t xml:space="preserve">I consent to the research team retaining my name and email address separately from my survey responses for the purpose of sending reminders, inviting me to Round 2, responding to a withdrawal request, and maintaining study records.</w:t>
+        <w:t xml:space="preserve">I consent to the use of a unique study identifier to link my Round-1 and Round-2 responses.</w:t>
       </w:r>
     </w:p>
     <w:p>
@@ -6672,7 +6592,7 @@
         </w:numPr>
       </w:pPr>
       <w:r>
-        <w:t xml:space="preserve">I consent to the use of a unique study identifier to link my Round-1 and Round-2 responses.</w:t>
+        <w:t xml:space="preserve">I understand that my individual ratings and comments will not be shared with other participants, supervisors, institutional leaders, or steering-group members in identifiable form.</w:t>
       </w:r>
     </w:p>
     <w:p>
@@ -6708,7 +6628,7 @@
         </w:numPr>
       </w:pPr>
       <w:r>
-        <w:t xml:space="preserve">I understand that my individual ratings and comments will not be shared with other participants, supervisors, institutional leaders, or steering-group members in identifiable form.</w:t>
+        <w:t xml:space="preserve">I understand that the research team will report findings in aggregate form and will take reasonable steps to reduce the risk that I, my institution, or another person can be identified.</w:t>
       </w:r>
     </w:p>
     <w:p>
@@ -6729,42 +6649,6 @@
         <w:numPr>
           <w:ilvl w:val="0"/>
           <w:numId w:val="1078"/>
-        </w:numPr>
-      </w:pPr>
-      <w:r>
-        <w:t xml:space="preserve">No</w:t>
-      </w:r>
-    </w:p>
-    <w:p>
-      <w:pPr>
-        <w:pStyle w:val="Compact"/>
-        <w:numPr>
-          <w:ilvl w:val="0"/>
-          <w:numId w:val="1079"/>
-        </w:numPr>
-      </w:pPr>
-      <w:r>
-        <w:t xml:space="preserve">I understand that the research team will report findings in aggregate form and will take reasonable steps to reduce the risk that I, my institution, or another person can be identified.</w:t>
-      </w:r>
-    </w:p>
-    <w:p>
-      <w:pPr>
-        <w:pStyle w:val="Compact"/>
-        <w:numPr>
-          <w:ilvl w:val="0"/>
-          <w:numId w:val="1080"/>
-        </w:numPr>
-      </w:pPr>
-      <w:r>
-        <w:t xml:space="preserve">Yes</w:t>
-      </w:r>
-    </w:p>
-    <w:p>
-      <w:pPr>
-        <w:pStyle w:val="Compact"/>
-        <w:numPr>
-          <w:ilvl w:val="0"/>
-          <w:numId w:val="1080"/>
         </w:numPr>
       </w:pPr>
       <w:r>
@@ -6788,7 +6672,7 @@
         <w:pStyle w:val="Compact"/>
         <w:numPr>
           <w:ilvl w:val="0"/>
-          <w:numId w:val="1081"/>
+          <w:numId w:val="1079"/>
         </w:numPr>
       </w:pPr>
       <w:r>
@@ -6800,7 +6684,7 @@
         <w:pStyle w:val="Compact"/>
         <w:numPr>
           <w:ilvl w:val="0"/>
-          <w:numId w:val="1082"/>
+          <w:numId w:val="1080"/>
         </w:numPr>
       </w:pPr>
       <w:r>
@@ -6812,7 +6696,7 @@
         <w:pStyle w:val="Compact"/>
         <w:numPr>
           <w:ilvl w:val="0"/>
-          <w:numId w:val="1082"/>
+          <w:numId w:val="1080"/>
         </w:numPr>
       </w:pPr>
       <w:r>
@@ -6824,7 +6708,7 @@
         <w:pStyle w:val="Compact"/>
         <w:numPr>
           <w:ilvl w:val="0"/>
-          <w:numId w:val="1082"/>
+          <w:numId w:val="1080"/>
         </w:numPr>
       </w:pPr>
       <w:r>
@@ -6856,11 +6740,47 @@
         <w:pStyle w:val="Compact"/>
         <w:numPr>
           <w:ilvl w:val="0"/>
+          <w:numId w:val="1081"/>
+        </w:numPr>
+      </w:pPr>
+      <w:r>
+        <w:t xml:space="preserve">I agree that de-identified numerical survey data may be used for future research related to medical research capacity, research quality, research waste, research education, supervision, or research policy, subject to ethics approval and institutional policy.</w:t>
+      </w:r>
+    </w:p>
+    <w:p>
+      <w:pPr>
+        <w:pStyle w:val="Compact"/>
+        <w:numPr>
+          <w:ilvl w:val="0"/>
+          <w:numId w:val="1082"/>
+        </w:numPr>
+      </w:pPr>
+      <w:r>
+        <w:t xml:space="preserve">Yes</w:t>
+      </w:r>
+    </w:p>
+    <w:p>
+      <w:pPr>
+        <w:pStyle w:val="Compact"/>
+        <w:numPr>
+          <w:ilvl w:val="0"/>
+          <w:numId w:val="1082"/>
+        </w:numPr>
+      </w:pPr>
+      <w:r>
+        <w:t xml:space="preserve">No</w:t>
+      </w:r>
+    </w:p>
+    <w:p>
+      <w:pPr>
+        <w:pStyle w:val="Compact"/>
+        <w:numPr>
+          <w:ilvl w:val="0"/>
           <w:numId w:val="1083"/>
         </w:numPr>
       </w:pPr>
       <w:r>
-        <w:t xml:space="preserve">I agree that de-identified numerical survey data may be used for future research related to medical research capacity, research quality, research waste, research education, supervision, or research policy, subject to ethics approval and institutional policy.</w:t>
+        <w:t xml:space="preserve">I agree that de-identified numerical data, the questionnaire, and analytic code may be shared in a research repository, provided that information that could identify me, my institution, or another person is removed.</w:t>
       </w:r>
     </w:p>
     <w:p>
@@ -6881,42 +6801,6 @@
         <w:numPr>
           <w:ilvl w:val="0"/>
           <w:numId w:val="1084"/>
-        </w:numPr>
-      </w:pPr>
-      <w:r>
-        <w:t xml:space="preserve">No</w:t>
-      </w:r>
-    </w:p>
-    <w:p>
-      <w:pPr>
-        <w:pStyle w:val="Compact"/>
-        <w:numPr>
-          <w:ilvl w:val="0"/>
-          <w:numId w:val="1085"/>
-        </w:numPr>
-      </w:pPr>
-      <w:r>
-        <w:t xml:space="preserve">I agree that de-identified numerical data, the questionnaire, and analytic code may be shared in a research repository, provided that information that could identify me, my institution, or another person is removed.</w:t>
-      </w:r>
-    </w:p>
-    <w:p>
-      <w:pPr>
-        <w:pStyle w:val="Compact"/>
-        <w:numPr>
-          <w:ilvl w:val="0"/>
-          <w:numId w:val="1086"/>
-        </w:numPr>
-      </w:pPr>
-      <w:r>
-        <w:t xml:space="preserve">Yes</w:t>
-      </w:r>
-    </w:p>
-    <w:p>
-      <w:pPr>
-        <w:pStyle w:val="Compact"/>
-        <w:numPr>
-          <w:ilvl w:val="0"/>
-          <w:numId w:val="1086"/>
         </w:numPr>
       </w:pPr>
       <w:r>
@@ -6948,7 +6832,7 @@
         <w:pStyle w:val="Compact"/>
         <w:numPr>
           <w:ilvl w:val="0"/>
-          <w:numId w:val="1087"/>
+          <w:numId w:val="1085"/>
         </w:numPr>
       </w:pPr>
       <w:r>
@@ -6960,7 +6844,7 @@
         <w:pStyle w:val="Compact"/>
         <w:numPr>
           <w:ilvl w:val="0"/>
-          <w:numId w:val="1088"/>
+          <w:numId w:val="1086"/>
         </w:numPr>
       </w:pPr>
       <w:r>
@@ -6972,7 +6856,7 @@
         <w:pStyle w:val="Compact"/>
         <w:numPr>
           <w:ilvl w:val="0"/>
-          <w:numId w:val="1088"/>
+          <w:numId w:val="1086"/>
         </w:numPr>
       </w:pPr>
       <w:r>
@@ -7009,7 +6893,7 @@
       <w:r>
         <w:t xml:space="preserve"> </w:t>
       </w:r>
-      <w:hyperlink r:id="rId80">
+      <w:hyperlink r:id="rId49">
         <w:r>
           <w:rPr>
             <w:rStyle w:val="Hyperlink"/>
@@ -7021,19 +6905,19 @@
         <w:t xml:space="preserve">.</w:t>
       </w:r>
     </w:p>
-    <w:bookmarkEnd w:id="91"/>
-    <w:bookmarkEnd w:id="92"/>
-    <w:bookmarkStart w:id="114" w:name="references"/>
+    <w:bookmarkEnd w:id="60"/>
+    <w:bookmarkEnd w:id="61"/>
+    <w:bookmarkStart w:id="83" w:name="references"/>
     <w:p>
       <w:pPr>
         <w:pStyle w:val="Heading1"/>
       </w:pPr>
       <w:r>
-        <w:t xml:space="preserve">23. References</w:t>
-      </w:r>
-    </w:p>
-    <w:bookmarkStart w:id="113" w:name="refs"/>
-    <w:bookmarkStart w:id="94" w:name="ref-chalmers2009"/>
+        <w:t xml:space="preserve">20. References</w:t>
+      </w:r>
+    </w:p>
+    <w:bookmarkStart w:id="82" w:name="refs"/>
+    <w:bookmarkStart w:id="63" w:name="ref-chalmers2009"/>
     <w:p>
       <w:pPr>
         <w:pStyle w:val="Bibliography"/>
@@ -7044,7 +6928,7 @@
       <w:r>
         <w:t xml:space="preserve"> </w:t>
       </w:r>
-      <w:hyperlink r:id="rId93">
+      <w:hyperlink r:id="rId62">
         <w:r>
           <w:rPr>
             <w:rStyle w:val="Hyperlink"/>
@@ -7056,8 +6940,8 @@
         <w:t xml:space="preserve">. The Lancet. 2009;374:86–9.</w:t>
       </w:r>
     </w:p>
-    <w:bookmarkEnd w:id="94"/>
-    <w:bookmarkStart w:id="96" w:name="ref-glaziou2018"/>
+    <w:bookmarkEnd w:id="63"/>
+    <w:bookmarkStart w:id="65" w:name="ref-glaziou2018"/>
     <w:p>
       <w:pPr>
         <w:pStyle w:val="Bibliography"/>
@@ -7068,7 +6952,7 @@
       <w:r>
         <w:t xml:space="preserve"> </w:t>
       </w:r>
-      <w:hyperlink r:id="rId95">
+      <w:hyperlink r:id="rId64">
         <w:r>
           <w:rPr>
             <w:rStyle w:val="Hyperlink"/>
@@ -7080,8 +6964,8 @@
         <w:t xml:space="preserve">. BMJ. 2018;363:k4645.</w:t>
       </w:r>
     </w:p>
-    <w:bookmarkEnd w:id="96"/>
-    <w:bookmarkStart w:id="98" w:name="ref-moher2016"/>
+    <w:bookmarkEnd w:id="65"/>
+    <w:bookmarkStart w:id="67" w:name="ref-moher2016"/>
     <w:p>
       <w:pPr>
         <w:pStyle w:val="Bibliography"/>
@@ -7092,7 +6976,7 @@
       <w:r>
         <w:t xml:space="preserve"> </w:t>
       </w:r>
-      <w:hyperlink r:id="rId97">
+      <w:hyperlink r:id="rId66">
         <w:r>
           <w:rPr>
             <w:rStyle w:val="Hyperlink"/>
@@ -7104,8 +6988,8 @@
         <w:t xml:space="preserve"> The Lancet. 2016;387:1573–86.</w:t>
       </w:r>
     </w:p>
-    <w:bookmarkEnd w:id="98"/>
-    <w:bookmarkStart w:id="100" w:name="ref-chalmers2014"/>
+    <w:bookmarkEnd w:id="67"/>
+    <w:bookmarkStart w:id="69" w:name="ref-chalmers2014"/>
     <w:p>
       <w:pPr>
         <w:pStyle w:val="Bibliography"/>
@@ -7116,7 +7000,7 @@
       <w:r>
         <w:t xml:space="preserve"> </w:t>
       </w:r>
-      <w:hyperlink r:id="rId99">
+      <w:hyperlink r:id="rId68">
         <w:r>
           <w:rPr>
             <w:rStyle w:val="Hyperlink"/>
@@ -7125,8 +7009,8 @@
         </w:r>
       </w:hyperlink>
     </w:p>
-    <w:bookmarkEnd w:id="100"/>
-    <w:bookmarkStart w:id="102" w:name="ref-ioannidis2014"/>
+    <w:bookmarkEnd w:id="69"/>
+    <w:bookmarkStart w:id="71" w:name="ref-ioannidis2014"/>
     <w:p>
       <w:pPr>
         <w:pStyle w:val="Bibliography"/>
@@ -7137,7 +7021,7 @@
       <w:r>
         <w:t xml:space="preserve"> </w:t>
       </w:r>
-      <w:hyperlink r:id="rId101">
+      <w:hyperlink r:id="rId70">
         <w:r>
           <w:rPr>
             <w:rStyle w:val="Hyperlink"/>
@@ -7146,8 +7030,8 @@
         </w:r>
       </w:hyperlink>
     </w:p>
-    <w:bookmarkEnd w:id="102"/>
-    <w:bookmarkStart w:id="104" w:name="ref-salman2014"/>
+    <w:bookmarkEnd w:id="71"/>
+    <w:bookmarkStart w:id="73" w:name="ref-salman2014"/>
     <w:p>
       <w:pPr>
         <w:pStyle w:val="Bibliography"/>
@@ -7158,7 +7042,7 @@
       <w:r>
         <w:t xml:space="preserve"> </w:t>
       </w:r>
-      <w:hyperlink r:id="rId103">
+      <w:hyperlink r:id="rId72">
         <w:r>
           <w:rPr>
             <w:rStyle w:val="Hyperlink"/>
@@ -7167,8 +7051,8 @@
         </w:r>
       </w:hyperlink>
     </w:p>
-    <w:bookmarkEnd w:id="104"/>
-    <w:bookmarkStart w:id="106" w:name="ref-jorm2025"/>
+    <w:bookmarkEnd w:id="73"/>
+    <w:bookmarkStart w:id="75" w:name="ref-jorm2025"/>
     <w:p>
       <w:pPr>
         <w:pStyle w:val="Bibliography"/>
@@ -7179,7 +7063,7 @@
       <w:r>
         <w:t xml:space="preserve"> </w:t>
       </w:r>
-      <w:hyperlink r:id="rId105">
+      <w:hyperlink r:id="rId74">
         <w:r>
           <w:rPr>
             <w:rStyle w:val="Hyperlink"/>
@@ -7188,8 +7072,8 @@
         </w:r>
       </w:hyperlink>
     </w:p>
-    <w:bookmarkEnd w:id="106"/>
-    <w:bookmarkStart w:id="108" w:name="ref-RStudio2026"/>
+    <w:bookmarkEnd w:id="75"/>
+    <w:bookmarkStart w:id="77" w:name="ref-RStudio2026"/>
     <w:p>
       <w:pPr>
         <w:pStyle w:val="Bibliography"/>
@@ -7200,7 +7084,7 @@
       <w:r>
         <w:t xml:space="preserve"> </w:t>
       </w:r>
-      <w:hyperlink r:id="rId107">
+      <w:hyperlink r:id="rId76">
         <w:r>
           <w:rPr>
             <w:rStyle w:val="Hyperlink"/>
@@ -7209,8 +7093,8 @@
         </w:r>
       </w:hyperlink>
     </w:p>
-    <w:bookmarkEnd w:id="108"/>
-    <w:bookmarkStart w:id="110" w:name="ref-RCoreTeam2026"/>
+    <w:bookmarkEnd w:id="77"/>
+    <w:bookmarkStart w:id="79" w:name="ref-RCoreTeam2026"/>
     <w:p>
       <w:pPr>
         <w:pStyle w:val="Bibliography"/>
@@ -7221,7 +7105,7 @@
       <w:r>
         <w:t xml:space="preserve"> </w:t>
       </w:r>
-      <w:hyperlink r:id="rId109">
+      <w:hyperlink r:id="rId78">
         <w:r>
           <w:rPr>
             <w:rStyle w:val="Hyperlink"/>
@@ -7230,8 +7114,8 @@
         </w:r>
       </w:hyperlink>
     </w:p>
-    <w:bookmarkEnd w:id="110"/>
-    <w:bookmarkStart w:id="112" w:name="ref-gattrell2024"/>
+    <w:bookmarkEnd w:id="79"/>
+    <w:bookmarkStart w:id="81" w:name="ref-gattrell2024"/>
     <w:p>
       <w:pPr>
         <w:pStyle w:val="Bibliography"/>
@@ -7242,7 +7126,7 @@
       <w:r>
         <w:t xml:space="preserve"> </w:t>
       </w:r>
-      <w:hyperlink r:id="rId111">
+      <w:hyperlink r:id="rId80">
         <w:r>
           <w:rPr>
             <w:rStyle w:val="Hyperlink"/>
@@ -7254,9 +7138,9 @@
         <w:t xml:space="preserve">. PLOS Medicine. 2024;21:e1004326.</w:t>
       </w:r>
     </w:p>
-    <w:bookmarkEnd w:id="112"/>
-    <w:bookmarkEnd w:id="113"/>
-    <w:bookmarkEnd w:id="114"/>
+    <w:bookmarkEnd w:id="81"/>
+    <w:bookmarkEnd w:id="82"/>
+    <w:bookmarkEnd w:id="83"/>
     <w:sectPr>
       <w:headerReference r:id="rId6" w:type="even"/>
       <w:headerReference r:id="rId7" w:type="default"/>
@@ -9172,34 +9056,7 @@
     <w:abstractNumId w:val="991"/>
   </w:num>
   <w:num w:numId="1002">
-    <w:abstractNumId w:val="99411"/>
-    <w:lvlOverride w:ilvl="0">
-      <w:startOverride w:val="1"/>
-    </w:lvlOverride>
-    <w:lvlOverride w:ilvl="1">
-      <w:startOverride w:val="1"/>
-    </w:lvlOverride>
-    <w:lvlOverride w:ilvl="2">
-      <w:startOverride w:val="1"/>
-    </w:lvlOverride>
-    <w:lvlOverride w:ilvl="3">
-      <w:startOverride w:val="1"/>
-    </w:lvlOverride>
-    <w:lvlOverride w:ilvl="4">
-      <w:startOverride w:val="1"/>
-    </w:lvlOverride>
-    <w:lvlOverride w:ilvl="5">
-      <w:startOverride w:val="1"/>
-    </w:lvlOverride>
-    <w:lvlOverride w:ilvl="6">
-      <w:startOverride w:val="1"/>
-    </w:lvlOverride>
-    <w:lvlOverride w:ilvl="7">
-      <w:startOverride w:val="1"/>
-    </w:lvlOverride>
-    <w:lvlOverride w:ilvl="8">
-      <w:startOverride w:val="1"/>
-    </w:lvlOverride>
+    <w:abstractNumId w:val="991"/>
   </w:num>
   <w:num w:numId="1003">
     <w:abstractNumId w:val="99411"/>
@@ -9232,7 +9089,34 @@
     </w:lvlOverride>
   </w:num>
   <w:num w:numId="1004">
-    <w:abstractNumId w:val="991"/>
+    <w:abstractNumId w:val="99411"/>
+    <w:lvlOverride w:ilvl="0">
+      <w:startOverride w:val="1"/>
+    </w:lvlOverride>
+    <w:lvlOverride w:ilvl="1">
+      <w:startOverride w:val="1"/>
+    </w:lvlOverride>
+    <w:lvlOverride w:ilvl="2">
+      <w:startOverride w:val="1"/>
+    </w:lvlOverride>
+    <w:lvlOverride w:ilvl="3">
+      <w:startOverride w:val="1"/>
+    </w:lvlOverride>
+    <w:lvlOverride w:ilvl="4">
+      <w:startOverride w:val="1"/>
+    </w:lvlOverride>
+    <w:lvlOverride w:ilvl="5">
+      <w:startOverride w:val="1"/>
+    </w:lvlOverride>
+    <w:lvlOverride w:ilvl="6">
+      <w:startOverride w:val="1"/>
+    </w:lvlOverride>
+    <w:lvlOverride w:ilvl="7">
+      <w:startOverride w:val="1"/>
+    </w:lvlOverride>
+    <w:lvlOverride w:ilvl="8">
+      <w:startOverride w:val="1"/>
+    </w:lvlOverride>
   </w:num>
   <w:num w:numId="1005">
     <w:abstractNumId w:val="991"/>
@@ -9247,34 +9131,7 @@
     <w:abstractNumId w:val="991"/>
   </w:num>
   <w:num w:numId="1009">
-    <w:abstractNumId w:val="99411"/>
-    <w:lvlOverride w:ilvl="0">
-      <w:startOverride w:val="1"/>
-    </w:lvlOverride>
-    <w:lvlOverride w:ilvl="1">
-      <w:startOverride w:val="1"/>
-    </w:lvlOverride>
-    <w:lvlOverride w:ilvl="2">
-      <w:startOverride w:val="1"/>
-    </w:lvlOverride>
-    <w:lvlOverride w:ilvl="3">
-      <w:startOverride w:val="1"/>
-    </w:lvlOverride>
-    <w:lvlOverride w:ilvl="4">
-      <w:startOverride w:val="1"/>
-    </w:lvlOverride>
-    <w:lvlOverride w:ilvl="5">
-      <w:startOverride w:val="1"/>
-    </w:lvlOverride>
-    <w:lvlOverride w:ilvl="6">
-      <w:startOverride w:val="1"/>
-    </w:lvlOverride>
-    <w:lvlOverride w:ilvl="7">
-      <w:startOverride w:val="1"/>
-    </w:lvlOverride>
-    <w:lvlOverride w:ilvl="8">
-      <w:startOverride w:val="1"/>
-    </w:lvlOverride>
+    <w:abstractNumId w:val="991"/>
   </w:num>
   <w:num w:numId="1010">
     <w:abstractNumId w:val="99411"/>
@@ -9307,7 +9164,34 @@
     </w:lvlOverride>
   </w:num>
   <w:num w:numId="1011">
-    <w:abstractNumId w:val="991"/>
+    <w:abstractNumId w:val="99411"/>
+    <w:lvlOverride w:ilvl="0">
+      <w:startOverride w:val="1"/>
+    </w:lvlOverride>
+    <w:lvlOverride w:ilvl="1">
+      <w:startOverride w:val="1"/>
+    </w:lvlOverride>
+    <w:lvlOverride w:ilvl="2">
+      <w:startOverride w:val="1"/>
+    </w:lvlOverride>
+    <w:lvlOverride w:ilvl="3">
+      <w:startOverride w:val="1"/>
+    </w:lvlOverride>
+    <w:lvlOverride w:ilvl="4">
+      <w:startOverride w:val="1"/>
+    </w:lvlOverride>
+    <w:lvlOverride w:ilvl="5">
+      <w:startOverride w:val="1"/>
+    </w:lvlOverride>
+    <w:lvlOverride w:ilvl="6">
+      <w:startOverride w:val="1"/>
+    </w:lvlOverride>
+    <w:lvlOverride w:ilvl="7">
+      <w:startOverride w:val="1"/>
+    </w:lvlOverride>
+    <w:lvlOverride w:ilvl="8">
+      <w:startOverride w:val="1"/>
+    </w:lvlOverride>
   </w:num>
   <w:num w:numId="1012">
     <w:abstractNumId w:val="991"/>
@@ -9334,6 +9218,9 @@
     <w:abstractNumId w:val="991"/>
   </w:num>
   <w:num w:numId="1020">
+    <w:abstractNumId w:val="991"/>
+  </w:num>
+  <w:num w:numId="1021">
     <w:abstractNumId w:val="99411"/>
     <w:lvlOverride w:ilvl="0">
       <w:startOverride w:val="1"/>
@@ -9362,9 +9249,6 @@
     <w:lvlOverride w:ilvl="8">
       <w:startOverride w:val="1"/>
     </w:lvlOverride>
-  </w:num>
-  <w:num w:numId="1021">
-    <w:abstractNumId w:val="991"/>
   </w:num>
   <w:num w:numId="1022">
     <w:abstractNumId w:val="991"/>
@@ -9430,6 +9314,9 @@
     <w:abstractNumId w:val="991"/>
   </w:num>
   <w:num w:numId="1034">
+    <w:abstractNumId w:val="991"/>
+  </w:num>
+  <w:num w:numId="1035">
     <w:abstractNumId w:val="99411"/>
     <w:lvlOverride w:ilvl="0">
       <w:startOverride w:val="1"/>
@@ -9459,10 +9346,10 @@
       <w:startOverride w:val="1"/>
     </w:lvlOverride>
   </w:num>
-  <w:num w:numId="1035">
+  <w:num w:numId="1036">
     <w:abstractNumId w:val="991"/>
   </w:num>
-  <w:num w:numId="1036">
+  <w:num w:numId="1037">
     <w:abstractNumId w:val="99411"/>
     <w:lvlOverride w:ilvl="0">
       <w:startOverride w:val="1"/>
@@ -9492,13 +9379,7 @@
       <w:startOverride w:val="1"/>
     </w:lvlOverride>
   </w:num>
-  <w:num w:numId="1037">
-    <w:abstractNumId w:val="991"/>
-  </w:num>
   <w:num w:numId="1038">
-    <w:abstractNumId w:val="991"/>
-  </w:num>
-  <w:num w:numId="1039">
     <w:abstractNumId w:val="99411"/>
     <w:lvlOverride w:ilvl="0">
       <w:startOverride w:val="1"/>
@@ -9528,35 +9409,11 @@
       <w:startOverride w:val="1"/>
     </w:lvlOverride>
   </w:num>
+  <w:num w:numId="1039">
+    <w:abstractNumId w:val="991"/>
+  </w:num>
   <w:num w:numId="1040">
-    <w:abstractNumId w:val="99411"/>
-    <w:lvlOverride w:ilvl="0">
-      <w:startOverride w:val="1"/>
-    </w:lvlOverride>
-    <w:lvlOverride w:ilvl="1">
-      <w:startOverride w:val="1"/>
-    </w:lvlOverride>
-    <w:lvlOverride w:ilvl="2">
-      <w:startOverride w:val="1"/>
-    </w:lvlOverride>
-    <w:lvlOverride w:ilvl="3">
-      <w:startOverride w:val="1"/>
-    </w:lvlOverride>
-    <w:lvlOverride w:ilvl="4">
-      <w:startOverride w:val="1"/>
-    </w:lvlOverride>
-    <w:lvlOverride w:ilvl="5">
-      <w:startOverride w:val="1"/>
-    </w:lvlOverride>
-    <w:lvlOverride w:ilvl="6">
-      <w:startOverride w:val="1"/>
-    </w:lvlOverride>
-    <w:lvlOverride w:ilvl="7">
-      <w:startOverride w:val="1"/>
-    </w:lvlOverride>
-    <w:lvlOverride w:ilvl="8">
-      <w:startOverride w:val="1"/>
-    </w:lvlOverride>
+    <w:abstractNumId w:val="991"/>
   </w:num>
   <w:num w:numId="1041">
     <w:abstractNumId w:val="991"/>
@@ -9589,573 +9446,567 @@
     <w:abstractNumId w:val="991"/>
   </w:num>
   <w:num w:numId="1051">
-    <w:abstractNumId w:val="991"/>
+    <w:abstractNumId w:val="99411"/>
+    <w:lvlOverride w:ilvl="0">
+      <w:startOverride w:val="1"/>
+    </w:lvlOverride>
+    <w:lvlOverride w:ilvl="1">
+      <w:startOverride w:val="1"/>
+    </w:lvlOverride>
+    <w:lvlOverride w:ilvl="2">
+      <w:startOverride w:val="1"/>
+    </w:lvlOverride>
+    <w:lvlOverride w:ilvl="3">
+      <w:startOverride w:val="1"/>
+    </w:lvlOverride>
+    <w:lvlOverride w:ilvl="4">
+      <w:startOverride w:val="1"/>
+    </w:lvlOverride>
+    <w:lvlOverride w:ilvl="5">
+      <w:startOverride w:val="1"/>
+    </w:lvlOverride>
+    <w:lvlOverride w:ilvl="6">
+      <w:startOverride w:val="1"/>
+    </w:lvlOverride>
+    <w:lvlOverride w:ilvl="7">
+      <w:startOverride w:val="1"/>
+    </w:lvlOverride>
+    <w:lvlOverride w:ilvl="8">
+      <w:startOverride w:val="1"/>
+    </w:lvlOverride>
   </w:num>
   <w:num w:numId="1052">
     <w:abstractNumId w:val="991"/>
   </w:num>
   <w:num w:numId="1053">
-    <w:abstractNumId w:val="99411"/>
+    <w:abstractNumId w:val="99412"/>
     <w:lvlOverride w:ilvl="0">
-      <w:startOverride w:val="1"/>
+      <w:startOverride w:val="2"/>
     </w:lvlOverride>
     <w:lvlOverride w:ilvl="1">
-      <w:startOverride w:val="1"/>
+      <w:startOverride w:val="2"/>
     </w:lvlOverride>
     <w:lvlOverride w:ilvl="2">
-      <w:startOverride w:val="1"/>
+      <w:startOverride w:val="2"/>
     </w:lvlOverride>
     <w:lvlOverride w:ilvl="3">
-      <w:startOverride w:val="1"/>
+      <w:startOverride w:val="2"/>
     </w:lvlOverride>
     <w:lvlOverride w:ilvl="4">
-      <w:startOverride w:val="1"/>
+      <w:startOverride w:val="2"/>
     </w:lvlOverride>
     <w:lvlOverride w:ilvl="5">
-      <w:startOverride w:val="1"/>
+      <w:startOverride w:val="2"/>
     </w:lvlOverride>
     <w:lvlOverride w:ilvl="6">
-      <w:startOverride w:val="1"/>
+      <w:startOverride w:val="2"/>
     </w:lvlOverride>
     <w:lvlOverride w:ilvl="7">
-      <w:startOverride w:val="1"/>
+      <w:startOverride w:val="2"/>
     </w:lvlOverride>
     <w:lvlOverride w:ilvl="8">
-      <w:startOverride w:val="1"/>
+      <w:startOverride w:val="2"/>
     </w:lvlOverride>
   </w:num>
   <w:num w:numId="1054">
     <w:abstractNumId w:val="991"/>
   </w:num>
   <w:num w:numId="1055">
-    <w:abstractNumId w:val="99412"/>
+    <w:abstractNumId w:val="99413"/>
     <w:lvlOverride w:ilvl="0">
-      <w:startOverride w:val="2"/>
+      <w:startOverride w:val="3"/>
     </w:lvlOverride>
     <w:lvlOverride w:ilvl="1">
-      <w:startOverride w:val="2"/>
+      <w:startOverride w:val="3"/>
     </w:lvlOverride>
     <w:lvlOverride w:ilvl="2">
-      <w:startOverride w:val="2"/>
+      <w:startOverride w:val="3"/>
     </w:lvlOverride>
     <w:lvlOverride w:ilvl="3">
-      <w:startOverride w:val="2"/>
+      <w:startOverride w:val="3"/>
     </w:lvlOverride>
     <w:lvlOverride w:ilvl="4">
-      <w:startOverride w:val="2"/>
+      <w:startOverride w:val="3"/>
     </w:lvlOverride>
     <w:lvlOverride w:ilvl="5">
-      <w:startOverride w:val="2"/>
+      <w:startOverride w:val="3"/>
     </w:lvlOverride>
     <w:lvlOverride w:ilvl="6">
-      <w:startOverride w:val="2"/>
+      <w:startOverride w:val="3"/>
     </w:lvlOverride>
     <w:lvlOverride w:ilvl="7">
-      <w:startOverride w:val="2"/>
+      <w:startOverride w:val="3"/>
     </w:lvlOverride>
     <w:lvlOverride w:ilvl="8">
-      <w:startOverride w:val="2"/>
+      <w:startOverride w:val="3"/>
     </w:lvlOverride>
   </w:num>
   <w:num w:numId="1056">
     <w:abstractNumId w:val="991"/>
   </w:num>
   <w:num w:numId="1057">
-    <w:abstractNumId w:val="99413"/>
+    <w:abstractNumId w:val="99414"/>
     <w:lvlOverride w:ilvl="0">
-      <w:startOverride w:val="3"/>
+      <w:startOverride w:val="4"/>
     </w:lvlOverride>
     <w:lvlOverride w:ilvl="1">
-      <w:startOverride w:val="3"/>
+      <w:startOverride w:val="4"/>
     </w:lvlOverride>
     <w:lvlOverride w:ilvl="2">
-      <w:startOverride w:val="3"/>
+      <w:startOverride w:val="4"/>
     </w:lvlOverride>
     <w:lvlOverride w:ilvl="3">
-      <w:startOverride w:val="3"/>
+      <w:startOverride w:val="4"/>
     </w:lvlOverride>
     <w:lvlOverride w:ilvl="4">
-      <w:startOverride w:val="3"/>
+      <w:startOverride w:val="4"/>
     </w:lvlOverride>
     <w:lvlOverride w:ilvl="5">
-      <w:startOverride w:val="3"/>
+      <w:startOverride w:val="4"/>
     </w:lvlOverride>
     <w:lvlOverride w:ilvl="6">
-      <w:startOverride w:val="3"/>
+      <w:startOverride w:val="4"/>
     </w:lvlOverride>
     <w:lvlOverride w:ilvl="7">
-      <w:startOverride w:val="3"/>
+      <w:startOverride w:val="4"/>
     </w:lvlOverride>
     <w:lvlOverride w:ilvl="8">
-      <w:startOverride w:val="3"/>
+      <w:startOverride w:val="4"/>
     </w:lvlOverride>
   </w:num>
   <w:num w:numId="1058">
     <w:abstractNumId w:val="991"/>
   </w:num>
   <w:num w:numId="1059">
-    <w:abstractNumId w:val="99414"/>
+    <w:abstractNumId w:val="99415"/>
     <w:lvlOverride w:ilvl="0">
-      <w:startOverride w:val="4"/>
+      <w:startOverride w:val="5"/>
     </w:lvlOverride>
     <w:lvlOverride w:ilvl="1">
-      <w:startOverride w:val="4"/>
+      <w:startOverride w:val="5"/>
     </w:lvlOverride>
     <w:lvlOverride w:ilvl="2">
-      <w:startOverride w:val="4"/>
+      <w:startOverride w:val="5"/>
     </w:lvlOverride>
     <w:lvlOverride w:ilvl="3">
-      <w:startOverride w:val="4"/>
+      <w:startOverride w:val="5"/>
     </w:lvlOverride>
     <w:lvlOverride w:ilvl="4">
-      <w:startOverride w:val="4"/>
+      <w:startOverride w:val="5"/>
     </w:lvlOverride>
     <w:lvlOverride w:ilvl="5">
-      <w:startOverride w:val="4"/>
+      <w:startOverride w:val="5"/>
     </w:lvlOverride>
     <w:lvlOverride w:ilvl="6">
-      <w:startOverride w:val="4"/>
+      <w:startOverride w:val="5"/>
     </w:lvlOverride>
     <w:lvlOverride w:ilvl="7">
-      <w:startOverride w:val="4"/>
+      <w:startOverride w:val="5"/>
     </w:lvlOverride>
     <w:lvlOverride w:ilvl="8">
-      <w:startOverride w:val="4"/>
+      <w:startOverride w:val="5"/>
     </w:lvlOverride>
   </w:num>
   <w:num w:numId="1060">
     <w:abstractNumId w:val="991"/>
   </w:num>
   <w:num w:numId="1061">
-    <w:abstractNumId w:val="99415"/>
+    <w:abstractNumId w:val="99416"/>
     <w:lvlOverride w:ilvl="0">
-      <w:startOverride w:val="5"/>
+      <w:startOverride w:val="6"/>
     </w:lvlOverride>
     <w:lvlOverride w:ilvl="1">
-      <w:startOverride w:val="5"/>
+      <w:startOverride w:val="6"/>
     </w:lvlOverride>
     <w:lvlOverride w:ilvl="2">
-      <w:startOverride w:val="5"/>
+      <w:startOverride w:val="6"/>
     </w:lvlOverride>
     <w:lvlOverride w:ilvl="3">
-      <w:startOverride w:val="5"/>
+      <w:startOverride w:val="6"/>
     </w:lvlOverride>
     <w:lvlOverride w:ilvl="4">
-      <w:startOverride w:val="5"/>
+      <w:startOverride w:val="6"/>
     </w:lvlOverride>
     <w:lvlOverride w:ilvl="5">
-      <w:startOverride w:val="5"/>
+      <w:startOverride w:val="6"/>
     </w:lvlOverride>
     <w:lvlOverride w:ilvl="6">
-      <w:startOverride w:val="5"/>
+      <w:startOverride w:val="6"/>
     </w:lvlOverride>
     <w:lvlOverride w:ilvl="7">
-      <w:startOverride w:val="5"/>
+      <w:startOverride w:val="6"/>
     </w:lvlOverride>
     <w:lvlOverride w:ilvl="8">
-      <w:startOverride w:val="5"/>
+      <w:startOverride w:val="6"/>
     </w:lvlOverride>
   </w:num>
   <w:num w:numId="1062">
     <w:abstractNumId w:val="991"/>
   </w:num>
   <w:num w:numId="1063">
-    <w:abstractNumId w:val="99416"/>
+    <w:abstractNumId w:val="99417"/>
     <w:lvlOverride w:ilvl="0">
-      <w:startOverride w:val="6"/>
+      <w:startOverride w:val="7"/>
     </w:lvlOverride>
     <w:lvlOverride w:ilvl="1">
-      <w:startOverride w:val="6"/>
+      <w:startOverride w:val="7"/>
     </w:lvlOverride>
     <w:lvlOverride w:ilvl="2">
-      <w:startOverride w:val="6"/>
+      <w:startOverride w:val="7"/>
     </w:lvlOverride>
     <w:lvlOverride w:ilvl="3">
-      <w:startOverride w:val="6"/>
+      <w:startOverride w:val="7"/>
     </w:lvlOverride>
     <w:lvlOverride w:ilvl="4">
-      <w:startOverride w:val="6"/>
+      <w:startOverride w:val="7"/>
     </w:lvlOverride>
     <w:lvlOverride w:ilvl="5">
-      <w:startOverride w:val="6"/>
+      <w:startOverride w:val="7"/>
     </w:lvlOverride>
     <w:lvlOverride w:ilvl="6">
-      <w:startOverride w:val="6"/>
+      <w:startOverride w:val="7"/>
     </w:lvlOverride>
     <w:lvlOverride w:ilvl="7">
-      <w:startOverride w:val="6"/>
+      <w:startOverride w:val="7"/>
     </w:lvlOverride>
     <w:lvlOverride w:ilvl="8">
-      <w:startOverride w:val="6"/>
+      <w:startOverride w:val="7"/>
     </w:lvlOverride>
   </w:num>
   <w:num w:numId="1064">
     <w:abstractNumId w:val="991"/>
   </w:num>
   <w:num w:numId="1065">
-    <w:abstractNumId w:val="99417"/>
+    <w:abstractNumId w:val="99418"/>
     <w:lvlOverride w:ilvl="0">
-      <w:startOverride w:val="7"/>
+      <w:startOverride w:val="8"/>
     </w:lvlOverride>
     <w:lvlOverride w:ilvl="1">
-      <w:startOverride w:val="7"/>
+      <w:startOverride w:val="8"/>
     </w:lvlOverride>
     <w:lvlOverride w:ilvl="2">
-      <w:startOverride w:val="7"/>
+      <w:startOverride w:val="8"/>
     </w:lvlOverride>
     <w:lvlOverride w:ilvl="3">
-      <w:startOverride w:val="7"/>
+      <w:startOverride w:val="8"/>
     </w:lvlOverride>
     <w:lvlOverride w:ilvl="4">
-      <w:startOverride w:val="7"/>
+      <w:startOverride w:val="8"/>
     </w:lvlOverride>
     <w:lvlOverride w:ilvl="5">
-      <w:startOverride w:val="7"/>
+      <w:startOverride w:val="8"/>
     </w:lvlOverride>
     <w:lvlOverride w:ilvl="6">
-      <w:startOverride w:val="7"/>
+      <w:startOverride w:val="8"/>
     </w:lvlOverride>
     <w:lvlOverride w:ilvl="7">
-      <w:startOverride w:val="7"/>
+      <w:startOverride w:val="8"/>
     </w:lvlOverride>
     <w:lvlOverride w:ilvl="8">
-      <w:startOverride w:val="7"/>
+      <w:startOverride w:val="8"/>
     </w:lvlOverride>
   </w:num>
   <w:num w:numId="1066">
     <w:abstractNumId w:val="991"/>
   </w:num>
   <w:num w:numId="1067">
-    <w:abstractNumId w:val="99418"/>
+    <w:abstractNumId w:val="99419"/>
     <w:lvlOverride w:ilvl="0">
-      <w:startOverride w:val="8"/>
+      <w:startOverride w:val="9"/>
     </w:lvlOverride>
     <w:lvlOverride w:ilvl="1">
-      <w:startOverride w:val="8"/>
+      <w:startOverride w:val="9"/>
     </w:lvlOverride>
     <w:lvlOverride w:ilvl="2">
-      <w:startOverride w:val="8"/>
+      <w:startOverride w:val="9"/>
     </w:lvlOverride>
     <w:lvlOverride w:ilvl="3">
-      <w:startOverride w:val="8"/>
+      <w:startOverride w:val="9"/>
     </w:lvlOverride>
     <w:lvlOverride w:ilvl="4">
-      <w:startOverride w:val="8"/>
+      <w:startOverride w:val="9"/>
     </w:lvlOverride>
     <w:lvlOverride w:ilvl="5">
-      <w:startOverride w:val="8"/>
+      <w:startOverride w:val="9"/>
     </w:lvlOverride>
     <w:lvlOverride w:ilvl="6">
-      <w:startOverride w:val="8"/>
+      <w:startOverride w:val="9"/>
     </w:lvlOverride>
     <w:lvlOverride w:ilvl="7">
-      <w:startOverride w:val="8"/>
+      <w:startOverride w:val="9"/>
     </w:lvlOverride>
     <w:lvlOverride w:ilvl="8">
-      <w:startOverride w:val="8"/>
+      <w:startOverride w:val="9"/>
     </w:lvlOverride>
   </w:num>
   <w:num w:numId="1068">
     <w:abstractNumId w:val="991"/>
   </w:num>
   <w:num w:numId="1069">
-    <w:abstractNumId w:val="99419"/>
+    <w:abstractNumId w:val="994110"/>
     <w:lvlOverride w:ilvl="0">
-      <w:startOverride w:val="9"/>
+      <w:startOverride w:val="10"/>
     </w:lvlOverride>
     <w:lvlOverride w:ilvl="1">
-      <w:startOverride w:val="9"/>
+      <w:startOverride w:val="10"/>
     </w:lvlOverride>
     <w:lvlOverride w:ilvl="2">
-      <w:startOverride w:val="9"/>
+      <w:startOverride w:val="10"/>
     </w:lvlOverride>
     <w:lvlOverride w:ilvl="3">
-      <w:startOverride w:val="9"/>
+      <w:startOverride w:val="10"/>
     </w:lvlOverride>
     <w:lvlOverride w:ilvl="4">
-      <w:startOverride w:val="9"/>
+      <w:startOverride w:val="10"/>
     </w:lvlOverride>
     <w:lvlOverride w:ilvl="5">
-      <w:startOverride w:val="9"/>
+      <w:startOverride w:val="10"/>
     </w:lvlOverride>
     <w:lvlOverride w:ilvl="6">
-      <w:startOverride w:val="9"/>
+      <w:startOverride w:val="10"/>
     </w:lvlOverride>
     <w:lvlOverride w:ilvl="7">
-      <w:startOverride w:val="9"/>
+      <w:startOverride w:val="10"/>
     </w:lvlOverride>
     <w:lvlOverride w:ilvl="8">
-      <w:startOverride w:val="9"/>
+      <w:startOverride w:val="10"/>
     </w:lvlOverride>
   </w:num>
   <w:num w:numId="1070">
     <w:abstractNumId w:val="991"/>
   </w:num>
   <w:num w:numId="1071">
-    <w:abstractNumId w:val="994110"/>
+    <w:abstractNumId w:val="994111"/>
     <w:lvlOverride w:ilvl="0">
-      <w:startOverride w:val="10"/>
+      <w:startOverride w:val="11"/>
     </w:lvlOverride>
     <w:lvlOverride w:ilvl="1">
-      <w:startOverride w:val="10"/>
+      <w:startOverride w:val="11"/>
     </w:lvlOverride>
     <w:lvlOverride w:ilvl="2">
-      <w:startOverride w:val="10"/>
+      <w:startOverride w:val="11"/>
     </w:lvlOverride>
     <w:lvlOverride w:ilvl="3">
-      <w:startOverride w:val="10"/>
+      <w:startOverride w:val="11"/>
     </w:lvlOverride>
     <w:lvlOverride w:ilvl="4">
-      <w:startOverride w:val="10"/>
+      <w:startOverride w:val="11"/>
     </w:lvlOverride>
     <w:lvlOverride w:ilvl="5">
-      <w:startOverride w:val="10"/>
+      <w:startOverride w:val="11"/>
     </w:lvlOverride>
     <w:lvlOverride w:ilvl="6">
-      <w:startOverride w:val="10"/>
+      <w:startOverride w:val="11"/>
     </w:lvlOverride>
     <w:lvlOverride w:ilvl="7">
-      <w:startOverride w:val="10"/>
+      <w:startOverride w:val="11"/>
     </w:lvlOverride>
     <w:lvlOverride w:ilvl="8">
-      <w:startOverride w:val="10"/>
+      <w:startOverride w:val="11"/>
     </w:lvlOverride>
   </w:num>
   <w:num w:numId="1072">
     <w:abstractNumId w:val="991"/>
   </w:num>
   <w:num w:numId="1073">
-    <w:abstractNumId w:val="994111"/>
+    <w:abstractNumId w:val="994112"/>
     <w:lvlOverride w:ilvl="0">
-      <w:startOverride w:val="11"/>
+      <w:startOverride w:val="12"/>
     </w:lvlOverride>
     <w:lvlOverride w:ilvl="1">
-      <w:startOverride w:val="11"/>
+      <w:startOverride w:val="12"/>
     </w:lvlOverride>
     <w:lvlOverride w:ilvl="2">
-      <w:startOverride w:val="11"/>
+      <w:startOverride w:val="12"/>
     </w:lvlOverride>
     <w:lvlOverride w:ilvl="3">
-      <w:startOverride w:val="11"/>
+      <w:startOverride w:val="12"/>
     </w:lvlOverride>
     <w:lvlOverride w:ilvl="4">
-      <w:startOverride w:val="11"/>
+      <w:startOverride w:val="12"/>
     </w:lvlOverride>
     <w:lvlOverride w:ilvl="5">
-      <w:startOverride w:val="11"/>
+      <w:startOverride w:val="12"/>
     </w:lvlOverride>
     <w:lvlOverride w:ilvl="6">
-      <w:startOverride w:val="11"/>
+      <w:startOverride w:val="12"/>
     </w:lvlOverride>
     <w:lvlOverride w:ilvl="7">
-      <w:startOverride w:val="11"/>
+      <w:startOverride w:val="12"/>
     </w:lvlOverride>
     <w:lvlOverride w:ilvl="8">
-      <w:startOverride w:val="11"/>
+      <w:startOverride w:val="12"/>
     </w:lvlOverride>
   </w:num>
   <w:num w:numId="1074">
     <w:abstractNumId w:val="991"/>
   </w:num>
   <w:num w:numId="1075">
-    <w:abstractNumId w:val="994112"/>
+    <w:abstractNumId w:val="994113"/>
     <w:lvlOverride w:ilvl="0">
-      <w:startOverride w:val="12"/>
+      <w:startOverride w:val="13"/>
     </w:lvlOverride>
     <w:lvlOverride w:ilvl="1">
-      <w:startOverride w:val="12"/>
+      <w:startOverride w:val="13"/>
     </w:lvlOverride>
     <w:lvlOverride w:ilvl="2">
-      <w:startOverride w:val="12"/>
+      <w:startOverride w:val="13"/>
     </w:lvlOverride>
     <w:lvlOverride w:ilvl="3">
-      <w:startOverride w:val="12"/>
+      <w:startOverride w:val="13"/>
     </w:lvlOverride>
     <w:lvlOverride w:ilvl="4">
-      <w:startOverride w:val="12"/>
+      <w:startOverride w:val="13"/>
     </w:lvlOverride>
     <w:lvlOverride w:ilvl="5">
-      <w:startOverride w:val="12"/>
+      <w:startOverride w:val="13"/>
     </w:lvlOverride>
     <w:lvlOverride w:ilvl="6">
-      <w:startOverride w:val="12"/>
+      <w:startOverride w:val="13"/>
     </w:lvlOverride>
     <w:lvlOverride w:ilvl="7">
-      <w:startOverride w:val="12"/>
+      <w:startOverride w:val="13"/>
     </w:lvlOverride>
     <w:lvlOverride w:ilvl="8">
-      <w:startOverride w:val="12"/>
+      <w:startOverride w:val="13"/>
     </w:lvlOverride>
   </w:num>
   <w:num w:numId="1076">
     <w:abstractNumId w:val="991"/>
   </w:num>
   <w:num w:numId="1077">
-    <w:abstractNumId w:val="994113"/>
+    <w:abstractNumId w:val="994114"/>
     <w:lvlOverride w:ilvl="0">
-      <w:startOverride w:val="13"/>
+      <w:startOverride w:val="14"/>
     </w:lvlOverride>
     <w:lvlOverride w:ilvl="1">
-      <w:startOverride w:val="13"/>
+      <w:startOverride w:val="14"/>
     </w:lvlOverride>
     <w:lvlOverride w:ilvl="2">
-      <w:startOverride w:val="13"/>
+      <w:startOverride w:val="14"/>
     </w:lvlOverride>
     <w:lvlOverride w:ilvl="3">
-      <w:startOverride w:val="13"/>
+      <w:startOverride w:val="14"/>
     </w:lvlOverride>
     <w:lvlOverride w:ilvl="4">
-      <w:startOverride w:val="13"/>
+      <w:startOverride w:val="14"/>
     </w:lvlOverride>
     <w:lvlOverride w:ilvl="5">
-      <w:startOverride w:val="13"/>
+      <w:startOverride w:val="14"/>
     </w:lvlOverride>
     <w:lvlOverride w:ilvl="6">
-      <w:startOverride w:val="13"/>
+      <w:startOverride w:val="14"/>
     </w:lvlOverride>
     <w:lvlOverride w:ilvl="7">
-      <w:startOverride w:val="13"/>
+      <w:startOverride w:val="14"/>
     </w:lvlOverride>
     <w:lvlOverride w:ilvl="8">
-      <w:startOverride w:val="13"/>
+      <w:startOverride w:val="14"/>
     </w:lvlOverride>
   </w:num>
   <w:num w:numId="1078">
     <w:abstractNumId w:val="991"/>
   </w:num>
   <w:num w:numId="1079">
-    <w:abstractNumId w:val="994114"/>
+    <w:abstractNumId w:val="994115"/>
     <w:lvlOverride w:ilvl="0">
-      <w:startOverride w:val="14"/>
+      <w:startOverride w:val="15"/>
     </w:lvlOverride>
     <w:lvlOverride w:ilvl="1">
-      <w:startOverride w:val="14"/>
+      <w:startOverride w:val="15"/>
     </w:lvlOverride>
     <w:lvlOverride w:ilvl="2">
-      <w:startOverride w:val="14"/>
+      <w:startOverride w:val="15"/>
     </w:lvlOverride>
     <w:lvlOverride w:ilvl="3">
-      <w:startOverride w:val="14"/>
+      <w:startOverride w:val="15"/>
     </w:lvlOverride>
     <w:lvlOverride w:ilvl="4">
-      <w:startOverride w:val="14"/>
+      <w:startOverride w:val="15"/>
     </w:lvlOverride>
     <w:lvlOverride w:ilvl="5">
-      <w:startOverride w:val="14"/>
+      <w:startOverride w:val="15"/>
     </w:lvlOverride>
     <w:lvlOverride w:ilvl="6">
-      <w:startOverride w:val="14"/>
+      <w:startOverride w:val="15"/>
     </w:lvlOverride>
     <w:lvlOverride w:ilvl="7">
-      <w:startOverride w:val="14"/>
+      <w:startOverride w:val="15"/>
     </w:lvlOverride>
     <w:lvlOverride w:ilvl="8">
-      <w:startOverride w:val="14"/>
+      <w:startOverride w:val="15"/>
     </w:lvlOverride>
   </w:num>
   <w:num w:numId="1080">
     <w:abstractNumId w:val="991"/>
   </w:num>
   <w:num w:numId="1081">
-    <w:abstractNumId w:val="994115"/>
+    <w:abstractNumId w:val="994116"/>
     <w:lvlOverride w:ilvl="0">
-      <w:startOverride w:val="15"/>
+      <w:startOverride w:val="16"/>
     </w:lvlOverride>
     <w:lvlOverride w:ilvl="1">
-      <w:startOverride w:val="15"/>
+      <w:startOverride w:val="16"/>
     </w:lvlOverride>
     <w:lvlOverride w:ilvl="2">
-      <w:startOverride w:val="15"/>
+      <w:startOverride w:val="16"/>
     </w:lvlOverride>
     <w:lvlOverride w:ilvl="3">
-      <w:startOverride w:val="15"/>
+      <w:startOverride w:val="16"/>
     </w:lvlOverride>
     <w:lvlOverride w:ilvl="4">
-      <w:startOverride w:val="15"/>
+      <w:startOverride w:val="16"/>
     </w:lvlOverride>
     <w:lvlOverride w:ilvl="5">
-      <w:startOverride w:val="15"/>
+      <w:startOverride w:val="16"/>
     </w:lvlOverride>
     <w:lvlOverride w:ilvl="6">
-      <w:startOverride w:val="15"/>
+      <w:startOverride w:val="16"/>
     </w:lvlOverride>
     <w:lvlOverride w:ilvl="7">
-      <w:startOverride w:val="15"/>
+      <w:startOverride w:val="16"/>
     </w:lvlOverride>
     <w:lvlOverride w:ilvl="8">
-      <w:startOverride w:val="15"/>
+      <w:startOverride w:val="16"/>
     </w:lvlOverride>
   </w:num>
   <w:num w:numId="1082">
     <w:abstractNumId w:val="991"/>
   </w:num>
   <w:num w:numId="1083">
-    <w:abstractNumId w:val="994116"/>
+    <w:abstractNumId w:val="994117"/>
     <w:lvlOverride w:ilvl="0">
-      <w:startOverride w:val="16"/>
+      <w:startOverride w:val="17"/>
     </w:lvlOverride>
     <w:lvlOverride w:ilvl="1">
-      <w:startOverride w:val="16"/>
+      <w:startOverride w:val="17"/>
     </w:lvlOverride>
     <w:lvlOverride w:ilvl="2">
-      <w:startOverride w:val="16"/>
+      <w:startOverride w:val="17"/>
     </w:lvlOverride>
     <w:lvlOverride w:ilvl="3">
-      <w:startOverride w:val="16"/>
+      <w:startOverride w:val="17"/>
     </w:lvlOverride>
     <w:lvlOverride w:ilvl="4">
-      <w:startOverride w:val="16"/>
+      <w:startOverride w:val="17"/>
     </w:lvlOverride>
     <w:lvlOverride w:ilvl="5">
-      <w:startOverride w:val="16"/>
+      <w:startOverride w:val="17"/>
     </w:lvlOverride>
     <w:lvlOverride w:ilvl="6">
-      <w:startOverride w:val="16"/>
+      <w:startOverride w:val="17"/>
     </w:lvlOverride>
     <w:lvlOverride w:ilvl="7">
-      <w:startOverride w:val="16"/>
+      <w:startOverride w:val="17"/>
     </w:lvlOverride>
     <w:lvlOverride w:ilvl="8">
-      <w:startOverride w:val="16"/>
+      <w:startOverride w:val="17"/>
     </w:lvlOverride>
   </w:num>
   <w:num w:numId="1084">
     <w:abstractNumId w:val="991"/>
   </w:num>
   <w:num w:numId="1085">
-    <w:abstractNumId w:val="994117"/>
-    <w:lvlOverride w:ilvl="0">
-      <w:startOverride w:val="17"/>
-    </w:lvlOverride>
-    <w:lvlOverride w:ilvl="1">
-      <w:startOverride w:val="17"/>
-    </w:lvlOverride>
-    <w:lvlOverride w:ilvl="2">
-      <w:startOverride w:val="17"/>
-    </w:lvlOverride>
-    <w:lvlOverride w:ilvl="3">
-      <w:startOverride w:val="17"/>
-    </w:lvlOverride>
-    <w:lvlOverride w:ilvl="4">
-      <w:startOverride w:val="17"/>
-    </w:lvlOverride>
-    <w:lvlOverride w:ilvl="5">
-      <w:startOverride w:val="17"/>
-    </w:lvlOverride>
-    <w:lvlOverride w:ilvl="6">
-      <w:startOverride w:val="17"/>
-    </w:lvlOverride>
-    <w:lvlOverride w:ilvl="7">
-      <w:startOverride w:val="17"/>
-    </w:lvlOverride>
-    <w:lvlOverride w:ilvl="8">
-      <w:startOverride w:val="17"/>
-    </w:lvlOverride>
-  </w:num>
-  <w:num w:numId="1086">
-    <w:abstractNumId w:val="991"/>
-  </w:num>
-  <w:num w:numId="1087">
     <w:abstractNumId w:val="994118"/>
     <w:lvlOverride w:ilvl="0">
       <w:startOverride w:val="18"/>
@@ -10185,7 +10036,7 @@
       <w:startOverride w:val="18"/>
     </w:lvlOverride>
   </w:num>
-  <w:num w:numId="1088">
+  <w:num w:numId="1086">
     <w:abstractNumId w:val="991"/>
   </w:num>
 </w:numbering>

--- a/study_protocol_full.docx
+++ b/study_protocol_full.docx
@@ -227,7 +227,7 @@
         <w:pStyle w:val="Heading1"/>
       </w:pPr>
       <w:r>
-        <w:t xml:space="preserve">3. Research question and objectives</w:t>
+        <w:t xml:space="preserve">3. Research Question and Objectives</w:t>
       </w:r>
     </w:p>
     <w:p>
@@ -875,7 +875,7 @@
         <w:pStyle w:val="Heading1"/>
       </w:pPr>
       <w:r>
-        <w:t xml:space="preserve">5. Study Design and setting</w:t>
+        <w:t xml:space="preserve">5. Study Design and Setting</w:t>
       </w:r>
     </w:p>
     <w:p>
@@ -1046,7 +1046,7 @@
         <w:pStyle w:val="Heading1"/>
       </w:pPr>
       <w:r>
-        <w:t xml:space="preserve">6. Participants, eligibility, and sampling</w:t>
+        <w:t xml:space="preserve">6. Participants, Eligibility, and Sampling</w:t>
       </w:r>
     </w:p>
     <w:p>
@@ -2844,7 +2844,7 @@
         <w:pStyle w:val="Heading1"/>
       </w:pPr>
       <w:r>
-        <w:t xml:space="preserve">11. Bias and mitigation strategies</w:t>
+        <w:t xml:space="preserve">11. Bias and Mitigation Strategies</w:t>
       </w:r>
     </w:p>
     <w:p>
@@ -3310,7 +3310,7 @@
         <w:pStyle w:val="Heading1"/>
       </w:pPr>
       <w:r>
-        <w:t xml:space="preserve">13. Interpretation and expected outputs</w:t>
+        <w:t xml:space="preserve">13. Interpretation and Expected Outputs</w:t>
       </w:r>
     </w:p>
     <w:p>
@@ -3644,7 +3644,7 @@
         <w:pStyle w:val="Heading1"/>
       </w:pPr>
       <w:r>
-        <w:t xml:space="preserve">15. Funding, registration, and open science</w:t>
+        <w:t xml:space="preserve">15. Funding, Registration, and Open Science</w:t>
       </w:r>
     </w:p>
     <w:p>
@@ -3719,8 +3719,8 @@
         <w:tblLook w:firstRow="1" w:lastRow="0" w:firstColumn="0" w:lastColumn="0" w:noHBand="0" w:noVBand="0" w:val="0020"/>
       </w:tblPr>
       <w:tblGrid>
-        <w:gridCol w:w="1853"/>
-        <w:gridCol w:w="6066"/>
+        <w:gridCol w:w="1980"/>
+        <w:gridCol w:w="5940"/>
       </w:tblGrid>
       <w:tr>
         <w:trPr>
@@ -4095,7 +4095,7 @@
       </w:r>
     </w:p>
     <w:bookmarkEnd w:id="37"/>
-    <w:bookmarkStart w:id="61" w:name="appendices"/>
+    <w:bookmarkStart w:id="45" w:name="appendices"/>
     <w:p>
       <w:pPr>
         <w:pStyle w:val="Heading1"/>
@@ -4780,7 +4780,7 @@
       </w:r>
     </w:p>
     <w:bookmarkEnd w:id="41"/>
-    <w:bookmarkStart w:id="59" w:name="sec-pis"/>
+    <w:bookmarkStart w:id="43" w:name="sec-pis"/>
     <w:p>
       <w:pPr>
         <w:pStyle w:val="Heading2"/>
@@ -4789,18 +4789,21 @@
         <w:t xml:space="preserve">19.5 Appendix 5. Participant Information Sheet</w:t>
       </w:r>
     </w:p>
-    <w:bookmarkStart w:id="42" w:name="study-title"/>
-    <w:p>
-      <w:pPr>
-        <w:pStyle w:val="Heading3"/>
-      </w:pPr>
-      <w:r>
-        <w:t xml:space="preserve">19.5.1 Study title</w:t>
-      </w:r>
-    </w:p>
     <w:p>
       <w:pPr>
         <w:pStyle w:val="FirstParagraph"/>
+      </w:pPr>
+      <w:r>
+        <w:rPr>
+          <w:b/>
+          <w:bCs/>
+        </w:rPr>
+        <w:t xml:space="preserve">Study title</w:t>
+      </w:r>
+    </w:p>
+    <w:p>
+      <w:pPr>
+        <w:pStyle w:val="BodyText"/>
       </w:pPr>
       <w:r>
         <w:rPr>
@@ -4815,32 +4818,7 @@
         <w:pStyle w:val="BodyText"/>
       </w:pPr>
       <w:r>
-        <w:t xml:space="preserve">Principal Investigator</w:t>
-      </w:r>
-    </w:p>
-    <w:p>
-      <w:pPr>
-        <w:pStyle w:val="BodyText"/>
-      </w:pPr>
-      <w:r>
-        <w:t xml:space="preserve">Prof. Ashraf Nabhan</w:t>
-      </w:r>
-      <w:r>
-        <w:br/>
-      </w:r>
-      <w:r>
-        <w:t xml:space="preserve">Faculty of Medicine, MTI University</w:t>
-      </w:r>
-      <w:r>
-        <w:br/>
-      </w:r>
-    </w:p>
-    <w:p>
-      <w:pPr>
-        <w:pStyle w:val="BodyText"/>
-      </w:pPr>
-      <w:r>
-        <w:t xml:space="preserve">Research team</w:t>
+        <w:t xml:space="preserve">Principal Investigator: Prof. Ashraf Nabhan (Faculty of Medicine, MTI University)</w:t>
       </w:r>
     </w:p>
     <w:p>
@@ -4851,14 +4829,104 @@
         <w:t xml:space="preserve">Research Coordinators: Sara Ibrahim Abdelkader and Omar Ahmed Salem</w:t>
       </w:r>
     </w:p>
-    <w:bookmarkEnd w:id="42"/>
-    <w:bookmarkStart w:id="43" w:name="invitation-to-take-part"/>
-    <w:p>
-      <w:pPr>
-        <w:pStyle w:val="Heading3"/>
-      </w:pPr>
-      <w:r>
-        <w:t xml:space="preserve">19.5.2 Invitation to take part</w:t>
+    <w:p>
+      <w:pPr>
+        <w:pStyle w:val="BodyText"/>
+      </w:pPr>
+      <w:r>
+        <w:rPr>
+          <w:b/>
+          <w:bCs/>
+        </w:rPr>
+        <w:t xml:space="preserve">Invitation to take part</w:t>
+      </w:r>
+    </w:p>
+    <w:p>
+      <w:pPr>
+        <w:pStyle w:val="BodyText"/>
+      </w:pPr>
+      <w:r>
+        <w:t xml:space="preserve">You are invited to participate in a research study about barriers that may affect the ability of early-career medical researchers in Egypt to conduct valid, relevant, and high-value research.</w:t>
+      </w:r>
+    </w:p>
+    <w:p>
+      <w:pPr>
+        <w:pStyle w:val="BodyText"/>
+      </w:pPr>
+      <w:r>
+        <w:t xml:space="preserve">Before deciding whether to participate, please read this information carefully. It explains why the study is being done, what participation involves, possible risks and benefits, and how your information will be handled.</w:t>
+      </w:r>
+    </w:p>
+    <w:p>
+      <w:pPr>
+        <w:pStyle w:val="BodyText"/>
+      </w:pPr>
+      <w:r>
+        <w:t xml:space="preserve">Taking part is entirely voluntary.</w:t>
+      </w:r>
+    </w:p>
+    <w:p>
+      <w:pPr>
+        <w:pStyle w:val="BodyText"/>
+      </w:pPr>
+      <w:r>
+        <w:rPr>
+          <w:b/>
+          <w:bCs/>
+        </w:rPr>
+        <w:t xml:space="preserve">Why is this study being conducted?</w:t>
+      </w:r>
+    </w:p>
+    <w:p>
+      <w:pPr>
+        <w:pStyle w:val="BodyText"/>
+      </w:pPr>
+      <w:r>
+        <w:t xml:space="preserve">Medical research should address important questions and use appropriate methods so that its findings can be trusted and used. However, early-career researchers may face barriers related to research skills, supervision, time, funding, data access, infrastructure, ethics and administrative procedures, institutional culture, incentives, and the wider research system.</w:t>
+      </w:r>
+    </w:p>
+    <w:p>
+      <w:pPr>
+        <w:pStyle w:val="BodyText"/>
+      </w:pPr>
+      <w:r>
+        <w:t xml:space="preserve">This study aims to develop expert consensus on:</w:t>
+      </w:r>
+    </w:p>
+    <w:p>
+      <w:pPr>
+        <w:pStyle w:val="Compact"/>
+        <w:numPr>
+          <w:ilvl w:val="0"/>
+          <w:numId w:val="1040"/>
+        </w:numPr>
+      </w:pPr>
+      <w:r>
+        <w:t xml:space="preserve">The barriers considered most important in limiting valid, relevant, and high-value medical research among early-career researchers in Egypt.</w:t>
+      </w:r>
+    </w:p>
+    <w:p>
+      <w:pPr>
+        <w:pStyle w:val="Compact"/>
+        <w:numPr>
+          <w:ilvl w:val="0"/>
+          <w:numId w:val="1040"/>
+        </w:numPr>
+      </w:pPr>
+      <w:r>
+        <w:t xml:space="preserve">Which barriers are considered modifiable.</w:t>
+      </w:r>
+    </w:p>
+    <w:p>
+      <w:pPr>
+        <w:pStyle w:val="Compact"/>
+        <w:numPr>
+          <w:ilvl w:val="0"/>
+          <w:numId w:val="1040"/>
+        </w:numPr>
+      </w:pPr>
+      <w:r>
+        <w:t xml:space="preserve">Which interventions are considered important, feasible, and suitable for prioritization.</w:t>
       </w:r>
     </w:p>
     <w:p>
@@ -4866,33 +4934,75 @@
         <w:pStyle w:val="FirstParagraph"/>
       </w:pPr>
       <w:r>
-        <w:t xml:space="preserve">You are invited to participate in a research study about barriers that may affect the ability of early-career medical researchers in Egypt to conduct valid, relevant, and high-value research.</w:t>
-      </w:r>
-    </w:p>
-    <w:p>
-      <w:pPr>
-        <w:pStyle w:val="BodyText"/>
-      </w:pPr>
-      <w:r>
-        <w:t xml:space="preserve">Before deciding whether to participate, please read this information carefully. It explains why the study is being done, what participation involves, possible risks and benefits, and how your information will be handled.</w:t>
-      </w:r>
-    </w:p>
-    <w:p>
-      <w:pPr>
-        <w:pStyle w:val="BodyText"/>
-      </w:pPr>
-      <w:r>
-        <w:t xml:space="preserve">Taking part is entirely voluntary.</w:t>
-      </w:r>
-    </w:p>
-    <w:bookmarkEnd w:id="43"/>
-    <w:bookmarkStart w:id="44" w:name="why-is-this-study-being-conducted"/>
-    <w:p>
-      <w:pPr>
-        <w:pStyle w:val="Heading3"/>
-      </w:pPr>
-      <w:r>
-        <w:t xml:space="preserve">19.5.3 Why is this study being conducted?</w:t>
+        <w:t xml:space="preserve">The study does not aim to measure how common each barrier is in Egypt, determine whether a particular barrier causes poor research quality, evaluate institutions or individuals, or assess the performance of any named supervisor, department, university, hospital, or organization.</w:t>
+      </w:r>
+    </w:p>
+    <w:p>
+      <w:pPr>
+        <w:pStyle w:val="BodyText"/>
+      </w:pPr>
+      <w:r>
+        <w:rPr>
+          <w:b/>
+          <w:bCs/>
+        </w:rPr>
+        <w:t xml:space="preserve">Why have I been invited?</w:t>
+      </w:r>
+    </w:p>
+    <w:p>
+      <w:pPr>
+        <w:pStyle w:val="BodyText"/>
+      </w:pPr>
+      <w:r>
+        <w:t xml:space="preserve">You have been invited because of your experience in one or more areas relevant to medical research in Egypt. Eligible participants may include:</w:t>
+      </w:r>
+    </w:p>
+    <w:p>
+      <w:pPr>
+        <w:pStyle w:val="Compact"/>
+        <w:numPr>
+          <w:ilvl w:val="0"/>
+          <w:numId w:val="1041"/>
+        </w:numPr>
+      </w:pPr>
+      <w:r>
+        <w:t xml:space="preserve">Medical students, house officers, residents, teaching assistants, assistant lecturers, or equivalent early-career medical researchers.</w:t>
+      </w:r>
+    </w:p>
+    <w:p>
+      <w:pPr>
+        <w:pStyle w:val="Compact"/>
+        <w:numPr>
+          <w:ilvl w:val="0"/>
+          <w:numId w:val="1041"/>
+        </w:numPr>
+      </w:pPr>
+      <w:r>
+        <w:t xml:space="preserve">Research supervisors.</w:t>
+      </w:r>
+    </w:p>
+    <w:p>
+      <w:pPr>
+        <w:pStyle w:val="Compact"/>
+        <w:numPr>
+          <w:ilvl w:val="0"/>
+          <w:numId w:val="1041"/>
+        </w:numPr>
+      </w:pPr>
+      <w:r>
+        <w:t xml:space="preserve">Biostatisticians, epidemiologists, research methodologists, evidence-synthesis specialists, qualitative researchers, or related experts.</w:t>
+      </w:r>
+    </w:p>
+    <w:p>
+      <w:pPr>
+        <w:pStyle w:val="Compact"/>
+        <w:numPr>
+          <w:ilvl w:val="0"/>
+          <w:numId w:val="1041"/>
+        </w:numPr>
+      </w:pPr>
+      <w:r>
+        <w:t xml:space="preserve">Members of ethics committees or research-governance structures.</w:t>
       </w:r>
     </w:p>
     <w:p>
@@ -4900,148 +5010,24 @@
         <w:pStyle w:val="FirstParagraph"/>
       </w:pPr>
       <w:r>
-        <w:t xml:space="preserve">Medical research should address important questions and use appropriate methods so that its findings can be trusted and used. However, early-career researchers may face barriers related to research skills, supervision, time, funding, data access, infrastructure, ethics and administrative procedures, institutional culture, incentives, and the wider research system.</w:t>
-      </w:r>
-    </w:p>
-    <w:p>
-      <w:pPr>
-        <w:pStyle w:val="BodyText"/>
-      </w:pPr>
-      <w:r>
-        <w:t xml:space="preserve">This study aims to develop expert consensus on:</w:t>
-      </w:r>
-    </w:p>
-    <w:p>
-      <w:pPr>
-        <w:pStyle w:val="Compact"/>
-        <w:numPr>
-          <w:ilvl w:val="0"/>
-          <w:numId w:val="1040"/>
-        </w:numPr>
-      </w:pPr>
-      <w:r>
-        <w:t xml:space="preserve">The barriers considered most important in limiting valid, relevant, and high-value medical research among early-career researchers in Egypt.</w:t>
-      </w:r>
-    </w:p>
-    <w:p>
-      <w:pPr>
-        <w:pStyle w:val="Compact"/>
-        <w:numPr>
-          <w:ilvl w:val="0"/>
-          <w:numId w:val="1040"/>
-        </w:numPr>
-      </w:pPr>
-      <w:r>
-        <w:t xml:space="preserve">Which barriers are considered modifiable.</w:t>
-      </w:r>
-    </w:p>
-    <w:p>
-      <w:pPr>
-        <w:pStyle w:val="Compact"/>
-        <w:numPr>
-          <w:ilvl w:val="0"/>
-          <w:numId w:val="1040"/>
-        </w:numPr>
-      </w:pPr>
-      <w:r>
-        <w:t xml:space="preserve">Which interventions are considered important, feasible, and suitable for prioritization.</w:t>
-      </w:r>
-    </w:p>
-    <w:p>
-      <w:pPr>
-        <w:pStyle w:val="FirstParagraph"/>
-      </w:pPr>
-      <w:r>
-        <w:t xml:space="preserve">The study does not aim to measure how common each barrier is in Egypt, determine whether a particular barrier causes poor research quality, evaluate institutions or individuals, or assess the performance of any named supervisor, department, university, hospital, or organization.</w:t>
-      </w:r>
-    </w:p>
-    <w:bookmarkEnd w:id="44"/>
-    <w:bookmarkStart w:id="45" w:name="why-have-i-been-invited"/>
-    <w:p>
-      <w:pPr>
-        <w:pStyle w:val="Heading3"/>
-      </w:pPr>
-      <w:r>
-        <w:t xml:space="preserve">19.5.4 Why have I been invited?</w:t>
-      </w:r>
-    </w:p>
-    <w:p>
-      <w:pPr>
-        <w:pStyle w:val="FirstParagraph"/>
-      </w:pPr>
-      <w:r>
-        <w:t xml:space="preserve">You have been invited because of your experience in one or more areas relevant to medical research in Egypt. Eligible participants may include:</w:t>
-      </w:r>
-    </w:p>
-    <w:p>
-      <w:pPr>
-        <w:pStyle w:val="Compact"/>
-        <w:numPr>
-          <w:ilvl w:val="0"/>
-          <w:numId w:val="1041"/>
-        </w:numPr>
-      </w:pPr>
-      <w:r>
-        <w:t xml:space="preserve">Medical students, house officers, residents, teaching assistants, assistant lecturers, or equivalent early-career medical researchers.</w:t>
-      </w:r>
-    </w:p>
-    <w:p>
-      <w:pPr>
-        <w:pStyle w:val="Compact"/>
-        <w:numPr>
-          <w:ilvl w:val="0"/>
-          <w:numId w:val="1041"/>
-        </w:numPr>
-      </w:pPr>
-      <w:r>
-        <w:t xml:space="preserve">Research supervisors.</w:t>
-      </w:r>
-    </w:p>
-    <w:p>
-      <w:pPr>
-        <w:pStyle w:val="Compact"/>
-        <w:numPr>
-          <w:ilvl w:val="0"/>
-          <w:numId w:val="1041"/>
-        </w:numPr>
-      </w:pPr>
-      <w:r>
-        <w:t xml:space="preserve">Biostatisticians, epidemiologists, research methodologists, evidence-synthesis specialists, qualitative researchers, or related experts.</w:t>
-      </w:r>
-    </w:p>
-    <w:p>
-      <w:pPr>
-        <w:pStyle w:val="Compact"/>
-        <w:numPr>
-          <w:ilvl w:val="0"/>
-          <w:numId w:val="1041"/>
-        </w:numPr>
-      </w:pPr>
-      <w:r>
-        <w:t xml:space="preserve">Members of ethics committees or research-governance structures.</w:t>
-      </w:r>
-    </w:p>
-    <w:p>
-      <w:pPr>
-        <w:pStyle w:val="FirstParagraph"/>
-      </w:pPr>
-      <w:r>
         <w:t xml:space="preserve">You should participate only if you have sufficient familiarity with the Egyptian medical research environment to provide informed judgments.</w:t>
       </w:r>
     </w:p>
-    <w:bookmarkEnd w:id="45"/>
-    <w:bookmarkStart w:id="46" w:name="what-will-happen-if-i-take-part"/>
-    <w:p>
-      <w:pPr>
-        <w:pStyle w:val="Heading3"/>
-      </w:pPr>
-      <w:r>
-        <w:t xml:space="preserve">19.5.5 What will happen if I take part?</w:t>
-      </w:r>
-    </w:p>
-    <w:p>
-      <w:pPr>
-        <w:pStyle w:val="FirstParagraph"/>
+    <w:p>
+      <w:pPr>
+        <w:pStyle w:val="BodyText"/>
+      </w:pPr>
+      <w:r>
+        <w:rPr>
+          <w:b/>
+          <w:bCs/>
+        </w:rPr>
+        <w:t xml:space="preserve">What will happen if I take part?</w:t>
+      </w:r>
+    </w:p>
+    <w:p>
+      <w:pPr>
+        <w:pStyle w:val="BodyText"/>
       </w:pPr>
       <w:r>
         <w:t xml:space="preserve">This is a two-round online modified Delphi study.</w:t>
@@ -5333,19 +5319,21 @@
         <w:t xml:space="preserve">There will be no face-to-face group discussion. You will not be asked to interact with other participants.</w:t>
       </w:r>
     </w:p>
-    <w:bookmarkEnd w:id="46"/>
-    <w:bookmarkStart w:id="47" w:name="what-should-i-consider-when-responding"/>
-    <w:p>
-      <w:pPr>
-        <w:pStyle w:val="Heading3"/>
-      </w:pPr>
-      <w:r>
-        <w:t xml:space="preserve">19.5.6 What should I consider when responding?</w:t>
-      </w:r>
-    </w:p>
-    <w:p>
-      <w:pPr>
-        <w:pStyle w:val="FirstParagraph"/>
+    <w:p>
+      <w:pPr>
+        <w:pStyle w:val="BodyText"/>
+      </w:pPr>
+      <w:r>
+        <w:rPr>
+          <w:b/>
+          <w:bCs/>
+        </w:rPr>
+        <w:t xml:space="preserve">What should I consider when responding?</w:t>
+      </w:r>
+    </w:p>
+    <w:p>
+      <w:pPr>
+        <w:pStyle w:val="BodyText"/>
       </w:pPr>
       <w:r>
         <w:t xml:space="preserve">Please consider the Egyptian medical research system as a whole. The purpose is not to assign blame to individual researchers, supervisors, departments, universities, hospitals, ethics committees, or funding bodies.</w:t>
@@ -5431,19 +5419,21 @@
         <w:t xml:space="preserve">If identifying information is entered into a free-text comment, the research team may remove or redact it before analysis, feedback, or reporting.</w:t>
       </w:r>
     </w:p>
-    <w:bookmarkEnd w:id="47"/>
-    <w:bookmarkStart w:id="48" w:name="is-participation-voluntary"/>
-    <w:p>
-      <w:pPr>
-        <w:pStyle w:val="Heading3"/>
-      </w:pPr>
-      <w:r>
-        <w:t xml:space="preserve">19.5.7 Is participation voluntary?</w:t>
-      </w:r>
-    </w:p>
-    <w:p>
-      <w:pPr>
-        <w:pStyle w:val="FirstParagraph"/>
+    <w:p>
+      <w:pPr>
+        <w:pStyle w:val="BodyText"/>
+      </w:pPr>
+      <w:r>
+        <w:rPr>
+          <w:b/>
+          <w:bCs/>
+        </w:rPr>
+        <w:t xml:space="preserve">Is participation voluntary?</w:t>
+      </w:r>
+    </w:p>
+    <w:p>
+      <w:pPr>
+        <w:pStyle w:val="BodyText"/>
       </w:pPr>
       <w:r>
         <w:t xml:space="preserve">Yes. Participation is completely voluntary.</w:t>
@@ -5473,19 +5463,21 @@
         <w:t xml:space="preserve">You may skip any optional question. However, you must provide enough required ratings for your questionnaire to be considered complete according to the study’s prespecified completion rules.</w:t>
       </w:r>
     </w:p>
-    <w:bookmarkEnd w:id="48"/>
-    <w:bookmarkStart w:id="50" w:name="can-i-withdraw"/>
-    <w:p>
-      <w:pPr>
-        <w:pStyle w:val="Heading3"/>
-      </w:pPr>
-      <w:r>
-        <w:t xml:space="preserve">19.5.8 Can I withdraw?</w:t>
-      </w:r>
-    </w:p>
-    <w:p>
-      <w:pPr>
-        <w:pStyle w:val="FirstParagraph"/>
+    <w:p>
+      <w:pPr>
+        <w:pStyle w:val="BodyText"/>
+      </w:pPr>
+      <w:r>
+        <w:rPr>
+          <w:b/>
+          <w:bCs/>
+        </w:rPr>
+        <w:t xml:space="preserve">Can I withdraw?</w:t>
+      </w:r>
+    </w:p>
+    <w:p>
+      <w:pPr>
+        <w:pStyle w:val="BodyText"/>
       </w:pPr>
       <w:r>
         <w:t xml:space="preserve">You may stop the survey at any time before submitting it, without giving a reason.</w:t>
@@ -5501,7 +5493,7 @@
       <w:r>
         <w:t xml:space="preserve"> </w:t>
       </w:r>
-      <w:hyperlink r:id="rId49">
+      <w:hyperlink r:id="rId42">
         <w:r>
           <w:rPr>
             <w:rStyle w:val="Hyperlink"/>
@@ -5521,14 +5513,56 @@
         <w:t xml:space="preserve">Once data have been de-identified and combined into aggregate analyses, it may no longer be possible to identify and remove your individual responses.</w:t>
       </w:r>
     </w:p>
-    <w:bookmarkEnd w:id="50"/>
-    <w:bookmarkStart w:id="51" w:name="what-are-the-possible-risks"/>
-    <w:p>
-      <w:pPr>
-        <w:pStyle w:val="Heading3"/>
-      </w:pPr>
-      <w:r>
-        <w:t xml:space="preserve">19.5.9 What are the possible risks?</w:t>
+    <w:p>
+      <w:pPr>
+        <w:pStyle w:val="BodyText"/>
+      </w:pPr>
+      <w:r>
+        <w:rPr>
+          <w:b/>
+          <w:bCs/>
+        </w:rPr>
+        <w:t xml:space="preserve">What are the possible risks?</w:t>
+      </w:r>
+    </w:p>
+    <w:p>
+      <w:pPr>
+        <w:pStyle w:val="BodyText"/>
+      </w:pPr>
+      <w:r>
+        <w:t xml:space="preserve">This study is expected to involve no more than minimal risk.</w:t>
+      </w:r>
+    </w:p>
+    <w:p>
+      <w:pPr>
+        <w:pStyle w:val="BodyText"/>
+      </w:pPr>
+      <w:r>
+        <w:t xml:space="preserve">Possible risks include:</w:t>
+      </w:r>
+    </w:p>
+    <w:p>
+      <w:pPr>
+        <w:pStyle w:val="Compact"/>
+        <w:numPr>
+          <w:ilvl w:val="0"/>
+          <w:numId w:val="1047"/>
+        </w:numPr>
+      </w:pPr>
+      <w:r>
+        <w:t xml:space="preserve">Minimal discomfort when considering barriers related to supervision, institutional support, research governance, or research culture.</w:t>
+      </w:r>
+    </w:p>
+    <w:p>
+      <w:pPr>
+        <w:pStyle w:val="Compact"/>
+        <w:numPr>
+          <w:ilvl w:val="0"/>
+          <w:numId w:val="1047"/>
+        </w:numPr>
+      </w:pPr>
+      <w:r>
+        <w:t xml:space="preserve">Concern that professional or institutional views could be recognized.</w:t>
       </w:r>
     </w:p>
     <w:p>
@@ -5536,39 +5570,91 @@
         <w:pStyle w:val="FirstParagraph"/>
       </w:pPr>
       <w:r>
-        <w:t xml:space="preserve">This study is expected to involve no more than minimal risk.</w:t>
-      </w:r>
-    </w:p>
-    <w:p>
-      <w:pPr>
-        <w:pStyle w:val="BodyText"/>
-      </w:pPr>
-      <w:r>
-        <w:t xml:space="preserve">Possible risks include:</w:t>
-      </w:r>
-    </w:p>
-    <w:p>
-      <w:pPr>
-        <w:pStyle w:val="Compact"/>
-        <w:numPr>
-          <w:ilvl w:val="0"/>
-          <w:numId w:val="1047"/>
-        </w:numPr>
-      </w:pPr>
-      <w:r>
-        <w:t xml:space="preserve">Minimal discomfort when considering barriers related to supervision, institutional support, research governance, or research culture.</w:t>
-      </w:r>
-    </w:p>
-    <w:p>
-      <w:pPr>
-        <w:pStyle w:val="Compact"/>
-        <w:numPr>
-          <w:ilvl w:val="0"/>
-          <w:numId w:val="1047"/>
-        </w:numPr>
-      </w:pPr>
-      <w:r>
-        <w:t xml:space="preserve">Concern that professional or institutional views could be recognized.</w:t>
+        <w:t xml:space="preserve">To reduce these risks:</w:t>
+      </w:r>
+    </w:p>
+    <w:p>
+      <w:pPr>
+        <w:pStyle w:val="Compact"/>
+        <w:numPr>
+          <w:ilvl w:val="0"/>
+          <w:numId w:val="1048"/>
+        </w:numPr>
+      </w:pPr>
+      <w:r>
+        <w:t xml:space="preserve">Participation will occur through an electronic survey rather than a group discussion.</w:t>
+      </w:r>
+    </w:p>
+    <w:p>
+      <w:pPr>
+        <w:pStyle w:val="Compact"/>
+        <w:numPr>
+          <w:ilvl w:val="0"/>
+          <w:numId w:val="1048"/>
+        </w:numPr>
+      </w:pPr>
+      <w:r>
+        <w:t xml:space="preserve">Individual ratings will not be shown to other participants.</w:t>
+      </w:r>
+    </w:p>
+    <w:p>
+      <w:pPr>
+        <w:pStyle w:val="Compact"/>
+        <w:numPr>
+          <w:ilvl w:val="0"/>
+          <w:numId w:val="1048"/>
+        </w:numPr>
+      </w:pPr>
+      <w:r>
+        <w:t xml:space="preserve">Feedback between rounds will be presented only in aggregate form.</w:t>
+      </w:r>
+    </w:p>
+    <w:p>
+      <w:pPr>
+        <w:pStyle w:val="Compact"/>
+        <w:numPr>
+          <w:ilvl w:val="0"/>
+          <w:numId w:val="1048"/>
+        </w:numPr>
+      </w:pPr>
+      <w:r>
+        <w:t xml:space="preserve">Identifying contact information will be stored separately from survey responses.</w:t>
+      </w:r>
+    </w:p>
+    <w:p>
+      <w:pPr>
+        <w:pStyle w:val="Compact"/>
+        <w:numPr>
+          <w:ilvl w:val="0"/>
+          <w:numId w:val="1048"/>
+        </w:numPr>
+      </w:pPr>
+      <w:r>
+        <w:t xml:space="preserve">The analysis dataset will use a study identifier rather than your name or email address.</w:t>
+      </w:r>
+    </w:p>
+    <w:p>
+      <w:pPr>
+        <w:pStyle w:val="Compact"/>
+        <w:numPr>
+          <w:ilvl w:val="0"/>
+          <w:numId w:val="1048"/>
+        </w:numPr>
+      </w:pPr>
+      <w:r>
+        <w:t xml:space="preserve">Reports will present aggregated findings and will avoid reporting small cells or details that could identify an individual or institution.</w:t>
+      </w:r>
+    </w:p>
+    <w:p>
+      <w:pPr>
+        <w:pStyle w:val="Compact"/>
+        <w:numPr>
+          <w:ilvl w:val="0"/>
+          <w:numId w:val="1048"/>
+        </w:numPr>
+      </w:pPr>
+      <w:r>
+        <w:t xml:space="preserve">Free-text comments will be screened for identifying information before they are used in group feedback or dissemination.</w:t>
       </w:r>
     </w:p>
     <w:p>
@@ -5576,114 +5662,24 @@
         <w:pStyle w:val="FirstParagraph"/>
       </w:pPr>
       <w:r>
-        <w:t xml:space="preserve">To reduce these risks:</w:t>
-      </w:r>
-    </w:p>
-    <w:p>
-      <w:pPr>
-        <w:pStyle w:val="Compact"/>
-        <w:numPr>
-          <w:ilvl w:val="0"/>
-          <w:numId w:val="1048"/>
-        </w:numPr>
-      </w:pPr>
-      <w:r>
-        <w:t xml:space="preserve">Participation will occur through an electronic survey rather than a group discussion.</w:t>
-      </w:r>
-    </w:p>
-    <w:p>
-      <w:pPr>
-        <w:pStyle w:val="Compact"/>
-        <w:numPr>
-          <w:ilvl w:val="0"/>
-          <w:numId w:val="1048"/>
-        </w:numPr>
-      </w:pPr>
-      <w:r>
-        <w:t xml:space="preserve">Individual ratings will not be shown to other participants.</w:t>
-      </w:r>
-    </w:p>
-    <w:p>
-      <w:pPr>
-        <w:pStyle w:val="Compact"/>
-        <w:numPr>
-          <w:ilvl w:val="0"/>
-          <w:numId w:val="1048"/>
-        </w:numPr>
-      </w:pPr>
-      <w:r>
-        <w:t xml:space="preserve">Feedback between rounds will be presented only in aggregate form.</w:t>
-      </w:r>
-    </w:p>
-    <w:p>
-      <w:pPr>
-        <w:pStyle w:val="Compact"/>
-        <w:numPr>
-          <w:ilvl w:val="0"/>
-          <w:numId w:val="1048"/>
-        </w:numPr>
-      </w:pPr>
-      <w:r>
-        <w:t xml:space="preserve">Identifying contact information will be stored separately from survey responses.</w:t>
-      </w:r>
-    </w:p>
-    <w:p>
-      <w:pPr>
-        <w:pStyle w:val="Compact"/>
-        <w:numPr>
-          <w:ilvl w:val="0"/>
-          <w:numId w:val="1048"/>
-        </w:numPr>
-      </w:pPr>
-      <w:r>
-        <w:t xml:space="preserve">The analysis dataset will use a study identifier rather than your name or email address.</w:t>
-      </w:r>
-    </w:p>
-    <w:p>
-      <w:pPr>
-        <w:pStyle w:val="Compact"/>
-        <w:numPr>
-          <w:ilvl w:val="0"/>
-          <w:numId w:val="1048"/>
-        </w:numPr>
-      </w:pPr>
-      <w:r>
-        <w:t xml:space="preserve">Reports will present aggregated findings and will avoid reporting small cells or details that could identify an individual or institution.</w:t>
-      </w:r>
-    </w:p>
-    <w:p>
-      <w:pPr>
-        <w:pStyle w:val="Compact"/>
-        <w:numPr>
-          <w:ilvl w:val="0"/>
-          <w:numId w:val="1048"/>
-        </w:numPr>
-      </w:pPr>
-      <w:r>
-        <w:t xml:space="preserve">Free-text comments will be screened for identifying information before they are used in group feedback or dissemination.</w:t>
-      </w:r>
-    </w:p>
-    <w:p>
-      <w:pPr>
-        <w:pStyle w:val="FirstParagraph"/>
-      </w:pPr>
-      <w:r>
         <w:t xml:space="preserve">Your responses are confidential, but they are not completely anonymous to the limited research staff responsible for consent administration, round linkage, and secure data management.</w:t>
       </w:r>
     </w:p>
-    <w:bookmarkEnd w:id="51"/>
-    <w:bookmarkStart w:id="52" w:name="are-there-benefits-to-taking-part"/>
-    <w:p>
-      <w:pPr>
-        <w:pStyle w:val="Heading3"/>
-      </w:pPr>
-      <w:r>
-        <w:t xml:space="preserve">19.5.10 Are there benefits to taking part?</w:t>
-      </w:r>
-    </w:p>
-    <w:p>
-      <w:pPr>
-        <w:pStyle w:val="FirstParagraph"/>
+    <w:p>
+      <w:pPr>
+        <w:pStyle w:val="BodyText"/>
+      </w:pPr>
+      <w:r>
+        <w:rPr>
+          <w:b/>
+          <w:bCs/>
+        </w:rPr>
+        <w:t xml:space="preserve">Are there benefits to taking part?</w:t>
+      </w:r>
+    </w:p>
+    <w:p>
+      <w:pPr>
+        <w:pStyle w:val="BodyText"/>
       </w:pPr>
       <w:r>
         <w:t xml:space="preserve">You may not receive a direct personal benefit from participation.</w:t>
@@ -5697,37 +5693,41 @@
         <w:t xml:space="preserve">Your contribution may help identify priorities for improving research education, supervision, methodological support, infrastructure, governance, funding, incentives, and collaboration for early-career medical researchers in Egypt.</w:t>
       </w:r>
     </w:p>
-    <w:bookmarkEnd w:id="52"/>
-    <w:bookmarkStart w:id="53" w:name="will-i-be-paid-or-reimbursed"/>
-    <w:p>
-      <w:pPr>
-        <w:pStyle w:val="Heading3"/>
-      </w:pPr>
-      <w:r>
-        <w:t xml:space="preserve">19.5.11 Will I be paid or reimbursed?</w:t>
-      </w:r>
-    </w:p>
-    <w:p>
-      <w:pPr>
-        <w:pStyle w:val="FirstParagraph"/>
+    <w:p>
+      <w:pPr>
+        <w:pStyle w:val="BodyText"/>
+      </w:pPr>
+      <w:r>
+        <w:rPr>
+          <w:b/>
+          <w:bCs/>
+        </w:rPr>
+        <w:t xml:space="preserve">Will I be paid or reimbursed?</w:t>
+      </w:r>
+    </w:p>
+    <w:p>
+      <w:pPr>
+        <w:pStyle w:val="BodyText"/>
       </w:pPr>
       <w:r>
         <w:t xml:space="preserve">You will not receive payment. Participants who complete both rounds may receive a certificate of participation, if requested. The certificate will not include your ratings or comments.</w:t>
       </w:r>
     </w:p>
-    <w:bookmarkEnd w:id="53"/>
-    <w:bookmarkStart w:id="54" w:name="Xf74caa49acb59ac73d1cdbb8c8aeb45e7e15fa1"/>
-    <w:p>
-      <w:pPr>
-        <w:pStyle w:val="Heading3"/>
-      </w:pPr>
-      <w:r>
-        <w:t xml:space="preserve">19.5.12 How will my information be kept confidential?</w:t>
-      </w:r>
-    </w:p>
-    <w:p>
-      <w:pPr>
-        <w:pStyle w:val="FirstParagraph"/>
+    <w:p>
+      <w:pPr>
+        <w:pStyle w:val="BodyText"/>
+      </w:pPr>
+      <w:r>
+        <w:rPr>
+          <w:b/>
+          <w:bCs/>
+        </w:rPr>
+        <w:t xml:space="preserve">How will my information be kept confidential?</w:t>
+      </w:r>
+    </w:p>
+    <w:p>
+      <w:pPr>
+        <w:pStyle w:val="BodyText"/>
       </w:pPr>
       <w:r>
         <w:t xml:space="preserve">The study will collect limited contact information, such as your name and email address, only to send invitations, reminders, and the Round-2 link.</w:t>
@@ -5765,19 +5765,21 @@
         <w:t xml:space="preserve">The study team will not intentionally collect patient information, sensitive health information, or names of colleagues or institutions in open-text comments.</w:t>
       </w:r>
     </w:p>
-    <w:bookmarkEnd w:id="54"/>
-    <w:bookmarkStart w:id="55" w:name="how-long-will-data-be-kept"/>
-    <w:p>
-      <w:pPr>
-        <w:pStyle w:val="Heading3"/>
-      </w:pPr>
-      <w:r>
-        <w:t xml:space="preserve">19.5.13 How long will data be kept?</w:t>
-      </w:r>
-    </w:p>
-    <w:p>
-      <w:pPr>
-        <w:pStyle w:val="FirstParagraph"/>
+    <w:p>
+      <w:pPr>
+        <w:pStyle w:val="BodyText"/>
+      </w:pPr>
+      <w:r>
+        <w:rPr>
+          <w:b/>
+          <w:bCs/>
+        </w:rPr>
+        <w:t xml:space="preserve">How long will data be kept?</w:t>
+      </w:r>
+    </w:p>
+    <w:p>
+      <w:pPr>
+        <w:pStyle w:val="BodyText"/>
       </w:pPr>
       <w:r>
         <w:t xml:space="preserve">Identifiable contact and linkage data will be retained until they are no longer required for Round-2 invitation, withdrawal management, and data verification, after which they will be securely destroyed.</w:t>
@@ -5791,19 +5793,21 @@
         <w:t xml:space="preserve">De-identified research data, consent records, study documents, and the audit trail will be retained for the period required by MTI institutional policy and ethical requirements.</w:t>
       </w:r>
     </w:p>
-    <w:bookmarkEnd w:id="55"/>
-    <w:bookmarkStart w:id="56" w:name="will-my-information-be-shared"/>
-    <w:p>
-      <w:pPr>
-        <w:pStyle w:val="Heading3"/>
-      </w:pPr>
-      <w:r>
-        <w:t xml:space="preserve">19.5.14 Will my information be shared?</w:t>
-      </w:r>
-    </w:p>
-    <w:p>
-      <w:pPr>
-        <w:pStyle w:val="FirstParagraph"/>
+    <w:p>
+      <w:pPr>
+        <w:pStyle w:val="BodyText"/>
+      </w:pPr>
+      <w:r>
+        <w:rPr>
+          <w:b/>
+          <w:bCs/>
+        </w:rPr>
+        <w:t xml:space="preserve">Will my information be shared?</w:t>
+      </w:r>
+    </w:p>
+    <w:p>
+      <w:pPr>
+        <w:pStyle w:val="BodyText"/>
       </w:pPr>
       <w:r>
         <w:t xml:space="preserve">The study may result in publications, conference presentations, policy briefs, workshops, webinars, and an open research-capacity toolkit.</w:t>
@@ -5969,19 +5973,21 @@
         <w:t xml:space="preserve">Information that could reasonably identify an individual, institution, department, or organization.</w:t>
       </w:r>
     </w:p>
-    <w:bookmarkEnd w:id="56"/>
-    <w:bookmarkStart w:id="57" w:name="who-has-reviewed-this-study"/>
-    <w:p>
-      <w:pPr>
-        <w:pStyle w:val="Heading3"/>
-      </w:pPr>
-      <w:r>
-        <w:t xml:space="preserve">19.5.15 Who has reviewed this study?</w:t>
-      </w:r>
-    </w:p>
     <w:p>
       <w:pPr>
         <w:pStyle w:val="FirstParagraph"/>
+      </w:pPr>
+      <w:r>
+        <w:rPr>
+          <w:b/>
+          <w:bCs/>
+        </w:rPr>
+        <w:t xml:space="preserve">Who has reviewed this study?</w:t>
+      </w:r>
+    </w:p>
+    <w:p>
+      <w:pPr>
+        <w:pStyle w:val="BodyText"/>
       </w:pPr>
       <w:r>
         <w:t xml:space="preserve">This study has been reviewed by</w:t>
@@ -5997,19 +6003,21 @@
         <w:t xml:space="preserve">Institutional Review Board, Faculty of Medicine, MTI University</w:t>
       </w:r>
     </w:p>
-    <w:bookmarkEnd w:id="57"/>
-    <w:bookmarkStart w:id="58" w:name="who-can-i-contact"/>
-    <w:p>
-      <w:pPr>
-        <w:pStyle w:val="Heading3"/>
-      </w:pPr>
-      <w:r>
-        <w:t xml:space="preserve">19.5.16 Who can I contact?</w:t>
-      </w:r>
-    </w:p>
-    <w:p>
-      <w:pPr>
-        <w:pStyle w:val="FirstParagraph"/>
+    <w:p>
+      <w:pPr>
+        <w:pStyle w:val="BodyText"/>
+      </w:pPr>
+      <w:r>
+        <w:rPr>
+          <w:b/>
+          <w:bCs/>
+        </w:rPr>
+        <w:t xml:space="preserve">Who can I contact?</w:t>
+      </w:r>
+    </w:p>
+    <w:p>
+      <w:pPr>
+        <w:pStyle w:val="BodyText"/>
       </w:pPr>
       <w:r>
         <w:t xml:space="preserve">For questions about the study, participation, withdrawal, or data handling, please contact the study team at</w:t>
@@ -6017,7 +6025,7 @@
       <w:r>
         <w:t xml:space="preserve"> </w:t>
       </w:r>
-      <w:hyperlink r:id="rId49">
+      <w:hyperlink r:id="rId42">
         <w:r>
           <w:rPr>
             <w:rStyle w:val="Hyperlink"/>
@@ -6052,13 +6060,9 @@
       <w:r>
         <w:t xml:space="preserve">at irb@mti.edu.eg</w:t>
       </w:r>
-      <w:r>
-        <w:br/>
-      </w:r>
-    </w:p>
-    <w:bookmarkEnd w:id="58"/>
-    <w:bookmarkEnd w:id="59"/>
-    <w:bookmarkStart w:id="60" w:name="sec-consent"/>
+    </w:p>
+    <w:bookmarkEnd w:id="43"/>
+    <w:bookmarkStart w:id="44" w:name="sec-consent"/>
     <w:p>
       <w:pPr>
         <w:pStyle w:val="Heading2"/>
@@ -6893,7 +6897,7 @@
       <w:r>
         <w:t xml:space="preserve"> </w:t>
       </w:r>
-      <w:hyperlink r:id="rId49">
+      <w:hyperlink r:id="rId42">
         <w:r>
           <w:rPr>
             <w:rStyle w:val="Hyperlink"/>
@@ -6905,9 +6909,9 @@
         <w:t xml:space="preserve">.</w:t>
       </w:r>
     </w:p>
-    <w:bookmarkEnd w:id="60"/>
-    <w:bookmarkEnd w:id="61"/>
-    <w:bookmarkStart w:id="83" w:name="references"/>
+    <w:bookmarkEnd w:id="44"/>
+    <w:bookmarkEnd w:id="45"/>
+    <w:bookmarkStart w:id="67" w:name="references"/>
     <w:p>
       <w:pPr>
         <w:pStyle w:val="Heading1"/>
@@ -6916,8 +6920,8 @@
         <w:t xml:space="preserve">20. References</w:t>
       </w:r>
     </w:p>
-    <w:bookmarkStart w:id="82" w:name="refs"/>
-    <w:bookmarkStart w:id="63" w:name="ref-chalmers2009"/>
+    <w:bookmarkStart w:id="66" w:name="refs"/>
+    <w:bookmarkStart w:id="47" w:name="ref-chalmers2009"/>
     <w:p>
       <w:pPr>
         <w:pStyle w:val="Bibliography"/>
@@ -6928,7 +6932,7 @@
       <w:r>
         <w:t xml:space="preserve"> </w:t>
       </w:r>
-      <w:hyperlink r:id="rId62">
+      <w:hyperlink r:id="rId46">
         <w:r>
           <w:rPr>
             <w:rStyle w:val="Hyperlink"/>
@@ -6940,8 +6944,8 @@
         <w:t xml:space="preserve">. The Lancet. 2009;374:86–9.</w:t>
       </w:r>
     </w:p>
-    <w:bookmarkEnd w:id="63"/>
-    <w:bookmarkStart w:id="65" w:name="ref-glaziou2018"/>
+    <w:bookmarkEnd w:id="47"/>
+    <w:bookmarkStart w:id="49" w:name="ref-glaziou2018"/>
     <w:p>
       <w:pPr>
         <w:pStyle w:val="Bibliography"/>
@@ -6952,7 +6956,7 @@
       <w:r>
         <w:t xml:space="preserve"> </w:t>
       </w:r>
-      <w:hyperlink r:id="rId64">
+      <w:hyperlink r:id="rId48">
         <w:r>
           <w:rPr>
             <w:rStyle w:val="Hyperlink"/>
@@ -6964,8 +6968,8 @@
         <w:t xml:space="preserve">. BMJ. 2018;363:k4645.</w:t>
       </w:r>
     </w:p>
-    <w:bookmarkEnd w:id="65"/>
-    <w:bookmarkStart w:id="67" w:name="ref-moher2016"/>
+    <w:bookmarkEnd w:id="49"/>
+    <w:bookmarkStart w:id="51" w:name="ref-moher2016"/>
     <w:p>
       <w:pPr>
         <w:pStyle w:val="Bibliography"/>
@@ -6976,7 +6980,7 @@
       <w:r>
         <w:t xml:space="preserve"> </w:t>
       </w:r>
-      <w:hyperlink r:id="rId66">
+      <w:hyperlink r:id="rId50">
         <w:r>
           <w:rPr>
             <w:rStyle w:val="Hyperlink"/>
@@ -6988,8 +6992,8 @@
         <w:t xml:space="preserve"> The Lancet. 2016;387:1573–86.</w:t>
       </w:r>
     </w:p>
-    <w:bookmarkEnd w:id="67"/>
-    <w:bookmarkStart w:id="69" w:name="ref-chalmers2014"/>
+    <w:bookmarkEnd w:id="51"/>
+    <w:bookmarkStart w:id="53" w:name="ref-chalmers2014"/>
     <w:p>
       <w:pPr>
         <w:pStyle w:val="Bibliography"/>
@@ -7000,7 +7004,7 @@
       <w:r>
         <w:t xml:space="preserve"> </w:t>
       </w:r>
-      <w:hyperlink r:id="rId68">
+      <w:hyperlink r:id="rId52">
         <w:r>
           <w:rPr>
             <w:rStyle w:val="Hyperlink"/>
@@ -7009,8 +7013,8 @@
         </w:r>
       </w:hyperlink>
     </w:p>
-    <w:bookmarkEnd w:id="69"/>
-    <w:bookmarkStart w:id="71" w:name="ref-ioannidis2014"/>
+    <w:bookmarkEnd w:id="53"/>
+    <w:bookmarkStart w:id="55" w:name="ref-ioannidis2014"/>
     <w:p>
       <w:pPr>
         <w:pStyle w:val="Bibliography"/>
@@ -7021,7 +7025,7 @@
       <w:r>
         <w:t xml:space="preserve"> </w:t>
       </w:r>
-      <w:hyperlink r:id="rId70">
+      <w:hyperlink r:id="rId54">
         <w:r>
           <w:rPr>
             <w:rStyle w:val="Hyperlink"/>
@@ -7030,8 +7034,8 @@
         </w:r>
       </w:hyperlink>
     </w:p>
-    <w:bookmarkEnd w:id="71"/>
-    <w:bookmarkStart w:id="73" w:name="ref-salman2014"/>
+    <w:bookmarkEnd w:id="55"/>
+    <w:bookmarkStart w:id="57" w:name="ref-salman2014"/>
     <w:p>
       <w:pPr>
         <w:pStyle w:val="Bibliography"/>
@@ -7042,7 +7046,7 @@
       <w:r>
         <w:t xml:space="preserve"> </w:t>
       </w:r>
-      <w:hyperlink r:id="rId72">
+      <w:hyperlink r:id="rId56">
         <w:r>
           <w:rPr>
             <w:rStyle w:val="Hyperlink"/>
@@ -7051,8 +7055,8 @@
         </w:r>
       </w:hyperlink>
     </w:p>
-    <w:bookmarkEnd w:id="73"/>
-    <w:bookmarkStart w:id="75" w:name="ref-jorm2025"/>
+    <w:bookmarkEnd w:id="57"/>
+    <w:bookmarkStart w:id="59" w:name="ref-jorm2025"/>
     <w:p>
       <w:pPr>
         <w:pStyle w:val="Bibliography"/>
@@ -7063,7 +7067,7 @@
       <w:r>
         <w:t xml:space="preserve"> </w:t>
       </w:r>
-      <w:hyperlink r:id="rId74">
+      <w:hyperlink r:id="rId58">
         <w:r>
           <w:rPr>
             <w:rStyle w:val="Hyperlink"/>
@@ -7072,8 +7076,8 @@
         </w:r>
       </w:hyperlink>
     </w:p>
-    <w:bookmarkEnd w:id="75"/>
-    <w:bookmarkStart w:id="77" w:name="ref-RStudio2026"/>
+    <w:bookmarkEnd w:id="59"/>
+    <w:bookmarkStart w:id="61" w:name="ref-RStudio2026"/>
     <w:p>
       <w:pPr>
         <w:pStyle w:val="Bibliography"/>
@@ -7084,7 +7088,7 @@
       <w:r>
         <w:t xml:space="preserve"> </w:t>
       </w:r>
-      <w:hyperlink r:id="rId76">
+      <w:hyperlink r:id="rId60">
         <w:r>
           <w:rPr>
             <w:rStyle w:val="Hyperlink"/>
@@ -7093,8 +7097,8 @@
         </w:r>
       </w:hyperlink>
     </w:p>
-    <w:bookmarkEnd w:id="77"/>
-    <w:bookmarkStart w:id="79" w:name="ref-RCoreTeam2026"/>
+    <w:bookmarkEnd w:id="61"/>
+    <w:bookmarkStart w:id="63" w:name="ref-RCoreTeam2026"/>
     <w:p>
       <w:pPr>
         <w:pStyle w:val="Bibliography"/>
@@ -7105,7 +7109,7 @@
       <w:r>
         <w:t xml:space="preserve"> </w:t>
       </w:r>
-      <w:hyperlink r:id="rId78">
+      <w:hyperlink r:id="rId62">
         <w:r>
           <w:rPr>
             <w:rStyle w:val="Hyperlink"/>
@@ -7114,8 +7118,8 @@
         </w:r>
       </w:hyperlink>
     </w:p>
-    <w:bookmarkEnd w:id="79"/>
-    <w:bookmarkStart w:id="81" w:name="ref-gattrell2024"/>
+    <w:bookmarkEnd w:id="63"/>
+    <w:bookmarkStart w:id="65" w:name="ref-gattrell2024"/>
     <w:p>
       <w:pPr>
         <w:pStyle w:val="Bibliography"/>
@@ -7126,7 +7130,7 @@
       <w:r>
         <w:t xml:space="preserve"> </w:t>
       </w:r>
-      <w:hyperlink r:id="rId80">
+      <w:hyperlink r:id="rId64">
         <w:r>
           <w:rPr>
             <w:rStyle w:val="Hyperlink"/>
@@ -7138,9 +7142,9 @@
         <w:t xml:space="preserve">. PLOS Medicine. 2024;21:e1004326.</w:t>
       </w:r>
     </w:p>
-    <w:bookmarkEnd w:id="81"/>
-    <w:bookmarkEnd w:id="82"/>
-    <w:bookmarkEnd w:id="83"/>
+    <w:bookmarkEnd w:id="65"/>
+    <w:bookmarkEnd w:id="66"/>
+    <w:bookmarkEnd w:id="67"/>
     <w:sectPr>
       <w:headerReference r:id="rId6" w:type="even"/>
       <w:headerReference r:id="rId7" w:type="default"/>

--- a/study_protocol_full.docx
+++ b/study_protocol_full.docx
@@ -33,6 +33,17 @@
       </w:pPr>
       <w:r>
         <w:t xml:space="preserve">1. Protocol summary</w:t>
+      </w:r>
+    </w:p>
+    <w:p>
+      <w:pPr>
+        <w:numPr>
+          <w:ilvl w:val="0"/>
+          <w:numId w:val="1001"/>
+        </w:numPr>
+      </w:pPr>
+      <w:r>
+        <w:t xml:space="preserve">Study title: Barriers to Valid Medical Research Among Early-Career Researchers in Egypt, A Modified Delphi Study Protocol</w:t>
       </w:r>
     </w:p>
     <w:p>
@@ -353,7 +364,7 @@
         </w:numPr>
       </w:pPr>
       <w:r>
-        <w:t xml:space="preserve">To develop a consensus-based priority framework that summarizes important and modifiable barriers, priority interventions, and areas of stakeholder agreement or disagreement..</w:t>
+        <w:t xml:space="preserve">To develop a consensus-based priority framework that summarizes important and modifiable barriers, priority interventions, and areas of stakeholder agreement or disagreement.</w:t>
       </w:r>
     </w:p>
     <w:bookmarkEnd w:id="22"/>
@@ -934,7 +945,7 @@
         <w:t xml:space="preserve"> </w:t>
       </w:r>
       <w:r>
-        <w:t xml:space="preserve">evidence review, conceptual framework development, item generation, expert review, and pilot testing.</w:t>
+        <w:t xml:space="preserve">evidence review, conceptual framework development, item generation, expert review.</w:t>
       </w:r>
     </w:p>
     <w:p>
@@ -1077,31 +1088,7 @@
         </w:numPr>
       </w:pPr>
       <w:r>
-        <w:t xml:space="preserve">Early-career researchers</w:t>
-      </w:r>
-    </w:p>
-    <w:p>
-      <w:pPr>
-        <w:pStyle w:val="Compact"/>
-        <w:numPr>
-          <w:ilvl w:val="1"/>
-          <w:numId w:val="1012"/>
-        </w:numPr>
-      </w:pPr>
-      <w:r>
-        <w:t xml:space="preserve">Be a medical student, house officer, resident, teaching assistant, assistant lecturer, or equivalent early-career medical researcher in Egypt; and</w:t>
-      </w:r>
-    </w:p>
-    <w:p>
-      <w:pPr>
-        <w:pStyle w:val="Compact"/>
-        <w:numPr>
-          <w:ilvl w:val="1"/>
-          <w:numId w:val="1012"/>
-        </w:numPr>
-      </w:pPr>
-      <w:r>
-        <w:t xml:space="preserve">have participated in, planned, conducted, analyzed, written at least one research project.</w:t>
+        <w:t xml:space="preserve">Early-career researchers: be a medical student, house officer, resident, teaching assistant, assistant lecturer, or equivalent early-career medical researcher in Egypt; and have participated in, planned, conducted, analyzed, or written at least one research project.</w:t>
       </w:r>
     </w:p>
     <w:p>
@@ -1112,31 +1099,7 @@
         </w:numPr>
       </w:pPr>
       <w:r>
-        <w:t xml:space="preserve">Research supervisors</w:t>
-      </w:r>
-    </w:p>
-    <w:p>
-      <w:pPr>
-        <w:pStyle w:val="Compact"/>
-        <w:numPr>
-          <w:ilvl w:val="1"/>
-          <w:numId w:val="1013"/>
-        </w:numPr>
-      </w:pPr>
-      <w:r>
-        <w:t xml:space="preserve">Be a lecturer, associate professor, professor, or equivalent researcher who has supervised medical research involving early-career researchers; and</w:t>
-      </w:r>
-    </w:p>
-    <w:p>
-      <w:pPr>
-        <w:pStyle w:val="Compact"/>
-        <w:numPr>
-          <w:ilvl w:val="1"/>
-          <w:numId w:val="1013"/>
-        </w:numPr>
-      </w:pPr>
-      <w:r>
-        <w:t xml:space="preserve">have current or recent experience in research supervision.</w:t>
+        <w:t xml:space="preserve">Research supervisors: be a lecturer, associate professor, professor, or equivalent researcher who has supervised medical research involving early-career researchers; and have current or recent experience in research supervision.</w:t>
       </w:r>
     </w:p>
     <w:p>
@@ -1147,31 +1110,7 @@
         </w:numPr>
       </w:pPr>
       <w:r>
-        <w:t xml:space="preserve">Research methodologists/biostatisticians</w:t>
-      </w:r>
-    </w:p>
-    <w:p>
-      <w:pPr>
-        <w:pStyle w:val="Compact"/>
-        <w:numPr>
-          <w:ilvl w:val="1"/>
-          <w:numId w:val="1014"/>
-        </w:numPr>
-      </w:pPr>
-      <w:r>
-        <w:t xml:space="preserve">Have formal or substantial professional experience in epidemiology, biostatistics, research methodology, evidence synthesis, qualitative research, or related methodological disciplines; and</w:t>
-      </w:r>
-    </w:p>
-    <w:p>
-      <w:pPr>
-        <w:pStyle w:val="Compact"/>
-        <w:numPr>
-          <w:ilvl w:val="1"/>
-          <w:numId w:val="1014"/>
-        </w:numPr>
-      </w:pPr>
-      <w:r>
-        <w:t xml:space="preserve">have experience supporting or conducting health research.</w:t>
+        <w:t xml:space="preserve">Research methodologists/biostatisticians: have formal or substantial professional experience in epidemiology, biostatistics, research methodology, evidence synthesis, qualitative research, or related methodological disciplines; and have experience supporting or conducting health research.</w:t>
       </w:r>
     </w:p>
     <w:p>
@@ -1182,19 +1121,7 @@
         </w:numPr>
       </w:pPr>
       <w:r>
-        <w:t xml:space="preserve">Ethics/research governance participants</w:t>
-      </w:r>
-    </w:p>
-    <w:p>
-      <w:pPr>
-        <w:pStyle w:val="Compact"/>
-        <w:numPr>
-          <w:ilvl w:val="1"/>
-          <w:numId w:val="1015"/>
-        </w:numPr>
-      </w:pPr>
-      <w:r>
-        <w:t xml:space="preserve">Be a member or former member of a research ethics committee, research governance body, or comparable institutional structure.</w:t>
+        <w:t xml:space="preserve">Ethics/research governance participants: be a member or former member of a research ethics committee, research governance body, or comparable institutional structure.</w:t>
       </w:r>
     </w:p>
     <w:p>
@@ -1202,7 +1129,7 @@
         <w:pStyle w:val="FirstParagraph"/>
       </w:pPr>
       <w:r>
-        <w:t xml:space="preserve">Participants should have sufficient familiarity with the Egyptian research environment to provide informed judgments.</w:t>
+        <w:t xml:space="preserve">Where a participant meets criteria for more than one group, participants are asked to choose their own group for the purpose of panel characterization and subgroup analysis.</w:t>
       </w:r>
     </w:p>
     <w:p>
@@ -1230,7 +1157,7 @@
         <w:pStyle w:val="Compact"/>
         <w:numPr>
           <w:ilvl w:val="0"/>
-          <w:numId w:val="1016"/>
+          <w:numId w:val="1012"/>
         </w:numPr>
       </w:pPr>
       <w:r>
@@ -1242,7 +1169,7 @@
         <w:pStyle w:val="Compact"/>
         <w:numPr>
           <w:ilvl w:val="0"/>
-          <w:numId w:val="1016"/>
+          <w:numId w:val="1012"/>
         </w:numPr>
       </w:pPr>
       <w:r>
@@ -1254,35 +1181,23 @@
         <w:pStyle w:val="Compact"/>
         <w:numPr>
           <w:ilvl w:val="0"/>
-          <w:numId w:val="1016"/>
-        </w:numPr>
-      </w:pPr>
-      <w:r>
-        <w:t xml:space="preserve">are unable to complete the questionnaire in English or Arabic, depending on the final validated questionnaire language;</w:t>
-      </w:r>
-    </w:p>
-    <w:p>
-      <w:pPr>
-        <w:pStyle w:val="Compact"/>
-        <w:numPr>
-          <w:ilvl w:val="0"/>
-          <w:numId w:val="1016"/>
-        </w:numPr>
-      </w:pPr>
-      <w:r>
-        <w:t xml:space="preserve">participate only in questionnaire piloting and do not meet the final panel eligibility criteria; or</w:t>
-      </w:r>
-    </w:p>
-    <w:p>
-      <w:pPr>
-        <w:pStyle w:val="Compact"/>
-        <w:numPr>
-          <w:ilvl w:val="0"/>
-          <w:numId w:val="1016"/>
-        </w:numPr>
-      </w:pPr>
-      <w:r>
-        <w:t xml:space="preserve">have a direct conflict of interest that the steering group determines would prevent independent participation.</w:t>
+          <w:numId w:val="1012"/>
+        </w:numPr>
+      </w:pPr>
+      <w:r>
+        <w:t xml:space="preserve">are unable to complete the questionnaire in English; or</w:t>
+      </w:r>
+    </w:p>
+    <w:p>
+      <w:pPr>
+        <w:pStyle w:val="Compact"/>
+        <w:numPr>
+          <w:ilvl w:val="0"/>
+          <w:numId w:val="1012"/>
+        </w:numPr>
+      </w:pPr>
+      <w:r>
+        <w:t xml:space="preserve">participate only in questionnaire piloting and do not meet the final panel eligibility criteria.</w:t>
       </w:r>
     </w:p>
     <w:p>
@@ -1310,7 +1225,7 @@
         <w:pStyle w:val="BodyText"/>
       </w:pPr>
       <w:r>
-        <w:t xml:space="preserve">The stakeholder are grouped because barriers to high-value research arise across multiple levels of the research ecosystem. Early-career researchers provide direct experience of barriers; supervisors provide insight regarding mentorship and training; methodologists contribute expertise regarding research validity; governance stakeholders provide perspectives on ethics and regulatory processes; research administrators and funders inform resource allocation; and health-system stakeholders contribute views regarding research relevance and implementation.</w:t>
+        <w:t xml:space="preserve">Stakeholders are grouped because barriers to high-value research arise across multiple levels of the research ecosystem. Early-career researchers provide direct experience of barriers; supervisors provide insight regarding mentorship and training; methodologists contribute expertise regarding research validity; and institutional/governance stakeholders provide perspectives on ethics and regulatory processes.</w:t>
       </w:r>
     </w:p>
     <w:p>
@@ -1529,6 +1444,14 @@
         <w:t xml:space="preserve">The study team will approach participants directly by an individualized invitation. No snowball recruitment will be used. The invitation will include a brief study description, an information sheet, and a link to the electronic consent form and Round-1 questionnaire.</w:t>
       </w:r>
     </w:p>
+    <w:p>
+      <w:pPr>
+        <w:pStyle w:val="BodyText"/>
+      </w:pPr>
+      <w:r>
+        <w:t xml:space="preserve">The advisory board, PI, co-investigators and coordinators are excluded from the panel</w:t>
+      </w:r>
+    </w:p>
     <w:bookmarkEnd w:id="25"/>
     <w:bookmarkStart w:id="26" w:name="item-generation"/>
     <w:p>
@@ -1568,7 +1491,7 @@
         <w:pStyle w:val="Compact"/>
         <w:numPr>
           <w:ilvl w:val="0"/>
-          <w:numId w:val="1017"/>
+          <w:numId w:val="1013"/>
         </w:numPr>
       </w:pPr>
       <w:r>
@@ -1580,7 +1503,7 @@
         <w:pStyle w:val="Compact"/>
         <w:numPr>
           <w:ilvl w:val="0"/>
-          <w:numId w:val="1017"/>
+          <w:numId w:val="1013"/>
         </w:numPr>
       </w:pPr>
       <w:r>
@@ -1592,7 +1515,7 @@
         <w:pStyle w:val="Compact"/>
         <w:numPr>
           <w:ilvl w:val="0"/>
-          <w:numId w:val="1017"/>
+          <w:numId w:val="1013"/>
         </w:numPr>
       </w:pPr>
       <w:r>
@@ -1604,7 +1527,7 @@
         <w:pStyle w:val="Compact"/>
         <w:numPr>
           <w:ilvl w:val="0"/>
-          <w:numId w:val="1017"/>
+          <w:numId w:val="1013"/>
         </w:numPr>
       </w:pPr>
       <w:r>
@@ -1616,7 +1539,7 @@
         <w:pStyle w:val="Compact"/>
         <w:numPr>
           <w:ilvl w:val="0"/>
-          <w:numId w:val="1017"/>
+          <w:numId w:val="1013"/>
         </w:numPr>
       </w:pPr>
       <w:r>
@@ -1628,7 +1551,7 @@
         <w:pStyle w:val="FirstParagraph"/>
       </w:pPr>
       <w:r>
-        <w:t xml:space="preserve">The steering group will review the initial item pool for conceptual overlap, redundancy, ambiguity, and comprehensiveness. A record of major item additions, deletions, mergers, and wording changes will be maintained.</w:t>
+        <w:t xml:space="preserve">The advisory board will review the initial item pool for conceptual overlap, redundancy, ambiguity, and comprehensiveness. A record of major item additions, deletions, mergers, and wording changes will be maintained.</w:t>
       </w:r>
     </w:p>
     <w:bookmarkEnd w:id="26"/>
@@ -1658,7 +1581,7 @@
         <w:pStyle w:val="BodyText"/>
       </w:pPr>
       <w:r>
-        <w:t xml:space="preserve">The survey will be administered using the University’s online survey platform. Data will be stored on secure password-protected system accessible only to authorized study personnel. Completion of the Round-1 questionnaire is expected to require approximately 20 minutes and Round-2 approximately 15 minutes.</w:t>
+        <w:t xml:space="preserve">The survey will be administered using the University’s online survey platform. Data will be stored on secure password-protected system accessible only to authorized study personnel. Completion of the Round-1 questionnaire is expected to require approximately 20 minutes and Round-2 approximately 20 minutes.</w:t>
       </w:r>
     </w:p>
     <w:p>
@@ -1762,7 +1685,7 @@
         <w:pStyle w:val="Compact"/>
         <w:numPr>
           <w:ilvl w:val="0"/>
-          <w:numId w:val="1018"/>
+          <w:numId w:val="1014"/>
         </w:numPr>
       </w:pPr>
       <w:r>
@@ -1774,7 +1697,7 @@
         <w:pStyle w:val="Compact"/>
         <w:numPr>
           <w:ilvl w:val="0"/>
-          <w:numId w:val="1018"/>
+          <w:numId w:val="1014"/>
         </w:numPr>
       </w:pPr>
       <w:r>
@@ -1786,7 +1709,7 @@
         <w:pStyle w:val="Compact"/>
         <w:numPr>
           <w:ilvl w:val="0"/>
-          <w:numId w:val="1018"/>
+          <w:numId w:val="1014"/>
         </w:numPr>
       </w:pPr>
       <w:r>
@@ -1798,7 +1721,7 @@
         <w:pStyle w:val="Compact"/>
         <w:numPr>
           <w:ilvl w:val="0"/>
-          <w:numId w:val="1018"/>
+          <w:numId w:val="1014"/>
         </w:numPr>
       </w:pPr>
       <w:r>
@@ -1810,7 +1733,7 @@
         <w:pStyle w:val="Compact"/>
         <w:numPr>
           <w:ilvl w:val="0"/>
-          <w:numId w:val="1018"/>
+          <w:numId w:val="1014"/>
         </w:numPr>
       </w:pPr>
       <w:r>
@@ -1895,15 +1818,15 @@
         <w:t xml:space="preserve">Remove</w:t>
       </w:r>
       <w:r>
-        <w:t xml:space="preserve">: Items may be removed if they are clearly redundant, outside the study scope, poorly understood, or judged by the steering group to represent a different construct. Removal decisions will be documented and will not be based solely on an unfavorable rating unless this was specified by the predefined decision rule.</w:t>
-      </w:r>
-    </w:p>
-    <w:p>
-      <w:pPr>
-        <w:pStyle w:val="BodyText"/>
-      </w:pPr>
-      <w:r>
-        <w:t xml:space="preserve">The steering group will not create or remove items after seeing Round-2 results.</w:t>
+        <w:t xml:space="preserve">: Items may be removed if they are clearly redundant, outside the study scope, poorly understood, or judged by the advisory board to represent a different construct. Removal decisions will be documented and will not be based solely on an unfavorable rating.</w:t>
+      </w:r>
+    </w:p>
+    <w:p>
+      <w:pPr>
+        <w:pStyle w:val="BodyText"/>
+      </w:pPr>
+      <w:r>
+        <w:t xml:space="preserve">The advisory board will not create or remove items after seeing Round-2 results.</w:t>
       </w:r>
     </w:p>
     <w:p>
@@ -1939,7 +1862,7 @@
         <w:pStyle w:val="Compact"/>
         <w:numPr>
           <w:ilvl w:val="0"/>
-          <w:numId w:val="1019"/>
+          <w:numId w:val="1015"/>
         </w:numPr>
       </w:pPr>
       <w:r>
@@ -1951,7 +1874,7 @@
         <w:pStyle w:val="Compact"/>
         <w:numPr>
           <w:ilvl w:val="0"/>
-          <w:numId w:val="1019"/>
+          <w:numId w:val="1015"/>
         </w:numPr>
       </w:pPr>
       <w:r>
@@ -1963,7 +1886,7 @@
         <w:pStyle w:val="Compact"/>
         <w:numPr>
           <w:ilvl w:val="0"/>
-          <w:numId w:val="1019"/>
+          <w:numId w:val="1015"/>
         </w:numPr>
       </w:pPr>
       <w:r>
@@ -1975,7 +1898,7 @@
         <w:pStyle w:val="Compact"/>
         <w:numPr>
           <w:ilvl w:val="0"/>
-          <w:numId w:val="1019"/>
+          <w:numId w:val="1015"/>
         </w:numPr>
       </w:pPr>
       <w:r>
@@ -2011,7 +1934,7 @@
         <w:pStyle w:val="Compact"/>
         <w:numPr>
           <w:ilvl w:val="0"/>
-          <w:numId w:val="1020"/>
+          <w:numId w:val="1016"/>
         </w:numPr>
       </w:pPr>
       <w:r>
@@ -2033,7 +1956,7 @@
         <w:pStyle w:val="Compact"/>
         <w:numPr>
           <w:ilvl w:val="0"/>
-          <w:numId w:val="1020"/>
+          <w:numId w:val="1016"/>
         </w:numPr>
       </w:pPr>
       <w:r>
@@ -2082,7 +2005,7 @@
       <w:pPr>
         <w:numPr>
           <w:ilvl w:val="0"/>
-          <w:numId w:val="1021"/>
+          <w:numId w:val="1017"/>
         </w:numPr>
       </w:pPr>
       <w:r>
@@ -2119,7 +2042,7 @@
       <w:pPr>
         <w:numPr>
           <w:ilvl w:val="0"/>
-          <w:numId w:val="1021"/>
+          <w:numId w:val="1017"/>
         </w:numPr>
       </w:pPr>
       <w:r>
@@ -2157,7 +2080,7 @@
         <w:pStyle w:val="Compact"/>
         <w:numPr>
           <w:ilvl w:val="1"/>
-          <w:numId w:val="1022"/>
+          <w:numId w:val="1018"/>
         </w:numPr>
       </w:pPr>
       <w:r>
@@ -2169,7 +2092,7 @@
         <w:pStyle w:val="Compact"/>
         <w:numPr>
           <w:ilvl w:val="1"/>
-          <w:numId w:val="1022"/>
+          <w:numId w:val="1018"/>
         </w:numPr>
       </w:pPr>
       <w:r>
@@ -2181,7 +2104,7 @@
         <w:pStyle w:val="Compact"/>
         <w:numPr>
           <w:ilvl w:val="1"/>
-          <w:numId w:val="1022"/>
+          <w:numId w:val="1018"/>
         </w:numPr>
       </w:pPr>
       <w:r>
@@ -2192,7 +2115,7 @@
       <w:pPr>
         <w:numPr>
           <w:ilvl w:val="0"/>
-          <w:numId w:val="1021"/>
+          <w:numId w:val="1017"/>
         </w:numPr>
       </w:pPr>
       <w:r>
@@ -2227,7 +2150,7 @@
         <w:pStyle w:val="Compact"/>
         <w:numPr>
           <w:ilvl w:val="1"/>
-          <w:numId w:val="1023"/>
+          <w:numId w:val="1019"/>
         </w:numPr>
       </w:pPr>
       <w:r>
@@ -2239,7 +2162,7 @@
         <w:pStyle w:val="Compact"/>
         <w:numPr>
           <w:ilvl w:val="1"/>
-          <w:numId w:val="1023"/>
+          <w:numId w:val="1019"/>
         </w:numPr>
       </w:pPr>
       <w:r>
@@ -2251,7 +2174,7 @@
         <w:pStyle w:val="Compact"/>
         <w:numPr>
           <w:ilvl w:val="1"/>
-          <w:numId w:val="1023"/>
+          <w:numId w:val="1019"/>
         </w:numPr>
       </w:pPr>
       <w:r>
@@ -2263,7 +2186,7 @@
         <w:pStyle w:val="Compact"/>
         <w:numPr>
           <w:ilvl w:val="1"/>
-          <w:numId w:val="1023"/>
+          <w:numId w:val="1019"/>
         </w:numPr>
       </w:pPr>
       <w:r>
@@ -2274,7 +2197,7 @@
       <w:pPr>
         <w:numPr>
           <w:ilvl w:val="0"/>
-          <w:numId w:val="1021"/>
+          <w:numId w:val="1017"/>
         </w:numPr>
       </w:pPr>
       <w:r>
@@ -2360,7 +2283,7 @@
         <w:pStyle w:val="Compact"/>
         <w:numPr>
           <w:ilvl w:val="0"/>
-          <w:numId w:val="1024"/>
+          <w:numId w:val="1020"/>
         </w:numPr>
       </w:pPr>
       <w:r>
@@ -2372,7 +2295,7 @@
         <w:pStyle w:val="Compact"/>
         <w:numPr>
           <w:ilvl w:val="0"/>
-          <w:numId w:val="1024"/>
+          <w:numId w:val="1020"/>
         </w:numPr>
       </w:pPr>
       <w:r>
@@ -2384,7 +2307,7 @@
         <w:pStyle w:val="Compact"/>
         <w:numPr>
           <w:ilvl w:val="0"/>
-          <w:numId w:val="1024"/>
+          <w:numId w:val="1020"/>
         </w:numPr>
       </w:pPr>
       <w:r>
@@ -2446,7 +2369,7 @@
         <w:pStyle w:val="Compact"/>
         <w:numPr>
           <w:ilvl w:val="0"/>
-          <w:numId w:val="1025"/>
+          <w:numId w:val="1021"/>
         </w:numPr>
       </w:pPr>
       <w:r>
@@ -2458,7 +2381,7 @@
         <w:pStyle w:val="Compact"/>
         <w:numPr>
           <w:ilvl w:val="0"/>
-          <w:numId w:val="1025"/>
+          <w:numId w:val="1021"/>
         </w:numPr>
       </w:pPr>
       <w:r>
@@ -2470,7 +2393,7 @@
         <w:pStyle w:val="Compact"/>
         <w:numPr>
           <w:ilvl w:val="0"/>
-          <w:numId w:val="1025"/>
+          <w:numId w:val="1021"/>
         </w:numPr>
       </w:pPr>
       <w:r>
@@ -2482,7 +2405,7 @@
         <w:pStyle w:val="Compact"/>
         <w:numPr>
           <w:ilvl w:val="0"/>
-          <w:numId w:val="1025"/>
+          <w:numId w:val="1021"/>
         </w:numPr>
       </w:pPr>
       <w:r>
@@ -2494,7 +2417,7 @@
         <w:pStyle w:val="Compact"/>
         <w:numPr>
           <w:ilvl w:val="0"/>
-          <w:numId w:val="1025"/>
+          <w:numId w:val="1021"/>
         </w:numPr>
       </w:pPr>
       <w:r>
@@ -2506,7 +2429,7 @@
         <w:pStyle w:val="FirstParagraph"/>
       </w:pPr>
       <w:r>
-        <w:t xml:space="preserve">Data will be retained for seven years after study completion in accordance with applicable institutional policy, after which identifiable linkage files will be securely destroyed and research data retained or destroyed according to institutional requirements.</w:t>
+        <w:t xml:space="preserve">Data will be retained for seven years after study completion in accordance with applicable institutional policy.</w:t>
       </w:r>
     </w:p>
     <w:bookmarkEnd w:id="28"/>
@@ -2544,7 +2467,7 @@
         <w:pStyle w:val="Compact"/>
         <w:numPr>
           <w:ilvl w:val="0"/>
-          <w:numId w:val="1026"/>
+          <w:numId w:val="1022"/>
         </w:numPr>
       </w:pPr>
       <w:r>
@@ -2556,7 +2479,7 @@
         <w:pStyle w:val="Compact"/>
         <w:numPr>
           <w:ilvl w:val="0"/>
-          <w:numId w:val="1026"/>
+          <w:numId w:val="1022"/>
         </w:numPr>
       </w:pPr>
       <w:r>
@@ -2568,7 +2491,7 @@
         <w:pStyle w:val="Compact"/>
         <w:numPr>
           <w:ilvl w:val="0"/>
-          <w:numId w:val="1026"/>
+          <w:numId w:val="1022"/>
         </w:numPr>
       </w:pPr>
       <w:r>
@@ -2580,7 +2503,7 @@
         <w:pStyle w:val="Compact"/>
         <w:numPr>
           <w:ilvl w:val="0"/>
-          <w:numId w:val="1026"/>
+          <w:numId w:val="1022"/>
         </w:numPr>
       </w:pPr>
       <w:r>
@@ -2592,7 +2515,7 @@
         <w:pStyle w:val="Compact"/>
         <w:numPr>
           <w:ilvl w:val="0"/>
-          <w:numId w:val="1026"/>
+          <w:numId w:val="1022"/>
         </w:numPr>
       </w:pPr>
       <w:r>
@@ -2604,7 +2527,7 @@
         <w:pStyle w:val="Compact"/>
         <w:numPr>
           <w:ilvl w:val="0"/>
-          <w:numId w:val="1026"/>
+          <w:numId w:val="1022"/>
         </w:numPr>
       </w:pPr>
       <w:r>
@@ -2616,7 +2539,7 @@
         <w:pStyle w:val="Compact"/>
         <w:numPr>
           <w:ilvl w:val="0"/>
-          <w:numId w:val="1026"/>
+          <w:numId w:val="1022"/>
         </w:numPr>
       </w:pPr>
       <w:r>
@@ -2628,7 +2551,7 @@
         <w:pStyle w:val="FirstParagraph"/>
       </w:pPr>
       <w:r>
-        <w:t xml:space="preserve">Analyses will be performed using R version 4.6.1 or later and RStudio version 2026.09.0 or later</w:t>
+        <w:t xml:space="preserve">Analyses will be performed using a current, documented version of R</w:t>
       </w:r>
       <w:r>
         <w:t xml:space="preserve"> </w:t>
@@ -2637,33 +2560,16 @@
         <w:t xml:space="preserve">[8]</w:t>
       </w:r>
       <w:r>
-        <w:t xml:space="preserve">.</w:t>
-      </w:r>
-    </w:p>
-    <w:p>
-      <w:pPr>
-        <w:pStyle w:val="BodyText"/>
-      </w:pPr>
-      <w:r>
-        <w:t xml:space="preserve">Analyses will be performed using a current, documented version of R</w:t>
-      </w:r>
-      <w:r>
         <w:t xml:space="preserve"> </w:t>
       </w:r>
       <w:r>
+        <w:t xml:space="preserve">and the compatible R integrated development environment (RStudio</w:t>
+      </w:r>
+      <w:r>
+        <w:t xml:space="preserve"> </w:t>
+      </w:r>
+      <w:r>
         <w:t xml:space="preserve">[9]</w:t>
-      </w:r>
-      <w:r>
-        <w:t xml:space="preserve"> </w:t>
-      </w:r>
-      <w:r>
-        <w:t xml:space="preserve">and the compatible R integrated development environment (RStudio</w:t>
-      </w:r>
-      <w:r>
-        <w:t xml:space="preserve"> </w:t>
-      </w:r>
-      <w:r>
-        <w:t xml:space="preserve">[8]</w:t>
       </w:r>
       <w:r>
         <w:t xml:space="preserve">). The exact versions used will be recorded in the analysis log.</w:t>
@@ -2714,7 +2620,7 @@
         <w:pStyle w:val="Compact"/>
         <w:numPr>
           <w:ilvl w:val="0"/>
-          <w:numId w:val="1027"/>
+          <w:numId w:val="1023"/>
         </w:numPr>
       </w:pPr>
       <w:r>
@@ -2726,7 +2632,7 @@
         <w:pStyle w:val="Compact"/>
         <w:numPr>
           <w:ilvl w:val="0"/>
-          <w:numId w:val="1027"/>
+          <w:numId w:val="1023"/>
         </w:numPr>
       </w:pPr>
       <w:r>
@@ -2738,7 +2644,7 @@
         <w:pStyle w:val="Compact"/>
         <w:numPr>
           <w:ilvl w:val="0"/>
-          <w:numId w:val="1027"/>
+          <w:numId w:val="1023"/>
         </w:numPr>
       </w:pPr>
       <w:r>
@@ -2750,7 +2656,7 @@
         <w:pStyle w:val="Compact"/>
         <w:numPr>
           <w:ilvl w:val="0"/>
-          <w:numId w:val="1027"/>
+          <w:numId w:val="1023"/>
         </w:numPr>
       </w:pPr>
       <w:r>
@@ -2790,48 +2696,12 @@
         <w:pStyle w:val="BodyText"/>
       </w:pPr>
       <w:r>
-        <w:t xml:space="preserve">Sensitivity analyses will examine whether conclusions change when:</w:t>
-      </w:r>
-    </w:p>
-    <w:p>
-      <w:pPr>
-        <w:pStyle w:val="Compact"/>
-        <w:numPr>
-          <w:ilvl w:val="0"/>
-          <w:numId w:val="1028"/>
-        </w:numPr>
-      </w:pPr>
-      <w:r>
-        <w:t xml:space="preserve">the denominator excludes</w:t>
-      </w:r>
-      <w:r>
-        <w:t xml:space="preserve"> </w:t>
-      </w:r>
-      <w:r>
-        <w:t xml:space="preserve">“cannot judge”</w:t>
-      </w:r>
-      <w:r>
-        <w:t xml:space="preserve"> </w:t>
-      </w:r>
-      <w:r>
-        <w:t xml:space="preserve">responses.</w:t>
-      </w:r>
-    </w:p>
-    <w:p>
-      <w:pPr>
-        <w:pStyle w:val="Compact"/>
-        <w:numPr>
-          <w:ilvl w:val="0"/>
-          <w:numId w:val="1028"/>
-        </w:numPr>
-      </w:pPr>
-      <w:r>
-        <w:t xml:space="preserve">only participants completing both rounds are considered.</w:t>
-      </w:r>
-    </w:p>
-    <w:p>
-      <w:pPr>
-        <w:pStyle w:val="FirstParagraph"/>
+        <w:t xml:space="preserve">Sensitivity analyses will examine whether conclusions change when only participants completing both rounds are considered.</w:t>
+      </w:r>
+    </w:p>
+    <w:p>
+      <w:pPr>
+        <w:pStyle w:val="BodyText"/>
       </w:pPr>
       <w:r>
         <w:t xml:space="preserve">These analyses will be prespecified before the final analysis where feasible.</w:t>
@@ -2851,7 +2721,7 @@
       <w:pPr>
         <w:numPr>
           <w:ilvl w:val="0"/>
-          <w:numId w:val="1029"/>
+          <w:numId w:val="1024"/>
         </w:numPr>
       </w:pPr>
       <w:r>
@@ -2862,7 +2732,7 @@
       <w:pPr>
         <w:numPr>
           <w:ilvl w:val="0"/>
-          <w:numId w:val="1029"/>
+          <w:numId w:val="1024"/>
         </w:numPr>
       </w:pPr>
       <w:r>
@@ -2873,7 +2743,7 @@
       <w:pPr>
         <w:numPr>
           <w:ilvl w:val="0"/>
-          <w:numId w:val="1029"/>
+          <w:numId w:val="1024"/>
         </w:numPr>
       </w:pPr>
       <w:r>
@@ -2925,7 +2795,7 @@
           <w:rPr>
             <w:rStyle w:val="Hyperlink"/>
           </w:rPr>
-          <w:t xml:space="preserve">Section 19.6</w:t>
+          <w:t xml:space="preserve">Section 18.6</w:t>
         </w:r>
       </w:hyperlink>
     </w:p>
@@ -2956,7 +2826,7 @@
           <w:rPr>
             <w:rStyle w:val="Hyperlink"/>
           </w:rPr>
-          <w:t xml:space="preserve">Section 19.5</w:t>
+          <w:t xml:space="preserve">Section 18.5</w:t>
         </w:r>
       </w:hyperlink>
       <w:r>
@@ -2968,7 +2838,7 @@
         <w:pStyle w:val="Compact"/>
         <w:numPr>
           <w:ilvl w:val="0"/>
-          <w:numId w:val="1030"/>
+          <w:numId w:val="1025"/>
         </w:numPr>
       </w:pPr>
       <w:r>
@@ -2980,7 +2850,7 @@
         <w:pStyle w:val="Compact"/>
         <w:numPr>
           <w:ilvl w:val="0"/>
-          <w:numId w:val="1030"/>
+          <w:numId w:val="1025"/>
         </w:numPr>
       </w:pPr>
       <w:r>
@@ -2992,7 +2862,7 @@
         <w:pStyle w:val="Compact"/>
         <w:numPr>
           <w:ilvl w:val="0"/>
-          <w:numId w:val="1030"/>
+          <w:numId w:val="1025"/>
         </w:numPr>
       </w:pPr>
       <w:r>
@@ -3004,7 +2874,7 @@
         <w:pStyle w:val="Compact"/>
         <w:numPr>
           <w:ilvl w:val="0"/>
-          <w:numId w:val="1030"/>
+          <w:numId w:val="1025"/>
         </w:numPr>
       </w:pPr>
       <w:r>
@@ -3016,7 +2886,7 @@
         <w:pStyle w:val="Compact"/>
         <w:numPr>
           <w:ilvl w:val="0"/>
-          <w:numId w:val="1030"/>
+          <w:numId w:val="1025"/>
         </w:numPr>
       </w:pPr>
       <w:r>
@@ -3028,7 +2898,7 @@
         <w:pStyle w:val="Compact"/>
         <w:numPr>
           <w:ilvl w:val="0"/>
-          <w:numId w:val="1030"/>
+          <w:numId w:val="1025"/>
         </w:numPr>
       </w:pPr>
       <w:r>
@@ -3040,7 +2910,7 @@
         <w:pStyle w:val="Compact"/>
         <w:numPr>
           <w:ilvl w:val="0"/>
-          <w:numId w:val="1030"/>
+          <w:numId w:val="1025"/>
         </w:numPr>
       </w:pPr>
       <w:r>
@@ -3052,19 +2922,7 @@
         <w:pStyle w:val="Compact"/>
         <w:numPr>
           <w:ilvl w:val="0"/>
-          <w:numId w:val="1030"/>
-        </w:numPr>
-      </w:pPr>
-      <w:r>
-        <w:t xml:space="preserve">the right to request removal of data;</w:t>
-      </w:r>
-    </w:p>
-    <w:p>
-      <w:pPr>
-        <w:pStyle w:val="Compact"/>
-        <w:numPr>
-          <w:ilvl w:val="0"/>
-          <w:numId w:val="1030"/>
+          <w:numId w:val="1025"/>
         </w:numPr>
       </w:pPr>
       <w:r>
@@ -3076,7 +2934,7 @@
         <w:pStyle w:val="Compact"/>
         <w:numPr>
           <w:ilvl w:val="0"/>
-          <w:numId w:val="1030"/>
+          <w:numId w:val="1025"/>
         </w:numPr>
       </w:pPr>
       <w:r>
@@ -3088,7 +2946,7 @@
         <w:pStyle w:val="Compact"/>
         <w:numPr>
           <w:ilvl w:val="0"/>
-          <w:numId w:val="1030"/>
+          <w:numId w:val="1025"/>
         </w:numPr>
       </w:pPr>
       <w:r>
@@ -3112,7 +2970,7 @@
         <w:pStyle w:val="BodyText"/>
       </w:pPr>
       <w:r>
-        <w:t xml:space="preserve">Names, email addresses, and other direct identifiers will be stored separately from survey responses in password-protected, access-controlled files on secure institutional systems. Only designated members of the research team will have access to the contact/linkage file.</w:t>
+        <w:t xml:space="preserve">Names, email addresses, and other direct identifiers will be stored separately from survey responses in password-protected, access-controlled files on secure institutional systems. Only the study coordinators will have access to the contact/linkage file.</w:t>
       </w:r>
     </w:p>
     <w:p>
@@ -3148,15 +3006,15 @@
         <w:pStyle w:val="BodyText"/>
       </w:pPr>
       <w:r>
-        <w:t xml:space="preserve">Junior participants will be explicitly informed that participation or non-participation will not affect their academic standing, supervision, assessment, employment, or career progression.</w:t>
-      </w:r>
-    </w:p>
-    <w:p>
-      <w:pPr>
-        <w:pStyle w:val="Compact"/>
-        <w:numPr>
-          <w:ilvl w:val="0"/>
-          <w:numId w:val="1031"/>
+        <w:t xml:space="preserve">Junior participants will be explicitly informed that participation or non-participation will not affect their academic standing, supervision, assessment, employment, or career progression. Protection of junior participants will be enhanced by the following measures:</w:t>
+      </w:r>
+    </w:p>
+    <w:p>
+      <w:pPr>
+        <w:pStyle w:val="Compact"/>
+        <w:numPr>
+          <w:ilvl w:val="0"/>
+          <w:numId w:val="1026"/>
         </w:numPr>
       </w:pPr>
       <w:r>
@@ -3168,7 +3026,7 @@
         <w:pStyle w:val="Compact"/>
         <w:numPr>
           <w:ilvl w:val="0"/>
-          <w:numId w:val="1031"/>
+          <w:numId w:val="1026"/>
         </w:numPr>
       </w:pPr>
       <w:r>
@@ -3180,7 +3038,7 @@
         <w:pStyle w:val="Compact"/>
         <w:numPr>
           <w:ilvl w:val="0"/>
-          <w:numId w:val="1031"/>
+          <w:numId w:val="1026"/>
         </w:numPr>
       </w:pPr>
       <w:r>
@@ -3192,7 +3050,7 @@
         <w:pStyle w:val="Compact"/>
         <w:numPr>
           <w:ilvl w:val="0"/>
-          <w:numId w:val="1031"/>
+          <w:numId w:val="1026"/>
         </w:numPr>
       </w:pPr>
       <w:r>
@@ -3204,7 +3062,7 @@
         <w:pStyle w:val="Compact"/>
         <w:numPr>
           <w:ilvl w:val="0"/>
-          <w:numId w:val="1031"/>
+          <w:numId w:val="1026"/>
         </w:numPr>
       </w:pPr>
       <w:r>
@@ -3236,7 +3094,7 @@
         <w:pStyle w:val="BodyText"/>
       </w:pPr>
       <w:r>
-        <w:t xml:space="preserve">These risks will be minimized through anonymous participation, neutral wording, separation of contact information from responses, and aggregate reporting.</w:t>
+        <w:t xml:space="preserve">These risks will be minimized through confidential participation, neutral wording, separation of contact information from responses, and aggregate reporting.</w:t>
       </w:r>
     </w:p>
     <w:p>
@@ -3264,7 +3122,7 @@
         <w:pStyle w:val="BodyText"/>
       </w:pPr>
       <w:r>
-        <w:t xml:space="preserve">Participants will not receive financial compensation. No reimbursement is anticipated because participation is remote.</w:t>
+        <w:t xml:space="preserve">Participants will not receive financial compensation. No reimbursement is anticipated because participation is remote. Participants who complete both rounds may receive a certificate of participation, if requested.</w:t>
       </w:r>
     </w:p>
     <w:p>
@@ -3284,7 +3142,7 @@
         <w:pStyle w:val="BodyText"/>
       </w:pPr>
       <w:r>
-        <w:t xml:space="preserve">All investigators and steering-group members will disclose relevant financial, academic, professional, or institutional conflicts of interest.</w:t>
+        <w:t xml:space="preserve">All investigators and advisory board members will disclose relevant financial, academic, professional, or institutional conflicts of interest.</w:t>
       </w:r>
     </w:p>
     <w:p>
@@ -3330,7 +3188,7 @@
         <w:pStyle w:val="BodyText"/>
       </w:pPr>
       <w:r>
-        <w:t xml:space="preserve">The findings will be interpreted as stakeholder judgments regarding the perceived importance, modifiability, and feasibility of barriers and interventions. They will not be interpreted as prevalence estimates, causal evidence, or evidence of intervention effectiveness. Consensus and disagreement will be reported transparently, including relevant variation across stakeholder groups. If the prespecified representation criteria are not met, the findings will be labeled as limited in representativeness and interpreted cautiously.</w:t>
+        <w:t xml:space="preserve">The findings will be interpreted as stakeholder judgments regarding the perceived importance, modifiability, and feasibility of barriers and interventions. They will not be interpreted as prevalence estimates, causal evidence, or evidence of intervention effectiveness. Consensus and disagreement will be reported transparently, including relevant variation across stakeholder groups.</w:t>
       </w:r>
     </w:p>
     <w:p>
@@ -3357,7 +3215,7 @@
       <w:pPr>
         <w:numPr>
           <w:ilvl w:val="0"/>
-          <w:numId w:val="1032"/>
+          <w:numId w:val="1027"/>
         </w:numPr>
       </w:pPr>
       <w:r>
@@ -3368,7 +3226,7 @@
       <w:pPr>
         <w:numPr>
           <w:ilvl w:val="0"/>
-          <w:numId w:val="1032"/>
+          <w:numId w:val="1027"/>
         </w:numPr>
       </w:pPr>
       <w:r>
@@ -3381,14 +3239,6 @@
       </w:pPr>
       <w:r>
         <w:t xml:space="preserve">The resulting priority framework may organize identified interventions across the following levels:</w:t>
-      </w:r>
-    </w:p>
-    <w:p>
-      <w:pPr>
-        <w:pStyle w:val="TableCaption"/>
-      </w:pPr>
-      <w:r>
-        <w:t xml:space="preserve">The study will generate a consensus-based priority framework to inform subsequent research-capacity planning and implementation research. The framework will represent stakeholder judgments about priorities; it will not establish the causal effectiveness of individual interventions.</w:t>
       </w:r>
     </w:p>
     <w:tbl>
@@ -3397,11 +3247,10 @@
         <w:tblW w:type="pct" w:w="5000"/>
         <w:tblLayout w:type="fixed"/>
         <w:tblLook w:firstRow="1" w:lastRow="0" w:firstColumn="0" w:lastColumn="0" w:noHBand="0" w:noVBand="0" w:val="0020"/>
-        <w:tblCaption w:val="The study will generate a consensus-based priority framework to inform subsequent research-capacity planning and implementation research. The framework will represent stakeholder judgments about priorities; it will not establish the causal effectiveness of individual interventions."/>
       </w:tblPr>
       <w:tblGrid>
-        <w:gridCol w:w="3960"/>
-        <w:gridCol w:w="3960"/>
+        <w:gridCol w:w="3004"/>
+        <w:gridCol w:w="4915"/>
       </w:tblGrid>
       <w:tr>
         <w:trPr>
@@ -3486,31 +3335,7 @@
               <w:pStyle w:val="Compact"/>
             </w:pPr>
             <w:r>
-              <w:t xml:space="preserve">Department/institution</w:t>
-            </w:r>
-          </w:p>
-        </w:tc>
-        <w:tc>
-          <w:tcPr/>
-          <w:p>
-            <w:pPr>
-              <w:pStyle w:val="Compact"/>
-            </w:pPr>
-            <w:r>
-              <w:t xml:space="preserve">Protected research time, research support units, data access, statistical consultation</w:t>
-            </w:r>
-          </w:p>
-        </w:tc>
-      </w:tr>
-      <w:tr>
-        <w:tc>
-          <w:tcPr/>
-          <w:p>
-            <w:pPr>
-              <w:pStyle w:val="Compact"/>
-            </w:pPr>
-            <w:r>
-              <w:t xml:space="preserve">University/teaching hospital</w:t>
+              <w:t xml:space="preserve">Institution</w:t>
             </w:r>
           </w:p>
         </w:tc>
@@ -3552,13 +3377,13 @@
       </w:tr>
     </w:tbl>
     <w:bookmarkEnd w:id="32"/>
-    <w:bookmarkStart w:id="33" w:name="stakeholder-validation-workshop"/>
+    <w:bookmarkStart w:id="33" w:name="funding-registration-and-open-science"/>
     <w:p>
       <w:pPr>
         <w:pStyle w:val="Heading1"/>
       </w:pPr>
       <w:r>
-        <w:t xml:space="preserve">14. Stakeholder Validation Workshop</w:t>
+        <w:t xml:space="preserve">14. Funding, Registration, and Open Science</w:t>
       </w:r>
     </w:p>
     <w:p>
@@ -3566,149 +3391,63 @@
         <w:pStyle w:val="FirstParagraph"/>
       </w:pPr>
       <w:r>
-        <w:t xml:space="preserve">After completion of the Delphi rounds, a stakeholder validation workshop may be convened to examine the practical interpretation and implementation implications of the consensus findings. Participation in the validation workshop will be voluntary and will require separate invitation and consent. The workshop will not be used to alter the predefined Delphi consensus classifications. Its purpose will be to:</w:t>
-      </w:r>
-    </w:p>
-    <w:p>
-      <w:pPr>
-        <w:pStyle w:val="Compact"/>
-        <w:numPr>
-          <w:ilvl w:val="0"/>
-          <w:numId w:val="1033"/>
-        </w:numPr>
-      </w:pPr>
-      <w:r>
-        <w:t xml:space="preserve">assess whether the final framework is understandable and practically useful;</w:t>
-      </w:r>
-    </w:p>
-    <w:p>
-      <w:pPr>
-        <w:pStyle w:val="Compact"/>
-        <w:numPr>
-          <w:ilvl w:val="0"/>
-          <w:numId w:val="1033"/>
-        </w:numPr>
-      </w:pPr>
-      <w:r>
-        <w:t xml:space="preserve">identify implementation considerations;</w:t>
-      </w:r>
-    </w:p>
-    <w:p>
-      <w:pPr>
-        <w:pStyle w:val="Compact"/>
-        <w:numPr>
-          <w:ilvl w:val="0"/>
-          <w:numId w:val="1033"/>
-        </w:numPr>
-      </w:pPr>
-      <w:r>
-        <w:t xml:space="preserve">identify unintended consequences or feasibility concerns;</w:t>
-      </w:r>
-    </w:p>
-    <w:p>
-      <w:pPr>
-        <w:pStyle w:val="Compact"/>
-        <w:numPr>
-          <w:ilvl w:val="0"/>
-          <w:numId w:val="1033"/>
-        </w:numPr>
-      </w:pPr>
-      <w:r>
-        <w:t xml:space="preserve">identify gaps requiring future empirical research; and</w:t>
-      </w:r>
-    </w:p>
-    <w:p>
-      <w:pPr>
-        <w:pStyle w:val="Compact"/>
-        <w:numPr>
-          <w:ilvl w:val="0"/>
-          <w:numId w:val="1033"/>
-        </w:numPr>
-      </w:pPr>
-      <w:r>
-        <w:t xml:space="preserve">refine the presentation and implementation pathway of the final framework.</w:t>
-      </w:r>
-    </w:p>
-    <w:p>
-      <w:pPr>
-        <w:pStyle w:val="FirstParagraph"/>
-      </w:pPr>
-      <w:r>
-        <w:t xml:space="preserve">Any changes arising from the validation workshop will be clearly distinguished from the formal Delphi consensus results.</w:t>
+        <w:t xml:space="preserve">The study is investigator-initiated and unfunded.</w:t>
+      </w:r>
+    </w:p>
+    <w:p>
+      <w:pPr>
+        <w:pStyle w:val="BodyText"/>
+      </w:pPr>
+      <w:r>
+        <w:t xml:space="preserve">De-identified aggregate Delphi data, the final questionnaire, item-development documentation, and analytic code will be shared in OSF, subject to ethics approval, participant consent, institutional policy, and protection against deductive identification of participants or institutions.</w:t>
+      </w:r>
+    </w:p>
+    <w:p>
+      <w:pPr>
+        <w:pStyle w:val="BodyText"/>
+      </w:pPr>
+      <w:r>
+        <w:t xml:space="preserve">The final protocol will be dated and version controlled before recruitment.</w:t>
+      </w:r>
+    </w:p>
+    <w:p>
+      <w:pPr>
+        <w:pStyle w:val="BodyText"/>
+      </w:pPr>
+      <w:r>
+        <w:t xml:space="preserve">This protocol is prospectively registered on the Open Science Framework before participant recruitment and data collection begin. The registration identifier is OSF.IO/83G7B.</w:t>
+      </w:r>
+    </w:p>
+    <w:p>
+      <w:pPr>
+        <w:pStyle w:val="BodyText"/>
+      </w:pPr>
+      <w:r>
+        <w:t xml:space="preserve">Any substantive amendment affecting participant eligibility, item-generation procedures, consensus definitions, number of rounds, or primary outcomes will be documented with the date, rationale, and potential effect on interpretation. Ethical approval will be obtained for amendments where required.</w:t>
+      </w:r>
+    </w:p>
+    <w:p>
+      <w:pPr>
+        <w:pStyle w:val="BodyText"/>
+      </w:pPr>
+      <w:r>
+        <w:t xml:space="preserve">The completed study will be reported in accordance with the ACCORD guidance for reporting of modified Delphi studies.</w:t>
+      </w:r>
+      <w:r>
+        <w:t xml:space="preserve"> </w:t>
+      </w:r>
+      <w:r>
+        <w:t xml:space="preserve">[10]</w:t>
       </w:r>
     </w:p>
     <w:bookmarkEnd w:id="33"/>
-    <w:bookmarkStart w:id="34" w:name="funding-registration-and-open-science"/>
+    <w:bookmarkStart w:id="34" w:name="timeline"/>
     <w:p>
       <w:pPr>
         <w:pStyle w:val="Heading1"/>
       </w:pPr>
       <w:r>
-        <w:t xml:space="preserve">15. Funding, Registration, and Open Science</w:t>
-      </w:r>
-    </w:p>
-    <w:p>
-      <w:pPr>
-        <w:pStyle w:val="FirstParagraph"/>
-      </w:pPr>
-      <w:r>
-        <w:t xml:space="preserve">The study is investigator-initiated and unfunded.</w:t>
-      </w:r>
-    </w:p>
-    <w:p>
-      <w:pPr>
-        <w:pStyle w:val="BodyText"/>
-      </w:pPr>
-      <w:r>
-        <w:t xml:space="preserve">De-identified aggregate Delphi data, the final questionnaire, item-development documentation, and analytic code will be shared in OSF, subject to ethics approval, participant consent, institutional policy, and protection against deductive identification of participants or institutions.</w:t>
-      </w:r>
-    </w:p>
-    <w:p>
-      <w:pPr>
-        <w:pStyle w:val="BodyText"/>
-      </w:pPr>
-      <w:r>
-        <w:t xml:space="preserve">The final protocol will be dated and version controlled before recruitment.</w:t>
-      </w:r>
-    </w:p>
-    <w:p>
-      <w:pPr>
-        <w:pStyle w:val="BodyText"/>
-      </w:pPr>
-      <w:r>
-        <w:t xml:space="preserve">This protocol is prospectively registered on the Open Science Framework before participant recruitment and data collection begin. The registration identifier is OSF.IO/83G7B.</w:t>
-      </w:r>
-    </w:p>
-    <w:p>
-      <w:pPr>
-        <w:pStyle w:val="BodyText"/>
-      </w:pPr>
-      <w:r>
-        <w:t xml:space="preserve">Any substantive amendment affecting participant eligibility, item-generation procedures, consensus definitions, number of rounds, or primary outcomes will be documented with the date, rationale, and potential effect on interpretation. Ethical approval will be obtained for amendments where required.</w:t>
-      </w:r>
-    </w:p>
-    <w:p>
-      <w:pPr>
-        <w:pStyle w:val="BodyText"/>
-      </w:pPr>
-      <w:r>
-        <w:t xml:space="preserve">The completed study will be reported in accordance with the ACCORD guidance for reporting of modified Delphi studies.</w:t>
-      </w:r>
-      <w:r>
-        <w:t xml:space="preserve"> </w:t>
-      </w:r>
-      <w:r>
-        <w:t xml:space="preserve">[10]</w:t>
-      </w:r>
-    </w:p>
-    <w:bookmarkEnd w:id="34"/>
-    <w:bookmarkStart w:id="35" w:name="timeline"/>
-    <w:p>
-      <w:pPr>
-        <w:pStyle w:val="Heading1"/>
-      </w:pPr>
-      <w:r>
-        <w:t xml:space="preserve">16. Timeline</w:t>
+        <w:t xml:space="preserve">15. Timeline</w:t>
       </w:r>
     </w:p>
     <w:tbl>
@@ -3719,8 +3458,8 @@
         <w:tblLook w:firstRow="1" w:lastRow="0" w:firstColumn="0" w:lastColumn="0" w:noHBand="0" w:noVBand="0" w:val="0020"/>
       </w:tblPr>
       <w:tblGrid>
-        <w:gridCol w:w="1980"/>
-        <w:gridCol w:w="5940"/>
+        <w:gridCol w:w="2090"/>
+        <w:gridCol w:w="5830"/>
       </w:tblGrid>
       <w:tr>
         <w:trPr>
@@ -3792,7 +3531,7 @@
               <w:pStyle w:val="Compact"/>
             </w:pPr>
             <w:r>
-              <w:t xml:space="preserve">Conduct focused literature review; develop initial item pool; expert review and pilot testing; finalize questionnaire</w:t>
+              <w:t xml:space="preserve">Conduct focused literature review; develop initial item pool; expert review; finalize questionnaire</w:t>
             </w:r>
           </w:p>
         </w:tc>
@@ -3912,7 +3651,7 @@
               <w:pStyle w:val="Compact"/>
             </w:pPr>
             <w:r>
-              <w:t xml:space="preserve">Develop and format the consensus-based priority framework; steering-group interpretation</w:t>
+              <w:t xml:space="preserve">Develop and format the consensus-based priority framework; advisory board interpretation</w:t>
             </w:r>
           </w:p>
         </w:tc>
@@ -3966,14 +3705,124 @@
         </w:tc>
       </w:tr>
     </w:tbl>
+    <w:bookmarkEnd w:id="34"/>
+    <w:bookmarkStart w:id="35" w:name="dissemination"/>
+    <w:p>
+      <w:pPr>
+        <w:pStyle w:val="Heading1"/>
+      </w:pPr>
+      <w:r>
+        <w:t xml:space="preserve">16. Dissemination</w:t>
+      </w:r>
+    </w:p>
+    <w:p>
+      <w:pPr>
+        <w:pStyle w:val="FirstParagraph"/>
+      </w:pPr>
+      <w:r>
+        <w:t xml:space="preserve">Findings will be disseminated through:</w:t>
+      </w:r>
+    </w:p>
+    <w:p>
+      <w:pPr>
+        <w:pStyle w:val="Compact"/>
+        <w:numPr>
+          <w:ilvl w:val="0"/>
+          <w:numId w:val="1028"/>
+        </w:numPr>
+      </w:pPr>
+      <w:r>
+        <w:t xml:space="preserve">peer-reviewed scientific publication;</w:t>
+      </w:r>
+    </w:p>
+    <w:p>
+      <w:pPr>
+        <w:pStyle w:val="Compact"/>
+        <w:numPr>
+          <w:ilvl w:val="0"/>
+          <w:numId w:val="1028"/>
+        </w:numPr>
+      </w:pPr>
+      <w:r>
+        <w:t xml:space="preserve">a policy brief; and</w:t>
+      </w:r>
+    </w:p>
+    <w:p>
+      <w:pPr>
+        <w:pStyle w:val="Compact"/>
+        <w:numPr>
+          <w:ilvl w:val="0"/>
+          <w:numId w:val="1028"/>
+        </w:numPr>
+      </w:pPr>
+      <w:r>
+        <w:t xml:space="preserve">stakeholder-focused webinars;</w:t>
+      </w:r>
+    </w:p>
+    <w:p>
+      <w:pPr>
+        <w:pStyle w:val="FirstParagraph"/>
+      </w:pPr>
+      <w:r>
+        <w:t xml:space="preserve">Dissemination materials will distinguish between:</w:t>
+      </w:r>
+    </w:p>
+    <w:p>
+      <w:pPr>
+        <w:pStyle w:val="Compact"/>
+        <w:numPr>
+          <w:ilvl w:val="0"/>
+          <w:numId w:val="1029"/>
+        </w:numPr>
+      </w:pPr>
+      <w:r>
+        <w:t xml:space="preserve">barriers that achieved consensus;</w:t>
+      </w:r>
+    </w:p>
+    <w:p>
+      <w:pPr>
+        <w:pStyle w:val="Compact"/>
+        <w:numPr>
+          <w:ilvl w:val="0"/>
+          <w:numId w:val="1029"/>
+        </w:numPr>
+      </w:pPr>
+      <w:r>
+        <w:t xml:space="preserve">interventions that achieved consensus as important and feasible;</w:t>
+      </w:r>
+    </w:p>
+    <w:p>
+      <w:pPr>
+        <w:pStyle w:val="Compact"/>
+        <w:numPr>
+          <w:ilvl w:val="0"/>
+          <w:numId w:val="1029"/>
+        </w:numPr>
+      </w:pPr>
+      <w:r>
+        <w:t xml:space="preserve">areas of persistent disagreement; and</w:t>
+      </w:r>
+    </w:p>
+    <w:p>
+      <w:pPr>
+        <w:pStyle w:val="Compact"/>
+        <w:numPr>
+          <w:ilvl w:val="0"/>
+          <w:numId w:val="1029"/>
+        </w:numPr>
+      </w:pPr>
+      <w:r>
+        <w:t xml:space="preserve">recommendations that require subsequent empirical evaluation.</w:t>
+      </w:r>
+    </w:p>
     <w:bookmarkEnd w:id="35"/>
-    <w:bookmarkStart w:id="36" w:name="dissemination"/>
+    <w:bookmarkStart w:id="36" w:name="limitations"/>
     <w:p>
       <w:pPr>
         <w:pStyle w:val="Heading1"/>
       </w:pPr>
       <w:r>
-        <w:t xml:space="preserve">17. Dissemination</w:t>
+        <w:t xml:space="preserve">17. Limitations</w:t>
       </w:r>
     </w:p>
     <w:p>
@@ -3981,144 +3830,34 @@
         <w:pStyle w:val="FirstParagraph"/>
       </w:pPr>
       <w:r>
-        <w:t xml:space="preserve">Findings will be disseminated through:</w:t>
-      </w:r>
-    </w:p>
-    <w:p>
-      <w:pPr>
-        <w:pStyle w:val="Compact"/>
-        <w:numPr>
-          <w:ilvl w:val="0"/>
-          <w:numId w:val="1034"/>
-        </w:numPr>
-      </w:pPr>
-      <w:r>
-        <w:t xml:space="preserve">peer-reviewed scientific publication;</w:t>
-      </w:r>
-    </w:p>
-    <w:p>
-      <w:pPr>
-        <w:pStyle w:val="Compact"/>
-        <w:numPr>
-          <w:ilvl w:val="0"/>
-          <w:numId w:val="1034"/>
-        </w:numPr>
-      </w:pPr>
-      <w:r>
-        <w:t xml:space="preserve">a policy brief; and</w:t>
-      </w:r>
-    </w:p>
-    <w:p>
-      <w:pPr>
-        <w:pStyle w:val="Compact"/>
-        <w:numPr>
-          <w:ilvl w:val="0"/>
-          <w:numId w:val="1034"/>
-        </w:numPr>
-      </w:pPr>
-      <w:r>
-        <w:t xml:space="preserve">stakeholder-focused webinars;</w:t>
-      </w:r>
-    </w:p>
-    <w:p>
-      <w:pPr>
-        <w:pStyle w:val="FirstParagraph"/>
-      </w:pPr>
-      <w:r>
-        <w:t xml:space="preserve">Dissemination materials will distinguish between:</w:t>
-      </w:r>
-    </w:p>
-    <w:p>
-      <w:pPr>
-        <w:pStyle w:val="Compact"/>
-        <w:numPr>
-          <w:ilvl w:val="0"/>
-          <w:numId w:val="1035"/>
-        </w:numPr>
-      </w:pPr>
-      <w:r>
-        <w:t xml:space="preserve">barriers that achieved consensus;</w:t>
-      </w:r>
-    </w:p>
-    <w:p>
-      <w:pPr>
-        <w:pStyle w:val="Compact"/>
-        <w:numPr>
-          <w:ilvl w:val="0"/>
-          <w:numId w:val="1035"/>
-        </w:numPr>
-      </w:pPr>
-      <w:r>
-        <w:t xml:space="preserve">interventions that achieved consensus as important and feasible;</w:t>
-      </w:r>
-    </w:p>
-    <w:p>
-      <w:pPr>
-        <w:pStyle w:val="Compact"/>
-        <w:numPr>
-          <w:ilvl w:val="0"/>
-          <w:numId w:val="1035"/>
-        </w:numPr>
-      </w:pPr>
-      <w:r>
-        <w:t xml:space="preserve">areas of persistent disagreement; and</w:t>
-      </w:r>
-    </w:p>
-    <w:p>
-      <w:pPr>
-        <w:pStyle w:val="Compact"/>
-        <w:numPr>
-          <w:ilvl w:val="0"/>
-          <w:numId w:val="1035"/>
-        </w:numPr>
-      </w:pPr>
-      <w:r>
-        <w:t xml:space="preserve">recommendations that require subsequent empirical evaluation.</w:t>
+        <w:t xml:space="preserve">We anticipate limitations related to purposive sampling and selection bias; voluntary participation and attrition; limited representativeness; consensus not establishing causality; two rounds may not be sufficient for complex issues; small stakeholder subgroups; and intervention priorities requiring later implementation and effectiveness evaluation.</w:t>
       </w:r>
     </w:p>
     <w:bookmarkEnd w:id="36"/>
-    <w:bookmarkStart w:id="37" w:name="limitations"/>
+    <w:bookmarkStart w:id="44" w:name="appendices"/>
     <w:p>
       <w:pPr>
         <w:pStyle w:val="Heading1"/>
       </w:pPr>
       <w:r>
-        <w:t xml:space="preserve">18. Limitations</w:t>
-      </w:r>
-    </w:p>
-    <w:p>
-      <w:pPr>
-        <w:pStyle w:val="FirstParagraph"/>
-      </w:pPr>
-      <w:r>
-        <w:t xml:space="preserve">We anticipate limitations related to purposive sampling and selection bias; voluntary participation and attrition; limited representativeness; consensus not establishing causality; two rounds may not be sufficient for complex issues; small stakeholder subgroups; and intervention priorities requiring later implementation and effectiveness evaluation.</w:t>
-      </w:r>
-    </w:p>
-    <w:bookmarkEnd w:id="37"/>
-    <w:bookmarkStart w:id="45" w:name="appendices"/>
-    <w:p>
-      <w:pPr>
-        <w:pStyle w:val="Heading1"/>
-      </w:pPr>
-      <w:r>
-        <w:t xml:space="preserve">19. Appendices</w:t>
-      </w:r>
-    </w:p>
-    <w:bookmarkStart w:id="38" w:name="appendix-1.-investigators-and-roles"/>
+        <w:t xml:space="preserve">18. Appendices</w:t>
+      </w:r>
+    </w:p>
+    <w:bookmarkStart w:id="37" w:name="appendix-1.-investigators-and-roles"/>
     <w:p>
       <w:pPr>
         <w:pStyle w:val="Heading2"/>
       </w:pPr>
       <w:r>
-        <w:t xml:space="preserve">19.1 Appendix 1. Investigators and Roles</w:t>
-      </w:r>
-    </w:p>
-    <w:p>
-      <w:pPr>
-        <w:pStyle w:val="Compact"/>
-        <w:numPr>
-          <w:ilvl w:val="0"/>
-          <w:numId w:val="1036"/>
+        <w:t xml:space="preserve">18.1 Appendix 1. Investigators and Roles</w:t>
+      </w:r>
+    </w:p>
+    <w:p>
+      <w:pPr>
+        <w:pStyle w:val="Compact"/>
+        <w:numPr>
+          <w:ilvl w:val="0"/>
+          <w:numId w:val="1030"/>
         </w:numPr>
       </w:pPr>
       <w:r>
@@ -4140,7 +3879,7 @@
         <w:pStyle w:val="Compact"/>
         <w:numPr>
           <w:ilvl w:val="0"/>
-          <w:numId w:val="1036"/>
+          <w:numId w:val="1030"/>
         </w:numPr>
       </w:pPr>
       <w:r>
@@ -4162,7 +3901,7 @@
         <w:pStyle w:val="Compact"/>
         <w:numPr>
           <w:ilvl w:val="0"/>
-          <w:numId w:val="1036"/>
+          <w:numId w:val="1030"/>
         </w:numPr>
       </w:pPr>
       <w:r>
@@ -4184,7 +3923,7 @@
         <w:pStyle w:val="Compact"/>
         <w:numPr>
           <w:ilvl w:val="0"/>
-          <w:numId w:val="1036"/>
+          <w:numId w:val="1030"/>
         </w:numPr>
       </w:pPr>
       <w:r>
@@ -4192,103 +3931,293 @@
           <w:b/>
           <w:bCs/>
         </w:rPr>
-        <w:t xml:space="preserve">Steering Group:</w:t>
+        <w:t xml:space="preserve">Advisory Board:</w:t>
       </w:r>
       <w:r>
         <w:t xml:space="preserve"> </w:t>
       </w:r>
       <w:r>
-        <w:t xml:space="preserve">Prof. Mohey El-Banna (Dean, Faculty of Medicine, MTI University) will lead a multidisciplinary steering group representing early-career researchers, research supervisors, research-methodology experts, and institutional research leadership. The group will oversee protocol development, item generation, panel recruitment, questionnaire piloting, interpretation of Delphi findings, and preparation of the final priority framework. To protect participant confidentiality, steering-group members will not have access to identifiable individual responses or to response status linked to named individuals during the consensus process. Recruitment and reminders will be managed by designated research staff who have no supervisory relationship with potential participants.</w:t>
+        <w:t xml:space="preserve">Prof. Mohey El-Banna (Dean, Faculty of Medicine, MTI University) will lead a multidisciplinary advisory board representing early-career researchers, research supervisors, research-methodology experts, and institutional research leadership. The group will oversee protocol development, item generation, interpretation of Delphi findings, and preparation of the final priority framework. To protect participant confidentiality, advisory board members will not have access to identifiable individual responses or to response status linked to named individuals during the consensus process. Recruitment and reminders will be managed by designated research staff who have no supervisory relationship with potential participants.</w:t>
+      </w:r>
+    </w:p>
+    <w:bookmarkEnd w:id="37"/>
+    <w:bookmarkStart w:id="38" w:name="appendix-2.-proposed-barrier-domains"/>
+    <w:p>
+      <w:pPr>
+        <w:pStyle w:val="Heading2"/>
+      </w:pPr>
+      <w:r>
+        <w:t xml:space="preserve">18.2 Appendix 2. Proposed barrier domains</w:t>
+      </w:r>
+    </w:p>
+    <w:p>
+      <w:pPr>
+        <w:pStyle w:val="Compact"/>
+        <w:numPr>
+          <w:ilvl w:val="0"/>
+          <w:numId w:val="1031"/>
+        </w:numPr>
+      </w:pPr>
+      <w:r>
+        <w:t xml:space="preserve">Research question selection and prioritization</w:t>
+      </w:r>
+    </w:p>
+    <w:p>
+      <w:pPr>
+        <w:pStyle w:val="Compact"/>
+        <w:numPr>
+          <w:ilvl w:val="0"/>
+          <w:numId w:val="1031"/>
+        </w:numPr>
+      </w:pPr>
+      <w:r>
+        <w:t xml:space="preserve">Evidence searching and synthesis</w:t>
+      </w:r>
+    </w:p>
+    <w:p>
+      <w:pPr>
+        <w:pStyle w:val="Compact"/>
+        <w:numPr>
+          <w:ilvl w:val="0"/>
+          <w:numId w:val="1031"/>
+        </w:numPr>
+      </w:pPr>
+      <w:r>
+        <w:t xml:space="preserve">Research-methodology knowledge</w:t>
+      </w:r>
+    </w:p>
+    <w:p>
+      <w:pPr>
+        <w:pStyle w:val="Compact"/>
+        <w:numPr>
+          <w:ilvl w:val="0"/>
+          <w:numId w:val="1031"/>
+        </w:numPr>
+      </w:pPr>
+      <w:r>
+        <w:t xml:space="preserve">Biostatistics and data analysis</w:t>
+      </w:r>
+    </w:p>
+    <w:p>
+      <w:pPr>
+        <w:pStyle w:val="Compact"/>
+        <w:numPr>
+          <w:ilvl w:val="0"/>
+          <w:numId w:val="1031"/>
+        </w:numPr>
+      </w:pPr>
+      <w:r>
+        <w:t xml:space="preserve">Scientific writing and reporting</w:t>
+      </w:r>
+    </w:p>
+    <w:p>
+      <w:pPr>
+        <w:pStyle w:val="Compact"/>
+        <w:numPr>
+          <w:ilvl w:val="0"/>
+          <w:numId w:val="1031"/>
+        </w:numPr>
+      </w:pPr>
+      <w:r>
+        <w:t xml:space="preserve">Research supervision and mentorship</w:t>
+      </w:r>
+    </w:p>
+    <w:p>
+      <w:pPr>
+        <w:pStyle w:val="Compact"/>
+        <w:numPr>
+          <w:ilvl w:val="0"/>
+          <w:numId w:val="1031"/>
+        </w:numPr>
+      </w:pPr>
+      <w:r>
+        <w:t xml:space="preserve">Protected research time</w:t>
+      </w:r>
+    </w:p>
+    <w:p>
+      <w:pPr>
+        <w:pStyle w:val="Compact"/>
+        <w:numPr>
+          <w:ilvl w:val="0"/>
+          <w:numId w:val="1031"/>
+        </w:numPr>
+      </w:pPr>
+      <w:r>
+        <w:t xml:space="preserve">Funding and financial resources</w:t>
+      </w:r>
+    </w:p>
+    <w:p>
+      <w:pPr>
+        <w:pStyle w:val="Compact"/>
+        <w:numPr>
+          <w:ilvl w:val="0"/>
+          <w:numId w:val="1031"/>
+        </w:numPr>
+      </w:pPr>
+      <w:r>
+        <w:t xml:space="preserve">Data availability and access</w:t>
+      </w:r>
+    </w:p>
+    <w:p>
+      <w:pPr>
+        <w:pStyle w:val="Compact"/>
+        <w:numPr>
+          <w:ilvl w:val="0"/>
+          <w:numId w:val="1031"/>
+        </w:numPr>
+      </w:pPr>
+      <w:r>
+        <w:t xml:space="preserve">Laboratory and technical infrastructure</w:t>
+      </w:r>
+    </w:p>
+    <w:p>
+      <w:pPr>
+        <w:pStyle w:val="Compact"/>
+        <w:numPr>
+          <w:ilvl w:val="0"/>
+          <w:numId w:val="1031"/>
+        </w:numPr>
+      </w:pPr>
+      <w:r>
+        <w:t xml:space="preserve">Research ethics and administrative processes</w:t>
+      </w:r>
+    </w:p>
+    <w:p>
+      <w:pPr>
+        <w:pStyle w:val="Compact"/>
+        <w:numPr>
+          <w:ilvl w:val="0"/>
+          <w:numId w:val="1031"/>
+        </w:numPr>
+      </w:pPr>
+      <w:r>
+        <w:t xml:space="preserve">Collaboration and multidisciplinary research</w:t>
+      </w:r>
+    </w:p>
+    <w:p>
+      <w:pPr>
+        <w:pStyle w:val="Compact"/>
+        <w:numPr>
+          <w:ilvl w:val="0"/>
+          <w:numId w:val="1031"/>
+        </w:numPr>
+      </w:pPr>
+      <w:r>
+        <w:t xml:space="preserve">Institutional research culture</w:t>
+      </w:r>
+    </w:p>
+    <w:p>
+      <w:pPr>
+        <w:pStyle w:val="Compact"/>
+        <w:numPr>
+          <w:ilvl w:val="0"/>
+          <w:numId w:val="1031"/>
+        </w:numPr>
+      </w:pPr>
+      <w:r>
+        <w:t xml:space="preserve">Academic promotion and incentive structures</w:t>
+      </w:r>
+    </w:p>
+    <w:p>
+      <w:pPr>
+        <w:pStyle w:val="Compact"/>
+        <w:numPr>
+          <w:ilvl w:val="0"/>
+          <w:numId w:val="1031"/>
+        </w:numPr>
+      </w:pPr>
+      <w:r>
+        <w:t xml:space="preserve">Publication and dissemination</w:t>
+      </w:r>
+    </w:p>
+    <w:p>
+      <w:pPr>
+        <w:pStyle w:val="Compact"/>
+        <w:numPr>
+          <w:ilvl w:val="0"/>
+          <w:numId w:val="1031"/>
+        </w:numPr>
+      </w:pPr>
+      <w:r>
+        <w:t xml:space="preserve">Research governance and integrity</w:t>
+      </w:r>
+    </w:p>
+    <w:p>
+      <w:pPr>
+        <w:pStyle w:val="Compact"/>
+        <w:numPr>
+          <w:ilvl w:val="0"/>
+          <w:numId w:val="1031"/>
+        </w:numPr>
+      </w:pPr>
+      <w:r>
+        <w:t xml:space="preserve">National research policy and infrastructure</w:t>
       </w:r>
     </w:p>
     <w:bookmarkEnd w:id="38"/>
-    <w:bookmarkStart w:id="39" w:name="appendix-2.-proposed-barrier-domains"/>
+    <w:bookmarkStart w:id="39" w:name="Xbad515ac281b62739dfb411df580324f52669ee"/>
     <w:p>
       <w:pPr>
         <w:pStyle w:val="Heading2"/>
       </w:pPr>
       <w:r>
-        <w:t xml:space="preserve">19.2 Appendix 2. Proposed barrier domains</w:t>
-      </w:r>
-    </w:p>
-    <w:p>
-      <w:pPr>
-        <w:pStyle w:val="Compact"/>
-        <w:numPr>
-          <w:ilvl w:val="0"/>
-          <w:numId w:val="1037"/>
-        </w:numPr>
-      </w:pPr>
-      <w:r>
-        <w:t xml:space="preserve">Research question selection and prioritization</w:t>
-      </w:r>
-    </w:p>
-    <w:p>
-      <w:pPr>
-        <w:pStyle w:val="Compact"/>
-        <w:numPr>
-          <w:ilvl w:val="0"/>
-          <w:numId w:val="1037"/>
-        </w:numPr>
-      </w:pPr>
-      <w:r>
-        <w:t xml:space="preserve">Evidence searching and synthesis</w:t>
-      </w:r>
-    </w:p>
-    <w:p>
-      <w:pPr>
-        <w:pStyle w:val="Compact"/>
-        <w:numPr>
-          <w:ilvl w:val="0"/>
-          <w:numId w:val="1037"/>
-        </w:numPr>
-      </w:pPr>
-      <w:r>
-        <w:t xml:space="preserve">Research-methodology knowledge</w:t>
-      </w:r>
-    </w:p>
-    <w:p>
-      <w:pPr>
-        <w:pStyle w:val="Compact"/>
-        <w:numPr>
-          <w:ilvl w:val="0"/>
-          <w:numId w:val="1037"/>
-        </w:numPr>
-      </w:pPr>
-      <w:r>
-        <w:t xml:space="preserve">Biostatistics and data analysis</w:t>
-      </w:r>
-    </w:p>
-    <w:p>
-      <w:pPr>
-        <w:pStyle w:val="Compact"/>
-        <w:numPr>
-          <w:ilvl w:val="0"/>
-          <w:numId w:val="1037"/>
-        </w:numPr>
-      </w:pPr>
-      <w:r>
-        <w:t xml:space="preserve">Scientific writing and reporting</w:t>
-      </w:r>
-    </w:p>
-    <w:p>
-      <w:pPr>
-        <w:pStyle w:val="Compact"/>
-        <w:numPr>
-          <w:ilvl w:val="0"/>
-          <w:numId w:val="1037"/>
-        </w:numPr>
-      </w:pPr>
-      <w:r>
-        <w:t xml:space="preserve">Research supervision and mentorship</w:t>
-      </w:r>
-    </w:p>
-    <w:p>
-      <w:pPr>
-        <w:pStyle w:val="Compact"/>
-        <w:numPr>
-          <w:ilvl w:val="0"/>
-          <w:numId w:val="1037"/>
+        <w:t xml:space="preserve">18.3 Appendix 3. Proposed intervention domains</w:t>
+      </w:r>
+    </w:p>
+    <w:p>
+      <w:pPr>
+        <w:pStyle w:val="Compact"/>
+        <w:numPr>
+          <w:ilvl w:val="0"/>
+          <w:numId w:val="1032"/>
+        </w:numPr>
+      </w:pPr>
+      <w:r>
+        <w:t xml:space="preserve">Structured research-methodology curricula</w:t>
+      </w:r>
+    </w:p>
+    <w:p>
+      <w:pPr>
+        <w:pStyle w:val="Compact"/>
+        <w:numPr>
+          <w:ilvl w:val="0"/>
+          <w:numId w:val="1032"/>
+        </w:numPr>
+      </w:pPr>
+      <w:r>
+        <w:t xml:space="preserve">Supervisor-development programmes</w:t>
+      </w:r>
+    </w:p>
+    <w:p>
+      <w:pPr>
+        <w:pStyle w:val="Compact"/>
+        <w:numPr>
+          <w:ilvl w:val="0"/>
+          <w:numId w:val="1032"/>
+        </w:numPr>
+      </w:pPr>
+      <w:r>
+        <w:t xml:space="preserve">Formal mentorship systems</w:t>
+      </w:r>
+    </w:p>
+    <w:p>
+      <w:pPr>
+        <w:pStyle w:val="Compact"/>
+        <w:numPr>
+          <w:ilvl w:val="0"/>
+          <w:numId w:val="1032"/>
+        </w:numPr>
+      </w:pPr>
+      <w:r>
+        <w:t xml:space="preserve">Institutional statistical/methodological consultation</w:t>
+      </w:r>
+    </w:p>
+    <w:p>
+      <w:pPr>
+        <w:pStyle w:val="Compact"/>
+        <w:numPr>
+          <w:ilvl w:val="0"/>
+          <w:numId w:val="1032"/>
         </w:numPr>
       </w:pPr>
       <w:r>
@@ -4300,493 +4229,303 @@
         <w:pStyle w:val="Compact"/>
         <w:numPr>
           <w:ilvl w:val="0"/>
-          <w:numId w:val="1037"/>
-        </w:numPr>
-      </w:pPr>
-      <w:r>
-        <w:t xml:space="preserve">Funding and financial resources</w:t>
-      </w:r>
-    </w:p>
-    <w:p>
-      <w:pPr>
-        <w:pStyle w:val="Compact"/>
-        <w:numPr>
-          <w:ilvl w:val="0"/>
-          <w:numId w:val="1037"/>
-        </w:numPr>
-      </w:pPr>
-      <w:r>
-        <w:t xml:space="preserve">Data availability and access</w:t>
-      </w:r>
-    </w:p>
-    <w:p>
-      <w:pPr>
-        <w:pStyle w:val="Compact"/>
-        <w:numPr>
-          <w:ilvl w:val="0"/>
-          <w:numId w:val="1037"/>
-        </w:numPr>
-      </w:pPr>
-      <w:r>
-        <w:t xml:space="preserve">Laboratory and technical infrastructure</w:t>
-      </w:r>
-    </w:p>
-    <w:p>
-      <w:pPr>
-        <w:pStyle w:val="Compact"/>
-        <w:numPr>
-          <w:ilvl w:val="0"/>
-          <w:numId w:val="1037"/>
-        </w:numPr>
-      </w:pPr>
-      <w:r>
-        <w:t xml:space="preserve">Research ethics and administrative processes</w:t>
-      </w:r>
-    </w:p>
-    <w:p>
-      <w:pPr>
-        <w:pStyle w:val="Compact"/>
-        <w:numPr>
-          <w:ilvl w:val="0"/>
-          <w:numId w:val="1037"/>
-        </w:numPr>
-      </w:pPr>
-      <w:r>
-        <w:t xml:space="preserve">Collaboration and multidisciplinary research</w:t>
-      </w:r>
-    </w:p>
-    <w:p>
-      <w:pPr>
-        <w:pStyle w:val="Compact"/>
-        <w:numPr>
-          <w:ilvl w:val="0"/>
-          <w:numId w:val="1037"/>
-        </w:numPr>
-      </w:pPr>
-      <w:r>
-        <w:t xml:space="preserve">Institutional research culture</w:t>
-      </w:r>
-    </w:p>
-    <w:p>
-      <w:pPr>
-        <w:pStyle w:val="Compact"/>
-        <w:numPr>
-          <w:ilvl w:val="0"/>
-          <w:numId w:val="1037"/>
-        </w:numPr>
-      </w:pPr>
-      <w:r>
-        <w:t xml:space="preserve">Academic promotion and incentive structures</w:t>
-      </w:r>
-    </w:p>
-    <w:p>
-      <w:pPr>
-        <w:pStyle w:val="Compact"/>
-        <w:numPr>
-          <w:ilvl w:val="0"/>
-          <w:numId w:val="1037"/>
-        </w:numPr>
-      </w:pPr>
-      <w:r>
-        <w:t xml:space="preserve">Publication and dissemination</w:t>
-      </w:r>
-    </w:p>
-    <w:p>
-      <w:pPr>
-        <w:pStyle w:val="Compact"/>
-        <w:numPr>
-          <w:ilvl w:val="0"/>
-          <w:numId w:val="1037"/>
-        </w:numPr>
-      </w:pPr>
-      <w:r>
-        <w:t xml:space="preserve">Research governance and integrity</w:t>
-      </w:r>
-    </w:p>
-    <w:p>
-      <w:pPr>
-        <w:pStyle w:val="Compact"/>
-        <w:numPr>
-          <w:ilvl w:val="0"/>
-          <w:numId w:val="1037"/>
-        </w:numPr>
-      </w:pPr>
-      <w:r>
-        <w:t xml:space="preserve">National research policy and infrastructure</w:t>
+          <w:numId w:val="1032"/>
+        </w:numPr>
+      </w:pPr>
+      <w:r>
+        <w:t xml:space="preserve">Small-grant and seed-funding mechanisms</w:t>
+      </w:r>
+    </w:p>
+    <w:p>
+      <w:pPr>
+        <w:pStyle w:val="Compact"/>
+        <w:numPr>
+          <w:ilvl w:val="0"/>
+          <w:numId w:val="1032"/>
+        </w:numPr>
+      </w:pPr>
+      <w:r>
+        <w:t xml:space="preserve">Shared research infrastructure</w:t>
+      </w:r>
+    </w:p>
+    <w:p>
+      <w:pPr>
+        <w:pStyle w:val="Compact"/>
+        <w:numPr>
+          <w:ilvl w:val="0"/>
+          <w:numId w:val="1032"/>
+        </w:numPr>
+      </w:pPr>
+      <w:r>
+        <w:t xml:space="preserve">Research-support offices</w:t>
+      </w:r>
+    </w:p>
+    <w:p>
+      <w:pPr>
+        <w:pStyle w:val="Compact"/>
+        <w:numPr>
+          <w:ilvl w:val="0"/>
+          <w:numId w:val="1032"/>
+        </w:numPr>
+      </w:pPr>
+      <w:r>
+        <w:t xml:space="preserve">Data-access systems</w:t>
+      </w:r>
+    </w:p>
+    <w:p>
+      <w:pPr>
+        <w:pStyle w:val="Compact"/>
+        <w:numPr>
+          <w:ilvl w:val="0"/>
+          <w:numId w:val="1032"/>
+        </w:numPr>
+      </w:pPr>
+      <w:r>
+        <w:t xml:space="preserve">Research collaboration networks</w:t>
+      </w:r>
+    </w:p>
+    <w:p>
+      <w:pPr>
+        <w:pStyle w:val="Compact"/>
+        <w:numPr>
+          <w:ilvl w:val="0"/>
+          <w:numId w:val="1032"/>
+        </w:numPr>
+      </w:pPr>
+      <w:r>
+        <w:t xml:space="preserve">Research-integrity and reporting training</w:t>
+      </w:r>
+    </w:p>
+    <w:p>
+      <w:pPr>
+        <w:pStyle w:val="Compact"/>
+        <w:numPr>
+          <w:ilvl w:val="0"/>
+          <w:numId w:val="1032"/>
+        </w:numPr>
+      </w:pPr>
+      <w:r>
+        <w:t xml:space="preserve">Incentive and promotion reform</w:t>
+      </w:r>
+    </w:p>
+    <w:p>
+      <w:pPr>
+        <w:pStyle w:val="Compact"/>
+        <w:numPr>
+          <w:ilvl w:val="0"/>
+          <w:numId w:val="1032"/>
+        </w:numPr>
+      </w:pPr>
+      <w:r>
+        <w:t xml:space="preserve">Research-priority setting</w:t>
+      </w:r>
+    </w:p>
+    <w:p>
+      <w:pPr>
+        <w:pStyle w:val="Compact"/>
+        <w:numPr>
+          <w:ilvl w:val="0"/>
+          <w:numId w:val="1032"/>
+        </w:numPr>
+      </w:pPr>
+      <w:r>
+        <w:t xml:space="preserve">National research-capacity programmes</w:t>
+      </w:r>
+    </w:p>
+    <w:p>
+      <w:pPr>
+        <w:pStyle w:val="Compact"/>
+        <w:numPr>
+          <w:ilvl w:val="0"/>
+          <w:numId w:val="1032"/>
+        </w:numPr>
+      </w:pPr>
+      <w:r>
+        <w:t xml:space="preserve">Mechanisms for dissemination and uptake of research findings</w:t>
       </w:r>
     </w:p>
     <w:bookmarkEnd w:id="39"/>
-    <w:bookmarkStart w:id="40" w:name="Xbad515ac281b62739dfb411df580324f52669ee"/>
+    <w:bookmarkStart w:id="40" w:name="appendix-4.-study-level-audit-trail"/>
     <w:p>
       <w:pPr>
         <w:pStyle w:val="Heading2"/>
       </w:pPr>
       <w:r>
-        <w:t xml:space="preserve">19.3 Appendix 3. Proposed intervention domains</w:t>
-      </w:r>
-    </w:p>
-    <w:p>
-      <w:pPr>
-        <w:pStyle w:val="Compact"/>
-        <w:numPr>
-          <w:ilvl w:val="0"/>
-          <w:numId w:val="1038"/>
-        </w:numPr>
-      </w:pPr>
-      <w:r>
-        <w:t xml:space="preserve">Structured research-methodology curricula</w:t>
-      </w:r>
-    </w:p>
-    <w:p>
-      <w:pPr>
-        <w:pStyle w:val="Compact"/>
-        <w:numPr>
-          <w:ilvl w:val="0"/>
-          <w:numId w:val="1038"/>
-        </w:numPr>
-      </w:pPr>
-      <w:r>
-        <w:t xml:space="preserve">Supervisor-development programmes</w:t>
-      </w:r>
-    </w:p>
-    <w:p>
-      <w:pPr>
-        <w:pStyle w:val="Compact"/>
-        <w:numPr>
-          <w:ilvl w:val="0"/>
-          <w:numId w:val="1038"/>
-        </w:numPr>
-      </w:pPr>
-      <w:r>
-        <w:t xml:space="preserve">Formal mentorship systems</w:t>
-      </w:r>
-    </w:p>
-    <w:p>
-      <w:pPr>
-        <w:pStyle w:val="Compact"/>
-        <w:numPr>
-          <w:ilvl w:val="0"/>
-          <w:numId w:val="1038"/>
-        </w:numPr>
-      </w:pPr>
-      <w:r>
-        <w:t xml:space="preserve">Institutional statistical/methodological consultation</w:t>
-      </w:r>
-    </w:p>
-    <w:p>
-      <w:pPr>
-        <w:pStyle w:val="Compact"/>
-        <w:numPr>
-          <w:ilvl w:val="0"/>
-          <w:numId w:val="1038"/>
-        </w:numPr>
-      </w:pPr>
-      <w:r>
-        <w:t xml:space="preserve">Protected research time</w:t>
-      </w:r>
-    </w:p>
-    <w:p>
-      <w:pPr>
-        <w:pStyle w:val="Compact"/>
-        <w:numPr>
-          <w:ilvl w:val="0"/>
-          <w:numId w:val="1038"/>
-        </w:numPr>
-      </w:pPr>
-      <w:r>
-        <w:t xml:space="preserve">Small-grant and seed-funding mechanisms</w:t>
-      </w:r>
-    </w:p>
-    <w:p>
-      <w:pPr>
-        <w:pStyle w:val="Compact"/>
-        <w:numPr>
-          <w:ilvl w:val="0"/>
-          <w:numId w:val="1038"/>
-        </w:numPr>
-      </w:pPr>
-      <w:r>
-        <w:t xml:space="preserve">Shared research infrastructure</w:t>
-      </w:r>
-    </w:p>
-    <w:p>
-      <w:pPr>
-        <w:pStyle w:val="Compact"/>
-        <w:numPr>
-          <w:ilvl w:val="0"/>
-          <w:numId w:val="1038"/>
-        </w:numPr>
-      </w:pPr>
-      <w:r>
-        <w:t xml:space="preserve">Research-support offices</w:t>
-      </w:r>
-    </w:p>
-    <w:p>
-      <w:pPr>
-        <w:pStyle w:val="Compact"/>
-        <w:numPr>
-          <w:ilvl w:val="0"/>
-          <w:numId w:val="1038"/>
-        </w:numPr>
-      </w:pPr>
-      <w:r>
-        <w:t xml:space="preserve">Data-access systems</w:t>
-      </w:r>
-    </w:p>
-    <w:p>
-      <w:pPr>
-        <w:pStyle w:val="Compact"/>
-        <w:numPr>
-          <w:ilvl w:val="0"/>
-          <w:numId w:val="1038"/>
-        </w:numPr>
-      </w:pPr>
-      <w:r>
-        <w:t xml:space="preserve">Research collaboration networks</w:t>
-      </w:r>
-    </w:p>
-    <w:p>
-      <w:pPr>
-        <w:pStyle w:val="Compact"/>
-        <w:numPr>
-          <w:ilvl w:val="0"/>
-          <w:numId w:val="1038"/>
-        </w:numPr>
-      </w:pPr>
-      <w:r>
-        <w:t xml:space="preserve">Research-integrity and reporting training</w:t>
-      </w:r>
-    </w:p>
-    <w:p>
-      <w:pPr>
-        <w:pStyle w:val="Compact"/>
-        <w:numPr>
-          <w:ilvl w:val="0"/>
-          <w:numId w:val="1038"/>
-        </w:numPr>
-      </w:pPr>
-      <w:r>
-        <w:t xml:space="preserve">Incentive and promotion reform</w:t>
-      </w:r>
-    </w:p>
-    <w:p>
-      <w:pPr>
-        <w:pStyle w:val="Compact"/>
-        <w:numPr>
-          <w:ilvl w:val="0"/>
-          <w:numId w:val="1038"/>
-        </w:numPr>
-      </w:pPr>
-      <w:r>
-        <w:t xml:space="preserve">Research-priority setting</w:t>
-      </w:r>
-    </w:p>
-    <w:p>
-      <w:pPr>
-        <w:pStyle w:val="Compact"/>
-        <w:numPr>
-          <w:ilvl w:val="0"/>
-          <w:numId w:val="1038"/>
-        </w:numPr>
-      </w:pPr>
-      <w:r>
-        <w:t xml:space="preserve">National research-capacity programmes</w:t>
-      </w:r>
-    </w:p>
-    <w:p>
-      <w:pPr>
-        <w:pStyle w:val="Compact"/>
-        <w:numPr>
-          <w:ilvl w:val="0"/>
-          <w:numId w:val="1038"/>
-        </w:numPr>
-      </w:pPr>
-      <w:r>
-        <w:t xml:space="preserve">Mechanisms for dissemination and uptake of research findings</w:t>
+        <w:t xml:space="preserve">18.4 Appendix 4. Study-level audit trail</w:t>
+      </w:r>
+    </w:p>
+    <w:p>
+      <w:pPr>
+        <w:pStyle w:val="FirstParagraph"/>
+      </w:pPr>
+      <w:r>
+        <w:t xml:space="preserve">The research team will maintain a study-level audit trail containing:</w:t>
+      </w:r>
+    </w:p>
+    <w:p>
+      <w:pPr>
+        <w:pStyle w:val="Compact"/>
+        <w:numPr>
+          <w:ilvl w:val="0"/>
+          <w:numId w:val="1033"/>
+        </w:numPr>
+      </w:pPr>
+      <w:r>
+        <w:t xml:space="preserve">protocol version;</w:t>
+      </w:r>
+    </w:p>
+    <w:p>
+      <w:pPr>
+        <w:pStyle w:val="Compact"/>
+        <w:numPr>
+          <w:ilvl w:val="0"/>
+          <w:numId w:val="1033"/>
+        </w:numPr>
+      </w:pPr>
+      <w:r>
+        <w:t xml:space="preserve">item wording and revisions;</w:t>
+      </w:r>
+    </w:p>
+    <w:p>
+      <w:pPr>
+        <w:pStyle w:val="Compact"/>
+        <w:numPr>
+          <w:ilvl w:val="0"/>
+          <w:numId w:val="1033"/>
+        </w:numPr>
+      </w:pPr>
+      <w:r>
+        <w:t xml:space="preserve">reason for each material item change;</w:t>
+      </w:r>
+    </w:p>
+    <w:p>
+      <w:pPr>
+        <w:pStyle w:val="Compact"/>
+        <w:numPr>
+          <w:ilvl w:val="0"/>
+          <w:numId w:val="1033"/>
+        </w:numPr>
+      </w:pPr>
+      <w:r>
+        <w:t xml:space="preserve">participant recruitment numbers;</w:t>
+      </w:r>
+    </w:p>
+    <w:p>
+      <w:pPr>
+        <w:pStyle w:val="Compact"/>
+        <w:numPr>
+          <w:ilvl w:val="0"/>
+          <w:numId w:val="1033"/>
+        </w:numPr>
+      </w:pPr>
+      <w:r>
+        <w:t xml:space="preserve">stakeholder category;</w:t>
+      </w:r>
+    </w:p>
+    <w:p>
+      <w:pPr>
+        <w:pStyle w:val="Compact"/>
+        <w:numPr>
+          <w:ilvl w:val="0"/>
+          <w:numId w:val="1033"/>
+        </w:numPr>
+      </w:pPr>
+      <w:r>
+        <w:t xml:space="preserve">round-specific response rates;</w:t>
+      </w:r>
+    </w:p>
+    <w:p>
+      <w:pPr>
+        <w:pStyle w:val="Compact"/>
+        <w:numPr>
+          <w:ilvl w:val="0"/>
+          <w:numId w:val="1033"/>
+        </w:numPr>
+      </w:pPr>
+      <w:r>
+        <w:t xml:space="preserve">item-level response distributions;</w:t>
+      </w:r>
+    </w:p>
+    <w:p>
+      <w:pPr>
+        <w:pStyle w:val="Compact"/>
+        <w:numPr>
+          <w:ilvl w:val="0"/>
+          <w:numId w:val="1033"/>
+        </w:numPr>
+      </w:pPr>
+      <w:r>
+        <w:t xml:space="preserve">median and IQR;</w:t>
+      </w:r>
+    </w:p>
+    <w:p>
+      <w:pPr>
+        <w:pStyle w:val="Compact"/>
+        <w:numPr>
+          <w:ilvl w:val="0"/>
+          <w:numId w:val="1033"/>
+        </w:numPr>
+      </w:pPr>
+      <w:r>
+        <w:t xml:space="preserve">consensus classification;</w:t>
+      </w:r>
+    </w:p>
+    <w:p>
+      <w:pPr>
+        <w:pStyle w:val="Compact"/>
+        <w:numPr>
+          <w:ilvl w:val="0"/>
+          <w:numId w:val="1033"/>
+        </w:numPr>
+      </w:pPr>
+      <w:r>
+        <w:t xml:space="preserve">feedback provided to participants;</w:t>
+      </w:r>
+    </w:p>
+    <w:p>
+      <w:pPr>
+        <w:pStyle w:val="Compact"/>
+        <w:numPr>
+          <w:ilvl w:val="0"/>
+          <w:numId w:val="1033"/>
+        </w:numPr>
+      </w:pPr>
+      <w:r>
+        <w:t xml:space="preserve">Round-2 disposition;</w:t>
+      </w:r>
+    </w:p>
+    <w:p>
+      <w:pPr>
+        <w:pStyle w:val="Compact"/>
+        <w:numPr>
+          <w:ilvl w:val="0"/>
+          <w:numId w:val="1033"/>
+        </w:numPr>
+      </w:pPr>
+      <w:r>
+        <w:t xml:space="preserve">subgroup findings;</w:t>
+      </w:r>
+    </w:p>
+    <w:p>
+      <w:pPr>
+        <w:pStyle w:val="Compact"/>
+        <w:numPr>
+          <w:ilvl w:val="0"/>
+          <w:numId w:val="1033"/>
+        </w:numPr>
+      </w:pPr>
+      <w:r>
+        <w:t xml:space="preserve">and documented protocol deviations.</w:t>
       </w:r>
     </w:p>
     <w:bookmarkEnd w:id="40"/>
-    <w:bookmarkStart w:id="41" w:name="appendix-4.-study-level-audit-trail"/>
+    <w:bookmarkStart w:id="42" w:name="sec-pis"/>
     <w:p>
       <w:pPr>
         <w:pStyle w:val="Heading2"/>
       </w:pPr>
       <w:r>
-        <w:t xml:space="preserve">19.4 Appendix 4. Study-level audit trail</w:t>
-      </w:r>
-    </w:p>
-    <w:p>
-      <w:pPr>
-        <w:pStyle w:val="FirstParagraph"/>
-      </w:pPr>
-      <w:r>
-        <w:t xml:space="preserve">The research team will maintain a study-level audit trail containing:</w:t>
-      </w:r>
-    </w:p>
-    <w:p>
-      <w:pPr>
-        <w:pStyle w:val="Compact"/>
-        <w:numPr>
-          <w:ilvl w:val="0"/>
-          <w:numId w:val="1039"/>
-        </w:numPr>
-      </w:pPr>
-      <w:r>
-        <w:t xml:space="preserve">protocol version;</w:t>
-      </w:r>
-    </w:p>
-    <w:p>
-      <w:pPr>
-        <w:pStyle w:val="Compact"/>
-        <w:numPr>
-          <w:ilvl w:val="0"/>
-          <w:numId w:val="1039"/>
-        </w:numPr>
-      </w:pPr>
-      <w:r>
-        <w:t xml:space="preserve">item wording and revisions;</w:t>
-      </w:r>
-    </w:p>
-    <w:p>
-      <w:pPr>
-        <w:pStyle w:val="Compact"/>
-        <w:numPr>
-          <w:ilvl w:val="0"/>
-          <w:numId w:val="1039"/>
-        </w:numPr>
-      </w:pPr>
-      <w:r>
-        <w:t xml:space="preserve">reason for each material item change;</w:t>
-      </w:r>
-    </w:p>
-    <w:p>
-      <w:pPr>
-        <w:pStyle w:val="Compact"/>
-        <w:numPr>
-          <w:ilvl w:val="0"/>
-          <w:numId w:val="1039"/>
-        </w:numPr>
-      </w:pPr>
-      <w:r>
-        <w:t xml:space="preserve">participant recruitment numbers;</w:t>
-      </w:r>
-    </w:p>
-    <w:p>
-      <w:pPr>
-        <w:pStyle w:val="Compact"/>
-        <w:numPr>
-          <w:ilvl w:val="0"/>
-          <w:numId w:val="1039"/>
-        </w:numPr>
-      </w:pPr>
-      <w:r>
-        <w:t xml:space="preserve">stakeholder category;</w:t>
-      </w:r>
-    </w:p>
-    <w:p>
-      <w:pPr>
-        <w:pStyle w:val="Compact"/>
-        <w:numPr>
-          <w:ilvl w:val="0"/>
-          <w:numId w:val="1039"/>
-        </w:numPr>
-      </w:pPr>
-      <w:r>
-        <w:t xml:space="preserve">round-specific response rates;</w:t>
-      </w:r>
-    </w:p>
-    <w:p>
-      <w:pPr>
-        <w:pStyle w:val="Compact"/>
-        <w:numPr>
-          <w:ilvl w:val="0"/>
-          <w:numId w:val="1039"/>
-        </w:numPr>
-      </w:pPr>
-      <w:r>
-        <w:t xml:space="preserve">item-level response distributions;</w:t>
-      </w:r>
-    </w:p>
-    <w:p>
-      <w:pPr>
-        <w:pStyle w:val="Compact"/>
-        <w:numPr>
-          <w:ilvl w:val="0"/>
-          <w:numId w:val="1039"/>
-        </w:numPr>
-      </w:pPr>
-      <w:r>
-        <w:t xml:space="preserve">median and IQR;</w:t>
-      </w:r>
-    </w:p>
-    <w:p>
-      <w:pPr>
-        <w:pStyle w:val="Compact"/>
-        <w:numPr>
-          <w:ilvl w:val="0"/>
-          <w:numId w:val="1039"/>
-        </w:numPr>
-      </w:pPr>
-      <w:r>
-        <w:t xml:space="preserve">consensus classification;</w:t>
-      </w:r>
-    </w:p>
-    <w:p>
-      <w:pPr>
-        <w:pStyle w:val="Compact"/>
-        <w:numPr>
-          <w:ilvl w:val="0"/>
-          <w:numId w:val="1039"/>
-        </w:numPr>
-      </w:pPr>
-      <w:r>
-        <w:t xml:space="preserve">feedback provided to participants;</w:t>
-      </w:r>
-    </w:p>
-    <w:p>
-      <w:pPr>
-        <w:pStyle w:val="Compact"/>
-        <w:numPr>
-          <w:ilvl w:val="0"/>
-          <w:numId w:val="1039"/>
-        </w:numPr>
-      </w:pPr>
-      <w:r>
-        <w:t xml:space="preserve">Round-2 disposition;</w:t>
-      </w:r>
-    </w:p>
-    <w:p>
-      <w:pPr>
-        <w:pStyle w:val="Compact"/>
-        <w:numPr>
-          <w:ilvl w:val="0"/>
-          <w:numId w:val="1039"/>
-        </w:numPr>
-      </w:pPr>
-      <w:r>
-        <w:t xml:space="preserve">subgroup findings;</w:t>
-      </w:r>
-    </w:p>
-    <w:p>
-      <w:pPr>
-        <w:pStyle w:val="Compact"/>
-        <w:numPr>
-          <w:ilvl w:val="0"/>
-          <w:numId w:val="1039"/>
-        </w:numPr>
-      </w:pPr>
-      <w:r>
-        <w:t xml:space="preserve">and documented protocol deviations.</w:t>
-      </w:r>
-    </w:p>
-    <w:bookmarkEnd w:id="41"/>
-    <w:bookmarkStart w:id="43" w:name="sec-pis"/>
-    <w:p>
-      <w:pPr>
-        <w:pStyle w:val="Heading2"/>
-      </w:pPr>
-      <w:r>
-        <w:t xml:space="preserve">19.5 Appendix 5. Participant Information Sheet</w:t>
+        <w:t xml:space="preserve">18.5 Appendix 5. Participant Information Sheet</w:t>
       </w:r>
     </w:p>
     <w:p>
@@ -4898,7 +4637,7 @@
         <w:pStyle w:val="Compact"/>
         <w:numPr>
           <w:ilvl w:val="0"/>
-          <w:numId w:val="1040"/>
+          <w:numId w:val="1034"/>
         </w:numPr>
       </w:pPr>
       <w:r>
@@ -4910,7 +4649,7 @@
         <w:pStyle w:val="Compact"/>
         <w:numPr>
           <w:ilvl w:val="0"/>
-          <w:numId w:val="1040"/>
+          <w:numId w:val="1034"/>
         </w:numPr>
       </w:pPr>
       <w:r>
@@ -4922,7 +4661,7 @@
         <w:pStyle w:val="Compact"/>
         <w:numPr>
           <w:ilvl w:val="0"/>
-          <w:numId w:val="1040"/>
+          <w:numId w:val="1034"/>
         </w:numPr>
       </w:pPr>
       <w:r>
@@ -4962,7 +4701,7 @@
         <w:pStyle w:val="Compact"/>
         <w:numPr>
           <w:ilvl w:val="0"/>
-          <w:numId w:val="1041"/>
+          <w:numId w:val="1035"/>
         </w:numPr>
       </w:pPr>
       <w:r>
@@ -4974,7 +4713,7 @@
         <w:pStyle w:val="Compact"/>
         <w:numPr>
           <w:ilvl w:val="0"/>
-          <w:numId w:val="1041"/>
+          <w:numId w:val="1035"/>
         </w:numPr>
       </w:pPr>
       <w:r>
@@ -4986,7 +4725,7 @@
         <w:pStyle w:val="Compact"/>
         <w:numPr>
           <w:ilvl w:val="0"/>
-          <w:numId w:val="1041"/>
+          <w:numId w:val="1035"/>
         </w:numPr>
       </w:pPr>
       <w:r>
@@ -4998,7 +4737,7 @@
         <w:pStyle w:val="Compact"/>
         <w:numPr>
           <w:ilvl w:val="0"/>
-          <w:numId w:val="1041"/>
+          <w:numId w:val="1035"/>
         </w:numPr>
       </w:pPr>
       <w:r>
@@ -5058,7 +4797,7 @@
         <w:pStyle w:val="Compact"/>
         <w:numPr>
           <w:ilvl w:val="0"/>
-          <w:numId w:val="1042"/>
+          <w:numId w:val="1036"/>
         </w:numPr>
       </w:pPr>
       <w:r>
@@ -5070,7 +4809,7 @@
         <w:pStyle w:val="Compact"/>
         <w:numPr>
           <w:ilvl w:val="0"/>
-          <w:numId w:val="1042"/>
+          <w:numId w:val="1036"/>
         </w:numPr>
       </w:pPr>
       <w:r>
@@ -5082,7 +4821,7 @@
         <w:pStyle w:val="Compact"/>
         <w:numPr>
           <w:ilvl w:val="0"/>
-          <w:numId w:val="1042"/>
+          <w:numId w:val="1036"/>
         </w:numPr>
       </w:pPr>
       <w:r>
@@ -5094,7 +4833,7 @@
         <w:pStyle w:val="Compact"/>
         <w:numPr>
           <w:ilvl w:val="1"/>
-          <w:numId w:val="1043"/>
+          <w:numId w:val="1037"/>
         </w:numPr>
       </w:pPr>
       <w:r>
@@ -5116,7 +4855,7 @@
         <w:pStyle w:val="Compact"/>
         <w:numPr>
           <w:ilvl w:val="1"/>
-          <w:numId w:val="1043"/>
+          <w:numId w:val="1037"/>
         </w:numPr>
       </w:pPr>
       <w:r>
@@ -5138,7 +4877,7 @@
         <w:pStyle w:val="Compact"/>
         <w:numPr>
           <w:ilvl w:val="0"/>
-          <w:numId w:val="1042"/>
+          <w:numId w:val="1036"/>
         </w:numPr>
       </w:pPr>
       <w:r>
@@ -5150,7 +4889,7 @@
         <w:pStyle w:val="Compact"/>
         <w:numPr>
           <w:ilvl w:val="0"/>
-          <w:numId w:val="1042"/>
+          <w:numId w:val="1036"/>
         </w:numPr>
       </w:pPr>
       <w:r>
@@ -5203,7 +4942,7 @@
         <w:pStyle w:val="Compact"/>
         <w:numPr>
           <w:ilvl w:val="0"/>
-          <w:numId w:val="1044"/>
+          <w:numId w:val="1038"/>
         </w:numPr>
       </w:pPr>
       <w:r>
@@ -5215,7 +4954,7 @@
         <w:pStyle w:val="Compact"/>
         <w:numPr>
           <w:ilvl w:val="0"/>
-          <w:numId w:val="1044"/>
+          <w:numId w:val="1038"/>
         </w:numPr>
       </w:pPr>
       <w:r>
@@ -5227,7 +4966,7 @@
         <w:pStyle w:val="Compact"/>
         <w:numPr>
           <w:ilvl w:val="0"/>
-          <w:numId w:val="1044"/>
+          <w:numId w:val="1038"/>
         </w:numPr>
       </w:pPr>
       <w:r>
@@ -5239,7 +4978,7 @@
         <w:pStyle w:val="Compact"/>
         <w:numPr>
           <w:ilvl w:val="1"/>
-          <w:numId w:val="1045"/>
+          <w:numId w:val="1039"/>
         </w:numPr>
       </w:pPr>
       <w:r>
@@ -5261,7 +5000,7 @@
         <w:pStyle w:val="Compact"/>
         <w:numPr>
           <w:ilvl w:val="1"/>
-          <w:numId w:val="1045"/>
+          <w:numId w:val="1039"/>
         </w:numPr>
       </w:pPr>
       <w:r>
@@ -5283,7 +5022,7 @@
         <w:pStyle w:val="Compact"/>
         <w:numPr>
           <w:ilvl w:val="0"/>
-          <w:numId w:val="1044"/>
+          <w:numId w:val="1038"/>
         </w:numPr>
       </w:pPr>
       <w:r>
@@ -5305,7 +5044,7 @@
           <w:b/>
           <w:bCs/>
         </w:rPr>
-        <w:t xml:space="preserve">15 minutes</w:t>
+        <w:t xml:space="preserve">20 minutes</w:t>
       </w:r>
       <w:r>
         <w:t xml:space="preserve">.</w:t>
@@ -5368,7 +5107,7 @@
         <w:pStyle w:val="Compact"/>
         <w:numPr>
           <w:ilvl w:val="0"/>
-          <w:numId w:val="1046"/>
+          <w:numId w:val="1040"/>
         </w:numPr>
       </w:pPr>
       <w:r>
@@ -5380,7 +5119,7 @@
         <w:pStyle w:val="Compact"/>
         <w:numPr>
           <w:ilvl w:val="0"/>
-          <w:numId w:val="1046"/>
+          <w:numId w:val="1040"/>
         </w:numPr>
       </w:pPr>
       <w:r>
@@ -5392,7 +5131,7 @@
         <w:pStyle w:val="Compact"/>
         <w:numPr>
           <w:ilvl w:val="0"/>
-          <w:numId w:val="1046"/>
+          <w:numId w:val="1040"/>
         </w:numPr>
       </w:pPr>
       <w:r>
@@ -5404,7 +5143,7 @@
         <w:pStyle w:val="Compact"/>
         <w:numPr>
           <w:ilvl w:val="0"/>
-          <w:numId w:val="1046"/>
+          <w:numId w:val="1040"/>
         </w:numPr>
       </w:pPr>
       <w:r>
@@ -5493,7 +5232,7 @@
       <w:r>
         <w:t xml:space="preserve"> </w:t>
       </w:r>
-      <w:hyperlink r:id="rId42">
+      <w:hyperlink r:id="rId41">
         <w:r>
           <w:rPr>
             <w:rStyle w:val="Hyperlink"/>
@@ -5546,7 +5285,7 @@
         <w:pStyle w:val="Compact"/>
         <w:numPr>
           <w:ilvl w:val="0"/>
-          <w:numId w:val="1047"/>
+          <w:numId w:val="1041"/>
         </w:numPr>
       </w:pPr>
       <w:r>
@@ -5558,7 +5297,7 @@
         <w:pStyle w:val="Compact"/>
         <w:numPr>
           <w:ilvl w:val="0"/>
-          <w:numId w:val="1047"/>
+          <w:numId w:val="1041"/>
         </w:numPr>
       </w:pPr>
       <w:r>
@@ -5578,7 +5317,7 @@
         <w:pStyle w:val="Compact"/>
         <w:numPr>
           <w:ilvl w:val="0"/>
-          <w:numId w:val="1048"/>
+          <w:numId w:val="1042"/>
         </w:numPr>
       </w:pPr>
       <w:r>
@@ -5590,7 +5329,7 @@
         <w:pStyle w:val="Compact"/>
         <w:numPr>
           <w:ilvl w:val="0"/>
-          <w:numId w:val="1048"/>
+          <w:numId w:val="1042"/>
         </w:numPr>
       </w:pPr>
       <w:r>
@@ -5602,7 +5341,7 @@
         <w:pStyle w:val="Compact"/>
         <w:numPr>
           <w:ilvl w:val="0"/>
-          <w:numId w:val="1048"/>
+          <w:numId w:val="1042"/>
         </w:numPr>
       </w:pPr>
       <w:r>
@@ -5614,7 +5353,7 @@
         <w:pStyle w:val="Compact"/>
         <w:numPr>
           <w:ilvl w:val="0"/>
-          <w:numId w:val="1048"/>
+          <w:numId w:val="1042"/>
         </w:numPr>
       </w:pPr>
       <w:r>
@@ -5626,7 +5365,7 @@
         <w:pStyle w:val="Compact"/>
         <w:numPr>
           <w:ilvl w:val="0"/>
-          <w:numId w:val="1048"/>
+          <w:numId w:val="1042"/>
         </w:numPr>
       </w:pPr>
       <w:r>
@@ -5638,7 +5377,7 @@
         <w:pStyle w:val="Compact"/>
         <w:numPr>
           <w:ilvl w:val="0"/>
-          <w:numId w:val="1048"/>
+          <w:numId w:val="1042"/>
         </w:numPr>
       </w:pPr>
       <w:r>
@@ -5650,7 +5389,7 @@
         <w:pStyle w:val="Compact"/>
         <w:numPr>
           <w:ilvl w:val="0"/>
-          <w:numId w:val="1048"/>
+          <w:numId w:val="1042"/>
         </w:numPr>
       </w:pPr>
       <w:r>
@@ -5730,39 +5469,39 @@
         <w:pStyle w:val="BodyText"/>
       </w:pPr>
       <w:r>
-        <w:t xml:space="preserve">The study will collect limited contact information, such as your name and email address, only to send invitations, reminders, and the Round-2 link.</w:t>
-      </w:r>
-    </w:p>
-    <w:p>
-      <w:pPr>
-        <w:pStyle w:val="BodyText"/>
-      </w:pPr>
-      <w:r>
-        <w:t xml:space="preserve">Your contact information will be stored separately from survey responses. A secure linkage file will connect your contact details with a unique study identifier so that the research team can invite Round-1 participants to Round 2 and process a withdrawal request before de-identification.</w:t>
-      </w:r>
-    </w:p>
-    <w:p>
-      <w:pPr>
-        <w:pStyle w:val="BodyText"/>
-      </w:pPr>
-      <w:r>
-        <w:t xml:space="preserve">Only designated members of the research team will have access to the contact and linkage file. Steering-group members, supervisors, institutional leaders, and other participants will not have access to identifiable individual responses.</w:t>
-      </w:r>
-    </w:p>
-    <w:p>
-      <w:pPr>
-        <w:pStyle w:val="BodyText"/>
-      </w:pPr>
-      <w:r>
-        <w:t xml:space="preserve">Survey data will be stored on Microsoft University servers and exported to secure, password-protected, access-controlled institutional storage . Data will be encrypted in transit and, where supported by the platform and institutional systems, at rest.</w:t>
-      </w:r>
-    </w:p>
-    <w:p>
-      <w:pPr>
-        <w:pStyle w:val="BodyText"/>
-      </w:pPr>
-      <w:r>
-        <w:t xml:space="preserve">The study team will not intentionally collect patient information, sensitive health information, or names of colleagues or institutions in open-text comments.</w:t>
+        <w:t xml:space="preserve">The study will collect limited contact information, such as your name and email address, only to send invitations, reminders, and the Round-2 link. Your contact information will be stored separately from survey responses. A secure linkage file will connect your contact details with a unique study identifier so that the research team can invite Round-1 participants to Round 2 and process a withdrawal request before de-identification.</w:t>
+      </w:r>
+    </w:p>
+    <w:p>
+      <w:pPr>
+        <w:pStyle w:val="BodyText"/>
+      </w:pPr>
+      <w:r>
+        <w:t xml:space="preserve">Only the study coordinators will have access to the contact and linkage file.</w:t>
+      </w:r>
+    </w:p>
+    <w:p>
+      <w:pPr>
+        <w:pStyle w:val="BodyText"/>
+      </w:pPr>
+      <w:r>
+        <w:t xml:space="preserve">Advisory board members, supervisors, institutional leaders, and other participants will not have access to identifiable individual responses. advisory board members and institutional leaders will only ever see aggregated results. Individual ratings and comments will not be shared with other participants, supervisors, institutional leaders, or advisory board members in identifiable form.</w:t>
+      </w:r>
+    </w:p>
+    <w:p>
+      <w:pPr>
+        <w:pStyle w:val="BodyText"/>
+      </w:pPr>
+      <w:r>
+        <w:t xml:space="preserve">Survey data will be stored on Microsoft Sharepoint site on the University servers. This is a secure, password-protected, access-controlled institutional storage . Data will be encrypted in transit and, where supported by the platform and institutional systems, at rest.</w:t>
+      </w:r>
+    </w:p>
+    <w:p>
+      <w:pPr>
+        <w:pStyle w:val="BodyText"/>
+      </w:pPr>
+      <w:r>
+        <w:t xml:space="preserve">The study team will not collect patient information, sensitive health information, or names of colleagues or institutions in open-text comments.</w:t>
       </w:r>
     </w:p>
     <w:p>
@@ -5834,7 +5573,7 @@
         <w:pStyle w:val="Compact"/>
         <w:numPr>
           <w:ilvl w:val="0"/>
-          <w:numId w:val="1049"/>
+          <w:numId w:val="1043"/>
         </w:numPr>
       </w:pPr>
       <w:r>
@@ -5846,7 +5585,7 @@
         <w:pStyle w:val="Compact"/>
         <w:numPr>
           <w:ilvl w:val="0"/>
-          <w:numId w:val="1049"/>
+          <w:numId w:val="1043"/>
         </w:numPr>
       </w:pPr>
       <w:r>
@@ -5858,7 +5597,7 @@
         <w:pStyle w:val="Compact"/>
         <w:numPr>
           <w:ilvl w:val="0"/>
-          <w:numId w:val="1049"/>
+          <w:numId w:val="1043"/>
         </w:numPr>
       </w:pPr>
       <w:r>
@@ -5870,7 +5609,7 @@
         <w:pStyle w:val="Compact"/>
         <w:numPr>
           <w:ilvl w:val="0"/>
-          <w:numId w:val="1049"/>
+          <w:numId w:val="1043"/>
         </w:numPr>
       </w:pPr>
       <w:r>
@@ -5882,7 +5621,7 @@
         <w:pStyle w:val="Compact"/>
         <w:numPr>
           <w:ilvl w:val="0"/>
-          <w:numId w:val="1049"/>
+          <w:numId w:val="1043"/>
         </w:numPr>
       </w:pPr>
       <w:r>
@@ -5918,7 +5657,7 @@
         <w:pStyle w:val="Compact"/>
         <w:numPr>
           <w:ilvl w:val="0"/>
-          <w:numId w:val="1050"/>
+          <w:numId w:val="1044"/>
         </w:numPr>
       </w:pPr>
       <w:r>
@@ -5930,7 +5669,7 @@
         <w:pStyle w:val="Compact"/>
         <w:numPr>
           <w:ilvl w:val="0"/>
-          <w:numId w:val="1050"/>
+          <w:numId w:val="1044"/>
         </w:numPr>
       </w:pPr>
       <w:r>
@@ -5942,7 +5681,7 @@
         <w:pStyle w:val="Compact"/>
         <w:numPr>
           <w:ilvl w:val="0"/>
-          <w:numId w:val="1050"/>
+          <w:numId w:val="1044"/>
         </w:numPr>
       </w:pPr>
       <w:r>
@@ -5954,7 +5693,7 @@
         <w:pStyle w:val="Compact"/>
         <w:numPr>
           <w:ilvl w:val="0"/>
-          <w:numId w:val="1050"/>
+          <w:numId w:val="1044"/>
         </w:numPr>
       </w:pPr>
       <w:r>
@@ -5966,7 +5705,7 @@
         <w:pStyle w:val="Compact"/>
         <w:numPr>
           <w:ilvl w:val="0"/>
-          <w:numId w:val="1050"/>
+          <w:numId w:val="1044"/>
         </w:numPr>
       </w:pPr>
       <w:r>
@@ -6025,7 +5764,7 @@
       <w:r>
         <w:t xml:space="preserve"> </w:t>
       </w:r>
-      <w:hyperlink r:id="rId42">
+      <w:hyperlink r:id="rId41">
         <w:r>
           <w:rPr>
             <w:rStyle w:val="Hyperlink"/>
@@ -6061,14 +5800,14 @@
         <w:t xml:space="preserve">at irb@mti.edu.eg</w:t>
       </w:r>
     </w:p>
-    <w:bookmarkEnd w:id="43"/>
-    <w:bookmarkStart w:id="44" w:name="sec-consent"/>
+    <w:bookmarkEnd w:id="42"/>
+    <w:bookmarkStart w:id="43" w:name="sec-consent"/>
     <w:p>
       <w:pPr>
         <w:pStyle w:val="Heading2"/>
       </w:pPr>
       <w:r>
-        <w:t xml:space="preserve">19.6 Appendix 6. Electronic Consent Form</w:t>
+        <w:t xml:space="preserve">18.6 Appendix 6. Electronic Consent Form</w:t>
       </w:r>
     </w:p>
     <w:p>
@@ -6128,11 +5867,119 @@
         <w:pStyle w:val="Compact"/>
         <w:numPr>
           <w:ilvl w:val="0"/>
+          <w:numId w:val="1045"/>
+        </w:numPr>
+      </w:pPr>
+      <w:r>
+        <w:t xml:space="preserve">I confirm that I am aged 18 years or older.</w:t>
+      </w:r>
+    </w:p>
+    <w:p>
+      <w:pPr>
+        <w:pStyle w:val="Compact"/>
+        <w:numPr>
+          <w:ilvl w:val="0"/>
+          <w:numId w:val="1046"/>
+        </w:numPr>
+      </w:pPr>
+      <w:r>
+        <w:t xml:space="preserve">Yes</w:t>
+      </w:r>
+    </w:p>
+    <w:p>
+      <w:pPr>
+        <w:pStyle w:val="Compact"/>
+        <w:numPr>
+          <w:ilvl w:val="0"/>
+          <w:numId w:val="1046"/>
+        </w:numPr>
+      </w:pPr>
+      <w:r>
+        <w:t xml:space="preserve">No</w:t>
+      </w:r>
+    </w:p>
+    <w:p>
+      <w:pPr>
+        <w:pStyle w:val="Compact"/>
+        <w:numPr>
+          <w:ilvl w:val="0"/>
+          <w:numId w:val="1047"/>
+        </w:numPr>
+      </w:pPr>
+      <w:r>
+        <w:t xml:space="preserve">I confirm that I have sufficient familiarity with the Egyptian medical research environment to provide informed judgments.</w:t>
+      </w:r>
+    </w:p>
+    <w:p>
+      <w:pPr>
+        <w:pStyle w:val="Compact"/>
+        <w:numPr>
+          <w:ilvl w:val="0"/>
+          <w:numId w:val="1048"/>
+        </w:numPr>
+      </w:pPr>
+      <w:r>
+        <w:t xml:space="preserve">Yes</w:t>
+      </w:r>
+    </w:p>
+    <w:p>
+      <w:pPr>
+        <w:pStyle w:val="Compact"/>
+        <w:numPr>
+          <w:ilvl w:val="0"/>
+          <w:numId w:val="1048"/>
+        </w:numPr>
+      </w:pPr>
+      <w:r>
+        <w:t xml:space="preserve">No</w:t>
+      </w:r>
+    </w:p>
+    <w:p>
+      <w:pPr>
+        <w:pStyle w:val="Compact"/>
+        <w:numPr>
+          <w:ilvl w:val="0"/>
+          <w:numId w:val="1049"/>
+        </w:numPr>
+      </w:pPr>
+      <w:r>
+        <w:t xml:space="preserve">I confirm that I meet at least one study eligibility criterion described in the Participant Information Sheet.</w:t>
+      </w:r>
+    </w:p>
+    <w:p>
+      <w:pPr>
+        <w:pStyle w:val="Compact"/>
+        <w:numPr>
+          <w:ilvl w:val="0"/>
+          <w:numId w:val="1050"/>
+        </w:numPr>
+      </w:pPr>
+      <w:r>
+        <w:t xml:space="preserve">Yes</w:t>
+      </w:r>
+    </w:p>
+    <w:p>
+      <w:pPr>
+        <w:pStyle w:val="Compact"/>
+        <w:numPr>
+          <w:ilvl w:val="0"/>
+          <w:numId w:val="1050"/>
+        </w:numPr>
+      </w:pPr>
+      <w:r>
+        <w:t xml:space="preserve">No</w:t>
+      </w:r>
+    </w:p>
+    <w:p>
+      <w:pPr>
+        <w:pStyle w:val="Compact"/>
+        <w:numPr>
+          <w:ilvl w:val="0"/>
           <w:numId w:val="1051"/>
         </w:numPr>
       </w:pPr>
       <w:r>
-        <w:t xml:space="preserve">I confirm that I am aged 18 years or older.</w:t>
+        <w:t xml:space="preserve">I confirm that I can complete the questionnaire in the language provided.</w:t>
       </w:r>
     </w:p>
     <w:p>
@@ -6153,114 +6000,6 @@
         <w:numPr>
           <w:ilvl w:val="0"/>
           <w:numId w:val="1052"/>
-        </w:numPr>
-      </w:pPr>
-      <w:r>
-        <w:t xml:space="preserve">No</w:t>
-      </w:r>
-    </w:p>
-    <w:p>
-      <w:pPr>
-        <w:pStyle w:val="Compact"/>
-        <w:numPr>
-          <w:ilvl w:val="0"/>
-          <w:numId w:val="1053"/>
-        </w:numPr>
-      </w:pPr>
-      <w:r>
-        <w:t xml:space="preserve">I confirm that I have sufficient familiarity with the Egyptian medical research environment to provide informed judgments.</w:t>
-      </w:r>
-    </w:p>
-    <w:p>
-      <w:pPr>
-        <w:pStyle w:val="Compact"/>
-        <w:numPr>
-          <w:ilvl w:val="0"/>
-          <w:numId w:val="1054"/>
-        </w:numPr>
-      </w:pPr>
-      <w:r>
-        <w:t xml:space="preserve">Yes</w:t>
-      </w:r>
-    </w:p>
-    <w:p>
-      <w:pPr>
-        <w:pStyle w:val="Compact"/>
-        <w:numPr>
-          <w:ilvl w:val="0"/>
-          <w:numId w:val="1054"/>
-        </w:numPr>
-      </w:pPr>
-      <w:r>
-        <w:t xml:space="preserve">No</w:t>
-      </w:r>
-    </w:p>
-    <w:p>
-      <w:pPr>
-        <w:pStyle w:val="Compact"/>
-        <w:numPr>
-          <w:ilvl w:val="0"/>
-          <w:numId w:val="1055"/>
-        </w:numPr>
-      </w:pPr>
-      <w:r>
-        <w:t xml:space="preserve">I confirm that I meet at least one study eligibility criterion described in the Participant Information Sheet.</w:t>
-      </w:r>
-    </w:p>
-    <w:p>
-      <w:pPr>
-        <w:pStyle w:val="Compact"/>
-        <w:numPr>
-          <w:ilvl w:val="0"/>
-          <w:numId w:val="1056"/>
-        </w:numPr>
-      </w:pPr>
-      <w:r>
-        <w:t xml:space="preserve">Yes</w:t>
-      </w:r>
-    </w:p>
-    <w:p>
-      <w:pPr>
-        <w:pStyle w:val="Compact"/>
-        <w:numPr>
-          <w:ilvl w:val="0"/>
-          <w:numId w:val="1056"/>
-        </w:numPr>
-      </w:pPr>
-      <w:r>
-        <w:t xml:space="preserve">No</w:t>
-      </w:r>
-    </w:p>
-    <w:p>
-      <w:pPr>
-        <w:pStyle w:val="Compact"/>
-        <w:numPr>
-          <w:ilvl w:val="0"/>
-          <w:numId w:val="1057"/>
-        </w:numPr>
-      </w:pPr>
-      <w:r>
-        <w:t xml:space="preserve">I confirm that I can complete the questionnaire in the language provided.</w:t>
-      </w:r>
-    </w:p>
-    <w:p>
-      <w:pPr>
-        <w:pStyle w:val="Compact"/>
-        <w:numPr>
-          <w:ilvl w:val="0"/>
-          <w:numId w:val="1058"/>
-        </w:numPr>
-      </w:pPr>
-      <w:r>
-        <w:t xml:space="preserve">Yes</w:t>
-      </w:r>
-    </w:p>
-    <w:p>
-      <w:pPr>
-        <w:pStyle w:val="Compact"/>
-        <w:numPr>
-          <w:ilvl w:val="0"/>
-          <w:numId w:val="1058"/>
         </w:numPr>
       </w:pPr>
       <w:r>
@@ -6292,11 +6031,119 @@
         <w:pStyle w:val="Compact"/>
         <w:numPr>
           <w:ilvl w:val="0"/>
+          <w:numId w:val="1053"/>
+        </w:numPr>
+      </w:pPr>
+      <w:r>
+        <w:t xml:space="preserve">I have read the Participant Information Sheet and have had the opportunity to ask questions about the study.</w:t>
+      </w:r>
+    </w:p>
+    <w:p>
+      <w:pPr>
+        <w:pStyle w:val="Compact"/>
+        <w:numPr>
+          <w:ilvl w:val="0"/>
+          <w:numId w:val="1054"/>
+        </w:numPr>
+      </w:pPr>
+      <w:r>
+        <w:t xml:space="preserve">Yes</w:t>
+      </w:r>
+    </w:p>
+    <w:p>
+      <w:pPr>
+        <w:pStyle w:val="Compact"/>
+        <w:numPr>
+          <w:ilvl w:val="0"/>
+          <w:numId w:val="1054"/>
+        </w:numPr>
+      </w:pPr>
+      <w:r>
+        <w:t xml:space="preserve">No</w:t>
+      </w:r>
+    </w:p>
+    <w:p>
+      <w:pPr>
+        <w:pStyle w:val="Compact"/>
+        <w:numPr>
+          <w:ilvl w:val="0"/>
+          <w:numId w:val="1055"/>
+        </w:numPr>
+      </w:pPr>
+      <w:r>
+        <w:t xml:space="preserve">I understand that participation is voluntary and that I may decline to participate or stop the questionnaire at any time before submission without penalty or negative consequences.</w:t>
+      </w:r>
+    </w:p>
+    <w:p>
+      <w:pPr>
+        <w:pStyle w:val="Compact"/>
+        <w:numPr>
+          <w:ilvl w:val="0"/>
+          <w:numId w:val="1056"/>
+        </w:numPr>
+      </w:pPr>
+      <w:r>
+        <w:t xml:space="preserve">Yes</w:t>
+      </w:r>
+    </w:p>
+    <w:p>
+      <w:pPr>
+        <w:pStyle w:val="Compact"/>
+        <w:numPr>
+          <w:ilvl w:val="0"/>
+          <w:numId w:val="1056"/>
+        </w:numPr>
+      </w:pPr>
+      <w:r>
+        <w:t xml:space="preserve">No</w:t>
+      </w:r>
+    </w:p>
+    <w:p>
+      <w:pPr>
+        <w:pStyle w:val="Compact"/>
+        <w:numPr>
+          <w:ilvl w:val="0"/>
+          <w:numId w:val="1057"/>
+        </w:numPr>
+      </w:pPr>
+      <w:r>
+        <w:t xml:space="preserve">I understand that I may request withdrawal of my submitted data while it remains identifiable and before it has been de-identified, locked, or incorporated into aggregate analyses.</w:t>
+      </w:r>
+    </w:p>
+    <w:p>
+      <w:pPr>
+        <w:pStyle w:val="Compact"/>
+        <w:numPr>
+          <w:ilvl w:val="0"/>
+          <w:numId w:val="1058"/>
+        </w:numPr>
+      </w:pPr>
+      <w:r>
+        <w:t xml:space="preserve">Yes</w:t>
+      </w:r>
+    </w:p>
+    <w:p>
+      <w:pPr>
+        <w:pStyle w:val="Compact"/>
+        <w:numPr>
+          <w:ilvl w:val="0"/>
+          <w:numId w:val="1058"/>
+        </w:numPr>
+      </w:pPr>
+      <w:r>
+        <w:t xml:space="preserve">No</w:t>
+      </w:r>
+    </w:p>
+    <w:p>
+      <w:pPr>
+        <w:pStyle w:val="Compact"/>
+        <w:numPr>
+          <w:ilvl w:val="0"/>
           <w:numId w:val="1059"/>
         </w:numPr>
       </w:pPr>
       <w:r>
-        <w:t xml:space="preserve">I have read the Participant Information Sheet and have had the opportunity to ask questions about the study.</w:t>
+        <w:t xml:space="preserve">I understand that the study involves a Round-1 questionnaire and, if I complete Round 1, a possible invitation to Round 2.</w:t>
       </w:r>
     </w:p>
     <w:p>
@@ -6332,7 +6179,7 @@
         </w:numPr>
       </w:pPr>
       <w:r>
-        <w:t xml:space="preserve">I understand that participation is voluntary and that I may decline to participate or stop the questionnaire at any time before submission without penalty or negative consequences.</w:t>
+        <w:t xml:space="preserve">I understand that Round 2 will include anonymized group-level feedback and that I may be asked to re-rate barriers and rate possible interventions.</w:t>
       </w:r>
     </w:p>
     <w:p>
@@ -6368,7 +6215,7 @@
         </w:numPr>
       </w:pPr>
       <w:r>
-        <w:t xml:space="preserve">I understand that I may request withdrawal of my submitted data while it remains identifiable and before it has been de-identified, locked, or incorporated into aggregate analyses.</w:t>
+        <w:t xml:space="preserve">I consent to participate in Round 1 of this study.</w:t>
       </w:r>
     </w:p>
     <w:p>
@@ -6389,114 +6236,6 @@
         <w:numPr>
           <w:ilvl w:val="0"/>
           <w:numId w:val="1064"/>
-        </w:numPr>
-      </w:pPr>
-      <w:r>
-        <w:t xml:space="preserve">No</w:t>
-      </w:r>
-    </w:p>
-    <w:p>
-      <w:pPr>
-        <w:pStyle w:val="Compact"/>
-        <w:numPr>
-          <w:ilvl w:val="0"/>
-          <w:numId w:val="1065"/>
-        </w:numPr>
-      </w:pPr>
-      <w:r>
-        <w:t xml:space="preserve">I understand that the study involves a Round-1 questionnaire and, if I complete Round 1, a possible invitation to Round 2.</w:t>
-      </w:r>
-    </w:p>
-    <w:p>
-      <w:pPr>
-        <w:pStyle w:val="Compact"/>
-        <w:numPr>
-          <w:ilvl w:val="0"/>
-          <w:numId w:val="1066"/>
-        </w:numPr>
-      </w:pPr>
-      <w:r>
-        <w:t xml:space="preserve">Yes</w:t>
-      </w:r>
-    </w:p>
-    <w:p>
-      <w:pPr>
-        <w:pStyle w:val="Compact"/>
-        <w:numPr>
-          <w:ilvl w:val="0"/>
-          <w:numId w:val="1066"/>
-        </w:numPr>
-      </w:pPr>
-      <w:r>
-        <w:t xml:space="preserve">No</w:t>
-      </w:r>
-    </w:p>
-    <w:p>
-      <w:pPr>
-        <w:pStyle w:val="Compact"/>
-        <w:numPr>
-          <w:ilvl w:val="0"/>
-          <w:numId w:val="1067"/>
-        </w:numPr>
-      </w:pPr>
-      <w:r>
-        <w:t xml:space="preserve">I understand that Round 2 will include anonymized group-level feedback and that I may be asked to re-rate barriers and rate possible interventions.</w:t>
-      </w:r>
-    </w:p>
-    <w:p>
-      <w:pPr>
-        <w:pStyle w:val="Compact"/>
-        <w:numPr>
-          <w:ilvl w:val="0"/>
-          <w:numId w:val="1068"/>
-        </w:numPr>
-      </w:pPr>
-      <w:r>
-        <w:t xml:space="preserve">Yes</w:t>
-      </w:r>
-    </w:p>
-    <w:p>
-      <w:pPr>
-        <w:pStyle w:val="Compact"/>
-        <w:numPr>
-          <w:ilvl w:val="0"/>
-          <w:numId w:val="1068"/>
-        </w:numPr>
-      </w:pPr>
-      <w:r>
-        <w:t xml:space="preserve">No</w:t>
-      </w:r>
-    </w:p>
-    <w:p>
-      <w:pPr>
-        <w:pStyle w:val="Compact"/>
-        <w:numPr>
-          <w:ilvl w:val="0"/>
-          <w:numId w:val="1069"/>
-        </w:numPr>
-      </w:pPr>
-      <w:r>
-        <w:t xml:space="preserve">I consent to participate in Round 1 of this study.</w:t>
-      </w:r>
-    </w:p>
-    <w:p>
-      <w:pPr>
-        <w:pStyle w:val="Compact"/>
-        <w:numPr>
-          <w:ilvl w:val="0"/>
-          <w:numId w:val="1070"/>
-        </w:numPr>
-      </w:pPr>
-      <w:r>
-        <w:t xml:space="preserve">Yes</w:t>
-      </w:r>
-    </w:p>
-    <w:p>
-      <w:pPr>
-        <w:pStyle w:val="Compact"/>
-        <w:numPr>
-          <w:ilvl w:val="0"/>
-          <w:numId w:val="1070"/>
         </w:numPr>
       </w:pPr>
       <w:r>
@@ -6520,11 +6259,119 @@
         <w:pStyle w:val="Compact"/>
         <w:numPr>
           <w:ilvl w:val="0"/>
+          <w:numId w:val="1065"/>
+        </w:numPr>
+      </w:pPr>
+      <w:r>
+        <w:t xml:space="preserve">I consent to the research team retaining my name and email address separately from my survey responses for the purpose of sending reminders, inviting me to Round 2, responding to a withdrawal request, and maintaining study records.</w:t>
+      </w:r>
+    </w:p>
+    <w:p>
+      <w:pPr>
+        <w:pStyle w:val="Compact"/>
+        <w:numPr>
+          <w:ilvl w:val="0"/>
+          <w:numId w:val="1066"/>
+        </w:numPr>
+      </w:pPr>
+      <w:r>
+        <w:t xml:space="preserve">Yes</w:t>
+      </w:r>
+    </w:p>
+    <w:p>
+      <w:pPr>
+        <w:pStyle w:val="Compact"/>
+        <w:numPr>
+          <w:ilvl w:val="0"/>
+          <w:numId w:val="1066"/>
+        </w:numPr>
+      </w:pPr>
+      <w:r>
+        <w:t xml:space="preserve">No</w:t>
+      </w:r>
+    </w:p>
+    <w:p>
+      <w:pPr>
+        <w:pStyle w:val="Compact"/>
+        <w:numPr>
+          <w:ilvl w:val="0"/>
+          <w:numId w:val="1067"/>
+        </w:numPr>
+      </w:pPr>
+      <w:r>
+        <w:t xml:space="preserve">I consent to the use of a unique study identifier to link my Round-1 and Round-2 responses.</w:t>
+      </w:r>
+    </w:p>
+    <w:p>
+      <w:pPr>
+        <w:pStyle w:val="Compact"/>
+        <w:numPr>
+          <w:ilvl w:val="0"/>
+          <w:numId w:val="1068"/>
+        </w:numPr>
+      </w:pPr>
+      <w:r>
+        <w:t xml:space="preserve">Yes</w:t>
+      </w:r>
+    </w:p>
+    <w:p>
+      <w:pPr>
+        <w:pStyle w:val="Compact"/>
+        <w:numPr>
+          <w:ilvl w:val="0"/>
+          <w:numId w:val="1068"/>
+        </w:numPr>
+      </w:pPr>
+      <w:r>
+        <w:t xml:space="preserve">No</w:t>
+      </w:r>
+    </w:p>
+    <w:p>
+      <w:pPr>
+        <w:pStyle w:val="Compact"/>
+        <w:numPr>
+          <w:ilvl w:val="0"/>
+          <w:numId w:val="1069"/>
+        </w:numPr>
+      </w:pPr>
+      <w:r>
+        <w:t xml:space="preserve">I understand that my individual ratings and comments will not be shared with other participants, supervisors, institutional leaders, or advisory board members in identifiable form.</w:t>
+      </w:r>
+    </w:p>
+    <w:p>
+      <w:pPr>
+        <w:pStyle w:val="Compact"/>
+        <w:numPr>
+          <w:ilvl w:val="0"/>
+          <w:numId w:val="1070"/>
+        </w:numPr>
+      </w:pPr>
+      <w:r>
+        <w:t xml:space="preserve">Yes</w:t>
+      </w:r>
+    </w:p>
+    <w:p>
+      <w:pPr>
+        <w:pStyle w:val="Compact"/>
+        <w:numPr>
+          <w:ilvl w:val="0"/>
+          <w:numId w:val="1070"/>
+        </w:numPr>
+      </w:pPr>
+      <w:r>
+        <w:t xml:space="preserve">No</w:t>
+      </w:r>
+    </w:p>
+    <w:p>
+      <w:pPr>
+        <w:pStyle w:val="Compact"/>
+        <w:numPr>
+          <w:ilvl w:val="0"/>
           <w:numId w:val="1071"/>
         </w:numPr>
       </w:pPr>
       <w:r>
-        <w:t xml:space="preserve">I consent to the research team retaining my name and email address separately from my survey responses for the purpose of sending reminders, inviting me to Round 2, responding to a withdrawal request, and maintaining study records.</w:t>
+        <w:t xml:space="preserve">I understand that the research team will report findings in aggregate form and will take reasonable steps to reduce the risk that I, my institution, or another person can be identified.</w:t>
       </w:r>
     </w:p>
     <w:p>
@@ -6545,114 +6392,6 @@
         <w:numPr>
           <w:ilvl w:val="0"/>
           <w:numId w:val="1072"/>
-        </w:numPr>
-      </w:pPr>
-      <w:r>
-        <w:t xml:space="preserve">No</w:t>
-      </w:r>
-    </w:p>
-    <w:p>
-      <w:pPr>
-        <w:pStyle w:val="Compact"/>
-        <w:numPr>
-          <w:ilvl w:val="0"/>
-          <w:numId w:val="1073"/>
-        </w:numPr>
-      </w:pPr>
-      <w:r>
-        <w:t xml:space="preserve">I consent to the use of a unique study identifier to link my Round-1 and Round-2 responses.</w:t>
-      </w:r>
-    </w:p>
-    <w:p>
-      <w:pPr>
-        <w:pStyle w:val="Compact"/>
-        <w:numPr>
-          <w:ilvl w:val="0"/>
-          <w:numId w:val="1074"/>
-        </w:numPr>
-      </w:pPr>
-      <w:r>
-        <w:t xml:space="preserve">Yes</w:t>
-      </w:r>
-    </w:p>
-    <w:p>
-      <w:pPr>
-        <w:pStyle w:val="Compact"/>
-        <w:numPr>
-          <w:ilvl w:val="0"/>
-          <w:numId w:val="1074"/>
-        </w:numPr>
-      </w:pPr>
-      <w:r>
-        <w:t xml:space="preserve">No</w:t>
-      </w:r>
-    </w:p>
-    <w:p>
-      <w:pPr>
-        <w:pStyle w:val="Compact"/>
-        <w:numPr>
-          <w:ilvl w:val="0"/>
-          <w:numId w:val="1075"/>
-        </w:numPr>
-      </w:pPr>
-      <w:r>
-        <w:t xml:space="preserve">I understand that my individual ratings and comments will not be shared with other participants, supervisors, institutional leaders, or steering-group members in identifiable form.</w:t>
-      </w:r>
-    </w:p>
-    <w:p>
-      <w:pPr>
-        <w:pStyle w:val="Compact"/>
-        <w:numPr>
-          <w:ilvl w:val="0"/>
-          <w:numId w:val="1076"/>
-        </w:numPr>
-      </w:pPr>
-      <w:r>
-        <w:t xml:space="preserve">Yes</w:t>
-      </w:r>
-    </w:p>
-    <w:p>
-      <w:pPr>
-        <w:pStyle w:val="Compact"/>
-        <w:numPr>
-          <w:ilvl w:val="0"/>
-          <w:numId w:val="1076"/>
-        </w:numPr>
-      </w:pPr>
-      <w:r>
-        <w:t xml:space="preserve">No</w:t>
-      </w:r>
-    </w:p>
-    <w:p>
-      <w:pPr>
-        <w:pStyle w:val="Compact"/>
-        <w:numPr>
-          <w:ilvl w:val="0"/>
-          <w:numId w:val="1077"/>
-        </w:numPr>
-      </w:pPr>
-      <w:r>
-        <w:t xml:space="preserve">I understand that the research team will report findings in aggregate form and will take reasonable steps to reduce the risk that I, my institution, or another person can be identified.</w:t>
-      </w:r>
-    </w:p>
-    <w:p>
-      <w:pPr>
-        <w:pStyle w:val="Compact"/>
-        <w:numPr>
-          <w:ilvl w:val="0"/>
-          <w:numId w:val="1078"/>
-        </w:numPr>
-      </w:pPr>
-      <w:r>
-        <w:t xml:space="preserve">Yes</w:t>
-      </w:r>
-    </w:p>
-    <w:p>
-      <w:pPr>
-        <w:pStyle w:val="Compact"/>
-        <w:numPr>
-          <w:ilvl w:val="0"/>
-          <w:numId w:val="1078"/>
         </w:numPr>
       </w:pPr>
       <w:r>
@@ -6676,7 +6415,7 @@
         <w:pStyle w:val="Compact"/>
         <w:numPr>
           <w:ilvl w:val="0"/>
-          <w:numId w:val="1079"/>
+          <w:numId w:val="1073"/>
         </w:numPr>
       </w:pPr>
       <w:r>
@@ -6688,7 +6427,7 @@
         <w:pStyle w:val="Compact"/>
         <w:numPr>
           <w:ilvl w:val="0"/>
-          <w:numId w:val="1080"/>
+          <w:numId w:val="1074"/>
         </w:numPr>
       </w:pPr>
       <w:r>
@@ -6700,7 +6439,7 @@
         <w:pStyle w:val="Compact"/>
         <w:numPr>
           <w:ilvl w:val="0"/>
-          <w:numId w:val="1080"/>
+          <w:numId w:val="1074"/>
         </w:numPr>
       </w:pPr>
       <w:r>
@@ -6712,7 +6451,7 @@
         <w:pStyle w:val="Compact"/>
         <w:numPr>
           <w:ilvl w:val="0"/>
-          <w:numId w:val="1080"/>
+          <w:numId w:val="1074"/>
         </w:numPr>
       </w:pPr>
       <w:r>
@@ -6724,7 +6463,7 @@
         <w:pStyle w:val="FirstParagraph"/>
       </w:pPr>
       <w:r>
-        <w:t xml:space="preserve">If “No” is selected, the participant may still provide comments for internal item development only, if this is acceptable to the IRB. Otherwise, the free-text field should be hidden or disabled for that participant.</w:t>
+        <w:t xml:space="preserve">If “No” is selected, the participant may still provide comments for internal item development only. Otherwise, the free-text field should be hidden or disabled for that participant.</w:t>
       </w:r>
     </w:p>
     <w:p>
@@ -6744,7 +6483,7 @@
         <w:pStyle w:val="Compact"/>
         <w:numPr>
           <w:ilvl w:val="0"/>
-          <w:numId w:val="1081"/>
+          <w:numId w:val="1075"/>
         </w:numPr>
       </w:pPr>
       <w:r>
@@ -6756,7 +6495,7 @@
         <w:pStyle w:val="Compact"/>
         <w:numPr>
           <w:ilvl w:val="0"/>
-          <w:numId w:val="1082"/>
+          <w:numId w:val="1076"/>
         </w:numPr>
       </w:pPr>
       <w:r>
@@ -6768,7 +6507,7 @@
         <w:pStyle w:val="Compact"/>
         <w:numPr>
           <w:ilvl w:val="0"/>
-          <w:numId w:val="1082"/>
+          <w:numId w:val="1076"/>
         </w:numPr>
       </w:pPr>
       <w:r>
@@ -6780,7 +6519,7 @@
         <w:pStyle w:val="Compact"/>
         <w:numPr>
           <w:ilvl w:val="0"/>
-          <w:numId w:val="1083"/>
+          <w:numId w:val="1077"/>
         </w:numPr>
       </w:pPr>
       <w:r>
@@ -6792,7 +6531,7 @@
         <w:pStyle w:val="Compact"/>
         <w:numPr>
           <w:ilvl w:val="0"/>
-          <w:numId w:val="1084"/>
+          <w:numId w:val="1078"/>
         </w:numPr>
       </w:pPr>
       <w:r>
@@ -6804,7 +6543,7 @@
         <w:pStyle w:val="Compact"/>
         <w:numPr>
           <w:ilvl w:val="0"/>
-          <w:numId w:val="1084"/>
+          <w:numId w:val="1078"/>
         </w:numPr>
       </w:pPr>
       <w:r>
@@ -6836,7 +6575,7 @@
         <w:pStyle w:val="Compact"/>
         <w:numPr>
           <w:ilvl w:val="0"/>
-          <w:numId w:val="1085"/>
+          <w:numId w:val="1079"/>
         </w:numPr>
       </w:pPr>
       <w:r>
@@ -6848,7 +6587,7 @@
         <w:pStyle w:val="Compact"/>
         <w:numPr>
           <w:ilvl w:val="0"/>
-          <w:numId w:val="1086"/>
+          <w:numId w:val="1080"/>
         </w:numPr>
       </w:pPr>
       <w:r>
@@ -6860,7 +6599,7 @@
         <w:pStyle w:val="Compact"/>
         <w:numPr>
           <w:ilvl w:val="0"/>
-          <w:numId w:val="1086"/>
+          <w:numId w:val="1080"/>
         </w:numPr>
       </w:pPr>
       <w:r>
@@ -6897,7 +6636,7 @@
       <w:r>
         <w:t xml:space="preserve"> </w:t>
       </w:r>
-      <w:hyperlink r:id="rId42">
+      <w:hyperlink r:id="rId41">
         <w:r>
           <w:rPr>
             <w:rStyle w:val="Hyperlink"/>
@@ -6909,19 +6648,19 @@
         <w:t xml:space="preserve">.</w:t>
       </w:r>
     </w:p>
+    <w:bookmarkEnd w:id="43"/>
     <w:bookmarkEnd w:id="44"/>
-    <w:bookmarkEnd w:id="45"/>
-    <w:bookmarkStart w:id="67" w:name="references"/>
+    <w:bookmarkStart w:id="66" w:name="references"/>
     <w:p>
       <w:pPr>
         <w:pStyle w:val="Heading1"/>
       </w:pPr>
       <w:r>
-        <w:t xml:space="preserve">20. References</w:t>
-      </w:r>
-    </w:p>
-    <w:bookmarkStart w:id="66" w:name="refs"/>
-    <w:bookmarkStart w:id="47" w:name="ref-chalmers2009"/>
+        <w:t xml:space="preserve">19. References</w:t>
+      </w:r>
+    </w:p>
+    <w:bookmarkStart w:id="65" w:name="refs"/>
+    <w:bookmarkStart w:id="46" w:name="ref-chalmers2009"/>
     <w:p>
       <w:pPr>
         <w:pStyle w:val="Bibliography"/>
@@ -6932,7 +6671,7 @@
       <w:r>
         <w:t xml:space="preserve"> </w:t>
       </w:r>
-      <w:hyperlink r:id="rId46">
+      <w:hyperlink r:id="rId45">
         <w:r>
           <w:rPr>
             <w:rStyle w:val="Hyperlink"/>
@@ -6944,8 +6683,8 @@
         <w:t xml:space="preserve">. The Lancet. 2009;374:86–9.</w:t>
       </w:r>
     </w:p>
-    <w:bookmarkEnd w:id="47"/>
-    <w:bookmarkStart w:id="49" w:name="ref-glaziou2018"/>
+    <w:bookmarkEnd w:id="46"/>
+    <w:bookmarkStart w:id="48" w:name="ref-glaziou2018"/>
     <w:p>
       <w:pPr>
         <w:pStyle w:val="Bibliography"/>
@@ -6956,7 +6695,7 @@
       <w:r>
         <w:t xml:space="preserve"> </w:t>
       </w:r>
-      <w:hyperlink r:id="rId48">
+      <w:hyperlink r:id="rId47">
         <w:r>
           <w:rPr>
             <w:rStyle w:val="Hyperlink"/>
@@ -6968,8 +6707,8 @@
         <w:t xml:space="preserve">. BMJ. 2018;363:k4645.</w:t>
       </w:r>
     </w:p>
-    <w:bookmarkEnd w:id="49"/>
-    <w:bookmarkStart w:id="51" w:name="ref-moher2016"/>
+    <w:bookmarkEnd w:id="48"/>
+    <w:bookmarkStart w:id="50" w:name="ref-moher2016"/>
     <w:p>
       <w:pPr>
         <w:pStyle w:val="Bibliography"/>
@@ -6980,7 +6719,7 @@
       <w:r>
         <w:t xml:space="preserve"> </w:t>
       </w:r>
-      <w:hyperlink r:id="rId50">
+      <w:hyperlink r:id="rId49">
         <w:r>
           <w:rPr>
             <w:rStyle w:val="Hyperlink"/>
@@ -6992,8 +6731,8 @@
         <w:t xml:space="preserve"> The Lancet. 2016;387:1573–86.</w:t>
       </w:r>
     </w:p>
-    <w:bookmarkEnd w:id="51"/>
-    <w:bookmarkStart w:id="53" w:name="ref-chalmers2014"/>
+    <w:bookmarkEnd w:id="50"/>
+    <w:bookmarkStart w:id="52" w:name="ref-chalmers2014"/>
     <w:p>
       <w:pPr>
         <w:pStyle w:val="Bibliography"/>
@@ -7004,7 +6743,7 @@
       <w:r>
         <w:t xml:space="preserve"> </w:t>
       </w:r>
-      <w:hyperlink r:id="rId52">
+      <w:hyperlink r:id="rId51">
         <w:r>
           <w:rPr>
             <w:rStyle w:val="Hyperlink"/>
@@ -7013,8 +6752,8 @@
         </w:r>
       </w:hyperlink>
     </w:p>
-    <w:bookmarkEnd w:id="53"/>
-    <w:bookmarkStart w:id="55" w:name="ref-ioannidis2014"/>
+    <w:bookmarkEnd w:id="52"/>
+    <w:bookmarkStart w:id="54" w:name="ref-ioannidis2014"/>
     <w:p>
       <w:pPr>
         <w:pStyle w:val="Bibliography"/>
@@ -7025,7 +6764,7 @@
       <w:r>
         <w:t xml:space="preserve"> </w:t>
       </w:r>
-      <w:hyperlink r:id="rId54">
+      <w:hyperlink r:id="rId53">
         <w:r>
           <w:rPr>
             <w:rStyle w:val="Hyperlink"/>
@@ -7034,8 +6773,8 @@
         </w:r>
       </w:hyperlink>
     </w:p>
-    <w:bookmarkEnd w:id="55"/>
-    <w:bookmarkStart w:id="57" w:name="ref-salman2014"/>
+    <w:bookmarkEnd w:id="54"/>
+    <w:bookmarkStart w:id="56" w:name="ref-salman2014"/>
     <w:p>
       <w:pPr>
         <w:pStyle w:val="Bibliography"/>
@@ -7046,7 +6785,7 @@
       <w:r>
         <w:t xml:space="preserve"> </w:t>
       </w:r>
-      <w:hyperlink r:id="rId56">
+      <w:hyperlink r:id="rId55">
         <w:r>
           <w:rPr>
             <w:rStyle w:val="Hyperlink"/>
@@ -7055,8 +6794,8 @@
         </w:r>
       </w:hyperlink>
     </w:p>
-    <w:bookmarkEnd w:id="57"/>
-    <w:bookmarkStart w:id="59" w:name="ref-jorm2025"/>
+    <w:bookmarkEnd w:id="56"/>
+    <w:bookmarkStart w:id="58" w:name="ref-jorm2025"/>
     <w:p>
       <w:pPr>
         <w:pStyle w:val="Bibliography"/>
@@ -7067,7 +6806,7 @@
       <w:r>
         <w:t xml:space="preserve"> </w:t>
       </w:r>
-      <w:hyperlink r:id="rId58">
+      <w:hyperlink r:id="rId57">
         <w:r>
           <w:rPr>
             <w:rStyle w:val="Hyperlink"/>
@@ -7076,19 +6815,40 @@
         </w:r>
       </w:hyperlink>
     </w:p>
-    <w:bookmarkEnd w:id="59"/>
-    <w:bookmarkStart w:id="61" w:name="ref-RStudio2026"/>
+    <w:bookmarkEnd w:id="58"/>
+    <w:bookmarkStart w:id="60" w:name="ref-RCoreTeam2026"/>
     <w:p>
       <w:pPr>
         <w:pStyle w:val="Bibliography"/>
       </w:pPr>
       <w:r>
-        <w:t xml:space="preserve">8. Posit Software, PBC. RStudio: Integrated development environment for r [Internet]. Boston, MA: Posit Software, PBC; 2026. Available from:</w:t>
+        <w:t xml:space="preserve">8. R Core Team. R: A language and environment for statistical computing [Internet]. Vienna, Austria: R Foundation for Statistical Computing; 2026. Available from:</w:t>
       </w:r>
       <w:r>
         <w:t xml:space="preserve"> </w:t>
       </w:r>
-      <w:hyperlink r:id="rId60">
+      <w:hyperlink r:id="rId59">
+        <w:r>
+          <w:rPr>
+            <w:rStyle w:val="Hyperlink"/>
+          </w:rPr>
+          <w:t xml:space="preserve">https://www.R-project.org/</w:t>
+        </w:r>
+      </w:hyperlink>
+    </w:p>
+    <w:bookmarkEnd w:id="60"/>
+    <w:bookmarkStart w:id="62" w:name="ref-RStudio2026"/>
+    <w:p>
+      <w:pPr>
+        <w:pStyle w:val="Bibliography"/>
+      </w:pPr>
+      <w:r>
+        <w:t xml:space="preserve">9. Posit Software, PBC. RStudio: Integrated development environment for r [Internet]. Boston, MA: Posit Software, PBC; 2026. Available from:</w:t>
+      </w:r>
+      <w:r>
+        <w:t xml:space="preserve"> </w:t>
+      </w:r>
+      <w:hyperlink r:id="rId61">
         <w:r>
           <w:rPr>
             <w:rStyle w:val="Hyperlink"/>
@@ -7097,40 +6857,19 @@
         </w:r>
       </w:hyperlink>
     </w:p>
-    <w:bookmarkEnd w:id="61"/>
-    <w:bookmarkStart w:id="63" w:name="ref-RCoreTeam2026"/>
+    <w:bookmarkEnd w:id="62"/>
+    <w:bookmarkStart w:id="64" w:name="ref-gattrell2024"/>
     <w:p>
       <w:pPr>
         <w:pStyle w:val="Bibliography"/>
       </w:pPr>
       <w:r>
-        <w:t xml:space="preserve">9. R Core Team. R: A language and environment for statistical computing [Internet]. Vienna, Austria: R Foundation for Statistical Computing; 2026. Available from:</w:t>
+        <w:t xml:space="preserve">10. Gattrell WT, Logullo P, Zuuren EJ van, Price A, Hughes EL, Blazey P, et al.</w:t>
       </w:r>
       <w:r>
         <w:t xml:space="preserve"> </w:t>
       </w:r>
-      <w:hyperlink r:id="rId62">
-        <w:r>
-          <w:rPr>
-            <w:rStyle w:val="Hyperlink"/>
-          </w:rPr>
-          <w:t xml:space="preserve">https://www.R-project.org/</w:t>
-        </w:r>
-      </w:hyperlink>
-    </w:p>
-    <w:bookmarkEnd w:id="63"/>
-    <w:bookmarkStart w:id="65" w:name="ref-gattrell2024"/>
-    <w:p>
-      <w:pPr>
-        <w:pStyle w:val="Bibliography"/>
-      </w:pPr>
-      <w:r>
-        <w:t xml:space="preserve">10. Gattrell WT, Logullo P, Zuuren EJ van, Price A, Hughes EL, Blazey P, et al.</w:t>
-      </w:r>
-      <w:r>
-        <w:t xml:space="preserve"> </w:t>
-      </w:r>
-      <w:hyperlink r:id="rId64">
+      <w:hyperlink r:id="rId63">
         <w:r>
           <w:rPr>
             <w:rStyle w:val="Hyperlink"/>
@@ -7142,9 +6881,9 @@
         <w:t xml:space="preserve">. PLOS Medicine. 2024;21:e1004326.</w:t>
       </w:r>
     </w:p>
+    <w:bookmarkEnd w:id="64"/>
     <w:bookmarkEnd w:id="65"/>
     <w:bookmarkEnd w:id="66"/>
-    <w:bookmarkEnd w:id="67"/>
     <w:sectPr>
       <w:headerReference r:id="rId6" w:type="even"/>
       <w:headerReference r:id="rId7" w:type="default"/>
@@ -9213,7 +8952,34 @@
     <w:abstractNumId w:val="991"/>
   </w:num>
   <w:num w:numId="1017">
-    <w:abstractNumId w:val="991"/>
+    <w:abstractNumId w:val="99411"/>
+    <w:lvlOverride w:ilvl="0">
+      <w:startOverride w:val="1"/>
+    </w:lvlOverride>
+    <w:lvlOverride w:ilvl="1">
+      <w:startOverride w:val="1"/>
+    </w:lvlOverride>
+    <w:lvlOverride w:ilvl="2">
+      <w:startOverride w:val="1"/>
+    </w:lvlOverride>
+    <w:lvlOverride w:ilvl="3">
+      <w:startOverride w:val="1"/>
+    </w:lvlOverride>
+    <w:lvlOverride w:ilvl="4">
+      <w:startOverride w:val="1"/>
+    </w:lvlOverride>
+    <w:lvlOverride w:ilvl="5">
+      <w:startOverride w:val="1"/>
+    </w:lvlOverride>
+    <w:lvlOverride w:ilvl="6">
+      <w:startOverride w:val="1"/>
+    </w:lvlOverride>
+    <w:lvlOverride w:ilvl="7">
+      <w:startOverride w:val="1"/>
+    </w:lvlOverride>
+    <w:lvlOverride w:ilvl="8">
+      <w:startOverride w:val="1"/>
+    </w:lvlOverride>
   </w:num>
   <w:num w:numId="1018">
     <w:abstractNumId w:val="991"/>
@@ -9225,34 +8991,7 @@
     <w:abstractNumId w:val="991"/>
   </w:num>
   <w:num w:numId="1021">
-    <w:abstractNumId w:val="99411"/>
-    <w:lvlOverride w:ilvl="0">
-      <w:startOverride w:val="1"/>
-    </w:lvlOverride>
-    <w:lvlOverride w:ilvl="1">
-      <w:startOverride w:val="1"/>
-    </w:lvlOverride>
-    <w:lvlOverride w:ilvl="2">
-      <w:startOverride w:val="1"/>
-    </w:lvlOverride>
-    <w:lvlOverride w:ilvl="3">
-      <w:startOverride w:val="1"/>
-    </w:lvlOverride>
-    <w:lvlOverride w:ilvl="4">
-      <w:startOverride w:val="1"/>
-    </w:lvlOverride>
-    <w:lvlOverride w:ilvl="5">
-      <w:startOverride w:val="1"/>
-    </w:lvlOverride>
-    <w:lvlOverride w:ilvl="6">
-      <w:startOverride w:val="1"/>
-    </w:lvlOverride>
-    <w:lvlOverride w:ilvl="7">
-      <w:startOverride w:val="1"/>
-    </w:lvlOverride>
-    <w:lvlOverride w:ilvl="8">
-      <w:startOverride w:val="1"/>
-    </w:lvlOverride>
+    <w:abstractNumId w:val="991"/>
   </w:num>
   <w:num w:numId="1022">
     <w:abstractNumId w:val="991"/>
@@ -9270,19 +9009,100 @@
     <w:abstractNumId w:val="991"/>
   </w:num>
   <w:num w:numId="1027">
-    <w:abstractNumId w:val="991"/>
+    <w:abstractNumId w:val="99411"/>
+    <w:lvlOverride w:ilvl="0">
+      <w:startOverride w:val="1"/>
+    </w:lvlOverride>
+    <w:lvlOverride w:ilvl="1">
+      <w:startOverride w:val="1"/>
+    </w:lvlOverride>
+    <w:lvlOverride w:ilvl="2">
+      <w:startOverride w:val="1"/>
+    </w:lvlOverride>
+    <w:lvlOverride w:ilvl="3">
+      <w:startOverride w:val="1"/>
+    </w:lvlOverride>
+    <w:lvlOverride w:ilvl="4">
+      <w:startOverride w:val="1"/>
+    </w:lvlOverride>
+    <w:lvlOverride w:ilvl="5">
+      <w:startOverride w:val="1"/>
+    </w:lvlOverride>
+    <w:lvlOverride w:ilvl="6">
+      <w:startOverride w:val="1"/>
+    </w:lvlOverride>
+    <w:lvlOverride w:ilvl="7">
+      <w:startOverride w:val="1"/>
+    </w:lvlOverride>
+    <w:lvlOverride w:ilvl="8">
+      <w:startOverride w:val="1"/>
+    </w:lvlOverride>
   </w:num>
   <w:num w:numId="1028">
     <w:abstractNumId w:val="991"/>
   </w:num>
   <w:num w:numId="1029">
-    <w:abstractNumId w:val="991"/>
+    <w:abstractNumId w:val="99411"/>
+    <w:lvlOverride w:ilvl="0">
+      <w:startOverride w:val="1"/>
+    </w:lvlOverride>
+    <w:lvlOverride w:ilvl="1">
+      <w:startOverride w:val="1"/>
+    </w:lvlOverride>
+    <w:lvlOverride w:ilvl="2">
+      <w:startOverride w:val="1"/>
+    </w:lvlOverride>
+    <w:lvlOverride w:ilvl="3">
+      <w:startOverride w:val="1"/>
+    </w:lvlOverride>
+    <w:lvlOverride w:ilvl="4">
+      <w:startOverride w:val="1"/>
+    </w:lvlOverride>
+    <w:lvlOverride w:ilvl="5">
+      <w:startOverride w:val="1"/>
+    </w:lvlOverride>
+    <w:lvlOverride w:ilvl="6">
+      <w:startOverride w:val="1"/>
+    </w:lvlOverride>
+    <w:lvlOverride w:ilvl="7">
+      <w:startOverride w:val="1"/>
+    </w:lvlOverride>
+    <w:lvlOverride w:ilvl="8">
+      <w:startOverride w:val="1"/>
+    </w:lvlOverride>
   </w:num>
   <w:num w:numId="1030">
     <w:abstractNumId w:val="991"/>
   </w:num>
   <w:num w:numId="1031">
-    <w:abstractNumId w:val="991"/>
+    <w:abstractNumId w:val="99411"/>
+    <w:lvlOverride w:ilvl="0">
+      <w:startOverride w:val="1"/>
+    </w:lvlOverride>
+    <w:lvlOverride w:ilvl="1">
+      <w:startOverride w:val="1"/>
+    </w:lvlOverride>
+    <w:lvlOverride w:ilvl="2">
+      <w:startOverride w:val="1"/>
+    </w:lvlOverride>
+    <w:lvlOverride w:ilvl="3">
+      <w:startOverride w:val="1"/>
+    </w:lvlOverride>
+    <w:lvlOverride w:ilvl="4">
+      <w:startOverride w:val="1"/>
+    </w:lvlOverride>
+    <w:lvlOverride w:ilvl="5">
+      <w:startOverride w:val="1"/>
+    </w:lvlOverride>
+    <w:lvlOverride w:ilvl="6">
+      <w:startOverride w:val="1"/>
+    </w:lvlOverride>
+    <w:lvlOverride w:ilvl="7">
+      <w:startOverride w:val="1"/>
+    </w:lvlOverride>
+    <w:lvlOverride w:ilvl="8">
+      <w:startOverride w:val="1"/>
+    </w:lvlOverride>
   </w:num>
   <w:num w:numId="1032">
     <w:abstractNumId w:val="99411"/>
@@ -9321,97 +9141,16 @@
     <w:abstractNumId w:val="991"/>
   </w:num>
   <w:num w:numId="1035">
-    <w:abstractNumId w:val="99411"/>
-    <w:lvlOverride w:ilvl="0">
-      <w:startOverride w:val="1"/>
-    </w:lvlOverride>
-    <w:lvlOverride w:ilvl="1">
-      <w:startOverride w:val="1"/>
-    </w:lvlOverride>
-    <w:lvlOverride w:ilvl="2">
-      <w:startOverride w:val="1"/>
-    </w:lvlOverride>
-    <w:lvlOverride w:ilvl="3">
-      <w:startOverride w:val="1"/>
-    </w:lvlOverride>
-    <w:lvlOverride w:ilvl="4">
-      <w:startOverride w:val="1"/>
-    </w:lvlOverride>
-    <w:lvlOverride w:ilvl="5">
-      <w:startOverride w:val="1"/>
-    </w:lvlOverride>
-    <w:lvlOverride w:ilvl="6">
-      <w:startOverride w:val="1"/>
-    </w:lvlOverride>
-    <w:lvlOverride w:ilvl="7">
-      <w:startOverride w:val="1"/>
-    </w:lvlOverride>
-    <w:lvlOverride w:ilvl="8">
-      <w:startOverride w:val="1"/>
-    </w:lvlOverride>
+    <w:abstractNumId w:val="991"/>
   </w:num>
   <w:num w:numId="1036">
     <w:abstractNumId w:val="991"/>
   </w:num>
   <w:num w:numId="1037">
-    <w:abstractNumId w:val="99411"/>
-    <w:lvlOverride w:ilvl="0">
-      <w:startOverride w:val="1"/>
-    </w:lvlOverride>
-    <w:lvlOverride w:ilvl="1">
-      <w:startOverride w:val="1"/>
-    </w:lvlOverride>
-    <w:lvlOverride w:ilvl="2">
-      <w:startOverride w:val="1"/>
-    </w:lvlOverride>
-    <w:lvlOverride w:ilvl="3">
-      <w:startOverride w:val="1"/>
-    </w:lvlOverride>
-    <w:lvlOverride w:ilvl="4">
-      <w:startOverride w:val="1"/>
-    </w:lvlOverride>
-    <w:lvlOverride w:ilvl="5">
-      <w:startOverride w:val="1"/>
-    </w:lvlOverride>
-    <w:lvlOverride w:ilvl="6">
-      <w:startOverride w:val="1"/>
-    </w:lvlOverride>
-    <w:lvlOverride w:ilvl="7">
-      <w:startOverride w:val="1"/>
-    </w:lvlOverride>
-    <w:lvlOverride w:ilvl="8">
-      <w:startOverride w:val="1"/>
-    </w:lvlOverride>
+    <w:abstractNumId w:val="991"/>
   </w:num>
   <w:num w:numId="1038">
-    <w:abstractNumId w:val="99411"/>
-    <w:lvlOverride w:ilvl="0">
-      <w:startOverride w:val="1"/>
-    </w:lvlOverride>
-    <w:lvlOverride w:ilvl="1">
-      <w:startOverride w:val="1"/>
-    </w:lvlOverride>
-    <w:lvlOverride w:ilvl="2">
-      <w:startOverride w:val="1"/>
-    </w:lvlOverride>
-    <w:lvlOverride w:ilvl="3">
-      <w:startOverride w:val="1"/>
-    </w:lvlOverride>
-    <w:lvlOverride w:ilvl="4">
-      <w:startOverride w:val="1"/>
-    </w:lvlOverride>
-    <w:lvlOverride w:ilvl="5">
-      <w:startOverride w:val="1"/>
-    </w:lvlOverride>
-    <w:lvlOverride w:ilvl="6">
-      <w:startOverride w:val="1"/>
-    </w:lvlOverride>
-    <w:lvlOverride w:ilvl="7">
-      <w:startOverride w:val="1"/>
-    </w:lvlOverride>
-    <w:lvlOverride w:ilvl="8">
-      <w:startOverride w:val="1"/>
-    </w:lvlOverride>
+    <w:abstractNumId w:val="991"/>
   </w:num>
   <w:num w:numId="1039">
     <w:abstractNumId w:val="991"/>
@@ -9432,585 +9171,567 @@
     <w:abstractNumId w:val="991"/>
   </w:num>
   <w:num w:numId="1045">
-    <w:abstractNumId w:val="991"/>
+    <w:abstractNumId w:val="99411"/>
+    <w:lvlOverride w:ilvl="0">
+      <w:startOverride w:val="1"/>
+    </w:lvlOverride>
+    <w:lvlOverride w:ilvl="1">
+      <w:startOverride w:val="1"/>
+    </w:lvlOverride>
+    <w:lvlOverride w:ilvl="2">
+      <w:startOverride w:val="1"/>
+    </w:lvlOverride>
+    <w:lvlOverride w:ilvl="3">
+      <w:startOverride w:val="1"/>
+    </w:lvlOverride>
+    <w:lvlOverride w:ilvl="4">
+      <w:startOverride w:val="1"/>
+    </w:lvlOverride>
+    <w:lvlOverride w:ilvl="5">
+      <w:startOverride w:val="1"/>
+    </w:lvlOverride>
+    <w:lvlOverride w:ilvl="6">
+      <w:startOverride w:val="1"/>
+    </w:lvlOverride>
+    <w:lvlOverride w:ilvl="7">
+      <w:startOverride w:val="1"/>
+    </w:lvlOverride>
+    <w:lvlOverride w:ilvl="8">
+      <w:startOverride w:val="1"/>
+    </w:lvlOverride>
   </w:num>
   <w:num w:numId="1046">
     <w:abstractNumId w:val="991"/>
   </w:num>
   <w:num w:numId="1047">
-    <w:abstractNumId w:val="991"/>
+    <w:abstractNumId w:val="99412"/>
+    <w:lvlOverride w:ilvl="0">
+      <w:startOverride w:val="2"/>
+    </w:lvlOverride>
+    <w:lvlOverride w:ilvl="1">
+      <w:startOverride w:val="2"/>
+    </w:lvlOverride>
+    <w:lvlOverride w:ilvl="2">
+      <w:startOverride w:val="2"/>
+    </w:lvlOverride>
+    <w:lvlOverride w:ilvl="3">
+      <w:startOverride w:val="2"/>
+    </w:lvlOverride>
+    <w:lvlOverride w:ilvl="4">
+      <w:startOverride w:val="2"/>
+    </w:lvlOverride>
+    <w:lvlOverride w:ilvl="5">
+      <w:startOverride w:val="2"/>
+    </w:lvlOverride>
+    <w:lvlOverride w:ilvl="6">
+      <w:startOverride w:val="2"/>
+    </w:lvlOverride>
+    <w:lvlOverride w:ilvl="7">
+      <w:startOverride w:val="2"/>
+    </w:lvlOverride>
+    <w:lvlOverride w:ilvl="8">
+      <w:startOverride w:val="2"/>
+    </w:lvlOverride>
   </w:num>
   <w:num w:numId="1048">
     <w:abstractNumId w:val="991"/>
   </w:num>
   <w:num w:numId="1049">
-    <w:abstractNumId w:val="991"/>
+    <w:abstractNumId w:val="99413"/>
+    <w:lvlOverride w:ilvl="0">
+      <w:startOverride w:val="3"/>
+    </w:lvlOverride>
+    <w:lvlOverride w:ilvl="1">
+      <w:startOverride w:val="3"/>
+    </w:lvlOverride>
+    <w:lvlOverride w:ilvl="2">
+      <w:startOverride w:val="3"/>
+    </w:lvlOverride>
+    <w:lvlOverride w:ilvl="3">
+      <w:startOverride w:val="3"/>
+    </w:lvlOverride>
+    <w:lvlOverride w:ilvl="4">
+      <w:startOverride w:val="3"/>
+    </w:lvlOverride>
+    <w:lvlOverride w:ilvl="5">
+      <w:startOverride w:val="3"/>
+    </w:lvlOverride>
+    <w:lvlOverride w:ilvl="6">
+      <w:startOverride w:val="3"/>
+    </w:lvlOverride>
+    <w:lvlOverride w:ilvl="7">
+      <w:startOverride w:val="3"/>
+    </w:lvlOverride>
+    <w:lvlOverride w:ilvl="8">
+      <w:startOverride w:val="3"/>
+    </w:lvlOverride>
   </w:num>
   <w:num w:numId="1050">
     <w:abstractNumId w:val="991"/>
   </w:num>
   <w:num w:numId="1051">
-    <w:abstractNumId w:val="99411"/>
+    <w:abstractNumId w:val="99414"/>
     <w:lvlOverride w:ilvl="0">
-      <w:startOverride w:val="1"/>
+      <w:startOverride w:val="4"/>
     </w:lvlOverride>
     <w:lvlOverride w:ilvl="1">
-      <w:startOverride w:val="1"/>
+      <w:startOverride w:val="4"/>
     </w:lvlOverride>
     <w:lvlOverride w:ilvl="2">
-      <w:startOverride w:val="1"/>
+      <w:startOverride w:val="4"/>
     </w:lvlOverride>
     <w:lvlOverride w:ilvl="3">
-      <w:startOverride w:val="1"/>
+      <w:startOverride w:val="4"/>
     </w:lvlOverride>
     <w:lvlOverride w:ilvl="4">
-      <w:startOverride w:val="1"/>
+      <w:startOverride w:val="4"/>
     </w:lvlOverride>
     <w:lvlOverride w:ilvl="5">
-      <w:startOverride w:val="1"/>
+      <w:startOverride w:val="4"/>
     </w:lvlOverride>
     <w:lvlOverride w:ilvl="6">
-      <w:startOverride w:val="1"/>
+      <w:startOverride w:val="4"/>
     </w:lvlOverride>
     <w:lvlOverride w:ilvl="7">
-      <w:startOverride w:val="1"/>
+      <w:startOverride w:val="4"/>
     </w:lvlOverride>
     <w:lvlOverride w:ilvl="8">
-      <w:startOverride w:val="1"/>
+      <w:startOverride w:val="4"/>
     </w:lvlOverride>
   </w:num>
   <w:num w:numId="1052">
     <w:abstractNumId w:val="991"/>
   </w:num>
   <w:num w:numId="1053">
-    <w:abstractNumId w:val="99412"/>
+    <w:abstractNumId w:val="99415"/>
     <w:lvlOverride w:ilvl="0">
-      <w:startOverride w:val="2"/>
+      <w:startOverride w:val="5"/>
     </w:lvlOverride>
     <w:lvlOverride w:ilvl="1">
-      <w:startOverride w:val="2"/>
+      <w:startOverride w:val="5"/>
     </w:lvlOverride>
     <w:lvlOverride w:ilvl="2">
-      <w:startOverride w:val="2"/>
+      <w:startOverride w:val="5"/>
     </w:lvlOverride>
     <w:lvlOverride w:ilvl="3">
-      <w:startOverride w:val="2"/>
+      <w:startOverride w:val="5"/>
     </w:lvlOverride>
     <w:lvlOverride w:ilvl="4">
-      <w:startOverride w:val="2"/>
+      <w:startOverride w:val="5"/>
     </w:lvlOverride>
     <w:lvlOverride w:ilvl="5">
-      <w:startOverride w:val="2"/>
+      <w:startOverride w:val="5"/>
     </w:lvlOverride>
     <w:lvlOverride w:ilvl="6">
-      <w:startOverride w:val="2"/>
+      <w:startOverride w:val="5"/>
     </w:lvlOverride>
     <w:lvlOverride w:ilvl="7">
-      <w:startOverride w:val="2"/>
+      <w:startOverride w:val="5"/>
     </w:lvlOverride>
     <w:lvlOverride w:ilvl="8">
-      <w:startOverride w:val="2"/>
+      <w:startOverride w:val="5"/>
     </w:lvlOverride>
   </w:num>
   <w:num w:numId="1054">
     <w:abstractNumId w:val="991"/>
   </w:num>
   <w:num w:numId="1055">
-    <w:abstractNumId w:val="99413"/>
+    <w:abstractNumId w:val="99416"/>
     <w:lvlOverride w:ilvl="0">
-      <w:startOverride w:val="3"/>
+      <w:startOverride w:val="6"/>
     </w:lvlOverride>
     <w:lvlOverride w:ilvl="1">
-      <w:startOverride w:val="3"/>
+      <w:startOverride w:val="6"/>
     </w:lvlOverride>
     <w:lvlOverride w:ilvl="2">
-      <w:startOverride w:val="3"/>
+      <w:startOverride w:val="6"/>
     </w:lvlOverride>
     <w:lvlOverride w:ilvl="3">
-      <w:startOverride w:val="3"/>
+      <w:startOverride w:val="6"/>
     </w:lvlOverride>
     <w:lvlOverride w:ilvl="4">
-      <w:startOverride w:val="3"/>
+      <w:startOverride w:val="6"/>
     </w:lvlOverride>
     <w:lvlOverride w:ilvl="5">
-      <w:startOverride w:val="3"/>
+      <w:startOverride w:val="6"/>
     </w:lvlOverride>
     <w:lvlOverride w:ilvl="6">
-      <w:startOverride w:val="3"/>
+      <w:startOverride w:val="6"/>
     </w:lvlOverride>
     <w:lvlOverride w:ilvl="7">
-      <w:startOverride w:val="3"/>
+      <w:startOverride w:val="6"/>
     </w:lvlOverride>
     <w:lvlOverride w:ilvl="8">
-      <w:startOverride w:val="3"/>
+      <w:startOverride w:val="6"/>
     </w:lvlOverride>
   </w:num>
   <w:num w:numId="1056">
     <w:abstractNumId w:val="991"/>
   </w:num>
   <w:num w:numId="1057">
-    <w:abstractNumId w:val="99414"/>
+    <w:abstractNumId w:val="99417"/>
     <w:lvlOverride w:ilvl="0">
-      <w:startOverride w:val="4"/>
+      <w:startOverride w:val="7"/>
     </w:lvlOverride>
     <w:lvlOverride w:ilvl="1">
-      <w:startOverride w:val="4"/>
+      <w:startOverride w:val="7"/>
     </w:lvlOverride>
     <w:lvlOverride w:ilvl="2">
-      <w:startOverride w:val="4"/>
+      <w:startOverride w:val="7"/>
     </w:lvlOverride>
     <w:lvlOverride w:ilvl="3">
-      <w:startOverride w:val="4"/>
+      <w:startOverride w:val="7"/>
     </w:lvlOverride>
     <w:lvlOverride w:ilvl="4">
-      <w:startOverride w:val="4"/>
+      <w:startOverride w:val="7"/>
     </w:lvlOverride>
     <w:lvlOverride w:ilvl="5">
-      <w:startOverride w:val="4"/>
+      <w:startOverride w:val="7"/>
     </w:lvlOverride>
     <w:lvlOverride w:ilvl="6">
-      <w:startOverride w:val="4"/>
+      <w:startOverride w:val="7"/>
     </w:lvlOverride>
     <w:lvlOverride w:ilvl="7">
-      <w:startOverride w:val="4"/>
+      <w:startOverride w:val="7"/>
     </w:lvlOverride>
     <w:lvlOverride w:ilvl="8">
-      <w:startOverride w:val="4"/>
+      <w:startOverride w:val="7"/>
     </w:lvlOverride>
   </w:num>
   <w:num w:numId="1058">
     <w:abstractNumId w:val="991"/>
   </w:num>
   <w:num w:numId="1059">
-    <w:abstractNumId w:val="99415"/>
+    <w:abstractNumId w:val="99418"/>
     <w:lvlOverride w:ilvl="0">
-      <w:startOverride w:val="5"/>
+      <w:startOverride w:val="8"/>
     </w:lvlOverride>
     <w:lvlOverride w:ilvl="1">
-      <w:startOverride w:val="5"/>
+      <w:startOverride w:val="8"/>
     </w:lvlOverride>
     <w:lvlOverride w:ilvl="2">
-      <w:startOverride w:val="5"/>
+      <w:startOverride w:val="8"/>
     </w:lvlOverride>
     <w:lvlOverride w:ilvl="3">
-      <w:startOverride w:val="5"/>
+      <w:startOverride w:val="8"/>
     </w:lvlOverride>
     <w:lvlOverride w:ilvl="4">
-      <w:startOverride w:val="5"/>
+      <w:startOverride w:val="8"/>
     </w:lvlOverride>
     <w:lvlOverride w:ilvl="5">
-      <w:startOverride w:val="5"/>
+      <w:startOverride w:val="8"/>
     </w:lvlOverride>
     <w:lvlOverride w:ilvl="6">
-      <w:startOverride w:val="5"/>
+      <w:startOverride w:val="8"/>
     </w:lvlOverride>
     <w:lvlOverride w:ilvl="7">
-      <w:startOverride w:val="5"/>
+      <w:startOverride w:val="8"/>
     </w:lvlOverride>
     <w:lvlOverride w:ilvl="8">
-      <w:startOverride w:val="5"/>
+      <w:startOverride w:val="8"/>
     </w:lvlOverride>
   </w:num>
   <w:num w:numId="1060">
     <w:abstractNumId w:val="991"/>
   </w:num>
   <w:num w:numId="1061">
-    <w:abstractNumId w:val="99416"/>
+    <w:abstractNumId w:val="99419"/>
     <w:lvlOverride w:ilvl="0">
-      <w:startOverride w:val="6"/>
+      <w:startOverride w:val="9"/>
     </w:lvlOverride>
     <w:lvlOverride w:ilvl="1">
-      <w:startOverride w:val="6"/>
+      <w:startOverride w:val="9"/>
     </w:lvlOverride>
     <w:lvlOverride w:ilvl="2">
-      <w:startOverride w:val="6"/>
+      <w:startOverride w:val="9"/>
     </w:lvlOverride>
     <w:lvlOverride w:ilvl="3">
-      <w:startOverride w:val="6"/>
+      <w:startOverride w:val="9"/>
     </w:lvlOverride>
     <w:lvlOverride w:ilvl="4">
-      <w:startOverride w:val="6"/>
+      <w:startOverride w:val="9"/>
     </w:lvlOverride>
     <w:lvlOverride w:ilvl="5">
-      <w:startOverride w:val="6"/>
+      <w:startOverride w:val="9"/>
     </w:lvlOverride>
     <w:lvlOverride w:ilvl="6">
-      <w:startOverride w:val="6"/>
+      <w:startOverride w:val="9"/>
     </w:lvlOverride>
     <w:lvlOverride w:ilvl="7">
-      <w:startOverride w:val="6"/>
+      <w:startOverride w:val="9"/>
     </w:lvlOverride>
     <w:lvlOverride w:ilvl="8">
-      <w:startOverride w:val="6"/>
+      <w:startOverride w:val="9"/>
     </w:lvlOverride>
   </w:num>
   <w:num w:numId="1062">
     <w:abstractNumId w:val="991"/>
   </w:num>
   <w:num w:numId="1063">
-    <w:abstractNumId w:val="99417"/>
+    <w:abstractNumId w:val="994110"/>
     <w:lvlOverride w:ilvl="0">
-      <w:startOverride w:val="7"/>
+      <w:startOverride w:val="10"/>
     </w:lvlOverride>
     <w:lvlOverride w:ilvl="1">
-      <w:startOverride w:val="7"/>
+      <w:startOverride w:val="10"/>
     </w:lvlOverride>
     <w:lvlOverride w:ilvl="2">
-      <w:startOverride w:val="7"/>
+      <w:startOverride w:val="10"/>
     </w:lvlOverride>
     <w:lvlOverride w:ilvl="3">
-      <w:startOverride w:val="7"/>
+      <w:startOverride w:val="10"/>
     </w:lvlOverride>
     <w:lvlOverride w:ilvl="4">
-      <w:startOverride w:val="7"/>
+      <w:startOverride w:val="10"/>
     </w:lvlOverride>
     <w:lvlOverride w:ilvl="5">
-      <w:startOverride w:val="7"/>
+      <w:startOverride w:val="10"/>
     </w:lvlOverride>
     <w:lvlOverride w:ilvl="6">
-      <w:startOverride w:val="7"/>
+      <w:startOverride w:val="10"/>
     </w:lvlOverride>
     <w:lvlOverride w:ilvl="7">
-      <w:startOverride w:val="7"/>
+      <w:startOverride w:val="10"/>
     </w:lvlOverride>
     <w:lvlOverride w:ilvl="8">
-      <w:startOverride w:val="7"/>
+      <w:startOverride w:val="10"/>
     </w:lvlOverride>
   </w:num>
   <w:num w:numId="1064">
     <w:abstractNumId w:val="991"/>
   </w:num>
   <w:num w:numId="1065">
-    <w:abstractNumId w:val="99418"/>
+    <w:abstractNumId w:val="994111"/>
     <w:lvlOverride w:ilvl="0">
-      <w:startOverride w:val="8"/>
+      <w:startOverride w:val="11"/>
     </w:lvlOverride>
     <w:lvlOverride w:ilvl="1">
-      <w:startOverride w:val="8"/>
+      <w:startOverride w:val="11"/>
     </w:lvlOverride>
     <w:lvlOverride w:ilvl="2">
-      <w:startOverride w:val="8"/>
+      <w:startOverride w:val="11"/>
     </w:lvlOverride>
     <w:lvlOverride w:ilvl="3">
-      <w:startOverride w:val="8"/>
+      <w:startOverride w:val="11"/>
     </w:lvlOverride>
     <w:lvlOverride w:ilvl="4">
-      <w:startOverride w:val="8"/>
+      <w:startOverride w:val="11"/>
     </w:lvlOverride>
     <w:lvlOverride w:ilvl="5">
-      <w:startOverride w:val="8"/>
+      <w:startOverride w:val="11"/>
     </w:lvlOverride>
     <w:lvlOverride w:ilvl="6">
-      <w:startOverride w:val="8"/>
+      <w:startOverride w:val="11"/>
     </w:lvlOverride>
     <w:lvlOverride w:ilvl="7">
-      <w:startOverride w:val="8"/>
+      <w:startOverride w:val="11"/>
     </w:lvlOverride>
     <w:lvlOverride w:ilvl="8">
-      <w:startOverride w:val="8"/>
+      <w:startOverride w:val="11"/>
     </w:lvlOverride>
   </w:num>
   <w:num w:numId="1066">
     <w:abstractNumId w:val="991"/>
   </w:num>
   <w:num w:numId="1067">
-    <w:abstractNumId w:val="99419"/>
+    <w:abstractNumId w:val="994112"/>
     <w:lvlOverride w:ilvl="0">
-      <w:startOverride w:val="9"/>
+      <w:startOverride w:val="12"/>
     </w:lvlOverride>
     <w:lvlOverride w:ilvl="1">
-      <w:startOverride w:val="9"/>
+      <w:startOverride w:val="12"/>
     </w:lvlOverride>
     <w:lvlOverride w:ilvl="2">
-      <w:startOverride w:val="9"/>
+      <w:startOverride w:val="12"/>
     </w:lvlOverride>
     <w:lvlOverride w:ilvl="3">
-      <w:startOverride w:val="9"/>
+      <w:startOverride w:val="12"/>
     </w:lvlOverride>
     <w:lvlOverride w:ilvl="4">
-      <w:startOverride w:val="9"/>
+      <w:startOverride w:val="12"/>
     </w:lvlOverride>
     <w:lvlOverride w:ilvl="5">
-      <w:startOverride w:val="9"/>
+      <w:startOverride w:val="12"/>
     </w:lvlOverride>
     <w:lvlOverride w:ilvl="6">
-      <w:startOverride w:val="9"/>
+      <w:startOverride w:val="12"/>
     </w:lvlOverride>
     <w:lvlOverride w:ilvl="7">
-      <w:startOverride w:val="9"/>
+      <w:startOverride w:val="12"/>
     </w:lvlOverride>
     <w:lvlOverride w:ilvl="8">
-      <w:startOverride w:val="9"/>
+      <w:startOverride w:val="12"/>
     </w:lvlOverride>
   </w:num>
   <w:num w:numId="1068">
     <w:abstractNumId w:val="991"/>
   </w:num>
   <w:num w:numId="1069">
-    <w:abstractNumId w:val="994110"/>
+    <w:abstractNumId w:val="994113"/>
     <w:lvlOverride w:ilvl="0">
-      <w:startOverride w:val="10"/>
+      <w:startOverride w:val="13"/>
     </w:lvlOverride>
     <w:lvlOverride w:ilvl="1">
-      <w:startOverride w:val="10"/>
+      <w:startOverride w:val="13"/>
     </w:lvlOverride>
     <w:lvlOverride w:ilvl="2">
-      <w:startOverride w:val="10"/>
+      <w:startOverride w:val="13"/>
     </w:lvlOverride>
     <w:lvlOverride w:ilvl="3">
-      <w:startOverride w:val="10"/>
+      <w:startOverride w:val="13"/>
     </w:lvlOverride>
     <w:lvlOverride w:ilvl="4">
-      <w:startOverride w:val="10"/>
+      <w:startOverride w:val="13"/>
     </w:lvlOverride>
     <w:lvlOverride w:ilvl="5">
-      <w:startOverride w:val="10"/>
+      <w:startOverride w:val="13"/>
     </w:lvlOverride>
     <w:lvlOverride w:ilvl="6">
-      <w:startOverride w:val="10"/>
+      <w:startOverride w:val="13"/>
     </w:lvlOverride>
     <w:lvlOverride w:ilvl="7">
-      <w:startOverride w:val="10"/>
+      <w:startOverride w:val="13"/>
     </w:lvlOverride>
     <w:lvlOverride w:ilvl="8">
-      <w:startOverride w:val="10"/>
+      <w:startOverride w:val="13"/>
     </w:lvlOverride>
   </w:num>
   <w:num w:numId="1070">
     <w:abstractNumId w:val="991"/>
   </w:num>
   <w:num w:numId="1071">
-    <w:abstractNumId w:val="994111"/>
+    <w:abstractNumId w:val="994114"/>
     <w:lvlOverride w:ilvl="0">
-      <w:startOverride w:val="11"/>
+      <w:startOverride w:val="14"/>
     </w:lvlOverride>
     <w:lvlOverride w:ilvl="1">
-      <w:startOverride w:val="11"/>
+      <w:startOverride w:val="14"/>
     </w:lvlOverride>
     <w:lvlOverride w:ilvl="2">
-      <w:startOverride w:val="11"/>
+      <w:startOverride w:val="14"/>
     </w:lvlOverride>
     <w:lvlOverride w:ilvl="3">
-      <w:startOverride w:val="11"/>
+      <w:startOverride w:val="14"/>
     </w:lvlOverride>
     <w:lvlOverride w:ilvl="4">
-      <w:startOverride w:val="11"/>
+      <w:startOverride w:val="14"/>
     </w:lvlOverride>
     <w:lvlOverride w:ilvl="5">
-      <w:startOverride w:val="11"/>
+      <w:startOverride w:val="14"/>
     </w:lvlOverride>
     <w:lvlOverride w:ilvl="6">
-      <w:startOverride w:val="11"/>
+      <w:startOverride w:val="14"/>
     </w:lvlOverride>
     <w:lvlOverride w:ilvl="7">
-      <w:startOverride w:val="11"/>
+      <w:startOverride w:val="14"/>
     </w:lvlOverride>
     <w:lvlOverride w:ilvl="8">
-      <w:startOverride w:val="11"/>
+      <w:startOverride w:val="14"/>
     </w:lvlOverride>
   </w:num>
   <w:num w:numId="1072">
     <w:abstractNumId w:val="991"/>
   </w:num>
   <w:num w:numId="1073">
-    <w:abstractNumId w:val="994112"/>
+    <w:abstractNumId w:val="994115"/>
     <w:lvlOverride w:ilvl="0">
-      <w:startOverride w:val="12"/>
+      <w:startOverride w:val="15"/>
     </w:lvlOverride>
     <w:lvlOverride w:ilvl="1">
-      <w:startOverride w:val="12"/>
+      <w:startOverride w:val="15"/>
     </w:lvlOverride>
     <w:lvlOverride w:ilvl="2">
-      <w:startOverride w:val="12"/>
+      <w:startOverride w:val="15"/>
     </w:lvlOverride>
     <w:lvlOverride w:ilvl="3">
-      <w:startOverride w:val="12"/>
+      <w:startOverride w:val="15"/>
     </w:lvlOverride>
     <w:lvlOverride w:ilvl="4">
-      <w:startOverride w:val="12"/>
+      <w:startOverride w:val="15"/>
     </w:lvlOverride>
     <w:lvlOverride w:ilvl="5">
-      <w:startOverride w:val="12"/>
+      <w:startOverride w:val="15"/>
     </w:lvlOverride>
     <w:lvlOverride w:ilvl="6">
-      <w:startOverride w:val="12"/>
+      <w:startOverride w:val="15"/>
     </w:lvlOverride>
     <w:lvlOverride w:ilvl="7">
-      <w:startOverride w:val="12"/>
+      <w:startOverride w:val="15"/>
     </w:lvlOverride>
     <w:lvlOverride w:ilvl="8">
-      <w:startOverride w:val="12"/>
+      <w:startOverride w:val="15"/>
     </w:lvlOverride>
   </w:num>
   <w:num w:numId="1074">
     <w:abstractNumId w:val="991"/>
   </w:num>
   <w:num w:numId="1075">
-    <w:abstractNumId w:val="994113"/>
+    <w:abstractNumId w:val="994116"/>
     <w:lvlOverride w:ilvl="0">
-      <w:startOverride w:val="13"/>
+      <w:startOverride w:val="16"/>
     </w:lvlOverride>
     <w:lvlOverride w:ilvl="1">
-      <w:startOverride w:val="13"/>
+      <w:startOverride w:val="16"/>
     </w:lvlOverride>
     <w:lvlOverride w:ilvl="2">
-      <w:startOverride w:val="13"/>
+      <w:startOverride w:val="16"/>
     </w:lvlOverride>
     <w:lvlOverride w:ilvl="3">
-      <w:startOverride w:val="13"/>
+      <w:startOverride w:val="16"/>
     </w:lvlOverride>
     <w:lvlOverride w:ilvl="4">
-      <w:startOverride w:val="13"/>
+      <w:startOverride w:val="16"/>
     </w:lvlOverride>
     <w:lvlOverride w:ilvl="5">
-      <w:startOverride w:val="13"/>
+      <w:startOverride w:val="16"/>
     </w:lvlOverride>
     <w:lvlOverride w:ilvl="6">
-      <w:startOverride w:val="13"/>
+      <w:startOverride w:val="16"/>
     </w:lvlOverride>
     <w:lvlOverride w:ilvl="7">
-      <w:startOverride w:val="13"/>
+      <w:startOverride w:val="16"/>
     </w:lvlOverride>
     <w:lvlOverride w:ilvl="8">
-      <w:startOverride w:val="13"/>
+      <w:startOverride w:val="16"/>
     </w:lvlOverride>
   </w:num>
   <w:num w:numId="1076">
     <w:abstractNumId w:val="991"/>
   </w:num>
   <w:num w:numId="1077">
-    <w:abstractNumId w:val="994114"/>
+    <w:abstractNumId w:val="994117"/>
     <w:lvlOverride w:ilvl="0">
-      <w:startOverride w:val="14"/>
+      <w:startOverride w:val="17"/>
     </w:lvlOverride>
     <w:lvlOverride w:ilvl="1">
-      <w:startOverride w:val="14"/>
+      <w:startOverride w:val="17"/>
     </w:lvlOverride>
     <w:lvlOverride w:ilvl="2">
-      <w:startOverride w:val="14"/>
+      <w:startOverride w:val="17"/>
     </w:lvlOverride>
     <w:lvlOverride w:ilvl="3">
-      <w:startOverride w:val="14"/>
+      <w:startOverride w:val="17"/>
     </w:lvlOverride>
     <w:lvlOverride w:ilvl="4">
-      <w:startOverride w:val="14"/>
+      <w:startOverride w:val="17"/>
     </w:lvlOverride>
     <w:lvlOverride w:ilvl="5">
-      <w:startOverride w:val="14"/>
+      <w:startOverride w:val="17"/>
     </w:lvlOverride>
     <w:lvlOverride w:ilvl="6">
-      <w:startOverride w:val="14"/>
+      <w:startOverride w:val="17"/>
     </w:lvlOverride>
     <w:lvlOverride w:ilvl="7">
-      <w:startOverride w:val="14"/>
+      <w:startOverride w:val="17"/>
     </w:lvlOverride>
     <w:lvlOverride w:ilvl="8">
-      <w:startOverride w:val="14"/>
+      <w:startOverride w:val="17"/>
     </w:lvlOverride>
   </w:num>
   <w:num w:numId="1078">
     <w:abstractNumId w:val="991"/>
   </w:num>
   <w:num w:numId="1079">
-    <w:abstractNumId w:val="994115"/>
-    <w:lvlOverride w:ilvl="0">
-      <w:startOverride w:val="15"/>
-    </w:lvlOverride>
-    <w:lvlOverride w:ilvl="1">
-      <w:startOverride w:val="15"/>
-    </w:lvlOverride>
-    <w:lvlOverride w:ilvl="2">
-      <w:startOverride w:val="15"/>
-    </w:lvlOverride>
-    <w:lvlOverride w:ilvl="3">
-      <w:startOverride w:val="15"/>
-    </w:lvlOverride>
-    <w:lvlOverride w:ilvl="4">
-      <w:startOverride w:val="15"/>
-    </w:lvlOverride>
-    <w:lvlOverride w:ilvl="5">
-      <w:startOverride w:val="15"/>
-    </w:lvlOverride>
-    <w:lvlOverride w:ilvl="6">
-      <w:startOverride w:val="15"/>
-    </w:lvlOverride>
-    <w:lvlOverride w:ilvl="7">
-      <w:startOverride w:val="15"/>
-    </w:lvlOverride>
-    <w:lvlOverride w:ilvl="8">
-      <w:startOverride w:val="15"/>
-    </w:lvlOverride>
-  </w:num>
-  <w:num w:numId="1080">
-    <w:abstractNumId w:val="991"/>
-  </w:num>
-  <w:num w:numId="1081">
-    <w:abstractNumId w:val="994116"/>
-    <w:lvlOverride w:ilvl="0">
-      <w:startOverride w:val="16"/>
-    </w:lvlOverride>
-    <w:lvlOverride w:ilvl="1">
-      <w:startOverride w:val="16"/>
-    </w:lvlOverride>
-    <w:lvlOverride w:ilvl="2">
-      <w:startOverride w:val="16"/>
-    </w:lvlOverride>
-    <w:lvlOverride w:ilvl="3">
-      <w:startOverride w:val="16"/>
-    </w:lvlOverride>
-    <w:lvlOverride w:ilvl="4">
-      <w:startOverride w:val="16"/>
-    </w:lvlOverride>
-    <w:lvlOverride w:ilvl="5">
-      <w:startOverride w:val="16"/>
-    </w:lvlOverride>
-    <w:lvlOverride w:ilvl="6">
-      <w:startOverride w:val="16"/>
-    </w:lvlOverride>
-    <w:lvlOverride w:ilvl="7">
-      <w:startOverride w:val="16"/>
-    </w:lvlOverride>
-    <w:lvlOverride w:ilvl="8">
-      <w:startOverride w:val="16"/>
-    </w:lvlOverride>
-  </w:num>
-  <w:num w:numId="1082">
-    <w:abstractNumId w:val="991"/>
-  </w:num>
-  <w:num w:numId="1083">
-    <w:abstractNumId w:val="994117"/>
-    <w:lvlOverride w:ilvl="0">
-      <w:startOverride w:val="17"/>
-    </w:lvlOverride>
-    <w:lvlOverride w:ilvl="1">
-      <w:startOverride w:val="17"/>
-    </w:lvlOverride>
-    <w:lvlOverride w:ilvl="2">
-      <w:startOverride w:val="17"/>
-    </w:lvlOverride>
-    <w:lvlOverride w:ilvl="3">
-      <w:startOverride w:val="17"/>
-    </w:lvlOverride>
-    <w:lvlOverride w:ilvl="4">
-      <w:startOverride w:val="17"/>
-    </w:lvlOverride>
-    <w:lvlOverride w:ilvl="5">
-      <w:startOverride w:val="17"/>
-    </w:lvlOverride>
-    <w:lvlOverride w:ilvl="6">
-      <w:startOverride w:val="17"/>
-    </w:lvlOverride>
-    <w:lvlOverride w:ilvl="7">
-      <w:startOverride w:val="17"/>
-    </w:lvlOverride>
-    <w:lvlOverride w:ilvl="8">
-      <w:startOverride w:val="17"/>
-    </w:lvlOverride>
-  </w:num>
-  <w:num w:numId="1084">
-    <w:abstractNumId w:val="991"/>
-  </w:num>
-  <w:num w:numId="1085">
     <w:abstractNumId w:val="994118"/>
     <w:lvlOverride w:ilvl="0">
       <w:startOverride w:val="18"/>
@@ -10040,7 +9761,7 @@
       <w:startOverride w:val="18"/>
     </w:lvlOverride>
   </w:num>
-  <w:num w:numId="1086">
+  <w:num w:numId="1080">
     <w:abstractNumId w:val="991"/>
   </w:num>
 </w:numbering>

--- a/study_protocol_full.docx
+++ b/study_protocol_full.docx
@@ -1161,7 +1161,7 @@
         </w:numPr>
       </w:pPr>
       <w:r>
-        <w:t xml:space="preserve">cannot provide informed consent;</w:t>
+        <w:t xml:space="preserve">cannot provide informed consent; or</w:t>
       </w:r>
     </w:p>
     <w:p>
@@ -1173,31 +1173,7 @@
         </w:numPr>
       </w:pPr>
       <w:r>
-        <w:t xml:space="preserve">have insufficient familiarity with medical research in Egypt to complete the Delphi questionnaire meaningfully;</w:t>
-      </w:r>
-    </w:p>
-    <w:p>
-      <w:pPr>
-        <w:pStyle w:val="Compact"/>
-        <w:numPr>
-          <w:ilvl w:val="0"/>
-          <w:numId w:val="1012"/>
-        </w:numPr>
-      </w:pPr>
-      <w:r>
-        <w:t xml:space="preserve">are unable to complete the questionnaire in English; or</w:t>
-      </w:r>
-    </w:p>
-    <w:p>
-      <w:pPr>
-        <w:pStyle w:val="Compact"/>
-        <w:numPr>
-          <w:ilvl w:val="0"/>
-          <w:numId w:val="1012"/>
-        </w:numPr>
-      </w:pPr>
-      <w:r>
-        <w:t xml:space="preserve">participate only in questionnaire piloting and do not meet the final panel eligibility criteria.</w:t>
+        <w:t xml:space="preserve">have insufficient familiarity with medical research in Egypt to complete the Delphi questionnaire meaningfully.</w:t>
       </w:r>
     </w:p>
     <w:p>
@@ -1449,7 +1425,7 @@
         <w:pStyle w:val="BodyText"/>
       </w:pPr>
       <w:r>
-        <w:t xml:space="preserve">The advisory board, PI, co-investigators and coordinators are excluded from the panel</w:t>
+        <w:t xml:space="preserve">The advisory board, PI, co-investigators and coordinators are excluded from the panel.</w:t>
       </w:r>
     </w:p>
     <w:bookmarkEnd w:id="25"/>
@@ -1581,7 +1557,7 @@
         <w:pStyle w:val="BodyText"/>
       </w:pPr>
       <w:r>
-        <w:t xml:space="preserve">The survey will be administered using the University’s online survey platform. Data will be stored on secure password-protected system accessible only to authorized study personnel. Completion of the Round-1 questionnaire is expected to require approximately 20 minutes and Round-2 approximately 20 minutes.</w:t>
+        <w:t xml:space="preserve">The survey will be administered using the University’s online survey platform. Data will be stored on secure password-protected system accessible only to authorized study personnel. Completion of the Round-1 questionnaire is expected to require approximately 20 minutes and Round-2 approximately 20 minutes. These estimates will be test-run and confirmed before recruitment. Participants will be informed of the expected time commitment in the invitation and information sheet.</w:t>
       </w:r>
     </w:p>
     <w:p>
@@ -3675,7 +3651,7 @@
               <w:pStyle w:val="Compact"/>
             </w:pPr>
             <w:r>
-              <w:t xml:space="preserve">Stakeholder validation workshop; document feedback and any post-Delphi refinements</w:t>
+              <w:t xml:space="preserve">Document feedback and any post-Delphi refinements</w:t>
             </w:r>
           </w:p>
         </w:tc>
@@ -5227,7 +5203,7 @@
         <w:pStyle w:val="BodyText"/>
       </w:pPr>
       <w:r>
-        <w:t xml:space="preserve">After submitting a survey, you may request withdrawal of your data by contacting the research team at at</w:t>
+        <w:t xml:space="preserve">After submitting a survey, you may request withdrawal of your data by contacting the research team at</w:t>
       </w:r>
       <w:r>
         <w:t xml:space="preserve"> </w:t>
@@ -5485,23 +5461,23 @@
         <w:pStyle w:val="BodyText"/>
       </w:pPr>
       <w:r>
-        <w:t xml:space="preserve">Advisory board members, supervisors, institutional leaders, and other participants will not have access to identifiable individual responses. advisory board members and institutional leaders will only ever see aggregated results. Individual ratings and comments will not be shared with other participants, supervisors, institutional leaders, or advisory board members in identifiable form.</w:t>
-      </w:r>
-    </w:p>
-    <w:p>
-      <w:pPr>
-        <w:pStyle w:val="BodyText"/>
-      </w:pPr>
-      <w:r>
-        <w:t xml:space="preserve">Survey data will be stored on Microsoft Sharepoint site on the University servers. This is a secure, password-protected, access-controlled institutional storage . Data will be encrypted in transit and, where supported by the platform and institutional systems, at rest.</w:t>
-      </w:r>
-    </w:p>
-    <w:p>
-      <w:pPr>
-        <w:pStyle w:val="BodyText"/>
-      </w:pPr>
-      <w:r>
-        <w:t xml:space="preserve">The study team will not collect patient information, sensitive health information, or names of colleagues or institutions in open-text comments.</w:t>
+        <w:t xml:space="preserve">Advisory board members, supervisors, institutional leaders, and other participants will not have access to identifiable individual responses. Individual ratings and comments will not be shared with other participants, supervisors, institutional leaders, or advisory board members in identifiable form.</w:t>
+      </w:r>
+    </w:p>
+    <w:p>
+      <w:pPr>
+        <w:pStyle w:val="BodyText"/>
+      </w:pPr>
+      <w:r>
+        <w:t xml:space="preserve">Survey data will use Microsoft Forms and be stored on Microsoft Sharepoint site of the study. This is a secure, password-protected, access-controlled institutional storage. Data will be encrypted in transit and, where supported by the platform and institutional systems, at rest.</w:t>
+      </w:r>
+    </w:p>
+    <w:p>
+      <w:pPr>
+        <w:pStyle w:val="BodyText"/>
+      </w:pPr>
+      <w:r>
+        <w:t xml:space="preserve">The study team will not intentionally collect patient information, sensitive health information, or names of colleagues or institutions in open-text comments.</w:t>
       </w:r>
     </w:p>
     <w:p>
@@ -5549,7 +5525,7 @@
         <w:pStyle w:val="BodyText"/>
       </w:pPr>
       <w:r>
-        <w:t xml:space="preserve">The study may result in publications, conference presentations, policy briefs, workshops, webinars, and an open research-capacity toolkit.</w:t>
+        <w:t xml:space="preserve">The study may result in publications, conference presentations, and policy briefs.</w:t>
       </w:r>
     </w:p>
     <w:p>

--- a/study_protocol_full.docx
+++ b/study_protocol_full.docx
@@ -1531,7 +1531,7 @@
       </w:r>
     </w:p>
     <w:bookmarkEnd w:id="26"/>
-    <w:bookmarkStart w:id="27" w:name="delphi-questionnaire-and-procedures"/>
+    <w:bookmarkStart w:id="31" w:name="delphi-questionnaire-and-procedures"/>
     <w:p>
       <w:pPr>
         <w:pStyle w:val="Heading1"/>
@@ -1636,21 +1636,18 @@
         <w:t xml:space="preserve">response where appropriate. Such responses will not be included in the denominator for consensus calculations.</w:t>
       </w:r>
     </w:p>
-    <w:p>
-      <w:pPr>
-        <w:pStyle w:val="BodyText"/>
-      </w:pPr>
-      <w:r>
-        <w:rPr>
-          <w:b/>
-          <w:bCs/>
-        </w:rPr>
-        <w:t xml:space="preserve">Delphi Round 1</w:t>
-      </w:r>
-    </w:p>
-    <w:p>
-      <w:pPr>
-        <w:pStyle w:val="BodyText"/>
+    <w:bookmarkStart w:id="27" w:name="delphi-round-1"/>
+    <w:p>
+      <w:pPr>
+        <w:pStyle w:val="Heading2"/>
+      </w:pPr>
+      <w:r>
+        <w:t xml:space="preserve">8.1 Delphi Round 1</w:t>
+      </w:r>
+    </w:p>
+    <w:p>
+      <w:pPr>
+        <w:pStyle w:val="FirstParagraph"/>
       </w:pPr>
       <w:r>
         <w:t xml:space="preserve">Participants will receive:</w:t>
@@ -1689,7 +1686,7 @@
         </w:numPr>
       </w:pPr>
       <w:r>
-        <w:t xml:space="preserve">the candidate barrier items;</w:t>
+        <w:t xml:space="preserve">candidate barrier items;</w:t>
       </w:r>
     </w:p>
     <w:p>
@@ -1701,7 +1698,7 @@
         </w:numPr>
       </w:pPr>
       <w:r>
-        <w:t xml:space="preserve">importance and modifiability rating scales; and</w:t>
+        <w:t xml:space="preserve">candidate intervention items;</w:t>
       </w:r>
     </w:p>
     <w:p>
@@ -1713,7 +1710,43 @@
         </w:numPr>
       </w:pPr>
       <w:r>
-        <w:t xml:space="preserve">basic professional/background questions required for panel characterization.</w:t>
+        <w:t xml:space="preserve">importance and modifiability rating scales for barriers;</w:t>
+      </w:r>
+    </w:p>
+    <w:p>
+      <w:pPr>
+        <w:pStyle w:val="Compact"/>
+        <w:numPr>
+          <w:ilvl w:val="0"/>
+          <w:numId w:val="1014"/>
+        </w:numPr>
+      </w:pPr>
+      <w:r>
+        <w:t xml:space="preserve">importance/potential-impact and feasibility rating scales for interventions;</w:t>
+      </w:r>
+    </w:p>
+    <w:p>
+      <w:pPr>
+        <w:pStyle w:val="Compact"/>
+        <w:numPr>
+          <w:ilvl w:val="0"/>
+          <w:numId w:val="1014"/>
+        </w:numPr>
+      </w:pPr>
+      <w:r>
+        <w:t xml:space="preserve">a question on the primary implementation level for each intervention; and</w:t>
+      </w:r>
+    </w:p>
+    <w:p>
+      <w:pPr>
+        <w:pStyle w:val="Compact"/>
+        <w:numPr>
+          <w:ilvl w:val="0"/>
+          <w:numId w:val="1014"/>
+        </w:numPr>
+      </w:pPr>
+      <w:r>
+        <w:t xml:space="preserve">basic professional and background questions required for panel characterization.</w:t>
       </w:r>
     </w:p>
     <w:p>
@@ -1721,7 +1754,140 @@
         <w:pStyle w:val="FirstParagraph"/>
       </w:pPr>
       <w:r>
-        <w:t xml:space="preserve">Participants will be encouraged to consider the research system as a whole rather than assigning responsibility for barriers to individual researchers.</w:t>
+        <w:t xml:space="preserve">Participants will be asked to rate each barrier according to:</w:t>
+      </w:r>
+    </w:p>
+    <w:p>
+      <w:pPr>
+        <w:pStyle w:val="Compact"/>
+        <w:numPr>
+          <w:ilvl w:val="0"/>
+          <w:numId w:val="1015"/>
+        </w:numPr>
+      </w:pPr>
+      <w:r>
+        <w:rPr>
+          <w:b/>
+          <w:bCs/>
+        </w:rPr>
+        <w:t xml:space="preserve">Importance:</w:t>
+      </w:r>
+      <w:r>
+        <w:t xml:space="preserve"> </w:t>
+      </w:r>
+      <w:r>
+        <w:t xml:space="preserve">the extent to which the barrier limits valid, relevant, and high-value medical research among early-career researchers in Egypt; and</w:t>
+      </w:r>
+    </w:p>
+    <w:p>
+      <w:pPr>
+        <w:pStyle w:val="Compact"/>
+        <w:numPr>
+          <w:ilvl w:val="0"/>
+          <w:numId w:val="1015"/>
+        </w:numPr>
+      </w:pPr>
+      <w:r>
+        <w:rPr>
+          <w:b/>
+          <w:bCs/>
+        </w:rPr>
+        <w:t xml:space="preserve">Modifiability:</w:t>
+      </w:r>
+      <w:r>
+        <w:t xml:space="preserve"> </w:t>
+      </w:r>
+      <w:r>
+        <w:t xml:space="preserve">the extent to which the barrier could realistically be changed or improved through action at the individual, supervisory, institutional, university, health-system, or national level.</w:t>
+      </w:r>
+    </w:p>
+    <w:p>
+      <w:pPr>
+        <w:pStyle w:val="FirstParagraph"/>
+      </w:pPr>
+      <w:r>
+        <w:t xml:space="preserve">Participants will also be asked to rate each candidate intervention according to:</w:t>
+      </w:r>
+    </w:p>
+    <w:p>
+      <w:pPr>
+        <w:pStyle w:val="Compact"/>
+        <w:numPr>
+          <w:ilvl w:val="0"/>
+          <w:numId w:val="1016"/>
+        </w:numPr>
+      </w:pPr>
+      <w:r>
+        <w:rPr>
+          <w:b/>
+          <w:bCs/>
+        </w:rPr>
+        <w:t xml:space="preserve">Importance/potential impact:</w:t>
+      </w:r>
+      <w:r>
+        <w:t xml:space="preserve"> </w:t>
+      </w:r>
+      <w:r>
+        <w:t xml:space="preserve">the extent to which the intervention, if appropriately implemented, could meaningfully address important barriers and improve valid, relevant, and high-value research; and</w:t>
+      </w:r>
+    </w:p>
+    <w:p>
+      <w:pPr>
+        <w:pStyle w:val="Compact"/>
+        <w:numPr>
+          <w:ilvl w:val="0"/>
+          <w:numId w:val="1016"/>
+        </w:numPr>
+      </w:pPr>
+      <w:r>
+        <w:rPr>
+          <w:b/>
+          <w:bCs/>
+        </w:rPr>
+        <w:t xml:space="preserve">Feasibility in the Egyptian context:</w:t>
+      </w:r>
+      <w:r>
+        <w:t xml:space="preserve"> </w:t>
+      </w:r>
+      <w:r>
+        <w:t xml:space="preserve">the extent to which the intervention could realistically be implemented within a realistic timeframe and with realistic resources.</w:t>
+      </w:r>
+    </w:p>
+    <w:p>
+      <w:pPr>
+        <w:pStyle w:val="FirstParagraph"/>
+      </w:pPr>
+      <w:r>
+        <w:t xml:space="preserve">For each intervention, participants will also select the</w:t>
+      </w:r>
+      <w:r>
+        <w:t xml:space="preserve"> </w:t>
+      </w:r>
+      <w:r>
+        <w:rPr>
+          <w:b/>
+          <w:bCs/>
+        </w:rPr>
+        <w:t xml:space="preserve">primary implementation level</w:t>
+      </w:r>
+      <w:r>
+        <w:t xml:space="preserve">: individual researcher, supervisor or mentor, department or institution, university or teaching hospital, national system, multiple levels equally required, or “cannot judge.”</w:t>
+      </w:r>
+    </w:p>
+    <w:p>
+      <w:pPr>
+        <w:pStyle w:val="BodyText"/>
+      </w:pPr>
+      <w:r>
+        <w:t xml:space="preserve">Participants will be encouraged to consider the Egyptian research system as a whole rather than assigning responsibility for barriers to individual researchers, departments, or institutions.</w:t>
+      </w:r>
+    </w:p>
+    <w:p>
+      <w:pPr>
+        <w:pStyle w:val="BodyText"/>
+      </w:pPr>
+      <w:r>
+        <w:t xml:space="preserve">Participants may select “Cannot judge / insufficient experience” for any barrier or intervention item for which they do not feel sufficiently informed to provide a rating.</w:t>
       </w:r>
     </w:p>
     <w:p>
@@ -1732,113 +1898,1362 @@
         <w:t xml:space="preserve">Round 1 will remain open for approximately 2–3 weeks, with one or two reminders.</w:t>
       </w:r>
     </w:p>
-    <w:p>
-      <w:pPr>
-        <w:pStyle w:val="BodyText"/>
-      </w:pPr>
-      <w:r>
-        <w:rPr>
-          <w:b/>
-          <w:bCs/>
-        </w:rPr>
-        <w:t xml:space="preserve">Round 1 Item Handling</w:t>
-      </w:r>
-    </w:p>
-    <w:p>
-      <w:pPr>
-        <w:pStyle w:val="BodyText"/>
-      </w:pPr>
-      <w:r>
-        <w:t xml:space="preserve">The following rules will be applied before Round 2:</w:t>
-      </w:r>
-    </w:p>
-    <w:p>
-      <w:pPr>
-        <w:pStyle w:val="BodyText"/>
-      </w:pPr>
-      <w:r>
-        <w:rPr>
-          <w:b/>
-          <w:bCs/>
-        </w:rPr>
-        <w:t xml:space="preserve">Retain</w:t>
-      </w:r>
-      <w:r>
-        <w:t xml:space="preserve">: Items meeting the predefined importance-consensus criterion will be retained.</w:t>
-      </w:r>
-    </w:p>
-    <w:p>
-      <w:pPr>
-        <w:pStyle w:val="BodyText"/>
-      </w:pPr>
-      <w:r>
-        <w:rPr>
-          <w:b/>
-          <w:bCs/>
-        </w:rPr>
-        <w:t xml:space="preserve">Revise</w:t>
-      </w:r>
-      <w:r>
-        <w:t xml:space="preserve">: Items that do not reach consensus but are potentially important, ambiguous, or substantially modified following panel comments may be revised and presented in Round 2. Material wording changes will be documented.</w:t>
-      </w:r>
-    </w:p>
-    <w:p>
-      <w:pPr>
-        <w:pStyle w:val="BodyText"/>
-      </w:pPr>
-      <w:r>
-        <w:rPr>
-          <w:b/>
-          <w:bCs/>
-        </w:rPr>
-        <w:t xml:space="preserve">Remove</w:t>
-      </w:r>
-      <w:r>
-        <w:t xml:space="preserve">: Items may be removed if they are clearly redundant, outside the study scope, poorly understood, or judged by the advisory board to represent a different construct. Removal decisions will be documented and will not be based solely on an unfavorable rating.</w:t>
-      </w:r>
-    </w:p>
-    <w:p>
-      <w:pPr>
-        <w:pStyle w:val="BodyText"/>
+    <w:bookmarkEnd w:id="27"/>
+    <w:bookmarkStart w:id="28" w:name="round-1-item-handling"/>
+    <w:p>
+      <w:pPr>
+        <w:pStyle w:val="Heading2"/>
+      </w:pPr>
+      <w:r>
+        <w:t xml:space="preserve">8.2 Round-1 Item Handling</w:t>
+      </w:r>
+    </w:p>
+    <w:p>
+      <w:pPr>
+        <w:pStyle w:val="FirstParagraph"/>
+      </w:pPr>
+      <w:r>
+        <w:t xml:space="preserve">Separate item-handling procedures will be applied to barrier items and intervention items before Round 2.</w:t>
+      </w:r>
+    </w:p>
+    <w:p>
+      <w:pPr>
+        <w:pStyle w:val="BodyText"/>
+      </w:pPr>
+      <w:r>
+        <w:rPr>
+          <w:b/>
+          <w:bCs/>
+        </w:rPr>
+        <w:t xml:space="preserve">Barrier items</w:t>
+      </w:r>
+    </w:p>
+    <w:p>
+      <w:pPr>
+        <w:pStyle w:val="BodyText"/>
+      </w:pPr>
+      <w:r>
+        <w:t xml:space="preserve">The following rules will be applied:</w:t>
+      </w:r>
+    </w:p>
+    <w:p>
+      <w:pPr>
+        <w:pStyle w:val="Compact"/>
+        <w:numPr>
+          <w:ilvl w:val="0"/>
+          <w:numId w:val="1017"/>
+        </w:numPr>
+      </w:pPr>
+      <w:r>
+        <w:rPr>
+          <w:b/>
+          <w:bCs/>
+        </w:rPr>
+        <w:t xml:space="preserve">Retain:</w:t>
+      </w:r>
+      <w:r>
+        <w:t xml:space="preserve"> </w:t>
+      </w:r>
+      <w:r>
+        <w:t xml:space="preserve">Barrier items meeting the predefined importance-consensus criterion will be retained for Round 2.</w:t>
+      </w:r>
+    </w:p>
+    <w:p>
+      <w:pPr>
+        <w:pStyle w:val="Compact"/>
+        <w:numPr>
+          <w:ilvl w:val="0"/>
+          <w:numId w:val="1017"/>
+        </w:numPr>
+      </w:pPr>
+      <w:r>
+        <w:rPr>
+          <w:b/>
+          <w:bCs/>
+        </w:rPr>
+        <w:t xml:space="preserve">Revise:</w:t>
+      </w:r>
+      <w:r>
+        <w:t xml:space="preserve"> </w:t>
+      </w:r>
+      <w:r>
+        <w:t xml:space="preserve">Barrier items that do not reach consensus but are potentially important, ambiguous, or substantially improved following panel comments may be revised and presented in Round 2. Material wording changes will be documented.</w:t>
+      </w:r>
+    </w:p>
+    <w:p>
+      <w:pPr>
+        <w:pStyle w:val="Compact"/>
+        <w:numPr>
+          <w:ilvl w:val="0"/>
+          <w:numId w:val="1017"/>
+        </w:numPr>
+      </w:pPr>
+      <w:r>
+        <w:rPr>
+          <w:b/>
+          <w:bCs/>
+        </w:rPr>
+        <w:t xml:space="preserve">Remove:</w:t>
+      </w:r>
+      <w:r>
+        <w:t xml:space="preserve"> </w:t>
+      </w:r>
+      <w:r>
+        <w:t xml:space="preserve">Barrier items may be removed if they are clearly redundant, outside the study scope, poorly understood, or judged by the advisory board to represent a different construct. Removal decisions will be documented and will not be based solely on an unfavorable rating.</w:t>
+      </w:r>
+    </w:p>
+    <w:p>
+      <w:pPr>
+        <w:pStyle w:val="FirstParagraph"/>
+      </w:pPr>
+      <w:r>
+        <w:rPr>
+          <w:b/>
+          <w:bCs/>
+        </w:rPr>
+        <w:t xml:space="preserve">Intervention items</w:t>
+      </w:r>
+    </w:p>
+    <w:p>
+      <w:pPr>
+        <w:pStyle w:val="BodyText"/>
+      </w:pPr>
+      <w:r>
+        <w:t xml:space="preserve">The following rules will be applied:</w:t>
+      </w:r>
+    </w:p>
+    <w:p>
+      <w:pPr>
+        <w:pStyle w:val="Compact"/>
+        <w:numPr>
+          <w:ilvl w:val="0"/>
+          <w:numId w:val="1018"/>
+        </w:numPr>
+      </w:pPr>
+      <w:r>
+        <w:rPr>
+          <w:b/>
+          <w:bCs/>
+        </w:rPr>
+        <w:t xml:space="preserve">Retain:</w:t>
+      </w:r>
+      <w:r>
+        <w:t xml:space="preserve"> </w:t>
+      </w:r>
+      <w:r>
+        <w:t xml:space="preserve">Intervention items meeting the predefined criteria for importance/potential impact and feasibility will be retained for Round 2.</w:t>
+      </w:r>
+    </w:p>
+    <w:p>
+      <w:pPr>
+        <w:pStyle w:val="Compact"/>
+        <w:numPr>
+          <w:ilvl w:val="0"/>
+          <w:numId w:val="1018"/>
+        </w:numPr>
+      </w:pPr>
+      <w:r>
+        <w:rPr>
+          <w:b/>
+          <w:bCs/>
+        </w:rPr>
+        <w:t xml:space="preserve">Revise:</w:t>
+      </w:r>
+      <w:r>
+        <w:t xml:space="preserve"> </w:t>
+      </w:r>
+      <w:r>
+        <w:t xml:space="preserve">Intervention items that are potentially important but unclear, overly broad, insufficiently feasible as worded, or substantially improved by panel comments may be revised and presented in Round 2. Material wording changes will be documented.</w:t>
+      </w:r>
+    </w:p>
+    <w:p>
+      <w:pPr>
+        <w:pStyle w:val="Compact"/>
+        <w:numPr>
+          <w:ilvl w:val="0"/>
+          <w:numId w:val="1018"/>
+        </w:numPr>
+      </w:pPr>
+      <w:r>
+        <w:rPr>
+          <w:b/>
+          <w:bCs/>
+        </w:rPr>
+        <w:t xml:space="preserve">Remove:</w:t>
+      </w:r>
+      <w:r>
+        <w:t xml:space="preserve"> </w:t>
+      </w:r>
+      <w:r>
+        <w:t xml:space="preserve">Intervention items may be removed if they are redundant with another item, outside the study scope, poorly understood, not applicable to the Egyptian context, or judged by the advisory board to represent a different construct. Removal decisions will be documented and will not be based solely on an unfavorable feasibility rating.</w:t>
+      </w:r>
+    </w:p>
+    <w:p>
+      <w:pPr>
+        <w:pStyle w:val="Compact"/>
+        <w:numPr>
+          <w:ilvl w:val="0"/>
+          <w:numId w:val="1018"/>
+        </w:numPr>
+      </w:pPr>
+      <w:r>
+        <w:rPr>
+          <w:b/>
+          <w:bCs/>
+        </w:rPr>
+        <w:t xml:space="preserve">New items:</w:t>
+      </w:r>
+      <w:r>
+        <w:t xml:space="preserve"> </w:t>
+      </w:r>
+      <w:r>
+        <w:t xml:space="preserve">Additional barriers or interventions suggested in Round-1 free-text responses may be considered for inclusion in Round 2 only if they are within the prespecified conceptual framework, are not redundant, are clearly worded, and are approved by the advisory board before the Round-2 questionnaire is distributed.</w:t>
+      </w:r>
+    </w:p>
+    <w:p>
+      <w:pPr>
+        <w:pStyle w:val="FirstParagraph"/>
       </w:pPr>
       <w:r>
         <w:t xml:space="preserve">The advisory board will not create or remove items after seeing Round-2 results.</w:t>
       </w:r>
     </w:p>
-    <w:p>
-      <w:pPr>
-        <w:pStyle w:val="BodyText"/>
-      </w:pPr>
-      <w:r>
-        <w:rPr>
-          <w:b/>
-          <w:bCs/>
-        </w:rPr>
-        <w:t xml:space="preserve">Delphi Round 2</w:t>
-      </w:r>
-    </w:p>
-    <w:p>
-      <w:pPr>
-        <w:pStyle w:val="BodyText"/>
-      </w:pPr>
-      <w:r>
-        <w:t xml:space="preserve">Round 2 will include retained and revised items.</w:t>
-      </w:r>
-    </w:p>
-    <w:p>
-      <w:pPr>
-        <w:pStyle w:val="BodyText"/>
-      </w:pPr>
-      <w:r>
-        <w:t xml:space="preserve">Participants will receive anonymous group-level feedback from Round 1 for each item, including:</w:t>
-      </w:r>
-    </w:p>
-    <w:p>
-      <w:pPr>
-        <w:pStyle w:val="Compact"/>
-        <w:numPr>
-          <w:ilvl w:val="0"/>
-          <w:numId w:val="1015"/>
+    <w:bookmarkEnd w:id="28"/>
+    <w:bookmarkStart w:id="29" w:name="delphi-round-2"/>
+    <w:p>
+      <w:pPr>
+        <w:pStyle w:val="Heading2"/>
+      </w:pPr>
+      <w:r>
+        <w:t xml:space="preserve">8.3 Delphi Round 2</w:t>
+      </w:r>
+    </w:p>
+    <w:p>
+      <w:pPr>
+        <w:pStyle w:val="FirstParagraph"/>
+      </w:pPr>
+      <w:r>
+        <w:t xml:space="preserve">Round 2 will include retained and revised barrier and intervention items.</w:t>
+      </w:r>
+    </w:p>
+    <w:p>
+      <w:pPr>
+        <w:pStyle w:val="BodyText"/>
+      </w:pPr>
+      <w:r>
+        <w:t xml:space="preserve">Participants will receive anonymized group-level feedback from Round 1 for each retained or revised item, including:</w:t>
+      </w:r>
+    </w:p>
+    <w:p>
+      <w:pPr>
+        <w:pStyle w:val="Compact"/>
+        <w:numPr>
+          <w:ilvl w:val="0"/>
+          <w:numId w:val="1019"/>
+        </w:numPr>
+      </w:pPr>
+      <w:r>
+        <w:t xml:space="preserve">the number of valid responses;</w:t>
+      </w:r>
+    </w:p>
+    <w:p>
+      <w:pPr>
+        <w:pStyle w:val="Compact"/>
+        <w:numPr>
+          <w:ilvl w:val="0"/>
+          <w:numId w:val="1019"/>
+        </w:numPr>
+      </w:pPr>
+      <w:r>
+        <w:t xml:space="preserve">the median rating;</w:t>
+      </w:r>
+    </w:p>
+    <w:p>
+      <w:pPr>
+        <w:pStyle w:val="Compact"/>
+        <w:numPr>
+          <w:ilvl w:val="0"/>
+          <w:numId w:val="1019"/>
+        </w:numPr>
+      </w:pPr>
+      <w:r>
+        <w:t xml:space="preserve">the interquartile range; and</w:t>
+      </w:r>
+    </w:p>
+    <w:p>
+      <w:pPr>
+        <w:pStyle w:val="Compact"/>
+        <w:numPr>
+          <w:ilvl w:val="0"/>
+          <w:numId w:val="1019"/>
+        </w:numPr>
+      </w:pPr>
+      <w:r>
+        <w:t xml:space="preserve">the percentage of ratings in the predefined high-rating range.</w:t>
+      </w:r>
+    </w:p>
+    <w:p>
+      <w:pPr>
+        <w:pStyle w:val="FirstParagraph"/>
+      </w:pPr>
+      <w:r>
+        <w:t xml:space="preserve">For barriers, feedback will be presented separately for importance and modifiability.</w:t>
+      </w:r>
+    </w:p>
+    <w:p>
+      <w:pPr>
+        <w:pStyle w:val="BodyText"/>
+      </w:pPr>
+      <w:r>
+        <w:t xml:space="preserve">For interventions, feedback will be presented separately for importance/potential impact and feasibility.</w:t>
+      </w:r>
+    </w:p>
+    <w:p>
+      <w:pPr>
+        <w:pStyle w:val="BodyText"/>
+      </w:pPr>
+      <w:r>
+        <w:t xml:space="preserve">Individual participant responses will not be identified. Where technically appropriate and secure, participants may be shown their own previous Round-1 ratings to assist reconsideration; these responses will not be visible to other participants.</w:t>
+      </w:r>
+    </w:p>
+    <w:p>
+      <w:pPr>
+        <w:pStyle w:val="BodyText"/>
+      </w:pPr>
+      <w:r>
+        <w:t xml:space="preserve">Participants will be asked to re-rate:</w:t>
+      </w:r>
+    </w:p>
+    <w:p>
+      <w:pPr>
+        <w:pStyle w:val="Compact"/>
+        <w:numPr>
+          <w:ilvl w:val="0"/>
+          <w:numId w:val="1020"/>
+        </w:numPr>
+      </w:pPr>
+      <w:r>
+        <w:t xml:space="preserve">the importance and modifiability of retained or revised barriers; and</w:t>
+      </w:r>
+    </w:p>
+    <w:p>
+      <w:pPr>
+        <w:pStyle w:val="Compact"/>
+        <w:numPr>
+          <w:ilvl w:val="0"/>
+          <w:numId w:val="1020"/>
+        </w:numPr>
+      </w:pPr>
+      <w:r>
+        <w:t xml:space="preserve">the importance/potential impact and feasibility of retained or revised interventions.</w:t>
+      </w:r>
+    </w:p>
+    <w:p>
+      <w:pPr>
+        <w:pStyle w:val="FirstParagraph"/>
+      </w:pPr>
+      <w:r>
+        <w:t xml:space="preserve">For revised intervention items, participants will also be asked to reselect the primary implementation level.</w:t>
+      </w:r>
+    </w:p>
+    <w:p>
+      <w:pPr>
+        <w:pStyle w:val="BodyText"/>
+      </w:pPr>
+      <w:r>
+        <w:t xml:space="preserve">Round 2 will also ask participants to identify up to three interventions that should be prioritized first because they are both important and feasible in the Egyptian context. Participants may provide a brief optional explanation without naming individuals, departments, institutions, hospitals, or organizations.</w:t>
+      </w:r>
+    </w:p>
+    <w:p>
+      <w:pPr>
+        <w:pStyle w:val="BodyText"/>
+      </w:pPr>
+      <w:r>
+        <w:t xml:space="preserve">The Round-2 questionnaire will remain open for approximately 2–3 weeks, with one or two reminders.</w:t>
+      </w:r>
+    </w:p>
+    <w:bookmarkEnd w:id="29"/>
+    <w:bookmarkStart w:id="30" w:name="consensus-and-prioritization-criteria"/>
+    <w:p>
+      <w:pPr>
+        <w:pStyle w:val="Heading2"/>
+      </w:pPr>
+      <w:r>
+        <w:t xml:space="preserve">8.4 Consensus and prioritization criteria</w:t>
+      </w:r>
+    </w:p>
+    <w:p>
+      <w:pPr>
+        <w:pStyle w:val="FirstParagraph"/>
+      </w:pPr>
+      <w:r>
+        <w:rPr>
+          <w:b/>
+          <w:bCs/>
+        </w:rPr>
+        <w:t xml:space="preserve">Consensus criteria</w:t>
+      </w:r>
+    </w:p>
+    <w:p>
+      <w:pPr>
+        <w:pStyle w:val="BodyText"/>
+      </w:pPr>
+      <w:r>
+        <w:t xml:space="preserve">Consensus criteria are specified before Round-1 data analysis and will not be changed in response to the observed results.</w:t>
+      </w:r>
+    </w:p>
+    <w:p>
+      <w:pPr>
+        <w:pStyle w:val="BodyText"/>
+      </w:pPr>
+      <w:r>
+        <w:t xml:space="preserve">All classifications will be based on valid ratings collected in Round 2. “Valid ratings” exclude responses of “Cannot judge / insufficient experience.” Round-1 results will be used to determine which items are retained, revised, or removed before Round 2, and will be reported descriptively.</w:t>
+      </w:r>
+    </w:p>
+    <w:p>
+      <w:pPr>
+        <w:pStyle w:val="BodyText"/>
+      </w:pPr>
+      <w:r>
+        <w:t xml:space="preserve">For each item and rating dimension, the study will report the number of valid responses, median, interquartile range (IQR), percentage of ratings in the 7–9 range, and percentage of ratings in the 1–3 range.</w:t>
+      </w:r>
+    </w:p>
+    <w:p>
+      <w:pPr>
+        <w:pStyle w:val="BodyText"/>
+      </w:pPr>
+      <w:r>
+        <w:rPr>
+          <w:b/>
+          <w:bCs/>
+        </w:rPr>
+        <w:t xml:space="preserve">Barrier classifications</w:t>
+      </w:r>
+    </w:p>
+    <w:p>
+      <w:pPr>
+        <w:numPr>
+          <w:ilvl w:val="0"/>
+          <w:numId w:val="1021"/>
+        </w:numPr>
+      </w:pPr>
+      <w:r>
+        <w:rPr>
+          <w:b/>
+          <w:bCs/>
+        </w:rPr>
+        <w:t xml:space="preserve">Important barrier:</w:t>
+      </w:r>
+      <w:r>
+        <w:t xml:space="preserve"> </w:t>
+      </w:r>
+      <w:r>
+        <w:t xml:space="preserve">A barrier will be classified as having consensus as an</w:t>
+      </w:r>
+      <w:r>
+        <w:t xml:space="preserve"> </w:t>
+      </w:r>
+      <w:r>
+        <w:rPr>
+          <w:b/>
+          <w:bCs/>
+        </w:rPr>
+        <w:t xml:space="preserve">important barrier</w:t>
+      </w:r>
+      <w:r>
+        <w:t xml:space="preserve"> </w:t>
+      </w:r>
+      <w:r>
+        <w:t xml:space="preserve">when all of the following criteria are met:</w:t>
+      </w:r>
+    </w:p>
+    <w:p>
+      <w:pPr>
+        <w:pStyle w:val="Compact"/>
+        <w:numPr>
+          <w:ilvl w:val="1"/>
+          <w:numId w:val="1022"/>
+        </w:numPr>
+      </w:pPr>
+      <w:r>
+        <w:t xml:space="preserve">Median importance rating ≥7;</w:t>
+      </w:r>
+    </w:p>
+    <w:p>
+      <w:pPr>
+        <w:pStyle w:val="Compact"/>
+        <w:numPr>
+          <w:ilvl w:val="1"/>
+          <w:numId w:val="1022"/>
+        </w:numPr>
+      </w:pPr>
+      <w:r>
+        <w:t xml:space="preserve">IQR ≤2; and</w:t>
+      </w:r>
+    </w:p>
+    <w:p>
+      <w:pPr>
+        <w:pStyle w:val="Compact"/>
+        <w:numPr>
+          <w:ilvl w:val="1"/>
+          <w:numId w:val="1022"/>
+        </w:numPr>
+      </w:pPr>
+      <w:r>
+        <w:t xml:space="preserve">≥75% of valid importance ratings are 7–9.</w:t>
+      </w:r>
+    </w:p>
+    <w:p>
+      <w:pPr>
+        <w:numPr>
+          <w:ilvl w:val="0"/>
+          <w:numId w:val="1021"/>
+        </w:numPr>
+      </w:pPr>
+      <w:r>
+        <w:rPr>
+          <w:b/>
+          <w:bCs/>
+        </w:rPr>
+        <w:t xml:space="preserve">Highly modifiable barrier:</w:t>
+      </w:r>
+      <w:r>
+        <w:t xml:space="preserve"> </w:t>
+      </w:r>
+      <w:r>
+        <w:t xml:space="preserve">A barrier will be classified as having consensus as</w:t>
+      </w:r>
+      <w:r>
+        <w:t xml:space="preserve"> </w:t>
+      </w:r>
+      <w:r>
+        <w:rPr>
+          <w:b/>
+          <w:bCs/>
+        </w:rPr>
+        <w:t xml:space="preserve">highly modifiable</w:t>
+      </w:r>
+      <w:r>
+        <w:t xml:space="preserve"> </w:t>
+      </w:r>
+      <w:r>
+        <w:t xml:space="preserve">when all of the following criteria are met:</w:t>
+      </w:r>
+    </w:p>
+    <w:p>
+      <w:pPr>
+        <w:pStyle w:val="Compact"/>
+        <w:numPr>
+          <w:ilvl w:val="1"/>
+          <w:numId w:val="1023"/>
+        </w:numPr>
+      </w:pPr>
+      <w:r>
+        <w:t xml:space="preserve">Median modifiability rating ≥7;</w:t>
+      </w:r>
+    </w:p>
+    <w:p>
+      <w:pPr>
+        <w:pStyle w:val="Compact"/>
+        <w:numPr>
+          <w:ilvl w:val="1"/>
+          <w:numId w:val="1023"/>
+        </w:numPr>
+      </w:pPr>
+      <w:r>
+        <w:t xml:space="preserve">IQR ≤2; and</w:t>
+      </w:r>
+    </w:p>
+    <w:p>
+      <w:pPr>
+        <w:pStyle w:val="Compact"/>
+        <w:numPr>
+          <w:ilvl w:val="1"/>
+          <w:numId w:val="1023"/>
+        </w:numPr>
+      </w:pPr>
+      <w:r>
+        <w:t xml:space="preserve">≥75% of valid modifiability ratings are 7–9.</w:t>
+      </w:r>
+    </w:p>
+    <w:p>
+      <w:pPr>
+        <w:numPr>
+          <w:ilvl w:val="0"/>
+          <w:numId w:val="1021"/>
+        </w:numPr>
+      </w:pPr>
+      <w:r>
+        <w:rPr>
+          <w:b/>
+          <w:bCs/>
+        </w:rPr>
+        <w:t xml:space="preserve">Priority barrier for action:</w:t>
+      </w:r>
+      <w:r>
+        <w:t xml:space="preserve"> </w:t>
+      </w:r>
+      <w:r>
+        <w:t xml:space="preserve">A barrier will be classified as a</w:t>
+      </w:r>
+      <w:r>
+        <w:t xml:space="preserve"> </w:t>
+      </w:r>
+      <w:r>
+        <w:rPr>
+          <w:b/>
+          <w:bCs/>
+        </w:rPr>
+        <w:t xml:space="preserve">priority barrier for action</w:t>
+      </w:r>
+      <w:r>
+        <w:t xml:space="preserve"> </w:t>
+      </w:r>
+      <w:r>
+        <w:t xml:space="preserve">when it meets the criteria for both an</w:t>
+      </w:r>
+      <w:r>
+        <w:t xml:space="preserve"> </w:t>
+      </w:r>
+      <w:r>
+        <w:rPr>
+          <w:b/>
+          <w:bCs/>
+        </w:rPr>
+        <w:t xml:space="preserve">important barrier</w:t>
+      </w:r>
+      <w:r>
+        <w:t xml:space="preserve"> </w:t>
+      </w:r>
+      <w:r>
+        <w:t xml:space="preserve">and a</w:t>
+      </w:r>
+      <w:r>
+        <w:t xml:space="preserve"> </w:t>
+      </w:r>
+      <w:r>
+        <w:rPr>
+          <w:b/>
+          <w:bCs/>
+        </w:rPr>
+        <w:t xml:space="preserve">highly modifiable barrier</w:t>
+      </w:r>
+      <w:r>
+        <w:t xml:space="preserve">.</w:t>
+      </w:r>
+    </w:p>
+    <w:p>
+      <w:pPr>
+        <w:numPr>
+          <w:ilvl w:val="0"/>
+          <w:numId w:val="1021"/>
+        </w:numPr>
+      </w:pPr>
+      <w:r>
+        <w:rPr>
+          <w:b/>
+          <w:bCs/>
+        </w:rPr>
+        <w:t xml:space="preserve">Important but less modifiable barrier:</w:t>
+      </w:r>
+      <w:r>
+        <w:t xml:space="preserve"> </w:t>
+      </w:r>
+      <w:r>
+        <w:t xml:space="preserve">A barrier meeting the criteria for an</w:t>
+      </w:r>
+      <w:r>
+        <w:t xml:space="preserve"> </w:t>
+      </w:r>
+      <w:r>
+        <w:rPr>
+          <w:b/>
+          <w:bCs/>
+        </w:rPr>
+        <w:t xml:space="preserve">important barrier</w:t>
+      </w:r>
+      <w:r>
+        <w:t xml:space="preserve"> </w:t>
+      </w:r>
+      <w:r>
+        <w:t xml:space="preserve">but not for a</w:t>
+      </w:r>
+      <w:r>
+        <w:t xml:space="preserve"> </w:t>
+      </w:r>
+      <w:r>
+        <w:rPr>
+          <w:b/>
+          <w:bCs/>
+        </w:rPr>
+        <w:t xml:space="preserve">highly modifiable barrier</w:t>
+      </w:r>
+      <w:r>
+        <w:t xml:space="preserve"> </w:t>
+      </w:r>
+      <w:r>
+        <w:t xml:space="preserve">will be classified as</w:t>
+      </w:r>
+      <w:r>
+        <w:t xml:space="preserve"> </w:t>
+      </w:r>
+      <w:r>
+        <w:rPr>
+          <w:b/>
+          <w:bCs/>
+        </w:rPr>
+        <w:t xml:space="preserve">important but less modifiable</w:t>
+      </w:r>
+      <w:r>
+        <w:t xml:space="preserve">. These barriers will still be reported because they may require longer-term, multilevel, or system-level action.</w:t>
+      </w:r>
+    </w:p>
+    <w:p>
+      <w:pPr>
+        <w:numPr>
+          <w:ilvl w:val="0"/>
+          <w:numId w:val="1021"/>
+        </w:numPr>
+      </w:pPr>
+      <w:r>
+        <w:rPr>
+          <w:b/>
+          <w:bCs/>
+        </w:rPr>
+        <w:t xml:space="preserve">Consensus that a barrier is not important:</w:t>
+      </w:r>
+      <w:r>
+        <w:t xml:space="preserve"> </w:t>
+      </w:r>
+      <w:r>
+        <w:t xml:space="preserve">A barrier will be classified as having consensus that it is</w:t>
+      </w:r>
+      <w:r>
+        <w:t xml:space="preserve"> </w:t>
+      </w:r>
+      <w:r>
+        <w:rPr>
+          <w:b/>
+          <w:bCs/>
+        </w:rPr>
+        <w:t xml:space="preserve">not important</w:t>
+      </w:r>
+      <w:r>
+        <w:t xml:space="preserve"> </w:t>
+      </w:r>
+      <w:r>
+        <w:t xml:space="preserve">when:</w:t>
+      </w:r>
+    </w:p>
+    <w:p>
+      <w:pPr>
+        <w:pStyle w:val="Compact"/>
+        <w:numPr>
+          <w:ilvl w:val="1"/>
+          <w:numId w:val="1024"/>
+        </w:numPr>
+      </w:pPr>
+      <w:r>
+        <w:t xml:space="preserve">Median importance rating ≤3; and</w:t>
+      </w:r>
+    </w:p>
+    <w:p>
+      <w:pPr>
+        <w:pStyle w:val="Compact"/>
+        <w:numPr>
+          <w:ilvl w:val="1"/>
+          <w:numId w:val="1024"/>
+        </w:numPr>
+      </w:pPr>
+      <w:r>
+        <w:t xml:space="preserve">≥75% of valid importance ratings are 1–3.</w:t>
+      </w:r>
+    </w:p>
+    <w:p>
+      <w:pPr>
+        <w:pStyle w:val="FirstParagraph"/>
+      </w:pPr>
+      <w:r>
+        <w:rPr>
+          <w:b/>
+          <w:bCs/>
+        </w:rPr>
+        <w:t xml:space="preserve">Intervention classifications</w:t>
+      </w:r>
+    </w:p>
+    <w:p>
+      <w:pPr>
+        <w:numPr>
+          <w:ilvl w:val="0"/>
+          <w:numId w:val="1025"/>
+        </w:numPr>
+      </w:pPr>
+      <w:r>
+        <w:rPr>
+          <w:b/>
+          <w:bCs/>
+        </w:rPr>
+        <w:t xml:space="preserve">High-impact intervention:</w:t>
+      </w:r>
+      <w:r>
+        <w:t xml:space="preserve"> </w:t>
+      </w:r>
+      <w:r>
+        <w:t xml:space="preserve">An intervention will be classified as having consensus as a</w:t>
+      </w:r>
+      <w:r>
+        <w:t xml:space="preserve"> </w:t>
+      </w:r>
+      <w:r>
+        <w:rPr>
+          <w:b/>
+          <w:bCs/>
+        </w:rPr>
+        <w:t xml:space="preserve">high-impact intervention</w:t>
+      </w:r>
+      <w:r>
+        <w:t xml:space="preserve"> </w:t>
+      </w:r>
+      <w:r>
+        <w:t xml:space="preserve">when all of the following criteria are met:</w:t>
+      </w:r>
+    </w:p>
+    <w:p>
+      <w:pPr>
+        <w:pStyle w:val="Compact"/>
+        <w:numPr>
+          <w:ilvl w:val="1"/>
+          <w:numId w:val="1026"/>
+        </w:numPr>
+      </w:pPr>
+      <w:r>
+        <w:t xml:space="preserve">Median importance/potential-impact rating ≥7;</w:t>
+      </w:r>
+    </w:p>
+    <w:p>
+      <w:pPr>
+        <w:pStyle w:val="Compact"/>
+        <w:numPr>
+          <w:ilvl w:val="1"/>
+          <w:numId w:val="1026"/>
+        </w:numPr>
+      </w:pPr>
+      <w:r>
+        <w:t xml:space="preserve">IQR ≤2; and</w:t>
+      </w:r>
+    </w:p>
+    <w:p>
+      <w:pPr>
+        <w:pStyle w:val="Compact"/>
+        <w:numPr>
+          <w:ilvl w:val="1"/>
+          <w:numId w:val="1026"/>
+        </w:numPr>
+      </w:pPr>
+      <w:r>
+        <w:t xml:space="preserve">≥75% of valid importance/potential-impact ratings are 7–9.</w:t>
+      </w:r>
+    </w:p>
+    <w:p>
+      <w:pPr>
+        <w:numPr>
+          <w:ilvl w:val="0"/>
+          <w:numId w:val="1025"/>
+        </w:numPr>
+      </w:pPr>
+      <w:r>
+        <w:rPr>
+          <w:b/>
+          <w:bCs/>
+        </w:rPr>
+        <w:t xml:space="preserve">Feasible intervention:</w:t>
+      </w:r>
+      <w:r>
+        <w:t xml:space="preserve"> </w:t>
+      </w:r>
+      <w:r>
+        <w:t xml:space="preserve">An intervention will be classified as having consensus as</w:t>
+      </w:r>
+      <w:r>
+        <w:t xml:space="preserve"> </w:t>
+      </w:r>
+      <w:r>
+        <w:rPr>
+          <w:b/>
+          <w:bCs/>
+        </w:rPr>
+        <w:t xml:space="preserve">feasible in the Egyptian context</w:t>
+      </w:r>
+      <w:r>
+        <w:t xml:space="preserve"> </w:t>
+      </w:r>
+      <w:r>
+        <w:t xml:space="preserve">when:</w:t>
+      </w:r>
+    </w:p>
+    <w:p>
+      <w:pPr>
+        <w:pStyle w:val="Compact"/>
+        <w:numPr>
+          <w:ilvl w:val="1"/>
+          <w:numId w:val="1027"/>
+        </w:numPr>
+      </w:pPr>
+      <w:r>
+        <w:t xml:space="preserve">Median feasibility rating ≥6; and</w:t>
+      </w:r>
+    </w:p>
+    <w:p>
+      <w:pPr>
+        <w:pStyle w:val="Compact"/>
+        <w:numPr>
+          <w:ilvl w:val="1"/>
+          <w:numId w:val="1027"/>
+        </w:numPr>
+      </w:pPr>
+      <w:r>
+        <w:t xml:space="preserve">≥70% of valid feasibility ratings are 6–9.</w:t>
+      </w:r>
+    </w:p>
+    <w:p>
+      <w:pPr>
+        <w:numPr>
+          <w:ilvl w:val="0"/>
+          <w:numId w:val="1025"/>
+        </w:numPr>
+      </w:pPr>
+      <w:r>
+        <w:rPr>
+          <w:b/>
+          <w:bCs/>
+        </w:rPr>
+        <w:t xml:space="preserve">High-priority feasible intervention:</w:t>
+      </w:r>
+      <w:r>
+        <w:t xml:space="preserve"> </w:t>
+      </w:r>
+      <w:r>
+        <w:t xml:space="preserve">An intervention will be classified as a</w:t>
+      </w:r>
+      <w:r>
+        <w:t xml:space="preserve"> </w:t>
+      </w:r>
+      <w:r>
+        <w:rPr>
+          <w:b/>
+          <w:bCs/>
+        </w:rPr>
+        <w:t xml:space="preserve">high-priority feasible intervention</w:t>
+      </w:r>
+      <w:r>
+        <w:t xml:space="preserve"> </w:t>
+      </w:r>
+      <w:r>
+        <w:t xml:space="preserve">when it meets the criteria for both a</w:t>
+      </w:r>
+      <w:r>
+        <w:t xml:space="preserve"> </w:t>
+      </w:r>
+      <w:r>
+        <w:rPr>
+          <w:b/>
+          <w:bCs/>
+        </w:rPr>
+        <w:t xml:space="preserve">high-impact intervention</w:t>
+      </w:r>
+      <w:r>
+        <w:t xml:space="preserve"> </w:t>
+      </w:r>
+      <w:r>
+        <w:t xml:space="preserve">and a</w:t>
+      </w:r>
+      <w:r>
+        <w:t xml:space="preserve"> </w:t>
+      </w:r>
+      <w:r>
+        <w:rPr>
+          <w:b/>
+          <w:bCs/>
+        </w:rPr>
+        <w:t xml:space="preserve">feasible intervention</w:t>
+      </w:r>
+      <w:r>
+        <w:t xml:space="preserve">.</w:t>
+      </w:r>
+    </w:p>
+    <w:p>
+      <w:pPr>
+        <w:numPr>
+          <w:ilvl w:val="0"/>
+          <w:numId w:val="1025"/>
+        </w:numPr>
+      </w:pPr>
+      <w:r>
+        <w:rPr>
+          <w:b/>
+          <w:bCs/>
+        </w:rPr>
+        <w:t xml:space="preserve">High-impact but less feasible intervention:</w:t>
+      </w:r>
+      <w:r>
+        <w:t xml:space="preserve"> </w:t>
+      </w:r>
+      <w:r>
+        <w:t xml:space="preserve">An intervention meeting the criteria for a</w:t>
+      </w:r>
+      <w:r>
+        <w:t xml:space="preserve"> </w:t>
+      </w:r>
+      <w:r>
+        <w:rPr>
+          <w:b/>
+          <w:bCs/>
+        </w:rPr>
+        <w:t xml:space="preserve">high-impact intervention</w:t>
+      </w:r>
+      <w:r>
+        <w:t xml:space="preserve"> </w:t>
+      </w:r>
+      <w:r>
+        <w:t xml:space="preserve">but not for a</w:t>
+      </w:r>
+      <w:r>
+        <w:t xml:space="preserve"> </w:t>
+      </w:r>
+      <w:r>
+        <w:rPr>
+          <w:b/>
+          <w:bCs/>
+        </w:rPr>
+        <w:t xml:space="preserve">feasible intervention</w:t>
+      </w:r>
+      <w:r>
+        <w:t xml:space="preserve"> </w:t>
+      </w:r>
+      <w:r>
+        <w:t xml:space="preserve">will be classified as</w:t>
+      </w:r>
+      <w:r>
+        <w:t xml:space="preserve"> </w:t>
+      </w:r>
+      <w:r>
+        <w:rPr>
+          <w:b/>
+          <w:bCs/>
+        </w:rPr>
+        <w:t xml:space="preserve">high-impact but less feasible</w:t>
+      </w:r>
+      <w:r>
+        <w:t xml:space="preserve">. These interventions may still be reported as important longer-term priorities, while acknowledging implementation challenges.</w:t>
+      </w:r>
+    </w:p>
+    <w:p>
+      <w:pPr>
+        <w:pStyle w:val="FirstParagraph"/>
+      </w:pPr>
+      <w:r>
+        <w:rPr>
+          <w:b/>
+          <w:bCs/>
+        </w:rPr>
+        <w:t xml:space="preserve">Non-consensus and disagreement</w:t>
+      </w:r>
+    </w:p>
+    <w:p>
+      <w:pPr>
+        <w:pStyle w:val="BodyText"/>
+      </w:pPr>
+      <w:r>
+        <w:t xml:space="preserve">Items failing to meet the relevant consensus criteria after Round 2 will be classified as</w:t>
+      </w:r>
+      <w:r>
+        <w:t xml:space="preserve"> </w:t>
+      </w:r>
+      <w:r>
+        <w:rPr>
+          <w:b/>
+          <w:bCs/>
+        </w:rPr>
+        <w:t xml:space="preserve">no consensus</w:t>
+      </w:r>
+      <w:r>
+        <w:t xml:space="preserve"> </w:t>
+      </w:r>
+      <w:r>
+        <w:t xml:space="preserve">rather than being forced into a priority category.</w:t>
+      </w:r>
+    </w:p>
+    <w:p>
+      <w:pPr>
+        <w:pStyle w:val="BodyText"/>
+      </w:pPr>
+      <w:r>
+        <w:t xml:space="preserve">Where the distribution of ratings suggests meaningful polarization—for example, a wide IQR or materially different rating patterns across prespecified stakeholder groups—this will be reported as</w:t>
+      </w:r>
+      <w:r>
+        <w:t xml:space="preserve"> </w:t>
+      </w:r>
+      <w:r>
+        <w:rPr>
+          <w:b/>
+          <w:bCs/>
+        </w:rPr>
+        <w:t xml:space="preserve">stakeholder disagreement</w:t>
+      </w:r>
+      <w:r>
+        <w:t xml:space="preserve"> </w:t>
+      </w:r>
+      <w:r>
+        <w:t xml:space="preserve">rather than treated as study failure. Stakeholder-group analyses will be exploratory and will be interpreted cautiously, particularly where subgroup sample sizes are small.</w:t>
+      </w:r>
+    </w:p>
+    <w:p>
+      <w:pPr>
+        <w:pStyle w:val="BodyText"/>
+      </w:pPr>
+      <w:r>
+        <w:t xml:space="preserve">Final intervention priorities will consider the consensus classifications, Round-2 ratings, participants’ nominated top-three priority interventions, primary implementation level, and advisory-board review for clarity, redundancy, and interpretability. The final framework will represent stakeholder consensus priorities; it will not be interpreted as evidence that any specific intervention is effective.</w:t>
+      </w:r>
+    </w:p>
+    <w:p>
+      <w:pPr>
+        <w:pStyle w:val="BodyText"/>
+      </w:pPr>
+      <w:r>
+        <w:rPr>
+          <w:b/>
+          <w:bCs/>
+        </w:rPr>
+        <w:t xml:space="preserve">Feedback and confidentiality</w:t>
+      </w:r>
+    </w:p>
+    <w:p>
+      <w:pPr>
+        <w:pStyle w:val="BodyText"/>
+      </w:pPr>
+      <w:r>
+        <w:t xml:space="preserve">The Delphi process will preserve participant confidentiality during rating. Only aggregated feedback will be provided. Individual participant identities and individual ratings will not be disclosed to other participants.</w:t>
+      </w:r>
+    </w:p>
+    <w:p>
+      <w:pPr>
+        <w:pStyle w:val="BodyText"/>
+      </w:pPr>
+      <w:r>
+        <w:t xml:space="preserve">Participants will not be anonymous to the designated members of the research team responsible for consent, round linkage, and data management. These members will have access to the contact file and the linkage identifier for the purpose of managing the study. The research team will maintain a separate contact file for round linkage. The linkage identifier will not be included in analytic datasets used for reporting.</w:t>
+      </w:r>
+    </w:p>
+    <w:p>
+      <w:pPr>
+        <w:pStyle w:val="BodyText"/>
+      </w:pPr>
+      <w:r>
+        <w:rPr>
+          <w:b/>
+          <w:bCs/>
+        </w:rPr>
+        <w:t xml:space="preserve">Panel Attrition and Response Monitoring</w:t>
+      </w:r>
+    </w:p>
+    <w:p>
+      <w:pPr>
+        <w:pStyle w:val="BodyText"/>
+      </w:pPr>
+      <w:r>
+        <w:t xml:space="preserve">Response rates will be calculated separately for each round using clearly specified denominators:</w:t>
+      </w:r>
+    </w:p>
+    <w:p>
+      <w:pPr>
+        <w:pStyle w:val="Compact"/>
+        <w:numPr>
+          <w:ilvl w:val="0"/>
+          <w:numId w:val="1028"/>
+        </w:numPr>
+      </w:pPr>
+      <w:r>
+        <w:t xml:space="preserve">invited participants;</w:t>
+      </w:r>
+    </w:p>
+    <w:p>
+      <w:pPr>
+        <w:pStyle w:val="Compact"/>
+        <w:numPr>
+          <w:ilvl w:val="0"/>
+          <w:numId w:val="1028"/>
+        </w:numPr>
+      </w:pPr>
+      <w:r>
+        <w:t xml:space="preserve">participants who completed the questionnaire; and</w:t>
+      </w:r>
+    </w:p>
+    <w:p>
+      <w:pPr>
+        <w:pStyle w:val="Compact"/>
+        <w:numPr>
+          <w:ilvl w:val="0"/>
+          <w:numId w:val="1028"/>
+        </w:numPr>
+      </w:pPr>
+      <w:r>
+        <w:t xml:space="preserve">participants retained for the second round.</w:t>
+      </w:r>
+    </w:p>
+    <w:p>
+      <w:pPr>
+        <w:pStyle w:val="FirstParagraph"/>
+      </w:pPr>
+      <w:r>
+        <w:t xml:space="preserve">Round-specific and cumulative attrition will be reported. The study will not impute missing Delphi ratings.</w:t>
+      </w:r>
+    </w:p>
+    <w:p>
+      <w:pPr>
+        <w:pStyle w:val="BodyText"/>
+      </w:pPr>
+      <w:r>
+        <w:t xml:space="preserve">Participants who do not complete Round 1 will not be included in Round 2. Participants who complete Round 1 but do not complete Round 2 will contribute their Round-1 data to Round-1 analyses but will not contribute to Round-2 consensus calculations.</w:t>
+      </w:r>
+    </w:p>
+    <w:bookmarkEnd w:id="30"/>
+    <w:bookmarkEnd w:id="31"/>
+    <w:bookmarkStart w:id="32" w:name="data-management"/>
+    <w:p>
+      <w:pPr>
+        <w:pStyle w:val="Heading1"/>
+      </w:pPr>
+      <w:r>
+        <w:t xml:space="preserve">9. Data Management</w:t>
+      </w:r>
+    </w:p>
+    <w:p>
+      <w:pPr>
+        <w:pStyle w:val="FirstParagraph"/>
+      </w:pPr>
+      <w:r>
+        <w:t xml:space="preserve">Survey data will be exported into a secure research dataset.</w:t>
+      </w:r>
+    </w:p>
+    <w:p>
+      <w:pPr>
+        <w:pStyle w:val="BodyText"/>
+      </w:pPr>
+      <w:r>
+        <w:t xml:space="preserve">The survey will use individualized participant links to support one response per participant per round. Duplicate or suspicious submissions will be reviewed using predefined data-quality rules. IP addresses and other technical metadata will not be used for participant identification.</w:t>
+      </w:r>
+    </w:p>
+    <w:p>
+      <w:pPr>
+        <w:pStyle w:val="BodyText"/>
+      </w:pPr>
+      <w:r>
+        <w:t xml:space="preserve">Data-quality procedures will include:</w:t>
+      </w:r>
+    </w:p>
+    <w:p>
+      <w:pPr>
+        <w:pStyle w:val="Compact"/>
+        <w:numPr>
+          <w:ilvl w:val="0"/>
+          <w:numId w:val="1029"/>
+        </w:numPr>
+      </w:pPr>
+      <w:r>
+        <w:t xml:space="preserve">verifying valid response ranges;</w:t>
+      </w:r>
+    </w:p>
+    <w:p>
+      <w:pPr>
+        <w:pStyle w:val="Compact"/>
+        <w:numPr>
+          <w:ilvl w:val="0"/>
+          <w:numId w:val="1029"/>
+        </w:numPr>
+      </w:pPr>
+      <w:r>
+        <w:t xml:space="preserve">documenting incomplete questionnaires;</w:t>
+      </w:r>
+    </w:p>
+    <w:p>
+      <w:pPr>
+        <w:pStyle w:val="Compact"/>
+        <w:numPr>
+          <w:ilvl w:val="0"/>
+          <w:numId w:val="1029"/>
+        </w:numPr>
+      </w:pPr>
+      <w:r>
+        <w:t xml:space="preserve">identifying implausible or internally inconsistent administrative data;</w:t>
+      </w:r>
+    </w:p>
+    <w:p>
+      <w:pPr>
+        <w:pStyle w:val="Compact"/>
+        <w:numPr>
+          <w:ilvl w:val="0"/>
+          <w:numId w:val="1029"/>
+        </w:numPr>
+      </w:pPr>
+      <w:r>
+        <w:t xml:space="preserve">maintaining a data-cleaning log; and</w:t>
+      </w:r>
+    </w:p>
+    <w:p>
+      <w:pPr>
+        <w:pStyle w:val="Compact"/>
+        <w:numPr>
+          <w:ilvl w:val="0"/>
+          <w:numId w:val="1029"/>
+        </w:numPr>
+      </w:pPr>
+      <w:r>
+        <w:t xml:space="preserve">preserving an analysis-ready dataset and a locked copy of the raw dataset.</w:t>
+      </w:r>
+    </w:p>
+    <w:p>
+      <w:pPr>
+        <w:pStyle w:val="FirstParagraph"/>
+      </w:pPr>
+      <w:r>
+        <w:t xml:space="preserve">Data will be retained for seven years after study completion in accordance with applicable institutional policy.</w:t>
+      </w:r>
+    </w:p>
+    <w:bookmarkEnd w:id="32"/>
+    <w:bookmarkStart w:id="33" w:name="statistical-analysis"/>
+    <w:p>
+      <w:pPr>
+        <w:pStyle w:val="Heading1"/>
+      </w:pPr>
+      <w:r>
+        <w:t xml:space="preserve">10. Statistical Analysis</w:t>
+      </w:r>
+    </w:p>
+    <w:p>
+      <w:pPr>
+        <w:pStyle w:val="FirstParagraph"/>
+      </w:pPr>
+      <w:r>
+        <w:rPr>
+          <w:b/>
+          <w:bCs/>
+        </w:rPr>
+        <w:t xml:space="preserve">Primary analysis</w:t>
+      </w:r>
+    </w:p>
+    <w:p>
+      <w:pPr>
+        <w:pStyle w:val="BodyText"/>
+      </w:pPr>
+      <w:r>
+        <w:t xml:space="preserve">Analysis will be primarily descriptive and consensus-based. For each item and each round, the following will be reported:</w:t>
+      </w:r>
+    </w:p>
+    <w:p>
+      <w:pPr>
+        <w:pStyle w:val="Compact"/>
+        <w:numPr>
+          <w:ilvl w:val="0"/>
+          <w:numId w:val="1030"/>
         </w:numPr>
       </w:pPr>
       <w:r>
@@ -1850,35 +3265,71 @@
         <w:pStyle w:val="Compact"/>
         <w:numPr>
           <w:ilvl w:val="0"/>
-          <w:numId w:val="1015"/>
-        </w:numPr>
-      </w:pPr>
-      <w:r>
-        <w:t xml:space="preserve">median rating;</w:t>
-      </w:r>
-    </w:p>
-    <w:p>
-      <w:pPr>
-        <w:pStyle w:val="Compact"/>
-        <w:numPr>
-          <w:ilvl w:val="0"/>
-          <w:numId w:val="1015"/>
-        </w:numPr>
-      </w:pPr>
-      <w:r>
-        <w:t xml:space="preserve">interquartile range; and</w:t>
-      </w:r>
-    </w:p>
-    <w:p>
-      <w:pPr>
-        <w:pStyle w:val="Compact"/>
-        <w:numPr>
-          <w:ilvl w:val="0"/>
-          <w:numId w:val="1015"/>
-        </w:numPr>
-      </w:pPr>
-      <w:r>
-        <w:t xml:space="preserve">percentage of ratings in the high-importance range;</w:t>
+          <w:numId w:val="1030"/>
+        </w:numPr>
+      </w:pPr>
+      <w:r>
+        <w:t xml:space="preserve">median;</w:t>
+      </w:r>
+    </w:p>
+    <w:p>
+      <w:pPr>
+        <w:pStyle w:val="Compact"/>
+        <w:numPr>
+          <w:ilvl w:val="0"/>
+          <w:numId w:val="1030"/>
+        </w:numPr>
+      </w:pPr>
+      <w:r>
+        <w:t xml:space="preserve">IQR;</w:t>
+      </w:r>
+    </w:p>
+    <w:p>
+      <w:pPr>
+        <w:pStyle w:val="Compact"/>
+        <w:numPr>
+          <w:ilvl w:val="0"/>
+          <w:numId w:val="1030"/>
+        </w:numPr>
+      </w:pPr>
+      <w:r>
+        <w:t xml:space="preserve">full response distribution;</w:t>
+      </w:r>
+    </w:p>
+    <w:p>
+      <w:pPr>
+        <w:pStyle w:val="Compact"/>
+        <w:numPr>
+          <w:ilvl w:val="0"/>
+          <w:numId w:val="1030"/>
+        </w:numPr>
+      </w:pPr>
+      <w:r>
+        <w:t xml:space="preserve">percentage rating 7–9;</w:t>
+      </w:r>
+    </w:p>
+    <w:p>
+      <w:pPr>
+        <w:pStyle w:val="Compact"/>
+        <w:numPr>
+          <w:ilvl w:val="0"/>
+          <w:numId w:val="1030"/>
+        </w:numPr>
+      </w:pPr>
+      <w:r>
+        <w:t xml:space="preserve">consensus classification; and</w:t>
+      </w:r>
+    </w:p>
+    <w:p>
+      <w:pPr>
+        <w:pStyle w:val="Compact"/>
+        <w:numPr>
+          <w:ilvl w:val="0"/>
+          <w:numId w:val="1030"/>
+        </w:numPr>
+      </w:pPr>
+      <w:r>
+        <w:t xml:space="preserve">item disposition between rounds.</w:t>
       </w:r>
     </w:p>
     <w:p>
@@ -1886,67 +3337,116 @@
         <w:pStyle w:val="FirstParagraph"/>
       </w:pPr>
       <w:r>
-        <w:t xml:space="preserve">Individual participant responses will not be identified.</w:t>
-      </w:r>
-    </w:p>
-    <w:p>
-      <w:pPr>
-        <w:pStyle w:val="BodyText"/>
-      </w:pPr>
-      <w:r>
-        <w:t xml:space="preserve">Participants will be asked to re-rate the items after considering the group feedback.</w:t>
-      </w:r>
-    </w:p>
-    <w:p>
-      <w:pPr>
-        <w:pStyle w:val="BodyText"/>
-      </w:pPr>
-      <w:r>
-        <w:t xml:space="preserve">Round 2 will also assess candidate interventions using separate ratings of:</w:t>
-      </w:r>
-    </w:p>
-    <w:p>
-      <w:pPr>
-        <w:pStyle w:val="Compact"/>
-        <w:numPr>
-          <w:ilvl w:val="0"/>
-          <w:numId w:val="1016"/>
-        </w:numPr>
-      </w:pPr>
-      <w:r>
-        <w:rPr>
-          <w:b/>
-          <w:bCs/>
-        </w:rPr>
-        <w:t xml:space="preserve">importance/potential impact:</w:t>
+        <w:t xml:space="preserve">Analyses will be performed using a current, documented version of R</w:t>
       </w:r>
       <w:r>
         <w:t xml:space="preserve"> </w:t>
       </w:r>
       <w:r>
-        <w:t xml:space="preserve">1–9;</w:t>
-      </w:r>
-    </w:p>
-    <w:p>
-      <w:pPr>
-        <w:pStyle w:val="Compact"/>
-        <w:numPr>
-          <w:ilvl w:val="0"/>
-          <w:numId w:val="1016"/>
-        </w:numPr>
-      </w:pPr>
-      <w:r>
-        <w:rPr>
-          <w:b/>
-          <w:bCs/>
-        </w:rPr>
-        <w:t xml:space="preserve">feasibility:</w:t>
+        <w:t xml:space="preserve">[8]</w:t>
       </w:r>
       <w:r>
         <w:t xml:space="preserve"> </w:t>
       </w:r>
       <w:r>
-        <w:t xml:space="preserve">1–9.</w:t>
+        <w:t xml:space="preserve">and the compatible R integrated development environment (RStudio</w:t>
+      </w:r>
+      <w:r>
+        <w:t xml:space="preserve"> </w:t>
+      </w:r>
+      <w:r>
+        <w:t xml:space="preserve">[9]</w:t>
+      </w:r>
+      <w:r>
+        <w:t xml:space="preserve">). The exact versions used will be recorded in the analysis log.</w:t>
+      </w:r>
+    </w:p>
+    <w:p>
+      <w:pPr>
+        <w:pStyle w:val="BodyText"/>
+      </w:pPr>
+      <w:r>
+        <w:rPr>
+          <w:b/>
+          <w:bCs/>
+        </w:rPr>
+        <w:t xml:space="preserve">Change between rounds</w:t>
+      </w:r>
+    </w:p>
+    <w:p>
+      <w:pPr>
+        <w:pStyle w:val="BodyText"/>
+      </w:pPr>
+      <w:r>
+        <w:t xml:space="preserve">For retained items, Round-1 and Round-2 distributions will be compared descriptively using changes in median, IQR, and percentage agreement. The analysis will emphasize movement toward or away from consensus rather than statistical significance testing.</w:t>
+      </w:r>
+    </w:p>
+    <w:p>
+      <w:pPr>
+        <w:pStyle w:val="BodyText"/>
+      </w:pPr>
+      <w:r>
+        <w:rPr>
+          <w:b/>
+          <w:bCs/>
+        </w:rPr>
+        <w:t xml:space="preserve">Subgroup analysis</w:t>
+      </w:r>
+    </w:p>
+    <w:p>
+      <w:pPr>
+        <w:pStyle w:val="BodyText"/>
+      </w:pPr>
+      <w:r>
+        <w:t xml:space="preserve">Ratings will be examined descriptively by predefined stakeholder group:</w:t>
+      </w:r>
+    </w:p>
+    <w:p>
+      <w:pPr>
+        <w:pStyle w:val="Compact"/>
+        <w:numPr>
+          <w:ilvl w:val="0"/>
+          <w:numId w:val="1031"/>
+        </w:numPr>
+      </w:pPr>
+      <w:r>
+        <w:t xml:space="preserve">early-career researchers;</w:t>
+      </w:r>
+    </w:p>
+    <w:p>
+      <w:pPr>
+        <w:pStyle w:val="Compact"/>
+        <w:numPr>
+          <w:ilvl w:val="0"/>
+          <w:numId w:val="1031"/>
+        </w:numPr>
+      </w:pPr>
+      <w:r>
+        <w:t xml:space="preserve">supervisors;</w:t>
+      </w:r>
+    </w:p>
+    <w:p>
+      <w:pPr>
+        <w:pStyle w:val="Compact"/>
+        <w:numPr>
+          <w:ilvl w:val="0"/>
+          <w:numId w:val="1031"/>
+        </w:numPr>
+      </w:pPr>
+      <w:r>
+        <w:t xml:space="preserve">methodologists/biostatisticians; and</w:t>
+      </w:r>
+    </w:p>
+    <w:p>
+      <w:pPr>
+        <w:pStyle w:val="Compact"/>
+        <w:numPr>
+          <w:ilvl w:val="0"/>
+          <w:numId w:val="1031"/>
+        </w:numPr>
+      </w:pPr>
+      <w:r>
+        <w:t xml:space="preserve">institutional/governance stakeholders.</w:t>
       </w:r>
     </w:p>
     <w:p>
@@ -1954,742 +3454,52 @@
         <w:pStyle w:val="FirstParagraph"/>
       </w:pPr>
       <w:r>
-        <w:t xml:space="preserve">The Round-2 questionnaire will remain open for approximately 2–3 weeks, with one or two reminders.</w:t>
-      </w:r>
-    </w:p>
-    <w:p>
-      <w:pPr>
-        <w:pStyle w:val="BodyText"/>
-      </w:pPr>
-      <w:r>
-        <w:rPr>
-          <w:b/>
-          <w:bCs/>
-        </w:rPr>
-        <w:t xml:space="preserve">Consensus Definitions</w:t>
-      </w:r>
-    </w:p>
-    <w:p>
-      <w:pPr>
-        <w:pStyle w:val="BodyText"/>
-      </w:pPr>
-      <w:r>
-        <w:t xml:space="preserve">Consensus criteria will be specified before Round 1 and will not be changed in response to the observed results.</w:t>
-      </w:r>
-    </w:p>
-    <w:p>
-      <w:pPr>
-        <w:numPr>
-          <w:ilvl w:val="0"/>
-          <w:numId w:val="1017"/>
-        </w:numPr>
-      </w:pPr>
-      <w:r>
-        <w:rPr>
-          <w:b/>
-          <w:bCs/>
-        </w:rPr>
-        <w:t xml:space="preserve">Important barrier:</w:t>
-      </w:r>
-      <w:r>
-        <w:t xml:space="preserve"> </w:t>
-      </w:r>
-      <w:r>
-        <w:t xml:space="preserve">A barrier will be classified as having consensus as an</w:t>
-      </w:r>
-      <w:r>
-        <w:t xml:space="preserve"> </w:t>
-      </w:r>
-      <w:r>
-        <w:rPr>
-          <w:b/>
-          <w:bCs/>
-        </w:rPr>
-        <w:t xml:space="preserve">important barrier</w:t>
-      </w:r>
-      <w:r>
-        <w:t xml:space="preserve"> </w:t>
-      </w:r>
-      <w:r>
-        <w:t xml:space="preserve">when all of the following are met: median importance rating ≥7; IQR ≤2; and ≥75% of valid ratings are 7–9. Consensus that a barrier is not important will be defined as median ≤3 and ≥75% of ratings between 1 and 3.</w:t>
-      </w:r>
-    </w:p>
-    <w:p>
-      <w:pPr>
-        <w:numPr>
-          <w:ilvl w:val="0"/>
-          <w:numId w:val="1017"/>
-        </w:numPr>
-      </w:pPr>
-      <w:r>
-        <w:rPr>
-          <w:b/>
-          <w:bCs/>
-        </w:rPr>
-        <w:t xml:space="preserve">Highly modifiable barrier:</w:t>
-      </w:r>
-      <w:r>
-        <w:t xml:space="preserve"> </w:t>
-      </w:r>
-      <w:r>
-        <w:t xml:space="preserve">A barrier will be classified as having consensus as</w:t>
-      </w:r>
-      <w:r>
-        <w:t xml:space="preserve"> </w:t>
-      </w:r>
-      <w:r>
-        <w:rPr>
-          <w:b/>
-          <w:bCs/>
-        </w:rPr>
-        <w:t xml:space="preserve">highly modifiable</w:t>
-      </w:r>
-      <w:r>
-        <w:t xml:space="preserve"> </w:t>
-      </w:r>
-      <w:r>
-        <w:t xml:space="preserve">when:</w:t>
-      </w:r>
-    </w:p>
-    <w:p>
-      <w:pPr>
-        <w:pStyle w:val="Compact"/>
-        <w:numPr>
-          <w:ilvl w:val="1"/>
-          <w:numId w:val="1018"/>
-        </w:numPr>
-      </w:pPr>
-      <w:r>
-        <w:t xml:space="preserve">median modifiability rating ≥7;</w:t>
-      </w:r>
-    </w:p>
-    <w:p>
-      <w:pPr>
-        <w:pStyle w:val="Compact"/>
-        <w:numPr>
-          <w:ilvl w:val="1"/>
-          <w:numId w:val="1018"/>
-        </w:numPr>
-      </w:pPr>
-      <w:r>
-        <w:t xml:space="preserve">IQR ≤2; and</w:t>
-      </w:r>
-    </w:p>
-    <w:p>
-      <w:pPr>
-        <w:pStyle w:val="Compact"/>
-        <w:numPr>
-          <w:ilvl w:val="1"/>
-          <w:numId w:val="1018"/>
-        </w:numPr>
-      </w:pPr>
-      <w:r>
-        <w:t xml:space="preserve">≥75% of valid ratings are 7–9.</w:t>
-      </w:r>
-    </w:p>
-    <w:p>
-      <w:pPr>
-        <w:numPr>
-          <w:ilvl w:val="0"/>
-          <w:numId w:val="1017"/>
-        </w:numPr>
-      </w:pPr>
-      <w:r>
-        <w:rPr>
-          <w:b/>
-          <w:bCs/>
-        </w:rPr>
-        <w:t xml:space="preserve">High-priority intervention</w:t>
-      </w:r>
-      <w:r>
-        <w:t xml:space="preserve">: An intervention will be classified as a</w:t>
-      </w:r>
-      <w:r>
-        <w:t xml:space="preserve"> </w:t>
-      </w:r>
-      <w:r>
-        <w:rPr>
-          <w:b/>
-          <w:bCs/>
-        </w:rPr>
-        <w:t xml:space="preserve">high-priority feasible intervention</w:t>
-      </w:r>
-      <w:r>
-        <w:t xml:space="preserve"> </w:t>
-      </w:r>
-      <w:r>
-        <w:t xml:space="preserve">when:</w:t>
-      </w:r>
-    </w:p>
-    <w:p>
-      <w:pPr>
-        <w:pStyle w:val="Compact"/>
-        <w:numPr>
-          <w:ilvl w:val="1"/>
-          <w:numId w:val="1019"/>
-        </w:numPr>
-      </w:pPr>
-      <w:r>
-        <w:t xml:space="preserve">median importance/potential-impact rating ≥7;</w:t>
-      </w:r>
-    </w:p>
-    <w:p>
-      <w:pPr>
-        <w:pStyle w:val="Compact"/>
-        <w:numPr>
-          <w:ilvl w:val="1"/>
-          <w:numId w:val="1019"/>
-        </w:numPr>
-      </w:pPr>
-      <w:r>
-        <w:t xml:space="preserve">IQR ≤2;</w:t>
-      </w:r>
-    </w:p>
-    <w:p>
-      <w:pPr>
-        <w:pStyle w:val="Compact"/>
-        <w:numPr>
-          <w:ilvl w:val="1"/>
-          <w:numId w:val="1019"/>
-        </w:numPr>
-      </w:pPr>
-      <w:r>
-        <w:t xml:space="preserve">≥75% of valid ratings are 7–9; and</w:t>
-      </w:r>
-    </w:p>
-    <w:p>
-      <w:pPr>
-        <w:pStyle w:val="Compact"/>
-        <w:numPr>
-          <w:ilvl w:val="1"/>
-          <w:numId w:val="1019"/>
-        </w:numPr>
-      </w:pPr>
-      <w:r>
-        <w:t xml:space="preserve">≥70% of valid ratings rate feasibility 7–9.</w:t>
-      </w:r>
-    </w:p>
-    <w:p>
-      <w:pPr>
-        <w:numPr>
-          <w:ilvl w:val="0"/>
-          <w:numId w:val="1017"/>
-        </w:numPr>
-      </w:pPr>
-      <w:r>
-        <w:rPr>
-          <w:b/>
-          <w:bCs/>
-        </w:rPr>
-        <w:t xml:space="preserve">Persistent disagreement:</w:t>
-      </w:r>
-      <w:r>
-        <w:t xml:space="preserve"> </w:t>
-      </w:r>
-      <w:r>
-        <w:t xml:space="preserve">Items failing to meet the consensus criteria after Round 2 will be classified as</w:t>
-      </w:r>
-      <w:r>
-        <w:t xml:space="preserve"> </w:t>
-      </w:r>
-      <w:r>
-        <w:rPr>
-          <w:b/>
-          <w:bCs/>
-        </w:rPr>
-        <w:t xml:space="preserve">no consensus</w:t>
-      </w:r>
-      <w:r>
-        <w:t xml:space="preserve"> </w:t>
-      </w:r>
-      <w:r>
-        <w:t xml:space="preserve">rather than being forced into a priority category. Where the distribution suggests meaningful polarization between stakeholder groups, this will be reported as stakeholder disagreement rather than treated as study failure.</w:t>
-      </w:r>
-    </w:p>
-    <w:p>
-      <w:pPr>
-        <w:pStyle w:val="FirstParagraph"/>
-      </w:pPr>
-      <w:r>
-        <w:rPr>
-          <w:b/>
-          <w:bCs/>
-        </w:rPr>
-        <w:t xml:space="preserve">Feedback and confidentiality</w:t>
-      </w:r>
-    </w:p>
-    <w:p>
-      <w:pPr>
-        <w:pStyle w:val="BodyText"/>
-      </w:pPr>
-      <w:r>
-        <w:t xml:space="preserve">The Delphi process will preserve participant confidentiality during rating. Only aggregated feedback will be provided. Individual participant identities and individual ratings will not be disclosed to other participants.</w:t>
-      </w:r>
-    </w:p>
-    <w:p>
-      <w:pPr>
-        <w:pStyle w:val="BodyText"/>
-      </w:pPr>
-      <w:r>
-        <w:t xml:space="preserve">Participants will not be anonymous to the designated members of the research team responsible for consent, round linkage, and data management. These members will have access to the contact file and the linkage identifier for the purpose of managing the study. The research team will maintain a separate contact file for round linkage. The linkage identifier will not be included in analytic datasets used for reporting.</w:t>
-      </w:r>
-    </w:p>
-    <w:p>
-      <w:pPr>
-        <w:pStyle w:val="BodyText"/>
-      </w:pPr>
-      <w:r>
-        <w:rPr>
-          <w:b/>
-          <w:bCs/>
-        </w:rPr>
-        <w:t xml:space="preserve">Panel Attrition and Response Monitoring</w:t>
-      </w:r>
-    </w:p>
-    <w:p>
-      <w:pPr>
-        <w:pStyle w:val="BodyText"/>
-      </w:pPr>
-      <w:r>
-        <w:t xml:space="preserve">Response rates will be calculated separately for each round using clearly specified denominators:</w:t>
-      </w:r>
-    </w:p>
-    <w:p>
-      <w:pPr>
-        <w:pStyle w:val="Compact"/>
-        <w:numPr>
-          <w:ilvl w:val="0"/>
-          <w:numId w:val="1020"/>
-        </w:numPr>
-      </w:pPr>
-      <w:r>
-        <w:t xml:space="preserve">invited participants;</w:t>
-      </w:r>
-    </w:p>
-    <w:p>
-      <w:pPr>
-        <w:pStyle w:val="Compact"/>
-        <w:numPr>
-          <w:ilvl w:val="0"/>
-          <w:numId w:val="1020"/>
-        </w:numPr>
-      </w:pPr>
-      <w:r>
-        <w:t xml:space="preserve">participants who completed the questionnaire; and</w:t>
-      </w:r>
-    </w:p>
-    <w:p>
-      <w:pPr>
-        <w:pStyle w:val="Compact"/>
-        <w:numPr>
-          <w:ilvl w:val="0"/>
-          <w:numId w:val="1020"/>
-        </w:numPr>
-      </w:pPr>
-      <w:r>
-        <w:t xml:space="preserve">participants retained for the second round.</w:t>
-      </w:r>
-    </w:p>
-    <w:p>
-      <w:pPr>
-        <w:pStyle w:val="FirstParagraph"/>
-      </w:pPr>
-      <w:r>
-        <w:t xml:space="preserve">Round-specific and cumulative attrition will be reported. The study will not impute missing Delphi ratings.</w:t>
-      </w:r>
-    </w:p>
-    <w:p>
-      <w:pPr>
-        <w:pStyle w:val="BodyText"/>
-      </w:pPr>
-      <w:r>
-        <w:t xml:space="preserve">Participants who do not complete Round 1 will not be included in Round 2. Participants who complete Round 1 but do not complete Round 2 will contribute their Round-1 data to Round-1 analyses but will not contribute to Round-2 consensus calculations.</w:t>
-      </w:r>
-    </w:p>
-    <w:bookmarkEnd w:id="27"/>
-    <w:bookmarkStart w:id="28" w:name="data-management"/>
+        <w:t xml:space="preserve">Subgroup analyses will be considered exploratory because the study is not powered to detect small between-group differences.</w:t>
+      </w:r>
+    </w:p>
+    <w:p>
+      <w:pPr>
+        <w:pStyle w:val="BodyText"/>
+      </w:pPr>
+      <w:r>
+        <w:t xml:space="preserve">Stakeholder-group analyses will be reported only when at least five participants from that stakeholder category provide valid ratings. A valid rating is a response within the prespecified 1–9 scale, excluding blank responses and “cannot judge/insufficient experience” responses where applicable.</w:t>
+      </w:r>
+    </w:p>
+    <w:p>
+      <w:pPr>
+        <w:pStyle w:val="BodyText"/>
+      </w:pPr>
+      <w:r>
+        <w:rPr>
+          <w:b/>
+          <w:bCs/>
+        </w:rPr>
+        <w:t xml:space="preserve">Sensitivity analyses</w:t>
+      </w:r>
+    </w:p>
+    <w:p>
+      <w:pPr>
+        <w:pStyle w:val="BodyText"/>
+      </w:pPr>
+      <w:r>
+        <w:t xml:space="preserve">Sensitivity analyses will examine whether conclusions change when only participants completing both rounds are considered.</w:t>
+      </w:r>
+    </w:p>
+    <w:p>
+      <w:pPr>
+        <w:pStyle w:val="BodyText"/>
+      </w:pPr>
+      <w:r>
+        <w:t xml:space="preserve">These analyses will be prespecified before the final analysis where feasible.</w:t>
+      </w:r>
+    </w:p>
+    <w:bookmarkEnd w:id="33"/>
+    <w:bookmarkStart w:id="34" w:name="bias-and-mitigation-strategies"/>
     <w:p>
       <w:pPr>
         <w:pStyle w:val="Heading1"/>
       </w:pPr>
       <w:r>
-        <w:t xml:space="preserve">9. Data Management</w:t>
-      </w:r>
-    </w:p>
-    <w:p>
-      <w:pPr>
-        <w:pStyle w:val="FirstParagraph"/>
-      </w:pPr>
-      <w:r>
-        <w:t xml:space="preserve">Survey data will be exported into a secure research dataset.</w:t>
-      </w:r>
-    </w:p>
-    <w:p>
-      <w:pPr>
-        <w:pStyle w:val="BodyText"/>
-      </w:pPr>
-      <w:r>
-        <w:t xml:space="preserve">The survey will use individualized participant links to support one response per participant per round. Duplicate or suspicious submissions will be reviewed using predefined data-quality rules. IP addresses and other technical metadata will not be used for participant identification.</w:t>
-      </w:r>
-    </w:p>
-    <w:p>
-      <w:pPr>
-        <w:pStyle w:val="BodyText"/>
-      </w:pPr>
-      <w:r>
-        <w:t xml:space="preserve">Data-quality procedures will include:</w:t>
-      </w:r>
-    </w:p>
-    <w:p>
-      <w:pPr>
-        <w:pStyle w:val="Compact"/>
-        <w:numPr>
-          <w:ilvl w:val="0"/>
-          <w:numId w:val="1021"/>
-        </w:numPr>
-      </w:pPr>
-      <w:r>
-        <w:t xml:space="preserve">verifying valid response ranges;</w:t>
-      </w:r>
-    </w:p>
-    <w:p>
-      <w:pPr>
-        <w:pStyle w:val="Compact"/>
-        <w:numPr>
-          <w:ilvl w:val="0"/>
-          <w:numId w:val="1021"/>
-        </w:numPr>
-      </w:pPr>
-      <w:r>
-        <w:t xml:space="preserve">documenting incomplete questionnaires;</w:t>
-      </w:r>
-    </w:p>
-    <w:p>
-      <w:pPr>
-        <w:pStyle w:val="Compact"/>
-        <w:numPr>
-          <w:ilvl w:val="0"/>
-          <w:numId w:val="1021"/>
-        </w:numPr>
-      </w:pPr>
-      <w:r>
-        <w:t xml:space="preserve">identifying implausible or internally inconsistent administrative data;</w:t>
-      </w:r>
-    </w:p>
-    <w:p>
-      <w:pPr>
-        <w:pStyle w:val="Compact"/>
-        <w:numPr>
-          <w:ilvl w:val="0"/>
-          <w:numId w:val="1021"/>
-        </w:numPr>
-      </w:pPr>
-      <w:r>
-        <w:t xml:space="preserve">maintaining a data-cleaning log; and</w:t>
-      </w:r>
-    </w:p>
-    <w:p>
-      <w:pPr>
-        <w:pStyle w:val="Compact"/>
-        <w:numPr>
-          <w:ilvl w:val="0"/>
-          <w:numId w:val="1021"/>
-        </w:numPr>
-      </w:pPr>
-      <w:r>
-        <w:t xml:space="preserve">preserving an analysis-ready dataset and a locked copy of the raw dataset.</w:t>
-      </w:r>
-    </w:p>
-    <w:p>
-      <w:pPr>
-        <w:pStyle w:val="FirstParagraph"/>
-      </w:pPr>
-      <w:r>
-        <w:t xml:space="preserve">Data will be retained for seven years after study completion in accordance with applicable institutional policy.</w:t>
-      </w:r>
-    </w:p>
-    <w:bookmarkEnd w:id="28"/>
-    <w:bookmarkStart w:id="29" w:name="statistical-analysis"/>
-    <w:p>
-      <w:pPr>
-        <w:pStyle w:val="Heading1"/>
-      </w:pPr>
-      <w:r>
-        <w:t xml:space="preserve">10. Statistical Analysis</w:t>
-      </w:r>
-    </w:p>
-    <w:p>
-      <w:pPr>
-        <w:pStyle w:val="FirstParagraph"/>
-      </w:pPr>
-      <w:r>
-        <w:rPr>
-          <w:b/>
-          <w:bCs/>
-        </w:rPr>
-        <w:t xml:space="preserve">Primary analysis</w:t>
-      </w:r>
-    </w:p>
-    <w:p>
-      <w:pPr>
-        <w:pStyle w:val="BodyText"/>
-      </w:pPr>
-      <w:r>
-        <w:t xml:space="preserve">Analysis will be primarily descriptive and consensus-based. For each item and each round, the following will be reported:</w:t>
-      </w:r>
-    </w:p>
-    <w:p>
-      <w:pPr>
-        <w:pStyle w:val="Compact"/>
-        <w:numPr>
-          <w:ilvl w:val="0"/>
-          <w:numId w:val="1022"/>
-        </w:numPr>
-      </w:pPr>
-      <w:r>
-        <w:t xml:space="preserve">number of valid responses;</w:t>
-      </w:r>
-    </w:p>
-    <w:p>
-      <w:pPr>
-        <w:pStyle w:val="Compact"/>
-        <w:numPr>
-          <w:ilvl w:val="0"/>
-          <w:numId w:val="1022"/>
-        </w:numPr>
-      </w:pPr>
-      <w:r>
-        <w:t xml:space="preserve">median;</w:t>
-      </w:r>
-    </w:p>
-    <w:p>
-      <w:pPr>
-        <w:pStyle w:val="Compact"/>
-        <w:numPr>
-          <w:ilvl w:val="0"/>
-          <w:numId w:val="1022"/>
-        </w:numPr>
-      </w:pPr>
-      <w:r>
-        <w:t xml:space="preserve">IQR;</w:t>
-      </w:r>
-    </w:p>
-    <w:p>
-      <w:pPr>
-        <w:pStyle w:val="Compact"/>
-        <w:numPr>
-          <w:ilvl w:val="0"/>
-          <w:numId w:val="1022"/>
-        </w:numPr>
-      </w:pPr>
-      <w:r>
-        <w:t xml:space="preserve">full response distribution;</w:t>
-      </w:r>
-    </w:p>
-    <w:p>
-      <w:pPr>
-        <w:pStyle w:val="Compact"/>
-        <w:numPr>
-          <w:ilvl w:val="0"/>
-          <w:numId w:val="1022"/>
-        </w:numPr>
-      </w:pPr>
-      <w:r>
-        <w:t xml:space="preserve">percentage rating 7–9;</w:t>
-      </w:r>
-    </w:p>
-    <w:p>
-      <w:pPr>
-        <w:pStyle w:val="Compact"/>
-        <w:numPr>
-          <w:ilvl w:val="0"/>
-          <w:numId w:val="1022"/>
-        </w:numPr>
-      </w:pPr>
-      <w:r>
-        <w:t xml:space="preserve">consensus classification; and</w:t>
-      </w:r>
-    </w:p>
-    <w:p>
-      <w:pPr>
-        <w:pStyle w:val="Compact"/>
-        <w:numPr>
-          <w:ilvl w:val="0"/>
-          <w:numId w:val="1022"/>
-        </w:numPr>
-      </w:pPr>
-      <w:r>
-        <w:t xml:space="preserve">item disposition between rounds.</w:t>
-      </w:r>
-    </w:p>
-    <w:p>
-      <w:pPr>
-        <w:pStyle w:val="FirstParagraph"/>
-      </w:pPr>
-      <w:r>
-        <w:t xml:space="preserve">Analyses will be performed using a current, documented version of R</w:t>
-      </w:r>
-      <w:r>
-        <w:t xml:space="preserve"> </w:t>
-      </w:r>
-      <w:r>
-        <w:t xml:space="preserve">[8]</w:t>
-      </w:r>
-      <w:r>
-        <w:t xml:space="preserve"> </w:t>
-      </w:r>
-      <w:r>
-        <w:t xml:space="preserve">and the compatible R integrated development environment (RStudio</w:t>
-      </w:r>
-      <w:r>
-        <w:t xml:space="preserve"> </w:t>
-      </w:r>
-      <w:r>
-        <w:t xml:space="preserve">[9]</w:t>
-      </w:r>
-      <w:r>
-        <w:t xml:space="preserve">). The exact versions used will be recorded in the analysis log.</w:t>
-      </w:r>
-    </w:p>
-    <w:p>
-      <w:pPr>
-        <w:pStyle w:val="BodyText"/>
-      </w:pPr>
-      <w:r>
-        <w:rPr>
-          <w:b/>
-          <w:bCs/>
-        </w:rPr>
-        <w:t xml:space="preserve">Change between rounds</w:t>
-      </w:r>
-    </w:p>
-    <w:p>
-      <w:pPr>
-        <w:pStyle w:val="BodyText"/>
-      </w:pPr>
-      <w:r>
-        <w:t xml:space="preserve">For retained items, Round-1 and Round-2 distributions will be compared descriptively using changes in median, IQR, and percentage agreement. The analysis will emphasize movement toward or away from consensus rather than statistical significance testing.</w:t>
-      </w:r>
-    </w:p>
-    <w:p>
-      <w:pPr>
-        <w:pStyle w:val="BodyText"/>
-      </w:pPr>
-      <w:r>
-        <w:rPr>
-          <w:b/>
-          <w:bCs/>
-        </w:rPr>
-        <w:t xml:space="preserve">Subgroup analysis</w:t>
-      </w:r>
-    </w:p>
-    <w:p>
-      <w:pPr>
-        <w:pStyle w:val="BodyText"/>
-      </w:pPr>
-      <w:r>
-        <w:t xml:space="preserve">Ratings will be examined descriptively by predefined stakeholder group:</w:t>
-      </w:r>
-    </w:p>
-    <w:p>
-      <w:pPr>
-        <w:pStyle w:val="Compact"/>
-        <w:numPr>
-          <w:ilvl w:val="0"/>
-          <w:numId w:val="1023"/>
-        </w:numPr>
-      </w:pPr>
-      <w:r>
-        <w:t xml:space="preserve">early-career researchers;</w:t>
-      </w:r>
-    </w:p>
-    <w:p>
-      <w:pPr>
-        <w:pStyle w:val="Compact"/>
-        <w:numPr>
-          <w:ilvl w:val="0"/>
-          <w:numId w:val="1023"/>
-        </w:numPr>
-      </w:pPr>
-      <w:r>
-        <w:t xml:space="preserve">supervisors;</w:t>
-      </w:r>
-    </w:p>
-    <w:p>
-      <w:pPr>
-        <w:pStyle w:val="Compact"/>
-        <w:numPr>
-          <w:ilvl w:val="0"/>
-          <w:numId w:val="1023"/>
-        </w:numPr>
-      </w:pPr>
-      <w:r>
-        <w:t xml:space="preserve">methodologists/biostatisticians; and</w:t>
-      </w:r>
-    </w:p>
-    <w:p>
-      <w:pPr>
-        <w:pStyle w:val="Compact"/>
-        <w:numPr>
-          <w:ilvl w:val="0"/>
-          <w:numId w:val="1023"/>
-        </w:numPr>
-      </w:pPr>
-      <w:r>
-        <w:t xml:space="preserve">institutional/governance stakeholders.</w:t>
-      </w:r>
-    </w:p>
-    <w:p>
-      <w:pPr>
-        <w:pStyle w:val="FirstParagraph"/>
-      </w:pPr>
-      <w:r>
-        <w:t xml:space="preserve">Subgroup analyses will be considered exploratory because the study is not powered to detect small between-group differences.</w:t>
-      </w:r>
-    </w:p>
-    <w:p>
-      <w:pPr>
-        <w:pStyle w:val="BodyText"/>
-      </w:pPr>
-      <w:r>
-        <w:t xml:space="preserve">Stakeholder-group analyses will be reported only when at least five participants from that stakeholder category provide valid ratings. A valid rating is a response within the prespecified 1–9 scale, excluding blank responses and “cannot judge/insufficient experience” responses where applicable.</w:t>
-      </w:r>
-    </w:p>
-    <w:p>
-      <w:pPr>
-        <w:pStyle w:val="BodyText"/>
-      </w:pPr>
-      <w:r>
-        <w:rPr>
-          <w:b/>
-          <w:bCs/>
-        </w:rPr>
-        <w:t xml:space="preserve">Sensitivity analyses</w:t>
-      </w:r>
-    </w:p>
-    <w:p>
-      <w:pPr>
-        <w:pStyle w:val="BodyText"/>
-      </w:pPr>
-      <w:r>
-        <w:t xml:space="preserve">Sensitivity analyses will examine whether conclusions change when only participants completing both rounds are considered.</w:t>
-      </w:r>
-    </w:p>
-    <w:p>
-      <w:pPr>
-        <w:pStyle w:val="BodyText"/>
-      </w:pPr>
-      <w:r>
-        <w:t xml:space="preserve">These analyses will be prespecified before the final analysis where feasible.</w:t>
-      </w:r>
-    </w:p>
-    <w:bookmarkEnd w:id="29"/>
-    <w:bookmarkStart w:id="30" w:name="bias-and-mitigation-strategies"/>
-    <w:p>
-      <w:pPr>
-        <w:pStyle w:val="Heading1"/>
-      </w:pPr>
-      <w:r>
         <w:t xml:space="preserve">11. Bias and Mitigation Strategies</w:t>
       </w:r>
     </w:p>
@@ -2697,7 +3507,7 @@
       <w:pPr>
         <w:numPr>
           <w:ilvl w:val="0"/>
-          <w:numId w:val="1024"/>
+          <w:numId w:val="1032"/>
         </w:numPr>
       </w:pPr>
       <w:r>
@@ -2708,7 +3518,7 @@
       <w:pPr>
         <w:numPr>
           <w:ilvl w:val="0"/>
-          <w:numId w:val="1024"/>
+          <w:numId w:val="1032"/>
         </w:numPr>
       </w:pPr>
       <w:r>
@@ -2719,15 +3529,15 @@
       <w:pPr>
         <w:numPr>
           <w:ilvl w:val="0"/>
-          <w:numId w:val="1024"/>
+          <w:numId w:val="1032"/>
         </w:numPr>
       </w:pPr>
       <w:r>
         <w:t xml:space="preserve">Attrition bias: Loss of participants between rounds may alter the final consensus. Attrition will therefore be reported by stakeholder group and considered when interpreting the findings.</w:t>
       </w:r>
     </w:p>
-    <w:bookmarkEnd w:id="30"/>
-    <w:bookmarkStart w:id="31" w:name="ethical-considerations"/>
+    <w:bookmarkEnd w:id="34"/>
+    <w:bookmarkStart w:id="35" w:name="ethical-considerations"/>
     <w:p>
       <w:pPr>
         <w:pStyle w:val="Heading1"/>
@@ -2814,7 +3624,7 @@
         <w:pStyle w:val="Compact"/>
         <w:numPr>
           <w:ilvl w:val="0"/>
-          <w:numId w:val="1025"/>
+          <w:numId w:val="1033"/>
         </w:numPr>
       </w:pPr>
       <w:r>
@@ -2826,7 +3636,7 @@
         <w:pStyle w:val="Compact"/>
         <w:numPr>
           <w:ilvl w:val="0"/>
-          <w:numId w:val="1025"/>
+          <w:numId w:val="1033"/>
         </w:numPr>
       </w:pPr>
       <w:r>
@@ -2838,7 +3648,7 @@
         <w:pStyle w:val="Compact"/>
         <w:numPr>
           <w:ilvl w:val="0"/>
-          <w:numId w:val="1025"/>
+          <w:numId w:val="1033"/>
         </w:numPr>
       </w:pPr>
       <w:r>
@@ -2850,7 +3660,7 @@
         <w:pStyle w:val="Compact"/>
         <w:numPr>
           <w:ilvl w:val="0"/>
-          <w:numId w:val="1025"/>
+          <w:numId w:val="1033"/>
         </w:numPr>
       </w:pPr>
       <w:r>
@@ -2862,7 +3672,7 @@
         <w:pStyle w:val="Compact"/>
         <w:numPr>
           <w:ilvl w:val="0"/>
-          <w:numId w:val="1025"/>
+          <w:numId w:val="1033"/>
         </w:numPr>
       </w:pPr>
       <w:r>
@@ -2874,7 +3684,7 @@
         <w:pStyle w:val="Compact"/>
         <w:numPr>
           <w:ilvl w:val="0"/>
-          <w:numId w:val="1025"/>
+          <w:numId w:val="1033"/>
         </w:numPr>
       </w:pPr>
       <w:r>
@@ -2886,7 +3696,7 @@
         <w:pStyle w:val="Compact"/>
         <w:numPr>
           <w:ilvl w:val="0"/>
-          <w:numId w:val="1025"/>
+          <w:numId w:val="1033"/>
         </w:numPr>
       </w:pPr>
       <w:r>
@@ -2898,7 +3708,7 @@
         <w:pStyle w:val="Compact"/>
         <w:numPr>
           <w:ilvl w:val="0"/>
-          <w:numId w:val="1025"/>
+          <w:numId w:val="1033"/>
         </w:numPr>
       </w:pPr>
       <w:r>
@@ -2910,7 +3720,7 @@
         <w:pStyle w:val="Compact"/>
         <w:numPr>
           <w:ilvl w:val="0"/>
-          <w:numId w:val="1025"/>
+          <w:numId w:val="1033"/>
         </w:numPr>
       </w:pPr>
       <w:r>
@@ -2922,7 +3732,7 @@
         <w:pStyle w:val="Compact"/>
         <w:numPr>
           <w:ilvl w:val="0"/>
-          <w:numId w:val="1025"/>
+          <w:numId w:val="1033"/>
         </w:numPr>
       </w:pPr>
       <w:r>
@@ -2990,7 +3800,7 @@
         <w:pStyle w:val="Compact"/>
         <w:numPr>
           <w:ilvl w:val="0"/>
-          <w:numId w:val="1026"/>
+          <w:numId w:val="1034"/>
         </w:numPr>
       </w:pPr>
       <w:r>
@@ -3002,7 +3812,7 @@
         <w:pStyle w:val="Compact"/>
         <w:numPr>
           <w:ilvl w:val="0"/>
-          <w:numId w:val="1026"/>
+          <w:numId w:val="1034"/>
         </w:numPr>
       </w:pPr>
       <w:r>
@@ -3014,7 +3824,7 @@
         <w:pStyle w:val="Compact"/>
         <w:numPr>
           <w:ilvl w:val="0"/>
-          <w:numId w:val="1026"/>
+          <w:numId w:val="1034"/>
         </w:numPr>
       </w:pPr>
       <w:r>
@@ -3026,7 +3836,7 @@
         <w:pStyle w:val="Compact"/>
         <w:numPr>
           <w:ilvl w:val="0"/>
-          <w:numId w:val="1026"/>
+          <w:numId w:val="1034"/>
         </w:numPr>
       </w:pPr>
       <w:r>
@@ -3038,7 +3848,7 @@
         <w:pStyle w:val="Compact"/>
         <w:numPr>
           <w:ilvl w:val="0"/>
-          <w:numId w:val="1026"/>
+          <w:numId w:val="1034"/>
         </w:numPr>
       </w:pPr>
       <w:r>
@@ -3137,8 +3947,8 @@
         <w:t xml:space="preserve">Participants will be asked to declare relevant conflicts where appropriate.</w:t>
       </w:r>
     </w:p>
-    <w:bookmarkEnd w:id="31"/>
-    <w:bookmarkStart w:id="32" w:name="interpretation-and-expected-outputs"/>
+    <w:bookmarkEnd w:id="35"/>
+    <w:bookmarkStart w:id="36" w:name="interpretation-and-expected-outputs"/>
     <w:p>
       <w:pPr>
         <w:pStyle w:val="Heading1"/>
@@ -3191,7 +4001,7 @@
       <w:pPr>
         <w:numPr>
           <w:ilvl w:val="0"/>
-          <w:numId w:val="1027"/>
+          <w:numId w:val="1035"/>
         </w:numPr>
       </w:pPr>
       <w:r>
@@ -3202,7 +4012,7 @@
       <w:pPr>
         <w:numPr>
           <w:ilvl w:val="0"/>
-          <w:numId w:val="1027"/>
+          <w:numId w:val="1035"/>
         </w:numPr>
       </w:pPr>
       <w:r>
@@ -3352,8 +4162,8 @@
         </w:tc>
       </w:tr>
     </w:tbl>
-    <w:bookmarkEnd w:id="32"/>
-    <w:bookmarkStart w:id="33" w:name="funding-registration-and-open-science"/>
+    <w:bookmarkEnd w:id="36"/>
+    <w:bookmarkStart w:id="37" w:name="funding-registration-and-open-science"/>
     <w:p>
       <w:pPr>
         <w:pStyle w:val="Heading1"/>
@@ -3416,8 +4226,8 @@
         <w:t xml:space="preserve">[10]</w:t>
       </w:r>
     </w:p>
-    <w:bookmarkEnd w:id="33"/>
-    <w:bookmarkStart w:id="34" w:name="timeline"/>
+    <w:bookmarkEnd w:id="37"/>
+    <w:bookmarkStart w:id="38" w:name="timeline"/>
     <w:p>
       <w:pPr>
         <w:pStyle w:val="Heading1"/>
@@ -3681,8 +4491,8 @@
         </w:tc>
       </w:tr>
     </w:tbl>
-    <w:bookmarkEnd w:id="34"/>
-    <w:bookmarkStart w:id="35" w:name="dissemination"/>
+    <w:bookmarkEnd w:id="38"/>
+    <w:bookmarkStart w:id="39" w:name="dissemination"/>
     <w:p>
       <w:pPr>
         <w:pStyle w:val="Heading1"/>
@@ -3704,7 +4514,7 @@
         <w:pStyle w:val="Compact"/>
         <w:numPr>
           <w:ilvl w:val="0"/>
-          <w:numId w:val="1028"/>
+          <w:numId w:val="1036"/>
         </w:numPr>
       </w:pPr>
       <w:r>
@@ -3716,7 +4526,7 @@
         <w:pStyle w:val="Compact"/>
         <w:numPr>
           <w:ilvl w:val="0"/>
-          <w:numId w:val="1028"/>
+          <w:numId w:val="1036"/>
         </w:numPr>
       </w:pPr>
       <w:r>
@@ -3728,7 +4538,7 @@
         <w:pStyle w:val="Compact"/>
         <w:numPr>
           <w:ilvl w:val="0"/>
-          <w:numId w:val="1028"/>
+          <w:numId w:val="1036"/>
         </w:numPr>
       </w:pPr>
       <w:r>
@@ -3748,7 +4558,7 @@
         <w:pStyle w:val="Compact"/>
         <w:numPr>
           <w:ilvl w:val="0"/>
-          <w:numId w:val="1029"/>
+          <w:numId w:val="1037"/>
         </w:numPr>
       </w:pPr>
       <w:r>
@@ -3760,7 +4570,7 @@
         <w:pStyle w:val="Compact"/>
         <w:numPr>
           <w:ilvl w:val="0"/>
-          <w:numId w:val="1029"/>
+          <w:numId w:val="1037"/>
         </w:numPr>
       </w:pPr>
       <w:r>
@@ -3772,7 +4582,7 @@
         <w:pStyle w:val="Compact"/>
         <w:numPr>
           <w:ilvl w:val="0"/>
-          <w:numId w:val="1029"/>
+          <w:numId w:val="1037"/>
         </w:numPr>
       </w:pPr>
       <w:r>
@@ -3784,15 +4594,15 @@
         <w:pStyle w:val="Compact"/>
         <w:numPr>
           <w:ilvl w:val="0"/>
-          <w:numId w:val="1029"/>
+          <w:numId w:val="1037"/>
         </w:numPr>
       </w:pPr>
       <w:r>
         <w:t xml:space="preserve">recommendations that require subsequent empirical evaluation.</w:t>
       </w:r>
     </w:p>
-    <w:bookmarkEnd w:id="35"/>
-    <w:bookmarkStart w:id="36" w:name="limitations"/>
+    <w:bookmarkEnd w:id="39"/>
+    <w:bookmarkStart w:id="40" w:name="limitations"/>
     <w:p>
       <w:pPr>
         <w:pStyle w:val="Heading1"/>
@@ -3809,8 +4619,8 @@
         <w:t xml:space="preserve">We anticipate limitations related to purposive sampling and selection bias; voluntary participation and attrition; limited representativeness; consensus not establishing causality; two rounds may not be sufficient for complex issues; small stakeholder subgroups; and intervention priorities requiring later implementation and effectiveness evaluation.</w:t>
       </w:r>
     </w:p>
-    <w:bookmarkEnd w:id="36"/>
-    <w:bookmarkStart w:id="44" w:name="appendices"/>
+    <w:bookmarkEnd w:id="40"/>
+    <w:bookmarkStart w:id="48" w:name="appendices"/>
     <w:p>
       <w:pPr>
         <w:pStyle w:val="Heading1"/>
@@ -3819,7 +4629,7 @@
         <w:t xml:space="preserve">18. Appendices</w:t>
       </w:r>
     </w:p>
-    <w:bookmarkStart w:id="37" w:name="appendix-1.-investigators-and-roles"/>
+    <w:bookmarkStart w:id="41" w:name="appendix-1.-investigators-and-roles"/>
     <w:p>
       <w:pPr>
         <w:pStyle w:val="Heading2"/>
@@ -3833,7 +4643,7 @@
         <w:pStyle w:val="Compact"/>
         <w:numPr>
           <w:ilvl w:val="0"/>
-          <w:numId w:val="1030"/>
+          <w:numId w:val="1038"/>
         </w:numPr>
       </w:pPr>
       <w:r>
@@ -3855,7 +4665,7 @@
         <w:pStyle w:val="Compact"/>
         <w:numPr>
           <w:ilvl w:val="0"/>
-          <w:numId w:val="1030"/>
+          <w:numId w:val="1038"/>
         </w:numPr>
       </w:pPr>
       <w:r>
@@ -3877,7 +4687,7 @@
         <w:pStyle w:val="Compact"/>
         <w:numPr>
           <w:ilvl w:val="0"/>
-          <w:numId w:val="1030"/>
+          <w:numId w:val="1038"/>
         </w:numPr>
       </w:pPr>
       <w:r>
@@ -3899,7 +4709,7 @@
         <w:pStyle w:val="Compact"/>
         <w:numPr>
           <w:ilvl w:val="0"/>
-          <w:numId w:val="1030"/>
+          <w:numId w:val="1038"/>
         </w:numPr>
       </w:pPr>
       <w:r>
@@ -3916,8 +4726,8 @@
         <w:t xml:space="preserve">Prof. Mohey El-Banna (Dean, Faculty of Medicine, MTI University) will lead a multidisciplinary advisory board representing early-career researchers, research supervisors, research-methodology experts, and institutional research leadership. The group will oversee protocol development, item generation, interpretation of Delphi findings, and preparation of the final priority framework. To protect participant confidentiality, advisory board members will not have access to identifiable individual responses or to response status linked to named individuals during the consensus process. Recruitment and reminders will be managed by designated research staff who have no supervisory relationship with potential participants.</w:t>
       </w:r>
     </w:p>
-    <w:bookmarkEnd w:id="37"/>
-    <w:bookmarkStart w:id="38" w:name="appendix-2.-proposed-barrier-domains"/>
+    <w:bookmarkEnd w:id="41"/>
+    <w:bookmarkStart w:id="42" w:name="appendix-2.-proposed-barrier-domains"/>
     <w:p>
       <w:pPr>
         <w:pStyle w:val="Heading2"/>
@@ -3931,7 +4741,7 @@
         <w:pStyle w:val="Compact"/>
         <w:numPr>
           <w:ilvl w:val="0"/>
-          <w:numId w:val="1031"/>
+          <w:numId w:val="1039"/>
         </w:numPr>
       </w:pPr>
       <w:r>
@@ -3943,7 +4753,7 @@
         <w:pStyle w:val="Compact"/>
         <w:numPr>
           <w:ilvl w:val="0"/>
-          <w:numId w:val="1031"/>
+          <w:numId w:val="1039"/>
         </w:numPr>
       </w:pPr>
       <w:r>
@@ -3955,7 +4765,7 @@
         <w:pStyle w:val="Compact"/>
         <w:numPr>
           <w:ilvl w:val="0"/>
-          <w:numId w:val="1031"/>
+          <w:numId w:val="1039"/>
         </w:numPr>
       </w:pPr>
       <w:r>
@@ -3967,7 +4777,7 @@
         <w:pStyle w:val="Compact"/>
         <w:numPr>
           <w:ilvl w:val="0"/>
-          <w:numId w:val="1031"/>
+          <w:numId w:val="1039"/>
         </w:numPr>
       </w:pPr>
       <w:r>
@@ -3979,7 +4789,7 @@
         <w:pStyle w:val="Compact"/>
         <w:numPr>
           <w:ilvl w:val="0"/>
-          <w:numId w:val="1031"/>
+          <w:numId w:val="1039"/>
         </w:numPr>
       </w:pPr>
       <w:r>
@@ -3991,7 +4801,7 @@
         <w:pStyle w:val="Compact"/>
         <w:numPr>
           <w:ilvl w:val="0"/>
-          <w:numId w:val="1031"/>
+          <w:numId w:val="1039"/>
         </w:numPr>
       </w:pPr>
       <w:r>
@@ -4003,7 +4813,7 @@
         <w:pStyle w:val="Compact"/>
         <w:numPr>
           <w:ilvl w:val="0"/>
-          <w:numId w:val="1031"/>
+          <w:numId w:val="1039"/>
         </w:numPr>
       </w:pPr>
       <w:r>
@@ -4015,7 +4825,7 @@
         <w:pStyle w:val="Compact"/>
         <w:numPr>
           <w:ilvl w:val="0"/>
-          <w:numId w:val="1031"/>
+          <w:numId w:val="1039"/>
         </w:numPr>
       </w:pPr>
       <w:r>
@@ -4027,7 +4837,7 @@
         <w:pStyle w:val="Compact"/>
         <w:numPr>
           <w:ilvl w:val="0"/>
-          <w:numId w:val="1031"/>
+          <w:numId w:val="1039"/>
         </w:numPr>
       </w:pPr>
       <w:r>
@@ -4039,7 +4849,7 @@
         <w:pStyle w:val="Compact"/>
         <w:numPr>
           <w:ilvl w:val="0"/>
-          <w:numId w:val="1031"/>
+          <w:numId w:val="1039"/>
         </w:numPr>
       </w:pPr>
       <w:r>
@@ -4051,7 +4861,7 @@
         <w:pStyle w:val="Compact"/>
         <w:numPr>
           <w:ilvl w:val="0"/>
-          <w:numId w:val="1031"/>
+          <w:numId w:val="1039"/>
         </w:numPr>
       </w:pPr>
       <w:r>
@@ -4063,7 +4873,7 @@
         <w:pStyle w:val="Compact"/>
         <w:numPr>
           <w:ilvl w:val="0"/>
-          <w:numId w:val="1031"/>
+          <w:numId w:val="1039"/>
         </w:numPr>
       </w:pPr>
       <w:r>
@@ -4075,7 +4885,7 @@
         <w:pStyle w:val="Compact"/>
         <w:numPr>
           <w:ilvl w:val="0"/>
-          <w:numId w:val="1031"/>
+          <w:numId w:val="1039"/>
         </w:numPr>
       </w:pPr>
       <w:r>
@@ -4087,7 +4897,7 @@
         <w:pStyle w:val="Compact"/>
         <w:numPr>
           <w:ilvl w:val="0"/>
-          <w:numId w:val="1031"/>
+          <w:numId w:val="1039"/>
         </w:numPr>
       </w:pPr>
       <w:r>
@@ -4099,7 +4909,7 @@
         <w:pStyle w:val="Compact"/>
         <w:numPr>
           <w:ilvl w:val="0"/>
-          <w:numId w:val="1031"/>
+          <w:numId w:val="1039"/>
         </w:numPr>
       </w:pPr>
       <w:r>
@@ -4111,7 +4921,7 @@
         <w:pStyle w:val="Compact"/>
         <w:numPr>
           <w:ilvl w:val="0"/>
-          <w:numId w:val="1031"/>
+          <w:numId w:val="1039"/>
         </w:numPr>
       </w:pPr>
       <w:r>
@@ -4123,15 +4933,15 @@
         <w:pStyle w:val="Compact"/>
         <w:numPr>
           <w:ilvl w:val="0"/>
-          <w:numId w:val="1031"/>
+          <w:numId w:val="1039"/>
         </w:numPr>
       </w:pPr>
       <w:r>
         <w:t xml:space="preserve">National research policy and infrastructure</w:t>
       </w:r>
     </w:p>
-    <w:bookmarkEnd w:id="38"/>
-    <w:bookmarkStart w:id="39" w:name="Xbad515ac281b62739dfb411df580324f52669ee"/>
+    <w:bookmarkEnd w:id="42"/>
+    <w:bookmarkStart w:id="43" w:name="Xbad515ac281b62739dfb411df580324f52669ee"/>
     <w:p>
       <w:pPr>
         <w:pStyle w:val="Heading2"/>
@@ -4145,7 +4955,7 @@
         <w:pStyle w:val="Compact"/>
         <w:numPr>
           <w:ilvl w:val="0"/>
-          <w:numId w:val="1032"/>
+          <w:numId w:val="1040"/>
         </w:numPr>
       </w:pPr>
       <w:r>
@@ -4157,7 +4967,7 @@
         <w:pStyle w:val="Compact"/>
         <w:numPr>
           <w:ilvl w:val="0"/>
-          <w:numId w:val="1032"/>
+          <w:numId w:val="1040"/>
         </w:numPr>
       </w:pPr>
       <w:r>
@@ -4169,7 +4979,7 @@
         <w:pStyle w:val="Compact"/>
         <w:numPr>
           <w:ilvl w:val="0"/>
-          <w:numId w:val="1032"/>
+          <w:numId w:val="1040"/>
         </w:numPr>
       </w:pPr>
       <w:r>
@@ -4181,7 +4991,7 @@
         <w:pStyle w:val="Compact"/>
         <w:numPr>
           <w:ilvl w:val="0"/>
-          <w:numId w:val="1032"/>
+          <w:numId w:val="1040"/>
         </w:numPr>
       </w:pPr>
       <w:r>
@@ -4193,7 +5003,7 @@
         <w:pStyle w:val="Compact"/>
         <w:numPr>
           <w:ilvl w:val="0"/>
-          <w:numId w:val="1032"/>
+          <w:numId w:val="1040"/>
         </w:numPr>
       </w:pPr>
       <w:r>
@@ -4205,7 +5015,7 @@
         <w:pStyle w:val="Compact"/>
         <w:numPr>
           <w:ilvl w:val="0"/>
-          <w:numId w:val="1032"/>
+          <w:numId w:val="1040"/>
         </w:numPr>
       </w:pPr>
       <w:r>
@@ -4217,7 +5027,7 @@
         <w:pStyle w:val="Compact"/>
         <w:numPr>
           <w:ilvl w:val="0"/>
-          <w:numId w:val="1032"/>
+          <w:numId w:val="1040"/>
         </w:numPr>
       </w:pPr>
       <w:r>
@@ -4229,7 +5039,7 @@
         <w:pStyle w:val="Compact"/>
         <w:numPr>
           <w:ilvl w:val="0"/>
-          <w:numId w:val="1032"/>
+          <w:numId w:val="1040"/>
         </w:numPr>
       </w:pPr>
       <w:r>
@@ -4241,7 +5051,7 @@
         <w:pStyle w:val="Compact"/>
         <w:numPr>
           <w:ilvl w:val="0"/>
-          <w:numId w:val="1032"/>
+          <w:numId w:val="1040"/>
         </w:numPr>
       </w:pPr>
       <w:r>
@@ -4253,7 +5063,7 @@
         <w:pStyle w:val="Compact"/>
         <w:numPr>
           <w:ilvl w:val="0"/>
-          <w:numId w:val="1032"/>
+          <w:numId w:val="1040"/>
         </w:numPr>
       </w:pPr>
       <w:r>
@@ -4265,7 +5075,7 @@
         <w:pStyle w:val="Compact"/>
         <w:numPr>
           <w:ilvl w:val="0"/>
-          <w:numId w:val="1032"/>
+          <w:numId w:val="1040"/>
         </w:numPr>
       </w:pPr>
       <w:r>
@@ -4277,7 +5087,7 @@
         <w:pStyle w:val="Compact"/>
         <w:numPr>
           <w:ilvl w:val="0"/>
-          <w:numId w:val="1032"/>
+          <w:numId w:val="1040"/>
         </w:numPr>
       </w:pPr>
       <w:r>
@@ -4289,7 +5099,7 @@
         <w:pStyle w:val="Compact"/>
         <w:numPr>
           <w:ilvl w:val="0"/>
-          <w:numId w:val="1032"/>
+          <w:numId w:val="1040"/>
         </w:numPr>
       </w:pPr>
       <w:r>
@@ -4301,7 +5111,7 @@
         <w:pStyle w:val="Compact"/>
         <w:numPr>
           <w:ilvl w:val="0"/>
-          <w:numId w:val="1032"/>
+          <w:numId w:val="1040"/>
         </w:numPr>
       </w:pPr>
       <w:r>
@@ -4313,15 +5123,15 @@
         <w:pStyle w:val="Compact"/>
         <w:numPr>
           <w:ilvl w:val="0"/>
-          <w:numId w:val="1032"/>
+          <w:numId w:val="1040"/>
         </w:numPr>
       </w:pPr>
       <w:r>
         <w:t xml:space="preserve">Mechanisms for dissemination and uptake of research findings</w:t>
       </w:r>
     </w:p>
-    <w:bookmarkEnd w:id="39"/>
-    <w:bookmarkStart w:id="40" w:name="appendix-4.-study-level-audit-trail"/>
+    <w:bookmarkEnd w:id="43"/>
+    <w:bookmarkStart w:id="44" w:name="appendix-4.-study-level-audit-trail"/>
     <w:p>
       <w:pPr>
         <w:pStyle w:val="Heading2"/>
@@ -4343,7 +5153,7 @@
         <w:pStyle w:val="Compact"/>
         <w:numPr>
           <w:ilvl w:val="0"/>
-          <w:numId w:val="1033"/>
+          <w:numId w:val="1041"/>
         </w:numPr>
       </w:pPr>
       <w:r>
@@ -4355,7 +5165,7 @@
         <w:pStyle w:val="Compact"/>
         <w:numPr>
           <w:ilvl w:val="0"/>
-          <w:numId w:val="1033"/>
+          <w:numId w:val="1041"/>
         </w:numPr>
       </w:pPr>
       <w:r>
@@ -4367,7 +5177,7 @@
         <w:pStyle w:val="Compact"/>
         <w:numPr>
           <w:ilvl w:val="0"/>
-          <w:numId w:val="1033"/>
+          <w:numId w:val="1041"/>
         </w:numPr>
       </w:pPr>
       <w:r>
@@ -4379,7 +5189,7 @@
         <w:pStyle w:val="Compact"/>
         <w:numPr>
           <w:ilvl w:val="0"/>
-          <w:numId w:val="1033"/>
+          <w:numId w:val="1041"/>
         </w:numPr>
       </w:pPr>
       <w:r>
@@ -4391,7 +5201,7 @@
         <w:pStyle w:val="Compact"/>
         <w:numPr>
           <w:ilvl w:val="0"/>
-          <w:numId w:val="1033"/>
+          <w:numId w:val="1041"/>
         </w:numPr>
       </w:pPr>
       <w:r>
@@ -4403,7 +5213,7 @@
         <w:pStyle w:val="Compact"/>
         <w:numPr>
           <w:ilvl w:val="0"/>
-          <w:numId w:val="1033"/>
+          <w:numId w:val="1041"/>
         </w:numPr>
       </w:pPr>
       <w:r>
@@ -4415,7 +5225,7 @@
         <w:pStyle w:val="Compact"/>
         <w:numPr>
           <w:ilvl w:val="0"/>
-          <w:numId w:val="1033"/>
+          <w:numId w:val="1041"/>
         </w:numPr>
       </w:pPr>
       <w:r>
@@ -4427,7 +5237,7 @@
         <w:pStyle w:val="Compact"/>
         <w:numPr>
           <w:ilvl w:val="0"/>
-          <w:numId w:val="1033"/>
+          <w:numId w:val="1041"/>
         </w:numPr>
       </w:pPr>
       <w:r>
@@ -4439,7 +5249,7 @@
         <w:pStyle w:val="Compact"/>
         <w:numPr>
           <w:ilvl w:val="0"/>
-          <w:numId w:val="1033"/>
+          <w:numId w:val="1041"/>
         </w:numPr>
       </w:pPr>
       <w:r>
@@ -4451,7 +5261,7 @@
         <w:pStyle w:val="Compact"/>
         <w:numPr>
           <w:ilvl w:val="0"/>
-          <w:numId w:val="1033"/>
+          <w:numId w:val="1041"/>
         </w:numPr>
       </w:pPr>
       <w:r>
@@ -4463,7 +5273,7 @@
         <w:pStyle w:val="Compact"/>
         <w:numPr>
           <w:ilvl w:val="0"/>
-          <w:numId w:val="1033"/>
+          <w:numId w:val="1041"/>
         </w:numPr>
       </w:pPr>
       <w:r>
@@ -4475,7 +5285,7 @@
         <w:pStyle w:val="Compact"/>
         <w:numPr>
           <w:ilvl w:val="0"/>
-          <w:numId w:val="1033"/>
+          <w:numId w:val="1041"/>
         </w:numPr>
       </w:pPr>
       <w:r>
@@ -4487,15 +5297,15 @@
         <w:pStyle w:val="Compact"/>
         <w:numPr>
           <w:ilvl w:val="0"/>
-          <w:numId w:val="1033"/>
+          <w:numId w:val="1041"/>
         </w:numPr>
       </w:pPr>
       <w:r>
         <w:t xml:space="preserve">and documented protocol deviations.</w:t>
       </w:r>
     </w:p>
-    <w:bookmarkEnd w:id="40"/>
-    <w:bookmarkStart w:id="42" w:name="sec-pis"/>
+    <w:bookmarkEnd w:id="44"/>
+    <w:bookmarkStart w:id="46" w:name="sec-pis"/>
     <w:p>
       <w:pPr>
         <w:pStyle w:val="Heading2"/>
@@ -4613,7 +5423,7 @@
         <w:pStyle w:val="Compact"/>
         <w:numPr>
           <w:ilvl w:val="0"/>
-          <w:numId w:val="1034"/>
+          <w:numId w:val="1042"/>
         </w:numPr>
       </w:pPr>
       <w:r>
@@ -4625,7 +5435,7 @@
         <w:pStyle w:val="Compact"/>
         <w:numPr>
           <w:ilvl w:val="0"/>
-          <w:numId w:val="1034"/>
+          <w:numId w:val="1042"/>
         </w:numPr>
       </w:pPr>
       <w:r>
@@ -4637,7 +5447,7 @@
         <w:pStyle w:val="Compact"/>
         <w:numPr>
           <w:ilvl w:val="0"/>
-          <w:numId w:val="1034"/>
+          <w:numId w:val="1042"/>
         </w:numPr>
       </w:pPr>
       <w:r>
@@ -4677,7 +5487,7 @@
         <w:pStyle w:val="Compact"/>
         <w:numPr>
           <w:ilvl w:val="0"/>
-          <w:numId w:val="1035"/>
+          <w:numId w:val="1043"/>
         </w:numPr>
       </w:pPr>
       <w:r>
@@ -4689,7 +5499,7 @@
         <w:pStyle w:val="Compact"/>
         <w:numPr>
           <w:ilvl w:val="0"/>
-          <w:numId w:val="1035"/>
+          <w:numId w:val="1043"/>
         </w:numPr>
       </w:pPr>
       <w:r>
@@ -4701,7 +5511,7 @@
         <w:pStyle w:val="Compact"/>
         <w:numPr>
           <w:ilvl w:val="0"/>
-          <w:numId w:val="1035"/>
+          <w:numId w:val="1043"/>
         </w:numPr>
       </w:pPr>
       <w:r>
@@ -4713,7 +5523,7 @@
         <w:pStyle w:val="Compact"/>
         <w:numPr>
           <w:ilvl w:val="0"/>
-          <w:numId w:val="1035"/>
+          <w:numId w:val="1043"/>
         </w:numPr>
       </w:pPr>
       <w:r>
@@ -4745,14 +5555,6 @@
         <w:pStyle w:val="BodyText"/>
       </w:pPr>
       <w:r>
-        <w:t xml:space="preserve">This is a two-round online modified Delphi study.</w:t>
-      </w:r>
-    </w:p>
-    <w:p>
-      <w:pPr>
-        <w:pStyle w:val="BodyText"/>
-      </w:pPr>
-      <w:r>
         <w:rPr>
           <w:b/>
           <w:bCs/>
@@ -4765,43 +5567,47 @@
         <w:pStyle w:val="BodyText"/>
       </w:pPr>
       <w:r>
-        <w:t xml:space="preserve">If you agree to participate:</w:t>
-      </w:r>
-    </w:p>
-    <w:p>
-      <w:pPr>
-        <w:pStyle w:val="Compact"/>
-        <w:numPr>
-          <w:ilvl w:val="0"/>
-          <w:numId w:val="1036"/>
-        </w:numPr>
-      </w:pPr>
-      <w:r>
-        <w:t xml:space="preserve">You will complete an electronic consent form.</w:t>
-      </w:r>
-    </w:p>
-    <w:p>
-      <w:pPr>
-        <w:pStyle w:val="Compact"/>
-        <w:numPr>
-          <w:ilvl w:val="0"/>
-          <w:numId w:val="1036"/>
-        </w:numPr>
-      </w:pPr>
-      <w:r>
-        <w:t xml:space="preserve">You will be asked a small number of background questions, such as your stakeholder category, career stage, type of institution, and research-related experience.</w:t>
-      </w:r>
-    </w:p>
-    <w:p>
-      <w:pPr>
-        <w:pStyle w:val="Compact"/>
-        <w:numPr>
-          <w:ilvl w:val="0"/>
-          <w:numId w:val="1036"/>
-        </w:numPr>
-      </w:pPr>
-      <w:r>
-        <w:t xml:space="preserve">You will rate a series of candidate barriers on two 9-point scales:</w:t>
+        <w:t xml:space="preserve">If you agree to participate, you will complete an electronic consent form and a questionnaire that includes:</w:t>
+      </w:r>
+    </w:p>
+    <w:p>
+      <w:pPr>
+        <w:pStyle w:val="Compact"/>
+        <w:numPr>
+          <w:ilvl w:val="0"/>
+          <w:numId w:val="1044"/>
+        </w:numPr>
+      </w:pPr>
+      <w:r>
+        <w:t xml:space="preserve">A small number of background questions.</w:t>
+      </w:r>
+    </w:p>
+    <w:p>
+      <w:pPr>
+        <w:pStyle w:val="Compact"/>
+        <w:numPr>
+          <w:ilvl w:val="0"/>
+          <w:numId w:val="1044"/>
+        </w:numPr>
+      </w:pPr>
+      <w:r>
+        <w:t xml:space="preserve">Ratings of candidate</w:t>
+      </w:r>
+      <w:r>
+        <w:t xml:space="preserve"> </w:t>
+      </w:r>
+      <w:r>
+        <w:rPr>
+          <w:b/>
+          <w:bCs/>
+        </w:rPr>
+        <w:t xml:space="preserve">barriers</w:t>
+      </w:r>
+      <w:r>
+        <w:t xml:space="preserve"> </w:t>
+      </w:r>
+      <w:r>
+        <w:t xml:space="preserve">to valid, relevant, and high-value medical research among early-career researchers in Egypt, using:</w:t>
       </w:r>
     </w:p>
     <w:p>
@@ -4809,7 +5615,7 @@
         <w:pStyle w:val="Compact"/>
         <w:numPr>
           <w:ilvl w:val="1"/>
-          <w:numId w:val="1037"/>
+          <w:numId w:val="1045"/>
         </w:numPr>
       </w:pPr>
       <w:r>
@@ -4823,7 +5629,7 @@
         <w:t xml:space="preserve"> </w:t>
       </w:r>
       <w:r>
-        <w:t xml:space="preserve">from 1 = not important at all to 9 = extremely important.</w:t>
+        <w:t xml:space="preserve">1 = not important at all to 9 = extremely important.</w:t>
       </w:r>
     </w:p>
     <w:p>
@@ -4831,7 +5637,7 @@
         <w:pStyle w:val="Compact"/>
         <w:numPr>
           <w:ilvl w:val="1"/>
-          <w:numId w:val="1037"/>
+          <w:numId w:val="1045"/>
         </w:numPr>
       </w:pPr>
       <w:r>
@@ -4845,31 +5651,115 @@
         <w:t xml:space="preserve"> </w:t>
       </w:r>
       <w:r>
-        <w:t xml:space="preserve">from 1 = not modifiable to 9 = highly modifiable.</w:t>
-      </w:r>
-    </w:p>
-    <w:p>
-      <w:pPr>
-        <w:pStyle w:val="Compact"/>
-        <w:numPr>
-          <w:ilvl w:val="0"/>
-          <w:numId w:val="1036"/>
-        </w:numPr>
-      </w:pPr>
-      <w:r>
-        <w:t xml:space="preserve">You may select “cannot judge / insufficient experience” for any item you do not feel able to rate.</w:t>
-      </w:r>
-    </w:p>
-    <w:p>
-      <w:pPr>
-        <w:pStyle w:val="Compact"/>
-        <w:numPr>
-          <w:ilvl w:val="0"/>
-          <w:numId w:val="1036"/>
-        </w:numPr>
-      </w:pPr>
-      <w:r>
-        <w:t xml:space="preserve">You may provide optional comments or suggest additional barriers.</w:t>
+        <w:t xml:space="preserve">1 = not modifiable at all to 9 = highly modifiable.</w:t>
+      </w:r>
+    </w:p>
+    <w:p>
+      <w:pPr>
+        <w:pStyle w:val="Compact"/>
+        <w:numPr>
+          <w:ilvl w:val="0"/>
+          <w:numId w:val="1044"/>
+        </w:numPr>
+      </w:pPr>
+      <w:r>
+        <w:t xml:space="preserve">Ratings of candidate</w:t>
+      </w:r>
+      <w:r>
+        <w:t xml:space="preserve"> </w:t>
+      </w:r>
+      <w:r>
+        <w:rPr>
+          <w:b/>
+          <w:bCs/>
+        </w:rPr>
+        <w:t xml:space="preserve">interventions</w:t>
+      </w:r>
+      <w:r>
+        <w:t xml:space="preserve"> </w:t>
+      </w:r>
+      <w:r>
+        <w:t xml:space="preserve">to address these barriers, using:</w:t>
+      </w:r>
+    </w:p>
+    <w:p>
+      <w:pPr>
+        <w:pStyle w:val="Compact"/>
+        <w:numPr>
+          <w:ilvl w:val="1"/>
+          <w:numId w:val="1046"/>
+        </w:numPr>
+      </w:pPr>
+      <w:r>
+        <w:rPr>
+          <w:b/>
+          <w:bCs/>
+        </w:rPr>
+        <w:t xml:space="preserve">Importance/potential impact:</w:t>
+      </w:r>
+      <w:r>
+        <w:t xml:space="preserve"> </w:t>
+      </w:r>
+      <w:r>
+        <w:t xml:space="preserve">1 = not important/no meaningful impact to 9 = extremely important/very high potential impact.</w:t>
+      </w:r>
+    </w:p>
+    <w:p>
+      <w:pPr>
+        <w:pStyle w:val="Compact"/>
+        <w:numPr>
+          <w:ilvl w:val="1"/>
+          <w:numId w:val="1046"/>
+        </w:numPr>
+      </w:pPr>
+      <w:r>
+        <w:rPr>
+          <w:b/>
+          <w:bCs/>
+        </w:rPr>
+        <w:t xml:space="preserve">Feasibility in the Egyptian context:</w:t>
+      </w:r>
+      <w:r>
+        <w:t xml:space="preserve"> </w:t>
+      </w:r>
+      <w:r>
+        <w:t xml:space="preserve">1 = not feasible to 9 = highly feasible.</w:t>
+      </w:r>
+    </w:p>
+    <w:p>
+      <w:pPr>
+        <w:pStyle w:val="Compact"/>
+        <w:numPr>
+          <w:ilvl w:val="0"/>
+          <w:numId w:val="1044"/>
+        </w:numPr>
+      </w:pPr>
+      <w:r>
+        <w:t xml:space="preserve">For each intervention, a question on the main level at which it should be implemented.</w:t>
+      </w:r>
+    </w:p>
+    <w:p>
+      <w:pPr>
+        <w:pStyle w:val="Compact"/>
+        <w:numPr>
+          <w:ilvl w:val="0"/>
+          <w:numId w:val="1044"/>
+        </w:numPr>
+      </w:pPr>
+      <w:r>
+        <w:t xml:space="preserve">Optional comments and suggestions for additional barriers or interventions.</w:t>
+      </w:r>
+    </w:p>
+    <w:p>
+      <w:pPr>
+        <w:pStyle w:val="Compact"/>
+        <w:numPr>
+          <w:ilvl w:val="0"/>
+          <w:numId w:val="1044"/>
+        </w:numPr>
+      </w:pPr>
+      <w:r>
+        <w:t xml:space="preserve">A question asking you to select up to three interventions that should be prioritized first.</w:t>
       </w:r>
     </w:p>
     <w:p>
@@ -4877,6 +5767,38 @@
         <w:pStyle w:val="FirstParagraph"/>
       </w:pPr>
       <w:r>
+        <w:t xml:space="preserve">You may select</w:t>
+      </w:r>
+      <w:r>
+        <w:t xml:space="preserve"> </w:t>
+      </w:r>
+      <w:r>
+        <w:rPr>
+          <w:b/>
+          <w:bCs/>
+        </w:rPr>
+        <w:t xml:space="preserve">“Cannot judge / insufficient experience”</w:t>
+      </w:r>
+      <w:r>
+        <w:t xml:space="preserve"> </w:t>
+      </w:r>
+      <w:r>
+        <w:t xml:space="preserve">for any item you do not feel able to rate.</w:t>
+      </w:r>
+    </w:p>
+    <w:p>
+      <w:pPr>
+        <w:pStyle w:val="BodyText"/>
+      </w:pPr>
+      <w:r>
+        <w:t xml:space="preserve">You will be asked to consider the Egyptian research system as a whole, rather than any particular person, department, university, hospital, or organization.</w:t>
+      </w:r>
+    </w:p>
+    <w:p>
+      <w:pPr>
+        <w:pStyle w:val="BodyText"/>
+      </w:pPr>
+      <w:r>
         <w:t xml:space="preserve">Round 1 is expected to take approximately</w:t>
       </w:r>
       <w:r>
@@ -4887,7 +5809,7 @@
           <w:b/>
           <w:bCs/>
         </w:rPr>
-        <w:t xml:space="preserve">20 minutes</w:t>
+        <w:t xml:space="preserve">30–35 minutes</w:t>
       </w:r>
       <w:r>
         <w:t xml:space="preserve">.</w:t>
@@ -4910,99 +5832,107 @@
         <w:pStyle w:val="BodyText"/>
       </w:pPr>
       <w:r>
-        <w:t xml:space="preserve">Participants who complete Round 1 may be invited to take part in Round 2. In Round 2:</w:t>
-      </w:r>
-    </w:p>
-    <w:p>
-      <w:pPr>
-        <w:pStyle w:val="Compact"/>
-        <w:numPr>
-          <w:ilvl w:val="0"/>
-          <w:numId w:val="1038"/>
-        </w:numPr>
-      </w:pPr>
-      <w:r>
-        <w:t xml:space="preserve">You will receive anonymized group-level feedback from Round 1, such as the number of valid responses, median rating, interquartile range, and proportion of participants giving high ratings.</w:t>
-      </w:r>
-    </w:p>
-    <w:p>
-      <w:pPr>
-        <w:pStyle w:val="Compact"/>
-        <w:numPr>
-          <w:ilvl w:val="0"/>
-          <w:numId w:val="1038"/>
-        </w:numPr>
-      </w:pPr>
-      <w:r>
-        <w:t xml:space="preserve">You will be asked to reconsider and re-rate retained or revised barrier items.</w:t>
-      </w:r>
-    </w:p>
-    <w:p>
-      <w:pPr>
-        <w:pStyle w:val="Compact"/>
-        <w:numPr>
-          <w:ilvl w:val="0"/>
-          <w:numId w:val="1038"/>
-        </w:numPr>
-      </w:pPr>
-      <w:r>
-        <w:t xml:space="preserve">You will rate candidate interventions according to:</w:t>
-      </w:r>
-    </w:p>
-    <w:p>
-      <w:pPr>
-        <w:pStyle w:val="Compact"/>
-        <w:numPr>
-          <w:ilvl w:val="1"/>
-          <w:numId w:val="1039"/>
-        </w:numPr>
-      </w:pPr>
-      <w:r>
-        <w:rPr>
-          <w:b/>
-          <w:bCs/>
-        </w:rPr>
-        <w:t xml:space="preserve">Importance/potential impact:</w:t>
+        <w:t xml:space="preserve">Participants who complete Round 1 may be invited to Round 2. You will receive anonymized group-level feedback from Round 1 and will be asked to reconsider and re-rate retained or revised barrier and intervention items.</w:t>
+      </w:r>
+    </w:p>
+    <w:p>
+      <w:pPr>
+        <w:pStyle w:val="BodyText"/>
+      </w:pPr>
+      <w:r>
+        <w:t xml:space="preserve">You will also be asked to identify up to three interventions that should be prioritized first because they are both important and feasible in the Egyptian context.</w:t>
+      </w:r>
+    </w:p>
+    <w:p>
+      <w:pPr>
+        <w:pStyle w:val="BodyText"/>
+      </w:pPr>
+      <w:r>
+        <w:rPr>
+          <w:b/>
+          <w:bCs/>
+        </w:rPr>
+        <w:t xml:space="preserve">What should I consider when responding?</w:t>
+      </w:r>
+    </w:p>
+    <w:p>
+      <w:pPr>
+        <w:pStyle w:val="BodyText"/>
+      </w:pPr>
+      <w:r>
+        <w:t xml:space="preserve">Please consider the Egyptian medical research system as a whole. The purpose is not to assign blame to individual researchers, supervisors, departments, universities, hospitals, ethics committees, or funding bodies.</w:t>
+      </w:r>
+    </w:p>
+    <w:p>
+      <w:pPr>
+        <w:pStyle w:val="BodyText"/>
+      </w:pPr>
+      <w:r>
+        <w:t xml:space="preserve">Please do</w:t>
       </w:r>
       <w:r>
         <w:t xml:space="preserve"> </w:t>
       </w:r>
       <w:r>
-        <w:t xml:space="preserve">from 1 = not important/no meaningful impact to 9 = extremely important/very high potential impact.</w:t>
-      </w:r>
-    </w:p>
-    <w:p>
-      <w:pPr>
-        <w:pStyle w:val="Compact"/>
-        <w:numPr>
-          <w:ilvl w:val="1"/>
-          <w:numId w:val="1039"/>
-        </w:numPr>
-      </w:pPr>
-      <w:r>
-        <w:rPr>
-          <w:b/>
-          <w:bCs/>
-        </w:rPr>
-        <w:t xml:space="preserve">Feasibility:</w:t>
+        <w:rPr>
+          <w:b/>
+          <w:bCs/>
+        </w:rPr>
+        <w:t xml:space="preserve">not</w:t>
       </w:r>
       <w:r>
         <w:t xml:space="preserve"> </w:t>
       </w:r>
       <w:r>
-        <w:t xml:space="preserve">from 1 = not feasible to 9 = highly feasible.</w:t>
-      </w:r>
-    </w:p>
-    <w:p>
-      <w:pPr>
-        <w:pStyle w:val="Compact"/>
-        <w:numPr>
-          <w:ilvl w:val="0"/>
-          <w:numId w:val="1038"/>
-        </w:numPr>
-      </w:pPr>
-      <w:r>
-        <w:t xml:space="preserve">You may again select “cannot judge / insufficient experience” and provide optional comments.</w:t>
+        <w:t xml:space="preserve">include:</w:t>
+      </w:r>
+    </w:p>
+    <w:p>
+      <w:pPr>
+        <w:pStyle w:val="Compact"/>
+        <w:numPr>
+          <w:ilvl w:val="0"/>
+          <w:numId w:val="1047"/>
+        </w:numPr>
+      </w:pPr>
+      <w:r>
+        <w:t xml:space="preserve">Names of colleagues, supervisors, students, institutions, departments, hospitals, or organizations.</w:t>
+      </w:r>
+    </w:p>
+    <w:p>
+      <w:pPr>
+        <w:pStyle w:val="Compact"/>
+        <w:numPr>
+          <w:ilvl w:val="0"/>
+          <w:numId w:val="1047"/>
+        </w:numPr>
+      </w:pPr>
+      <w:r>
+        <w:t xml:space="preserve">Confidential organizational information.</w:t>
+      </w:r>
+    </w:p>
+    <w:p>
+      <w:pPr>
+        <w:pStyle w:val="Compact"/>
+        <w:numPr>
+          <w:ilvl w:val="0"/>
+          <w:numId w:val="1047"/>
+        </w:numPr>
+      </w:pPr>
+      <w:r>
+        <w:t xml:space="preserve">Allegations about named individuals.</w:t>
+      </w:r>
+    </w:p>
+    <w:p>
+      <w:pPr>
+        <w:pStyle w:val="Compact"/>
+        <w:numPr>
+          <w:ilvl w:val="0"/>
+          <w:numId w:val="1047"/>
+        </w:numPr>
+      </w:pPr>
+      <w:r>
+        <w:t xml:space="preserve">Information that could identify you or another person.</w:t>
       </w:r>
     </w:p>
     <w:p>
@@ -5010,205 +5940,84 @@
         <w:pStyle w:val="FirstParagraph"/>
       </w:pPr>
       <w:r>
-        <w:t xml:space="preserve">Round 2 is expected to take approximately</w:t>
+        <w:t xml:space="preserve">If identifying information is entered into a free-text comment, the research team may remove or redact it before analysis, feedback, or reporting.</w:t>
+      </w:r>
+    </w:p>
+    <w:p>
+      <w:pPr>
+        <w:pStyle w:val="BodyText"/>
+      </w:pPr>
+      <w:r>
+        <w:rPr>
+          <w:b/>
+          <w:bCs/>
+        </w:rPr>
+        <w:t xml:space="preserve">Is participation voluntary?</w:t>
+      </w:r>
+    </w:p>
+    <w:p>
+      <w:pPr>
+        <w:pStyle w:val="BodyText"/>
+      </w:pPr>
+      <w:r>
+        <w:t xml:space="preserve">Yes. Participation is completely voluntary.</w:t>
+      </w:r>
+    </w:p>
+    <w:p>
+      <w:pPr>
+        <w:pStyle w:val="BodyText"/>
+      </w:pPr>
+      <w:r>
+        <w:t xml:space="preserve">You may decline to participate without giving a reason. If you choose not to participate, there will be no penalty and no effect on your academic standing, supervision, assessment, employment, promotion, professional relationships, access to services, or future opportunities.</w:t>
+      </w:r>
+    </w:p>
+    <w:p>
+      <w:pPr>
+        <w:pStyle w:val="BodyText"/>
+      </w:pPr>
+      <w:r>
+        <w:t xml:space="preserve">This is particularly important for junior participants: your supervisor, department, institution, or university will not be informed of whether you accepted or declined the invitation, except where they already know through their own independent means.</w:t>
+      </w:r>
+    </w:p>
+    <w:p>
+      <w:pPr>
+        <w:pStyle w:val="BodyText"/>
+      </w:pPr>
+      <w:r>
+        <w:t xml:space="preserve">You may skip any optional question. However, you must provide enough required ratings for your questionnaire to be considered complete according to the study’s prespecified completion rules.</w:t>
+      </w:r>
+    </w:p>
+    <w:p>
+      <w:pPr>
+        <w:pStyle w:val="BodyText"/>
+      </w:pPr>
+      <w:r>
+        <w:rPr>
+          <w:b/>
+          <w:bCs/>
+        </w:rPr>
+        <w:t xml:space="preserve">Can I withdraw?</w:t>
+      </w:r>
+    </w:p>
+    <w:p>
+      <w:pPr>
+        <w:pStyle w:val="BodyText"/>
+      </w:pPr>
+      <w:r>
+        <w:t xml:space="preserve">You may stop the survey at any time before submitting it, without giving a reason.</w:t>
+      </w:r>
+    </w:p>
+    <w:p>
+      <w:pPr>
+        <w:pStyle w:val="BodyText"/>
+      </w:pPr>
+      <w:r>
+        <w:t xml:space="preserve">After submitting a survey, you may request withdrawal of your data by contacting the research team at</w:t>
       </w:r>
       <w:r>
         <w:t xml:space="preserve"> </w:t>
       </w:r>
-      <w:r>
-        <w:rPr>
-          <w:b/>
-          <w:bCs/>
-        </w:rPr>
-        <w:t xml:space="preserve">20 minutes</w:t>
-      </w:r>
-      <w:r>
-        <w:t xml:space="preserve">.</w:t>
-      </w:r>
-    </w:p>
-    <w:p>
-      <w:pPr>
-        <w:pStyle w:val="BodyText"/>
-      </w:pPr>
-      <w:r>
-        <w:t xml:space="preserve">There will be no face-to-face group discussion. You will not be asked to interact with other participants.</w:t>
-      </w:r>
-    </w:p>
-    <w:p>
-      <w:pPr>
-        <w:pStyle w:val="BodyText"/>
-      </w:pPr>
-      <w:r>
-        <w:rPr>
-          <w:b/>
-          <w:bCs/>
-        </w:rPr>
-        <w:t xml:space="preserve">What should I consider when responding?</w:t>
-      </w:r>
-    </w:p>
-    <w:p>
-      <w:pPr>
-        <w:pStyle w:val="BodyText"/>
-      </w:pPr>
-      <w:r>
-        <w:t xml:space="preserve">Please consider the Egyptian medical research system as a whole. The purpose is not to assign blame to individual researchers, supervisors, departments, universities, hospitals, ethics committees, or funding bodies.</w:t>
-      </w:r>
-    </w:p>
-    <w:p>
-      <w:pPr>
-        <w:pStyle w:val="BodyText"/>
-      </w:pPr>
-      <w:r>
-        <w:t xml:space="preserve">Please do</w:t>
-      </w:r>
-      <w:r>
-        <w:t xml:space="preserve"> </w:t>
-      </w:r>
-      <w:r>
-        <w:rPr>
-          <w:b/>
-          <w:bCs/>
-        </w:rPr>
-        <w:t xml:space="preserve">not</w:t>
-      </w:r>
-      <w:r>
-        <w:t xml:space="preserve"> </w:t>
-      </w:r>
-      <w:r>
-        <w:t xml:space="preserve">include:</w:t>
-      </w:r>
-    </w:p>
-    <w:p>
-      <w:pPr>
-        <w:pStyle w:val="Compact"/>
-        <w:numPr>
-          <w:ilvl w:val="0"/>
-          <w:numId w:val="1040"/>
-        </w:numPr>
-      </w:pPr>
-      <w:r>
-        <w:t xml:space="preserve">Names of colleagues, supervisors, students, institutions, departments, hospitals, or organizations.</w:t>
-      </w:r>
-    </w:p>
-    <w:p>
-      <w:pPr>
-        <w:pStyle w:val="Compact"/>
-        <w:numPr>
-          <w:ilvl w:val="0"/>
-          <w:numId w:val="1040"/>
-        </w:numPr>
-      </w:pPr>
-      <w:r>
-        <w:t xml:space="preserve">Confidential organizational information.</w:t>
-      </w:r>
-    </w:p>
-    <w:p>
-      <w:pPr>
-        <w:pStyle w:val="Compact"/>
-        <w:numPr>
-          <w:ilvl w:val="0"/>
-          <w:numId w:val="1040"/>
-        </w:numPr>
-      </w:pPr>
-      <w:r>
-        <w:t xml:space="preserve">Allegations about named individuals.</w:t>
-      </w:r>
-    </w:p>
-    <w:p>
-      <w:pPr>
-        <w:pStyle w:val="Compact"/>
-        <w:numPr>
-          <w:ilvl w:val="0"/>
-          <w:numId w:val="1040"/>
-        </w:numPr>
-      </w:pPr>
-      <w:r>
-        <w:t xml:space="preserve">Information that could identify you or another person.</w:t>
-      </w:r>
-    </w:p>
-    <w:p>
-      <w:pPr>
-        <w:pStyle w:val="FirstParagraph"/>
-      </w:pPr>
-      <w:r>
-        <w:t xml:space="preserve">If identifying information is entered into a free-text comment, the research team may remove or redact it before analysis, feedback, or reporting.</w:t>
-      </w:r>
-    </w:p>
-    <w:p>
-      <w:pPr>
-        <w:pStyle w:val="BodyText"/>
-      </w:pPr>
-      <w:r>
-        <w:rPr>
-          <w:b/>
-          <w:bCs/>
-        </w:rPr>
-        <w:t xml:space="preserve">Is participation voluntary?</w:t>
-      </w:r>
-    </w:p>
-    <w:p>
-      <w:pPr>
-        <w:pStyle w:val="BodyText"/>
-      </w:pPr>
-      <w:r>
-        <w:t xml:space="preserve">Yes. Participation is completely voluntary.</w:t>
-      </w:r>
-    </w:p>
-    <w:p>
-      <w:pPr>
-        <w:pStyle w:val="BodyText"/>
-      </w:pPr>
-      <w:r>
-        <w:t xml:space="preserve">You may decline to participate without giving a reason. If you choose not to participate, there will be no penalty and no effect on your academic standing, supervision, assessment, employment, promotion, professional relationships, access to services, or future opportunities.</w:t>
-      </w:r>
-    </w:p>
-    <w:p>
-      <w:pPr>
-        <w:pStyle w:val="BodyText"/>
-      </w:pPr>
-      <w:r>
-        <w:t xml:space="preserve">This is particularly important for junior participants: your supervisor, department, institution, or university will not be informed of whether you accepted or declined the invitation, except where they already know through their own independent means.</w:t>
-      </w:r>
-    </w:p>
-    <w:p>
-      <w:pPr>
-        <w:pStyle w:val="BodyText"/>
-      </w:pPr>
-      <w:r>
-        <w:t xml:space="preserve">You may skip any optional question. However, you must provide enough required ratings for your questionnaire to be considered complete according to the study’s prespecified completion rules.</w:t>
-      </w:r>
-    </w:p>
-    <w:p>
-      <w:pPr>
-        <w:pStyle w:val="BodyText"/>
-      </w:pPr>
-      <w:r>
-        <w:rPr>
-          <w:b/>
-          <w:bCs/>
-        </w:rPr>
-        <w:t xml:space="preserve">Can I withdraw?</w:t>
-      </w:r>
-    </w:p>
-    <w:p>
-      <w:pPr>
-        <w:pStyle w:val="BodyText"/>
-      </w:pPr>
-      <w:r>
-        <w:t xml:space="preserve">You may stop the survey at any time before submitting it, without giving a reason.</w:t>
-      </w:r>
-    </w:p>
-    <w:p>
-      <w:pPr>
-        <w:pStyle w:val="BodyText"/>
-      </w:pPr>
-      <w:r>
-        <w:t xml:space="preserve">After submitting a survey, you may request withdrawal of your data by contacting the research team at</w:t>
-      </w:r>
-      <w:r>
-        <w:t xml:space="preserve"> </w:t>
-      </w:r>
-      <w:hyperlink r:id="rId41">
+      <w:hyperlink r:id="rId45">
         <w:r>
           <w:rPr>
             <w:rStyle w:val="Hyperlink"/>
@@ -5261,7 +6070,7 @@
         <w:pStyle w:val="Compact"/>
         <w:numPr>
           <w:ilvl w:val="0"/>
-          <w:numId w:val="1041"/>
+          <w:numId w:val="1048"/>
         </w:numPr>
       </w:pPr>
       <w:r>
@@ -5273,7 +6082,7 @@
         <w:pStyle w:val="Compact"/>
         <w:numPr>
           <w:ilvl w:val="0"/>
-          <w:numId w:val="1041"/>
+          <w:numId w:val="1048"/>
         </w:numPr>
       </w:pPr>
       <w:r>
@@ -5293,7 +6102,7 @@
         <w:pStyle w:val="Compact"/>
         <w:numPr>
           <w:ilvl w:val="0"/>
-          <w:numId w:val="1042"/>
+          <w:numId w:val="1049"/>
         </w:numPr>
       </w:pPr>
       <w:r>
@@ -5305,7 +6114,7 @@
         <w:pStyle w:val="Compact"/>
         <w:numPr>
           <w:ilvl w:val="0"/>
-          <w:numId w:val="1042"/>
+          <w:numId w:val="1049"/>
         </w:numPr>
       </w:pPr>
       <w:r>
@@ -5317,7 +6126,7 @@
         <w:pStyle w:val="Compact"/>
         <w:numPr>
           <w:ilvl w:val="0"/>
-          <w:numId w:val="1042"/>
+          <w:numId w:val="1049"/>
         </w:numPr>
       </w:pPr>
       <w:r>
@@ -5329,7 +6138,7 @@
         <w:pStyle w:val="Compact"/>
         <w:numPr>
           <w:ilvl w:val="0"/>
-          <w:numId w:val="1042"/>
+          <w:numId w:val="1049"/>
         </w:numPr>
       </w:pPr>
       <w:r>
@@ -5341,7 +6150,7 @@
         <w:pStyle w:val="Compact"/>
         <w:numPr>
           <w:ilvl w:val="0"/>
-          <w:numId w:val="1042"/>
+          <w:numId w:val="1049"/>
         </w:numPr>
       </w:pPr>
       <w:r>
@@ -5353,7 +6162,7 @@
         <w:pStyle w:val="Compact"/>
         <w:numPr>
           <w:ilvl w:val="0"/>
-          <w:numId w:val="1042"/>
+          <w:numId w:val="1049"/>
         </w:numPr>
       </w:pPr>
       <w:r>
@@ -5365,7 +6174,7 @@
         <w:pStyle w:val="Compact"/>
         <w:numPr>
           <w:ilvl w:val="0"/>
-          <w:numId w:val="1042"/>
+          <w:numId w:val="1049"/>
         </w:numPr>
       </w:pPr>
       <w:r>
@@ -5485,6 +6294,14 @@
         <w:pStyle w:val="BodyText"/>
       </w:pPr>
       <w:r>
+        <w:t xml:space="preserve">There will be no face-to-face group discussion, and you will not interact with other participants. Your individual responses will not be shared with other participants.</w:t>
+      </w:r>
+    </w:p>
+    <w:p>
+      <w:pPr>
+        <w:pStyle w:val="BodyText"/>
+      </w:pPr>
+      <w:r>
         <w:rPr>
           <w:b/>
           <w:bCs/>
@@ -5549,7 +6366,7 @@
         <w:pStyle w:val="Compact"/>
         <w:numPr>
           <w:ilvl w:val="0"/>
-          <w:numId w:val="1043"/>
+          <w:numId w:val="1050"/>
         </w:numPr>
       </w:pPr>
       <w:r>
@@ -5561,7 +6378,7 @@
         <w:pStyle w:val="Compact"/>
         <w:numPr>
           <w:ilvl w:val="0"/>
-          <w:numId w:val="1043"/>
+          <w:numId w:val="1050"/>
         </w:numPr>
       </w:pPr>
       <w:r>
@@ -5573,7 +6390,7 @@
         <w:pStyle w:val="Compact"/>
         <w:numPr>
           <w:ilvl w:val="0"/>
-          <w:numId w:val="1043"/>
+          <w:numId w:val="1050"/>
         </w:numPr>
       </w:pPr>
       <w:r>
@@ -5585,7 +6402,7 @@
         <w:pStyle w:val="Compact"/>
         <w:numPr>
           <w:ilvl w:val="0"/>
-          <w:numId w:val="1043"/>
+          <w:numId w:val="1050"/>
         </w:numPr>
       </w:pPr>
       <w:r>
@@ -5597,7 +6414,7 @@
         <w:pStyle w:val="Compact"/>
         <w:numPr>
           <w:ilvl w:val="0"/>
-          <w:numId w:val="1043"/>
+          <w:numId w:val="1050"/>
         </w:numPr>
       </w:pPr>
       <w:r>
@@ -5633,7 +6450,7 @@
         <w:pStyle w:val="Compact"/>
         <w:numPr>
           <w:ilvl w:val="0"/>
-          <w:numId w:val="1044"/>
+          <w:numId w:val="1051"/>
         </w:numPr>
       </w:pPr>
       <w:r>
@@ -5645,7 +6462,7 @@
         <w:pStyle w:val="Compact"/>
         <w:numPr>
           <w:ilvl w:val="0"/>
-          <w:numId w:val="1044"/>
+          <w:numId w:val="1051"/>
         </w:numPr>
       </w:pPr>
       <w:r>
@@ -5657,7 +6474,7 @@
         <w:pStyle w:val="Compact"/>
         <w:numPr>
           <w:ilvl w:val="0"/>
-          <w:numId w:val="1044"/>
+          <w:numId w:val="1051"/>
         </w:numPr>
       </w:pPr>
       <w:r>
@@ -5669,7 +6486,7 @@
         <w:pStyle w:val="Compact"/>
         <w:numPr>
           <w:ilvl w:val="0"/>
-          <w:numId w:val="1044"/>
+          <w:numId w:val="1051"/>
         </w:numPr>
       </w:pPr>
       <w:r>
@@ -5681,7 +6498,7 @@
         <w:pStyle w:val="Compact"/>
         <w:numPr>
           <w:ilvl w:val="0"/>
-          <w:numId w:val="1044"/>
+          <w:numId w:val="1051"/>
         </w:numPr>
       </w:pPr>
       <w:r>
@@ -5740,7 +6557,7 @@
       <w:r>
         <w:t xml:space="preserve"> </w:t>
       </w:r>
-      <w:hyperlink r:id="rId41">
+      <w:hyperlink r:id="rId45">
         <w:r>
           <w:rPr>
             <w:rStyle w:val="Hyperlink"/>
@@ -5776,8 +6593,8 @@
         <w:t xml:space="preserve">at irb@mti.edu.eg</w:t>
       </w:r>
     </w:p>
-    <w:bookmarkEnd w:id="42"/>
-    <w:bookmarkStart w:id="43" w:name="sec-consent"/>
+    <w:bookmarkEnd w:id="46"/>
+    <w:bookmarkStart w:id="47" w:name="sec-consent"/>
     <w:p>
       <w:pPr>
         <w:pStyle w:val="Heading2"/>
@@ -5843,7 +6660,7 @@
         <w:pStyle w:val="Compact"/>
         <w:numPr>
           <w:ilvl w:val="0"/>
-          <w:numId w:val="1045"/>
+          <w:numId w:val="1052"/>
         </w:numPr>
       </w:pPr>
       <w:r>
@@ -5855,7 +6672,7 @@
         <w:pStyle w:val="Compact"/>
         <w:numPr>
           <w:ilvl w:val="0"/>
-          <w:numId w:val="1046"/>
+          <w:numId w:val="1053"/>
         </w:numPr>
       </w:pPr>
       <w:r>
@@ -5867,7 +6684,7 @@
         <w:pStyle w:val="Compact"/>
         <w:numPr>
           <w:ilvl w:val="0"/>
-          <w:numId w:val="1046"/>
+          <w:numId w:val="1053"/>
         </w:numPr>
       </w:pPr>
       <w:r>
@@ -5879,7 +6696,7 @@
         <w:pStyle w:val="Compact"/>
         <w:numPr>
           <w:ilvl w:val="0"/>
-          <w:numId w:val="1047"/>
+          <w:numId w:val="1054"/>
         </w:numPr>
       </w:pPr>
       <w:r>
@@ -5891,7 +6708,7 @@
         <w:pStyle w:val="Compact"/>
         <w:numPr>
           <w:ilvl w:val="0"/>
-          <w:numId w:val="1048"/>
+          <w:numId w:val="1055"/>
         </w:numPr>
       </w:pPr>
       <w:r>
@@ -5903,7 +6720,7 @@
         <w:pStyle w:val="Compact"/>
         <w:numPr>
           <w:ilvl w:val="0"/>
-          <w:numId w:val="1048"/>
+          <w:numId w:val="1055"/>
         </w:numPr>
       </w:pPr>
       <w:r>
@@ -5915,7 +6732,7 @@
         <w:pStyle w:val="Compact"/>
         <w:numPr>
           <w:ilvl w:val="0"/>
-          <w:numId w:val="1049"/>
+          <w:numId w:val="1056"/>
         </w:numPr>
       </w:pPr>
       <w:r>
@@ -5927,7 +6744,7 @@
         <w:pStyle w:val="Compact"/>
         <w:numPr>
           <w:ilvl w:val="0"/>
-          <w:numId w:val="1050"/>
+          <w:numId w:val="1057"/>
         </w:numPr>
       </w:pPr>
       <w:r>
@@ -5939,7 +6756,7 @@
         <w:pStyle w:val="Compact"/>
         <w:numPr>
           <w:ilvl w:val="0"/>
-          <w:numId w:val="1050"/>
+          <w:numId w:val="1057"/>
         </w:numPr>
       </w:pPr>
       <w:r>
@@ -5951,7 +6768,7 @@
         <w:pStyle w:val="Compact"/>
         <w:numPr>
           <w:ilvl w:val="0"/>
-          <w:numId w:val="1051"/>
+          <w:numId w:val="1058"/>
         </w:numPr>
       </w:pPr>
       <w:r>
@@ -5963,7 +6780,7 @@
         <w:pStyle w:val="Compact"/>
         <w:numPr>
           <w:ilvl w:val="0"/>
-          <w:numId w:val="1052"/>
+          <w:numId w:val="1059"/>
         </w:numPr>
       </w:pPr>
       <w:r>
@@ -5975,7 +6792,7 @@
         <w:pStyle w:val="Compact"/>
         <w:numPr>
           <w:ilvl w:val="0"/>
-          <w:numId w:val="1052"/>
+          <w:numId w:val="1059"/>
         </w:numPr>
       </w:pPr>
       <w:r>
@@ -6007,7 +6824,7 @@
         <w:pStyle w:val="Compact"/>
         <w:numPr>
           <w:ilvl w:val="0"/>
-          <w:numId w:val="1053"/>
+          <w:numId w:val="1060"/>
         </w:numPr>
       </w:pPr>
       <w:r>
@@ -6019,7 +6836,7 @@
         <w:pStyle w:val="Compact"/>
         <w:numPr>
           <w:ilvl w:val="0"/>
-          <w:numId w:val="1054"/>
+          <w:numId w:val="1061"/>
         </w:numPr>
       </w:pPr>
       <w:r>
@@ -6031,7 +6848,7 @@
         <w:pStyle w:val="Compact"/>
         <w:numPr>
           <w:ilvl w:val="0"/>
-          <w:numId w:val="1054"/>
+          <w:numId w:val="1061"/>
         </w:numPr>
       </w:pPr>
       <w:r>
@@ -6043,7 +6860,7 @@
         <w:pStyle w:val="Compact"/>
         <w:numPr>
           <w:ilvl w:val="0"/>
-          <w:numId w:val="1055"/>
+          <w:numId w:val="1062"/>
         </w:numPr>
       </w:pPr>
       <w:r>
@@ -6055,7 +6872,7 @@
         <w:pStyle w:val="Compact"/>
         <w:numPr>
           <w:ilvl w:val="0"/>
-          <w:numId w:val="1056"/>
+          <w:numId w:val="1063"/>
         </w:numPr>
       </w:pPr>
       <w:r>
@@ -6067,7 +6884,7 @@
         <w:pStyle w:val="Compact"/>
         <w:numPr>
           <w:ilvl w:val="0"/>
-          <w:numId w:val="1056"/>
+          <w:numId w:val="1063"/>
         </w:numPr>
       </w:pPr>
       <w:r>
@@ -6079,7 +6896,7 @@
         <w:pStyle w:val="Compact"/>
         <w:numPr>
           <w:ilvl w:val="0"/>
-          <w:numId w:val="1057"/>
+          <w:numId w:val="1064"/>
         </w:numPr>
       </w:pPr>
       <w:r>
@@ -6091,7 +6908,7 @@
         <w:pStyle w:val="Compact"/>
         <w:numPr>
           <w:ilvl w:val="0"/>
-          <w:numId w:val="1058"/>
+          <w:numId w:val="1065"/>
         </w:numPr>
       </w:pPr>
       <w:r>
@@ -6103,7 +6920,7 @@
         <w:pStyle w:val="Compact"/>
         <w:numPr>
           <w:ilvl w:val="0"/>
-          <w:numId w:val="1058"/>
+          <w:numId w:val="1065"/>
         </w:numPr>
       </w:pPr>
       <w:r>
@@ -6115,7 +6932,7 @@
         <w:pStyle w:val="Compact"/>
         <w:numPr>
           <w:ilvl w:val="0"/>
-          <w:numId w:val="1059"/>
+          <w:numId w:val="1066"/>
         </w:numPr>
       </w:pPr>
       <w:r>
@@ -6127,7 +6944,7 @@
         <w:pStyle w:val="Compact"/>
         <w:numPr>
           <w:ilvl w:val="0"/>
-          <w:numId w:val="1060"/>
+          <w:numId w:val="1067"/>
         </w:numPr>
       </w:pPr>
       <w:r>
@@ -6139,7 +6956,7 @@
         <w:pStyle w:val="Compact"/>
         <w:numPr>
           <w:ilvl w:val="0"/>
-          <w:numId w:val="1060"/>
+          <w:numId w:val="1067"/>
         </w:numPr>
       </w:pPr>
       <w:r>
@@ -6151,7 +6968,7 @@
         <w:pStyle w:val="Compact"/>
         <w:numPr>
           <w:ilvl w:val="0"/>
-          <w:numId w:val="1061"/>
+          <w:numId w:val="1068"/>
         </w:numPr>
       </w:pPr>
       <w:r>
@@ -6163,7 +6980,7 @@
         <w:pStyle w:val="Compact"/>
         <w:numPr>
           <w:ilvl w:val="0"/>
-          <w:numId w:val="1062"/>
+          <w:numId w:val="1069"/>
         </w:numPr>
       </w:pPr>
       <w:r>
@@ -6175,7 +6992,7 @@
         <w:pStyle w:val="Compact"/>
         <w:numPr>
           <w:ilvl w:val="0"/>
-          <w:numId w:val="1062"/>
+          <w:numId w:val="1069"/>
         </w:numPr>
       </w:pPr>
       <w:r>
@@ -6187,7 +7004,7 @@
         <w:pStyle w:val="Compact"/>
         <w:numPr>
           <w:ilvl w:val="0"/>
-          <w:numId w:val="1063"/>
+          <w:numId w:val="1070"/>
         </w:numPr>
       </w:pPr>
       <w:r>
@@ -6199,7 +7016,7 @@
         <w:pStyle w:val="Compact"/>
         <w:numPr>
           <w:ilvl w:val="0"/>
-          <w:numId w:val="1064"/>
+          <w:numId w:val="1071"/>
         </w:numPr>
       </w:pPr>
       <w:r>
@@ -6211,7 +7028,7 @@
         <w:pStyle w:val="Compact"/>
         <w:numPr>
           <w:ilvl w:val="0"/>
-          <w:numId w:val="1064"/>
+          <w:numId w:val="1071"/>
         </w:numPr>
       </w:pPr>
       <w:r>
@@ -6235,7 +7052,7 @@
         <w:pStyle w:val="Compact"/>
         <w:numPr>
           <w:ilvl w:val="0"/>
-          <w:numId w:val="1065"/>
+          <w:numId w:val="1072"/>
         </w:numPr>
       </w:pPr>
       <w:r>
@@ -6247,7 +7064,7 @@
         <w:pStyle w:val="Compact"/>
         <w:numPr>
           <w:ilvl w:val="0"/>
-          <w:numId w:val="1066"/>
+          <w:numId w:val="1073"/>
         </w:numPr>
       </w:pPr>
       <w:r>
@@ -6259,7 +7076,7 @@
         <w:pStyle w:val="Compact"/>
         <w:numPr>
           <w:ilvl w:val="0"/>
-          <w:numId w:val="1066"/>
+          <w:numId w:val="1073"/>
         </w:numPr>
       </w:pPr>
       <w:r>
@@ -6271,7 +7088,7 @@
         <w:pStyle w:val="Compact"/>
         <w:numPr>
           <w:ilvl w:val="0"/>
-          <w:numId w:val="1067"/>
+          <w:numId w:val="1074"/>
         </w:numPr>
       </w:pPr>
       <w:r>
@@ -6283,7 +7100,7 @@
         <w:pStyle w:val="Compact"/>
         <w:numPr>
           <w:ilvl w:val="0"/>
-          <w:numId w:val="1068"/>
+          <w:numId w:val="1075"/>
         </w:numPr>
       </w:pPr>
       <w:r>
@@ -6295,7 +7112,7 @@
         <w:pStyle w:val="Compact"/>
         <w:numPr>
           <w:ilvl w:val="0"/>
-          <w:numId w:val="1068"/>
+          <w:numId w:val="1075"/>
         </w:numPr>
       </w:pPr>
       <w:r>
@@ -6307,7 +7124,7 @@
         <w:pStyle w:val="Compact"/>
         <w:numPr>
           <w:ilvl w:val="0"/>
-          <w:numId w:val="1069"/>
+          <w:numId w:val="1076"/>
         </w:numPr>
       </w:pPr>
       <w:r>
@@ -6319,7 +7136,7 @@
         <w:pStyle w:val="Compact"/>
         <w:numPr>
           <w:ilvl w:val="0"/>
-          <w:numId w:val="1070"/>
+          <w:numId w:val="1077"/>
         </w:numPr>
       </w:pPr>
       <w:r>
@@ -6331,7 +7148,7 @@
         <w:pStyle w:val="Compact"/>
         <w:numPr>
           <w:ilvl w:val="0"/>
-          <w:numId w:val="1070"/>
+          <w:numId w:val="1077"/>
         </w:numPr>
       </w:pPr>
       <w:r>
@@ -6343,7 +7160,7 @@
         <w:pStyle w:val="Compact"/>
         <w:numPr>
           <w:ilvl w:val="0"/>
-          <w:numId w:val="1071"/>
+          <w:numId w:val="1078"/>
         </w:numPr>
       </w:pPr>
       <w:r>
@@ -6355,7 +7172,7 @@
         <w:pStyle w:val="Compact"/>
         <w:numPr>
           <w:ilvl w:val="0"/>
-          <w:numId w:val="1072"/>
+          <w:numId w:val="1079"/>
         </w:numPr>
       </w:pPr>
       <w:r>
@@ -6367,7 +7184,7 @@
         <w:pStyle w:val="Compact"/>
         <w:numPr>
           <w:ilvl w:val="0"/>
-          <w:numId w:val="1072"/>
+          <w:numId w:val="1079"/>
         </w:numPr>
       </w:pPr>
       <w:r>
@@ -6391,7 +7208,7 @@
         <w:pStyle w:val="Compact"/>
         <w:numPr>
           <w:ilvl w:val="0"/>
-          <w:numId w:val="1073"/>
+          <w:numId w:val="1080"/>
         </w:numPr>
       </w:pPr>
       <w:r>
@@ -6403,7 +7220,7 @@
         <w:pStyle w:val="Compact"/>
         <w:numPr>
           <w:ilvl w:val="0"/>
-          <w:numId w:val="1074"/>
+          <w:numId w:val="1081"/>
         </w:numPr>
       </w:pPr>
       <w:r>
@@ -6415,7 +7232,7 @@
         <w:pStyle w:val="Compact"/>
         <w:numPr>
           <w:ilvl w:val="0"/>
-          <w:numId w:val="1074"/>
+          <w:numId w:val="1081"/>
         </w:numPr>
       </w:pPr>
       <w:r>
@@ -6427,7 +7244,7 @@
         <w:pStyle w:val="Compact"/>
         <w:numPr>
           <w:ilvl w:val="0"/>
-          <w:numId w:val="1074"/>
+          <w:numId w:val="1081"/>
         </w:numPr>
       </w:pPr>
       <w:r>
@@ -6459,7 +7276,7 @@
         <w:pStyle w:val="Compact"/>
         <w:numPr>
           <w:ilvl w:val="0"/>
-          <w:numId w:val="1075"/>
+          <w:numId w:val="1082"/>
         </w:numPr>
       </w:pPr>
       <w:r>
@@ -6471,7 +7288,7 @@
         <w:pStyle w:val="Compact"/>
         <w:numPr>
           <w:ilvl w:val="0"/>
-          <w:numId w:val="1076"/>
+          <w:numId w:val="1083"/>
         </w:numPr>
       </w:pPr>
       <w:r>
@@ -6483,7 +7300,7 @@
         <w:pStyle w:val="Compact"/>
         <w:numPr>
           <w:ilvl w:val="0"/>
-          <w:numId w:val="1076"/>
+          <w:numId w:val="1083"/>
         </w:numPr>
       </w:pPr>
       <w:r>
@@ -6495,7 +7312,7 @@
         <w:pStyle w:val="Compact"/>
         <w:numPr>
           <w:ilvl w:val="0"/>
-          <w:numId w:val="1077"/>
+          <w:numId w:val="1084"/>
         </w:numPr>
       </w:pPr>
       <w:r>
@@ -6507,7 +7324,7 @@
         <w:pStyle w:val="Compact"/>
         <w:numPr>
           <w:ilvl w:val="0"/>
-          <w:numId w:val="1078"/>
+          <w:numId w:val="1085"/>
         </w:numPr>
       </w:pPr>
       <w:r>
@@ -6519,7 +7336,7 @@
         <w:pStyle w:val="Compact"/>
         <w:numPr>
           <w:ilvl w:val="0"/>
-          <w:numId w:val="1078"/>
+          <w:numId w:val="1085"/>
         </w:numPr>
       </w:pPr>
       <w:r>
@@ -6551,7 +7368,7 @@
         <w:pStyle w:val="Compact"/>
         <w:numPr>
           <w:ilvl w:val="0"/>
-          <w:numId w:val="1079"/>
+          <w:numId w:val="1086"/>
         </w:numPr>
       </w:pPr>
       <w:r>
@@ -6563,7 +7380,7 @@
         <w:pStyle w:val="Compact"/>
         <w:numPr>
           <w:ilvl w:val="0"/>
-          <w:numId w:val="1080"/>
+          <w:numId w:val="1087"/>
         </w:numPr>
       </w:pPr>
       <w:r>
@@ -6575,7 +7392,7 @@
         <w:pStyle w:val="Compact"/>
         <w:numPr>
           <w:ilvl w:val="0"/>
-          <w:numId w:val="1080"/>
+          <w:numId w:val="1087"/>
         </w:numPr>
       </w:pPr>
       <w:r>
@@ -6612,7 +7429,7 @@
       <w:r>
         <w:t xml:space="preserve"> </w:t>
       </w:r>
-      <w:hyperlink r:id="rId41">
+      <w:hyperlink r:id="rId45">
         <w:r>
           <w:rPr>
             <w:rStyle w:val="Hyperlink"/>
@@ -6624,9 +7441,9 @@
         <w:t xml:space="preserve">.</w:t>
       </w:r>
     </w:p>
-    <w:bookmarkEnd w:id="43"/>
-    <w:bookmarkEnd w:id="44"/>
-    <w:bookmarkStart w:id="66" w:name="references"/>
+    <w:bookmarkEnd w:id="47"/>
+    <w:bookmarkEnd w:id="48"/>
+    <w:bookmarkStart w:id="70" w:name="references"/>
     <w:p>
       <w:pPr>
         <w:pStyle w:val="Heading1"/>
@@ -6635,8 +7452,8 @@
         <w:t xml:space="preserve">19. References</w:t>
       </w:r>
     </w:p>
-    <w:bookmarkStart w:id="65" w:name="refs"/>
-    <w:bookmarkStart w:id="46" w:name="ref-chalmers2009"/>
+    <w:bookmarkStart w:id="69" w:name="refs"/>
+    <w:bookmarkStart w:id="50" w:name="ref-chalmers2009"/>
     <w:p>
       <w:pPr>
         <w:pStyle w:val="Bibliography"/>
@@ -6647,7 +7464,7 @@
       <w:r>
         <w:t xml:space="preserve"> </w:t>
       </w:r>
-      <w:hyperlink r:id="rId45">
+      <w:hyperlink r:id="rId49">
         <w:r>
           <w:rPr>
             <w:rStyle w:val="Hyperlink"/>
@@ -6659,8 +7476,8 @@
         <w:t xml:space="preserve">. The Lancet. 2009;374:86–9.</w:t>
       </w:r>
     </w:p>
-    <w:bookmarkEnd w:id="46"/>
-    <w:bookmarkStart w:id="48" w:name="ref-glaziou2018"/>
+    <w:bookmarkEnd w:id="50"/>
+    <w:bookmarkStart w:id="52" w:name="ref-glaziou2018"/>
     <w:p>
       <w:pPr>
         <w:pStyle w:val="Bibliography"/>
@@ -6671,7 +7488,7 @@
       <w:r>
         <w:t xml:space="preserve"> </w:t>
       </w:r>
-      <w:hyperlink r:id="rId47">
+      <w:hyperlink r:id="rId51">
         <w:r>
           <w:rPr>
             <w:rStyle w:val="Hyperlink"/>
@@ -6683,8 +7500,8 @@
         <w:t xml:space="preserve">. BMJ. 2018;363:k4645.</w:t>
       </w:r>
     </w:p>
-    <w:bookmarkEnd w:id="48"/>
-    <w:bookmarkStart w:id="50" w:name="ref-moher2016"/>
+    <w:bookmarkEnd w:id="52"/>
+    <w:bookmarkStart w:id="54" w:name="ref-moher2016"/>
     <w:p>
       <w:pPr>
         <w:pStyle w:val="Bibliography"/>
@@ -6695,7 +7512,7 @@
       <w:r>
         <w:t xml:space="preserve"> </w:t>
       </w:r>
-      <w:hyperlink r:id="rId49">
+      <w:hyperlink r:id="rId53">
         <w:r>
           <w:rPr>
             <w:rStyle w:val="Hyperlink"/>
@@ -6707,8 +7524,8 @@
         <w:t xml:space="preserve"> The Lancet. 2016;387:1573–86.</w:t>
       </w:r>
     </w:p>
-    <w:bookmarkEnd w:id="50"/>
-    <w:bookmarkStart w:id="52" w:name="ref-chalmers2014"/>
+    <w:bookmarkEnd w:id="54"/>
+    <w:bookmarkStart w:id="56" w:name="ref-chalmers2014"/>
     <w:p>
       <w:pPr>
         <w:pStyle w:val="Bibliography"/>
@@ -6719,7 +7536,7 @@
       <w:r>
         <w:t xml:space="preserve"> </w:t>
       </w:r>
-      <w:hyperlink r:id="rId51">
+      <w:hyperlink r:id="rId55">
         <w:r>
           <w:rPr>
             <w:rStyle w:val="Hyperlink"/>
@@ -6728,8 +7545,8 @@
         </w:r>
       </w:hyperlink>
     </w:p>
-    <w:bookmarkEnd w:id="52"/>
-    <w:bookmarkStart w:id="54" w:name="ref-ioannidis2014"/>
+    <w:bookmarkEnd w:id="56"/>
+    <w:bookmarkStart w:id="58" w:name="ref-ioannidis2014"/>
     <w:p>
       <w:pPr>
         <w:pStyle w:val="Bibliography"/>
@@ -6740,7 +7557,7 @@
       <w:r>
         <w:t xml:space="preserve"> </w:t>
       </w:r>
-      <w:hyperlink r:id="rId53">
+      <w:hyperlink r:id="rId57">
         <w:r>
           <w:rPr>
             <w:rStyle w:val="Hyperlink"/>
@@ -6749,8 +7566,8 @@
         </w:r>
       </w:hyperlink>
     </w:p>
-    <w:bookmarkEnd w:id="54"/>
-    <w:bookmarkStart w:id="56" w:name="ref-salman2014"/>
+    <w:bookmarkEnd w:id="58"/>
+    <w:bookmarkStart w:id="60" w:name="ref-salman2014"/>
     <w:p>
       <w:pPr>
         <w:pStyle w:val="Bibliography"/>
@@ -6761,7 +7578,7 @@
       <w:r>
         <w:t xml:space="preserve"> </w:t>
       </w:r>
-      <w:hyperlink r:id="rId55">
+      <w:hyperlink r:id="rId59">
         <w:r>
           <w:rPr>
             <w:rStyle w:val="Hyperlink"/>
@@ -6770,8 +7587,8 @@
         </w:r>
       </w:hyperlink>
     </w:p>
-    <w:bookmarkEnd w:id="56"/>
-    <w:bookmarkStart w:id="58" w:name="ref-jorm2025"/>
+    <w:bookmarkEnd w:id="60"/>
+    <w:bookmarkStart w:id="62" w:name="ref-jorm2025"/>
     <w:p>
       <w:pPr>
         <w:pStyle w:val="Bibliography"/>
@@ -6782,7 +7599,7 @@
       <w:r>
         <w:t xml:space="preserve"> </w:t>
       </w:r>
-      <w:hyperlink r:id="rId57">
+      <w:hyperlink r:id="rId61">
         <w:r>
           <w:rPr>
             <w:rStyle w:val="Hyperlink"/>
@@ -6791,8 +7608,8 @@
         </w:r>
       </w:hyperlink>
     </w:p>
-    <w:bookmarkEnd w:id="58"/>
-    <w:bookmarkStart w:id="60" w:name="ref-RCoreTeam2026"/>
+    <w:bookmarkEnd w:id="62"/>
+    <w:bookmarkStart w:id="64" w:name="ref-RCoreTeam2026"/>
     <w:p>
       <w:pPr>
         <w:pStyle w:val="Bibliography"/>
@@ -6803,7 +7620,7 @@
       <w:r>
         <w:t xml:space="preserve"> </w:t>
       </w:r>
-      <w:hyperlink r:id="rId59">
+      <w:hyperlink r:id="rId63">
         <w:r>
           <w:rPr>
             <w:rStyle w:val="Hyperlink"/>
@@ -6812,8 +7629,8 @@
         </w:r>
       </w:hyperlink>
     </w:p>
-    <w:bookmarkEnd w:id="60"/>
-    <w:bookmarkStart w:id="62" w:name="ref-RStudio2026"/>
+    <w:bookmarkEnd w:id="64"/>
+    <w:bookmarkStart w:id="66" w:name="ref-RStudio2026"/>
     <w:p>
       <w:pPr>
         <w:pStyle w:val="Bibliography"/>
@@ -6824,7 +7641,7 @@
       <w:r>
         <w:t xml:space="preserve"> </w:t>
       </w:r>
-      <w:hyperlink r:id="rId61">
+      <w:hyperlink r:id="rId65">
         <w:r>
           <w:rPr>
             <w:rStyle w:val="Hyperlink"/>
@@ -6833,8 +7650,8 @@
         </w:r>
       </w:hyperlink>
     </w:p>
-    <w:bookmarkEnd w:id="62"/>
-    <w:bookmarkStart w:id="64" w:name="ref-gattrell2024"/>
+    <w:bookmarkEnd w:id="66"/>
+    <w:bookmarkStart w:id="68" w:name="ref-gattrell2024"/>
     <w:p>
       <w:pPr>
         <w:pStyle w:val="Bibliography"/>
@@ -6845,7 +7662,7 @@
       <w:r>
         <w:t xml:space="preserve"> </w:t>
       </w:r>
-      <w:hyperlink r:id="rId63">
+      <w:hyperlink r:id="rId67">
         <w:r>
           <w:rPr>
             <w:rStyle w:val="Hyperlink"/>
@@ -6857,9 +7674,9 @@
         <w:t xml:space="preserve">. PLOS Medicine. 2024;21:e1004326.</w:t>
       </w:r>
     </w:p>
-    <w:bookmarkEnd w:id="64"/>
-    <w:bookmarkEnd w:id="65"/>
-    <w:bookmarkEnd w:id="66"/>
+    <w:bookmarkEnd w:id="68"/>
+    <w:bookmarkEnd w:id="69"/>
+    <w:bookmarkEnd w:id="70"/>
     <w:sectPr>
       <w:headerReference r:id="rId6" w:type="even"/>
       <w:headerReference r:id="rId7" w:type="default"/>
@@ -8928,34 +9745,7 @@
     <w:abstractNumId w:val="991"/>
   </w:num>
   <w:num w:numId="1017">
-    <w:abstractNumId w:val="99411"/>
-    <w:lvlOverride w:ilvl="0">
-      <w:startOverride w:val="1"/>
-    </w:lvlOverride>
-    <w:lvlOverride w:ilvl="1">
-      <w:startOverride w:val="1"/>
-    </w:lvlOverride>
-    <w:lvlOverride w:ilvl="2">
-      <w:startOverride w:val="1"/>
-    </w:lvlOverride>
-    <w:lvlOverride w:ilvl="3">
-      <w:startOverride w:val="1"/>
-    </w:lvlOverride>
-    <w:lvlOverride w:ilvl="4">
-      <w:startOverride w:val="1"/>
-    </w:lvlOverride>
-    <w:lvlOverride w:ilvl="5">
-      <w:startOverride w:val="1"/>
-    </w:lvlOverride>
-    <w:lvlOverride w:ilvl="6">
-      <w:startOverride w:val="1"/>
-    </w:lvlOverride>
-    <w:lvlOverride w:ilvl="7">
-      <w:startOverride w:val="1"/>
-    </w:lvlOverride>
-    <w:lvlOverride w:ilvl="8">
-      <w:startOverride w:val="1"/>
-    </w:lvlOverride>
+    <w:abstractNumId w:val="991"/>
   </w:num>
   <w:num w:numId="1018">
     <w:abstractNumId w:val="991"/>
@@ -8967,7 +9757,34 @@
     <w:abstractNumId w:val="991"/>
   </w:num>
   <w:num w:numId="1021">
-    <w:abstractNumId w:val="991"/>
+    <w:abstractNumId w:val="99411"/>
+    <w:lvlOverride w:ilvl="0">
+      <w:startOverride w:val="1"/>
+    </w:lvlOverride>
+    <w:lvlOverride w:ilvl="1">
+      <w:startOverride w:val="1"/>
+    </w:lvlOverride>
+    <w:lvlOverride w:ilvl="2">
+      <w:startOverride w:val="1"/>
+    </w:lvlOverride>
+    <w:lvlOverride w:ilvl="3">
+      <w:startOverride w:val="1"/>
+    </w:lvlOverride>
+    <w:lvlOverride w:ilvl="4">
+      <w:startOverride w:val="1"/>
+    </w:lvlOverride>
+    <w:lvlOverride w:ilvl="5">
+      <w:startOverride w:val="1"/>
+    </w:lvlOverride>
+    <w:lvlOverride w:ilvl="6">
+      <w:startOverride w:val="1"/>
+    </w:lvlOverride>
+    <w:lvlOverride w:ilvl="7">
+      <w:startOverride w:val="1"/>
+    </w:lvlOverride>
+    <w:lvlOverride w:ilvl="8">
+      <w:startOverride w:val="1"/>
+    </w:lvlOverride>
   </w:num>
   <w:num w:numId="1022">
     <w:abstractNumId w:val="991"/>
@@ -8979,136 +9796,55 @@
     <w:abstractNumId w:val="991"/>
   </w:num>
   <w:num w:numId="1025">
-    <w:abstractNumId w:val="991"/>
+    <w:abstractNumId w:val="99411"/>
+    <w:lvlOverride w:ilvl="0">
+      <w:startOverride w:val="1"/>
+    </w:lvlOverride>
+    <w:lvlOverride w:ilvl="1">
+      <w:startOverride w:val="1"/>
+    </w:lvlOverride>
+    <w:lvlOverride w:ilvl="2">
+      <w:startOverride w:val="1"/>
+    </w:lvlOverride>
+    <w:lvlOverride w:ilvl="3">
+      <w:startOverride w:val="1"/>
+    </w:lvlOverride>
+    <w:lvlOverride w:ilvl="4">
+      <w:startOverride w:val="1"/>
+    </w:lvlOverride>
+    <w:lvlOverride w:ilvl="5">
+      <w:startOverride w:val="1"/>
+    </w:lvlOverride>
+    <w:lvlOverride w:ilvl="6">
+      <w:startOverride w:val="1"/>
+    </w:lvlOverride>
+    <w:lvlOverride w:ilvl="7">
+      <w:startOverride w:val="1"/>
+    </w:lvlOverride>
+    <w:lvlOverride w:ilvl="8">
+      <w:startOverride w:val="1"/>
+    </w:lvlOverride>
   </w:num>
   <w:num w:numId="1026">
     <w:abstractNumId w:val="991"/>
   </w:num>
   <w:num w:numId="1027">
-    <w:abstractNumId w:val="99411"/>
-    <w:lvlOverride w:ilvl="0">
-      <w:startOverride w:val="1"/>
-    </w:lvlOverride>
-    <w:lvlOverride w:ilvl="1">
-      <w:startOverride w:val="1"/>
-    </w:lvlOverride>
-    <w:lvlOverride w:ilvl="2">
-      <w:startOverride w:val="1"/>
-    </w:lvlOverride>
-    <w:lvlOverride w:ilvl="3">
-      <w:startOverride w:val="1"/>
-    </w:lvlOverride>
-    <w:lvlOverride w:ilvl="4">
-      <w:startOverride w:val="1"/>
-    </w:lvlOverride>
-    <w:lvlOverride w:ilvl="5">
-      <w:startOverride w:val="1"/>
-    </w:lvlOverride>
-    <w:lvlOverride w:ilvl="6">
-      <w:startOverride w:val="1"/>
-    </w:lvlOverride>
-    <w:lvlOverride w:ilvl="7">
-      <w:startOverride w:val="1"/>
-    </w:lvlOverride>
-    <w:lvlOverride w:ilvl="8">
-      <w:startOverride w:val="1"/>
-    </w:lvlOverride>
+    <w:abstractNumId w:val="991"/>
   </w:num>
   <w:num w:numId="1028">
     <w:abstractNumId w:val="991"/>
   </w:num>
   <w:num w:numId="1029">
-    <w:abstractNumId w:val="99411"/>
-    <w:lvlOverride w:ilvl="0">
-      <w:startOverride w:val="1"/>
-    </w:lvlOverride>
-    <w:lvlOverride w:ilvl="1">
-      <w:startOverride w:val="1"/>
-    </w:lvlOverride>
-    <w:lvlOverride w:ilvl="2">
-      <w:startOverride w:val="1"/>
-    </w:lvlOverride>
-    <w:lvlOverride w:ilvl="3">
-      <w:startOverride w:val="1"/>
-    </w:lvlOverride>
-    <w:lvlOverride w:ilvl="4">
-      <w:startOverride w:val="1"/>
-    </w:lvlOverride>
-    <w:lvlOverride w:ilvl="5">
-      <w:startOverride w:val="1"/>
-    </w:lvlOverride>
-    <w:lvlOverride w:ilvl="6">
-      <w:startOverride w:val="1"/>
-    </w:lvlOverride>
-    <w:lvlOverride w:ilvl="7">
-      <w:startOverride w:val="1"/>
-    </w:lvlOverride>
-    <w:lvlOverride w:ilvl="8">
-      <w:startOverride w:val="1"/>
-    </w:lvlOverride>
+    <w:abstractNumId w:val="991"/>
   </w:num>
   <w:num w:numId="1030">
     <w:abstractNumId w:val="991"/>
   </w:num>
   <w:num w:numId="1031">
-    <w:abstractNumId w:val="99411"/>
-    <w:lvlOverride w:ilvl="0">
-      <w:startOverride w:val="1"/>
-    </w:lvlOverride>
-    <w:lvlOverride w:ilvl="1">
-      <w:startOverride w:val="1"/>
-    </w:lvlOverride>
-    <w:lvlOverride w:ilvl="2">
-      <w:startOverride w:val="1"/>
-    </w:lvlOverride>
-    <w:lvlOverride w:ilvl="3">
-      <w:startOverride w:val="1"/>
-    </w:lvlOverride>
-    <w:lvlOverride w:ilvl="4">
-      <w:startOverride w:val="1"/>
-    </w:lvlOverride>
-    <w:lvlOverride w:ilvl="5">
-      <w:startOverride w:val="1"/>
-    </w:lvlOverride>
-    <w:lvlOverride w:ilvl="6">
-      <w:startOverride w:val="1"/>
-    </w:lvlOverride>
-    <w:lvlOverride w:ilvl="7">
-      <w:startOverride w:val="1"/>
-    </w:lvlOverride>
-    <w:lvlOverride w:ilvl="8">
-      <w:startOverride w:val="1"/>
-    </w:lvlOverride>
+    <w:abstractNumId w:val="991"/>
   </w:num>
   <w:num w:numId="1032">
-    <w:abstractNumId w:val="99411"/>
-    <w:lvlOverride w:ilvl="0">
-      <w:startOverride w:val="1"/>
-    </w:lvlOverride>
-    <w:lvlOverride w:ilvl="1">
-      <w:startOverride w:val="1"/>
-    </w:lvlOverride>
-    <w:lvlOverride w:ilvl="2">
-      <w:startOverride w:val="1"/>
-    </w:lvlOverride>
-    <w:lvlOverride w:ilvl="3">
-      <w:startOverride w:val="1"/>
-    </w:lvlOverride>
-    <w:lvlOverride w:ilvl="4">
-      <w:startOverride w:val="1"/>
-    </w:lvlOverride>
-    <w:lvlOverride w:ilvl="5">
-      <w:startOverride w:val="1"/>
-    </w:lvlOverride>
-    <w:lvlOverride w:ilvl="6">
-      <w:startOverride w:val="1"/>
-    </w:lvlOverride>
-    <w:lvlOverride w:ilvl="7">
-      <w:startOverride w:val="1"/>
-    </w:lvlOverride>
-    <w:lvlOverride w:ilvl="8">
-      <w:startOverride w:val="1"/>
-    </w:lvlOverride>
+    <w:abstractNumId w:val="991"/>
   </w:num>
   <w:num w:numId="1033">
     <w:abstractNumId w:val="991"/>
@@ -9117,22 +9853,130 @@
     <w:abstractNumId w:val="991"/>
   </w:num>
   <w:num w:numId="1035">
-    <w:abstractNumId w:val="991"/>
+    <w:abstractNumId w:val="99411"/>
+    <w:lvlOverride w:ilvl="0">
+      <w:startOverride w:val="1"/>
+    </w:lvlOverride>
+    <w:lvlOverride w:ilvl="1">
+      <w:startOverride w:val="1"/>
+    </w:lvlOverride>
+    <w:lvlOverride w:ilvl="2">
+      <w:startOverride w:val="1"/>
+    </w:lvlOverride>
+    <w:lvlOverride w:ilvl="3">
+      <w:startOverride w:val="1"/>
+    </w:lvlOverride>
+    <w:lvlOverride w:ilvl="4">
+      <w:startOverride w:val="1"/>
+    </w:lvlOverride>
+    <w:lvlOverride w:ilvl="5">
+      <w:startOverride w:val="1"/>
+    </w:lvlOverride>
+    <w:lvlOverride w:ilvl="6">
+      <w:startOverride w:val="1"/>
+    </w:lvlOverride>
+    <w:lvlOverride w:ilvl="7">
+      <w:startOverride w:val="1"/>
+    </w:lvlOverride>
+    <w:lvlOverride w:ilvl="8">
+      <w:startOverride w:val="1"/>
+    </w:lvlOverride>
   </w:num>
   <w:num w:numId="1036">
     <w:abstractNumId w:val="991"/>
   </w:num>
   <w:num w:numId="1037">
-    <w:abstractNumId w:val="991"/>
+    <w:abstractNumId w:val="99411"/>
+    <w:lvlOverride w:ilvl="0">
+      <w:startOverride w:val="1"/>
+    </w:lvlOverride>
+    <w:lvlOverride w:ilvl="1">
+      <w:startOverride w:val="1"/>
+    </w:lvlOverride>
+    <w:lvlOverride w:ilvl="2">
+      <w:startOverride w:val="1"/>
+    </w:lvlOverride>
+    <w:lvlOverride w:ilvl="3">
+      <w:startOverride w:val="1"/>
+    </w:lvlOverride>
+    <w:lvlOverride w:ilvl="4">
+      <w:startOverride w:val="1"/>
+    </w:lvlOverride>
+    <w:lvlOverride w:ilvl="5">
+      <w:startOverride w:val="1"/>
+    </w:lvlOverride>
+    <w:lvlOverride w:ilvl="6">
+      <w:startOverride w:val="1"/>
+    </w:lvlOverride>
+    <w:lvlOverride w:ilvl="7">
+      <w:startOverride w:val="1"/>
+    </w:lvlOverride>
+    <w:lvlOverride w:ilvl="8">
+      <w:startOverride w:val="1"/>
+    </w:lvlOverride>
   </w:num>
   <w:num w:numId="1038">
     <w:abstractNumId w:val="991"/>
   </w:num>
   <w:num w:numId="1039">
-    <w:abstractNumId w:val="991"/>
+    <w:abstractNumId w:val="99411"/>
+    <w:lvlOverride w:ilvl="0">
+      <w:startOverride w:val="1"/>
+    </w:lvlOverride>
+    <w:lvlOverride w:ilvl="1">
+      <w:startOverride w:val="1"/>
+    </w:lvlOverride>
+    <w:lvlOverride w:ilvl="2">
+      <w:startOverride w:val="1"/>
+    </w:lvlOverride>
+    <w:lvlOverride w:ilvl="3">
+      <w:startOverride w:val="1"/>
+    </w:lvlOverride>
+    <w:lvlOverride w:ilvl="4">
+      <w:startOverride w:val="1"/>
+    </w:lvlOverride>
+    <w:lvlOverride w:ilvl="5">
+      <w:startOverride w:val="1"/>
+    </w:lvlOverride>
+    <w:lvlOverride w:ilvl="6">
+      <w:startOverride w:val="1"/>
+    </w:lvlOverride>
+    <w:lvlOverride w:ilvl="7">
+      <w:startOverride w:val="1"/>
+    </w:lvlOverride>
+    <w:lvlOverride w:ilvl="8">
+      <w:startOverride w:val="1"/>
+    </w:lvlOverride>
   </w:num>
   <w:num w:numId="1040">
-    <w:abstractNumId w:val="991"/>
+    <w:abstractNumId w:val="99411"/>
+    <w:lvlOverride w:ilvl="0">
+      <w:startOverride w:val="1"/>
+    </w:lvlOverride>
+    <w:lvlOverride w:ilvl="1">
+      <w:startOverride w:val="1"/>
+    </w:lvlOverride>
+    <w:lvlOverride w:ilvl="2">
+      <w:startOverride w:val="1"/>
+    </w:lvlOverride>
+    <w:lvlOverride w:ilvl="3">
+      <w:startOverride w:val="1"/>
+    </w:lvlOverride>
+    <w:lvlOverride w:ilvl="4">
+      <w:startOverride w:val="1"/>
+    </w:lvlOverride>
+    <w:lvlOverride w:ilvl="5">
+      <w:startOverride w:val="1"/>
+    </w:lvlOverride>
+    <w:lvlOverride w:ilvl="6">
+      <w:startOverride w:val="1"/>
+    </w:lvlOverride>
+    <w:lvlOverride w:ilvl="7">
+      <w:startOverride w:val="1"/>
+    </w:lvlOverride>
+    <w:lvlOverride w:ilvl="8">
+      <w:startOverride w:val="1"/>
+    </w:lvlOverride>
   </w:num>
   <w:num w:numId="1041">
     <w:abstractNumId w:val="991"/>
@@ -9147,105 +9991,126 @@
     <w:abstractNumId w:val="991"/>
   </w:num>
   <w:num w:numId="1045">
-    <w:abstractNumId w:val="99411"/>
-    <w:lvlOverride w:ilvl="0">
-      <w:startOverride w:val="1"/>
-    </w:lvlOverride>
-    <w:lvlOverride w:ilvl="1">
-      <w:startOverride w:val="1"/>
-    </w:lvlOverride>
-    <w:lvlOverride w:ilvl="2">
-      <w:startOverride w:val="1"/>
-    </w:lvlOverride>
-    <w:lvlOverride w:ilvl="3">
-      <w:startOverride w:val="1"/>
-    </w:lvlOverride>
-    <w:lvlOverride w:ilvl="4">
-      <w:startOverride w:val="1"/>
-    </w:lvlOverride>
-    <w:lvlOverride w:ilvl="5">
-      <w:startOverride w:val="1"/>
-    </w:lvlOverride>
-    <w:lvlOverride w:ilvl="6">
-      <w:startOverride w:val="1"/>
-    </w:lvlOverride>
-    <w:lvlOverride w:ilvl="7">
-      <w:startOverride w:val="1"/>
-    </w:lvlOverride>
-    <w:lvlOverride w:ilvl="8">
-      <w:startOverride w:val="1"/>
-    </w:lvlOverride>
+    <w:abstractNumId w:val="991"/>
   </w:num>
   <w:num w:numId="1046">
     <w:abstractNumId w:val="991"/>
   </w:num>
   <w:num w:numId="1047">
-    <w:abstractNumId w:val="99412"/>
-    <w:lvlOverride w:ilvl="0">
-      <w:startOverride w:val="2"/>
-    </w:lvlOverride>
-    <w:lvlOverride w:ilvl="1">
-      <w:startOverride w:val="2"/>
-    </w:lvlOverride>
-    <w:lvlOverride w:ilvl="2">
-      <w:startOverride w:val="2"/>
-    </w:lvlOverride>
-    <w:lvlOverride w:ilvl="3">
-      <w:startOverride w:val="2"/>
-    </w:lvlOverride>
-    <w:lvlOverride w:ilvl="4">
-      <w:startOverride w:val="2"/>
-    </w:lvlOverride>
-    <w:lvlOverride w:ilvl="5">
-      <w:startOverride w:val="2"/>
-    </w:lvlOverride>
-    <w:lvlOverride w:ilvl="6">
-      <w:startOverride w:val="2"/>
-    </w:lvlOverride>
-    <w:lvlOverride w:ilvl="7">
-      <w:startOverride w:val="2"/>
-    </w:lvlOverride>
-    <w:lvlOverride w:ilvl="8">
-      <w:startOverride w:val="2"/>
-    </w:lvlOverride>
+    <w:abstractNumId w:val="991"/>
   </w:num>
   <w:num w:numId="1048">
     <w:abstractNumId w:val="991"/>
   </w:num>
   <w:num w:numId="1049">
-    <w:abstractNumId w:val="99413"/>
-    <w:lvlOverride w:ilvl="0">
-      <w:startOverride w:val="3"/>
-    </w:lvlOverride>
-    <w:lvlOverride w:ilvl="1">
-      <w:startOverride w:val="3"/>
-    </w:lvlOverride>
-    <w:lvlOverride w:ilvl="2">
-      <w:startOverride w:val="3"/>
-    </w:lvlOverride>
-    <w:lvlOverride w:ilvl="3">
-      <w:startOverride w:val="3"/>
-    </w:lvlOverride>
-    <w:lvlOverride w:ilvl="4">
-      <w:startOverride w:val="3"/>
-    </w:lvlOverride>
-    <w:lvlOverride w:ilvl="5">
-      <w:startOverride w:val="3"/>
-    </w:lvlOverride>
-    <w:lvlOverride w:ilvl="6">
-      <w:startOverride w:val="3"/>
-    </w:lvlOverride>
-    <w:lvlOverride w:ilvl="7">
-      <w:startOverride w:val="3"/>
-    </w:lvlOverride>
-    <w:lvlOverride w:ilvl="8">
-      <w:startOverride w:val="3"/>
-    </w:lvlOverride>
+    <w:abstractNumId w:val="991"/>
   </w:num>
   <w:num w:numId="1050">
     <w:abstractNumId w:val="991"/>
   </w:num>
   <w:num w:numId="1051">
+    <w:abstractNumId w:val="991"/>
+  </w:num>
+  <w:num w:numId="1052">
+    <w:abstractNumId w:val="99411"/>
+    <w:lvlOverride w:ilvl="0">
+      <w:startOverride w:val="1"/>
+    </w:lvlOverride>
+    <w:lvlOverride w:ilvl="1">
+      <w:startOverride w:val="1"/>
+    </w:lvlOverride>
+    <w:lvlOverride w:ilvl="2">
+      <w:startOverride w:val="1"/>
+    </w:lvlOverride>
+    <w:lvlOverride w:ilvl="3">
+      <w:startOverride w:val="1"/>
+    </w:lvlOverride>
+    <w:lvlOverride w:ilvl="4">
+      <w:startOverride w:val="1"/>
+    </w:lvlOverride>
+    <w:lvlOverride w:ilvl="5">
+      <w:startOverride w:val="1"/>
+    </w:lvlOverride>
+    <w:lvlOverride w:ilvl="6">
+      <w:startOverride w:val="1"/>
+    </w:lvlOverride>
+    <w:lvlOverride w:ilvl="7">
+      <w:startOverride w:val="1"/>
+    </w:lvlOverride>
+    <w:lvlOverride w:ilvl="8">
+      <w:startOverride w:val="1"/>
+    </w:lvlOverride>
+  </w:num>
+  <w:num w:numId="1053">
+    <w:abstractNumId w:val="991"/>
+  </w:num>
+  <w:num w:numId="1054">
+    <w:abstractNumId w:val="99412"/>
+    <w:lvlOverride w:ilvl="0">
+      <w:startOverride w:val="2"/>
+    </w:lvlOverride>
+    <w:lvlOverride w:ilvl="1">
+      <w:startOverride w:val="2"/>
+    </w:lvlOverride>
+    <w:lvlOverride w:ilvl="2">
+      <w:startOverride w:val="2"/>
+    </w:lvlOverride>
+    <w:lvlOverride w:ilvl="3">
+      <w:startOverride w:val="2"/>
+    </w:lvlOverride>
+    <w:lvlOverride w:ilvl="4">
+      <w:startOverride w:val="2"/>
+    </w:lvlOverride>
+    <w:lvlOverride w:ilvl="5">
+      <w:startOverride w:val="2"/>
+    </w:lvlOverride>
+    <w:lvlOverride w:ilvl="6">
+      <w:startOverride w:val="2"/>
+    </w:lvlOverride>
+    <w:lvlOverride w:ilvl="7">
+      <w:startOverride w:val="2"/>
+    </w:lvlOverride>
+    <w:lvlOverride w:ilvl="8">
+      <w:startOverride w:val="2"/>
+    </w:lvlOverride>
+  </w:num>
+  <w:num w:numId="1055">
+    <w:abstractNumId w:val="991"/>
+  </w:num>
+  <w:num w:numId="1056">
+    <w:abstractNumId w:val="99413"/>
+    <w:lvlOverride w:ilvl="0">
+      <w:startOverride w:val="3"/>
+    </w:lvlOverride>
+    <w:lvlOverride w:ilvl="1">
+      <w:startOverride w:val="3"/>
+    </w:lvlOverride>
+    <w:lvlOverride w:ilvl="2">
+      <w:startOverride w:val="3"/>
+    </w:lvlOverride>
+    <w:lvlOverride w:ilvl="3">
+      <w:startOverride w:val="3"/>
+    </w:lvlOverride>
+    <w:lvlOverride w:ilvl="4">
+      <w:startOverride w:val="3"/>
+    </w:lvlOverride>
+    <w:lvlOverride w:ilvl="5">
+      <w:startOverride w:val="3"/>
+    </w:lvlOverride>
+    <w:lvlOverride w:ilvl="6">
+      <w:startOverride w:val="3"/>
+    </w:lvlOverride>
+    <w:lvlOverride w:ilvl="7">
+      <w:startOverride w:val="3"/>
+    </w:lvlOverride>
+    <w:lvlOverride w:ilvl="8">
+      <w:startOverride w:val="3"/>
+    </w:lvlOverride>
+  </w:num>
+  <w:num w:numId="1057">
+    <w:abstractNumId w:val="991"/>
+  </w:num>
+  <w:num w:numId="1058">
     <w:abstractNumId w:val="99414"/>
     <w:lvlOverride w:ilvl="0">
       <w:startOverride w:val="4"/>
@@ -9275,10 +10140,10 @@
       <w:startOverride w:val="4"/>
     </w:lvlOverride>
   </w:num>
-  <w:num w:numId="1052">
+  <w:num w:numId="1059">
     <w:abstractNumId w:val="991"/>
   </w:num>
-  <w:num w:numId="1053">
+  <w:num w:numId="1060">
     <w:abstractNumId w:val="99415"/>
     <w:lvlOverride w:ilvl="0">
       <w:startOverride w:val="5"/>
@@ -9308,10 +10173,10 @@
       <w:startOverride w:val="5"/>
     </w:lvlOverride>
   </w:num>
-  <w:num w:numId="1054">
+  <w:num w:numId="1061">
     <w:abstractNumId w:val="991"/>
   </w:num>
-  <w:num w:numId="1055">
+  <w:num w:numId="1062">
     <w:abstractNumId w:val="99416"/>
     <w:lvlOverride w:ilvl="0">
       <w:startOverride w:val="6"/>
@@ -9341,10 +10206,10 @@
       <w:startOverride w:val="6"/>
     </w:lvlOverride>
   </w:num>
-  <w:num w:numId="1056">
+  <w:num w:numId="1063">
     <w:abstractNumId w:val="991"/>
   </w:num>
-  <w:num w:numId="1057">
+  <w:num w:numId="1064">
     <w:abstractNumId w:val="99417"/>
     <w:lvlOverride w:ilvl="0">
       <w:startOverride w:val="7"/>
@@ -9374,10 +10239,10 @@
       <w:startOverride w:val="7"/>
     </w:lvlOverride>
   </w:num>
-  <w:num w:numId="1058">
+  <w:num w:numId="1065">
     <w:abstractNumId w:val="991"/>
   </w:num>
-  <w:num w:numId="1059">
+  <w:num w:numId="1066">
     <w:abstractNumId w:val="99418"/>
     <w:lvlOverride w:ilvl="0">
       <w:startOverride w:val="8"/>
@@ -9407,10 +10272,10 @@
       <w:startOverride w:val="8"/>
     </w:lvlOverride>
   </w:num>
-  <w:num w:numId="1060">
+  <w:num w:numId="1067">
     <w:abstractNumId w:val="991"/>
   </w:num>
-  <w:num w:numId="1061">
+  <w:num w:numId="1068">
     <w:abstractNumId w:val="99419"/>
     <w:lvlOverride w:ilvl="0">
       <w:startOverride w:val="9"/>
@@ -9440,10 +10305,10 @@
       <w:startOverride w:val="9"/>
     </w:lvlOverride>
   </w:num>
-  <w:num w:numId="1062">
+  <w:num w:numId="1069">
     <w:abstractNumId w:val="991"/>
   </w:num>
-  <w:num w:numId="1063">
+  <w:num w:numId="1070">
     <w:abstractNumId w:val="994110"/>
     <w:lvlOverride w:ilvl="0">
       <w:startOverride w:val="10"/>
@@ -9473,10 +10338,10 @@
       <w:startOverride w:val="10"/>
     </w:lvlOverride>
   </w:num>
-  <w:num w:numId="1064">
+  <w:num w:numId="1071">
     <w:abstractNumId w:val="991"/>
   </w:num>
-  <w:num w:numId="1065">
+  <w:num w:numId="1072">
     <w:abstractNumId w:val="994111"/>
     <w:lvlOverride w:ilvl="0">
       <w:startOverride w:val="11"/>
@@ -9506,10 +10371,10 @@
       <w:startOverride w:val="11"/>
     </w:lvlOverride>
   </w:num>
-  <w:num w:numId="1066">
+  <w:num w:numId="1073">
     <w:abstractNumId w:val="991"/>
   </w:num>
-  <w:num w:numId="1067">
+  <w:num w:numId="1074">
     <w:abstractNumId w:val="994112"/>
     <w:lvlOverride w:ilvl="0">
       <w:startOverride w:val="12"/>
@@ -9539,10 +10404,10 @@
       <w:startOverride w:val="12"/>
     </w:lvlOverride>
   </w:num>
-  <w:num w:numId="1068">
+  <w:num w:numId="1075">
     <w:abstractNumId w:val="991"/>
   </w:num>
-  <w:num w:numId="1069">
+  <w:num w:numId="1076">
     <w:abstractNumId w:val="994113"/>
     <w:lvlOverride w:ilvl="0">
       <w:startOverride w:val="13"/>
@@ -9572,10 +10437,10 @@
       <w:startOverride w:val="13"/>
     </w:lvlOverride>
   </w:num>
-  <w:num w:numId="1070">
+  <w:num w:numId="1077">
     <w:abstractNumId w:val="991"/>
   </w:num>
-  <w:num w:numId="1071">
+  <w:num w:numId="1078">
     <w:abstractNumId w:val="994114"/>
     <w:lvlOverride w:ilvl="0">
       <w:startOverride w:val="14"/>
@@ -9605,10 +10470,10 @@
       <w:startOverride w:val="14"/>
     </w:lvlOverride>
   </w:num>
-  <w:num w:numId="1072">
+  <w:num w:numId="1079">
     <w:abstractNumId w:val="991"/>
   </w:num>
-  <w:num w:numId="1073">
+  <w:num w:numId="1080">
     <w:abstractNumId w:val="994115"/>
     <w:lvlOverride w:ilvl="0">
       <w:startOverride w:val="15"/>
@@ -9638,10 +10503,10 @@
       <w:startOverride w:val="15"/>
     </w:lvlOverride>
   </w:num>
-  <w:num w:numId="1074">
+  <w:num w:numId="1081">
     <w:abstractNumId w:val="991"/>
   </w:num>
-  <w:num w:numId="1075">
+  <w:num w:numId="1082">
     <w:abstractNumId w:val="994116"/>
     <w:lvlOverride w:ilvl="0">
       <w:startOverride w:val="16"/>
@@ -9671,10 +10536,10 @@
       <w:startOverride w:val="16"/>
     </w:lvlOverride>
   </w:num>
-  <w:num w:numId="1076">
+  <w:num w:numId="1083">
     <w:abstractNumId w:val="991"/>
   </w:num>
-  <w:num w:numId="1077">
+  <w:num w:numId="1084">
     <w:abstractNumId w:val="994117"/>
     <w:lvlOverride w:ilvl="0">
       <w:startOverride w:val="17"/>
@@ -9704,10 +10569,10 @@
       <w:startOverride w:val="17"/>
     </w:lvlOverride>
   </w:num>
-  <w:num w:numId="1078">
+  <w:num w:numId="1085">
     <w:abstractNumId w:val="991"/>
   </w:num>
-  <w:num w:numId="1079">
+  <w:num w:numId="1086">
     <w:abstractNumId w:val="994118"/>
     <w:lvlOverride w:ilvl="0">
       <w:startOverride w:val="18"/>
@@ -9737,7 +10602,7 @@
       <w:startOverride w:val="18"/>
     </w:lvlOverride>
   </w:num>
-  <w:num w:numId="1080">
+  <w:num w:numId="1087">
     <w:abstractNumId w:val="991"/>
   </w:num>
 </w:numbering>

--- a/study_protocol_full.docx
+++ b/study_protocol_full.docx
@@ -967,7 +967,7 @@
         <w:t xml:space="preserve"> </w:t>
       </w:r>
       <w:r>
-        <w:t xml:space="preserve">rating of candidate barriers.</w:t>
+        <w:t xml:space="preserve">rating of candidate barriers and interventions.</w:t>
       </w:r>
     </w:p>
     <w:p>
@@ -989,7 +989,7 @@
         <w:t xml:space="preserve"> </w:t>
       </w:r>
       <w:r>
-        <w:t xml:space="preserve">re-rating of retained or revised items following anonymous group feedback, and rating of intervention priorities and feasibility.</w:t>
+        <w:t xml:space="preserve">re-rating of retained or revised items following anonymous group feedback.</w:t>
       </w:r>
     </w:p>
     <w:p>
@@ -1557,92 +1557,224 @@
         <w:pStyle w:val="BodyText"/>
       </w:pPr>
       <w:r>
-        <w:t xml:space="preserve">The survey will be administered using the University’s online survey platform. Data will be stored on secure password-protected system accessible only to authorized study personnel. Completion of the Round-1 questionnaire is expected to require approximately 20 minutes and Round-2 approximately 20 minutes. These estimates will be test-run and confirmed before recruitment. Participants will be informed of the expected time commitment in the invitation and information sheet.</w:t>
-      </w:r>
-    </w:p>
-    <w:p>
-      <w:pPr>
-        <w:pStyle w:val="BodyText"/>
-      </w:pPr>
-      <w:r>
-        <w:rPr>
-          <w:b/>
-          <w:bCs/>
-        </w:rPr>
-        <w:t xml:space="preserve">Barrier ratings</w:t>
-      </w:r>
-    </w:p>
-    <w:p>
-      <w:pPr>
-        <w:pStyle w:val="BodyText"/>
-      </w:pPr>
-      <w:r>
-        <w:t xml:space="preserve">Each candidate barrier will be rated on a 9-point scale:</w:t>
-      </w:r>
-    </w:p>
-    <w:p>
-      <w:pPr>
-        <w:pStyle w:val="BodyText"/>
-      </w:pPr>
-      <w:r>
-        <w:rPr>
-          <w:b/>
-          <w:bCs/>
-        </w:rPr>
-        <w:t xml:space="preserve">Importance</w:t>
+        <w:t xml:space="preserve">The survey will be administered using Microsoft Forms. Data will be stored on secure password-protected system accessible only to study coordinators. Completion of each round is expected to require approximately 30 minutes. These estimates will be test-run and confirmed before recruitment. Participants will be informed of the expected time commitment in the invitation and information sheet.</w:t>
+      </w:r>
+    </w:p>
+    <w:bookmarkStart w:id="27" w:name="delphi-round-1"/>
+    <w:p>
+      <w:pPr>
+        <w:pStyle w:val="Heading2"/>
+      </w:pPr>
+      <w:r>
+        <w:t xml:space="preserve">8.1 Delphi Round 1</w:t>
+      </w:r>
+    </w:p>
+    <w:p>
+      <w:pPr>
+        <w:pStyle w:val="FirstParagraph"/>
+      </w:pPr>
+      <w:r>
+        <w:t xml:space="preserve">Participants will receive:</w:t>
+      </w:r>
+    </w:p>
+    <w:p>
+      <w:pPr>
+        <w:pStyle w:val="Compact"/>
+        <w:numPr>
+          <w:ilvl w:val="0"/>
+          <w:numId w:val="1014"/>
+        </w:numPr>
+      </w:pPr>
+      <w:r>
+        <w:t xml:space="preserve">an information sheet and electronic consent form;</w:t>
+      </w:r>
+    </w:p>
+    <w:p>
+      <w:pPr>
+        <w:pStyle w:val="Compact"/>
+        <w:numPr>
+          <w:ilvl w:val="0"/>
+          <w:numId w:val="1014"/>
+        </w:numPr>
+      </w:pPr>
+      <w:r>
+        <w:t xml:space="preserve">brief instructions explaining the Delphi process;</w:t>
+      </w:r>
+    </w:p>
+    <w:p>
+      <w:pPr>
+        <w:pStyle w:val="Compact"/>
+        <w:numPr>
+          <w:ilvl w:val="0"/>
+          <w:numId w:val="1014"/>
+        </w:numPr>
+      </w:pPr>
+      <w:r>
+        <w:t xml:space="preserve">candidate barrier items;</w:t>
+      </w:r>
+    </w:p>
+    <w:p>
+      <w:pPr>
+        <w:pStyle w:val="Compact"/>
+        <w:numPr>
+          <w:ilvl w:val="0"/>
+          <w:numId w:val="1014"/>
+        </w:numPr>
+      </w:pPr>
+      <w:r>
+        <w:t xml:space="preserve">candidate intervention items;</w:t>
+      </w:r>
+    </w:p>
+    <w:p>
+      <w:pPr>
+        <w:pStyle w:val="Compact"/>
+        <w:numPr>
+          <w:ilvl w:val="0"/>
+          <w:numId w:val="1014"/>
+        </w:numPr>
+      </w:pPr>
+      <w:r>
+        <w:t xml:space="preserve">importance and modifiability rating scales for barriers;</w:t>
+      </w:r>
+    </w:p>
+    <w:p>
+      <w:pPr>
+        <w:pStyle w:val="Compact"/>
+        <w:numPr>
+          <w:ilvl w:val="0"/>
+          <w:numId w:val="1014"/>
+        </w:numPr>
+      </w:pPr>
+      <w:r>
+        <w:t xml:space="preserve">importance/potential-impact and feasibility rating scales for interventions;</w:t>
+      </w:r>
+    </w:p>
+    <w:p>
+      <w:pPr>
+        <w:pStyle w:val="Compact"/>
+        <w:numPr>
+          <w:ilvl w:val="0"/>
+          <w:numId w:val="1014"/>
+        </w:numPr>
+      </w:pPr>
+      <w:r>
+        <w:t xml:space="preserve">a question on the primary implementation level for each intervention; and</w:t>
+      </w:r>
+    </w:p>
+    <w:p>
+      <w:pPr>
+        <w:pStyle w:val="Compact"/>
+        <w:numPr>
+          <w:ilvl w:val="0"/>
+          <w:numId w:val="1014"/>
+        </w:numPr>
+      </w:pPr>
+      <w:r>
+        <w:t xml:space="preserve">basic professional and background questions required for panel characterization.</w:t>
+      </w:r>
+    </w:p>
+    <w:p>
+      <w:pPr>
+        <w:pStyle w:val="FirstParagraph"/>
+      </w:pPr>
+      <w:r>
+        <w:t xml:space="preserve">Participants will be asked to rate each barrier according to:</w:t>
+      </w:r>
+    </w:p>
+    <w:p>
+      <w:pPr>
+        <w:pStyle w:val="Compact"/>
+        <w:numPr>
+          <w:ilvl w:val="0"/>
+          <w:numId w:val="1015"/>
+        </w:numPr>
+      </w:pPr>
+      <w:r>
+        <w:rPr>
+          <w:b/>
+          <w:bCs/>
+        </w:rPr>
+        <w:t xml:space="preserve">Importance:</w:t>
       </w:r>
       <w:r>
         <w:t xml:space="preserve"> </w:t>
       </w:r>
       <w:r>
-        <w:t xml:space="preserve">- 1 = not important at all - 9 = extremely important</w:t>
-      </w:r>
-    </w:p>
-    <w:p>
-      <w:pPr>
-        <w:pStyle w:val="BodyText"/>
-      </w:pPr>
-      <w:r>
-        <w:rPr>
-          <w:b/>
-          <w:bCs/>
-        </w:rPr>
-        <w:t xml:space="preserve">Modifiability</w:t>
+        <w:t xml:space="preserve">the extent to which the barrier limits valid, relevant, and high-value medical research among early-career researchers in Egypt; and</w:t>
+      </w:r>
+    </w:p>
+    <w:p>
+      <w:pPr>
+        <w:pStyle w:val="Compact"/>
+        <w:numPr>
+          <w:ilvl w:val="0"/>
+          <w:numId w:val="1015"/>
+        </w:numPr>
+      </w:pPr>
+      <w:r>
+        <w:rPr>
+          <w:b/>
+          <w:bCs/>
+        </w:rPr>
+        <w:t xml:space="preserve">Modifiability:</w:t>
       </w:r>
       <w:r>
         <w:t xml:space="preserve"> </w:t>
       </w:r>
       <w:r>
-        <w:t xml:space="preserve">- 1 = not modifiable - 9 = highly modifiable</w:t>
-      </w:r>
-    </w:p>
-    <w:p>
-      <w:pPr>
-        <w:pStyle w:val="BodyText"/>
-      </w:pPr>
-      <w:r>
-        <w:t xml:space="preserve">Participants will also have a</w:t>
+        <w:t xml:space="preserve">the extent to which the barrier could realistically be changed or improved through action at the Researcher level, Supervision and mentorship level, Institutional/system level, or National research ecosystem level.</w:t>
+      </w:r>
+    </w:p>
+    <w:p>
+      <w:pPr>
+        <w:pStyle w:val="FirstParagraph"/>
+      </w:pPr>
+      <w:r>
+        <w:t xml:space="preserve">Participants will also be asked to rate each candidate intervention according to:</w:t>
+      </w:r>
+    </w:p>
+    <w:p>
+      <w:pPr>
+        <w:pStyle w:val="Compact"/>
+        <w:numPr>
+          <w:ilvl w:val="0"/>
+          <w:numId w:val="1016"/>
+        </w:numPr>
+      </w:pPr>
+      <w:r>
+        <w:rPr>
+          <w:b/>
+          <w:bCs/>
+        </w:rPr>
+        <w:t xml:space="preserve">Importance/potential impact:</w:t>
       </w:r>
       <w:r>
         <w:t xml:space="preserve"> </w:t>
       </w:r>
       <w:r>
-        <w:t xml:space="preserve">“cannot judge / insufficient experience”</w:t>
+        <w:t xml:space="preserve">the extent to which the intervention, if appropriately implemented, could meaningfully address important barriers and improve valid, relevant, and high-value research; and</w:t>
+      </w:r>
+    </w:p>
+    <w:p>
+      <w:pPr>
+        <w:pStyle w:val="Compact"/>
+        <w:numPr>
+          <w:ilvl w:val="0"/>
+          <w:numId w:val="1016"/>
+        </w:numPr>
+      </w:pPr>
+      <w:r>
+        <w:rPr>
+          <w:b/>
+          <w:bCs/>
+        </w:rPr>
+        <w:t xml:space="preserve">Feasibility in the Egyptian context:</w:t>
       </w:r>
       <w:r>
         <w:t xml:space="preserve"> </w:t>
       </w:r>
       <w:r>
-        <w:t xml:space="preserve">response where appropriate. Such responses will not be included in the denominator for consensus calculations.</w:t>
-      </w:r>
-    </w:p>
-    <w:bookmarkStart w:id="27" w:name="delphi-round-1"/>
-    <w:p>
-      <w:pPr>
-        <w:pStyle w:val="Heading2"/>
-      </w:pPr>
-      <w:r>
-        <w:t xml:space="preserve">8.1 Delphi Round 1</w:t>
+        <w:t xml:space="preserve">the extent to which the intervention could realistically be implemented within a realistic timeframe and with realistic resources.</w:t>
       </w:r>
     </w:p>
     <w:p>
@@ -1650,220 +1782,12 @@
         <w:pStyle w:val="FirstParagraph"/>
       </w:pPr>
       <w:r>
-        <w:t xml:space="preserve">Participants will receive:</w:t>
-      </w:r>
-    </w:p>
-    <w:p>
-      <w:pPr>
-        <w:pStyle w:val="Compact"/>
-        <w:numPr>
-          <w:ilvl w:val="0"/>
-          <w:numId w:val="1014"/>
-        </w:numPr>
-      </w:pPr>
-      <w:r>
-        <w:t xml:space="preserve">an information sheet and electronic consent form;</w:t>
-      </w:r>
-    </w:p>
-    <w:p>
-      <w:pPr>
-        <w:pStyle w:val="Compact"/>
-        <w:numPr>
-          <w:ilvl w:val="0"/>
-          <w:numId w:val="1014"/>
-        </w:numPr>
-      </w:pPr>
-      <w:r>
-        <w:t xml:space="preserve">brief instructions explaining the Delphi process;</w:t>
-      </w:r>
-    </w:p>
-    <w:p>
-      <w:pPr>
-        <w:pStyle w:val="Compact"/>
-        <w:numPr>
-          <w:ilvl w:val="0"/>
-          <w:numId w:val="1014"/>
-        </w:numPr>
-      </w:pPr>
-      <w:r>
-        <w:t xml:space="preserve">candidate barrier items;</w:t>
-      </w:r>
-    </w:p>
-    <w:p>
-      <w:pPr>
-        <w:pStyle w:val="Compact"/>
-        <w:numPr>
-          <w:ilvl w:val="0"/>
-          <w:numId w:val="1014"/>
-        </w:numPr>
-      </w:pPr>
-      <w:r>
-        <w:t xml:space="preserve">candidate intervention items;</w:t>
-      </w:r>
-    </w:p>
-    <w:p>
-      <w:pPr>
-        <w:pStyle w:val="Compact"/>
-        <w:numPr>
-          <w:ilvl w:val="0"/>
-          <w:numId w:val="1014"/>
-        </w:numPr>
-      </w:pPr>
-      <w:r>
-        <w:t xml:space="preserve">importance and modifiability rating scales for barriers;</w:t>
-      </w:r>
-    </w:p>
-    <w:p>
-      <w:pPr>
-        <w:pStyle w:val="Compact"/>
-        <w:numPr>
-          <w:ilvl w:val="0"/>
-          <w:numId w:val="1014"/>
-        </w:numPr>
-      </w:pPr>
-      <w:r>
-        <w:t xml:space="preserve">importance/potential-impact and feasibility rating scales for interventions;</w:t>
-      </w:r>
-    </w:p>
-    <w:p>
-      <w:pPr>
-        <w:pStyle w:val="Compact"/>
-        <w:numPr>
-          <w:ilvl w:val="0"/>
-          <w:numId w:val="1014"/>
-        </w:numPr>
-      </w:pPr>
-      <w:r>
-        <w:t xml:space="preserve">a question on the primary implementation level for each intervention; and</w:t>
-      </w:r>
-    </w:p>
-    <w:p>
-      <w:pPr>
-        <w:pStyle w:val="Compact"/>
-        <w:numPr>
-          <w:ilvl w:val="0"/>
-          <w:numId w:val="1014"/>
-        </w:numPr>
-      </w:pPr>
-      <w:r>
-        <w:t xml:space="preserve">basic professional and background questions required for panel characterization.</w:t>
-      </w:r>
-    </w:p>
-    <w:p>
-      <w:pPr>
-        <w:pStyle w:val="FirstParagraph"/>
-      </w:pPr>
-      <w:r>
-        <w:t xml:space="preserve">Participants will be asked to rate each barrier according to:</w:t>
-      </w:r>
-    </w:p>
-    <w:p>
-      <w:pPr>
-        <w:pStyle w:val="Compact"/>
-        <w:numPr>
-          <w:ilvl w:val="0"/>
-          <w:numId w:val="1015"/>
-        </w:numPr>
-      </w:pPr>
-      <w:r>
-        <w:rPr>
-          <w:b/>
-          <w:bCs/>
-        </w:rPr>
-        <w:t xml:space="preserve">Importance:</w:t>
+        <w:t xml:space="preserve">For each intervention, participants will also select the</w:t>
       </w:r>
       <w:r>
         <w:t xml:space="preserve"> </w:t>
       </w:r>
       <w:r>
-        <w:t xml:space="preserve">the extent to which the barrier limits valid, relevant, and high-value medical research among early-career researchers in Egypt; and</w:t>
-      </w:r>
-    </w:p>
-    <w:p>
-      <w:pPr>
-        <w:pStyle w:val="Compact"/>
-        <w:numPr>
-          <w:ilvl w:val="0"/>
-          <w:numId w:val="1015"/>
-        </w:numPr>
-      </w:pPr>
-      <w:r>
-        <w:rPr>
-          <w:b/>
-          <w:bCs/>
-        </w:rPr>
-        <w:t xml:space="preserve">Modifiability:</w:t>
-      </w:r>
-      <w:r>
-        <w:t xml:space="preserve"> </w:t>
-      </w:r>
-      <w:r>
-        <w:t xml:space="preserve">the extent to which the barrier could realistically be changed or improved through action at the individual, supervisory, institutional, university, health-system, or national level.</w:t>
-      </w:r>
-    </w:p>
-    <w:p>
-      <w:pPr>
-        <w:pStyle w:val="FirstParagraph"/>
-      </w:pPr>
-      <w:r>
-        <w:t xml:space="preserve">Participants will also be asked to rate each candidate intervention according to:</w:t>
-      </w:r>
-    </w:p>
-    <w:p>
-      <w:pPr>
-        <w:pStyle w:val="Compact"/>
-        <w:numPr>
-          <w:ilvl w:val="0"/>
-          <w:numId w:val="1016"/>
-        </w:numPr>
-      </w:pPr>
-      <w:r>
-        <w:rPr>
-          <w:b/>
-          <w:bCs/>
-        </w:rPr>
-        <w:t xml:space="preserve">Importance/potential impact:</w:t>
-      </w:r>
-      <w:r>
-        <w:t xml:space="preserve"> </w:t>
-      </w:r>
-      <w:r>
-        <w:t xml:space="preserve">the extent to which the intervention, if appropriately implemented, could meaningfully address important barriers and improve valid, relevant, and high-value research; and</w:t>
-      </w:r>
-    </w:p>
-    <w:p>
-      <w:pPr>
-        <w:pStyle w:val="Compact"/>
-        <w:numPr>
-          <w:ilvl w:val="0"/>
-          <w:numId w:val="1016"/>
-        </w:numPr>
-      </w:pPr>
-      <w:r>
-        <w:rPr>
-          <w:b/>
-          <w:bCs/>
-        </w:rPr>
-        <w:t xml:space="preserve">Feasibility in the Egyptian context:</w:t>
-      </w:r>
-      <w:r>
-        <w:t xml:space="preserve"> </w:t>
-      </w:r>
-      <w:r>
-        <w:t xml:space="preserve">the extent to which the intervention could realistically be implemented within a realistic timeframe and with realistic resources.</w:t>
-      </w:r>
-    </w:p>
-    <w:p>
-      <w:pPr>
-        <w:pStyle w:val="FirstParagraph"/>
-      </w:pPr>
-      <w:r>
-        <w:t xml:space="preserve">For each intervention, participants will also select the</w:t>
-      </w:r>
-      <w:r>
-        <w:t xml:space="preserve"> </w:t>
-      </w:r>
-      <w:r>
         <w:rPr>
           <w:b/>
           <w:bCs/>
@@ -1871,7 +1795,7 @@
         <w:t xml:space="preserve">primary implementation level</w:t>
       </w:r>
       <w:r>
-        <w:t xml:space="preserve">: individual researcher, supervisor or mentor, department or institution, university or teaching hospital, national system, multiple levels equally required, or “cannot judge.”</w:t>
+        <w:t xml:space="preserve">: Researcher, Supervision and mentorship level, Institutional/system, or National research ecosystem, multiple levels equally required, or “cannot judge.”</w:t>
       </w:r>
     </w:p>
     <w:p>
@@ -2041,7 +1965,7 @@
         <w:t xml:space="preserve"> </w:t>
       </w:r>
       <w:r>
-        <w:t xml:space="preserve">Intervention items meeting the predefined criteria for importance/potential impact and feasibility will be retained for Round 2.</w:t>
+        <w:t xml:space="preserve">Intervention items meeting the predefined criteria for importance/potential impact will be retained for Round 2.</w:t>
       </w:r>
     </w:p>
     <w:p>
@@ -2299,7 +2223,7 @@
         <w:pStyle w:val="BodyText"/>
       </w:pPr>
       <w:r>
-        <w:t xml:space="preserve">Consensus criteria are specified before Round-1 data analysis and will not be changed in response to the observed results.</w:t>
+        <w:t xml:space="preserve">Consensus criteria are specified before Round-1 launch and will not be changed in response to the observed results.</w:t>
       </w:r>
     </w:p>
     <w:p>
@@ -2800,7 +2724,7 @@
         </w:numPr>
       </w:pPr>
       <w:r>
-        <w:t xml:space="preserve">Median feasibility rating ≥6; and</w:t>
+        <w:t xml:space="preserve">Median feasibility rating ≥7;</w:t>
       </w:r>
     </w:p>
     <w:p>
@@ -2812,7 +2736,19 @@
         </w:numPr>
       </w:pPr>
       <w:r>
-        <w:t xml:space="preserve">≥70% of valid feasibility ratings are 6–9.</w:t>
+        <w:t xml:space="preserve">IQR ≤2; and</w:t>
+      </w:r>
+    </w:p>
+    <w:p>
+      <w:pPr>
+        <w:pStyle w:val="Compact"/>
+        <w:numPr>
+          <w:ilvl w:val="1"/>
+          <w:numId w:val="1027"/>
+        </w:numPr>
+      </w:pPr>
+      <w:r>
+        <w:t xml:space="preserve">≥75% of valid feasibility ratings are 7–9.</w:t>
       </w:r>
     </w:p>
     <w:p>
@@ -5809,7 +5745,7 @@
           <w:b/>
           <w:bCs/>
         </w:rPr>
-        <w:t xml:space="preserve">30–35 minutes</w:t>
+        <w:t xml:space="preserve">30minutes</w:t>
       </w:r>
       <w:r>
         <w:t xml:space="preserve">.</w:t>
@@ -5841,6 +5777,27 @@
       </w:pPr>
       <w:r>
         <w:t xml:space="preserve">You will also be asked to identify up to three interventions that should be prioritized first because they are both important and feasible in the Egyptian context.</w:t>
+      </w:r>
+    </w:p>
+    <w:p>
+      <w:pPr>
+        <w:pStyle w:val="BodyText"/>
+      </w:pPr>
+      <w:r>
+        <w:t xml:space="preserve">Round 1 is expected to take approximately</w:t>
+      </w:r>
+      <w:r>
+        <w:t xml:space="preserve"> </w:t>
+      </w:r>
+      <w:r>
+        <w:rPr>
+          <w:b/>
+          <w:bCs/>
+        </w:rPr>
+        <w:t xml:space="preserve">30minutes</w:t>
+      </w:r>
+      <w:r>
+        <w:t xml:space="preserve">.</w:t>
       </w:r>
     </w:p>
     <w:p>
@@ -6936,7 +6893,7 @@
         </w:numPr>
       </w:pPr>
       <w:r>
-        <w:t xml:space="preserve">I understand that the study involves a Round-1 questionnaire and, if I complete Round 1, a possible invitation to Round 2.</w:t>
+        <w:t xml:space="preserve">I understand that the study involves a Round-1 questionnaire to rate barriers and interventions and, if I complete Round 1, a possible invitation to Round 2.</w:t>
       </w:r>
     </w:p>
     <w:p>
@@ -6972,7 +6929,7 @@
         </w:numPr>
       </w:pPr>
       <w:r>
-        <w:t xml:space="preserve">I understand that Round 2 will include anonymized group-level feedback and that I may be asked to re-rate barriers and rate possible interventions.</w:t>
+        <w:t xml:space="preserve">I understand that Round 2 will include anonymized group-level feedback and that I may be asked to re-rate barriers and interventions.</w:t>
       </w:r>
     </w:p>
     <w:p>

--- a/study_protocol_full.docx
+++ b/study_protocol_full.docx
@@ -1837,27 +1837,19 @@
         <w:pStyle w:val="FirstParagraph"/>
       </w:pPr>
       <w:r>
-        <w:t xml:space="preserve">Separate item-handling procedures will be applied to barrier items and intervention items before Round 2.</w:t>
-      </w:r>
-    </w:p>
-    <w:p>
-      <w:pPr>
-        <w:pStyle w:val="BodyText"/>
-      </w:pPr>
-      <w:r>
-        <w:rPr>
-          <w:b/>
-          <w:bCs/>
-        </w:rPr>
-        <w:t xml:space="preserve">Barrier items</w:t>
-      </w:r>
-    </w:p>
-    <w:p>
-      <w:pPr>
-        <w:pStyle w:val="BodyText"/>
-      </w:pPr>
-      <w:r>
-        <w:t xml:space="preserve">The following rules will be applied:</w:t>
+        <w:t xml:space="preserve">Item handling will follow the rules below, using valid Round-1 ratings (excluding “Cannot judge”) from the whole panel. The advisory board will see only item-level aggregate statistics, and every decision will be recorded in the audit trail.</w:t>
+      </w:r>
+    </w:p>
+    <w:p>
+      <w:pPr>
+        <w:pStyle w:val="BodyText"/>
+      </w:pPr>
+      <w:r>
+        <w:rPr>
+          <w:b/>
+          <w:bCs/>
+        </w:rPr>
+        <w:t xml:space="preserve">Barrier items (judged on importance ratings)</w:t>
       </w:r>
     </w:p>
     <w:p>
@@ -1869,177 +1861,99 @@
         </w:numPr>
       </w:pPr>
       <w:r>
-        <w:rPr>
-          <w:b/>
-          <w:bCs/>
-        </w:rPr>
-        <w:t xml:space="preserve">Retain:</w:t>
+        <w:t xml:space="preserve">Retain: the median is ≥7 and ≥60% of valid ratings are 7–9. The item advances to Round 2 unchanged, apart from agreed wording corrections.</w:t>
+      </w:r>
+    </w:p>
+    <w:p>
+      <w:pPr>
+        <w:pStyle w:val="Compact"/>
+        <w:numPr>
+          <w:ilvl w:val="0"/>
+          <w:numId w:val="1017"/>
+        </w:numPr>
+      </w:pPr>
+      <w:r>
+        <w:t xml:space="preserve">Conditional zone: 40–59% of valid ratings are 7–9. The item advances to Round 2 and is never removed on rating alone. It is revised only if a documented wording problem exists (see below).</w:t>
+      </w:r>
+    </w:p>
+    <w:p>
+      <w:pPr>
+        <w:pStyle w:val="Compact"/>
+        <w:numPr>
+          <w:ilvl w:val="0"/>
+          <w:numId w:val="1017"/>
+        </w:numPr>
+      </w:pPr>
+      <w:r>
+        <w:t xml:space="preserve">Remove from Round 2: fewer than 40% of valid ratings are 7–9. The item is still reported in the results.</w:t>
+      </w:r>
+    </w:p>
+    <w:p>
+      <w:pPr>
+        <w:pStyle w:val="FirstParagraph"/>
+      </w:pPr>
+      <w:r>
+        <w:rPr>
+          <w:b/>
+          <w:bCs/>
+        </w:rPr>
+        <w:t xml:space="preserve">Intervention items (judged on importance/potential-impact ratings only)</w:t>
+      </w:r>
+    </w:p>
+    <w:p>
+      <w:pPr>
+        <w:pStyle w:val="BodyText"/>
+      </w:pPr>
+      <w:r>
+        <w:t xml:space="preserve">The same three thresholds apply. Feasibility ratings will not be used to remove an intervention in Round 1, so that important but difficult interventions remain available for classification as “high-impact but less feasible” in Round 2.</w:t>
+      </w:r>
+    </w:p>
+    <w:p>
+      <w:pPr>
+        <w:pStyle w:val="BodyText"/>
+      </w:pPr>
+      <w:r>
+        <w:rPr>
+          <w:b/>
+          <w:bCs/>
+        </w:rPr>
+        <w:t xml:space="preserve">Revision</w:t>
+      </w:r>
+      <w:r>
+        <w:t xml:space="preserve">. An item may be revised before Round 2 only if at least one of the following applies, and the reason will be recorded: (a) more than 25% of respondents selected “Cannot judge” for the item; (b) at least three participants independently commented that the wording is unclear or overlapping with another item; or (c) the advisory board identifies a wording problem by a two-thirds majority and documents it. Revision may change wording only, never the underlying construct, and a revised item is rated afresh in Round 2.</w:t>
+      </w:r>
+    </w:p>
+    <w:p>
+      <w:pPr>
+        <w:pStyle w:val="BodyText"/>
+      </w:pPr>
+      <w:r>
+        <w:rPr>
+          <w:b/>
+          <w:bCs/>
+        </w:rPr>
+        <w:t xml:space="preserve">Non-rating removal</w:t>
+      </w:r>
+      <w:r>
+        <w:t xml:space="preserve">. An item may also be removed if it duplicates another item, is outside the study scope, or represents a different construct. This requires a two-thirds majority of the advisory board and a documented reason.</w:t>
+      </w:r>
+    </w:p>
+    <w:p>
+      <w:pPr>
+        <w:pStyle w:val="BodyText"/>
+      </w:pPr>
+      <w:r>
+        <w:rPr>
+          <w:b/>
+          <w:bCs/>
+        </w:rPr>
+        <w:t xml:space="preserve">Protection for minority views.</w:t>
       </w:r>
       <w:r>
         <w:t xml:space="preserve"> </w:t>
       </w:r>
       <w:r>
-        <w:t xml:space="preserve">Barrier items meeting the predefined importance-consensus criterion will be retained for Round 2.</w:t>
-      </w:r>
-    </w:p>
-    <w:p>
-      <w:pPr>
-        <w:pStyle w:val="Compact"/>
-        <w:numPr>
-          <w:ilvl w:val="0"/>
-          <w:numId w:val="1017"/>
-        </w:numPr>
-      </w:pPr>
-      <w:r>
-        <w:rPr>
-          <w:b/>
-          <w:bCs/>
-        </w:rPr>
-        <w:t xml:space="preserve">Revise:</w:t>
-      </w:r>
-      <w:r>
-        <w:t xml:space="preserve"> </w:t>
-      </w:r>
-      <w:r>
-        <w:t xml:space="preserve">Barrier items that do not reach consensus but are potentially important, ambiguous, or substantially improved following panel comments may be revised and presented in Round 2. Material wording changes will be documented.</w:t>
-      </w:r>
-    </w:p>
-    <w:p>
-      <w:pPr>
-        <w:pStyle w:val="Compact"/>
-        <w:numPr>
-          <w:ilvl w:val="0"/>
-          <w:numId w:val="1017"/>
-        </w:numPr>
-      </w:pPr>
-      <w:r>
-        <w:rPr>
-          <w:b/>
-          <w:bCs/>
-        </w:rPr>
-        <w:t xml:space="preserve">Remove:</w:t>
-      </w:r>
-      <w:r>
-        <w:t xml:space="preserve"> </w:t>
-      </w:r>
-      <w:r>
-        <w:t xml:space="preserve">Barrier items may be removed if they are clearly redundant, outside the study scope, poorly understood, or judged by the advisory board to represent a different construct. Removal decisions will be documented and will not be based solely on an unfavorable rating.</w:t>
-      </w:r>
-    </w:p>
-    <w:p>
-      <w:pPr>
-        <w:pStyle w:val="FirstParagraph"/>
-      </w:pPr>
-      <w:r>
-        <w:rPr>
-          <w:b/>
-          <w:bCs/>
-        </w:rPr>
-        <w:t xml:space="preserve">Intervention items</w:t>
-      </w:r>
-    </w:p>
-    <w:p>
-      <w:pPr>
-        <w:pStyle w:val="BodyText"/>
-      </w:pPr>
-      <w:r>
-        <w:t xml:space="preserve">The following rules will be applied:</w:t>
-      </w:r>
-    </w:p>
-    <w:p>
-      <w:pPr>
-        <w:pStyle w:val="Compact"/>
-        <w:numPr>
-          <w:ilvl w:val="0"/>
-          <w:numId w:val="1018"/>
-        </w:numPr>
-      </w:pPr>
-      <w:r>
-        <w:rPr>
-          <w:b/>
-          <w:bCs/>
-        </w:rPr>
-        <w:t xml:space="preserve">Retain:</w:t>
-      </w:r>
-      <w:r>
-        <w:t xml:space="preserve"> </w:t>
-      </w:r>
-      <w:r>
-        <w:t xml:space="preserve">Intervention items meeting the predefined criteria for importance/potential impact will be retained for Round 2.</w:t>
-      </w:r>
-    </w:p>
-    <w:p>
-      <w:pPr>
-        <w:pStyle w:val="Compact"/>
-        <w:numPr>
-          <w:ilvl w:val="0"/>
-          <w:numId w:val="1018"/>
-        </w:numPr>
-      </w:pPr>
-      <w:r>
-        <w:rPr>
-          <w:b/>
-          <w:bCs/>
-        </w:rPr>
-        <w:t xml:space="preserve">Revise:</w:t>
-      </w:r>
-      <w:r>
-        <w:t xml:space="preserve"> </w:t>
-      </w:r>
-      <w:r>
-        <w:t xml:space="preserve">Intervention items that are potentially important but unclear, overly broad, insufficiently feasible as worded, or substantially improved by panel comments may be revised and presented in Round 2. Material wording changes will be documented.</w:t>
-      </w:r>
-    </w:p>
-    <w:p>
-      <w:pPr>
-        <w:pStyle w:val="Compact"/>
-        <w:numPr>
-          <w:ilvl w:val="0"/>
-          <w:numId w:val="1018"/>
-        </w:numPr>
-      </w:pPr>
-      <w:r>
-        <w:rPr>
-          <w:b/>
-          <w:bCs/>
-        </w:rPr>
-        <w:t xml:space="preserve">Remove:</w:t>
-      </w:r>
-      <w:r>
-        <w:t xml:space="preserve"> </w:t>
-      </w:r>
-      <w:r>
-        <w:t xml:space="preserve">Intervention items may be removed if they are redundant with another item, outside the study scope, poorly understood, not applicable to the Egyptian context, or judged by the advisory board to represent a different construct. Removal decisions will be documented and will not be based solely on an unfavorable feasibility rating.</w:t>
-      </w:r>
-    </w:p>
-    <w:p>
-      <w:pPr>
-        <w:pStyle w:val="Compact"/>
-        <w:numPr>
-          <w:ilvl w:val="0"/>
-          <w:numId w:val="1018"/>
-        </w:numPr>
-      </w:pPr>
-      <w:r>
-        <w:rPr>
-          <w:b/>
-          <w:bCs/>
-        </w:rPr>
-        <w:t xml:space="preserve">New items:</w:t>
-      </w:r>
-      <w:r>
-        <w:t xml:space="preserve"> </w:t>
-      </w:r>
-      <w:r>
-        <w:t xml:space="preserve">Additional barriers or interventions suggested in Round-1 free-text responses may be considered for inclusion in Round 2 only if they are within the prespecified conceptual framework, are not redundant, are clearly worded, and are approved by the advisory board before the Round-2 questionnaire is distributed.</w:t>
-      </w:r>
-    </w:p>
-    <w:p>
-      <w:pPr>
-        <w:pStyle w:val="FirstParagraph"/>
-      </w:pPr>
-      <w:r>
-        <w:t xml:space="preserve">The advisory board will not create or remove items after seeing Round-2 results.</w:t>
+        <w:t xml:space="preserve">An item will not be removed under the numeric rule if at least 75% of valid ratings from any single stakeholder group (with ≥5 valid ratings) fall in 7–9.</w:t>
       </w:r>
     </w:p>
     <w:bookmarkEnd w:id="28"/>
@@ -2073,11 +1987,91 @@
         <w:pStyle w:val="Compact"/>
         <w:numPr>
           <w:ilvl w:val="0"/>
+          <w:numId w:val="1018"/>
+        </w:numPr>
+      </w:pPr>
+      <w:r>
+        <w:t xml:space="preserve">the number of valid responses;</w:t>
+      </w:r>
+    </w:p>
+    <w:p>
+      <w:pPr>
+        <w:pStyle w:val="Compact"/>
+        <w:numPr>
+          <w:ilvl w:val="0"/>
+          <w:numId w:val="1018"/>
+        </w:numPr>
+      </w:pPr>
+      <w:r>
+        <w:t xml:space="preserve">the median rating;</w:t>
+      </w:r>
+    </w:p>
+    <w:p>
+      <w:pPr>
+        <w:pStyle w:val="Compact"/>
+        <w:numPr>
+          <w:ilvl w:val="0"/>
+          <w:numId w:val="1018"/>
+        </w:numPr>
+      </w:pPr>
+      <w:r>
+        <w:t xml:space="preserve">the interquartile range; and</w:t>
+      </w:r>
+    </w:p>
+    <w:p>
+      <w:pPr>
+        <w:pStyle w:val="Compact"/>
+        <w:numPr>
+          <w:ilvl w:val="0"/>
+          <w:numId w:val="1018"/>
+        </w:numPr>
+      </w:pPr>
+      <w:r>
+        <w:t xml:space="preserve">the percentage of ratings in the predefined high-rating range.</w:t>
+      </w:r>
+    </w:p>
+    <w:p>
+      <w:pPr>
+        <w:pStyle w:val="FirstParagraph"/>
+      </w:pPr>
+      <w:r>
+        <w:t xml:space="preserve">For barriers, feedback will be presented separately for importance and modifiability.</w:t>
+      </w:r>
+    </w:p>
+    <w:p>
+      <w:pPr>
+        <w:pStyle w:val="BodyText"/>
+      </w:pPr>
+      <w:r>
+        <w:t xml:space="preserve">For interventions, feedback will be presented separately for importance/potential impact and feasibility.</w:t>
+      </w:r>
+    </w:p>
+    <w:p>
+      <w:pPr>
+        <w:pStyle w:val="BodyText"/>
+      </w:pPr>
+      <w:r>
+        <w:t xml:space="preserve">Individual participant responses will not be identified. Where technically appropriate and secure, participants may be shown their own previous Round-1 ratings to assist reconsideration; these responses will not be visible to other participants.</w:t>
+      </w:r>
+    </w:p>
+    <w:p>
+      <w:pPr>
+        <w:pStyle w:val="BodyText"/>
+      </w:pPr>
+      <w:r>
+        <w:t xml:space="preserve">Participants will be asked to re-rate:</w:t>
+      </w:r>
+    </w:p>
+    <w:p>
+      <w:pPr>
+        <w:pStyle w:val="Compact"/>
+        <w:numPr>
+          <w:ilvl w:val="0"/>
           <w:numId w:val="1019"/>
         </w:numPr>
       </w:pPr>
       <w:r>
-        <w:t xml:space="preserve">the number of valid responses;</w:t>
+        <w:t xml:space="preserve">the importance and modifiability of retained or revised barriers; and</w:t>
       </w:r>
     </w:p>
     <w:p>
@@ -2089,31 +2083,7 @@
         </w:numPr>
       </w:pPr>
       <w:r>
-        <w:t xml:space="preserve">the median rating;</w:t>
-      </w:r>
-    </w:p>
-    <w:p>
-      <w:pPr>
-        <w:pStyle w:val="Compact"/>
-        <w:numPr>
-          <w:ilvl w:val="0"/>
-          <w:numId w:val="1019"/>
-        </w:numPr>
-      </w:pPr>
-      <w:r>
-        <w:t xml:space="preserve">the interquartile range; and</w:t>
-      </w:r>
-    </w:p>
-    <w:p>
-      <w:pPr>
-        <w:pStyle w:val="Compact"/>
-        <w:numPr>
-          <w:ilvl w:val="0"/>
-          <w:numId w:val="1019"/>
-        </w:numPr>
-      </w:pPr>
-      <w:r>
-        <w:t xml:space="preserve">the percentage of ratings in the predefined high-rating range.</w:t>
+        <w:t xml:space="preserve">the importance/potential impact and feasibility of retained or revised interventions.</w:t>
       </w:r>
     </w:p>
     <w:p>
@@ -2121,62 +2091,6 @@
         <w:pStyle w:val="FirstParagraph"/>
       </w:pPr>
       <w:r>
-        <w:t xml:space="preserve">For barriers, feedback will be presented separately for importance and modifiability.</w:t>
-      </w:r>
-    </w:p>
-    <w:p>
-      <w:pPr>
-        <w:pStyle w:val="BodyText"/>
-      </w:pPr>
-      <w:r>
-        <w:t xml:space="preserve">For interventions, feedback will be presented separately for importance/potential impact and feasibility.</w:t>
-      </w:r>
-    </w:p>
-    <w:p>
-      <w:pPr>
-        <w:pStyle w:val="BodyText"/>
-      </w:pPr>
-      <w:r>
-        <w:t xml:space="preserve">Individual participant responses will not be identified. Where technically appropriate and secure, participants may be shown their own previous Round-1 ratings to assist reconsideration; these responses will not be visible to other participants.</w:t>
-      </w:r>
-    </w:p>
-    <w:p>
-      <w:pPr>
-        <w:pStyle w:val="BodyText"/>
-      </w:pPr>
-      <w:r>
-        <w:t xml:space="preserve">Participants will be asked to re-rate:</w:t>
-      </w:r>
-    </w:p>
-    <w:p>
-      <w:pPr>
-        <w:pStyle w:val="Compact"/>
-        <w:numPr>
-          <w:ilvl w:val="0"/>
-          <w:numId w:val="1020"/>
-        </w:numPr>
-      </w:pPr>
-      <w:r>
-        <w:t xml:space="preserve">the importance and modifiability of retained or revised barriers; and</w:t>
-      </w:r>
-    </w:p>
-    <w:p>
-      <w:pPr>
-        <w:pStyle w:val="Compact"/>
-        <w:numPr>
-          <w:ilvl w:val="0"/>
-          <w:numId w:val="1020"/>
-        </w:numPr>
-      </w:pPr>
-      <w:r>
-        <w:t xml:space="preserve">the importance/potential impact and feasibility of retained or revised interventions.</w:t>
-      </w:r>
-    </w:p>
-    <w:p>
-      <w:pPr>
-        <w:pStyle w:val="FirstParagraph"/>
-      </w:pPr>
-      <w:r>
         <w:t xml:space="preserve">For revised intervention items, participants will also be asked to reselect the primary implementation level.</w:t>
       </w:r>
     </w:p>
@@ -2185,7 +2099,7 @@
         <w:pStyle w:val="BodyText"/>
       </w:pPr>
       <w:r>
-        <w:t xml:space="preserve">Round 2 will also ask participants to identify up to three interventions that should be prioritized first because they are both important and feasible in the Egyptian context. Participants may provide a brief optional explanation without naming individuals, departments, institutions, hospitals, or organizations.</w:t>
+        <w:t xml:space="preserve">Round 2 will ask participants to select up to five barriers that they consider most important in limiting valid, relevant, and high-value medical research among early-career researchers in Egypt. The list will contain all barriers retained or revised for Round 2, shown in randomized order. Round 2 will also ask participants to identify up to three interventions that should be prioritized first because they are both important and feasible in the Egyptian context.</w:t>
       </w:r>
     </w:p>
     <w:p>
@@ -2258,21 +2172,94 @@
       <w:pPr>
         <w:numPr>
           <w:ilvl w:val="0"/>
+          <w:numId w:val="1020"/>
+        </w:numPr>
+      </w:pPr>
+      <w:r>
+        <w:rPr>
+          <w:b/>
+          <w:bCs/>
+        </w:rPr>
+        <w:t xml:space="preserve">Important barrier:</w:t>
+      </w:r>
+      <w:r>
+        <w:t xml:space="preserve"> </w:t>
+      </w:r>
+      <w:r>
+        <w:t xml:space="preserve">A barrier will be classified as having consensus as an</w:t>
+      </w:r>
+      <w:r>
+        <w:t xml:space="preserve"> </w:t>
+      </w:r>
+      <w:r>
+        <w:rPr>
+          <w:b/>
+          <w:bCs/>
+        </w:rPr>
+        <w:t xml:space="preserve">important barrier</w:t>
+      </w:r>
+      <w:r>
+        <w:t xml:space="preserve"> </w:t>
+      </w:r>
+      <w:r>
+        <w:t xml:space="preserve">when all of the following criteria are met:</w:t>
+      </w:r>
+    </w:p>
+    <w:p>
+      <w:pPr>
+        <w:pStyle w:val="Compact"/>
+        <w:numPr>
+          <w:ilvl w:val="1"/>
           <w:numId w:val="1021"/>
         </w:numPr>
       </w:pPr>
       <w:r>
-        <w:rPr>
-          <w:b/>
-          <w:bCs/>
-        </w:rPr>
-        <w:t xml:space="preserve">Important barrier:</w:t>
+        <w:t xml:space="preserve">Median importance rating ≥7;</w:t>
+      </w:r>
+    </w:p>
+    <w:p>
+      <w:pPr>
+        <w:pStyle w:val="Compact"/>
+        <w:numPr>
+          <w:ilvl w:val="1"/>
+          <w:numId w:val="1021"/>
+        </w:numPr>
+      </w:pPr>
+      <w:r>
+        <w:t xml:space="preserve">IQR ≤2; and</w:t>
+      </w:r>
+    </w:p>
+    <w:p>
+      <w:pPr>
+        <w:pStyle w:val="Compact"/>
+        <w:numPr>
+          <w:ilvl w:val="1"/>
+          <w:numId w:val="1021"/>
+        </w:numPr>
+      </w:pPr>
+      <w:r>
+        <w:t xml:space="preserve">≥75% of valid importance ratings are 7–9.</w:t>
+      </w:r>
+    </w:p>
+    <w:p>
+      <w:pPr>
+        <w:numPr>
+          <w:ilvl w:val="0"/>
+          <w:numId w:val="1020"/>
+        </w:numPr>
+      </w:pPr>
+      <w:r>
+        <w:rPr>
+          <w:b/>
+          <w:bCs/>
+        </w:rPr>
+        <w:t xml:space="preserve">Highly modifiable barrier:</w:t>
       </w:r>
       <w:r>
         <w:t xml:space="preserve"> </w:t>
       </w:r>
       <w:r>
-        <w:t xml:space="preserve">A barrier will be classified as having consensus as an</w:t>
+        <w:t xml:space="preserve">A barrier will be classified as having consensus as</w:t>
       </w:r>
       <w:r>
         <w:t xml:space="preserve"> </w:t>
@@ -2282,7 +2269,7 @@
           <w:b/>
           <w:bCs/>
         </w:rPr>
-        <w:t xml:space="preserve">important barrier</w:t>
+        <w:t xml:space="preserve">highly modifiable</w:t>
       </w:r>
       <w:r>
         <w:t xml:space="preserve"> </w:t>
@@ -2300,7 +2287,7 @@
         </w:numPr>
       </w:pPr>
       <w:r>
-        <w:t xml:space="preserve">Median importance rating ≥7;</w:t>
+        <w:t xml:space="preserve">Median modifiability rating ≥7;</w:t>
       </w:r>
     </w:p>
     <w:p>
@@ -2324,28 +2311,28 @@
         </w:numPr>
       </w:pPr>
       <w:r>
-        <w:t xml:space="preserve">≥75% of valid importance ratings are 7–9.</w:t>
-      </w:r>
-    </w:p>
-    <w:p>
-      <w:pPr>
-        <w:numPr>
-          <w:ilvl w:val="0"/>
-          <w:numId w:val="1021"/>
-        </w:numPr>
-      </w:pPr>
-      <w:r>
-        <w:rPr>
-          <w:b/>
-          <w:bCs/>
-        </w:rPr>
-        <w:t xml:space="preserve">Highly modifiable barrier:</w:t>
+        <w:t xml:space="preserve">≥75% of valid modifiability ratings are 7–9.</w:t>
+      </w:r>
+    </w:p>
+    <w:p>
+      <w:pPr>
+        <w:numPr>
+          <w:ilvl w:val="0"/>
+          <w:numId w:val="1020"/>
+        </w:numPr>
+      </w:pPr>
+      <w:r>
+        <w:rPr>
+          <w:b/>
+          <w:bCs/>
+        </w:rPr>
+        <w:t xml:space="preserve">Priority barrier for action:</w:t>
       </w:r>
       <w:r>
         <w:t xml:space="preserve"> </w:t>
       </w:r>
       <w:r>
-        <w:t xml:space="preserve">A barrier will be classified as having consensus as</w:t>
+        <w:t xml:space="preserve">A barrier will be classified as a</w:t>
       </w:r>
       <w:r>
         <w:t xml:space="preserve"> </w:t>
@@ -2355,13 +2342,145 @@
           <w:b/>
           <w:bCs/>
         </w:rPr>
-        <w:t xml:space="preserve">highly modifiable</w:t>
+        <w:t xml:space="preserve">priority barrier for action</w:t>
       </w:r>
       <w:r>
         <w:t xml:space="preserve"> </w:t>
       </w:r>
       <w:r>
-        <w:t xml:space="preserve">when all of the following criteria are met:</w:t>
+        <w:t xml:space="preserve">when it meets the criteria for both an</w:t>
+      </w:r>
+      <w:r>
+        <w:t xml:space="preserve"> </w:t>
+      </w:r>
+      <w:r>
+        <w:rPr>
+          <w:b/>
+          <w:bCs/>
+        </w:rPr>
+        <w:t xml:space="preserve">important barrier</w:t>
+      </w:r>
+      <w:r>
+        <w:t xml:space="preserve"> </w:t>
+      </w:r>
+      <w:r>
+        <w:t xml:space="preserve">and a</w:t>
+      </w:r>
+      <w:r>
+        <w:t xml:space="preserve"> </w:t>
+      </w:r>
+      <w:r>
+        <w:rPr>
+          <w:b/>
+          <w:bCs/>
+        </w:rPr>
+        <w:t xml:space="preserve">highly modifiable barrier</w:t>
+      </w:r>
+      <w:r>
+        <w:t xml:space="preserve">.</w:t>
+      </w:r>
+    </w:p>
+    <w:p>
+      <w:pPr>
+        <w:numPr>
+          <w:ilvl w:val="0"/>
+          <w:numId w:val="1020"/>
+        </w:numPr>
+      </w:pPr>
+      <w:r>
+        <w:rPr>
+          <w:b/>
+          <w:bCs/>
+        </w:rPr>
+        <w:t xml:space="preserve">Important but less modifiable barrier:</w:t>
+      </w:r>
+      <w:r>
+        <w:t xml:space="preserve"> </w:t>
+      </w:r>
+      <w:r>
+        <w:t xml:space="preserve">A barrier meeting the criteria for an</w:t>
+      </w:r>
+      <w:r>
+        <w:t xml:space="preserve"> </w:t>
+      </w:r>
+      <w:r>
+        <w:rPr>
+          <w:b/>
+          <w:bCs/>
+        </w:rPr>
+        <w:t xml:space="preserve">important barrier</w:t>
+      </w:r>
+      <w:r>
+        <w:t xml:space="preserve"> </w:t>
+      </w:r>
+      <w:r>
+        <w:t xml:space="preserve">but not for a</w:t>
+      </w:r>
+      <w:r>
+        <w:t xml:space="preserve"> </w:t>
+      </w:r>
+      <w:r>
+        <w:rPr>
+          <w:b/>
+          <w:bCs/>
+        </w:rPr>
+        <w:t xml:space="preserve">highly modifiable barrier</w:t>
+      </w:r>
+      <w:r>
+        <w:t xml:space="preserve"> </w:t>
+      </w:r>
+      <w:r>
+        <w:t xml:space="preserve">will be classified as</w:t>
+      </w:r>
+      <w:r>
+        <w:t xml:space="preserve"> </w:t>
+      </w:r>
+      <w:r>
+        <w:rPr>
+          <w:b/>
+          <w:bCs/>
+        </w:rPr>
+        <w:t xml:space="preserve">important but less modifiable</w:t>
+      </w:r>
+      <w:r>
+        <w:t xml:space="preserve">. These barriers will still be reported because they may require longer-term, multilevel, or system-level action.</w:t>
+      </w:r>
+    </w:p>
+    <w:p>
+      <w:pPr>
+        <w:numPr>
+          <w:ilvl w:val="0"/>
+          <w:numId w:val="1020"/>
+        </w:numPr>
+      </w:pPr>
+      <w:r>
+        <w:rPr>
+          <w:b/>
+          <w:bCs/>
+        </w:rPr>
+        <w:t xml:space="preserve">Consensus that a barrier is not important:</w:t>
+      </w:r>
+      <w:r>
+        <w:t xml:space="preserve"> </w:t>
+      </w:r>
+      <w:r>
+        <w:t xml:space="preserve">A barrier will be classified as having consensus that it is</w:t>
+      </w:r>
+      <w:r>
+        <w:t xml:space="preserve"> </w:t>
+      </w:r>
+      <w:r>
+        <w:rPr>
+          <w:b/>
+          <w:bCs/>
+        </w:rPr>
+        <w:t xml:space="preserve">not important</w:t>
+      </w:r>
+      <w:r>
+        <w:t xml:space="preserve"> </w:t>
+      </w:r>
+      <w:r>
+        <w:t xml:space="preserve">when:</w:t>
       </w:r>
     </w:p>
     <w:p>
@@ -2373,7 +2492,7 @@
         </w:numPr>
       </w:pPr>
       <w:r>
-        <w:t xml:space="preserve">Median modifiability rating ≥7;</w:t>
+        <w:t xml:space="preserve">Median importance rating ≤3; and</w:t>
       </w:r>
     </w:p>
     <w:p>
@@ -2385,6 +2504,79 @@
         </w:numPr>
       </w:pPr>
       <w:r>
+        <w:t xml:space="preserve">≥75% of valid importance ratings are 1–3.</w:t>
+      </w:r>
+    </w:p>
+    <w:p>
+      <w:pPr>
+        <w:pStyle w:val="FirstParagraph"/>
+      </w:pPr>
+      <w:r>
+        <w:rPr>
+          <w:b/>
+          <w:bCs/>
+        </w:rPr>
+        <w:t xml:space="preserve">Intervention classifications</w:t>
+      </w:r>
+    </w:p>
+    <w:p>
+      <w:pPr>
+        <w:numPr>
+          <w:ilvl w:val="0"/>
+          <w:numId w:val="1024"/>
+        </w:numPr>
+      </w:pPr>
+      <w:r>
+        <w:rPr>
+          <w:b/>
+          <w:bCs/>
+        </w:rPr>
+        <w:t xml:space="preserve">High-impact intervention:</w:t>
+      </w:r>
+      <w:r>
+        <w:t xml:space="preserve"> </w:t>
+      </w:r>
+      <w:r>
+        <w:t xml:space="preserve">An intervention will be classified as having consensus as a</w:t>
+      </w:r>
+      <w:r>
+        <w:t xml:space="preserve"> </w:t>
+      </w:r>
+      <w:r>
+        <w:rPr>
+          <w:b/>
+          <w:bCs/>
+        </w:rPr>
+        <w:t xml:space="preserve">high-impact intervention</w:t>
+      </w:r>
+      <w:r>
+        <w:t xml:space="preserve"> </w:t>
+      </w:r>
+      <w:r>
+        <w:t xml:space="preserve">when all of the following criteria are met:</w:t>
+      </w:r>
+    </w:p>
+    <w:p>
+      <w:pPr>
+        <w:pStyle w:val="Compact"/>
+        <w:numPr>
+          <w:ilvl w:val="1"/>
+          <w:numId w:val="1025"/>
+        </w:numPr>
+      </w:pPr>
+      <w:r>
+        <w:t xml:space="preserve">Median importance/potential-impact rating ≥7;</w:t>
+      </w:r>
+    </w:p>
+    <w:p>
+      <w:pPr>
+        <w:pStyle w:val="Compact"/>
+        <w:numPr>
+          <w:ilvl w:val="1"/>
+          <w:numId w:val="1025"/>
+        </w:numPr>
+      </w:pPr>
+      <w:r>
         <w:t xml:space="preserve">IQR ≤2; and</w:t>
       </w:r>
     </w:p>
@@ -2393,32 +2585,32 @@
         <w:pStyle w:val="Compact"/>
         <w:numPr>
           <w:ilvl w:val="1"/>
-          <w:numId w:val="1023"/>
-        </w:numPr>
-      </w:pPr>
-      <w:r>
-        <w:t xml:space="preserve">≥75% of valid modifiability ratings are 7–9.</w:t>
-      </w:r>
-    </w:p>
-    <w:p>
-      <w:pPr>
-        <w:numPr>
-          <w:ilvl w:val="0"/>
-          <w:numId w:val="1021"/>
-        </w:numPr>
-      </w:pPr>
-      <w:r>
-        <w:rPr>
-          <w:b/>
-          <w:bCs/>
-        </w:rPr>
-        <w:t xml:space="preserve">Priority barrier for action:</w:t>
+          <w:numId w:val="1025"/>
+        </w:numPr>
+      </w:pPr>
+      <w:r>
+        <w:t xml:space="preserve">≥75% of valid importance/potential-impact ratings are 7–9.</w:t>
+      </w:r>
+    </w:p>
+    <w:p>
+      <w:pPr>
+        <w:numPr>
+          <w:ilvl w:val="0"/>
+          <w:numId w:val="1024"/>
+        </w:numPr>
+      </w:pPr>
+      <w:r>
+        <w:rPr>
+          <w:b/>
+          <w:bCs/>
+        </w:rPr>
+        <w:t xml:space="preserve">Feasible intervention:</w:t>
       </w:r>
       <w:r>
         <w:t xml:space="preserve"> </w:t>
       </w:r>
       <w:r>
-        <w:t xml:space="preserve">A barrier will be classified as a</w:t>
+        <w:t xml:space="preserve">An intervention will be classified as having consensus as</w:t>
       </w:r>
       <w:r>
         <w:t xml:space="preserve"> </w:t>
@@ -2428,218 +2620,13 @@
           <w:b/>
           <w:bCs/>
         </w:rPr>
-        <w:t xml:space="preserve">priority barrier for action</w:t>
+        <w:t xml:space="preserve">feasible in the Egyptian context</w:t>
       </w:r>
       <w:r>
         <w:t xml:space="preserve"> </w:t>
       </w:r>
       <w:r>
-        <w:t xml:space="preserve">when it meets the criteria for both an</w:t>
-      </w:r>
-      <w:r>
-        <w:t xml:space="preserve"> </w:t>
-      </w:r>
-      <w:r>
-        <w:rPr>
-          <w:b/>
-          <w:bCs/>
-        </w:rPr>
-        <w:t xml:space="preserve">important barrier</w:t>
-      </w:r>
-      <w:r>
-        <w:t xml:space="preserve"> </w:t>
-      </w:r>
-      <w:r>
-        <w:t xml:space="preserve">and a</w:t>
-      </w:r>
-      <w:r>
-        <w:t xml:space="preserve"> </w:t>
-      </w:r>
-      <w:r>
-        <w:rPr>
-          <w:b/>
-          <w:bCs/>
-        </w:rPr>
-        <w:t xml:space="preserve">highly modifiable barrier</w:t>
-      </w:r>
-      <w:r>
-        <w:t xml:space="preserve">.</w:t>
-      </w:r>
-    </w:p>
-    <w:p>
-      <w:pPr>
-        <w:numPr>
-          <w:ilvl w:val="0"/>
-          <w:numId w:val="1021"/>
-        </w:numPr>
-      </w:pPr>
-      <w:r>
-        <w:rPr>
-          <w:b/>
-          <w:bCs/>
-        </w:rPr>
-        <w:t xml:space="preserve">Important but less modifiable barrier:</w:t>
-      </w:r>
-      <w:r>
-        <w:t xml:space="preserve"> </w:t>
-      </w:r>
-      <w:r>
-        <w:t xml:space="preserve">A barrier meeting the criteria for an</w:t>
-      </w:r>
-      <w:r>
-        <w:t xml:space="preserve"> </w:t>
-      </w:r>
-      <w:r>
-        <w:rPr>
-          <w:b/>
-          <w:bCs/>
-        </w:rPr>
-        <w:t xml:space="preserve">important barrier</w:t>
-      </w:r>
-      <w:r>
-        <w:t xml:space="preserve"> </w:t>
-      </w:r>
-      <w:r>
-        <w:t xml:space="preserve">but not for a</w:t>
-      </w:r>
-      <w:r>
-        <w:t xml:space="preserve"> </w:t>
-      </w:r>
-      <w:r>
-        <w:rPr>
-          <w:b/>
-          <w:bCs/>
-        </w:rPr>
-        <w:t xml:space="preserve">highly modifiable barrier</w:t>
-      </w:r>
-      <w:r>
-        <w:t xml:space="preserve"> </w:t>
-      </w:r>
-      <w:r>
-        <w:t xml:space="preserve">will be classified as</w:t>
-      </w:r>
-      <w:r>
-        <w:t xml:space="preserve"> </w:t>
-      </w:r>
-      <w:r>
-        <w:rPr>
-          <w:b/>
-          <w:bCs/>
-        </w:rPr>
-        <w:t xml:space="preserve">important but less modifiable</w:t>
-      </w:r>
-      <w:r>
-        <w:t xml:space="preserve">. These barriers will still be reported because they may require longer-term, multilevel, or system-level action.</w:t>
-      </w:r>
-    </w:p>
-    <w:p>
-      <w:pPr>
-        <w:numPr>
-          <w:ilvl w:val="0"/>
-          <w:numId w:val="1021"/>
-        </w:numPr>
-      </w:pPr>
-      <w:r>
-        <w:rPr>
-          <w:b/>
-          <w:bCs/>
-        </w:rPr>
-        <w:t xml:space="preserve">Consensus that a barrier is not important:</w:t>
-      </w:r>
-      <w:r>
-        <w:t xml:space="preserve"> </w:t>
-      </w:r>
-      <w:r>
-        <w:t xml:space="preserve">A barrier will be classified as having consensus that it is</w:t>
-      </w:r>
-      <w:r>
-        <w:t xml:space="preserve"> </w:t>
-      </w:r>
-      <w:r>
-        <w:rPr>
-          <w:b/>
-          <w:bCs/>
-        </w:rPr>
-        <w:t xml:space="preserve">not important</w:t>
-      </w:r>
-      <w:r>
-        <w:t xml:space="preserve"> </w:t>
-      </w:r>
-      <w:r>
         <w:t xml:space="preserve">when:</w:t>
-      </w:r>
-    </w:p>
-    <w:p>
-      <w:pPr>
-        <w:pStyle w:val="Compact"/>
-        <w:numPr>
-          <w:ilvl w:val="1"/>
-          <w:numId w:val="1024"/>
-        </w:numPr>
-      </w:pPr>
-      <w:r>
-        <w:t xml:space="preserve">Median importance rating ≤3; and</w:t>
-      </w:r>
-    </w:p>
-    <w:p>
-      <w:pPr>
-        <w:pStyle w:val="Compact"/>
-        <w:numPr>
-          <w:ilvl w:val="1"/>
-          <w:numId w:val="1024"/>
-        </w:numPr>
-      </w:pPr>
-      <w:r>
-        <w:t xml:space="preserve">≥75% of valid importance ratings are 1–3.</w:t>
-      </w:r>
-    </w:p>
-    <w:p>
-      <w:pPr>
-        <w:pStyle w:val="FirstParagraph"/>
-      </w:pPr>
-      <w:r>
-        <w:rPr>
-          <w:b/>
-          <w:bCs/>
-        </w:rPr>
-        <w:t xml:space="preserve">Intervention classifications</w:t>
-      </w:r>
-    </w:p>
-    <w:p>
-      <w:pPr>
-        <w:numPr>
-          <w:ilvl w:val="0"/>
-          <w:numId w:val="1025"/>
-        </w:numPr>
-      </w:pPr>
-      <w:r>
-        <w:rPr>
-          <w:b/>
-          <w:bCs/>
-        </w:rPr>
-        <w:t xml:space="preserve">High-impact intervention:</w:t>
-      </w:r>
-      <w:r>
-        <w:t xml:space="preserve"> </w:t>
-      </w:r>
-      <w:r>
-        <w:t xml:space="preserve">An intervention will be classified as having consensus as a</w:t>
-      </w:r>
-      <w:r>
-        <w:t xml:space="preserve"> </w:t>
-      </w:r>
-      <w:r>
-        <w:rPr>
-          <w:b/>
-          <w:bCs/>
-        </w:rPr>
-        <w:t xml:space="preserve">high-impact intervention</w:t>
-      </w:r>
-      <w:r>
-        <w:t xml:space="preserve"> </w:t>
-      </w:r>
-      <w:r>
-        <w:t xml:space="preserve">when all of the following criteria are met:</w:t>
       </w:r>
     </w:p>
     <w:p>
@@ -2651,7 +2638,7 @@
         </w:numPr>
       </w:pPr>
       <w:r>
-        <w:t xml:space="preserve">Median importance/potential-impact rating ≥7;</w:t>
+        <w:t xml:space="preserve">Median feasibility rating ≥7;</w:t>
       </w:r>
     </w:p>
     <w:p>
@@ -2675,28 +2662,28 @@
         </w:numPr>
       </w:pPr>
       <w:r>
-        <w:t xml:space="preserve">≥75% of valid importance/potential-impact ratings are 7–9.</w:t>
-      </w:r>
-    </w:p>
-    <w:p>
-      <w:pPr>
-        <w:numPr>
-          <w:ilvl w:val="0"/>
-          <w:numId w:val="1025"/>
-        </w:numPr>
-      </w:pPr>
-      <w:r>
-        <w:rPr>
-          <w:b/>
-          <w:bCs/>
-        </w:rPr>
-        <w:t xml:space="preserve">Feasible intervention:</w:t>
+        <w:t xml:space="preserve">≥75% of valid feasibility ratings are 7–9.</w:t>
+      </w:r>
+    </w:p>
+    <w:p>
+      <w:pPr>
+        <w:numPr>
+          <w:ilvl w:val="0"/>
+          <w:numId w:val="1024"/>
+        </w:numPr>
+      </w:pPr>
+      <w:r>
+        <w:rPr>
+          <w:b/>
+          <w:bCs/>
+        </w:rPr>
+        <w:t xml:space="preserve">High-priority feasible intervention:</w:t>
       </w:r>
       <w:r>
         <w:t xml:space="preserve"> </w:t>
       </w:r>
       <w:r>
-        <w:t xml:space="preserve">An intervention will be classified as having consensus as</w:t>
+        <w:t xml:space="preserve">An intervention will be classified as a</w:t>
       </w:r>
       <w:r>
         <w:t xml:space="preserve"> </w:t>
@@ -2706,254 +2693,253 @@
           <w:b/>
           <w:bCs/>
         </w:rPr>
-        <w:t xml:space="preserve">feasible in the Egyptian context</w:t>
+        <w:t xml:space="preserve">high-priority feasible intervention</w:t>
       </w:r>
       <w:r>
         <w:t xml:space="preserve"> </w:t>
       </w:r>
       <w:r>
-        <w:t xml:space="preserve">when:</w:t>
-      </w:r>
-    </w:p>
-    <w:p>
-      <w:pPr>
-        <w:pStyle w:val="Compact"/>
-        <w:numPr>
-          <w:ilvl w:val="1"/>
+        <w:t xml:space="preserve">when it meets the criteria for both a</w:t>
+      </w:r>
+      <w:r>
+        <w:t xml:space="preserve"> </w:t>
+      </w:r>
+      <w:r>
+        <w:rPr>
+          <w:b/>
+          <w:bCs/>
+        </w:rPr>
+        <w:t xml:space="preserve">high-impact intervention</w:t>
+      </w:r>
+      <w:r>
+        <w:t xml:space="preserve"> </w:t>
+      </w:r>
+      <w:r>
+        <w:t xml:space="preserve">and a</w:t>
+      </w:r>
+      <w:r>
+        <w:t xml:space="preserve"> </w:t>
+      </w:r>
+      <w:r>
+        <w:rPr>
+          <w:b/>
+          <w:bCs/>
+        </w:rPr>
+        <w:t xml:space="preserve">feasible intervention</w:t>
+      </w:r>
+      <w:r>
+        <w:t xml:space="preserve">.</w:t>
+      </w:r>
+    </w:p>
+    <w:p>
+      <w:pPr>
+        <w:numPr>
+          <w:ilvl w:val="0"/>
+          <w:numId w:val="1024"/>
+        </w:numPr>
+      </w:pPr>
+      <w:r>
+        <w:rPr>
+          <w:b/>
+          <w:bCs/>
+        </w:rPr>
+        <w:t xml:space="preserve">High-impact but less feasible intervention:</w:t>
+      </w:r>
+      <w:r>
+        <w:t xml:space="preserve"> </w:t>
+      </w:r>
+      <w:r>
+        <w:t xml:space="preserve">An intervention meeting the criteria for a</w:t>
+      </w:r>
+      <w:r>
+        <w:t xml:space="preserve"> </w:t>
+      </w:r>
+      <w:r>
+        <w:rPr>
+          <w:b/>
+          <w:bCs/>
+        </w:rPr>
+        <w:t xml:space="preserve">high-impact intervention</w:t>
+      </w:r>
+      <w:r>
+        <w:t xml:space="preserve"> </w:t>
+      </w:r>
+      <w:r>
+        <w:t xml:space="preserve">but not for a</w:t>
+      </w:r>
+      <w:r>
+        <w:t xml:space="preserve"> </w:t>
+      </w:r>
+      <w:r>
+        <w:rPr>
+          <w:b/>
+          <w:bCs/>
+        </w:rPr>
+        <w:t xml:space="preserve">feasible intervention</w:t>
+      </w:r>
+      <w:r>
+        <w:t xml:space="preserve"> </w:t>
+      </w:r>
+      <w:r>
+        <w:t xml:space="preserve">will be classified as</w:t>
+      </w:r>
+      <w:r>
+        <w:t xml:space="preserve"> </w:t>
+      </w:r>
+      <w:r>
+        <w:rPr>
+          <w:b/>
+          <w:bCs/>
+        </w:rPr>
+        <w:t xml:space="preserve">high-impact but less feasible</w:t>
+      </w:r>
+      <w:r>
+        <w:t xml:space="preserve">. These interventions may still be reported as important longer-term priorities, while acknowledging implementation challenges.</w:t>
+      </w:r>
+    </w:p>
+    <w:p>
+      <w:pPr>
+        <w:pStyle w:val="FirstParagraph"/>
+      </w:pPr>
+      <w:r>
+        <w:rPr>
+          <w:b/>
+          <w:bCs/>
+        </w:rPr>
+        <w:t xml:space="preserve">Non-consensus and disagreement</w:t>
+      </w:r>
+    </w:p>
+    <w:p>
+      <w:pPr>
+        <w:pStyle w:val="BodyText"/>
+      </w:pPr>
+      <w:r>
+        <w:t xml:space="preserve">Items failing to meet the relevant consensus criteria after Round 2 will be classified as</w:t>
+      </w:r>
+      <w:r>
+        <w:t xml:space="preserve"> </w:t>
+      </w:r>
+      <w:r>
+        <w:rPr>
+          <w:b/>
+          <w:bCs/>
+        </w:rPr>
+        <w:t xml:space="preserve">no consensus</w:t>
+      </w:r>
+      <w:r>
+        <w:t xml:space="preserve"> </w:t>
+      </w:r>
+      <w:r>
+        <w:t xml:space="preserve">rather than being forced into a priority category.</w:t>
+      </w:r>
+    </w:p>
+    <w:p>
+      <w:pPr>
+        <w:pStyle w:val="BodyText"/>
+      </w:pPr>
+      <w:r>
+        <w:t xml:space="preserve">Where the distribution of ratings suggests meaningful polarization—for example, a wide IQR or materially different rating patterns across prespecified stakeholder groups—this will be reported as</w:t>
+      </w:r>
+      <w:r>
+        <w:t xml:space="preserve"> </w:t>
+      </w:r>
+      <w:r>
+        <w:rPr>
+          <w:b/>
+          <w:bCs/>
+        </w:rPr>
+        <w:t xml:space="preserve">stakeholder disagreement</w:t>
+      </w:r>
+      <w:r>
+        <w:t xml:space="preserve"> </w:t>
+      </w:r>
+      <w:r>
+        <w:t xml:space="preserve">rather than treated as study failure. Stakeholder-group analyses will be exploratory and will be interpreted cautiously, particularly where subgroup sample sizes are small.</w:t>
+      </w:r>
+    </w:p>
+    <w:p>
+      <w:pPr>
+        <w:pStyle w:val="BodyText"/>
+      </w:pPr>
+      <w:r>
+        <w:rPr>
+          <w:b/>
+          <w:bCs/>
+        </w:rPr>
+        <w:t xml:space="preserve">Final intervention priorities.</w:t>
+      </w:r>
+    </w:p>
+    <w:p>
+      <w:pPr>
+        <w:pStyle w:val="BodyText"/>
+      </w:pPr>
+      <w:r>
+        <w:t xml:space="preserve">Final priorities will be determined by the following rules, using Round-2 data only.</w:t>
+      </w:r>
+    </w:p>
+    <w:p>
+      <w:pPr>
+        <w:pStyle w:val="Compact"/>
+        <w:numPr>
+          <w:ilvl w:val="0"/>
           <w:numId w:val="1027"/>
         </w:numPr>
       </w:pPr>
       <w:r>
-        <w:t xml:space="preserve">Median feasibility rating ≥7;</w:t>
-      </w:r>
-    </w:p>
-    <w:p>
-      <w:pPr>
-        <w:pStyle w:val="Compact"/>
-        <w:numPr>
-          <w:ilvl w:val="1"/>
+        <w:t xml:space="preserve">Only interventions classified as high-priority feasible are eligible.</w:t>
+      </w:r>
+    </w:p>
+    <w:p>
+      <w:pPr>
+        <w:pStyle w:val="Compact"/>
+        <w:numPr>
+          <w:ilvl w:val="0"/>
           <w:numId w:val="1027"/>
         </w:numPr>
       </w:pPr>
       <w:r>
-        <w:t xml:space="preserve">IQR ≤2; and</w:t>
-      </w:r>
-    </w:p>
-    <w:p>
-      <w:pPr>
-        <w:pStyle w:val="Compact"/>
-        <w:numPr>
-          <w:ilvl w:val="1"/>
+        <w:t xml:space="preserve">Eligible interventions will be ranked by the percentage of participants who nominated them in the “top three” question. Ties will be broken by the percentage rating importance 7–9, then by the percentage rating feasibility 6–9.</w:t>
+      </w:r>
+    </w:p>
+    <w:p>
+      <w:pPr>
+        <w:pStyle w:val="Compact"/>
+        <w:numPr>
+          <w:ilvl w:val="0"/>
           <w:numId w:val="1027"/>
         </w:numPr>
       </w:pPr>
       <w:r>
-        <w:t xml:space="preserve">≥75% of valid feasibility ratings are 7–9.</w:t>
-      </w:r>
-    </w:p>
-    <w:p>
-      <w:pPr>
-        <w:numPr>
-          <w:ilvl w:val="0"/>
-          <w:numId w:val="1025"/>
-        </w:numPr>
-      </w:pPr>
-      <w:r>
-        <w:rPr>
-          <w:b/>
-          <w:bCs/>
-        </w:rPr>
-        <w:t xml:space="preserve">High-priority feasible intervention:</w:t>
-      </w:r>
-      <w:r>
-        <w:t xml:space="preserve"> </w:t>
-      </w:r>
-      <w:r>
-        <w:t xml:space="preserve">An intervention will be classified as a</w:t>
-      </w:r>
-      <w:r>
-        <w:t xml:space="preserve"> </w:t>
-      </w:r>
-      <w:r>
-        <w:rPr>
-          <w:b/>
-          <w:bCs/>
-        </w:rPr>
-        <w:t xml:space="preserve">high-priority feasible intervention</w:t>
-      </w:r>
-      <w:r>
-        <w:t xml:space="preserve"> </w:t>
-      </w:r>
-      <w:r>
-        <w:t xml:space="preserve">when it meets the criteria for both a</w:t>
-      </w:r>
-      <w:r>
-        <w:t xml:space="preserve"> </w:t>
-      </w:r>
-      <w:r>
-        <w:rPr>
-          <w:b/>
-          <w:bCs/>
-        </w:rPr>
-        <w:t xml:space="preserve">high-impact intervention</w:t>
-      </w:r>
-      <w:r>
-        <w:t xml:space="preserve"> </w:t>
-      </w:r>
-      <w:r>
-        <w:t xml:space="preserve">and a</w:t>
-      </w:r>
-      <w:r>
-        <w:t xml:space="preserve"> </w:t>
-      </w:r>
-      <w:r>
-        <w:rPr>
-          <w:b/>
-          <w:bCs/>
-        </w:rPr>
-        <w:t xml:space="preserve">feasible intervention</w:t>
-      </w:r>
-      <w:r>
-        <w:t xml:space="preserve">.</w:t>
-      </w:r>
-    </w:p>
-    <w:p>
-      <w:pPr>
-        <w:numPr>
-          <w:ilvl w:val="0"/>
-          <w:numId w:val="1025"/>
-        </w:numPr>
-      </w:pPr>
-      <w:r>
-        <w:rPr>
-          <w:b/>
-          <w:bCs/>
-        </w:rPr>
-        <w:t xml:space="preserve">High-impact but less feasible intervention:</w:t>
-      </w:r>
-      <w:r>
-        <w:t xml:space="preserve"> </w:t>
-      </w:r>
-      <w:r>
-        <w:t xml:space="preserve">An intervention meeting the criteria for a</w:t>
-      </w:r>
-      <w:r>
-        <w:t xml:space="preserve"> </w:t>
-      </w:r>
-      <w:r>
-        <w:rPr>
-          <w:b/>
-          <w:bCs/>
-        </w:rPr>
-        <w:t xml:space="preserve">high-impact intervention</w:t>
-      </w:r>
-      <w:r>
-        <w:t xml:space="preserve"> </w:t>
-      </w:r>
-      <w:r>
-        <w:t xml:space="preserve">but not for a</w:t>
-      </w:r>
-      <w:r>
-        <w:t xml:space="preserve"> </w:t>
-      </w:r>
-      <w:r>
-        <w:rPr>
-          <w:b/>
-          <w:bCs/>
-        </w:rPr>
-        <w:t xml:space="preserve">feasible intervention</w:t>
-      </w:r>
-      <w:r>
-        <w:t xml:space="preserve"> </w:t>
-      </w:r>
-      <w:r>
-        <w:t xml:space="preserve">will be classified as</w:t>
-      </w:r>
-      <w:r>
-        <w:t xml:space="preserve"> </w:t>
-      </w:r>
-      <w:r>
-        <w:rPr>
-          <w:b/>
-          <w:bCs/>
-        </w:rPr>
-        <w:t xml:space="preserve">high-impact but less feasible</w:t>
-      </w:r>
-      <w:r>
-        <w:t xml:space="preserve">. These interventions may still be reported as important longer-term priorities, while acknowledging implementation challenges.</w:t>
+        <w:t xml:space="preserve">The top [10] ranked interventions will be reported as the consensus priorities, with their nomination percentages, rating distributions, and most frequently selected implementation level. High-impact but less feasible interventions will be reported separately as longer-term priorities, and interventions with no consensus will be listed without ranking.</w:t>
+      </w:r>
+    </w:p>
+    <w:p>
+      <w:pPr>
+        <w:pStyle w:val="Compact"/>
+        <w:numPr>
+          <w:ilvl w:val="0"/>
+          <w:numId w:val="1027"/>
+        </w:numPr>
+      </w:pPr>
+      <w:r>
+        <w:t xml:space="preserve">Nomination percentages will also be reported by stakeholder group (where at least five participants responded).</w:t>
+      </w:r>
+    </w:p>
+    <w:p>
+      <w:pPr>
+        <w:pStyle w:val="Compact"/>
+        <w:numPr>
+          <w:ilvl w:val="0"/>
+          <w:numId w:val="1027"/>
+        </w:numPr>
+      </w:pPr>
+      <w:r>
+        <w:t xml:space="preserve">The advisory board will review the final list for clarity, redundancy, and interpretability only. It may not add, remove, re-rank, or reclassify any intervention.</w:t>
       </w:r>
     </w:p>
     <w:p>
       <w:pPr>
         <w:pStyle w:val="FirstParagraph"/>
-      </w:pPr>
-      <w:r>
-        <w:rPr>
-          <w:b/>
-          <w:bCs/>
-        </w:rPr>
-        <w:t xml:space="preserve">Non-consensus and disagreement</w:t>
-      </w:r>
-    </w:p>
-    <w:p>
-      <w:pPr>
-        <w:pStyle w:val="BodyText"/>
-      </w:pPr>
-      <w:r>
-        <w:t xml:space="preserve">Items failing to meet the relevant consensus criteria after Round 2 will be classified as</w:t>
-      </w:r>
-      <w:r>
-        <w:t xml:space="preserve"> </w:t>
-      </w:r>
-      <w:r>
-        <w:rPr>
-          <w:b/>
-          <w:bCs/>
-        </w:rPr>
-        <w:t xml:space="preserve">no consensus</w:t>
-      </w:r>
-      <w:r>
-        <w:t xml:space="preserve"> </w:t>
-      </w:r>
-      <w:r>
-        <w:t xml:space="preserve">rather than being forced into a priority category.</w:t>
-      </w:r>
-    </w:p>
-    <w:p>
-      <w:pPr>
-        <w:pStyle w:val="BodyText"/>
-      </w:pPr>
-      <w:r>
-        <w:t xml:space="preserve">Where the distribution of ratings suggests meaningful polarization—for example, a wide IQR or materially different rating patterns across prespecified stakeholder groups—this will be reported as</w:t>
-      </w:r>
-      <w:r>
-        <w:t xml:space="preserve"> </w:t>
-      </w:r>
-      <w:r>
-        <w:rPr>
-          <w:b/>
-          <w:bCs/>
-        </w:rPr>
-        <w:t xml:space="preserve">stakeholder disagreement</w:t>
-      </w:r>
-      <w:r>
-        <w:t xml:space="preserve"> </w:t>
-      </w:r>
-      <w:r>
-        <w:t xml:space="preserve">rather than treated as study failure. Stakeholder-group analyses will be exploratory and will be interpreted cautiously, particularly where subgroup sample sizes are small.</w:t>
-      </w:r>
-    </w:p>
-    <w:p>
-      <w:pPr>
-        <w:pStyle w:val="BodyText"/>
-      </w:pPr>
-      <w:r>
-        <w:t xml:space="preserve">Final intervention priorities will consider the consensus classifications, Round-2 ratings, participants’ nominated top-three priority interventions, primary implementation level, and advisory-board review for clarity, redundancy, and interpretability. The final framework will represent stakeholder consensus priorities; it will not be interpreted as evidence that any specific intervention is effective.</w:t>
-      </w:r>
-    </w:p>
-    <w:p>
-      <w:pPr>
-        <w:pStyle w:val="BodyText"/>
       </w:pPr>
       <w:r>
         <w:rPr>
@@ -9711,9 +9697,6 @@
     <w:abstractNumId w:val="991"/>
   </w:num>
   <w:num w:numId="1020">
-    <w:abstractNumId w:val="991"/>
-  </w:num>
-  <w:num w:numId="1021">
     <w:abstractNumId w:val="99411"/>
     <w:lvlOverride w:ilvl="0">
       <w:startOverride w:val="1"/>
@@ -9742,6 +9725,9 @@
     <w:lvlOverride w:ilvl="8">
       <w:startOverride w:val="1"/>
     </w:lvlOverride>
+  </w:num>
+  <w:num w:numId="1021">
+    <w:abstractNumId w:val="991"/>
   </w:num>
   <w:num w:numId="1022">
     <w:abstractNumId w:val="991"/>
@@ -9750,9 +9736,6 @@
     <w:abstractNumId w:val="991"/>
   </w:num>
   <w:num w:numId="1024">
-    <w:abstractNumId w:val="991"/>
-  </w:num>
-  <w:num w:numId="1025">
     <w:abstractNumId w:val="99411"/>
     <w:lvlOverride w:ilvl="0">
       <w:startOverride w:val="1"/>
@@ -9781,12 +9764,42 @@
     <w:lvlOverride w:ilvl="8">
       <w:startOverride w:val="1"/>
     </w:lvlOverride>
+  </w:num>
+  <w:num w:numId="1025">
+    <w:abstractNumId w:val="991"/>
   </w:num>
   <w:num w:numId="1026">
     <w:abstractNumId w:val="991"/>
   </w:num>
   <w:num w:numId="1027">
-    <w:abstractNumId w:val="991"/>
+    <w:abstractNumId w:val="99411"/>
+    <w:lvlOverride w:ilvl="0">
+      <w:startOverride w:val="1"/>
+    </w:lvlOverride>
+    <w:lvlOverride w:ilvl="1">
+      <w:startOverride w:val="1"/>
+    </w:lvlOverride>
+    <w:lvlOverride w:ilvl="2">
+      <w:startOverride w:val="1"/>
+    </w:lvlOverride>
+    <w:lvlOverride w:ilvl="3">
+      <w:startOverride w:val="1"/>
+    </w:lvlOverride>
+    <w:lvlOverride w:ilvl="4">
+      <w:startOverride w:val="1"/>
+    </w:lvlOverride>
+    <w:lvlOverride w:ilvl="5">
+      <w:startOverride w:val="1"/>
+    </w:lvlOverride>
+    <w:lvlOverride w:ilvl="6">
+      <w:startOverride w:val="1"/>
+    </w:lvlOverride>
+    <w:lvlOverride w:ilvl="7">
+      <w:startOverride w:val="1"/>
+    </w:lvlOverride>
+    <w:lvlOverride w:ilvl="8">
+      <w:startOverride w:val="1"/>
+    </w:lvlOverride>
   </w:num>
   <w:num w:numId="1028">
     <w:abstractNumId w:val="991"/>

--- a/study_protocol_full.docx
+++ b/study_protocol_full.docx
@@ -7,15 +7,7 @@
         <w:pStyle w:val="Title"/>
       </w:pPr>
       <w:r>
-        <w:t xml:space="preserve">Barriers to Valid Medical Research Among Early-Career Researchers in Egypt</w:t>
-      </w:r>
-    </w:p>
-    <w:p>
-      <w:pPr>
-        <w:pStyle w:val="Subtitle"/>
-      </w:pPr>
-      <w:r>
-        <w:t xml:space="preserve">A Modified Delphi Study Protocol</w:t>
+        <w:t xml:space="preserve">Barriers to Valid Medical Research Among Early-Career Researchers in Egypt: A Modified Delphi Study Protocol</w:t>
       </w:r>
     </w:p>
     <w:p>
@@ -23,7 +15,7 @@
         <w:pStyle w:val="Author"/>
       </w:pPr>
       <w:r>
-        <w:t xml:space="preserve">Early-career Researchers Taskforce of the Egyptian Medical Research Challenge</w:t>
+        <w:t xml:space="preserve">Early-career Researchers Taskforce</w:t>
       </w:r>
     </w:p>
     <w:bookmarkStart w:id="20" w:name="protocol-summary"/>
@@ -33,17 +25,6 @@
       </w:pPr>
       <w:r>
         <w:t xml:space="preserve">1. Protocol summary</w:t>
-      </w:r>
-    </w:p>
-    <w:p>
-      <w:pPr>
-        <w:numPr>
-          <w:ilvl w:val="0"/>
-          <w:numId w:val="1001"/>
-        </w:numPr>
-      </w:pPr>
-      <w:r>
-        <w:t xml:space="preserve">Study title: Barriers to Valid Medical Research Among Early-Career Researchers in Egypt, A Modified Delphi Study Protocol</w:t>
       </w:r>
     </w:p>
     <w:p>
@@ -1129,7 +1110,7 @@
         <w:pStyle w:val="FirstParagraph"/>
       </w:pPr>
       <w:r>
-        <w:t xml:space="preserve">Where a participant meets criteria for more than one group, participants are asked to choose their own group for the purpose of panel characterization and subgroup analysis.</w:t>
+        <w:t xml:space="preserve">Participants will have to choose one group that best describes their role for the purpose of panel characterization and subgroup analysis.</w:t>
       </w:r>
     </w:p>
     <w:p>
@@ -3061,83 +3042,31 @@
         <w:pStyle w:val="BodyText"/>
       </w:pPr>
       <w:r>
-        <w:t xml:space="preserve">The survey will use individualized participant links to support one response per participant per round. Duplicate or suspicious submissions will be reviewed using predefined data-quality rules. IP addresses and other technical metadata will not be used for participant identification.</w:t>
-      </w:r>
-    </w:p>
-    <w:p>
-      <w:pPr>
-        <w:pStyle w:val="BodyText"/>
-      </w:pPr>
-      <w:r>
-        <w:t xml:space="preserve">Data-quality procedures will include:</w:t>
-      </w:r>
-    </w:p>
-    <w:p>
-      <w:pPr>
-        <w:pStyle w:val="Compact"/>
-        <w:numPr>
-          <w:ilvl w:val="0"/>
-          <w:numId w:val="1029"/>
-        </w:numPr>
-      </w:pPr>
-      <w:r>
-        <w:t xml:space="preserve">verifying valid response ranges;</w:t>
-      </w:r>
-    </w:p>
-    <w:p>
-      <w:pPr>
-        <w:pStyle w:val="Compact"/>
-        <w:numPr>
-          <w:ilvl w:val="0"/>
-          <w:numId w:val="1029"/>
-        </w:numPr>
-      </w:pPr>
-      <w:r>
-        <w:t xml:space="preserve">documenting incomplete questionnaires;</w:t>
-      </w:r>
-    </w:p>
-    <w:p>
-      <w:pPr>
-        <w:pStyle w:val="Compact"/>
-        <w:numPr>
-          <w:ilvl w:val="0"/>
-          <w:numId w:val="1029"/>
-        </w:numPr>
-      </w:pPr>
-      <w:r>
-        <w:t xml:space="preserve">identifying implausible or internally inconsistent administrative data;</w:t>
-      </w:r>
-    </w:p>
-    <w:p>
-      <w:pPr>
-        <w:pStyle w:val="Compact"/>
-        <w:numPr>
-          <w:ilvl w:val="0"/>
-          <w:numId w:val="1029"/>
-        </w:numPr>
-      </w:pPr>
-      <w:r>
-        <w:t xml:space="preserve">maintaining a data-cleaning log; and</w:t>
-      </w:r>
-    </w:p>
-    <w:p>
-      <w:pPr>
-        <w:pStyle w:val="Compact"/>
-        <w:numPr>
-          <w:ilvl w:val="0"/>
-          <w:numId w:val="1029"/>
-        </w:numPr>
-      </w:pPr>
-      <w:r>
-        <w:t xml:space="preserve">preserving an analysis-ready dataset and a locked copy of the raw dataset.</w:t>
-      </w:r>
-    </w:p>
-    <w:p>
-      <w:pPr>
-        <w:pStyle w:val="FirstParagraph"/>
-      </w:pPr>
-      <w:r>
-        <w:t xml:space="preserve">Data will be retained for seven years after study completion in accordance with applicable institutional policy.</w:t>
+        <w:t xml:space="preserve">The survey will use individualized participant links to support one response per participant per round. Duplicate or suspicious submissions will be reviewed. IP addresses and other technical metadata will not be used for participant identification.</w:t>
+      </w:r>
+    </w:p>
+    <w:p>
+      <w:pPr>
+        <w:pStyle w:val="BodyText"/>
+      </w:pPr>
+      <w:r>
+        <w:t xml:space="preserve">Data-quality procedures will include documenting incomplete questionnaires. Participants who submit partially completed questionnaires will be included for items that contain valid responses. Item-level denominators will therefore vary where missing data occur.</w:t>
+      </w:r>
+    </w:p>
+    <w:p>
+      <w:pPr>
+        <w:pStyle w:val="BodyText"/>
+      </w:pPr>
+      <w:r>
+        <w:t xml:space="preserve">We will maintain a data-cleaning log and preserve an analysis-ready dataset and a locked copy of the raw dataset.</w:t>
+      </w:r>
+    </w:p>
+    <w:p>
+      <w:pPr>
+        <w:pStyle w:val="BodyText"/>
+      </w:pPr>
+      <w:r>
+        <w:t xml:space="preserve">Data will be retained for seven years after study completion in accordance with institutional policy.</w:t>
       </w:r>
     </w:p>
     <w:bookmarkEnd w:id="32"/>
@@ -3175,11 +3104,164 @@
         <w:pStyle w:val="Compact"/>
         <w:numPr>
           <w:ilvl w:val="0"/>
+          <w:numId w:val="1029"/>
+        </w:numPr>
+      </w:pPr>
+      <w:r>
+        <w:t xml:space="preserve">number of valid responses;</w:t>
+      </w:r>
+    </w:p>
+    <w:p>
+      <w:pPr>
+        <w:pStyle w:val="Compact"/>
+        <w:numPr>
+          <w:ilvl w:val="0"/>
+          <w:numId w:val="1029"/>
+        </w:numPr>
+      </w:pPr>
+      <w:r>
+        <w:t xml:space="preserve">median;</w:t>
+      </w:r>
+    </w:p>
+    <w:p>
+      <w:pPr>
+        <w:pStyle w:val="Compact"/>
+        <w:numPr>
+          <w:ilvl w:val="0"/>
+          <w:numId w:val="1029"/>
+        </w:numPr>
+      </w:pPr>
+      <w:r>
+        <w:t xml:space="preserve">IQR;</w:t>
+      </w:r>
+    </w:p>
+    <w:p>
+      <w:pPr>
+        <w:pStyle w:val="Compact"/>
+        <w:numPr>
+          <w:ilvl w:val="0"/>
+          <w:numId w:val="1029"/>
+        </w:numPr>
+      </w:pPr>
+      <w:r>
+        <w:t xml:space="preserve">full response distribution;</w:t>
+      </w:r>
+    </w:p>
+    <w:p>
+      <w:pPr>
+        <w:pStyle w:val="Compact"/>
+        <w:numPr>
+          <w:ilvl w:val="0"/>
+          <w:numId w:val="1029"/>
+        </w:numPr>
+      </w:pPr>
+      <w:r>
+        <w:t xml:space="preserve">percentage rating 7–9;</w:t>
+      </w:r>
+    </w:p>
+    <w:p>
+      <w:pPr>
+        <w:pStyle w:val="Compact"/>
+        <w:numPr>
+          <w:ilvl w:val="0"/>
+          <w:numId w:val="1029"/>
+        </w:numPr>
+      </w:pPr>
+      <w:r>
+        <w:t xml:space="preserve">consensus classification; and</w:t>
+      </w:r>
+    </w:p>
+    <w:p>
+      <w:pPr>
+        <w:pStyle w:val="Compact"/>
+        <w:numPr>
+          <w:ilvl w:val="0"/>
+          <w:numId w:val="1029"/>
+        </w:numPr>
+      </w:pPr>
+      <w:r>
+        <w:t xml:space="preserve">item disposition between rounds.</w:t>
+      </w:r>
+    </w:p>
+    <w:p>
+      <w:pPr>
+        <w:pStyle w:val="FirstParagraph"/>
+      </w:pPr>
+      <w:r>
+        <w:t xml:space="preserve">Analyses will be performed using a current, documented version of R</w:t>
+      </w:r>
+      <w:r>
+        <w:t xml:space="preserve"> </w:t>
+      </w:r>
+      <w:r>
+        <w:t xml:space="preserve">[8]</w:t>
+      </w:r>
+      <w:r>
+        <w:t xml:space="preserve"> </w:t>
+      </w:r>
+      <w:r>
+        <w:t xml:space="preserve">and the compatible R integrated development environment (RStudio</w:t>
+      </w:r>
+      <w:r>
+        <w:t xml:space="preserve"> </w:t>
+      </w:r>
+      <w:r>
+        <w:t xml:space="preserve">[9]</w:t>
+      </w:r>
+      <w:r>
+        <w:t xml:space="preserve">). The exact versions used will be recorded in the analysis log.</w:t>
+      </w:r>
+    </w:p>
+    <w:p>
+      <w:pPr>
+        <w:pStyle w:val="BodyText"/>
+      </w:pPr>
+      <w:r>
+        <w:rPr>
+          <w:b/>
+          <w:bCs/>
+        </w:rPr>
+        <w:t xml:space="preserve">Change between rounds</w:t>
+      </w:r>
+    </w:p>
+    <w:p>
+      <w:pPr>
+        <w:pStyle w:val="BodyText"/>
+      </w:pPr>
+      <w:r>
+        <w:t xml:space="preserve">For retained items, Round-1 and Round-2 distributions will be compared descriptively using changes in median, IQR, and percentage agreement. The analysis will emphasize movement toward or away from consensus rather than statistical significance testing.</w:t>
+      </w:r>
+    </w:p>
+    <w:p>
+      <w:pPr>
+        <w:pStyle w:val="BodyText"/>
+      </w:pPr>
+      <w:r>
+        <w:rPr>
+          <w:b/>
+          <w:bCs/>
+        </w:rPr>
+        <w:t xml:space="preserve">Subgroup analysis</w:t>
+      </w:r>
+    </w:p>
+    <w:p>
+      <w:pPr>
+        <w:pStyle w:val="BodyText"/>
+      </w:pPr>
+      <w:r>
+        <w:t xml:space="preserve">Ratings will be examined descriptively by predefined stakeholder group:</w:t>
+      </w:r>
+    </w:p>
+    <w:p>
+      <w:pPr>
+        <w:pStyle w:val="Compact"/>
+        <w:numPr>
+          <w:ilvl w:val="0"/>
           <w:numId w:val="1030"/>
         </w:numPr>
       </w:pPr>
       <w:r>
-        <w:t xml:space="preserve">number of valid responses;</w:t>
+        <w:t xml:space="preserve">early-career researchers;</w:t>
       </w:r>
     </w:p>
     <w:p>
@@ -3191,7 +3273,7 @@
         </w:numPr>
       </w:pPr>
       <w:r>
-        <w:t xml:space="preserve">median;</w:t>
+        <w:t xml:space="preserve">supervisors;</w:t>
       </w:r>
     </w:p>
     <w:p>
@@ -3203,7 +3285,7 @@
         </w:numPr>
       </w:pPr>
       <w:r>
-        <w:t xml:space="preserve">IQR;</w:t>
+        <w:t xml:space="preserve">methodologists/biostatisticians; and</w:t>
       </w:r>
     </w:p>
     <w:p>
@@ -3212,159 +3294,6 @@
         <w:numPr>
           <w:ilvl w:val="0"/>
           <w:numId w:val="1030"/>
-        </w:numPr>
-      </w:pPr>
-      <w:r>
-        <w:t xml:space="preserve">full response distribution;</w:t>
-      </w:r>
-    </w:p>
-    <w:p>
-      <w:pPr>
-        <w:pStyle w:val="Compact"/>
-        <w:numPr>
-          <w:ilvl w:val="0"/>
-          <w:numId w:val="1030"/>
-        </w:numPr>
-      </w:pPr>
-      <w:r>
-        <w:t xml:space="preserve">percentage rating 7–9;</w:t>
-      </w:r>
-    </w:p>
-    <w:p>
-      <w:pPr>
-        <w:pStyle w:val="Compact"/>
-        <w:numPr>
-          <w:ilvl w:val="0"/>
-          <w:numId w:val="1030"/>
-        </w:numPr>
-      </w:pPr>
-      <w:r>
-        <w:t xml:space="preserve">consensus classification; and</w:t>
-      </w:r>
-    </w:p>
-    <w:p>
-      <w:pPr>
-        <w:pStyle w:val="Compact"/>
-        <w:numPr>
-          <w:ilvl w:val="0"/>
-          <w:numId w:val="1030"/>
-        </w:numPr>
-      </w:pPr>
-      <w:r>
-        <w:t xml:space="preserve">item disposition between rounds.</w:t>
-      </w:r>
-    </w:p>
-    <w:p>
-      <w:pPr>
-        <w:pStyle w:val="FirstParagraph"/>
-      </w:pPr>
-      <w:r>
-        <w:t xml:space="preserve">Analyses will be performed using a current, documented version of R</w:t>
-      </w:r>
-      <w:r>
-        <w:t xml:space="preserve"> </w:t>
-      </w:r>
-      <w:r>
-        <w:t xml:space="preserve">[8]</w:t>
-      </w:r>
-      <w:r>
-        <w:t xml:space="preserve"> </w:t>
-      </w:r>
-      <w:r>
-        <w:t xml:space="preserve">and the compatible R integrated development environment (RStudio</w:t>
-      </w:r>
-      <w:r>
-        <w:t xml:space="preserve"> </w:t>
-      </w:r>
-      <w:r>
-        <w:t xml:space="preserve">[9]</w:t>
-      </w:r>
-      <w:r>
-        <w:t xml:space="preserve">). The exact versions used will be recorded in the analysis log.</w:t>
-      </w:r>
-    </w:p>
-    <w:p>
-      <w:pPr>
-        <w:pStyle w:val="BodyText"/>
-      </w:pPr>
-      <w:r>
-        <w:rPr>
-          <w:b/>
-          <w:bCs/>
-        </w:rPr>
-        <w:t xml:space="preserve">Change between rounds</w:t>
-      </w:r>
-    </w:p>
-    <w:p>
-      <w:pPr>
-        <w:pStyle w:val="BodyText"/>
-      </w:pPr>
-      <w:r>
-        <w:t xml:space="preserve">For retained items, Round-1 and Round-2 distributions will be compared descriptively using changes in median, IQR, and percentage agreement. The analysis will emphasize movement toward or away from consensus rather than statistical significance testing.</w:t>
-      </w:r>
-    </w:p>
-    <w:p>
-      <w:pPr>
-        <w:pStyle w:val="BodyText"/>
-      </w:pPr>
-      <w:r>
-        <w:rPr>
-          <w:b/>
-          <w:bCs/>
-        </w:rPr>
-        <w:t xml:space="preserve">Subgroup analysis</w:t>
-      </w:r>
-    </w:p>
-    <w:p>
-      <w:pPr>
-        <w:pStyle w:val="BodyText"/>
-      </w:pPr>
-      <w:r>
-        <w:t xml:space="preserve">Ratings will be examined descriptively by predefined stakeholder group:</w:t>
-      </w:r>
-    </w:p>
-    <w:p>
-      <w:pPr>
-        <w:pStyle w:val="Compact"/>
-        <w:numPr>
-          <w:ilvl w:val="0"/>
-          <w:numId w:val="1031"/>
-        </w:numPr>
-      </w:pPr>
-      <w:r>
-        <w:t xml:space="preserve">early-career researchers;</w:t>
-      </w:r>
-    </w:p>
-    <w:p>
-      <w:pPr>
-        <w:pStyle w:val="Compact"/>
-        <w:numPr>
-          <w:ilvl w:val="0"/>
-          <w:numId w:val="1031"/>
-        </w:numPr>
-      </w:pPr>
-      <w:r>
-        <w:t xml:space="preserve">supervisors;</w:t>
-      </w:r>
-    </w:p>
-    <w:p>
-      <w:pPr>
-        <w:pStyle w:val="Compact"/>
-        <w:numPr>
-          <w:ilvl w:val="0"/>
-          <w:numId w:val="1031"/>
-        </w:numPr>
-      </w:pPr>
-      <w:r>
-        <w:t xml:space="preserve">methodologists/biostatisticians; and</w:t>
-      </w:r>
-    </w:p>
-    <w:p>
-      <w:pPr>
-        <w:pStyle w:val="Compact"/>
-        <w:numPr>
-          <w:ilvl w:val="0"/>
-          <w:numId w:val="1031"/>
         </w:numPr>
       </w:pPr>
       <w:r>
@@ -3429,7 +3358,7 @@
       <w:pPr>
         <w:numPr>
           <w:ilvl w:val="0"/>
-          <w:numId w:val="1032"/>
+          <w:numId w:val="1031"/>
         </w:numPr>
       </w:pPr>
       <w:r>
@@ -3440,7 +3369,7 @@
       <w:pPr>
         <w:numPr>
           <w:ilvl w:val="0"/>
-          <w:numId w:val="1032"/>
+          <w:numId w:val="1031"/>
         </w:numPr>
       </w:pPr>
       <w:r>
@@ -3451,7 +3380,7 @@
       <w:pPr>
         <w:numPr>
           <w:ilvl w:val="0"/>
-          <w:numId w:val="1032"/>
+          <w:numId w:val="1031"/>
         </w:numPr>
       </w:pPr>
       <w:r>
@@ -3546,11 +3475,187 @@
         <w:pStyle w:val="Compact"/>
         <w:numPr>
           <w:ilvl w:val="0"/>
+          <w:numId w:val="1032"/>
+        </w:numPr>
+      </w:pPr>
+      <w:r>
+        <w:t xml:space="preserve">the purpose of the study;</w:t>
+      </w:r>
+    </w:p>
+    <w:p>
+      <w:pPr>
+        <w:pStyle w:val="Compact"/>
+        <w:numPr>
+          <w:ilvl w:val="0"/>
+          <w:numId w:val="1032"/>
+        </w:numPr>
+      </w:pPr>
+      <w:r>
+        <w:t xml:space="preserve">what participation involves;</w:t>
+      </w:r>
+    </w:p>
+    <w:p>
+      <w:pPr>
+        <w:pStyle w:val="Compact"/>
+        <w:numPr>
+          <w:ilvl w:val="0"/>
+          <w:numId w:val="1032"/>
+        </w:numPr>
+      </w:pPr>
+      <w:r>
+        <w:t xml:space="preserve">the expected time commitment;</w:t>
+      </w:r>
+    </w:p>
+    <w:p>
+      <w:pPr>
+        <w:pStyle w:val="Compact"/>
+        <w:numPr>
+          <w:ilvl w:val="0"/>
+          <w:numId w:val="1032"/>
+        </w:numPr>
+      </w:pPr>
+      <w:r>
+        <w:t xml:space="preserve">the voluntary nature of participation;</w:t>
+      </w:r>
+    </w:p>
+    <w:p>
+      <w:pPr>
+        <w:pStyle w:val="Compact"/>
+        <w:numPr>
+          <w:ilvl w:val="0"/>
+          <w:numId w:val="1032"/>
+        </w:numPr>
+      </w:pPr>
+      <w:r>
+        <w:t xml:space="preserve">the right to withdraw without penalty;</w:t>
+      </w:r>
+    </w:p>
+    <w:p>
+      <w:pPr>
+        <w:pStyle w:val="Compact"/>
+        <w:numPr>
+          <w:ilvl w:val="0"/>
+          <w:numId w:val="1032"/>
+        </w:numPr>
+      </w:pPr>
+      <w:r>
+        <w:t xml:space="preserve">the right to request removal of data;</w:t>
+      </w:r>
+    </w:p>
+    <w:p>
+      <w:pPr>
+        <w:pStyle w:val="Compact"/>
+        <w:numPr>
+          <w:ilvl w:val="0"/>
+          <w:numId w:val="1032"/>
+        </w:numPr>
+      </w:pPr>
+      <w:r>
+        <w:t xml:space="preserve">confidentiality and anonymity procedures;</w:t>
+      </w:r>
+    </w:p>
+    <w:p>
+      <w:pPr>
+        <w:pStyle w:val="Compact"/>
+        <w:numPr>
+          <w:ilvl w:val="0"/>
+          <w:numId w:val="1032"/>
+        </w:numPr>
+      </w:pPr>
+      <w:r>
+        <w:t xml:space="preserve">foreseeable risks and benefits;</w:t>
+      </w:r>
+    </w:p>
+    <w:p>
+      <w:pPr>
+        <w:pStyle w:val="Compact"/>
+        <w:numPr>
+          <w:ilvl w:val="0"/>
+          <w:numId w:val="1032"/>
+        </w:numPr>
+      </w:pPr>
+      <w:r>
+        <w:t xml:space="preserve">how data will be used and stored; and</w:t>
+      </w:r>
+    </w:p>
+    <w:p>
+      <w:pPr>
+        <w:pStyle w:val="Compact"/>
+        <w:numPr>
+          <w:ilvl w:val="0"/>
+          <w:numId w:val="1032"/>
+        </w:numPr>
+      </w:pPr>
+      <w:r>
+        <w:t xml:space="preserve">contact information for the research team and ethics committee.</w:t>
+      </w:r>
+    </w:p>
+    <w:p>
+      <w:pPr>
+        <w:pStyle w:val="FirstParagraph"/>
+      </w:pPr>
+      <w:r>
+        <w:rPr>
+          <w:b/>
+          <w:bCs/>
+        </w:rPr>
+        <w:t xml:space="preserve">Confidentiality</w:t>
+      </w:r>
+    </w:p>
+    <w:p>
+      <w:pPr>
+        <w:pStyle w:val="BodyText"/>
+      </w:pPr>
+      <w:r>
+        <w:t xml:space="preserve">Names, email addresses, and other direct identifiers will be stored separately from survey responses in password-protected, access-controlled files on secure institutional systems. Only the study coordinators will have access to the contact/linkage file.</w:t>
+      </w:r>
+    </w:p>
+    <w:p>
+      <w:pPr>
+        <w:pStyle w:val="BodyText"/>
+      </w:pPr>
+      <w:r>
+        <w:t xml:space="preserve">Contact lists used solely for recruitment and round linkage will be deleted once all study procedures, follow-up communications, and reporting obligations are completed.</w:t>
+      </w:r>
+    </w:p>
+    <w:p>
+      <w:pPr>
+        <w:pStyle w:val="BodyText"/>
+      </w:pPr>
+      <w:r>
+        <w:t xml:space="preserve">Findings will be reported in aggregate form. No individual participant, supervisor, department, or institution will be identifiable in the published results unless explicit permission is obtained and the information is clearly non-sensitive.</w:t>
+      </w:r>
+    </w:p>
+    <w:p>
+      <w:pPr>
+        <w:pStyle w:val="BodyText"/>
+      </w:pPr>
+      <w:r>
+        <w:rPr>
+          <w:b/>
+          <w:bCs/>
+        </w:rPr>
+        <w:t xml:space="preserve">Protection of junior participants</w:t>
+      </w:r>
+    </w:p>
+    <w:p>
+      <w:pPr>
+        <w:pStyle w:val="BodyText"/>
+      </w:pPr>
+      <w:r>
+        <w:t xml:space="preserve">Junior participants will be explicitly informed that participation or non-participation will not affect their academic standing, supervision, assessment, employment, or career progression. Protection of junior participants will be enhanced by the following measures:</w:t>
+      </w:r>
+    </w:p>
+    <w:p>
+      <w:pPr>
+        <w:pStyle w:val="Compact"/>
+        <w:numPr>
+          <w:ilvl w:val="0"/>
           <w:numId w:val="1033"/>
         </w:numPr>
       </w:pPr>
       <w:r>
-        <w:t xml:space="preserve">the purpose of the study;</w:t>
+        <w:t xml:space="preserve">invitations will be sent directly to potential participants;</w:t>
       </w:r>
     </w:p>
     <w:p>
@@ -3562,7 +3667,7 @@
         </w:numPr>
       </w:pPr>
       <w:r>
-        <w:t xml:space="preserve">what participation involves;</w:t>
+        <w:t xml:space="preserve">participation will not be arranged through a direct supervisor;</w:t>
       </w:r>
     </w:p>
     <w:p>
@@ -3574,7 +3679,7 @@
         </w:numPr>
       </w:pPr>
       <w:r>
-        <w:t xml:space="preserve">the expected time commitment;</w:t>
+        <w:t xml:space="preserve">supervisors will not know whether a specific junior researcher participated;</w:t>
       </w:r>
     </w:p>
     <w:p>
@@ -3586,7 +3691,7 @@
         </w:numPr>
       </w:pPr>
       <w:r>
-        <w:t xml:space="preserve">the voluntary nature of participation;</w:t>
+        <w:t xml:space="preserve">reminders will be automated and sent by research staff who are not in a direct supervisory relationship with potential participants;</w:t>
       </w:r>
     </w:p>
     <w:p>
@@ -3595,182 +3700,6 @@
         <w:numPr>
           <w:ilvl w:val="0"/>
           <w:numId w:val="1033"/>
-        </w:numPr>
-      </w:pPr>
-      <w:r>
-        <w:t xml:space="preserve">the right to withdraw without penalty;</w:t>
-      </w:r>
-    </w:p>
-    <w:p>
-      <w:pPr>
-        <w:pStyle w:val="Compact"/>
-        <w:numPr>
-          <w:ilvl w:val="0"/>
-          <w:numId w:val="1033"/>
-        </w:numPr>
-      </w:pPr>
-      <w:r>
-        <w:t xml:space="preserve">the right to request removal of data;</w:t>
-      </w:r>
-    </w:p>
-    <w:p>
-      <w:pPr>
-        <w:pStyle w:val="Compact"/>
-        <w:numPr>
-          <w:ilvl w:val="0"/>
-          <w:numId w:val="1033"/>
-        </w:numPr>
-      </w:pPr>
-      <w:r>
-        <w:t xml:space="preserve">confidentiality and anonymity procedures;</w:t>
-      </w:r>
-    </w:p>
-    <w:p>
-      <w:pPr>
-        <w:pStyle w:val="Compact"/>
-        <w:numPr>
-          <w:ilvl w:val="0"/>
-          <w:numId w:val="1033"/>
-        </w:numPr>
-      </w:pPr>
-      <w:r>
-        <w:t xml:space="preserve">foreseeable risks and benefits;</w:t>
-      </w:r>
-    </w:p>
-    <w:p>
-      <w:pPr>
-        <w:pStyle w:val="Compact"/>
-        <w:numPr>
-          <w:ilvl w:val="0"/>
-          <w:numId w:val="1033"/>
-        </w:numPr>
-      </w:pPr>
-      <w:r>
-        <w:t xml:space="preserve">how data will be used and stored; and</w:t>
-      </w:r>
-    </w:p>
-    <w:p>
-      <w:pPr>
-        <w:pStyle w:val="Compact"/>
-        <w:numPr>
-          <w:ilvl w:val="0"/>
-          <w:numId w:val="1033"/>
-        </w:numPr>
-      </w:pPr>
-      <w:r>
-        <w:t xml:space="preserve">contact information for the research team and ethics committee.</w:t>
-      </w:r>
-    </w:p>
-    <w:p>
-      <w:pPr>
-        <w:pStyle w:val="FirstParagraph"/>
-      </w:pPr>
-      <w:r>
-        <w:rPr>
-          <w:b/>
-          <w:bCs/>
-        </w:rPr>
-        <w:t xml:space="preserve">Confidentiality</w:t>
-      </w:r>
-    </w:p>
-    <w:p>
-      <w:pPr>
-        <w:pStyle w:val="BodyText"/>
-      </w:pPr>
-      <w:r>
-        <w:t xml:space="preserve">Names, email addresses, and other direct identifiers will be stored separately from survey responses in password-protected, access-controlled files on secure institutional systems. Only the study coordinators will have access to the contact/linkage file.</w:t>
-      </w:r>
-    </w:p>
-    <w:p>
-      <w:pPr>
-        <w:pStyle w:val="BodyText"/>
-      </w:pPr>
-      <w:r>
-        <w:t xml:space="preserve">Contact lists used solely for recruitment and round linkage will be deleted once all study procedures, follow-up communications, and reporting obligations are completed.</w:t>
-      </w:r>
-    </w:p>
-    <w:p>
-      <w:pPr>
-        <w:pStyle w:val="BodyText"/>
-      </w:pPr>
-      <w:r>
-        <w:t xml:space="preserve">Findings will be reported in aggregate form. No individual participant, supervisor, department, or institution will be identifiable in the published results unless explicit permission is obtained and the information is clearly non-sensitive.</w:t>
-      </w:r>
-    </w:p>
-    <w:p>
-      <w:pPr>
-        <w:pStyle w:val="BodyText"/>
-      </w:pPr>
-      <w:r>
-        <w:rPr>
-          <w:b/>
-          <w:bCs/>
-        </w:rPr>
-        <w:t xml:space="preserve">Protection of junior participants</w:t>
-      </w:r>
-    </w:p>
-    <w:p>
-      <w:pPr>
-        <w:pStyle w:val="BodyText"/>
-      </w:pPr>
-      <w:r>
-        <w:t xml:space="preserve">Junior participants will be explicitly informed that participation or non-participation will not affect their academic standing, supervision, assessment, employment, or career progression. Protection of junior participants will be enhanced by the following measures:</w:t>
-      </w:r>
-    </w:p>
-    <w:p>
-      <w:pPr>
-        <w:pStyle w:val="Compact"/>
-        <w:numPr>
-          <w:ilvl w:val="0"/>
-          <w:numId w:val="1034"/>
-        </w:numPr>
-      </w:pPr>
-      <w:r>
-        <w:t xml:space="preserve">invitations will be sent directly to potential participants;</w:t>
-      </w:r>
-    </w:p>
-    <w:p>
-      <w:pPr>
-        <w:pStyle w:val="Compact"/>
-        <w:numPr>
-          <w:ilvl w:val="0"/>
-          <w:numId w:val="1034"/>
-        </w:numPr>
-      </w:pPr>
-      <w:r>
-        <w:t xml:space="preserve">participation will not be arranged through a direct supervisor;</w:t>
-      </w:r>
-    </w:p>
-    <w:p>
-      <w:pPr>
-        <w:pStyle w:val="Compact"/>
-        <w:numPr>
-          <w:ilvl w:val="0"/>
-          <w:numId w:val="1034"/>
-        </w:numPr>
-      </w:pPr>
-      <w:r>
-        <w:t xml:space="preserve">supervisors will not know whether a specific junior researcher participated;</w:t>
-      </w:r>
-    </w:p>
-    <w:p>
-      <w:pPr>
-        <w:pStyle w:val="Compact"/>
-        <w:numPr>
-          <w:ilvl w:val="0"/>
-          <w:numId w:val="1034"/>
-        </w:numPr>
-      </w:pPr>
-      <w:r>
-        <w:t xml:space="preserve">reminders will be automated and sent by research staff who are not in a direct supervisory relationship with potential participants;</w:t>
-      </w:r>
-    </w:p>
-    <w:p>
-      <w:pPr>
-        <w:pStyle w:val="Compact"/>
-        <w:numPr>
-          <w:ilvl w:val="0"/>
-          <w:numId w:val="1034"/>
         </w:numPr>
       </w:pPr>
       <w:r>
@@ -3923,7 +3852,7 @@
       <w:pPr>
         <w:numPr>
           <w:ilvl w:val="0"/>
-          <w:numId w:val="1035"/>
+          <w:numId w:val="1034"/>
         </w:numPr>
       </w:pPr>
       <w:r>
@@ -3934,7 +3863,7 @@
       <w:pPr>
         <w:numPr>
           <w:ilvl w:val="0"/>
-          <w:numId w:val="1035"/>
+          <w:numId w:val="1034"/>
         </w:numPr>
       </w:pPr>
       <w:r>
@@ -4146,6 +4075,14 @@
       </w:r>
       <w:r>
         <w:t xml:space="preserve">[10]</w:t>
+      </w:r>
+    </w:p>
+    <w:p>
+      <w:pPr>
+        <w:pStyle w:val="BodyText"/>
+      </w:pPr>
+      <w:r>
+        <w:t xml:space="preserve">The analysis codebook, derived variables, and final statistical analysis scripts will be archived alongside the dataset where permitted by ethics approval and institutional policy.</w:t>
       </w:r>
     </w:p>
     <w:bookmarkEnd w:id="37"/>
@@ -4436,11 +4373,55 @@
         <w:pStyle w:val="Compact"/>
         <w:numPr>
           <w:ilvl w:val="0"/>
+          <w:numId w:val="1035"/>
+        </w:numPr>
+      </w:pPr>
+      <w:r>
+        <w:t xml:space="preserve">peer-reviewed scientific publication;</w:t>
+      </w:r>
+    </w:p>
+    <w:p>
+      <w:pPr>
+        <w:pStyle w:val="Compact"/>
+        <w:numPr>
+          <w:ilvl w:val="0"/>
+          <w:numId w:val="1035"/>
+        </w:numPr>
+      </w:pPr>
+      <w:r>
+        <w:t xml:space="preserve">a policy brief; and</w:t>
+      </w:r>
+    </w:p>
+    <w:p>
+      <w:pPr>
+        <w:pStyle w:val="Compact"/>
+        <w:numPr>
+          <w:ilvl w:val="0"/>
+          <w:numId w:val="1035"/>
+        </w:numPr>
+      </w:pPr>
+      <w:r>
+        <w:t xml:space="preserve">stakeholder-focused webinars;</w:t>
+      </w:r>
+    </w:p>
+    <w:p>
+      <w:pPr>
+        <w:pStyle w:val="FirstParagraph"/>
+      </w:pPr>
+      <w:r>
+        <w:t xml:space="preserve">Dissemination materials will distinguish between:</w:t>
+      </w:r>
+    </w:p>
+    <w:p>
+      <w:pPr>
+        <w:pStyle w:val="Compact"/>
+        <w:numPr>
+          <w:ilvl w:val="0"/>
           <w:numId w:val="1036"/>
         </w:numPr>
       </w:pPr>
       <w:r>
-        <w:t xml:space="preserve">peer-reviewed scientific publication;</w:t>
+        <w:t xml:space="preserve">barriers that achieved consensus;</w:t>
       </w:r>
     </w:p>
     <w:p>
@@ -4452,7 +4433,7 @@
         </w:numPr>
       </w:pPr>
       <w:r>
-        <w:t xml:space="preserve">a policy brief; and</w:t>
+        <w:t xml:space="preserve">interventions that achieved consensus as important and feasible;</w:t>
       </w:r>
     </w:p>
     <w:p>
@@ -4464,50 +4445,6 @@
         </w:numPr>
       </w:pPr>
       <w:r>
-        <w:t xml:space="preserve">stakeholder-focused webinars;</w:t>
-      </w:r>
-    </w:p>
-    <w:p>
-      <w:pPr>
-        <w:pStyle w:val="FirstParagraph"/>
-      </w:pPr>
-      <w:r>
-        <w:t xml:space="preserve">Dissemination materials will distinguish between:</w:t>
-      </w:r>
-    </w:p>
-    <w:p>
-      <w:pPr>
-        <w:pStyle w:val="Compact"/>
-        <w:numPr>
-          <w:ilvl w:val="0"/>
-          <w:numId w:val="1037"/>
-        </w:numPr>
-      </w:pPr>
-      <w:r>
-        <w:t xml:space="preserve">barriers that achieved consensus;</w:t>
-      </w:r>
-    </w:p>
-    <w:p>
-      <w:pPr>
-        <w:pStyle w:val="Compact"/>
-        <w:numPr>
-          <w:ilvl w:val="0"/>
-          <w:numId w:val="1037"/>
-        </w:numPr>
-      </w:pPr>
-      <w:r>
-        <w:t xml:space="preserve">interventions that achieved consensus as important and feasible;</w:t>
-      </w:r>
-    </w:p>
-    <w:p>
-      <w:pPr>
-        <w:pStyle w:val="Compact"/>
-        <w:numPr>
-          <w:ilvl w:val="0"/>
-          <w:numId w:val="1037"/>
-        </w:numPr>
-      </w:pPr>
-      <w:r>
         <w:t xml:space="preserve">areas of persistent disagreement; and</w:t>
       </w:r>
     </w:p>
@@ -4516,7 +4453,7 @@
         <w:pStyle w:val="Compact"/>
         <w:numPr>
           <w:ilvl w:val="0"/>
-          <w:numId w:val="1037"/>
+          <w:numId w:val="1036"/>
         </w:numPr>
       </w:pPr>
       <w:r>
@@ -4565,7 +4502,7 @@
         <w:pStyle w:val="Compact"/>
         <w:numPr>
           <w:ilvl w:val="0"/>
-          <w:numId w:val="1038"/>
+          <w:numId w:val="1037"/>
         </w:numPr>
       </w:pPr>
       <w:r>
@@ -4587,7 +4524,7 @@
         <w:pStyle w:val="Compact"/>
         <w:numPr>
           <w:ilvl w:val="0"/>
-          <w:numId w:val="1038"/>
+          <w:numId w:val="1037"/>
         </w:numPr>
       </w:pPr>
       <w:r>
@@ -4609,7 +4546,7 @@
         <w:pStyle w:val="Compact"/>
         <w:numPr>
           <w:ilvl w:val="0"/>
-          <w:numId w:val="1038"/>
+          <w:numId w:val="1037"/>
         </w:numPr>
       </w:pPr>
       <w:r>
@@ -4631,7 +4568,7 @@
         <w:pStyle w:val="Compact"/>
         <w:numPr>
           <w:ilvl w:val="0"/>
-          <w:numId w:val="1038"/>
+          <w:numId w:val="1037"/>
         </w:numPr>
       </w:pPr>
       <w:r>
@@ -4645,7 +4582,7 @@
         <w:t xml:space="preserve"> </w:t>
       </w:r>
       <w:r>
-        <w:t xml:space="preserve">Prof. Mohey El-Banna (Dean, Faculty of Medicine, MTI University) will lead a multidisciplinary advisory board representing early-career researchers, research supervisors, research-methodology experts, and institutional research leadership. The group will oversee protocol development, item generation, interpretation of Delphi findings, and preparation of the final priority framework. To protect participant confidentiality, advisory board members will not have access to identifiable individual responses or to response status linked to named individuals during the consensus process. Recruitment and reminders will be managed by designated research staff who have no supervisory relationship with potential participants.</w:t>
+        <w:t xml:space="preserve">Prof. Mohey El-Banna (Dean, Faculty of Medicine, MTI University) will lead a multidisciplinary advisory board representing early-career researchers, research supervisors, research-methodology experts, and institutional research leadership. The advisory board will consist of 5 members. The group will oversee protocol development, item generation, interpretation of Delphi findings, and preparation of the final priority framework.</w:t>
       </w:r>
     </w:p>
     <w:bookmarkEnd w:id="41"/>
@@ -4663,7 +4600,7 @@
         <w:pStyle w:val="Compact"/>
         <w:numPr>
           <w:ilvl w:val="0"/>
-          <w:numId w:val="1039"/>
+          <w:numId w:val="1038"/>
         </w:numPr>
       </w:pPr>
       <w:r>
@@ -4675,7 +4612,7 @@
         <w:pStyle w:val="Compact"/>
         <w:numPr>
           <w:ilvl w:val="0"/>
-          <w:numId w:val="1039"/>
+          <w:numId w:val="1038"/>
         </w:numPr>
       </w:pPr>
       <w:r>
@@ -4687,19 +4624,19 @@
         <w:pStyle w:val="Compact"/>
         <w:numPr>
           <w:ilvl w:val="0"/>
-          <w:numId w:val="1039"/>
-        </w:numPr>
-      </w:pPr>
-      <w:r>
-        <w:t xml:space="preserve">Research-methodology knowledge</w:t>
-      </w:r>
-    </w:p>
-    <w:p>
-      <w:pPr>
-        <w:pStyle w:val="Compact"/>
-        <w:numPr>
-          <w:ilvl w:val="0"/>
-          <w:numId w:val="1039"/>
+          <w:numId w:val="1038"/>
+        </w:numPr>
+      </w:pPr>
+      <w:r>
+        <w:t xml:space="preserve">Research methodology knowledge</w:t>
+      </w:r>
+    </w:p>
+    <w:p>
+      <w:pPr>
+        <w:pStyle w:val="Compact"/>
+        <w:numPr>
+          <w:ilvl w:val="0"/>
+          <w:numId w:val="1038"/>
         </w:numPr>
       </w:pPr>
       <w:r>
@@ -4711,7 +4648,7 @@
         <w:pStyle w:val="Compact"/>
         <w:numPr>
           <w:ilvl w:val="0"/>
-          <w:numId w:val="1039"/>
+          <w:numId w:val="1038"/>
         </w:numPr>
       </w:pPr>
       <w:r>
@@ -4723,7 +4660,7 @@
         <w:pStyle w:val="Compact"/>
         <w:numPr>
           <w:ilvl w:val="0"/>
-          <w:numId w:val="1039"/>
+          <w:numId w:val="1038"/>
         </w:numPr>
       </w:pPr>
       <w:r>
@@ -4735,7 +4672,7 @@
         <w:pStyle w:val="Compact"/>
         <w:numPr>
           <w:ilvl w:val="0"/>
-          <w:numId w:val="1039"/>
+          <w:numId w:val="1038"/>
         </w:numPr>
       </w:pPr>
       <w:r>
@@ -4747,7 +4684,7 @@
         <w:pStyle w:val="Compact"/>
         <w:numPr>
           <w:ilvl w:val="0"/>
-          <w:numId w:val="1039"/>
+          <w:numId w:val="1038"/>
         </w:numPr>
       </w:pPr>
       <w:r>
@@ -4759,7 +4696,7 @@
         <w:pStyle w:val="Compact"/>
         <w:numPr>
           <w:ilvl w:val="0"/>
-          <w:numId w:val="1039"/>
+          <w:numId w:val="1038"/>
         </w:numPr>
       </w:pPr>
       <w:r>
@@ -4771,7 +4708,7 @@
         <w:pStyle w:val="Compact"/>
         <w:numPr>
           <w:ilvl w:val="0"/>
-          <w:numId w:val="1039"/>
+          <w:numId w:val="1038"/>
         </w:numPr>
       </w:pPr>
       <w:r>
@@ -4783,7 +4720,7 @@
         <w:pStyle w:val="Compact"/>
         <w:numPr>
           <w:ilvl w:val="0"/>
-          <w:numId w:val="1039"/>
+          <w:numId w:val="1038"/>
         </w:numPr>
       </w:pPr>
       <w:r>
@@ -4795,7 +4732,7 @@
         <w:pStyle w:val="Compact"/>
         <w:numPr>
           <w:ilvl w:val="0"/>
-          <w:numId w:val="1039"/>
+          <w:numId w:val="1038"/>
         </w:numPr>
       </w:pPr>
       <w:r>
@@ -4807,7 +4744,7 @@
         <w:pStyle w:val="Compact"/>
         <w:numPr>
           <w:ilvl w:val="0"/>
-          <w:numId w:val="1039"/>
+          <w:numId w:val="1038"/>
         </w:numPr>
       </w:pPr>
       <w:r>
@@ -4819,7 +4756,7 @@
         <w:pStyle w:val="Compact"/>
         <w:numPr>
           <w:ilvl w:val="0"/>
-          <w:numId w:val="1039"/>
+          <w:numId w:val="1038"/>
         </w:numPr>
       </w:pPr>
       <w:r>
@@ -4831,7 +4768,7 @@
         <w:pStyle w:val="Compact"/>
         <w:numPr>
           <w:ilvl w:val="0"/>
-          <w:numId w:val="1039"/>
+          <w:numId w:val="1038"/>
         </w:numPr>
       </w:pPr>
       <w:r>
@@ -4843,7 +4780,7 @@
         <w:pStyle w:val="Compact"/>
         <w:numPr>
           <w:ilvl w:val="0"/>
-          <w:numId w:val="1039"/>
+          <w:numId w:val="1038"/>
         </w:numPr>
       </w:pPr>
       <w:r>
@@ -4855,7 +4792,7 @@
         <w:pStyle w:val="Compact"/>
         <w:numPr>
           <w:ilvl w:val="0"/>
-          <w:numId w:val="1039"/>
+          <w:numId w:val="1038"/>
         </w:numPr>
       </w:pPr>
       <w:r>
@@ -4877,7 +4814,7 @@
         <w:pStyle w:val="Compact"/>
         <w:numPr>
           <w:ilvl w:val="0"/>
-          <w:numId w:val="1040"/>
+          <w:numId w:val="1039"/>
         </w:numPr>
       </w:pPr>
       <w:r>
@@ -4889,19 +4826,19 @@
         <w:pStyle w:val="Compact"/>
         <w:numPr>
           <w:ilvl w:val="0"/>
-          <w:numId w:val="1040"/>
-        </w:numPr>
-      </w:pPr>
-      <w:r>
-        <w:t xml:space="preserve">Supervisor-development programmes</w:t>
-      </w:r>
-    </w:p>
-    <w:p>
-      <w:pPr>
-        <w:pStyle w:val="Compact"/>
-        <w:numPr>
-          <w:ilvl w:val="0"/>
-          <w:numId w:val="1040"/>
+          <w:numId w:val="1039"/>
+        </w:numPr>
+      </w:pPr>
+      <w:r>
+        <w:t xml:space="preserve">Supervisor-development programs</w:t>
+      </w:r>
+    </w:p>
+    <w:p>
+      <w:pPr>
+        <w:pStyle w:val="Compact"/>
+        <w:numPr>
+          <w:ilvl w:val="0"/>
+          <w:numId w:val="1039"/>
         </w:numPr>
       </w:pPr>
       <w:r>
@@ -4913,7 +4850,7 @@
         <w:pStyle w:val="Compact"/>
         <w:numPr>
           <w:ilvl w:val="0"/>
-          <w:numId w:val="1040"/>
+          <w:numId w:val="1039"/>
         </w:numPr>
       </w:pPr>
       <w:r>
@@ -4925,31 +4862,31 @@
         <w:pStyle w:val="Compact"/>
         <w:numPr>
           <w:ilvl w:val="0"/>
-          <w:numId w:val="1040"/>
-        </w:numPr>
-      </w:pPr>
-      <w:r>
-        <w:t xml:space="preserve">Protected research time</w:t>
-      </w:r>
-    </w:p>
-    <w:p>
-      <w:pPr>
-        <w:pStyle w:val="Compact"/>
-        <w:numPr>
-          <w:ilvl w:val="0"/>
-          <w:numId w:val="1040"/>
-        </w:numPr>
-      </w:pPr>
-      <w:r>
-        <w:t xml:space="preserve">Small-grant and seed-funding mechanisms</w:t>
-      </w:r>
-    </w:p>
-    <w:p>
-      <w:pPr>
-        <w:pStyle w:val="Compact"/>
-        <w:numPr>
-          <w:ilvl w:val="0"/>
-          <w:numId w:val="1040"/>
+          <w:numId w:val="1039"/>
+        </w:numPr>
+      </w:pPr>
+      <w:r>
+        <w:t xml:space="preserve">Enforce a protected research time</w:t>
+      </w:r>
+    </w:p>
+    <w:p>
+      <w:pPr>
+        <w:pStyle w:val="Compact"/>
+        <w:numPr>
+          <w:ilvl w:val="0"/>
+          <w:numId w:val="1039"/>
+        </w:numPr>
+      </w:pPr>
+      <w:r>
+        <w:t xml:space="preserve">Small-grant mechanisms</w:t>
+      </w:r>
+    </w:p>
+    <w:p>
+      <w:pPr>
+        <w:pStyle w:val="Compact"/>
+        <w:numPr>
+          <w:ilvl w:val="0"/>
+          <w:numId w:val="1039"/>
         </w:numPr>
       </w:pPr>
       <w:r>
@@ -4961,7 +4898,7 @@
         <w:pStyle w:val="Compact"/>
         <w:numPr>
           <w:ilvl w:val="0"/>
-          <w:numId w:val="1040"/>
+          <w:numId w:val="1039"/>
         </w:numPr>
       </w:pPr>
       <w:r>
@@ -4973,7 +4910,7 @@
         <w:pStyle w:val="Compact"/>
         <w:numPr>
           <w:ilvl w:val="0"/>
-          <w:numId w:val="1040"/>
+          <w:numId w:val="1039"/>
         </w:numPr>
       </w:pPr>
       <w:r>
@@ -4985,7 +4922,7 @@
         <w:pStyle w:val="Compact"/>
         <w:numPr>
           <w:ilvl w:val="0"/>
-          <w:numId w:val="1040"/>
+          <w:numId w:val="1039"/>
         </w:numPr>
       </w:pPr>
       <w:r>
@@ -4997,7 +4934,7 @@
         <w:pStyle w:val="Compact"/>
         <w:numPr>
           <w:ilvl w:val="0"/>
-          <w:numId w:val="1040"/>
+          <w:numId w:val="1039"/>
         </w:numPr>
       </w:pPr>
       <w:r>
@@ -5009,7 +4946,7 @@
         <w:pStyle w:val="Compact"/>
         <w:numPr>
           <w:ilvl w:val="0"/>
-          <w:numId w:val="1040"/>
+          <w:numId w:val="1039"/>
         </w:numPr>
       </w:pPr>
       <w:r>
@@ -5021,7 +4958,7 @@
         <w:pStyle w:val="Compact"/>
         <w:numPr>
           <w:ilvl w:val="0"/>
-          <w:numId w:val="1040"/>
+          <w:numId w:val="1039"/>
         </w:numPr>
       </w:pPr>
       <w:r>
@@ -5033,19 +4970,19 @@
         <w:pStyle w:val="Compact"/>
         <w:numPr>
           <w:ilvl w:val="0"/>
-          <w:numId w:val="1040"/>
-        </w:numPr>
-      </w:pPr>
-      <w:r>
-        <w:t xml:space="preserve">National research-capacity programmes</w:t>
-      </w:r>
-    </w:p>
-    <w:p>
-      <w:pPr>
-        <w:pStyle w:val="Compact"/>
-        <w:numPr>
-          <w:ilvl w:val="0"/>
-          <w:numId w:val="1040"/>
+          <w:numId w:val="1039"/>
+        </w:numPr>
+      </w:pPr>
+      <w:r>
+        <w:t xml:space="preserve">National research-capacity programs</w:t>
+      </w:r>
+    </w:p>
+    <w:p>
+      <w:pPr>
+        <w:pStyle w:val="Compact"/>
+        <w:numPr>
+          <w:ilvl w:val="0"/>
+          <w:numId w:val="1039"/>
         </w:numPr>
       </w:pPr>
       <w:r>
@@ -5075,7 +5012,7 @@
         <w:pStyle w:val="Compact"/>
         <w:numPr>
           <w:ilvl w:val="0"/>
-          <w:numId w:val="1041"/>
+          <w:numId w:val="1040"/>
         </w:numPr>
       </w:pPr>
       <w:r>
@@ -5087,7 +5024,7 @@
         <w:pStyle w:val="Compact"/>
         <w:numPr>
           <w:ilvl w:val="0"/>
-          <w:numId w:val="1041"/>
+          <w:numId w:val="1040"/>
         </w:numPr>
       </w:pPr>
       <w:r>
@@ -5099,7 +5036,7 @@
         <w:pStyle w:val="Compact"/>
         <w:numPr>
           <w:ilvl w:val="0"/>
-          <w:numId w:val="1041"/>
+          <w:numId w:val="1040"/>
         </w:numPr>
       </w:pPr>
       <w:r>
@@ -5111,7 +5048,7 @@
         <w:pStyle w:val="Compact"/>
         <w:numPr>
           <w:ilvl w:val="0"/>
-          <w:numId w:val="1041"/>
+          <w:numId w:val="1040"/>
         </w:numPr>
       </w:pPr>
       <w:r>
@@ -5123,7 +5060,7 @@
         <w:pStyle w:val="Compact"/>
         <w:numPr>
           <w:ilvl w:val="0"/>
-          <w:numId w:val="1041"/>
+          <w:numId w:val="1040"/>
         </w:numPr>
       </w:pPr>
       <w:r>
@@ -5135,7 +5072,7 @@
         <w:pStyle w:val="Compact"/>
         <w:numPr>
           <w:ilvl w:val="0"/>
-          <w:numId w:val="1041"/>
+          <w:numId w:val="1040"/>
         </w:numPr>
       </w:pPr>
       <w:r>
@@ -5147,7 +5084,7 @@
         <w:pStyle w:val="Compact"/>
         <w:numPr>
           <w:ilvl w:val="0"/>
-          <w:numId w:val="1041"/>
+          <w:numId w:val="1040"/>
         </w:numPr>
       </w:pPr>
       <w:r>
@@ -5159,7 +5096,7 @@
         <w:pStyle w:val="Compact"/>
         <w:numPr>
           <w:ilvl w:val="0"/>
-          <w:numId w:val="1041"/>
+          <w:numId w:val="1040"/>
         </w:numPr>
       </w:pPr>
       <w:r>
@@ -5171,7 +5108,7 @@
         <w:pStyle w:val="Compact"/>
         <w:numPr>
           <w:ilvl w:val="0"/>
-          <w:numId w:val="1041"/>
+          <w:numId w:val="1040"/>
         </w:numPr>
       </w:pPr>
       <w:r>
@@ -5183,7 +5120,7 @@
         <w:pStyle w:val="Compact"/>
         <w:numPr>
           <w:ilvl w:val="0"/>
-          <w:numId w:val="1041"/>
+          <w:numId w:val="1040"/>
         </w:numPr>
       </w:pPr>
       <w:r>
@@ -5195,7 +5132,7 @@
         <w:pStyle w:val="Compact"/>
         <w:numPr>
           <w:ilvl w:val="0"/>
-          <w:numId w:val="1041"/>
+          <w:numId w:val="1040"/>
         </w:numPr>
       </w:pPr>
       <w:r>
@@ -5207,23 +5144,23 @@
         <w:pStyle w:val="Compact"/>
         <w:numPr>
           <w:ilvl w:val="0"/>
-          <w:numId w:val="1041"/>
-        </w:numPr>
-      </w:pPr>
-      <w:r>
-        <w:t xml:space="preserve">subgroup findings;</w:t>
-      </w:r>
-    </w:p>
-    <w:p>
-      <w:pPr>
-        <w:pStyle w:val="Compact"/>
-        <w:numPr>
-          <w:ilvl w:val="0"/>
-          <w:numId w:val="1041"/>
-        </w:numPr>
-      </w:pPr>
-      <w:r>
-        <w:t xml:space="preserve">and documented protocol deviations.</w:t>
+          <w:numId w:val="1040"/>
+        </w:numPr>
+      </w:pPr>
+      <w:r>
+        <w:t xml:space="preserve">subgroup findings; and</w:t>
+      </w:r>
+    </w:p>
+    <w:p>
+      <w:pPr>
+        <w:pStyle w:val="Compact"/>
+        <w:numPr>
+          <w:ilvl w:val="0"/>
+          <w:numId w:val="1040"/>
+        </w:numPr>
+      </w:pPr>
+      <w:r>
+        <w:t xml:space="preserve">documented protocol deviations.</w:t>
       </w:r>
     </w:p>
     <w:bookmarkEnd w:id="44"/>
@@ -5345,11 +5282,75 @@
         <w:pStyle w:val="Compact"/>
         <w:numPr>
           <w:ilvl w:val="0"/>
+          <w:numId w:val="1041"/>
+        </w:numPr>
+      </w:pPr>
+      <w:r>
+        <w:t xml:space="preserve">The barriers considered most important in limiting valid, relevant, and high-value medical research among early-career researchers in Egypt.</w:t>
+      </w:r>
+    </w:p>
+    <w:p>
+      <w:pPr>
+        <w:pStyle w:val="Compact"/>
+        <w:numPr>
+          <w:ilvl w:val="0"/>
+          <w:numId w:val="1041"/>
+        </w:numPr>
+      </w:pPr>
+      <w:r>
+        <w:t xml:space="preserve">Which barriers are considered modifiable.</w:t>
+      </w:r>
+    </w:p>
+    <w:p>
+      <w:pPr>
+        <w:pStyle w:val="Compact"/>
+        <w:numPr>
+          <w:ilvl w:val="0"/>
+          <w:numId w:val="1041"/>
+        </w:numPr>
+      </w:pPr>
+      <w:r>
+        <w:t xml:space="preserve">Which interventions are considered important, feasible, and suitable for prioritization.</w:t>
+      </w:r>
+    </w:p>
+    <w:p>
+      <w:pPr>
+        <w:pStyle w:val="FirstParagraph"/>
+      </w:pPr>
+      <w:r>
+        <w:t xml:space="preserve">The study does not aim to measure how common each barrier is in Egypt, determine whether a particular barrier causes poor research quality, evaluate institutions or individuals, or assess the performance of any named supervisor, department, university, hospital, or organization.</w:t>
+      </w:r>
+    </w:p>
+    <w:p>
+      <w:pPr>
+        <w:pStyle w:val="BodyText"/>
+      </w:pPr>
+      <w:r>
+        <w:rPr>
+          <w:b/>
+          <w:bCs/>
+        </w:rPr>
+        <w:t xml:space="preserve">Why have I been invited?</w:t>
+      </w:r>
+    </w:p>
+    <w:p>
+      <w:pPr>
+        <w:pStyle w:val="BodyText"/>
+      </w:pPr>
+      <w:r>
+        <w:t xml:space="preserve">You have been invited because of your experience in one or more areas relevant to medical research in Egypt. Eligible participants may include:</w:t>
+      </w:r>
+    </w:p>
+    <w:p>
+      <w:pPr>
+        <w:pStyle w:val="Compact"/>
+        <w:numPr>
+          <w:ilvl w:val="0"/>
           <w:numId w:val="1042"/>
         </w:numPr>
       </w:pPr>
       <w:r>
-        <w:t xml:space="preserve">The barriers considered most important in limiting valid, relevant, and high-value medical research among early-career researchers in Egypt.</w:t>
+        <w:t xml:space="preserve">Medical students, house officers, residents, teaching assistants, assistant lecturers, or equivalent early-career medical researchers.</w:t>
       </w:r>
     </w:p>
     <w:p>
@@ -5361,7 +5362,7 @@
         </w:numPr>
       </w:pPr>
       <w:r>
-        <w:t xml:space="preserve">Which barriers are considered modifiable.</w:t>
+        <w:t xml:space="preserve">Research supervisors.</w:t>
       </w:r>
     </w:p>
     <w:p>
@@ -5373,7 +5374,19 @@
         </w:numPr>
       </w:pPr>
       <w:r>
-        <w:t xml:space="preserve">Which interventions are considered important, feasible, and suitable for prioritization.</w:t>
+        <w:t xml:space="preserve">Biostatisticians, epidemiologists, research methodologists, evidence-synthesis specialists, qualitative researchers, or related experts.</w:t>
+      </w:r>
+    </w:p>
+    <w:p>
+      <w:pPr>
+        <w:pStyle w:val="Compact"/>
+        <w:numPr>
+          <w:ilvl w:val="0"/>
+          <w:numId w:val="1042"/>
+        </w:numPr>
+      </w:pPr>
+      <w:r>
+        <w:t xml:space="preserve">Members of ethics committees or research-governance structures.</w:t>
       </w:r>
     </w:p>
     <w:p>
@@ -5381,27 +5394,39 @@
         <w:pStyle w:val="FirstParagraph"/>
       </w:pPr>
       <w:r>
-        <w:t xml:space="preserve">The study does not aim to measure how common each barrier is in Egypt, determine whether a particular barrier causes poor research quality, evaluate institutions or individuals, or assess the performance of any named supervisor, department, university, hospital, or organization.</w:t>
-      </w:r>
-    </w:p>
-    <w:p>
-      <w:pPr>
-        <w:pStyle w:val="BodyText"/>
-      </w:pPr>
-      <w:r>
-        <w:rPr>
-          <w:b/>
-          <w:bCs/>
-        </w:rPr>
-        <w:t xml:space="preserve">Why have I been invited?</w:t>
-      </w:r>
-    </w:p>
-    <w:p>
-      <w:pPr>
-        <w:pStyle w:val="BodyText"/>
-      </w:pPr>
-      <w:r>
-        <w:t xml:space="preserve">You have been invited because of your experience in one or more areas relevant to medical research in Egypt. Eligible participants may include:</w:t>
+        <w:t xml:space="preserve">You should participate only if you have sufficient familiarity with the Egyptian medical research environment to provide informed judgments.</w:t>
+      </w:r>
+    </w:p>
+    <w:p>
+      <w:pPr>
+        <w:pStyle w:val="BodyText"/>
+      </w:pPr>
+      <w:r>
+        <w:rPr>
+          <w:b/>
+          <w:bCs/>
+        </w:rPr>
+        <w:t xml:space="preserve">What will happen if I take part?</w:t>
+      </w:r>
+    </w:p>
+    <w:p>
+      <w:pPr>
+        <w:pStyle w:val="BodyText"/>
+      </w:pPr>
+      <w:r>
+        <w:rPr>
+          <w:b/>
+          <w:bCs/>
+        </w:rPr>
+        <w:t xml:space="preserve">Round 1</w:t>
+      </w:r>
+    </w:p>
+    <w:p>
+      <w:pPr>
+        <w:pStyle w:val="BodyText"/>
+      </w:pPr>
+      <w:r>
+        <w:t xml:space="preserve">If you agree to participate, you will complete an electronic consent form and a questionnaire that includes:</w:t>
       </w:r>
     </w:p>
     <w:p>
@@ -5413,7 +5438,7 @@
         </w:numPr>
       </w:pPr>
       <w:r>
-        <w:t xml:space="preserve">Medical students, house officers, residents, teaching assistants, assistant lecturers, or equivalent early-career medical researchers.</w:t>
+        <w:t xml:space="preserve">A small number of background questions.</w:t>
       </w:r>
     </w:p>
     <w:p>
@@ -5425,7 +5450,67 @@
         </w:numPr>
       </w:pPr>
       <w:r>
-        <w:t xml:space="preserve">Research supervisors.</w:t>
+        <w:t xml:space="preserve">Ratings of candidate</w:t>
+      </w:r>
+      <w:r>
+        <w:t xml:space="preserve"> </w:t>
+      </w:r>
+      <w:r>
+        <w:rPr>
+          <w:b/>
+          <w:bCs/>
+        </w:rPr>
+        <w:t xml:space="preserve">barriers</w:t>
+      </w:r>
+      <w:r>
+        <w:t xml:space="preserve"> </w:t>
+      </w:r>
+      <w:r>
+        <w:t xml:space="preserve">to valid, relevant, and high-value medical research among early-career researchers in Egypt, using:</w:t>
+      </w:r>
+    </w:p>
+    <w:p>
+      <w:pPr>
+        <w:pStyle w:val="Compact"/>
+        <w:numPr>
+          <w:ilvl w:val="1"/>
+          <w:numId w:val="1044"/>
+        </w:numPr>
+      </w:pPr>
+      <w:r>
+        <w:rPr>
+          <w:b/>
+          <w:bCs/>
+        </w:rPr>
+        <w:t xml:space="preserve">Importance:</w:t>
+      </w:r>
+      <w:r>
+        <w:t xml:space="preserve"> </w:t>
+      </w:r>
+      <w:r>
+        <w:t xml:space="preserve">1 = not important at all to 9 = extremely important.</w:t>
+      </w:r>
+    </w:p>
+    <w:p>
+      <w:pPr>
+        <w:pStyle w:val="Compact"/>
+        <w:numPr>
+          <w:ilvl w:val="1"/>
+          <w:numId w:val="1044"/>
+        </w:numPr>
+      </w:pPr>
+      <w:r>
+        <w:rPr>
+          <w:b/>
+          <w:bCs/>
+        </w:rPr>
+        <w:t xml:space="preserve">Modifiability:</w:t>
+      </w:r>
+      <w:r>
+        <w:t xml:space="preserve"> </w:t>
+      </w:r>
+      <w:r>
+        <w:t xml:space="preserve">1 = not modifiable at all to 9 = highly modifiable.</w:t>
       </w:r>
     </w:p>
     <w:p>
@@ -5437,82 +5522,6 @@
         </w:numPr>
       </w:pPr>
       <w:r>
-        <w:t xml:space="preserve">Biostatisticians, epidemiologists, research methodologists, evidence-synthesis specialists, qualitative researchers, or related experts.</w:t>
-      </w:r>
-    </w:p>
-    <w:p>
-      <w:pPr>
-        <w:pStyle w:val="Compact"/>
-        <w:numPr>
-          <w:ilvl w:val="0"/>
-          <w:numId w:val="1043"/>
-        </w:numPr>
-      </w:pPr>
-      <w:r>
-        <w:t xml:space="preserve">Members of ethics committees or research-governance structures.</w:t>
-      </w:r>
-    </w:p>
-    <w:p>
-      <w:pPr>
-        <w:pStyle w:val="FirstParagraph"/>
-      </w:pPr>
-      <w:r>
-        <w:t xml:space="preserve">You should participate only if you have sufficient familiarity with the Egyptian medical research environment to provide informed judgments.</w:t>
-      </w:r>
-    </w:p>
-    <w:p>
-      <w:pPr>
-        <w:pStyle w:val="BodyText"/>
-      </w:pPr>
-      <w:r>
-        <w:rPr>
-          <w:b/>
-          <w:bCs/>
-        </w:rPr>
-        <w:t xml:space="preserve">What will happen if I take part?</w:t>
-      </w:r>
-    </w:p>
-    <w:p>
-      <w:pPr>
-        <w:pStyle w:val="BodyText"/>
-      </w:pPr>
-      <w:r>
-        <w:rPr>
-          <w:b/>
-          <w:bCs/>
-        </w:rPr>
-        <w:t xml:space="preserve">Round 1</w:t>
-      </w:r>
-    </w:p>
-    <w:p>
-      <w:pPr>
-        <w:pStyle w:val="BodyText"/>
-      </w:pPr>
-      <w:r>
-        <w:t xml:space="preserve">If you agree to participate, you will complete an electronic consent form and a questionnaire that includes:</w:t>
-      </w:r>
-    </w:p>
-    <w:p>
-      <w:pPr>
-        <w:pStyle w:val="Compact"/>
-        <w:numPr>
-          <w:ilvl w:val="0"/>
-          <w:numId w:val="1044"/>
-        </w:numPr>
-      </w:pPr>
-      <w:r>
-        <w:t xml:space="preserve">A small number of background questions.</w:t>
-      </w:r>
-    </w:p>
-    <w:p>
-      <w:pPr>
-        <w:pStyle w:val="Compact"/>
-        <w:numPr>
-          <w:ilvl w:val="0"/>
-          <w:numId w:val="1044"/>
-        </w:numPr>
-      </w:pPr>
-      <w:r>
         <w:t xml:space="preserve">Ratings of candidate</w:t>
       </w:r>
       <w:r>
@@ -5523,13 +5532,13 @@
           <w:b/>
           <w:bCs/>
         </w:rPr>
-        <w:t xml:space="preserve">barriers</w:t>
+        <w:t xml:space="preserve">interventions</w:t>
       </w:r>
       <w:r>
         <w:t xml:space="preserve"> </w:t>
       </w:r>
       <w:r>
-        <w:t xml:space="preserve">to valid, relevant, and high-value medical research among early-career researchers in Egypt, using:</w:t>
+        <w:t xml:space="preserve">to address these barriers, using:</w:t>
       </w:r>
     </w:p>
     <w:p>
@@ -5545,13 +5554,13 @@
           <w:b/>
           <w:bCs/>
         </w:rPr>
-        <w:t xml:space="preserve">Importance:</w:t>
+        <w:t xml:space="preserve">Importance/potential impact:</w:t>
       </w:r>
       <w:r>
         <w:t xml:space="preserve"> </w:t>
       </w:r>
       <w:r>
-        <w:t xml:space="preserve">1 = not important at all to 9 = extremely important.</w:t>
+        <w:t xml:space="preserve">1 = not important/no meaningful impact to 9 = extremely important/very high potential impact.</w:t>
       </w:r>
     </w:p>
     <w:p>
@@ -5567,25 +5576,33 @@
           <w:b/>
           <w:bCs/>
         </w:rPr>
-        <w:t xml:space="preserve">Modifiability:</w:t>
+        <w:t xml:space="preserve">Feasibility in the Egyptian context:</w:t>
       </w:r>
       <w:r>
         <w:t xml:space="preserve"> </w:t>
       </w:r>
       <w:r>
-        <w:t xml:space="preserve">1 = not modifiable at all to 9 = highly modifiable.</w:t>
-      </w:r>
-    </w:p>
-    <w:p>
-      <w:pPr>
-        <w:pStyle w:val="Compact"/>
-        <w:numPr>
-          <w:ilvl w:val="0"/>
-          <w:numId w:val="1044"/>
-        </w:numPr>
-      </w:pPr>
-      <w:r>
-        <w:t xml:space="preserve">Ratings of candidate</w:t>
+        <w:t xml:space="preserve">1 = not feasible to 9 = highly feasible.</w:t>
+      </w:r>
+    </w:p>
+    <w:p>
+      <w:pPr>
+        <w:pStyle w:val="Compact"/>
+        <w:numPr>
+          <w:ilvl w:val="0"/>
+          <w:numId w:val="1043"/>
+        </w:numPr>
+      </w:pPr>
+      <w:r>
+        <w:t xml:space="preserve">For each intervention, a question on the main level at which it should be implemented.</w:t>
+      </w:r>
+    </w:p>
+    <w:p>
+      <w:pPr>
+        <w:pStyle w:val="FirstParagraph"/>
+      </w:pPr>
+      <w:r>
+        <w:t xml:space="preserve">You may select</w:t>
       </w:r>
       <w:r>
         <w:t xml:space="preserve"> </w:t>
@@ -5595,93 +5612,183 @@
           <w:b/>
           <w:bCs/>
         </w:rPr>
-        <w:t xml:space="preserve">interventions</w:t>
+        <w:t xml:space="preserve">“Cannot judge / insufficient experience”</w:t>
       </w:r>
       <w:r>
         <w:t xml:space="preserve"> </w:t>
       </w:r>
       <w:r>
-        <w:t xml:space="preserve">to address these barriers, using:</w:t>
-      </w:r>
-    </w:p>
-    <w:p>
-      <w:pPr>
-        <w:pStyle w:val="Compact"/>
-        <w:numPr>
-          <w:ilvl w:val="1"/>
+        <w:t xml:space="preserve">for any item you do not feel able to rate.</w:t>
+      </w:r>
+    </w:p>
+    <w:p>
+      <w:pPr>
+        <w:pStyle w:val="BodyText"/>
+      </w:pPr>
+      <w:r>
+        <w:t xml:space="preserve">You will be asked to consider the Egyptian research system as a whole, rather than any particular person, department, university, hospital, or organization.</w:t>
+      </w:r>
+    </w:p>
+    <w:p>
+      <w:pPr>
+        <w:pStyle w:val="BodyText"/>
+      </w:pPr>
+      <w:r>
+        <w:t xml:space="preserve">Round 1 is expected to take approximately</w:t>
+      </w:r>
+      <w:r>
+        <w:t xml:space="preserve"> </w:t>
+      </w:r>
+      <w:r>
+        <w:rPr>
+          <w:b/>
+          <w:bCs/>
+        </w:rPr>
+        <w:t xml:space="preserve">30minutes</w:t>
+      </w:r>
+      <w:r>
+        <w:t xml:space="preserve">.</w:t>
+      </w:r>
+    </w:p>
+    <w:p>
+      <w:pPr>
+        <w:pStyle w:val="BodyText"/>
+      </w:pPr>
+      <w:r>
+        <w:rPr>
+          <w:b/>
+          <w:bCs/>
+        </w:rPr>
+        <w:t xml:space="preserve">Round 2</w:t>
+      </w:r>
+    </w:p>
+    <w:p>
+      <w:pPr>
+        <w:pStyle w:val="BodyText"/>
+      </w:pPr>
+      <w:r>
+        <w:t xml:space="preserve">Participants who complete Round 1 may be invited to Round 2. You will receive anonymized group-level feedback from Round 1 and will be asked to reconsider and re-rate retained or revised barrier and intervention items.</w:t>
+      </w:r>
+    </w:p>
+    <w:p>
+      <w:pPr>
+        <w:pStyle w:val="BodyText"/>
+      </w:pPr>
+      <w:r>
+        <w:t xml:space="preserve">You will also be asked to identify up to three interventions that should be prioritized first because they are both important and feasible in the Egyptian context.</w:t>
+      </w:r>
+    </w:p>
+    <w:p>
+      <w:pPr>
+        <w:pStyle w:val="BodyText"/>
+      </w:pPr>
+      <w:r>
+        <w:t xml:space="preserve">Round 2 is expected to take approximately</w:t>
+      </w:r>
+      <w:r>
+        <w:t xml:space="preserve"> </w:t>
+      </w:r>
+      <w:r>
+        <w:rPr>
+          <w:b/>
+          <w:bCs/>
+        </w:rPr>
+        <w:t xml:space="preserve">30minutes</w:t>
+      </w:r>
+      <w:r>
+        <w:t xml:space="preserve">.</w:t>
+      </w:r>
+    </w:p>
+    <w:p>
+      <w:pPr>
+        <w:pStyle w:val="BodyText"/>
+      </w:pPr>
+      <w:r>
+        <w:rPr>
+          <w:b/>
+          <w:bCs/>
+        </w:rPr>
+        <w:t xml:space="preserve">What should I consider when responding?</w:t>
+      </w:r>
+    </w:p>
+    <w:p>
+      <w:pPr>
+        <w:pStyle w:val="BodyText"/>
+      </w:pPr>
+      <w:r>
+        <w:t xml:space="preserve">Please consider the Egyptian medical research system as a whole. The purpose is not to assign blame to individual researchers, supervisors, departments, universities, hospitals, ethics committees, or funding bodies.</w:t>
+      </w:r>
+    </w:p>
+    <w:p>
+      <w:pPr>
+        <w:pStyle w:val="BodyText"/>
+      </w:pPr>
+      <w:r>
+        <w:t xml:space="preserve">Please do</w:t>
+      </w:r>
+      <w:r>
+        <w:t xml:space="preserve"> </w:t>
+      </w:r>
+      <w:r>
+        <w:rPr>
+          <w:b/>
+          <w:bCs/>
+        </w:rPr>
+        <w:t xml:space="preserve">not</w:t>
+      </w:r>
+      <w:r>
+        <w:t xml:space="preserve"> </w:t>
+      </w:r>
+      <w:r>
+        <w:t xml:space="preserve">include:</w:t>
+      </w:r>
+    </w:p>
+    <w:p>
+      <w:pPr>
+        <w:pStyle w:val="Compact"/>
+        <w:numPr>
+          <w:ilvl w:val="0"/>
           <w:numId w:val="1046"/>
         </w:numPr>
       </w:pPr>
       <w:r>
-        <w:rPr>
-          <w:b/>
-          <w:bCs/>
-        </w:rPr>
-        <w:t xml:space="preserve">Importance/potential impact:</w:t>
-      </w:r>
-      <w:r>
-        <w:t xml:space="preserve"> </w:t>
-      </w:r>
-      <w:r>
-        <w:t xml:space="preserve">1 = not important/no meaningful impact to 9 = extremely important/very high potential impact.</w:t>
-      </w:r>
-    </w:p>
-    <w:p>
-      <w:pPr>
-        <w:pStyle w:val="Compact"/>
-        <w:numPr>
-          <w:ilvl w:val="1"/>
+        <w:t xml:space="preserve">Names of colleagues, supervisors, students, institutions, departments, hospitals, or organizations.</w:t>
+      </w:r>
+    </w:p>
+    <w:p>
+      <w:pPr>
+        <w:pStyle w:val="Compact"/>
+        <w:numPr>
+          <w:ilvl w:val="0"/>
           <w:numId w:val="1046"/>
         </w:numPr>
       </w:pPr>
       <w:r>
-        <w:rPr>
-          <w:b/>
-          <w:bCs/>
-        </w:rPr>
-        <w:t xml:space="preserve">Feasibility in the Egyptian context:</w:t>
-      </w:r>
-      <w:r>
-        <w:t xml:space="preserve"> </w:t>
-      </w:r>
-      <w:r>
-        <w:t xml:space="preserve">1 = not feasible to 9 = highly feasible.</w:t>
-      </w:r>
-    </w:p>
-    <w:p>
-      <w:pPr>
-        <w:pStyle w:val="Compact"/>
-        <w:numPr>
-          <w:ilvl w:val="0"/>
-          <w:numId w:val="1044"/>
-        </w:numPr>
-      </w:pPr>
-      <w:r>
-        <w:t xml:space="preserve">For each intervention, a question on the main level at which it should be implemented.</w:t>
-      </w:r>
-    </w:p>
-    <w:p>
-      <w:pPr>
-        <w:pStyle w:val="Compact"/>
-        <w:numPr>
-          <w:ilvl w:val="0"/>
-          <w:numId w:val="1044"/>
-        </w:numPr>
-      </w:pPr>
-      <w:r>
-        <w:t xml:space="preserve">Optional comments and suggestions for additional barriers or interventions.</w:t>
-      </w:r>
-    </w:p>
-    <w:p>
-      <w:pPr>
-        <w:pStyle w:val="Compact"/>
-        <w:numPr>
-          <w:ilvl w:val="0"/>
-          <w:numId w:val="1044"/>
-        </w:numPr>
-      </w:pPr>
-      <w:r>
-        <w:t xml:space="preserve">A question asking you to select up to three interventions that should be prioritized first.</w:t>
+        <w:t xml:space="preserve">Confidential organizational information.</w:t>
+      </w:r>
+    </w:p>
+    <w:p>
+      <w:pPr>
+        <w:pStyle w:val="Compact"/>
+        <w:numPr>
+          <w:ilvl w:val="0"/>
+          <w:numId w:val="1046"/>
+        </w:numPr>
+      </w:pPr>
+      <w:r>
+        <w:t xml:space="preserve">Allegations about named individuals.</w:t>
+      </w:r>
+    </w:p>
+    <w:p>
+      <w:pPr>
+        <w:pStyle w:val="Compact"/>
+        <w:numPr>
+          <w:ilvl w:val="0"/>
+          <w:numId w:val="1046"/>
+        </w:numPr>
+      </w:pPr>
+      <w:r>
+        <w:t xml:space="preserve">Information that could identify you or another person.</w:t>
       </w:r>
     </w:p>
     <w:p>
@@ -5689,200 +5796,6 @@
         <w:pStyle w:val="FirstParagraph"/>
       </w:pPr>
       <w:r>
-        <w:t xml:space="preserve">You may select</w:t>
-      </w:r>
-      <w:r>
-        <w:t xml:space="preserve"> </w:t>
-      </w:r>
-      <w:r>
-        <w:rPr>
-          <w:b/>
-          <w:bCs/>
-        </w:rPr>
-        <w:t xml:space="preserve">“Cannot judge / insufficient experience”</w:t>
-      </w:r>
-      <w:r>
-        <w:t xml:space="preserve"> </w:t>
-      </w:r>
-      <w:r>
-        <w:t xml:space="preserve">for any item you do not feel able to rate.</w:t>
-      </w:r>
-    </w:p>
-    <w:p>
-      <w:pPr>
-        <w:pStyle w:val="BodyText"/>
-      </w:pPr>
-      <w:r>
-        <w:t xml:space="preserve">You will be asked to consider the Egyptian research system as a whole, rather than any particular person, department, university, hospital, or organization.</w:t>
-      </w:r>
-    </w:p>
-    <w:p>
-      <w:pPr>
-        <w:pStyle w:val="BodyText"/>
-      </w:pPr>
-      <w:r>
-        <w:t xml:space="preserve">Round 1 is expected to take approximately</w:t>
-      </w:r>
-      <w:r>
-        <w:t xml:space="preserve"> </w:t>
-      </w:r>
-      <w:r>
-        <w:rPr>
-          <w:b/>
-          <w:bCs/>
-        </w:rPr>
-        <w:t xml:space="preserve">30minutes</w:t>
-      </w:r>
-      <w:r>
-        <w:t xml:space="preserve">.</w:t>
-      </w:r>
-    </w:p>
-    <w:p>
-      <w:pPr>
-        <w:pStyle w:val="BodyText"/>
-      </w:pPr>
-      <w:r>
-        <w:rPr>
-          <w:b/>
-          <w:bCs/>
-        </w:rPr>
-        <w:t xml:space="preserve">Round 2</w:t>
-      </w:r>
-    </w:p>
-    <w:p>
-      <w:pPr>
-        <w:pStyle w:val="BodyText"/>
-      </w:pPr>
-      <w:r>
-        <w:t xml:space="preserve">Participants who complete Round 1 may be invited to Round 2. You will receive anonymized group-level feedback from Round 1 and will be asked to reconsider and re-rate retained or revised barrier and intervention items.</w:t>
-      </w:r>
-    </w:p>
-    <w:p>
-      <w:pPr>
-        <w:pStyle w:val="BodyText"/>
-      </w:pPr>
-      <w:r>
-        <w:t xml:space="preserve">You will also be asked to identify up to three interventions that should be prioritized first because they are both important and feasible in the Egyptian context.</w:t>
-      </w:r>
-    </w:p>
-    <w:p>
-      <w:pPr>
-        <w:pStyle w:val="BodyText"/>
-      </w:pPr>
-      <w:r>
-        <w:t xml:space="preserve">Round 1 is expected to take approximately</w:t>
-      </w:r>
-      <w:r>
-        <w:t xml:space="preserve"> </w:t>
-      </w:r>
-      <w:r>
-        <w:rPr>
-          <w:b/>
-          <w:bCs/>
-        </w:rPr>
-        <w:t xml:space="preserve">30minutes</w:t>
-      </w:r>
-      <w:r>
-        <w:t xml:space="preserve">.</w:t>
-      </w:r>
-    </w:p>
-    <w:p>
-      <w:pPr>
-        <w:pStyle w:val="BodyText"/>
-      </w:pPr>
-      <w:r>
-        <w:rPr>
-          <w:b/>
-          <w:bCs/>
-        </w:rPr>
-        <w:t xml:space="preserve">What should I consider when responding?</w:t>
-      </w:r>
-    </w:p>
-    <w:p>
-      <w:pPr>
-        <w:pStyle w:val="BodyText"/>
-      </w:pPr>
-      <w:r>
-        <w:t xml:space="preserve">Please consider the Egyptian medical research system as a whole. The purpose is not to assign blame to individual researchers, supervisors, departments, universities, hospitals, ethics committees, or funding bodies.</w:t>
-      </w:r>
-    </w:p>
-    <w:p>
-      <w:pPr>
-        <w:pStyle w:val="BodyText"/>
-      </w:pPr>
-      <w:r>
-        <w:t xml:space="preserve">Please do</w:t>
-      </w:r>
-      <w:r>
-        <w:t xml:space="preserve"> </w:t>
-      </w:r>
-      <w:r>
-        <w:rPr>
-          <w:b/>
-          <w:bCs/>
-        </w:rPr>
-        <w:t xml:space="preserve">not</w:t>
-      </w:r>
-      <w:r>
-        <w:t xml:space="preserve"> </w:t>
-      </w:r>
-      <w:r>
-        <w:t xml:space="preserve">include:</w:t>
-      </w:r>
-    </w:p>
-    <w:p>
-      <w:pPr>
-        <w:pStyle w:val="Compact"/>
-        <w:numPr>
-          <w:ilvl w:val="0"/>
-          <w:numId w:val="1047"/>
-        </w:numPr>
-      </w:pPr>
-      <w:r>
-        <w:t xml:space="preserve">Names of colleagues, supervisors, students, institutions, departments, hospitals, or organizations.</w:t>
-      </w:r>
-    </w:p>
-    <w:p>
-      <w:pPr>
-        <w:pStyle w:val="Compact"/>
-        <w:numPr>
-          <w:ilvl w:val="0"/>
-          <w:numId w:val="1047"/>
-        </w:numPr>
-      </w:pPr>
-      <w:r>
-        <w:t xml:space="preserve">Confidential organizational information.</w:t>
-      </w:r>
-    </w:p>
-    <w:p>
-      <w:pPr>
-        <w:pStyle w:val="Compact"/>
-        <w:numPr>
-          <w:ilvl w:val="0"/>
-          <w:numId w:val="1047"/>
-        </w:numPr>
-      </w:pPr>
-      <w:r>
-        <w:t xml:space="preserve">Allegations about named individuals.</w:t>
-      </w:r>
-    </w:p>
-    <w:p>
-      <w:pPr>
-        <w:pStyle w:val="Compact"/>
-        <w:numPr>
-          <w:ilvl w:val="0"/>
-          <w:numId w:val="1047"/>
-        </w:numPr>
-      </w:pPr>
-      <w:r>
-        <w:t xml:space="preserve">Information that could identify you or another person.</w:t>
-      </w:r>
-    </w:p>
-    <w:p>
-      <w:pPr>
-        <w:pStyle w:val="FirstParagraph"/>
-      </w:pPr>
-      <w:r>
         <w:t xml:space="preserve">If identifying information is entered into a free-text comment, the research team may remove or redact it before analysis, feedback, or reporting.</w:t>
       </w:r>
     </w:p>
@@ -5927,7 +5840,7 @@
         <w:pStyle w:val="BodyText"/>
       </w:pPr>
       <w:r>
-        <w:t xml:space="preserve">You may skip any optional question. However, you must provide enough required ratings for your questionnaire to be considered complete according to the study’s prespecified completion rules.</w:t>
+        <w:t xml:space="preserve">You may skip any optional question.</w:t>
       </w:r>
     </w:p>
     <w:p>
@@ -6013,11 +5926,43 @@
         <w:pStyle w:val="Compact"/>
         <w:numPr>
           <w:ilvl w:val="0"/>
+          <w:numId w:val="1047"/>
+        </w:numPr>
+      </w:pPr>
+      <w:r>
+        <w:t xml:space="preserve">Minimal discomfort when considering barriers related to supervision, institutional support, research governance, or research culture.</w:t>
+      </w:r>
+    </w:p>
+    <w:p>
+      <w:pPr>
+        <w:pStyle w:val="Compact"/>
+        <w:numPr>
+          <w:ilvl w:val="0"/>
+          <w:numId w:val="1047"/>
+        </w:numPr>
+      </w:pPr>
+      <w:r>
+        <w:t xml:space="preserve">Concern that professional or institutional views could be recognized.</w:t>
+      </w:r>
+    </w:p>
+    <w:p>
+      <w:pPr>
+        <w:pStyle w:val="FirstParagraph"/>
+      </w:pPr>
+      <w:r>
+        <w:t xml:space="preserve">To reduce these risks:</w:t>
+      </w:r>
+    </w:p>
+    <w:p>
+      <w:pPr>
+        <w:pStyle w:val="Compact"/>
+        <w:numPr>
+          <w:ilvl w:val="0"/>
           <w:numId w:val="1048"/>
         </w:numPr>
       </w:pPr>
       <w:r>
-        <w:t xml:space="preserve">Minimal discomfort when considering barriers related to supervision, institutional support, research governance, or research culture.</w:t>
+        <w:t xml:space="preserve">Participation will occur through an electronic survey rather than a group discussion.</w:t>
       </w:r>
     </w:p>
     <w:p>
@@ -6029,7 +5974,67 @@
         </w:numPr>
       </w:pPr>
       <w:r>
-        <w:t xml:space="preserve">Concern that professional or institutional views could be recognized.</w:t>
+        <w:t xml:space="preserve">Individual ratings will not be shown to other participants.</w:t>
+      </w:r>
+    </w:p>
+    <w:p>
+      <w:pPr>
+        <w:pStyle w:val="Compact"/>
+        <w:numPr>
+          <w:ilvl w:val="0"/>
+          <w:numId w:val="1048"/>
+        </w:numPr>
+      </w:pPr>
+      <w:r>
+        <w:t xml:space="preserve">Feedback between rounds will be presented only in aggregate form.</w:t>
+      </w:r>
+    </w:p>
+    <w:p>
+      <w:pPr>
+        <w:pStyle w:val="Compact"/>
+        <w:numPr>
+          <w:ilvl w:val="0"/>
+          <w:numId w:val="1048"/>
+        </w:numPr>
+      </w:pPr>
+      <w:r>
+        <w:t xml:space="preserve">Identifying contact information will be stored separately from survey responses.</w:t>
+      </w:r>
+    </w:p>
+    <w:p>
+      <w:pPr>
+        <w:pStyle w:val="Compact"/>
+        <w:numPr>
+          <w:ilvl w:val="0"/>
+          <w:numId w:val="1048"/>
+        </w:numPr>
+      </w:pPr>
+      <w:r>
+        <w:t xml:space="preserve">The analysis dataset will use a study identifier rather than your name or email address.</w:t>
+      </w:r>
+    </w:p>
+    <w:p>
+      <w:pPr>
+        <w:pStyle w:val="Compact"/>
+        <w:numPr>
+          <w:ilvl w:val="0"/>
+          <w:numId w:val="1048"/>
+        </w:numPr>
+      </w:pPr>
+      <w:r>
+        <w:t xml:space="preserve">Reports will present aggregated findings and will avoid reporting small cells or details that could identify an individual or institution.</w:t>
+      </w:r>
+    </w:p>
+    <w:p>
+      <w:pPr>
+        <w:pStyle w:val="Compact"/>
+        <w:numPr>
+          <w:ilvl w:val="0"/>
+          <w:numId w:val="1048"/>
+        </w:numPr>
+      </w:pPr>
+      <w:r>
+        <w:t xml:space="preserve">Free-text comments will be screened for identifying information before they are used in group feedback or dissemination.</w:t>
       </w:r>
     </w:p>
     <w:p>
@@ -6037,7 +6042,179 @@
         <w:pStyle w:val="FirstParagraph"/>
       </w:pPr>
       <w:r>
-        <w:t xml:space="preserve">To reduce these risks:</w:t>
+        <w:t xml:space="preserve">Your responses are confidential, but they are not completely anonymous to the limited research staff responsible for consent administration, round linkage, and secure data management.</w:t>
+      </w:r>
+    </w:p>
+    <w:p>
+      <w:pPr>
+        <w:pStyle w:val="BodyText"/>
+      </w:pPr>
+      <w:r>
+        <w:rPr>
+          <w:b/>
+          <w:bCs/>
+        </w:rPr>
+        <w:t xml:space="preserve">Are there benefits to taking part?</w:t>
+      </w:r>
+    </w:p>
+    <w:p>
+      <w:pPr>
+        <w:pStyle w:val="BodyText"/>
+      </w:pPr>
+      <w:r>
+        <w:t xml:space="preserve">You may not receive a direct personal benefit from participation.</w:t>
+      </w:r>
+    </w:p>
+    <w:p>
+      <w:pPr>
+        <w:pStyle w:val="BodyText"/>
+      </w:pPr>
+      <w:r>
+        <w:t xml:space="preserve">Your contribution may help identify priorities for improving research education, supervision, methodological support, infrastructure, governance, funding, incentives, and collaboration for early-career medical researchers in Egypt.</w:t>
+      </w:r>
+    </w:p>
+    <w:p>
+      <w:pPr>
+        <w:pStyle w:val="BodyText"/>
+      </w:pPr>
+      <w:r>
+        <w:rPr>
+          <w:b/>
+          <w:bCs/>
+        </w:rPr>
+        <w:t xml:space="preserve">Will I be paid or reimbursed?</w:t>
+      </w:r>
+    </w:p>
+    <w:p>
+      <w:pPr>
+        <w:pStyle w:val="BodyText"/>
+      </w:pPr>
+      <w:r>
+        <w:t xml:space="preserve">You will not receive payment. Participants who complete both rounds may receive a certificate of participation, if requested. The certificate will not include your ratings or comments.</w:t>
+      </w:r>
+    </w:p>
+    <w:p>
+      <w:pPr>
+        <w:pStyle w:val="BodyText"/>
+      </w:pPr>
+      <w:r>
+        <w:rPr>
+          <w:b/>
+          <w:bCs/>
+        </w:rPr>
+        <w:t xml:space="preserve">How will my information be kept confidential?</w:t>
+      </w:r>
+    </w:p>
+    <w:p>
+      <w:pPr>
+        <w:pStyle w:val="BodyText"/>
+      </w:pPr>
+      <w:r>
+        <w:t xml:space="preserve">The study will collect limited contact information, such as your name and email address, only to send invitations, reminders, and the Round-2 link. Your contact information will be stored separately from survey responses. A secure linkage file will connect your contact details with a unique study identifier so that the research team can invite Round-1 participants to Round 2 and process a withdrawal request before de-identification.</w:t>
+      </w:r>
+    </w:p>
+    <w:p>
+      <w:pPr>
+        <w:pStyle w:val="BodyText"/>
+      </w:pPr>
+      <w:r>
+        <w:t xml:space="preserve">Only the study coordinators will have access to the contact and linkage file.</w:t>
+      </w:r>
+    </w:p>
+    <w:p>
+      <w:pPr>
+        <w:pStyle w:val="BodyText"/>
+      </w:pPr>
+      <w:r>
+        <w:t xml:space="preserve">Advisory board members, supervisors, institutional leaders, and other participants will not have access to identifiable individual responses. Individual ratings and comments will not be shared with other participants, supervisors, institutional leaders, or advisory board members in identifiable form.</w:t>
+      </w:r>
+    </w:p>
+    <w:p>
+      <w:pPr>
+        <w:pStyle w:val="BodyText"/>
+      </w:pPr>
+      <w:r>
+        <w:t xml:space="preserve">Survey data will use Microsoft Forms and be stored on Microsoft Sharepoint site of the study. This is a secure, password-protected, access-controlled institutional storage. Data will be encrypted in transit and, where supported by the platform and institutional systems, at rest.</w:t>
+      </w:r>
+    </w:p>
+    <w:p>
+      <w:pPr>
+        <w:pStyle w:val="BodyText"/>
+      </w:pPr>
+      <w:r>
+        <w:t xml:space="preserve">The study team will not intentionally collect patient information, sensitive health information, or names of colleagues or institutions in open-text comments.</w:t>
+      </w:r>
+    </w:p>
+    <w:p>
+      <w:pPr>
+        <w:pStyle w:val="BodyText"/>
+      </w:pPr>
+      <w:r>
+        <w:t xml:space="preserve">There will be no face-to-face group discussion, and you will not interact with other participants. Your individual responses will not be shared with other participants.</w:t>
+      </w:r>
+    </w:p>
+    <w:p>
+      <w:pPr>
+        <w:pStyle w:val="BodyText"/>
+      </w:pPr>
+      <w:r>
+        <w:rPr>
+          <w:b/>
+          <w:bCs/>
+        </w:rPr>
+        <w:t xml:space="preserve">How long will data be kept?</w:t>
+      </w:r>
+    </w:p>
+    <w:p>
+      <w:pPr>
+        <w:pStyle w:val="BodyText"/>
+      </w:pPr>
+      <w:r>
+        <w:t xml:space="preserve">Identifiable contact and linkage data will be retained until they are no longer required for Round-2 invitation, withdrawal management, and data verification, after which they will be securely destroyed.</w:t>
+      </w:r>
+    </w:p>
+    <w:p>
+      <w:pPr>
+        <w:pStyle w:val="BodyText"/>
+      </w:pPr>
+      <w:r>
+        <w:t xml:space="preserve">De-identified research data, consent records, study documents, and the audit trail will be retained for the period required by MTI institutional policy and ethical requirements.</w:t>
+      </w:r>
+    </w:p>
+    <w:p>
+      <w:pPr>
+        <w:pStyle w:val="BodyText"/>
+      </w:pPr>
+      <w:r>
+        <w:rPr>
+          <w:b/>
+          <w:bCs/>
+        </w:rPr>
+        <w:t xml:space="preserve">Will my information be shared?</w:t>
+      </w:r>
+    </w:p>
+    <w:p>
+      <w:pPr>
+        <w:pStyle w:val="BodyText"/>
+      </w:pPr>
+      <w:r>
+        <w:t xml:space="preserve">The study may result in publications, conference presentations, and policy briefs.</w:t>
+      </w:r>
+    </w:p>
+    <w:p>
+      <w:pPr>
+        <w:pStyle w:val="BodyText"/>
+      </w:pPr>
+      <w:r>
+        <w:t xml:space="preserve">Results will be reported in aggregate form. No individual participant, named supervisor, department, institution, or organization will be identified without explicit separate permission.</w:t>
+      </w:r>
+    </w:p>
+    <w:p>
+      <w:pPr>
+        <w:pStyle w:val="BodyText"/>
+      </w:pPr>
+      <w:r>
+        <w:t xml:space="preserve">Subject to ethics approval, participant consent, institutional policy, and safeguards against deductive identification, the study team may share:</w:t>
       </w:r>
     </w:p>
     <w:p>
@@ -6049,7 +6226,7 @@
         </w:numPr>
       </w:pPr>
       <w:r>
-        <w:t xml:space="preserve">Participation will occur through an electronic survey rather than a group discussion.</w:t>
+        <w:t xml:space="preserve">Aggregated study findings.</w:t>
       </w:r>
     </w:p>
     <w:p>
@@ -6061,7 +6238,7 @@
         </w:numPr>
       </w:pPr>
       <w:r>
-        <w:t xml:space="preserve">Individual ratings will not be shown to other participants.</w:t>
+        <w:t xml:space="preserve">The final questionnaire.</w:t>
       </w:r>
     </w:p>
     <w:p>
@@ -6073,7 +6250,7 @@
         </w:numPr>
       </w:pPr>
       <w:r>
-        <w:t xml:space="preserve">Feedback between rounds will be presented only in aggregate form.</w:t>
+        <w:t xml:space="preserve">Item-development documentation.</w:t>
       </w:r>
     </w:p>
     <w:p>
@@ -6085,7 +6262,7 @@
         </w:numPr>
       </w:pPr>
       <w:r>
-        <w:t xml:space="preserve">Identifying contact information will be stored separately from survey responses.</w:t>
+        <w:t xml:space="preserve">De-identified numerical data.</w:t>
       </w:r>
     </w:p>
     <w:p>
@@ -6097,31 +6274,7 @@
         </w:numPr>
       </w:pPr>
       <w:r>
-        <w:t xml:space="preserve">The analysis dataset will use a study identifier rather than your name or email address.</w:t>
-      </w:r>
-    </w:p>
-    <w:p>
-      <w:pPr>
-        <w:pStyle w:val="Compact"/>
-        <w:numPr>
-          <w:ilvl w:val="0"/>
-          <w:numId w:val="1049"/>
-        </w:numPr>
-      </w:pPr>
-      <w:r>
-        <w:t xml:space="preserve">Reports will present aggregated findings and will avoid reporting small cells or details that could identify an individual or institution.</w:t>
-      </w:r>
-    </w:p>
-    <w:p>
-      <w:pPr>
-        <w:pStyle w:val="Compact"/>
-        <w:numPr>
-          <w:ilvl w:val="0"/>
-          <w:numId w:val="1049"/>
-        </w:numPr>
-      </w:pPr>
-      <w:r>
-        <w:t xml:space="preserve">Free-text comments will be screened for identifying information before they are used in group feedback or dissemination.</w:t>
+        <w:t xml:space="preserve">Analytic code.</w:t>
       </w:r>
     </w:p>
     <w:p>
@@ -6129,179 +6282,23 @@
         <w:pStyle w:val="FirstParagraph"/>
       </w:pPr>
       <w:r>
-        <w:t xml:space="preserve">Your responses are confidential, but they are not completely anonymous to the limited research staff responsible for consent administration, round linkage, and secure data management.</w:t>
-      </w:r>
-    </w:p>
-    <w:p>
-      <w:pPr>
-        <w:pStyle w:val="BodyText"/>
-      </w:pPr>
-      <w:r>
-        <w:rPr>
-          <w:b/>
-          <w:bCs/>
-        </w:rPr>
-        <w:t xml:space="preserve">Are there benefits to taking part?</w:t>
-      </w:r>
-    </w:p>
-    <w:p>
-      <w:pPr>
-        <w:pStyle w:val="BodyText"/>
-      </w:pPr>
-      <w:r>
-        <w:t xml:space="preserve">You may not receive a direct personal benefit from participation.</w:t>
-      </w:r>
-    </w:p>
-    <w:p>
-      <w:pPr>
-        <w:pStyle w:val="BodyText"/>
-      </w:pPr>
-      <w:r>
-        <w:t xml:space="preserve">Your contribution may help identify priorities for improving research education, supervision, methodological support, infrastructure, governance, funding, incentives, and collaboration for early-career medical researchers in Egypt.</w:t>
-      </w:r>
-    </w:p>
-    <w:p>
-      <w:pPr>
-        <w:pStyle w:val="BodyText"/>
-      </w:pPr>
-      <w:r>
-        <w:rPr>
-          <w:b/>
-          <w:bCs/>
-        </w:rPr>
-        <w:t xml:space="preserve">Will I be paid or reimbursed?</w:t>
-      </w:r>
-    </w:p>
-    <w:p>
-      <w:pPr>
-        <w:pStyle w:val="BodyText"/>
-      </w:pPr>
-      <w:r>
-        <w:t xml:space="preserve">You will not receive payment. Participants who complete both rounds may receive a certificate of participation, if requested. The certificate will not include your ratings or comments.</w:t>
-      </w:r>
-    </w:p>
-    <w:p>
-      <w:pPr>
-        <w:pStyle w:val="BodyText"/>
-      </w:pPr>
-      <w:r>
-        <w:rPr>
-          <w:b/>
-          <w:bCs/>
-        </w:rPr>
-        <w:t xml:space="preserve">How will my information be kept confidential?</w:t>
-      </w:r>
-    </w:p>
-    <w:p>
-      <w:pPr>
-        <w:pStyle w:val="BodyText"/>
-      </w:pPr>
-      <w:r>
-        <w:t xml:space="preserve">The study will collect limited contact information, such as your name and email address, only to send invitations, reminders, and the Round-2 link. Your contact information will be stored separately from survey responses. A secure linkage file will connect your contact details with a unique study identifier so that the research team can invite Round-1 participants to Round 2 and process a withdrawal request before de-identification.</w:t>
-      </w:r>
-    </w:p>
-    <w:p>
-      <w:pPr>
-        <w:pStyle w:val="BodyText"/>
-      </w:pPr>
-      <w:r>
-        <w:t xml:space="preserve">Only the study coordinators will have access to the contact and linkage file.</w:t>
-      </w:r>
-    </w:p>
-    <w:p>
-      <w:pPr>
-        <w:pStyle w:val="BodyText"/>
-      </w:pPr>
-      <w:r>
-        <w:t xml:space="preserve">Advisory board members, supervisors, institutional leaders, and other participants will not have access to identifiable individual responses. Individual ratings and comments will not be shared with other participants, supervisors, institutional leaders, or advisory board members in identifiable form.</w:t>
-      </w:r>
-    </w:p>
-    <w:p>
-      <w:pPr>
-        <w:pStyle w:val="BodyText"/>
-      </w:pPr>
-      <w:r>
-        <w:t xml:space="preserve">Survey data will use Microsoft Forms and be stored on Microsoft Sharepoint site of the study. This is a secure, password-protected, access-controlled institutional storage. Data will be encrypted in transit and, where supported by the platform and institutional systems, at rest.</w:t>
-      </w:r>
-    </w:p>
-    <w:p>
-      <w:pPr>
-        <w:pStyle w:val="BodyText"/>
-      </w:pPr>
-      <w:r>
-        <w:t xml:space="preserve">The study team will not intentionally collect patient information, sensitive health information, or names of colleagues or institutions in open-text comments.</w:t>
-      </w:r>
-    </w:p>
-    <w:p>
-      <w:pPr>
-        <w:pStyle w:val="BodyText"/>
-      </w:pPr>
-      <w:r>
-        <w:t xml:space="preserve">There will be no face-to-face group discussion, and you will not interact with other participants. Your individual responses will not be shared with other participants.</w:t>
-      </w:r>
-    </w:p>
-    <w:p>
-      <w:pPr>
-        <w:pStyle w:val="BodyText"/>
-      </w:pPr>
-      <w:r>
-        <w:rPr>
-          <w:b/>
-          <w:bCs/>
-        </w:rPr>
-        <w:t xml:space="preserve">How long will data be kept?</w:t>
-      </w:r>
-    </w:p>
-    <w:p>
-      <w:pPr>
-        <w:pStyle w:val="BodyText"/>
-      </w:pPr>
-      <w:r>
-        <w:t xml:space="preserve">Identifiable contact and linkage data will be retained until they are no longer required for Round-2 invitation, withdrawal management, and data verification, after which they will be securely destroyed.</w:t>
-      </w:r>
-    </w:p>
-    <w:p>
-      <w:pPr>
-        <w:pStyle w:val="BodyText"/>
-      </w:pPr>
-      <w:r>
-        <w:t xml:space="preserve">De-identified research data, consent records, study documents, and the audit trail will be retained for the period required by MTI institutional policy and ethical requirements.</w:t>
-      </w:r>
-    </w:p>
-    <w:p>
-      <w:pPr>
-        <w:pStyle w:val="BodyText"/>
-      </w:pPr>
-      <w:r>
-        <w:rPr>
-          <w:b/>
-          <w:bCs/>
-        </w:rPr>
-        <w:t xml:space="preserve">Will my information be shared?</w:t>
-      </w:r>
-    </w:p>
-    <w:p>
-      <w:pPr>
-        <w:pStyle w:val="BodyText"/>
-      </w:pPr>
-      <w:r>
-        <w:t xml:space="preserve">The study may result in publications, conference presentations, and policy briefs.</w:t>
-      </w:r>
-    </w:p>
-    <w:p>
-      <w:pPr>
-        <w:pStyle w:val="BodyText"/>
-      </w:pPr>
-      <w:r>
-        <w:t xml:space="preserve">Results will be reported in aggregate form. No individual participant, named supervisor, department, institution, or organization will be identified without explicit separate permission.</w:t>
-      </w:r>
-    </w:p>
-    <w:p>
-      <w:pPr>
-        <w:pStyle w:val="BodyText"/>
-      </w:pPr>
-      <w:r>
-        <w:t xml:space="preserve">Subject to ethics approval, participant consent, institutional policy, and safeguards against deductive identification, the study team may share:</w:t>
+        <w:t xml:space="preserve">The following will</w:t>
+      </w:r>
+      <w:r>
+        <w:t xml:space="preserve"> </w:t>
+      </w:r>
+      <w:r>
+        <w:rPr>
+          <w:b/>
+          <w:bCs/>
+        </w:rPr>
+        <w:t xml:space="preserve">not</w:t>
+      </w:r>
+      <w:r>
+        <w:t xml:space="preserve"> </w:t>
+      </w:r>
+      <w:r>
+        <w:t xml:space="preserve">be publicly shared:</w:t>
       </w:r>
     </w:p>
     <w:p>
@@ -6313,7 +6310,7 @@
         </w:numPr>
       </w:pPr>
       <w:r>
-        <w:t xml:space="preserve">Aggregated study findings.</w:t>
+        <w:t xml:space="preserve">Names, email addresses, and contact information.</w:t>
       </w:r>
     </w:p>
     <w:p>
@@ -6325,7 +6322,7 @@
         </w:numPr>
       </w:pPr>
       <w:r>
-        <w:t xml:space="preserve">The final questionnaire.</w:t>
+        <w:t xml:space="preserve">Consent records.</w:t>
       </w:r>
     </w:p>
     <w:p>
@@ -6337,7 +6334,7 @@
         </w:numPr>
       </w:pPr>
       <w:r>
-        <w:t xml:space="preserve">Item-development documentation.</w:t>
+        <w:t xml:space="preserve">The linkage file.</w:t>
       </w:r>
     </w:p>
     <w:p>
@@ -6349,7 +6346,7 @@
         </w:numPr>
       </w:pPr>
       <w:r>
-        <w:t xml:space="preserve">De-identified numerical data.</w:t>
+        <w:t xml:space="preserve">Raw identifiable comments.</w:t>
       </w:r>
     </w:p>
     <w:p>
@@ -6361,7 +6358,7 @@
         </w:numPr>
       </w:pPr>
       <w:r>
-        <w:t xml:space="preserve">Analytic code.</w:t>
+        <w:t xml:space="preserve">Information that could reasonably identify an individual, institution, department, or organization.</w:t>
       </w:r>
     </w:p>
     <w:p>
@@ -6369,90 +6366,6 @@
         <w:pStyle w:val="FirstParagraph"/>
       </w:pPr>
       <w:r>
-        <w:t xml:space="preserve">The following will</w:t>
-      </w:r>
-      <w:r>
-        <w:t xml:space="preserve"> </w:t>
-      </w:r>
-      <w:r>
-        <w:rPr>
-          <w:b/>
-          <w:bCs/>
-        </w:rPr>
-        <w:t xml:space="preserve">not</w:t>
-      </w:r>
-      <w:r>
-        <w:t xml:space="preserve"> </w:t>
-      </w:r>
-      <w:r>
-        <w:t xml:space="preserve">be publicly shared:</w:t>
-      </w:r>
-    </w:p>
-    <w:p>
-      <w:pPr>
-        <w:pStyle w:val="Compact"/>
-        <w:numPr>
-          <w:ilvl w:val="0"/>
-          <w:numId w:val="1051"/>
-        </w:numPr>
-      </w:pPr>
-      <w:r>
-        <w:t xml:space="preserve">Names, email addresses, and contact information.</w:t>
-      </w:r>
-    </w:p>
-    <w:p>
-      <w:pPr>
-        <w:pStyle w:val="Compact"/>
-        <w:numPr>
-          <w:ilvl w:val="0"/>
-          <w:numId w:val="1051"/>
-        </w:numPr>
-      </w:pPr>
-      <w:r>
-        <w:t xml:space="preserve">Consent records.</w:t>
-      </w:r>
-    </w:p>
-    <w:p>
-      <w:pPr>
-        <w:pStyle w:val="Compact"/>
-        <w:numPr>
-          <w:ilvl w:val="0"/>
-          <w:numId w:val="1051"/>
-        </w:numPr>
-      </w:pPr>
-      <w:r>
-        <w:t xml:space="preserve">The linkage file.</w:t>
-      </w:r>
-    </w:p>
-    <w:p>
-      <w:pPr>
-        <w:pStyle w:val="Compact"/>
-        <w:numPr>
-          <w:ilvl w:val="0"/>
-          <w:numId w:val="1051"/>
-        </w:numPr>
-      </w:pPr>
-      <w:r>
-        <w:t xml:space="preserve">Raw identifiable comments.</w:t>
-      </w:r>
-    </w:p>
-    <w:p>
-      <w:pPr>
-        <w:pStyle w:val="Compact"/>
-        <w:numPr>
-          <w:ilvl w:val="0"/>
-          <w:numId w:val="1051"/>
-        </w:numPr>
-      </w:pPr>
-      <w:r>
-        <w:t xml:space="preserve">Information that could reasonably identify an individual, institution, department, or organization.</w:t>
-      </w:r>
-    </w:p>
-    <w:p>
-      <w:pPr>
-        <w:pStyle w:val="FirstParagraph"/>
-      </w:pPr>
-      <w:r>
         <w:rPr>
           <w:b/>
           <w:bCs/>
@@ -6465,7 +6378,7 @@
         <w:pStyle w:val="BodyText"/>
       </w:pPr>
       <w:r>
-        <w:t xml:space="preserve">This study has been reviewed by</w:t>
+        <w:t xml:space="preserve">This study will be reviewed by</w:t>
       </w:r>
       <w:r>
         <w:t xml:space="preserve"> </w:t>
@@ -6603,11 +6516,35 @@
         <w:pStyle w:val="Compact"/>
         <w:numPr>
           <w:ilvl w:val="0"/>
+          <w:numId w:val="1051"/>
+        </w:numPr>
+      </w:pPr>
+      <w:r>
+        <w:t xml:space="preserve">I confirm that I am aged 18 years or older.</w:t>
+      </w:r>
+    </w:p>
+    <w:p>
+      <w:pPr>
+        <w:pStyle w:val="Compact"/>
+        <w:numPr>
+          <w:ilvl w:val="0"/>
           <w:numId w:val="1052"/>
         </w:numPr>
       </w:pPr>
       <w:r>
-        <w:t xml:space="preserve">I confirm that I am aged 18 years or older.</w:t>
+        <w:t xml:space="preserve">Yes</w:t>
+      </w:r>
+    </w:p>
+    <w:p>
+      <w:pPr>
+        <w:pStyle w:val="Compact"/>
+        <w:numPr>
+          <w:ilvl w:val="0"/>
+          <w:numId w:val="1052"/>
+        </w:numPr>
+      </w:pPr>
+      <w:r>
+        <w:t xml:space="preserve">No</w:t>
       </w:r>
     </w:p>
     <w:p>
@@ -6619,6 +6556,18 @@
         </w:numPr>
       </w:pPr>
       <w:r>
+        <w:t xml:space="preserve">I confirm that I have sufficient familiarity with the Egyptian medical research environment to provide informed judgments.</w:t>
+      </w:r>
+    </w:p>
+    <w:p>
+      <w:pPr>
+        <w:pStyle w:val="Compact"/>
+        <w:numPr>
+          <w:ilvl w:val="0"/>
+          <w:numId w:val="1054"/>
+        </w:numPr>
+      </w:pPr>
+      <w:r>
         <w:t xml:space="preserve">Yes</w:t>
       </w:r>
     </w:p>
@@ -6627,7 +6576,7 @@
         <w:pStyle w:val="Compact"/>
         <w:numPr>
           <w:ilvl w:val="0"/>
-          <w:numId w:val="1053"/>
+          <w:numId w:val="1054"/>
         </w:numPr>
       </w:pPr>
       <w:r>
@@ -6639,22 +6588,22 @@
         <w:pStyle w:val="Compact"/>
         <w:numPr>
           <w:ilvl w:val="0"/>
-          <w:numId w:val="1054"/>
-        </w:numPr>
-      </w:pPr>
-      <w:r>
-        <w:t xml:space="preserve">I confirm that I have sufficient familiarity with the Egyptian medical research environment to provide informed judgments.</w:t>
-      </w:r>
-    </w:p>
-    <w:p>
-      <w:pPr>
-        <w:pStyle w:val="Compact"/>
-        <w:numPr>
-          <w:ilvl w:val="0"/>
           <w:numId w:val="1055"/>
         </w:numPr>
       </w:pPr>
       <w:r>
+        <w:t xml:space="preserve">I confirm that I meet at least one study eligibility criterion described in the Participant Information Sheet.</w:t>
+      </w:r>
+    </w:p>
+    <w:p>
+      <w:pPr>
+        <w:pStyle w:val="Compact"/>
+        <w:numPr>
+          <w:ilvl w:val="0"/>
+          <w:numId w:val="1056"/>
+        </w:numPr>
+      </w:pPr>
+      <w:r>
         <w:t xml:space="preserve">Yes</w:t>
       </w:r>
     </w:p>
@@ -6663,7 +6612,7 @@
         <w:pStyle w:val="Compact"/>
         <w:numPr>
           <w:ilvl w:val="0"/>
-          <w:numId w:val="1055"/>
+          <w:numId w:val="1056"/>
         </w:numPr>
       </w:pPr>
       <w:r>
@@ -6675,22 +6624,22 @@
         <w:pStyle w:val="Compact"/>
         <w:numPr>
           <w:ilvl w:val="0"/>
-          <w:numId w:val="1056"/>
-        </w:numPr>
-      </w:pPr>
-      <w:r>
-        <w:t xml:space="preserve">I confirm that I meet at least one study eligibility criterion described in the Participant Information Sheet.</w:t>
-      </w:r>
-    </w:p>
-    <w:p>
-      <w:pPr>
-        <w:pStyle w:val="Compact"/>
-        <w:numPr>
-          <w:ilvl w:val="0"/>
           <w:numId w:val="1057"/>
         </w:numPr>
       </w:pPr>
       <w:r>
+        <w:t xml:space="preserve">I confirm that I can complete the questionnaire in the language provided.</w:t>
+      </w:r>
+    </w:p>
+    <w:p>
+      <w:pPr>
+        <w:pStyle w:val="Compact"/>
+        <w:numPr>
+          <w:ilvl w:val="0"/>
+          <w:numId w:val="1058"/>
+        </w:numPr>
+      </w:pPr>
+      <w:r>
         <w:t xml:space="preserve">Yes</w:t>
       </w:r>
     </w:p>
@@ -6699,7 +6648,7 @@
         <w:pStyle w:val="Compact"/>
         <w:numPr>
           <w:ilvl w:val="0"/>
-          <w:numId w:val="1057"/>
+          <w:numId w:val="1058"/>
         </w:numPr>
       </w:pPr>
       <w:r>
@@ -6708,14 +6657,22 @@
     </w:p>
     <w:p>
       <w:pPr>
-        <w:pStyle w:val="Compact"/>
-        <w:numPr>
-          <w:ilvl w:val="0"/>
-          <w:numId w:val="1058"/>
-        </w:numPr>
-      </w:pPr>
-      <w:r>
-        <w:t xml:space="preserve">I confirm that I can complete the questionnaire in the language provided.</w:t>
+        <w:pStyle w:val="FirstParagraph"/>
+      </w:pPr>
+      <w:r>
+        <w:t xml:space="preserve">If “No” is selected for any required eligibility item, the survey should end with a polite ineligibility message.</w:t>
+      </w:r>
+    </w:p>
+    <w:p>
+      <w:pPr>
+        <w:pStyle w:val="BodyText"/>
+      </w:pPr>
+      <w:r>
+        <w:rPr>
+          <w:b/>
+          <w:bCs/>
+        </w:rPr>
+        <w:t xml:space="preserve">Consent statements</w:t>
       </w:r>
     </w:p>
     <w:p>
@@ -6727,6 +6684,18 @@
         </w:numPr>
       </w:pPr>
       <w:r>
+        <w:t xml:space="preserve">I have read the Participant Information Sheet and have had the opportunity to ask questions about the study.</w:t>
+      </w:r>
+    </w:p>
+    <w:p>
+      <w:pPr>
+        <w:pStyle w:val="Compact"/>
+        <w:numPr>
+          <w:ilvl w:val="0"/>
+          <w:numId w:val="1060"/>
+        </w:numPr>
+      </w:pPr>
+      <w:r>
         <w:t xml:space="preserve">Yes</w:t>
       </w:r>
     </w:p>
@@ -6735,7 +6704,7 @@
         <w:pStyle w:val="Compact"/>
         <w:numPr>
           <w:ilvl w:val="0"/>
-          <w:numId w:val="1059"/>
+          <w:numId w:val="1060"/>
         </w:numPr>
       </w:pPr>
       <w:r>
@@ -6744,42 +6713,214 @@
     </w:p>
     <w:p>
       <w:pPr>
+        <w:pStyle w:val="Compact"/>
+        <w:numPr>
+          <w:ilvl w:val="0"/>
+          <w:numId w:val="1061"/>
+        </w:numPr>
+      </w:pPr>
+      <w:r>
+        <w:t xml:space="preserve">I understand that participation is voluntary and that I may decline to participate or stop the questionnaire at any time before submission without penalty or negative consequences.</w:t>
+      </w:r>
+    </w:p>
+    <w:p>
+      <w:pPr>
+        <w:pStyle w:val="Compact"/>
+        <w:numPr>
+          <w:ilvl w:val="0"/>
+          <w:numId w:val="1062"/>
+        </w:numPr>
+      </w:pPr>
+      <w:r>
+        <w:t xml:space="preserve">Yes</w:t>
+      </w:r>
+    </w:p>
+    <w:p>
+      <w:pPr>
+        <w:pStyle w:val="Compact"/>
+        <w:numPr>
+          <w:ilvl w:val="0"/>
+          <w:numId w:val="1062"/>
+        </w:numPr>
+      </w:pPr>
+      <w:r>
+        <w:t xml:space="preserve">No</w:t>
+      </w:r>
+    </w:p>
+    <w:p>
+      <w:pPr>
+        <w:pStyle w:val="Compact"/>
+        <w:numPr>
+          <w:ilvl w:val="0"/>
+          <w:numId w:val="1063"/>
+        </w:numPr>
+      </w:pPr>
+      <w:r>
+        <w:t xml:space="preserve">I understand that I may request withdrawal of my submitted data while it remains identifiable and before it has been de-identified, locked, or incorporated into aggregate analyses.</w:t>
+      </w:r>
+    </w:p>
+    <w:p>
+      <w:pPr>
+        <w:pStyle w:val="Compact"/>
+        <w:numPr>
+          <w:ilvl w:val="0"/>
+          <w:numId w:val="1064"/>
+        </w:numPr>
+      </w:pPr>
+      <w:r>
+        <w:t xml:space="preserve">Yes</w:t>
+      </w:r>
+    </w:p>
+    <w:p>
+      <w:pPr>
+        <w:pStyle w:val="Compact"/>
+        <w:numPr>
+          <w:ilvl w:val="0"/>
+          <w:numId w:val="1064"/>
+        </w:numPr>
+      </w:pPr>
+      <w:r>
+        <w:t xml:space="preserve">No</w:t>
+      </w:r>
+    </w:p>
+    <w:p>
+      <w:pPr>
+        <w:pStyle w:val="Compact"/>
+        <w:numPr>
+          <w:ilvl w:val="0"/>
+          <w:numId w:val="1065"/>
+        </w:numPr>
+      </w:pPr>
+      <w:r>
+        <w:t xml:space="preserve">I understand that the study involves a Round-1 questionnaire to rate barriers and interventions and, if I complete Round 1, a possible invitation to Round 2.</w:t>
+      </w:r>
+    </w:p>
+    <w:p>
+      <w:pPr>
+        <w:pStyle w:val="Compact"/>
+        <w:numPr>
+          <w:ilvl w:val="0"/>
+          <w:numId w:val="1066"/>
+        </w:numPr>
+      </w:pPr>
+      <w:r>
+        <w:t xml:space="preserve">Yes</w:t>
+      </w:r>
+    </w:p>
+    <w:p>
+      <w:pPr>
+        <w:pStyle w:val="Compact"/>
+        <w:numPr>
+          <w:ilvl w:val="0"/>
+          <w:numId w:val="1066"/>
+        </w:numPr>
+      </w:pPr>
+      <w:r>
+        <w:t xml:space="preserve">No</w:t>
+      </w:r>
+    </w:p>
+    <w:p>
+      <w:pPr>
+        <w:pStyle w:val="Compact"/>
+        <w:numPr>
+          <w:ilvl w:val="0"/>
+          <w:numId w:val="1067"/>
+        </w:numPr>
+      </w:pPr>
+      <w:r>
+        <w:t xml:space="preserve">I understand that Round 2 will include anonymized group-level feedback and that I may be asked to re-rate barriers and interventions.</w:t>
+      </w:r>
+    </w:p>
+    <w:p>
+      <w:pPr>
+        <w:pStyle w:val="Compact"/>
+        <w:numPr>
+          <w:ilvl w:val="0"/>
+          <w:numId w:val="1068"/>
+        </w:numPr>
+      </w:pPr>
+      <w:r>
+        <w:t xml:space="preserve">Yes</w:t>
+      </w:r>
+    </w:p>
+    <w:p>
+      <w:pPr>
+        <w:pStyle w:val="Compact"/>
+        <w:numPr>
+          <w:ilvl w:val="0"/>
+          <w:numId w:val="1068"/>
+        </w:numPr>
+      </w:pPr>
+      <w:r>
+        <w:t xml:space="preserve">No</w:t>
+      </w:r>
+    </w:p>
+    <w:p>
+      <w:pPr>
+        <w:pStyle w:val="Compact"/>
+        <w:numPr>
+          <w:ilvl w:val="0"/>
+          <w:numId w:val="1069"/>
+        </w:numPr>
+      </w:pPr>
+      <w:r>
+        <w:t xml:space="preserve">I consent to participate in Round 1 of this study.</w:t>
+      </w:r>
+    </w:p>
+    <w:p>
+      <w:pPr>
+        <w:pStyle w:val="Compact"/>
+        <w:numPr>
+          <w:ilvl w:val="0"/>
+          <w:numId w:val="1070"/>
+        </w:numPr>
+      </w:pPr>
+      <w:r>
+        <w:t xml:space="preserve">Yes</w:t>
+      </w:r>
+    </w:p>
+    <w:p>
+      <w:pPr>
+        <w:pStyle w:val="Compact"/>
+        <w:numPr>
+          <w:ilvl w:val="0"/>
+          <w:numId w:val="1070"/>
+        </w:numPr>
+      </w:pPr>
+      <w:r>
+        <w:t xml:space="preserve">No</w:t>
+      </w:r>
+    </w:p>
+    <w:p>
+      <w:pPr>
         <w:pStyle w:val="FirstParagraph"/>
       </w:pPr>
       <w:r>
-        <w:t xml:space="preserve">If “No” is selected for any required eligibility item, the survey should end with a polite ineligibility message.</w:t>
-      </w:r>
-    </w:p>
-    <w:p>
-      <w:pPr>
-        <w:pStyle w:val="BodyText"/>
-      </w:pPr>
-      <w:r>
-        <w:rPr>
-          <w:b/>
-          <w:bCs/>
-        </w:rPr>
-        <w:t xml:space="preserve">Consent statements</w:t>
-      </w:r>
-    </w:p>
-    <w:p>
-      <w:pPr>
-        <w:pStyle w:val="Compact"/>
-        <w:numPr>
-          <w:ilvl w:val="0"/>
-          <w:numId w:val="1060"/>
-        </w:numPr>
-      </w:pPr>
-      <w:r>
-        <w:t xml:space="preserve">I have read the Participant Information Sheet and have had the opportunity to ask questions about the study.</w:t>
-      </w:r>
-    </w:p>
-    <w:p>
-      <w:pPr>
-        <w:pStyle w:val="Compact"/>
-        <w:numPr>
-          <w:ilvl w:val="0"/>
-          <w:numId w:val="1061"/>
+        <w:rPr>
+          <w:b/>
+          <w:bCs/>
+        </w:rPr>
+        <w:t xml:space="preserve">Consent for contact and linkage</w:t>
+      </w:r>
+    </w:p>
+    <w:p>
+      <w:pPr>
+        <w:pStyle w:val="Compact"/>
+        <w:numPr>
+          <w:ilvl w:val="0"/>
+          <w:numId w:val="1071"/>
+        </w:numPr>
+      </w:pPr>
+      <w:r>
+        <w:t xml:space="preserve">I consent to the research team retaining my name and email address separately from my survey responses for the purpose of sending reminders, inviting me to Round 2, responding to a withdrawal request, and maintaining study records.</w:t>
+      </w:r>
+    </w:p>
+    <w:p>
+      <w:pPr>
+        <w:pStyle w:val="Compact"/>
+        <w:numPr>
+          <w:ilvl w:val="0"/>
+          <w:numId w:val="1072"/>
         </w:numPr>
       </w:pPr>
       <w:r>
@@ -6791,7 +6932,7 @@
         <w:pStyle w:val="Compact"/>
         <w:numPr>
           <w:ilvl w:val="0"/>
-          <w:numId w:val="1061"/>
+          <w:numId w:val="1072"/>
         </w:numPr>
       </w:pPr>
       <w:r>
@@ -6803,19 +6944,19 @@
         <w:pStyle w:val="Compact"/>
         <w:numPr>
           <w:ilvl w:val="0"/>
-          <w:numId w:val="1062"/>
-        </w:numPr>
-      </w:pPr>
-      <w:r>
-        <w:t xml:space="preserve">I understand that participation is voluntary and that I may decline to participate or stop the questionnaire at any time before submission without penalty or negative consequences.</w:t>
-      </w:r>
-    </w:p>
-    <w:p>
-      <w:pPr>
-        <w:pStyle w:val="Compact"/>
-        <w:numPr>
-          <w:ilvl w:val="0"/>
-          <w:numId w:val="1063"/>
+          <w:numId w:val="1073"/>
+        </w:numPr>
+      </w:pPr>
+      <w:r>
+        <w:t xml:space="preserve">I consent to the use of a unique study identifier to link my Round-1 and Round-2 responses.</w:t>
+      </w:r>
+    </w:p>
+    <w:p>
+      <w:pPr>
+        <w:pStyle w:val="Compact"/>
+        <w:numPr>
+          <w:ilvl w:val="0"/>
+          <w:numId w:val="1074"/>
         </w:numPr>
       </w:pPr>
       <w:r>
@@ -6827,7 +6968,7 @@
         <w:pStyle w:val="Compact"/>
         <w:numPr>
           <w:ilvl w:val="0"/>
-          <w:numId w:val="1063"/>
+          <w:numId w:val="1074"/>
         </w:numPr>
       </w:pPr>
       <w:r>
@@ -6839,19 +6980,19 @@
         <w:pStyle w:val="Compact"/>
         <w:numPr>
           <w:ilvl w:val="0"/>
-          <w:numId w:val="1064"/>
-        </w:numPr>
-      </w:pPr>
-      <w:r>
-        <w:t xml:space="preserve">I understand that I may request withdrawal of my submitted data while it remains identifiable and before it has been de-identified, locked, or incorporated into aggregate analyses.</w:t>
-      </w:r>
-    </w:p>
-    <w:p>
-      <w:pPr>
-        <w:pStyle w:val="Compact"/>
-        <w:numPr>
-          <w:ilvl w:val="0"/>
-          <w:numId w:val="1065"/>
+          <w:numId w:val="1075"/>
+        </w:numPr>
+      </w:pPr>
+      <w:r>
+        <w:t xml:space="preserve">I understand that my individual ratings and comments will not be shared with other participants, supervisors, institutional leaders, or advisory board members in identifiable form.</w:t>
+      </w:r>
+    </w:p>
+    <w:p>
+      <w:pPr>
+        <w:pStyle w:val="Compact"/>
+        <w:numPr>
+          <w:ilvl w:val="0"/>
+          <w:numId w:val="1076"/>
         </w:numPr>
       </w:pPr>
       <w:r>
@@ -6863,7 +7004,7 @@
         <w:pStyle w:val="Compact"/>
         <w:numPr>
           <w:ilvl w:val="0"/>
-          <w:numId w:val="1065"/>
+          <w:numId w:val="1076"/>
         </w:numPr>
       </w:pPr>
       <w:r>
@@ -6875,19 +7016,19 @@
         <w:pStyle w:val="Compact"/>
         <w:numPr>
           <w:ilvl w:val="0"/>
-          <w:numId w:val="1066"/>
-        </w:numPr>
-      </w:pPr>
-      <w:r>
-        <w:t xml:space="preserve">I understand that the study involves a Round-1 questionnaire to rate barriers and interventions and, if I complete Round 1, a possible invitation to Round 2.</w:t>
-      </w:r>
-    </w:p>
-    <w:p>
-      <w:pPr>
-        <w:pStyle w:val="Compact"/>
-        <w:numPr>
-          <w:ilvl w:val="0"/>
-          <w:numId w:val="1067"/>
+          <w:numId w:val="1077"/>
+        </w:numPr>
+      </w:pPr>
+      <w:r>
+        <w:t xml:space="preserve">I understand that the research team will report findings in aggregate form and will take reasonable steps to reduce the risk that I, my institution, or another person can be identified.</w:t>
+      </w:r>
+    </w:p>
+    <w:p>
+      <w:pPr>
+        <w:pStyle w:val="Compact"/>
+        <w:numPr>
+          <w:ilvl w:val="0"/>
+          <w:numId w:val="1078"/>
         </w:numPr>
       </w:pPr>
       <w:r>
@@ -6899,7 +7040,7 @@
         <w:pStyle w:val="Compact"/>
         <w:numPr>
           <w:ilvl w:val="0"/>
-          <w:numId w:val="1067"/>
+          <w:numId w:val="1078"/>
         </w:numPr>
       </w:pPr>
       <w:r>
@@ -6908,22 +7049,34 @@
     </w:p>
     <w:p>
       <w:pPr>
-        <w:pStyle w:val="Compact"/>
-        <w:numPr>
-          <w:ilvl w:val="0"/>
-          <w:numId w:val="1068"/>
-        </w:numPr>
-      </w:pPr>
-      <w:r>
-        <w:t xml:space="preserve">I understand that Round 2 will include anonymized group-level feedback and that I may be asked to re-rate barriers and interventions.</w:t>
-      </w:r>
-    </w:p>
-    <w:p>
-      <w:pPr>
-        <w:pStyle w:val="Compact"/>
-        <w:numPr>
-          <w:ilvl w:val="0"/>
-          <w:numId w:val="1069"/>
+        <w:pStyle w:val="FirstParagraph"/>
+      </w:pPr>
+      <w:r>
+        <w:rPr>
+          <w:b/>
+          <w:bCs/>
+        </w:rPr>
+        <w:t xml:space="preserve">Consent for quotations</w:t>
+      </w:r>
+    </w:p>
+    <w:p>
+      <w:pPr>
+        <w:pStyle w:val="Compact"/>
+        <w:numPr>
+          <w:ilvl w:val="0"/>
+          <w:numId w:val="1079"/>
+        </w:numPr>
+      </w:pPr>
+      <w:r>
+        <w:t xml:space="preserve">I understand that I may provide optional free-text comments. I agree that de-identified and redacted excerpts from my comments may be used in study reports, publications, presentations, policy briefs, or group feedback materials.</w:t>
+      </w:r>
+    </w:p>
+    <w:p>
+      <w:pPr>
+        <w:pStyle w:val="Compact"/>
+        <w:numPr>
+          <w:ilvl w:val="0"/>
+          <w:numId w:val="1080"/>
         </w:numPr>
       </w:pPr>
       <w:r>
@@ -6935,7 +7088,7 @@
         <w:pStyle w:val="Compact"/>
         <w:numPr>
           <w:ilvl w:val="0"/>
-          <w:numId w:val="1069"/>
+          <w:numId w:val="1080"/>
         </w:numPr>
       </w:pPr>
       <w:r>
@@ -6947,19 +7100,51 @@
         <w:pStyle w:val="Compact"/>
         <w:numPr>
           <w:ilvl w:val="0"/>
-          <w:numId w:val="1070"/>
-        </w:numPr>
-      </w:pPr>
-      <w:r>
-        <w:t xml:space="preserve">I consent to participate in Round 1 of this study.</w:t>
-      </w:r>
-    </w:p>
-    <w:p>
-      <w:pPr>
-        <w:pStyle w:val="Compact"/>
-        <w:numPr>
-          <w:ilvl w:val="0"/>
-          <w:numId w:val="1071"/>
+          <w:numId w:val="1080"/>
+        </w:numPr>
+      </w:pPr>
+      <w:r>
+        <w:t xml:space="preserve">I do not plan to provide comments</w:t>
+      </w:r>
+    </w:p>
+    <w:p>
+      <w:pPr>
+        <w:pStyle w:val="FirstParagraph"/>
+      </w:pPr>
+      <w:r>
+        <w:t xml:space="preserve">If “No” is selected, the participant may still provide comments for internal item development only. Otherwise, the free-text field should be hidden or disabled for that participant.</w:t>
+      </w:r>
+    </w:p>
+    <w:p>
+      <w:pPr>
+        <w:pStyle w:val="BodyText"/>
+      </w:pPr>
+      <w:r>
+        <w:rPr>
+          <w:b/>
+          <w:bCs/>
+        </w:rPr>
+        <w:t xml:space="preserve">Consent for future use and data sharing</w:t>
+      </w:r>
+    </w:p>
+    <w:p>
+      <w:pPr>
+        <w:pStyle w:val="Compact"/>
+        <w:numPr>
+          <w:ilvl w:val="0"/>
+          <w:numId w:val="1081"/>
+        </w:numPr>
+      </w:pPr>
+      <w:r>
+        <w:t xml:space="preserve">I agree that de-identified numerical survey data may be used for future research related to medical research capacity, research quality, research waste, research education, supervision, or research policy, subject to ethics approval and institutional policy.</w:t>
+      </w:r>
+    </w:p>
+    <w:p>
+      <w:pPr>
+        <w:pStyle w:val="Compact"/>
+        <w:numPr>
+          <w:ilvl w:val="0"/>
+          <w:numId w:val="1082"/>
         </w:numPr>
       </w:pPr>
       <w:r>
@@ -6971,7 +7156,7 @@
         <w:pStyle w:val="Compact"/>
         <w:numPr>
           <w:ilvl w:val="0"/>
-          <w:numId w:val="1071"/>
+          <w:numId w:val="1082"/>
         </w:numPr>
       </w:pPr>
       <w:r>
@@ -6980,286 +7165,58 @@
     </w:p>
     <w:p>
       <w:pPr>
+        <w:pStyle w:val="Compact"/>
+        <w:numPr>
+          <w:ilvl w:val="0"/>
+          <w:numId w:val="1083"/>
+        </w:numPr>
+      </w:pPr>
+      <w:r>
+        <w:t xml:space="preserve">I agree that de-identified numerical data, the questionnaire, and analytic code may be shared in a research repository, provided that information that could identify me, my institution, or another person is removed.</w:t>
+      </w:r>
+    </w:p>
+    <w:p>
+      <w:pPr>
+        <w:pStyle w:val="Compact"/>
+        <w:numPr>
+          <w:ilvl w:val="0"/>
+          <w:numId w:val="1084"/>
+        </w:numPr>
+      </w:pPr>
+      <w:r>
+        <w:t xml:space="preserve">Yes</w:t>
+      </w:r>
+    </w:p>
+    <w:p>
+      <w:pPr>
+        <w:pStyle w:val="Compact"/>
+        <w:numPr>
+          <w:ilvl w:val="0"/>
+          <w:numId w:val="1084"/>
+        </w:numPr>
+      </w:pPr>
+      <w:r>
+        <w:t xml:space="preserve">No</w:t>
+      </w:r>
+    </w:p>
+    <w:p>
+      <w:pPr>
         <w:pStyle w:val="FirstParagraph"/>
       </w:pPr>
       <w:r>
-        <w:rPr>
-          <w:b/>
-          <w:bCs/>
-        </w:rPr>
-        <w:t xml:space="preserve">Consent for contact and linkage</w:t>
-      </w:r>
-    </w:p>
-    <w:p>
-      <w:pPr>
-        <w:pStyle w:val="Compact"/>
-        <w:numPr>
-          <w:ilvl w:val="0"/>
-          <w:numId w:val="1072"/>
-        </w:numPr>
-      </w:pPr>
-      <w:r>
-        <w:t xml:space="preserve">I consent to the research team retaining my name and email address separately from my survey responses for the purpose of sending reminders, inviting me to Round 2, responding to a withdrawal request, and maintaining study records.</w:t>
-      </w:r>
-    </w:p>
-    <w:p>
-      <w:pPr>
-        <w:pStyle w:val="Compact"/>
-        <w:numPr>
-          <w:ilvl w:val="0"/>
-          <w:numId w:val="1073"/>
-        </w:numPr>
-      </w:pPr>
-      <w:r>
-        <w:t xml:space="preserve">Yes</w:t>
-      </w:r>
-    </w:p>
-    <w:p>
-      <w:pPr>
-        <w:pStyle w:val="Compact"/>
-        <w:numPr>
-          <w:ilvl w:val="0"/>
-          <w:numId w:val="1073"/>
-        </w:numPr>
-      </w:pPr>
-      <w:r>
-        <w:t xml:space="preserve">No</w:t>
-      </w:r>
-    </w:p>
-    <w:p>
-      <w:pPr>
-        <w:pStyle w:val="Compact"/>
-        <w:numPr>
-          <w:ilvl w:val="0"/>
-          <w:numId w:val="1074"/>
-        </w:numPr>
-      </w:pPr>
-      <w:r>
-        <w:t xml:space="preserve">I consent to the use of a unique study identifier to link my Round-1 and Round-2 responses.</w:t>
-      </w:r>
-    </w:p>
-    <w:p>
-      <w:pPr>
-        <w:pStyle w:val="Compact"/>
-        <w:numPr>
-          <w:ilvl w:val="0"/>
-          <w:numId w:val="1075"/>
-        </w:numPr>
-      </w:pPr>
-      <w:r>
-        <w:t xml:space="preserve">Yes</w:t>
-      </w:r>
-    </w:p>
-    <w:p>
-      <w:pPr>
-        <w:pStyle w:val="Compact"/>
-        <w:numPr>
-          <w:ilvl w:val="0"/>
-          <w:numId w:val="1075"/>
-        </w:numPr>
-      </w:pPr>
-      <w:r>
-        <w:t xml:space="preserve">No</w:t>
-      </w:r>
-    </w:p>
-    <w:p>
-      <w:pPr>
-        <w:pStyle w:val="Compact"/>
-        <w:numPr>
-          <w:ilvl w:val="0"/>
-          <w:numId w:val="1076"/>
-        </w:numPr>
-      </w:pPr>
-      <w:r>
-        <w:t xml:space="preserve">I understand that my individual ratings and comments will not be shared with other participants, supervisors, institutional leaders, or advisory board members in identifiable form.</w:t>
-      </w:r>
-    </w:p>
-    <w:p>
-      <w:pPr>
-        <w:pStyle w:val="Compact"/>
-        <w:numPr>
-          <w:ilvl w:val="0"/>
-          <w:numId w:val="1077"/>
-        </w:numPr>
-      </w:pPr>
-      <w:r>
-        <w:t xml:space="preserve">Yes</w:t>
-      </w:r>
-    </w:p>
-    <w:p>
-      <w:pPr>
-        <w:pStyle w:val="Compact"/>
-        <w:numPr>
-          <w:ilvl w:val="0"/>
-          <w:numId w:val="1077"/>
-        </w:numPr>
-      </w:pPr>
-      <w:r>
-        <w:t xml:space="preserve">No</w:t>
-      </w:r>
-    </w:p>
-    <w:p>
-      <w:pPr>
-        <w:pStyle w:val="Compact"/>
-        <w:numPr>
-          <w:ilvl w:val="0"/>
-          <w:numId w:val="1078"/>
-        </w:numPr>
-      </w:pPr>
-      <w:r>
-        <w:t xml:space="preserve">I understand that the research team will report findings in aggregate form and will take reasonable steps to reduce the risk that I, my institution, or another person can be identified.</w:t>
-      </w:r>
-    </w:p>
-    <w:p>
-      <w:pPr>
-        <w:pStyle w:val="Compact"/>
-        <w:numPr>
-          <w:ilvl w:val="0"/>
-          <w:numId w:val="1079"/>
-        </w:numPr>
-      </w:pPr>
-      <w:r>
-        <w:t xml:space="preserve">Yes</w:t>
-      </w:r>
-    </w:p>
-    <w:p>
-      <w:pPr>
-        <w:pStyle w:val="Compact"/>
-        <w:numPr>
-          <w:ilvl w:val="0"/>
-          <w:numId w:val="1079"/>
-        </w:numPr>
-      </w:pPr>
-      <w:r>
-        <w:t xml:space="preserve">No</w:t>
-      </w:r>
-    </w:p>
-    <w:p>
-      <w:pPr>
-        <w:pStyle w:val="FirstParagraph"/>
-      </w:pPr>
-      <w:r>
-        <w:rPr>
-          <w:b/>
-          <w:bCs/>
-        </w:rPr>
-        <w:t xml:space="preserve">Consent for quotations</w:t>
-      </w:r>
-    </w:p>
-    <w:p>
-      <w:pPr>
-        <w:pStyle w:val="Compact"/>
-        <w:numPr>
-          <w:ilvl w:val="0"/>
-          <w:numId w:val="1080"/>
-        </w:numPr>
-      </w:pPr>
-      <w:r>
-        <w:t xml:space="preserve">I understand that I may provide optional free-text comments. I agree that de-identified and redacted excerpts from my comments may be used in study reports, publications, presentations, policy briefs, or group feedback materials.</w:t>
-      </w:r>
-    </w:p>
-    <w:p>
-      <w:pPr>
-        <w:pStyle w:val="Compact"/>
-        <w:numPr>
-          <w:ilvl w:val="0"/>
-          <w:numId w:val="1081"/>
-        </w:numPr>
-      </w:pPr>
-      <w:r>
-        <w:t xml:space="preserve">Yes</w:t>
-      </w:r>
-    </w:p>
-    <w:p>
-      <w:pPr>
-        <w:pStyle w:val="Compact"/>
-        <w:numPr>
-          <w:ilvl w:val="0"/>
-          <w:numId w:val="1081"/>
-        </w:numPr>
-      </w:pPr>
-      <w:r>
-        <w:t xml:space="preserve">No</w:t>
-      </w:r>
-    </w:p>
-    <w:p>
-      <w:pPr>
-        <w:pStyle w:val="Compact"/>
-        <w:numPr>
-          <w:ilvl w:val="0"/>
-          <w:numId w:val="1081"/>
-        </w:numPr>
-      </w:pPr>
-      <w:r>
-        <w:t xml:space="preserve">I do not plan to provide comments</w:t>
-      </w:r>
-    </w:p>
-    <w:p>
-      <w:pPr>
-        <w:pStyle w:val="FirstParagraph"/>
-      </w:pPr>
-      <w:r>
-        <w:t xml:space="preserve">If “No” is selected, the participant may still provide comments for internal item development only. Otherwise, the free-text field should be hidden or disabled for that participant.</w:t>
-      </w:r>
-    </w:p>
-    <w:p>
-      <w:pPr>
-        <w:pStyle w:val="BodyText"/>
-      </w:pPr>
-      <w:r>
-        <w:rPr>
-          <w:b/>
-          <w:bCs/>
-        </w:rPr>
-        <w:t xml:space="preserve">Consent for future use and data sharing</w:t>
-      </w:r>
-    </w:p>
-    <w:p>
-      <w:pPr>
-        <w:pStyle w:val="Compact"/>
-        <w:numPr>
-          <w:ilvl w:val="0"/>
-          <w:numId w:val="1082"/>
-        </w:numPr>
-      </w:pPr>
-      <w:r>
-        <w:t xml:space="preserve">I agree that de-identified numerical survey data may be used for future research related to medical research capacity, research quality, research waste, research education, supervision, or research policy, subject to ethics approval and institutional policy.</w:t>
-      </w:r>
-    </w:p>
-    <w:p>
-      <w:pPr>
-        <w:pStyle w:val="Compact"/>
-        <w:numPr>
-          <w:ilvl w:val="0"/>
-          <w:numId w:val="1083"/>
-        </w:numPr>
-      </w:pPr>
-      <w:r>
-        <w:t xml:space="preserve">Yes</w:t>
-      </w:r>
-    </w:p>
-    <w:p>
-      <w:pPr>
-        <w:pStyle w:val="Compact"/>
-        <w:numPr>
-          <w:ilvl w:val="0"/>
-          <w:numId w:val="1083"/>
-        </w:numPr>
-      </w:pPr>
-      <w:r>
-        <w:t xml:space="preserve">No</w:t>
-      </w:r>
-    </w:p>
-    <w:p>
-      <w:pPr>
-        <w:pStyle w:val="Compact"/>
-        <w:numPr>
-          <w:ilvl w:val="0"/>
-          <w:numId w:val="1084"/>
-        </w:numPr>
-      </w:pPr>
-      <w:r>
-        <w:t xml:space="preserve">I agree that de-identified numerical data, the questionnaire, and analytic code may be shared in a research repository, provided that information that could identify me, my institution, or another person is removed.</w:t>
+        <w:t xml:space="preserve">These optional decisions must not affect eligibility to participate in the main study.</w:t>
+      </w:r>
+    </w:p>
+    <w:p>
+      <w:pPr>
+        <w:pStyle w:val="BodyText"/>
+      </w:pPr>
+      <w:r>
+        <w:rPr>
+          <w:b/>
+          <w:bCs/>
+        </w:rPr>
+        <w:t xml:space="preserve">Confirmation</w:t>
       </w:r>
     </w:p>
     <w:p>
@@ -7271,39 +7228,7 @@
         </w:numPr>
       </w:pPr>
       <w:r>
-        <w:t xml:space="preserve">Yes</w:t>
-      </w:r>
-    </w:p>
-    <w:p>
-      <w:pPr>
-        <w:pStyle w:val="Compact"/>
-        <w:numPr>
-          <w:ilvl w:val="0"/>
-          <w:numId w:val="1085"/>
-        </w:numPr>
-      </w:pPr>
-      <w:r>
-        <w:t xml:space="preserve">No</w:t>
-      </w:r>
-    </w:p>
-    <w:p>
-      <w:pPr>
-        <w:pStyle w:val="FirstParagraph"/>
-      </w:pPr>
-      <w:r>
-        <w:t xml:space="preserve">These optional decisions must not affect eligibility to participate in the main study.</w:t>
-      </w:r>
-    </w:p>
-    <w:p>
-      <w:pPr>
-        <w:pStyle w:val="BodyText"/>
-      </w:pPr>
-      <w:r>
-        <w:rPr>
-          <w:b/>
-          <w:bCs/>
-        </w:rPr>
-        <w:t xml:space="preserve">Confirmation</w:t>
+        <w:t xml:space="preserve">By selecting “I agree” below, I confirm that I voluntarily consent to participate in this study.</w:t>
       </w:r>
     </w:p>
     <w:p>
@@ -7315,18 +7240,6 @@
         </w:numPr>
       </w:pPr>
       <w:r>
-        <w:t xml:space="preserve">By selecting “I agree” below, I confirm that I voluntarily consent to participate in this study.</w:t>
-      </w:r>
-    </w:p>
-    <w:p>
-      <w:pPr>
-        <w:pStyle w:val="Compact"/>
-        <w:numPr>
-          <w:ilvl w:val="0"/>
-          <w:numId w:val="1087"/>
-        </w:numPr>
-      </w:pPr>
-      <w:r>
         <w:t xml:space="preserve">I agree and wish to continue to the Round-1 questionnaire.</w:t>
       </w:r>
     </w:p>
@@ -7335,7 +7248,7 @@
         <w:pStyle w:val="Compact"/>
         <w:numPr>
           <w:ilvl w:val="0"/>
-          <w:numId w:val="1087"/>
+          <w:numId w:val="1086"/>
         </w:numPr>
       </w:pPr>
       <w:r>
@@ -9820,9 +9733,6 @@
     <w:abstractNumId w:val="991"/>
   </w:num>
   <w:num w:numId="1034">
-    <w:abstractNumId w:val="991"/>
-  </w:num>
-  <w:num w:numId="1035">
     <w:abstractNumId w:val="99411"/>
     <w:lvlOverride w:ilvl="0">
       <w:startOverride w:val="1"/>
@@ -9852,10 +9762,10 @@
       <w:startOverride w:val="1"/>
     </w:lvlOverride>
   </w:num>
-  <w:num w:numId="1036">
+  <w:num w:numId="1035">
     <w:abstractNumId w:val="991"/>
   </w:num>
-  <w:num w:numId="1037">
+  <w:num w:numId="1036">
     <w:abstractNumId w:val="99411"/>
     <w:lvlOverride w:ilvl="0">
       <w:startOverride w:val="1"/>
@@ -9885,8 +9795,38 @@
       <w:startOverride w:val="1"/>
     </w:lvlOverride>
   </w:num>
+  <w:num w:numId="1037">
+    <w:abstractNumId w:val="991"/>
+  </w:num>
   <w:num w:numId="1038">
-    <w:abstractNumId w:val="991"/>
+    <w:abstractNumId w:val="99411"/>
+    <w:lvlOverride w:ilvl="0">
+      <w:startOverride w:val="1"/>
+    </w:lvlOverride>
+    <w:lvlOverride w:ilvl="1">
+      <w:startOverride w:val="1"/>
+    </w:lvlOverride>
+    <w:lvlOverride w:ilvl="2">
+      <w:startOverride w:val="1"/>
+    </w:lvlOverride>
+    <w:lvlOverride w:ilvl="3">
+      <w:startOverride w:val="1"/>
+    </w:lvlOverride>
+    <w:lvlOverride w:ilvl="4">
+      <w:startOverride w:val="1"/>
+    </w:lvlOverride>
+    <w:lvlOverride w:ilvl="5">
+      <w:startOverride w:val="1"/>
+    </w:lvlOverride>
+    <w:lvlOverride w:ilvl="6">
+      <w:startOverride w:val="1"/>
+    </w:lvlOverride>
+    <w:lvlOverride w:ilvl="7">
+      <w:startOverride w:val="1"/>
+    </w:lvlOverride>
+    <w:lvlOverride w:ilvl="8">
+      <w:startOverride w:val="1"/>
+    </w:lvlOverride>
   </w:num>
   <w:num w:numId="1039">
     <w:abstractNumId w:val="99411"/>
@@ -9919,34 +9859,7 @@
     </w:lvlOverride>
   </w:num>
   <w:num w:numId="1040">
-    <w:abstractNumId w:val="99411"/>
-    <w:lvlOverride w:ilvl="0">
-      <w:startOverride w:val="1"/>
-    </w:lvlOverride>
-    <w:lvlOverride w:ilvl="1">
-      <w:startOverride w:val="1"/>
-    </w:lvlOverride>
-    <w:lvlOverride w:ilvl="2">
-      <w:startOverride w:val="1"/>
-    </w:lvlOverride>
-    <w:lvlOverride w:ilvl="3">
-      <w:startOverride w:val="1"/>
-    </w:lvlOverride>
-    <w:lvlOverride w:ilvl="4">
-      <w:startOverride w:val="1"/>
-    </w:lvlOverride>
-    <w:lvlOverride w:ilvl="5">
-      <w:startOverride w:val="1"/>
-    </w:lvlOverride>
-    <w:lvlOverride w:ilvl="6">
-      <w:startOverride w:val="1"/>
-    </w:lvlOverride>
-    <w:lvlOverride w:ilvl="7">
-      <w:startOverride w:val="1"/>
-    </w:lvlOverride>
-    <w:lvlOverride w:ilvl="8">
-      <w:startOverride w:val="1"/>
-    </w:lvlOverride>
+    <w:abstractNumId w:val="991"/>
   </w:num>
   <w:num w:numId="1041">
     <w:abstractNumId w:val="991"/>
@@ -9979,9 +9892,6 @@
     <w:abstractNumId w:val="991"/>
   </w:num>
   <w:num w:numId="1051">
-    <w:abstractNumId w:val="991"/>
-  </w:num>
-  <w:num w:numId="1052">
     <w:abstractNumId w:val="99411"/>
     <w:lvlOverride w:ilvl="0">
       <w:startOverride w:val="1"/>
@@ -10011,10 +9921,10 @@
       <w:startOverride w:val="1"/>
     </w:lvlOverride>
   </w:num>
-  <w:num w:numId="1053">
+  <w:num w:numId="1052">
     <w:abstractNumId w:val="991"/>
   </w:num>
-  <w:num w:numId="1054">
+  <w:num w:numId="1053">
     <w:abstractNumId w:val="99412"/>
     <w:lvlOverride w:ilvl="0">
       <w:startOverride w:val="2"/>
@@ -10044,10 +9954,10 @@
       <w:startOverride w:val="2"/>
     </w:lvlOverride>
   </w:num>
-  <w:num w:numId="1055">
+  <w:num w:numId="1054">
     <w:abstractNumId w:val="991"/>
   </w:num>
-  <w:num w:numId="1056">
+  <w:num w:numId="1055">
     <w:abstractNumId w:val="99413"/>
     <w:lvlOverride w:ilvl="0">
       <w:startOverride w:val="3"/>
@@ -10077,10 +9987,10 @@
       <w:startOverride w:val="3"/>
     </w:lvlOverride>
   </w:num>
-  <w:num w:numId="1057">
+  <w:num w:numId="1056">
     <w:abstractNumId w:val="991"/>
   </w:num>
-  <w:num w:numId="1058">
+  <w:num w:numId="1057">
     <w:abstractNumId w:val="99414"/>
     <w:lvlOverride w:ilvl="0">
       <w:startOverride w:val="4"/>
@@ -10110,10 +10020,10 @@
       <w:startOverride w:val="4"/>
     </w:lvlOverride>
   </w:num>
-  <w:num w:numId="1059">
+  <w:num w:numId="1058">
     <w:abstractNumId w:val="991"/>
   </w:num>
-  <w:num w:numId="1060">
+  <w:num w:numId="1059">
     <w:abstractNumId w:val="99415"/>
     <w:lvlOverride w:ilvl="0">
       <w:startOverride w:val="5"/>
@@ -10143,10 +10053,10 @@
       <w:startOverride w:val="5"/>
     </w:lvlOverride>
   </w:num>
-  <w:num w:numId="1061">
+  <w:num w:numId="1060">
     <w:abstractNumId w:val="991"/>
   </w:num>
-  <w:num w:numId="1062">
+  <w:num w:numId="1061">
     <w:abstractNumId w:val="99416"/>
     <w:lvlOverride w:ilvl="0">
       <w:startOverride w:val="6"/>
@@ -10176,10 +10086,10 @@
       <w:startOverride w:val="6"/>
     </w:lvlOverride>
   </w:num>
-  <w:num w:numId="1063">
+  <w:num w:numId="1062">
     <w:abstractNumId w:val="991"/>
   </w:num>
-  <w:num w:numId="1064">
+  <w:num w:numId="1063">
     <w:abstractNumId w:val="99417"/>
     <w:lvlOverride w:ilvl="0">
       <w:startOverride w:val="7"/>
@@ -10209,10 +10119,10 @@
       <w:startOverride w:val="7"/>
     </w:lvlOverride>
   </w:num>
-  <w:num w:numId="1065">
+  <w:num w:numId="1064">
     <w:abstractNumId w:val="991"/>
   </w:num>
-  <w:num w:numId="1066">
+  <w:num w:numId="1065">
     <w:abstractNumId w:val="99418"/>
     <w:lvlOverride w:ilvl="0">
       <w:startOverride w:val="8"/>
@@ -10242,10 +10152,10 @@
       <w:startOverride w:val="8"/>
     </w:lvlOverride>
   </w:num>
-  <w:num w:numId="1067">
+  <w:num w:numId="1066">
     <w:abstractNumId w:val="991"/>
   </w:num>
-  <w:num w:numId="1068">
+  <w:num w:numId="1067">
     <w:abstractNumId w:val="99419"/>
     <w:lvlOverride w:ilvl="0">
       <w:startOverride w:val="9"/>
@@ -10275,10 +10185,10 @@
       <w:startOverride w:val="9"/>
     </w:lvlOverride>
   </w:num>
-  <w:num w:numId="1069">
+  <w:num w:numId="1068">
     <w:abstractNumId w:val="991"/>
   </w:num>
-  <w:num w:numId="1070">
+  <w:num w:numId="1069">
     <w:abstractNumId w:val="994110"/>
     <w:lvlOverride w:ilvl="0">
       <w:startOverride w:val="10"/>
@@ -10308,10 +10218,10 @@
       <w:startOverride w:val="10"/>
     </w:lvlOverride>
   </w:num>
-  <w:num w:numId="1071">
+  <w:num w:numId="1070">
     <w:abstractNumId w:val="991"/>
   </w:num>
-  <w:num w:numId="1072">
+  <w:num w:numId="1071">
     <w:abstractNumId w:val="994111"/>
     <w:lvlOverride w:ilvl="0">
       <w:startOverride w:val="11"/>
@@ -10341,10 +10251,10 @@
       <w:startOverride w:val="11"/>
     </w:lvlOverride>
   </w:num>
-  <w:num w:numId="1073">
+  <w:num w:numId="1072">
     <w:abstractNumId w:val="991"/>
   </w:num>
-  <w:num w:numId="1074">
+  <w:num w:numId="1073">
     <w:abstractNumId w:val="994112"/>
     <w:lvlOverride w:ilvl="0">
       <w:startOverride w:val="12"/>
@@ -10374,10 +10284,10 @@
       <w:startOverride w:val="12"/>
     </w:lvlOverride>
   </w:num>
-  <w:num w:numId="1075">
+  <w:num w:numId="1074">
     <w:abstractNumId w:val="991"/>
   </w:num>
-  <w:num w:numId="1076">
+  <w:num w:numId="1075">
     <w:abstractNumId w:val="994113"/>
     <w:lvlOverride w:ilvl="0">
       <w:startOverride w:val="13"/>
@@ -10407,10 +10317,10 @@
       <w:startOverride w:val="13"/>
     </w:lvlOverride>
   </w:num>
-  <w:num w:numId="1077">
+  <w:num w:numId="1076">
     <w:abstractNumId w:val="991"/>
   </w:num>
-  <w:num w:numId="1078">
+  <w:num w:numId="1077">
     <w:abstractNumId w:val="994114"/>
     <w:lvlOverride w:ilvl="0">
       <w:startOverride w:val="14"/>
@@ -10440,10 +10350,10 @@
       <w:startOverride w:val="14"/>
     </w:lvlOverride>
   </w:num>
-  <w:num w:numId="1079">
+  <w:num w:numId="1078">
     <w:abstractNumId w:val="991"/>
   </w:num>
-  <w:num w:numId="1080">
+  <w:num w:numId="1079">
     <w:abstractNumId w:val="994115"/>
     <w:lvlOverride w:ilvl="0">
       <w:startOverride w:val="15"/>
@@ -10473,10 +10383,10 @@
       <w:startOverride w:val="15"/>
     </w:lvlOverride>
   </w:num>
-  <w:num w:numId="1081">
+  <w:num w:numId="1080">
     <w:abstractNumId w:val="991"/>
   </w:num>
-  <w:num w:numId="1082">
+  <w:num w:numId="1081">
     <w:abstractNumId w:val="994116"/>
     <w:lvlOverride w:ilvl="0">
       <w:startOverride w:val="16"/>
@@ -10506,10 +10416,10 @@
       <w:startOverride w:val="16"/>
     </w:lvlOverride>
   </w:num>
-  <w:num w:numId="1083">
+  <w:num w:numId="1082">
     <w:abstractNumId w:val="991"/>
   </w:num>
-  <w:num w:numId="1084">
+  <w:num w:numId="1083">
     <w:abstractNumId w:val="994117"/>
     <w:lvlOverride w:ilvl="0">
       <w:startOverride w:val="17"/>
@@ -10539,10 +10449,10 @@
       <w:startOverride w:val="17"/>
     </w:lvlOverride>
   </w:num>
-  <w:num w:numId="1085">
+  <w:num w:numId="1084">
     <w:abstractNumId w:val="991"/>
   </w:num>
-  <w:num w:numId="1086">
+  <w:num w:numId="1085">
     <w:abstractNumId w:val="994118"/>
     <w:lvlOverride w:ilvl="0">
       <w:startOverride w:val="18"/>
@@ -10572,7 +10482,7 @@
       <w:startOverride w:val="18"/>
     </w:lvlOverride>
   </w:num>
-  <w:num w:numId="1087">
+  <w:num w:numId="1086">
     <w:abstractNumId w:val="991"/>
   </w:num>
 </w:numbering>

--- a/study_protocol_full.docx
+++ b/study_protocol_full.docx
@@ -3414,6 +3414,40 @@
           <w:b/>
           <w:bCs/>
         </w:rPr>
+        <w:t xml:space="preserve">Participant information sheet</w:t>
+      </w:r>
+    </w:p>
+    <w:p>
+      <w:pPr>
+        <w:pStyle w:val="BodyText"/>
+      </w:pPr>
+      <w:r>
+        <w:t xml:space="preserve">The information sheet (detailed in</w:t>
+      </w:r>
+      <w:r>
+        <w:t xml:space="preserve"> </w:t>
+      </w:r>
+      <w:hyperlink w:anchor="sec-pis">
+        <w:r>
+          <w:rPr>
+            <w:rStyle w:val="Hyperlink"/>
+          </w:rPr>
+          <w:t xml:space="preserve">Section 18.5</w:t>
+        </w:r>
+      </w:hyperlink>
+      <w:r>
+        <w:t xml:space="preserve">) will include: the purpose of the study; what participation involves; the expected time commitment; the voluntary nature of participation; the right to withdraw without penalty; the right to request removal of data; confidentiality and anonymity procedures; foreseeable risks and benefits; how data will be used and stored; and contact information for the research team and ethics committee.</w:t>
+      </w:r>
+    </w:p>
+    <w:p>
+      <w:pPr>
+        <w:pStyle w:val="BodyText"/>
+      </w:pPr>
+      <w:r>
+        <w:rPr>
+          <w:b/>
+          <w:bCs/>
+        </w:rPr>
         <w:t xml:space="preserve">Informed consent</w:t>
       </w:r>
     </w:p>
@@ -3445,29 +3479,51 @@
           <w:b/>
           <w:bCs/>
         </w:rPr>
-        <w:t xml:space="preserve">Participant information sheet</w:t>
-      </w:r>
-    </w:p>
-    <w:p>
-      <w:pPr>
-        <w:pStyle w:val="BodyText"/>
-      </w:pPr>
-      <w:r>
-        <w:t xml:space="preserve">The information sheet (detailed in</w:t>
-      </w:r>
-      <w:r>
-        <w:t xml:space="preserve"> </w:t>
-      </w:r>
-      <w:hyperlink w:anchor="sec-pis">
-        <w:r>
-          <w:rPr>
-            <w:rStyle w:val="Hyperlink"/>
-          </w:rPr>
-          <w:t xml:space="preserve">Section 18.5</w:t>
-        </w:r>
-      </w:hyperlink>
-      <w:r>
-        <w:t xml:space="preserve">) will include:</w:t>
+        <w:t xml:space="preserve">Confidentiality</w:t>
+      </w:r>
+    </w:p>
+    <w:p>
+      <w:pPr>
+        <w:pStyle w:val="BodyText"/>
+      </w:pPr>
+      <w:r>
+        <w:t xml:space="preserve">Names, email addresses, and other direct identifiers will be stored separately from survey responses in password-protected, access-controlled files on secure institutional systems. Only the study coordinators will have access to the contact/linkage file.</w:t>
+      </w:r>
+    </w:p>
+    <w:p>
+      <w:pPr>
+        <w:pStyle w:val="BodyText"/>
+      </w:pPr>
+      <w:r>
+        <w:t xml:space="preserve">Contact lists used solely for recruitment and round linkage will be deleted once all study procedures, follow-up communications, and reporting obligations are completed.</w:t>
+      </w:r>
+    </w:p>
+    <w:p>
+      <w:pPr>
+        <w:pStyle w:val="BodyText"/>
+      </w:pPr>
+      <w:r>
+        <w:t xml:space="preserve">Findings will be reported in aggregate form. No individual participant, supervisor, department, or institution will be identifiable in the published results unless explicit permission is obtained and the information is clearly non-sensitive.</w:t>
+      </w:r>
+    </w:p>
+    <w:p>
+      <w:pPr>
+        <w:pStyle w:val="BodyText"/>
+      </w:pPr>
+      <w:r>
+        <w:rPr>
+          <w:b/>
+          <w:bCs/>
+        </w:rPr>
+        <w:t xml:space="preserve">Protection of junior participants</w:t>
+      </w:r>
+    </w:p>
+    <w:p>
+      <w:pPr>
+        <w:pStyle w:val="BodyText"/>
+      </w:pPr>
+      <w:r>
+        <w:t xml:space="preserve">Junior participants will be explicitly informed that participation or non-participation will not affect their academic standing, supervision, assessment, employment, or career progression. Protection of junior participants will be enhanced by the following measures:</w:t>
       </w:r>
     </w:p>
     <w:p>
@@ -3479,7 +3535,7 @@
         </w:numPr>
       </w:pPr>
       <w:r>
-        <w:t xml:space="preserve">the purpose of the study;</w:t>
+        <w:t xml:space="preserve">invitations will be sent directly to potential participants;</w:t>
       </w:r>
     </w:p>
     <w:p>
@@ -3491,7 +3547,7 @@
         </w:numPr>
       </w:pPr>
       <w:r>
-        <w:t xml:space="preserve">what participation involves;</w:t>
+        <w:t xml:space="preserve">participation will not be arranged through a direct supervisor;</w:t>
       </w:r>
     </w:p>
     <w:p>
@@ -3503,7 +3559,7 @@
         </w:numPr>
       </w:pPr>
       <w:r>
-        <w:t xml:space="preserve">the expected time commitment;</w:t>
+        <w:t xml:space="preserve">supervisors will not know whether a specific junior researcher participated;</w:t>
       </w:r>
     </w:p>
     <w:p>
@@ -3515,7 +3571,7 @@
         </w:numPr>
       </w:pPr>
       <w:r>
-        <w:t xml:space="preserve">the voluntary nature of participation;</w:t>
+        <w:t xml:space="preserve">reminders will be automated and sent by research staff who are not in a direct supervisory relationship with potential participants;</w:t>
       </w:r>
     </w:p>
     <w:p>
@@ -3527,67 +3583,7 @@
         </w:numPr>
       </w:pPr>
       <w:r>
-        <w:t xml:space="preserve">the right to withdraw without penalty;</w:t>
-      </w:r>
-    </w:p>
-    <w:p>
-      <w:pPr>
-        <w:pStyle w:val="Compact"/>
-        <w:numPr>
-          <w:ilvl w:val="0"/>
-          <w:numId w:val="1032"/>
-        </w:numPr>
-      </w:pPr>
-      <w:r>
-        <w:t xml:space="preserve">the right to request removal of data;</w:t>
-      </w:r>
-    </w:p>
-    <w:p>
-      <w:pPr>
-        <w:pStyle w:val="Compact"/>
-        <w:numPr>
-          <w:ilvl w:val="0"/>
-          <w:numId w:val="1032"/>
-        </w:numPr>
-      </w:pPr>
-      <w:r>
-        <w:t xml:space="preserve">confidentiality and anonymity procedures;</w:t>
-      </w:r>
-    </w:p>
-    <w:p>
-      <w:pPr>
-        <w:pStyle w:val="Compact"/>
-        <w:numPr>
-          <w:ilvl w:val="0"/>
-          <w:numId w:val="1032"/>
-        </w:numPr>
-      </w:pPr>
-      <w:r>
-        <w:t xml:space="preserve">foreseeable risks and benefits;</w:t>
-      </w:r>
-    </w:p>
-    <w:p>
-      <w:pPr>
-        <w:pStyle w:val="Compact"/>
-        <w:numPr>
-          <w:ilvl w:val="0"/>
-          <w:numId w:val="1032"/>
-        </w:numPr>
-      </w:pPr>
-      <w:r>
-        <w:t xml:space="preserve">how data will be used and stored; and</w:t>
-      </w:r>
-    </w:p>
-    <w:p>
-      <w:pPr>
-        <w:pStyle w:val="Compact"/>
-        <w:numPr>
-          <w:ilvl w:val="0"/>
-          <w:numId w:val="1032"/>
-        </w:numPr>
-      </w:pPr>
-      <w:r>
-        <w:t xml:space="preserve">contact information for the research team and ethics committee.</w:t>
+        <w:t xml:space="preserve">participants will not be asked to discuss identifiable supervisory conflicts.</w:t>
       </w:r>
     </w:p>
     <w:p>
@@ -3599,122 +3595,6 @@
           <w:b/>
           <w:bCs/>
         </w:rPr>
-        <w:t xml:space="preserve">Confidentiality</w:t>
-      </w:r>
-    </w:p>
-    <w:p>
-      <w:pPr>
-        <w:pStyle w:val="BodyText"/>
-      </w:pPr>
-      <w:r>
-        <w:t xml:space="preserve">Names, email addresses, and other direct identifiers will be stored separately from survey responses in password-protected, access-controlled files on secure institutional systems. Only the study coordinators will have access to the contact/linkage file.</w:t>
-      </w:r>
-    </w:p>
-    <w:p>
-      <w:pPr>
-        <w:pStyle w:val="BodyText"/>
-      </w:pPr>
-      <w:r>
-        <w:t xml:space="preserve">Contact lists used solely for recruitment and round linkage will be deleted once all study procedures, follow-up communications, and reporting obligations are completed.</w:t>
-      </w:r>
-    </w:p>
-    <w:p>
-      <w:pPr>
-        <w:pStyle w:val="BodyText"/>
-      </w:pPr>
-      <w:r>
-        <w:t xml:space="preserve">Findings will be reported in aggregate form. No individual participant, supervisor, department, or institution will be identifiable in the published results unless explicit permission is obtained and the information is clearly non-sensitive.</w:t>
-      </w:r>
-    </w:p>
-    <w:p>
-      <w:pPr>
-        <w:pStyle w:val="BodyText"/>
-      </w:pPr>
-      <w:r>
-        <w:rPr>
-          <w:b/>
-          <w:bCs/>
-        </w:rPr>
-        <w:t xml:space="preserve">Protection of junior participants</w:t>
-      </w:r>
-    </w:p>
-    <w:p>
-      <w:pPr>
-        <w:pStyle w:val="BodyText"/>
-      </w:pPr>
-      <w:r>
-        <w:t xml:space="preserve">Junior participants will be explicitly informed that participation or non-participation will not affect their academic standing, supervision, assessment, employment, or career progression. Protection of junior participants will be enhanced by the following measures:</w:t>
-      </w:r>
-    </w:p>
-    <w:p>
-      <w:pPr>
-        <w:pStyle w:val="Compact"/>
-        <w:numPr>
-          <w:ilvl w:val="0"/>
-          <w:numId w:val="1033"/>
-        </w:numPr>
-      </w:pPr>
-      <w:r>
-        <w:t xml:space="preserve">invitations will be sent directly to potential participants;</w:t>
-      </w:r>
-    </w:p>
-    <w:p>
-      <w:pPr>
-        <w:pStyle w:val="Compact"/>
-        <w:numPr>
-          <w:ilvl w:val="0"/>
-          <w:numId w:val="1033"/>
-        </w:numPr>
-      </w:pPr>
-      <w:r>
-        <w:t xml:space="preserve">participation will not be arranged through a direct supervisor;</w:t>
-      </w:r>
-    </w:p>
-    <w:p>
-      <w:pPr>
-        <w:pStyle w:val="Compact"/>
-        <w:numPr>
-          <w:ilvl w:val="0"/>
-          <w:numId w:val="1033"/>
-        </w:numPr>
-      </w:pPr>
-      <w:r>
-        <w:t xml:space="preserve">supervisors will not know whether a specific junior researcher participated;</w:t>
-      </w:r>
-    </w:p>
-    <w:p>
-      <w:pPr>
-        <w:pStyle w:val="Compact"/>
-        <w:numPr>
-          <w:ilvl w:val="0"/>
-          <w:numId w:val="1033"/>
-        </w:numPr>
-      </w:pPr>
-      <w:r>
-        <w:t xml:space="preserve">reminders will be automated and sent by research staff who are not in a direct supervisory relationship with potential participants;</w:t>
-      </w:r>
-    </w:p>
-    <w:p>
-      <w:pPr>
-        <w:pStyle w:val="Compact"/>
-        <w:numPr>
-          <w:ilvl w:val="0"/>
-          <w:numId w:val="1033"/>
-        </w:numPr>
-      </w:pPr>
-      <w:r>
-        <w:t xml:space="preserve">participants will not be asked to discuss identifiable supervisory conflicts.</w:t>
-      </w:r>
-    </w:p>
-    <w:p>
-      <w:pPr>
-        <w:pStyle w:val="FirstParagraph"/>
-      </w:pPr>
-      <w:r>
-        <w:rPr>
-          <w:b/>
-          <w:bCs/>
-        </w:rPr>
         <w:t xml:space="preserve">Risks and benefits</w:t>
       </w:r>
     </w:p>
@@ -3779,23 +3659,7 @@
         <w:pStyle w:val="BodyText"/>
       </w:pPr>
       <w:r>
-        <w:t xml:space="preserve">All investigators and advisory board members will disclose relevant financial, academic, professional, or institutional conflicts of interest.</w:t>
-      </w:r>
-    </w:p>
-    <w:p>
-      <w:pPr>
-        <w:pStyle w:val="BodyText"/>
-      </w:pPr>
-      <w:r>
-        <w:t xml:space="preserve">Potential conflicts that could affect item generation, panel recruitment, interpretation, or dissemination will be documented and managed before the Delphi process begins.</w:t>
-      </w:r>
-    </w:p>
-    <w:p>
-      <w:pPr>
-        <w:pStyle w:val="BodyText"/>
-      </w:pPr>
-      <w:r>
-        <w:t xml:space="preserve">Participants will be asked to declare relevant conflicts where appropriate.</w:t>
+        <w:t xml:space="preserve">All investigators and advisory board members will disclose relevant financial, academic, professional, or institutional conflicts of interest. Potential conflicts that could affect item generation, panel recruitment, interpretation, or dissemination will be documented and managed before the Delphi process begins.</w:t>
       </w:r>
     </w:p>
     <w:bookmarkEnd w:id="35"/>
@@ -3825,7 +3689,7 @@
         <w:pStyle w:val="BodyText"/>
       </w:pPr>
       <w:r>
-        <w:t xml:space="preserve">The findings will be interpreted as stakeholder judgments regarding the perceived importance, modifiability, and feasibility of barriers and interventions. They will not be interpreted as prevalence estimates, causal evidence, or evidence of intervention effectiveness. Consensus and disagreement will be reported transparently, including relevant variation across stakeholder groups.</w:t>
+        <w:t xml:space="preserve">The findings will be interpreted as stakeholder judgments regarding the perceived importance, modifiability, and feasibility of barriers and interventions. They will not be interpreted as prevalence estimates, causal evidence, or evidence of intervention effectiveness. Consensus and disagreement will be reported transparently.</w:t>
       </w:r>
     </w:p>
     <w:p>
@@ -3852,7 +3716,7 @@
       <w:pPr>
         <w:numPr>
           <w:ilvl w:val="0"/>
-          <w:numId w:val="1034"/>
+          <w:numId w:val="1033"/>
         </w:numPr>
       </w:pPr>
       <w:r>
@@ -3863,7 +3727,7 @@
       <w:pPr>
         <w:numPr>
           <w:ilvl w:val="0"/>
-          <w:numId w:val="1034"/>
+          <w:numId w:val="1033"/>
         </w:numPr>
       </w:pPr>
       <w:r>
@@ -4365,48 +4229,12 @@
         <w:pStyle w:val="FirstParagraph"/>
       </w:pPr>
       <w:r>
-        <w:t xml:space="preserve">Findings will be disseminated through:</w:t>
-      </w:r>
-    </w:p>
-    <w:p>
-      <w:pPr>
-        <w:pStyle w:val="Compact"/>
-        <w:numPr>
-          <w:ilvl w:val="0"/>
-          <w:numId w:val="1035"/>
-        </w:numPr>
-      </w:pPr>
-      <w:r>
-        <w:t xml:space="preserve">peer-reviewed scientific publication;</w:t>
-      </w:r>
-    </w:p>
-    <w:p>
-      <w:pPr>
-        <w:pStyle w:val="Compact"/>
-        <w:numPr>
-          <w:ilvl w:val="0"/>
-          <w:numId w:val="1035"/>
-        </w:numPr>
-      </w:pPr>
-      <w:r>
-        <w:t xml:space="preserve">a policy brief; and</w:t>
-      </w:r>
-    </w:p>
-    <w:p>
-      <w:pPr>
-        <w:pStyle w:val="Compact"/>
-        <w:numPr>
-          <w:ilvl w:val="0"/>
-          <w:numId w:val="1035"/>
-        </w:numPr>
-      </w:pPr>
-      <w:r>
-        <w:t xml:space="preserve">stakeholder-focused webinars;</w:t>
-      </w:r>
-    </w:p>
-    <w:p>
-      <w:pPr>
-        <w:pStyle w:val="FirstParagraph"/>
+        <w:t xml:space="preserve">Findings will be disseminated through peer-reviewed scientific publication and a policy brief.</w:t>
+      </w:r>
+    </w:p>
+    <w:p>
+      <w:pPr>
+        <w:pStyle w:val="BodyText"/>
       </w:pPr>
       <w:r>
         <w:t xml:space="preserve">Dissemination materials will distinguish between:</w:t>
@@ -4417,7 +4245,7 @@
         <w:pStyle w:val="Compact"/>
         <w:numPr>
           <w:ilvl w:val="0"/>
-          <w:numId w:val="1036"/>
+          <w:numId w:val="1034"/>
         </w:numPr>
       </w:pPr>
       <w:r>
@@ -4429,7 +4257,7 @@
         <w:pStyle w:val="Compact"/>
         <w:numPr>
           <w:ilvl w:val="0"/>
-          <w:numId w:val="1036"/>
+          <w:numId w:val="1034"/>
         </w:numPr>
       </w:pPr>
       <w:r>
@@ -4441,7 +4269,7 @@
         <w:pStyle w:val="Compact"/>
         <w:numPr>
           <w:ilvl w:val="0"/>
-          <w:numId w:val="1036"/>
+          <w:numId w:val="1034"/>
         </w:numPr>
       </w:pPr>
       <w:r>
@@ -4453,7 +4281,7 @@
         <w:pStyle w:val="Compact"/>
         <w:numPr>
           <w:ilvl w:val="0"/>
-          <w:numId w:val="1036"/>
+          <w:numId w:val="1034"/>
         </w:numPr>
       </w:pPr>
       <w:r>
@@ -4488,29 +4316,29 @@
         <w:t xml:space="preserve">18. Appendices</w:t>
       </w:r>
     </w:p>
-    <w:bookmarkStart w:id="41" w:name="appendix-1.-investigators-and-roles"/>
+    <w:bookmarkStart w:id="41" w:name="appendix-1.-study-investigators"/>
     <w:p>
       <w:pPr>
         <w:pStyle w:val="Heading2"/>
       </w:pPr>
       <w:r>
-        <w:t xml:space="preserve">18.1 Appendix 1. Investigators and Roles</w:t>
-      </w:r>
-    </w:p>
-    <w:p>
-      <w:pPr>
-        <w:pStyle w:val="Compact"/>
-        <w:numPr>
-          <w:ilvl w:val="0"/>
-          <w:numId w:val="1037"/>
-        </w:numPr>
-      </w:pPr>
-      <w:r>
-        <w:rPr>
-          <w:b/>
-          <w:bCs/>
-        </w:rPr>
-        <w:t xml:space="preserve">Principal Investigator (PI):</w:t>
+        <w:t xml:space="preserve">18.1 Appendix 1. Study Investigators</w:t>
+      </w:r>
+    </w:p>
+    <w:p>
+      <w:pPr>
+        <w:pStyle w:val="Compact"/>
+        <w:numPr>
+          <w:ilvl w:val="0"/>
+          <w:numId w:val="1035"/>
+        </w:numPr>
+      </w:pPr>
+      <w:r>
+        <w:rPr>
+          <w:b/>
+          <w:bCs/>
+        </w:rPr>
+        <w:t xml:space="preserve">Principal Investigator:</w:t>
       </w:r>
       <w:r>
         <w:t xml:space="preserve"> </w:t>
@@ -4524,7 +4352,7 @@
         <w:pStyle w:val="Compact"/>
         <w:numPr>
           <w:ilvl w:val="0"/>
-          <w:numId w:val="1037"/>
+          <w:numId w:val="1035"/>
         </w:numPr>
       </w:pPr>
       <w:r>
@@ -4538,15 +4366,15 @@
         <w:t xml:space="preserve"> </w:t>
       </w:r>
       <w:r>
-        <w:t xml:space="preserve">Prof. Hisham Omran, Prof. Hanan Mahmoud, Dr Nabila Raouf (Faculty of Medicine, MTI University).</w:t>
-      </w:r>
-    </w:p>
-    <w:p>
-      <w:pPr>
-        <w:pStyle w:val="Compact"/>
-        <w:numPr>
-          <w:ilvl w:val="0"/>
-          <w:numId w:val="1037"/>
+        <w:t xml:space="preserve">Dr Nabila Raouf (Faculty of Medicine, MTI University).</w:t>
+      </w:r>
+    </w:p>
+    <w:p>
+      <w:pPr>
+        <w:pStyle w:val="Compact"/>
+        <w:numPr>
+          <w:ilvl w:val="0"/>
+          <w:numId w:val="1035"/>
         </w:numPr>
       </w:pPr>
       <w:r>
@@ -4568,7 +4396,7 @@
         <w:pStyle w:val="Compact"/>
         <w:numPr>
           <w:ilvl w:val="0"/>
-          <w:numId w:val="1037"/>
+          <w:numId w:val="1035"/>
         </w:numPr>
       </w:pPr>
       <w:r>
@@ -4582,7 +4410,7 @@
         <w:t xml:space="preserve"> </w:t>
       </w:r>
       <w:r>
-        <w:t xml:space="preserve">Prof. Mohey El-Banna (Dean, Faculty of Medicine, MTI University) will lead a multidisciplinary advisory board representing early-career researchers, research supervisors, research-methodology experts, and institutional research leadership. The advisory board will consist of 5 members. The group will oversee protocol development, item generation, interpretation of Delphi findings, and preparation of the final priority framework.</w:t>
+        <w:t xml:space="preserve">Prof. Mohey El-Banna (Dean, Faculty of Medicine, MTI University) will lead a multidisciplinary advisory board representing early-career researchers, research supervisors, and research-methodology experts. The advisory board will consist of 5 members. The group will oversee protocol development, item generation, interpretation of Delphi findings, and preparation of the final priority framework.</w:t>
       </w:r>
     </w:p>
     <w:bookmarkEnd w:id="41"/>
@@ -4600,7 +4428,7 @@
         <w:pStyle w:val="Compact"/>
         <w:numPr>
           <w:ilvl w:val="0"/>
-          <w:numId w:val="1038"/>
+          <w:numId w:val="1036"/>
         </w:numPr>
       </w:pPr>
       <w:r>
@@ -4612,7 +4440,7 @@
         <w:pStyle w:val="Compact"/>
         <w:numPr>
           <w:ilvl w:val="0"/>
-          <w:numId w:val="1038"/>
+          <w:numId w:val="1036"/>
         </w:numPr>
       </w:pPr>
       <w:r>
@@ -4624,7 +4452,7 @@
         <w:pStyle w:val="Compact"/>
         <w:numPr>
           <w:ilvl w:val="0"/>
-          <w:numId w:val="1038"/>
+          <w:numId w:val="1036"/>
         </w:numPr>
       </w:pPr>
       <w:r>
@@ -4636,7 +4464,7 @@
         <w:pStyle w:val="Compact"/>
         <w:numPr>
           <w:ilvl w:val="0"/>
-          <w:numId w:val="1038"/>
+          <w:numId w:val="1036"/>
         </w:numPr>
       </w:pPr>
       <w:r>
@@ -4648,7 +4476,7 @@
         <w:pStyle w:val="Compact"/>
         <w:numPr>
           <w:ilvl w:val="0"/>
-          <w:numId w:val="1038"/>
+          <w:numId w:val="1036"/>
         </w:numPr>
       </w:pPr>
       <w:r>
@@ -4660,7 +4488,7 @@
         <w:pStyle w:val="Compact"/>
         <w:numPr>
           <w:ilvl w:val="0"/>
-          <w:numId w:val="1038"/>
+          <w:numId w:val="1036"/>
         </w:numPr>
       </w:pPr>
       <w:r>
@@ -4672,7 +4500,7 @@
         <w:pStyle w:val="Compact"/>
         <w:numPr>
           <w:ilvl w:val="0"/>
-          <w:numId w:val="1038"/>
+          <w:numId w:val="1036"/>
         </w:numPr>
       </w:pPr>
       <w:r>
@@ -4684,7 +4512,7 @@
         <w:pStyle w:val="Compact"/>
         <w:numPr>
           <w:ilvl w:val="0"/>
-          <w:numId w:val="1038"/>
+          <w:numId w:val="1036"/>
         </w:numPr>
       </w:pPr>
       <w:r>
@@ -4696,7 +4524,7 @@
         <w:pStyle w:val="Compact"/>
         <w:numPr>
           <w:ilvl w:val="0"/>
-          <w:numId w:val="1038"/>
+          <w:numId w:val="1036"/>
         </w:numPr>
       </w:pPr>
       <w:r>
@@ -4708,7 +4536,7 @@
         <w:pStyle w:val="Compact"/>
         <w:numPr>
           <w:ilvl w:val="0"/>
-          <w:numId w:val="1038"/>
+          <w:numId w:val="1036"/>
         </w:numPr>
       </w:pPr>
       <w:r>
@@ -4720,7 +4548,7 @@
         <w:pStyle w:val="Compact"/>
         <w:numPr>
           <w:ilvl w:val="0"/>
-          <w:numId w:val="1038"/>
+          <w:numId w:val="1036"/>
         </w:numPr>
       </w:pPr>
       <w:r>
@@ -4732,7 +4560,7 @@
         <w:pStyle w:val="Compact"/>
         <w:numPr>
           <w:ilvl w:val="0"/>
-          <w:numId w:val="1038"/>
+          <w:numId w:val="1036"/>
         </w:numPr>
       </w:pPr>
       <w:r>
@@ -4744,7 +4572,7 @@
         <w:pStyle w:val="Compact"/>
         <w:numPr>
           <w:ilvl w:val="0"/>
-          <w:numId w:val="1038"/>
+          <w:numId w:val="1036"/>
         </w:numPr>
       </w:pPr>
       <w:r>
@@ -4756,7 +4584,7 @@
         <w:pStyle w:val="Compact"/>
         <w:numPr>
           <w:ilvl w:val="0"/>
-          <w:numId w:val="1038"/>
+          <w:numId w:val="1036"/>
         </w:numPr>
       </w:pPr>
       <w:r>
@@ -4768,7 +4596,7 @@
         <w:pStyle w:val="Compact"/>
         <w:numPr>
           <w:ilvl w:val="0"/>
-          <w:numId w:val="1038"/>
+          <w:numId w:val="1036"/>
         </w:numPr>
       </w:pPr>
       <w:r>
@@ -4780,7 +4608,7 @@
         <w:pStyle w:val="Compact"/>
         <w:numPr>
           <w:ilvl w:val="0"/>
-          <w:numId w:val="1038"/>
+          <w:numId w:val="1036"/>
         </w:numPr>
       </w:pPr>
       <w:r>
@@ -4792,7 +4620,7 @@
         <w:pStyle w:val="Compact"/>
         <w:numPr>
           <w:ilvl w:val="0"/>
-          <w:numId w:val="1038"/>
+          <w:numId w:val="1036"/>
         </w:numPr>
       </w:pPr>
       <w:r>
@@ -4814,7 +4642,7 @@
         <w:pStyle w:val="Compact"/>
         <w:numPr>
           <w:ilvl w:val="0"/>
-          <w:numId w:val="1039"/>
+          <w:numId w:val="1037"/>
         </w:numPr>
       </w:pPr>
       <w:r>
@@ -4826,7 +4654,7 @@
         <w:pStyle w:val="Compact"/>
         <w:numPr>
           <w:ilvl w:val="0"/>
-          <w:numId w:val="1039"/>
+          <w:numId w:val="1037"/>
         </w:numPr>
       </w:pPr>
       <w:r>
@@ -4838,7 +4666,7 @@
         <w:pStyle w:val="Compact"/>
         <w:numPr>
           <w:ilvl w:val="0"/>
-          <w:numId w:val="1039"/>
+          <w:numId w:val="1037"/>
         </w:numPr>
       </w:pPr>
       <w:r>
@@ -4850,7 +4678,7 @@
         <w:pStyle w:val="Compact"/>
         <w:numPr>
           <w:ilvl w:val="0"/>
-          <w:numId w:val="1039"/>
+          <w:numId w:val="1037"/>
         </w:numPr>
       </w:pPr>
       <w:r>
@@ -4862,7 +4690,7 @@
         <w:pStyle w:val="Compact"/>
         <w:numPr>
           <w:ilvl w:val="0"/>
-          <w:numId w:val="1039"/>
+          <w:numId w:val="1037"/>
         </w:numPr>
       </w:pPr>
       <w:r>
@@ -4874,7 +4702,7 @@
         <w:pStyle w:val="Compact"/>
         <w:numPr>
           <w:ilvl w:val="0"/>
-          <w:numId w:val="1039"/>
+          <w:numId w:val="1037"/>
         </w:numPr>
       </w:pPr>
       <w:r>
@@ -4886,7 +4714,7 @@
         <w:pStyle w:val="Compact"/>
         <w:numPr>
           <w:ilvl w:val="0"/>
-          <w:numId w:val="1039"/>
+          <w:numId w:val="1037"/>
         </w:numPr>
       </w:pPr>
       <w:r>
@@ -4898,7 +4726,7 @@
         <w:pStyle w:val="Compact"/>
         <w:numPr>
           <w:ilvl w:val="0"/>
-          <w:numId w:val="1039"/>
+          <w:numId w:val="1037"/>
         </w:numPr>
       </w:pPr>
       <w:r>
@@ -4910,7 +4738,7 @@
         <w:pStyle w:val="Compact"/>
         <w:numPr>
           <w:ilvl w:val="0"/>
-          <w:numId w:val="1039"/>
+          <w:numId w:val="1037"/>
         </w:numPr>
       </w:pPr>
       <w:r>
@@ -4922,7 +4750,7 @@
         <w:pStyle w:val="Compact"/>
         <w:numPr>
           <w:ilvl w:val="0"/>
-          <w:numId w:val="1039"/>
+          <w:numId w:val="1037"/>
         </w:numPr>
       </w:pPr>
       <w:r>
@@ -4934,7 +4762,7 @@
         <w:pStyle w:val="Compact"/>
         <w:numPr>
           <w:ilvl w:val="0"/>
-          <w:numId w:val="1039"/>
+          <w:numId w:val="1037"/>
         </w:numPr>
       </w:pPr>
       <w:r>
@@ -4946,7 +4774,7 @@
         <w:pStyle w:val="Compact"/>
         <w:numPr>
           <w:ilvl w:val="0"/>
-          <w:numId w:val="1039"/>
+          <w:numId w:val="1037"/>
         </w:numPr>
       </w:pPr>
       <w:r>
@@ -4958,7 +4786,7 @@
         <w:pStyle w:val="Compact"/>
         <w:numPr>
           <w:ilvl w:val="0"/>
-          <w:numId w:val="1039"/>
+          <w:numId w:val="1037"/>
         </w:numPr>
       </w:pPr>
       <w:r>
@@ -4970,7 +4798,7 @@
         <w:pStyle w:val="Compact"/>
         <w:numPr>
           <w:ilvl w:val="0"/>
-          <w:numId w:val="1039"/>
+          <w:numId w:val="1037"/>
         </w:numPr>
       </w:pPr>
       <w:r>
@@ -4982,7 +4810,7 @@
         <w:pStyle w:val="Compact"/>
         <w:numPr>
           <w:ilvl w:val="0"/>
-          <w:numId w:val="1039"/>
+          <w:numId w:val="1037"/>
         </w:numPr>
       </w:pPr>
       <w:r>
@@ -5012,7 +4840,7 @@
         <w:pStyle w:val="Compact"/>
         <w:numPr>
           <w:ilvl w:val="0"/>
-          <w:numId w:val="1040"/>
+          <w:numId w:val="1038"/>
         </w:numPr>
       </w:pPr>
       <w:r>
@@ -5024,7 +4852,7 @@
         <w:pStyle w:val="Compact"/>
         <w:numPr>
           <w:ilvl w:val="0"/>
-          <w:numId w:val="1040"/>
+          <w:numId w:val="1038"/>
         </w:numPr>
       </w:pPr>
       <w:r>
@@ -5036,7 +4864,7 @@
         <w:pStyle w:val="Compact"/>
         <w:numPr>
           <w:ilvl w:val="0"/>
-          <w:numId w:val="1040"/>
+          <w:numId w:val="1038"/>
         </w:numPr>
       </w:pPr>
       <w:r>
@@ -5048,7 +4876,7 @@
         <w:pStyle w:val="Compact"/>
         <w:numPr>
           <w:ilvl w:val="0"/>
-          <w:numId w:val="1040"/>
+          <w:numId w:val="1038"/>
         </w:numPr>
       </w:pPr>
       <w:r>
@@ -5060,7 +4888,7 @@
         <w:pStyle w:val="Compact"/>
         <w:numPr>
           <w:ilvl w:val="0"/>
-          <w:numId w:val="1040"/>
+          <w:numId w:val="1038"/>
         </w:numPr>
       </w:pPr>
       <w:r>
@@ -5072,7 +4900,7 @@
         <w:pStyle w:val="Compact"/>
         <w:numPr>
           <w:ilvl w:val="0"/>
-          <w:numId w:val="1040"/>
+          <w:numId w:val="1038"/>
         </w:numPr>
       </w:pPr>
       <w:r>
@@ -5084,7 +4912,7 @@
         <w:pStyle w:val="Compact"/>
         <w:numPr>
           <w:ilvl w:val="0"/>
-          <w:numId w:val="1040"/>
+          <w:numId w:val="1038"/>
         </w:numPr>
       </w:pPr>
       <w:r>
@@ -5096,7 +4924,7 @@
         <w:pStyle w:val="Compact"/>
         <w:numPr>
           <w:ilvl w:val="0"/>
-          <w:numId w:val="1040"/>
+          <w:numId w:val="1038"/>
         </w:numPr>
       </w:pPr>
       <w:r>
@@ -5108,7 +4936,7 @@
         <w:pStyle w:val="Compact"/>
         <w:numPr>
           <w:ilvl w:val="0"/>
-          <w:numId w:val="1040"/>
+          <w:numId w:val="1038"/>
         </w:numPr>
       </w:pPr>
       <w:r>
@@ -5120,31 +4948,7 @@
         <w:pStyle w:val="Compact"/>
         <w:numPr>
           <w:ilvl w:val="0"/>
-          <w:numId w:val="1040"/>
-        </w:numPr>
-      </w:pPr>
-      <w:r>
-        <w:t xml:space="preserve">feedback provided to participants;</w:t>
-      </w:r>
-    </w:p>
-    <w:p>
-      <w:pPr>
-        <w:pStyle w:val="Compact"/>
-        <w:numPr>
-          <w:ilvl w:val="0"/>
-          <w:numId w:val="1040"/>
-        </w:numPr>
-      </w:pPr>
-      <w:r>
-        <w:t xml:space="preserve">Round-2 disposition;</w:t>
-      </w:r>
-    </w:p>
-    <w:p>
-      <w:pPr>
-        <w:pStyle w:val="Compact"/>
-        <w:numPr>
-          <w:ilvl w:val="0"/>
-          <w:numId w:val="1040"/>
+          <w:numId w:val="1038"/>
         </w:numPr>
       </w:pPr>
       <w:r>
@@ -5156,7 +4960,7 @@
         <w:pStyle w:val="Compact"/>
         <w:numPr>
           <w:ilvl w:val="0"/>
-          <w:numId w:val="1040"/>
+          <w:numId w:val="1038"/>
         </w:numPr>
       </w:pPr>
       <w:r>
@@ -5282,11 +5086,155 @@
         <w:pStyle w:val="Compact"/>
         <w:numPr>
           <w:ilvl w:val="0"/>
+          <w:numId w:val="1039"/>
+        </w:numPr>
+      </w:pPr>
+      <w:r>
+        <w:t xml:space="preserve">The barriers considered most important in limiting valid, relevant, and high-value medical research among early-career researchers in Egypt.</w:t>
+      </w:r>
+    </w:p>
+    <w:p>
+      <w:pPr>
+        <w:pStyle w:val="Compact"/>
+        <w:numPr>
+          <w:ilvl w:val="0"/>
+          <w:numId w:val="1039"/>
+        </w:numPr>
+      </w:pPr>
+      <w:r>
+        <w:t xml:space="preserve">Which barriers are considered modifiable.</w:t>
+      </w:r>
+    </w:p>
+    <w:p>
+      <w:pPr>
+        <w:pStyle w:val="Compact"/>
+        <w:numPr>
+          <w:ilvl w:val="0"/>
+          <w:numId w:val="1039"/>
+        </w:numPr>
+      </w:pPr>
+      <w:r>
+        <w:t xml:space="preserve">Which interventions are considered important, feasible, and suitable for prioritization.</w:t>
+      </w:r>
+    </w:p>
+    <w:p>
+      <w:pPr>
+        <w:pStyle w:val="FirstParagraph"/>
+      </w:pPr>
+      <w:r>
+        <w:t xml:space="preserve">The study does not aim to measure how common each barrier is in Egypt, determine whether a particular barrier causes poor research quality, evaluate institutions or individuals, or assess the performance of any named supervisor, department, university, hospital, or organization.</w:t>
+      </w:r>
+    </w:p>
+    <w:p>
+      <w:pPr>
+        <w:pStyle w:val="BodyText"/>
+      </w:pPr>
+      <w:r>
+        <w:rPr>
+          <w:b/>
+          <w:bCs/>
+        </w:rPr>
+        <w:t xml:space="preserve">Why have I been invited?</w:t>
+      </w:r>
+    </w:p>
+    <w:p>
+      <w:pPr>
+        <w:pStyle w:val="BodyText"/>
+      </w:pPr>
+      <w:r>
+        <w:t xml:space="preserve">You have been invited because of your experience in one or more areas relevant to medical research in Egypt. Eligible participants include:</w:t>
+      </w:r>
+    </w:p>
+    <w:p>
+      <w:pPr>
+        <w:pStyle w:val="Compact"/>
+        <w:numPr>
+          <w:ilvl w:val="0"/>
+          <w:numId w:val="1040"/>
+        </w:numPr>
+      </w:pPr>
+      <w:r>
+        <w:t xml:space="preserve">Medical students, house officers, residents, teaching assistants, assistant lecturers, or equivalent early-career medical researchers.</w:t>
+      </w:r>
+    </w:p>
+    <w:p>
+      <w:pPr>
+        <w:pStyle w:val="Compact"/>
+        <w:numPr>
+          <w:ilvl w:val="0"/>
+          <w:numId w:val="1040"/>
+        </w:numPr>
+      </w:pPr>
+      <w:r>
+        <w:t xml:space="preserve">Research supervisors.</w:t>
+      </w:r>
+    </w:p>
+    <w:p>
+      <w:pPr>
+        <w:pStyle w:val="Compact"/>
+        <w:numPr>
+          <w:ilvl w:val="0"/>
+          <w:numId w:val="1040"/>
+        </w:numPr>
+      </w:pPr>
+      <w:r>
+        <w:t xml:space="preserve">Biostatisticians or research methodologists.</w:t>
+      </w:r>
+    </w:p>
+    <w:p>
+      <w:pPr>
+        <w:pStyle w:val="Compact"/>
+        <w:numPr>
+          <w:ilvl w:val="0"/>
+          <w:numId w:val="1040"/>
+        </w:numPr>
+      </w:pPr>
+      <w:r>
+        <w:t xml:space="preserve">Members of ethics committees or research-governance structures.</w:t>
+      </w:r>
+    </w:p>
+    <w:p>
+      <w:pPr>
+        <w:pStyle w:val="FirstParagraph"/>
+      </w:pPr>
+      <w:r>
+        <w:rPr>
+          <w:b/>
+          <w:bCs/>
+        </w:rPr>
+        <w:t xml:space="preserve">What will happen if I take part?</w:t>
+      </w:r>
+    </w:p>
+    <w:p>
+      <w:pPr>
+        <w:pStyle w:val="BodyText"/>
+      </w:pPr>
+      <w:r>
+        <w:rPr>
+          <w:b/>
+          <w:bCs/>
+        </w:rPr>
+        <w:t xml:space="preserve">Round 1</w:t>
+      </w:r>
+    </w:p>
+    <w:p>
+      <w:pPr>
+        <w:pStyle w:val="BodyText"/>
+      </w:pPr>
+      <w:r>
+        <w:t xml:space="preserve">If you agree to participate, you will complete an electronic consent form and a questionnaire that includes:</w:t>
+      </w:r>
+    </w:p>
+    <w:p>
+      <w:pPr>
+        <w:pStyle w:val="Compact"/>
+        <w:numPr>
+          <w:ilvl w:val="0"/>
           <w:numId w:val="1041"/>
         </w:numPr>
       </w:pPr>
       <w:r>
-        <w:t xml:space="preserve">The barriers considered most important in limiting valid, relevant, and high-value medical research among early-career researchers in Egypt.</w:t>
+        <w:t xml:space="preserve">A small number of background questions.</w:t>
       </w:r>
     </w:p>
     <w:p>
@@ -5298,7 +5246,67 @@
         </w:numPr>
       </w:pPr>
       <w:r>
-        <w:t xml:space="preserve">Which barriers are considered modifiable.</w:t>
+        <w:t xml:space="preserve">Ratings of candidate</w:t>
+      </w:r>
+      <w:r>
+        <w:t xml:space="preserve"> </w:t>
+      </w:r>
+      <w:r>
+        <w:rPr>
+          <w:b/>
+          <w:bCs/>
+        </w:rPr>
+        <w:t xml:space="preserve">barriers</w:t>
+      </w:r>
+      <w:r>
+        <w:t xml:space="preserve"> </w:t>
+      </w:r>
+      <w:r>
+        <w:t xml:space="preserve">to valid, relevant, and high-value medical research among early-career researchers in Egypt, using:</w:t>
+      </w:r>
+    </w:p>
+    <w:p>
+      <w:pPr>
+        <w:pStyle w:val="Compact"/>
+        <w:numPr>
+          <w:ilvl w:val="1"/>
+          <w:numId w:val="1042"/>
+        </w:numPr>
+      </w:pPr>
+      <w:r>
+        <w:rPr>
+          <w:b/>
+          <w:bCs/>
+        </w:rPr>
+        <w:t xml:space="preserve">Importance:</w:t>
+      </w:r>
+      <w:r>
+        <w:t xml:space="preserve"> </w:t>
+      </w:r>
+      <w:r>
+        <w:t xml:space="preserve">1 = not important at all to 9 = extremely important.</w:t>
+      </w:r>
+    </w:p>
+    <w:p>
+      <w:pPr>
+        <w:pStyle w:val="Compact"/>
+        <w:numPr>
+          <w:ilvl w:val="1"/>
+          <w:numId w:val="1042"/>
+        </w:numPr>
+      </w:pPr>
+      <w:r>
+        <w:rPr>
+          <w:b/>
+          <w:bCs/>
+        </w:rPr>
+        <w:t xml:space="preserve">Modifiability:</w:t>
+      </w:r>
+      <w:r>
+        <w:t xml:space="preserve"> </w:t>
+      </w:r>
+      <w:r>
+        <w:t xml:space="preserve">1 = not modifiable at all to 9 = highly modifiable.</w:t>
       </w:r>
     </w:p>
     <w:p>
@@ -5310,7 +5318,79 @@
         </w:numPr>
       </w:pPr>
       <w:r>
-        <w:t xml:space="preserve">Which interventions are considered important, feasible, and suitable for prioritization.</w:t>
+        <w:t xml:space="preserve">Ratings of candidate</w:t>
+      </w:r>
+      <w:r>
+        <w:t xml:space="preserve"> </w:t>
+      </w:r>
+      <w:r>
+        <w:rPr>
+          <w:b/>
+          <w:bCs/>
+        </w:rPr>
+        <w:t xml:space="preserve">interventions</w:t>
+      </w:r>
+      <w:r>
+        <w:t xml:space="preserve"> </w:t>
+      </w:r>
+      <w:r>
+        <w:t xml:space="preserve">to address these barriers, using:</w:t>
+      </w:r>
+    </w:p>
+    <w:p>
+      <w:pPr>
+        <w:pStyle w:val="Compact"/>
+        <w:numPr>
+          <w:ilvl w:val="1"/>
+          <w:numId w:val="1043"/>
+        </w:numPr>
+      </w:pPr>
+      <w:r>
+        <w:rPr>
+          <w:b/>
+          <w:bCs/>
+        </w:rPr>
+        <w:t xml:space="preserve">Importance/potential impact:</w:t>
+      </w:r>
+      <w:r>
+        <w:t xml:space="preserve"> </w:t>
+      </w:r>
+      <w:r>
+        <w:t xml:space="preserve">1 = not important/no meaningful impact to 9 = extremely important/very high potential impact.</w:t>
+      </w:r>
+    </w:p>
+    <w:p>
+      <w:pPr>
+        <w:pStyle w:val="Compact"/>
+        <w:numPr>
+          <w:ilvl w:val="1"/>
+          <w:numId w:val="1043"/>
+        </w:numPr>
+      </w:pPr>
+      <w:r>
+        <w:rPr>
+          <w:b/>
+          <w:bCs/>
+        </w:rPr>
+        <w:t xml:space="preserve">Feasibility in the Egyptian context:</w:t>
+      </w:r>
+      <w:r>
+        <w:t xml:space="preserve"> </w:t>
+      </w:r>
+      <w:r>
+        <w:t xml:space="preserve">1 = not feasible to 9 = highly feasible.</w:t>
+      </w:r>
+    </w:p>
+    <w:p>
+      <w:pPr>
+        <w:pStyle w:val="Compact"/>
+        <w:numPr>
+          <w:ilvl w:val="0"/>
+          <w:numId w:val="1041"/>
+        </w:numPr>
+      </w:pPr>
+      <w:r>
+        <w:t xml:space="preserve">For each intervention, a question on the main level at which it should be implemented.</w:t>
       </w:r>
     </w:p>
     <w:p>
@@ -5318,452 +5398,168 @@
         <w:pStyle w:val="FirstParagraph"/>
       </w:pPr>
       <w:r>
-        <w:t xml:space="preserve">The study does not aim to measure how common each barrier is in Egypt, determine whether a particular barrier causes poor research quality, evaluate institutions or individuals, or assess the performance of any named supervisor, department, university, hospital, or organization.</w:t>
-      </w:r>
-    </w:p>
-    <w:p>
-      <w:pPr>
-        <w:pStyle w:val="BodyText"/>
-      </w:pPr>
-      <w:r>
-        <w:rPr>
-          <w:b/>
-          <w:bCs/>
-        </w:rPr>
-        <w:t xml:space="preserve">Why have I been invited?</w:t>
-      </w:r>
-    </w:p>
-    <w:p>
-      <w:pPr>
-        <w:pStyle w:val="BodyText"/>
-      </w:pPr>
-      <w:r>
-        <w:t xml:space="preserve">You have been invited because of your experience in one or more areas relevant to medical research in Egypt. Eligible participants may include:</w:t>
-      </w:r>
-    </w:p>
-    <w:p>
-      <w:pPr>
-        <w:pStyle w:val="Compact"/>
-        <w:numPr>
-          <w:ilvl w:val="0"/>
-          <w:numId w:val="1042"/>
-        </w:numPr>
-      </w:pPr>
-      <w:r>
-        <w:t xml:space="preserve">Medical students, house officers, residents, teaching assistants, assistant lecturers, or equivalent early-career medical researchers.</w:t>
-      </w:r>
-    </w:p>
-    <w:p>
-      <w:pPr>
-        <w:pStyle w:val="Compact"/>
-        <w:numPr>
-          <w:ilvl w:val="0"/>
-          <w:numId w:val="1042"/>
-        </w:numPr>
-      </w:pPr>
-      <w:r>
-        <w:t xml:space="preserve">Research supervisors.</w:t>
-      </w:r>
-    </w:p>
-    <w:p>
-      <w:pPr>
-        <w:pStyle w:val="Compact"/>
-        <w:numPr>
-          <w:ilvl w:val="0"/>
-          <w:numId w:val="1042"/>
-        </w:numPr>
-      </w:pPr>
-      <w:r>
-        <w:t xml:space="preserve">Biostatisticians, epidemiologists, research methodologists, evidence-synthesis specialists, qualitative researchers, or related experts.</w:t>
-      </w:r>
-    </w:p>
-    <w:p>
-      <w:pPr>
-        <w:pStyle w:val="Compact"/>
-        <w:numPr>
-          <w:ilvl w:val="0"/>
-          <w:numId w:val="1042"/>
-        </w:numPr>
-      </w:pPr>
-      <w:r>
-        <w:t xml:space="preserve">Members of ethics committees or research-governance structures.</w:t>
-      </w:r>
-    </w:p>
-    <w:p>
-      <w:pPr>
-        <w:pStyle w:val="FirstParagraph"/>
-      </w:pPr>
-      <w:r>
-        <w:t xml:space="preserve">You should participate only if you have sufficient familiarity with the Egyptian medical research environment to provide informed judgments.</w:t>
-      </w:r>
-    </w:p>
-    <w:p>
-      <w:pPr>
-        <w:pStyle w:val="BodyText"/>
-      </w:pPr>
-      <w:r>
-        <w:rPr>
-          <w:b/>
-          <w:bCs/>
-        </w:rPr>
-        <w:t xml:space="preserve">What will happen if I take part?</w:t>
-      </w:r>
-    </w:p>
-    <w:p>
-      <w:pPr>
-        <w:pStyle w:val="BodyText"/>
-      </w:pPr>
-      <w:r>
-        <w:rPr>
-          <w:b/>
-          <w:bCs/>
-        </w:rPr>
-        <w:t xml:space="preserve">Round 1</w:t>
-      </w:r>
-    </w:p>
-    <w:p>
-      <w:pPr>
-        <w:pStyle w:val="BodyText"/>
-      </w:pPr>
-      <w:r>
-        <w:t xml:space="preserve">If you agree to participate, you will complete an electronic consent form and a questionnaire that includes:</w:t>
-      </w:r>
-    </w:p>
-    <w:p>
-      <w:pPr>
-        <w:pStyle w:val="Compact"/>
-        <w:numPr>
-          <w:ilvl w:val="0"/>
-          <w:numId w:val="1043"/>
-        </w:numPr>
-      </w:pPr>
-      <w:r>
-        <w:t xml:space="preserve">A small number of background questions.</w:t>
-      </w:r>
-    </w:p>
-    <w:p>
-      <w:pPr>
-        <w:pStyle w:val="Compact"/>
-        <w:numPr>
-          <w:ilvl w:val="0"/>
-          <w:numId w:val="1043"/>
-        </w:numPr>
-      </w:pPr>
-      <w:r>
-        <w:t xml:space="preserve">Ratings of candidate</w:t>
-      </w:r>
-      <w:r>
-        <w:t xml:space="preserve"> </w:t>
-      </w:r>
-      <w:r>
-        <w:rPr>
-          <w:b/>
-          <w:bCs/>
-        </w:rPr>
-        <w:t xml:space="preserve">barriers</w:t>
-      </w:r>
-      <w:r>
-        <w:t xml:space="preserve"> </w:t>
-      </w:r>
-      <w:r>
-        <w:t xml:space="preserve">to valid, relevant, and high-value medical research among early-career researchers in Egypt, using:</w:t>
-      </w:r>
-    </w:p>
-    <w:p>
-      <w:pPr>
-        <w:pStyle w:val="Compact"/>
-        <w:numPr>
-          <w:ilvl w:val="1"/>
+        <w:t xml:space="preserve">You may select</w:t>
+      </w:r>
+      <w:r>
+        <w:t xml:space="preserve"> </w:t>
+      </w:r>
+      <w:r>
+        <w:rPr>
+          <w:b/>
+          <w:bCs/>
+        </w:rPr>
+        <w:t xml:space="preserve">“Cannot judge / insufficient experience”</w:t>
+      </w:r>
+      <w:r>
+        <w:t xml:space="preserve"> </w:t>
+      </w:r>
+      <w:r>
+        <w:t xml:space="preserve">for any item you do not feel able to rate.</w:t>
+      </w:r>
+    </w:p>
+    <w:p>
+      <w:pPr>
+        <w:pStyle w:val="BodyText"/>
+      </w:pPr>
+      <w:r>
+        <w:t xml:space="preserve">You will be asked to consider the Egyptian research system as a whole, rather than any particular person, department, university, hospital, or organization.</w:t>
+      </w:r>
+    </w:p>
+    <w:p>
+      <w:pPr>
+        <w:pStyle w:val="BodyText"/>
+      </w:pPr>
+      <w:r>
+        <w:t xml:space="preserve">Round 1 is expected to take approximately</w:t>
+      </w:r>
+      <w:r>
+        <w:t xml:space="preserve"> </w:t>
+      </w:r>
+      <w:r>
+        <w:rPr>
+          <w:b/>
+          <w:bCs/>
+        </w:rPr>
+        <w:t xml:space="preserve">30minutes</w:t>
+      </w:r>
+      <w:r>
+        <w:t xml:space="preserve">.</w:t>
+      </w:r>
+    </w:p>
+    <w:p>
+      <w:pPr>
+        <w:pStyle w:val="BodyText"/>
+      </w:pPr>
+      <w:r>
+        <w:rPr>
+          <w:b/>
+          <w:bCs/>
+        </w:rPr>
+        <w:t xml:space="preserve">Round 2</w:t>
+      </w:r>
+    </w:p>
+    <w:p>
+      <w:pPr>
+        <w:pStyle w:val="BodyText"/>
+      </w:pPr>
+      <w:r>
+        <w:t xml:space="preserve">Participants who complete Round 1 may be invited to Round 2. You will receive anonymized group-level feedback from Round 1 and will be asked to reconsider and re-rate retained or revised barrier and intervention items.</w:t>
+      </w:r>
+    </w:p>
+    <w:p>
+      <w:pPr>
+        <w:pStyle w:val="BodyText"/>
+      </w:pPr>
+      <w:r>
+        <w:t xml:space="preserve">You will also be asked to identify up to three interventions that should be prioritized first because they are both important and feasible in the Egyptian context.</w:t>
+      </w:r>
+    </w:p>
+    <w:p>
+      <w:pPr>
+        <w:pStyle w:val="BodyText"/>
+      </w:pPr>
+      <w:r>
+        <w:t xml:space="preserve">Round 2 is expected to take approximately</w:t>
+      </w:r>
+      <w:r>
+        <w:t xml:space="preserve"> </w:t>
+      </w:r>
+      <w:r>
+        <w:rPr>
+          <w:b/>
+          <w:bCs/>
+        </w:rPr>
+        <w:t xml:space="preserve">30minutes</w:t>
+      </w:r>
+      <w:r>
+        <w:t xml:space="preserve">.</w:t>
+      </w:r>
+    </w:p>
+    <w:p>
+      <w:pPr>
+        <w:pStyle w:val="BodyText"/>
+      </w:pPr>
+      <w:r>
+        <w:rPr>
+          <w:b/>
+          <w:bCs/>
+        </w:rPr>
+        <w:t xml:space="preserve">What should I consider when responding?</w:t>
+      </w:r>
+    </w:p>
+    <w:p>
+      <w:pPr>
+        <w:pStyle w:val="BodyText"/>
+      </w:pPr>
+      <w:r>
+        <w:t xml:space="preserve">Please consider the Egyptian medical research system as a whole. The purpose is not to assign blame to individual researchers, supervisors, departments, universities, hospitals, ethics committees, or funding bodies.</w:t>
+      </w:r>
+    </w:p>
+    <w:p>
+      <w:pPr>
+        <w:pStyle w:val="BodyText"/>
+      </w:pPr>
+      <w:r>
+        <w:t xml:space="preserve">Please do</w:t>
+      </w:r>
+      <w:r>
+        <w:t xml:space="preserve"> </w:t>
+      </w:r>
+      <w:r>
+        <w:rPr>
+          <w:b/>
+          <w:bCs/>
+        </w:rPr>
+        <w:t xml:space="preserve">not</w:t>
+      </w:r>
+      <w:r>
+        <w:t xml:space="preserve"> </w:t>
+      </w:r>
+      <w:r>
+        <w:t xml:space="preserve">include:</w:t>
+      </w:r>
+    </w:p>
+    <w:p>
+      <w:pPr>
+        <w:pStyle w:val="Compact"/>
+        <w:numPr>
+          <w:ilvl w:val="0"/>
           <w:numId w:val="1044"/>
         </w:numPr>
       </w:pPr>
       <w:r>
-        <w:rPr>
-          <w:b/>
-          <w:bCs/>
-        </w:rPr>
-        <w:t xml:space="preserve">Importance:</w:t>
-      </w:r>
-      <w:r>
-        <w:t xml:space="preserve"> </w:t>
-      </w:r>
-      <w:r>
-        <w:t xml:space="preserve">1 = not important at all to 9 = extremely important.</w:t>
-      </w:r>
-    </w:p>
-    <w:p>
-      <w:pPr>
-        <w:pStyle w:val="Compact"/>
-        <w:numPr>
-          <w:ilvl w:val="1"/>
+        <w:t xml:space="preserve">Names of colleagues, supervisors, students, institutions, departments, hospitals, or organizations.</w:t>
+      </w:r>
+    </w:p>
+    <w:p>
+      <w:pPr>
+        <w:pStyle w:val="Compact"/>
+        <w:numPr>
+          <w:ilvl w:val="0"/>
           <w:numId w:val="1044"/>
         </w:numPr>
       </w:pPr>
       <w:r>
-        <w:rPr>
-          <w:b/>
-          <w:bCs/>
-        </w:rPr>
-        <w:t xml:space="preserve">Modifiability:</w:t>
-      </w:r>
-      <w:r>
-        <w:t xml:space="preserve"> </w:t>
-      </w:r>
-      <w:r>
-        <w:t xml:space="preserve">1 = not modifiable at all to 9 = highly modifiable.</w:t>
-      </w:r>
-    </w:p>
-    <w:p>
-      <w:pPr>
-        <w:pStyle w:val="Compact"/>
-        <w:numPr>
-          <w:ilvl w:val="0"/>
-          <w:numId w:val="1043"/>
-        </w:numPr>
-      </w:pPr>
-      <w:r>
-        <w:t xml:space="preserve">Ratings of candidate</w:t>
-      </w:r>
-      <w:r>
-        <w:t xml:space="preserve"> </w:t>
-      </w:r>
-      <w:r>
-        <w:rPr>
-          <w:b/>
-          <w:bCs/>
-        </w:rPr>
-        <w:t xml:space="preserve">interventions</w:t>
-      </w:r>
-      <w:r>
-        <w:t xml:space="preserve"> </w:t>
-      </w:r>
-      <w:r>
-        <w:t xml:space="preserve">to address these barriers, using:</w:t>
-      </w:r>
-    </w:p>
-    <w:p>
-      <w:pPr>
-        <w:pStyle w:val="Compact"/>
-        <w:numPr>
-          <w:ilvl w:val="1"/>
-          <w:numId w:val="1045"/>
-        </w:numPr>
-      </w:pPr>
-      <w:r>
-        <w:rPr>
-          <w:b/>
-          <w:bCs/>
-        </w:rPr>
-        <w:t xml:space="preserve">Importance/potential impact:</w:t>
-      </w:r>
-      <w:r>
-        <w:t xml:space="preserve"> </w:t>
-      </w:r>
-      <w:r>
-        <w:t xml:space="preserve">1 = not important/no meaningful impact to 9 = extremely important/very high potential impact.</w:t>
-      </w:r>
-    </w:p>
-    <w:p>
-      <w:pPr>
-        <w:pStyle w:val="Compact"/>
-        <w:numPr>
-          <w:ilvl w:val="1"/>
-          <w:numId w:val="1045"/>
-        </w:numPr>
-      </w:pPr>
-      <w:r>
-        <w:rPr>
-          <w:b/>
-          <w:bCs/>
-        </w:rPr>
-        <w:t xml:space="preserve">Feasibility in the Egyptian context:</w:t>
-      </w:r>
-      <w:r>
-        <w:t xml:space="preserve"> </w:t>
-      </w:r>
-      <w:r>
-        <w:t xml:space="preserve">1 = not feasible to 9 = highly feasible.</w:t>
-      </w:r>
-    </w:p>
-    <w:p>
-      <w:pPr>
-        <w:pStyle w:val="Compact"/>
-        <w:numPr>
-          <w:ilvl w:val="0"/>
-          <w:numId w:val="1043"/>
-        </w:numPr>
-      </w:pPr>
-      <w:r>
-        <w:t xml:space="preserve">For each intervention, a question on the main level at which it should be implemented.</w:t>
-      </w:r>
-    </w:p>
-    <w:p>
-      <w:pPr>
-        <w:pStyle w:val="FirstParagraph"/>
-      </w:pPr>
-      <w:r>
-        <w:t xml:space="preserve">You may select</w:t>
-      </w:r>
-      <w:r>
-        <w:t xml:space="preserve"> </w:t>
-      </w:r>
-      <w:r>
-        <w:rPr>
-          <w:b/>
-          <w:bCs/>
-        </w:rPr>
-        <w:t xml:space="preserve">“Cannot judge / insufficient experience”</w:t>
-      </w:r>
-      <w:r>
-        <w:t xml:space="preserve"> </w:t>
-      </w:r>
-      <w:r>
-        <w:t xml:space="preserve">for any item you do not feel able to rate.</w:t>
-      </w:r>
-    </w:p>
-    <w:p>
-      <w:pPr>
-        <w:pStyle w:val="BodyText"/>
-      </w:pPr>
-      <w:r>
-        <w:t xml:space="preserve">You will be asked to consider the Egyptian research system as a whole, rather than any particular person, department, university, hospital, or organization.</w:t>
-      </w:r>
-    </w:p>
-    <w:p>
-      <w:pPr>
-        <w:pStyle w:val="BodyText"/>
-      </w:pPr>
-      <w:r>
-        <w:t xml:space="preserve">Round 1 is expected to take approximately</w:t>
-      </w:r>
-      <w:r>
-        <w:t xml:space="preserve"> </w:t>
-      </w:r>
-      <w:r>
-        <w:rPr>
-          <w:b/>
-          <w:bCs/>
-        </w:rPr>
-        <w:t xml:space="preserve">30minutes</w:t>
-      </w:r>
-      <w:r>
-        <w:t xml:space="preserve">.</w:t>
-      </w:r>
-    </w:p>
-    <w:p>
-      <w:pPr>
-        <w:pStyle w:val="BodyText"/>
-      </w:pPr>
-      <w:r>
-        <w:rPr>
-          <w:b/>
-          <w:bCs/>
-        </w:rPr>
-        <w:t xml:space="preserve">Round 2</w:t>
-      </w:r>
-    </w:p>
-    <w:p>
-      <w:pPr>
-        <w:pStyle w:val="BodyText"/>
-      </w:pPr>
-      <w:r>
-        <w:t xml:space="preserve">Participants who complete Round 1 may be invited to Round 2. You will receive anonymized group-level feedback from Round 1 and will be asked to reconsider and re-rate retained or revised barrier and intervention items.</w:t>
-      </w:r>
-    </w:p>
-    <w:p>
-      <w:pPr>
-        <w:pStyle w:val="BodyText"/>
-      </w:pPr>
-      <w:r>
-        <w:t xml:space="preserve">You will also be asked to identify up to three interventions that should be prioritized first because they are both important and feasible in the Egyptian context.</w:t>
-      </w:r>
-    </w:p>
-    <w:p>
-      <w:pPr>
-        <w:pStyle w:val="BodyText"/>
-      </w:pPr>
-      <w:r>
-        <w:t xml:space="preserve">Round 2 is expected to take approximately</w:t>
-      </w:r>
-      <w:r>
-        <w:t xml:space="preserve"> </w:t>
-      </w:r>
-      <w:r>
-        <w:rPr>
-          <w:b/>
-          <w:bCs/>
-        </w:rPr>
-        <w:t xml:space="preserve">30minutes</w:t>
-      </w:r>
-      <w:r>
-        <w:t xml:space="preserve">.</w:t>
-      </w:r>
-    </w:p>
-    <w:p>
-      <w:pPr>
-        <w:pStyle w:val="BodyText"/>
-      </w:pPr>
-      <w:r>
-        <w:rPr>
-          <w:b/>
-          <w:bCs/>
-        </w:rPr>
-        <w:t xml:space="preserve">What should I consider when responding?</w:t>
-      </w:r>
-    </w:p>
-    <w:p>
-      <w:pPr>
-        <w:pStyle w:val="BodyText"/>
-      </w:pPr>
-      <w:r>
-        <w:t xml:space="preserve">Please consider the Egyptian medical research system as a whole. The purpose is not to assign blame to individual researchers, supervisors, departments, universities, hospitals, ethics committees, or funding bodies.</w:t>
-      </w:r>
-    </w:p>
-    <w:p>
-      <w:pPr>
-        <w:pStyle w:val="BodyText"/>
-      </w:pPr>
-      <w:r>
-        <w:t xml:space="preserve">Please do</w:t>
-      </w:r>
-      <w:r>
-        <w:t xml:space="preserve"> </w:t>
-      </w:r>
-      <w:r>
-        <w:rPr>
-          <w:b/>
-          <w:bCs/>
-        </w:rPr>
-        <w:t xml:space="preserve">not</w:t>
-      </w:r>
-      <w:r>
-        <w:t xml:space="preserve"> </w:t>
-      </w:r>
-      <w:r>
-        <w:t xml:space="preserve">include:</w:t>
-      </w:r>
-    </w:p>
-    <w:p>
-      <w:pPr>
-        <w:pStyle w:val="Compact"/>
-        <w:numPr>
-          <w:ilvl w:val="0"/>
-          <w:numId w:val="1046"/>
-        </w:numPr>
-      </w:pPr>
-      <w:r>
-        <w:t xml:space="preserve">Names of colleagues, supervisors, students, institutions, departments, hospitals, or organizations.</w:t>
-      </w:r>
-    </w:p>
-    <w:p>
-      <w:pPr>
-        <w:pStyle w:val="Compact"/>
-        <w:numPr>
-          <w:ilvl w:val="0"/>
-          <w:numId w:val="1046"/>
-        </w:numPr>
-      </w:pPr>
-      <w:r>
         <w:t xml:space="preserve">Confidential organizational information.</w:t>
       </w:r>
     </w:p>
@@ -5772,7 +5568,7 @@
         <w:pStyle w:val="Compact"/>
         <w:numPr>
           <w:ilvl w:val="0"/>
-          <w:numId w:val="1046"/>
+          <w:numId w:val="1044"/>
         </w:numPr>
       </w:pPr>
       <w:r>
@@ -5784,7 +5580,7 @@
         <w:pStyle w:val="Compact"/>
         <w:numPr>
           <w:ilvl w:val="0"/>
-          <w:numId w:val="1046"/>
+          <w:numId w:val="1044"/>
         </w:numPr>
       </w:pPr>
       <w:r>
@@ -5926,11 +5722,307 @@
         <w:pStyle w:val="Compact"/>
         <w:numPr>
           <w:ilvl w:val="0"/>
+          <w:numId w:val="1045"/>
+        </w:numPr>
+      </w:pPr>
+      <w:r>
+        <w:t xml:space="preserve">Minimal discomfort when considering barriers related to supervision, institutional support, research governance, or research culture.</w:t>
+      </w:r>
+    </w:p>
+    <w:p>
+      <w:pPr>
+        <w:pStyle w:val="Compact"/>
+        <w:numPr>
+          <w:ilvl w:val="0"/>
+          <w:numId w:val="1045"/>
+        </w:numPr>
+      </w:pPr>
+      <w:r>
+        <w:t xml:space="preserve">Concern that professional or institutional views could be recognized.</w:t>
+      </w:r>
+    </w:p>
+    <w:p>
+      <w:pPr>
+        <w:pStyle w:val="FirstParagraph"/>
+      </w:pPr>
+      <w:r>
+        <w:t xml:space="preserve">To reduce these risks:</w:t>
+      </w:r>
+    </w:p>
+    <w:p>
+      <w:pPr>
+        <w:pStyle w:val="Compact"/>
+        <w:numPr>
+          <w:ilvl w:val="0"/>
+          <w:numId w:val="1046"/>
+        </w:numPr>
+      </w:pPr>
+      <w:r>
+        <w:t xml:space="preserve">Participation will occur through an electronic survey rather than a group discussion.</w:t>
+      </w:r>
+    </w:p>
+    <w:p>
+      <w:pPr>
+        <w:pStyle w:val="Compact"/>
+        <w:numPr>
+          <w:ilvl w:val="0"/>
+          <w:numId w:val="1046"/>
+        </w:numPr>
+      </w:pPr>
+      <w:r>
+        <w:t xml:space="preserve">Individual ratings will not be shown to other participants.</w:t>
+      </w:r>
+    </w:p>
+    <w:p>
+      <w:pPr>
+        <w:pStyle w:val="Compact"/>
+        <w:numPr>
+          <w:ilvl w:val="0"/>
+          <w:numId w:val="1046"/>
+        </w:numPr>
+      </w:pPr>
+      <w:r>
+        <w:t xml:space="preserve">Feedback between rounds will be presented only in aggregate form.</w:t>
+      </w:r>
+    </w:p>
+    <w:p>
+      <w:pPr>
+        <w:pStyle w:val="Compact"/>
+        <w:numPr>
+          <w:ilvl w:val="0"/>
+          <w:numId w:val="1046"/>
+        </w:numPr>
+      </w:pPr>
+      <w:r>
+        <w:t xml:space="preserve">Identifying contact information will be stored separately from survey responses.</w:t>
+      </w:r>
+    </w:p>
+    <w:p>
+      <w:pPr>
+        <w:pStyle w:val="Compact"/>
+        <w:numPr>
+          <w:ilvl w:val="0"/>
+          <w:numId w:val="1046"/>
+        </w:numPr>
+      </w:pPr>
+      <w:r>
+        <w:t xml:space="preserve">The analysis dataset will use a study identifier rather than your name or email address.</w:t>
+      </w:r>
+    </w:p>
+    <w:p>
+      <w:pPr>
+        <w:pStyle w:val="Compact"/>
+        <w:numPr>
+          <w:ilvl w:val="0"/>
+          <w:numId w:val="1046"/>
+        </w:numPr>
+      </w:pPr>
+      <w:r>
+        <w:t xml:space="preserve">Reports will present aggregated findings and will avoid reporting small cells or details that could identify an individual or institution.</w:t>
+      </w:r>
+    </w:p>
+    <w:p>
+      <w:pPr>
+        <w:pStyle w:val="Compact"/>
+        <w:numPr>
+          <w:ilvl w:val="0"/>
+          <w:numId w:val="1046"/>
+        </w:numPr>
+      </w:pPr>
+      <w:r>
+        <w:t xml:space="preserve">Free-text comments will be screened for identifying information before they are used in group feedback or dissemination.</w:t>
+      </w:r>
+    </w:p>
+    <w:p>
+      <w:pPr>
+        <w:pStyle w:val="FirstParagraph"/>
+      </w:pPr>
+      <w:r>
+        <w:t xml:space="preserve">Your responses are confidential, but they are not completely anonymous to the limited research staff responsible for consent administration, round linkage, and secure data management.</w:t>
+      </w:r>
+    </w:p>
+    <w:p>
+      <w:pPr>
+        <w:pStyle w:val="BodyText"/>
+      </w:pPr>
+      <w:r>
+        <w:rPr>
+          <w:b/>
+          <w:bCs/>
+        </w:rPr>
+        <w:t xml:space="preserve">Are there benefits to taking part?</w:t>
+      </w:r>
+    </w:p>
+    <w:p>
+      <w:pPr>
+        <w:pStyle w:val="BodyText"/>
+      </w:pPr>
+      <w:r>
+        <w:t xml:space="preserve">You may not receive a direct personal benefit from participation.</w:t>
+      </w:r>
+    </w:p>
+    <w:p>
+      <w:pPr>
+        <w:pStyle w:val="BodyText"/>
+      </w:pPr>
+      <w:r>
+        <w:t xml:space="preserve">Your contribution may help identify priorities for improving research education, supervision, methodological support, infrastructure, governance, funding, incentives, and collaboration for early-career medical researchers in Egypt.</w:t>
+      </w:r>
+    </w:p>
+    <w:p>
+      <w:pPr>
+        <w:pStyle w:val="BodyText"/>
+      </w:pPr>
+      <w:r>
+        <w:rPr>
+          <w:b/>
+          <w:bCs/>
+        </w:rPr>
+        <w:t xml:space="preserve">Will I be paid or reimbursed?</w:t>
+      </w:r>
+    </w:p>
+    <w:p>
+      <w:pPr>
+        <w:pStyle w:val="BodyText"/>
+      </w:pPr>
+      <w:r>
+        <w:t xml:space="preserve">You will not receive payment. Participants who complete both rounds may receive a certificate of participation, if requested. The certificate will not include your ratings or comments.</w:t>
+      </w:r>
+    </w:p>
+    <w:p>
+      <w:pPr>
+        <w:pStyle w:val="BodyText"/>
+      </w:pPr>
+      <w:r>
+        <w:rPr>
+          <w:b/>
+          <w:bCs/>
+        </w:rPr>
+        <w:t xml:space="preserve">How will my information be kept confidential?</w:t>
+      </w:r>
+    </w:p>
+    <w:p>
+      <w:pPr>
+        <w:pStyle w:val="BodyText"/>
+      </w:pPr>
+      <w:r>
+        <w:t xml:space="preserve">The study will collect limited contact information, such as your name and email address, only to send invitations, reminders, and the Round-2 link. Your contact information will be stored separately from survey responses. A secure linkage file will connect your contact details with a unique study identifier so that the research team can invite Round-1 participants to Round 2 and process a withdrawal request before de-identification.</w:t>
+      </w:r>
+    </w:p>
+    <w:p>
+      <w:pPr>
+        <w:pStyle w:val="BodyText"/>
+      </w:pPr>
+      <w:r>
+        <w:t xml:space="preserve">Only the study coordinators will have access to the contact and linkage file.</w:t>
+      </w:r>
+    </w:p>
+    <w:p>
+      <w:pPr>
+        <w:pStyle w:val="BodyText"/>
+      </w:pPr>
+      <w:r>
+        <w:t xml:space="preserve">Advisory board members, supervisors, institutional leaders, and other participants will not have access to identifiable individual responses. Individual ratings and comments will not be shared with other participants, supervisors, institutional leaders, or advisory board members in identifiable form.</w:t>
+      </w:r>
+    </w:p>
+    <w:p>
+      <w:pPr>
+        <w:pStyle w:val="BodyText"/>
+      </w:pPr>
+      <w:r>
+        <w:t xml:space="preserve">Survey data will use Microsoft Forms and be stored on Microsoft Sharepoint site of the study. This is a secure, password-protected, access-controlled institutional storage. Data will be encrypted in transit and, where supported by the platform and institutional systems, at rest.</w:t>
+      </w:r>
+    </w:p>
+    <w:p>
+      <w:pPr>
+        <w:pStyle w:val="BodyText"/>
+      </w:pPr>
+      <w:r>
+        <w:t xml:space="preserve">The study team will not intentionally collect patient information, sensitive health information, or names of colleagues or institutions in open-text comments.</w:t>
+      </w:r>
+    </w:p>
+    <w:p>
+      <w:pPr>
+        <w:pStyle w:val="BodyText"/>
+      </w:pPr>
+      <w:r>
+        <w:t xml:space="preserve">There will be no face-to-face group discussion, and you will not interact with other participants. Your individual responses will not be shared with other participants.</w:t>
+      </w:r>
+    </w:p>
+    <w:p>
+      <w:pPr>
+        <w:pStyle w:val="BodyText"/>
+      </w:pPr>
+      <w:r>
+        <w:rPr>
+          <w:b/>
+          <w:bCs/>
+        </w:rPr>
+        <w:t xml:space="preserve">How long will data be kept?</w:t>
+      </w:r>
+    </w:p>
+    <w:p>
+      <w:pPr>
+        <w:pStyle w:val="BodyText"/>
+      </w:pPr>
+      <w:r>
+        <w:t xml:space="preserve">Identifiable contact and linkage data will be retained until they are no longer required for Round-2 invitation, withdrawal management, and data verification, after which they will be securely destroyed.</w:t>
+      </w:r>
+    </w:p>
+    <w:p>
+      <w:pPr>
+        <w:pStyle w:val="BodyText"/>
+      </w:pPr>
+      <w:r>
+        <w:t xml:space="preserve">De-identified research data, consent records, study documents, and the audit trail will be retained for the period required by MTI institutional policy and ethical requirements.</w:t>
+      </w:r>
+    </w:p>
+    <w:p>
+      <w:pPr>
+        <w:pStyle w:val="BodyText"/>
+      </w:pPr>
+      <w:r>
+        <w:rPr>
+          <w:b/>
+          <w:bCs/>
+        </w:rPr>
+        <w:t xml:space="preserve">Will my information be shared?</w:t>
+      </w:r>
+    </w:p>
+    <w:p>
+      <w:pPr>
+        <w:pStyle w:val="BodyText"/>
+      </w:pPr>
+      <w:r>
+        <w:t xml:space="preserve">The study may result in publications, conference presentations, and policy briefs.</w:t>
+      </w:r>
+    </w:p>
+    <w:p>
+      <w:pPr>
+        <w:pStyle w:val="BodyText"/>
+      </w:pPr>
+      <w:r>
+        <w:t xml:space="preserve">Results will be reported in aggregate form. No individual participant, named supervisor, department, institution, or organization will be identified without explicit separate permission.</w:t>
+      </w:r>
+    </w:p>
+    <w:p>
+      <w:pPr>
+        <w:pStyle w:val="BodyText"/>
+      </w:pPr>
+      <w:r>
+        <w:t xml:space="preserve">Subject to ethics approval, participant consent, institutional policy, and safeguards against deductive identification, the study team may share:</w:t>
+      </w:r>
+    </w:p>
+    <w:p>
+      <w:pPr>
+        <w:pStyle w:val="Compact"/>
+        <w:numPr>
+          <w:ilvl w:val="0"/>
           <w:numId w:val="1047"/>
         </w:numPr>
       </w:pPr>
       <w:r>
-        <w:t xml:space="preserve">Minimal discomfort when considering barriers related to supervision, institutional support, research governance, or research culture.</w:t>
+        <w:t xml:space="preserve">Aggregated study findings.</w:t>
       </w:r>
     </w:p>
     <w:p>
@@ -5942,7 +6034,43 @@
         </w:numPr>
       </w:pPr>
       <w:r>
-        <w:t xml:space="preserve">Concern that professional or institutional views could be recognized.</w:t>
+        <w:t xml:space="preserve">The final questionnaire.</w:t>
+      </w:r>
+    </w:p>
+    <w:p>
+      <w:pPr>
+        <w:pStyle w:val="Compact"/>
+        <w:numPr>
+          <w:ilvl w:val="0"/>
+          <w:numId w:val="1047"/>
+        </w:numPr>
+      </w:pPr>
+      <w:r>
+        <w:t xml:space="preserve">Item-development documentation.</w:t>
+      </w:r>
+    </w:p>
+    <w:p>
+      <w:pPr>
+        <w:pStyle w:val="Compact"/>
+        <w:numPr>
+          <w:ilvl w:val="0"/>
+          <w:numId w:val="1047"/>
+        </w:numPr>
+      </w:pPr>
+      <w:r>
+        <w:t xml:space="preserve">De-identified numerical data.</w:t>
+      </w:r>
+    </w:p>
+    <w:p>
+      <w:pPr>
+        <w:pStyle w:val="Compact"/>
+        <w:numPr>
+          <w:ilvl w:val="0"/>
+          <w:numId w:val="1047"/>
+        </w:numPr>
+      </w:pPr>
+      <w:r>
+        <w:t xml:space="preserve">Analytic code.</w:t>
       </w:r>
     </w:p>
     <w:p>
@@ -5950,7 +6078,23 @@
         <w:pStyle w:val="FirstParagraph"/>
       </w:pPr>
       <w:r>
-        <w:t xml:space="preserve">To reduce these risks:</w:t>
+        <w:t xml:space="preserve">The following will</w:t>
+      </w:r>
+      <w:r>
+        <w:t xml:space="preserve"> </w:t>
+      </w:r>
+      <w:r>
+        <w:rPr>
+          <w:b/>
+          <w:bCs/>
+        </w:rPr>
+        <w:t xml:space="preserve">not</w:t>
+      </w:r>
+      <w:r>
+        <w:t xml:space="preserve"> </w:t>
+      </w:r>
+      <w:r>
+        <w:t xml:space="preserve">be publicly shared:</w:t>
       </w:r>
     </w:p>
     <w:p>
@@ -5962,7 +6106,7 @@
         </w:numPr>
       </w:pPr>
       <w:r>
-        <w:t xml:space="preserve">Participation will occur through an electronic survey rather than a group discussion.</w:t>
+        <w:t xml:space="preserve">Names, email addresses, and contact information.</w:t>
       </w:r>
     </w:p>
     <w:p>
@@ -5974,7 +6118,7 @@
         </w:numPr>
       </w:pPr>
       <w:r>
-        <w:t xml:space="preserve">Individual ratings will not be shown to other participants.</w:t>
+        <w:t xml:space="preserve">Consent records.</w:t>
       </w:r>
     </w:p>
     <w:p>
@@ -5986,7 +6130,7 @@
         </w:numPr>
       </w:pPr>
       <w:r>
-        <w:t xml:space="preserve">Feedback between rounds will be presented only in aggregate form.</w:t>
+        <w:t xml:space="preserve">The linkage file.</w:t>
       </w:r>
     </w:p>
     <w:p>
@@ -5998,7 +6142,7 @@
         </w:numPr>
       </w:pPr>
       <w:r>
-        <w:t xml:space="preserve">Identifying contact information will be stored separately from survey responses.</w:t>
+        <w:t xml:space="preserve">Raw identifiable comments.</w:t>
       </w:r>
     </w:p>
     <w:p>
@@ -6007,354 +6151,6 @@
         <w:numPr>
           <w:ilvl w:val="0"/>
           <w:numId w:val="1048"/>
-        </w:numPr>
-      </w:pPr>
-      <w:r>
-        <w:t xml:space="preserve">The analysis dataset will use a study identifier rather than your name or email address.</w:t>
-      </w:r>
-    </w:p>
-    <w:p>
-      <w:pPr>
-        <w:pStyle w:val="Compact"/>
-        <w:numPr>
-          <w:ilvl w:val="0"/>
-          <w:numId w:val="1048"/>
-        </w:numPr>
-      </w:pPr>
-      <w:r>
-        <w:t xml:space="preserve">Reports will present aggregated findings and will avoid reporting small cells or details that could identify an individual or institution.</w:t>
-      </w:r>
-    </w:p>
-    <w:p>
-      <w:pPr>
-        <w:pStyle w:val="Compact"/>
-        <w:numPr>
-          <w:ilvl w:val="0"/>
-          <w:numId w:val="1048"/>
-        </w:numPr>
-      </w:pPr>
-      <w:r>
-        <w:t xml:space="preserve">Free-text comments will be screened for identifying information before they are used in group feedback or dissemination.</w:t>
-      </w:r>
-    </w:p>
-    <w:p>
-      <w:pPr>
-        <w:pStyle w:val="FirstParagraph"/>
-      </w:pPr>
-      <w:r>
-        <w:t xml:space="preserve">Your responses are confidential, but they are not completely anonymous to the limited research staff responsible for consent administration, round linkage, and secure data management.</w:t>
-      </w:r>
-    </w:p>
-    <w:p>
-      <w:pPr>
-        <w:pStyle w:val="BodyText"/>
-      </w:pPr>
-      <w:r>
-        <w:rPr>
-          <w:b/>
-          <w:bCs/>
-        </w:rPr>
-        <w:t xml:space="preserve">Are there benefits to taking part?</w:t>
-      </w:r>
-    </w:p>
-    <w:p>
-      <w:pPr>
-        <w:pStyle w:val="BodyText"/>
-      </w:pPr>
-      <w:r>
-        <w:t xml:space="preserve">You may not receive a direct personal benefit from participation.</w:t>
-      </w:r>
-    </w:p>
-    <w:p>
-      <w:pPr>
-        <w:pStyle w:val="BodyText"/>
-      </w:pPr>
-      <w:r>
-        <w:t xml:space="preserve">Your contribution may help identify priorities for improving research education, supervision, methodological support, infrastructure, governance, funding, incentives, and collaboration for early-career medical researchers in Egypt.</w:t>
-      </w:r>
-    </w:p>
-    <w:p>
-      <w:pPr>
-        <w:pStyle w:val="BodyText"/>
-      </w:pPr>
-      <w:r>
-        <w:rPr>
-          <w:b/>
-          <w:bCs/>
-        </w:rPr>
-        <w:t xml:space="preserve">Will I be paid or reimbursed?</w:t>
-      </w:r>
-    </w:p>
-    <w:p>
-      <w:pPr>
-        <w:pStyle w:val="BodyText"/>
-      </w:pPr>
-      <w:r>
-        <w:t xml:space="preserve">You will not receive payment. Participants who complete both rounds may receive a certificate of participation, if requested. The certificate will not include your ratings or comments.</w:t>
-      </w:r>
-    </w:p>
-    <w:p>
-      <w:pPr>
-        <w:pStyle w:val="BodyText"/>
-      </w:pPr>
-      <w:r>
-        <w:rPr>
-          <w:b/>
-          <w:bCs/>
-        </w:rPr>
-        <w:t xml:space="preserve">How will my information be kept confidential?</w:t>
-      </w:r>
-    </w:p>
-    <w:p>
-      <w:pPr>
-        <w:pStyle w:val="BodyText"/>
-      </w:pPr>
-      <w:r>
-        <w:t xml:space="preserve">The study will collect limited contact information, such as your name and email address, only to send invitations, reminders, and the Round-2 link. Your contact information will be stored separately from survey responses. A secure linkage file will connect your contact details with a unique study identifier so that the research team can invite Round-1 participants to Round 2 and process a withdrawal request before de-identification.</w:t>
-      </w:r>
-    </w:p>
-    <w:p>
-      <w:pPr>
-        <w:pStyle w:val="BodyText"/>
-      </w:pPr>
-      <w:r>
-        <w:t xml:space="preserve">Only the study coordinators will have access to the contact and linkage file.</w:t>
-      </w:r>
-    </w:p>
-    <w:p>
-      <w:pPr>
-        <w:pStyle w:val="BodyText"/>
-      </w:pPr>
-      <w:r>
-        <w:t xml:space="preserve">Advisory board members, supervisors, institutional leaders, and other participants will not have access to identifiable individual responses. Individual ratings and comments will not be shared with other participants, supervisors, institutional leaders, or advisory board members in identifiable form.</w:t>
-      </w:r>
-    </w:p>
-    <w:p>
-      <w:pPr>
-        <w:pStyle w:val="BodyText"/>
-      </w:pPr>
-      <w:r>
-        <w:t xml:space="preserve">Survey data will use Microsoft Forms and be stored on Microsoft Sharepoint site of the study. This is a secure, password-protected, access-controlled institutional storage. Data will be encrypted in transit and, where supported by the platform and institutional systems, at rest.</w:t>
-      </w:r>
-    </w:p>
-    <w:p>
-      <w:pPr>
-        <w:pStyle w:val="BodyText"/>
-      </w:pPr>
-      <w:r>
-        <w:t xml:space="preserve">The study team will not intentionally collect patient information, sensitive health information, or names of colleagues or institutions in open-text comments.</w:t>
-      </w:r>
-    </w:p>
-    <w:p>
-      <w:pPr>
-        <w:pStyle w:val="BodyText"/>
-      </w:pPr>
-      <w:r>
-        <w:t xml:space="preserve">There will be no face-to-face group discussion, and you will not interact with other participants. Your individual responses will not be shared with other participants.</w:t>
-      </w:r>
-    </w:p>
-    <w:p>
-      <w:pPr>
-        <w:pStyle w:val="BodyText"/>
-      </w:pPr>
-      <w:r>
-        <w:rPr>
-          <w:b/>
-          <w:bCs/>
-        </w:rPr>
-        <w:t xml:space="preserve">How long will data be kept?</w:t>
-      </w:r>
-    </w:p>
-    <w:p>
-      <w:pPr>
-        <w:pStyle w:val="BodyText"/>
-      </w:pPr>
-      <w:r>
-        <w:t xml:space="preserve">Identifiable contact and linkage data will be retained until they are no longer required for Round-2 invitation, withdrawal management, and data verification, after which they will be securely destroyed.</w:t>
-      </w:r>
-    </w:p>
-    <w:p>
-      <w:pPr>
-        <w:pStyle w:val="BodyText"/>
-      </w:pPr>
-      <w:r>
-        <w:t xml:space="preserve">De-identified research data, consent records, study documents, and the audit trail will be retained for the period required by MTI institutional policy and ethical requirements.</w:t>
-      </w:r>
-    </w:p>
-    <w:p>
-      <w:pPr>
-        <w:pStyle w:val="BodyText"/>
-      </w:pPr>
-      <w:r>
-        <w:rPr>
-          <w:b/>
-          <w:bCs/>
-        </w:rPr>
-        <w:t xml:space="preserve">Will my information be shared?</w:t>
-      </w:r>
-    </w:p>
-    <w:p>
-      <w:pPr>
-        <w:pStyle w:val="BodyText"/>
-      </w:pPr>
-      <w:r>
-        <w:t xml:space="preserve">The study may result in publications, conference presentations, and policy briefs.</w:t>
-      </w:r>
-    </w:p>
-    <w:p>
-      <w:pPr>
-        <w:pStyle w:val="BodyText"/>
-      </w:pPr>
-      <w:r>
-        <w:t xml:space="preserve">Results will be reported in aggregate form. No individual participant, named supervisor, department, institution, or organization will be identified without explicit separate permission.</w:t>
-      </w:r>
-    </w:p>
-    <w:p>
-      <w:pPr>
-        <w:pStyle w:val="BodyText"/>
-      </w:pPr>
-      <w:r>
-        <w:t xml:space="preserve">Subject to ethics approval, participant consent, institutional policy, and safeguards against deductive identification, the study team may share:</w:t>
-      </w:r>
-    </w:p>
-    <w:p>
-      <w:pPr>
-        <w:pStyle w:val="Compact"/>
-        <w:numPr>
-          <w:ilvl w:val="0"/>
-          <w:numId w:val="1049"/>
-        </w:numPr>
-      </w:pPr>
-      <w:r>
-        <w:t xml:space="preserve">Aggregated study findings.</w:t>
-      </w:r>
-    </w:p>
-    <w:p>
-      <w:pPr>
-        <w:pStyle w:val="Compact"/>
-        <w:numPr>
-          <w:ilvl w:val="0"/>
-          <w:numId w:val="1049"/>
-        </w:numPr>
-      </w:pPr>
-      <w:r>
-        <w:t xml:space="preserve">The final questionnaire.</w:t>
-      </w:r>
-    </w:p>
-    <w:p>
-      <w:pPr>
-        <w:pStyle w:val="Compact"/>
-        <w:numPr>
-          <w:ilvl w:val="0"/>
-          <w:numId w:val="1049"/>
-        </w:numPr>
-      </w:pPr>
-      <w:r>
-        <w:t xml:space="preserve">Item-development documentation.</w:t>
-      </w:r>
-    </w:p>
-    <w:p>
-      <w:pPr>
-        <w:pStyle w:val="Compact"/>
-        <w:numPr>
-          <w:ilvl w:val="0"/>
-          <w:numId w:val="1049"/>
-        </w:numPr>
-      </w:pPr>
-      <w:r>
-        <w:t xml:space="preserve">De-identified numerical data.</w:t>
-      </w:r>
-    </w:p>
-    <w:p>
-      <w:pPr>
-        <w:pStyle w:val="Compact"/>
-        <w:numPr>
-          <w:ilvl w:val="0"/>
-          <w:numId w:val="1049"/>
-        </w:numPr>
-      </w:pPr>
-      <w:r>
-        <w:t xml:space="preserve">Analytic code.</w:t>
-      </w:r>
-    </w:p>
-    <w:p>
-      <w:pPr>
-        <w:pStyle w:val="FirstParagraph"/>
-      </w:pPr>
-      <w:r>
-        <w:t xml:space="preserve">The following will</w:t>
-      </w:r>
-      <w:r>
-        <w:t xml:space="preserve"> </w:t>
-      </w:r>
-      <w:r>
-        <w:rPr>
-          <w:b/>
-          <w:bCs/>
-        </w:rPr>
-        <w:t xml:space="preserve">not</w:t>
-      </w:r>
-      <w:r>
-        <w:t xml:space="preserve"> </w:t>
-      </w:r>
-      <w:r>
-        <w:t xml:space="preserve">be publicly shared:</w:t>
-      </w:r>
-    </w:p>
-    <w:p>
-      <w:pPr>
-        <w:pStyle w:val="Compact"/>
-        <w:numPr>
-          <w:ilvl w:val="0"/>
-          <w:numId w:val="1050"/>
-        </w:numPr>
-      </w:pPr>
-      <w:r>
-        <w:t xml:space="preserve">Names, email addresses, and contact information.</w:t>
-      </w:r>
-    </w:p>
-    <w:p>
-      <w:pPr>
-        <w:pStyle w:val="Compact"/>
-        <w:numPr>
-          <w:ilvl w:val="0"/>
-          <w:numId w:val="1050"/>
-        </w:numPr>
-      </w:pPr>
-      <w:r>
-        <w:t xml:space="preserve">Consent records.</w:t>
-      </w:r>
-    </w:p>
-    <w:p>
-      <w:pPr>
-        <w:pStyle w:val="Compact"/>
-        <w:numPr>
-          <w:ilvl w:val="0"/>
-          <w:numId w:val="1050"/>
-        </w:numPr>
-      </w:pPr>
-      <w:r>
-        <w:t xml:space="preserve">The linkage file.</w:t>
-      </w:r>
-    </w:p>
-    <w:p>
-      <w:pPr>
-        <w:pStyle w:val="Compact"/>
-        <w:numPr>
-          <w:ilvl w:val="0"/>
-          <w:numId w:val="1050"/>
-        </w:numPr>
-      </w:pPr>
-      <w:r>
-        <w:t xml:space="preserve">Raw identifiable comments.</w:t>
-      </w:r>
-    </w:p>
-    <w:p>
-      <w:pPr>
-        <w:pStyle w:val="Compact"/>
-        <w:numPr>
-          <w:ilvl w:val="0"/>
-          <w:numId w:val="1050"/>
         </w:numPr>
       </w:pPr>
       <w:r>
@@ -6488,14 +6284,6 @@
         <w:pStyle w:val="BodyText"/>
       </w:pPr>
       <w:r>
-        <w:t xml:space="preserve">Please read the Participant Information Sheet before completing this form.</w:t>
-      </w:r>
-    </w:p>
-    <w:p>
-      <w:pPr>
-        <w:pStyle w:val="BodyText"/>
-      </w:pPr>
-      <w:r>
         <w:t xml:space="preserve">By selecting “Yes” for each statement and submitting this form, you confirm that you have read and understood the study information and voluntarily agree to participate.</w:t>
       </w:r>
     </w:p>
@@ -6513,6 +6301,202 @@
     </w:p>
     <w:p>
       <w:pPr>
+        <w:pStyle w:val="BodyText"/>
+      </w:pPr>
+      <w:r>
+        <w:t xml:space="preserve">Please confirm that all of the following statements are true:</w:t>
+      </w:r>
+    </w:p>
+    <w:p>
+      <w:pPr>
+        <w:pStyle w:val="Compact"/>
+        <w:numPr>
+          <w:ilvl w:val="0"/>
+          <w:numId w:val="1049"/>
+        </w:numPr>
+      </w:pPr>
+      <w:r>
+        <w:t xml:space="preserve">I am aged 18 years or older.</w:t>
+      </w:r>
+    </w:p>
+    <w:p>
+      <w:pPr>
+        <w:pStyle w:val="Compact"/>
+        <w:numPr>
+          <w:ilvl w:val="0"/>
+          <w:numId w:val="1049"/>
+        </w:numPr>
+      </w:pPr>
+      <w:r>
+        <w:t xml:space="preserve">I have sufficient familiarity with the Egyptian medical research environment to provide informed judgments.</w:t>
+      </w:r>
+    </w:p>
+    <w:p>
+      <w:pPr>
+        <w:pStyle w:val="Compact"/>
+        <w:numPr>
+          <w:ilvl w:val="0"/>
+          <w:numId w:val="1049"/>
+        </w:numPr>
+      </w:pPr>
+      <w:r>
+        <w:t xml:space="preserve">I am an early career researcher, a research supervisor, a biostatistician, a research methodologist, a member of an ethics committee, or a member of research-governance structures.</w:t>
+      </w:r>
+    </w:p>
+    <w:p>
+      <w:pPr>
+        <w:pStyle w:val="Compact"/>
+        <w:numPr>
+          <w:ilvl w:val="0"/>
+          <w:numId w:val="1049"/>
+        </w:numPr>
+      </w:pPr>
+      <w:r>
+        <w:t xml:space="preserve">I can complete the questionnaire in the language provided.</w:t>
+      </w:r>
+    </w:p>
+    <w:p>
+      <w:pPr>
+        <w:pStyle w:val="FirstParagraph"/>
+      </w:pPr>
+      <w:r>
+        <w:t xml:space="preserve">☐ I confirm that all of the above statements are true and that I am eligible to participate.</w:t>
+      </w:r>
+    </w:p>
+    <w:p>
+      <w:pPr>
+        <w:pStyle w:val="BodyText"/>
+      </w:pPr>
+      <w:r>
+        <w:t xml:space="preserve">If this box is not selected, the survey will end and you will not be able to continue.</w:t>
+      </w:r>
+    </w:p>
+    <w:p>
+      <w:pPr>
+        <w:pStyle w:val="BodyText"/>
+      </w:pPr>
+      <w:r>
+        <w:rPr>
+          <w:b/>
+          <w:bCs/>
+        </w:rPr>
+        <w:t xml:space="preserve">Consent statements</w:t>
+      </w:r>
+    </w:p>
+    <w:p>
+      <w:pPr>
+        <w:pStyle w:val="BodyText"/>
+      </w:pPr>
+      <w:r>
+        <w:t xml:space="preserve">I understand that</w:t>
+      </w:r>
+    </w:p>
+    <w:p>
+      <w:pPr>
+        <w:pStyle w:val="Compact"/>
+        <w:numPr>
+          <w:ilvl w:val="0"/>
+          <w:numId w:val="1050"/>
+        </w:numPr>
+      </w:pPr>
+      <w:r>
+        <w:t xml:space="preserve">My participation is voluntary.</w:t>
+      </w:r>
+    </w:p>
+    <w:p>
+      <w:pPr>
+        <w:pStyle w:val="Compact"/>
+        <w:numPr>
+          <w:ilvl w:val="0"/>
+          <w:numId w:val="1050"/>
+        </w:numPr>
+      </w:pPr>
+      <w:r>
+        <w:t xml:space="preserve">I may stop the survey at any time before submission without penalty.</w:t>
+      </w:r>
+    </w:p>
+    <w:p>
+      <w:pPr>
+        <w:pStyle w:val="Compact"/>
+        <w:numPr>
+          <w:ilvl w:val="0"/>
+          <w:numId w:val="1050"/>
+        </w:numPr>
+      </w:pPr>
+      <w:r>
+        <w:t xml:space="preserve">I may request withdrawal of submitted identifiable data within one week of submission.</w:t>
+      </w:r>
+    </w:p>
+    <w:p>
+      <w:pPr>
+        <w:pStyle w:val="Compact"/>
+        <w:numPr>
+          <w:ilvl w:val="0"/>
+          <w:numId w:val="1050"/>
+        </w:numPr>
+      </w:pPr>
+      <w:r>
+        <w:t xml:space="preserve">The study involves a Round-1 Delphi questionnaire and, if eligible and willing, a possible invitation to Round 2.</w:t>
+      </w:r>
+    </w:p>
+    <w:p>
+      <w:pPr>
+        <w:pStyle w:val="Compact"/>
+        <w:numPr>
+          <w:ilvl w:val="0"/>
+          <w:numId w:val="1050"/>
+        </w:numPr>
+      </w:pPr>
+      <w:r>
+        <w:t xml:space="preserve">Round 2 will include anonymized group feedback and a second round of ratings.</w:t>
+      </w:r>
+    </w:p>
+    <w:p>
+      <w:pPr>
+        <w:pStyle w:val="Compact"/>
+        <w:numPr>
+          <w:ilvl w:val="0"/>
+          <w:numId w:val="1050"/>
+        </w:numPr>
+      </w:pPr>
+      <w:r>
+        <w:t xml:space="preserve">My survey responses will be treated confidentially and reported in aggregate form.</w:t>
+      </w:r>
+    </w:p>
+    <w:p>
+      <w:pPr>
+        <w:pStyle w:val="Compact"/>
+        <w:numPr>
+          <w:ilvl w:val="0"/>
+          <w:numId w:val="1050"/>
+        </w:numPr>
+      </w:pPr>
+      <w:r>
+        <w:t xml:space="preserve">My individual responses will not be shared in identifiable form with other participants, supervisors, institutional leaders, or advisory board members.</w:t>
+      </w:r>
+    </w:p>
+    <w:p>
+      <w:pPr>
+        <w:pStyle w:val="Compact"/>
+        <w:numPr>
+          <w:ilvl w:val="0"/>
+          <w:numId w:val="1050"/>
+        </w:numPr>
+      </w:pPr>
+      <w:r>
+        <w:t xml:space="preserve">The research team will retain my contact details separately from survey responses to facilitate study administration and possible Round-2 participation.</w:t>
+      </w:r>
+    </w:p>
+    <w:p>
+      <w:pPr>
+        <w:pStyle w:val="FirstParagraph"/>
+      </w:pPr>
+      <w:r>
+        <w:t xml:space="preserve">By selecting “I agree” below, I confirm that I voluntarily consent to participate in this study.</w:t>
+      </w:r>
+    </w:p>
+    <w:p>
+      <w:pPr>
         <w:pStyle w:val="Compact"/>
         <w:numPr>
           <w:ilvl w:val="0"/>
@@ -6520,726 +6504,6 @@
         </w:numPr>
       </w:pPr>
       <w:r>
-        <w:t xml:space="preserve">I confirm that I am aged 18 years or older.</w:t>
-      </w:r>
-    </w:p>
-    <w:p>
-      <w:pPr>
-        <w:pStyle w:val="Compact"/>
-        <w:numPr>
-          <w:ilvl w:val="0"/>
-          <w:numId w:val="1052"/>
-        </w:numPr>
-      </w:pPr>
-      <w:r>
-        <w:t xml:space="preserve">Yes</w:t>
-      </w:r>
-    </w:p>
-    <w:p>
-      <w:pPr>
-        <w:pStyle w:val="Compact"/>
-        <w:numPr>
-          <w:ilvl w:val="0"/>
-          <w:numId w:val="1052"/>
-        </w:numPr>
-      </w:pPr>
-      <w:r>
-        <w:t xml:space="preserve">No</w:t>
-      </w:r>
-    </w:p>
-    <w:p>
-      <w:pPr>
-        <w:pStyle w:val="Compact"/>
-        <w:numPr>
-          <w:ilvl w:val="0"/>
-          <w:numId w:val="1053"/>
-        </w:numPr>
-      </w:pPr>
-      <w:r>
-        <w:t xml:space="preserve">I confirm that I have sufficient familiarity with the Egyptian medical research environment to provide informed judgments.</w:t>
-      </w:r>
-    </w:p>
-    <w:p>
-      <w:pPr>
-        <w:pStyle w:val="Compact"/>
-        <w:numPr>
-          <w:ilvl w:val="0"/>
-          <w:numId w:val="1054"/>
-        </w:numPr>
-      </w:pPr>
-      <w:r>
-        <w:t xml:space="preserve">Yes</w:t>
-      </w:r>
-    </w:p>
-    <w:p>
-      <w:pPr>
-        <w:pStyle w:val="Compact"/>
-        <w:numPr>
-          <w:ilvl w:val="0"/>
-          <w:numId w:val="1054"/>
-        </w:numPr>
-      </w:pPr>
-      <w:r>
-        <w:t xml:space="preserve">No</w:t>
-      </w:r>
-    </w:p>
-    <w:p>
-      <w:pPr>
-        <w:pStyle w:val="Compact"/>
-        <w:numPr>
-          <w:ilvl w:val="0"/>
-          <w:numId w:val="1055"/>
-        </w:numPr>
-      </w:pPr>
-      <w:r>
-        <w:t xml:space="preserve">I confirm that I meet at least one study eligibility criterion described in the Participant Information Sheet.</w:t>
-      </w:r>
-    </w:p>
-    <w:p>
-      <w:pPr>
-        <w:pStyle w:val="Compact"/>
-        <w:numPr>
-          <w:ilvl w:val="0"/>
-          <w:numId w:val="1056"/>
-        </w:numPr>
-      </w:pPr>
-      <w:r>
-        <w:t xml:space="preserve">Yes</w:t>
-      </w:r>
-    </w:p>
-    <w:p>
-      <w:pPr>
-        <w:pStyle w:val="Compact"/>
-        <w:numPr>
-          <w:ilvl w:val="0"/>
-          <w:numId w:val="1056"/>
-        </w:numPr>
-      </w:pPr>
-      <w:r>
-        <w:t xml:space="preserve">No</w:t>
-      </w:r>
-    </w:p>
-    <w:p>
-      <w:pPr>
-        <w:pStyle w:val="Compact"/>
-        <w:numPr>
-          <w:ilvl w:val="0"/>
-          <w:numId w:val="1057"/>
-        </w:numPr>
-      </w:pPr>
-      <w:r>
-        <w:t xml:space="preserve">I confirm that I can complete the questionnaire in the language provided.</w:t>
-      </w:r>
-    </w:p>
-    <w:p>
-      <w:pPr>
-        <w:pStyle w:val="Compact"/>
-        <w:numPr>
-          <w:ilvl w:val="0"/>
-          <w:numId w:val="1058"/>
-        </w:numPr>
-      </w:pPr>
-      <w:r>
-        <w:t xml:space="preserve">Yes</w:t>
-      </w:r>
-    </w:p>
-    <w:p>
-      <w:pPr>
-        <w:pStyle w:val="Compact"/>
-        <w:numPr>
-          <w:ilvl w:val="0"/>
-          <w:numId w:val="1058"/>
-        </w:numPr>
-      </w:pPr>
-      <w:r>
-        <w:t xml:space="preserve">No</w:t>
-      </w:r>
-    </w:p>
-    <w:p>
-      <w:pPr>
-        <w:pStyle w:val="FirstParagraph"/>
-      </w:pPr>
-      <w:r>
-        <w:t xml:space="preserve">If “No” is selected for any required eligibility item, the survey should end with a polite ineligibility message.</w:t>
-      </w:r>
-    </w:p>
-    <w:p>
-      <w:pPr>
-        <w:pStyle w:val="BodyText"/>
-      </w:pPr>
-      <w:r>
-        <w:rPr>
-          <w:b/>
-          <w:bCs/>
-        </w:rPr>
-        <w:t xml:space="preserve">Consent statements</w:t>
-      </w:r>
-    </w:p>
-    <w:p>
-      <w:pPr>
-        <w:pStyle w:val="Compact"/>
-        <w:numPr>
-          <w:ilvl w:val="0"/>
-          <w:numId w:val="1059"/>
-        </w:numPr>
-      </w:pPr>
-      <w:r>
-        <w:t xml:space="preserve">I have read the Participant Information Sheet and have had the opportunity to ask questions about the study.</w:t>
-      </w:r>
-    </w:p>
-    <w:p>
-      <w:pPr>
-        <w:pStyle w:val="Compact"/>
-        <w:numPr>
-          <w:ilvl w:val="0"/>
-          <w:numId w:val="1060"/>
-        </w:numPr>
-      </w:pPr>
-      <w:r>
-        <w:t xml:space="preserve">Yes</w:t>
-      </w:r>
-    </w:p>
-    <w:p>
-      <w:pPr>
-        <w:pStyle w:val="Compact"/>
-        <w:numPr>
-          <w:ilvl w:val="0"/>
-          <w:numId w:val="1060"/>
-        </w:numPr>
-      </w:pPr>
-      <w:r>
-        <w:t xml:space="preserve">No</w:t>
-      </w:r>
-    </w:p>
-    <w:p>
-      <w:pPr>
-        <w:pStyle w:val="Compact"/>
-        <w:numPr>
-          <w:ilvl w:val="0"/>
-          <w:numId w:val="1061"/>
-        </w:numPr>
-      </w:pPr>
-      <w:r>
-        <w:t xml:space="preserve">I understand that participation is voluntary and that I may decline to participate or stop the questionnaire at any time before submission without penalty or negative consequences.</w:t>
-      </w:r>
-    </w:p>
-    <w:p>
-      <w:pPr>
-        <w:pStyle w:val="Compact"/>
-        <w:numPr>
-          <w:ilvl w:val="0"/>
-          <w:numId w:val="1062"/>
-        </w:numPr>
-      </w:pPr>
-      <w:r>
-        <w:t xml:space="preserve">Yes</w:t>
-      </w:r>
-    </w:p>
-    <w:p>
-      <w:pPr>
-        <w:pStyle w:val="Compact"/>
-        <w:numPr>
-          <w:ilvl w:val="0"/>
-          <w:numId w:val="1062"/>
-        </w:numPr>
-      </w:pPr>
-      <w:r>
-        <w:t xml:space="preserve">No</w:t>
-      </w:r>
-    </w:p>
-    <w:p>
-      <w:pPr>
-        <w:pStyle w:val="Compact"/>
-        <w:numPr>
-          <w:ilvl w:val="0"/>
-          <w:numId w:val="1063"/>
-        </w:numPr>
-      </w:pPr>
-      <w:r>
-        <w:t xml:space="preserve">I understand that I may request withdrawal of my submitted data while it remains identifiable and before it has been de-identified, locked, or incorporated into aggregate analyses.</w:t>
-      </w:r>
-    </w:p>
-    <w:p>
-      <w:pPr>
-        <w:pStyle w:val="Compact"/>
-        <w:numPr>
-          <w:ilvl w:val="0"/>
-          <w:numId w:val="1064"/>
-        </w:numPr>
-      </w:pPr>
-      <w:r>
-        <w:t xml:space="preserve">Yes</w:t>
-      </w:r>
-    </w:p>
-    <w:p>
-      <w:pPr>
-        <w:pStyle w:val="Compact"/>
-        <w:numPr>
-          <w:ilvl w:val="0"/>
-          <w:numId w:val="1064"/>
-        </w:numPr>
-      </w:pPr>
-      <w:r>
-        <w:t xml:space="preserve">No</w:t>
-      </w:r>
-    </w:p>
-    <w:p>
-      <w:pPr>
-        <w:pStyle w:val="Compact"/>
-        <w:numPr>
-          <w:ilvl w:val="0"/>
-          <w:numId w:val="1065"/>
-        </w:numPr>
-      </w:pPr>
-      <w:r>
-        <w:t xml:space="preserve">I understand that the study involves a Round-1 questionnaire to rate barriers and interventions and, if I complete Round 1, a possible invitation to Round 2.</w:t>
-      </w:r>
-    </w:p>
-    <w:p>
-      <w:pPr>
-        <w:pStyle w:val="Compact"/>
-        <w:numPr>
-          <w:ilvl w:val="0"/>
-          <w:numId w:val="1066"/>
-        </w:numPr>
-      </w:pPr>
-      <w:r>
-        <w:t xml:space="preserve">Yes</w:t>
-      </w:r>
-    </w:p>
-    <w:p>
-      <w:pPr>
-        <w:pStyle w:val="Compact"/>
-        <w:numPr>
-          <w:ilvl w:val="0"/>
-          <w:numId w:val="1066"/>
-        </w:numPr>
-      </w:pPr>
-      <w:r>
-        <w:t xml:space="preserve">No</w:t>
-      </w:r>
-    </w:p>
-    <w:p>
-      <w:pPr>
-        <w:pStyle w:val="Compact"/>
-        <w:numPr>
-          <w:ilvl w:val="0"/>
-          <w:numId w:val="1067"/>
-        </w:numPr>
-      </w:pPr>
-      <w:r>
-        <w:t xml:space="preserve">I understand that Round 2 will include anonymized group-level feedback and that I may be asked to re-rate barriers and interventions.</w:t>
-      </w:r>
-    </w:p>
-    <w:p>
-      <w:pPr>
-        <w:pStyle w:val="Compact"/>
-        <w:numPr>
-          <w:ilvl w:val="0"/>
-          <w:numId w:val="1068"/>
-        </w:numPr>
-      </w:pPr>
-      <w:r>
-        <w:t xml:space="preserve">Yes</w:t>
-      </w:r>
-    </w:p>
-    <w:p>
-      <w:pPr>
-        <w:pStyle w:val="Compact"/>
-        <w:numPr>
-          <w:ilvl w:val="0"/>
-          <w:numId w:val="1068"/>
-        </w:numPr>
-      </w:pPr>
-      <w:r>
-        <w:t xml:space="preserve">No</w:t>
-      </w:r>
-    </w:p>
-    <w:p>
-      <w:pPr>
-        <w:pStyle w:val="Compact"/>
-        <w:numPr>
-          <w:ilvl w:val="0"/>
-          <w:numId w:val="1069"/>
-        </w:numPr>
-      </w:pPr>
-      <w:r>
-        <w:t xml:space="preserve">I consent to participate in Round 1 of this study.</w:t>
-      </w:r>
-    </w:p>
-    <w:p>
-      <w:pPr>
-        <w:pStyle w:val="Compact"/>
-        <w:numPr>
-          <w:ilvl w:val="0"/>
-          <w:numId w:val="1070"/>
-        </w:numPr>
-      </w:pPr>
-      <w:r>
-        <w:t xml:space="preserve">Yes</w:t>
-      </w:r>
-    </w:p>
-    <w:p>
-      <w:pPr>
-        <w:pStyle w:val="Compact"/>
-        <w:numPr>
-          <w:ilvl w:val="0"/>
-          <w:numId w:val="1070"/>
-        </w:numPr>
-      </w:pPr>
-      <w:r>
-        <w:t xml:space="preserve">No</w:t>
-      </w:r>
-    </w:p>
-    <w:p>
-      <w:pPr>
-        <w:pStyle w:val="FirstParagraph"/>
-      </w:pPr>
-      <w:r>
-        <w:rPr>
-          <w:b/>
-          <w:bCs/>
-        </w:rPr>
-        <w:t xml:space="preserve">Consent for contact and linkage</w:t>
-      </w:r>
-    </w:p>
-    <w:p>
-      <w:pPr>
-        <w:pStyle w:val="Compact"/>
-        <w:numPr>
-          <w:ilvl w:val="0"/>
-          <w:numId w:val="1071"/>
-        </w:numPr>
-      </w:pPr>
-      <w:r>
-        <w:t xml:space="preserve">I consent to the research team retaining my name and email address separately from my survey responses for the purpose of sending reminders, inviting me to Round 2, responding to a withdrawal request, and maintaining study records.</w:t>
-      </w:r>
-    </w:p>
-    <w:p>
-      <w:pPr>
-        <w:pStyle w:val="Compact"/>
-        <w:numPr>
-          <w:ilvl w:val="0"/>
-          <w:numId w:val="1072"/>
-        </w:numPr>
-      </w:pPr>
-      <w:r>
-        <w:t xml:space="preserve">Yes</w:t>
-      </w:r>
-    </w:p>
-    <w:p>
-      <w:pPr>
-        <w:pStyle w:val="Compact"/>
-        <w:numPr>
-          <w:ilvl w:val="0"/>
-          <w:numId w:val="1072"/>
-        </w:numPr>
-      </w:pPr>
-      <w:r>
-        <w:t xml:space="preserve">No</w:t>
-      </w:r>
-    </w:p>
-    <w:p>
-      <w:pPr>
-        <w:pStyle w:val="Compact"/>
-        <w:numPr>
-          <w:ilvl w:val="0"/>
-          <w:numId w:val="1073"/>
-        </w:numPr>
-      </w:pPr>
-      <w:r>
-        <w:t xml:space="preserve">I consent to the use of a unique study identifier to link my Round-1 and Round-2 responses.</w:t>
-      </w:r>
-    </w:p>
-    <w:p>
-      <w:pPr>
-        <w:pStyle w:val="Compact"/>
-        <w:numPr>
-          <w:ilvl w:val="0"/>
-          <w:numId w:val="1074"/>
-        </w:numPr>
-      </w:pPr>
-      <w:r>
-        <w:t xml:space="preserve">Yes</w:t>
-      </w:r>
-    </w:p>
-    <w:p>
-      <w:pPr>
-        <w:pStyle w:val="Compact"/>
-        <w:numPr>
-          <w:ilvl w:val="0"/>
-          <w:numId w:val="1074"/>
-        </w:numPr>
-      </w:pPr>
-      <w:r>
-        <w:t xml:space="preserve">No</w:t>
-      </w:r>
-    </w:p>
-    <w:p>
-      <w:pPr>
-        <w:pStyle w:val="Compact"/>
-        <w:numPr>
-          <w:ilvl w:val="0"/>
-          <w:numId w:val="1075"/>
-        </w:numPr>
-      </w:pPr>
-      <w:r>
-        <w:t xml:space="preserve">I understand that my individual ratings and comments will not be shared with other participants, supervisors, institutional leaders, or advisory board members in identifiable form.</w:t>
-      </w:r>
-    </w:p>
-    <w:p>
-      <w:pPr>
-        <w:pStyle w:val="Compact"/>
-        <w:numPr>
-          <w:ilvl w:val="0"/>
-          <w:numId w:val="1076"/>
-        </w:numPr>
-      </w:pPr>
-      <w:r>
-        <w:t xml:space="preserve">Yes</w:t>
-      </w:r>
-    </w:p>
-    <w:p>
-      <w:pPr>
-        <w:pStyle w:val="Compact"/>
-        <w:numPr>
-          <w:ilvl w:val="0"/>
-          <w:numId w:val="1076"/>
-        </w:numPr>
-      </w:pPr>
-      <w:r>
-        <w:t xml:space="preserve">No</w:t>
-      </w:r>
-    </w:p>
-    <w:p>
-      <w:pPr>
-        <w:pStyle w:val="Compact"/>
-        <w:numPr>
-          <w:ilvl w:val="0"/>
-          <w:numId w:val="1077"/>
-        </w:numPr>
-      </w:pPr>
-      <w:r>
-        <w:t xml:space="preserve">I understand that the research team will report findings in aggregate form and will take reasonable steps to reduce the risk that I, my institution, or another person can be identified.</w:t>
-      </w:r>
-    </w:p>
-    <w:p>
-      <w:pPr>
-        <w:pStyle w:val="Compact"/>
-        <w:numPr>
-          <w:ilvl w:val="0"/>
-          <w:numId w:val="1078"/>
-        </w:numPr>
-      </w:pPr>
-      <w:r>
-        <w:t xml:space="preserve">Yes</w:t>
-      </w:r>
-    </w:p>
-    <w:p>
-      <w:pPr>
-        <w:pStyle w:val="Compact"/>
-        <w:numPr>
-          <w:ilvl w:val="0"/>
-          <w:numId w:val="1078"/>
-        </w:numPr>
-      </w:pPr>
-      <w:r>
-        <w:t xml:space="preserve">No</w:t>
-      </w:r>
-    </w:p>
-    <w:p>
-      <w:pPr>
-        <w:pStyle w:val="FirstParagraph"/>
-      </w:pPr>
-      <w:r>
-        <w:rPr>
-          <w:b/>
-          <w:bCs/>
-        </w:rPr>
-        <w:t xml:space="preserve">Consent for quotations</w:t>
-      </w:r>
-    </w:p>
-    <w:p>
-      <w:pPr>
-        <w:pStyle w:val="Compact"/>
-        <w:numPr>
-          <w:ilvl w:val="0"/>
-          <w:numId w:val="1079"/>
-        </w:numPr>
-      </w:pPr>
-      <w:r>
-        <w:t xml:space="preserve">I understand that I may provide optional free-text comments. I agree that de-identified and redacted excerpts from my comments may be used in study reports, publications, presentations, policy briefs, or group feedback materials.</w:t>
-      </w:r>
-    </w:p>
-    <w:p>
-      <w:pPr>
-        <w:pStyle w:val="Compact"/>
-        <w:numPr>
-          <w:ilvl w:val="0"/>
-          <w:numId w:val="1080"/>
-        </w:numPr>
-      </w:pPr>
-      <w:r>
-        <w:t xml:space="preserve">Yes</w:t>
-      </w:r>
-    </w:p>
-    <w:p>
-      <w:pPr>
-        <w:pStyle w:val="Compact"/>
-        <w:numPr>
-          <w:ilvl w:val="0"/>
-          <w:numId w:val="1080"/>
-        </w:numPr>
-      </w:pPr>
-      <w:r>
-        <w:t xml:space="preserve">No</w:t>
-      </w:r>
-    </w:p>
-    <w:p>
-      <w:pPr>
-        <w:pStyle w:val="Compact"/>
-        <w:numPr>
-          <w:ilvl w:val="0"/>
-          <w:numId w:val="1080"/>
-        </w:numPr>
-      </w:pPr>
-      <w:r>
-        <w:t xml:space="preserve">I do not plan to provide comments</w:t>
-      </w:r>
-    </w:p>
-    <w:p>
-      <w:pPr>
-        <w:pStyle w:val="FirstParagraph"/>
-      </w:pPr>
-      <w:r>
-        <w:t xml:space="preserve">If “No” is selected, the participant may still provide comments for internal item development only. Otherwise, the free-text field should be hidden or disabled for that participant.</w:t>
-      </w:r>
-    </w:p>
-    <w:p>
-      <w:pPr>
-        <w:pStyle w:val="BodyText"/>
-      </w:pPr>
-      <w:r>
-        <w:rPr>
-          <w:b/>
-          <w:bCs/>
-        </w:rPr>
-        <w:t xml:space="preserve">Consent for future use and data sharing</w:t>
-      </w:r>
-    </w:p>
-    <w:p>
-      <w:pPr>
-        <w:pStyle w:val="Compact"/>
-        <w:numPr>
-          <w:ilvl w:val="0"/>
-          <w:numId w:val="1081"/>
-        </w:numPr>
-      </w:pPr>
-      <w:r>
-        <w:t xml:space="preserve">I agree that de-identified numerical survey data may be used for future research related to medical research capacity, research quality, research waste, research education, supervision, or research policy, subject to ethics approval and institutional policy.</w:t>
-      </w:r>
-    </w:p>
-    <w:p>
-      <w:pPr>
-        <w:pStyle w:val="Compact"/>
-        <w:numPr>
-          <w:ilvl w:val="0"/>
-          <w:numId w:val="1082"/>
-        </w:numPr>
-      </w:pPr>
-      <w:r>
-        <w:t xml:space="preserve">Yes</w:t>
-      </w:r>
-    </w:p>
-    <w:p>
-      <w:pPr>
-        <w:pStyle w:val="Compact"/>
-        <w:numPr>
-          <w:ilvl w:val="0"/>
-          <w:numId w:val="1082"/>
-        </w:numPr>
-      </w:pPr>
-      <w:r>
-        <w:t xml:space="preserve">No</w:t>
-      </w:r>
-    </w:p>
-    <w:p>
-      <w:pPr>
-        <w:pStyle w:val="Compact"/>
-        <w:numPr>
-          <w:ilvl w:val="0"/>
-          <w:numId w:val="1083"/>
-        </w:numPr>
-      </w:pPr>
-      <w:r>
-        <w:t xml:space="preserve">I agree that de-identified numerical data, the questionnaire, and analytic code may be shared in a research repository, provided that information that could identify me, my institution, or another person is removed.</w:t>
-      </w:r>
-    </w:p>
-    <w:p>
-      <w:pPr>
-        <w:pStyle w:val="Compact"/>
-        <w:numPr>
-          <w:ilvl w:val="0"/>
-          <w:numId w:val="1084"/>
-        </w:numPr>
-      </w:pPr>
-      <w:r>
-        <w:t xml:space="preserve">Yes</w:t>
-      </w:r>
-    </w:p>
-    <w:p>
-      <w:pPr>
-        <w:pStyle w:val="Compact"/>
-        <w:numPr>
-          <w:ilvl w:val="0"/>
-          <w:numId w:val="1084"/>
-        </w:numPr>
-      </w:pPr>
-      <w:r>
-        <w:t xml:space="preserve">No</w:t>
-      </w:r>
-    </w:p>
-    <w:p>
-      <w:pPr>
-        <w:pStyle w:val="FirstParagraph"/>
-      </w:pPr>
-      <w:r>
-        <w:t xml:space="preserve">These optional decisions must not affect eligibility to participate in the main study.</w:t>
-      </w:r>
-    </w:p>
-    <w:p>
-      <w:pPr>
-        <w:pStyle w:val="BodyText"/>
-      </w:pPr>
-      <w:r>
-        <w:rPr>
-          <w:b/>
-          <w:bCs/>
-        </w:rPr>
-        <w:t xml:space="preserve">Confirmation</w:t>
-      </w:r>
-    </w:p>
-    <w:p>
-      <w:pPr>
-        <w:pStyle w:val="Compact"/>
-        <w:numPr>
-          <w:ilvl w:val="0"/>
-          <w:numId w:val="1085"/>
-        </w:numPr>
-      </w:pPr>
-      <w:r>
-        <w:t xml:space="preserve">By selecting “I agree” below, I confirm that I voluntarily consent to participate in this study.</w:t>
-      </w:r>
-    </w:p>
-    <w:p>
-      <w:pPr>
-        <w:pStyle w:val="Compact"/>
-        <w:numPr>
-          <w:ilvl w:val="0"/>
-          <w:numId w:val="1086"/>
-        </w:numPr>
-      </w:pPr>
-      <w:r>
         <w:t xml:space="preserve">I agree and wish to continue to the Round-1 questionnaire.</w:t>
       </w:r>
     </w:p>
@@ -7248,7 +6512,7 @@
         <w:pStyle w:val="Compact"/>
         <w:numPr>
           <w:ilvl w:val="0"/>
-          <w:numId w:val="1086"/>
+          <w:numId w:val="1051"/>
         </w:numPr>
       </w:pPr>
       <w:r>
@@ -7996,1451 +7260,6 @@
       </w:pPr>
     </w:lvl>
   </w:abstractNum>
-  <w:abstractNum w:abstractNumId="99412">
-    <w:nsid w:val="00A99412"/>
-    <w:multiLevelType w:val="multilevel"/>
-    <w:lvl w:ilvl="0">
-      <w:start w:val="2"/>
-      <w:numFmt w:val="decimal"/>
-      <w:lvlText w:val="%1."/>
-      <w:lvlJc w:val="left"/>
-      <w:pPr>
-        <w:ind w:left="720" w:hanging="360"/>
-      </w:pPr>
-    </w:lvl>
-    <w:lvl w:ilvl="1">
-      <w:start w:val="2"/>
-      <w:numFmt w:val="decimal"/>
-      <w:lvlText w:val="%2."/>
-      <w:lvlJc w:val="left"/>
-      <w:pPr>
-        <w:ind w:left="1440" w:hanging="360"/>
-      </w:pPr>
-    </w:lvl>
-    <w:lvl w:ilvl="2">
-      <w:start w:val="2"/>
-      <w:numFmt w:val="decimal"/>
-      <w:lvlText w:val="%3."/>
-      <w:lvlJc w:val="left"/>
-      <w:pPr>
-        <w:ind w:left="2160" w:hanging="360"/>
-      </w:pPr>
-    </w:lvl>
-    <w:lvl w:ilvl="3">
-      <w:start w:val="2"/>
-      <w:numFmt w:val="decimal"/>
-      <w:lvlText w:val="%4."/>
-      <w:lvlJc w:val="left"/>
-      <w:pPr>
-        <w:ind w:left="2880" w:hanging="360"/>
-      </w:pPr>
-    </w:lvl>
-    <w:lvl w:ilvl="4">
-      <w:start w:val="2"/>
-      <w:numFmt w:val="decimal"/>
-      <w:lvlText w:val="%5."/>
-      <w:lvlJc w:val="left"/>
-      <w:pPr>
-        <w:ind w:left="3600" w:hanging="360"/>
-      </w:pPr>
-    </w:lvl>
-    <w:lvl w:ilvl="5">
-      <w:start w:val="2"/>
-      <w:numFmt w:val="decimal"/>
-      <w:lvlText w:val="%6."/>
-      <w:lvlJc w:val="left"/>
-      <w:pPr>
-        <w:ind w:left="4320" w:hanging="360"/>
-      </w:pPr>
-    </w:lvl>
-    <w:lvl w:ilvl="6">
-      <w:start w:val="2"/>
-      <w:numFmt w:val="decimal"/>
-      <w:lvlText w:val="%7."/>
-      <w:lvlJc w:val="left"/>
-      <w:pPr>
-        <w:ind w:left="5040" w:hanging="360"/>
-      </w:pPr>
-    </w:lvl>
-    <w:lvl w:ilvl="7">
-      <w:start w:val="2"/>
-      <w:numFmt w:val="decimal"/>
-      <w:lvlText w:val="%8."/>
-      <w:lvlJc w:val="left"/>
-      <w:pPr>
-        <w:ind w:left="5760" w:hanging="360"/>
-      </w:pPr>
-    </w:lvl>
-    <w:lvl w:ilvl="8">
-      <w:start w:val="2"/>
-      <w:numFmt w:val="decimal"/>
-      <w:lvlText w:val="%9."/>
-      <w:lvlJc w:val="left"/>
-      <w:pPr>
-        <w:ind w:left="6480" w:hanging="360"/>
-      </w:pPr>
-    </w:lvl>
-  </w:abstractNum>
-  <w:abstractNum w:abstractNumId="99413">
-    <w:nsid w:val="00A99413"/>
-    <w:multiLevelType w:val="multilevel"/>
-    <w:lvl w:ilvl="0">
-      <w:start w:val="3"/>
-      <w:numFmt w:val="decimal"/>
-      <w:lvlText w:val="%1."/>
-      <w:lvlJc w:val="left"/>
-      <w:pPr>
-        <w:ind w:left="720" w:hanging="360"/>
-      </w:pPr>
-    </w:lvl>
-    <w:lvl w:ilvl="1">
-      <w:start w:val="3"/>
-      <w:numFmt w:val="decimal"/>
-      <w:lvlText w:val="%2."/>
-      <w:lvlJc w:val="left"/>
-      <w:pPr>
-        <w:ind w:left="1440" w:hanging="360"/>
-      </w:pPr>
-    </w:lvl>
-    <w:lvl w:ilvl="2">
-      <w:start w:val="3"/>
-      <w:numFmt w:val="decimal"/>
-      <w:lvlText w:val="%3."/>
-      <w:lvlJc w:val="left"/>
-      <w:pPr>
-        <w:ind w:left="2160" w:hanging="360"/>
-      </w:pPr>
-    </w:lvl>
-    <w:lvl w:ilvl="3">
-      <w:start w:val="3"/>
-      <w:numFmt w:val="decimal"/>
-      <w:lvlText w:val="%4."/>
-      <w:lvlJc w:val="left"/>
-      <w:pPr>
-        <w:ind w:left="2880" w:hanging="360"/>
-      </w:pPr>
-    </w:lvl>
-    <w:lvl w:ilvl="4">
-      <w:start w:val="3"/>
-      <w:numFmt w:val="decimal"/>
-      <w:lvlText w:val="%5."/>
-      <w:lvlJc w:val="left"/>
-      <w:pPr>
-        <w:ind w:left="3600" w:hanging="360"/>
-      </w:pPr>
-    </w:lvl>
-    <w:lvl w:ilvl="5">
-      <w:start w:val="3"/>
-      <w:numFmt w:val="decimal"/>
-      <w:lvlText w:val="%6."/>
-      <w:lvlJc w:val="left"/>
-      <w:pPr>
-        <w:ind w:left="4320" w:hanging="360"/>
-      </w:pPr>
-    </w:lvl>
-    <w:lvl w:ilvl="6">
-      <w:start w:val="3"/>
-      <w:numFmt w:val="decimal"/>
-      <w:lvlText w:val="%7."/>
-      <w:lvlJc w:val="left"/>
-      <w:pPr>
-        <w:ind w:left="5040" w:hanging="360"/>
-      </w:pPr>
-    </w:lvl>
-    <w:lvl w:ilvl="7">
-      <w:start w:val="3"/>
-      <w:numFmt w:val="decimal"/>
-      <w:lvlText w:val="%8."/>
-      <w:lvlJc w:val="left"/>
-      <w:pPr>
-        <w:ind w:left="5760" w:hanging="360"/>
-      </w:pPr>
-    </w:lvl>
-    <w:lvl w:ilvl="8">
-      <w:start w:val="3"/>
-      <w:numFmt w:val="decimal"/>
-      <w:lvlText w:val="%9."/>
-      <w:lvlJc w:val="left"/>
-      <w:pPr>
-        <w:ind w:left="6480" w:hanging="360"/>
-      </w:pPr>
-    </w:lvl>
-  </w:abstractNum>
-  <w:abstractNum w:abstractNumId="99414">
-    <w:nsid w:val="00A99414"/>
-    <w:multiLevelType w:val="multilevel"/>
-    <w:lvl w:ilvl="0">
-      <w:start w:val="4"/>
-      <w:numFmt w:val="decimal"/>
-      <w:lvlText w:val="%1."/>
-      <w:lvlJc w:val="left"/>
-      <w:pPr>
-        <w:ind w:left="720" w:hanging="360"/>
-      </w:pPr>
-    </w:lvl>
-    <w:lvl w:ilvl="1">
-      <w:start w:val="4"/>
-      <w:numFmt w:val="decimal"/>
-      <w:lvlText w:val="%2."/>
-      <w:lvlJc w:val="left"/>
-      <w:pPr>
-        <w:ind w:left="1440" w:hanging="360"/>
-      </w:pPr>
-    </w:lvl>
-    <w:lvl w:ilvl="2">
-      <w:start w:val="4"/>
-      <w:numFmt w:val="decimal"/>
-      <w:lvlText w:val="%3."/>
-      <w:lvlJc w:val="left"/>
-      <w:pPr>
-        <w:ind w:left="2160" w:hanging="360"/>
-      </w:pPr>
-    </w:lvl>
-    <w:lvl w:ilvl="3">
-      <w:start w:val="4"/>
-      <w:numFmt w:val="decimal"/>
-      <w:lvlText w:val="%4."/>
-      <w:lvlJc w:val="left"/>
-      <w:pPr>
-        <w:ind w:left="2880" w:hanging="360"/>
-      </w:pPr>
-    </w:lvl>
-    <w:lvl w:ilvl="4">
-      <w:start w:val="4"/>
-      <w:numFmt w:val="decimal"/>
-      <w:lvlText w:val="%5."/>
-      <w:lvlJc w:val="left"/>
-      <w:pPr>
-        <w:ind w:left="3600" w:hanging="360"/>
-      </w:pPr>
-    </w:lvl>
-    <w:lvl w:ilvl="5">
-      <w:start w:val="4"/>
-      <w:numFmt w:val="decimal"/>
-      <w:lvlText w:val="%6."/>
-      <w:lvlJc w:val="left"/>
-      <w:pPr>
-        <w:ind w:left="4320" w:hanging="360"/>
-      </w:pPr>
-    </w:lvl>
-    <w:lvl w:ilvl="6">
-      <w:start w:val="4"/>
-      <w:numFmt w:val="decimal"/>
-      <w:lvlText w:val="%7."/>
-      <w:lvlJc w:val="left"/>
-      <w:pPr>
-        <w:ind w:left="5040" w:hanging="360"/>
-      </w:pPr>
-    </w:lvl>
-    <w:lvl w:ilvl="7">
-      <w:start w:val="4"/>
-      <w:numFmt w:val="decimal"/>
-      <w:lvlText w:val="%8."/>
-      <w:lvlJc w:val="left"/>
-      <w:pPr>
-        <w:ind w:left="5760" w:hanging="360"/>
-      </w:pPr>
-    </w:lvl>
-    <w:lvl w:ilvl="8">
-      <w:start w:val="4"/>
-      <w:numFmt w:val="decimal"/>
-      <w:lvlText w:val="%9."/>
-      <w:lvlJc w:val="left"/>
-      <w:pPr>
-        <w:ind w:left="6480" w:hanging="360"/>
-      </w:pPr>
-    </w:lvl>
-  </w:abstractNum>
-  <w:abstractNum w:abstractNumId="99415">
-    <w:nsid w:val="00A99415"/>
-    <w:multiLevelType w:val="multilevel"/>
-    <w:lvl w:ilvl="0">
-      <w:start w:val="5"/>
-      <w:numFmt w:val="decimal"/>
-      <w:lvlText w:val="%1."/>
-      <w:lvlJc w:val="left"/>
-      <w:pPr>
-        <w:ind w:left="720" w:hanging="360"/>
-      </w:pPr>
-    </w:lvl>
-    <w:lvl w:ilvl="1">
-      <w:start w:val="5"/>
-      <w:numFmt w:val="decimal"/>
-      <w:lvlText w:val="%2."/>
-      <w:lvlJc w:val="left"/>
-      <w:pPr>
-        <w:ind w:left="1440" w:hanging="360"/>
-      </w:pPr>
-    </w:lvl>
-    <w:lvl w:ilvl="2">
-      <w:start w:val="5"/>
-      <w:numFmt w:val="decimal"/>
-      <w:lvlText w:val="%3."/>
-      <w:lvlJc w:val="left"/>
-      <w:pPr>
-        <w:ind w:left="2160" w:hanging="360"/>
-      </w:pPr>
-    </w:lvl>
-    <w:lvl w:ilvl="3">
-      <w:start w:val="5"/>
-      <w:numFmt w:val="decimal"/>
-      <w:lvlText w:val="%4."/>
-      <w:lvlJc w:val="left"/>
-      <w:pPr>
-        <w:ind w:left="2880" w:hanging="360"/>
-      </w:pPr>
-    </w:lvl>
-    <w:lvl w:ilvl="4">
-      <w:start w:val="5"/>
-      <w:numFmt w:val="decimal"/>
-      <w:lvlText w:val="%5."/>
-      <w:lvlJc w:val="left"/>
-      <w:pPr>
-        <w:ind w:left="3600" w:hanging="360"/>
-      </w:pPr>
-    </w:lvl>
-    <w:lvl w:ilvl="5">
-      <w:start w:val="5"/>
-      <w:numFmt w:val="decimal"/>
-      <w:lvlText w:val="%6."/>
-      <w:lvlJc w:val="left"/>
-      <w:pPr>
-        <w:ind w:left="4320" w:hanging="360"/>
-      </w:pPr>
-    </w:lvl>
-    <w:lvl w:ilvl="6">
-      <w:start w:val="5"/>
-      <w:numFmt w:val="decimal"/>
-      <w:lvlText w:val="%7."/>
-      <w:lvlJc w:val="left"/>
-      <w:pPr>
-        <w:ind w:left="5040" w:hanging="360"/>
-      </w:pPr>
-    </w:lvl>
-    <w:lvl w:ilvl="7">
-      <w:start w:val="5"/>
-      <w:numFmt w:val="decimal"/>
-      <w:lvlText w:val="%8."/>
-      <w:lvlJc w:val="left"/>
-      <w:pPr>
-        <w:ind w:left="5760" w:hanging="360"/>
-      </w:pPr>
-    </w:lvl>
-    <w:lvl w:ilvl="8">
-      <w:start w:val="5"/>
-      <w:numFmt w:val="decimal"/>
-      <w:lvlText w:val="%9."/>
-      <w:lvlJc w:val="left"/>
-      <w:pPr>
-        <w:ind w:left="6480" w:hanging="360"/>
-      </w:pPr>
-    </w:lvl>
-  </w:abstractNum>
-  <w:abstractNum w:abstractNumId="99416">
-    <w:nsid w:val="00A99416"/>
-    <w:multiLevelType w:val="multilevel"/>
-    <w:lvl w:ilvl="0">
-      <w:start w:val="6"/>
-      <w:numFmt w:val="decimal"/>
-      <w:lvlText w:val="%1."/>
-      <w:lvlJc w:val="left"/>
-      <w:pPr>
-        <w:ind w:left="720" w:hanging="360"/>
-      </w:pPr>
-    </w:lvl>
-    <w:lvl w:ilvl="1">
-      <w:start w:val="6"/>
-      <w:numFmt w:val="decimal"/>
-      <w:lvlText w:val="%2."/>
-      <w:lvlJc w:val="left"/>
-      <w:pPr>
-        <w:ind w:left="1440" w:hanging="360"/>
-      </w:pPr>
-    </w:lvl>
-    <w:lvl w:ilvl="2">
-      <w:start w:val="6"/>
-      <w:numFmt w:val="decimal"/>
-      <w:lvlText w:val="%3."/>
-      <w:lvlJc w:val="left"/>
-      <w:pPr>
-        <w:ind w:left="2160" w:hanging="360"/>
-      </w:pPr>
-    </w:lvl>
-    <w:lvl w:ilvl="3">
-      <w:start w:val="6"/>
-      <w:numFmt w:val="decimal"/>
-      <w:lvlText w:val="%4."/>
-      <w:lvlJc w:val="left"/>
-      <w:pPr>
-        <w:ind w:left="2880" w:hanging="360"/>
-      </w:pPr>
-    </w:lvl>
-    <w:lvl w:ilvl="4">
-      <w:start w:val="6"/>
-      <w:numFmt w:val="decimal"/>
-      <w:lvlText w:val="%5."/>
-      <w:lvlJc w:val="left"/>
-      <w:pPr>
-        <w:ind w:left="3600" w:hanging="360"/>
-      </w:pPr>
-    </w:lvl>
-    <w:lvl w:ilvl="5">
-      <w:start w:val="6"/>
-      <w:numFmt w:val="decimal"/>
-      <w:lvlText w:val="%6."/>
-      <w:lvlJc w:val="left"/>
-      <w:pPr>
-        <w:ind w:left="4320" w:hanging="360"/>
-      </w:pPr>
-    </w:lvl>
-    <w:lvl w:ilvl="6">
-      <w:start w:val="6"/>
-      <w:numFmt w:val="decimal"/>
-      <w:lvlText w:val="%7."/>
-      <w:lvlJc w:val="left"/>
-      <w:pPr>
-        <w:ind w:left="5040" w:hanging="360"/>
-      </w:pPr>
-    </w:lvl>
-    <w:lvl w:ilvl="7">
-      <w:start w:val="6"/>
-      <w:numFmt w:val="decimal"/>
-      <w:lvlText w:val="%8."/>
-      <w:lvlJc w:val="left"/>
-      <w:pPr>
-        <w:ind w:left="5760" w:hanging="360"/>
-      </w:pPr>
-    </w:lvl>
-    <w:lvl w:ilvl="8">
-      <w:start w:val="6"/>
-      <w:numFmt w:val="decimal"/>
-      <w:lvlText w:val="%9."/>
-      <w:lvlJc w:val="left"/>
-      <w:pPr>
-        <w:ind w:left="6480" w:hanging="360"/>
-      </w:pPr>
-    </w:lvl>
-  </w:abstractNum>
-  <w:abstractNum w:abstractNumId="99417">
-    <w:nsid w:val="00A99417"/>
-    <w:multiLevelType w:val="multilevel"/>
-    <w:lvl w:ilvl="0">
-      <w:start w:val="7"/>
-      <w:numFmt w:val="decimal"/>
-      <w:lvlText w:val="%1."/>
-      <w:lvlJc w:val="left"/>
-      <w:pPr>
-        <w:ind w:left="720" w:hanging="360"/>
-      </w:pPr>
-    </w:lvl>
-    <w:lvl w:ilvl="1">
-      <w:start w:val="7"/>
-      <w:numFmt w:val="decimal"/>
-      <w:lvlText w:val="%2."/>
-      <w:lvlJc w:val="left"/>
-      <w:pPr>
-        <w:ind w:left="1440" w:hanging="360"/>
-      </w:pPr>
-    </w:lvl>
-    <w:lvl w:ilvl="2">
-      <w:start w:val="7"/>
-      <w:numFmt w:val="decimal"/>
-      <w:lvlText w:val="%3."/>
-      <w:lvlJc w:val="left"/>
-      <w:pPr>
-        <w:ind w:left="2160" w:hanging="360"/>
-      </w:pPr>
-    </w:lvl>
-    <w:lvl w:ilvl="3">
-      <w:start w:val="7"/>
-      <w:numFmt w:val="decimal"/>
-      <w:lvlText w:val="%4."/>
-      <w:lvlJc w:val="left"/>
-      <w:pPr>
-        <w:ind w:left="2880" w:hanging="360"/>
-      </w:pPr>
-    </w:lvl>
-    <w:lvl w:ilvl="4">
-      <w:start w:val="7"/>
-      <w:numFmt w:val="decimal"/>
-      <w:lvlText w:val="%5."/>
-      <w:lvlJc w:val="left"/>
-      <w:pPr>
-        <w:ind w:left="3600" w:hanging="360"/>
-      </w:pPr>
-    </w:lvl>
-    <w:lvl w:ilvl="5">
-      <w:start w:val="7"/>
-      <w:numFmt w:val="decimal"/>
-      <w:lvlText w:val="%6."/>
-      <w:lvlJc w:val="left"/>
-      <w:pPr>
-        <w:ind w:left="4320" w:hanging="360"/>
-      </w:pPr>
-    </w:lvl>
-    <w:lvl w:ilvl="6">
-      <w:start w:val="7"/>
-      <w:numFmt w:val="decimal"/>
-      <w:lvlText w:val="%7."/>
-      <w:lvlJc w:val="left"/>
-      <w:pPr>
-        <w:ind w:left="5040" w:hanging="360"/>
-      </w:pPr>
-    </w:lvl>
-    <w:lvl w:ilvl="7">
-      <w:start w:val="7"/>
-      <w:numFmt w:val="decimal"/>
-      <w:lvlText w:val="%8."/>
-      <w:lvlJc w:val="left"/>
-      <w:pPr>
-        <w:ind w:left="5760" w:hanging="360"/>
-      </w:pPr>
-    </w:lvl>
-    <w:lvl w:ilvl="8">
-      <w:start w:val="7"/>
-      <w:numFmt w:val="decimal"/>
-      <w:lvlText w:val="%9."/>
-      <w:lvlJc w:val="left"/>
-      <w:pPr>
-        <w:ind w:left="6480" w:hanging="360"/>
-      </w:pPr>
-    </w:lvl>
-  </w:abstractNum>
-  <w:abstractNum w:abstractNumId="99418">
-    <w:nsid w:val="00A99418"/>
-    <w:multiLevelType w:val="multilevel"/>
-    <w:lvl w:ilvl="0">
-      <w:start w:val="8"/>
-      <w:numFmt w:val="decimal"/>
-      <w:lvlText w:val="%1."/>
-      <w:lvlJc w:val="left"/>
-      <w:pPr>
-        <w:ind w:left="720" w:hanging="360"/>
-      </w:pPr>
-    </w:lvl>
-    <w:lvl w:ilvl="1">
-      <w:start w:val="8"/>
-      <w:numFmt w:val="decimal"/>
-      <w:lvlText w:val="%2."/>
-      <w:lvlJc w:val="left"/>
-      <w:pPr>
-        <w:ind w:left="1440" w:hanging="360"/>
-      </w:pPr>
-    </w:lvl>
-    <w:lvl w:ilvl="2">
-      <w:start w:val="8"/>
-      <w:numFmt w:val="decimal"/>
-      <w:lvlText w:val="%3."/>
-      <w:lvlJc w:val="left"/>
-      <w:pPr>
-        <w:ind w:left="2160" w:hanging="360"/>
-      </w:pPr>
-    </w:lvl>
-    <w:lvl w:ilvl="3">
-      <w:start w:val="8"/>
-      <w:numFmt w:val="decimal"/>
-      <w:lvlText w:val="%4."/>
-      <w:lvlJc w:val="left"/>
-      <w:pPr>
-        <w:ind w:left="2880" w:hanging="360"/>
-      </w:pPr>
-    </w:lvl>
-    <w:lvl w:ilvl="4">
-      <w:start w:val="8"/>
-      <w:numFmt w:val="decimal"/>
-      <w:lvlText w:val="%5."/>
-      <w:lvlJc w:val="left"/>
-      <w:pPr>
-        <w:ind w:left="3600" w:hanging="360"/>
-      </w:pPr>
-    </w:lvl>
-    <w:lvl w:ilvl="5">
-      <w:start w:val="8"/>
-      <w:numFmt w:val="decimal"/>
-      <w:lvlText w:val="%6."/>
-      <w:lvlJc w:val="left"/>
-      <w:pPr>
-        <w:ind w:left="4320" w:hanging="360"/>
-      </w:pPr>
-    </w:lvl>
-    <w:lvl w:ilvl="6">
-      <w:start w:val="8"/>
-      <w:numFmt w:val="decimal"/>
-      <w:lvlText w:val="%7."/>
-      <w:lvlJc w:val="left"/>
-      <w:pPr>
-        <w:ind w:left="5040" w:hanging="360"/>
-      </w:pPr>
-    </w:lvl>
-    <w:lvl w:ilvl="7">
-      <w:start w:val="8"/>
-      <w:numFmt w:val="decimal"/>
-      <w:lvlText w:val="%8."/>
-      <w:lvlJc w:val="left"/>
-      <w:pPr>
-        <w:ind w:left="5760" w:hanging="360"/>
-      </w:pPr>
-    </w:lvl>
-    <w:lvl w:ilvl="8">
-      <w:start w:val="8"/>
-      <w:numFmt w:val="decimal"/>
-      <w:lvlText w:val="%9."/>
-      <w:lvlJc w:val="left"/>
-      <w:pPr>
-        <w:ind w:left="6480" w:hanging="360"/>
-      </w:pPr>
-    </w:lvl>
-  </w:abstractNum>
-  <w:abstractNum w:abstractNumId="99419">
-    <w:nsid w:val="00A99419"/>
-    <w:multiLevelType w:val="multilevel"/>
-    <w:lvl w:ilvl="0">
-      <w:start w:val="9"/>
-      <w:numFmt w:val="decimal"/>
-